--- a/ech-0294_actors/output/ech-0294_actors_en.docx
+++ b/ech-0294_actors/output/ech-0294_actors_en.docx
@@ -13,37 +13,37 @@
         <w:t xml:space="preserve"> </w:t>
       </w:r>
       <w:r>
-        <w:t xml:space="preserve">Politische</w:t>
+        <w:t xml:space="preserve">Political</w:t>
       </w:r>
       <w:r>
         <w:t xml:space="preserve"> </w:t>
       </w:r>
       <w:r>
-        <w:t xml:space="preserve">Akteure:</w:t>
+        <w:t xml:space="preserve">Actors:</w:t>
       </w:r>
       <w:r>
         <w:t xml:space="preserve"> </w:t>
       </w:r>
       <w:r>
-        <w:t xml:space="preserve">Personen,</w:t>
+        <w:t xml:space="preserve">Persons,</w:t>
       </w:r>
       <w:r>
         <w:t xml:space="preserve"> </w:t>
       </w:r>
       <w:r>
-        <w:t xml:space="preserve">Gruppen</w:t>
+        <w:t xml:space="preserve">Groups</w:t>
       </w:r>
       <w:r>
         <w:t xml:space="preserve"> </w:t>
       </w:r>
       <w:r>
-        <w:t xml:space="preserve">und</w:t>
+        <w:t xml:space="preserve">and</w:t>
       </w:r>
       <w:r>
         <w:t xml:space="preserve"> </w:t>
       </w:r>
       <w:r>
-        <w:t xml:space="preserve">Organe</w:t>
+        <w:t xml:space="preserve">Bodies</w:t>
       </w:r>
     </w:p>
     <w:tbl>
@@ -89,7 +89,7 @@
                 <w:bCs/>
                 <w:b/>
               </w:rPr>
-              <w:t xml:space="preserve">Politische Akteure: Personen, Gruppen und Organe</w:t>
+              <w:t xml:space="preserve">Political Actors: Persons, Groups and Bodies</w:t>
             </w:r>
           </w:p>
         </w:tc>
@@ -107,7 +107,7 @@
                 <w:bCs/>
                 <w:b/>
               </w:rPr>
-              <w:t xml:space="preserve">eCH-Nummer</w:t>
+              <w:t xml:space="preserve">eCH number</w:t>
             </w:r>
           </w:p>
         </w:tc>
@@ -137,19 +137,19 @@
                 <w:bCs/>
                 <w:b/>
               </w:rPr>
-              <w:t xml:space="preserve">Kategorie</w:t>
-            </w:r>
-          </w:p>
-        </w:tc>
-        <w:tc>
-          <w:tcPr/>
-          <w:p>
-            <w:pPr>
-              <w:pStyle w:val="Compact"/>
-              <w:jc w:val="left"/>
-            </w:pPr>
-            <w:r>
-              <w:t xml:space="preserve">Entwurf</w:t>
+              <w:t xml:space="preserve">Category</w:t>
+            </w:r>
+          </w:p>
+        </w:tc>
+        <w:tc>
+          <w:tcPr/>
+          <w:p>
+            <w:pPr>
+              <w:pStyle w:val="Compact"/>
+              <w:jc w:val="left"/>
+            </w:pPr>
+            <w:r>
+              <w:t xml:space="preserve">Draft</w:t>
             </w:r>
           </w:p>
         </w:tc>
@@ -167,19 +167,19 @@
                 <w:bCs/>
                 <w:b/>
               </w:rPr>
-              <w:t xml:space="preserve">Reifegrad</w:t>
-            </w:r>
-          </w:p>
-        </w:tc>
-        <w:tc>
-          <w:tcPr/>
-          <w:p>
-            <w:pPr>
-              <w:pStyle w:val="Compact"/>
-              <w:jc w:val="left"/>
-            </w:pPr>
-            <w:r>
-              <w:t xml:space="preserve">Fachgruppen interner Review</w:t>
+              <w:t xml:space="preserve">Maturity level</w:t>
+            </w:r>
+          </w:p>
+        </w:tc>
+        <w:tc>
+          <w:tcPr/>
+          <w:p>
+            <w:pPr>
+              <w:pStyle w:val="Compact"/>
+              <w:jc w:val="left"/>
+            </w:pPr>
+            <w:r>
+              <w:t xml:space="preserve">Specialist group internal review</w:t>
             </w:r>
           </w:p>
         </w:tc>
@@ -253,7 +253,7 @@
                 <w:bCs/>
                 <w:b/>
               </w:rPr>
-              <w:t xml:space="preserve">Beschluss am</w:t>
+              <w:t xml:space="preserve">Adopted on</w:t>
             </w:r>
           </w:p>
         </w:tc>
@@ -279,7 +279,7 @@
                 <w:bCs/>
                 <w:b/>
               </w:rPr>
-              <w:t xml:space="preserve">Ausgabedatum</w:t>
+              <w:t xml:space="preserve">Issue date</w:t>
             </w:r>
           </w:p>
         </w:tc>
@@ -305,7 +305,7 @@
                 <w:bCs/>
                 <w:b/>
               </w:rPr>
-              <w:t xml:space="preserve">Ersetzt Version</w:t>
+              <w:t xml:space="preserve">Replaces version</w:t>
             </w:r>
           </w:p>
         </w:tc>
@@ -335,19 +335,19 @@
                 <w:bCs/>
                 <w:b/>
               </w:rPr>
-              <w:t xml:space="preserve">Voraussetzungen</w:t>
-            </w:r>
-          </w:p>
-        </w:tc>
-        <w:tc>
-          <w:tcPr/>
-          <w:p>
-            <w:pPr>
-              <w:pStyle w:val="Compact"/>
-              <w:jc w:val="left"/>
-            </w:pPr>
-            <w:r>
-              <w:t xml:space="preserve">eCH-0292 (Gemeinsame Datenelemente)</w:t>
+              <w:t xml:space="preserve">Prerequisites</w:t>
+            </w:r>
+          </w:p>
+        </w:tc>
+        <w:tc>
+          <w:tcPr/>
+          <w:p>
+            <w:pPr>
+              <w:pStyle w:val="Compact"/>
+              <w:jc w:val="left"/>
+            </w:pPr>
+            <w:r>
+              <w:t xml:space="preserve">eCH-0292 (Common Data Elements)</w:t>
             </w:r>
           </w:p>
         </w:tc>
@@ -365,7 +365,7 @@
                 <w:bCs/>
                 <w:b/>
               </w:rPr>
-              <w:t xml:space="preserve">Beilagen</w:t>
+              <w:t xml:space="preserve">Annexes</w:t>
             </w:r>
           </w:p>
         </w:tc>
@@ -395,19 +395,19 @@
                 <w:bCs/>
                 <w:b/>
               </w:rPr>
-              <w:t xml:space="preserve">Sprachen</w:t>
-            </w:r>
-          </w:p>
-        </w:tc>
-        <w:tc>
-          <w:tcPr/>
-          <w:p>
-            <w:pPr>
-              <w:pStyle w:val="Compact"/>
-              <w:jc w:val="left"/>
-            </w:pPr>
-            <w:r>
-              <w:t xml:space="preserve">Deutsch (Original) - English (Datamodel)</w:t>
+              <w:t xml:space="preserve">Languages</w:t>
+            </w:r>
+          </w:p>
+        </w:tc>
+        <w:tc>
+          <w:tcPr/>
+          <w:p>
+            <w:pPr>
+              <w:pStyle w:val="Compact"/>
+              <w:jc w:val="left"/>
+            </w:pPr>
+            <w:r>
+              <w:t xml:space="preserve">German (original) - English (data model)</w:t>
             </w:r>
           </w:p>
         </w:tc>
@@ -425,19 +425,19 @@
                 <w:bCs/>
                 <w:b/>
               </w:rPr>
-              <w:t xml:space="preserve">Autoren</w:t>
-            </w:r>
-          </w:p>
-        </w:tc>
-        <w:tc>
-          <w:tcPr/>
-          <w:p>
-            <w:pPr>
-              <w:pStyle w:val="Compact"/>
-              <w:jc w:val="left"/>
-            </w:pPr>
-            <w:r>
-              <w:t xml:space="preserve">Fachgruppe politische Geschäfte: Julie Silberstein, Laurence Brandenberger, Daniela Koller, Thomas Roth, Stefan Oderbolz, Fabian Davolio, Orhan Saeedi, Christian Gutknecht, Michael Luggen</w:t>
+              <w:t xml:space="preserve">Authors</w:t>
+            </w:r>
+          </w:p>
+        </w:tc>
+        <w:tc>
+          <w:tcPr/>
+          <w:p>
+            <w:pPr>
+              <w:pStyle w:val="Compact"/>
+              <w:jc w:val="left"/>
+            </w:pPr>
+            <w:r>
+              <w:t xml:space="preserve">Specialist group political affairs: Julie Silberstein, Laurence Brandenberger, Daniela Koller, Thomas Roth, Stefan Oderbolz, Fabian Davolio, Orhan Saeedi, Christian Gutknecht, Michael Luggen</w:t>
             </w:r>
           </w:p>
         </w:tc>
@@ -455,19 +455,19 @@
                 <w:bCs/>
                 <w:b/>
               </w:rPr>
-              <w:t xml:space="preserve">Herausgeber / Vertrieb</w:t>
-            </w:r>
-          </w:p>
-        </w:tc>
-        <w:tc>
-          <w:tcPr/>
-          <w:p>
-            <w:pPr>
-              <w:pStyle w:val="Compact"/>
-              <w:jc w:val="left"/>
-            </w:pPr>
-            <w:r>
-              <w:t xml:space="preserve">Verein eCH,</w:t>
+              <w:t xml:space="preserve">Publisher / Distribution</w:t>
+            </w:r>
+          </w:p>
+        </w:tc>
+        <w:tc>
+          <w:tcPr/>
+          <w:p>
+            <w:pPr>
+              <w:pStyle w:val="Compact"/>
+              <w:jc w:val="left"/>
+            </w:pPr>
+            <w:r>
+              <w:t xml:space="preserve">eCH Association,</w:t>
             </w:r>
             <w:r>
               <w:t xml:space="preserve"> </w:t>
@@ -489,13 +489,13 @@
         <w:br w:type="page"/>
       </w:r>
     </w:p>
-    <w:bookmarkStart w:id="21" w:name="abstrakt"/>
+    <w:bookmarkStart w:id="21" w:name="abstract"/>
     <w:p>
       <w:pPr>
         <w:pStyle w:val="berschrift1"/>
       </w:pPr>
       <w:r>
-        <w:t xml:space="preserve">Abstrakt</w:t>
+        <w:t xml:space="preserve">Abstract</w:t>
       </w:r>
     </w:p>
     <w:p>
@@ -503,7 +503,25 @@
         <w:pStyle w:val="FirstParagraph"/>
       </w:pPr>
       <w:r>
-        <w:t xml:space="preserve">Der Entwurf eCH-0294 „Politische Akteure: Personen, Gruppen und Organe“ definiert ein einheitliches Datenmodell zur strukturierten Publikation politischer Akteure in der Schweiz. Er umfasst natürliche Personen, politische Gruppen und Organe, Mitgliedschaften zwischen Personen und Gruppen sowie Interessenbindungen. Ziel ist es, föderal übergreifend vergleichbare, maschinenlesbare und nachnutzbare Informationen bereitzustellen, um Transparenz, Nachvollziehbarkeit und Analysefähigkeit politischer Prozesse zu verbessern.</w:t>
+        <w:t xml:space="preserve">The draft eCH-0294</w:t>
+      </w:r>
+      <w:r>
+        <w:t xml:space="preserve"> </w:t>
+      </w:r>
+      <w:r>
+        <w:t xml:space="preserve">“</w:t>
+      </w:r>
+      <w:r>
+        <w:t xml:space="preserve">Political Actors: Persons, Groups and Bodies</w:t>
+      </w:r>
+      <w:r>
+        <w:t xml:space="preserve">”</w:t>
+      </w:r>
+      <w:r>
+        <w:t xml:space="preserve"> </w:t>
+      </w:r>
+      <w:r>
+        <w:t xml:space="preserve">defines a uniform data model for the structured publication of political actors in Switzerland. It covers natural persons, political groups and bodies, memberships between persons and groups, as well as interest links. The aim is to provide comparable, machine-readable and reusable information across all federal levels in order to improve the transparency, traceability and analytical capability of political processes.</w:t>
       </w:r>
     </w:p>
     <w:p>
@@ -511,7 +529,7 @@
         <w:pStyle w:val="Textkrper"/>
       </w:pPr>
       <w:r>
-        <w:t xml:space="preserve">Der Standard richtet sich an öffentliche Stellen aller Staatsebenen, politische Akteure, Medien, Forschung und Öffentlichkeit und schafft eine Grundlage für interoperable politische Informationssysteme in der Schweiz.</w:t>
+        <w:t xml:space="preserve">The standard is aimed at public bodies at all levels of government, political actors, the media, research and the general public, and it creates a foundation for interoperable political information systems in Switzerland.</w:t>
       </w:r>
     </w:p>
     <w:p>
@@ -520,13 +538,13 @@
       </w:r>
     </w:p>
     <w:bookmarkEnd w:id="21"/>
-    <w:bookmarkStart w:id="22" w:name="inhaltsverzeichnis"/>
+    <w:bookmarkStart w:id="22" w:name="table-of-contents"/>
     <w:p>
       <w:pPr>
         <w:pStyle w:val="berschrift1"/>
       </w:pPr>
       <w:r>
-        <w:t xml:space="preserve">Inhaltsverzeichnis</w:t>
+        <w:t xml:space="preserve">Table of Contents</w:t>
       </w:r>
     </w:p>
     <w:p>
@@ -534,13 +552,13 @@
         <w:fldChar w:fldCharType="begin" w:dirty="true"/>
       </w:r>
       <w:r>
-        <w:instrText xml:space="preserve"> TOC \o "1-3" \h \z \u </w:instrText>
+        <w:instrText xml:space="preserve"> TOC \o "1-2" \h \z \u </w:instrText>
       </w:r>
       <w:r>
         <w:fldChar w:fldCharType="separate"/>
       </w:r>
       <w:r>
-        <w:t>Rechtsklick &gt; „Felder aktualisieren“, um das Inhaltsverzeichnis zu erzeugen.</w:t>
+        <w:t>Right-click &gt; "Update field" to generate the table of contents.</w:t>
       </w:r>
       <w:r>
         <w:fldChar w:fldCharType="end"/>
@@ -552,22 +570,40 @@
       </w:r>
     </w:p>
     <w:bookmarkEnd w:id="22"/>
-    <w:bookmarkStart w:id="26" w:name="einleitung"/>
+    <w:bookmarkStart w:id="26" w:name="introduction"/>
     <w:p>
       <w:pPr>
         <w:pStyle w:val="berschrift1"/>
       </w:pPr>
       <w:r>
-        <w:t xml:space="preserve">Einleitung</w:t>
+        <w:t xml:space="preserve">Introduction</w:t>
       </w:r>
     </w:p>
-    <w:bookmarkStart w:id="23" w:name="die-standardfamilie-politische-geschäfte"/>
+    <w:bookmarkStart w:id="23" w:name="the-political-affairs-standard-family"/>
     <w:p>
       <w:pPr>
         <w:pStyle w:val="berschrift2"/>
       </w:pPr>
       <w:r>
-        <w:t xml:space="preserve">Die Standardfamilie „Politische Geschäfte”</w:t>
+        <w:t xml:space="preserve">The</w:t>
+      </w:r>
+      <w:r>
+        <w:t xml:space="preserve"> </w:t>
+      </w:r>
+      <w:r>
+        <w:t xml:space="preserve">“</w:t>
+      </w:r>
+      <w:r>
+        <w:t xml:space="preserve">Political Affairs</w:t>
+      </w:r>
+      <w:r>
+        <w:t xml:space="preserve">”</w:t>
+      </w:r>
+      <w:r>
+        <w:t xml:space="preserve"> </w:t>
+      </w:r>
+      <w:r>
+        <w:t xml:space="preserve">standard family</w:t>
       </w:r>
     </w:p>
     <w:p>
@@ -575,7 +611,25 @@
         <w:pStyle w:val="FirstParagraph"/>
       </w:pPr>
       <w:r>
-        <w:t xml:space="preserve">Das politische Geschehen der Schweiz findet auf Bundes-, Kantons- und Gemeindeebene statt – in Parlamenten und Gemeindeversammlungen, in Exekutiven und Verwaltungen, in Vernehmlassungen und Konsultationen sowie über die direktdemokratische Mitwirkung der Stimmberechtigten. Die Fachgruppe „Politische Geschäfte” des Vereins eCH entwickelt dafür eine Familie aufeinander abgestimmter Standards, welche diese Daten föderal übergreifend strukturieren. Die Standards nutzen gemeinsame Datenelemente (eCH-0292) und referenzieren sich gegenseitig über eindeutige Identifikatoren.</w:t>
+        <w:t xml:space="preserve">Political activity in Switzerland takes place at federal, cantonal and communal level – in parliaments and communal assemblies, in executives and administrations, in consultations and hearings, as well as through the direct-democratic participation of eligible voters. To this end, the</w:t>
+      </w:r>
+      <w:r>
+        <w:t xml:space="preserve"> </w:t>
+      </w:r>
+      <w:r>
+        <w:t xml:space="preserve">“</w:t>
+      </w:r>
+      <w:r>
+        <w:t xml:space="preserve">Political Affairs</w:t>
+      </w:r>
+      <w:r>
+        <w:t xml:space="preserve">”</w:t>
+      </w:r>
+      <w:r>
+        <w:t xml:space="preserve"> </w:t>
+      </w:r>
+      <w:r>
+        <w:t xml:space="preserve">specialist group of the eCH Association is developing a family of coordinated standards that structure this data across all federal levels. The standards use common data elements (eCH-0292) and reference one another via unique identifiers.</w:t>
       </w:r>
     </w:p>
     <w:p>
@@ -583,7 +637,7 @@
         <w:pStyle w:val="Textkrper"/>
       </w:pPr>
       <w:r>
-        <w:t xml:space="preserve">Die Familie umfasst:</w:t>
+        <w:t xml:space="preserve">The family comprises:</w:t>
       </w:r>
     </w:p>
     <w:p>
@@ -599,13 +653,13 @@
           <w:bCs/>
           <w:b/>
         </w:rPr>
-        <w:t xml:space="preserve">eCH-0292 – Gemeinsame Datenelemente (Meta):</w:t>
+        <w:t xml:space="preserve">eCH-0292 – Common Data Elements (Meta):</w:t>
       </w:r>
       <w:r>
         <w:t xml:space="preserve"> </w:t>
       </w:r>
       <w:r>
-        <w:t xml:space="preserve">Definiert die übergreifend genutzten Datenelemente und Metaprozesse, auf denen die übrigen Standards aufbauen.</w:t>
+        <w:t xml:space="preserve">Defines the cross-cutting data elements and meta-processes on which the other standards build.</w:t>
       </w:r>
     </w:p>
     <w:p>
@@ -621,13 +675,13 @@
           <w:bCs/>
           <w:b/>
         </w:rPr>
-        <w:t xml:space="preserve">eCH-0293 – Öffentlicher Ratsbetrieb (Operations):</w:t>
+        <w:t xml:space="preserve">eCH-0293 – Public Council Operations (Operations):</w:t>
       </w:r>
       <w:r>
         <w:t xml:space="preserve"> </w:t>
       </w:r>
       <w:r>
-        <w:t xml:space="preserve">Beschreibt den öffentlichen Ratsbetrieb – Sitzungen, Traktanden, Wortmeldungen sowie Abstimmungen und Wahlen.</w:t>
+        <w:t xml:space="preserve">Describes public council operations – meetings, agenda items, statements, as well as votes and elections.</w:t>
       </w:r>
     </w:p>
     <w:p>
@@ -643,13 +697,13 @@
           <w:bCs/>
           <w:b/>
         </w:rPr>
-        <w:t xml:space="preserve">eCH-0294 – Politische Akteure (Actors) – dieser Standard:</w:t>
+        <w:t xml:space="preserve">eCH-0294 – Political Actors (Actors) – this standard:</w:t>
       </w:r>
       <w:r>
         <w:t xml:space="preserve"> </w:t>
       </w:r>
       <w:r>
-        <w:t xml:space="preserve">Definiert Personen, Gruppen und Organe im politischen Kontext sowie deren Mitgliedschaften und Interessenbindungen. Die übrigen Standards referenzieren diese Akteure über ihre Identifikatoren.</w:t>
+        <w:t xml:space="preserve">Defines persons, groups and bodies in the political context, as well as their memberships and interest links. The other standards reference these actors via their identifiers.</w:t>
       </w:r>
     </w:p>
     <w:p>
@@ -665,13 +719,13 @@
           <w:bCs/>
           <w:b/>
         </w:rPr>
-        <w:t xml:space="preserve">eCH-0295 – Parlamentarische Geschäfte (Affairs):</w:t>
+        <w:t xml:space="preserve">eCH-0295 – Parliamentary Affairs (Affairs):</w:t>
       </w:r>
       <w:r>
         <w:t xml:space="preserve"> </w:t>
       </w:r>
       <w:r>
-        <w:t xml:space="preserve">Beschreibt den Lebenszyklus politischer Geschäfte.</w:t>
+        <w:t xml:space="preserve">Describes the life cycle of political affairs.</w:t>
       </w:r>
     </w:p>
     <w:p>
@@ -687,13 +741,13 @@
           <w:bCs/>
           <w:b/>
         </w:rPr>
-        <w:t xml:space="preserve">eCH-0296 – Erlasse und Gesetzestexte (Laws):</w:t>
+        <w:t xml:space="preserve">eCH-0296 – Enactments and Legal Texts (Laws):</w:t>
       </w:r>
       <w:r>
         <w:t xml:space="preserve"> </w:t>
       </w:r>
       <w:r>
-        <w:t xml:space="preserve">Erfasst die Resultate des parlamentarischen Prozesses – die verabschiedeten Gesetze und Erlasse.</w:t>
+        <w:t xml:space="preserve">Records the results of the parliamentary process – the adopted laws and enactments.</w:t>
       </w:r>
     </w:p>
     <w:p>
@@ -709,13 +763,13 @@
           <w:bCs/>
           <w:b/>
         </w:rPr>
-        <w:t xml:space="preserve">eCH-0297 – Öffentliche Konsultationen (Consultations):</w:t>
+        <w:t xml:space="preserve">eCH-0297 – Public Consultations (Consultations):</w:t>
       </w:r>
       <w:r>
         <w:t xml:space="preserve"> </w:t>
       </w:r>
       <w:r>
-        <w:t xml:space="preserve">Strukturiert Vernehmlassungsverfahren, die oft Ausgangspunkt für parlamentarische Geschäfte sind.</w:t>
+        <w:t xml:space="preserve">Structures consultation procedures, which are often the starting point for parliamentary affairs.</w:t>
       </w:r>
     </w:p>
     <w:p>
@@ -723,17 +777,35 @@
         <w:pStyle w:val="FirstParagraph"/>
       </w:pPr>
       <w:r>
-        <w:t xml:space="preserve">Ziel dieser Standardfamilie ist es, eine gemeinsam nutzbare Struktur für politische Daten zu schaffen und Organisationen, die Informationen zu politischen Geschäften veröffentlichen, ein tragfähiges Datenmodell an die Hand zu geben.</w:t>
+        <w:t xml:space="preserve">The aim of this standard family is to create a commonly usable structure for political data and to provide organisations that publish information on political affairs with a robust data model.</w:t>
       </w:r>
     </w:p>
     <w:bookmarkEnd w:id="23"/>
-    <w:bookmarkStart w:id="24" w:name="X7e8ed3aa63f480bca5e2883d90b324d274d29a0"/>
+    <w:bookmarkStart w:id="24" w:name="Xc4730c971c39a919457df03aa1341dc72f594de"/>
     <w:p>
       <w:pPr>
         <w:pStyle w:val="berschrift2"/>
       </w:pPr>
       <w:r>
-        <w:t xml:space="preserve">Abgrenzung zur Fachgruppe „Politische Rechte”</w:t>
+        <w:t xml:space="preserve">Distinction from the</w:t>
+      </w:r>
+      <w:r>
+        <w:t xml:space="preserve"> </w:t>
+      </w:r>
+      <w:r>
+        <w:t xml:space="preserve">“</w:t>
+      </w:r>
+      <w:r>
+        <w:t xml:space="preserve">Political Rights</w:t>
+      </w:r>
+      <w:r>
+        <w:t xml:space="preserve">”</w:t>
+      </w:r>
+      <w:r>
+        <w:t xml:space="preserve"> </w:t>
+      </w:r>
+      <w:r>
+        <w:t xml:space="preserve">specialist group</w:t>
       </w:r>
     </w:p>
     <w:p>
@@ -741,7 +813,43 @@
         <w:pStyle w:val="FirstParagraph"/>
       </w:pPr>
       <w:r>
-        <w:t xml:space="preserve">Neben der Fachgruppe „Politische Geschäfte” besteht beim Verein eCH die Fachgruppe „Politische Rechte”. Beide betreffen den politischen Bereich, decken aber unterschiedliche Domänen ab:</w:t>
+        <w:t xml:space="preserve">Alongside the</w:t>
+      </w:r>
+      <w:r>
+        <w:t xml:space="preserve"> </w:t>
+      </w:r>
+      <w:r>
+        <w:t xml:space="preserve">“</w:t>
+      </w:r>
+      <w:r>
+        <w:t xml:space="preserve">Political Affairs</w:t>
+      </w:r>
+      <w:r>
+        <w:t xml:space="preserve">”</w:t>
+      </w:r>
+      <w:r>
+        <w:t xml:space="preserve"> </w:t>
+      </w:r>
+      <w:r>
+        <w:t xml:space="preserve">specialist group, the eCH Association also maintains the</w:t>
+      </w:r>
+      <w:r>
+        <w:t xml:space="preserve"> </w:t>
+      </w:r>
+      <w:r>
+        <w:t xml:space="preserve">“</w:t>
+      </w:r>
+      <w:r>
+        <w:t xml:space="preserve">Political Rights</w:t>
+      </w:r>
+      <w:r>
+        <w:t xml:space="preserve">”</w:t>
+      </w:r>
+      <w:r>
+        <w:t xml:space="preserve"> </w:t>
+      </w:r>
+      <w:r>
+        <w:t xml:space="preserve">specialist group. Both concern the political domain, but cover different areas:</w:t>
       </w:r>
     </w:p>
     <w:p>
@@ -757,13 +865,13 @@
           <w:bCs/>
           <w:b/>
         </w:rPr>
-        <w:t xml:space="preserve">Politische Geschäfte</w:t>
+        <w:t xml:space="preserve">Political Affairs</w:t>
       </w:r>
       <w:r>
         <w:t xml:space="preserve"> </w:t>
       </w:r>
       <w:r>
-        <w:t xml:space="preserve">(diese Standardfamilie) beschreibt den parlamentarischen und behördlichen Willensbildungs- und Entscheidungsprozess: die Akteure (eCH-0294), den Ratsbetrieb (eCH-0293), die parlamentarischen Geschäfte (eCH-0295), die daraus hervorgehenden Erlasse (eCH-0296) sowie die vorgelagerten Vernehmlassungen (eCH-0297).</w:t>
+        <w:t xml:space="preserve">(this standard family) describes the parliamentary and governmental process of forming opinions and reaching decisions: the actors (eCH-0294), council operations (eCH-0293), parliamentary affairs (eCH-0295), the enactments arising from them (eCH-0296), as well as the upstream consultations (eCH-0297).</w:t>
       </w:r>
     </w:p>
     <w:p>
@@ -779,13 +887,13 @@
           <w:bCs/>
           <w:b/>
         </w:rPr>
-        <w:t xml:space="preserve">Politische Rechte</w:t>
+        <w:t xml:space="preserve">Political Rights</w:t>
       </w:r>
       <w:r>
         <w:t xml:space="preserve"> </w:t>
       </w:r>
       <w:r>
-        <w:t xml:space="preserve">befasst sich mit der Ausübung der politischen Rechte durch die Stimmberechtigten: Stimm- und Wahlregister, die Durchführung von Volksabstimmungen und Wahlen, die elektronische Stimmabgabe (eVoting), Stimmrechtsausweise sowie Abstimmungs- und Wahlergebnisse (u.a. eCH-0045, eCH-0110, eCH-0155, eCH-0157, eCH-0159, eCH-0222, eCH-0228, eCH-0252, eCH-0310).</w:t>
+        <w:t xml:space="preserve">deals with the exercise of political rights by eligible voters: voting and electoral registers, the conduct of popular votes and elections, electronic voting (eVoting), voting cards, as well as voting and election results (among others eCH-0045, eCH-0110, eCH-0155, eCH-0157, eCH-0159, eCH-0222, eCH-0228, eCH-0252, eCH-0310).</w:t>
       </w:r>
     </w:p>
     <w:p>
@@ -793,7 +901,7 @@
         <w:pStyle w:val="FirstParagraph"/>
       </w:pPr>
       <w:r>
-        <w:t xml:space="preserve">Berührungspunkte bestehen an zwei Stellen:</w:t>
+        <w:t xml:space="preserve">There are two points of contact:</w:t>
       </w:r>
     </w:p>
     <w:p>
@@ -809,13 +917,13 @@
           <w:bCs/>
           <w:b/>
         </w:rPr>
-        <w:t xml:space="preserve">Abstimmungen und Wahlen:</w:t>
+        <w:t xml:space="preserve">Votes and elections:</w:t>
       </w:r>
       <w:r>
         <w:t xml:space="preserve"> </w:t>
       </w:r>
       <w:r>
-        <w:t xml:space="preserve">eCH-0293 erfasst Abstimmungen und Wahlen</w:t>
+        <w:t xml:space="preserve">eCH-0293 records votes and elections</w:t>
       </w:r>
       <w:r>
         <w:t xml:space="preserve"> </w:t>
@@ -825,13 +933,31 @@
           <w:bCs/>
           <w:b/>
         </w:rPr>
-        <w:t xml:space="preserve">innerhalb des Ratsbetriebs</w:t>
+        <w:t xml:space="preserve">within council operations</w:t>
       </w:r>
       <w:r>
         <w:t xml:space="preserve"> </w:t>
       </w:r>
       <w:r>
-        <w:t xml:space="preserve">(z.B. namentliche Abstimmungen im Parlament oder die Wahl von Behördenmitgliedern durch den Rat), während Volksabstimmungen und Volkswahlen samt der zugehörigen Register, Durchführung und Ergebnisse von der Fachgruppe „Politische Rechte” abgedeckt werden.</w:t>
+        <w:t xml:space="preserve">(e.g. recorded votes in parliament or the election of authority members by the council), whereas popular votes and popular elections, together with the associated registers, conduct and results, are covered by the</w:t>
+      </w:r>
+      <w:r>
+        <w:t xml:space="preserve"> </w:t>
+      </w:r>
+      <w:r>
+        <w:t xml:space="preserve">“</w:t>
+      </w:r>
+      <w:r>
+        <w:t xml:space="preserve">Political Rights</w:t>
+      </w:r>
+      <w:r>
+        <w:t xml:space="preserve">”</w:t>
+      </w:r>
+      <w:r>
+        <w:t xml:space="preserve"> </w:t>
+      </w:r>
+      <w:r>
+        <w:t xml:space="preserve">specialist group.</w:t>
       </w:r>
     </w:p>
     <w:p>
@@ -847,23 +973,41 @@
           <w:bCs/>
           <w:b/>
         </w:rPr>
-        <w:t xml:space="preserve">Gewählte Personen:</w:t>
+        <w:t xml:space="preserve">Elected persons:</w:t>
       </w:r>
       <w:r>
         <w:t xml:space="preserve"> </w:t>
       </w:r>
       <w:r>
-        <w:t xml:space="preserve">In den Wahlergebnissen der Fachgruppe „Politische Rechte” erscheinen Kandidierende und Gewählte. Sobald Personen ein Mandat innehaben, werden sie in eCH-0294 als politische Akteurinnen und Akteure mit ihren Rollen und Mitgliedschaften geführt.</w:t>
+        <w:t xml:space="preserve">Candidates and elected persons appear in the election results of the</w:t>
+      </w:r>
+      <w:r>
+        <w:t xml:space="preserve"> </w:t>
+      </w:r>
+      <w:r>
+        <w:t xml:space="preserve">“</w:t>
+      </w:r>
+      <w:r>
+        <w:t xml:space="preserve">Political Rights</w:t>
+      </w:r>
+      <w:r>
+        <w:t xml:space="preserve">”</w:t>
+      </w:r>
+      <w:r>
+        <w:t xml:space="preserve"> </w:t>
+      </w:r>
+      <w:r>
+        <w:t xml:space="preserve">specialist group. As soon as persons hold a mandate, they are recorded in eCH-0294 as political actors with their roles and memberships.</w:t>
       </w:r>
     </w:p>
     <w:bookmarkEnd w:id="24"/>
-    <w:bookmarkStart w:id="25" w:name="der-standard-ech-0294-politische-akteure"/>
+    <w:bookmarkStart w:id="25" w:name="the-ech-0294-standard-political-actors"/>
     <w:p>
       <w:pPr>
         <w:pStyle w:val="berschrift2"/>
       </w:pPr>
       <w:r>
-        <w:t xml:space="preserve">Der Standard eCH-0294 – Politische Akteure</w:t>
+        <w:t xml:space="preserve">The eCH-0294 standard – Political Actors</w:t>
       </w:r>
     </w:p>
     <w:p>
@@ -871,7 +1015,7 @@
         <w:pStyle w:val="FirstParagraph"/>
       </w:pPr>
       <w:r>
-        <w:t xml:space="preserve">Dieser Standard definiert vier Hauptklassen:</w:t>
+        <w:t xml:space="preserve">This standard defines four main classes:</w:t>
       </w:r>
     </w:p>
     <w:p>
@@ -893,7 +1037,7 @@
         <w:t xml:space="preserve"> </w:t>
       </w:r>
       <w:r>
-        <w:t xml:space="preserve">– Natürliche Personen im politischen Kontext</w:t>
+        <w:t xml:space="preserve">– Natural persons in the political context</w:t>
       </w:r>
     </w:p>
     <w:p>
@@ -915,7 +1059,7 @@
         <w:t xml:space="preserve"> </w:t>
       </w:r>
       <w:r>
-        <w:t xml:space="preserve">– Gremien, Parteien, Fraktionen, Räte, Kommissionen, Organisationen etc.</w:t>
+        <w:t xml:space="preserve">– Committees, parties, parliamentary groups, councils, commissions, organisations, etc.</w:t>
       </w:r>
     </w:p>
     <w:p>
@@ -937,7 +1081,7 @@
         <w:t xml:space="preserve"> </w:t>
       </w:r>
       <w:r>
-        <w:t xml:space="preserve">– Verbindung zwischen Personen und Gruppen</w:t>
+        <w:t xml:space="preserve">– Link between persons and groups</w:t>
       </w:r>
     </w:p>
     <w:p>
@@ -959,7 +1103,7 @@
         <w:t xml:space="preserve"> </w:t>
       </w:r>
       <w:r>
-        <w:t xml:space="preserve">– Interessenbindungen von Personen</w:t>
+        <w:t xml:space="preserve">– Interest links of persons</w:t>
       </w:r>
     </w:p>
     <w:p>
@@ -976,7 +1120,7 @@
         <w:t xml:space="preserve"> </w:t>
       </w:r>
       <w:r>
-        <w:t xml:space="preserve">ist das zentrale Bindeglied zwischen</w:t>
+        <w:t xml:space="preserve">is the central connecting element between</w:t>
       </w:r>
       <w:r>
         <w:t xml:space="preserve"> </w:t>
@@ -991,7 +1135,7 @@
         <w:t xml:space="preserve"> </w:t>
       </w:r>
       <w:r>
-        <w:t xml:space="preserve">und</w:t>
+        <w:t xml:space="preserve">and</w:t>
       </w:r>
       <w:r>
         <w:t xml:space="preserve"> </w:t>
@@ -1006,7 +1150,7 @@
         <w:t xml:space="preserve"> </w:t>
       </w:r>
       <w:r>
-        <w:t xml:space="preserve">und hält fest, in welchem Parlament, in welcher Kommission etc. eine Person aktiv ist oder war.</w:t>
+        <w:t xml:space="preserve">and records in which parliament, in which commission, etc. a person is or was active.</w:t>
       </w:r>
       <w:r>
         <w:t xml:space="preserve"> </w:t>
@@ -1021,10 +1165,12 @@
         <w:t xml:space="preserve"> </w:t>
       </w:r>
       <w:r>
-        <w:t xml:space="preserve">ermöglicht die Beschreibung von Interessenbindungen.</w:t>
-      </w:r>
-      <w:r>
-        <w:t xml:space="preserve"> </w:t>
+        <w:t xml:space="preserve">enables the description of interest links.</w:t>
+      </w:r>
+    </w:p>
+    <w:p>
+      <w:r>
+        <w:br w:type="page"/>
       </w:r>
     </w:p>
     <w:bookmarkEnd w:id="25"/>
@@ -1043,7 +1189,7 @@
         <w:pStyle w:val="FirstParagraph"/>
       </w:pPr>
       <w:r>
-        <w:t xml:space="preserve">Das Personenschema beschreibt natürliche Personen im politischen Kontext.</w:t>
+        <w:t xml:space="preserve">The person schema describes natural persons in the political context.</w:t>
       </w:r>
     </w:p>
     <w:p>
@@ -1059,13 +1205,13 @@
           <w:bCs/>
           <w:b/>
         </w:rPr>
-        <w:t xml:space="preserve">Stabile Person, zeitlich gültige Merkmale:</w:t>
+        <w:t xml:space="preserve">Stable person, temporally valid attributes:</w:t>
       </w:r>
       <w:r>
         <w:t xml:space="preserve"> </w:t>
       </w:r>
       <w:r>
-        <w:t xml:space="preserve">Die</w:t>
+        <w:t xml:space="preserve">The</w:t>
       </w:r>
       <w:r>
         <w:t xml:space="preserve"> </w:t>
@@ -1080,7 +1226,7 @@
         <w:t xml:space="preserve"> </w:t>
       </w:r>
       <w:r>
-        <w:t xml:space="preserve">selbst trägt keine zeitliche Gültigkeit, ihre Merkmale hingegen schon – Name, Staatsangehörigkeit, Geschlecht, Beruf, Ausbildung und Wahlkreis tragen je eigene</w:t>
+        <w:t xml:space="preserve">itself carries no temporal validity, but its attributes do – name, citizenship, gender, occupation, training and electoral district each carry their own</w:t>
       </w:r>
       <w:r>
         <w:t xml:space="preserve"> </w:t>
@@ -1101,7 +1247,7 @@
         <w:t xml:space="preserve">valid_through</w:t>
       </w:r>
       <w:r>
-        <w:t xml:space="preserve">. So bleibt die Identität der Person stabil, während sich einzelne Angaben über die Zeit ändern und die Historie erhalten bleibt (z. B. Namensänderung bei Heirat oder Wechsel des Wahlkreises).</w:t>
+        <w:t xml:space="preserve">. This keeps the identity of the person stable while individual details change over time and the history is preserved (e.g. a change of name upon marriage or a change of electoral district).</w:t>
       </w:r>
     </w:p>
     <w:p>
@@ -1117,7 +1263,7 @@
           <w:bCs/>
           <w:b/>
         </w:rPr>
-        <w:t xml:space="preserve">Obligatorischer Anzeigename (</w:t>
+        <w:t xml:space="preserve">Mandatory display name (</w:t>
       </w:r>
       <w:r>
         <w:rPr>
@@ -1132,7 +1278,7 @@
           <w:bCs/>
           <w:b/>
         </w:rPr>
-        <w:t xml:space="preserve">) neben strukturierten Namen (</w:t>
+        <w:t xml:space="preserve">) alongside structured names (</w:t>
       </w:r>
       <w:r>
         <w:rPr>
@@ -1153,7 +1299,7 @@
         <w:t xml:space="preserve"> </w:t>
       </w:r>
       <w:r>
-        <w:t xml:space="preserve">Jede Person hat einen zwingenden Kurznamen, damit auch bei unvollständigen Angaben immer ein Anzeigename vorhanden ist. Empfohlen wird die Kombination aus amtlichem Namen (</w:t>
+        <w:t xml:space="preserve">Every person has a mandatory short name so that a display name is always available even when the details are incomplete. The recommended combination is the official name (</w:t>
       </w:r>
       <w:r>
         <w:rPr>
@@ -1162,7 +1308,7 @@
         <w:t xml:space="preserve">PersonOfficialName</w:t>
       </w:r>
       <w:r>
-        <w:t xml:space="preserve">) und Rufname (</w:t>
+        <w:t xml:space="preserve">) and the call name (</w:t>
       </w:r>
       <w:r>
         <w:rPr>
@@ -1171,7 +1317,7 @@
         <w:t xml:space="preserve">PersonCallFirstName</w:t>
       </w:r>
       <w:r>
-        <w:t xml:space="preserve">), bei Namensgleichheit ergänzt um das Geburtsjahr.</w:t>
+        <w:t xml:space="preserve">), supplemented by the year of birth in the case of identical names.</w:t>
       </w:r>
       <w:r>
         <w:t xml:space="preserve"> </w:t>
@@ -1186,7 +1332,7 @@
         <w:t xml:space="preserve"> </w:t>
       </w:r>
       <w:r>
-        <w:t xml:space="preserve">nimmt zusätzlich akademische Titel auf; die feingliedrige, typisierte Namensstruktur (</w:t>
+        <w:t xml:space="preserve">additionally captures academic titles; the fine-grained, typed name structure (</w:t>
       </w:r>
       <w:r>
         <w:rPr>
@@ -1195,7 +1341,7 @@
         <w:t xml:space="preserve">names</w:t>
       </w:r>
       <w:r>
-        <w:t xml:space="preserve">) ist optional deren Nutzung ist aber angezeigt. In einigen Fällen ist die Benutzung von spezifischen Typen, wie der amtliche Name (</w:t>
+        <w:t xml:space="preserve">) is optional, but its use is advised. In some cases, the use of specific types, such as the official name (</w:t>
       </w:r>
       <w:r>
         <w:rPr>
@@ -1204,7 +1350,7 @@
         <w:t xml:space="preserve">PersonOfficialName</w:t>
       </w:r>
       <w:r>
-        <w:t xml:space="preserve">) eine gesetzliche Vorrausetzung.</w:t>
+        <w:t xml:space="preserve">), is a legal requirement.</w:t>
       </w:r>
     </w:p>
     <w:p>
@@ -1220,13 +1366,13 @@
           <w:bCs/>
           <w:b/>
         </w:rPr>
-        <w:t xml:space="preserve">Namenstypen nach amtlicher Systematik:</w:t>
+        <w:t xml:space="preserve">Name types according to the official taxonomy:</w:t>
       </w:r>
       <w:r>
         <w:t xml:space="preserve"> </w:t>
       </w:r>
       <w:r>
-        <w:t xml:space="preserve">Die Namenstypen (</w:t>
+        <w:t xml:space="preserve">The name types (</w:t>
       </w:r>
       <w:r>
         <w:rPr>
@@ -1235,7 +1381,7 @@
         <w:t xml:space="preserve">NameTypeEnum</w:t>
       </w:r>
       <w:r>
-        <w:t xml:space="preserve">) folgen der Registerharmonisierung des BFS bzw. eCH-0011 (u. a. amtlicher Name, angestammter Name, Allianzname, Rufname sowie Varianten für ausländische Ausweise). Damit sind die Namen mit den amtlichen Personenregistern kompatibel, und deren Semantik klar.</w:t>
+        <w:t xml:space="preserve">) follow the register harmonisation of the FSO, respectively eCH-0011 (including official name, original name, alliance name, call name, as well as variants for foreign identity documents). This makes the names compatible with the official person registers, and their semantics clear.</w:t>
       </w:r>
     </w:p>
     <w:p>
@@ -1266,7 +1412,7 @@
           <w:bCs/>
           <w:b/>
         </w:rPr>
-        <w:t xml:space="preserve">als datensparsame Alternative zu</w:t>
+        <w:t xml:space="preserve">as a data-minimising alternative to</w:t>
       </w:r>
       <w:r>
         <w:rPr>
@@ -1294,7 +1440,7 @@
         <w:t xml:space="preserve"> </w:t>
       </w:r>
       <w:r>
-        <w:t xml:space="preserve">Ist das genaue Geburtsdatum nicht verfügbar oder nicht zur Veröffentlichung bestimmt, kann nur das Geburtsjahr angegeben werden. Liegt ein</w:t>
+        <w:t xml:space="preserve">If the exact date of birth is not available or not intended for publication, only the year of birth may be given. If a</w:t>
       </w:r>
       <w:r>
         <w:t xml:space="preserve"> </w:t>
@@ -1309,7 +1455,7 @@
         <w:t xml:space="preserve"> </w:t>
       </w:r>
       <w:r>
-        <w:t xml:space="preserve">vor, hat es Vorrang.</w:t>
+        <w:t xml:space="preserve">is available, it takes precedence.</w:t>
       </w:r>
     </w:p>
     <w:p>
@@ -1325,13 +1471,13 @@
           <w:bCs/>
           <w:b/>
         </w:rPr>
-        <w:t xml:space="preserve">Mehrfachwerte statt Einzelwerte:</w:t>
+        <w:t xml:space="preserve">Multiple values instead of single values:</w:t>
       </w:r>
       <w:r>
         <w:t xml:space="preserve"> </w:t>
       </w:r>
       <w:r>
-        <w:t xml:space="preserve">Namen, Staatsangehörigkeiten und Geschlechtsangaben sind als Listen mit zeitlicher Gültigkeit modelliert – etwa für Doppelbürgerschaften, Namensänderungen oder eine sich ändernde Geschlechtsangabe.</w:t>
+        <w:t xml:space="preserve">Names, citizenships and gender entries are modelled as lists with temporal validity – for example for dual citizenships, changes of name or a changing gender entry.</w:t>
       </w:r>
     </w:p>
     <w:p>
@@ -1347,13 +1493,13 @@
           <w:bCs/>
           <w:b/>
         </w:rPr>
-        <w:t xml:space="preserve">Harmonisierung über föderale Ebenen (Langzeitziel):</w:t>
+        <w:t xml:space="preserve">Harmonisation across federal levels (long-term goal):</w:t>
       </w:r>
       <w:r>
         <w:t xml:space="preserve"> </w:t>
       </w:r>
       <w:r>
-        <w:t xml:space="preserve">Die Verknüpfung derselben Person über die föderalen Ebenen hinweg ist ein wichtiges Langzeitziel. Der Aufbau einer zentralen Personendatenbank liegt ausserhalb des Auftrags der eCH-Fachgruppe. Da für diesen Zweck bereits eine offene, etablierte Infrastruktur besteht, wird</w:t>
+        <w:t xml:space="preserve">Linking the same person across the federal levels is an important long-term goal. Building a central person database lies outside the mandate of the eCH specialist group. Since an open, established infrastructure already exists for this purpose,</w:t>
       </w:r>
       <w:r>
         <w:t xml:space="preserve"> </w:t>
@@ -1363,7 +1509,7 @@
           <w:bCs/>
           <w:b/>
         </w:rPr>
-        <w:t xml:space="preserve">Wikidata als übergreifender Identifikator empfohlen</w:t>
+        <w:t xml:space="preserve">Wikidata is recommended as a cross-cutting identifier</w:t>
       </w:r>
       <w:r>
         <w:t xml:space="preserve"> </w:t>
@@ -1378,7 +1524,7 @@
         <w:t xml:space="preserve">wikidata_uri</w:t>
       </w:r>
       <w:r>
-        <w:t xml:space="preserve">); zusammen mit global eindeutigen Identifikatoren (URIs) lässt sich die Zuordnung so schrittweise über die Systeme hinweg harmonisieren.</w:t>
+        <w:t xml:space="preserve">); together with globally unique identifiers (URIs), the mapping can thus be harmonised step by step across the systems.</w:t>
       </w:r>
     </w:p>
     <w:bookmarkStart w:id="31" w:name="class-person"/>
@@ -11546,13 +11692,13 @@
     </w:p>
     <w:bookmarkEnd w:id="118"/>
     <w:bookmarkEnd w:id="119"/>
-    <w:bookmarkStart w:id="150" w:name="gruppen-und-organe-groups"/>
+    <w:bookmarkStart w:id="150" w:name="groups-and-bodies-groups"/>
     <w:p>
       <w:pPr>
         <w:pStyle w:val="berschrift1"/>
       </w:pPr>
       <w:r>
-        <w:t xml:space="preserve">Gruppen und Organe (Groups)</w:t>
+        <w:t xml:space="preserve">Groups and Bodies (Groups)</w:t>
       </w:r>
     </w:p>
     <w:p>
@@ -11560,7 +11706,7 @@
         <w:pStyle w:val="FirstParagraph"/>
       </w:pPr>
       <w:r>
-        <w:t xml:space="preserve">Das Group-Schema bildet politische Gruppen, Organisationen und Körperschaften ab.</w:t>
+        <w:t xml:space="preserve">The group schema represents political groups, organisations and corporate bodies.</w:t>
       </w:r>
     </w:p>
     <w:p>
@@ -11576,13 +11722,13 @@
           <w:bCs/>
           <w:b/>
         </w:rPr>
-        <w:t xml:space="preserve">Ein generisches Modell statt vieler Spezialklassen:</w:t>
+        <w:t xml:space="preserve">One generic model instead of many special classes:</w:t>
       </w:r>
       <w:r>
         <w:t xml:space="preserve"> </w:t>
       </w:r>
       <w:r>
-        <w:t xml:space="preserve">Parlamente, Parteien, Fraktionen, Kommissionen, Departemente, Gerichte und zivilgesellschaftliche Organisationen werden alle als</w:t>
+        <w:t xml:space="preserve">Parliaments, parties, parliamentary groups, commissions, departments, courts and civil-society organisations are all represented as</w:t>
       </w:r>
       <w:r>
         <w:t xml:space="preserve"> </w:t>
@@ -11592,13 +11738,13 @@
           <w:iCs/>
           <w:i/>
         </w:rPr>
-        <w:t xml:space="preserve">eine</w:t>
+        <w:t xml:space="preserve">one</w:t>
       </w:r>
       <w:r>
         <w:t xml:space="preserve"> </w:t>
       </w:r>
       <w:r>
-        <w:t xml:space="preserve">Klasse</w:t>
+        <w:t xml:space="preserve">class</w:t>
       </w:r>
       <w:r>
         <w:t xml:space="preserve"> </w:t>
@@ -11613,7 +11759,7 @@
         <w:t xml:space="preserve"> </w:t>
       </w:r>
       <w:r>
-        <w:t xml:space="preserve">abgebildet und über</w:t>
+        <w:t xml:space="preserve">and distinguished via</w:t>
       </w:r>
       <w:r>
         <w:t xml:space="preserve"> </w:t>
@@ -11625,10 +11771,7 @@
         <w:t xml:space="preserve">group_type</w:t>
       </w:r>
       <w:r>
-        <w:t xml:space="preserve"> </w:t>
-      </w:r>
-      <w:r>
-        <w:t xml:space="preserve">unterschieden. Das hält das Modell einfach und ohne Schemaänderung erweiterbar – Legislative, Exekutive, Judikative und Zivilgesellschaft sind damit gleichermassen abbildbar.</w:t>
+        <w:t xml:space="preserve">. This keeps the model simple and extensible without schema changes – the legislature, executive, judiciary and civil society can thus all be represented equally.</w:t>
       </w:r>
     </w:p>
     <w:p>
@@ -11644,7 +11787,7 @@
           <w:bCs/>
           <w:b/>
         </w:rPr>
-        <w:t xml:space="preserve">Gruppen und Sub-Gruppen über</w:t>
+        <w:t xml:space="preserve">Groups and sub-groups via</w:t>
       </w:r>
       <w:r>
         <w:rPr>
@@ -11672,7 +11815,7 @@
         <w:t xml:space="preserve"> </w:t>
       </w:r>
       <w:r>
-        <w:t xml:space="preserve">Untergeordnete Gruppen verweisen auf ihre übergeordnete Gruppe – z. B. eine Kommission des Ständerats, eine Subkommission innerhalb einer Kommission, eine Kantonalpartei unter ihrer Mutterpartei oder eine Behörde innerhalb einer Direktion. Die Hierarchie entsteht so aus diesen Verweisen statt aus einer festen Ebenenstruktur. Sie bleibt meist innerhalb desselben</w:t>
+        <w:t xml:space="preserve">Subordinate groups reference their superordinate group – e.g. a commission of the Council of States, a subcommission within a commission, a cantonal party under its parent party, or an authority within a directorate. The hierarchy thus arises from these references rather than from a fixed level structure. It usually remains within the same</w:t>
       </w:r>
       <w:r>
         <w:t xml:space="preserve"> </w:t>
@@ -11684,7 +11827,7 @@
         <w:t xml:space="preserve">group_type</w:t>
       </w:r>
       <w:r>
-        <w:t xml:space="preserve">; typenübergreifende und mehrfache Verweise sind aber möglich (z. B. eine Fraktion, die zugleich auf ihr Parlament und ihre Partei verweist).</w:t>
+        <w:t xml:space="preserve">; however, cross-type and multiple references are possible (e.g. a parliamentary group that references both its parliament and its party).</w:t>
       </w:r>
     </w:p>
     <w:p>
@@ -11700,13 +11843,13 @@
           <w:bCs/>
           <w:b/>
         </w:rPr>
-        <w:t xml:space="preserve">Zeitliche Gültigkeit auch für Gruppen:</w:t>
+        <w:t xml:space="preserve">Temporal validity for groups as well:</w:t>
       </w:r>
       <w:r>
         <w:t xml:space="preserve"> </w:t>
       </w:r>
       <w:r>
-        <w:t xml:space="preserve">Über</w:t>
+        <w:t xml:space="preserve">Using</w:t>
       </w:r>
       <w:r>
         <w:t xml:space="preserve"> </w:t>
@@ -11727,10 +11870,7 @@
         <w:t xml:space="preserve">valid_through</w:t>
       </w:r>
       <w:r>
-        <w:t xml:space="preserve"> </w:t>
-      </w:r>
-      <w:r>
-        <w:t xml:space="preserve">lassen sich z. B. nur während einer Legislatur bestehende Kommissionen oder Umbenennungen und Fusionen von Parteien abbilden.</w:t>
+        <w:t xml:space="preserve">, it is possible to represent, for example, commissions that exist only during a legislative period, or renamings and mergers of parties.</w:t>
       </w:r>
     </w:p>
     <w:bookmarkStart w:id="122" w:name="class-group"/>
@@ -14817,13 +14957,13 @@
     </w:p>
     <w:bookmarkEnd w:id="149"/>
     <w:bookmarkEnd w:id="150"/>
-    <w:bookmarkStart w:id="160" w:name="mitgliedschaften-memberships"/>
+    <w:bookmarkStart w:id="160" w:name="memberships"/>
     <w:p>
       <w:pPr>
         <w:pStyle w:val="berschrift1"/>
       </w:pPr>
       <w:r>
-        <w:t xml:space="preserve">Mitgliedschaften (Memberships)</w:t>
+        <w:t xml:space="preserve">Memberships</w:t>
       </w:r>
     </w:p>
     <w:p>
@@ -14831,7 +14971,7 @@
         <w:pStyle w:val="FirstParagraph"/>
       </w:pPr>
       <w:r>
-        <w:t xml:space="preserve">Das Membership-Schema bildet die Beziehung zwischen Personen und Gruppen ab und ist das zentrale Bindeglied im Akteur-Schema.</w:t>
+        <w:t xml:space="preserve">The membership schema represents the relationship between persons and groups and is the central connecting element in the actor schema.</w:t>
       </w:r>
     </w:p>
     <w:p>
@@ -14847,7 +14987,7 @@
           <w:bCs/>
           <w:b/>
         </w:rPr>
-        <w:t xml:space="preserve">Abgrenzung zu Interessenbindungen (</w:t>
+        <w:t xml:space="preserve">Distinction from interest links (</w:t>
       </w:r>
       <w:r>
         <w:rPr>
@@ -14877,7 +15017,7 @@
         <w:t xml:space="preserve"> </w:t>
       </w:r>
       <w:r>
-        <w:t xml:space="preserve">erfasst die</w:t>
+        <w:t xml:space="preserve">records the</w:t>
       </w:r>
       <w:r>
         <w:t xml:space="preserve"> </w:t>
@@ -14887,13 +15027,13 @@
           <w:iCs/>
           <w:i/>
         </w:rPr>
-        <w:t xml:space="preserve">formale Zugehörigkeit</w:t>
+        <w:t xml:space="preserve">formal affiliation</w:t>
       </w:r>
       <w:r>
         <w:t xml:space="preserve"> </w:t>
       </w:r>
       <w:r>
-        <w:t xml:space="preserve">einer Person zu einer Gruppe innerhalb des Akteur-Schemas (z. B. Partei-, Kommissions- oder Parlamentsmitgliedschaft). Interessenbindungen und Interessenkonflikte zu Organisationen</w:t>
+        <w:t xml:space="preserve">of a person to a group within the actor schema (e.g. party, commission or parliament membership). Interest links and conflicts of interest with organisations</w:t>
       </w:r>
       <w:r>
         <w:t xml:space="preserve"> </w:t>
@@ -14903,13 +15043,13 @@
           <w:iCs/>
           <w:i/>
         </w:rPr>
-        <w:t xml:space="preserve">ausserhalb</w:t>
+        <w:t xml:space="preserve">outside</w:t>
       </w:r>
       <w:r>
         <w:t xml:space="preserve"> </w:t>
       </w:r>
       <w:r>
-        <w:t xml:space="preserve">des Schemas sind bewusst davon getrennt und werden über</w:t>
+        <w:t xml:space="preserve">the schema are deliberately kept separate and are represented via</w:t>
       </w:r>
       <w:r>
         <w:t xml:space="preserve"> </w:t>
@@ -14924,7 +15064,7 @@
         <w:t xml:space="preserve"> </w:t>
       </w:r>
       <w:r>
-        <w:t xml:space="preserve">abgebildet (siehe folgendes Kapitel).</w:t>
+        <w:t xml:space="preserve">(see the following chapter).</w:t>
       </w:r>
     </w:p>
     <w:p>
@@ -14940,7 +15080,7 @@
           <w:bCs/>
           <w:b/>
         </w:rPr>
-        <w:t xml:space="preserve">Referenzen mit Snapshot statt Einbettung (</w:t>
+        <w:t xml:space="preserve">References with snapshot instead of embedding (</w:t>
       </w:r>
       <w:r>
         <w:rPr>
@@ -14976,7 +15116,7 @@
         <w:t xml:space="preserve"> </w:t>
       </w:r>
       <w:r>
-        <w:t xml:space="preserve">Eine Mitgliedschaft verweist über leichtgewichtige Referenzen auf Person und Gruppe und hält dabei deren wichtigste Identifikationsmerkmale zum Zeitpunkt der Verknüpfung fest. So bleibt der Eintrag historisch korrekt, auch wenn sich Person oder Gruppe später ändern.</w:t>
+        <w:t xml:space="preserve">A membership refers to a person and a group via lightweight references and thereby records their most important identifying attributes at the time of linking. This keeps the entry historically correct even if the person or group changes later.</w:t>
       </w:r>
     </w:p>
     <w:p>
@@ -14992,7 +15132,7 @@
           <w:bCs/>
           <w:b/>
         </w:rPr>
-        <w:t xml:space="preserve">Aktivität explizit oder abgeleitet (</w:t>
+        <w:t xml:space="preserve">Activity explicit or derived (</w:t>
       </w:r>
       <w:r>
         <w:rPr>
@@ -15013,7 +15153,7 @@
         <w:t xml:space="preserve"> </w:t>
       </w:r>
       <w:r>
-        <w:t xml:space="preserve">Ob eine Mitgliedschaft aktiv ist, kann explizit über</w:t>
+        <w:t xml:space="preserve">Whether a membership is active can be set explicitly via</w:t>
       </w:r>
       <w:r>
         <w:t xml:space="preserve"> </w:t>
@@ -15028,7 +15168,7 @@
         <w:t xml:space="preserve"> </w:t>
       </w:r>
       <w:r>
-        <w:t xml:space="preserve">gesetzt oder aus der zeitlichen Gültigkeit abgeleitet werden. Ist</w:t>
+        <w:t xml:space="preserve">or derived from the temporal validity. If</w:t>
       </w:r>
       <w:r>
         <w:t xml:space="preserve"> </w:t>
@@ -15043,7 +15183,7 @@
         <w:t xml:space="preserve"> </w:t>
       </w:r>
       <w:r>
-        <w:t xml:space="preserve">nicht gesetzt, ergibt sich die Aktivität aus</w:t>
+        <w:t xml:space="preserve">is not set, activity is derived from</w:t>
       </w:r>
       <w:r>
         <w:t xml:space="preserve"> </w:t>
@@ -15080,7 +15220,7 @@
           <w:bCs/>
           <w:b/>
         </w:rPr>
-        <w:t xml:space="preserve">Mitgliedschaft ≠ Stimmrecht (</w:t>
+        <w:t xml:space="preserve">Membership ≠ voting right (</w:t>
       </w:r>
       <w:r>
         <w:rPr>
@@ -15101,7 +15241,7 @@
         <w:t xml:space="preserve"> </w:t>
       </w:r>
       <w:r>
-        <w:t xml:space="preserve">Das Stimmrecht wird getrennt von der Mitgliedschaft geführt – typischerweise</w:t>
+        <w:t xml:space="preserve">The voting right is recorded separately from the membership – typically</w:t>
       </w:r>
       <w:r>
         <w:t xml:space="preserve"> </w:t>
@@ -15116,7 +15256,7 @@
         <w:t xml:space="preserve"> </w:t>
       </w:r>
       <w:r>
-        <w:t xml:space="preserve">bei Ersatzmitgliedern (ausser im Einsatz), Beobachtenden, dem Sekretariat und Gästen.</w:t>
+        <w:t xml:space="preserve">for substitute members (except when on duty), observers, the secretariat and guests.</w:t>
       </w:r>
     </w:p>
     <w:p>
@@ -15132,7 +15272,7 @@
           <w:bCs/>
           <w:b/>
         </w:rPr>
-        <w:t xml:space="preserve">Rolle als kontrolliertes Vokabular mit Freitext-Option (</w:t>
+        <w:t xml:space="preserve">Role as a controlled vocabulary with free-text option (</w:t>
       </w:r>
       <w:r>
         <w:rPr>
@@ -15153,7 +15293,7 @@
         <w:t xml:space="preserve"> </w:t>
       </w:r>
       <w:r>
-        <w:t xml:space="preserve">Die Rolle in der Gruppe (z. B. Mitglied, Präsidium, Stellvertretung) wird über ein kontrolliertes Vokabular (</w:t>
+        <w:t xml:space="preserve">The role in the group (e.g. member, presidency, deputy) is specified via a controlled vocabulary (</w:t>
       </w:r>
       <w:r>
         <w:rPr>
@@ -15162,7 +15302,7 @@
         <w:t xml:space="preserve">RoleEnum</w:t>
       </w:r>
       <w:r>
-        <w:t xml:space="preserve">) angegeben; für nicht abgedeckte Rollen dient der Wert</w:t>
+        <w:t xml:space="preserve">); for roles not covered, the value</w:t>
       </w:r>
       <w:r>
         <w:t xml:space="preserve"> </w:t>
@@ -15177,7 +15317,7 @@
         <w:t xml:space="preserve"> </w:t>
       </w:r>
       <w:r>
-        <w:t xml:space="preserve">mit einer freien Bezeichnung.</w:t>
+        <w:t xml:space="preserve">with a free-text designation is used.</w:t>
       </w:r>
     </w:p>
     <w:bookmarkStart w:id="153" w:name="class-membership"/>
@@ -17139,13 +17279,13 @@
     </w:p>
     <w:bookmarkEnd w:id="159"/>
     <w:bookmarkEnd w:id="160"/>
-    <w:bookmarkStart w:id="224" w:name="interessenbindungen-interest-links"/>
+    <w:bookmarkStart w:id="224" w:name="interest-links"/>
     <w:p>
       <w:pPr>
         <w:pStyle w:val="berschrift1"/>
       </w:pPr>
       <w:r>
-        <w:t xml:space="preserve">Interessenbindungen (Interest Links)</w:t>
+        <w:t xml:space="preserve">Interest Links</w:t>
       </w:r>
     </w:p>
     <w:p>
@@ -17153,7 +17293,7 @@
         <w:pStyle w:val="FirstParagraph"/>
       </w:pPr>
       <w:r>
-        <w:t xml:space="preserve">Das InterestLink-Schema erfasst Interessenbindungen, Interessenkonflikte und Verflechtungen von Personen mit Organisationen. Es orientiert sich an den Transparenzanforderungen für Parlamentsmitglieder gemäss</w:t>
+        <w:t xml:space="preserve">The InterestLink schema records interest links, conflicts of interest and entanglements of persons with organisations. It is based on the transparency requirements for members of parliament according to</w:t>
       </w:r>
       <w:r>
         <w:t xml:space="preserve"> </w:t>
@@ -17163,7 +17303,7 @@
           <w:rPr>
             <w:rStyle w:val="Hyperlink"/>
           </w:rPr>
-          <w:t xml:space="preserve">Bundesversammlung – Interessenbindungen</w:t>
+          <w:t xml:space="preserve">Federal Assembly – Interest Links</w:t>
         </w:r>
       </w:hyperlink>
       <w:r>
@@ -17183,7 +17323,7 @@
           <w:bCs/>
           <w:b/>
         </w:rPr>
-        <w:t xml:space="preserve">Abgrenzung zu Mitgliedschaften (</w:t>
+        <w:t xml:space="preserve">Distinction from memberships (</w:t>
       </w:r>
       <w:r>
         <w:rPr>
@@ -17213,7 +17353,7 @@
         <w:t xml:space="preserve"> </w:t>
       </w:r>
       <w:r>
-        <w:t xml:space="preserve">bildet Bindungen zu Organisationen</w:t>
+        <w:t xml:space="preserve">represents links to organisations</w:t>
       </w:r>
       <w:r>
         <w:t xml:space="preserve"> </w:t>
@@ -17223,13 +17363,13 @@
           <w:iCs/>
           <w:i/>
         </w:rPr>
-        <w:t xml:space="preserve">ausserhalb</w:t>
+        <w:t xml:space="preserve">outside</w:t>
       </w:r>
       <w:r>
         <w:t xml:space="preserve"> </w:t>
       </w:r>
       <w:r>
-        <w:t xml:space="preserve">des Akteur-Schemas ab (Interessenkonflikte, Politikfinanzierung) – im Unterschied zur formalen Zugehörigkeit</w:t>
+        <w:t xml:space="preserve">the actor schema (conflicts of interest, political financing) – in contrast to the formal affiliation</w:t>
       </w:r>
       <w:r>
         <w:t xml:space="preserve"> </w:t>
@@ -17239,13 +17379,13 @@
           <w:iCs/>
           <w:i/>
         </w:rPr>
-        <w:t xml:space="preserve">innerhalb</w:t>
+        <w:t xml:space="preserve">within</w:t>
       </w:r>
       <w:r>
         <w:t xml:space="preserve"> </w:t>
       </w:r>
       <w:r>
-        <w:t xml:space="preserve">des Schemas, die über</w:t>
+        <w:t xml:space="preserve">the schema, which is recorded via</w:t>
       </w:r>
       <w:r>
         <w:t xml:space="preserve"> </w:t>
@@ -17257,10 +17397,7 @@
         <w:t xml:space="preserve">Membership</w:t>
       </w:r>
       <w:r>
-        <w:t xml:space="preserve"> </w:t>
-      </w:r>
-      <w:r>
-        <w:t xml:space="preserve">erfasst wird.</w:t>
+        <w:t xml:space="preserve">.</w:t>
       </w:r>
     </w:p>
     <w:p>
@@ -17276,7 +17413,7 @@
           <w:bCs/>
           <w:b/>
         </w:rPr>
-        <w:t xml:space="preserve">Obligatorische Klassifikation (</w:t>
+        <w:t xml:space="preserve">Mandatory classification (</w:t>
       </w:r>
       <w:r>
         <w:rPr>
@@ -17297,7 +17434,7 @@
         <w:t xml:space="preserve"> </w:t>
       </w:r>
       <w:r>
-        <w:t xml:space="preserve">Jede Bindung wird zwingend nach Art eingeordnet (berufliche Tätigkeit, politische Ämter, Verein), angelehnt an die Offenlegungskategorien der Bundesversammlung.</w:t>
+        <w:t xml:space="preserve">Every link is mandatorily categorised by type (professional activity, political offices, association), based on the disclosure categories of the Federal Assembly.</w:t>
       </w:r>
     </w:p>
     <w:p>
@@ -17313,7 +17450,7 @@
           <w:bCs/>
           <w:b/>
         </w:rPr>
-        <w:t xml:space="preserve">Organisation über UID referenzierbar (</w:t>
+        <w:t xml:space="preserve">Organisation referenceable via UID (</w:t>
       </w:r>
       <w:r>
         <w:rPr>
@@ -17334,7 +17471,7 @@
         <w:t xml:space="preserve"> </w:t>
       </w:r>
       <w:r>
-        <w:t xml:space="preserve">Ist die Organisation im UID-Register erfasst, wird sie über ihre UID (eCH-0097,</w:t>
+        <w:t xml:space="preserve">If the organisation is recorded in the UID register, it is referenced via its UID (eCH-0097,</w:t>
       </w:r>
       <w:r>
         <w:t xml:space="preserve"> </w:t>
@@ -17346,7 +17483,7 @@
         <w:t xml:space="preserve">CHE-XXX.XXX.XXX</w:t>
       </w:r>
       <w:r>
-        <w:t xml:space="preserve">) referenziert – das ermöglicht Auswertungen, z. B. mit NOGA-Codes. Für Organisationen ohne UID stehen</w:t>
+        <w:t xml:space="preserve">) – this enables analyses, e.g. with NOGA codes. For organisations without a UID,</w:t>
       </w:r>
       <w:r>
         <w:t xml:space="preserve"> </w:t>
@@ -17370,7 +17507,7 @@
         <w:t xml:space="preserve"> </w:t>
       </w:r>
       <w:r>
-        <w:t xml:space="preserve">bereit; die Rechtsform folgt einem kontrollierten Vokabular (</w:t>
+        <w:t xml:space="preserve">are available; the legal form follows a controlled vocabulary (</w:t>
       </w:r>
       <w:r>
         <w:rPr>
@@ -17395,7 +17532,7 @@
           <w:bCs/>
           <w:b/>
         </w:rPr>
-        <w:t xml:space="preserve">Umfang und Entschädigung (</w:t>
+        <w:t xml:space="preserve">Scope and remuneration (</w:t>
       </w:r>
       <w:r>
         <w:rPr>
@@ -17460,7 +17597,7 @@
         <w:t xml:space="preserve"> </w:t>
       </w:r>
       <w:r>
-        <w:t xml:space="preserve">Neben Gremium und Funktion innerhalb der Organisation wird explizit festgehalten, ob die Position bezahlt ist – ein zentraler Transparenzaspekt.</w:t>
+        <w:t xml:space="preserve">In addition to the committee and function within the organisation, it is explicitly recorded whether the position is paid – a central transparency aspect.</w:t>
       </w:r>
     </w:p>
     <w:bookmarkStart w:id="176" w:name="class-interestlink"/>
@@ -24218,13 +24355,13 @@
     </w:p>
     <w:bookmarkEnd w:id="223"/>
     <w:bookmarkEnd w:id="224"/>
-    <w:bookmarkStart w:id="244" w:name="geteilte-elemente"/>
+    <w:bookmarkStart w:id="244" w:name="shared-elements"/>
     <w:p>
       <w:pPr>
         <w:pStyle w:val="berschrift1"/>
       </w:pPr>
       <w:r>
-        <w:t xml:space="preserve">Geteilte Elemente</w:t>
+        <w:t xml:space="preserve">Shared Elements</w:t>
       </w:r>
     </w:p>
     <w:bookmarkStart w:id="225" w:name="reference-classes"/>
@@ -24250,7 +24387,7 @@
         <w:t xml:space="preserve"> </w:t>
       </w:r>
       <w:r>
-        <w:t xml:space="preserve">und</w:t>
+        <w:t xml:space="preserve">and</w:t>
       </w:r>
       <w:r>
         <w:t xml:space="preserve"> </w:t>
@@ -24265,7 +24402,7 @@
         <w:t xml:space="preserve"> </w:t>
       </w:r>
       <w:r>
-        <w:t xml:space="preserve">werden verwendet, um Personen bzw. Gruppen</w:t>
+        <w:t xml:space="preserve">are used to reference persons or groups</w:t>
       </w:r>
       <w:r>
         <w:t xml:space="preserve"> </w:t>
@@ -24275,13 +24412,13 @@
           <w:bCs/>
           <w:b/>
         </w:rPr>
-        <w:t xml:space="preserve">lokal</w:t>
+        <w:t xml:space="preserve">locally</w:t>
       </w:r>
       <w:r>
         <w:t xml:space="preserve"> </w:t>
       </w:r>
       <w:r>
-        <w:t xml:space="preserve">innerhalb einer anderen Entität zu referenzieren. Neben dem eigentlichen Link zur vollständigen Entität werden dabei nur die relevanten Informationen zum</w:t>
+        <w:t xml:space="preserve">within another entity. In addition to the actual link to the complete entity, only the relevant information at the</w:t>
       </w:r>
       <w:r>
         <w:t xml:space="preserve"> </w:t>
@@ -24291,13 +24428,13 @@
           <w:bCs/>
           <w:b/>
         </w:rPr>
-        <w:t xml:space="preserve">Zeitpunkt der Verknüpfung</w:t>
+        <w:t xml:space="preserve">time of linking</w:t>
       </w:r>
       <w:r>
         <w:t xml:space="preserve"> </w:t>
       </w:r>
       <w:r>
-        <w:t xml:space="preserve">gespeichert – es müssen also nicht alle Informationen einer Person oder Gruppe bei jeder Erwähnung wiederholt werden.</w:t>
+        <w:t xml:space="preserve">is stored – so it is not necessary to repeat all the information about a person or group at every mention.</w:t>
       </w:r>
     </w:p>
     <w:p>
@@ -24305,7 +24442,7 @@
         <w:pStyle w:val="Textkrper"/>
       </w:pPr>
       <w:r>
-        <w:t xml:space="preserve">Ein Beispiel: Eine Motion verweist auf die Person, die sie eingereicht hat. Zusätzlich zum Link auf die vollständige Personen-Entität speichert die Motion lokal Informationen wie die politische Partei oder die Rolle der Person</w:t>
+        <w:t xml:space="preserve">An example: A motion references the person who submitted it. In addition to the link to the complete person entity, the motion stores locally information such as the person’s political party or role</w:t>
       </w:r>
       <w:r>
         <w:t xml:space="preserve"> </w:t>
@@ -24315,10 +24452,10 @@
           <w:bCs/>
           <w:b/>
         </w:rPr>
-        <w:t xml:space="preserve">zum Zeitpunkt der Einreichung</w:t>
-      </w:r>
-      <w:r>
-        <w:t xml:space="preserve">. Wechselt die Person später die Partei oder die Rolle, bleibt die Information in der Motion dennoch korrekt und unveränderlich.</w:t>
+        <w:t xml:space="preserve">at the time of submission</w:t>
+      </w:r>
+      <w:r>
+        <w:t xml:space="preserve">. If the person later changes party or role, the information in the motion nevertheless remains correct and immutable.</w:t>
       </w:r>
     </w:p>
     <w:p>
@@ -24326,7 +24463,7 @@
         <w:pStyle w:val="Textkrper"/>
       </w:pPr>
       <w:r>
-        <w:t xml:space="preserve">Dies dient drei Zwecken:</w:t>
+        <w:t xml:space="preserve">This serves three purposes:</w:t>
       </w:r>
     </w:p>
     <w:p>
@@ -24342,13 +24479,13 @@
           <w:bCs/>
           <w:b/>
         </w:rPr>
-        <w:t xml:space="preserve">Nützliche lokale Daten</w:t>
+        <w:t xml:space="preserve">Useful local data</w:t>
       </w:r>
       <w:r>
         <w:t xml:space="preserve"> </w:t>
       </w:r>
       <w:r>
-        <w:t xml:space="preserve">ohne aufwändige Abfragen der vollständigen Entität</w:t>
+        <w:t xml:space="preserve">without costly queries of the complete entity</w:t>
       </w:r>
     </w:p>
     <w:p>
@@ -24364,10 +24501,10 @@
           <w:bCs/>
           <w:b/>
         </w:rPr>
-        <w:t xml:space="preserve">Keine Redundanz</w:t>
-      </w:r>
-      <w:r>
-        <w:t xml:space="preserve">, da nicht alle Informationen bei jeder Erwähnung wiederholt werden müssen</w:t>
+        <w:t xml:space="preserve">No redundancy</w:t>
+      </w:r>
+      <w:r>
+        <w:t xml:space="preserve">, since not all information has to be repeated at every mention</w:t>
       </w:r>
     </w:p>
     <w:p>
@@ -24383,10 +24520,10 @@
           <w:bCs/>
           <w:b/>
         </w:rPr>
-        <w:t xml:space="preserve">Implizite Versionierung</w:t>
-      </w:r>
-      <w:r>
-        <w:t xml:space="preserve">, da die lokale Referenz unverändert bleibt, auch wenn sich die verknüpfte Entität später ändert</w:t>
+        <w:t xml:space="preserve">Implicit versioning</w:t>
+      </w:r>
+      <w:r>
+        <w:t xml:space="preserve">, since the local reference remains unchanged even if the linked entity changes later</w:t>
       </w:r>
     </w:p>
     <w:bookmarkEnd w:id="225"/>
@@ -25613,13 +25750,13 @@
     </w:tbl>
     <w:bookmarkEnd w:id="230"/>
     <w:bookmarkEnd w:id="231"/>
-    <w:bookmarkStart w:id="232" w:name="mehrfach-benutzte-klassen"/>
+    <w:bookmarkStart w:id="232" w:name="reused-classes"/>
     <w:p>
       <w:pPr>
         <w:pStyle w:val="berschrift2"/>
       </w:pPr>
       <w:r>
-        <w:t xml:space="preserve">Mehrfach benutzte Klassen</w:t>
+        <w:t xml:space="preserve">Reused Classes</w:t>
       </w:r>
     </w:p>
     <w:bookmarkEnd w:id="232"/>
@@ -28173,7 +28310,7 @@
         <w:rFonts w:asciiTheme="minorHAnsi" w:cstheme="minorBidi" w:eastAsiaTheme="minorHAnsi" w:hAnsiTheme="minorHAnsi"/>
         <w:sz w:val="24"/>
         <w:szCs w:val="24"/>
-        <w:lang w:bidi="ar-SA" w:eastAsia="en-US" w:val="de"/>
+        <w:lang w:bidi="ar-SA" w:eastAsia="en-US" w:val="en"/>
       </w:rPr>
     </w:rPrDefault>
     <w:pPrDefault>
@@ -28744,7 +28881,7 @@
       <w:color w:val="000000"/>
       <w:sz w:val="36"/>
       <w:szCs w:val="52"/>
-      <w:lang w:val="de"/>
+      <w:lang w:val="en"/>
     </w:rPr>
   </w:style>
   <w:style w:customStyle="1" w:styleId="TitelZchn" w:type="character">
@@ -28758,7 +28895,7 @@
       <w:color w:val="000000"/>
       <w:sz w:val="36"/>
       <w:szCs w:val="52"/>
-      <w:lang w:val="de"/>
+      <w:lang w:val="en"/>
     </w:rPr>
   </w:style>
   <w:style w:styleId="Untertitel" w:type="paragraph">
@@ -29036,6 +29173,11 @@
           <w:bottom w:color="auto" w:space="0" w:sz="0" w:val="single"/>
         </w:tcBorders>
         <w:vAlign w:val="bottom"/>
+      </w:tcPr>
+    </w:tblStylePr>
+    <w:tblStylePr w:type="band1Horz">
+      <w:tcPr>
+        <w:shd w:color="auto" w:fill="F2F2F2" w:val="clear"/>
       </w:tcPr>
     </w:tblStylePr>
   </w:style>

--- a/ech-0294_actors/output/ech-0294_actors_en.docx
+++ b/ech-0294_actors/output/ech-0294_actors_en.docx
@@ -29153,6 +29153,7 @@
     <w:unhideWhenUsed/>
     <w:qFormat/>
     <w:tblPr>
+      <w:tblStyleRowBandSize w:val="1"/>
       <w:tblInd w:type="dxa" w:w="0"/>
       <w:tblCellMar>
         <w:top w:type="dxa" w:w="0"/>

--- a/ech-0294_actors/output/ech-0294_actors_en.docx
+++ b/ech-0294_actors/output/ech-0294_actors_en.docx
@@ -1,6 +1,6 @@
 
 <file path=word/document.xml><?xml version="1.0" encoding="utf-8"?>
-<w:document xmlns:w="http://schemas.openxmlformats.org/wordprocessingml/2006/main" xmlns:m="http://schemas.openxmlformats.org/officeDocument/2006/math" xmlns:r="http://schemas.openxmlformats.org/officeDocument/2006/relationships" xmlns:o="urn:schemas-microsoft-com:office:office" xmlns:v="urn:schemas-microsoft-com:vml" xmlns:w10="urn:schemas-microsoft-com:office:word" xmlns:a="http://schemas.openxmlformats.org/drawingml/2006/main" xmlns:pic="http://schemas.openxmlformats.org/drawingml/2006/picture" xmlns:wp="http://schemas.openxmlformats.org/drawingml/2006/wordprocessingDrawing">
+<w:document xmlns:ns1="http://schemas.openxmlformats.org/officeDocument/2006/relationships" xmlns:w="http://schemas.openxmlformats.org/wordprocessingml/2006/main">
   <w:body>
     <w:p>
       <w:pPr>
@@ -96,7 +96,9 @@
       </w:tr>
       <w:tr>
         <w:tc>
-          <w:tcPr/>
+          <w:tcPr>
+            <w:shd w:val="clear" w:color="auto" w:fill="F2F2F2"/>
+          </w:tcPr>
           <w:p>
             <w:pPr>
               <w:pStyle w:val="Compact"/>
@@ -112,7 +114,9 @@
           </w:p>
         </w:tc>
         <w:tc>
-          <w:tcPr/>
+          <w:tcPr>
+            <w:shd w:val="clear" w:color="auto" w:fill="F2F2F2"/>
+          </w:tcPr>
           <w:p>
             <w:pPr>
               <w:pStyle w:val="Compact"/>
@@ -156,7 +160,9 @@
       </w:tr>
       <w:tr>
         <w:tc>
-          <w:tcPr/>
+          <w:tcPr>
+            <w:shd w:val="clear" w:color="auto" w:fill="F2F2F2"/>
+          </w:tcPr>
           <w:p>
             <w:pPr>
               <w:pStyle w:val="Compact"/>
@@ -172,7 +178,9 @@
           </w:p>
         </w:tc>
         <w:tc>
-          <w:tcPr/>
+          <w:tcPr>
+            <w:shd w:val="clear" w:color="auto" w:fill="F2F2F2"/>
+          </w:tcPr>
           <w:p>
             <w:pPr>
               <w:pStyle w:val="Compact"/>
@@ -216,7 +224,9 @@
       </w:tr>
       <w:tr>
         <w:tc>
-          <w:tcPr/>
+          <w:tcPr>
+            <w:shd w:val="clear" w:color="auto" w:fill="F2F2F2"/>
+          </w:tcPr>
           <w:p>
             <w:pPr>
               <w:pStyle w:val="Compact"/>
@@ -232,7 +242,9 @@
           </w:p>
         </w:tc>
         <w:tc>
-          <w:tcPr/>
+          <w:tcPr>
+            <w:shd w:val="clear" w:color="auto" w:fill="F2F2F2"/>
+          </w:tcPr>
           <w:p>
             <w:pPr>
               <w:pStyle w:val="Compact"/>
@@ -268,7 +280,9 @@
       </w:tr>
       <w:tr>
         <w:tc>
-          <w:tcPr/>
+          <w:tcPr>
+            <w:shd w:val="clear" w:color="auto" w:fill="F2F2F2"/>
+          </w:tcPr>
           <w:p>
             <w:pPr>
               <w:pStyle w:val="Compact"/>
@@ -284,7 +298,9 @@
           </w:p>
         </w:tc>
         <w:tc>
-          <w:tcPr/>
+          <w:tcPr>
+            <w:shd w:val="clear" w:color="auto" w:fill="F2F2F2"/>
+          </w:tcPr>
           <w:p>
             <w:pPr>
               <w:pStyle w:val="Compact"/>
@@ -324,7 +340,9 @@
       </w:tr>
       <w:tr>
         <w:tc>
-          <w:tcPr/>
+          <w:tcPr>
+            <w:shd w:val="clear" w:color="auto" w:fill="F2F2F2"/>
+          </w:tcPr>
           <w:p>
             <w:pPr>
               <w:pStyle w:val="Compact"/>
@@ -340,7 +358,9 @@
           </w:p>
         </w:tc>
         <w:tc>
-          <w:tcPr/>
+          <w:tcPr>
+            <w:shd w:val="clear" w:color="auto" w:fill="F2F2F2"/>
+          </w:tcPr>
           <w:p>
             <w:pPr>
               <w:pStyle w:val="Compact"/>
@@ -384,7 +404,9 @@
       </w:tr>
       <w:tr>
         <w:tc>
-          <w:tcPr/>
+          <w:tcPr>
+            <w:shd w:val="clear" w:color="auto" w:fill="F2F2F2"/>
+          </w:tcPr>
           <w:p>
             <w:pPr>
               <w:pStyle w:val="Compact"/>
@@ -400,7 +422,9 @@
           </w:p>
         </w:tc>
         <w:tc>
-          <w:tcPr/>
+          <w:tcPr>
+            <w:shd w:val="clear" w:color="auto" w:fill="F2F2F2"/>
+          </w:tcPr>
           <w:p>
             <w:pPr>
               <w:pStyle w:val="Compact"/>
@@ -444,7 +468,9 @@
       </w:tr>
       <w:tr>
         <w:tc>
-          <w:tcPr/>
+          <w:tcPr>
+            <w:shd w:val="clear" w:color="auto" w:fill="F2F2F2"/>
+          </w:tcPr>
           <w:p>
             <w:pPr>
               <w:pStyle w:val="Compact"/>
@@ -460,7 +486,9 @@
           </w:p>
         </w:tc>
         <w:tc>
-          <w:tcPr/>
+          <w:tcPr>
+            <w:shd w:val="clear" w:color="auto" w:fill="F2F2F2"/>
+          </w:tcPr>
           <w:p>
             <w:pPr>
               <w:pStyle w:val="Compact"/>
@@ -472,7 +500,7 @@
             <w:r>
               <w:t xml:space="preserve"> </w:t>
             </w:r>
-            <w:hyperlink r:id="rId20">
+            <w:hyperlink ns1:id="rId20">
               <w:r>
                 <w:rPr>
                   <w:rStyle w:val="Hyperlink"/>
@@ -1620,7 +1648,9 @@
       </w:tr>
       <w:tr>
         <w:tc>
-          <w:tcPr/>
+          <w:tcPr>
+            <w:shd w:val="clear" w:color="auto" w:fill="F2F2F2"/>
+          </w:tcPr>
           <w:p>
             <w:pPr>
               <w:pStyle w:val="Compact"/>
@@ -1632,7 +1662,9 @@
           </w:p>
         </w:tc>
         <w:tc>
-          <w:tcPr/>
+          <w:tcPr>
+            <w:shd w:val="clear" w:color="auto" w:fill="F2F2F2"/>
+          </w:tcPr>
           <w:p>
             <w:pPr>
               <w:pStyle w:val="Compact"/>
@@ -1658,7 +1690,9 @@
           </w:p>
         </w:tc>
         <w:tc>
-          <w:tcPr/>
+          <w:tcPr>
+            <w:shd w:val="clear" w:color="auto" w:fill="F2F2F2"/>
+          </w:tcPr>
           <w:p>
             <w:pPr>
               <w:pStyle w:val="Compact"/>
@@ -1736,7 +1770,9 @@
       </w:tr>
       <w:tr>
         <w:tc>
-          <w:tcPr/>
+          <w:tcPr>
+            <w:shd w:val="clear" w:color="auto" w:fill="F2F2F2"/>
+          </w:tcPr>
           <w:p>
             <w:pPr>
               <w:pStyle w:val="Compact"/>
@@ -1748,7 +1784,9 @@
           </w:p>
         </w:tc>
         <w:tc>
-          <w:tcPr/>
+          <w:tcPr>
+            <w:shd w:val="clear" w:color="auto" w:fill="F2F2F2"/>
+          </w:tcPr>
           <w:p>
             <w:pPr>
               <w:pStyle w:val="Compact"/>
@@ -1774,7 +1812,9 @@
           </w:p>
         </w:tc>
         <w:tc>
-          <w:tcPr/>
+          <w:tcPr>
+            <w:shd w:val="clear" w:color="auto" w:fill="F2F2F2"/>
+          </w:tcPr>
           <w:p>
             <w:pPr>
               <w:pStyle w:val="Compact"/>
@@ -1867,7 +1907,9 @@
       </w:tr>
       <w:tr>
         <w:tc>
-          <w:tcPr/>
+          <w:tcPr>
+            <w:shd w:val="clear" w:color="auto" w:fill="F2F2F2"/>
+          </w:tcPr>
           <w:p>
             <w:pPr>
               <w:pStyle w:val="Compact"/>
@@ -1879,7 +1921,9 @@
           </w:p>
         </w:tc>
         <w:tc>
-          <w:tcPr/>
+          <w:tcPr>
+            <w:shd w:val="clear" w:color="auto" w:fill="F2F2F2"/>
+          </w:tcPr>
           <w:p>
             <w:pPr>
               <w:pStyle w:val="Compact"/>
@@ -1905,7 +1949,9 @@
           </w:p>
         </w:tc>
         <w:tc>
-          <w:tcPr/>
+          <w:tcPr>
+            <w:shd w:val="clear" w:color="auto" w:fill="F2F2F2"/>
+          </w:tcPr>
           <w:p>
             <w:pPr>
               <w:pStyle w:val="Compact"/>
@@ -1971,7 +2017,9 @@
       </w:tr>
       <w:tr>
         <w:tc>
-          <w:tcPr/>
+          <w:tcPr>
+            <w:shd w:val="clear" w:color="auto" w:fill="F2F2F2"/>
+          </w:tcPr>
           <w:p>
             <w:pPr>
               <w:pStyle w:val="Compact"/>
@@ -1983,7 +2031,9 @@
           </w:p>
         </w:tc>
         <w:tc>
-          <w:tcPr/>
+          <w:tcPr>
+            <w:shd w:val="clear" w:color="auto" w:fill="F2F2F2"/>
+          </w:tcPr>
           <w:p>
             <w:pPr>
               <w:pStyle w:val="Compact"/>
@@ -2009,7 +2059,9 @@
           </w:p>
         </w:tc>
         <w:tc>
-          <w:tcPr/>
+          <w:tcPr>
+            <w:shd w:val="clear" w:color="auto" w:fill="F2F2F2"/>
+          </w:tcPr>
           <w:p>
             <w:pPr>
               <w:pStyle w:val="Compact"/>
@@ -2075,7 +2127,9 @@
       </w:tr>
       <w:tr>
         <w:tc>
-          <w:tcPr/>
+          <w:tcPr>
+            <w:shd w:val="clear" w:color="auto" w:fill="F2F2F2"/>
+          </w:tcPr>
           <w:p>
             <w:pPr>
               <w:pStyle w:val="Compact"/>
@@ -2087,7 +2141,9 @@
           </w:p>
         </w:tc>
         <w:tc>
-          <w:tcPr/>
+          <w:tcPr>
+            <w:shd w:val="clear" w:color="auto" w:fill="F2F2F2"/>
+          </w:tcPr>
           <w:p>
             <w:pPr>
               <w:pStyle w:val="Compact"/>
@@ -2113,7 +2169,9 @@
           </w:p>
         </w:tc>
         <w:tc>
-          <w:tcPr/>
+          <w:tcPr>
+            <w:shd w:val="clear" w:color="auto" w:fill="F2F2F2"/>
+          </w:tcPr>
           <w:p>
             <w:pPr>
               <w:pStyle w:val="Compact"/>
@@ -2179,7 +2237,9 @@
       </w:tr>
       <w:tr>
         <w:tc>
-          <w:tcPr/>
+          <w:tcPr>
+            <w:shd w:val="clear" w:color="auto" w:fill="F2F2F2"/>
+          </w:tcPr>
           <w:p>
             <w:pPr>
               <w:pStyle w:val="Compact"/>
@@ -2191,7 +2251,9 @@
           </w:p>
         </w:tc>
         <w:tc>
-          <w:tcPr/>
+          <w:tcPr>
+            <w:shd w:val="clear" w:color="auto" w:fill="F2F2F2"/>
+          </w:tcPr>
           <w:p>
             <w:pPr>
               <w:pStyle w:val="Compact"/>
@@ -2217,7 +2279,9 @@
           </w:p>
         </w:tc>
         <w:tc>
-          <w:tcPr/>
+          <w:tcPr>
+            <w:shd w:val="clear" w:color="auto" w:fill="F2F2F2"/>
+          </w:tcPr>
           <w:p>
             <w:pPr>
               <w:pStyle w:val="Compact"/>
@@ -2283,7 +2347,9 @@
       </w:tr>
       <w:tr>
         <w:tc>
-          <w:tcPr/>
+          <w:tcPr>
+            <w:shd w:val="clear" w:color="auto" w:fill="F2F2F2"/>
+          </w:tcPr>
           <w:p>
             <w:pPr>
               <w:pStyle w:val="Compact"/>
@@ -2295,7 +2361,9 @@
           </w:p>
         </w:tc>
         <w:tc>
-          <w:tcPr/>
+          <w:tcPr>
+            <w:shd w:val="clear" w:color="auto" w:fill="F2F2F2"/>
+          </w:tcPr>
           <w:p>
             <w:pPr>
               <w:pStyle w:val="Compact"/>
@@ -2321,7 +2389,9 @@
           </w:p>
         </w:tc>
         <w:tc>
-          <w:tcPr/>
+          <w:tcPr>
+            <w:shd w:val="clear" w:color="auto" w:fill="F2F2F2"/>
+          </w:tcPr>
           <w:p>
             <w:pPr>
               <w:pStyle w:val="Compact"/>
@@ -2387,7 +2457,9 @@
       </w:tr>
       <w:tr>
         <w:tc>
-          <w:tcPr/>
+          <w:tcPr>
+            <w:shd w:val="clear" w:color="auto" w:fill="F2F2F2"/>
+          </w:tcPr>
           <w:p>
             <w:pPr>
               <w:pStyle w:val="Compact"/>
@@ -2399,7 +2471,9 @@
           </w:p>
         </w:tc>
         <w:tc>
-          <w:tcPr/>
+          <w:tcPr>
+            <w:shd w:val="clear" w:color="auto" w:fill="F2F2F2"/>
+          </w:tcPr>
           <w:p>
             <w:pPr>
               <w:pStyle w:val="Compact"/>
@@ -2425,7 +2499,9 @@
           </w:p>
         </w:tc>
         <w:tc>
-          <w:tcPr/>
+          <w:tcPr>
+            <w:shd w:val="clear" w:color="auto" w:fill="F2F2F2"/>
+          </w:tcPr>
           <w:p>
             <w:pPr>
               <w:pStyle w:val="Compact"/>
@@ -2491,7 +2567,9 @@
       </w:tr>
       <w:tr>
         <w:tc>
-          <w:tcPr/>
+          <w:tcPr>
+            <w:shd w:val="clear" w:color="auto" w:fill="F2F2F2"/>
+          </w:tcPr>
           <w:p>
             <w:pPr>
               <w:pStyle w:val="Compact"/>
@@ -2503,7 +2581,9 @@
           </w:p>
         </w:tc>
         <w:tc>
-          <w:tcPr/>
+          <w:tcPr>
+            <w:shd w:val="clear" w:color="auto" w:fill="F2F2F2"/>
+          </w:tcPr>
           <w:p>
             <w:pPr>
               <w:pStyle w:val="Compact"/>
@@ -2529,7 +2609,9 @@
           </w:p>
         </w:tc>
         <w:tc>
-          <w:tcPr/>
+          <w:tcPr>
+            <w:shd w:val="clear" w:color="auto" w:fill="F2F2F2"/>
+          </w:tcPr>
           <w:p>
             <w:pPr>
               <w:pStyle w:val="Compact"/>
@@ -2629,7 +2711,9 @@
       </w:tr>
       <w:tr>
         <w:tc>
-          <w:tcPr/>
+          <w:tcPr>
+            <w:shd w:val="clear" w:color="auto" w:fill="F2F2F2"/>
+          </w:tcPr>
           <w:p>
             <w:pPr>
               <w:pStyle w:val="Compact"/>
@@ -2641,7 +2725,9 @@
           </w:p>
         </w:tc>
         <w:tc>
-          <w:tcPr/>
+          <w:tcPr>
+            <w:shd w:val="clear" w:color="auto" w:fill="F2F2F2"/>
+          </w:tcPr>
           <w:p>
             <w:pPr>
               <w:pStyle w:val="Compact"/>
@@ -2667,7 +2753,9 @@
           </w:p>
         </w:tc>
         <w:tc>
-          <w:tcPr/>
+          <w:tcPr>
+            <w:shd w:val="clear" w:color="auto" w:fill="F2F2F2"/>
+          </w:tcPr>
           <w:p>
             <w:pPr>
               <w:pStyle w:val="Compact"/>
@@ -2767,7 +2855,9 @@
       </w:tr>
       <w:tr>
         <w:tc>
-          <w:tcPr/>
+          <w:tcPr>
+            <w:shd w:val="clear" w:color="auto" w:fill="F2F2F2"/>
+          </w:tcPr>
           <w:p>
             <w:pPr>
               <w:pStyle w:val="Compact"/>
@@ -2779,7 +2869,9 @@
           </w:p>
         </w:tc>
         <w:tc>
-          <w:tcPr/>
+          <w:tcPr>
+            <w:shd w:val="clear" w:color="auto" w:fill="F2F2F2"/>
+          </w:tcPr>
           <w:p>
             <w:pPr>
               <w:pStyle w:val="Compact"/>
@@ -2805,7 +2897,9 @@
           </w:p>
         </w:tc>
         <w:tc>
-          <w:tcPr/>
+          <w:tcPr>
+            <w:shd w:val="clear" w:color="auto" w:fill="F2F2F2"/>
+          </w:tcPr>
           <w:p>
             <w:pPr>
               <w:pStyle w:val="Compact"/>
@@ -2905,7 +2999,9 @@
       </w:tr>
       <w:tr>
         <w:tc>
-          <w:tcPr/>
+          <w:tcPr>
+            <w:shd w:val="clear" w:color="auto" w:fill="F2F2F2"/>
+          </w:tcPr>
           <w:p>
             <w:pPr>
               <w:pStyle w:val="Compact"/>
@@ -2917,7 +3013,9 @@
           </w:p>
         </w:tc>
         <w:tc>
-          <w:tcPr/>
+          <w:tcPr>
+            <w:shd w:val="clear" w:color="auto" w:fill="F2F2F2"/>
+          </w:tcPr>
           <w:p>
             <w:pPr>
               <w:pStyle w:val="Compact"/>
@@ -2943,7 +3041,9 @@
           </w:p>
         </w:tc>
         <w:tc>
-          <w:tcPr/>
+          <w:tcPr>
+            <w:shd w:val="clear" w:color="auto" w:fill="F2F2F2"/>
+          </w:tcPr>
           <w:p>
             <w:pPr>
               <w:pStyle w:val="Compact"/>
@@ -3051,7 +3151,9 @@
       </w:tr>
       <w:tr>
         <w:tc>
-          <w:tcPr/>
+          <w:tcPr>
+            <w:shd w:val="clear" w:color="auto" w:fill="F2F2F2"/>
+          </w:tcPr>
           <w:p>
             <w:pPr>
               <w:pStyle w:val="Compact"/>
@@ -3068,7 +3170,9 @@
           </w:p>
         </w:tc>
         <w:tc>
-          <w:tcPr/>
+          <w:tcPr>
+            <w:shd w:val="clear" w:color="auto" w:fill="F2F2F2"/>
+          </w:tcPr>
           <w:p>
             <w:pPr>
               <w:pStyle w:val="Compact"/>
@@ -3085,7 +3189,9 @@
           </w:p>
         </w:tc>
         <w:tc>
-          <w:tcPr/>
+          <w:tcPr>
+            <w:shd w:val="clear" w:color="auto" w:fill="F2F2F2"/>
+          </w:tcPr>
           <w:p>
             <w:pPr>
               <w:pStyle w:val="Compact"/>
@@ -3097,7 +3203,9 @@
           </w:p>
         </w:tc>
         <w:tc>
-          <w:tcPr/>
+          <w:tcPr>
+            <w:shd w:val="clear" w:color="auto" w:fill="F2F2F2"/>
+          </w:tcPr>
           <w:p>
             <w:pPr>
               <w:pStyle w:val="Compact"/>
@@ -4306,7 +4414,9 @@
       </w:tr>
       <w:tr>
         <w:tc>
-          <w:tcPr/>
+          <w:tcPr>
+            <w:shd w:val="clear" w:color="auto" w:fill="F2F2F2"/>
+          </w:tcPr>
           <w:p>
             <w:pPr>
               <w:pStyle w:val="Compact"/>
@@ -4318,7 +4428,9 @@
           </w:p>
         </w:tc>
         <w:tc>
-          <w:tcPr/>
+          <w:tcPr>
+            <w:shd w:val="clear" w:color="auto" w:fill="F2F2F2"/>
+          </w:tcPr>
           <w:p>
             <w:pPr>
               <w:pStyle w:val="Compact"/>
@@ -4344,7 +4456,9 @@
           </w:p>
         </w:tc>
         <w:tc>
-          <w:tcPr/>
+          <w:tcPr>
+            <w:shd w:val="clear" w:color="auto" w:fill="F2F2F2"/>
+          </w:tcPr>
           <w:p>
             <w:pPr>
               <w:pStyle w:val="Compact"/>
@@ -4410,7 +4524,9 @@
       </w:tr>
       <w:tr>
         <w:tc>
-          <w:tcPr/>
+          <w:tcPr>
+            <w:shd w:val="clear" w:color="auto" w:fill="F2F2F2"/>
+          </w:tcPr>
           <w:p>
             <w:pPr>
               <w:pStyle w:val="Compact"/>
@@ -4422,7 +4538,9 @@
           </w:p>
         </w:tc>
         <w:tc>
-          <w:tcPr/>
+          <w:tcPr>
+            <w:shd w:val="clear" w:color="auto" w:fill="F2F2F2"/>
+          </w:tcPr>
           <w:p>
             <w:pPr>
               <w:pStyle w:val="Compact"/>
@@ -4448,7 +4566,9 @@
           </w:p>
         </w:tc>
         <w:tc>
-          <w:tcPr/>
+          <w:tcPr>
+            <w:shd w:val="clear" w:color="auto" w:fill="F2F2F2"/>
+          </w:tcPr>
           <w:p>
             <w:pPr>
               <w:pStyle w:val="Compact"/>
@@ -4548,7 +4668,9 @@
       </w:tr>
       <w:tr>
         <w:tc>
-          <w:tcPr/>
+          <w:tcPr>
+            <w:shd w:val="clear" w:color="auto" w:fill="F2F2F2"/>
+          </w:tcPr>
           <w:p>
             <w:pPr>
               <w:pStyle w:val="Compact"/>
@@ -4560,7 +4682,9 @@
           </w:p>
         </w:tc>
         <w:tc>
-          <w:tcPr/>
+          <w:tcPr>
+            <w:shd w:val="clear" w:color="auto" w:fill="F2F2F2"/>
+          </w:tcPr>
           <w:p>
             <w:pPr>
               <w:pStyle w:val="Compact"/>
@@ -4586,7 +4710,9 @@
           </w:p>
         </w:tc>
         <w:tc>
-          <w:tcPr/>
+          <w:tcPr>
+            <w:shd w:val="clear" w:color="auto" w:fill="F2F2F2"/>
+          </w:tcPr>
           <w:p>
             <w:pPr>
               <w:pStyle w:val="Compact"/>
@@ -4694,7 +4820,9 @@
       </w:tr>
       <w:tr>
         <w:tc>
-          <w:tcPr/>
+          <w:tcPr>
+            <w:shd w:val="clear" w:color="auto" w:fill="F2F2F2"/>
+          </w:tcPr>
           <w:p>
             <w:pPr>
               <w:pStyle w:val="Compact"/>
@@ -4711,7 +4839,9 @@
           </w:p>
         </w:tc>
         <w:tc>
-          <w:tcPr/>
+          <w:tcPr>
+            <w:shd w:val="clear" w:color="auto" w:fill="F2F2F2"/>
+          </w:tcPr>
           <w:p>
             <w:pPr>
               <w:pStyle w:val="Compact"/>
@@ -4728,7 +4858,9 @@
           </w:p>
         </w:tc>
         <w:tc>
-          <w:tcPr/>
+          <w:tcPr>
+            <w:shd w:val="clear" w:color="auto" w:fill="F2F2F2"/>
+          </w:tcPr>
           <w:p>
             <w:pPr>
               <w:pStyle w:val="Compact"/>
@@ -4740,7 +4872,9 @@
           </w:p>
         </w:tc>
         <w:tc>
-          <w:tcPr/>
+          <w:tcPr>
+            <w:shd w:val="clear" w:color="auto" w:fill="F2F2F2"/>
+          </w:tcPr>
           <w:p>
             <w:pPr>
               <w:pStyle w:val="Compact"/>
@@ -4799,7 +4933,7 @@
       <w:r>
         <w:t xml:space="preserve"> </w:t>
       </w:r>
-      <w:hyperlink r:id="rId35">
+      <w:hyperlink ns1:id="rId35">
         <w:r>
           <w:rPr>
             <w:rStyle w:val="Hyperlink"/>
@@ -4859,7 +4993,9 @@
       </w:tr>
       <w:tr>
         <w:tc>
-          <w:tcPr/>
+          <w:tcPr>
+            <w:shd w:val="clear" w:color="auto" w:fill="F2F2F2"/>
+          </w:tcPr>
           <w:p>
             <w:pPr>
               <w:pStyle w:val="Compact"/>
@@ -4871,7 +5007,9 @@
           </w:p>
         </w:tc>
         <w:tc>
-          <w:tcPr/>
+          <w:tcPr>
+            <w:shd w:val="clear" w:color="auto" w:fill="F2F2F2"/>
+          </w:tcPr>
           <w:p>
             <w:pPr>
               <w:pStyle w:val="Compact"/>
@@ -4935,7 +5073,7 @@
               <w:pStyle w:val="Compact"/>
               <w:jc w:val="left"/>
             </w:pPr>
-            <w:hyperlink r:id="rId36">
+            <w:hyperlink ns1:id="rId36">
               <w:r>
                 <w:rPr>
                   <w:rStyle w:val="Hyperlink"/>
@@ -4948,7 +5086,9 @@
       </w:tr>
       <w:tr>
         <w:tc>
-          <w:tcPr/>
+          <w:tcPr>
+            <w:shd w:val="clear" w:color="auto" w:fill="F2F2F2"/>
+          </w:tcPr>
           <w:p>
             <w:pPr>
               <w:pStyle w:val="Compact"/>
@@ -4960,7 +5100,9 @@
           </w:p>
         </w:tc>
         <w:tc>
-          <w:tcPr/>
+          <w:tcPr>
+            <w:shd w:val="clear" w:color="auto" w:fill="F2F2F2"/>
+          </w:tcPr>
           <w:p>
             <w:pPr>
               <w:pStyle w:val="Compact"/>
@@ -4988,7 +5130,7 @@
               <w:pStyle w:val="Compact"/>
               <w:jc w:val="left"/>
             </w:pPr>
-            <w:hyperlink r:id="rId37">
+            <w:hyperlink ns1:id="rId37">
               <w:r>
                 <w:rPr>
                   <w:rStyle w:val="Hyperlink"/>
@@ -5001,7 +5143,9 @@
       </w:tr>
       <w:tr>
         <w:tc>
-          <w:tcPr/>
+          <w:tcPr>
+            <w:shd w:val="clear" w:color="auto" w:fill="F2F2F2"/>
+          </w:tcPr>
           <w:p>
             <w:pPr>
               <w:pStyle w:val="Compact"/>
@@ -5013,7 +5157,9 @@
           </w:p>
         </w:tc>
         <w:tc>
-          <w:tcPr/>
+          <w:tcPr>
+            <w:shd w:val="clear" w:color="auto" w:fill="F2F2F2"/>
+          </w:tcPr>
           <w:p>
             <w:pPr>
               <w:pStyle w:val="Compact"/>
@@ -5041,7 +5187,7 @@
               <w:pStyle w:val="Compact"/>
               <w:jc w:val="left"/>
             </w:pPr>
-            <w:hyperlink r:id="rId38">
+            <w:hyperlink ns1:id="rId38">
               <w:r>
                 <w:rPr>
                   <w:rStyle w:val="Hyperlink"/>
@@ -5054,7 +5200,9 @@
       </w:tr>
       <w:tr>
         <w:tc>
-          <w:tcPr/>
+          <w:tcPr>
+            <w:shd w:val="clear" w:color="auto" w:fill="F2F2F2"/>
+          </w:tcPr>
           <w:p>
             <w:pPr>
               <w:pStyle w:val="Compact"/>
@@ -5066,7 +5214,9 @@
           </w:p>
         </w:tc>
         <w:tc>
-          <w:tcPr/>
+          <w:tcPr>
+            <w:shd w:val="clear" w:color="auto" w:fill="F2F2F2"/>
+          </w:tcPr>
           <w:p>
             <w:pPr>
               <w:pStyle w:val="Compact"/>
@@ -5094,7 +5244,7 @@
               <w:pStyle w:val="Compact"/>
               <w:jc w:val="left"/>
             </w:pPr>
-            <w:hyperlink r:id="rId39">
+            <w:hyperlink ns1:id="rId39">
               <w:r>
                 <w:rPr>
                   <w:rStyle w:val="Hyperlink"/>
@@ -5107,7 +5257,9 @@
       </w:tr>
       <w:tr>
         <w:tc>
-          <w:tcPr/>
+          <w:tcPr>
+            <w:shd w:val="clear" w:color="auto" w:fill="F2F2F2"/>
+          </w:tcPr>
           <w:p>
             <w:pPr>
               <w:pStyle w:val="Compact"/>
@@ -5119,7 +5271,9 @@
           </w:p>
         </w:tc>
         <w:tc>
-          <w:tcPr/>
+          <w:tcPr>
+            <w:shd w:val="clear" w:color="auto" w:fill="F2F2F2"/>
+          </w:tcPr>
           <w:p>
             <w:pPr>
               <w:pStyle w:val="Compact"/>
@@ -5147,7 +5301,7 @@
               <w:pStyle w:val="Compact"/>
               <w:jc w:val="left"/>
             </w:pPr>
-            <w:hyperlink r:id="rId40">
+            <w:hyperlink ns1:id="rId40">
               <w:r>
                 <w:rPr>
                   <w:rStyle w:val="Hyperlink"/>
@@ -5160,7 +5314,9 @@
       </w:tr>
       <w:tr>
         <w:tc>
-          <w:tcPr/>
+          <w:tcPr>
+            <w:shd w:val="clear" w:color="auto" w:fill="F2F2F2"/>
+          </w:tcPr>
           <w:p>
             <w:pPr>
               <w:pStyle w:val="Compact"/>
@@ -5172,7 +5328,9 @@
           </w:p>
         </w:tc>
         <w:tc>
-          <w:tcPr/>
+          <w:tcPr>
+            <w:shd w:val="clear" w:color="auto" w:fill="F2F2F2"/>
+          </w:tcPr>
           <w:p>
             <w:pPr>
               <w:pStyle w:val="Compact"/>
@@ -5200,7 +5358,7 @@
               <w:pStyle w:val="Compact"/>
               <w:jc w:val="left"/>
             </w:pPr>
-            <w:hyperlink r:id="rId41">
+            <w:hyperlink ns1:id="rId41">
               <w:r>
                 <w:rPr>
                   <w:rStyle w:val="Hyperlink"/>
@@ -5213,7 +5371,9 @@
       </w:tr>
       <w:tr>
         <w:tc>
-          <w:tcPr/>
+          <w:tcPr>
+            <w:shd w:val="clear" w:color="auto" w:fill="F2F2F2"/>
+          </w:tcPr>
           <w:p>
             <w:pPr>
               <w:pStyle w:val="Compact"/>
@@ -5225,7 +5385,9 @@
           </w:p>
         </w:tc>
         <w:tc>
-          <w:tcPr/>
+          <w:tcPr>
+            <w:shd w:val="clear" w:color="auto" w:fill="F2F2F2"/>
+          </w:tcPr>
           <w:p>
             <w:pPr>
               <w:pStyle w:val="Compact"/>
@@ -5253,7 +5415,7 @@
               <w:pStyle w:val="Compact"/>
               <w:jc w:val="left"/>
             </w:pPr>
-            <w:hyperlink r:id="rId42">
+            <w:hyperlink ns1:id="rId42">
               <w:r>
                 <w:rPr>
                   <w:rStyle w:val="Hyperlink"/>
@@ -5266,7 +5428,9 @@
       </w:tr>
       <w:tr>
         <w:tc>
-          <w:tcPr/>
+          <w:tcPr>
+            <w:shd w:val="clear" w:color="auto" w:fill="F2F2F2"/>
+          </w:tcPr>
           <w:p>
             <w:pPr>
               <w:pStyle w:val="Compact"/>
@@ -5278,7 +5442,9 @@
           </w:p>
         </w:tc>
         <w:tc>
-          <w:tcPr/>
+          <w:tcPr>
+            <w:shd w:val="clear" w:color="auto" w:fill="F2F2F2"/>
+          </w:tcPr>
           <w:p>
             <w:pPr>
               <w:pStyle w:val="Compact"/>
@@ -5306,7 +5472,7 @@
               <w:pStyle w:val="Compact"/>
               <w:jc w:val="left"/>
             </w:pPr>
-            <w:hyperlink r:id="rId43">
+            <w:hyperlink ns1:id="rId43">
               <w:r>
                 <w:rPr>
                   <w:rStyle w:val="Hyperlink"/>
@@ -5319,7 +5485,9 @@
       </w:tr>
       <w:tr>
         <w:tc>
-          <w:tcPr/>
+          <w:tcPr>
+            <w:shd w:val="clear" w:color="auto" w:fill="F2F2F2"/>
+          </w:tcPr>
           <w:p>
             <w:pPr>
               <w:pStyle w:val="Compact"/>
@@ -5331,7 +5499,9 @@
           </w:p>
         </w:tc>
         <w:tc>
-          <w:tcPr/>
+          <w:tcPr>
+            <w:shd w:val="clear" w:color="auto" w:fill="F2F2F2"/>
+          </w:tcPr>
           <w:p>
             <w:pPr>
               <w:pStyle w:val="Compact"/>
@@ -5374,7 +5544,7 @@
               <w:pStyle w:val="Compact"/>
               <w:jc w:val="left"/>
             </w:pPr>
-            <w:hyperlink r:id="rId44">
+            <w:hyperlink ns1:id="rId44">
               <w:r>
                 <w:rPr>
                   <w:rStyle w:val="Hyperlink"/>
@@ -5387,7 +5557,9 @@
       </w:tr>
       <w:tr>
         <w:tc>
-          <w:tcPr/>
+          <w:tcPr>
+            <w:shd w:val="clear" w:color="auto" w:fill="F2F2F2"/>
+          </w:tcPr>
           <w:p>
             <w:pPr>
               <w:pStyle w:val="Compact"/>
@@ -5399,7 +5571,9 @@
           </w:p>
         </w:tc>
         <w:tc>
-          <w:tcPr/>
+          <w:tcPr>
+            <w:shd w:val="clear" w:color="auto" w:fill="F2F2F2"/>
+          </w:tcPr>
           <w:p>
             <w:pPr>
               <w:pStyle w:val="Compact"/>
@@ -5427,7 +5601,7 @@
               <w:pStyle w:val="Compact"/>
               <w:jc w:val="left"/>
             </w:pPr>
-            <w:hyperlink r:id="rId45">
+            <w:hyperlink ns1:id="rId45">
               <w:r>
                 <w:rPr>
                   <w:rStyle w:val="Hyperlink"/>
@@ -5440,7 +5614,9 @@
       </w:tr>
       <w:tr>
         <w:tc>
-          <w:tcPr/>
+          <w:tcPr>
+            <w:shd w:val="clear" w:color="auto" w:fill="F2F2F2"/>
+          </w:tcPr>
           <w:p>
             <w:pPr>
               <w:pStyle w:val="Compact"/>
@@ -5452,7 +5628,9 @@
           </w:p>
         </w:tc>
         <w:tc>
-          <w:tcPr/>
+          <w:tcPr>
+            <w:shd w:val="clear" w:color="auto" w:fill="F2F2F2"/>
+          </w:tcPr>
           <w:p>
             <w:pPr>
               <w:pStyle w:val="Compact"/>
@@ -5480,7 +5658,7 @@
               <w:pStyle w:val="Compact"/>
               <w:jc w:val="left"/>
             </w:pPr>
-            <w:hyperlink r:id="rId46">
+            <w:hyperlink ns1:id="rId46">
               <w:r>
                 <w:rPr>
                   <w:rStyle w:val="Hyperlink"/>
@@ -5587,7 +5765,9 @@
       </w:tr>
       <w:tr>
         <w:tc>
-          <w:tcPr/>
+          <w:tcPr>
+            <w:shd w:val="clear" w:color="auto" w:fill="F2F2F2"/>
+          </w:tcPr>
           <w:p>
             <w:pPr>
               <w:pStyle w:val="Compact"/>
@@ -5599,7 +5779,9 @@
           </w:p>
         </w:tc>
         <w:tc>
-          <w:tcPr/>
+          <w:tcPr>
+            <w:shd w:val="clear" w:color="auto" w:fill="F2F2F2"/>
+          </w:tcPr>
           <w:p>
             <w:pPr>
               <w:pStyle w:val="Compact"/>
@@ -5625,7 +5807,9 @@
           </w:p>
         </w:tc>
         <w:tc>
-          <w:tcPr/>
+          <w:tcPr>
+            <w:shd w:val="clear" w:color="auto" w:fill="F2F2F2"/>
+          </w:tcPr>
           <w:p>
             <w:pPr>
               <w:pStyle w:val="Compact"/>
@@ -5748,7 +5932,9 @@
       </w:tr>
       <w:tr>
         <w:tc>
-          <w:tcPr/>
+          <w:tcPr>
+            <w:shd w:val="clear" w:color="auto" w:fill="F2F2F2"/>
+          </w:tcPr>
           <w:p>
             <w:pPr>
               <w:pStyle w:val="Compact"/>
@@ -5760,7 +5946,9 @@
           </w:p>
         </w:tc>
         <w:tc>
-          <w:tcPr/>
+          <w:tcPr>
+            <w:shd w:val="clear" w:color="auto" w:fill="F2F2F2"/>
+          </w:tcPr>
           <w:p>
             <w:pPr>
               <w:pStyle w:val="Compact"/>
@@ -5786,7 +5974,9 @@
           </w:p>
         </w:tc>
         <w:tc>
-          <w:tcPr/>
+          <w:tcPr>
+            <w:shd w:val="clear" w:color="auto" w:fill="F2F2F2"/>
+          </w:tcPr>
           <w:p>
             <w:pPr>
               <w:pStyle w:val="Compact"/>
@@ -5877,7 +6067,9 @@
       </w:tr>
       <w:tr>
         <w:tc>
-          <w:tcPr/>
+          <w:tcPr>
+            <w:shd w:val="clear" w:color="auto" w:fill="F2F2F2"/>
+          </w:tcPr>
           <w:p>
             <w:pPr>
               <w:pStyle w:val="Compact"/>
@@ -5894,7 +6086,9 @@
           </w:p>
         </w:tc>
         <w:tc>
-          <w:tcPr/>
+          <w:tcPr>
+            <w:shd w:val="clear" w:color="auto" w:fill="F2F2F2"/>
+          </w:tcPr>
           <w:p>
             <w:pPr>
               <w:pStyle w:val="Compact"/>
@@ -5911,7 +6105,9 @@
           </w:p>
         </w:tc>
         <w:tc>
-          <w:tcPr/>
+          <w:tcPr>
+            <w:shd w:val="clear" w:color="auto" w:fill="F2F2F2"/>
+          </w:tcPr>
           <w:p>
             <w:pPr>
               <w:pStyle w:val="Compact"/>
@@ -5923,7 +6119,9 @@
           </w:p>
         </w:tc>
         <w:tc>
-          <w:tcPr/>
+          <w:tcPr>
+            <w:shd w:val="clear" w:color="auto" w:fill="F2F2F2"/>
+          </w:tcPr>
           <w:p>
             <w:pPr>
               <w:pStyle w:val="Compact"/>
@@ -6087,7 +6285,9 @@
       </w:tr>
       <w:tr>
         <w:tc>
-          <w:tcPr/>
+          <w:tcPr>
+            <w:shd w:val="clear" w:color="auto" w:fill="F2F2F2"/>
+          </w:tcPr>
           <w:p>
             <w:pPr>
               <w:pStyle w:val="Compact"/>
@@ -6099,7 +6299,9 @@
           </w:p>
         </w:tc>
         <w:tc>
-          <w:tcPr/>
+          <w:tcPr>
+            <w:shd w:val="clear" w:color="auto" w:fill="F2F2F2"/>
+          </w:tcPr>
           <w:p>
             <w:pPr>
               <w:pStyle w:val="Compact"/>
@@ -6125,7 +6327,9 @@
           </w:p>
         </w:tc>
         <w:tc>
-          <w:tcPr/>
+          <w:tcPr>
+            <w:shd w:val="clear" w:color="auto" w:fill="F2F2F2"/>
+          </w:tcPr>
           <w:p>
             <w:pPr>
               <w:pStyle w:val="Compact"/>
@@ -6208,7 +6412,9 @@
       </w:tr>
       <w:tr>
         <w:tc>
-          <w:tcPr/>
+          <w:tcPr>
+            <w:shd w:val="clear" w:color="auto" w:fill="F2F2F2"/>
+          </w:tcPr>
           <w:p>
             <w:pPr>
               <w:pStyle w:val="Compact"/>
@@ -6220,7 +6426,9 @@
           </w:p>
         </w:tc>
         <w:tc>
-          <w:tcPr/>
+          <w:tcPr>
+            <w:shd w:val="clear" w:color="auto" w:fill="F2F2F2"/>
+          </w:tcPr>
           <w:p>
             <w:pPr>
               <w:pStyle w:val="Compact"/>
@@ -6246,7 +6454,9 @@
           </w:p>
         </w:tc>
         <w:tc>
-          <w:tcPr/>
+          <w:tcPr>
+            <w:shd w:val="clear" w:color="auto" w:fill="F2F2F2"/>
+          </w:tcPr>
           <w:p>
             <w:pPr>
               <w:pStyle w:val="Compact"/>
@@ -6423,7 +6633,9 @@
       </w:tr>
       <w:tr>
         <w:tc>
-          <w:tcPr/>
+          <w:tcPr>
+            <w:shd w:val="clear" w:color="auto" w:fill="F2F2F2"/>
+          </w:tcPr>
           <w:p>
             <w:pPr>
               <w:pStyle w:val="Compact"/>
@@ -6440,7 +6652,9 @@
           </w:p>
         </w:tc>
         <w:tc>
-          <w:tcPr/>
+          <w:tcPr>
+            <w:shd w:val="clear" w:color="auto" w:fill="F2F2F2"/>
+          </w:tcPr>
           <w:p>
             <w:pPr>
               <w:pStyle w:val="Compact"/>
@@ -6457,7 +6671,9 @@
           </w:p>
         </w:tc>
         <w:tc>
-          <w:tcPr/>
+          <w:tcPr>
+            <w:shd w:val="clear" w:color="auto" w:fill="F2F2F2"/>
+          </w:tcPr>
           <w:p>
             <w:pPr>
               <w:pStyle w:val="Compact"/>
@@ -6469,7 +6685,9 @@
           </w:p>
         </w:tc>
         <w:tc>
-          <w:tcPr/>
+          <w:tcPr>
+            <w:shd w:val="clear" w:color="auto" w:fill="F2F2F2"/>
+          </w:tcPr>
           <w:p>
             <w:pPr>
               <w:pStyle w:val="Compact"/>
@@ -6582,7 +6800,9 @@
       </w:tr>
       <w:tr>
         <w:tc>
-          <w:tcPr/>
+          <w:tcPr>
+            <w:shd w:val="clear" w:color="auto" w:fill="F2F2F2"/>
+          </w:tcPr>
           <w:p>
             <w:pPr>
               <w:pStyle w:val="Compact"/>
@@ -6594,7 +6814,9 @@
           </w:p>
         </w:tc>
         <w:tc>
-          <w:tcPr/>
+          <w:tcPr>
+            <w:shd w:val="clear" w:color="auto" w:fill="F2F2F2"/>
+          </w:tcPr>
           <w:p>
             <w:pPr>
               <w:pStyle w:val="Compact"/>
@@ -6620,7 +6842,9 @@
           </w:p>
         </w:tc>
         <w:tc>
-          <w:tcPr/>
+          <w:tcPr>
+            <w:shd w:val="clear" w:color="auto" w:fill="F2F2F2"/>
+          </w:tcPr>
           <w:p>
             <w:pPr>
               <w:pStyle w:val="Compact"/>
@@ -6686,7 +6910,9 @@
       </w:tr>
       <w:tr>
         <w:tc>
-          <w:tcPr/>
+          <w:tcPr>
+            <w:shd w:val="clear" w:color="auto" w:fill="F2F2F2"/>
+          </w:tcPr>
           <w:p>
             <w:pPr>
               <w:pStyle w:val="Compact"/>
@@ -6698,7 +6924,9 @@
           </w:p>
         </w:tc>
         <w:tc>
-          <w:tcPr/>
+          <w:tcPr>
+            <w:shd w:val="clear" w:color="auto" w:fill="F2F2F2"/>
+          </w:tcPr>
           <w:p>
             <w:pPr>
               <w:pStyle w:val="Compact"/>
@@ -6724,7 +6952,9 @@
           </w:p>
         </w:tc>
         <w:tc>
-          <w:tcPr/>
+          <w:tcPr>
+            <w:shd w:val="clear" w:color="auto" w:fill="F2F2F2"/>
+          </w:tcPr>
           <w:p>
             <w:pPr>
               <w:pStyle w:val="Compact"/>
@@ -6807,7 +7037,9 @@
       </w:tr>
       <w:tr>
         <w:tc>
-          <w:tcPr/>
+          <w:tcPr>
+            <w:shd w:val="clear" w:color="auto" w:fill="F2F2F2"/>
+          </w:tcPr>
           <w:p>
             <w:pPr>
               <w:pStyle w:val="Compact"/>
@@ -6819,7 +7051,9 @@
           </w:p>
         </w:tc>
         <w:tc>
-          <w:tcPr/>
+          <w:tcPr>
+            <w:shd w:val="clear" w:color="auto" w:fill="F2F2F2"/>
+          </w:tcPr>
           <w:p>
             <w:pPr>
               <w:pStyle w:val="Compact"/>
@@ -6845,7 +7079,9 @@
           </w:p>
         </w:tc>
         <w:tc>
-          <w:tcPr/>
+          <w:tcPr>
+            <w:shd w:val="clear" w:color="auto" w:fill="F2F2F2"/>
+          </w:tcPr>
           <w:p>
             <w:pPr>
               <w:pStyle w:val="Compact"/>
@@ -7022,7 +7258,9 @@
       </w:tr>
       <w:tr>
         <w:tc>
-          <w:tcPr/>
+          <w:tcPr>
+            <w:shd w:val="clear" w:color="auto" w:fill="F2F2F2"/>
+          </w:tcPr>
           <w:p>
             <w:pPr>
               <w:pStyle w:val="Compact"/>
@@ -7039,7 +7277,9 @@
           </w:p>
         </w:tc>
         <w:tc>
-          <w:tcPr/>
+          <w:tcPr>
+            <w:shd w:val="clear" w:color="auto" w:fill="F2F2F2"/>
+          </w:tcPr>
           <w:p>
             <w:pPr>
               <w:pStyle w:val="Compact"/>
@@ -7056,7 +7296,9 @@
           </w:p>
         </w:tc>
         <w:tc>
-          <w:tcPr/>
+          <w:tcPr>
+            <w:shd w:val="clear" w:color="auto" w:fill="F2F2F2"/>
+          </w:tcPr>
           <w:p>
             <w:pPr>
               <w:pStyle w:val="Compact"/>
@@ -7068,7 +7310,9 @@
           </w:p>
         </w:tc>
         <w:tc>
-          <w:tcPr/>
+          <w:tcPr>
+            <w:shd w:val="clear" w:color="auto" w:fill="F2F2F2"/>
+          </w:tcPr>
           <w:p>
             <w:pPr>
               <w:pStyle w:val="Compact"/>
@@ -7156,7 +7400,7 @@
       <w:r>
         <w:t xml:space="preserve"> </w:t>
       </w:r>
-      <w:hyperlink r:id="rId58">
+      <w:hyperlink ns1:id="rId58">
         <w:r>
           <w:rPr>
             <w:rStyle w:val="Hyperlink"/>
@@ -7216,7 +7460,9 @@
       </w:tr>
       <w:tr>
         <w:tc>
-          <w:tcPr/>
+          <w:tcPr>
+            <w:shd w:val="clear" w:color="auto" w:fill="F2F2F2"/>
+          </w:tcPr>
           <w:p>
             <w:pPr>
               <w:pStyle w:val="Compact"/>
@@ -7228,7 +7474,9 @@
           </w:p>
         </w:tc>
         <w:tc>
-          <w:tcPr/>
+          <w:tcPr>
+            <w:shd w:val="clear" w:color="auto" w:fill="F2F2F2"/>
+          </w:tcPr>
           <w:p>
             <w:pPr>
               <w:pStyle w:val="Compact"/>
@@ -7260,7 +7508,9 @@
       </w:tr>
       <w:tr>
         <w:tc>
-          <w:tcPr/>
+          <w:tcPr>
+            <w:shd w:val="clear" w:color="auto" w:fill="F2F2F2"/>
+          </w:tcPr>
           <w:p>
             <w:pPr>
               <w:pStyle w:val="Compact"/>
@@ -7272,7 +7522,9 @@
           </w:p>
         </w:tc>
         <w:tc>
-          <w:tcPr/>
+          <w:tcPr>
+            <w:shd w:val="clear" w:color="auto" w:fill="F2F2F2"/>
+          </w:tcPr>
           <w:p>
             <w:pPr>
               <w:pStyle w:val="Compact"/>
@@ -7304,7 +7556,9 @@
       </w:tr>
       <w:tr>
         <w:tc>
-          <w:tcPr/>
+          <w:tcPr>
+            <w:shd w:val="clear" w:color="auto" w:fill="F2F2F2"/>
+          </w:tcPr>
           <w:p>
             <w:pPr>
               <w:pStyle w:val="Compact"/>
@@ -7316,7 +7570,9 @@
           </w:p>
         </w:tc>
         <w:tc>
-          <w:tcPr/>
+          <w:tcPr>
+            <w:shd w:val="clear" w:color="auto" w:fill="F2F2F2"/>
+          </w:tcPr>
           <w:p>
             <w:pPr>
               <w:pStyle w:val="Compact"/>
@@ -7442,7 +7698,9 @@
       </w:tr>
       <w:tr>
         <w:tc>
-          <w:tcPr/>
+          <w:tcPr>
+            <w:shd w:val="clear" w:color="auto" w:fill="F2F2F2"/>
+          </w:tcPr>
           <w:p>
             <w:pPr>
               <w:pStyle w:val="Compact"/>
@@ -7454,7 +7712,9 @@
           </w:p>
         </w:tc>
         <w:tc>
-          <w:tcPr/>
+          <w:tcPr>
+            <w:shd w:val="clear" w:color="auto" w:fill="F2F2F2"/>
+          </w:tcPr>
           <w:p>
             <w:pPr>
               <w:pStyle w:val="Compact"/>
@@ -7480,7 +7740,9 @@
           </w:p>
         </w:tc>
         <w:tc>
-          <w:tcPr/>
+          <w:tcPr>
+            <w:shd w:val="clear" w:color="auto" w:fill="F2F2F2"/>
+          </w:tcPr>
           <w:p>
             <w:pPr>
               <w:pStyle w:val="Compact"/>
@@ -7546,7 +7808,9 @@
       </w:tr>
       <w:tr>
         <w:tc>
-          <w:tcPr/>
+          <w:tcPr>
+            <w:shd w:val="clear" w:color="auto" w:fill="F2F2F2"/>
+          </w:tcPr>
           <w:p>
             <w:pPr>
               <w:pStyle w:val="Compact"/>
@@ -7558,7 +7822,9 @@
           </w:p>
         </w:tc>
         <w:tc>
-          <w:tcPr/>
+          <w:tcPr>
+            <w:shd w:val="clear" w:color="auto" w:fill="F2F2F2"/>
+          </w:tcPr>
           <w:p>
             <w:pPr>
               <w:pStyle w:val="Compact"/>
@@ -7584,7 +7850,9 @@
           </w:p>
         </w:tc>
         <w:tc>
-          <w:tcPr/>
+          <w:tcPr>
+            <w:shd w:val="clear" w:color="auto" w:fill="F2F2F2"/>
+          </w:tcPr>
           <w:p>
             <w:pPr>
               <w:pStyle w:val="Compact"/>
@@ -7650,7 +7918,9 @@
       </w:tr>
       <w:tr>
         <w:tc>
-          <w:tcPr/>
+          <w:tcPr>
+            <w:shd w:val="clear" w:color="auto" w:fill="F2F2F2"/>
+          </w:tcPr>
           <w:p>
             <w:pPr>
               <w:pStyle w:val="Compact"/>
@@ -7662,7 +7932,9 @@
           </w:p>
         </w:tc>
         <w:tc>
-          <w:tcPr/>
+          <w:tcPr>
+            <w:shd w:val="clear" w:color="auto" w:fill="F2F2F2"/>
+          </w:tcPr>
           <w:p>
             <w:pPr>
               <w:pStyle w:val="Compact"/>
@@ -7688,7 +7960,9 @@
           </w:p>
         </w:tc>
         <w:tc>
-          <w:tcPr/>
+          <w:tcPr>
+            <w:shd w:val="clear" w:color="auto" w:fill="F2F2F2"/>
+          </w:tcPr>
           <w:p>
             <w:pPr>
               <w:pStyle w:val="Compact"/>
@@ -7771,7 +8045,9 @@
       </w:tr>
       <w:tr>
         <w:tc>
-          <w:tcPr/>
+          <w:tcPr>
+            <w:shd w:val="clear" w:color="auto" w:fill="F2F2F2"/>
+          </w:tcPr>
           <w:p>
             <w:pPr>
               <w:pStyle w:val="Compact"/>
@@ -7783,7 +8059,9 @@
           </w:p>
         </w:tc>
         <w:tc>
-          <w:tcPr/>
+          <w:tcPr>
+            <w:shd w:val="clear" w:color="auto" w:fill="F2F2F2"/>
+          </w:tcPr>
           <w:p>
             <w:pPr>
               <w:pStyle w:val="Compact"/>
@@ -7809,7 +8087,9 @@
           </w:p>
         </w:tc>
         <w:tc>
-          <w:tcPr/>
+          <w:tcPr>
+            <w:shd w:val="clear" w:color="auto" w:fill="F2F2F2"/>
+          </w:tcPr>
           <w:p>
             <w:pPr>
               <w:pStyle w:val="Compact"/>
@@ -7986,7 +8266,9 @@
       </w:tr>
       <w:tr>
         <w:tc>
-          <w:tcPr/>
+          <w:tcPr>
+            <w:shd w:val="clear" w:color="auto" w:fill="F2F2F2"/>
+          </w:tcPr>
           <w:p>
             <w:pPr>
               <w:pStyle w:val="Compact"/>
@@ -8003,7 +8285,9 @@
           </w:p>
         </w:tc>
         <w:tc>
-          <w:tcPr/>
+          <w:tcPr>
+            <w:shd w:val="clear" w:color="auto" w:fill="F2F2F2"/>
+          </w:tcPr>
           <w:p>
             <w:pPr>
               <w:pStyle w:val="Compact"/>
@@ -8020,7 +8304,9 @@
           </w:p>
         </w:tc>
         <w:tc>
-          <w:tcPr/>
+          <w:tcPr>
+            <w:shd w:val="clear" w:color="auto" w:fill="F2F2F2"/>
+          </w:tcPr>
           <w:p>
             <w:pPr>
               <w:pStyle w:val="Compact"/>
@@ -8032,7 +8318,9 @@
           </w:p>
         </w:tc>
         <w:tc>
-          <w:tcPr/>
+          <w:tcPr>
+            <w:shd w:val="clear" w:color="auto" w:fill="F2F2F2"/>
+          </w:tcPr>
           <w:p>
             <w:pPr>
               <w:pStyle w:val="Compact"/>
@@ -8236,7 +8524,9 @@
       </w:tr>
       <w:tr>
         <w:tc>
-          <w:tcPr/>
+          <w:tcPr>
+            <w:shd w:val="clear" w:color="auto" w:fill="F2F2F2"/>
+          </w:tcPr>
           <w:p>
             <w:pPr>
               <w:pStyle w:val="Compact"/>
@@ -8248,7 +8538,9 @@
           </w:p>
         </w:tc>
         <w:tc>
-          <w:tcPr/>
+          <w:tcPr>
+            <w:shd w:val="clear" w:color="auto" w:fill="F2F2F2"/>
+          </w:tcPr>
           <w:p>
             <w:pPr>
               <w:pStyle w:val="Compact"/>
@@ -8274,7 +8566,9 @@
           </w:p>
         </w:tc>
         <w:tc>
-          <w:tcPr/>
+          <w:tcPr>
+            <w:shd w:val="clear" w:color="auto" w:fill="F2F2F2"/>
+          </w:tcPr>
           <w:p>
             <w:pPr>
               <w:pStyle w:val="Compact"/>
@@ -8340,7 +8634,9 @@
       </w:tr>
       <w:tr>
         <w:tc>
-          <w:tcPr/>
+          <w:tcPr>
+            <w:shd w:val="clear" w:color="auto" w:fill="F2F2F2"/>
+          </w:tcPr>
           <w:p>
             <w:pPr>
               <w:pStyle w:val="Compact"/>
@@ -8352,7 +8648,9 @@
           </w:p>
         </w:tc>
         <w:tc>
-          <w:tcPr/>
+          <w:tcPr>
+            <w:shd w:val="clear" w:color="auto" w:fill="F2F2F2"/>
+          </w:tcPr>
           <w:p>
             <w:pPr>
               <w:pStyle w:val="Compact"/>
@@ -8378,7 +8676,9 @@
           </w:p>
         </w:tc>
         <w:tc>
-          <w:tcPr/>
+          <w:tcPr>
+            <w:shd w:val="clear" w:color="auto" w:fill="F2F2F2"/>
+          </w:tcPr>
           <w:p>
             <w:pPr>
               <w:pStyle w:val="Compact"/>
@@ -8461,7 +8761,9 @@
       </w:tr>
       <w:tr>
         <w:tc>
-          <w:tcPr/>
+          <w:tcPr>
+            <w:shd w:val="clear" w:color="auto" w:fill="F2F2F2"/>
+          </w:tcPr>
           <w:p>
             <w:pPr>
               <w:pStyle w:val="Compact"/>
@@ -8473,7 +8775,9 @@
           </w:p>
         </w:tc>
         <w:tc>
-          <w:tcPr/>
+          <w:tcPr>
+            <w:shd w:val="clear" w:color="auto" w:fill="F2F2F2"/>
+          </w:tcPr>
           <w:p>
             <w:pPr>
               <w:pStyle w:val="Compact"/>
@@ -8499,7 +8803,9 @@
           </w:p>
         </w:tc>
         <w:tc>
-          <w:tcPr/>
+          <w:tcPr>
+            <w:shd w:val="clear" w:color="auto" w:fill="F2F2F2"/>
+          </w:tcPr>
           <w:p>
             <w:pPr>
               <w:pStyle w:val="Compact"/>
@@ -8676,7 +8982,9 @@
       </w:tr>
       <w:tr>
         <w:tc>
-          <w:tcPr/>
+          <w:tcPr>
+            <w:shd w:val="clear" w:color="auto" w:fill="F2F2F2"/>
+          </w:tcPr>
           <w:p>
             <w:pPr>
               <w:pStyle w:val="Compact"/>
@@ -8693,7 +9001,9 @@
           </w:p>
         </w:tc>
         <w:tc>
-          <w:tcPr/>
+          <w:tcPr>
+            <w:shd w:val="clear" w:color="auto" w:fill="F2F2F2"/>
+          </w:tcPr>
           <w:p>
             <w:pPr>
               <w:pStyle w:val="Compact"/>
@@ -8710,7 +9020,9 @@
           </w:p>
         </w:tc>
         <w:tc>
-          <w:tcPr/>
+          <w:tcPr>
+            <w:shd w:val="clear" w:color="auto" w:fill="F2F2F2"/>
+          </w:tcPr>
           <w:p>
             <w:pPr>
               <w:pStyle w:val="Compact"/>
@@ -8722,7 +9034,9 @@
           </w:p>
         </w:tc>
         <w:tc>
-          <w:tcPr/>
+          <w:tcPr>
+            <w:shd w:val="clear" w:color="auto" w:fill="F2F2F2"/>
+          </w:tcPr>
           <w:p>
             <w:pPr>
               <w:pStyle w:val="Compact"/>
@@ -8781,7 +9095,7 @@
       <w:r>
         <w:t xml:space="preserve"> </w:t>
       </w:r>
-      <w:hyperlink r:id="rId69">
+      <w:hyperlink ns1:id="rId69">
         <w:r>
           <w:rPr>
             <w:rStyle w:val="Hyperlink"/>
@@ -8841,7 +9155,9 @@
       </w:tr>
       <w:tr>
         <w:tc>
-          <w:tcPr/>
+          <w:tcPr>
+            <w:shd w:val="clear" w:color="auto" w:fill="F2F2F2"/>
+          </w:tcPr>
           <w:p>
             <w:pPr>
               <w:pStyle w:val="Compact"/>
@@ -8853,7 +9169,9 @@
           </w:p>
         </w:tc>
         <w:tc>
-          <w:tcPr/>
+          <w:tcPr>
+            <w:shd w:val="clear" w:color="auto" w:fill="F2F2F2"/>
+          </w:tcPr>
           <w:p>
             <w:pPr>
               <w:pStyle w:val="Compact"/>
@@ -8881,7 +9199,7 @@
               <w:pStyle w:val="Compact"/>
               <w:jc w:val="left"/>
             </w:pPr>
-            <w:hyperlink r:id="rId70">
+            <w:hyperlink ns1:id="rId70">
               <w:r>
                 <w:rPr>
                   <w:rStyle w:val="Hyperlink"/>
@@ -8894,7 +9212,9 @@
       </w:tr>
       <w:tr>
         <w:tc>
-          <w:tcPr/>
+          <w:tcPr>
+            <w:shd w:val="clear" w:color="auto" w:fill="F2F2F2"/>
+          </w:tcPr>
           <w:p>
             <w:pPr>
               <w:pStyle w:val="Compact"/>
@@ -8906,7 +9226,9 @@
           </w:p>
         </w:tc>
         <w:tc>
-          <w:tcPr/>
+          <w:tcPr>
+            <w:shd w:val="clear" w:color="auto" w:fill="F2F2F2"/>
+          </w:tcPr>
           <w:p>
             <w:pPr>
               <w:pStyle w:val="Compact"/>
@@ -8934,7 +9256,7 @@
               <w:pStyle w:val="Compact"/>
               <w:jc w:val="left"/>
             </w:pPr>
-            <w:hyperlink r:id="rId71">
+            <w:hyperlink ns1:id="rId71">
               <w:r>
                 <w:rPr>
                   <w:rStyle w:val="Hyperlink"/>
@@ -8947,7 +9269,9 @@
       </w:tr>
       <w:tr>
         <w:tc>
-          <w:tcPr/>
+          <w:tcPr>
+            <w:shd w:val="clear" w:color="auto" w:fill="F2F2F2"/>
+          </w:tcPr>
           <w:p>
             <w:pPr>
               <w:pStyle w:val="Compact"/>
@@ -8959,7 +9283,9 @@
           </w:p>
         </w:tc>
         <w:tc>
-          <w:tcPr/>
+          <w:tcPr>
+            <w:shd w:val="clear" w:color="auto" w:fill="F2F2F2"/>
+          </w:tcPr>
           <w:p>
             <w:pPr>
               <w:pStyle w:val="Compact"/>
@@ -8987,7 +9313,7 @@
               <w:pStyle w:val="Compact"/>
               <w:jc w:val="left"/>
             </w:pPr>
-            <w:hyperlink r:id="rId72">
+            <w:hyperlink ns1:id="rId72">
               <w:r>
                 <w:rPr>
                   <w:rStyle w:val="Hyperlink"/>
@@ -9000,7 +9326,9 @@
       </w:tr>
       <w:tr>
         <w:tc>
-          <w:tcPr/>
+          <w:tcPr>
+            <w:shd w:val="clear" w:color="auto" w:fill="F2F2F2"/>
+          </w:tcPr>
           <w:p>
             <w:pPr>
               <w:pStyle w:val="Compact"/>
@@ -9012,7 +9340,9 @@
           </w:p>
         </w:tc>
         <w:tc>
-          <w:tcPr/>
+          <w:tcPr>
+            <w:shd w:val="clear" w:color="auto" w:fill="F2F2F2"/>
+          </w:tcPr>
           <w:p>
             <w:pPr>
               <w:pStyle w:val="Compact"/>
@@ -9040,7 +9370,7 @@
               <w:pStyle w:val="Compact"/>
               <w:jc w:val="left"/>
             </w:pPr>
-            <w:hyperlink r:id="rId73">
+            <w:hyperlink ns1:id="rId73">
               <w:r>
                 <w:rPr>
                   <w:rStyle w:val="Hyperlink"/>
@@ -9053,7 +9383,9 @@
       </w:tr>
       <w:tr>
         <w:tc>
-          <w:tcPr/>
+          <w:tcPr>
+            <w:shd w:val="clear" w:color="auto" w:fill="F2F2F2"/>
+          </w:tcPr>
           <w:p>
             <w:pPr>
               <w:pStyle w:val="Compact"/>
@@ -9065,7 +9397,9 @@
           </w:p>
         </w:tc>
         <w:tc>
-          <w:tcPr/>
+          <w:tcPr>
+            <w:shd w:val="clear" w:color="auto" w:fill="F2F2F2"/>
+          </w:tcPr>
           <w:p>
             <w:pPr>
               <w:pStyle w:val="Compact"/>
@@ -9093,7 +9427,7 @@
               <w:pStyle w:val="Compact"/>
               <w:jc w:val="left"/>
             </w:pPr>
-            <w:hyperlink r:id="rId74">
+            <w:hyperlink ns1:id="rId74">
               <w:r>
                 <w:rPr>
                   <w:rStyle w:val="Hyperlink"/>
@@ -9106,7 +9440,9 @@
       </w:tr>
       <w:tr>
         <w:tc>
-          <w:tcPr/>
+          <w:tcPr>
+            <w:shd w:val="clear" w:color="auto" w:fill="F2F2F2"/>
+          </w:tcPr>
           <w:p>
             <w:pPr>
               <w:pStyle w:val="Compact"/>
@@ -9118,7 +9454,9 @@
           </w:p>
         </w:tc>
         <w:tc>
-          <w:tcPr/>
+          <w:tcPr>
+            <w:shd w:val="clear" w:color="auto" w:fill="F2F2F2"/>
+          </w:tcPr>
           <w:p>
             <w:pPr>
               <w:pStyle w:val="Compact"/>
@@ -9146,7 +9484,7 @@
               <w:pStyle w:val="Compact"/>
               <w:jc w:val="left"/>
             </w:pPr>
-            <w:hyperlink r:id="rId75">
+            <w:hyperlink ns1:id="rId75">
               <w:r>
                 <w:rPr>
                   <w:rStyle w:val="Hyperlink"/>
@@ -9159,7 +9497,9 @@
       </w:tr>
       <w:tr>
         <w:tc>
-          <w:tcPr/>
+          <w:tcPr>
+            <w:shd w:val="clear" w:color="auto" w:fill="F2F2F2"/>
+          </w:tcPr>
           <w:p>
             <w:pPr>
               <w:pStyle w:val="Compact"/>
@@ -9171,7 +9511,9 @@
           </w:p>
         </w:tc>
         <w:tc>
-          <w:tcPr/>
+          <w:tcPr>
+            <w:shd w:val="clear" w:color="auto" w:fill="F2F2F2"/>
+          </w:tcPr>
           <w:p>
             <w:pPr>
               <w:pStyle w:val="Compact"/>
@@ -9199,7 +9541,7 @@
               <w:pStyle w:val="Compact"/>
               <w:jc w:val="left"/>
             </w:pPr>
-            <w:hyperlink r:id="rId76">
+            <w:hyperlink ns1:id="rId76">
               <w:r>
                 <w:rPr>
                   <w:rStyle w:val="Hyperlink"/>
@@ -9212,7 +9554,9 @@
       </w:tr>
       <w:tr>
         <w:tc>
-          <w:tcPr/>
+          <w:tcPr>
+            <w:shd w:val="clear" w:color="auto" w:fill="F2F2F2"/>
+          </w:tcPr>
           <w:p>
             <w:pPr>
               <w:pStyle w:val="Compact"/>
@@ -9224,7 +9568,9 @@
           </w:p>
         </w:tc>
         <w:tc>
-          <w:tcPr/>
+          <w:tcPr>
+            <w:shd w:val="clear" w:color="auto" w:fill="F2F2F2"/>
+          </w:tcPr>
           <w:p>
             <w:pPr>
               <w:pStyle w:val="Compact"/>
@@ -9252,7 +9598,7 @@
               <w:pStyle w:val="Compact"/>
               <w:jc w:val="left"/>
             </w:pPr>
-            <w:hyperlink r:id="rId77">
+            <w:hyperlink ns1:id="rId77">
               <w:r>
                 <w:rPr>
                   <w:rStyle w:val="Hyperlink"/>
@@ -9265,7 +9611,9 @@
       </w:tr>
       <w:tr>
         <w:tc>
-          <w:tcPr/>
+          <w:tcPr>
+            <w:shd w:val="clear" w:color="auto" w:fill="F2F2F2"/>
+          </w:tcPr>
           <w:p>
             <w:pPr>
               <w:pStyle w:val="Compact"/>
@@ -9277,7 +9625,9 @@
           </w:p>
         </w:tc>
         <w:tc>
-          <w:tcPr/>
+          <w:tcPr>
+            <w:shd w:val="clear" w:color="auto" w:fill="F2F2F2"/>
+          </w:tcPr>
           <w:p>
             <w:pPr>
               <w:pStyle w:val="Compact"/>
@@ -9305,7 +9655,7 @@
               <w:pStyle w:val="Compact"/>
               <w:jc w:val="left"/>
             </w:pPr>
-            <w:hyperlink r:id="rId78">
+            <w:hyperlink ns1:id="rId78">
               <w:r>
                 <w:rPr>
                   <w:rStyle w:val="Hyperlink"/>
@@ -9318,7 +9668,9 @@
       </w:tr>
       <w:tr>
         <w:tc>
-          <w:tcPr/>
+          <w:tcPr>
+            <w:shd w:val="clear" w:color="auto" w:fill="F2F2F2"/>
+          </w:tcPr>
           <w:p>
             <w:pPr>
               <w:pStyle w:val="Compact"/>
@@ -9330,7 +9682,9 @@
           </w:p>
         </w:tc>
         <w:tc>
-          <w:tcPr/>
+          <w:tcPr>
+            <w:shd w:val="clear" w:color="auto" w:fill="F2F2F2"/>
+          </w:tcPr>
           <w:p>
             <w:pPr>
               <w:pStyle w:val="Compact"/>
@@ -9358,7 +9712,7 @@
               <w:pStyle w:val="Compact"/>
               <w:jc w:val="left"/>
             </w:pPr>
-            <w:hyperlink r:id="rId79">
+            <w:hyperlink ns1:id="rId79">
               <w:r>
                 <w:rPr>
                   <w:rStyle w:val="Hyperlink"/>
@@ -9371,7 +9725,9 @@
       </w:tr>
       <w:tr>
         <w:tc>
-          <w:tcPr/>
+          <w:tcPr>
+            <w:shd w:val="clear" w:color="auto" w:fill="F2F2F2"/>
+          </w:tcPr>
           <w:p>
             <w:pPr>
               <w:pStyle w:val="Compact"/>
@@ -9383,7 +9739,9 @@
           </w:p>
         </w:tc>
         <w:tc>
-          <w:tcPr/>
+          <w:tcPr>
+            <w:shd w:val="clear" w:color="auto" w:fill="F2F2F2"/>
+          </w:tcPr>
           <w:p>
             <w:pPr>
               <w:pStyle w:val="Compact"/>
@@ -9411,7 +9769,7 @@
               <w:pStyle w:val="Compact"/>
               <w:jc w:val="left"/>
             </w:pPr>
-            <w:hyperlink r:id="rId80">
+            <w:hyperlink ns1:id="rId80">
               <w:r>
                 <w:rPr>
                   <w:rStyle w:val="Hyperlink"/>
@@ -9424,7 +9782,9 @@
       </w:tr>
       <w:tr>
         <w:tc>
-          <w:tcPr/>
+          <w:tcPr>
+            <w:shd w:val="clear" w:color="auto" w:fill="F2F2F2"/>
+          </w:tcPr>
           <w:p>
             <w:pPr>
               <w:pStyle w:val="Compact"/>
@@ -9436,7 +9796,9 @@
           </w:p>
         </w:tc>
         <w:tc>
-          <w:tcPr/>
+          <w:tcPr>
+            <w:shd w:val="clear" w:color="auto" w:fill="F2F2F2"/>
+          </w:tcPr>
           <w:p>
             <w:pPr>
               <w:pStyle w:val="Compact"/>
@@ -9464,7 +9826,7 @@
               <w:pStyle w:val="Compact"/>
               <w:jc w:val="left"/>
             </w:pPr>
-            <w:hyperlink r:id="rId81">
+            <w:hyperlink ns1:id="rId81">
               <w:r>
                 <w:rPr>
                   <w:rStyle w:val="Hyperlink"/>
@@ -9477,7 +9839,9 @@
       </w:tr>
       <w:tr>
         <w:tc>
-          <w:tcPr/>
+          <w:tcPr>
+            <w:shd w:val="clear" w:color="auto" w:fill="F2F2F2"/>
+          </w:tcPr>
           <w:p>
             <w:pPr>
               <w:pStyle w:val="Compact"/>
@@ -9489,7 +9853,9 @@
           </w:p>
         </w:tc>
         <w:tc>
-          <w:tcPr/>
+          <w:tcPr>
+            <w:shd w:val="clear" w:color="auto" w:fill="F2F2F2"/>
+          </w:tcPr>
           <w:p>
             <w:pPr>
               <w:pStyle w:val="Compact"/>
@@ -9517,7 +9883,7 @@
               <w:pStyle w:val="Compact"/>
               <w:jc w:val="left"/>
             </w:pPr>
-            <w:hyperlink r:id="rId82">
+            <w:hyperlink ns1:id="rId82">
               <w:r>
                 <w:rPr>
                   <w:rStyle w:val="Hyperlink"/>
@@ -9530,7 +9896,9 @@
       </w:tr>
       <w:tr>
         <w:tc>
-          <w:tcPr/>
+          <w:tcPr>
+            <w:shd w:val="clear" w:color="auto" w:fill="F2F2F2"/>
+          </w:tcPr>
           <w:p>
             <w:pPr>
               <w:pStyle w:val="Compact"/>
@@ -9542,7 +9910,9 @@
           </w:p>
         </w:tc>
         <w:tc>
-          <w:tcPr/>
+          <w:tcPr>
+            <w:shd w:val="clear" w:color="auto" w:fill="F2F2F2"/>
+          </w:tcPr>
           <w:p>
             <w:pPr>
               <w:pStyle w:val="Compact"/>
@@ -9570,7 +9940,7 @@
               <w:pStyle w:val="Compact"/>
               <w:jc w:val="left"/>
             </w:pPr>
-            <w:hyperlink r:id="rId83">
+            <w:hyperlink ns1:id="rId83">
               <w:r>
                 <w:rPr>
                   <w:rStyle w:val="Hyperlink"/>
@@ -9583,7 +9953,9 @@
       </w:tr>
       <w:tr>
         <w:tc>
-          <w:tcPr/>
+          <w:tcPr>
+            <w:shd w:val="clear" w:color="auto" w:fill="F2F2F2"/>
+          </w:tcPr>
           <w:p>
             <w:pPr>
               <w:pStyle w:val="Compact"/>
@@ -9595,7 +9967,9 @@
           </w:p>
         </w:tc>
         <w:tc>
-          <w:tcPr/>
+          <w:tcPr>
+            <w:shd w:val="clear" w:color="auto" w:fill="F2F2F2"/>
+          </w:tcPr>
           <w:p>
             <w:pPr>
               <w:pStyle w:val="Compact"/>
@@ -9623,7 +9997,7 @@
               <w:pStyle w:val="Compact"/>
               <w:jc w:val="left"/>
             </w:pPr>
-            <w:hyperlink r:id="rId84">
+            <w:hyperlink ns1:id="rId84">
               <w:r>
                 <w:rPr>
                   <w:rStyle w:val="Hyperlink"/>
@@ -9636,7 +10010,9 @@
       </w:tr>
       <w:tr>
         <w:tc>
-          <w:tcPr/>
+          <w:tcPr>
+            <w:shd w:val="clear" w:color="auto" w:fill="F2F2F2"/>
+          </w:tcPr>
           <w:p>
             <w:pPr>
               <w:pStyle w:val="Compact"/>
@@ -9648,7 +10024,9 @@
           </w:p>
         </w:tc>
         <w:tc>
-          <w:tcPr/>
+          <w:tcPr>
+            <w:shd w:val="clear" w:color="auto" w:fill="F2F2F2"/>
+          </w:tcPr>
           <w:p>
             <w:pPr>
               <w:pStyle w:val="Compact"/>
@@ -9676,7 +10054,7 @@
               <w:pStyle w:val="Compact"/>
               <w:jc w:val="left"/>
             </w:pPr>
-            <w:hyperlink r:id="rId85">
+            <w:hyperlink ns1:id="rId85">
               <w:r>
                 <w:rPr>
                   <w:rStyle w:val="Hyperlink"/>
@@ -9689,7 +10067,9 @@
       </w:tr>
       <w:tr>
         <w:tc>
-          <w:tcPr/>
+          <w:tcPr>
+            <w:shd w:val="clear" w:color="auto" w:fill="F2F2F2"/>
+          </w:tcPr>
           <w:p>
             <w:pPr>
               <w:pStyle w:val="Compact"/>
@@ -9701,7 +10081,9 @@
           </w:p>
         </w:tc>
         <w:tc>
-          <w:tcPr/>
+          <w:tcPr>
+            <w:shd w:val="clear" w:color="auto" w:fill="F2F2F2"/>
+          </w:tcPr>
           <w:p>
             <w:pPr>
               <w:pStyle w:val="Compact"/>
@@ -9729,7 +10111,7 @@
               <w:pStyle w:val="Compact"/>
               <w:jc w:val="left"/>
             </w:pPr>
-            <w:hyperlink r:id="rId86">
+            <w:hyperlink ns1:id="rId86">
               <w:r>
                 <w:rPr>
                   <w:rStyle w:val="Hyperlink"/>
@@ -9742,7 +10124,9 @@
       </w:tr>
       <w:tr>
         <w:tc>
-          <w:tcPr/>
+          <w:tcPr>
+            <w:shd w:val="clear" w:color="auto" w:fill="F2F2F2"/>
+          </w:tcPr>
           <w:p>
             <w:pPr>
               <w:pStyle w:val="Compact"/>
@@ -9754,7 +10138,9 @@
           </w:p>
         </w:tc>
         <w:tc>
-          <w:tcPr/>
+          <w:tcPr>
+            <w:shd w:val="clear" w:color="auto" w:fill="F2F2F2"/>
+          </w:tcPr>
           <w:p>
             <w:pPr>
               <w:pStyle w:val="Compact"/>
@@ -9782,7 +10168,7 @@
               <w:pStyle w:val="Compact"/>
               <w:jc w:val="left"/>
             </w:pPr>
-            <w:hyperlink r:id="rId87">
+            <w:hyperlink ns1:id="rId87">
               <w:r>
                 <w:rPr>
                   <w:rStyle w:val="Hyperlink"/>
@@ -9795,7 +10181,9 @@
       </w:tr>
       <w:tr>
         <w:tc>
-          <w:tcPr/>
+          <w:tcPr>
+            <w:shd w:val="clear" w:color="auto" w:fill="F2F2F2"/>
+          </w:tcPr>
           <w:p>
             <w:pPr>
               <w:pStyle w:val="Compact"/>
@@ -9807,7 +10195,9 @@
           </w:p>
         </w:tc>
         <w:tc>
-          <w:tcPr/>
+          <w:tcPr>
+            <w:shd w:val="clear" w:color="auto" w:fill="F2F2F2"/>
+          </w:tcPr>
           <w:p>
             <w:pPr>
               <w:pStyle w:val="Compact"/>
@@ -9835,7 +10225,7 @@
               <w:pStyle w:val="Compact"/>
               <w:jc w:val="left"/>
             </w:pPr>
-            <w:hyperlink r:id="rId88">
+            <w:hyperlink ns1:id="rId88">
               <w:r>
                 <w:rPr>
                   <w:rStyle w:val="Hyperlink"/>
@@ -9848,7 +10238,9 @@
       </w:tr>
       <w:tr>
         <w:tc>
-          <w:tcPr/>
+          <w:tcPr>
+            <w:shd w:val="clear" w:color="auto" w:fill="F2F2F2"/>
+          </w:tcPr>
           <w:p>
             <w:pPr>
               <w:pStyle w:val="Compact"/>
@@ -9860,7 +10252,9 @@
           </w:p>
         </w:tc>
         <w:tc>
-          <w:tcPr/>
+          <w:tcPr>
+            <w:shd w:val="clear" w:color="auto" w:fill="F2F2F2"/>
+          </w:tcPr>
           <w:p>
             <w:pPr>
               <w:pStyle w:val="Compact"/>
@@ -9888,7 +10282,7 @@
               <w:pStyle w:val="Compact"/>
               <w:jc w:val="left"/>
             </w:pPr>
-            <w:hyperlink r:id="rId89">
+            <w:hyperlink ns1:id="rId89">
               <w:r>
                 <w:rPr>
                   <w:rStyle w:val="Hyperlink"/>
@@ -9901,7 +10295,9 @@
       </w:tr>
       <w:tr>
         <w:tc>
-          <w:tcPr/>
+          <w:tcPr>
+            <w:shd w:val="clear" w:color="auto" w:fill="F2F2F2"/>
+          </w:tcPr>
           <w:p>
             <w:pPr>
               <w:pStyle w:val="Compact"/>
@@ -9913,7 +10309,9 @@
           </w:p>
         </w:tc>
         <w:tc>
-          <w:tcPr/>
+          <w:tcPr>
+            <w:shd w:val="clear" w:color="auto" w:fill="F2F2F2"/>
+          </w:tcPr>
           <w:p>
             <w:pPr>
               <w:pStyle w:val="Compact"/>
@@ -9941,7 +10339,7 @@
               <w:pStyle w:val="Compact"/>
               <w:jc w:val="left"/>
             </w:pPr>
-            <w:hyperlink r:id="rId90">
+            <w:hyperlink ns1:id="rId90">
               <w:r>
                 <w:rPr>
                   <w:rStyle w:val="Hyperlink"/>
@@ -9954,7 +10352,9 @@
       </w:tr>
       <w:tr>
         <w:tc>
-          <w:tcPr/>
+          <w:tcPr>
+            <w:shd w:val="clear" w:color="auto" w:fill="F2F2F2"/>
+          </w:tcPr>
           <w:p>
             <w:pPr>
               <w:pStyle w:val="Compact"/>
@@ -9966,7 +10366,9 @@
           </w:p>
         </w:tc>
         <w:tc>
-          <w:tcPr/>
+          <w:tcPr>
+            <w:shd w:val="clear" w:color="auto" w:fill="F2F2F2"/>
+          </w:tcPr>
           <w:p>
             <w:pPr>
               <w:pStyle w:val="Compact"/>
@@ -9994,7 +10396,7 @@
               <w:pStyle w:val="Compact"/>
               <w:jc w:val="left"/>
             </w:pPr>
-            <w:hyperlink r:id="rId91">
+            <w:hyperlink ns1:id="rId91">
               <w:r>
                 <w:rPr>
                   <w:rStyle w:val="Hyperlink"/>
@@ -10007,7 +10409,9 @@
       </w:tr>
       <w:tr>
         <w:tc>
-          <w:tcPr/>
+          <w:tcPr>
+            <w:shd w:val="clear" w:color="auto" w:fill="F2F2F2"/>
+          </w:tcPr>
           <w:p>
             <w:pPr>
               <w:pStyle w:val="Compact"/>
@@ -10019,7 +10423,9 @@
           </w:p>
         </w:tc>
         <w:tc>
-          <w:tcPr/>
+          <w:tcPr>
+            <w:shd w:val="clear" w:color="auto" w:fill="F2F2F2"/>
+          </w:tcPr>
           <w:p>
             <w:pPr>
               <w:pStyle w:val="Compact"/>
@@ -10047,7 +10453,7 @@
               <w:pStyle w:val="Compact"/>
               <w:jc w:val="left"/>
             </w:pPr>
-            <w:hyperlink r:id="rId92">
+            <w:hyperlink ns1:id="rId92">
               <w:r>
                 <w:rPr>
                   <w:rStyle w:val="Hyperlink"/>
@@ -10060,7 +10466,9 @@
       </w:tr>
       <w:tr>
         <w:tc>
-          <w:tcPr/>
+          <w:tcPr>
+            <w:shd w:val="clear" w:color="auto" w:fill="F2F2F2"/>
+          </w:tcPr>
           <w:p>
             <w:pPr>
               <w:pStyle w:val="Compact"/>
@@ -10072,7 +10480,9 @@
           </w:p>
         </w:tc>
         <w:tc>
-          <w:tcPr/>
+          <w:tcPr>
+            <w:shd w:val="clear" w:color="auto" w:fill="F2F2F2"/>
+          </w:tcPr>
           <w:p>
             <w:pPr>
               <w:pStyle w:val="Compact"/>
@@ -10100,7 +10510,7 @@
               <w:pStyle w:val="Compact"/>
               <w:jc w:val="left"/>
             </w:pPr>
-            <w:hyperlink r:id="rId93">
+            <w:hyperlink ns1:id="rId93">
               <w:r>
                 <w:rPr>
                   <w:rStyle w:val="Hyperlink"/>
@@ -10113,7 +10523,9 @@
       </w:tr>
       <w:tr>
         <w:tc>
-          <w:tcPr/>
+          <w:tcPr>
+            <w:shd w:val="clear" w:color="auto" w:fill="F2F2F2"/>
+          </w:tcPr>
           <w:p>
             <w:pPr>
               <w:pStyle w:val="Compact"/>
@@ -10125,7 +10537,9 @@
           </w:p>
         </w:tc>
         <w:tc>
-          <w:tcPr/>
+          <w:tcPr>
+            <w:shd w:val="clear" w:color="auto" w:fill="F2F2F2"/>
+          </w:tcPr>
           <w:p>
             <w:pPr>
               <w:pStyle w:val="Compact"/>
@@ -10153,7 +10567,7 @@
               <w:pStyle w:val="Compact"/>
               <w:jc w:val="left"/>
             </w:pPr>
-            <w:hyperlink r:id="rId94">
+            <w:hyperlink ns1:id="rId94">
               <w:r>
                 <w:rPr>
                   <w:rStyle w:val="Hyperlink"/>
@@ -10166,7 +10580,9 @@
       </w:tr>
       <w:tr>
         <w:tc>
-          <w:tcPr/>
+          <w:tcPr>
+            <w:shd w:val="clear" w:color="auto" w:fill="F2F2F2"/>
+          </w:tcPr>
           <w:p>
             <w:pPr>
               <w:pStyle w:val="Compact"/>
@@ -10178,7 +10594,9 @@
           </w:p>
         </w:tc>
         <w:tc>
-          <w:tcPr/>
+          <w:tcPr>
+            <w:shd w:val="clear" w:color="auto" w:fill="F2F2F2"/>
+          </w:tcPr>
           <w:p>
             <w:pPr>
               <w:pStyle w:val="Compact"/>
@@ -10206,7 +10624,7 @@
               <w:pStyle w:val="Compact"/>
               <w:jc w:val="left"/>
             </w:pPr>
-            <w:hyperlink r:id="rId95">
+            <w:hyperlink ns1:id="rId95">
               <w:r>
                 <w:rPr>
                   <w:rStyle w:val="Hyperlink"/>
@@ -10219,7 +10637,9 @@
       </w:tr>
       <w:tr>
         <w:tc>
-          <w:tcPr/>
+          <w:tcPr>
+            <w:shd w:val="clear" w:color="auto" w:fill="F2F2F2"/>
+          </w:tcPr>
           <w:p>
             <w:pPr>
               <w:pStyle w:val="Compact"/>
@@ -10231,7 +10651,9 @@
           </w:p>
         </w:tc>
         <w:tc>
-          <w:tcPr/>
+          <w:tcPr>
+            <w:shd w:val="clear" w:color="auto" w:fill="F2F2F2"/>
+          </w:tcPr>
           <w:p>
             <w:pPr>
               <w:pStyle w:val="Compact"/>
@@ -10259,7 +10681,7 @@
               <w:pStyle w:val="Compact"/>
               <w:jc w:val="left"/>
             </w:pPr>
-            <w:hyperlink r:id="rId96">
+            <w:hyperlink ns1:id="rId96">
               <w:r>
                 <w:rPr>
                   <w:rStyle w:val="Hyperlink"/>
@@ -10272,7 +10694,9 @@
       </w:tr>
       <w:tr>
         <w:tc>
-          <w:tcPr/>
+          <w:tcPr>
+            <w:shd w:val="clear" w:color="auto" w:fill="F2F2F2"/>
+          </w:tcPr>
           <w:p>
             <w:pPr>
               <w:pStyle w:val="Compact"/>
@@ -10284,7 +10708,9 @@
           </w:p>
         </w:tc>
         <w:tc>
-          <w:tcPr/>
+          <w:tcPr>
+            <w:shd w:val="clear" w:color="auto" w:fill="F2F2F2"/>
+          </w:tcPr>
           <w:p>
             <w:pPr>
               <w:pStyle w:val="Compact"/>
@@ -10312,7 +10738,7 @@
               <w:pStyle w:val="Compact"/>
               <w:jc w:val="left"/>
             </w:pPr>
-            <w:hyperlink r:id="rId97">
+            <w:hyperlink ns1:id="rId97">
               <w:r>
                 <w:rPr>
                   <w:rStyle w:val="Hyperlink"/>
@@ -10325,7 +10751,9 @@
       </w:tr>
       <w:tr>
         <w:tc>
-          <w:tcPr/>
+          <w:tcPr>
+            <w:shd w:val="clear" w:color="auto" w:fill="F2F2F2"/>
+          </w:tcPr>
           <w:p>
             <w:pPr>
               <w:pStyle w:val="Compact"/>
@@ -10337,7 +10765,9 @@
           </w:p>
         </w:tc>
         <w:tc>
-          <w:tcPr/>
+          <w:tcPr>
+            <w:shd w:val="clear" w:color="auto" w:fill="F2F2F2"/>
+          </w:tcPr>
           <w:p>
             <w:pPr>
               <w:pStyle w:val="Compact"/>
@@ -10365,7 +10795,7 @@
               <w:pStyle w:val="Compact"/>
               <w:jc w:val="left"/>
             </w:pPr>
-            <w:hyperlink r:id="rId98">
+            <w:hyperlink ns1:id="rId98">
               <w:r>
                 <w:rPr>
                   <w:rStyle w:val="Hyperlink"/>
@@ -10378,7 +10808,9 @@
       </w:tr>
       <w:tr>
         <w:tc>
-          <w:tcPr/>
+          <w:tcPr>
+            <w:shd w:val="clear" w:color="auto" w:fill="F2F2F2"/>
+          </w:tcPr>
           <w:p>
             <w:pPr>
               <w:pStyle w:val="Compact"/>
@@ -10390,7 +10822,9 @@
           </w:p>
         </w:tc>
         <w:tc>
-          <w:tcPr/>
+          <w:tcPr>
+            <w:shd w:val="clear" w:color="auto" w:fill="F2F2F2"/>
+          </w:tcPr>
           <w:p>
             <w:pPr>
               <w:pStyle w:val="Compact"/>
@@ -10418,7 +10852,7 @@
               <w:pStyle w:val="Compact"/>
               <w:jc w:val="left"/>
             </w:pPr>
-            <w:hyperlink r:id="rId99">
+            <w:hyperlink ns1:id="rId99">
               <w:r>
                 <w:rPr>
                   <w:rStyle w:val="Hyperlink"/>
@@ -10431,7 +10865,9 @@
       </w:tr>
       <w:tr>
         <w:tc>
-          <w:tcPr/>
+          <w:tcPr>
+            <w:shd w:val="clear" w:color="auto" w:fill="F2F2F2"/>
+          </w:tcPr>
           <w:p>
             <w:pPr>
               <w:pStyle w:val="Compact"/>
@@ -10443,7 +10879,9 @@
           </w:p>
         </w:tc>
         <w:tc>
-          <w:tcPr/>
+          <w:tcPr>
+            <w:shd w:val="clear" w:color="auto" w:fill="F2F2F2"/>
+          </w:tcPr>
           <w:p>
             <w:pPr>
               <w:pStyle w:val="Compact"/>
@@ -10471,7 +10909,7 @@
               <w:pStyle w:val="Compact"/>
               <w:jc w:val="left"/>
             </w:pPr>
-            <w:hyperlink r:id="rId100">
+            <w:hyperlink ns1:id="rId100">
               <w:r>
                 <w:rPr>
                   <w:rStyle w:val="Hyperlink"/>
@@ -10484,7 +10922,9 @@
       </w:tr>
       <w:tr>
         <w:tc>
-          <w:tcPr/>
+          <w:tcPr>
+            <w:shd w:val="clear" w:color="auto" w:fill="F2F2F2"/>
+          </w:tcPr>
           <w:p>
             <w:pPr>
               <w:pStyle w:val="Compact"/>
@@ -10496,7 +10936,9 @@
           </w:p>
         </w:tc>
         <w:tc>
-          <w:tcPr/>
+          <w:tcPr>
+            <w:shd w:val="clear" w:color="auto" w:fill="F2F2F2"/>
+          </w:tcPr>
           <w:p>
             <w:pPr>
               <w:pStyle w:val="Compact"/>
@@ -10524,7 +10966,7 @@
               <w:pStyle w:val="Compact"/>
               <w:jc w:val="left"/>
             </w:pPr>
-            <w:hyperlink r:id="rId101">
+            <w:hyperlink ns1:id="rId101">
               <w:r>
                 <w:rPr>
                   <w:rStyle w:val="Hyperlink"/>
@@ -10537,7 +10979,9 @@
       </w:tr>
       <w:tr>
         <w:tc>
-          <w:tcPr/>
+          <w:tcPr>
+            <w:shd w:val="clear" w:color="auto" w:fill="F2F2F2"/>
+          </w:tcPr>
           <w:p>
             <w:pPr>
               <w:pStyle w:val="Compact"/>
@@ -10549,7 +10993,9 @@
           </w:p>
         </w:tc>
         <w:tc>
-          <w:tcPr/>
+          <w:tcPr>
+            <w:shd w:val="clear" w:color="auto" w:fill="F2F2F2"/>
+          </w:tcPr>
           <w:p>
             <w:pPr>
               <w:pStyle w:val="Compact"/>
@@ -10577,7 +11023,7 @@
               <w:pStyle w:val="Compact"/>
               <w:jc w:val="left"/>
             </w:pPr>
-            <w:hyperlink r:id="rId102">
+            <w:hyperlink ns1:id="rId102">
               <w:r>
                 <w:rPr>
                   <w:rStyle w:val="Hyperlink"/>
@@ -10590,7 +11036,9 @@
       </w:tr>
       <w:tr>
         <w:tc>
-          <w:tcPr/>
+          <w:tcPr>
+            <w:shd w:val="clear" w:color="auto" w:fill="F2F2F2"/>
+          </w:tcPr>
           <w:p>
             <w:pPr>
               <w:pStyle w:val="Compact"/>
@@ -10602,7 +11050,9 @@
           </w:p>
         </w:tc>
         <w:tc>
-          <w:tcPr/>
+          <w:tcPr>
+            <w:shd w:val="clear" w:color="auto" w:fill="F2F2F2"/>
+          </w:tcPr>
           <w:p>
             <w:pPr>
               <w:pStyle w:val="Compact"/>
@@ -10630,7 +11080,7 @@
               <w:pStyle w:val="Compact"/>
               <w:jc w:val="left"/>
             </w:pPr>
-            <w:hyperlink r:id="rId103">
+            <w:hyperlink ns1:id="rId103">
               <w:r>
                 <w:rPr>
                   <w:rStyle w:val="Hyperlink"/>
@@ -10643,7 +11093,9 @@
       </w:tr>
       <w:tr>
         <w:tc>
-          <w:tcPr/>
+          <w:tcPr>
+            <w:shd w:val="clear" w:color="auto" w:fill="F2F2F2"/>
+          </w:tcPr>
           <w:p>
             <w:pPr>
               <w:pStyle w:val="Compact"/>
@@ -10655,7 +11107,9 @@
           </w:p>
         </w:tc>
         <w:tc>
-          <w:tcPr/>
+          <w:tcPr>
+            <w:shd w:val="clear" w:color="auto" w:fill="F2F2F2"/>
+          </w:tcPr>
           <w:p>
             <w:pPr>
               <w:pStyle w:val="Compact"/>
@@ -10683,7 +11137,7 @@
               <w:pStyle w:val="Compact"/>
               <w:jc w:val="left"/>
             </w:pPr>
-            <w:hyperlink r:id="rId104">
+            <w:hyperlink ns1:id="rId104">
               <w:r>
                 <w:rPr>
                   <w:rStyle w:val="Hyperlink"/>
@@ -10696,7 +11150,9 @@
       </w:tr>
       <w:tr>
         <w:tc>
-          <w:tcPr/>
+          <w:tcPr>
+            <w:shd w:val="clear" w:color="auto" w:fill="F2F2F2"/>
+          </w:tcPr>
           <w:p>
             <w:pPr>
               <w:pStyle w:val="Compact"/>
@@ -10708,7 +11164,9 @@
           </w:p>
         </w:tc>
         <w:tc>
-          <w:tcPr/>
+          <w:tcPr>
+            <w:shd w:val="clear" w:color="auto" w:fill="F2F2F2"/>
+          </w:tcPr>
           <w:p>
             <w:pPr>
               <w:pStyle w:val="Compact"/>
@@ -10736,7 +11194,7 @@
               <w:pStyle w:val="Compact"/>
               <w:jc w:val="left"/>
             </w:pPr>
-            <w:hyperlink r:id="rId105">
+            <w:hyperlink ns1:id="rId105">
               <w:r>
                 <w:rPr>
                   <w:rStyle w:val="Hyperlink"/>
@@ -10749,7 +11207,9 @@
       </w:tr>
       <w:tr>
         <w:tc>
-          <w:tcPr/>
+          <w:tcPr>
+            <w:shd w:val="clear" w:color="auto" w:fill="F2F2F2"/>
+          </w:tcPr>
           <w:p>
             <w:pPr>
               <w:pStyle w:val="Compact"/>
@@ -10761,7 +11221,9 @@
           </w:p>
         </w:tc>
         <w:tc>
-          <w:tcPr/>
+          <w:tcPr>
+            <w:shd w:val="clear" w:color="auto" w:fill="F2F2F2"/>
+          </w:tcPr>
           <w:p>
             <w:pPr>
               <w:pStyle w:val="Compact"/>
@@ -10789,7 +11251,7 @@
               <w:pStyle w:val="Compact"/>
               <w:jc w:val="left"/>
             </w:pPr>
-            <w:hyperlink r:id="rId106">
+            <w:hyperlink ns1:id="rId106">
               <w:r>
                 <w:rPr>
                   <w:rStyle w:val="Hyperlink"/>
@@ -10802,7 +11264,9 @@
       </w:tr>
       <w:tr>
         <w:tc>
-          <w:tcPr/>
+          <w:tcPr>
+            <w:shd w:val="clear" w:color="auto" w:fill="F2F2F2"/>
+          </w:tcPr>
           <w:p>
             <w:pPr>
               <w:pStyle w:val="Compact"/>
@@ -10814,7 +11278,9 @@
           </w:p>
         </w:tc>
         <w:tc>
-          <w:tcPr/>
+          <w:tcPr>
+            <w:shd w:val="clear" w:color="auto" w:fill="F2F2F2"/>
+          </w:tcPr>
           <w:p>
             <w:pPr>
               <w:pStyle w:val="Compact"/>
@@ -10842,7 +11308,7 @@
               <w:pStyle w:val="Compact"/>
               <w:jc w:val="left"/>
             </w:pPr>
-            <w:hyperlink r:id="rId107">
+            <w:hyperlink ns1:id="rId107">
               <w:r>
                 <w:rPr>
                   <w:rStyle w:val="Hyperlink"/>
@@ -10855,7 +11321,9 @@
       </w:tr>
       <w:tr>
         <w:tc>
-          <w:tcPr/>
+          <w:tcPr>
+            <w:shd w:val="clear" w:color="auto" w:fill="F2F2F2"/>
+          </w:tcPr>
           <w:p>
             <w:pPr>
               <w:pStyle w:val="Compact"/>
@@ -10867,7 +11335,9 @@
           </w:p>
         </w:tc>
         <w:tc>
-          <w:tcPr/>
+          <w:tcPr>
+            <w:shd w:val="clear" w:color="auto" w:fill="F2F2F2"/>
+          </w:tcPr>
           <w:p>
             <w:pPr>
               <w:pStyle w:val="Compact"/>
@@ -10895,7 +11365,7 @@
               <w:pStyle w:val="Compact"/>
               <w:jc w:val="left"/>
             </w:pPr>
-            <w:hyperlink r:id="rId108">
+            <w:hyperlink ns1:id="rId108">
               <w:r>
                 <w:rPr>
                   <w:rStyle w:val="Hyperlink"/>
@@ -10908,7 +11378,9 @@
       </w:tr>
       <w:tr>
         <w:tc>
-          <w:tcPr/>
+          <w:tcPr>
+            <w:shd w:val="clear" w:color="auto" w:fill="F2F2F2"/>
+          </w:tcPr>
           <w:p>
             <w:pPr>
               <w:pStyle w:val="Compact"/>
@@ -10920,7 +11392,9 @@
           </w:p>
         </w:tc>
         <w:tc>
-          <w:tcPr/>
+          <w:tcPr>
+            <w:shd w:val="clear" w:color="auto" w:fill="F2F2F2"/>
+          </w:tcPr>
           <w:p>
             <w:pPr>
               <w:pStyle w:val="Compact"/>
@@ -10948,7 +11422,7 @@
               <w:pStyle w:val="Compact"/>
               <w:jc w:val="left"/>
             </w:pPr>
-            <w:hyperlink r:id="rId109">
+            <w:hyperlink ns1:id="rId109">
               <w:r>
                 <w:rPr>
                   <w:rStyle w:val="Hyperlink"/>
@@ -10961,7 +11435,9 @@
       </w:tr>
       <w:tr>
         <w:tc>
-          <w:tcPr/>
+          <w:tcPr>
+            <w:shd w:val="clear" w:color="auto" w:fill="F2F2F2"/>
+          </w:tcPr>
           <w:p>
             <w:pPr>
               <w:pStyle w:val="Compact"/>
@@ -10973,7 +11449,9 @@
           </w:p>
         </w:tc>
         <w:tc>
-          <w:tcPr/>
+          <w:tcPr>
+            <w:shd w:val="clear" w:color="auto" w:fill="F2F2F2"/>
+          </w:tcPr>
           <w:p>
             <w:pPr>
               <w:pStyle w:val="Compact"/>
@@ -11001,7 +11479,7 @@
               <w:pStyle w:val="Compact"/>
               <w:jc w:val="left"/>
             </w:pPr>
-            <w:hyperlink r:id="rId110">
+            <w:hyperlink ns1:id="rId110">
               <w:r>
                 <w:rPr>
                   <w:rStyle w:val="Hyperlink"/>
@@ -11014,7 +11492,9 @@
       </w:tr>
       <w:tr>
         <w:tc>
-          <w:tcPr/>
+          <w:tcPr>
+            <w:shd w:val="clear" w:color="auto" w:fill="F2F2F2"/>
+          </w:tcPr>
           <w:p>
             <w:pPr>
               <w:pStyle w:val="Compact"/>
@@ -11026,7 +11506,9 @@
           </w:p>
         </w:tc>
         <w:tc>
-          <w:tcPr/>
+          <w:tcPr>
+            <w:shd w:val="clear" w:color="auto" w:fill="F2F2F2"/>
+          </w:tcPr>
           <w:p>
             <w:pPr>
               <w:pStyle w:val="Compact"/>
@@ -11054,7 +11536,7 @@
               <w:pStyle w:val="Compact"/>
               <w:jc w:val="left"/>
             </w:pPr>
-            <w:hyperlink r:id="rId111">
+            <w:hyperlink ns1:id="rId111">
               <w:r>
                 <w:rPr>
                   <w:rStyle w:val="Hyperlink"/>
@@ -11067,7 +11549,9 @@
       </w:tr>
       <w:tr>
         <w:tc>
-          <w:tcPr/>
+          <w:tcPr>
+            <w:shd w:val="clear" w:color="auto" w:fill="F2F2F2"/>
+          </w:tcPr>
           <w:p>
             <w:pPr>
               <w:pStyle w:val="Compact"/>
@@ -11079,7 +11563,9 @@
           </w:p>
         </w:tc>
         <w:tc>
-          <w:tcPr/>
+          <w:tcPr>
+            <w:shd w:val="clear" w:color="auto" w:fill="F2F2F2"/>
+          </w:tcPr>
           <w:p>
             <w:pPr>
               <w:pStyle w:val="Compact"/>
@@ -11220,7 +11706,9 @@
       </w:tr>
       <w:tr>
         <w:tc>
-          <w:tcPr/>
+          <w:tcPr>
+            <w:shd w:val="clear" w:color="auto" w:fill="F2F2F2"/>
+          </w:tcPr>
           <w:p>
             <w:pPr>
               <w:pStyle w:val="Compact"/>
@@ -11232,7 +11720,9 @@
           </w:p>
         </w:tc>
         <w:tc>
-          <w:tcPr/>
+          <w:tcPr>
+            <w:shd w:val="clear" w:color="auto" w:fill="F2F2F2"/>
+          </w:tcPr>
           <w:p>
             <w:pPr>
               <w:pStyle w:val="Compact"/>
@@ -11258,7 +11748,9 @@
           </w:p>
         </w:tc>
         <w:tc>
-          <w:tcPr/>
+          <w:tcPr>
+            <w:shd w:val="clear" w:color="auto" w:fill="F2F2F2"/>
+          </w:tcPr>
           <w:p>
             <w:pPr>
               <w:pStyle w:val="Compact"/>
@@ -11341,7 +11833,9 @@
       </w:tr>
       <w:tr>
         <w:tc>
-          <w:tcPr/>
+          <w:tcPr>
+            <w:shd w:val="clear" w:color="auto" w:fill="F2F2F2"/>
+          </w:tcPr>
           <w:p>
             <w:pPr>
               <w:pStyle w:val="Compact"/>
@@ -11353,7 +11847,9 @@
           </w:p>
         </w:tc>
         <w:tc>
-          <w:tcPr/>
+          <w:tcPr>
+            <w:shd w:val="clear" w:color="auto" w:fill="F2F2F2"/>
+          </w:tcPr>
           <w:p>
             <w:pPr>
               <w:pStyle w:val="Compact"/>
@@ -11379,7 +11875,9 @@
           </w:p>
         </w:tc>
         <w:tc>
-          <w:tcPr/>
+          <w:tcPr>
+            <w:shd w:val="clear" w:color="auto" w:fill="F2F2F2"/>
+          </w:tcPr>
           <w:p>
             <w:pPr>
               <w:pStyle w:val="Compact"/>
@@ -11556,7 +12054,9 @@
       </w:tr>
       <w:tr>
         <w:tc>
-          <w:tcPr/>
+          <w:tcPr>
+            <w:shd w:val="clear" w:color="auto" w:fill="F2F2F2"/>
+          </w:tcPr>
           <w:p>
             <w:pPr>
               <w:pStyle w:val="Compact"/>
@@ -11573,7 +12073,9 @@
           </w:p>
         </w:tc>
         <w:tc>
-          <w:tcPr/>
+          <w:tcPr>
+            <w:shd w:val="clear" w:color="auto" w:fill="F2F2F2"/>
+          </w:tcPr>
           <w:p>
             <w:pPr>
               <w:pStyle w:val="Compact"/>
@@ -11590,7 +12092,9 @@
           </w:p>
         </w:tc>
         <w:tc>
-          <w:tcPr/>
+          <w:tcPr>
+            <w:shd w:val="clear" w:color="auto" w:fill="F2F2F2"/>
+          </w:tcPr>
           <w:p>
             <w:pPr>
               <w:pStyle w:val="Compact"/>
@@ -11602,7 +12106,9 @@
           </w:p>
         </w:tc>
         <w:tc>
-          <w:tcPr/>
+          <w:tcPr>
+            <w:shd w:val="clear" w:color="auto" w:fill="F2F2F2"/>
+          </w:tcPr>
           <w:p>
             <w:pPr>
               <w:pStyle w:val="Compact"/>
@@ -11966,7 +12472,9 @@
       </w:tr>
       <w:tr>
         <w:tc>
-          <w:tcPr/>
+          <w:tcPr>
+            <w:shd w:val="clear" w:color="auto" w:fill="F2F2F2"/>
+          </w:tcPr>
           <w:p>
             <w:pPr>
               <w:pStyle w:val="Compact"/>
@@ -11978,7 +12486,9 @@
           </w:p>
         </w:tc>
         <w:tc>
-          <w:tcPr/>
+          <w:tcPr>
+            <w:shd w:val="clear" w:color="auto" w:fill="F2F2F2"/>
+          </w:tcPr>
           <w:p>
             <w:pPr>
               <w:pStyle w:val="Compact"/>
@@ -12004,7 +12514,9 @@
           </w:p>
         </w:tc>
         <w:tc>
-          <w:tcPr/>
+          <w:tcPr>
+            <w:shd w:val="clear" w:color="auto" w:fill="F2F2F2"/>
+          </w:tcPr>
           <w:p>
             <w:pPr>
               <w:pStyle w:val="Compact"/>
@@ -12082,7 +12594,9 @@
       </w:tr>
       <w:tr>
         <w:tc>
-          <w:tcPr/>
+          <w:tcPr>
+            <w:shd w:val="clear" w:color="auto" w:fill="F2F2F2"/>
+          </w:tcPr>
           <w:p>
             <w:pPr>
               <w:pStyle w:val="Compact"/>
@@ -12094,7 +12608,9 @@
           </w:p>
         </w:tc>
         <w:tc>
-          <w:tcPr/>
+          <w:tcPr>
+            <w:shd w:val="clear" w:color="auto" w:fill="F2F2F2"/>
+          </w:tcPr>
           <w:p>
             <w:pPr>
               <w:pStyle w:val="Compact"/>
@@ -12120,7 +12636,9 @@
           </w:p>
         </w:tc>
         <w:tc>
-          <w:tcPr/>
+          <w:tcPr>
+            <w:shd w:val="clear" w:color="auto" w:fill="F2F2F2"/>
+          </w:tcPr>
           <w:p>
             <w:pPr>
               <w:pStyle w:val="Compact"/>
@@ -12186,7 +12704,9 @@
       </w:tr>
       <w:tr>
         <w:tc>
-          <w:tcPr/>
+          <w:tcPr>
+            <w:shd w:val="clear" w:color="auto" w:fill="F2F2F2"/>
+          </w:tcPr>
           <w:p>
             <w:pPr>
               <w:pStyle w:val="Compact"/>
@@ -12198,7 +12718,9 @@
           </w:p>
         </w:tc>
         <w:tc>
-          <w:tcPr/>
+          <w:tcPr>
+            <w:shd w:val="clear" w:color="auto" w:fill="F2F2F2"/>
+          </w:tcPr>
           <w:p>
             <w:pPr>
               <w:pStyle w:val="Compact"/>
@@ -12224,7 +12746,9 @@
           </w:p>
         </w:tc>
         <w:tc>
-          <w:tcPr/>
+          <w:tcPr>
+            <w:shd w:val="clear" w:color="auto" w:fill="F2F2F2"/>
+          </w:tcPr>
           <w:p>
             <w:pPr>
               <w:pStyle w:val="Compact"/>
@@ -12290,7 +12814,9 @@
       </w:tr>
       <w:tr>
         <w:tc>
-          <w:tcPr/>
+          <w:tcPr>
+            <w:shd w:val="clear" w:color="auto" w:fill="F2F2F2"/>
+          </w:tcPr>
           <w:p>
             <w:pPr>
               <w:pStyle w:val="Compact"/>
@@ -12302,7 +12828,9 @@
           </w:p>
         </w:tc>
         <w:tc>
-          <w:tcPr/>
+          <w:tcPr>
+            <w:shd w:val="clear" w:color="auto" w:fill="F2F2F2"/>
+          </w:tcPr>
           <w:p>
             <w:pPr>
               <w:pStyle w:val="Compact"/>
@@ -12328,7 +12856,9 @@
           </w:p>
         </w:tc>
         <w:tc>
-          <w:tcPr/>
+          <w:tcPr>
+            <w:shd w:val="clear" w:color="auto" w:fill="F2F2F2"/>
+          </w:tcPr>
           <w:p>
             <w:pPr>
               <w:pStyle w:val="Compact"/>
@@ -12394,7 +12924,9 @@
       </w:tr>
       <w:tr>
         <w:tc>
-          <w:tcPr/>
+          <w:tcPr>
+            <w:shd w:val="clear" w:color="auto" w:fill="F2F2F2"/>
+          </w:tcPr>
           <w:p>
             <w:pPr>
               <w:pStyle w:val="Compact"/>
@@ -12406,7 +12938,9 @@
           </w:p>
         </w:tc>
         <w:tc>
-          <w:tcPr/>
+          <w:tcPr>
+            <w:shd w:val="clear" w:color="auto" w:fill="F2F2F2"/>
+          </w:tcPr>
           <w:p>
             <w:pPr>
               <w:pStyle w:val="Compact"/>
@@ -12432,7 +12966,9 @@
           </w:p>
         </w:tc>
         <w:tc>
-          <w:tcPr/>
+          <w:tcPr>
+            <w:shd w:val="clear" w:color="auto" w:fill="F2F2F2"/>
+          </w:tcPr>
           <w:p>
             <w:pPr>
               <w:pStyle w:val="Compact"/>
@@ -12498,7 +13034,9 @@
       </w:tr>
       <w:tr>
         <w:tc>
-          <w:tcPr/>
+          <w:tcPr>
+            <w:shd w:val="clear" w:color="auto" w:fill="F2F2F2"/>
+          </w:tcPr>
           <w:p>
             <w:pPr>
               <w:pStyle w:val="Compact"/>
@@ -12510,7 +13048,9 @@
           </w:p>
         </w:tc>
         <w:tc>
-          <w:tcPr/>
+          <w:tcPr>
+            <w:shd w:val="clear" w:color="auto" w:fill="F2F2F2"/>
+          </w:tcPr>
           <w:p>
             <w:pPr>
               <w:pStyle w:val="Compact"/>
@@ -12536,7 +13076,9 @@
           </w:p>
         </w:tc>
         <w:tc>
-          <w:tcPr/>
+          <w:tcPr>
+            <w:shd w:val="clear" w:color="auto" w:fill="F2F2F2"/>
+          </w:tcPr>
           <w:p>
             <w:pPr>
               <w:pStyle w:val="Compact"/>
@@ -12634,7 +13176,9 @@
       </w:tr>
       <w:tr>
         <w:tc>
-          <w:tcPr/>
+          <w:tcPr>
+            <w:shd w:val="clear" w:color="auto" w:fill="F2F2F2"/>
+          </w:tcPr>
           <w:p>
             <w:pPr>
               <w:pStyle w:val="Compact"/>
@@ -12646,7 +13190,9 @@
           </w:p>
         </w:tc>
         <w:tc>
-          <w:tcPr/>
+          <w:tcPr>
+            <w:shd w:val="clear" w:color="auto" w:fill="F2F2F2"/>
+          </w:tcPr>
           <w:p>
             <w:pPr>
               <w:pStyle w:val="Compact"/>
@@ -12672,7 +13218,9 @@
           </w:p>
         </w:tc>
         <w:tc>
-          <w:tcPr/>
+          <w:tcPr>
+            <w:shd w:val="clear" w:color="auto" w:fill="F2F2F2"/>
+          </w:tcPr>
           <w:p>
             <w:pPr>
               <w:pStyle w:val="Compact"/>
@@ -12772,7 +13320,9 @@
       </w:tr>
       <w:tr>
         <w:tc>
-          <w:tcPr/>
+          <w:tcPr>
+            <w:shd w:val="clear" w:color="auto" w:fill="F2F2F2"/>
+          </w:tcPr>
           <w:p>
             <w:pPr>
               <w:pStyle w:val="Compact"/>
@@ -12784,7 +13334,9 @@
           </w:p>
         </w:tc>
         <w:tc>
-          <w:tcPr/>
+          <w:tcPr>
+            <w:shd w:val="clear" w:color="auto" w:fill="F2F2F2"/>
+          </w:tcPr>
           <w:p>
             <w:pPr>
               <w:pStyle w:val="Compact"/>
@@ -12810,7 +13362,9 @@
           </w:p>
         </w:tc>
         <w:tc>
-          <w:tcPr/>
+          <w:tcPr>
+            <w:shd w:val="clear" w:color="auto" w:fill="F2F2F2"/>
+          </w:tcPr>
           <w:p>
             <w:pPr>
               <w:pStyle w:val="Compact"/>
@@ -12910,7 +13464,9 @@
       </w:tr>
       <w:tr>
         <w:tc>
-          <w:tcPr/>
+          <w:tcPr>
+            <w:shd w:val="clear" w:color="auto" w:fill="F2F2F2"/>
+          </w:tcPr>
           <w:p>
             <w:pPr>
               <w:pStyle w:val="Compact"/>
@@ -12922,7 +13478,9 @@
           </w:p>
         </w:tc>
         <w:tc>
-          <w:tcPr/>
+          <w:tcPr>
+            <w:shd w:val="clear" w:color="auto" w:fill="F2F2F2"/>
+          </w:tcPr>
           <w:p>
             <w:pPr>
               <w:pStyle w:val="Compact"/>
@@ -12948,7 +13506,9 @@
           </w:p>
         </w:tc>
         <w:tc>
-          <w:tcPr/>
+          <w:tcPr>
+            <w:shd w:val="clear" w:color="auto" w:fill="F2F2F2"/>
+          </w:tcPr>
           <w:p>
             <w:pPr>
               <w:pStyle w:val="Compact"/>
@@ -13048,7 +13608,9 @@
       </w:tr>
       <w:tr>
         <w:tc>
-          <w:tcPr/>
+          <w:tcPr>
+            <w:shd w:val="clear" w:color="auto" w:fill="F2F2F2"/>
+          </w:tcPr>
           <w:p>
             <w:pPr>
               <w:pStyle w:val="Compact"/>
@@ -13060,7 +13622,9 @@
           </w:p>
         </w:tc>
         <w:tc>
-          <w:tcPr/>
+          <w:tcPr>
+            <w:shd w:val="clear" w:color="auto" w:fill="F2F2F2"/>
+          </w:tcPr>
           <w:p>
             <w:pPr>
               <w:pStyle w:val="Compact"/>
@@ -13086,7 +13650,9 @@
           </w:p>
         </w:tc>
         <w:tc>
-          <w:tcPr/>
+          <w:tcPr>
+            <w:shd w:val="clear" w:color="auto" w:fill="F2F2F2"/>
+          </w:tcPr>
           <w:p>
             <w:pPr>
               <w:pStyle w:val="Compact"/>
@@ -13186,7 +13752,9 @@
       </w:tr>
       <w:tr>
         <w:tc>
-          <w:tcPr/>
+          <w:tcPr>
+            <w:shd w:val="clear" w:color="auto" w:fill="F2F2F2"/>
+          </w:tcPr>
           <w:p>
             <w:pPr>
               <w:pStyle w:val="Compact"/>
@@ -13198,7 +13766,9 @@
           </w:p>
         </w:tc>
         <w:tc>
-          <w:tcPr/>
+          <w:tcPr>
+            <w:shd w:val="clear" w:color="auto" w:fill="F2F2F2"/>
+          </w:tcPr>
           <w:p>
             <w:pPr>
               <w:pStyle w:val="Compact"/>
@@ -13224,7 +13794,9 @@
           </w:p>
         </w:tc>
         <w:tc>
-          <w:tcPr/>
+          <w:tcPr>
+            <w:shd w:val="clear" w:color="auto" w:fill="F2F2F2"/>
+          </w:tcPr>
           <w:p>
             <w:pPr>
               <w:pStyle w:val="Compact"/>
@@ -13332,7 +13904,9 @@
       </w:tr>
       <w:tr>
         <w:tc>
-          <w:tcPr/>
+          <w:tcPr>
+            <w:shd w:val="clear" w:color="auto" w:fill="F2F2F2"/>
+          </w:tcPr>
           <w:p>
             <w:pPr>
               <w:pStyle w:val="Compact"/>
@@ -13349,7 +13923,9 @@
           </w:p>
         </w:tc>
         <w:tc>
-          <w:tcPr/>
+          <w:tcPr>
+            <w:shd w:val="clear" w:color="auto" w:fill="F2F2F2"/>
+          </w:tcPr>
           <w:p>
             <w:pPr>
               <w:pStyle w:val="Compact"/>
@@ -13366,7 +13942,9 @@
           </w:p>
         </w:tc>
         <w:tc>
-          <w:tcPr/>
+          <w:tcPr>
+            <w:shd w:val="clear" w:color="auto" w:fill="F2F2F2"/>
+          </w:tcPr>
           <w:p>
             <w:pPr>
               <w:pStyle w:val="Compact"/>
@@ -13378,7 +13956,9 @@
           </w:p>
         </w:tc>
         <w:tc>
-          <w:tcPr/>
+          <w:tcPr>
+            <w:shd w:val="clear" w:color="auto" w:fill="F2F2F2"/>
+          </w:tcPr>
           <w:p>
             <w:pPr>
               <w:pStyle w:val="Compact"/>
@@ -13491,7 +14071,9 @@
       </w:tr>
       <w:tr>
         <w:tc>
-          <w:tcPr/>
+          <w:tcPr>
+            <w:shd w:val="clear" w:color="auto" w:fill="F2F2F2"/>
+          </w:tcPr>
           <w:p>
             <w:pPr>
               <w:pStyle w:val="Compact"/>
@@ -13503,7 +14085,9 @@
           </w:p>
         </w:tc>
         <w:tc>
-          <w:tcPr/>
+          <w:tcPr>
+            <w:shd w:val="clear" w:color="auto" w:fill="F2F2F2"/>
+          </w:tcPr>
           <w:p>
             <w:pPr>
               <w:pStyle w:val="Compact"/>
@@ -13529,7 +14113,9 @@
           </w:p>
         </w:tc>
         <w:tc>
-          <w:tcPr/>
+          <w:tcPr>
+            <w:shd w:val="clear" w:color="auto" w:fill="F2F2F2"/>
+          </w:tcPr>
           <w:p>
             <w:pPr>
               <w:pStyle w:val="Compact"/>
@@ -13672,7 +14258,9 @@
       </w:tr>
       <w:tr>
         <w:tc>
-          <w:tcPr/>
+          <w:tcPr>
+            <w:shd w:val="clear" w:color="auto" w:fill="F2F2F2"/>
+          </w:tcPr>
           <w:p>
             <w:pPr>
               <w:pStyle w:val="Compact"/>
@@ -13689,7 +14277,9 @@
           </w:p>
         </w:tc>
         <w:tc>
-          <w:tcPr/>
+          <w:tcPr>
+            <w:shd w:val="clear" w:color="auto" w:fill="F2F2F2"/>
+          </w:tcPr>
           <w:p>
             <w:pPr>
               <w:pStyle w:val="Compact"/>
@@ -13706,7 +14296,9 @@
           </w:p>
         </w:tc>
         <w:tc>
-          <w:tcPr/>
+          <w:tcPr>
+            <w:shd w:val="clear" w:color="auto" w:fill="F2F2F2"/>
+          </w:tcPr>
           <w:p>
             <w:pPr>
               <w:pStyle w:val="Compact"/>
@@ -13718,7 +14310,9 @@
           </w:p>
         </w:tc>
         <w:tc>
-          <w:tcPr/>
+          <w:tcPr>
+            <w:shd w:val="clear" w:color="auto" w:fill="F2F2F2"/>
+          </w:tcPr>
           <w:p>
             <w:pPr>
               <w:pStyle w:val="Compact"/>
@@ -13777,7 +14371,7 @@
       <w:r>
         <w:t xml:space="preserve"> </w:t>
       </w:r>
-      <w:hyperlink r:id="rId126">
+      <w:hyperlink ns1:id="rId126">
         <w:r>
           <w:rPr>
             <w:rStyle w:val="Hyperlink"/>
@@ -13837,7 +14431,9 @@
       </w:tr>
       <w:tr>
         <w:tc>
-          <w:tcPr/>
+          <w:tcPr>
+            <w:shd w:val="clear" w:color="auto" w:fill="F2F2F2"/>
+          </w:tcPr>
           <w:p>
             <w:pPr>
               <w:pStyle w:val="Compact"/>
@@ -13849,7 +14445,9 @@
           </w:p>
         </w:tc>
         <w:tc>
-          <w:tcPr/>
+          <w:tcPr>
+            <w:shd w:val="clear" w:color="auto" w:fill="F2F2F2"/>
+          </w:tcPr>
           <w:p>
             <w:pPr>
               <w:pStyle w:val="Compact"/>
@@ -13877,7 +14475,7 @@
               <w:pStyle w:val="Compact"/>
               <w:jc w:val="left"/>
             </w:pPr>
-            <w:hyperlink r:id="rId127">
+            <w:hyperlink ns1:id="rId127">
               <w:r>
                 <w:rPr>
                   <w:rStyle w:val="Hyperlink"/>
@@ -13890,7 +14488,9 @@
       </w:tr>
       <w:tr>
         <w:tc>
-          <w:tcPr/>
+          <w:tcPr>
+            <w:shd w:val="clear" w:color="auto" w:fill="F2F2F2"/>
+          </w:tcPr>
           <w:p>
             <w:pPr>
               <w:pStyle w:val="Compact"/>
@@ -13902,7 +14502,9 @@
           </w:p>
         </w:tc>
         <w:tc>
-          <w:tcPr/>
+          <w:tcPr>
+            <w:shd w:val="clear" w:color="auto" w:fill="F2F2F2"/>
+          </w:tcPr>
           <w:p>
             <w:pPr>
               <w:pStyle w:val="Compact"/>
@@ -13930,7 +14532,7 @@
               <w:pStyle w:val="Compact"/>
               <w:jc w:val="left"/>
             </w:pPr>
-            <w:hyperlink r:id="rId128">
+            <w:hyperlink ns1:id="rId128">
               <w:r>
                 <w:rPr>
                   <w:rStyle w:val="Hyperlink"/>
@@ -13943,7 +14545,9 @@
       </w:tr>
       <w:tr>
         <w:tc>
-          <w:tcPr/>
+          <w:tcPr>
+            <w:shd w:val="clear" w:color="auto" w:fill="F2F2F2"/>
+          </w:tcPr>
           <w:p>
             <w:pPr>
               <w:pStyle w:val="Compact"/>
@@ -13955,7 +14559,9 @@
           </w:p>
         </w:tc>
         <w:tc>
-          <w:tcPr/>
+          <w:tcPr>
+            <w:shd w:val="clear" w:color="auto" w:fill="F2F2F2"/>
+          </w:tcPr>
           <w:p>
             <w:pPr>
               <w:pStyle w:val="Compact"/>
@@ -13983,7 +14589,7 @@
               <w:pStyle w:val="Compact"/>
               <w:jc w:val="left"/>
             </w:pPr>
-            <w:hyperlink r:id="rId129">
+            <w:hyperlink ns1:id="rId129">
               <w:r>
                 <w:rPr>
                   <w:rStyle w:val="Hyperlink"/>
@@ -13996,7 +14602,9 @@
       </w:tr>
       <w:tr>
         <w:tc>
-          <w:tcPr/>
+          <w:tcPr>
+            <w:shd w:val="clear" w:color="auto" w:fill="F2F2F2"/>
+          </w:tcPr>
           <w:p>
             <w:pPr>
               <w:pStyle w:val="Compact"/>
@@ -14008,7 +14616,9 @@
           </w:p>
         </w:tc>
         <w:tc>
-          <w:tcPr/>
+          <w:tcPr>
+            <w:shd w:val="clear" w:color="auto" w:fill="F2F2F2"/>
+          </w:tcPr>
           <w:p>
             <w:pPr>
               <w:pStyle w:val="Compact"/>
@@ -14036,7 +14646,7 @@
               <w:pStyle w:val="Compact"/>
               <w:jc w:val="left"/>
             </w:pPr>
-            <w:hyperlink r:id="rId130">
+            <w:hyperlink ns1:id="rId130">
               <w:r>
                 <w:rPr>
                   <w:rStyle w:val="Hyperlink"/>
@@ -14049,7 +14659,9 @@
       </w:tr>
       <w:tr>
         <w:tc>
-          <w:tcPr/>
+          <w:tcPr>
+            <w:shd w:val="clear" w:color="auto" w:fill="F2F2F2"/>
+          </w:tcPr>
           <w:p>
             <w:pPr>
               <w:pStyle w:val="Compact"/>
@@ -14061,7 +14673,9 @@
           </w:p>
         </w:tc>
         <w:tc>
-          <w:tcPr/>
+          <w:tcPr>
+            <w:shd w:val="clear" w:color="auto" w:fill="F2F2F2"/>
+          </w:tcPr>
           <w:p>
             <w:pPr>
               <w:pStyle w:val="Compact"/>
@@ -14089,7 +14703,7 @@
               <w:pStyle w:val="Compact"/>
               <w:jc w:val="left"/>
             </w:pPr>
-            <w:hyperlink r:id="rId131">
+            <w:hyperlink ns1:id="rId131">
               <w:r>
                 <w:rPr>
                   <w:rStyle w:val="Hyperlink"/>
@@ -14102,7 +14716,9 @@
       </w:tr>
       <w:tr>
         <w:tc>
-          <w:tcPr/>
+          <w:tcPr>
+            <w:shd w:val="clear" w:color="auto" w:fill="F2F2F2"/>
+          </w:tcPr>
           <w:p>
             <w:pPr>
               <w:pStyle w:val="Compact"/>
@@ -14114,7 +14730,9 @@
           </w:p>
         </w:tc>
         <w:tc>
-          <w:tcPr/>
+          <w:tcPr>
+            <w:shd w:val="clear" w:color="auto" w:fill="F2F2F2"/>
+          </w:tcPr>
           <w:p>
             <w:pPr>
               <w:pStyle w:val="Compact"/>
@@ -14142,7 +14760,7 @@
               <w:pStyle w:val="Compact"/>
               <w:jc w:val="left"/>
             </w:pPr>
-            <w:hyperlink r:id="rId132">
+            <w:hyperlink ns1:id="rId132">
               <w:r>
                 <w:rPr>
                   <w:rStyle w:val="Hyperlink"/>
@@ -14155,7 +14773,9 @@
       </w:tr>
       <w:tr>
         <w:tc>
-          <w:tcPr/>
+          <w:tcPr>
+            <w:shd w:val="clear" w:color="auto" w:fill="F2F2F2"/>
+          </w:tcPr>
           <w:p>
             <w:pPr>
               <w:pStyle w:val="Compact"/>
@@ -14167,7 +14787,9 @@
           </w:p>
         </w:tc>
         <w:tc>
-          <w:tcPr/>
+          <w:tcPr>
+            <w:shd w:val="clear" w:color="auto" w:fill="F2F2F2"/>
+          </w:tcPr>
           <w:p>
             <w:pPr>
               <w:pStyle w:val="Compact"/>
@@ -14195,7 +14817,7 @@
               <w:pStyle w:val="Compact"/>
               <w:jc w:val="left"/>
             </w:pPr>
-            <w:hyperlink r:id="rId133">
+            <w:hyperlink ns1:id="rId133">
               <w:r>
                 <w:rPr>
                   <w:rStyle w:val="Hyperlink"/>
@@ -14208,7 +14830,9 @@
       </w:tr>
       <w:tr>
         <w:tc>
-          <w:tcPr/>
+          <w:tcPr>
+            <w:shd w:val="clear" w:color="auto" w:fill="F2F2F2"/>
+          </w:tcPr>
           <w:p>
             <w:pPr>
               <w:pStyle w:val="Compact"/>
@@ -14220,7 +14844,9 @@
           </w:p>
         </w:tc>
         <w:tc>
-          <w:tcPr/>
+          <w:tcPr>
+            <w:shd w:val="clear" w:color="auto" w:fill="F2F2F2"/>
+          </w:tcPr>
           <w:p>
             <w:pPr>
               <w:pStyle w:val="Compact"/>
@@ -14248,7 +14874,7 @@
               <w:pStyle w:val="Compact"/>
               <w:jc w:val="left"/>
             </w:pPr>
-            <w:hyperlink r:id="rId134">
+            <w:hyperlink ns1:id="rId134">
               <w:r>
                 <w:rPr>
                   <w:rStyle w:val="Hyperlink"/>
@@ -14261,7 +14887,9 @@
       </w:tr>
       <w:tr>
         <w:tc>
-          <w:tcPr/>
+          <w:tcPr>
+            <w:shd w:val="clear" w:color="auto" w:fill="F2F2F2"/>
+          </w:tcPr>
           <w:p>
             <w:pPr>
               <w:pStyle w:val="Compact"/>
@@ -14273,7 +14901,9 @@
           </w:p>
         </w:tc>
         <w:tc>
-          <w:tcPr/>
+          <w:tcPr>
+            <w:shd w:val="clear" w:color="auto" w:fill="F2F2F2"/>
+          </w:tcPr>
           <w:p>
             <w:pPr>
               <w:pStyle w:val="Compact"/>
@@ -14301,7 +14931,7 @@
               <w:pStyle w:val="Compact"/>
               <w:jc w:val="left"/>
             </w:pPr>
-            <w:hyperlink r:id="rId135">
+            <w:hyperlink ns1:id="rId135">
               <w:r>
                 <w:rPr>
                   <w:rStyle w:val="Hyperlink"/>
@@ -14314,7 +14944,9 @@
       </w:tr>
       <w:tr>
         <w:tc>
-          <w:tcPr/>
+          <w:tcPr>
+            <w:shd w:val="clear" w:color="auto" w:fill="F2F2F2"/>
+          </w:tcPr>
           <w:p>
             <w:pPr>
               <w:pStyle w:val="Compact"/>
@@ -14326,7 +14958,9 @@
           </w:p>
         </w:tc>
         <w:tc>
-          <w:tcPr/>
+          <w:tcPr>
+            <w:shd w:val="clear" w:color="auto" w:fill="F2F2F2"/>
+          </w:tcPr>
           <w:p>
             <w:pPr>
               <w:pStyle w:val="Compact"/>
@@ -14354,7 +14988,7 @@
               <w:pStyle w:val="Compact"/>
               <w:jc w:val="left"/>
             </w:pPr>
-            <w:hyperlink r:id="rId136">
+            <w:hyperlink ns1:id="rId136">
               <w:r>
                 <w:rPr>
                   <w:rStyle w:val="Hyperlink"/>
@@ -14367,7 +15001,9 @@
       </w:tr>
       <w:tr>
         <w:tc>
-          <w:tcPr/>
+          <w:tcPr>
+            <w:shd w:val="clear" w:color="auto" w:fill="F2F2F2"/>
+          </w:tcPr>
           <w:p>
             <w:pPr>
               <w:pStyle w:val="Compact"/>
@@ -14379,7 +15015,9 @@
           </w:p>
         </w:tc>
         <w:tc>
-          <w:tcPr/>
+          <w:tcPr>
+            <w:shd w:val="clear" w:color="auto" w:fill="F2F2F2"/>
+          </w:tcPr>
           <w:p>
             <w:pPr>
               <w:pStyle w:val="Compact"/>
@@ -14407,7 +15045,7 @@
               <w:pStyle w:val="Compact"/>
               <w:jc w:val="left"/>
             </w:pPr>
-            <w:hyperlink r:id="rId137">
+            <w:hyperlink ns1:id="rId137">
               <w:r>
                 <w:rPr>
                   <w:rStyle w:val="Hyperlink"/>
@@ -14420,7 +15058,9 @@
       </w:tr>
       <w:tr>
         <w:tc>
-          <w:tcPr/>
+          <w:tcPr>
+            <w:shd w:val="clear" w:color="auto" w:fill="F2F2F2"/>
+          </w:tcPr>
           <w:p>
             <w:pPr>
               <w:pStyle w:val="Compact"/>
@@ -14432,7 +15072,9 @@
           </w:p>
         </w:tc>
         <w:tc>
-          <w:tcPr/>
+          <w:tcPr>
+            <w:shd w:val="clear" w:color="auto" w:fill="F2F2F2"/>
+          </w:tcPr>
           <w:p>
             <w:pPr>
               <w:pStyle w:val="Compact"/>
@@ -14460,7 +15102,7 @@
               <w:pStyle w:val="Compact"/>
               <w:jc w:val="left"/>
             </w:pPr>
-            <w:hyperlink r:id="rId138">
+            <w:hyperlink ns1:id="rId138">
               <w:r>
                 <w:rPr>
                   <w:rStyle w:val="Hyperlink"/>
@@ -14473,7 +15115,9 @@
       </w:tr>
       <w:tr>
         <w:tc>
-          <w:tcPr/>
+          <w:tcPr>
+            <w:shd w:val="clear" w:color="auto" w:fill="F2F2F2"/>
+          </w:tcPr>
           <w:p>
             <w:pPr>
               <w:pStyle w:val="Compact"/>
@@ -14485,7 +15129,9 @@
           </w:p>
         </w:tc>
         <w:tc>
-          <w:tcPr/>
+          <w:tcPr>
+            <w:shd w:val="clear" w:color="auto" w:fill="F2F2F2"/>
+          </w:tcPr>
           <w:p>
             <w:pPr>
               <w:pStyle w:val="Compact"/>
@@ -14513,7 +15159,7 @@
               <w:pStyle w:val="Compact"/>
               <w:jc w:val="left"/>
             </w:pPr>
-            <w:hyperlink r:id="rId139">
+            <w:hyperlink ns1:id="rId139">
               <w:r>
                 <w:rPr>
                   <w:rStyle w:val="Hyperlink"/>
@@ -14526,7 +15172,9 @@
       </w:tr>
       <w:tr>
         <w:tc>
-          <w:tcPr/>
+          <w:tcPr>
+            <w:shd w:val="clear" w:color="auto" w:fill="F2F2F2"/>
+          </w:tcPr>
           <w:p>
             <w:pPr>
               <w:pStyle w:val="Compact"/>
@@ -14538,7 +15186,9 @@
           </w:p>
         </w:tc>
         <w:tc>
-          <w:tcPr/>
+          <w:tcPr>
+            <w:shd w:val="clear" w:color="auto" w:fill="F2F2F2"/>
+          </w:tcPr>
           <w:p>
             <w:pPr>
               <w:pStyle w:val="Compact"/>
@@ -14566,7 +15216,7 @@
               <w:pStyle w:val="Compact"/>
               <w:jc w:val="left"/>
             </w:pPr>
-            <w:hyperlink r:id="rId140">
+            <w:hyperlink ns1:id="rId140">
               <w:r>
                 <w:rPr>
                   <w:rStyle w:val="Hyperlink"/>
@@ -14579,7 +15229,9 @@
       </w:tr>
       <w:tr>
         <w:tc>
-          <w:tcPr/>
+          <w:tcPr>
+            <w:shd w:val="clear" w:color="auto" w:fill="F2F2F2"/>
+          </w:tcPr>
           <w:p>
             <w:pPr>
               <w:pStyle w:val="Compact"/>
@@ -14591,7 +15243,9 @@
           </w:p>
         </w:tc>
         <w:tc>
-          <w:tcPr/>
+          <w:tcPr>
+            <w:shd w:val="clear" w:color="auto" w:fill="F2F2F2"/>
+          </w:tcPr>
           <w:p>
             <w:pPr>
               <w:pStyle w:val="Compact"/>
@@ -14619,7 +15273,7 @@
               <w:pStyle w:val="Compact"/>
               <w:jc w:val="left"/>
             </w:pPr>
-            <w:hyperlink r:id="rId141">
+            <w:hyperlink ns1:id="rId141">
               <w:r>
                 <w:rPr>
                   <w:rStyle w:val="Hyperlink"/>
@@ -14632,7 +15286,9 @@
       </w:tr>
       <w:tr>
         <w:tc>
-          <w:tcPr/>
+          <w:tcPr>
+            <w:shd w:val="clear" w:color="auto" w:fill="F2F2F2"/>
+          </w:tcPr>
           <w:p>
             <w:pPr>
               <w:pStyle w:val="Compact"/>
@@ -14644,7 +15300,9 @@
           </w:p>
         </w:tc>
         <w:tc>
-          <w:tcPr/>
+          <w:tcPr>
+            <w:shd w:val="clear" w:color="auto" w:fill="F2F2F2"/>
+          </w:tcPr>
           <w:p>
             <w:pPr>
               <w:pStyle w:val="Compact"/>
@@ -14672,7 +15330,7 @@
               <w:pStyle w:val="Compact"/>
               <w:jc w:val="left"/>
             </w:pPr>
-            <w:hyperlink r:id="rId142">
+            <w:hyperlink ns1:id="rId142">
               <w:r>
                 <w:rPr>
                   <w:rStyle w:val="Hyperlink"/>
@@ -14685,7 +15343,9 @@
       </w:tr>
       <w:tr>
         <w:tc>
-          <w:tcPr/>
+          <w:tcPr>
+            <w:shd w:val="clear" w:color="auto" w:fill="F2F2F2"/>
+          </w:tcPr>
           <w:p>
             <w:pPr>
               <w:pStyle w:val="Compact"/>
@@ -14697,7 +15357,9 @@
           </w:p>
         </w:tc>
         <w:tc>
-          <w:tcPr/>
+          <w:tcPr>
+            <w:shd w:val="clear" w:color="auto" w:fill="F2F2F2"/>
+          </w:tcPr>
           <w:p>
             <w:pPr>
               <w:pStyle w:val="Compact"/>
@@ -14725,7 +15387,7 @@
               <w:pStyle w:val="Compact"/>
               <w:jc w:val="left"/>
             </w:pPr>
-            <w:hyperlink r:id="rId143">
+            <w:hyperlink ns1:id="rId143">
               <w:r>
                 <w:rPr>
                   <w:rStyle w:val="Hyperlink"/>
@@ -14738,7 +15400,9 @@
       </w:tr>
       <w:tr>
         <w:tc>
-          <w:tcPr/>
+          <w:tcPr>
+            <w:shd w:val="clear" w:color="auto" w:fill="F2F2F2"/>
+          </w:tcPr>
           <w:p>
             <w:pPr>
               <w:pStyle w:val="Compact"/>
@@ -14750,7 +15414,9 @@
           </w:p>
         </w:tc>
         <w:tc>
-          <w:tcPr/>
+          <w:tcPr>
+            <w:shd w:val="clear" w:color="auto" w:fill="F2F2F2"/>
+          </w:tcPr>
           <w:p>
             <w:pPr>
               <w:pStyle w:val="Compact"/>
@@ -14778,7 +15444,7 @@
               <w:pStyle w:val="Compact"/>
               <w:jc w:val="left"/>
             </w:pPr>
-            <w:hyperlink r:id="rId144">
+            <w:hyperlink ns1:id="rId144">
               <w:r>
                 <w:rPr>
                   <w:rStyle w:val="Hyperlink"/>
@@ -14791,7 +15457,9 @@
       </w:tr>
       <w:tr>
         <w:tc>
-          <w:tcPr/>
+          <w:tcPr>
+            <w:shd w:val="clear" w:color="auto" w:fill="F2F2F2"/>
+          </w:tcPr>
           <w:p>
             <w:pPr>
               <w:pStyle w:val="Compact"/>
@@ -14803,7 +15471,9 @@
           </w:p>
         </w:tc>
         <w:tc>
-          <w:tcPr/>
+          <w:tcPr>
+            <w:shd w:val="clear" w:color="auto" w:fill="F2F2F2"/>
+          </w:tcPr>
           <w:p>
             <w:pPr>
               <w:pStyle w:val="Compact"/>
@@ -14831,7 +15501,7 @@
               <w:pStyle w:val="Compact"/>
               <w:jc w:val="left"/>
             </w:pPr>
-            <w:hyperlink r:id="rId145">
+            <w:hyperlink ns1:id="rId145">
               <w:r>
                 <w:rPr>
                   <w:rStyle w:val="Hyperlink"/>
@@ -14844,7 +15514,9 @@
       </w:tr>
       <w:tr>
         <w:tc>
-          <w:tcPr/>
+          <w:tcPr>
+            <w:shd w:val="clear" w:color="auto" w:fill="F2F2F2"/>
+          </w:tcPr>
           <w:p>
             <w:pPr>
               <w:pStyle w:val="Compact"/>
@@ -14856,7 +15528,9 @@
           </w:p>
         </w:tc>
         <w:tc>
-          <w:tcPr/>
+          <w:tcPr>
+            <w:shd w:val="clear" w:color="auto" w:fill="F2F2F2"/>
+          </w:tcPr>
           <w:p>
             <w:pPr>
               <w:pStyle w:val="Compact"/>
@@ -14884,7 +15558,7 @@
               <w:pStyle w:val="Compact"/>
               <w:jc w:val="left"/>
             </w:pPr>
-            <w:hyperlink r:id="rId146">
+            <w:hyperlink ns1:id="rId146">
               <w:r>
                 <w:rPr>
                   <w:rStyle w:val="Hyperlink"/>
@@ -14897,7 +15571,9 @@
       </w:tr>
       <w:tr>
         <w:tc>
-          <w:tcPr/>
+          <w:tcPr>
+            <w:shd w:val="clear" w:color="auto" w:fill="F2F2F2"/>
+          </w:tcPr>
           <w:p>
             <w:pPr>
               <w:pStyle w:val="Compact"/>
@@ -14909,7 +15585,9 @@
           </w:p>
         </w:tc>
         <w:tc>
-          <w:tcPr/>
+          <w:tcPr>
+            <w:shd w:val="clear" w:color="auto" w:fill="F2F2F2"/>
+          </w:tcPr>
           <w:p>
             <w:pPr>
               <w:pStyle w:val="Compact"/>
@@ -14937,7 +15615,7 @@
               <w:pStyle w:val="Compact"/>
               <w:jc w:val="left"/>
             </w:pPr>
-            <w:hyperlink r:id="rId147">
+            <w:hyperlink ns1:id="rId147">
               <w:r>
                 <w:rPr>
                   <w:rStyle w:val="Hyperlink"/>
@@ -15413,7 +16091,9 @@
       </w:tr>
       <w:tr>
         <w:tc>
-          <w:tcPr/>
+          <w:tcPr>
+            <w:shd w:val="clear" w:color="auto" w:fill="F2F2F2"/>
+          </w:tcPr>
           <w:p>
             <w:pPr>
               <w:pStyle w:val="Compact"/>
@@ -15425,7 +16105,9 @@
           </w:p>
         </w:tc>
         <w:tc>
-          <w:tcPr/>
+          <w:tcPr>
+            <w:shd w:val="clear" w:color="auto" w:fill="F2F2F2"/>
+          </w:tcPr>
           <w:p>
             <w:pPr>
               <w:pStyle w:val="Compact"/>
@@ -15451,7 +16133,9 @@
           </w:p>
         </w:tc>
         <w:tc>
-          <w:tcPr/>
+          <w:tcPr>
+            <w:shd w:val="clear" w:color="auto" w:fill="F2F2F2"/>
+          </w:tcPr>
           <w:p>
             <w:pPr>
               <w:pStyle w:val="Compact"/>
@@ -15517,7 +16201,9 @@
       </w:tr>
       <w:tr>
         <w:tc>
-          <w:tcPr/>
+          <w:tcPr>
+            <w:shd w:val="clear" w:color="auto" w:fill="F2F2F2"/>
+          </w:tcPr>
           <w:p>
             <w:pPr>
               <w:pStyle w:val="Compact"/>
@@ -15529,7 +16215,9 @@
           </w:p>
         </w:tc>
         <w:tc>
-          <w:tcPr/>
+          <w:tcPr>
+            <w:shd w:val="clear" w:color="auto" w:fill="F2F2F2"/>
+          </w:tcPr>
           <w:p>
             <w:pPr>
               <w:pStyle w:val="Compact"/>
@@ -15555,7 +16243,9 @@
           </w:p>
         </w:tc>
         <w:tc>
-          <w:tcPr/>
+          <w:tcPr>
+            <w:shd w:val="clear" w:color="auto" w:fill="F2F2F2"/>
+          </w:tcPr>
           <w:p>
             <w:pPr>
               <w:pStyle w:val="Compact"/>
@@ -15621,7 +16311,9 @@
       </w:tr>
       <w:tr>
         <w:tc>
-          <w:tcPr/>
+          <w:tcPr>
+            <w:shd w:val="clear" w:color="auto" w:fill="F2F2F2"/>
+          </w:tcPr>
           <w:p>
             <w:pPr>
               <w:pStyle w:val="Compact"/>
@@ -15633,7 +16325,9 @@
           </w:p>
         </w:tc>
         <w:tc>
-          <w:tcPr/>
+          <w:tcPr>
+            <w:shd w:val="clear" w:color="auto" w:fill="F2F2F2"/>
+          </w:tcPr>
           <w:p>
             <w:pPr>
               <w:pStyle w:val="Compact"/>
@@ -15659,7 +16353,9 @@
           </w:p>
         </w:tc>
         <w:tc>
-          <w:tcPr/>
+          <w:tcPr>
+            <w:shd w:val="clear" w:color="auto" w:fill="F2F2F2"/>
+          </w:tcPr>
           <w:p>
             <w:pPr>
               <w:pStyle w:val="Compact"/>
@@ -15763,7 +16459,9 @@
       </w:tr>
       <w:tr>
         <w:tc>
-          <w:tcPr/>
+          <w:tcPr>
+            <w:shd w:val="clear" w:color="auto" w:fill="F2F2F2"/>
+          </w:tcPr>
           <w:p>
             <w:pPr>
               <w:pStyle w:val="Compact"/>
@@ -15775,7 +16473,9 @@
           </w:p>
         </w:tc>
         <w:tc>
-          <w:tcPr/>
+          <w:tcPr>
+            <w:shd w:val="clear" w:color="auto" w:fill="F2F2F2"/>
+          </w:tcPr>
           <w:p>
             <w:pPr>
               <w:pStyle w:val="Compact"/>
@@ -15801,7 +16501,9 @@
           </w:p>
         </w:tc>
         <w:tc>
-          <w:tcPr/>
+          <w:tcPr>
+            <w:shd w:val="clear" w:color="auto" w:fill="F2F2F2"/>
+          </w:tcPr>
           <w:p>
             <w:pPr>
               <w:pStyle w:val="Compact"/>
@@ -15901,7 +16603,9 @@
       </w:tr>
       <w:tr>
         <w:tc>
-          <w:tcPr/>
+          <w:tcPr>
+            <w:shd w:val="clear" w:color="auto" w:fill="F2F2F2"/>
+          </w:tcPr>
           <w:p>
             <w:pPr>
               <w:pStyle w:val="Compact"/>
@@ -15913,7 +16617,9 @@
           </w:p>
         </w:tc>
         <w:tc>
-          <w:tcPr/>
+          <w:tcPr>
+            <w:shd w:val="clear" w:color="auto" w:fill="F2F2F2"/>
+          </w:tcPr>
           <w:p>
             <w:pPr>
               <w:pStyle w:val="Compact"/>
@@ -15939,7 +16645,9 @@
           </w:p>
         </w:tc>
         <w:tc>
-          <w:tcPr/>
+          <w:tcPr>
+            <w:shd w:val="clear" w:color="auto" w:fill="F2F2F2"/>
+          </w:tcPr>
           <w:p>
             <w:pPr>
               <w:pStyle w:val="Compact"/>
@@ -16039,7 +16747,9 @@
       </w:tr>
       <w:tr>
         <w:tc>
-          <w:tcPr/>
+          <w:tcPr>
+            <w:shd w:val="clear" w:color="auto" w:fill="F2F2F2"/>
+          </w:tcPr>
           <w:p>
             <w:pPr>
               <w:pStyle w:val="Compact"/>
@@ -16051,7 +16761,9 @@
           </w:p>
         </w:tc>
         <w:tc>
-          <w:tcPr/>
+          <w:tcPr>
+            <w:shd w:val="clear" w:color="auto" w:fill="F2F2F2"/>
+          </w:tcPr>
           <w:p>
             <w:pPr>
               <w:pStyle w:val="Compact"/>
@@ -16077,7 +16789,9 @@
           </w:p>
         </w:tc>
         <w:tc>
-          <w:tcPr/>
+          <w:tcPr>
+            <w:shd w:val="clear" w:color="auto" w:fill="F2F2F2"/>
+          </w:tcPr>
           <w:p>
             <w:pPr>
               <w:pStyle w:val="Compact"/>
@@ -16177,7 +16891,9 @@
       </w:tr>
       <w:tr>
         <w:tc>
-          <w:tcPr/>
+          <w:tcPr>
+            <w:shd w:val="clear" w:color="auto" w:fill="F2F2F2"/>
+          </w:tcPr>
           <w:p>
             <w:pPr>
               <w:pStyle w:val="Compact"/>
@@ -16189,7 +16905,9 @@
           </w:p>
         </w:tc>
         <w:tc>
-          <w:tcPr/>
+          <w:tcPr>
+            <w:shd w:val="clear" w:color="auto" w:fill="F2F2F2"/>
+          </w:tcPr>
           <w:p>
             <w:pPr>
               <w:pStyle w:val="Compact"/>
@@ -16215,7 +16933,9 @@
           </w:p>
         </w:tc>
         <w:tc>
-          <w:tcPr/>
+          <w:tcPr>
+            <w:shd w:val="clear" w:color="auto" w:fill="F2F2F2"/>
+          </w:tcPr>
           <w:p>
             <w:pPr>
               <w:pStyle w:val="Compact"/>
@@ -16392,7 +17112,9 @@
       </w:tr>
       <w:tr>
         <w:tc>
-          <w:tcPr/>
+          <w:tcPr>
+            <w:shd w:val="clear" w:color="auto" w:fill="F2F2F2"/>
+          </w:tcPr>
           <w:p>
             <w:pPr>
               <w:pStyle w:val="Compact"/>
@@ -16409,7 +17131,9 @@
           </w:p>
         </w:tc>
         <w:tc>
-          <w:tcPr/>
+          <w:tcPr>
+            <w:shd w:val="clear" w:color="auto" w:fill="F2F2F2"/>
+          </w:tcPr>
           <w:p>
             <w:pPr>
               <w:pStyle w:val="Compact"/>
@@ -16426,7 +17150,9 @@
           </w:p>
         </w:tc>
         <w:tc>
-          <w:tcPr/>
+          <w:tcPr>
+            <w:shd w:val="clear" w:color="auto" w:fill="F2F2F2"/>
+          </w:tcPr>
           <w:p>
             <w:pPr>
               <w:pStyle w:val="Compact"/>
@@ -16438,7 +17164,9 @@
           </w:p>
         </w:tc>
         <w:tc>
-          <w:tcPr/>
+          <w:tcPr>
+            <w:shd w:val="clear" w:color="auto" w:fill="F2F2F2"/>
+          </w:tcPr>
           <w:p>
             <w:pPr>
               <w:pStyle w:val="Compact"/>
@@ -16708,7 +17436,9 @@
       </w:tr>
       <w:tr>
         <w:tc>
-          <w:tcPr/>
+          <w:tcPr>
+            <w:shd w:val="clear" w:color="auto" w:fill="F2F2F2"/>
+          </w:tcPr>
           <w:p>
             <w:pPr>
               <w:pStyle w:val="Compact"/>
@@ -16720,7 +17450,9 @@
           </w:p>
         </w:tc>
         <w:tc>
-          <w:tcPr/>
+          <w:tcPr>
+            <w:shd w:val="clear" w:color="auto" w:fill="F2F2F2"/>
+          </w:tcPr>
           <w:p>
             <w:pPr>
               <w:pStyle w:val="Compact"/>
@@ -16746,7 +17478,9 @@
           </w:p>
         </w:tc>
         <w:tc>
-          <w:tcPr/>
+          <w:tcPr>
+            <w:shd w:val="clear" w:color="auto" w:fill="F2F2F2"/>
+          </w:tcPr>
           <w:p>
             <w:pPr>
               <w:pStyle w:val="Compact"/>
@@ -16931,7 +17665,9 @@
       </w:tr>
       <w:tr>
         <w:tc>
-          <w:tcPr/>
+          <w:tcPr>
+            <w:shd w:val="clear" w:color="auto" w:fill="F2F2F2"/>
+          </w:tcPr>
           <w:p>
             <w:pPr>
               <w:pStyle w:val="Compact"/>
@@ -16948,7 +17684,9 @@
           </w:p>
         </w:tc>
         <w:tc>
-          <w:tcPr/>
+          <w:tcPr>
+            <w:shd w:val="clear" w:color="auto" w:fill="F2F2F2"/>
+          </w:tcPr>
           <w:p>
             <w:pPr>
               <w:pStyle w:val="Compact"/>
@@ -16965,7 +17703,9 @@
           </w:p>
         </w:tc>
         <w:tc>
-          <w:tcPr/>
+          <w:tcPr>
+            <w:shd w:val="clear" w:color="auto" w:fill="F2F2F2"/>
+          </w:tcPr>
           <w:p>
             <w:pPr>
               <w:pStyle w:val="Compact"/>
@@ -16977,7 +17717,9 @@
           </w:p>
         </w:tc>
         <w:tc>
-          <w:tcPr/>
+          <w:tcPr>
+            <w:shd w:val="clear" w:color="auto" w:fill="F2F2F2"/>
+          </w:tcPr>
           <w:p>
             <w:pPr>
               <w:pStyle w:val="Compact"/>
@@ -17036,7 +17778,7 @@
       <w:r>
         <w:t xml:space="preserve"> </w:t>
       </w:r>
-      <w:hyperlink r:id="rId157">
+      <w:hyperlink ns1:id="rId157">
         <w:r>
           <w:rPr>
             <w:rStyle w:val="Hyperlink"/>
@@ -17096,7 +17838,9 @@
       </w:tr>
       <w:tr>
         <w:tc>
-          <w:tcPr/>
+          <w:tcPr>
+            <w:shd w:val="clear" w:color="auto" w:fill="F2F2F2"/>
+          </w:tcPr>
           <w:p>
             <w:pPr>
               <w:pStyle w:val="Compact"/>
@@ -17108,7 +17852,9 @@
           </w:p>
         </w:tc>
         <w:tc>
-          <w:tcPr/>
+          <w:tcPr>
+            <w:shd w:val="clear" w:color="auto" w:fill="F2F2F2"/>
+          </w:tcPr>
           <w:p>
             <w:pPr>
               <w:pStyle w:val="Compact"/>
@@ -17140,7 +17886,9 @@
       </w:tr>
       <w:tr>
         <w:tc>
-          <w:tcPr/>
+          <w:tcPr>
+            <w:shd w:val="clear" w:color="auto" w:fill="F2F2F2"/>
+          </w:tcPr>
           <w:p>
             <w:pPr>
               <w:pStyle w:val="Compact"/>
@@ -17152,7 +17900,9 @@
           </w:p>
         </w:tc>
         <w:tc>
-          <w:tcPr/>
+          <w:tcPr>
+            <w:shd w:val="clear" w:color="auto" w:fill="F2F2F2"/>
+          </w:tcPr>
           <w:p>
             <w:pPr>
               <w:pStyle w:val="Compact"/>
@@ -17184,7 +17934,9 @@
       </w:tr>
       <w:tr>
         <w:tc>
-          <w:tcPr/>
+          <w:tcPr>
+            <w:shd w:val="clear" w:color="auto" w:fill="F2F2F2"/>
+          </w:tcPr>
           <w:p>
             <w:pPr>
               <w:pStyle w:val="Compact"/>
@@ -17196,7 +17948,9 @@
           </w:p>
         </w:tc>
         <w:tc>
-          <w:tcPr/>
+          <w:tcPr>
+            <w:shd w:val="clear" w:color="auto" w:fill="F2F2F2"/>
+          </w:tcPr>
           <w:p>
             <w:pPr>
               <w:pStyle w:val="Compact"/>
@@ -17228,7 +17982,9 @@
       </w:tr>
       <w:tr>
         <w:tc>
-          <w:tcPr/>
+          <w:tcPr>
+            <w:shd w:val="clear" w:color="auto" w:fill="F2F2F2"/>
+          </w:tcPr>
           <w:p>
             <w:pPr>
               <w:pStyle w:val="Compact"/>
@@ -17240,7 +17996,9 @@
           </w:p>
         </w:tc>
         <w:tc>
-          <w:tcPr/>
+          <w:tcPr>
+            <w:shd w:val="clear" w:color="auto" w:fill="F2F2F2"/>
+          </w:tcPr>
           <w:p>
             <w:pPr>
               <w:pStyle w:val="Compact"/>
@@ -17298,7 +18056,7 @@
       <w:r>
         <w:t xml:space="preserve"> </w:t>
       </w:r>
-      <w:hyperlink r:id="rId161">
+      <w:hyperlink ns1:id="rId161">
         <w:r>
           <w:rPr>
             <w:rStyle w:val="Hyperlink"/>
@@ -17693,7 +18451,9 @@
       </w:tr>
       <w:tr>
         <w:tc>
-          <w:tcPr/>
+          <w:tcPr>
+            <w:shd w:val="clear" w:color="auto" w:fill="F2F2F2"/>
+          </w:tcPr>
           <w:p>
             <w:pPr>
               <w:pStyle w:val="Compact"/>
@@ -17705,7 +18465,9 @@
           </w:p>
         </w:tc>
         <w:tc>
-          <w:tcPr/>
+          <w:tcPr>
+            <w:shd w:val="clear" w:color="auto" w:fill="F2F2F2"/>
+          </w:tcPr>
           <w:p>
             <w:pPr>
               <w:pStyle w:val="Compact"/>
@@ -17731,7 +18493,9 @@
           </w:p>
         </w:tc>
         <w:tc>
-          <w:tcPr/>
+          <w:tcPr>
+            <w:shd w:val="clear" w:color="auto" w:fill="F2F2F2"/>
+          </w:tcPr>
           <w:p>
             <w:pPr>
               <w:pStyle w:val="Compact"/>
@@ -17797,7 +18561,9 @@
       </w:tr>
       <w:tr>
         <w:tc>
-          <w:tcPr/>
+          <w:tcPr>
+            <w:shd w:val="clear" w:color="auto" w:fill="F2F2F2"/>
+          </w:tcPr>
           <w:p>
             <w:pPr>
               <w:pStyle w:val="Compact"/>
@@ -17809,7 +18575,9 @@
           </w:p>
         </w:tc>
         <w:tc>
-          <w:tcPr/>
+          <w:tcPr>
+            <w:shd w:val="clear" w:color="auto" w:fill="F2F2F2"/>
+          </w:tcPr>
           <w:p>
             <w:pPr>
               <w:pStyle w:val="Compact"/>
@@ -17835,7 +18603,9 @@
           </w:p>
         </w:tc>
         <w:tc>
-          <w:tcPr/>
+          <w:tcPr>
+            <w:shd w:val="clear" w:color="auto" w:fill="F2F2F2"/>
+          </w:tcPr>
           <w:p>
             <w:pPr>
               <w:pStyle w:val="Compact"/>
@@ -17901,7 +18671,9 @@
       </w:tr>
       <w:tr>
         <w:tc>
-          <w:tcPr/>
+          <w:tcPr>
+            <w:shd w:val="clear" w:color="auto" w:fill="F2F2F2"/>
+          </w:tcPr>
           <w:p>
             <w:pPr>
               <w:pStyle w:val="Compact"/>
@@ -17913,7 +18685,9 @@
           </w:p>
         </w:tc>
         <w:tc>
-          <w:tcPr/>
+          <w:tcPr>
+            <w:shd w:val="clear" w:color="auto" w:fill="F2F2F2"/>
+          </w:tcPr>
           <w:p>
             <w:pPr>
               <w:pStyle w:val="Compact"/>
@@ -17939,7 +18713,9 @@
           </w:p>
         </w:tc>
         <w:tc>
-          <w:tcPr/>
+          <w:tcPr>
+            <w:shd w:val="clear" w:color="auto" w:fill="F2F2F2"/>
+          </w:tcPr>
           <w:p>
             <w:pPr>
               <w:pStyle w:val="Compact"/>
@@ -18005,7 +18781,9 @@
       </w:tr>
       <w:tr>
         <w:tc>
-          <w:tcPr/>
+          <w:tcPr>
+            <w:shd w:val="clear" w:color="auto" w:fill="F2F2F2"/>
+          </w:tcPr>
           <w:p>
             <w:pPr>
               <w:pStyle w:val="Compact"/>
@@ -18017,7 +18795,9 @@
           </w:p>
         </w:tc>
         <w:tc>
-          <w:tcPr/>
+          <w:tcPr>
+            <w:shd w:val="clear" w:color="auto" w:fill="F2F2F2"/>
+          </w:tcPr>
           <w:p>
             <w:pPr>
               <w:pStyle w:val="Compact"/>
@@ -18043,7 +18823,9 @@
           </w:p>
         </w:tc>
         <w:tc>
-          <w:tcPr/>
+          <w:tcPr>
+            <w:shd w:val="clear" w:color="auto" w:fill="F2F2F2"/>
+          </w:tcPr>
           <w:p>
             <w:pPr>
               <w:pStyle w:val="Compact"/>
@@ -18109,7 +18891,9 @@
       </w:tr>
       <w:tr>
         <w:tc>
-          <w:tcPr/>
+          <w:tcPr>
+            <w:shd w:val="clear" w:color="auto" w:fill="F2F2F2"/>
+          </w:tcPr>
           <w:p>
             <w:pPr>
               <w:pStyle w:val="Compact"/>
@@ -18121,7 +18905,9 @@
           </w:p>
         </w:tc>
         <w:tc>
-          <w:tcPr/>
+          <w:tcPr>
+            <w:shd w:val="clear" w:color="auto" w:fill="F2F2F2"/>
+          </w:tcPr>
           <w:p>
             <w:pPr>
               <w:pStyle w:val="Compact"/>
@@ -18147,7 +18933,9 @@
           </w:p>
         </w:tc>
         <w:tc>
-          <w:tcPr/>
+          <w:tcPr>
+            <w:shd w:val="clear" w:color="auto" w:fill="F2F2F2"/>
+          </w:tcPr>
           <w:p>
             <w:pPr>
               <w:pStyle w:val="Compact"/>
@@ -18230,7 +19018,9 @@
       </w:tr>
       <w:tr>
         <w:tc>
-          <w:tcPr/>
+          <w:tcPr>
+            <w:shd w:val="clear" w:color="auto" w:fill="F2F2F2"/>
+          </w:tcPr>
           <w:p>
             <w:pPr>
               <w:pStyle w:val="Compact"/>
@@ -18242,7 +19032,9 @@
           </w:p>
         </w:tc>
         <w:tc>
-          <w:tcPr/>
+          <w:tcPr>
+            <w:shd w:val="clear" w:color="auto" w:fill="F2F2F2"/>
+          </w:tcPr>
           <w:p>
             <w:pPr>
               <w:pStyle w:val="Compact"/>
@@ -18268,7 +19060,9 @@
           </w:p>
         </w:tc>
         <w:tc>
-          <w:tcPr/>
+          <w:tcPr>
+            <w:shd w:val="clear" w:color="auto" w:fill="F2F2F2"/>
+          </w:tcPr>
           <w:p>
             <w:pPr>
               <w:pStyle w:val="Compact"/>
@@ -18368,7 +19162,9 @@
       </w:tr>
       <w:tr>
         <w:tc>
-          <w:tcPr/>
+          <w:tcPr>
+            <w:shd w:val="clear" w:color="auto" w:fill="F2F2F2"/>
+          </w:tcPr>
           <w:p>
             <w:pPr>
               <w:pStyle w:val="Compact"/>
@@ -18380,7 +19176,9 @@
           </w:p>
         </w:tc>
         <w:tc>
-          <w:tcPr/>
+          <w:tcPr>
+            <w:shd w:val="clear" w:color="auto" w:fill="F2F2F2"/>
+          </w:tcPr>
           <w:p>
             <w:pPr>
               <w:pStyle w:val="Compact"/>
@@ -18406,7 +19204,9 @@
           </w:p>
         </w:tc>
         <w:tc>
-          <w:tcPr/>
+          <w:tcPr>
+            <w:shd w:val="clear" w:color="auto" w:fill="F2F2F2"/>
+          </w:tcPr>
           <w:p>
             <w:pPr>
               <w:pStyle w:val="Compact"/>
@@ -18506,7 +19306,9 @@
       </w:tr>
       <w:tr>
         <w:tc>
-          <w:tcPr/>
+          <w:tcPr>
+            <w:shd w:val="clear" w:color="auto" w:fill="F2F2F2"/>
+          </w:tcPr>
           <w:p>
             <w:pPr>
               <w:pStyle w:val="Compact"/>
@@ -18518,7 +19320,9 @@
           </w:p>
         </w:tc>
         <w:tc>
-          <w:tcPr/>
+          <w:tcPr>
+            <w:shd w:val="clear" w:color="auto" w:fill="F2F2F2"/>
+          </w:tcPr>
           <w:p>
             <w:pPr>
               <w:pStyle w:val="Compact"/>
@@ -18544,7 +19348,9 @@
           </w:p>
         </w:tc>
         <w:tc>
-          <w:tcPr/>
+          <w:tcPr>
+            <w:shd w:val="clear" w:color="auto" w:fill="F2F2F2"/>
+          </w:tcPr>
           <w:p>
             <w:pPr>
               <w:pStyle w:val="Compact"/>
@@ -18644,7 +19450,9 @@
       </w:tr>
       <w:tr>
         <w:tc>
-          <w:tcPr/>
+          <w:tcPr>
+            <w:shd w:val="clear" w:color="auto" w:fill="F2F2F2"/>
+          </w:tcPr>
           <w:p>
             <w:pPr>
               <w:pStyle w:val="Compact"/>
@@ -18656,7 +19464,9 @@
           </w:p>
         </w:tc>
         <w:tc>
-          <w:tcPr/>
+          <w:tcPr>
+            <w:shd w:val="clear" w:color="auto" w:fill="F2F2F2"/>
+          </w:tcPr>
           <w:p>
             <w:pPr>
               <w:pStyle w:val="Compact"/>
@@ -18682,7 +19492,9 @@
           </w:p>
         </w:tc>
         <w:tc>
-          <w:tcPr/>
+          <w:tcPr>
+            <w:shd w:val="clear" w:color="auto" w:fill="F2F2F2"/>
+          </w:tcPr>
           <w:p>
             <w:pPr>
               <w:pStyle w:val="Compact"/>
@@ -18782,7 +19594,9 @@
       </w:tr>
       <w:tr>
         <w:tc>
-          <w:tcPr/>
+          <w:tcPr>
+            <w:shd w:val="clear" w:color="auto" w:fill="F2F2F2"/>
+          </w:tcPr>
           <w:p>
             <w:pPr>
               <w:pStyle w:val="Compact"/>
@@ -18794,7 +19608,9 @@
           </w:p>
         </w:tc>
         <w:tc>
-          <w:tcPr/>
+          <w:tcPr>
+            <w:shd w:val="clear" w:color="auto" w:fill="F2F2F2"/>
+          </w:tcPr>
           <w:p>
             <w:pPr>
               <w:pStyle w:val="Compact"/>
@@ -18820,7 +19636,9 @@
           </w:p>
         </w:tc>
         <w:tc>
-          <w:tcPr/>
+          <w:tcPr>
+            <w:shd w:val="clear" w:color="auto" w:fill="F2F2F2"/>
+          </w:tcPr>
           <w:p>
             <w:pPr>
               <w:pStyle w:val="Compact"/>
@@ -18928,7 +19746,9 @@
       </w:tr>
       <w:tr>
         <w:tc>
-          <w:tcPr/>
+          <w:tcPr>
+            <w:shd w:val="clear" w:color="auto" w:fill="F2F2F2"/>
+          </w:tcPr>
           <w:p>
             <w:pPr>
               <w:pStyle w:val="Compact"/>
@@ -18945,7 +19765,9 @@
           </w:p>
         </w:tc>
         <w:tc>
-          <w:tcPr/>
+          <w:tcPr>
+            <w:shd w:val="clear" w:color="auto" w:fill="F2F2F2"/>
+          </w:tcPr>
           <w:p>
             <w:pPr>
               <w:pStyle w:val="Compact"/>
@@ -18962,7 +19784,9 @@
           </w:p>
         </w:tc>
         <w:tc>
-          <w:tcPr/>
+          <w:tcPr>
+            <w:shd w:val="clear" w:color="auto" w:fill="F2F2F2"/>
+          </w:tcPr>
           <w:p>
             <w:pPr>
               <w:pStyle w:val="Compact"/>
@@ -18974,7 +19798,9 @@
           </w:p>
         </w:tc>
         <w:tc>
-          <w:tcPr/>
+          <w:tcPr>
+            <w:shd w:val="clear" w:color="auto" w:fill="F2F2F2"/>
+          </w:tcPr>
           <w:p>
             <w:pPr>
               <w:pStyle w:val="Compact"/>
@@ -22015,7 +22841,7 @@
       <w:r>
         <w:t xml:space="preserve"> </w:t>
       </w:r>
-      <w:hyperlink r:id="rId177">
+      <w:hyperlink ns1:id="rId177">
         <w:r>
           <w:rPr>
             <w:rStyle w:val="Hyperlink"/>
@@ -22075,7 +22901,9 @@
       </w:tr>
       <w:tr>
         <w:tc>
-          <w:tcPr/>
+          <w:tcPr>
+            <w:shd w:val="clear" w:color="auto" w:fill="F2F2F2"/>
+          </w:tcPr>
           <w:p>
             <w:pPr>
               <w:pStyle w:val="Compact"/>
@@ -22087,7 +22915,9 @@
           </w:p>
         </w:tc>
         <w:tc>
-          <w:tcPr/>
+          <w:tcPr>
+            <w:shd w:val="clear" w:color="auto" w:fill="F2F2F2"/>
+          </w:tcPr>
           <w:p>
             <w:pPr>
               <w:pStyle w:val="Compact"/>
@@ -22115,7 +22945,7 @@
               <w:pStyle w:val="Compact"/>
               <w:jc w:val="left"/>
             </w:pPr>
-            <w:hyperlink r:id="rId178">
+            <w:hyperlink ns1:id="rId178">
               <w:r>
                 <w:rPr>
                   <w:rStyle w:val="Hyperlink"/>
@@ -22128,7 +22958,9 @@
       </w:tr>
       <w:tr>
         <w:tc>
-          <w:tcPr/>
+          <w:tcPr>
+            <w:shd w:val="clear" w:color="auto" w:fill="F2F2F2"/>
+          </w:tcPr>
           <w:p>
             <w:pPr>
               <w:pStyle w:val="Compact"/>
@@ -22140,7 +22972,9 @@
           </w:p>
         </w:tc>
         <w:tc>
-          <w:tcPr/>
+          <w:tcPr>
+            <w:shd w:val="clear" w:color="auto" w:fill="F2F2F2"/>
+          </w:tcPr>
           <w:p>
             <w:pPr>
               <w:pStyle w:val="Compact"/>
@@ -22168,7 +23002,7 @@
               <w:pStyle w:val="Compact"/>
               <w:jc w:val="left"/>
             </w:pPr>
-            <w:hyperlink r:id="rId179">
+            <w:hyperlink ns1:id="rId179">
               <w:r>
                 <w:rPr>
                   <w:rStyle w:val="Hyperlink"/>
@@ -22181,7 +23015,9 @@
       </w:tr>
       <w:tr>
         <w:tc>
-          <w:tcPr/>
+          <w:tcPr>
+            <w:shd w:val="clear" w:color="auto" w:fill="F2F2F2"/>
+          </w:tcPr>
           <w:p>
             <w:pPr>
               <w:pStyle w:val="Compact"/>
@@ -22193,7 +23029,9 @@
           </w:p>
         </w:tc>
         <w:tc>
-          <w:tcPr/>
+          <w:tcPr>
+            <w:shd w:val="clear" w:color="auto" w:fill="F2F2F2"/>
+          </w:tcPr>
           <w:p>
             <w:pPr>
               <w:pStyle w:val="Compact"/>
@@ -22221,7 +23059,7 @@
               <w:pStyle w:val="Compact"/>
               <w:jc w:val="left"/>
             </w:pPr>
-            <w:hyperlink r:id="rId180">
+            <w:hyperlink ns1:id="rId180">
               <w:r>
                 <w:rPr>
                   <w:rStyle w:val="Hyperlink"/>
@@ -22274,7 +23112,7 @@
       <w:r>
         <w:t xml:space="preserve"> </w:t>
       </w:r>
-      <w:hyperlink r:id="rId183">
+      <w:hyperlink ns1:id="rId183">
         <w:r>
           <w:rPr>
             <w:rStyle w:val="Hyperlink"/>
@@ -22334,7 +23172,9 @@
       </w:tr>
       <w:tr>
         <w:tc>
-          <w:tcPr/>
+          <w:tcPr>
+            <w:shd w:val="clear" w:color="auto" w:fill="F2F2F2"/>
+          </w:tcPr>
           <w:p>
             <w:pPr>
               <w:pStyle w:val="Compact"/>
@@ -22346,7 +23186,9 @@
           </w:p>
         </w:tc>
         <w:tc>
-          <w:tcPr/>
+          <w:tcPr>
+            <w:shd w:val="clear" w:color="auto" w:fill="F2F2F2"/>
+          </w:tcPr>
           <w:p>
             <w:pPr>
               <w:pStyle w:val="Compact"/>
@@ -22374,7 +23216,7 @@
               <w:pStyle w:val="Compact"/>
               <w:jc w:val="left"/>
             </w:pPr>
-            <w:hyperlink r:id="rId184">
+            <w:hyperlink ns1:id="rId184">
               <w:r>
                 <w:rPr>
                   <w:rStyle w:val="Hyperlink"/>
@@ -22387,7 +23229,9 @@
       </w:tr>
       <w:tr>
         <w:tc>
-          <w:tcPr/>
+          <w:tcPr>
+            <w:shd w:val="clear" w:color="auto" w:fill="F2F2F2"/>
+          </w:tcPr>
           <w:p>
             <w:pPr>
               <w:pStyle w:val="Compact"/>
@@ -22399,7 +23243,9 @@
           </w:p>
         </w:tc>
         <w:tc>
-          <w:tcPr/>
+          <w:tcPr>
+            <w:shd w:val="clear" w:color="auto" w:fill="F2F2F2"/>
+          </w:tcPr>
           <w:p>
             <w:pPr>
               <w:pStyle w:val="Compact"/>
@@ -22427,7 +23273,7 @@
               <w:pStyle w:val="Compact"/>
               <w:jc w:val="left"/>
             </w:pPr>
-            <w:hyperlink r:id="rId185">
+            <w:hyperlink ns1:id="rId185">
               <w:r>
                 <w:rPr>
                   <w:rStyle w:val="Hyperlink"/>
@@ -22440,7 +23286,9 @@
       </w:tr>
       <w:tr>
         <w:tc>
-          <w:tcPr/>
+          <w:tcPr>
+            <w:shd w:val="clear" w:color="auto" w:fill="F2F2F2"/>
+          </w:tcPr>
           <w:p>
             <w:pPr>
               <w:pStyle w:val="Compact"/>
@@ -22452,7 +23300,9 @@
           </w:p>
         </w:tc>
         <w:tc>
-          <w:tcPr/>
+          <w:tcPr>
+            <w:shd w:val="clear" w:color="auto" w:fill="F2F2F2"/>
+          </w:tcPr>
           <w:p>
             <w:pPr>
               <w:pStyle w:val="Compact"/>
@@ -22480,7 +23330,7 @@
               <w:pStyle w:val="Compact"/>
               <w:jc w:val="left"/>
             </w:pPr>
-            <w:hyperlink r:id="rId186">
+            <w:hyperlink ns1:id="rId186">
               <w:r>
                 <w:rPr>
                   <w:rStyle w:val="Hyperlink"/>
@@ -22493,7 +23343,9 @@
       </w:tr>
       <w:tr>
         <w:tc>
-          <w:tcPr/>
+          <w:tcPr>
+            <w:shd w:val="clear" w:color="auto" w:fill="F2F2F2"/>
+          </w:tcPr>
           <w:p>
             <w:pPr>
               <w:pStyle w:val="Compact"/>
@@ -22505,7 +23357,9 @@
           </w:p>
         </w:tc>
         <w:tc>
-          <w:tcPr/>
+          <w:tcPr>
+            <w:shd w:val="clear" w:color="auto" w:fill="F2F2F2"/>
+          </w:tcPr>
           <w:p>
             <w:pPr>
               <w:pStyle w:val="Compact"/>
@@ -22533,7 +23387,7 @@
               <w:pStyle w:val="Compact"/>
               <w:jc w:val="left"/>
             </w:pPr>
-            <w:hyperlink r:id="rId187">
+            <w:hyperlink ns1:id="rId187">
               <w:r>
                 <w:rPr>
                   <w:rStyle w:val="Hyperlink"/>
@@ -22546,7 +23400,9 @@
       </w:tr>
       <w:tr>
         <w:tc>
-          <w:tcPr/>
+          <w:tcPr>
+            <w:shd w:val="clear" w:color="auto" w:fill="F2F2F2"/>
+          </w:tcPr>
           <w:p>
             <w:pPr>
               <w:pStyle w:val="Compact"/>
@@ -22558,7 +23414,9 @@
           </w:p>
         </w:tc>
         <w:tc>
-          <w:tcPr/>
+          <w:tcPr>
+            <w:shd w:val="clear" w:color="auto" w:fill="F2F2F2"/>
+          </w:tcPr>
           <w:p>
             <w:pPr>
               <w:pStyle w:val="Compact"/>
@@ -22586,7 +23444,7 @@
               <w:pStyle w:val="Compact"/>
               <w:jc w:val="left"/>
             </w:pPr>
-            <w:hyperlink r:id="rId188">
+            <w:hyperlink ns1:id="rId188">
               <w:r>
                 <w:rPr>
                   <w:rStyle w:val="Hyperlink"/>
@@ -22599,7 +23457,9 @@
       </w:tr>
       <w:tr>
         <w:tc>
-          <w:tcPr/>
+          <w:tcPr>
+            <w:shd w:val="clear" w:color="auto" w:fill="F2F2F2"/>
+          </w:tcPr>
           <w:p>
             <w:pPr>
               <w:pStyle w:val="Compact"/>
@@ -22611,7 +23471,9 @@
           </w:p>
         </w:tc>
         <w:tc>
-          <w:tcPr/>
+          <w:tcPr>
+            <w:shd w:val="clear" w:color="auto" w:fill="F2F2F2"/>
+          </w:tcPr>
           <w:p>
             <w:pPr>
               <w:pStyle w:val="Compact"/>
@@ -22639,7 +23501,7 @@
               <w:pStyle w:val="Compact"/>
               <w:jc w:val="left"/>
             </w:pPr>
-            <w:hyperlink r:id="rId189">
+            <w:hyperlink ns1:id="rId189">
               <w:r>
                 <w:rPr>
                   <w:rStyle w:val="Hyperlink"/>
@@ -22652,7 +23514,9 @@
       </w:tr>
       <w:tr>
         <w:tc>
-          <w:tcPr/>
+          <w:tcPr>
+            <w:shd w:val="clear" w:color="auto" w:fill="F2F2F2"/>
+          </w:tcPr>
           <w:p>
             <w:pPr>
               <w:pStyle w:val="Compact"/>
@@ -22664,7 +23528,9 @@
           </w:p>
         </w:tc>
         <w:tc>
-          <w:tcPr/>
+          <w:tcPr>
+            <w:shd w:val="clear" w:color="auto" w:fill="F2F2F2"/>
+          </w:tcPr>
           <w:p>
             <w:pPr>
               <w:pStyle w:val="Compact"/>
@@ -22692,7 +23558,7 @@
               <w:pStyle w:val="Compact"/>
               <w:jc w:val="left"/>
             </w:pPr>
-            <w:hyperlink r:id="rId190">
+            <w:hyperlink ns1:id="rId190">
               <w:r>
                 <w:rPr>
                   <w:rStyle w:val="Hyperlink"/>
@@ -22705,7 +23571,9 @@
       </w:tr>
       <w:tr>
         <w:tc>
-          <w:tcPr/>
+          <w:tcPr>
+            <w:shd w:val="clear" w:color="auto" w:fill="F2F2F2"/>
+          </w:tcPr>
           <w:p>
             <w:pPr>
               <w:pStyle w:val="Compact"/>
@@ -22717,7 +23585,9 @@
           </w:p>
         </w:tc>
         <w:tc>
-          <w:tcPr/>
+          <w:tcPr>
+            <w:shd w:val="clear" w:color="auto" w:fill="F2F2F2"/>
+          </w:tcPr>
           <w:p>
             <w:pPr>
               <w:pStyle w:val="Compact"/>
@@ -22745,7 +23615,7 @@
               <w:pStyle w:val="Compact"/>
               <w:jc w:val="left"/>
             </w:pPr>
-            <w:hyperlink r:id="rId191">
+            <w:hyperlink ns1:id="rId191">
               <w:r>
                 <w:rPr>
                   <w:rStyle w:val="Hyperlink"/>
@@ -22758,7 +23628,9 @@
       </w:tr>
       <w:tr>
         <w:tc>
-          <w:tcPr/>
+          <w:tcPr>
+            <w:shd w:val="clear" w:color="auto" w:fill="F2F2F2"/>
+          </w:tcPr>
           <w:p>
             <w:pPr>
               <w:pStyle w:val="Compact"/>
@@ -22770,7 +23642,9 @@
           </w:p>
         </w:tc>
         <w:tc>
-          <w:tcPr/>
+          <w:tcPr>
+            <w:shd w:val="clear" w:color="auto" w:fill="F2F2F2"/>
+          </w:tcPr>
           <w:p>
             <w:pPr>
               <w:pStyle w:val="Compact"/>
@@ -22798,7 +23672,7 @@
               <w:pStyle w:val="Compact"/>
               <w:jc w:val="left"/>
             </w:pPr>
-            <w:hyperlink r:id="rId192">
+            <w:hyperlink ns1:id="rId192">
               <w:r>
                 <w:rPr>
                   <w:rStyle w:val="Hyperlink"/>
@@ -22811,7 +23685,9 @@
       </w:tr>
       <w:tr>
         <w:tc>
-          <w:tcPr/>
+          <w:tcPr>
+            <w:shd w:val="clear" w:color="auto" w:fill="F2F2F2"/>
+          </w:tcPr>
           <w:p>
             <w:pPr>
               <w:pStyle w:val="Compact"/>
@@ -22823,7 +23699,9 @@
           </w:p>
         </w:tc>
         <w:tc>
-          <w:tcPr/>
+          <w:tcPr>
+            <w:shd w:val="clear" w:color="auto" w:fill="F2F2F2"/>
+          </w:tcPr>
           <w:p>
             <w:pPr>
               <w:pStyle w:val="Compact"/>
@@ -22851,7 +23729,7 @@
               <w:pStyle w:val="Compact"/>
               <w:jc w:val="left"/>
             </w:pPr>
-            <w:hyperlink r:id="rId193">
+            <w:hyperlink ns1:id="rId193">
               <w:r>
                 <w:rPr>
                   <w:rStyle w:val="Hyperlink"/>
@@ -22864,7 +23742,9 @@
       </w:tr>
       <w:tr>
         <w:tc>
-          <w:tcPr/>
+          <w:tcPr>
+            <w:shd w:val="clear" w:color="auto" w:fill="F2F2F2"/>
+          </w:tcPr>
           <w:p>
             <w:pPr>
               <w:pStyle w:val="Compact"/>
@@ -22876,7 +23756,9 @@
           </w:p>
         </w:tc>
         <w:tc>
-          <w:tcPr/>
+          <w:tcPr>
+            <w:shd w:val="clear" w:color="auto" w:fill="F2F2F2"/>
+          </w:tcPr>
           <w:p>
             <w:pPr>
               <w:pStyle w:val="Compact"/>
@@ -22904,7 +23786,7 @@
               <w:pStyle w:val="Compact"/>
               <w:jc w:val="left"/>
             </w:pPr>
-            <w:hyperlink r:id="rId194">
+            <w:hyperlink ns1:id="rId194">
               <w:r>
                 <w:rPr>
                   <w:rStyle w:val="Hyperlink"/>
@@ -22917,7 +23799,9 @@
       </w:tr>
       <w:tr>
         <w:tc>
-          <w:tcPr/>
+          <w:tcPr>
+            <w:shd w:val="clear" w:color="auto" w:fill="F2F2F2"/>
+          </w:tcPr>
           <w:p>
             <w:pPr>
               <w:pStyle w:val="Compact"/>
@@ -22929,7 +23813,9 @@
           </w:p>
         </w:tc>
         <w:tc>
-          <w:tcPr/>
+          <w:tcPr>
+            <w:shd w:val="clear" w:color="auto" w:fill="F2F2F2"/>
+          </w:tcPr>
           <w:p>
             <w:pPr>
               <w:pStyle w:val="Compact"/>
@@ -22957,7 +23843,7 @@
               <w:pStyle w:val="Compact"/>
               <w:jc w:val="left"/>
             </w:pPr>
-            <w:hyperlink r:id="rId195">
+            <w:hyperlink ns1:id="rId195">
               <w:r>
                 <w:rPr>
                   <w:rStyle w:val="Hyperlink"/>
@@ -22970,7 +23856,9 @@
       </w:tr>
       <w:tr>
         <w:tc>
-          <w:tcPr/>
+          <w:tcPr>
+            <w:shd w:val="clear" w:color="auto" w:fill="F2F2F2"/>
+          </w:tcPr>
           <w:p>
             <w:pPr>
               <w:pStyle w:val="Compact"/>
@@ -22982,7 +23870,9 @@
           </w:p>
         </w:tc>
         <w:tc>
-          <w:tcPr/>
+          <w:tcPr>
+            <w:shd w:val="clear" w:color="auto" w:fill="F2F2F2"/>
+          </w:tcPr>
           <w:p>
             <w:pPr>
               <w:pStyle w:val="Compact"/>
@@ -23010,7 +23900,7 @@
               <w:pStyle w:val="Compact"/>
               <w:jc w:val="left"/>
             </w:pPr>
-            <w:hyperlink r:id="rId196">
+            <w:hyperlink ns1:id="rId196">
               <w:r>
                 <w:rPr>
                   <w:rStyle w:val="Hyperlink"/>
@@ -23023,7 +23913,9 @@
       </w:tr>
       <w:tr>
         <w:tc>
-          <w:tcPr/>
+          <w:tcPr>
+            <w:shd w:val="clear" w:color="auto" w:fill="F2F2F2"/>
+          </w:tcPr>
           <w:p>
             <w:pPr>
               <w:pStyle w:val="Compact"/>
@@ -23035,7 +23927,9 @@
           </w:p>
         </w:tc>
         <w:tc>
-          <w:tcPr/>
+          <w:tcPr>
+            <w:shd w:val="clear" w:color="auto" w:fill="F2F2F2"/>
+          </w:tcPr>
           <w:p>
             <w:pPr>
               <w:pStyle w:val="Compact"/>
@@ -23063,7 +23957,7 @@
               <w:pStyle w:val="Compact"/>
               <w:jc w:val="left"/>
             </w:pPr>
-            <w:hyperlink r:id="rId197">
+            <w:hyperlink ns1:id="rId197">
               <w:r>
                 <w:rPr>
                   <w:rStyle w:val="Hyperlink"/>
@@ -23076,7 +23970,9 @@
       </w:tr>
       <w:tr>
         <w:tc>
-          <w:tcPr/>
+          <w:tcPr>
+            <w:shd w:val="clear" w:color="auto" w:fill="F2F2F2"/>
+          </w:tcPr>
           <w:p>
             <w:pPr>
               <w:pStyle w:val="Compact"/>
@@ -23088,7 +23984,9 @@
           </w:p>
         </w:tc>
         <w:tc>
-          <w:tcPr/>
+          <w:tcPr>
+            <w:shd w:val="clear" w:color="auto" w:fill="F2F2F2"/>
+          </w:tcPr>
           <w:p>
             <w:pPr>
               <w:pStyle w:val="Compact"/>
@@ -23116,7 +24014,7 @@
               <w:pStyle w:val="Compact"/>
               <w:jc w:val="left"/>
             </w:pPr>
-            <w:hyperlink r:id="rId198">
+            <w:hyperlink ns1:id="rId198">
               <w:r>
                 <w:rPr>
                   <w:rStyle w:val="Hyperlink"/>
@@ -23129,7 +24027,9 @@
       </w:tr>
       <w:tr>
         <w:tc>
-          <w:tcPr/>
+          <w:tcPr>
+            <w:shd w:val="clear" w:color="auto" w:fill="F2F2F2"/>
+          </w:tcPr>
           <w:p>
             <w:pPr>
               <w:pStyle w:val="Compact"/>
@@ -23141,7 +24041,9 @@
           </w:p>
         </w:tc>
         <w:tc>
-          <w:tcPr/>
+          <w:tcPr>
+            <w:shd w:val="clear" w:color="auto" w:fill="F2F2F2"/>
+          </w:tcPr>
           <w:p>
             <w:pPr>
               <w:pStyle w:val="Compact"/>
@@ -23169,7 +24071,7 @@
               <w:pStyle w:val="Compact"/>
               <w:jc w:val="left"/>
             </w:pPr>
-            <w:hyperlink r:id="rId199">
+            <w:hyperlink ns1:id="rId199">
               <w:r>
                 <w:rPr>
                   <w:rStyle w:val="Hyperlink"/>
@@ -23182,7 +24084,9 @@
       </w:tr>
       <w:tr>
         <w:tc>
-          <w:tcPr/>
+          <w:tcPr>
+            <w:shd w:val="clear" w:color="auto" w:fill="F2F2F2"/>
+          </w:tcPr>
           <w:p>
             <w:pPr>
               <w:pStyle w:val="Compact"/>
@@ -23194,7 +24098,9 @@
           </w:p>
         </w:tc>
         <w:tc>
-          <w:tcPr/>
+          <w:tcPr>
+            <w:shd w:val="clear" w:color="auto" w:fill="F2F2F2"/>
+          </w:tcPr>
           <w:p>
             <w:pPr>
               <w:pStyle w:val="Compact"/>
@@ -23222,7 +24128,7 @@
               <w:pStyle w:val="Compact"/>
               <w:jc w:val="left"/>
             </w:pPr>
-            <w:hyperlink r:id="rId200">
+            <w:hyperlink ns1:id="rId200">
               <w:r>
                 <w:rPr>
                   <w:rStyle w:val="Hyperlink"/>
@@ -23235,7 +24141,9 @@
       </w:tr>
       <w:tr>
         <w:tc>
-          <w:tcPr/>
+          <w:tcPr>
+            <w:shd w:val="clear" w:color="auto" w:fill="F2F2F2"/>
+          </w:tcPr>
           <w:p>
             <w:pPr>
               <w:pStyle w:val="Compact"/>
@@ -23247,7 +24155,9 @@
           </w:p>
         </w:tc>
         <w:tc>
-          <w:tcPr/>
+          <w:tcPr>
+            <w:shd w:val="clear" w:color="auto" w:fill="F2F2F2"/>
+          </w:tcPr>
           <w:p>
             <w:pPr>
               <w:pStyle w:val="Compact"/>
@@ -23275,7 +24185,7 @@
               <w:pStyle w:val="Compact"/>
               <w:jc w:val="left"/>
             </w:pPr>
-            <w:hyperlink r:id="rId201">
+            <w:hyperlink ns1:id="rId201">
               <w:r>
                 <w:rPr>
                   <w:rStyle w:val="Hyperlink"/>
@@ -23288,7 +24198,9 @@
       </w:tr>
       <w:tr>
         <w:tc>
-          <w:tcPr/>
+          <w:tcPr>
+            <w:shd w:val="clear" w:color="auto" w:fill="F2F2F2"/>
+          </w:tcPr>
           <w:p>
             <w:pPr>
               <w:pStyle w:val="Compact"/>
@@ -23300,7 +24212,9 @@
           </w:p>
         </w:tc>
         <w:tc>
-          <w:tcPr/>
+          <w:tcPr>
+            <w:shd w:val="clear" w:color="auto" w:fill="F2F2F2"/>
+          </w:tcPr>
           <w:p>
             <w:pPr>
               <w:pStyle w:val="Compact"/>
@@ -23328,7 +24242,7 @@
               <w:pStyle w:val="Compact"/>
               <w:jc w:val="left"/>
             </w:pPr>
-            <w:hyperlink r:id="rId202">
+            <w:hyperlink ns1:id="rId202">
               <w:r>
                 <w:rPr>
                   <w:rStyle w:val="Hyperlink"/>
@@ -23341,7 +24255,9 @@
       </w:tr>
       <w:tr>
         <w:tc>
-          <w:tcPr/>
+          <w:tcPr>
+            <w:shd w:val="clear" w:color="auto" w:fill="F2F2F2"/>
+          </w:tcPr>
           <w:p>
             <w:pPr>
               <w:pStyle w:val="Compact"/>
@@ -23353,7 +24269,9 @@
           </w:p>
         </w:tc>
         <w:tc>
-          <w:tcPr/>
+          <w:tcPr>
+            <w:shd w:val="clear" w:color="auto" w:fill="F2F2F2"/>
+          </w:tcPr>
           <w:p>
             <w:pPr>
               <w:pStyle w:val="Compact"/>
@@ -23381,7 +24299,7 @@
               <w:pStyle w:val="Compact"/>
               <w:jc w:val="left"/>
             </w:pPr>
-            <w:hyperlink r:id="rId203">
+            <w:hyperlink ns1:id="rId203">
               <w:r>
                 <w:rPr>
                   <w:rStyle w:val="Hyperlink"/>
@@ -23394,7 +24312,9 @@
       </w:tr>
       <w:tr>
         <w:tc>
-          <w:tcPr/>
+          <w:tcPr>
+            <w:shd w:val="clear" w:color="auto" w:fill="F2F2F2"/>
+          </w:tcPr>
           <w:p>
             <w:pPr>
               <w:pStyle w:val="Compact"/>
@@ -23406,7 +24326,9 @@
           </w:p>
         </w:tc>
         <w:tc>
-          <w:tcPr/>
+          <w:tcPr>
+            <w:shd w:val="clear" w:color="auto" w:fill="F2F2F2"/>
+          </w:tcPr>
           <w:p>
             <w:pPr>
               <w:pStyle w:val="Compact"/>
@@ -23434,7 +24356,7 @@
               <w:pStyle w:val="Compact"/>
               <w:jc w:val="left"/>
             </w:pPr>
-            <w:hyperlink r:id="rId204">
+            <w:hyperlink ns1:id="rId204">
               <w:r>
                 <w:rPr>
                   <w:rStyle w:val="Hyperlink"/>
@@ -23447,7 +24369,9 @@
       </w:tr>
       <w:tr>
         <w:tc>
-          <w:tcPr/>
+          <w:tcPr>
+            <w:shd w:val="clear" w:color="auto" w:fill="F2F2F2"/>
+          </w:tcPr>
           <w:p>
             <w:pPr>
               <w:pStyle w:val="Compact"/>
@@ -23459,7 +24383,9 @@
           </w:p>
         </w:tc>
         <w:tc>
-          <w:tcPr/>
+          <w:tcPr>
+            <w:shd w:val="clear" w:color="auto" w:fill="F2F2F2"/>
+          </w:tcPr>
           <w:p>
             <w:pPr>
               <w:pStyle w:val="Compact"/>
@@ -23487,7 +24413,7 @@
               <w:pStyle w:val="Compact"/>
               <w:jc w:val="left"/>
             </w:pPr>
-            <w:hyperlink r:id="rId205">
+            <w:hyperlink ns1:id="rId205">
               <w:r>
                 <w:rPr>
                   <w:rStyle w:val="Hyperlink"/>
@@ -23500,7 +24426,9 @@
       </w:tr>
       <w:tr>
         <w:tc>
-          <w:tcPr/>
+          <w:tcPr>
+            <w:shd w:val="clear" w:color="auto" w:fill="F2F2F2"/>
+          </w:tcPr>
           <w:p>
             <w:pPr>
               <w:pStyle w:val="Compact"/>
@@ -23512,7 +24440,9 @@
           </w:p>
         </w:tc>
         <w:tc>
-          <w:tcPr/>
+          <w:tcPr>
+            <w:shd w:val="clear" w:color="auto" w:fill="F2F2F2"/>
+          </w:tcPr>
           <w:p>
             <w:pPr>
               <w:pStyle w:val="Compact"/>
@@ -23540,7 +24470,7 @@
               <w:pStyle w:val="Compact"/>
               <w:jc w:val="left"/>
             </w:pPr>
-            <w:hyperlink r:id="rId206">
+            <w:hyperlink ns1:id="rId206">
               <w:r>
                 <w:rPr>
                   <w:rStyle w:val="Hyperlink"/>
@@ -23553,7 +24483,9 @@
       </w:tr>
       <w:tr>
         <w:tc>
-          <w:tcPr/>
+          <w:tcPr>
+            <w:shd w:val="clear" w:color="auto" w:fill="F2F2F2"/>
+          </w:tcPr>
           <w:p>
             <w:pPr>
               <w:pStyle w:val="Compact"/>
@@ -23565,7 +24497,9 @@
           </w:p>
         </w:tc>
         <w:tc>
-          <w:tcPr/>
+          <w:tcPr>
+            <w:shd w:val="clear" w:color="auto" w:fill="F2F2F2"/>
+          </w:tcPr>
           <w:p>
             <w:pPr>
               <w:pStyle w:val="Compact"/>
@@ -23593,7 +24527,7 @@
               <w:pStyle w:val="Compact"/>
               <w:jc w:val="left"/>
             </w:pPr>
-            <w:hyperlink r:id="rId207">
+            <w:hyperlink ns1:id="rId207">
               <w:r>
                 <w:rPr>
                   <w:rStyle w:val="Hyperlink"/>
@@ -23606,7 +24540,9 @@
       </w:tr>
       <w:tr>
         <w:tc>
-          <w:tcPr/>
+          <w:tcPr>
+            <w:shd w:val="clear" w:color="auto" w:fill="F2F2F2"/>
+          </w:tcPr>
           <w:p>
             <w:pPr>
               <w:pStyle w:val="Compact"/>
@@ -23618,7 +24554,9 @@
           </w:p>
         </w:tc>
         <w:tc>
-          <w:tcPr/>
+          <w:tcPr>
+            <w:shd w:val="clear" w:color="auto" w:fill="F2F2F2"/>
+          </w:tcPr>
           <w:p>
             <w:pPr>
               <w:pStyle w:val="Compact"/>
@@ -23646,7 +24584,7 @@
               <w:pStyle w:val="Compact"/>
               <w:jc w:val="left"/>
             </w:pPr>
-            <w:hyperlink r:id="rId208">
+            <w:hyperlink ns1:id="rId208">
               <w:r>
                 <w:rPr>
                   <w:rStyle w:val="Hyperlink"/>
@@ -23659,7 +24597,9 @@
       </w:tr>
       <w:tr>
         <w:tc>
-          <w:tcPr/>
+          <w:tcPr>
+            <w:shd w:val="clear" w:color="auto" w:fill="F2F2F2"/>
+          </w:tcPr>
           <w:p>
             <w:pPr>
               <w:pStyle w:val="Compact"/>
@@ -23671,7 +24611,9 @@
           </w:p>
         </w:tc>
         <w:tc>
-          <w:tcPr/>
+          <w:tcPr>
+            <w:shd w:val="clear" w:color="auto" w:fill="F2F2F2"/>
+          </w:tcPr>
           <w:p>
             <w:pPr>
               <w:pStyle w:val="Compact"/>
@@ -23699,7 +24641,7 @@
               <w:pStyle w:val="Compact"/>
               <w:jc w:val="left"/>
             </w:pPr>
-            <w:hyperlink r:id="rId209">
+            <w:hyperlink ns1:id="rId209">
               <w:r>
                 <w:rPr>
                   <w:rStyle w:val="Hyperlink"/>
@@ -23712,7 +24654,9 @@
       </w:tr>
       <w:tr>
         <w:tc>
-          <w:tcPr/>
+          <w:tcPr>
+            <w:shd w:val="clear" w:color="auto" w:fill="F2F2F2"/>
+          </w:tcPr>
           <w:p>
             <w:pPr>
               <w:pStyle w:val="Compact"/>
@@ -23724,7 +24668,9 @@
           </w:p>
         </w:tc>
         <w:tc>
-          <w:tcPr/>
+          <w:tcPr>
+            <w:shd w:val="clear" w:color="auto" w:fill="F2F2F2"/>
+          </w:tcPr>
           <w:p>
             <w:pPr>
               <w:pStyle w:val="Compact"/>
@@ -23752,7 +24698,7 @@
               <w:pStyle w:val="Compact"/>
               <w:jc w:val="left"/>
             </w:pPr>
-            <w:hyperlink r:id="rId210">
+            <w:hyperlink ns1:id="rId210">
               <w:r>
                 <w:rPr>
                   <w:rStyle w:val="Hyperlink"/>
@@ -23765,7 +24711,9 @@
       </w:tr>
       <w:tr>
         <w:tc>
-          <w:tcPr/>
+          <w:tcPr>
+            <w:shd w:val="clear" w:color="auto" w:fill="F2F2F2"/>
+          </w:tcPr>
           <w:p>
             <w:pPr>
               <w:pStyle w:val="Compact"/>
@@ -23777,7 +24725,9 @@
           </w:p>
         </w:tc>
         <w:tc>
-          <w:tcPr/>
+          <w:tcPr>
+            <w:shd w:val="clear" w:color="auto" w:fill="F2F2F2"/>
+          </w:tcPr>
           <w:p>
             <w:pPr>
               <w:pStyle w:val="Compact"/>
@@ -23805,7 +24755,7 @@
               <w:pStyle w:val="Compact"/>
               <w:jc w:val="left"/>
             </w:pPr>
-            <w:hyperlink r:id="rId211">
+            <w:hyperlink ns1:id="rId211">
               <w:r>
                 <w:rPr>
                   <w:rStyle w:val="Hyperlink"/>
@@ -23818,7 +24768,9 @@
       </w:tr>
       <w:tr>
         <w:tc>
-          <w:tcPr/>
+          <w:tcPr>
+            <w:shd w:val="clear" w:color="auto" w:fill="F2F2F2"/>
+          </w:tcPr>
           <w:p>
             <w:pPr>
               <w:pStyle w:val="Compact"/>
@@ -23830,7 +24782,9 @@
           </w:p>
         </w:tc>
         <w:tc>
-          <w:tcPr/>
+          <w:tcPr>
+            <w:shd w:val="clear" w:color="auto" w:fill="F2F2F2"/>
+          </w:tcPr>
           <w:p>
             <w:pPr>
               <w:pStyle w:val="Compact"/>
@@ -23858,7 +24812,7 @@
               <w:pStyle w:val="Compact"/>
               <w:jc w:val="left"/>
             </w:pPr>
-            <w:hyperlink r:id="rId212">
+            <w:hyperlink ns1:id="rId212">
               <w:r>
                 <w:rPr>
                   <w:rStyle w:val="Hyperlink"/>
@@ -23871,7 +24825,9 @@
       </w:tr>
       <w:tr>
         <w:tc>
-          <w:tcPr/>
+          <w:tcPr>
+            <w:shd w:val="clear" w:color="auto" w:fill="F2F2F2"/>
+          </w:tcPr>
           <w:p>
             <w:pPr>
               <w:pStyle w:val="Compact"/>
@@ -23883,7 +24839,9 @@
           </w:p>
         </w:tc>
         <w:tc>
-          <w:tcPr/>
+          <w:tcPr>
+            <w:shd w:val="clear" w:color="auto" w:fill="F2F2F2"/>
+          </w:tcPr>
           <w:p>
             <w:pPr>
               <w:pStyle w:val="Compact"/>
@@ -23911,7 +24869,7 @@
               <w:pStyle w:val="Compact"/>
               <w:jc w:val="left"/>
             </w:pPr>
-            <w:hyperlink r:id="rId213">
+            <w:hyperlink ns1:id="rId213">
               <w:r>
                 <w:rPr>
                   <w:rStyle w:val="Hyperlink"/>
@@ -23924,7 +24882,9 @@
       </w:tr>
       <w:tr>
         <w:tc>
-          <w:tcPr/>
+          <w:tcPr>
+            <w:shd w:val="clear" w:color="auto" w:fill="F2F2F2"/>
+          </w:tcPr>
           <w:p>
             <w:pPr>
               <w:pStyle w:val="Compact"/>
@@ -23936,7 +24896,9 @@
           </w:p>
         </w:tc>
         <w:tc>
-          <w:tcPr/>
+          <w:tcPr>
+            <w:shd w:val="clear" w:color="auto" w:fill="F2F2F2"/>
+          </w:tcPr>
           <w:p>
             <w:pPr>
               <w:pStyle w:val="Compact"/>
@@ -23964,7 +24926,7 @@
               <w:pStyle w:val="Compact"/>
               <w:jc w:val="left"/>
             </w:pPr>
-            <w:hyperlink r:id="rId214">
+            <w:hyperlink ns1:id="rId214">
               <w:r>
                 <w:rPr>
                   <w:rStyle w:val="Hyperlink"/>
@@ -23977,7 +24939,9 @@
       </w:tr>
       <w:tr>
         <w:tc>
-          <w:tcPr/>
+          <w:tcPr>
+            <w:shd w:val="clear" w:color="auto" w:fill="F2F2F2"/>
+          </w:tcPr>
           <w:p>
             <w:pPr>
               <w:pStyle w:val="Compact"/>
@@ -23989,7 +24953,9 @@
           </w:p>
         </w:tc>
         <w:tc>
-          <w:tcPr/>
+          <w:tcPr>
+            <w:shd w:val="clear" w:color="auto" w:fill="F2F2F2"/>
+          </w:tcPr>
           <w:p>
             <w:pPr>
               <w:pStyle w:val="Compact"/>
@@ -24017,7 +24983,7 @@
               <w:pStyle w:val="Compact"/>
               <w:jc w:val="left"/>
             </w:pPr>
-            <w:hyperlink r:id="rId215">
+            <w:hyperlink ns1:id="rId215">
               <w:r>
                 <w:rPr>
                   <w:rStyle w:val="Hyperlink"/>
@@ -24030,7 +24996,9 @@
       </w:tr>
       <w:tr>
         <w:tc>
-          <w:tcPr/>
+          <w:tcPr>
+            <w:shd w:val="clear" w:color="auto" w:fill="F2F2F2"/>
+          </w:tcPr>
           <w:p>
             <w:pPr>
               <w:pStyle w:val="Compact"/>
@@ -24042,7 +25010,9 @@
           </w:p>
         </w:tc>
         <w:tc>
-          <w:tcPr/>
+          <w:tcPr>
+            <w:shd w:val="clear" w:color="auto" w:fill="F2F2F2"/>
+          </w:tcPr>
           <w:p>
             <w:pPr>
               <w:pStyle w:val="Compact"/>
@@ -24070,7 +25040,7 @@
               <w:pStyle w:val="Compact"/>
               <w:jc w:val="left"/>
             </w:pPr>
-            <w:hyperlink r:id="rId216">
+            <w:hyperlink ns1:id="rId216">
               <w:r>
                 <w:rPr>
                   <w:rStyle w:val="Hyperlink"/>
@@ -24083,7 +25053,9 @@
       </w:tr>
       <w:tr>
         <w:tc>
-          <w:tcPr/>
+          <w:tcPr>
+            <w:shd w:val="clear" w:color="auto" w:fill="F2F2F2"/>
+          </w:tcPr>
           <w:p>
             <w:pPr>
               <w:pStyle w:val="Compact"/>
@@ -24095,7 +25067,9 @@
           </w:p>
         </w:tc>
         <w:tc>
-          <w:tcPr/>
+          <w:tcPr>
+            <w:shd w:val="clear" w:color="auto" w:fill="F2F2F2"/>
+          </w:tcPr>
           <w:p>
             <w:pPr>
               <w:pStyle w:val="Compact"/>
@@ -24123,7 +25097,7 @@
               <w:pStyle w:val="Compact"/>
               <w:jc w:val="left"/>
             </w:pPr>
-            <w:hyperlink r:id="rId217">
+            <w:hyperlink ns1:id="rId217">
               <w:r>
                 <w:rPr>
                   <w:rStyle w:val="Hyperlink"/>
@@ -24136,7 +25110,9 @@
       </w:tr>
       <w:tr>
         <w:tc>
-          <w:tcPr/>
+          <w:tcPr>
+            <w:shd w:val="clear" w:color="auto" w:fill="F2F2F2"/>
+          </w:tcPr>
           <w:p>
             <w:pPr>
               <w:pStyle w:val="Compact"/>
@@ -24148,7 +25124,9 @@
           </w:p>
         </w:tc>
         <w:tc>
-          <w:tcPr/>
+          <w:tcPr>
+            <w:shd w:val="clear" w:color="auto" w:fill="F2F2F2"/>
+          </w:tcPr>
           <w:p>
             <w:pPr>
               <w:pStyle w:val="Compact"/>
@@ -24176,7 +25154,7 @@
               <w:pStyle w:val="Compact"/>
               <w:jc w:val="left"/>
             </w:pPr>
-            <w:hyperlink r:id="rId218">
+            <w:hyperlink ns1:id="rId218">
               <w:r>
                 <w:rPr>
                   <w:rStyle w:val="Hyperlink"/>
@@ -24189,7 +25167,9 @@
       </w:tr>
       <w:tr>
         <w:tc>
-          <w:tcPr/>
+          <w:tcPr>
+            <w:shd w:val="clear" w:color="auto" w:fill="F2F2F2"/>
+          </w:tcPr>
           <w:p>
             <w:pPr>
               <w:pStyle w:val="Compact"/>
@@ -24201,7 +25181,9 @@
           </w:p>
         </w:tc>
         <w:tc>
-          <w:tcPr/>
+          <w:tcPr>
+            <w:shd w:val="clear" w:color="auto" w:fill="F2F2F2"/>
+          </w:tcPr>
           <w:p>
             <w:pPr>
               <w:pStyle w:val="Compact"/>
@@ -24229,7 +25211,7 @@
               <w:pStyle w:val="Compact"/>
               <w:jc w:val="left"/>
             </w:pPr>
-            <w:hyperlink r:id="rId219">
+            <w:hyperlink ns1:id="rId219">
               <w:r>
                 <w:rPr>
                   <w:rStyle w:val="Hyperlink"/>
@@ -24242,7 +25224,9 @@
       </w:tr>
       <w:tr>
         <w:tc>
-          <w:tcPr/>
+          <w:tcPr>
+            <w:shd w:val="clear" w:color="auto" w:fill="F2F2F2"/>
+          </w:tcPr>
           <w:p>
             <w:pPr>
               <w:pStyle w:val="Compact"/>
@@ -24254,7 +25238,9 @@
           </w:p>
         </w:tc>
         <w:tc>
-          <w:tcPr/>
+          <w:tcPr>
+            <w:shd w:val="clear" w:color="auto" w:fill="F2F2F2"/>
+          </w:tcPr>
           <w:p>
             <w:pPr>
               <w:pStyle w:val="Compact"/>
@@ -24282,7 +25268,7 @@
               <w:pStyle w:val="Compact"/>
               <w:jc w:val="left"/>
             </w:pPr>
-            <w:hyperlink r:id="rId220">
+            <w:hyperlink ns1:id="rId220">
               <w:r>
                 <w:rPr>
                   <w:rStyle w:val="Hyperlink"/>
@@ -24295,7 +25281,9 @@
       </w:tr>
       <w:tr>
         <w:tc>
-          <w:tcPr/>
+          <w:tcPr>
+            <w:shd w:val="clear" w:color="auto" w:fill="F2F2F2"/>
+          </w:tcPr>
           <w:p>
             <w:pPr>
               <w:pStyle w:val="Compact"/>
@@ -24307,7 +25295,9 @@
           </w:p>
         </w:tc>
         <w:tc>
-          <w:tcPr/>
+          <w:tcPr>
+            <w:shd w:val="clear" w:color="auto" w:fill="F2F2F2"/>
+          </w:tcPr>
           <w:p>
             <w:pPr>
               <w:pStyle w:val="Compact"/>
@@ -24335,7 +25325,7 @@
               <w:pStyle w:val="Compact"/>
               <w:jc w:val="left"/>
             </w:pPr>
-            <w:hyperlink r:id="rId221">
+            <w:hyperlink ns1:id="rId221">
               <w:r>
                 <w:rPr>
                   <w:rStyle w:val="Hyperlink"/>
@@ -24620,7 +25610,9 @@
       </w:tr>
       <w:tr>
         <w:tc>
-          <w:tcPr/>
+          <w:tcPr>
+            <w:shd w:val="clear" w:color="auto" w:fill="F2F2F2"/>
+          </w:tcPr>
           <w:p>
             <w:pPr>
               <w:pStyle w:val="Compact"/>
@@ -24632,7 +25624,9 @@
           </w:p>
         </w:tc>
         <w:tc>
-          <w:tcPr/>
+          <w:tcPr>
+            <w:shd w:val="clear" w:color="auto" w:fill="F2F2F2"/>
+          </w:tcPr>
           <w:p>
             <w:pPr>
               <w:pStyle w:val="Compact"/>
@@ -24658,7 +25652,9 @@
           </w:p>
         </w:tc>
         <w:tc>
-          <w:tcPr/>
+          <w:tcPr>
+            <w:shd w:val="clear" w:color="auto" w:fill="F2F2F2"/>
+          </w:tcPr>
           <w:p>
             <w:pPr>
               <w:pStyle w:val="Compact"/>
@@ -24736,7 +25732,9 @@
       </w:tr>
       <w:tr>
         <w:tc>
-          <w:tcPr/>
+          <w:tcPr>
+            <w:shd w:val="clear" w:color="auto" w:fill="F2F2F2"/>
+          </w:tcPr>
           <w:p>
             <w:pPr>
               <w:pStyle w:val="Compact"/>
@@ -24748,7 +25746,9 @@
           </w:p>
         </w:tc>
         <w:tc>
-          <w:tcPr/>
+          <w:tcPr>
+            <w:shd w:val="clear" w:color="auto" w:fill="F2F2F2"/>
+          </w:tcPr>
           <w:p>
             <w:pPr>
               <w:pStyle w:val="Compact"/>
@@ -24774,7 +25774,9 @@
           </w:p>
         </w:tc>
         <w:tc>
-          <w:tcPr/>
+          <w:tcPr>
+            <w:shd w:val="clear" w:color="auto" w:fill="F2F2F2"/>
+          </w:tcPr>
           <w:p>
             <w:pPr>
               <w:pStyle w:val="Compact"/>
@@ -24857,7 +25859,9 @@
       </w:tr>
       <w:tr>
         <w:tc>
-          <w:tcPr/>
+          <w:tcPr>
+            <w:shd w:val="clear" w:color="auto" w:fill="F2F2F2"/>
+          </w:tcPr>
           <w:p>
             <w:pPr>
               <w:pStyle w:val="Compact"/>
@@ -24869,7 +25873,9 @@
           </w:p>
         </w:tc>
         <w:tc>
-          <w:tcPr/>
+          <w:tcPr>
+            <w:shd w:val="clear" w:color="auto" w:fill="F2F2F2"/>
+          </w:tcPr>
           <w:p>
             <w:pPr>
               <w:pStyle w:val="Compact"/>
@@ -24895,7 +25901,9 @@
           </w:p>
         </w:tc>
         <w:tc>
-          <w:tcPr/>
+          <w:tcPr>
+            <w:shd w:val="clear" w:color="auto" w:fill="F2F2F2"/>
+          </w:tcPr>
           <w:p>
             <w:pPr>
               <w:pStyle w:val="Compact"/>
@@ -25072,7 +26080,9 @@
       </w:tr>
       <w:tr>
         <w:tc>
-          <w:tcPr/>
+          <w:tcPr>
+            <w:shd w:val="clear" w:color="auto" w:fill="F2F2F2"/>
+          </w:tcPr>
           <w:p>
             <w:pPr>
               <w:pStyle w:val="Compact"/>
@@ -25089,7 +26099,9 @@
           </w:p>
         </w:tc>
         <w:tc>
-          <w:tcPr/>
+          <w:tcPr>
+            <w:shd w:val="clear" w:color="auto" w:fill="F2F2F2"/>
+          </w:tcPr>
           <w:p>
             <w:pPr>
               <w:pStyle w:val="Compact"/>
@@ -25106,7 +26118,9 @@
           </w:p>
         </w:tc>
         <w:tc>
-          <w:tcPr/>
+          <w:tcPr>
+            <w:shd w:val="clear" w:color="auto" w:fill="F2F2F2"/>
+          </w:tcPr>
           <w:p>
             <w:pPr>
               <w:pStyle w:val="Compact"/>
@@ -25118,7 +26132,9 @@
           </w:p>
         </w:tc>
         <w:tc>
-          <w:tcPr/>
+          <w:tcPr>
+            <w:shd w:val="clear" w:color="auto" w:fill="F2F2F2"/>
+          </w:tcPr>
           <w:p>
             <w:pPr>
               <w:pStyle w:val="Compact"/>
@@ -25296,7 +26312,9 @@
       </w:tr>
       <w:tr>
         <w:tc>
-          <w:tcPr/>
+          <w:tcPr>
+            <w:shd w:val="clear" w:color="auto" w:fill="F2F2F2"/>
+          </w:tcPr>
           <w:p>
             <w:pPr>
               <w:pStyle w:val="Compact"/>
@@ -25308,7 +26326,9 @@
           </w:p>
         </w:tc>
         <w:tc>
-          <w:tcPr/>
+          <w:tcPr>
+            <w:shd w:val="clear" w:color="auto" w:fill="F2F2F2"/>
+          </w:tcPr>
           <w:p>
             <w:pPr>
               <w:pStyle w:val="Compact"/>
@@ -25334,7 +26354,9 @@
           </w:p>
         </w:tc>
         <w:tc>
-          <w:tcPr/>
+          <w:tcPr>
+            <w:shd w:val="clear" w:color="auto" w:fill="F2F2F2"/>
+          </w:tcPr>
           <w:p>
             <w:pPr>
               <w:pStyle w:val="Compact"/>
@@ -25400,7 +26422,9 @@
       </w:tr>
       <w:tr>
         <w:tc>
-          <w:tcPr/>
+          <w:tcPr>
+            <w:shd w:val="clear" w:color="auto" w:fill="F2F2F2"/>
+          </w:tcPr>
           <w:p>
             <w:pPr>
               <w:pStyle w:val="Compact"/>
@@ -25412,7 +26436,9 @@
           </w:p>
         </w:tc>
         <w:tc>
-          <w:tcPr/>
+          <w:tcPr>
+            <w:shd w:val="clear" w:color="auto" w:fill="F2F2F2"/>
+          </w:tcPr>
           <w:p>
             <w:pPr>
               <w:pStyle w:val="Compact"/>
@@ -25438,7 +26464,9 @@
           </w:p>
         </w:tc>
         <w:tc>
-          <w:tcPr/>
+          <w:tcPr>
+            <w:shd w:val="clear" w:color="auto" w:fill="F2F2F2"/>
+          </w:tcPr>
           <w:p>
             <w:pPr>
               <w:pStyle w:val="Compact"/>
@@ -25538,7 +26566,9 @@
       </w:tr>
       <w:tr>
         <w:tc>
-          <w:tcPr/>
+          <w:tcPr>
+            <w:shd w:val="clear" w:color="auto" w:fill="F2F2F2"/>
+          </w:tcPr>
           <w:p>
             <w:pPr>
               <w:pStyle w:val="Compact"/>
@@ -25550,7 +26580,9 @@
           </w:p>
         </w:tc>
         <w:tc>
-          <w:tcPr/>
+          <w:tcPr>
+            <w:shd w:val="clear" w:color="auto" w:fill="F2F2F2"/>
+          </w:tcPr>
           <w:p>
             <w:pPr>
               <w:pStyle w:val="Compact"/>
@@ -25576,7 +26608,9 @@
           </w:p>
         </w:tc>
         <w:tc>
-          <w:tcPr/>
+          <w:tcPr>
+            <w:shd w:val="clear" w:color="auto" w:fill="F2F2F2"/>
+          </w:tcPr>
           <w:p>
             <w:pPr>
               <w:pStyle w:val="Compact"/>
@@ -25684,7 +26718,9 @@
       </w:tr>
       <w:tr>
         <w:tc>
-          <w:tcPr/>
+          <w:tcPr>
+            <w:shd w:val="clear" w:color="auto" w:fill="F2F2F2"/>
+          </w:tcPr>
           <w:p>
             <w:pPr>
               <w:pStyle w:val="Compact"/>
@@ -25701,7 +26737,9 @@
           </w:p>
         </w:tc>
         <w:tc>
-          <w:tcPr/>
+          <w:tcPr>
+            <w:shd w:val="clear" w:color="auto" w:fill="F2F2F2"/>
+          </w:tcPr>
           <w:p>
             <w:pPr>
               <w:pStyle w:val="Compact"/>
@@ -25718,7 +26756,9 @@
           </w:p>
         </w:tc>
         <w:tc>
-          <w:tcPr/>
+          <w:tcPr>
+            <w:shd w:val="clear" w:color="auto" w:fill="F2F2F2"/>
+          </w:tcPr>
           <w:p>
             <w:pPr>
               <w:pStyle w:val="Compact"/>
@@ -25730,7 +26770,9 @@
           </w:p>
         </w:tc>
         <w:tc>
-          <w:tcPr/>
+          <w:tcPr>
+            <w:shd w:val="clear" w:color="auto" w:fill="F2F2F2"/>
+          </w:tcPr>
           <w:p>
             <w:pPr>
               <w:pStyle w:val="Compact"/>
@@ -25853,7 +26895,9 @@
       </w:tr>
       <w:tr>
         <w:tc>
-          <w:tcPr/>
+          <w:tcPr>
+            <w:shd w:val="clear" w:color="auto" w:fill="F2F2F2"/>
+          </w:tcPr>
           <w:p>
             <w:pPr>
               <w:pStyle w:val="Compact"/>
@@ -25865,7 +26909,9 @@
           </w:p>
         </w:tc>
         <w:tc>
-          <w:tcPr/>
+          <w:tcPr>
+            <w:shd w:val="clear" w:color="auto" w:fill="F2F2F2"/>
+          </w:tcPr>
           <w:p>
             <w:pPr>
               <w:pStyle w:val="Compact"/>
@@ -25891,7 +26937,9 @@
           </w:p>
         </w:tc>
         <w:tc>
-          <w:tcPr/>
+          <w:tcPr>
+            <w:shd w:val="clear" w:color="auto" w:fill="F2F2F2"/>
+          </w:tcPr>
           <w:p>
             <w:pPr>
               <w:pStyle w:val="Compact"/>
@@ -25957,7 +27005,9 @@
       </w:tr>
       <w:tr>
         <w:tc>
-          <w:tcPr/>
+          <w:tcPr>
+            <w:shd w:val="clear" w:color="auto" w:fill="F2F2F2"/>
+          </w:tcPr>
           <w:p>
             <w:pPr>
               <w:pStyle w:val="Compact"/>
@@ -25969,7 +27019,9 @@
           </w:p>
         </w:tc>
         <w:tc>
-          <w:tcPr/>
+          <w:tcPr>
+            <w:shd w:val="clear" w:color="auto" w:fill="F2F2F2"/>
+          </w:tcPr>
           <w:p>
             <w:pPr>
               <w:pStyle w:val="Compact"/>
@@ -25995,7 +27047,9 @@
           </w:p>
         </w:tc>
         <w:tc>
-          <w:tcPr/>
+          <w:tcPr>
+            <w:shd w:val="clear" w:color="auto" w:fill="F2F2F2"/>
+          </w:tcPr>
           <w:p>
             <w:pPr>
               <w:pStyle w:val="Compact"/>
@@ -26061,7 +27115,9 @@
       </w:tr>
       <w:tr>
         <w:tc>
-          <w:tcPr/>
+          <w:tcPr>
+            <w:shd w:val="clear" w:color="auto" w:fill="F2F2F2"/>
+          </w:tcPr>
           <w:p>
             <w:pPr>
               <w:pStyle w:val="Compact"/>
@@ -26073,7 +27129,9 @@
           </w:p>
         </w:tc>
         <w:tc>
-          <w:tcPr/>
+          <w:tcPr>
+            <w:shd w:val="clear" w:color="auto" w:fill="F2F2F2"/>
+          </w:tcPr>
           <w:p>
             <w:pPr>
               <w:pStyle w:val="Compact"/>
@@ -26099,7 +27157,9 @@
           </w:p>
         </w:tc>
         <w:tc>
-          <w:tcPr/>
+          <w:tcPr>
+            <w:shd w:val="clear" w:color="auto" w:fill="F2F2F2"/>
+          </w:tcPr>
           <w:p>
             <w:pPr>
               <w:pStyle w:val="Compact"/>
@@ -26190,7 +27250,9 @@
       </w:tr>
       <w:tr>
         <w:tc>
-          <w:tcPr/>
+          <w:tcPr>
+            <w:shd w:val="clear" w:color="auto" w:fill="F2F2F2"/>
+          </w:tcPr>
           <w:p>
             <w:pPr>
               <w:pStyle w:val="Compact"/>
@@ -26207,7 +27269,9 @@
           </w:p>
         </w:tc>
         <w:tc>
-          <w:tcPr/>
+          <w:tcPr>
+            <w:shd w:val="clear" w:color="auto" w:fill="F2F2F2"/>
+          </w:tcPr>
           <w:p>
             <w:pPr>
               <w:pStyle w:val="Compact"/>
@@ -26224,7 +27288,9 @@
           </w:p>
         </w:tc>
         <w:tc>
-          <w:tcPr/>
+          <w:tcPr>
+            <w:shd w:val="clear" w:color="auto" w:fill="F2F2F2"/>
+          </w:tcPr>
           <w:p>
             <w:pPr>
               <w:pStyle w:val="Compact"/>
@@ -26236,7 +27302,9 @@
           </w:p>
         </w:tc>
         <w:tc>
-          <w:tcPr/>
+          <w:tcPr>
+            <w:shd w:val="clear" w:color="auto" w:fill="F2F2F2"/>
+          </w:tcPr>
           <w:p>
             <w:pPr>
               <w:pStyle w:val="Compact"/>
@@ -26424,7 +27492,7 @@
       <w:r>
         <w:t xml:space="preserve"> </w:t>
       </w:r>
-      <w:hyperlink r:id="rId238">
+      <w:hyperlink ns1:id="rId238">
         <w:r>
           <w:rPr>
             <w:rStyle w:val="Hyperlink"/>
@@ -26484,7 +27552,9 @@
       </w:tr>
       <w:tr>
         <w:tc>
-          <w:tcPr/>
+          <w:tcPr>
+            <w:shd w:val="clear" w:color="auto" w:fill="F2F2F2"/>
+          </w:tcPr>
           <w:p>
             <w:pPr>
               <w:pStyle w:val="Compact"/>
@@ -26496,7 +27566,9 @@
           </w:p>
         </w:tc>
         <w:tc>
-          <w:tcPr/>
+          <w:tcPr>
+            <w:shd w:val="clear" w:color="auto" w:fill="F2F2F2"/>
+          </w:tcPr>
           <w:p>
             <w:pPr>
               <w:pStyle w:val="Compact"/>
@@ -26528,7 +27600,9 @@
       </w:tr>
       <w:tr>
         <w:tc>
-          <w:tcPr/>
+          <w:tcPr>
+            <w:shd w:val="clear" w:color="auto" w:fill="F2F2F2"/>
+          </w:tcPr>
           <w:p>
             <w:pPr>
               <w:pStyle w:val="Compact"/>
@@ -26540,7 +27614,9 @@
           </w:p>
         </w:tc>
         <w:tc>
-          <w:tcPr/>
+          <w:tcPr>
+            <w:shd w:val="clear" w:color="auto" w:fill="F2F2F2"/>
+          </w:tcPr>
           <w:p>
             <w:pPr>
               <w:pStyle w:val="Compact"/>
@@ -26572,7 +27648,9 @@
       </w:tr>
       <w:tr>
         <w:tc>
-          <w:tcPr/>
+          <w:tcPr>
+            <w:shd w:val="clear" w:color="auto" w:fill="F2F2F2"/>
+          </w:tcPr>
           <w:p>
             <w:pPr>
               <w:pStyle w:val="Compact"/>
@@ -26584,7 +27662,9 @@
           </w:p>
         </w:tc>
         <w:tc>
-          <w:tcPr/>
+          <w:tcPr>
+            <w:shd w:val="clear" w:color="auto" w:fill="F2F2F2"/>
+          </w:tcPr>
           <w:p>
             <w:pPr>
               <w:pStyle w:val="Compact"/>
@@ -26710,7 +27790,9 @@
       </w:tr>
       <w:tr>
         <w:tc>
-          <w:tcPr/>
+          <w:tcPr>
+            <w:shd w:val="clear" w:color="auto" w:fill="F2F2F2"/>
+          </w:tcPr>
           <w:p>
             <w:pPr>
               <w:pStyle w:val="Compact"/>
@@ -26722,7 +27804,9 @@
           </w:p>
         </w:tc>
         <w:tc>
-          <w:tcPr/>
+          <w:tcPr>
+            <w:shd w:val="clear" w:color="auto" w:fill="F2F2F2"/>
+          </w:tcPr>
           <w:p>
             <w:pPr>
               <w:pStyle w:val="Compact"/>
@@ -26748,7 +27832,9 @@
           </w:p>
         </w:tc>
         <w:tc>
-          <w:tcPr/>
+          <w:tcPr>
+            <w:shd w:val="clear" w:color="auto" w:fill="F2F2F2"/>
+          </w:tcPr>
           <w:p>
             <w:pPr>
               <w:pStyle w:val="Compact"/>
@@ -26891,7 +27977,9 @@
       </w:tr>
       <w:tr>
         <w:tc>
-          <w:tcPr/>
+          <w:tcPr>
+            <w:shd w:val="clear" w:color="auto" w:fill="F2F2F2"/>
+          </w:tcPr>
           <w:p>
             <w:pPr>
               <w:pStyle w:val="Compact"/>
@@ -26908,7 +27996,9 @@
           </w:p>
         </w:tc>
         <w:tc>
-          <w:tcPr/>
+          <w:tcPr>
+            <w:shd w:val="clear" w:color="auto" w:fill="F2F2F2"/>
+          </w:tcPr>
           <w:p>
             <w:pPr>
               <w:pStyle w:val="Compact"/>
@@ -26925,7 +28015,9 @@
           </w:p>
         </w:tc>
         <w:tc>
-          <w:tcPr/>
+          <w:tcPr>
+            <w:shd w:val="clear" w:color="auto" w:fill="F2F2F2"/>
+          </w:tcPr>
           <w:p>
             <w:pPr>
               <w:pStyle w:val="Compact"/>
@@ -26937,7 +28029,9 @@
           </w:p>
         </w:tc>
         <w:tc>
-          <w:tcPr/>
+          <w:tcPr>
+            <w:shd w:val="clear" w:color="auto" w:fill="F2F2F2"/>
+          </w:tcPr>
           <w:p>
             <w:pPr>
               <w:pStyle w:val="Compact"/>
@@ -27024,9 +28118,9 @@
     <w:bookmarkEnd w:id="243"/>
     <w:bookmarkEnd w:id="244"/>
     <w:sectPr>
-      <w:headerReference r:id="rId9" w:type="even"/>
-      <w:headerReference r:id="rId10" w:type="default"/>
-      <w:footerReference r:id="rId11" w:type="default"/>
+      <w:headerReference ns1:id="rId9" w:type="even"/>
+      <w:headerReference ns1:id="rId10" w:type="default"/>
+      <w:footerReference ns1:id="rId11" w:type="default"/>
       <w:footnotePr>
         <w:numRestart w:val="eachSect"/>
       </w:footnotePr>
@@ -29153,7 +30247,6 @@
     <w:unhideWhenUsed/>
     <w:qFormat/>
     <w:tblPr>
-      <w:tblStyleRowBandSize w:val="1"/>
       <w:tblInd w:type="dxa" w:w="0"/>
       <w:tblCellMar>
         <w:top w:type="dxa" w:w="0"/>
@@ -29174,11 +30267,6 @@
           <w:bottom w:color="auto" w:space="0" w:sz="0" w:val="single"/>
         </w:tcBorders>
         <w:vAlign w:val="bottom"/>
-      </w:tcPr>
-    </w:tblStylePr>
-    <w:tblStylePr w:type="band1Horz">
-      <w:tcPr>
-        <w:shd w:color="auto" w:fill="F2F2F2" w:val="clear"/>
       </w:tcPr>
     </w:tblStylePr>
   </w:style>

--- a/ech-0294_actors/output/ech-0294_actors_en.docx
+++ b/ech-0294_actors/output/ech-0294_actors_en.docx
@@ -1203,7 +1203,7 @@
     </w:p>
     <w:bookmarkEnd w:id="25"/>
     <w:bookmarkEnd w:id="26"/>
-    <w:bookmarkStart w:id="119" w:name="person"/>
+    <w:bookmarkStart w:id="121" w:name="person"/>
     <w:p>
       <w:pPr>
         <w:pStyle w:val="berschrift1"/>
@@ -4437,7 +4437,7 @@
               <w:jc w:val="left"/>
             </w:pPr>
             <w:r>
-              <w:t xml:space="preserve">0..1</w:t>
+              <w:t xml:space="preserve">1</w:t>
             </w:r>
             <w:r>
               <w:t xml:space="preserve"> </w:t>
@@ -4491,7 +4491,7 @@
               <w:jc w:val="left"/>
             </w:pPr>
             <w:r>
-              <w:t xml:space="preserve">0..1</w:t>
+              <w:t xml:space="preserve">1</w:t>
             </w:r>
             <w:r>
               <w:t xml:space="preserve"> </w:t>
@@ -5788,7 +5788,7 @@
               <w:jc w:val="left"/>
             </w:pPr>
             <w:r>
-              <w:t xml:space="preserve">0..1</w:t>
+              <w:t xml:space="preserve">1</w:t>
             </w:r>
             <w:r>
               <w:t xml:space="preserve"> </w:t>
@@ -6308,7 +6308,7 @@
               <w:jc w:val="left"/>
             </w:pPr>
             <w:r>
-              <w:t xml:space="preserve">0..1</w:t>
+              <w:t xml:space="preserve">1</w:t>
             </w:r>
             <w:r>
               <w:t xml:space="preserve"> </w:t>
@@ -6823,7 +6823,7 @@
               <w:jc w:val="left"/>
             </w:pPr>
             <w:r>
-              <w:t xml:space="preserve">0..1</w:t>
+              <w:t xml:space="preserve">1</w:t>
             </w:r>
             <w:r>
               <w:t xml:space="preserve"> </w:t>
@@ -7605,7 +7605,7 @@
     </w:tbl>
     <w:bookmarkEnd w:id="59"/>
     <w:bookmarkEnd w:id="60"/>
-    <w:bookmarkStart w:id="65" w:name="class-occupation"/>
+    <w:bookmarkStart w:id="66" w:name="class-occupation"/>
     <w:p>
       <w:pPr>
         <w:pStyle w:val="berschrift2"/>
@@ -7634,7 +7634,7 @@
         <w:t xml:space="preserve">__</w:t>
       </w:r>
     </w:p>
-    <w:bookmarkStart w:id="61" w:name="attribute-5"/>
+    <w:bookmarkStart w:id="62" w:name="attribute-5"/>
     <w:p>
       <w:pPr>
         <w:pStyle w:val="berschrift3"/>
@@ -8188,8 +8188,60 @@
         </w:tc>
       </w:tr>
     </w:tbl>
+    <w:bookmarkStart w:id="61" w:name="constraints"/>
+    <w:p>
+      <w:pPr>
+        <w:pStyle w:val="berschrift5"/>
+      </w:pPr>
+      <w:r>
+        <w:t xml:space="preserve">Constraints</w:t>
+      </w:r>
+    </w:p>
+    <w:p>
+      <w:pPr>
+        <w:pStyle w:val="FirstParagraph"/>
+      </w:pPr>
+      <w:r>
+        <w:t xml:space="preserve">At least one of the following must be set:</w:t>
+      </w:r>
+    </w:p>
+    <w:p>
+      <w:pPr>
+        <w:numPr>
+          <w:ilvl w:val="0"/>
+          <w:numId w:val="1006"/>
+        </w:numPr>
+        <w:pStyle w:val="Compact"/>
+      </w:pPr>
+      <w:hyperlink w:anchor="occupation_code">
+        <w:r>
+          <w:rPr>
+            <w:rStyle w:val="Hyperlink"/>
+          </w:rPr>
+          <w:t xml:space="preserve">occupation_code</w:t>
+        </w:r>
+      </w:hyperlink>
+    </w:p>
+    <w:p>
+      <w:pPr>
+        <w:numPr>
+          <w:ilvl w:val="0"/>
+          <w:numId w:val="1006"/>
+        </w:numPr>
+        <w:pStyle w:val="Compact"/>
+      </w:pPr>
+      <w:hyperlink w:anchor="label">
+        <w:r>
+          <w:rPr>
+            <w:rStyle w:val="Hyperlink"/>
+          </w:rPr>
+          <w:t xml:space="preserve">label</w:t>
+        </w:r>
+      </w:hyperlink>
+    </w:p>
     <w:bookmarkEnd w:id="61"/>
-    <w:bookmarkStart w:id="62" w:name="usages-5"/>
+    <w:bookmarkEnd w:id="62"/>
+    <w:bookmarkStart w:id="63" w:name="usages-5"/>
     <w:p>
       <w:pPr>
         <w:pStyle w:val="berschrift3"/>
@@ -8338,8 +8390,8 @@
         </w:tc>
       </w:tr>
     </w:tbl>
-    <w:bookmarkEnd w:id="62"/>
-    <w:bookmarkStart w:id="64" w:name="examples-1"/>
+    <w:bookmarkEnd w:id="63"/>
+    <w:bookmarkStart w:id="65" w:name="examples-1"/>
     <w:p>
       <w:pPr>
         <w:pStyle w:val="berschrift3"/>
@@ -8348,7 +8400,7 @@
         <w:t xml:space="preserve">Examples</w:t>
       </w:r>
     </w:p>
-    <w:bookmarkStart w:id="63" w:name="X149a3a9dc96627cf9f4ad2e63c8da8e6c150b25"/>
+    <w:bookmarkStart w:id="64" w:name="X149a3a9dc96627cf9f4ad2e63c8da8e6c150b25"/>
     <w:p>
       <w:pPr>
         <w:pStyle w:val="berschrift4"/>
@@ -8428,10 +8480,10 @@
         <w:t xml:space="preserve">true</w:t>
       </w:r>
     </w:p>
-    <w:bookmarkEnd w:id="63"/>
     <w:bookmarkEnd w:id="64"/>
     <w:bookmarkEnd w:id="65"/>
-    <w:bookmarkStart w:id="68" w:name="class-training"/>
+    <w:bookmarkEnd w:id="66"/>
+    <w:bookmarkStart w:id="70" w:name="class-training"/>
     <w:p>
       <w:pPr>
         <w:pStyle w:val="berschrift2"/>
@@ -8460,7 +8512,7 @@
         <w:t xml:space="preserve">__</w:t>
       </w:r>
     </w:p>
-    <w:bookmarkStart w:id="66" w:name="attribute-6"/>
+    <w:bookmarkStart w:id="68" w:name="attribute-6"/>
     <w:p>
       <w:pPr>
         <w:pStyle w:val="berschrift3"/>
@@ -8904,8 +8956,77 @@
         </w:tc>
       </w:tr>
     </w:tbl>
-    <w:bookmarkEnd w:id="66"/>
-    <w:bookmarkStart w:id="67" w:name="usages-6"/>
+    <w:bookmarkStart w:id="67" w:name="constraints-1"/>
+    <w:p>
+      <w:pPr>
+        <w:pStyle w:val="berschrift5"/>
+      </w:pPr>
+      <w:r>
+        <w:t xml:space="preserve">Constraints</w:t>
+      </w:r>
+    </w:p>
+    <w:p>
+      <w:pPr>
+        <w:pStyle w:val="FirstParagraph"/>
+      </w:pPr>
+      <w:r>
+        <w:t xml:space="preserve">At least one of the following must be set:</w:t>
+      </w:r>
+    </w:p>
+    <w:p>
+      <w:pPr>
+        <w:numPr>
+          <w:ilvl w:val="0"/>
+          <w:numId w:val="1007"/>
+        </w:numPr>
+        <w:pStyle w:val="Compact"/>
+      </w:pPr>
+      <w:hyperlink w:anchor="training_type">
+        <w:r>
+          <w:rPr>
+            <w:rStyle w:val="Hyperlink"/>
+          </w:rPr>
+          <w:t xml:space="preserve">training_type</w:t>
+        </w:r>
+      </w:hyperlink>
+    </w:p>
+    <w:p>
+      <w:pPr>
+        <w:numPr>
+          <w:ilvl w:val="0"/>
+          <w:numId w:val="1007"/>
+        </w:numPr>
+        <w:pStyle w:val="Compact"/>
+      </w:pPr>
+      <w:hyperlink w:anchor="training_code">
+        <w:r>
+          <w:rPr>
+            <w:rStyle w:val="Hyperlink"/>
+          </w:rPr>
+          <w:t xml:space="preserve">training_code</w:t>
+        </w:r>
+      </w:hyperlink>
+    </w:p>
+    <w:p>
+      <w:pPr>
+        <w:numPr>
+          <w:ilvl w:val="0"/>
+          <w:numId w:val="1007"/>
+        </w:numPr>
+        <w:pStyle w:val="Compact"/>
+      </w:pPr>
+      <w:hyperlink w:anchor="value">
+        <w:r>
+          <w:rPr>
+            <w:rStyle w:val="Hyperlink"/>
+          </w:rPr>
+          <w:t xml:space="preserve">value</w:t>
+        </w:r>
+      </w:hyperlink>
+    </w:p>
+    <w:bookmarkEnd w:id="67"/>
+    <w:bookmarkEnd w:id="68"/>
+    <w:bookmarkStart w:id="69" w:name="usages-6"/>
     <w:p>
       <w:pPr>
         <w:pStyle w:val="berschrift3"/>
@@ -9054,9 +9175,9 @@
         </w:tc>
       </w:tr>
     </w:tbl>
-    <w:bookmarkEnd w:id="67"/>
-    <w:bookmarkEnd w:id="68"/>
-    <w:bookmarkStart w:id="113" w:name="enum-trainingtypeenum"/>
+    <w:bookmarkEnd w:id="69"/>
+    <w:bookmarkEnd w:id="70"/>
+    <w:bookmarkStart w:id="115" w:name="enum-trainingtypeenum"/>
     <w:p>
       <w:pPr>
         <w:pStyle w:val="berschrift2"/>
@@ -9095,7 +9216,7 @@
       <w:r>
         <w:t xml:space="preserve"> </w:t>
       </w:r>
-      <w:hyperlink ns1:id="rId69">
+      <w:hyperlink ns1:id="rId71">
         <w:r>
           <w:rPr>
             <w:rStyle w:val="Hyperlink"/>
@@ -9104,7 +9225,7 @@
         </w:r>
       </w:hyperlink>
     </w:p>
-    <w:bookmarkStart w:id="112" w:name="permissible-values-2"/>
+    <w:bookmarkStart w:id="114" w:name="permissible-values-2"/>
     <w:p>
       <w:pPr>
         <w:pStyle w:val="berschrift3"/>
@@ -9199,7 +9320,7 @@
               <w:pStyle w:val="Compact"/>
               <w:jc w:val="left"/>
             </w:pPr>
-            <w:hyperlink ns1:id="rId70">
+            <w:hyperlink ns1:id="rId72">
               <w:r>
                 <w:rPr>
                   <w:rStyle w:val="Hyperlink"/>
@@ -9256,7 +9377,7 @@
               <w:pStyle w:val="Compact"/>
               <w:jc w:val="left"/>
             </w:pPr>
-            <w:hyperlink ns1:id="rId71">
+            <w:hyperlink ns1:id="rId73">
               <w:r>
                 <w:rPr>
                   <w:rStyle w:val="Hyperlink"/>
@@ -9313,7 +9434,7 @@
               <w:pStyle w:val="Compact"/>
               <w:jc w:val="left"/>
             </w:pPr>
-            <w:hyperlink ns1:id="rId72">
+            <w:hyperlink ns1:id="rId74">
               <w:r>
                 <w:rPr>
                   <w:rStyle w:val="Hyperlink"/>
@@ -9370,7 +9491,7 @@
               <w:pStyle w:val="Compact"/>
               <w:jc w:val="left"/>
             </w:pPr>
-            <w:hyperlink ns1:id="rId73">
+            <w:hyperlink ns1:id="rId75">
               <w:r>
                 <w:rPr>
                   <w:rStyle w:val="Hyperlink"/>
@@ -9427,7 +9548,7 @@
               <w:pStyle w:val="Compact"/>
               <w:jc w:val="left"/>
             </w:pPr>
-            <w:hyperlink ns1:id="rId74">
+            <w:hyperlink ns1:id="rId76">
               <w:r>
                 <w:rPr>
                   <w:rStyle w:val="Hyperlink"/>
@@ -9484,7 +9605,7 @@
               <w:pStyle w:val="Compact"/>
               <w:jc w:val="left"/>
             </w:pPr>
-            <w:hyperlink ns1:id="rId75">
+            <w:hyperlink ns1:id="rId77">
               <w:r>
                 <w:rPr>
                   <w:rStyle w:val="Hyperlink"/>
@@ -9541,7 +9662,7 @@
               <w:pStyle w:val="Compact"/>
               <w:jc w:val="left"/>
             </w:pPr>
-            <w:hyperlink ns1:id="rId76">
+            <w:hyperlink ns1:id="rId78">
               <w:r>
                 <w:rPr>
                   <w:rStyle w:val="Hyperlink"/>
@@ -9598,7 +9719,7 @@
               <w:pStyle w:val="Compact"/>
               <w:jc w:val="left"/>
             </w:pPr>
-            <w:hyperlink ns1:id="rId77">
+            <w:hyperlink ns1:id="rId79">
               <w:r>
                 <w:rPr>
                   <w:rStyle w:val="Hyperlink"/>
@@ -9655,7 +9776,7 @@
               <w:pStyle w:val="Compact"/>
               <w:jc w:val="left"/>
             </w:pPr>
-            <w:hyperlink ns1:id="rId78">
+            <w:hyperlink ns1:id="rId80">
               <w:r>
                 <w:rPr>
                   <w:rStyle w:val="Hyperlink"/>
@@ -9712,7 +9833,7 @@
               <w:pStyle w:val="Compact"/>
               <w:jc w:val="left"/>
             </w:pPr>
-            <w:hyperlink ns1:id="rId79">
+            <w:hyperlink ns1:id="rId81">
               <w:r>
                 <w:rPr>
                   <w:rStyle w:val="Hyperlink"/>
@@ -9769,7 +9890,7 @@
               <w:pStyle w:val="Compact"/>
               <w:jc w:val="left"/>
             </w:pPr>
-            <w:hyperlink ns1:id="rId80">
+            <w:hyperlink ns1:id="rId82">
               <w:r>
                 <w:rPr>
                   <w:rStyle w:val="Hyperlink"/>
@@ -9826,7 +9947,7 @@
               <w:pStyle w:val="Compact"/>
               <w:jc w:val="left"/>
             </w:pPr>
-            <w:hyperlink ns1:id="rId81">
+            <w:hyperlink ns1:id="rId83">
               <w:r>
                 <w:rPr>
                   <w:rStyle w:val="Hyperlink"/>
@@ -9883,7 +10004,7 @@
               <w:pStyle w:val="Compact"/>
               <w:jc w:val="left"/>
             </w:pPr>
-            <w:hyperlink ns1:id="rId82">
+            <w:hyperlink ns1:id="rId84">
               <w:r>
                 <w:rPr>
                   <w:rStyle w:val="Hyperlink"/>
@@ -9940,7 +10061,7 @@
               <w:pStyle w:val="Compact"/>
               <w:jc w:val="left"/>
             </w:pPr>
-            <w:hyperlink ns1:id="rId83">
+            <w:hyperlink ns1:id="rId85">
               <w:r>
                 <w:rPr>
                   <w:rStyle w:val="Hyperlink"/>
@@ -9997,7 +10118,7 @@
               <w:pStyle w:val="Compact"/>
               <w:jc w:val="left"/>
             </w:pPr>
-            <w:hyperlink ns1:id="rId84">
+            <w:hyperlink ns1:id="rId86">
               <w:r>
                 <w:rPr>
                   <w:rStyle w:val="Hyperlink"/>
@@ -10054,7 +10175,7 @@
               <w:pStyle w:val="Compact"/>
               <w:jc w:val="left"/>
             </w:pPr>
-            <w:hyperlink ns1:id="rId85">
+            <w:hyperlink ns1:id="rId87">
               <w:r>
                 <w:rPr>
                   <w:rStyle w:val="Hyperlink"/>
@@ -10111,7 +10232,7 @@
               <w:pStyle w:val="Compact"/>
               <w:jc w:val="left"/>
             </w:pPr>
-            <w:hyperlink ns1:id="rId86">
+            <w:hyperlink ns1:id="rId88">
               <w:r>
                 <w:rPr>
                   <w:rStyle w:val="Hyperlink"/>
@@ -10168,7 +10289,7 @@
               <w:pStyle w:val="Compact"/>
               <w:jc w:val="left"/>
             </w:pPr>
-            <w:hyperlink ns1:id="rId87">
+            <w:hyperlink ns1:id="rId89">
               <w:r>
                 <w:rPr>
                   <w:rStyle w:val="Hyperlink"/>
@@ -10225,7 +10346,7 @@
               <w:pStyle w:val="Compact"/>
               <w:jc w:val="left"/>
             </w:pPr>
-            <w:hyperlink ns1:id="rId88">
+            <w:hyperlink ns1:id="rId90">
               <w:r>
                 <w:rPr>
                   <w:rStyle w:val="Hyperlink"/>
@@ -10282,7 +10403,7 @@
               <w:pStyle w:val="Compact"/>
               <w:jc w:val="left"/>
             </w:pPr>
-            <w:hyperlink ns1:id="rId89">
+            <w:hyperlink ns1:id="rId91">
               <w:r>
                 <w:rPr>
                   <w:rStyle w:val="Hyperlink"/>
@@ -10339,7 +10460,7 @@
               <w:pStyle w:val="Compact"/>
               <w:jc w:val="left"/>
             </w:pPr>
-            <w:hyperlink ns1:id="rId90">
+            <w:hyperlink ns1:id="rId92">
               <w:r>
                 <w:rPr>
                   <w:rStyle w:val="Hyperlink"/>
@@ -10396,7 +10517,7 @@
               <w:pStyle w:val="Compact"/>
               <w:jc w:val="left"/>
             </w:pPr>
-            <w:hyperlink ns1:id="rId91">
+            <w:hyperlink ns1:id="rId93">
               <w:r>
                 <w:rPr>
                   <w:rStyle w:val="Hyperlink"/>
@@ -10453,7 +10574,7 @@
               <w:pStyle w:val="Compact"/>
               <w:jc w:val="left"/>
             </w:pPr>
-            <w:hyperlink ns1:id="rId92">
+            <w:hyperlink ns1:id="rId94">
               <w:r>
                 <w:rPr>
                   <w:rStyle w:val="Hyperlink"/>
@@ -10510,7 +10631,7 @@
               <w:pStyle w:val="Compact"/>
               <w:jc w:val="left"/>
             </w:pPr>
-            <w:hyperlink ns1:id="rId93">
+            <w:hyperlink ns1:id="rId95">
               <w:r>
                 <w:rPr>
                   <w:rStyle w:val="Hyperlink"/>
@@ -10567,7 +10688,7 @@
               <w:pStyle w:val="Compact"/>
               <w:jc w:val="left"/>
             </w:pPr>
-            <w:hyperlink ns1:id="rId94">
+            <w:hyperlink ns1:id="rId96">
               <w:r>
                 <w:rPr>
                   <w:rStyle w:val="Hyperlink"/>
@@ -10624,7 +10745,7 @@
               <w:pStyle w:val="Compact"/>
               <w:jc w:val="left"/>
             </w:pPr>
-            <w:hyperlink ns1:id="rId95">
+            <w:hyperlink ns1:id="rId97">
               <w:r>
                 <w:rPr>
                   <w:rStyle w:val="Hyperlink"/>
@@ -10681,7 +10802,7 @@
               <w:pStyle w:val="Compact"/>
               <w:jc w:val="left"/>
             </w:pPr>
-            <w:hyperlink ns1:id="rId96">
+            <w:hyperlink ns1:id="rId98">
               <w:r>
                 <w:rPr>
                   <w:rStyle w:val="Hyperlink"/>
@@ -10738,7 +10859,7 @@
               <w:pStyle w:val="Compact"/>
               <w:jc w:val="left"/>
             </w:pPr>
-            <w:hyperlink ns1:id="rId97">
+            <w:hyperlink ns1:id="rId99">
               <w:r>
                 <w:rPr>
                   <w:rStyle w:val="Hyperlink"/>
@@ -10795,7 +10916,7 @@
               <w:pStyle w:val="Compact"/>
               <w:jc w:val="left"/>
             </w:pPr>
-            <w:hyperlink ns1:id="rId98">
+            <w:hyperlink ns1:id="rId100">
               <w:r>
                 <w:rPr>
                   <w:rStyle w:val="Hyperlink"/>
@@ -10852,7 +10973,7 @@
               <w:pStyle w:val="Compact"/>
               <w:jc w:val="left"/>
             </w:pPr>
-            <w:hyperlink ns1:id="rId99">
+            <w:hyperlink ns1:id="rId101">
               <w:r>
                 <w:rPr>
                   <w:rStyle w:val="Hyperlink"/>
@@ -10909,7 +11030,7 @@
               <w:pStyle w:val="Compact"/>
               <w:jc w:val="left"/>
             </w:pPr>
-            <w:hyperlink ns1:id="rId100">
+            <w:hyperlink ns1:id="rId102">
               <w:r>
                 <w:rPr>
                   <w:rStyle w:val="Hyperlink"/>
@@ -10966,7 +11087,7 @@
               <w:pStyle w:val="Compact"/>
               <w:jc w:val="left"/>
             </w:pPr>
-            <w:hyperlink ns1:id="rId101">
+            <w:hyperlink ns1:id="rId103">
               <w:r>
                 <w:rPr>
                   <w:rStyle w:val="Hyperlink"/>
@@ -11023,7 +11144,7 @@
               <w:pStyle w:val="Compact"/>
               <w:jc w:val="left"/>
             </w:pPr>
-            <w:hyperlink ns1:id="rId102">
+            <w:hyperlink ns1:id="rId104">
               <w:r>
                 <w:rPr>
                   <w:rStyle w:val="Hyperlink"/>
@@ -11080,7 +11201,7 @@
               <w:pStyle w:val="Compact"/>
               <w:jc w:val="left"/>
             </w:pPr>
-            <w:hyperlink ns1:id="rId103">
+            <w:hyperlink ns1:id="rId105">
               <w:r>
                 <w:rPr>
                   <w:rStyle w:val="Hyperlink"/>
@@ -11137,7 +11258,7 @@
               <w:pStyle w:val="Compact"/>
               <w:jc w:val="left"/>
             </w:pPr>
-            <w:hyperlink ns1:id="rId104">
+            <w:hyperlink ns1:id="rId106">
               <w:r>
                 <w:rPr>
                   <w:rStyle w:val="Hyperlink"/>
@@ -11194,7 +11315,7 @@
               <w:pStyle w:val="Compact"/>
               <w:jc w:val="left"/>
             </w:pPr>
-            <w:hyperlink ns1:id="rId105">
+            <w:hyperlink ns1:id="rId107">
               <w:r>
                 <w:rPr>
                   <w:rStyle w:val="Hyperlink"/>
@@ -11251,7 +11372,7 @@
               <w:pStyle w:val="Compact"/>
               <w:jc w:val="left"/>
             </w:pPr>
-            <w:hyperlink ns1:id="rId106">
+            <w:hyperlink ns1:id="rId108">
               <w:r>
                 <w:rPr>
                   <w:rStyle w:val="Hyperlink"/>
@@ -11308,7 +11429,7 @@
               <w:pStyle w:val="Compact"/>
               <w:jc w:val="left"/>
             </w:pPr>
-            <w:hyperlink ns1:id="rId107">
+            <w:hyperlink ns1:id="rId109">
               <w:r>
                 <w:rPr>
                   <w:rStyle w:val="Hyperlink"/>
@@ -11365,7 +11486,7 @@
               <w:pStyle w:val="Compact"/>
               <w:jc w:val="left"/>
             </w:pPr>
-            <w:hyperlink ns1:id="rId108">
+            <w:hyperlink ns1:id="rId110">
               <w:r>
                 <w:rPr>
                   <w:rStyle w:val="Hyperlink"/>
@@ -11422,7 +11543,7 @@
               <w:pStyle w:val="Compact"/>
               <w:jc w:val="left"/>
             </w:pPr>
-            <w:hyperlink ns1:id="rId109">
+            <w:hyperlink ns1:id="rId111">
               <w:r>
                 <w:rPr>
                   <w:rStyle w:val="Hyperlink"/>
@@ -11479,7 +11600,7 @@
               <w:pStyle w:val="Compact"/>
               <w:jc w:val="left"/>
             </w:pPr>
-            <w:hyperlink ns1:id="rId110">
+            <w:hyperlink ns1:id="rId112">
               <w:r>
                 <w:rPr>
                   <w:rStyle w:val="Hyperlink"/>
@@ -11536,7 +11657,7 @@
               <w:pStyle w:val="Compact"/>
               <w:jc w:val="left"/>
             </w:pPr>
-            <w:hyperlink ns1:id="rId111">
+            <w:hyperlink ns1:id="rId113">
               <w:r>
                 <w:rPr>
                   <w:rStyle w:val="Hyperlink"/>
@@ -11611,9 +11732,9 @@
         </w:tc>
       </w:tr>
     </w:tbl>
-    <w:bookmarkEnd w:id="112"/>
-    <w:bookmarkEnd w:id="113"/>
-    <w:bookmarkStart w:id="118" w:name="class-electoraldistrict"/>
+    <w:bookmarkEnd w:id="114"/>
+    <w:bookmarkEnd w:id="115"/>
+    <w:bookmarkStart w:id="120" w:name="class-electoraldistrict"/>
     <w:p>
       <w:pPr>
         <w:pStyle w:val="berschrift2"/>
@@ -11642,7 +11763,7 @@
         <w:t xml:space="preserve">__</w:t>
       </w:r>
     </w:p>
-    <w:bookmarkStart w:id="114" w:name="attribute-7"/>
+    <w:bookmarkStart w:id="116" w:name="attribute-7"/>
     <w:p>
       <w:pPr>
         <w:pStyle w:val="berschrift3"/>
@@ -11729,6 +11850,60 @@
               <w:jc w:val="left"/>
             </w:pPr>
             <w:r>
+              <w:t xml:space="preserve">1</w:t>
+            </w:r>
+            <w:r>
+              <w:t xml:space="preserve"> </w:t>
+            </w:r>
+            <w:r>
+              <w:t xml:space="preserve"> </w:t>
+            </w:r>
+            <w:hyperlink w:anchor="String">
+              <w:r>
+                <w:rPr>
+                  <w:rStyle w:val="Hyperlink"/>
+                </w:rPr>
+                <w:t xml:space="preserve">String</w:t>
+              </w:r>
+            </w:hyperlink>
+          </w:p>
+        </w:tc>
+        <w:tc>
+          <w:tcPr>
+            <w:shd w:val="clear" w:color="auto" w:fill="F2F2F2"/>
+          </w:tcPr>
+          <w:p>
+            <w:pPr>
+              <w:pStyle w:val="Compact"/>
+              <w:jc w:val="left"/>
+            </w:pPr>
+            <w:r>
+              <w:t xml:space="preserve">Electoral district or region.</w:t>
+            </w:r>
+          </w:p>
+        </w:tc>
+      </w:tr>
+      <w:tr>
+        <w:tc>
+          <w:tcPr/>
+          <w:p>
+            <w:pPr>
+              <w:pStyle w:val="Compact"/>
+              <w:jc w:val="left"/>
+            </w:pPr>
+            <w:r>
+              <w:t xml:space="preserve">valid_from</w:t>
+            </w:r>
+          </w:p>
+        </w:tc>
+        <w:tc>
+          <w:tcPr/>
+          <w:p>
+            <w:pPr>
+              <w:pStyle w:val="Compact"/>
+              <w:jc w:val="left"/>
+            </w:pPr>
+            <w:r>
               <w:t xml:space="preserve">0..1</w:t>
             </w:r>
             <w:r>
@@ -11737,46 +11912,65 @@
             <w:r>
               <w:t xml:space="preserve"> </w:t>
             </w:r>
-            <w:hyperlink w:anchor="String">
-              <w:r>
-                <w:rPr>
-                  <w:rStyle w:val="Hyperlink"/>
-                </w:rPr>
-                <w:t xml:space="preserve">String</w:t>
-              </w:r>
-            </w:hyperlink>
-          </w:p>
-        </w:tc>
-        <w:tc>
-          <w:tcPr>
-            <w:shd w:val="clear" w:color="auto" w:fill="F2F2F2"/>
-          </w:tcPr>
-          <w:p>
-            <w:pPr>
-              <w:pStyle w:val="Compact"/>
-              <w:jc w:val="left"/>
-            </w:pPr>
-            <w:r>
-              <w:t xml:space="preserve">Electoral district or region.</w:t>
-            </w:r>
-          </w:p>
-        </w:tc>
-      </w:tr>
-      <w:tr>
-        <w:tc>
-          <w:tcPr/>
-          <w:p>
-            <w:pPr>
-              <w:pStyle w:val="Compact"/>
-              <w:jc w:val="left"/>
-            </w:pPr>
-            <w:r>
-              <w:t xml:space="preserve">valid_from</w:t>
-            </w:r>
-          </w:p>
-        </w:tc>
-        <w:tc>
-          <w:tcPr/>
+            <w:hyperlink w:anchor="Date">
+              <w:r>
+                <w:rPr>
+                  <w:rStyle w:val="Hyperlink"/>
+                </w:rPr>
+                <w:t xml:space="preserve">Date</w:t>
+              </w:r>
+            </w:hyperlink>
+          </w:p>
+        </w:tc>
+        <w:tc>
+          <w:tcPr/>
+          <w:p>
+            <w:pPr>
+              <w:pStyle w:val="Compact"/>
+              <w:jc w:val="left"/>
+            </w:pPr>
+            <w:r>
+              <w:t xml:space="preserve">The date from which the information is valid.</w:t>
+            </w:r>
+            <w:r>
+              <w:t xml:space="preserve"> </w:t>
+            </w:r>
+            <w:r>
+              <w:t xml:space="preserve">Inheritance:</w:t>
+            </w:r>
+            <w:r>
+              <w:t xml:space="preserve"> </w:t>
+            </w:r>
+            <w:hyperlink w:anchor="HasTemporalValidity">
+              <w:r>
+                <w:rPr>
+                  <w:rStyle w:val="Hyperlink"/>
+                </w:rPr>
+                <w:t xml:space="preserve">HasTemporalValidity</w:t>
+              </w:r>
+            </w:hyperlink>
+          </w:p>
+        </w:tc>
+      </w:tr>
+      <w:tr>
+        <w:tc>
+          <w:tcPr>
+            <w:shd w:val="clear" w:color="auto" w:fill="F2F2F2"/>
+          </w:tcPr>
+          <w:p>
+            <w:pPr>
+              <w:pStyle w:val="Compact"/>
+              <w:jc w:val="left"/>
+            </w:pPr>
+            <w:r>
+              <w:t xml:space="preserve">valid_through</w:t>
+            </w:r>
+          </w:p>
+        </w:tc>
+        <w:tc>
+          <w:tcPr>
+            <w:shd w:val="clear" w:color="auto" w:fill="F2F2F2"/>
+          </w:tcPr>
           <w:p>
             <w:pPr>
               <w:pStyle w:val="Compact"/>
@@ -11802,14 +11996,16 @@
           </w:p>
         </w:tc>
         <w:tc>
-          <w:tcPr/>
-          <w:p>
-            <w:pPr>
-              <w:pStyle w:val="Compact"/>
-              <w:jc w:val="left"/>
-            </w:pPr>
-            <w:r>
-              <w:t xml:space="preserve">The date from which the information is valid.</w:t>
+          <w:tcPr>
+            <w:shd w:val="clear" w:color="auto" w:fill="F2F2F2"/>
+          </w:tcPr>
+          <w:p>
+            <w:pPr>
+              <w:pStyle w:val="Compact"/>
+              <w:jc w:val="left"/>
+            </w:pPr>
+            <w:r>
+              <w:t xml:space="preserve">The date until which the information is valid, inclusive.</w:t>
             </w:r>
             <w:r>
               <w:t xml:space="preserve"> </w:t>
@@ -11833,23 +12029,19 @@
       </w:tr>
       <w:tr>
         <w:tc>
-          <w:tcPr>
-            <w:shd w:val="clear" w:color="auto" w:fill="F2F2F2"/>
-          </w:tcPr>
-          <w:p>
-            <w:pPr>
-              <w:pStyle w:val="Compact"/>
-              <w:jc w:val="left"/>
-            </w:pPr>
-            <w:r>
-              <w:t xml:space="preserve">valid_through</w:t>
-            </w:r>
-          </w:p>
-        </w:tc>
-        <w:tc>
-          <w:tcPr>
-            <w:shd w:val="clear" w:color="auto" w:fill="F2F2F2"/>
-          </w:tcPr>
+          <w:tcPr/>
+          <w:p>
+            <w:pPr>
+              <w:pStyle w:val="Compact"/>
+              <w:jc w:val="left"/>
+            </w:pPr>
+            <w:r>
+              <w:t xml:space="preserve">is_active</w:t>
+            </w:r>
+          </w:p>
+        </w:tc>
+        <w:tc>
+          <w:tcPr/>
           <w:p>
             <w:pPr>
               <w:pStyle w:val="Compact"/>
@@ -11864,27 +12056,25 @@
             <w:r>
               <w:t xml:space="preserve"> </w:t>
             </w:r>
-            <w:hyperlink w:anchor="Date">
-              <w:r>
-                <w:rPr>
-                  <w:rStyle w:val="Hyperlink"/>
-                </w:rPr>
-                <w:t xml:space="preserve">Date</w:t>
-              </w:r>
-            </w:hyperlink>
-          </w:p>
-        </w:tc>
-        <w:tc>
-          <w:tcPr>
-            <w:shd w:val="clear" w:color="auto" w:fill="F2F2F2"/>
-          </w:tcPr>
-          <w:p>
-            <w:pPr>
-              <w:pStyle w:val="Compact"/>
-              <w:jc w:val="left"/>
-            </w:pPr>
-            <w:r>
-              <w:t xml:space="preserve">The date until which the information is valid, inclusive.</w:t>
+            <w:hyperlink w:anchor="Boolean">
+              <w:r>
+                <w:rPr>
+                  <w:rStyle w:val="Hyperlink"/>
+                </w:rPr>
+                <w:t xml:space="preserve">Boolean</w:t>
+              </w:r>
+            </w:hyperlink>
+          </w:p>
+        </w:tc>
+        <w:tc>
+          <w:tcPr/>
+          <w:p>
+            <w:pPr>
+              <w:pStyle w:val="Compact"/>
+              <w:jc w:val="left"/>
+            </w:pPr>
+            <w:r>
+              <w:t xml:space="preserve">Indicates whether the information is currently valid. Can be useful when this information is explicitly available.</w:t>
             </w:r>
             <w:r>
               <w:t xml:space="preserve"> </w:t>
@@ -11906,78 +12096,9 @@
           </w:p>
         </w:tc>
       </w:tr>
-      <w:tr>
-        <w:tc>
-          <w:tcPr/>
-          <w:p>
-            <w:pPr>
-              <w:pStyle w:val="Compact"/>
-              <w:jc w:val="left"/>
-            </w:pPr>
-            <w:r>
-              <w:t xml:space="preserve">is_active</w:t>
-            </w:r>
-          </w:p>
-        </w:tc>
-        <w:tc>
-          <w:tcPr/>
-          <w:p>
-            <w:pPr>
-              <w:pStyle w:val="Compact"/>
-              <w:jc w:val="left"/>
-            </w:pPr>
-            <w:r>
-              <w:t xml:space="preserve">0..1</w:t>
-            </w:r>
-            <w:r>
-              <w:t xml:space="preserve"> </w:t>
-            </w:r>
-            <w:r>
-              <w:t xml:space="preserve"> </w:t>
-            </w:r>
-            <w:hyperlink w:anchor="Boolean">
-              <w:r>
-                <w:rPr>
-                  <w:rStyle w:val="Hyperlink"/>
-                </w:rPr>
-                <w:t xml:space="preserve">Boolean</w:t>
-              </w:r>
-            </w:hyperlink>
-          </w:p>
-        </w:tc>
-        <w:tc>
-          <w:tcPr/>
-          <w:p>
-            <w:pPr>
-              <w:pStyle w:val="Compact"/>
-              <w:jc w:val="left"/>
-            </w:pPr>
-            <w:r>
-              <w:t xml:space="preserve">Indicates whether the information is currently valid. Can be useful when this information is explicitly available.</w:t>
-            </w:r>
-            <w:r>
-              <w:t xml:space="preserve"> </w:t>
-            </w:r>
-            <w:r>
-              <w:t xml:space="preserve">Inheritance:</w:t>
-            </w:r>
-            <w:r>
-              <w:t xml:space="preserve"> </w:t>
-            </w:r>
-            <w:hyperlink w:anchor="HasTemporalValidity">
-              <w:r>
-                <w:rPr>
-                  <w:rStyle w:val="Hyperlink"/>
-                </w:rPr>
-                <w:t xml:space="preserve">HasTemporalValidity</w:t>
-              </w:r>
-            </w:hyperlink>
-          </w:p>
-        </w:tc>
-      </w:tr>
     </w:tbl>
-    <w:bookmarkEnd w:id="114"/>
-    <w:bookmarkStart w:id="115" w:name="usages-7"/>
+    <w:bookmarkEnd w:id="116"/>
+    <w:bookmarkStart w:id="117" w:name="usages-7"/>
     <w:p>
       <w:pPr>
         <w:pStyle w:val="berschrift3"/>
@@ -12126,8 +12247,8 @@
         </w:tc>
       </w:tr>
     </w:tbl>
-    <w:bookmarkEnd w:id="115"/>
-    <w:bookmarkStart w:id="117" w:name="examples-2"/>
+    <w:bookmarkEnd w:id="117"/>
+    <w:bookmarkStart w:id="119" w:name="examples-2"/>
     <w:p>
       <w:pPr>
         <w:pStyle w:val="berschrift3"/>
@@ -12136,7 +12257,7 @@
         <w:t xml:space="preserve">Examples</w:t>
       </w:r>
     </w:p>
-    <w:bookmarkStart w:id="116" w:name="X978220e041935978310826ee1c37d70dd41e3ba"/>
+    <w:bookmarkStart w:id="118" w:name="X978220e041935978310826ee1c37d70dd41e3ba"/>
     <w:p>
       <w:pPr>
         <w:pStyle w:val="berschrift4"/>
@@ -12187,18 +12308,18 @@
           <w:rStyle w:val="AttributeTok"/>
         </w:rPr>
         <w:t xml:space="preserve"> 2010-01-01</w:t>
-      </w:r>
-    </w:p>
-    <w:bookmarkEnd w:id="116"/>
-    <w:bookmarkEnd w:id="117"/>
-    <w:p>
-      <w:r>
-        <w:br w:type="page"/>
       </w:r>
     </w:p>
     <w:bookmarkEnd w:id="118"/>
     <w:bookmarkEnd w:id="119"/>
-    <w:bookmarkStart w:id="150" w:name="groups-and-bodies-groups"/>
+    <w:p>
+      <w:r>
+        <w:br w:type="page"/>
+      </w:r>
+    </w:p>
+    <w:bookmarkEnd w:id="120"/>
+    <w:bookmarkEnd w:id="121"/>
+    <w:bookmarkStart w:id="152" w:name="groups-and-bodies-groups"/>
     <w:p>
       <w:pPr>
         <w:pStyle w:val="berschrift1"/>
@@ -12219,7 +12340,7 @@
       <w:pPr>
         <w:numPr>
           <w:ilvl w:val="0"/>
-          <w:numId w:val="1006"/>
+          <w:numId w:val="1008"/>
         </w:numPr>
         <w:pStyle w:val="Compact"/>
       </w:pPr>
@@ -12284,7 +12405,7 @@
       <w:pPr>
         <w:numPr>
           <w:ilvl w:val="0"/>
-          <w:numId w:val="1006"/>
+          <w:numId w:val="1008"/>
         </w:numPr>
         <w:pStyle w:val="Compact"/>
       </w:pPr>
@@ -12340,7 +12461,7 @@
       <w:pPr>
         <w:numPr>
           <w:ilvl w:val="0"/>
-          <w:numId w:val="1006"/>
+          <w:numId w:val="1008"/>
         </w:numPr>
         <w:pStyle w:val="Compact"/>
       </w:pPr>
@@ -12379,7 +12500,7 @@
         <w:t xml:space="preserve">, it is possible to represent, for example, commissions that exist only during a legislative period, or renamings and mergers of parties.</w:t>
       </w:r>
     </w:p>
-    <w:bookmarkStart w:id="122" w:name="class-group"/>
+    <w:bookmarkStart w:id="124" w:name="class-group"/>
     <w:p>
       <w:pPr>
         <w:pStyle w:val="berschrift2"/>
@@ -12408,7 +12529,7 @@
         <w:t xml:space="preserve">__</w:t>
       </w:r>
     </w:p>
-    <w:bookmarkStart w:id="120" w:name="attribute-8"/>
+    <w:bookmarkStart w:id="122" w:name="attribute-8"/>
     <w:p>
       <w:pPr>
         <w:pStyle w:val="berschrift3"/>
@@ -12495,7 +12616,7 @@
               <w:jc w:val="left"/>
             </w:pPr>
             <w:r>
-              <w:t xml:space="preserve">0..1</w:t>
+              <w:t xml:space="preserve">1</w:t>
             </w:r>
             <w:r>
               <w:t xml:space="preserve"> </w:t>
@@ -12561,6 +12682,172 @@
               <w:jc w:val="left"/>
             </w:pPr>
             <w:r>
+              <w:t xml:space="preserve">1</w:t>
+            </w:r>
+            <w:r>
+              <w:t xml:space="preserve"> </w:t>
+            </w:r>
+            <w:r>
+              <w:t xml:space="preserve"> </w:t>
+            </w:r>
+            <w:hyperlink w:anchor="String">
+              <w:r>
+                <w:rPr>
+                  <w:rStyle w:val="Hyperlink"/>
+                </w:rPr>
+                <w:t xml:space="preserve">String</w:t>
+              </w:r>
+            </w:hyperlink>
+          </w:p>
+        </w:tc>
+        <w:tc>
+          <w:tcPr/>
+          <w:p>
+            <w:pPr>
+              <w:pStyle w:val="Compact"/>
+              <w:jc w:val="left"/>
+            </w:pPr>
+            <w:r>
+              <w:t xml:space="preserve">Assign a label to a structured piece of information (e.g., display name, position, etc.).</w:t>
+            </w:r>
+          </w:p>
+        </w:tc>
+      </w:tr>
+      <w:tr>
+        <w:tc>
+          <w:tcPr>
+            <w:shd w:val="clear" w:color="auto" w:fill="F2F2F2"/>
+          </w:tcPr>
+          <w:p>
+            <w:pPr>
+              <w:pStyle w:val="Compact"/>
+              <w:jc w:val="left"/>
+            </w:pPr>
+            <w:r>
+              <w:t xml:space="preserve">abbreviation</w:t>
+            </w:r>
+          </w:p>
+        </w:tc>
+        <w:tc>
+          <w:tcPr>
+            <w:shd w:val="clear" w:color="auto" w:fill="F2F2F2"/>
+          </w:tcPr>
+          <w:p>
+            <w:pPr>
+              <w:pStyle w:val="Compact"/>
+              <w:jc w:val="left"/>
+            </w:pPr>
+            <w:r>
+              <w:t xml:space="preserve">*</w:t>
+            </w:r>
+            <w:r>
+              <w:t xml:space="preserve"> </w:t>
+            </w:r>
+            <w:r>
+              <w:t xml:space="preserve"> </w:t>
+            </w:r>
+            <w:hyperlink w:anchor="MultilingualValue">
+              <w:r>
+                <w:rPr>
+                  <w:rStyle w:val="Hyperlink"/>
+                </w:rPr>
+                <w:t xml:space="preserve">MultilingualValue</w:t>
+              </w:r>
+            </w:hyperlink>
+          </w:p>
+        </w:tc>
+        <w:tc>
+          <w:tcPr>
+            <w:shd w:val="clear" w:color="auto" w:fill="F2F2F2"/>
+          </w:tcPr>
+          <w:p>
+            <w:pPr>
+              <w:pStyle w:val="Compact"/>
+              <w:jc w:val="left"/>
+            </w:pPr>
+            <w:r>
+              <w:t xml:space="preserve">Abbreviation (can be multilingual).</w:t>
+            </w:r>
+          </w:p>
+        </w:tc>
+      </w:tr>
+      <w:tr>
+        <w:tc>
+          <w:tcPr/>
+          <w:p>
+            <w:pPr>
+              <w:pStyle w:val="Compact"/>
+              <w:jc w:val="left"/>
+            </w:pPr>
+            <w:r>
+              <w:t xml:space="preserve">description</w:t>
+            </w:r>
+          </w:p>
+        </w:tc>
+        <w:tc>
+          <w:tcPr/>
+          <w:p>
+            <w:pPr>
+              <w:pStyle w:val="Compact"/>
+              <w:jc w:val="left"/>
+            </w:pPr>
+            <w:r>
+              <w:t xml:space="preserve">*</w:t>
+            </w:r>
+            <w:r>
+              <w:t xml:space="preserve"> </w:t>
+            </w:r>
+            <w:r>
+              <w:t xml:space="preserve"> </w:t>
+            </w:r>
+            <w:hyperlink w:anchor="MultilingualValue">
+              <w:r>
+                <w:rPr>
+                  <w:rStyle w:val="Hyperlink"/>
+                </w:rPr>
+                <w:t xml:space="preserve">MultilingualValue</w:t>
+              </w:r>
+            </w:hyperlink>
+          </w:p>
+        </w:tc>
+        <w:tc>
+          <w:tcPr/>
+          <w:p>
+            <w:pPr>
+              <w:pStyle w:val="Compact"/>
+              <w:jc w:val="left"/>
+            </w:pPr>
+            <w:r>
+              <w:t xml:space="preserve">Description of the entity.</w:t>
+            </w:r>
+          </w:p>
+        </w:tc>
+      </w:tr>
+      <w:tr>
+        <w:tc>
+          <w:tcPr>
+            <w:shd w:val="clear" w:color="auto" w:fill="F2F2F2"/>
+          </w:tcPr>
+          <w:p>
+            <w:pPr>
+              <w:pStyle w:val="Compact"/>
+              <w:jc w:val="left"/>
+            </w:pPr>
+            <w:r>
+              <w:t xml:space="preserve">landing_page</w:t>
+            </w:r>
+          </w:p>
+        </w:tc>
+        <w:tc>
+          <w:tcPr>
+            <w:shd w:val="clear" w:color="auto" w:fill="F2F2F2"/>
+          </w:tcPr>
+          <w:p>
+            <w:pPr>
+              <w:pStyle w:val="Compact"/>
+              <w:jc w:val="left"/>
+            </w:pPr>
+            <w:r>
               <w:t xml:space="preserve">0..1</w:t>
             </w:r>
             <w:r>
@@ -12569,6 +12856,116 @@
             <w:r>
               <w:t xml:space="preserve"> </w:t>
             </w:r>
+            <w:hyperlink w:anchor="Uri">
+              <w:r>
+                <w:rPr>
+                  <w:rStyle w:val="Hyperlink"/>
+                </w:rPr>
+                <w:t xml:space="preserve">Uri</w:t>
+              </w:r>
+            </w:hyperlink>
+          </w:p>
+        </w:tc>
+        <w:tc>
+          <w:tcPr>
+            <w:shd w:val="clear" w:color="auto" w:fill="F2F2F2"/>
+          </w:tcPr>
+          <w:p>
+            <w:pPr>
+              <w:pStyle w:val="Compact"/>
+              <w:jc w:val="left"/>
+            </w:pPr>
+            <w:r>
+              <w:t xml:space="preserve">Website providing further information.</w:t>
+            </w:r>
+          </w:p>
+        </w:tc>
+      </w:tr>
+      <w:tr>
+        <w:tc>
+          <w:tcPr/>
+          <w:p>
+            <w:pPr>
+              <w:pStyle w:val="Compact"/>
+              <w:jc w:val="left"/>
+            </w:pPr>
+            <w:r>
+              <w:t xml:space="preserve">parent_groups</w:t>
+            </w:r>
+          </w:p>
+        </w:tc>
+        <w:tc>
+          <w:tcPr/>
+          <w:p>
+            <w:pPr>
+              <w:pStyle w:val="Compact"/>
+              <w:jc w:val="left"/>
+            </w:pPr>
+            <w:r>
+              <w:t xml:space="preserve">*</w:t>
+            </w:r>
+            <w:r>
+              <w:t xml:space="preserve"> </w:t>
+            </w:r>
+            <w:r>
+              <w:t xml:space="preserve"> </w:t>
+            </w:r>
+            <w:hyperlink w:anchor="Uriorcurie">
+              <w:r>
+                <w:rPr>
+                  <w:rStyle w:val="Hyperlink"/>
+                </w:rPr>
+                <w:t xml:space="preserve">Uriorcurie</w:t>
+              </w:r>
+            </w:hyperlink>
+          </w:p>
+        </w:tc>
+        <w:tc>
+          <w:tcPr/>
+          <w:p>
+            <w:pPr>
+              <w:pStyle w:val="Compact"/>
+              <w:jc w:val="left"/>
+            </w:pPr>
+            <w:r>
+              <w:t xml:space="preserve">Link to parent groups. For example, the parent party for cantonal parties, or to describe the hierarchy in the executive. Also used to link sub-commissions to commissions, or factions to both their parliament and their party. (parentGroup is typically used within the same group_type, but cross-type links are permitted, e.g., faction → parliament and faction → party.)</w:t>
+            </w:r>
+          </w:p>
+        </w:tc>
+      </w:tr>
+      <w:tr>
+        <w:tc>
+          <w:tcPr>
+            <w:shd w:val="clear" w:color="auto" w:fill="F2F2F2"/>
+          </w:tcPr>
+          <w:p>
+            <w:pPr>
+              <w:pStyle w:val="Compact"/>
+              <w:jc w:val="left"/>
+            </w:pPr>
+            <w:r>
+              <w:t xml:space="preserve">spatial</w:t>
+            </w:r>
+          </w:p>
+        </w:tc>
+        <w:tc>
+          <w:tcPr>
+            <w:shd w:val="clear" w:color="auto" w:fill="F2F2F2"/>
+          </w:tcPr>
+          <w:p>
+            <w:pPr>
+              <w:pStyle w:val="Compact"/>
+              <w:jc w:val="left"/>
+            </w:pPr>
+            <w:r>
+              <w:t xml:space="preserve">0..1</w:t>
+            </w:r>
+            <w:r>
+              <w:t xml:space="preserve"> </w:t>
+            </w:r>
+            <w:r>
+              <w:t xml:space="preserve"> </w:t>
+            </w:r>
             <w:hyperlink w:anchor="String">
               <w:r>
                 <w:rPr>
@@ -12580,37 +12977,35 @@
           </w:p>
         </w:tc>
         <w:tc>
-          <w:tcPr/>
-          <w:p>
-            <w:pPr>
-              <w:pStyle w:val="Compact"/>
-              <w:jc w:val="left"/>
-            </w:pPr>
-            <w:r>
-              <w:t xml:space="preserve">Assign a label to a structured piece of information (e.g., display name, position, etc.).</w:t>
-            </w:r>
-          </w:p>
-        </w:tc>
-      </w:tr>
-      <w:tr>
-        <w:tc>
-          <w:tcPr>
-            <w:shd w:val="clear" w:color="auto" w:fill="F2F2F2"/>
-          </w:tcPr>
-          <w:p>
-            <w:pPr>
-              <w:pStyle w:val="Compact"/>
-              <w:jc w:val="left"/>
-            </w:pPr>
-            <w:r>
-              <w:t xml:space="preserve">abbreviation</w:t>
-            </w:r>
-          </w:p>
-        </w:tc>
-        <w:tc>
-          <w:tcPr>
-            <w:shd w:val="clear" w:color="auto" w:fill="F2F2F2"/>
-          </w:tcPr>
+          <w:tcPr>
+            <w:shd w:val="clear" w:color="auto" w:fill="F2F2F2"/>
+          </w:tcPr>
+          <w:p>
+            <w:pPr>
+              <w:pStyle w:val="Compact"/>
+              <w:jc w:val="left"/>
+            </w:pPr>
+            <w:r>
+              <w:t xml:space="preserve">Spatial reference (fos-municipality number, fos-canton number, or country). Formats: municipality: ld.admin.ch/municipality/1234, canton: ld.admin.ch/canton/23, country: ld.admin.ch/country/CHE.</w:t>
+            </w:r>
+          </w:p>
+        </w:tc>
+      </w:tr>
+      <w:tr>
+        <w:tc>
+          <w:tcPr/>
+          <w:p>
+            <w:pPr>
+              <w:pStyle w:val="Compact"/>
+              <w:jc w:val="left"/>
+            </w:pPr>
+            <w:r>
+              <w:t xml:space="preserve">contacts</w:t>
+            </w:r>
+          </w:p>
+        </w:tc>
+        <w:tc>
+          <w:tcPr/>
           <w:p>
             <w:pPr>
               <w:pStyle w:val="Compact"/>
@@ -12625,46 +13020,48 @@
             <w:r>
               <w:t xml:space="preserve"> </w:t>
             </w:r>
-            <w:hyperlink w:anchor="MultilingualValue">
-              <w:r>
-                <w:rPr>
-                  <w:rStyle w:val="Hyperlink"/>
-                </w:rPr>
-                <w:t xml:space="preserve">MultilingualValue</w:t>
-              </w:r>
-            </w:hyperlink>
-          </w:p>
-        </w:tc>
-        <w:tc>
-          <w:tcPr>
-            <w:shd w:val="clear" w:color="auto" w:fill="F2F2F2"/>
-          </w:tcPr>
-          <w:p>
-            <w:pPr>
-              <w:pStyle w:val="Compact"/>
-              <w:jc w:val="left"/>
-            </w:pPr>
-            <w:r>
-              <w:t xml:space="preserve">Abbreviation (can be multilingual).</w:t>
-            </w:r>
-          </w:p>
-        </w:tc>
-      </w:tr>
-      <w:tr>
-        <w:tc>
-          <w:tcPr/>
-          <w:p>
-            <w:pPr>
-              <w:pStyle w:val="Compact"/>
-              <w:jc w:val="left"/>
-            </w:pPr>
-            <w:r>
-              <w:t xml:space="preserve">description</w:t>
-            </w:r>
-          </w:p>
-        </w:tc>
-        <w:tc>
-          <w:tcPr/>
+            <w:hyperlink w:anchor="Contact">
+              <w:r>
+                <w:rPr>
+                  <w:rStyle w:val="Hyperlink"/>
+                </w:rPr>
+                <w:t xml:space="preserve">Contact</w:t>
+              </w:r>
+            </w:hyperlink>
+          </w:p>
+        </w:tc>
+        <w:tc>
+          <w:tcPr/>
+          <w:p>
+            <w:pPr>
+              <w:pStyle w:val="Compact"/>
+              <w:jc w:val="left"/>
+            </w:pPr>
+            <w:r>
+              <w:t xml:space="preserve">Contact information (email, website, social media). Guideline: email is quasi-mandatory and should always be provided where available.</w:t>
+            </w:r>
+          </w:p>
+        </w:tc>
+      </w:tr>
+      <w:tr>
+        <w:tc>
+          <w:tcPr>
+            <w:shd w:val="clear" w:color="auto" w:fill="F2F2F2"/>
+          </w:tcPr>
+          <w:p>
+            <w:pPr>
+              <w:pStyle w:val="Compact"/>
+              <w:jc w:val="left"/>
+            </w:pPr>
+            <w:r>
+              <w:t xml:space="preserve">addresses</w:t>
+            </w:r>
+          </w:p>
+        </w:tc>
+        <w:tc>
+          <w:tcPr>
+            <w:shd w:val="clear" w:color="auto" w:fill="F2F2F2"/>
+          </w:tcPr>
           <w:p>
             <w:pPr>
               <w:pStyle w:val="Compact"/>
@@ -12679,48 +13076,46 @@
             <w:r>
               <w:t xml:space="preserve"> </w:t>
             </w:r>
-            <w:hyperlink w:anchor="MultilingualValue">
-              <w:r>
-                <w:rPr>
-                  <w:rStyle w:val="Hyperlink"/>
-                </w:rPr>
-                <w:t xml:space="preserve">MultilingualValue</w:t>
-              </w:r>
-            </w:hyperlink>
-          </w:p>
-        </w:tc>
-        <w:tc>
-          <w:tcPr/>
-          <w:p>
-            <w:pPr>
-              <w:pStyle w:val="Compact"/>
-              <w:jc w:val="left"/>
-            </w:pPr>
-            <w:r>
-              <w:t xml:space="preserve">Description of the entity.</w:t>
-            </w:r>
-          </w:p>
-        </w:tc>
-      </w:tr>
-      <w:tr>
-        <w:tc>
-          <w:tcPr>
-            <w:shd w:val="clear" w:color="auto" w:fill="F2F2F2"/>
-          </w:tcPr>
-          <w:p>
-            <w:pPr>
-              <w:pStyle w:val="Compact"/>
-              <w:jc w:val="left"/>
-            </w:pPr>
-            <w:r>
-              <w:t xml:space="preserve">landing_page</w:t>
-            </w:r>
-          </w:p>
-        </w:tc>
-        <w:tc>
-          <w:tcPr>
-            <w:shd w:val="clear" w:color="auto" w:fill="F2F2F2"/>
-          </w:tcPr>
+            <w:hyperlink w:anchor="Address">
+              <w:r>
+                <w:rPr>
+                  <w:rStyle w:val="Hyperlink"/>
+                </w:rPr>
+                <w:t xml:space="preserve">Address</w:t>
+              </w:r>
+            </w:hyperlink>
+          </w:p>
+        </w:tc>
+        <w:tc>
+          <w:tcPr>
+            <w:shd w:val="clear" w:color="auto" w:fill="F2F2F2"/>
+          </w:tcPr>
+          <w:p>
+            <w:pPr>
+              <w:pStyle w:val="Compact"/>
+              <w:jc w:val="left"/>
+            </w:pPr>
+            <w:r>
+              <w:t xml:space="preserve">Addresses with type (private, business, local).</w:t>
+            </w:r>
+          </w:p>
+        </w:tc>
+      </w:tr>
+      <w:tr>
+        <w:tc>
+          <w:tcPr/>
+          <w:p>
+            <w:pPr>
+              <w:pStyle w:val="Compact"/>
+              <w:jc w:val="left"/>
+            </w:pPr>
+            <w:r>
+              <w:t xml:space="preserve">statutes_url</w:t>
+            </w:r>
+          </w:p>
+        </w:tc>
+        <w:tc>
+          <w:tcPr/>
           <w:p>
             <w:pPr>
               <w:pStyle w:val="Compact"/>
@@ -12735,53 +13130,197 @@
             <w:r>
               <w:t xml:space="preserve"> </w:t>
             </w:r>
-            <w:hyperlink w:anchor="Uri">
-              <w:r>
-                <w:rPr>
-                  <w:rStyle w:val="Hyperlink"/>
-                </w:rPr>
-                <w:t xml:space="preserve">Uri</w:t>
-              </w:r>
-            </w:hyperlink>
-          </w:p>
-        </w:tc>
-        <w:tc>
-          <w:tcPr>
-            <w:shd w:val="clear" w:color="auto" w:fill="F2F2F2"/>
-          </w:tcPr>
-          <w:p>
-            <w:pPr>
-              <w:pStyle w:val="Compact"/>
-              <w:jc w:val="left"/>
-            </w:pPr>
-            <w:r>
-              <w:t xml:space="preserve">Website providing further information.</w:t>
-            </w:r>
-          </w:p>
-        </w:tc>
-      </w:tr>
-      <w:tr>
-        <w:tc>
-          <w:tcPr/>
-          <w:p>
-            <w:pPr>
-              <w:pStyle w:val="Compact"/>
-              <w:jc w:val="left"/>
-            </w:pPr>
-            <w:r>
-              <w:t xml:space="preserve">parent_groups</w:t>
-            </w:r>
-          </w:p>
-        </w:tc>
-        <w:tc>
-          <w:tcPr/>
-          <w:p>
-            <w:pPr>
-              <w:pStyle w:val="Compact"/>
-              <w:jc w:val="left"/>
-            </w:pPr>
-            <w:r>
-              <w:t xml:space="preserve">*</w:t>
+            <w:hyperlink w:anchor="String">
+              <w:r>
+                <w:rPr>
+                  <w:rStyle w:val="Hyperlink"/>
+                </w:rPr>
+                <w:t xml:space="preserve">String</w:t>
+              </w:r>
+            </w:hyperlink>
+          </w:p>
+        </w:tc>
+        <w:tc>
+          <w:tcPr/>
+          <w:p>
+            <w:pPr>
+              <w:pStyle w:val="Compact"/>
+              <w:jc w:val="left"/>
+            </w:pPr>
+            <w:r>
+              <w:t xml:space="preserve">URL to party statutes (PDF or webpage; optional for parties).</w:t>
+            </w:r>
+          </w:p>
+        </w:tc>
+      </w:tr>
+      <w:tr>
+        <w:tc>
+          <w:tcPr>
+            <w:shd w:val="clear" w:color="auto" w:fill="F2F2F2"/>
+          </w:tcPr>
+          <w:p>
+            <w:pPr>
+              <w:pStyle w:val="Compact"/>
+              <w:jc w:val="left"/>
+            </w:pPr>
+            <w:r>
+              <w:t xml:space="preserve">party_color</w:t>
+            </w:r>
+          </w:p>
+        </w:tc>
+        <w:tc>
+          <w:tcPr>
+            <w:shd w:val="clear" w:color="auto" w:fill="F2F2F2"/>
+          </w:tcPr>
+          <w:p>
+            <w:pPr>
+              <w:pStyle w:val="Compact"/>
+              <w:jc w:val="left"/>
+            </w:pPr>
+            <w:r>
+              <w:t xml:space="preserve">0..1</w:t>
+            </w:r>
+            <w:r>
+              <w:t xml:space="preserve"> </w:t>
+            </w:r>
+            <w:r>
+              <w:t xml:space="preserve"> </w:t>
+            </w:r>
+            <w:hyperlink w:anchor="String">
+              <w:r>
+                <w:rPr>
+                  <w:rStyle w:val="Hyperlink"/>
+                </w:rPr>
+                <w:t xml:space="preserve">String</w:t>
+              </w:r>
+            </w:hyperlink>
+          </w:p>
+        </w:tc>
+        <w:tc>
+          <w:tcPr>
+            <w:shd w:val="clear" w:color="auto" w:fill="F2F2F2"/>
+          </w:tcPr>
+          <w:p>
+            <w:pPr>
+              <w:pStyle w:val="Compact"/>
+              <w:jc w:val="left"/>
+            </w:pPr>
+            <w:r>
+              <w:t xml:space="preserve">Party color as hexadecimal value (optional for parties, e.g.,</w:t>
+            </w:r>
+            <w:r>
+              <w:t xml:space="preserve"> </w:t>
+            </w:r>
+            <w:r>
+              <w:t xml:space="preserve">“</w:t>
+            </w:r>
+            <w:r>
+              <w:t xml:space="preserve">#FF0000</w:t>
+            </w:r>
+            <w:r>
+              <w:t xml:space="preserve">”</w:t>
+            </w:r>
+            <w:r>
+              <w:t xml:space="preserve">).</w:t>
+            </w:r>
+          </w:p>
+        </w:tc>
+      </w:tr>
+      <w:tr>
+        <w:tc>
+          <w:tcPr/>
+          <w:p>
+            <w:pPr>
+              <w:pStyle w:val="Compact"/>
+              <w:jc w:val="left"/>
+            </w:pPr>
+            <w:r>
+              <w:t xml:space="preserve">local_id</w:t>
+            </w:r>
+          </w:p>
+        </w:tc>
+        <w:tc>
+          <w:tcPr/>
+          <w:p>
+            <w:pPr>
+              <w:pStyle w:val="Compact"/>
+              <w:jc w:val="left"/>
+            </w:pPr>
+            <w:r>
+              <w:t xml:space="preserve">0..1</w:t>
+            </w:r>
+            <w:r>
+              <w:t xml:space="preserve"> </w:t>
+            </w:r>
+            <w:r>
+              <w:t xml:space="preserve"> </w:t>
+            </w:r>
+            <w:hyperlink w:anchor="String">
+              <w:r>
+                <w:rPr>
+                  <w:rStyle w:val="Hyperlink"/>
+                </w:rPr>
+                <w:t xml:space="preserve">String</w:t>
+              </w:r>
+            </w:hyperlink>
+          </w:p>
+        </w:tc>
+        <w:tc>
+          <w:tcPr/>
+          <w:p>
+            <w:pPr>
+              <w:pStyle w:val="Compact"/>
+              <w:jc w:val="left"/>
+            </w:pPr>
+            <w:r>
+              <w:t xml:space="preserve">Local identifier. For example, a UUID from the council information system.</w:t>
+            </w:r>
+            <w:r>
+              <w:t xml:space="preserve"> </w:t>
+            </w:r>
+            <w:r>
+              <w:t xml:space="preserve">Inheritance:</w:t>
+            </w:r>
+            <w:r>
+              <w:t xml:space="preserve"> </w:t>
+            </w:r>
+            <w:hyperlink w:anchor="HasIdentification">
+              <w:r>
+                <w:rPr>
+                  <w:rStyle w:val="Hyperlink"/>
+                </w:rPr>
+                <w:t xml:space="preserve">HasIdentification</w:t>
+              </w:r>
+            </w:hyperlink>
+          </w:p>
+        </w:tc>
+      </w:tr>
+      <w:tr>
+        <w:tc>
+          <w:tcPr>
+            <w:shd w:val="clear" w:color="auto" w:fill="F2F2F2"/>
+          </w:tcPr>
+          <w:p>
+            <w:pPr>
+              <w:pStyle w:val="Compact"/>
+              <w:jc w:val="left"/>
+            </w:pPr>
+            <w:r>
+              <w:t xml:space="preserve">global_uri</w:t>
+            </w:r>
+          </w:p>
+        </w:tc>
+        <w:tc>
+          <w:tcPr>
+            <w:shd w:val="clear" w:color="auto" w:fill="F2F2F2"/>
+          </w:tcPr>
+          <w:p>
+            <w:pPr>
+              <w:pStyle w:val="Compact"/>
+              <w:jc w:val="left"/>
+            </w:pPr>
+            <w:r>
+              <w:t xml:space="preserve">1</w:t>
             </w:r>
             <w:r>
               <w:t xml:space="preserve"> </w:t>
@@ -12800,37 +13339,52 @@
           </w:p>
         </w:tc>
         <w:tc>
-          <w:tcPr/>
-          <w:p>
-            <w:pPr>
-              <w:pStyle w:val="Compact"/>
-              <w:jc w:val="left"/>
-            </w:pPr>
-            <w:r>
-              <w:t xml:space="preserve">Link to parent groups. For example, the parent party for cantonal parties, or to describe the hierarchy in the executive. Also used to link sub-commissions to commissions, or factions to both their parliament and their party. (parentGroup is typically used within the same group_type, but cross-type links are permitted, e.g., faction → parliament and faction → party.)</w:t>
-            </w:r>
-          </w:p>
-        </w:tc>
-      </w:tr>
-      <w:tr>
-        <w:tc>
-          <w:tcPr>
-            <w:shd w:val="clear" w:color="auto" w:fill="F2F2F2"/>
-          </w:tcPr>
-          <w:p>
-            <w:pPr>
-              <w:pStyle w:val="Compact"/>
-              <w:jc w:val="left"/>
-            </w:pPr>
-            <w:r>
-              <w:t xml:space="preserve">spatial</w:t>
-            </w:r>
-          </w:p>
-        </w:tc>
-        <w:tc>
-          <w:tcPr>
-            <w:shd w:val="clear" w:color="auto" w:fill="F2F2F2"/>
-          </w:tcPr>
+          <w:tcPr>
+            <w:shd w:val="clear" w:color="auto" w:fill="F2F2F2"/>
+          </w:tcPr>
+          <w:p>
+            <w:pPr>
+              <w:pStyle w:val="Compact"/>
+              <w:jc w:val="left"/>
+            </w:pPr>
+            <w:r>
+              <w:t xml:space="preserve">A unique, globally valid URI for the entity.</w:t>
+            </w:r>
+            <w:r>
+              <w:t xml:space="preserve"> </w:t>
+            </w:r>
+            <w:r>
+              <w:t xml:space="preserve">Inheritance:</w:t>
+            </w:r>
+            <w:r>
+              <w:t xml:space="preserve"> </w:t>
+            </w:r>
+            <w:hyperlink w:anchor="HasIdentification">
+              <w:r>
+                <w:rPr>
+                  <w:rStyle w:val="Hyperlink"/>
+                </w:rPr>
+                <w:t xml:space="preserve">HasIdentification</w:t>
+              </w:r>
+            </w:hyperlink>
+          </w:p>
+        </w:tc>
+      </w:tr>
+      <w:tr>
+        <w:tc>
+          <w:tcPr/>
+          <w:p>
+            <w:pPr>
+              <w:pStyle w:val="Compact"/>
+              <w:jc w:val="left"/>
+            </w:pPr>
+            <w:r>
+              <w:t xml:space="preserve">wikidata_uri</w:t>
+            </w:r>
+          </w:p>
+        </w:tc>
+        <w:tc>
+          <w:tcPr/>
           <w:p>
             <w:pPr>
               <w:pStyle w:val="Compact"/>
@@ -12845,156 +13399,65 @@
             <w:r>
               <w:t xml:space="preserve"> </w:t>
             </w:r>
-            <w:hyperlink w:anchor="String">
-              <w:r>
-                <w:rPr>
-                  <w:rStyle w:val="Hyperlink"/>
-                </w:rPr>
-                <w:t xml:space="preserve">String</w:t>
-              </w:r>
-            </w:hyperlink>
-          </w:p>
-        </w:tc>
-        <w:tc>
-          <w:tcPr>
-            <w:shd w:val="clear" w:color="auto" w:fill="F2F2F2"/>
-          </w:tcPr>
-          <w:p>
-            <w:pPr>
-              <w:pStyle w:val="Compact"/>
-              <w:jc w:val="left"/>
-            </w:pPr>
-            <w:r>
-              <w:t xml:space="preserve">Spatial reference (fos-municipality number, fos-canton number, or country). Formats: municipality: ld.admin.ch/municipality/1234, canton: ld.admin.ch/canton/23, country: ld.admin.ch/country/CHE.</w:t>
-            </w:r>
-          </w:p>
-        </w:tc>
-      </w:tr>
-      <w:tr>
-        <w:tc>
-          <w:tcPr/>
-          <w:p>
-            <w:pPr>
-              <w:pStyle w:val="Compact"/>
-              <w:jc w:val="left"/>
-            </w:pPr>
-            <w:r>
-              <w:t xml:space="preserve">contacts</w:t>
-            </w:r>
-          </w:p>
-        </w:tc>
-        <w:tc>
-          <w:tcPr/>
-          <w:p>
-            <w:pPr>
-              <w:pStyle w:val="Compact"/>
-              <w:jc w:val="left"/>
-            </w:pPr>
-            <w:r>
-              <w:t xml:space="preserve">*</w:t>
-            </w:r>
-            <w:r>
-              <w:t xml:space="preserve"> </w:t>
-            </w:r>
-            <w:r>
-              <w:t xml:space="preserve"> </w:t>
-            </w:r>
-            <w:hyperlink w:anchor="Contact">
-              <w:r>
-                <w:rPr>
-                  <w:rStyle w:val="Hyperlink"/>
-                </w:rPr>
-                <w:t xml:space="preserve">Contact</w:t>
-              </w:r>
-            </w:hyperlink>
-          </w:p>
-        </w:tc>
-        <w:tc>
-          <w:tcPr/>
-          <w:p>
-            <w:pPr>
-              <w:pStyle w:val="Compact"/>
-              <w:jc w:val="left"/>
-            </w:pPr>
-            <w:r>
-              <w:t xml:space="preserve">Contact information (email, website, social media). Guideline: email is quasi-mandatory and should always be provided where available.</w:t>
-            </w:r>
-          </w:p>
-        </w:tc>
-      </w:tr>
-      <w:tr>
-        <w:tc>
-          <w:tcPr>
-            <w:shd w:val="clear" w:color="auto" w:fill="F2F2F2"/>
-          </w:tcPr>
-          <w:p>
-            <w:pPr>
-              <w:pStyle w:val="Compact"/>
-              <w:jc w:val="left"/>
-            </w:pPr>
-            <w:r>
-              <w:t xml:space="preserve">addresses</w:t>
-            </w:r>
-          </w:p>
-        </w:tc>
-        <w:tc>
-          <w:tcPr>
-            <w:shd w:val="clear" w:color="auto" w:fill="F2F2F2"/>
-          </w:tcPr>
-          <w:p>
-            <w:pPr>
-              <w:pStyle w:val="Compact"/>
-              <w:jc w:val="left"/>
-            </w:pPr>
-            <w:r>
-              <w:t xml:space="preserve">*</w:t>
-            </w:r>
-            <w:r>
-              <w:t xml:space="preserve"> </w:t>
-            </w:r>
-            <w:r>
-              <w:t xml:space="preserve"> </w:t>
-            </w:r>
-            <w:hyperlink w:anchor="Address">
-              <w:r>
-                <w:rPr>
-                  <w:rStyle w:val="Hyperlink"/>
-                </w:rPr>
-                <w:t xml:space="preserve">Address</w:t>
-              </w:r>
-            </w:hyperlink>
-          </w:p>
-        </w:tc>
-        <w:tc>
-          <w:tcPr>
-            <w:shd w:val="clear" w:color="auto" w:fill="F2F2F2"/>
-          </w:tcPr>
-          <w:p>
-            <w:pPr>
-              <w:pStyle w:val="Compact"/>
-              <w:jc w:val="left"/>
-            </w:pPr>
-            <w:r>
-              <w:t xml:space="preserve">Addresses with type (private, business, local).</w:t>
-            </w:r>
-          </w:p>
-        </w:tc>
-      </w:tr>
-      <w:tr>
-        <w:tc>
-          <w:tcPr/>
-          <w:p>
-            <w:pPr>
-              <w:pStyle w:val="Compact"/>
-              <w:jc w:val="left"/>
-            </w:pPr>
-            <w:r>
-              <w:t xml:space="preserve">statutes_url</w:t>
-            </w:r>
-          </w:p>
-        </w:tc>
-        <w:tc>
-          <w:tcPr/>
+            <w:hyperlink w:anchor="Uriorcurie">
+              <w:r>
+                <w:rPr>
+                  <w:rStyle w:val="Hyperlink"/>
+                </w:rPr>
+                <w:t xml:space="preserve">Uriorcurie</w:t>
+              </w:r>
+            </w:hyperlink>
+          </w:p>
+        </w:tc>
+        <w:tc>
+          <w:tcPr/>
+          <w:p>
+            <w:pPr>
+              <w:pStyle w:val="Compact"/>
+              <w:jc w:val="left"/>
+            </w:pPr>
+            <w:r>
+              <w:t xml:space="preserve">A URI that refers to a Wikidata entity, e.g. http://www.wikidata.org/entity/Q39 for Switzerland.</w:t>
+            </w:r>
+            <w:r>
+              <w:t xml:space="preserve"> </w:t>
+            </w:r>
+            <w:r>
+              <w:t xml:space="preserve">Inheritance:</w:t>
+            </w:r>
+            <w:r>
+              <w:t xml:space="preserve"> </w:t>
+            </w:r>
+            <w:hyperlink w:anchor="HasIdentification">
+              <w:r>
+                <w:rPr>
+                  <w:rStyle w:val="Hyperlink"/>
+                </w:rPr>
+                <w:t xml:space="preserve">HasIdentification</w:t>
+              </w:r>
+            </w:hyperlink>
+          </w:p>
+        </w:tc>
+      </w:tr>
+      <w:tr>
+        <w:tc>
+          <w:tcPr>
+            <w:shd w:val="clear" w:color="auto" w:fill="F2F2F2"/>
+          </w:tcPr>
+          <w:p>
+            <w:pPr>
+              <w:pStyle w:val="Compact"/>
+              <w:jc w:val="left"/>
+            </w:pPr>
+            <w:r>
+              <w:t xml:space="preserve">date_created</w:t>
+            </w:r>
+          </w:p>
+        </w:tc>
+        <w:tc>
+          <w:tcPr>
+            <w:shd w:val="clear" w:color="auto" w:fill="F2F2F2"/>
+          </w:tcPr>
           <w:p>
             <w:pPr>
               <w:pStyle w:val="Compact"/>
@@ -13009,48 +13472,63 @@
             <w:r>
               <w:t xml:space="preserve"> </w:t>
             </w:r>
-            <w:hyperlink w:anchor="String">
-              <w:r>
-                <w:rPr>
-                  <w:rStyle w:val="Hyperlink"/>
-                </w:rPr>
-                <w:t xml:space="preserve">String</w:t>
-              </w:r>
-            </w:hyperlink>
-          </w:p>
-        </w:tc>
-        <w:tc>
-          <w:tcPr/>
-          <w:p>
-            <w:pPr>
-              <w:pStyle w:val="Compact"/>
-              <w:jc w:val="left"/>
-            </w:pPr>
-            <w:r>
-              <w:t xml:space="preserve">URL to party statutes (PDF or webpage; optional for parties).</w:t>
-            </w:r>
-          </w:p>
-        </w:tc>
-      </w:tr>
-      <w:tr>
-        <w:tc>
-          <w:tcPr>
-            <w:shd w:val="clear" w:color="auto" w:fill="F2F2F2"/>
-          </w:tcPr>
-          <w:p>
-            <w:pPr>
-              <w:pStyle w:val="Compact"/>
-              <w:jc w:val="left"/>
-            </w:pPr>
-            <w:r>
-              <w:t xml:space="preserve">party_color</w:t>
-            </w:r>
-          </w:p>
-        </w:tc>
-        <w:tc>
-          <w:tcPr>
-            <w:shd w:val="clear" w:color="auto" w:fill="F2F2F2"/>
-          </w:tcPr>
+            <w:hyperlink w:anchor="Date">
+              <w:r>
+                <w:rPr>
+                  <w:rStyle w:val="Hyperlink"/>
+                </w:rPr>
+                <w:t xml:space="preserve">Date</w:t>
+              </w:r>
+            </w:hyperlink>
+          </w:p>
+        </w:tc>
+        <w:tc>
+          <w:tcPr>
+            <w:shd w:val="clear" w:color="auto" w:fill="F2F2F2"/>
+          </w:tcPr>
+          <w:p>
+            <w:pPr>
+              <w:pStyle w:val="Compact"/>
+              <w:jc w:val="left"/>
+            </w:pPr>
+            <w:r>
+              <w:t xml:space="preserve">The date when an entity was created.</w:t>
+            </w:r>
+            <w:r>
+              <w:t xml:space="preserve"> </w:t>
+            </w:r>
+            <w:r>
+              <w:t xml:space="preserve">Inheritance:</w:t>
+            </w:r>
+            <w:r>
+              <w:t xml:space="preserve"> </w:t>
+            </w:r>
+            <w:hyperlink w:anchor="HasCreationModificationDates">
+              <w:r>
+                <w:rPr>
+                  <w:rStyle w:val="Hyperlink"/>
+                </w:rPr>
+                <w:t xml:space="preserve">HasCreationModificationDates</w:t>
+              </w:r>
+            </w:hyperlink>
+          </w:p>
+        </w:tc>
+      </w:tr>
+      <w:tr>
+        <w:tc>
+          <w:tcPr/>
+          <w:p>
+            <w:pPr>
+              <w:pStyle w:val="Compact"/>
+              <w:jc w:val="left"/>
+            </w:pPr>
+            <w:r>
+              <w:t xml:space="preserve">datetime_created</w:t>
+            </w:r>
+          </w:p>
+        </w:tc>
+        <w:tc>
+          <w:tcPr/>
           <w:p>
             <w:pPr>
               <w:pStyle w:val="Compact"/>
@@ -13065,61 +13543,65 @@
             <w:r>
               <w:t xml:space="preserve"> </w:t>
             </w:r>
-            <w:hyperlink w:anchor="String">
-              <w:r>
-                <w:rPr>
-                  <w:rStyle w:val="Hyperlink"/>
-                </w:rPr>
-                <w:t xml:space="preserve">String</w:t>
-              </w:r>
-            </w:hyperlink>
-          </w:p>
-        </w:tc>
-        <w:tc>
-          <w:tcPr>
-            <w:shd w:val="clear" w:color="auto" w:fill="F2F2F2"/>
-          </w:tcPr>
-          <w:p>
-            <w:pPr>
-              <w:pStyle w:val="Compact"/>
-              <w:jc w:val="left"/>
-            </w:pPr>
-            <w:r>
-              <w:t xml:space="preserve">Party color as hexadecimal value (optional for parties, e.g.,</w:t>
-            </w:r>
-            <w:r>
-              <w:t xml:space="preserve"> </w:t>
-            </w:r>
-            <w:r>
-              <w:t xml:space="preserve">“</w:t>
-            </w:r>
-            <w:r>
-              <w:t xml:space="preserve">#FF0000</w:t>
-            </w:r>
-            <w:r>
-              <w:t xml:space="preserve">”</w:t>
-            </w:r>
-            <w:r>
-              <w:t xml:space="preserve">).</w:t>
-            </w:r>
-          </w:p>
-        </w:tc>
-      </w:tr>
-      <w:tr>
-        <w:tc>
-          <w:tcPr/>
-          <w:p>
-            <w:pPr>
-              <w:pStyle w:val="Compact"/>
-              <w:jc w:val="left"/>
-            </w:pPr>
-            <w:r>
-              <w:t xml:space="preserve">local_id</w:t>
-            </w:r>
-          </w:p>
-        </w:tc>
-        <w:tc>
-          <w:tcPr/>
+            <w:hyperlink w:anchor="Datetime">
+              <w:r>
+                <w:rPr>
+                  <w:rStyle w:val="Hyperlink"/>
+                </w:rPr>
+                <w:t xml:space="preserve">Datetime</w:t>
+              </w:r>
+            </w:hyperlink>
+          </w:p>
+        </w:tc>
+        <w:tc>
+          <w:tcPr/>
+          <w:p>
+            <w:pPr>
+              <w:pStyle w:val="Compact"/>
+              <w:jc w:val="left"/>
+            </w:pPr>
+            <w:r>
+              <w:t xml:space="preserve">The date and time when an entity was created.</w:t>
+            </w:r>
+            <w:r>
+              <w:t xml:space="preserve"> </w:t>
+            </w:r>
+            <w:r>
+              <w:t xml:space="preserve">Inheritance:</w:t>
+            </w:r>
+            <w:r>
+              <w:t xml:space="preserve"> </w:t>
+            </w:r>
+            <w:hyperlink w:anchor="HasCreationModificationDates">
+              <w:r>
+                <w:rPr>
+                  <w:rStyle w:val="Hyperlink"/>
+                </w:rPr>
+                <w:t xml:space="preserve">HasCreationModificationDates</w:t>
+              </w:r>
+            </w:hyperlink>
+          </w:p>
+        </w:tc>
+      </w:tr>
+      <w:tr>
+        <w:tc>
+          <w:tcPr>
+            <w:shd w:val="clear" w:color="auto" w:fill="F2F2F2"/>
+          </w:tcPr>
+          <w:p>
+            <w:pPr>
+              <w:pStyle w:val="Compact"/>
+              <w:jc w:val="left"/>
+            </w:pPr>
+            <w:r>
+              <w:t xml:space="preserve">date_modified</w:t>
+            </w:r>
+          </w:p>
+        </w:tc>
+        <w:tc>
+          <w:tcPr>
+            <w:shd w:val="clear" w:color="auto" w:fill="F2F2F2"/>
+          </w:tcPr>
           <w:p>
             <w:pPr>
               <w:pStyle w:val="Compact"/>
@@ -13134,25 +13616,27 @@
             <w:r>
               <w:t xml:space="preserve"> </w:t>
             </w:r>
-            <w:hyperlink w:anchor="String">
-              <w:r>
-                <w:rPr>
-                  <w:rStyle w:val="Hyperlink"/>
-                </w:rPr>
-                <w:t xml:space="preserve">String</w:t>
-              </w:r>
-            </w:hyperlink>
-          </w:p>
-        </w:tc>
-        <w:tc>
-          <w:tcPr/>
-          <w:p>
-            <w:pPr>
-              <w:pStyle w:val="Compact"/>
-              <w:jc w:val="left"/>
-            </w:pPr>
-            <w:r>
-              <w:t xml:space="preserve">Local identifier. For example, a UUID from the council information system.</w:t>
+            <w:hyperlink w:anchor="Date">
+              <w:r>
+                <w:rPr>
+                  <w:rStyle w:val="Hyperlink"/>
+                </w:rPr>
+                <w:t xml:space="preserve">Date</w:t>
+              </w:r>
+            </w:hyperlink>
+          </w:p>
+        </w:tc>
+        <w:tc>
+          <w:tcPr>
+            <w:shd w:val="clear" w:color="auto" w:fill="F2F2F2"/>
+          </w:tcPr>
+          <w:p>
+            <w:pPr>
+              <w:pStyle w:val="Compact"/>
+              <w:jc w:val="left"/>
+            </w:pPr>
+            <w:r>
+              <w:t xml:space="preserve">The date when an entity was last modified.</w:t>
             </w:r>
             <w:r>
               <w:t xml:space="preserve"> </w:t>
@@ -13163,71 +13647,65 @@
             <w:r>
               <w:t xml:space="preserve"> </w:t>
             </w:r>
-            <w:hyperlink w:anchor="HasIdentification">
-              <w:r>
-                <w:rPr>
-                  <w:rStyle w:val="Hyperlink"/>
-                </w:rPr>
-                <w:t xml:space="preserve">HasIdentification</w:t>
-              </w:r>
-            </w:hyperlink>
-          </w:p>
-        </w:tc>
-      </w:tr>
-      <w:tr>
-        <w:tc>
-          <w:tcPr>
-            <w:shd w:val="clear" w:color="auto" w:fill="F2F2F2"/>
-          </w:tcPr>
-          <w:p>
-            <w:pPr>
-              <w:pStyle w:val="Compact"/>
-              <w:jc w:val="left"/>
-            </w:pPr>
-            <w:r>
-              <w:t xml:space="preserve">global_uri</w:t>
-            </w:r>
-          </w:p>
-        </w:tc>
-        <w:tc>
-          <w:tcPr>
-            <w:shd w:val="clear" w:color="auto" w:fill="F2F2F2"/>
-          </w:tcPr>
-          <w:p>
-            <w:pPr>
-              <w:pStyle w:val="Compact"/>
-              <w:jc w:val="left"/>
-            </w:pPr>
-            <w:r>
-              <w:t xml:space="preserve">1</w:t>
-            </w:r>
-            <w:r>
-              <w:t xml:space="preserve"> </w:t>
-            </w:r>
-            <w:r>
-              <w:t xml:space="preserve"> </w:t>
-            </w:r>
-            <w:hyperlink w:anchor="Uriorcurie">
-              <w:r>
-                <w:rPr>
-                  <w:rStyle w:val="Hyperlink"/>
-                </w:rPr>
-                <w:t xml:space="preserve">Uriorcurie</w:t>
-              </w:r>
-            </w:hyperlink>
-          </w:p>
-        </w:tc>
-        <w:tc>
-          <w:tcPr>
-            <w:shd w:val="clear" w:color="auto" w:fill="F2F2F2"/>
-          </w:tcPr>
-          <w:p>
-            <w:pPr>
-              <w:pStyle w:val="Compact"/>
-              <w:jc w:val="left"/>
-            </w:pPr>
-            <w:r>
-              <w:t xml:space="preserve">A unique, globally valid URI for the entity.</w:t>
+            <w:hyperlink w:anchor="HasCreationModificationDates">
+              <w:r>
+                <w:rPr>
+                  <w:rStyle w:val="Hyperlink"/>
+                </w:rPr>
+                <w:t xml:space="preserve">HasCreationModificationDates</w:t>
+              </w:r>
+            </w:hyperlink>
+          </w:p>
+        </w:tc>
+      </w:tr>
+      <w:tr>
+        <w:tc>
+          <w:tcPr/>
+          <w:p>
+            <w:pPr>
+              <w:pStyle w:val="Compact"/>
+              <w:jc w:val="left"/>
+            </w:pPr>
+            <w:r>
+              <w:t xml:space="preserve">datetime_modified</w:t>
+            </w:r>
+          </w:p>
+        </w:tc>
+        <w:tc>
+          <w:tcPr/>
+          <w:p>
+            <w:pPr>
+              <w:pStyle w:val="Compact"/>
+              <w:jc w:val="left"/>
+            </w:pPr>
+            <w:r>
+              <w:t xml:space="preserve">0..1</w:t>
+            </w:r>
+            <w:r>
+              <w:t xml:space="preserve"> </w:t>
+            </w:r>
+            <w:r>
+              <w:t xml:space="preserve"> </w:t>
+            </w:r>
+            <w:hyperlink w:anchor="Datetime">
+              <w:r>
+                <w:rPr>
+                  <w:rStyle w:val="Hyperlink"/>
+                </w:rPr>
+                <w:t xml:space="preserve">Datetime</w:t>
+              </w:r>
+            </w:hyperlink>
+          </w:p>
+        </w:tc>
+        <w:tc>
+          <w:tcPr/>
+          <w:p>
+            <w:pPr>
+              <w:pStyle w:val="Compact"/>
+              <w:jc w:val="left"/>
+            </w:pPr>
+            <w:r>
+              <w:t xml:space="preserve">The date and time when an entity was last modified.</w:t>
             </w:r>
             <w:r>
               <w:t xml:space="preserve"> </w:t>
@@ -13238,32 +13716,36 @@
             <w:r>
               <w:t xml:space="preserve"> </w:t>
             </w:r>
-            <w:hyperlink w:anchor="HasIdentification">
-              <w:r>
-                <w:rPr>
-                  <w:rStyle w:val="Hyperlink"/>
-                </w:rPr>
-                <w:t xml:space="preserve">HasIdentification</w:t>
-              </w:r>
-            </w:hyperlink>
-          </w:p>
-        </w:tc>
-      </w:tr>
-      <w:tr>
-        <w:tc>
-          <w:tcPr/>
-          <w:p>
-            <w:pPr>
-              <w:pStyle w:val="Compact"/>
-              <w:jc w:val="left"/>
-            </w:pPr>
-            <w:r>
-              <w:t xml:space="preserve">wikidata_uri</w:t>
-            </w:r>
-          </w:p>
-        </w:tc>
-        <w:tc>
-          <w:tcPr/>
+            <w:hyperlink w:anchor="HasCreationModificationDates">
+              <w:r>
+                <w:rPr>
+                  <w:rStyle w:val="Hyperlink"/>
+                </w:rPr>
+                <w:t xml:space="preserve">HasCreationModificationDates</w:t>
+              </w:r>
+            </w:hyperlink>
+          </w:p>
+        </w:tc>
+      </w:tr>
+      <w:tr>
+        <w:tc>
+          <w:tcPr>
+            <w:shd w:val="clear" w:color="auto" w:fill="F2F2F2"/>
+          </w:tcPr>
+          <w:p>
+            <w:pPr>
+              <w:pStyle w:val="Compact"/>
+              <w:jc w:val="left"/>
+            </w:pPr>
+            <w:r>
+              <w:t xml:space="preserve">valid_from</w:t>
+            </w:r>
+          </w:p>
+        </w:tc>
+        <w:tc>
+          <w:tcPr>
+            <w:shd w:val="clear" w:color="auto" w:fill="F2F2F2"/>
+          </w:tcPr>
           <w:p>
             <w:pPr>
               <w:pStyle w:val="Compact"/>
@@ -13278,25 +13760,27 @@
             <w:r>
               <w:t xml:space="preserve"> </w:t>
             </w:r>
-            <w:hyperlink w:anchor="Uriorcurie">
-              <w:r>
-                <w:rPr>
-                  <w:rStyle w:val="Hyperlink"/>
-                </w:rPr>
-                <w:t xml:space="preserve">Uriorcurie</w:t>
-              </w:r>
-            </w:hyperlink>
-          </w:p>
-        </w:tc>
-        <w:tc>
-          <w:tcPr/>
-          <w:p>
-            <w:pPr>
-              <w:pStyle w:val="Compact"/>
-              <w:jc w:val="left"/>
-            </w:pPr>
-            <w:r>
-              <w:t xml:space="preserve">A URI that refers to a Wikidata entity, e.g. http://www.wikidata.org/entity/Q39 for Switzerland.</w:t>
+            <w:hyperlink w:anchor="Date">
+              <w:r>
+                <w:rPr>
+                  <w:rStyle w:val="Hyperlink"/>
+                </w:rPr>
+                <w:t xml:space="preserve">Date</w:t>
+              </w:r>
+            </w:hyperlink>
+          </w:p>
+        </w:tc>
+        <w:tc>
+          <w:tcPr>
+            <w:shd w:val="clear" w:color="auto" w:fill="F2F2F2"/>
+          </w:tcPr>
+          <w:p>
+            <w:pPr>
+              <w:pStyle w:val="Compact"/>
+              <w:jc w:val="left"/>
+            </w:pPr>
+            <w:r>
+              <w:t xml:space="preserve">The date from which the information is valid.</w:t>
             </w:r>
             <w:r>
               <w:t xml:space="preserve"> </w:t>
@@ -13307,36 +13791,32 @@
             <w:r>
               <w:t xml:space="preserve"> </w:t>
             </w:r>
-            <w:hyperlink w:anchor="HasIdentification">
-              <w:r>
-                <w:rPr>
-                  <w:rStyle w:val="Hyperlink"/>
-                </w:rPr>
-                <w:t xml:space="preserve">HasIdentification</w:t>
-              </w:r>
-            </w:hyperlink>
-          </w:p>
-        </w:tc>
-      </w:tr>
-      <w:tr>
-        <w:tc>
-          <w:tcPr>
-            <w:shd w:val="clear" w:color="auto" w:fill="F2F2F2"/>
-          </w:tcPr>
-          <w:p>
-            <w:pPr>
-              <w:pStyle w:val="Compact"/>
-              <w:jc w:val="left"/>
-            </w:pPr>
-            <w:r>
-              <w:t xml:space="preserve">date_created</w:t>
-            </w:r>
-          </w:p>
-        </w:tc>
-        <w:tc>
-          <w:tcPr>
-            <w:shd w:val="clear" w:color="auto" w:fill="F2F2F2"/>
-          </w:tcPr>
+            <w:hyperlink w:anchor="HasTemporalValidity">
+              <w:r>
+                <w:rPr>
+                  <w:rStyle w:val="Hyperlink"/>
+                </w:rPr>
+                <w:t xml:space="preserve">HasTemporalValidity</w:t>
+              </w:r>
+            </w:hyperlink>
+          </w:p>
+        </w:tc>
+      </w:tr>
+      <w:tr>
+        <w:tc>
+          <w:tcPr/>
+          <w:p>
+            <w:pPr>
+              <w:pStyle w:val="Compact"/>
+              <w:jc w:val="left"/>
+            </w:pPr>
+            <w:r>
+              <w:t xml:space="preserve">valid_through</w:t>
+            </w:r>
+          </w:p>
+        </w:tc>
+        <w:tc>
+          <w:tcPr/>
           <w:p>
             <w:pPr>
               <w:pStyle w:val="Compact"/>
@@ -13362,16 +13842,14 @@
           </w:p>
         </w:tc>
         <w:tc>
-          <w:tcPr>
-            <w:shd w:val="clear" w:color="auto" w:fill="F2F2F2"/>
-          </w:tcPr>
-          <w:p>
-            <w:pPr>
-              <w:pStyle w:val="Compact"/>
-              <w:jc w:val="left"/>
-            </w:pPr>
-            <w:r>
-              <w:t xml:space="preserve">The date when an entity was created.</w:t>
+          <w:tcPr/>
+          <w:p>
+            <w:pPr>
+              <w:pStyle w:val="Compact"/>
+              <w:jc w:val="left"/>
+            </w:pPr>
+            <w:r>
+              <w:t xml:space="preserve">The date until which the information is valid, inclusive.</w:t>
             </w:r>
             <w:r>
               <w:t xml:space="preserve"> </w:t>
@@ -13382,32 +13860,36 @@
             <w:r>
               <w:t xml:space="preserve"> </w:t>
             </w:r>
-            <w:hyperlink w:anchor="HasCreationModificationDates">
-              <w:r>
-                <w:rPr>
-                  <w:rStyle w:val="Hyperlink"/>
-                </w:rPr>
-                <w:t xml:space="preserve">HasCreationModificationDates</w:t>
-              </w:r>
-            </w:hyperlink>
-          </w:p>
-        </w:tc>
-      </w:tr>
-      <w:tr>
-        <w:tc>
-          <w:tcPr/>
-          <w:p>
-            <w:pPr>
-              <w:pStyle w:val="Compact"/>
-              <w:jc w:val="left"/>
-            </w:pPr>
-            <w:r>
-              <w:t xml:space="preserve">datetime_created</w:t>
-            </w:r>
-          </w:p>
-        </w:tc>
-        <w:tc>
-          <w:tcPr/>
+            <w:hyperlink w:anchor="HasTemporalValidity">
+              <w:r>
+                <w:rPr>
+                  <w:rStyle w:val="Hyperlink"/>
+                </w:rPr>
+                <w:t xml:space="preserve">HasTemporalValidity</w:t>
+              </w:r>
+            </w:hyperlink>
+          </w:p>
+        </w:tc>
+      </w:tr>
+      <w:tr>
+        <w:tc>
+          <w:tcPr>
+            <w:shd w:val="clear" w:color="auto" w:fill="F2F2F2"/>
+          </w:tcPr>
+          <w:p>
+            <w:pPr>
+              <w:pStyle w:val="Compact"/>
+              <w:jc w:val="left"/>
+            </w:pPr>
+            <w:r>
+              <w:t xml:space="preserve">is_active</w:t>
+            </w:r>
+          </w:p>
+        </w:tc>
+        <w:tc>
+          <w:tcPr>
+            <w:shd w:val="clear" w:color="auto" w:fill="F2F2F2"/>
+          </w:tcPr>
           <w:p>
             <w:pPr>
               <w:pStyle w:val="Compact"/>
@@ -13422,25 +13904,27 @@
             <w:r>
               <w:t xml:space="preserve"> </w:t>
             </w:r>
-            <w:hyperlink w:anchor="Datetime">
-              <w:r>
-                <w:rPr>
-                  <w:rStyle w:val="Hyperlink"/>
-                </w:rPr>
-                <w:t xml:space="preserve">Datetime</w:t>
-              </w:r>
-            </w:hyperlink>
-          </w:p>
-        </w:tc>
-        <w:tc>
-          <w:tcPr/>
-          <w:p>
-            <w:pPr>
-              <w:pStyle w:val="Compact"/>
-              <w:jc w:val="left"/>
-            </w:pPr>
-            <w:r>
-              <w:t xml:space="preserve">The date and time when an entity was created.</w:t>
+            <w:hyperlink w:anchor="Boolean">
+              <w:r>
+                <w:rPr>
+                  <w:rStyle w:val="Hyperlink"/>
+                </w:rPr>
+                <w:t xml:space="preserve">Boolean</w:t>
+              </w:r>
+            </w:hyperlink>
+          </w:p>
+        </w:tc>
+        <w:tc>
+          <w:tcPr>
+            <w:shd w:val="clear" w:color="auto" w:fill="F2F2F2"/>
+          </w:tcPr>
+          <w:p>
+            <w:pPr>
+              <w:pStyle w:val="Compact"/>
+              <w:jc w:val="left"/>
+            </w:pPr>
+            <w:r>
+              <w:t xml:space="preserve">Indicates whether the information is currently valid. Can be useful when this information is explicitly available.</w:t>
             </w:r>
             <w:r>
               <w:t xml:space="preserve"> </w:t>
@@ -13451,225 +13935,6 @@
             <w:r>
               <w:t xml:space="preserve"> </w:t>
             </w:r>
-            <w:hyperlink w:anchor="HasCreationModificationDates">
-              <w:r>
-                <w:rPr>
-                  <w:rStyle w:val="Hyperlink"/>
-                </w:rPr>
-                <w:t xml:space="preserve">HasCreationModificationDates</w:t>
-              </w:r>
-            </w:hyperlink>
-          </w:p>
-        </w:tc>
-      </w:tr>
-      <w:tr>
-        <w:tc>
-          <w:tcPr>
-            <w:shd w:val="clear" w:color="auto" w:fill="F2F2F2"/>
-          </w:tcPr>
-          <w:p>
-            <w:pPr>
-              <w:pStyle w:val="Compact"/>
-              <w:jc w:val="left"/>
-            </w:pPr>
-            <w:r>
-              <w:t xml:space="preserve">date_modified</w:t>
-            </w:r>
-          </w:p>
-        </w:tc>
-        <w:tc>
-          <w:tcPr>
-            <w:shd w:val="clear" w:color="auto" w:fill="F2F2F2"/>
-          </w:tcPr>
-          <w:p>
-            <w:pPr>
-              <w:pStyle w:val="Compact"/>
-              <w:jc w:val="left"/>
-            </w:pPr>
-            <w:r>
-              <w:t xml:space="preserve">0..1</w:t>
-            </w:r>
-            <w:r>
-              <w:t xml:space="preserve"> </w:t>
-            </w:r>
-            <w:r>
-              <w:t xml:space="preserve"> </w:t>
-            </w:r>
-            <w:hyperlink w:anchor="Date">
-              <w:r>
-                <w:rPr>
-                  <w:rStyle w:val="Hyperlink"/>
-                </w:rPr>
-                <w:t xml:space="preserve">Date</w:t>
-              </w:r>
-            </w:hyperlink>
-          </w:p>
-        </w:tc>
-        <w:tc>
-          <w:tcPr>
-            <w:shd w:val="clear" w:color="auto" w:fill="F2F2F2"/>
-          </w:tcPr>
-          <w:p>
-            <w:pPr>
-              <w:pStyle w:val="Compact"/>
-              <w:jc w:val="left"/>
-            </w:pPr>
-            <w:r>
-              <w:t xml:space="preserve">The date when an entity was last modified.</w:t>
-            </w:r>
-            <w:r>
-              <w:t xml:space="preserve"> </w:t>
-            </w:r>
-            <w:r>
-              <w:t xml:space="preserve">Inheritance:</w:t>
-            </w:r>
-            <w:r>
-              <w:t xml:space="preserve"> </w:t>
-            </w:r>
-            <w:hyperlink w:anchor="HasCreationModificationDates">
-              <w:r>
-                <w:rPr>
-                  <w:rStyle w:val="Hyperlink"/>
-                </w:rPr>
-                <w:t xml:space="preserve">HasCreationModificationDates</w:t>
-              </w:r>
-            </w:hyperlink>
-          </w:p>
-        </w:tc>
-      </w:tr>
-      <w:tr>
-        <w:tc>
-          <w:tcPr/>
-          <w:p>
-            <w:pPr>
-              <w:pStyle w:val="Compact"/>
-              <w:jc w:val="left"/>
-            </w:pPr>
-            <w:r>
-              <w:t xml:space="preserve">datetime_modified</w:t>
-            </w:r>
-          </w:p>
-        </w:tc>
-        <w:tc>
-          <w:tcPr/>
-          <w:p>
-            <w:pPr>
-              <w:pStyle w:val="Compact"/>
-              <w:jc w:val="left"/>
-            </w:pPr>
-            <w:r>
-              <w:t xml:space="preserve">0..1</w:t>
-            </w:r>
-            <w:r>
-              <w:t xml:space="preserve"> </w:t>
-            </w:r>
-            <w:r>
-              <w:t xml:space="preserve"> </w:t>
-            </w:r>
-            <w:hyperlink w:anchor="Datetime">
-              <w:r>
-                <w:rPr>
-                  <w:rStyle w:val="Hyperlink"/>
-                </w:rPr>
-                <w:t xml:space="preserve">Datetime</w:t>
-              </w:r>
-            </w:hyperlink>
-          </w:p>
-        </w:tc>
-        <w:tc>
-          <w:tcPr/>
-          <w:p>
-            <w:pPr>
-              <w:pStyle w:val="Compact"/>
-              <w:jc w:val="left"/>
-            </w:pPr>
-            <w:r>
-              <w:t xml:space="preserve">The date and time when an entity was last modified.</w:t>
-            </w:r>
-            <w:r>
-              <w:t xml:space="preserve"> </w:t>
-            </w:r>
-            <w:r>
-              <w:t xml:space="preserve">Inheritance:</w:t>
-            </w:r>
-            <w:r>
-              <w:t xml:space="preserve"> </w:t>
-            </w:r>
-            <w:hyperlink w:anchor="HasCreationModificationDates">
-              <w:r>
-                <w:rPr>
-                  <w:rStyle w:val="Hyperlink"/>
-                </w:rPr>
-                <w:t xml:space="preserve">HasCreationModificationDates</w:t>
-              </w:r>
-            </w:hyperlink>
-          </w:p>
-        </w:tc>
-      </w:tr>
-      <w:tr>
-        <w:tc>
-          <w:tcPr>
-            <w:shd w:val="clear" w:color="auto" w:fill="F2F2F2"/>
-          </w:tcPr>
-          <w:p>
-            <w:pPr>
-              <w:pStyle w:val="Compact"/>
-              <w:jc w:val="left"/>
-            </w:pPr>
-            <w:r>
-              <w:t xml:space="preserve">valid_from</w:t>
-            </w:r>
-          </w:p>
-        </w:tc>
-        <w:tc>
-          <w:tcPr>
-            <w:shd w:val="clear" w:color="auto" w:fill="F2F2F2"/>
-          </w:tcPr>
-          <w:p>
-            <w:pPr>
-              <w:pStyle w:val="Compact"/>
-              <w:jc w:val="left"/>
-            </w:pPr>
-            <w:r>
-              <w:t xml:space="preserve">0..1</w:t>
-            </w:r>
-            <w:r>
-              <w:t xml:space="preserve"> </w:t>
-            </w:r>
-            <w:r>
-              <w:t xml:space="preserve"> </w:t>
-            </w:r>
-            <w:hyperlink w:anchor="Date">
-              <w:r>
-                <w:rPr>
-                  <w:rStyle w:val="Hyperlink"/>
-                </w:rPr>
-                <w:t xml:space="preserve">Date</w:t>
-              </w:r>
-            </w:hyperlink>
-          </w:p>
-        </w:tc>
-        <w:tc>
-          <w:tcPr>
-            <w:shd w:val="clear" w:color="auto" w:fill="F2F2F2"/>
-          </w:tcPr>
-          <w:p>
-            <w:pPr>
-              <w:pStyle w:val="Compact"/>
-              <w:jc w:val="left"/>
-            </w:pPr>
-            <w:r>
-              <w:t xml:space="preserve">The date from which the information is valid.</w:t>
-            </w:r>
-            <w:r>
-              <w:t xml:space="preserve"> </w:t>
-            </w:r>
-            <w:r>
-              <w:t xml:space="preserve">Inheritance:</w:t>
-            </w:r>
-            <w:r>
-              <w:t xml:space="preserve"> </w:t>
-            </w:r>
             <w:hyperlink w:anchor="HasTemporalValidity">
               <w:r>
                 <w:rPr>
@@ -13681,153 +13946,9 @@
           </w:p>
         </w:tc>
       </w:tr>
-      <w:tr>
-        <w:tc>
-          <w:tcPr/>
-          <w:p>
-            <w:pPr>
-              <w:pStyle w:val="Compact"/>
-              <w:jc w:val="left"/>
-            </w:pPr>
-            <w:r>
-              <w:t xml:space="preserve">valid_through</w:t>
-            </w:r>
-          </w:p>
-        </w:tc>
-        <w:tc>
-          <w:tcPr/>
-          <w:p>
-            <w:pPr>
-              <w:pStyle w:val="Compact"/>
-              <w:jc w:val="left"/>
-            </w:pPr>
-            <w:r>
-              <w:t xml:space="preserve">0..1</w:t>
-            </w:r>
-            <w:r>
-              <w:t xml:space="preserve"> </w:t>
-            </w:r>
-            <w:r>
-              <w:t xml:space="preserve"> </w:t>
-            </w:r>
-            <w:hyperlink w:anchor="Date">
-              <w:r>
-                <w:rPr>
-                  <w:rStyle w:val="Hyperlink"/>
-                </w:rPr>
-                <w:t xml:space="preserve">Date</w:t>
-              </w:r>
-            </w:hyperlink>
-          </w:p>
-        </w:tc>
-        <w:tc>
-          <w:tcPr/>
-          <w:p>
-            <w:pPr>
-              <w:pStyle w:val="Compact"/>
-              <w:jc w:val="left"/>
-            </w:pPr>
-            <w:r>
-              <w:t xml:space="preserve">The date until which the information is valid, inclusive.</w:t>
-            </w:r>
-            <w:r>
-              <w:t xml:space="preserve"> </w:t>
-            </w:r>
-            <w:r>
-              <w:t xml:space="preserve">Inheritance:</w:t>
-            </w:r>
-            <w:r>
-              <w:t xml:space="preserve"> </w:t>
-            </w:r>
-            <w:hyperlink w:anchor="HasTemporalValidity">
-              <w:r>
-                <w:rPr>
-                  <w:rStyle w:val="Hyperlink"/>
-                </w:rPr>
-                <w:t xml:space="preserve">HasTemporalValidity</w:t>
-              </w:r>
-            </w:hyperlink>
-          </w:p>
-        </w:tc>
-      </w:tr>
-      <w:tr>
-        <w:tc>
-          <w:tcPr>
-            <w:shd w:val="clear" w:color="auto" w:fill="F2F2F2"/>
-          </w:tcPr>
-          <w:p>
-            <w:pPr>
-              <w:pStyle w:val="Compact"/>
-              <w:jc w:val="left"/>
-            </w:pPr>
-            <w:r>
-              <w:t xml:space="preserve">is_active</w:t>
-            </w:r>
-          </w:p>
-        </w:tc>
-        <w:tc>
-          <w:tcPr>
-            <w:shd w:val="clear" w:color="auto" w:fill="F2F2F2"/>
-          </w:tcPr>
-          <w:p>
-            <w:pPr>
-              <w:pStyle w:val="Compact"/>
-              <w:jc w:val="left"/>
-            </w:pPr>
-            <w:r>
-              <w:t xml:space="preserve">0..1</w:t>
-            </w:r>
-            <w:r>
-              <w:t xml:space="preserve"> </w:t>
-            </w:r>
-            <w:r>
-              <w:t xml:space="preserve"> </w:t>
-            </w:r>
-            <w:hyperlink w:anchor="Boolean">
-              <w:r>
-                <w:rPr>
-                  <w:rStyle w:val="Hyperlink"/>
-                </w:rPr>
-                <w:t xml:space="preserve">Boolean</w:t>
-              </w:r>
-            </w:hyperlink>
-          </w:p>
-        </w:tc>
-        <w:tc>
-          <w:tcPr>
-            <w:shd w:val="clear" w:color="auto" w:fill="F2F2F2"/>
-          </w:tcPr>
-          <w:p>
-            <w:pPr>
-              <w:pStyle w:val="Compact"/>
-              <w:jc w:val="left"/>
-            </w:pPr>
-            <w:r>
-              <w:t xml:space="preserve">Indicates whether the information is currently valid. Can be useful when this information is explicitly available.</w:t>
-            </w:r>
-            <w:r>
-              <w:t xml:space="preserve"> </w:t>
-            </w:r>
-            <w:r>
-              <w:t xml:space="preserve">Inheritance:</w:t>
-            </w:r>
-            <w:r>
-              <w:t xml:space="preserve"> </w:t>
-            </w:r>
-            <w:hyperlink w:anchor="HasTemporalValidity">
-              <w:r>
-                <w:rPr>
-                  <w:rStyle w:val="Hyperlink"/>
-                </w:rPr>
-                <w:t xml:space="preserve">HasTemporalValidity</w:t>
-              </w:r>
-            </w:hyperlink>
-          </w:p>
-        </w:tc>
-      </w:tr>
     </w:tbl>
-    <w:bookmarkEnd w:id="120"/>
-    <w:bookmarkStart w:id="121" w:name="usages-8"/>
+    <w:bookmarkEnd w:id="122"/>
+    <w:bookmarkStart w:id="123" w:name="usages-8"/>
     <w:p>
       <w:pPr>
         <w:pStyle w:val="berschrift3"/>
@@ -13976,9 +14097,9 @@
         </w:tc>
       </w:tr>
     </w:tbl>
-    <w:bookmarkEnd w:id="121"/>
-    <w:bookmarkEnd w:id="122"/>
-    <w:bookmarkStart w:id="125" w:name="class-grouptype"/>
+    <w:bookmarkEnd w:id="123"/>
+    <w:bookmarkEnd w:id="124"/>
+    <w:bookmarkStart w:id="127" w:name="class-grouptype"/>
     <w:p>
       <w:pPr>
         <w:pStyle w:val="berschrift2"/>
@@ -14007,7 +14128,7 @@
         <w:t xml:space="preserve">__</w:t>
       </w:r>
     </w:p>
-    <w:bookmarkStart w:id="123" w:name="attribute-9"/>
+    <w:bookmarkStart w:id="125" w:name="attribute-9"/>
     <w:p>
       <w:pPr>
         <w:pStyle w:val="berschrift3"/>
@@ -14180,8 +14301,8 @@
         </w:tc>
       </w:tr>
     </w:tbl>
-    <w:bookmarkEnd w:id="123"/>
-    <w:bookmarkStart w:id="124" w:name="usages-9"/>
+    <w:bookmarkEnd w:id="125"/>
+    <w:bookmarkStart w:id="126" w:name="usages-9"/>
     <w:p>
       <w:pPr>
         <w:pStyle w:val="berschrift3"/>
@@ -14330,9 +14451,9 @@
         </w:tc>
       </w:tr>
     </w:tbl>
-    <w:bookmarkEnd w:id="124"/>
-    <w:bookmarkEnd w:id="125"/>
-    <w:bookmarkStart w:id="149" w:name="enum-grouptypeenum"/>
+    <w:bookmarkEnd w:id="126"/>
+    <w:bookmarkEnd w:id="127"/>
+    <w:bookmarkStart w:id="151" w:name="enum-grouptypeenum"/>
     <w:p>
       <w:pPr>
         <w:pStyle w:val="berschrift2"/>
@@ -14371,7 +14492,7 @@
       <w:r>
         <w:t xml:space="preserve"> </w:t>
       </w:r>
-      <w:hyperlink ns1:id="rId126">
+      <w:hyperlink ns1:id="rId128">
         <w:r>
           <w:rPr>
             <w:rStyle w:val="Hyperlink"/>
@@ -14380,7 +14501,7 @@
         </w:r>
       </w:hyperlink>
     </w:p>
-    <w:bookmarkStart w:id="148" w:name="permissible-values-3"/>
+    <w:bookmarkStart w:id="150" w:name="permissible-values-3"/>
     <w:p>
       <w:pPr>
         <w:pStyle w:val="berschrift3"/>
@@ -14475,7 +14596,7 @@
               <w:pStyle w:val="Compact"/>
               <w:jc w:val="left"/>
             </w:pPr>
-            <w:hyperlink ns1:id="rId127">
+            <w:hyperlink ns1:id="rId129">
               <w:r>
                 <w:rPr>
                   <w:rStyle w:val="Hyperlink"/>
@@ -14532,7 +14653,7 @@
               <w:pStyle w:val="Compact"/>
               <w:jc w:val="left"/>
             </w:pPr>
-            <w:hyperlink ns1:id="rId128">
+            <w:hyperlink ns1:id="rId130">
               <w:r>
                 <w:rPr>
                   <w:rStyle w:val="Hyperlink"/>
@@ -14589,7 +14710,7 @@
               <w:pStyle w:val="Compact"/>
               <w:jc w:val="left"/>
             </w:pPr>
-            <w:hyperlink ns1:id="rId129">
+            <w:hyperlink ns1:id="rId131">
               <w:r>
                 <w:rPr>
                   <w:rStyle w:val="Hyperlink"/>
@@ -14646,7 +14767,7 @@
               <w:pStyle w:val="Compact"/>
               <w:jc w:val="left"/>
             </w:pPr>
-            <w:hyperlink ns1:id="rId130">
+            <w:hyperlink ns1:id="rId132">
               <w:r>
                 <w:rPr>
                   <w:rStyle w:val="Hyperlink"/>
@@ -14703,7 +14824,7 @@
               <w:pStyle w:val="Compact"/>
               <w:jc w:val="left"/>
             </w:pPr>
-            <w:hyperlink ns1:id="rId131">
+            <w:hyperlink ns1:id="rId133">
               <w:r>
                 <w:rPr>
                   <w:rStyle w:val="Hyperlink"/>
@@ -14760,7 +14881,7 @@
               <w:pStyle w:val="Compact"/>
               <w:jc w:val="left"/>
             </w:pPr>
-            <w:hyperlink ns1:id="rId132">
+            <w:hyperlink ns1:id="rId134">
               <w:r>
                 <w:rPr>
                   <w:rStyle w:val="Hyperlink"/>
@@ -14817,7 +14938,7 @@
               <w:pStyle w:val="Compact"/>
               <w:jc w:val="left"/>
             </w:pPr>
-            <w:hyperlink ns1:id="rId133">
+            <w:hyperlink ns1:id="rId135">
               <w:r>
                 <w:rPr>
                   <w:rStyle w:val="Hyperlink"/>
@@ -14874,7 +14995,7 @@
               <w:pStyle w:val="Compact"/>
               <w:jc w:val="left"/>
             </w:pPr>
-            <w:hyperlink ns1:id="rId134">
+            <w:hyperlink ns1:id="rId136">
               <w:r>
                 <w:rPr>
                   <w:rStyle w:val="Hyperlink"/>
@@ -14931,7 +15052,7 @@
               <w:pStyle w:val="Compact"/>
               <w:jc w:val="left"/>
             </w:pPr>
-            <w:hyperlink ns1:id="rId135">
+            <w:hyperlink ns1:id="rId137">
               <w:r>
                 <w:rPr>
                   <w:rStyle w:val="Hyperlink"/>
@@ -14988,7 +15109,7 @@
               <w:pStyle w:val="Compact"/>
               <w:jc w:val="left"/>
             </w:pPr>
-            <w:hyperlink ns1:id="rId136">
+            <w:hyperlink ns1:id="rId138">
               <w:r>
                 <w:rPr>
                   <w:rStyle w:val="Hyperlink"/>
@@ -15045,7 +15166,7 @@
               <w:pStyle w:val="Compact"/>
               <w:jc w:val="left"/>
             </w:pPr>
-            <w:hyperlink ns1:id="rId137">
+            <w:hyperlink ns1:id="rId139">
               <w:r>
                 <w:rPr>
                   <w:rStyle w:val="Hyperlink"/>
@@ -15102,7 +15223,7 @@
               <w:pStyle w:val="Compact"/>
               <w:jc w:val="left"/>
             </w:pPr>
-            <w:hyperlink ns1:id="rId138">
+            <w:hyperlink ns1:id="rId140">
               <w:r>
                 <w:rPr>
                   <w:rStyle w:val="Hyperlink"/>
@@ -15159,7 +15280,7 @@
               <w:pStyle w:val="Compact"/>
               <w:jc w:val="left"/>
             </w:pPr>
-            <w:hyperlink ns1:id="rId139">
+            <w:hyperlink ns1:id="rId141">
               <w:r>
                 <w:rPr>
                   <w:rStyle w:val="Hyperlink"/>
@@ -15216,7 +15337,7 @@
               <w:pStyle w:val="Compact"/>
               <w:jc w:val="left"/>
             </w:pPr>
-            <w:hyperlink ns1:id="rId140">
+            <w:hyperlink ns1:id="rId142">
               <w:r>
                 <w:rPr>
                   <w:rStyle w:val="Hyperlink"/>
@@ -15273,7 +15394,7 @@
               <w:pStyle w:val="Compact"/>
               <w:jc w:val="left"/>
             </w:pPr>
-            <w:hyperlink ns1:id="rId141">
+            <w:hyperlink ns1:id="rId143">
               <w:r>
                 <w:rPr>
                   <w:rStyle w:val="Hyperlink"/>
@@ -15330,7 +15451,7 @@
               <w:pStyle w:val="Compact"/>
               <w:jc w:val="left"/>
             </w:pPr>
-            <w:hyperlink ns1:id="rId142">
+            <w:hyperlink ns1:id="rId144">
               <w:r>
                 <w:rPr>
                   <w:rStyle w:val="Hyperlink"/>
@@ -15387,7 +15508,7 @@
               <w:pStyle w:val="Compact"/>
               <w:jc w:val="left"/>
             </w:pPr>
-            <w:hyperlink ns1:id="rId143">
+            <w:hyperlink ns1:id="rId145">
               <w:r>
                 <w:rPr>
                   <w:rStyle w:val="Hyperlink"/>
@@ -15444,7 +15565,7 @@
               <w:pStyle w:val="Compact"/>
               <w:jc w:val="left"/>
             </w:pPr>
-            <w:hyperlink ns1:id="rId144">
+            <w:hyperlink ns1:id="rId146">
               <w:r>
                 <w:rPr>
                   <w:rStyle w:val="Hyperlink"/>
@@ -15501,7 +15622,7 @@
               <w:pStyle w:val="Compact"/>
               <w:jc w:val="left"/>
             </w:pPr>
-            <w:hyperlink ns1:id="rId145">
+            <w:hyperlink ns1:id="rId147">
               <w:r>
                 <w:rPr>
                   <w:rStyle w:val="Hyperlink"/>
@@ -15558,7 +15679,7 @@
               <w:pStyle w:val="Compact"/>
               <w:jc w:val="left"/>
             </w:pPr>
-            <w:hyperlink ns1:id="rId146">
+            <w:hyperlink ns1:id="rId148">
               <w:r>
                 <w:rPr>
                   <w:rStyle w:val="Hyperlink"/>
@@ -15615,7 +15736,7 @@
               <w:pStyle w:val="Compact"/>
               <w:jc w:val="left"/>
             </w:pPr>
-            <w:hyperlink ns1:id="rId147">
+            <w:hyperlink ns1:id="rId149">
               <w:r>
                 <w:rPr>
                   <w:rStyle w:val="Hyperlink"/>
@@ -15627,15 +15748,15 @@
         </w:tc>
       </w:tr>
     </w:tbl>
-    <w:bookmarkEnd w:id="148"/>
+    <w:bookmarkEnd w:id="150"/>
     <w:p>
       <w:r>
         <w:br w:type="page"/>
       </w:r>
     </w:p>
-    <w:bookmarkEnd w:id="149"/>
-    <w:bookmarkEnd w:id="150"/>
-    <w:bookmarkStart w:id="160" w:name="memberships"/>
+    <w:bookmarkEnd w:id="151"/>
+    <w:bookmarkEnd w:id="152"/>
+    <w:bookmarkStart w:id="164" w:name="memberships"/>
     <w:p>
       <w:pPr>
         <w:pStyle w:val="berschrift1"/>
@@ -15656,7 +15777,7 @@
       <w:pPr>
         <w:numPr>
           <w:ilvl w:val="0"/>
-          <w:numId w:val="1007"/>
+          <w:numId w:val="1009"/>
         </w:numPr>
         <w:pStyle w:val="Compact"/>
       </w:pPr>
@@ -15749,7 +15870,7 @@
       <w:pPr>
         <w:numPr>
           <w:ilvl w:val="0"/>
-          <w:numId w:val="1007"/>
+          <w:numId w:val="1009"/>
         </w:numPr>
         <w:pStyle w:val="Compact"/>
       </w:pPr>
@@ -15801,7 +15922,7 @@
       <w:pPr>
         <w:numPr>
           <w:ilvl w:val="0"/>
-          <w:numId w:val="1007"/>
+          <w:numId w:val="1009"/>
         </w:numPr>
         <w:pStyle w:val="Compact"/>
       </w:pPr>
@@ -15889,7 +16010,7 @@
       <w:pPr>
         <w:numPr>
           <w:ilvl w:val="0"/>
-          <w:numId w:val="1007"/>
+          <w:numId w:val="1009"/>
         </w:numPr>
         <w:pStyle w:val="Compact"/>
       </w:pPr>
@@ -15941,7 +16062,7 @@
       <w:pPr>
         <w:numPr>
           <w:ilvl w:val="0"/>
-          <w:numId w:val="1007"/>
+          <w:numId w:val="1009"/>
         </w:numPr>
         <w:pStyle w:val="Compact"/>
       </w:pPr>
@@ -15998,7 +16119,7 @@
         <w:t xml:space="preserve">with a free-text designation is used.</w:t>
       </w:r>
     </w:p>
-    <w:bookmarkStart w:id="153" w:name="class-membership"/>
+    <w:bookmarkStart w:id="155" w:name="class-membership"/>
     <w:p>
       <w:pPr>
         <w:pStyle w:val="berschrift2"/>
@@ -16027,7 +16148,7 @@
         <w:t xml:space="preserve">__</w:t>
       </w:r>
     </w:p>
-    <w:bookmarkStart w:id="151" w:name="attribute-10"/>
+    <w:bookmarkStart w:id="153" w:name="attribute-10"/>
     <w:p>
       <w:pPr>
         <w:pStyle w:val="berschrift3"/>
@@ -16114,7 +16235,7 @@
               <w:jc w:val="left"/>
             </w:pPr>
             <w:r>
-              <w:t xml:space="preserve">0..1</w:t>
+              <w:t xml:space="preserve">1</w:t>
             </w:r>
             <w:r>
               <w:t xml:space="preserve"> </w:t>
@@ -16168,7 +16289,7 @@
               <w:jc w:val="left"/>
             </w:pPr>
             <w:r>
-              <w:t xml:space="preserve">0..1</w:t>
+              <w:t xml:space="preserve">1</w:t>
             </w:r>
             <w:r>
               <w:t xml:space="preserve"> </w:t>
@@ -17034,8 +17155,8 @@
         </w:tc>
       </w:tr>
     </w:tbl>
-    <w:bookmarkEnd w:id="151"/>
-    <w:bookmarkStart w:id="152" w:name="usages-10"/>
+    <w:bookmarkEnd w:id="153"/>
+    <w:bookmarkStart w:id="154" w:name="usages-10"/>
     <w:p>
       <w:pPr>
         <w:pStyle w:val="berschrift3"/>
@@ -17184,9 +17305,9 @@
         </w:tc>
       </w:tr>
     </w:tbl>
-    <w:bookmarkEnd w:id="152"/>
-    <w:bookmarkEnd w:id="153"/>
-    <w:bookmarkStart w:id="156" w:name="class-roletype"/>
+    <w:bookmarkEnd w:id="154"/>
+    <w:bookmarkEnd w:id="155"/>
+    <w:bookmarkStart w:id="160" w:name="class-roletype"/>
     <w:p>
       <w:pPr>
         <w:pStyle w:val="berschrift2"/>
@@ -17372,7 +17493,7 @@
         <w:t xml:space="preserve">__</w:t>
       </w:r>
     </w:p>
-    <w:bookmarkStart w:id="154" w:name="attribute-11"/>
+    <w:bookmarkStart w:id="157" w:name="attribute-11"/>
     <w:p>
       <w:pPr>
         <w:pStyle w:val="berschrift3"/>
@@ -17587,8 +17708,60 @@
         </w:tc>
       </w:tr>
     </w:tbl>
-    <w:bookmarkEnd w:id="154"/>
-    <w:bookmarkStart w:id="155" w:name="usages-11"/>
+    <w:bookmarkStart w:id="156" w:name="constraints-2"/>
+    <w:p>
+      <w:pPr>
+        <w:pStyle w:val="berschrift5"/>
+      </w:pPr>
+      <w:r>
+        <w:t xml:space="preserve">Constraints</w:t>
+      </w:r>
+    </w:p>
+    <w:p>
+      <w:pPr>
+        <w:pStyle w:val="FirstParagraph"/>
+      </w:pPr>
+      <w:r>
+        <w:t xml:space="preserve">At least one of the following must be set:</w:t>
+      </w:r>
+    </w:p>
+    <w:p>
+      <w:pPr>
+        <w:numPr>
+          <w:ilvl w:val="0"/>
+          <w:numId w:val="1010"/>
+        </w:numPr>
+        <w:pStyle w:val="Compact"/>
+      </w:pPr>
+      <w:hyperlink w:anchor="role_type_enum">
+        <w:r>
+          <w:rPr>
+            <w:rStyle w:val="Hyperlink"/>
+          </w:rPr>
+          <w:t xml:space="preserve">role_type_enum</w:t>
+        </w:r>
+      </w:hyperlink>
+    </w:p>
+    <w:p>
+      <w:pPr>
+        <w:numPr>
+          <w:ilvl w:val="0"/>
+          <w:numId w:val="1010"/>
+        </w:numPr>
+        <w:pStyle w:val="Compact"/>
+      </w:pPr>
+      <w:hyperlink w:anchor="label">
+        <w:r>
+          <w:rPr>
+            <w:rStyle w:val="Hyperlink"/>
+          </w:rPr>
+          <w:t xml:space="preserve">label</w:t>
+        </w:r>
+      </w:hyperlink>
+    </w:p>
+    <w:bookmarkEnd w:id="156"/>
+    <w:bookmarkEnd w:id="157"/>
+    <w:bookmarkStart w:id="159" w:name="usages-11"/>
     <w:p>
       <w:pPr>
         <w:pStyle w:val="berschrift3"/>
@@ -17737,19 +17910,56 @@
         </w:tc>
       </w:tr>
     </w:tbl>
-    <w:bookmarkEnd w:id="155"/>
-    <w:bookmarkEnd w:id="156"/>
-    <w:bookmarkStart w:id="159" w:name="enum-roleenum"/>
+    <w:bookmarkStart w:id="158" w:name="rules"/>
     <w:p>
       <w:pPr>
-        <w:pStyle w:val="berschrift2"/>
-      </w:pPr>
-      <w:r>
-        <w:t xml:space="preserve">Enum: RoleEnum</w:t>
+        <w:pStyle w:val="berschrift5"/>
+      </w:pPr>
+      <w:r>
+        <w:t xml:space="preserve">Rules</w:t>
       </w:r>
     </w:p>
     <w:p>
       <w:pPr>
+        <w:numPr>
+          <w:ilvl w:val="0"/>
+          <w:numId w:val="1011"/>
+        </w:numPr>
+        <w:pStyle w:val="Compact"/>
+      </w:pPr>
+      <w:r>
+        <w:t xml:space="preserve">If the role type is</w:t>
+      </w:r>
+      <w:r>
+        <w:t xml:space="preserve"> </w:t>
+      </w:r>
+      <w:r>
+        <w:t xml:space="preserve">‘</w:t>
+      </w:r>
+      <w:r>
+        <w:t xml:space="preserve">other</w:t>
+      </w:r>
+      <w:r>
+        <w:t xml:space="preserve">’</w:t>
+      </w:r>
+      <w:r>
+        <w:t xml:space="preserve">, a descriptive label must be provided.</w:t>
+      </w:r>
+    </w:p>
+    <w:bookmarkEnd w:id="158"/>
+    <w:bookmarkEnd w:id="159"/>
+    <w:bookmarkEnd w:id="160"/>
+    <w:bookmarkStart w:id="163" w:name="enum-roleenum"/>
+    <w:p>
+      <w:pPr>
+        <w:pStyle w:val="berschrift2"/>
+      </w:pPr>
+      <w:r>
+        <w:t xml:space="preserve">Enum: RoleEnum</w:t>
+      </w:r>
+    </w:p>
+    <w:p>
+      <w:pPr>
         <w:pStyle w:val="FirstParagraph"/>
       </w:pPr>
       <w:r>
@@ -17778,7 +17988,7 @@
       <w:r>
         <w:t xml:space="preserve"> </w:t>
       </w:r>
-      <w:hyperlink ns1:id="rId157">
+      <w:hyperlink ns1:id="rId161">
         <w:r>
           <w:rPr>
             <w:rStyle w:val="Hyperlink"/>
@@ -17787,7 +17997,7 @@
         </w:r>
       </w:hyperlink>
     </w:p>
-    <w:bookmarkStart w:id="158" w:name="permissible-values-4"/>
+    <w:bookmarkStart w:id="162" w:name="permissible-values-4"/>
     <w:p>
       <w:pPr>
         <w:pStyle w:val="berschrift3"/>
@@ -18029,15 +18239,15 @@
         </w:tc>
       </w:tr>
     </w:tbl>
-    <w:bookmarkEnd w:id="158"/>
+    <w:bookmarkEnd w:id="162"/>
     <w:p>
       <w:r>
         <w:br w:type="page"/>
       </w:r>
     </w:p>
-    <w:bookmarkEnd w:id="159"/>
-    <w:bookmarkEnd w:id="160"/>
-    <w:bookmarkStart w:id="224" w:name="interest-links"/>
+    <w:bookmarkEnd w:id="163"/>
+    <w:bookmarkEnd w:id="164"/>
+    <w:bookmarkStart w:id="229" w:name="interest-links"/>
     <w:p>
       <w:pPr>
         <w:pStyle w:val="berschrift1"/>
@@ -18056,7 +18266,7 @@
       <w:r>
         <w:t xml:space="preserve"> </w:t>
       </w:r>
-      <w:hyperlink ns1:id="rId161">
+      <w:hyperlink ns1:id="rId165">
         <w:r>
           <w:rPr>
             <w:rStyle w:val="Hyperlink"/>
@@ -18072,7 +18282,7 @@
       <w:pPr>
         <w:numPr>
           <w:ilvl w:val="0"/>
-          <w:numId w:val="1008"/>
+          <w:numId w:val="1012"/>
         </w:numPr>
         <w:pStyle w:val="Compact"/>
       </w:pPr>
@@ -18162,7 +18372,7 @@
       <w:pPr>
         <w:numPr>
           <w:ilvl w:val="0"/>
-          <w:numId w:val="1008"/>
+          <w:numId w:val="1012"/>
         </w:numPr>
         <w:pStyle w:val="Compact"/>
       </w:pPr>
@@ -18199,7 +18409,7 @@
       <w:pPr>
         <w:numPr>
           <w:ilvl w:val="0"/>
-          <w:numId w:val="1008"/>
+          <w:numId w:val="1012"/>
         </w:numPr>
         <w:pStyle w:val="Compact"/>
       </w:pPr>
@@ -18281,7 +18491,7 @@
       <w:pPr>
         <w:numPr>
           <w:ilvl w:val="0"/>
-          <w:numId w:val="1008"/>
+          <w:numId w:val="1012"/>
         </w:numPr>
         <w:pStyle w:val="Compact"/>
       </w:pPr>
@@ -18358,7 +18568,7 @@
         <w:t xml:space="preserve">In addition to the committee and function within the organisation, it is explicitly recorded whether the position is paid – a central transparency aspect.</w:t>
       </w:r>
     </w:p>
-    <w:bookmarkStart w:id="176" w:name="class-interestlink"/>
+    <w:bookmarkStart w:id="181" w:name="class-interestlink"/>
     <w:p>
       <w:pPr>
         <w:pStyle w:val="berschrift2"/>
@@ -18387,7 +18597,7 @@
         <w:t xml:space="preserve">__</w:t>
       </w:r>
     </w:p>
-    <w:bookmarkStart w:id="162" w:name="attribute-12"/>
+    <w:bookmarkStart w:id="167" w:name="attribute-12"/>
     <w:p>
       <w:pPr>
         <w:pStyle w:val="berschrift3"/>
@@ -18474,6 +18684,116 @@
               <w:jc w:val="left"/>
             </w:pPr>
             <w:r>
+              <w:t xml:space="preserve">1</w:t>
+            </w:r>
+            <w:r>
+              <w:t xml:space="preserve"> </w:t>
+            </w:r>
+            <w:r>
+              <w:t xml:space="preserve"> </w:t>
+            </w:r>
+            <w:hyperlink w:anchor="PersonReference">
+              <w:r>
+                <w:rPr>
+                  <w:rStyle w:val="Hyperlink"/>
+                </w:rPr>
+                <w:t xml:space="preserve">PersonReference</w:t>
+              </w:r>
+            </w:hyperlink>
+          </w:p>
+        </w:tc>
+        <w:tc>
+          <w:tcPr>
+            <w:shd w:val="clear" w:color="auto" w:fill="F2F2F2"/>
+          </w:tcPr>
+          <w:p>
+            <w:pPr>
+              <w:pStyle w:val="Compact"/>
+              <w:jc w:val="left"/>
+            </w:pPr>
+            <w:r>
+              <w:t xml:space="preserve">Reference to a person with snapshot data at time of linking.</w:t>
+            </w:r>
+          </w:p>
+        </w:tc>
+      </w:tr>
+      <w:tr>
+        <w:tc>
+          <w:tcPr/>
+          <w:p>
+            <w:pPr>
+              <w:pStyle w:val="Compact"/>
+              <w:jc w:val="left"/>
+            </w:pPr>
+            <w:r>
+              <w:t xml:space="preserve">interest_type</w:t>
+            </w:r>
+          </w:p>
+        </w:tc>
+        <w:tc>
+          <w:tcPr/>
+          <w:p>
+            <w:pPr>
+              <w:pStyle w:val="Compact"/>
+              <w:jc w:val="left"/>
+            </w:pPr>
+            <w:r>
+              <w:t xml:space="preserve">1</w:t>
+            </w:r>
+            <w:r>
+              <w:t xml:space="preserve"> </w:t>
+            </w:r>
+            <w:r>
+              <w:t xml:space="preserve"> </w:t>
+            </w:r>
+            <w:hyperlink w:anchor="InterestTypeEnum">
+              <w:r>
+                <w:rPr>
+                  <w:rStyle w:val="Hyperlink"/>
+                </w:rPr>
+                <w:t xml:space="preserve">InterestTypeEnum</w:t>
+              </w:r>
+            </w:hyperlink>
+          </w:p>
+        </w:tc>
+        <w:tc>
+          <w:tcPr/>
+          <w:p>
+            <w:pPr>
+              <w:pStyle w:val="Compact"/>
+              <w:jc w:val="left"/>
+            </w:pPr>
+            <w:r>
+              <w:t xml:space="preserve">Type of interest link (professional activity, political office, association).</w:t>
+            </w:r>
+          </w:p>
+        </w:tc>
+      </w:tr>
+      <w:tr>
+        <w:tc>
+          <w:tcPr>
+            <w:shd w:val="clear" w:color="auto" w:fill="F2F2F2"/>
+          </w:tcPr>
+          <w:p>
+            <w:pPr>
+              <w:pStyle w:val="Compact"/>
+              <w:jc w:val="left"/>
+            </w:pPr>
+            <w:r>
+              <w:t xml:space="preserve">organization_name</w:t>
+            </w:r>
+          </w:p>
+        </w:tc>
+        <w:tc>
+          <w:tcPr>
+            <w:shd w:val="clear" w:color="auto" w:fill="F2F2F2"/>
+          </w:tcPr>
+          <w:p>
+            <w:pPr>
+              <w:pStyle w:val="Compact"/>
+              <w:jc w:val="left"/>
+            </w:pPr>
+            <w:r>
               <w:t xml:space="preserve">0..1</w:t>
             </w:r>
             <w:r>
@@ -18482,46 +18802,449 @@
             <w:r>
               <w:t xml:space="preserve"> </w:t>
             </w:r>
-            <w:hyperlink w:anchor="PersonReference">
-              <w:r>
-                <w:rPr>
-                  <w:rStyle w:val="Hyperlink"/>
-                </w:rPr>
-                <w:t xml:space="preserve">PersonReference</w:t>
-              </w:r>
-            </w:hyperlink>
-          </w:p>
-        </w:tc>
-        <w:tc>
-          <w:tcPr>
-            <w:shd w:val="clear" w:color="auto" w:fill="F2F2F2"/>
-          </w:tcPr>
-          <w:p>
-            <w:pPr>
-              <w:pStyle w:val="Compact"/>
-              <w:jc w:val="left"/>
-            </w:pPr>
-            <w:r>
-              <w:t xml:space="preserve">Reference to a person with snapshot data at time of linking.</w:t>
-            </w:r>
-          </w:p>
-        </w:tc>
-      </w:tr>
-      <w:tr>
-        <w:tc>
-          <w:tcPr/>
-          <w:p>
-            <w:pPr>
-              <w:pStyle w:val="Compact"/>
-              <w:jc w:val="left"/>
-            </w:pPr>
-            <w:r>
-              <w:t xml:space="preserve">interest_type</w:t>
-            </w:r>
-          </w:p>
-        </w:tc>
-        <w:tc>
-          <w:tcPr/>
+            <w:hyperlink w:anchor="String">
+              <w:r>
+                <w:rPr>
+                  <w:rStyle w:val="Hyperlink"/>
+                </w:rPr>
+                <w:t xml:space="preserve">String</w:t>
+              </w:r>
+            </w:hyperlink>
+          </w:p>
+        </w:tc>
+        <w:tc>
+          <w:tcPr>
+            <w:shd w:val="clear" w:color="auto" w:fill="F2F2F2"/>
+          </w:tcPr>
+          <w:p>
+            <w:pPr>
+              <w:pStyle w:val="Compact"/>
+              <w:jc w:val="left"/>
+            </w:pPr>
+            <w:r>
+              <w:t xml:space="preserve">Name of the organization or enterprise.</w:t>
+            </w:r>
+          </w:p>
+        </w:tc>
+      </w:tr>
+      <w:tr>
+        <w:tc>
+          <w:tcPr/>
+          <w:p>
+            <w:pPr>
+              <w:pStyle w:val="Compact"/>
+              <w:jc w:val="left"/>
+            </w:pPr>
+            <w:r>
+              <w:t xml:space="preserve">organization_uid</w:t>
+            </w:r>
+          </w:p>
+        </w:tc>
+        <w:tc>
+          <w:tcPr/>
+          <w:p>
+            <w:pPr>
+              <w:pStyle w:val="Compact"/>
+              <w:jc w:val="left"/>
+            </w:pPr>
+            <w:r>
+              <w:t xml:space="preserve">0..1</w:t>
+            </w:r>
+            <w:r>
+              <w:t xml:space="preserve"> </w:t>
+            </w:r>
+            <w:r>
+              <w:t xml:space="preserve"> </w:t>
+            </w:r>
+            <w:hyperlink w:anchor="String">
+              <w:r>
+                <w:rPr>
+                  <w:rStyle w:val="Hyperlink"/>
+                </w:rPr>
+                <w:t xml:space="preserve">String</w:t>
+              </w:r>
+            </w:hyperlink>
+          </w:p>
+        </w:tc>
+        <w:tc>
+          <w:tcPr/>
+          <w:p>
+            <w:pPr>
+              <w:pStyle w:val="Compact"/>
+              <w:jc w:val="left"/>
+            </w:pPr>
+            <w:r>
+              <w:t xml:space="preserve">UID of the organization (eCH-0097 format: CHE-XXX.XXX.XXX) from the federal UID register (uid.admin.ch).</w:t>
+            </w:r>
+          </w:p>
+        </w:tc>
+      </w:tr>
+      <w:tr>
+        <w:tc>
+          <w:tcPr>
+            <w:shd w:val="clear" w:color="auto" w:fill="F2F2F2"/>
+          </w:tcPr>
+          <w:p>
+            <w:pPr>
+              <w:pStyle w:val="Compact"/>
+              <w:jc w:val="left"/>
+            </w:pPr>
+            <w:r>
+              <w:t xml:space="preserve">organization_address</w:t>
+            </w:r>
+          </w:p>
+        </w:tc>
+        <w:tc>
+          <w:tcPr>
+            <w:shd w:val="clear" w:color="auto" w:fill="F2F2F2"/>
+          </w:tcPr>
+          <w:p>
+            <w:pPr>
+              <w:pStyle w:val="Compact"/>
+              <w:jc w:val="left"/>
+            </w:pPr>
+            <w:r>
+              <w:t xml:space="preserve">0..1</w:t>
+            </w:r>
+            <w:r>
+              <w:t xml:space="preserve"> </w:t>
+            </w:r>
+            <w:r>
+              <w:t xml:space="preserve"> </w:t>
+            </w:r>
+            <w:hyperlink w:anchor="String">
+              <w:r>
+                <w:rPr>
+                  <w:rStyle w:val="Hyperlink"/>
+                </w:rPr>
+                <w:t xml:space="preserve">String</w:t>
+              </w:r>
+            </w:hyperlink>
+          </w:p>
+        </w:tc>
+        <w:tc>
+          <w:tcPr>
+            <w:shd w:val="clear" w:color="auto" w:fill="F2F2F2"/>
+          </w:tcPr>
+          <w:p>
+            <w:pPr>
+              <w:pStyle w:val="Compact"/>
+              <w:jc w:val="left"/>
+            </w:pPr>
+            <w:r>
+              <w:t xml:space="preserve">Address of the organization.</w:t>
+            </w:r>
+          </w:p>
+        </w:tc>
+      </w:tr>
+      <w:tr>
+        <w:tc>
+          <w:tcPr/>
+          <w:p>
+            <w:pPr>
+              <w:pStyle w:val="Compact"/>
+              <w:jc w:val="left"/>
+            </w:pPr>
+            <w:r>
+              <w:t xml:space="preserve">legal_form</w:t>
+            </w:r>
+          </w:p>
+        </w:tc>
+        <w:tc>
+          <w:tcPr/>
+          <w:p>
+            <w:pPr>
+              <w:pStyle w:val="Compact"/>
+              <w:jc w:val="left"/>
+            </w:pPr>
+            <w:r>
+              <w:t xml:space="preserve">0..1</w:t>
+            </w:r>
+            <w:r>
+              <w:t xml:space="preserve"> </w:t>
+            </w:r>
+            <w:r>
+              <w:t xml:space="preserve"> </w:t>
+            </w:r>
+            <w:hyperlink w:anchor="LegalFormEnum">
+              <w:r>
+                <w:rPr>
+                  <w:rStyle w:val="Hyperlink"/>
+                </w:rPr>
+                <w:t xml:space="preserve">LegalFormEnum</w:t>
+              </w:r>
+            </w:hyperlink>
+          </w:p>
+        </w:tc>
+        <w:tc>
+          <w:tcPr/>
+          <w:p>
+            <w:pPr>
+              <w:pStyle w:val="Compact"/>
+              <w:jc w:val="left"/>
+            </w:pPr>
+            <w:r>
+              <w:t xml:space="preserve">Legal form of the organization. See controlled vocabulary: https://register.ld.admin.ch/i14y/concept/legalForm</w:t>
+            </w:r>
+          </w:p>
+        </w:tc>
+      </w:tr>
+      <w:tr>
+        <w:tc>
+          <w:tcPr>
+            <w:shd w:val="clear" w:color="auto" w:fill="F2F2F2"/>
+          </w:tcPr>
+          <w:p>
+            <w:pPr>
+              <w:pStyle w:val="Compact"/>
+              <w:jc w:val="left"/>
+            </w:pPr>
+            <w:r>
+              <w:t xml:space="preserve">is_paid</w:t>
+            </w:r>
+          </w:p>
+        </w:tc>
+        <w:tc>
+          <w:tcPr>
+            <w:shd w:val="clear" w:color="auto" w:fill="F2F2F2"/>
+          </w:tcPr>
+          <w:p>
+            <w:pPr>
+              <w:pStyle w:val="Compact"/>
+              <w:jc w:val="left"/>
+            </w:pPr>
+            <w:r>
+              <w:t xml:space="preserve">0..1</w:t>
+            </w:r>
+            <w:r>
+              <w:t xml:space="preserve"> </w:t>
+            </w:r>
+            <w:r>
+              <w:t xml:space="preserve"> </w:t>
+            </w:r>
+            <w:hyperlink w:anchor="Boolean">
+              <w:r>
+                <w:rPr>
+                  <w:rStyle w:val="Hyperlink"/>
+                </w:rPr>
+                <w:t xml:space="preserve">Boolean</w:t>
+              </w:r>
+            </w:hyperlink>
+          </w:p>
+        </w:tc>
+        <w:tc>
+          <w:tcPr>
+            <w:shd w:val="clear" w:color="auto" w:fill="F2F2F2"/>
+          </w:tcPr>
+          <w:p>
+            <w:pPr>
+              <w:pStyle w:val="Compact"/>
+              <w:jc w:val="left"/>
+            </w:pPr>
+            <w:r>
+              <w:t xml:space="preserve">Indicates if the position is paid.</w:t>
+            </w:r>
+          </w:p>
+        </w:tc>
+      </w:tr>
+      <w:tr>
+        <w:tc>
+          <w:tcPr/>
+          <w:p>
+            <w:pPr>
+              <w:pStyle w:val="Compact"/>
+              <w:jc w:val="left"/>
+            </w:pPr>
+            <w:r>
+              <w:t xml:space="preserve">committee</w:t>
+            </w:r>
+          </w:p>
+        </w:tc>
+        <w:tc>
+          <w:tcPr/>
+          <w:p>
+            <w:pPr>
+              <w:pStyle w:val="Compact"/>
+              <w:jc w:val="left"/>
+            </w:pPr>
+            <w:r>
+              <w:t xml:space="preserve">0..1</w:t>
+            </w:r>
+            <w:r>
+              <w:t xml:space="preserve"> </w:t>
+            </w:r>
+            <w:r>
+              <w:t xml:space="preserve"> </w:t>
+            </w:r>
+            <w:hyperlink w:anchor="String">
+              <w:r>
+                <w:rPr>
+                  <w:rStyle w:val="Hyperlink"/>
+                </w:rPr>
+                <w:t xml:space="preserve">String</w:t>
+              </w:r>
+            </w:hyperlink>
+          </w:p>
+        </w:tc>
+        <w:tc>
+          <w:tcPr/>
+          <w:p>
+            <w:pPr>
+              <w:pStyle w:val="Compact"/>
+              <w:jc w:val="left"/>
+            </w:pPr>
+            <w:r>
+              <w:t xml:space="preserve">Committee or board within the organization (e.g., Verwaltungsrat, Stiftungsrat, Vorstand, Aufsichtsrat, Beirat, Geschäftsleitung).</w:t>
+            </w:r>
+          </w:p>
+        </w:tc>
+      </w:tr>
+      <w:tr>
+        <w:tc>
+          <w:tcPr>
+            <w:shd w:val="clear" w:color="auto" w:fill="F2F2F2"/>
+          </w:tcPr>
+          <w:p>
+            <w:pPr>
+              <w:pStyle w:val="Compact"/>
+              <w:jc w:val="left"/>
+            </w:pPr>
+            <w:r>
+              <w:t xml:space="preserve">function_role</w:t>
+            </w:r>
+          </w:p>
+        </w:tc>
+        <w:tc>
+          <w:tcPr>
+            <w:shd w:val="clear" w:color="auto" w:fill="F2F2F2"/>
+          </w:tcPr>
+          <w:p>
+            <w:pPr>
+              <w:pStyle w:val="Compact"/>
+              <w:jc w:val="left"/>
+            </w:pPr>
+            <w:r>
+              <w:t xml:space="preserve">0..1</w:t>
+            </w:r>
+            <w:r>
+              <w:t xml:space="preserve"> </w:t>
+            </w:r>
+            <w:r>
+              <w:t xml:space="preserve"> </w:t>
+            </w:r>
+            <w:hyperlink w:anchor="String">
+              <w:r>
+                <w:rPr>
+                  <w:rStyle w:val="Hyperlink"/>
+                </w:rPr>
+                <w:t xml:space="preserve">String</w:t>
+              </w:r>
+            </w:hyperlink>
+          </w:p>
+        </w:tc>
+        <w:tc>
+          <w:tcPr>
+            <w:shd w:val="clear" w:color="auto" w:fill="F2F2F2"/>
+          </w:tcPr>
+          <w:p>
+            <w:pPr>
+              <w:pStyle w:val="Compact"/>
+              <w:jc w:val="left"/>
+            </w:pPr>
+            <w:r>
+              <w:t xml:space="preserve">Function or role in the organization (e.g., Präsident/in, Vizepräsident/in, Mitglied, Delegierter, Geschäftsführer/in, Berater/in).</w:t>
+            </w:r>
+          </w:p>
+        </w:tc>
+      </w:tr>
+      <w:tr>
+        <w:tc>
+          <w:tcPr/>
+          <w:p>
+            <w:pPr>
+              <w:pStyle w:val="Compact"/>
+              <w:jc w:val="left"/>
+            </w:pPr>
+            <w:r>
+              <w:t xml:space="preserve">local_id</w:t>
+            </w:r>
+          </w:p>
+        </w:tc>
+        <w:tc>
+          <w:tcPr/>
+          <w:p>
+            <w:pPr>
+              <w:pStyle w:val="Compact"/>
+              <w:jc w:val="left"/>
+            </w:pPr>
+            <w:r>
+              <w:t xml:space="preserve">0..1</w:t>
+            </w:r>
+            <w:r>
+              <w:t xml:space="preserve"> </w:t>
+            </w:r>
+            <w:r>
+              <w:t xml:space="preserve"> </w:t>
+            </w:r>
+            <w:hyperlink w:anchor="String">
+              <w:r>
+                <w:rPr>
+                  <w:rStyle w:val="Hyperlink"/>
+                </w:rPr>
+                <w:t xml:space="preserve">String</w:t>
+              </w:r>
+            </w:hyperlink>
+          </w:p>
+        </w:tc>
+        <w:tc>
+          <w:tcPr/>
+          <w:p>
+            <w:pPr>
+              <w:pStyle w:val="Compact"/>
+              <w:jc w:val="left"/>
+            </w:pPr>
+            <w:r>
+              <w:t xml:space="preserve">Local identifier. For example, a UUID from the council information system.</w:t>
+            </w:r>
+            <w:r>
+              <w:t xml:space="preserve"> </w:t>
+            </w:r>
+            <w:r>
+              <w:t xml:space="preserve">Inheritance:</w:t>
+            </w:r>
+            <w:r>
+              <w:t xml:space="preserve"> </w:t>
+            </w:r>
+            <w:hyperlink w:anchor="HasIdentification">
+              <w:r>
+                <w:rPr>
+                  <w:rStyle w:val="Hyperlink"/>
+                </w:rPr>
+                <w:t xml:space="preserve">HasIdentification</w:t>
+              </w:r>
+            </w:hyperlink>
+          </w:p>
+        </w:tc>
+      </w:tr>
+      <w:tr>
+        <w:tc>
+          <w:tcPr>
+            <w:shd w:val="clear" w:color="auto" w:fill="F2F2F2"/>
+          </w:tcPr>
+          <w:p>
+            <w:pPr>
+              <w:pStyle w:val="Compact"/>
+              <w:jc w:val="left"/>
+            </w:pPr>
+            <w:r>
+              <w:t xml:space="preserve">global_uri</w:t>
+            </w:r>
+          </w:p>
+        </w:tc>
+        <w:tc>
+          <w:tcPr>
+            <w:shd w:val="clear" w:color="auto" w:fill="F2F2F2"/>
+          </w:tcPr>
           <w:p>
             <w:pPr>
               <w:pStyle w:val="Compact"/>
@@ -18536,48 +19259,63 @@
             <w:r>
               <w:t xml:space="preserve"> </w:t>
             </w:r>
-            <w:hyperlink w:anchor="InterestTypeEnum">
-              <w:r>
-                <w:rPr>
-                  <w:rStyle w:val="Hyperlink"/>
-                </w:rPr>
-                <w:t xml:space="preserve">InterestTypeEnum</w:t>
-              </w:r>
-            </w:hyperlink>
-          </w:p>
-        </w:tc>
-        <w:tc>
-          <w:tcPr/>
-          <w:p>
-            <w:pPr>
-              <w:pStyle w:val="Compact"/>
-              <w:jc w:val="left"/>
-            </w:pPr>
-            <w:r>
-              <w:t xml:space="preserve">Type of interest link (professional activity, political office, association).</w:t>
-            </w:r>
-          </w:p>
-        </w:tc>
-      </w:tr>
-      <w:tr>
-        <w:tc>
-          <w:tcPr>
-            <w:shd w:val="clear" w:color="auto" w:fill="F2F2F2"/>
-          </w:tcPr>
-          <w:p>
-            <w:pPr>
-              <w:pStyle w:val="Compact"/>
-              <w:jc w:val="left"/>
-            </w:pPr>
-            <w:r>
-              <w:t xml:space="preserve">organization_name</w:t>
-            </w:r>
-          </w:p>
-        </w:tc>
-        <w:tc>
-          <w:tcPr>
-            <w:shd w:val="clear" w:color="auto" w:fill="F2F2F2"/>
-          </w:tcPr>
+            <w:hyperlink w:anchor="Uriorcurie">
+              <w:r>
+                <w:rPr>
+                  <w:rStyle w:val="Hyperlink"/>
+                </w:rPr>
+                <w:t xml:space="preserve">Uriorcurie</w:t>
+              </w:r>
+            </w:hyperlink>
+          </w:p>
+        </w:tc>
+        <w:tc>
+          <w:tcPr>
+            <w:shd w:val="clear" w:color="auto" w:fill="F2F2F2"/>
+          </w:tcPr>
+          <w:p>
+            <w:pPr>
+              <w:pStyle w:val="Compact"/>
+              <w:jc w:val="left"/>
+            </w:pPr>
+            <w:r>
+              <w:t xml:space="preserve">A unique, globally valid URI for the entity.</w:t>
+            </w:r>
+            <w:r>
+              <w:t xml:space="preserve"> </w:t>
+            </w:r>
+            <w:r>
+              <w:t xml:space="preserve">Inheritance:</w:t>
+            </w:r>
+            <w:r>
+              <w:t xml:space="preserve"> </w:t>
+            </w:r>
+            <w:hyperlink w:anchor="HasIdentification">
+              <w:r>
+                <w:rPr>
+                  <w:rStyle w:val="Hyperlink"/>
+                </w:rPr>
+                <w:t xml:space="preserve">HasIdentification</w:t>
+              </w:r>
+            </w:hyperlink>
+          </w:p>
+        </w:tc>
+      </w:tr>
+      <w:tr>
+        <w:tc>
+          <w:tcPr/>
+          <w:p>
+            <w:pPr>
+              <w:pStyle w:val="Compact"/>
+              <w:jc w:val="left"/>
+            </w:pPr>
+            <w:r>
+              <w:t xml:space="preserve">wikidata_uri</w:t>
+            </w:r>
+          </w:p>
+        </w:tc>
+        <w:tc>
+          <w:tcPr/>
           <w:p>
             <w:pPr>
               <w:pStyle w:val="Compact"/>
@@ -18592,46 +19330,65 @@
             <w:r>
               <w:t xml:space="preserve"> </w:t>
             </w:r>
-            <w:hyperlink w:anchor="String">
-              <w:r>
-                <w:rPr>
-                  <w:rStyle w:val="Hyperlink"/>
-                </w:rPr>
-                <w:t xml:space="preserve">String</w:t>
-              </w:r>
-            </w:hyperlink>
-          </w:p>
-        </w:tc>
-        <w:tc>
-          <w:tcPr>
-            <w:shd w:val="clear" w:color="auto" w:fill="F2F2F2"/>
-          </w:tcPr>
-          <w:p>
-            <w:pPr>
-              <w:pStyle w:val="Compact"/>
-              <w:jc w:val="left"/>
-            </w:pPr>
-            <w:r>
-              <w:t xml:space="preserve">Name of the organization or enterprise.</w:t>
-            </w:r>
-          </w:p>
-        </w:tc>
-      </w:tr>
-      <w:tr>
-        <w:tc>
-          <w:tcPr/>
-          <w:p>
-            <w:pPr>
-              <w:pStyle w:val="Compact"/>
-              <w:jc w:val="left"/>
-            </w:pPr>
-            <w:r>
-              <w:t xml:space="preserve">organization_uid</w:t>
-            </w:r>
-          </w:p>
-        </w:tc>
-        <w:tc>
-          <w:tcPr/>
+            <w:hyperlink w:anchor="Uriorcurie">
+              <w:r>
+                <w:rPr>
+                  <w:rStyle w:val="Hyperlink"/>
+                </w:rPr>
+                <w:t xml:space="preserve">Uriorcurie</w:t>
+              </w:r>
+            </w:hyperlink>
+          </w:p>
+        </w:tc>
+        <w:tc>
+          <w:tcPr/>
+          <w:p>
+            <w:pPr>
+              <w:pStyle w:val="Compact"/>
+              <w:jc w:val="left"/>
+            </w:pPr>
+            <w:r>
+              <w:t xml:space="preserve">A URI that refers to a Wikidata entity, e.g. http://www.wikidata.org/entity/Q39 for Switzerland.</w:t>
+            </w:r>
+            <w:r>
+              <w:t xml:space="preserve"> </w:t>
+            </w:r>
+            <w:r>
+              <w:t xml:space="preserve">Inheritance:</w:t>
+            </w:r>
+            <w:r>
+              <w:t xml:space="preserve"> </w:t>
+            </w:r>
+            <w:hyperlink w:anchor="HasIdentification">
+              <w:r>
+                <w:rPr>
+                  <w:rStyle w:val="Hyperlink"/>
+                </w:rPr>
+                <w:t xml:space="preserve">HasIdentification</w:t>
+              </w:r>
+            </w:hyperlink>
+          </w:p>
+        </w:tc>
+      </w:tr>
+      <w:tr>
+        <w:tc>
+          <w:tcPr>
+            <w:shd w:val="clear" w:color="auto" w:fill="F2F2F2"/>
+          </w:tcPr>
+          <w:p>
+            <w:pPr>
+              <w:pStyle w:val="Compact"/>
+              <w:jc w:val="left"/>
+            </w:pPr>
+            <w:r>
+              <w:t xml:space="preserve">date_created</w:t>
+            </w:r>
+          </w:p>
+        </w:tc>
+        <w:tc>
+          <w:tcPr>
+            <w:shd w:val="clear" w:color="auto" w:fill="F2F2F2"/>
+          </w:tcPr>
           <w:p>
             <w:pPr>
               <w:pStyle w:val="Compact"/>
@@ -18646,48 +19403,63 @@
             <w:r>
               <w:t xml:space="preserve"> </w:t>
             </w:r>
-            <w:hyperlink w:anchor="String">
-              <w:r>
-                <w:rPr>
-                  <w:rStyle w:val="Hyperlink"/>
-                </w:rPr>
-                <w:t xml:space="preserve">String</w:t>
-              </w:r>
-            </w:hyperlink>
-          </w:p>
-        </w:tc>
-        <w:tc>
-          <w:tcPr/>
-          <w:p>
-            <w:pPr>
-              <w:pStyle w:val="Compact"/>
-              <w:jc w:val="left"/>
-            </w:pPr>
-            <w:r>
-              <w:t xml:space="preserve">UID of the organization (eCH-0097 format: CHE-XXX.XXX.XXX) from the federal UID register (uid.admin.ch).</w:t>
-            </w:r>
-          </w:p>
-        </w:tc>
-      </w:tr>
-      <w:tr>
-        <w:tc>
-          <w:tcPr>
-            <w:shd w:val="clear" w:color="auto" w:fill="F2F2F2"/>
-          </w:tcPr>
-          <w:p>
-            <w:pPr>
-              <w:pStyle w:val="Compact"/>
-              <w:jc w:val="left"/>
-            </w:pPr>
-            <w:r>
-              <w:t xml:space="preserve">organization_address</w:t>
-            </w:r>
-          </w:p>
-        </w:tc>
-        <w:tc>
-          <w:tcPr>
-            <w:shd w:val="clear" w:color="auto" w:fill="F2F2F2"/>
-          </w:tcPr>
+            <w:hyperlink w:anchor="Date">
+              <w:r>
+                <w:rPr>
+                  <w:rStyle w:val="Hyperlink"/>
+                </w:rPr>
+                <w:t xml:space="preserve">Date</w:t>
+              </w:r>
+            </w:hyperlink>
+          </w:p>
+        </w:tc>
+        <w:tc>
+          <w:tcPr>
+            <w:shd w:val="clear" w:color="auto" w:fill="F2F2F2"/>
+          </w:tcPr>
+          <w:p>
+            <w:pPr>
+              <w:pStyle w:val="Compact"/>
+              <w:jc w:val="left"/>
+            </w:pPr>
+            <w:r>
+              <w:t xml:space="preserve">The date when an entity was created.</w:t>
+            </w:r>
+            <w:r>
+              <w:t xml:space="preserve"> </w:t>
+            </w:r>
+            <w:r>
+              <w:t xml:space="preserve">Inheritance:</w:t>
+            </w:r>
+            <w:r>
+              <w:t xml:space="preserve"> </w:t>
+            </w:r>
+            <w:hyperlink w:anchor="HasCreationModificationDates">
+              <w:r>
+                <w:rPr>
+                  <w:rStyle w:val="Hyperlink"/>
+                </w:rPr>
+                <w:t xml:space="preserve">HasCreationModificationDates</w:t>
+              </w:r>
+            </w:hyperlink>
+          </w:p>
+        </w:tc>
+      </w:tr>
+      <w:tr>
+        <w:tc>
+          <w:tcPr/>
+          <w:p>
+            <w:pPr>
+              <w:pStyle w:val="Compact"/>
+              <w:jc w:val="left"/>
+            </w:pPr>
+            <w:r>
+              <w:t xml:space="preserve">datetime_created</w:t>
+            </w:r>
+          </w:p>
+        </w:tc>
+        <w:tc>
+          <w:tcPr/>
           <w:p>
             <w:pPr>
               <w:pStyle w:val="Compact"/>
@@ -18702,46 +19474,65 @@
             <w:r>
               <w:t xml:space="preserve"> </w:t>
             </w:r>
-            <w:hyperlink w:anchor="String">
-              <w:r>
-                <w:rPr>
-                  <w:rStyle w:val="Hyperlink"/>
-                </w:rPr>
-                <w:t xml:space="preserve">String</w:t>
-              </w:r>
-            </w:hyperlink>
-          </w:p>
-        </w:tc>
-        <w:tc>
-          <w:tcPr>
-            <w:shd w:val="clear" w:color="auto" w:fill="F2F2F2"/>
-          </w:tcPr>
-          <w:p>
-            <w:pPr>
-              <w:pStyle w:val="Compact"/>
-              <w:jc w:val="left"/>
-            </w:pPr>
-            <w:r>
-              <w:t xml:space="preserve">Address of the organization.</w:t>
-            </w:r>
-          </w:p>
-        </w:tc>
-      </w:tr>
-      <w:tr>
-        <w:tc>
-          <w:tcPr/>
-          <w:p>
-            <w:pPr>
-              <w:pStyle w:val="Compact"/>
-              <w:jc w:val="left"/>
-            </w:pPr>
-            <w:r>
-              <w:t xml:space="preserve">legal_form</w:t>
-            </w:r>
-          </w:p>
-        </w:tc>
-        <w:tc>
-          <w:tcPr/>
+            <w:hyperlink w:anchor="Datetime">
+              <w:r>
+                <w:rPr>
+                  <w:rStyle w:val="Hyperlink"/>
+                </w:rPr>
+                <w:t xml:space="preserve">Datetime</w:t>
+              </w:r>
+            </w:hyperlink>
+          </w:p>
+        </w:tc>
+        <w:tc>
+          <w:tcPr/>
+          <w:p>
+            <w:pPr>
+              <w:pStyle w:val="Compact"/>
+              <w:jc w:val="left"/>
+            </w:pPr>
+            <w:r>
+              <w:t xml:space="preserve">The date and time when an entity was created.</w:t>
+            </w:r>
+            <w:r>
+              <w:t xml:space="preserve"> </w:t>
+            </w:r>
+            <w:r>
+              <w:t xml:space="preserve">Inheritance:</w:t>
+            </w:r>
+            <w:r>
+              <w:t xml:space="preserve"> </w:t>
+            </w:r>
+            <w:hyperlink w:anchor="HasCreationModificationDates">
+              <w:r>
+                <w:rPr>
+                  <w:rStyle w:val="Hyperlink"/>
+                </w:rPr>
+                <w:t xml:space="preserve">HasCreationModificationDates</w:t>
+              </w:r>
+            </w:hyperlink>
+          </w:p>
+        </w:tc>
+      </w:tr>
+      <w:tr>
+        <w:tc>
+          <w:tcPr>
+            <w:shd w:val="clear" w:color="auto" w:fill="F2F2F2"/>
+          </w:tcPr>
+          <w:p>
+            <w:pPr>
+              <w:pStyle w:val="Compact"/>
+              <w:jc w:val="left"/>
+            </w:pPr>
+            <w:r>
+              <w:t xml:space="preserve">date_modified</w:t>
+            </w:r>
+          </w:p>
+        </w:tc>
+        <w:tc>
+          <w:tcPr>
+            <w:shd w:val="clear" w:color="auto" w:fill="F2F2F2"/>
+          </w:tcPr>
           <w:p>
             <w:pPr>
               <w:pStyle w:val="Compact"/>
@@ -18756,48 +19547,63 @@
             <w:r>
               <w:t xml:space="preserve"> </w:t>
             </w:r>
-            <w:hyperlink w:anchor="LegalFormEnum">
-              <w:r>
-                <w:rPr>
-                  <w:rStyle w:val="Hyperlink"/>
-                </w:rPr>
-                <w:t xml:space="preserve">LegalFormEnum</w:t>
-              </w:r>
-            </w:hyperlink>
-          </w:p>
-        </w:tc>
-        <w:tc>
-          <w:tcPr/>
-          <w:p>
-            <w:pPr>
-              <w:pStyle w:val="Compact"/>
-              <w:jc w:val="left"/>
-            </w:pPr>
-            <w:r>
-              <w:t xml:space="preserve">Legal form of the organization. See controlled vocabulary: https://register.ld.admin.ch/i14y/concept/legalForm</w:t>
-            </w:r>
-          </w:p>
-        </w:tc>
-      </w:tr>
-      <w:tr>
-        <w:tc>
-          <w:tcPr>
-            <w:shd w:val="clear" w:color="auto" w:fill="F2F2F2"/>
-          </w:tcPr>
-          <w:p>
-            <w:pPr>
-              <w:pStyle w:val="Compact"/>
-              <w:jc w:val="left"/>
-            </w:pPr>
-            <w:r>
-              <w:t xml:space="preserve">is_paid</w:t>
-            </w:r>
-          </w:p>
-        </w:tc>
-        <w:tc>
-          <w:tcPr>
-            <w:shd w:val="clear" w:color="auto" w:fill="F2F2F2"/>
-          </w:tcPr>
+            <w:hyperlink w:anchor="Date">
+              <w:r>
+                <w:rPr>
+                  <w:rStyle w:val="Hyperlink"/>
+                </w:rPr>
+                <w:t xml:space="preserve">Date</w:t>
+              </w:r>
+            </w:hyperlink>
+          </w:p>
+        </w:tc>
+        <w:tc>
+          <w:tcPr>
+            <w:shd w:val="clear" w:color="auto" w:fill="F2F2F2"/>
+          </w:tcPr>
+          <w:p>
+            <w:pPr>
+              <w:pStyle w:val="Compact"/>
+              <w:jc w:val="left"/>
+            </w:pPr>
+            <w:r>
+              <w:t xml:space="preserve">The date when an entity was last modified.</w:t>
+            </w:r>
+            <w:r>
+              <w:t xml:space="preserve"> </w:t>
+            </w:r>
+            <w:r>
+              <w:t xml:space="preserve">Inheritance:</w:t>
+            </w:r>
+            <w:r>
+              <w:t xml:space="preserve"> </w:t>
+            </w:r>
+            <w:hyperlink w:anchor="HasCreationModificationDates">
+              <w:r>
+                <w:rPr>
+                  <w:rStyle w:val="Hyperlink"/>
+                </w:rPr>
+                <w:t xml:space="preserve">HasCreationModificationDates</w:t>
+              </w:r>
+            </w:hyperlink>
+          </w:p>
+        </w:tc>
+      </w:tr>
+      <w:tr>
+        <w:tc>
+          <w:tcPr/>
+          <w:p>
+            <w:pPr>
+              <w:pStyle w:val="Compact"/>
+              <w:jc w:val="left"/>
+            </w:pPr>
+            <w:r>
+              <w:t xml:space="preserve">datetime_modified</w:t>
+            </w:r>
+          </w:p>
+        </w:tc>
+        <w:tc>
+          <w:tcPr/>
           <w:p>
             <w:pPr>
               <w:pStyle w:val="Compact"/>
@@ -18812,6 +19618,223 @@
             <w:r>
               <w:t xml:space="preserve"> </w:t>
             </w:r>
+            <w:hyperlink w:anchor="Datetime">
+              <w:r>
+                <w:rPr>
+                  <w:rStyle w:val="Hyperlink"/>
+                </w:rPr>
+                <w:t xml:space="preserve">Datetime</w:t>
+              </w:r>
+            </w:hyperlink>
+          </w:p>
+        </w:tc>
+        <w:tc>
+          <w:tcPr/>
+          <w:p>
+            <w:pPr>
+              <w:pStyle w:val="Compact"/>
+              <w:jc w:val="left"/>
+            </w:pPr>
+            <w:r>
+              <w:t xml:space="preserve">The date and time when an entity was last modified.</w:t>
+            </w:r>
+            <w:r>
+              <w:t xml:space="preserve"> </w:t>
+            </w:r>
+            <w:r>
+              <w:t xml:space="preserve">Inheritance:</w:t>
+            </w:r>
+            <w:r>
+              <w:t xml:space="preserve"> </w:t>
+            </w:r>
+            <w:hyperlink w:anchor="HasCreationModificationDates">
+              <w:r>
+                <w:rPr>
+                  <w:rStyle w:val="Hyperlink"/>
+                </w:rPr>
+                <w:t xml:space="preserve">HasCreationModificationDates</w:t>
+              </w:r>
+            </w:hyperlink>
+          </w:p>
+        </w:tc>
+      </w:tr>
+      <w:tr>
+        <w:tc>
+          <w:tcPr>
+            <w:shd w:val="clear" w:color="auto" w:fill="F2F2F2"/>
+          </w:tcPr>
+          <w:p>
+            <w:pPr>
+              <w:pStyle w:val="Compact"/>
+              <w:jc w:val="left"/>
+            </w:pPr>
+            <w:r>
+              <w:t xml:space="preserve">valid_from</w:t>
+            </w:r>
+          </w:p>
+        </w:tc>
+        <w:tc>
+          <w:tcPr>
+            <w:shd w:val="clear" w:color="auto" w:fill="F2F2F2"/>
+          </w:tcPr>
+          <w:p>
+            <w:pPr>
+              <w:pStyle w:val="Compact"/>
+              <w:jc w:val="left"/>
+            </w:pPr>
+            <w:r>
+              <w:t xml:space="preserve">0..1</w:t>
+            </w:r>
+            <w:r>
+              <w:t xml:space="preserve"> </w:t>
+            </w:r>
+            <w:r>
+              <w:t xml:space="preserve"> </w:t>
+            </w:r>
+            <w:hyperlink w:anchor="Date">
+              <w:r>
+                <w:rPr>
+                  <w:rStyle w:val="Hyperlink"/>
+                </w:rPr>
+                <w:t xml:space="preserve">Date</w:t>
+              </w:r>
+            </w:hyperlink>
+          </w:p>
+        </w:tc>
+        <w:tc>
+          <w:tcPr>
+            <w:shd w:val="clear" w:color="auto" w:fill="F2F2F2"/>
+          </w:tcPr>
+          <w:p>
+            <w:pPr>
+              <w:pStyle w:val="Compact"/>
+              <w:jc w:val="left"/>
+            </w:pPr>
+            <w:r>
+              <w:t xml:space="preserve">The date from which the information is valid.</w:t>
+            </w:r>
+            <w:r>
+              <w:t xml:space="preserve"> </w:t>
+            </w:r>
+            <w:r>
+              <w:t xml:space="preserve">Inheritance:</w:t>
+            </w:r>
+            <w:r>
+              <w:t xml:space="preserve"> </w:t>
+            </w:r>
+            <w:hyperlink w:anchor="HasTemporalValidity">
+              <w:r>
+                <w:rPr>
+                  <w:rStyle w:val="Hyperlink"/>
+                </w:rPr>
+                <w:t xml:space="preserve">HasTemporalValidity</w:t>
+              </w:r>
+            </w:hyperlink>
+          </w:p>
+        </w:tc>
+      </w:tr>
+      <w:tr>
+        <w:tc>
+          <w:tcPr/>
+          <w:p>
+            <w:pPr>
+              <w:pStyle w:val="Compact"/>
+              <w:jc w:val="left"/>
+            </w:pPr>
+            <w:r>
+              <w:t xml:space="preserve">valid_through</w:t>
+            </w:r>
+          </w:p>
+        </w:tc>
+        <w:tc>
+          <w:tcPr/>
+          <w:p>
+            <w:pPr>
+              <w:pStyle w:val="Compact"/>
+              <w:jc w:val="left"/>
+            </w:pPr>
+            <w:r>
+              <w:t xml:space="preserve">0..1</w:t>
+            </w:r>
+            <w:r>
+              <w:t xml:space="preserve"> </w:t>
+            </w:r>
+            <w:r>
+              <w:t xml:space="preserve"> </w:t>
+            </w:r>
+            <w:hyperlink w:anchor="Date">
+              <w:r>
+                <w:rPr>
+                  <w:rStyle w:val="Hyperlink"/>
+                </w:rPr>
+                <w:t xml:space="preserve">Date</w:t>
+              </w:r>
+            </w:hyperlink>
+          </w:p>
+        </w:tc>
+        <w:tc>
+          <w:tcPr/>
+          <w:p>
+            <w:pPr>
+              <w:pStyle w:val="Compact"/>
+              <w:jc w:val="left"/>
+            </w:pPr>
+            <w:r>
+              <w:t xml:space="preserve">The date until which the information is valid, inclusive.</w:t>
+            </w:r>
+            <w:r>
+              <w:t xml:space="preserve"> </w:t>
+            </w:r>
+            <w:r>
+              <w:t xml:space="preserve">Inheritance:</w:t>
+            </w:r>
+            <w:r>
+              <w:t xml:space="preserve"> </w:t>
+            </w:r>
+            <w:hyperlink w:anchor="HasTemporalValidity">
+              <w:r>
+                <w:rPr>
+                  <w:rStyle w:val="Hyperlink"/>
+                </w:rPr>
+                <w:t xml:space="preserve">HasTemporalValidity</w:t>
+              </w:r>
+            </w:hyperlink>
+          </w:p>
+        </w:tc>
+      </w:tr>
+      <w:tr>
+        <w:tc>
+          <w:tcPr>
+            <w:shd w:val="clear" w:color="auto" w:fill="F2F2F2"/>
+          </w:tcPr>
+          <w:p>
+            <w:pPr>
+              <w:pStyle w:val="Compact"/>
+              <w:jc w:val="left"/>
+            </w:pPr>
+            <w:r>
+              <w:t xml:space="preserve">is_active</w:t>
+            </w:r>
+          </w:p>
+        </w:tc>
+        <w:tc>
+          <w:tcPr>
+            <w:shd w:val="clear" w:color="auto" w:fill="F2F2F2"/>
+          </w:tcPr>
+          <w:p>
+            <w:pPr>
+              <w:pStyle w:val="Compact"/>
+              <w:jc w:val="left"/>
+            </w:pPr>
+            <w:r>
+              <w:t xml:space="preserve">0..1</w:t>
+            </w:r>
+            <w:r>
+              <w:t xml:space="preserve"> </w:t>
+            </w:r>
+            <w:r>
+              <w:t xml:space="preserve"> </w:t>
+            </w:r>
             <w:hyperlink w:anchor="Boolean">
               <w:r>
                 <w:rPr>
@@ -18832,169 +19855,7 @@
               <w:jc w:val="left"/>
             </w:pPr>
             <w:r>
-              <w:t xml:space="preserve">Indicates if the position is paid.</w:t>
-            </w:r>
-          </w:p>
-        </w:tc>
-      </w:tr>
-      <w:tr>
-        <w:tc>
-          <w:tcPr/>
-          <w:p>
-            <w:pPr>
-              <w:pStyle w:val="Compact"/>
-              <w:jc w:val="left"/>
-            </w:pPr>
-            <w:r>
-              <w:t xml:space="preserve">committee</w:t>
-            </w:r>
-          </w:p>
-        </w:tc>
-        <w:tc>
-          <w:tcPr/>
-          <w:p>
-            <w:pPr>
-              <w:pStyle w:val="Compact"/>
-              <w:jc w:val="left"/>
-            </w:pPr>
-            <w:r>
-              <w:t xml:space="preserve">0..1</w:t>
-            </w:r>
-            <w:r>
-              <w:t xml:space="preserve"> </w:t>
-            </w:r>
-            <w:r>
-              <w:t xml:space="preserve"> </w:t>
-            </w:r>
-            <w:hyperlink w:anchor="String">
-              <w:r>
-                <w:rPr>
-                  <w:rStyle w:val="Hyperlink"/>
-                </w:rPr>
-                <w:t xml:space="preserve">String</w:t>
-              </w:r>
-            </w:hyperlink>
-          </w:p>
-        </w:tc>
-        <w:tc>
-          <w:tcPr/>
-          <w:p>
-            <w:pPr>
-              <w:pStyle w:val="Compact"/>
-              <w:jc w:val="left"/>
-            </w:pPr>
-            <w:r>
-              <w:t xml:space="preserve">Committee or board within the organization (e.g., Verwaltungsrat, Stiftungsrat, Vorstand, Aufsichtsrat, Beirat, Geschäftsleitung).</w:t>
-            </w:r>
-          </w:p>
-        </w:tc>
-      </w:tr>
-      <w:tr>
-        <w:tc>
-          <w:tcPr>
-            <w:shd w:val="clear" w:color="auto" w:fill="F2F2F2"/>
-          </w:tcPr>
-          <w:p>
-            <w:pPr>
-              <w:pStyle w:val="Compact"/>
-              <w:jc w:val="left"/>
-            </w:pPr>
-            <w:r>
-              <w:t xml:space="preserve">function_role</w:t>
-            </w:r>
-          </w:p>
-        </w:tc>
-        <w:tc>
-          <w:tcPr>
-            <w:shd w:val="clear" w:color="auto" w:fill="F2F2F2"/>
-          </w:tcPr>
-          <w:p>
-            <w:pPr>
-              <w:pStyle w:val="Compact"/>
-              <w:jc w:val="left"/>
-            </w:pPr>
-            <w:r>
-              <w:t xml:space="preserve">0..1</w:t>
-            </w:r>
-            <w:r>
-              <w:t xml:space="preserve"> </w:t>
-            </w:r>
-            <w:r>
-              <w:t xml:space="preserve"> </w:t>
-            </w:r>
-            <w:hyperlink w:anchor="String">
-              <w:r>
-                <w:rPr>
-                  <w:rStyle w:val="Hyperlink"/>
-                </w:rPr>
-                <w:t xml:space="preserve">String</w:t>
-              </w:r>
-            </w:hyperlink>
-          </w:p>
-        </w:tc>
-        <w:tc>
-          <w:tcPr>
-            <w:shd w:val="clear" w:color="auto" w:fill="F2F2F2"/>
-          </w:tcPr>
-          <w:p>
-            <w:pPr>
-              <w:pStyle w:val="Compact"/>
-              <w:jc w:val="left"/>
-            </w:pPr>
-            <w:r>
-              <w:t xml:space="preserve">Function or role in the organization (e.g., Präsident/in, Vizepräsident/in, Mitglied, Delegierter, Geschäftsführer/in, Berater/in).</w:t>
-            </w:r>
-          </w:p>
-        </w:tc>
-      </w:tr>
-      <w:tr>
-        <w:tc>
-          <w:tcPr/>
-          <w:p>
-            <w:pPr>
-              <w:pStyle w:val="Compact"/>
-              <w:jc w:val="left"/>
-            </w:pPr>
-            <w:r>
-              <w:t xml:space="preserve">local_id</w:t>
-            </w:r>
-          </w:p>
-        </w:tc>
-        <w:tc>
-          <w:tcPr/>
-          <w:p>
-            <w:pPr>
-              <w:pStyle w:val="Compact"/>
-              <w:jc w:val="left"/>
-            </w:pPr>
-            <w:r>
-              <w:t xml:space="preserve">0..1</w:t>
-            </w:r>
-            <w:r>
-              <w:t xml:space="preserve"> </w:t>
-            </w:r>
-            <w:r>
-              <w:t xml:space="preserve"> </w:t>
-            </w:r>
-            <w:hyperlink w:anchor="String">
-              <w:r>
-                <w:rPr>
-                  <w:rStyle w:val="Hyperlink"/>
-                </w:rPr>
-                <w:t xml:space="preserve">String</w:t>
-              </w:r>
-            </w:hyperlink>
-          </w:p>
-        </w:tc>
-        <w:tc>
-          <w:tcPr/>
-          <w:p>
-            <w:pPr>
-              <w:pStyle w:val="Compact"/>
-              <w:jc w:val="left"/>
-            </w:pPr>
-            <w:r>
-              <w:t xml:space="preserve">Local identifier. For example, a UUID from the council information system.</w:t>
+              <w:t xml:space="preserve">Indicates whether the information is currently valid. Can be useful when this information is explicitly available.</w:t>
             </w:r>
             <w:r>
               <w:t xml:space="preserve"> </w:t>
@@ -19005,513 +19866,6 @@
             <w:r>
               <w:t xml:space="preserve"> </w:t>
             </w:r>
-            <w:hyperlink w:anchor="HasIdentification">
-              <w:r>
-                <w:rPr>
-                  <w:rStyle w:val="Hyperlink"/>
-                </w:rPr>
-                <w:t xml:space="preserve">HasIdentification</w:t>
-              </w:r>
-            </w:hyperlink>
-          </w:p>
-        </w:tc>
-      </w:tr>
-      <w:tr>
-        <w:tc>
-          <w:tcPr>
-            <w:shd w:val="clear" w:color="auto" w:fill="F2F2F2"/>
-          </w:tcPr>
-          <w:p>
-            <w:pPr>
-              <w:pStyle w:val="Compact"/>
-              <w:jc w:val="left"/>
-            </w:pPr>
-            <w:r>
-              <w:t xml:space="preserve">global_uri</w:t>
-            </w:r>
-          </w:p>
-        </w:tc>
-        <w:tc>
-          <w:tcPr>
-            <w:shd w:val="clear" w:color="auto" w:fill="F2F2F2"/>
-          </w:tcPr>
-          <w:p>
-            <w:pPr>
-              <w:pStyle w:val="Compact"/>
-              <w:jc w:val="left"/>
-            </w:pPr>
-            <w:r>
-              <w:t xml:space="preserve">1</w:t>
-            </w:r>
-            <w:r>
-              <w:t xml:space="preserve"> </w:t>
-            </w:r>
-            <w:r>
-              <w:t xml:space="preserve"> </w:t>
-            </w:r>
-            <w:hyperlink w:anchor="Uriorcurie">
-              <w:r>
-                <w:rPr>
-                  <w:rStyle w:val="Hyperlink"/>
-                </w:rPr>
-                <w:t xml:space="preserve">Uriorcurie</w:t>
-              </w:r>
-            </w:hyperlink>
-          </w:p>
-        </w:tc>
-        <w:tc>
-          <w:tcPr>
-            <w:shd w:val="clear" w:color="auto" w:fill="F2F2F2"/>
-          </w:tcPr>
-          <w:p>
-            <w:pPr>
-              <w:pStyle w:val="Compact"/>
-              <w:jc w:val="left"/>
-            </w:pPr>
-            <w:r>
-              <w:t xml:space="preserve">A unique, globally valid URI for the entity.</w:t>
-            </w:r>
-            <w:r>
-              <w:t xml:space="preserve"> </w:t>
-            </w:r>
-            <w:r>
-              <w:t xml:space="preserve">Inheritance:</w:t>
-            </w:r>
-            <w:r>
-              <w:t xml:space="preserve"> </w:t>
-            </w:r>
-            <w:hyperlink w:anchor="HasIdentification">
-              <w:r>
-                <w:rPr>
-                  <w:rStyle w:val="Hyperlink"/>
-                </w:rPr>
-                <w:t xml:space="preserve">HasIdentification</w:t>
-              </w:r>
-            </w:hyperlink>
-          </w:p>
-        </w:tc>
-      </w:tr>
-      <w:tr>
-        <w:tc>
-          <w:tcPr/>
-          <w:p>
-            <w:pPr>
-              <w:pStyle w:val="Compact"/>
-              <w:jc w:val="left"/>
-            </w:pPr>
-            <w:r>
-              <w:t xml:space="preserve">wikidata_uri</w:t>
-            </w:r>
-          </w:p>
-        </w:tc>
-        <w:tc>
-          <w:tcPr/>
-          <w:p>
-            <w:pPr>
-              <w:pStyle w:val="Compact"/>
-              <w:jc w:val="left"/>
-            </w:pPr>
-            <w:r>
-              <w:t xml:space="preserve">0..1</w:t>
-            </w:r>
-            <w:r>
-              <w:t xml:space="preserve"> </w:t>
-            </w:r>
-            <w:r>
-              <w:t xml:space="preserve"> </w:t>
-            </w:r>
-            <w:hyperlink w:anchor="Uriorcurie">
-              <w:r>
-                <w:rPr>
-                  <w:rStyle w:val="Hyperlink"/>
-                </w:rPr>
-                <w:t xml:space="preserve">Uriorcurie</w:t>
-              </w:r>
-            </w:hyperlink>
-          </w:p>
-        </w:tc>
-        <w:tc>
-          <w:tcPr/>
-          <w:p>
-            <w:pPr>
-              <w:pStyle w:val="Compact"/>
-              <w:jc w:val="left"/>
-            </w:pPr>
-            <w:r>
-              <w:t xml:space="preserve">A URI that refers to a Wikidata entity, e.g. http://www.wikidata.org/entity/Q39 for Switzerland.</w:t>
-            </w:r>
-            <w:r>
-              <w:t xml:space="preserve"> </w:t>
-            </w:r>
-            <w:r>
-              <w:t xml:space="preserve">Inheritance:</w:t>
-            </w:r>
-            <w:r>
-              <w:t xml:space="preserve"> </w:t>
-            </w:r>
-            <w:hyperlink w:anchor="HasIdentification">
-              <w:r>
-                <w:rPr>
-                  <w:rStyle w:val="Hyperlink"/>
-                </w:rPr>
-                <w:t xml:space="preserve">HasIdentification</w:t>
-              </w:r>
-            </w:hyperlink>
-          </w:p>
-        </w:tc>
-      </w:tr>
-      <w:tr>
-        <w:tc>
-          <w:tcPr>
-            <w:shd w:val="clear" w:color="auto" w:fill="F2F2F2"/>
-          </w:tcPr>
-          <w:p>
-            <w:pPr>
-              <w:pStyle w:val="Compact"/>
-              <w:jc w:val="left"/>
-            </w:pPr>
-            <w:r>
-              <w:t xml:space="preserve">date_created</w:t>
-            </w:r>
-          </w:p>
-        </w:tc>
-        <w:tc>
-          <w:tcPr>
-            <w:shd w:val="clear" w:color="auto" w:fill="F2F2F2"/>
-          </w:tcPr>
-          <w:p>
-            <w:pPr>
-              <w:pStyle w:val="Compact"/>
-              <w:jc w:val="left"/>
-            </w:pPr>
-            <w:r>
-              <w:t xml:space="preserve">0..1</w:t>
-            </w:r>
-            <w:r>
-              <w:t xml:space="preserve"> </w:t>
-            </w:r>
-            <w:r>
-              <w:t xml:space="preserve"> </w:t>
-            </w:r>
-            <w:hyperlink w:anchor="Date">
-              <w:r>
-                <w:rPr>
-                  <w:rStyle w:val="Hyperlink"/>
-                </w:rPr>
-                <w:t xml:space="preserve">Date</w:t>
-              </w:r>
-            </w:hyperlink>
-          </w:p>
-        </w:tc>
-        <w:tc>
-          <w:tcPr>
-            <w:shd w:val="clear" w:color="auto" w:fill="F2F2F2"/>
-          </w:tcPr>
-          <w:p>
-            <w:pPr>
-              <w:pStyle w:val="Compact"/>
-              <w:jc w:val="left"/>
-            </w:pPr>
-            <w:r>
-              <w:t xml:space="preserve">The date when an entity was created.</w:t>
-            </w:r>
-            <w:r>
-              <w:t xml:space="preserve"> </w:t>
-            </w:r>
-            <w:r>
-              <w:t xml:space="preserve">Inheritance:</w:t>
-            </w:r>
-            <w:r>
-              <w:t xml:space="preserve"> </w:t>
-            </w:r>
-            <w:hyperlink w:anchor="HasCreationModificationDates">
-              <w:r>
-                <w:rPr>
-                  <w:rStyle w:val="Hyperlink"/>
-                </w:rPr>
-                <w:t xml:space="preserve">HasCreationModificationDates</w:t>
-              </w:r>
-            </w:hyperlink>
-          </w:p>
-        </w:tc>
-      </w:tr>
-      <w:tr>
-        <w:tc>
-          <w:tcPr/>
-          <w:p>
-            <w:pPr>
-              <w:pStyle w:val="Compact"/>
-              <w:jc w:val="left"/>
-            </w:pPr>
-            <w:r>
-              <w:t xml:space="preserve">datetime_created</w:t>
-            </w:r>
-          </w:p>
-        </w:tc>
-        <w:tc>
-          <w:tcPr/>
-          <w:p>
-            <w:pPr>
-              <w:pStyle w:val="Compact"/>
-              <w:jc w:val="left"/>
-            </w:pPr>
-            <w:r>
-              <w:t xml:space="preserve">0..1</w:t>
-            </w:r>
-            <w:r>
-              <w:t xml:space="preserve"> </w:t>
-            </w:r>
-            <w:r>
-              <w:t xml:space="preserve"> </w:t>
-            </w:r>
-            <w:hyperlink w:anchor="Datetime">
-              <w:r>
-                <w:rPr>
-                  <w:rStyle w:val="Hyperlink"/>
-                </w:rPr>
-                <w:t xml:space="preserve">Datetime</w:t>
-              </w:r>
-            </w:hyperlink>
-          </w:p>
-        </w:tc>
-        <w:tc>
-          <w:tcPr/>
-          <w:p>
-            <w:pPr>
-              <w:pStyle w:val="Compact"/>
-              <w:jc w:val="left"/>
-            </w:pPr>
-            <w:r>
-              <w:t xml:space="preserve">The date and time when an entity was created.</w:t>
-            </w:r>
-            <w:r>
-              <w:t xml:space="preserve"> </w:t>
-            </w:r>
-            <w:r>
-              <w:t xml:space="preserve">Inheritance:</w:t>
-            </w:r>
-            <w:r>
-              <w:t xml:space="preserve"> </w:t>
-            </w:r>
-            <w:hyperlink w:anchor="HasCreationModificationDates">
-              <w:r>
-                <w:rPr>
-                  <w:rStyle w:val="Hyperlink"/>
-                </w:rPr>
-                <w:t xml:space="preserve">HasCreationModificationDates</w:t>
-              </w:r>
-            </w:hyperlink>
-          </w:p>
-        </w:tc>
-      </w:tr>
-      <w:tr>
-        <w:tc>
-          <w:tcPr>
-            <w:shd w:val="clear" w:color="auto" w:fill="F2F2F2"/>
-          </w:tcPr>
-          <w:p>
-            <w:pPr>
-              <w:pStyle w:val="Compact"/>
-              <w:jc w:val="left"/>
-            </w:pPr>
-            <w:r>
-              <w:t xml:space="preserve">date_modified</w:t>
-            </w:r>
-          </w:p>
-        </w:tc>
-        <w:tc>
-          <w:tcPr>
-            <w:shd w:val="clear" w:color="auto" w:fill="F2F2F2"/>
-          </w:tcPr>
-          <w:p>
-            <w:pPr>
-              <w:pStyle w:val="Compact"/>
-              <w:jc w:val="left"/>
-            </w:pPr>
-            <w:r>
-              <w:t xml:space="preserve">0..1</w:t>
-            </w:r>
-            <w:r>
-              <w:t xml:space="preserve"> </w:t>
-            </w:r>
-            <w:r>
-              <w:t xml:space="preserve"> </w:t>
-            </w:r>
-            <w:hyperlink w:anchor="Date">
-              <w:r>
-                <w:rPr>
-                  <w:rStyle w:val="Hyperlink"/>
-                </w:rPr>
-                <w:t xml:space="preserve">Date</w:t>
-              </w:r>
-            </w:hyperlink>
-          </w:p>
-        </w:tc>
-        <w:tc>
-          <w:tcPr>
-            <w:shd w:val="clear" w:color="auto" w:fill="F2F2F2"/>
-          </w:tcPr>
-          <w:p>
-            <w:pPr>
-              <w:pStyle w:val="Compact"/>
-              <w:jc w:val="left"/>
-            </w:pPr>
-            <w:r>
-              <w:t xml:space="preserve">The date when an entity was last modified.</w:t>
-            </w:r>
-            <w:r>
-              <w:t xml:space="preserve"> </w:t>
-            </w:r>
-            <w:r>
-              <w:t xml:space="preserve">Inheritance:</w:t>
-            </w:r>
-            <w:r>
-              <w:t xml:space="preserve"> </w:t>
-            </w:r>
-            <w:hyperlink w:anchor="HasCreationModificationDates">
-              <w:r>
-                <w:rPr>
-                  <w:rStyle w:val="Hyperlink"/>
-                </w:rPr>
-                <w:t xml:space="preserve">HasCreationModificationDates</w:t>
-              </w:r>
-            </w:hyperlink>
-          </w:p>
-        </w:tc>
-      </w:tr>
-      <w:tr>
-        <w:tc>
-          <w:tcPr/>
-          <w:p>
-            <w:pPr>
-              <w:pStyle w:val="Compact"/>
-              <w:jc w:val="left"/>
-            </w:pPr>
-            <w:r>
-              <w:t xml:space="preserve">datetime_modified</w:t>
-            </w:r>
-          </w:p>
-        </w:tc>
-        <w:tc>
-          <w:tcPr/>
-          <w:p>
-            <w:pPr>
-              <w:pStyle w:val="Compact"/>
-              <w:jc w:val="left"/>
-            </w:pPr>
-            <w:r>
-              <w:t xml:space="preserve">0..1</w:t>
-            </w:r>
-            <w:r>
-              <w:t xml:space="preserve"> </w:t>
-            </w:r>
-            <w:r>
-              <w:t xml:space="preserve"> </w:t>
-            </w:r>
-            <w:hyperlink w:anchor="Datetime">
-              <w:r>
-                <w:rPr>
-                  <w:rStyle w:val="Hyperlink"/>
-                </w:rPr>
-                <w:t xml:space="preserve">Datetime</w:t>
-              </w:r>
-            </w:hyperlink>
-          </w:p>
-        </w:tc>
-        <w:tc>
-          <w:tcPr/>
-          <w:p>
-            <w:pPr>
-              <w:pStyle w:val="Compact"/>
-              <w:jc w:val="left"/>
-            </w:pPr>
-            <w:r>
-              <w:t xml:space="preserve">The date and time when an entity was last modified.</w:t>
-            </w:r>
-            <w:r>
-              <w:t xml:space="preserve"> </w:t>
-            </w:r>
-            <w:r>
-              <w:t xml:space="preserve">Inheritance:</w:t>
-            </w:r>
-            <w:r>
-              <w:t xml:space="preserve"> </w:t>
-            </w:r>
-            <w:hyperlink w:anchor="HasCreationModificationDates">
-              <w:r>
-                <w:rPr>
-                  <w:rStyle w:val="Hyperlink"/>
-                </w:rPr>
-                <w:t xml:space="preserve">HasCreationModificationDates</w:t>
-              </w:r>
-            </w:hyperlink>
-          </w:p>
-        </w:tc>
-      </w:tr>
-      <w:tr>
-        <w:tc>
-          <w:tcPr>
-            <w:shd w:val="clear" w:color="auto" w:fill="F2F2F2"/>
-          </w:tcPr>
-          <w:p>
-            <w:pPr>
-              <w:pStyle w:val="Compact"/>
-              <w:jc w:val="left"/>
-            </w:pPr>
-            <w:r>
-              <w:t xml:space="preserve">valid_from</w:t>
-            </w:r>
-          </w:p>
-        </w:tc>
-        <w:tc>
-          <w:tcPr>
-            <w:shd w:val="clear" w:color="auto" w:fill="F2F2F2"/>
-          </w:tcPr>
-          <w:p>
-            <w:pPr>
-              <w:pStyle w:val="Compact"/>
-              <w:jc w:val="left"/>
-            </w:pPr>
-            <w:r>
-              <w:t xml:space="preserve">0..1</w:t>
-            </w:r>
-            <w:r>
-              <w:t xml:space="preserve"> </w:t>
-            </w:r>
-            <w:r>
-              <w:t xml:space="preserve"> </w:t>
-            </w:r>
-            <w:hyperlink w:anchor="Date">
-              <w:r>
-                <w:rPr>
-                  <w:rStyle w:val="Hyperlink"/>
-                </w:rPr>
-                <w:t xml:space="preserve">Date</w:t>
-              </w:r>
-            </w:hyperlink>
-          </w:p>
-        </w:tc>
-        <w:tc>
-          <w:tcPr>
-            <w:shd w:val="clear" w:color="auto" w:fill="F2F2F2"/>
-          </w:tcPr>
-          <w:p>
-            <w:pPr>
-              <w:pStyle w:val="Compact"/>
-              <w:jc w:val="left"/>
-            </w:pPr>
-            <w:r>
-              <w:t xml:space="preserve">The date from which the information is valid.</w:t>
-            </w:r>
-            <w:r>
-              <w:t xml:space="preserve"> </w:t>
-            </w:r>
-            <w:r>
-              <w:t xml:space="preserve">Inheritance:</w:t>
-            </w:r>
-            <w:r>
-              <w:t xml:space="preserve"> </w:t>
-            </w:r>
             <w:hyperlink w:anchor="HasTemporalValidity">
               <w:r>
                 <w:rPr>
@@ -19523,153 +19877,61 @@
           </w:p>
         </w:tc>
       </w:tr>
-      <w:tr>
-        <w:tc>
-          <w:tcPr/>
-          <w:p>
-            <w:pPr>
-              <w:pStyle w:val="Compact"/>
-              <w:jc w:val="left"/>
-            </w:pPr>
-            <w:r>
-              <w:t xml:space="preserve">valid_through</w:t>
-            </w:r>
-          </w:p>
-        </w:tc>
-        <w:tc>
-          <w:tcPr/>
-          <w:p>
-            <w:pPr>
-              <w:pStyle w:val="Compact"/>
-              <w:jc w:val="left"/>
-            </w:pPr>
-            <w:r>
-              <w:t xml:space="preserve">0..1</w:t>
-            </w:r>
-            <w:r>
-              <w:t xml:space="preserve"> </w:t>
-            </w:r>
-            <w:r>
-              <w:t xml:space="preserve"> </w:t>
-            </w:r>
-            <w:hyperlink w:anchor="Date">
-              <w:r>
-                <w:rPr>
-                  <w:rStyle w:val="Hyperlink"/>
-                </w:rPr>
-                <w:t xml:space="preserve">Date</w:t>
-              </w:r>
-            </w:hyperlink>
-          </w:p>
-        </w:tc>
-        <w:tc>
-          <w:tcPr/>
-          <w:p>
-            <w:pPr>
-              <w:pStyle w:val="Compact"/>
-              <w:jc w:val="left"/>
-            </w:pPr>
-            <w:r>
-              <w:t xml:space="preserve">The date until which the information is valid, inclusive.</w:t>
-            </w:r>
-            <w:r>
-              <w:t xml:space="preserve"> </w:t>
-            </w:r>
-            <w:r>
-              <w:t xml:space="preserve">Inheritance:</w:t>
-            </w:r>
-            <w:r>
-              <w:t xml:space="preserve"> </w:t>
-            </w:r>
-            <w:hyperlink w:anchor="HasTemporalValidity">
-              <w:r>
-                <w:rPr>
-                  <w:rStyle w:val="Hyperlink"/>
-                </w:rPr>
-                <w:t xml:space="preserve">HasTemporalValidity</w:t>
-              </w:r>
-            </w:hyperlink>
-          </w:p>
-        </w:tc>
-      </w:tr>
-      <w:tr>
-        <w:tc>
-          <w:tcPr>
-            <w:shd w:val="clear" w:color="auto" w:fill="F2F2F2"/>
-          </w:tcPr>
-          <w:p>
-            <w:pPr>
-              <w:pStyle w:val="Compact"/>
-              <w:jc w:val="left"/>
-            </w:pPr>
-            <w:r>
-              <w:t xml:space="preserve">is_active</w:t>
-            </w:r>
-          </w:p>
-        </w:tc>
-        <w:tc>
-          <w:tcPr>
-            <w:shd w:val="clear" w:color="auto" w:fill="F2F2F2"/>
-          </w:tcPr>
-          <w:p>
-            <w:pPr>
-              <w:pStyle w:val="Compact"/>
-              <w:jc w:val="left"/>
-            </w:pPr>
-            <w:r>
-              <w:t xml:space="preserve">0..1</w:t>
-            </w:r>
-            <w:r>
-              <w:t xml:space="preserve"> </w:t>
-            </w:r>
-            <w:r>
-              <w:t xml:space="preserve"> </w:t>
-            </w:r>
-            <w:hyperlink w:anchor="Boolean">
-              <w:r>
-                <w:rPr>
-                  <w:rStyle w:val="Hyperlink"/>
-                </w:rPr>
-                <w:t xml:space="preserve">Boolean</w:t>
-              </w:r>
-            </w:hyperlink>
-          </w:p>
-        </w:tc>
-        <w:tc>
-          <w:tcPr>
-            <w:shd w:val="clear" w:color="auto" w:fill="F2F2F2"/>
-          </w:tcPr>
-          <w:p>
-            <w:pPr>
-              <w:pStyle w:val="Compact"/>
-              <w:jc w:val="left"/>
-            </w:pPr>
-            <w:r>
-              <w:t xml:space="preserve">Indicates whether the information is currently valid. Can be useful when this information is explicitly available.</w:t>
-            </w:r>
-            <w:r>
-              <w:t xml:space="preserve"> </w:t>
-            </w:r>
-            <w:r>
-              <w:t xml:space="preserve">Inheritance:</w:t>
-            </w:r>
-            <w:r>
-              <w:t xml:space="preserve"> </w:t>
-            </w:r>
-            <w:hyperlink w:anchor="HasTemporalValidity">
-              <w:r>
-                <w:rPr>
-                  <w:rStyle w:val="Hyperlink"/>
-                </w:rPr>
-                <w:t xml:space="preserve">HasTemporalValidity</w:t>
-              </w:r>
-            </w:hyperlink>
-          </w:p>
-        </w:tc>
-      </w:tr>
     </w:tbl>
-    <w:bookmarkEnd w:id="162"/>
-    <w:bookmarkStart w:id="163" w:name="usages-12"/>
+    <w:bookmarkStart w:id="166" w:name="constraints-3"/>
+    <w:p>
+      <w:pPr>
+        <w:pStyle w:val="berschrift5"/>
+      </w:pPr>
+      <w:r>
+        <w:t xml:space="preserve">Constraints</w:t>
+      </w:r>
+    </w:p>
+    <w:p>
+      <w:pPr>
+        <w:pStyle w:val="FirstParagraph"/>
+      </w:pPr>
+      <w:r>
+        <w:t xml:space="preserve">At least one of the following must be set:</w:t>
+      </w:r>
+    </w:p>
+    <w:p>
+      <w:pPr>
+        <w:numPr>
+          <w:ilvl w:val="0"/>
+          <w:numId w:val="1013"/>
+        </w:numPr>
+        <w:pStyle w:val="Compact"/>
+      </w:pPr>
+      <w:hyperlink w:anchor="organization_uid">
+        <w:r>
+          <w:rPr>
+            <w:rStyle w:val="Hyperlink"/>
+          </w:rPr>
+          <w:t xml:space="preserve">organization_uid</w:t>
+        </w:r>
+      </w:hyperlink>
+    </w:p>
+    <w:p>
+      <w:pPr>
+        <w:numPr>
+          <w:ilvl w:val="0"/>
+          <w:numId w:val="1013"/>
+        </w:numPr>
+        <w:pStyle w:val="Compact"/>
+      </w:pPr>
+      <w:hyperlink w:anchor="organization_name">
+        <w:r>
+          <w:rPr>
+            <w:rStyle w:val="Hyperlink"/>
+          </w:rPr>
+          <w:t xml:space="preserve">organization_name</w:t>
+        </w:r>
+      </w:hyperlink>
+    </w:p>
+    <w:bookmarkEnd w:id="166"/>
+    <w:bookmarkEnd w:id="167"/>
+    <w:bookmarkStart w:id="168" w:name="usages-12"/>
     <w:p>
       <w:pPr>
         <w:pStyle w:val="berschrift3"/>
@@ -19883,8 +20145,8 @@
         </w:tc>
       </w:tr>
     </w:tbl>
-    <w:bookmarkEnd w:id="163"/>
-    <w:bookmarkStart w:id="175" w:name="examples-3"/>
+    <w:bookmarkEnd w:id="168"/>
+    <w:bookmarkStart w:id="180" w:name="examples-3"/>
     <w:p>
       <w:pPr>
         <w:pStyle w:val="berschrift3"/>
@@ -19893,7 +20155,7 @@
         <w:t xml:space="preserve">Examples</w:t>
       </w:r>
     </w:p>
-    <w:bookmarkStart w:id="164" w:name="X39e75180c6c6f9734709a21e630d94d5297fa76"/>
+    <w:bookmarkStart w:id="169" w:name="X39e75180c6c6f9734709a21e630d94d5297fa76"/>
     <w:p>
       <w:pPr>
         <w:pStyle w:val="berschrift4"/>
@@ -20153,8 +20415,8 @@
         <w:t xml:space="preserve">false</w:t>
       </w:r>
     </w:p>
-    <w:bookmarkEnd w:id="164"/>
-    <w:bookmarkStart w:id="165" w:name="X0845bcf2a073d7a8ccfb4c034304d565538985a"/>
+    <w:bookmarkEnd w:id="169"/>
+    <w:bookmarkStart w:id="170" w:name="X0845bcf2a073d7a8ccfb4c034304d565538985a"/>
     <w:p>
       <w:pPr>
         <w:pStyle w:val="berschrift4"/>
@@ -20420,8 +20682,8 @@
         <w:t xml:space="preserve">true</w:t>
       </w:r>
     </w:p>
-    <w:bookmarkEnd w:id="165"/>
-    <w:bookmarkStart w:id="166" w:name="Xc0dc9173d5ec4cfe64b497c9e47d80eb9698f95"/>
+    <w:bookmarkEnd w:id="170"/>
+    <w:bookmarkStart w:id="171" w:name="Xc0dc9173d5ec4cfe64b497c9e47d80eb9698f95"/>
     <w:p>
       <w:pPr>
         <w:pStyle w:val="berschrift4"/>
@@ -20687,8 +20949,8 @@
         <w:t xml:space="preserve">true</w:t>
       </w:r>
     </w:p>
-    <w:bookmarkEnd w:id="166"/>
-    <w:bookmarkStart w:id="167" w:name="Xd76396af613a0ff7158ed59e2240f0adc6f7ee2"/>
+    <w:bookmarkEnd w:id="171"/>
+    <w:bookmarkStart w:id="172" w:name="Xd76396af613a0ff7158ed59e2240f0adc6f7ee2"/>
     <w:p>
       <w:pPr>
         <w:pStyle w:val="berschrift4"/>
@@ -20954,8 +21216,8 @@
         <w:t xml:space="preserve">true</w:t>
       </w:r>
     </w:p>
-    <w:bookmarkEnd w:id="167"/>
-    <w:bookmarkStart w:id="168" w:name="Xa40f2fb9d29f8ea37e0f78fc21991870728b003"/>
+    <w:bookmarkEnd w:id="172"/>
+    <w:bookmarkStart w:id="173" w:name="Xa40f2fb9d29f8ea37e0f78fc21991870728b003"/>
     <w:p>
       <w:pPr>
         <w:pStyle w:val="berschrift4"/>
@@ -21215,8 +21477,8 @@
         <w:t xml:space="preserve">false</w:t>
       </w:r>
     </w:p>
-    <w:bookmarkEnd w:id="168"/>
-    <w:bookmarkStart w:id="169" w:name="Xada6c64672c2c5d2dde948a9b1776690af4c26f"/>
+    <w:bookmarkEnd w:id="173"/>
+    <w:bookmarkStart w:id="174" w:name="Xada6c64672c2c5d2dde948a9b1776690af4c26f"/>
     <w:p>
       <w:pPr>
         <w:pStyle w:val="berschrift4"/>
@@ -21476,8 +21738,8 @@
         <w:t xml:space="preserve">true</w:t>
       </w:r>
     </w:p>
-    <w:bookmarkEnd w:id="169"/>
-    <w:bookmarkStart w:id="170" w:name="Xb0713a3079c98b470c31c6d0a87571ecc4271ab"/>
+    <w:bookmarkEnd w:id="174"/>
+    <w:bookmarkStart w:id="175" w:name="Xb0713a3079c98b470c31c6d0a87571ecc4271ab"/>
     <w:p>
       <w:pPr>
         <w:pStyle w:val="berschrift4"/>
@@ -21737,8 +21999,8 @@
         <w:t xml:space="preserve">true</w:t>
       </w:r>
     </w:p>
-    <w:bookmarkEnd w:id="170"/>
-    <w:bookmarkStart w:id="171" w:name="Xded36388b4a9b51fcb584ff8dfc8b0a0bff45fd"/>
+    <w:bookmarkEnd w:id="175"/>
+    <w:bookmarkStart w:id="176" w:name="Xded36388b4a9b51fcb584ff8dfc8b0a0bff45fd"/>
     <w:p>
       <w:pPr>
         <w:pStyle w:val="berschrift4"/>
@@ -22004,8 +22266,8 @@
         <w:t xml:space="preserve">true</w:t>
       </w:r>
     </w:p>
-    <w:bookmarkEnd w:id="171"/>
-    <w:bookmarkStart w:id="172" w:name="X7d29cc7ff52120bdd45011480f3e6dc610515f2"/>
+    <w:bookmarkEnd w:id="176"/>
+    <w:bookmarkStart w:id="177" w:name="X7d29cc7ff52120bdd45011480f3e6dc610515f2"/>
     <w:p>
       <w:pPr>
         <w:pStyle w:val="berschrift4"/>
@@ -22271,8 +22533,8 @@
         <w:t xml:space="preserve">true</w:t>
       </w:r>
     </w:p>
-    <w:bookmarkEnd w:id="172"/>
-    <w:bookmarkStart w:id="173" w:name="X67a57fa17931c1870747e25cf16d5ce99900d38"/>
+    <w:bookmarkEnd w:id="177"/>
+    <w:bookmarkStart w:id="178" w:name="X67a57fa17931c1870747e25cf16d5ce99900d38"/>
     <w:p>
       <w:pPr>
         <w:pStyle w:val="berschrift4"/>
@@ -22532,8 +22794,8 @@
         <w:t xml:space="preserve">true</w:t>
       </w:r>
     </w:p>
-    <w:bookmarkEnd w:id="173"/>
-    <w:bookmarkStart w:id="174" w:name="X5f7b77374213da9d26faf724a6a780fad8e679d"/>
+    <w:bookmarkEnd w:id="178"/>
+    <w:bookmarkStart w:id="179" w:name="X5f7b77374213da9d26faf724a6a780fad8e679d"/>
     <w:p>
       <w:pPr>
         <w:pStyle w:val="berschrift4"/>
@@ -22799,10 +23061,10 @@
         <w:t xml:space="preserve">false</w:t>
       </w:r>
     </w:p>
-    <w:bookmarkEnd w:id="174"/>
-    <w:bookmarkEnd w:id="175"/>
-    <w:bookmarkEnd w:id="176"/>
-    <w:bookmarkStart w:id="182" w:name="enum-interesttypeenum"/>
+    <w:bookmarkEnd w:id="179"/>
+    <w:bookmarkEnd w:id="180"/>
+    <w:bookmarkEnd w:id="181"/>
+    <w:bookmarkStart w:id="187" w:name="enum-interesttypeenum"/>
     <w:p>
       <w:pPr>
         <w:pStyle w:val="berschrift2"/>
@@ -22841,7 +23103,7 @@
       <w:r>
         <w:t xml:space="preserve"> </w:t>
       </w:r>
-      <w:hyperlink ns1:id="rId177">
+      <w:hyperlink ns1:id="rId182">
         <w:r>
           <w:rPr>
             <w:rStyle w:val="Hyperlink"/>
@@ -22850,7 +23112,7 @@
         </w:r>
       </w:hyperlink>
     </w:p>
-    <w:bookmarkStart w:id="181" w:name="permissible-values-5"/>
+    <w:bookmarkStart w:id="186" w:name="permissible-values-5"/>
     <w:p>
       <w:pPr>
         <w:pStyle w:val="berschrift3"/>
@@ -22945,7 +23207,7 @@
               <w:pStyle w:val="Compact"/>
               <w:jc w:val="left"/>
             </w:pPr>
-            <w:hyperlink ns1:id="rId178">
+            <w:hyperlink ns1:id="rId183">
               <w:r>
                 <w:rPr>
                   <w:rStyle w:val="Hyperlink"/>
@@ -23002,7 +23264,7 @@
               <w:pStyle w:val="Compact"/>
               <w:jc w:val="left"/>
             </w:pPr>
-            <w:hyperlink ns1:id="rId179">
+            <w:hyperlink ns1:id="rId184">
               <w:r>
                 <w:rPr>
                   <w:rStyle w:val="Hyperlink"/>
@@ -23059,7 +23321,7 @@
               <w:pStyle w:val="Compact"/>
               <w:jc w:val="left"/>
             </w:pPr>
-            <w:hyperlink ns1:id="rId180">
+            <w:hyperlink ns1:id="rId185">
               <w:r>
                 <w:rPr>
                   <w:rStyle w:val="Hyperlink"/>
@@ -23071,9 +23333,9 @@
         </w:tc>
       </w:tr>
     </w:tbl>
-    <w:bookmarkEnd w:id="181"/>
-    <w:bookmarkEnd w:id="182"/>
-    <w:bookmarkStart w:id="223" w:name="enum-legalformenum"/>
+    <w:bookmarkEnd w:id="186"/>
+    <w:bookmarkEnd w:id="187"/>
+    <w:bookmarkStart w:id="228" w:name="enum-legalformenum"/>
     <w:p>
       <w:pPr>
         <w:pStyle w:val="berschrift2"/>
@@ -23112,7 +23374,7 @@
       <w:r>
         <w:t xml:space="preserve"> </w:t>
       </w:r>
-      <w:hyperlink ns1:id="rId183">
+      <w:hyperlink ns1:id="rId188">
         <w:r>
           <w:rPr>
             <w:rStyle w:val="Hyperlink"/>
@@ -23121,7 +23383,7 @@
         </w:r>
       </w:hyperlink>
     </w:p>
-    <w:bookmarkStart w:id="222" w:name="permissible-values-6"/>
+    <w:bookmarkStart w:id="227" w:name="permissible-values-6"/>
     <w:p>
       <w:pPr>
         <w:pStyle w:val="berschrift3"/>
@@ -23216,7 +23478,7 @@
               <w:pStyle w:val="Compact"/>
               <w:jc w:val="left"/>
             </w:pPr>
-            <w:hyperlink ns1:id="rId184">
+            <w:hyperlink ns1:id="rId189">
               <w:r>
                 <w:rPr>
                   <w:rStyle w:val="Hyperlink"/>
@@ -23273,7 +23535,7 @@
               <w:pStyle w:val="Compact"/>
               <w:jc w:val="left"/>
             </w:pPr>
-            <w:hyperlink ns1:id="rId185">
+            <w:hyperlink ns1:id="rId190">
               <w:r>
                 <w:rPr>
                   <w:rStyle w:val="Hyperlink"/>
@@ -23330,7 +23592,7 @@
               <w:pStyle w:val="Compact"/>
               <w:jc w:val="left"/>
             </w:pPr>
-            <w:hyperlink ns1:id="rId186">
+            <w:hyperlink ns1:id="rId191">
               <w:r>
                 <w:rPr>
                   <w:rStyle w:val="Hyperlink"/>
@@ -23387,7 +23649,7 @@
               <w:pStyle w:val="Compact"/>
               <w:jc w:val="left"/>
             </w:pPr>
-            <w:hyperlink ns1:id="rId187">
+            <w:hyperlink ns1:id="rId192">
               <w:r>
                 <w:rPr>
                   <w:rStyle w:val="Hyperlink"/>
@@ -23444,7 +23706,7 @@
               <w:pStyle w:val="Compact"/>
               <w:jc w:val="left"/>
             </w:pPr>
-            <w:hyperlink ns1:id="rId188">
+            <w:hyperlink ns1:id="rId193">
               <w:r>
                 <w:rPr>
                   <w:rStyle w:val="Hyperlink"/>
@@ -23501,7 +23763,7 @@
               <w:pStyle w:val="Compact"/>
               <w:jc w:val="left"/>
             </w:pPr>
-            <w:hyperlink ns1:id="rId189">
+            <w:hyperlink ns1:id="rId194">
               <w:r>
                 <w:rPr>
                   <w:rStyle w:val="Hyperlink"/>
@@ -23558,7 +23820,7 @@
               <w:pStyle w:val="Compact"/>
               <w:jc w:val="left"/>
             </w:pPr>
-            <w:hyperlink ns1:id="rId190">
+            <w:hyperlink ns1:id="rId195">
               <w:r>
                 <w:rPr>
                   <w:rStyle w:val="Hyperlink"/>
@@ -23615,7 +23877,7 @@
               <w:pStyle w:val="Compact"/>
               <w:jc w:val="left"/>
             </w:pPr>
-            <w:hyperlink ns1:id="rId191">
+            <w:hyperlink ns1:id="rId196">
               <w:r>
                 <w:rPr>
                   <w:rStyle w:val="Hyperlink"/>
@@ -23672,7 +23934,7 @@
               <w:pStyle w:val="Compact"/>
               <w:jc w:val="left"/>
             </w:pPr>
-            <w:hyperlink ns1:id="rId192">
+            <w:hyperlink ns1:id="rId197">
               <w:r>
                 <w:rPr>
                   <w:rStyle w:val="Hyperlink"/>
@@ -23729,7 +23991,7 @@
               <w:pStyle w:val="Compact"/>
               <w:jc w:val="left"/>
             </w:pPr>
-            <w:hyperlink ns1:id="rId193">
+            <w:hyperlink ns1:id="rId198">
               <w:r>
                 <w:rPr>
                   <w:rStyle w:val="Hyperlink"/>
@@ -23786,7 +24048,7 @@
               <w:pStyle w:val="Compact"/>
               <w:jc w:val="left"/>
             </w:pPr>
-            <w:hyperlink ns1:id="rId194">
+            <w:hyperlink ns1:id="rId199">
               <w:r>
                 <w:rPr>
                   <w:rStyle w:val="Hyperlink"/>
@@ -23843,7 +24105,7 @@
               <w:pStyle w:val="Compact"/>
               <w:jc w:val="left"/>
             </w:pPr>
-            <w:hyperlink ns1:id="rId195">
+            <w:hyperlink ns1:id="rId200">
               <w:r>
                 <w:rPr>
                   <w:rStyle w:val="Hyperlink"/>
@@ -23900,7 +24162,7 @@
               <w:pStyle w:val="Compact"/>
               <w:jc w:val="left"/>
             </w:pPr>
-            <w:hyperlink ns1:id="rId196">
+            <w:hyperlink ns1:id="rId201">
               <w:r>
                 <w:rPr>
                   <w:rStyle w:val="Hyperlink"/>
@@ -23957,7 +24219,7 @@
               <w:pStyle w:val="Compact"/>
               <w:jc w:val="left"/>
             </w:pPr>
-            <w:hyperlink ns1:id="rId197">
+            <w:hyperlink ns1:id="rId202">
               <w:r>
                 <w:rPr>
                   <w:rStyle w:val="Hyperlink"/>
@@ -24014,7 +24276,7 @@
               <w:pStyle w:val="Compact"/>
               <w:jc w:val="left"/>
             </w:pPr>
-            <w:hyperlink ns1:id="rId198">
+            <w:hyperlink ns1:id="rId203">
               <w:r>
                 <w:rPr>
                   <w:rStyle w:val="Hyperlink"/>
@@ -24071,7 +24333,7 @@
               <w:pStyle w:val="Compact"/>
               <w:jc w:val="left"/>
             </w:pPr>
-            <w:hyperlink ns1:id="rId199">
+            <w:hyperlink ns1:id="rId204">
               <w:r>
                 <w:rPr>
                   <w:rStyle w:val="Hyperlink"/>
@@ -24128,7 +24390,7 @@
               <w:pStyle w:val="Compact"/>
               <w:jc w:val="left"/>
             </w:pPr>
-            <w:hyperlink ns1:id="rId200">
+            <w:hyperlink ns1:id="rId205">
               <w:r>
                 <w:rPr>
                   <w:rStyle w:val="Hyperlink"/>
@@ -24185,7 +24447,7 @@
               <w:pStyle w:val="Compact"/>
               <w:jc w:val="left"/>
             </w:pPr>
-            <w:hyperlink ns1:id="rId201">
+            <w:hyperlink ns1:id="rId206">
               <w:r>
                 <w:rPr>
                   <w:rStyle w:val="Hyperlink"/>
@@ -24242,7 +24504,7 @@
               <w:pStyle w:val="Compact"/>
               <w:jc w:val="left"/>
             </w:pPr>
-            <w:hyperlink ns1:id="rId202">
+            <w:hyperlink ns1:id="rId207">
               <w:r>
                 <w:rPr>
                   <w:rStyle w:val="Hyperlink"/>
@@ -24299,7 +24561,7 @@
               <w:pStyle w:val="Compact"/>
               <w:jc w:val="left"/>
             </w:pPr>
-            <w:hyperlink ns1:id="rId203">
+            <w:hyperlink ns1:id="rId208">
               <w:r>
                 <w:rPr>
                   <w:rStyle w:val="Hyperlink"/>
@@ -24356,7 +24618,7 @@
               <w:pStyle w:val="Compact"/>
               <w:jc w:val="left"/>
             </w:pPr>
-            <w:hyperlink ns1:id="rId204">
+            <w:hyperlink ns1:id="rId209">
               <w:r>
                 <w:rPr>
                   <w:rStyle w:val="Hyperlink"/>
@@ -24413,7 +24675,7 @@
               <w:pStyle w:val="Compact"/>
               <w:jc w:val="left"/>
             </w:pPr>
-            <w:hyperlink ns1:id="rId205">
+            <w:hyperlink ns1:id="rId210">
               <w:r>
                 <w:rPr>
                   <w:rStyle w:val="Hyperlink"/>
@@ -24470,7 +24732,7 @@
               <w:pStyle w:val="Compact"/>
               <w:jc w:val="left"/>
             </w:pPr>
-            <w:hyperlink ns1:id="rId206">
+            <w:hyperlink ns1:id="rId211">
               <w:r>
                 <w:rPr>
                   <w:rStyle w:val="Hyperlink"/>
@@ -24527,7 +24789,7 @@
               <w:pStyle w:val="Compact"/>
               <w:jc w:val="left"/>
             </w:pPr>
-            <w:hyperlink ns1:id="rId207">
+            <w:hyperlink ns1:id="rId212">
               <w:r>
                 <w:rPr>
                   <w:rStyle w:val="Hyperlink"/>
@@ -24584,7 +24846,7 @@
               <w:pStyle w:val="Compact"/>
               <w:jc w:val="left"/>
             </w:pPr>
-            <w:hyperlink ns1:id="rId208">
+            <w:hyperlink ns1:id="rId213">
               <w:r>
                 <w:rPr>
                   <w:rStyle w:val="Hyperlink"/>
@@ -24641,7 +24903,7 @@
               <w:pStyle w:val="Compact"/>
               <w:jc w:val="left"/>
             </w:pPr>
-            <w:hyperlink ns1:id="rId209">
+            <w:hyperlink ns1:id="rId214">
               <w:r>
                 <w:rPr>
                   <w:rStyle w:val="Hyperlink"/>
@@ -24698,7 +24960,7 @@
               <w:pStyle w:val="Compact"/>
               <w:jc w:val="left"/>
             </w:pPr>
-            <w:hyperlink ns1:id="rId210">
+            <w:hyperlink ns1:id="rId215">
               <w:r>
                 <w:rPr>
                   <w:rStyle w:val="Hyperlink"/>
@@ -24755,7 +25017,7 @@
               <w:pStyle w:val="Compact"/>
               <w:jc w:val="left"/>
             </w:pPr>
-            <w:hyperlink ns1:id="rId211">
+            <w:hyperlink ns1:id="rId216">
               <w:r>
                 <w:rPr>
                   <w:rStyle w:val="Hyperlink"/>
@@ -24812,7 +25074,7 @@
               <w:pStyle w:val="Compact"/>
               <w:jc w:val="left"/>
             </w:pPr>
-            <w:hyperlink ns1:id="rId212">
+            <w:hyperlink ns1:id="rId217">
               <w:r>
                 <w:rPr>
                   <w:rStyle w:val="Hyperlink"/>
@@ -24869,7 +25131,7 @@
               <w:pStyle w:val="Compact"/>
               <w:jc w:val="left"/>
             </w:pPr>
-            <w:hyperlink ns1:id="rId213">
+            <w:hyperlink ns1:id="rId218">
               <w:r>
                 <w:rPr>
                   <w:rStyle w:val="Hyperlink"/>
@@ -24926,7 +25188,7 @@
               <w:pStyle w:val="Compact"/>
               <w:jc w:val="left"/>
             </w:pPr>
-            <w:hyperlink ns1:id="rId214">
+            <w:hyperlink ns1:id="rId219">
               <w:r>
                 <w:rPr>
                   <w:rStyle w:val="Hyperlink"/>
@@ -24983,7 +25245,7 @@
               <w:pStyle w:val="Compact"/>
               <w:jc w:val="left"/>
             </w:pPr>
-            <w:hyperlink ns1:id="rId215">
+            <w:hyperlink ns1:id="rId220">
               <w:r>
                 <w:rPr>
                   <w:rStyle w:val="Hyperlink"/>
@@ -25040,7 +25302,7 @@
               <w:pStyle w:val="Compact"/>
               <w:jc w:val="left"/>
             </w:pPr>
-            <w:hyperlink ns1:id="rId216">
+            <w:hyperlink ns1:id="rId221">
               <w:r>
                 <w:rPr>
                   <w:rStyle w:val="Hyperlink"/>
@@ -25097,7 +25359,7 @@
               <w:pStyle w:val="Compact"/>
               <w:jc w:val="left"/>
             </w:pPr>
-            <w:hyperlink ns1:id="rId217">
+            <w:hyperlink ns1:id="rId222">
               <w:r>
                 <w:rPr>
                   <w:rStyle w:val="Hyperlink"/>
@@ -25154,7 +25416,7 @@
               <w:pStyle w:val="Compact"/>
               <w:jc w:val="left"/>
             </w:pPr>
-            <w:hyperlink ns1:id="rId218">
+            <w:hyperlink ns1:id="rId223">
               <w:r>
                 <w:rPr>
                   <w:rStyle w:val="Hyperlink"/>
@@ -25211,7 +25473,7 @@
               <w:pStyle w:val="Compact"/>
               <w:jc w:val="left"/>
             </w:pPr>
-            <w:hyperlink ns1:id="rId219">
+            <w:hyperlink ns1:id="rId224">
               <w:r>
                 <w:rPr>
                   <w:rStyle w:val="Hyperlink"/>
@@ -25268,7 +25530,7 @@
               <w:pStyle w:val="Compact"/>
               <w:jc w:val="left"/>
             </w:pPr>
-            <w:hyperlink ns1:id="rId220">
+            <w:hyperlink ns1:id="rId225">
               <w:r>
                 <w:rPr>
                   <w:rStyle w:val="Hyperlink"/>
@@ -25325,7 +25587,7 @@
               <w:pStyle w:val="Compact"/>
               <w:jc w:val="left"/>
             </w:pPr>
-            <w:hyperlink ns1:id="rId221">
+            <w:hyperlink ns1:id="rId226">
               <w:r>
                 <w:rPr>
                   <w:rStyle w:val="Hyperlink"/>
@@ -25337,15 +25599,15 @@
         </w:tc>
       </w:tr>
     </w:tbl>
-    <w:bookmarkEnd w:id="222"/>
+    <w:bookmarkEnd w:id="227"/>
     <w:p>
       <w:r>
         <w:br w:type="page"/>
       </w:r>
     </w:p>
-    <w:bookmarkEnd w:id="223"/>
-    <w:bookmarkEnd w:id="224"/>
-    <w:bookmarkStart w:id="244" w:name="shared-elements"/>
+    <w:bookmarkEnd w:id="228"/>
+    <w:bookmarkEnd w:id="229"/>
+    <w:bookmarkStart w:id="250" w:name="shared-elements"/>
     <w:p>
       <w:pPr>
         <w:pStyle w:val="berschrift1"/>
@@ -25354,7 +25616,7 @@
         <w:t xml:space="preserve">Shared Elements</w:t>
       </w:r>
     </w:p>
-    <w:bookmarkStart w:id="225" w:name="reference-classes"/>
+    <w:bookmarkStart w:id="230" w:name="reference-classes"/>
     <w:p>
       <w:pPr>
         <w:pStyle w:val="berschrift2"/>
@@ -25460,7 +25722,7 @@
       <w:pPr>
         <w:numPr>
           <w:ilvl w:val="0"/>
-          <w:numId w:val="1009"/>
+          <w:numId w:val="1014"/>
         </w:numPr>
         <w:pStyle w:val="Compact"/>
       </w:pPr>
@@ -25482,7 +25744,7 @@
       <w:pPr>
         <w:numPr>
           <w:ilvl w:val="0"/>
-          <w:numId w:val="1009"/>
+          <w:numId w:val="1014"/>
         </w:numPr>
         <w:pStyle w:val="Compact"/>
       </w:pPr>
@@ -25501,7 +25763,7 @@
       <w:pPr>
         <w:numPr>
           <w:ilvl w:val="0"/>
-          <w:numId w:val="1009"/>
+          <w:numId w:val="1014"/>
         </w:numPr>
         <w:pStyle w:val="Compact"/>
       </w:pPr>
@@ -25516,8 +25778,8 @@
         <w:t xml:space="preserve">, since the local reference remains unchanged even if the linked entity changes later</w:t>
       </w:r>
     </w:p>
-    <w:bookmarkEnd w:id="225"/>
-    <w:bookmarkStart w:id="228" w:name="class-personreference"/>
+    <w:bookmarkEnd w:id="230"/>
+    <w:bookmarkStart w:id="233" w:name="class-personreference"/>
     <w:p>
       <w:pPr>
         <w:pStyle w:val="berschrift2"/>
@@ -25546,7 +25808,7 @@
         <w:t xml:space="preserve">__</w:t>
       </w:r>
     </w:p>
-    <w:bookmarkStart w:id="226" w:name="attribute-13"/>
+    <w:bookmarkStart w:id="231" w:name="attribute-13"/>
     <w:p>
       <w:pPr>
         <w:pStyle w:val="berschrift3"/>
@@ -26002,8 +26264,8 @@
         </w:tc>
       </w:tr>
     </w:tbl>
-    <w:bookmarkEnd w:id="226"/>
-    <w:bookmarkStart w:id="227" w:name="usages-13"/>
+    <w:bookmarkEnd w:id="231"/>
+    <w:bookmarkStart w:id="232" w:name="usages-13"/>
     <w:p>
       <w:pPr>
         <w:pStyle w:val="berschrift3"/>
@@ -26217,9 +26479,9 @@
         </w:tc>
       </w:tr>
     </w:tbl>
-    <w:bookmarkEnd w:id="227"/>
-    <w:bookmarkEnd w:id="228"/>
-    <w:bookmarkStart w:id="231" w:name="class-groupreference"/>
+    <w:bookmarkEnd w:id="232"/>
+    <w:bookmarkEnd w:id="233"/>
+    <w:bookmarkStart w:id="236" w:name="class-groupreference"/>
     <w:p>
       <w:pPr>
         <w:pStyle w:val="berschrift2"/>
@@ -26248,7 +26510,7 @@
         <w:t xml:space="preserve">__</w:t>
       </w:r>
     </w:p>
-    <w:bookmarkStart w:id="229" w:name="attribute-14"/>
+    <w:bookmarkStart w:id="234" w:name="attribute-14"/>
     <w:p>
       <w:pPr>
         <w:pStyle w:val="berschrift3"/>
@@ -26640,8 +26902,8 @@
         </w:tc>
       </w:tr>
     </w:tbl>
-    <w:bookmarkEnd w:id="229"/>
-    <w:bookmarkStart w:id="230" w:name="usages-14"/>
+    <w:bookmarkEnd w:id="234"/>
+    <w:bookmarkStart w:id="235" w:name="usages-14"/>
     <w:p>
       <w:pPr>
         <w:pStyle w:val="berschrift3"/>
@@ -26790,9 +27052,9 @@
         </w:tc>
       </w:tr>
     </w:tbl>
-    <w:bookmarkEnd w:id="230"/>
-    <w:bookmarkEnd w:id="231"/>
-    <w:bookmarkStart w:id="232" w:name="reused-classes"/>
+    <w:bookmarkEnd w:id="235"/>
+    <w:bookmarkEnd w:id="236"/>
+    <w:bookmarkStart w:id="237" w:name="reused-classes"/>
     <w:p>
       <w:pPr>
         <w:pStyle w:val="berschrift2"/>
@@ -26801,8 +27063,8 @@
         <w:t xml:space="preserve">Reused Classes</w:t>
       </w:r>
     </w:p>
-    <w:bookmarkEnd w:id="232"/>
-    <w:bookmarkStart w:id="237" w:name="class-address"/>
+    <w:bookmarkEnd w:id="237"/>
+    <w:bookmarkStart w:id="243" w:name="class-address"/>
     <w:p>
       <w:pPr>
         <w:pStyle w:val="berschrift2"/>
@@ -26831,7 +27093,7 @@
         <w:t xml:space="preserve">__</w:t>
       </w:r>
     </w:p>
-    <w:bookmarkStart w:id="233" w:name="attribute-15"/>
+    <w:bookmarkStart w:id="239" w:name="attribute-15"/>
     <w:p>
       <w:pPr>
         <w:pStyle w:val="berschrift3"/>
@@ -27172,8 +27434,60 @@
         </w:tc>
       </w:tr>
     </w:tbl>
-    <w:bookmarkEnd w:id="233"/>
-    <w:bookmarkStart w:id="234" w:name="usages-15"/>
+    <w:bookmarkStart w:id="238" w:name="constraints-4"/>
+    <w:p>
+      <w:pPr>
+        <w:pStyle w:val="berschrift5"/>
+      </w:pPr>
+      <w:r>
+        <w:t xml:space="preserve">Constraints</w:t>
+      </w:r>
+    </w:p>
+    <w:p>
+      <w:pPr>
+        <w:pStyle w:val="FirstParagraph"/>
+      </w:pPr>
+      <w:r>
+        <w:t xml:space="preserve">At least one of the following must be set:</w:t>
+      </w:r>
+    </w:p>
+    <w:p>
+      <w:pPr>
+        <w:numPr>
+          <w:ilvl w:val="0"/>
+          <w:numId w:val="1015"/>
+        </w:numPr>
+        <w:pStyle w:val="Compact"/>
+      </w:pPr>
+      <w:hyperlink w:anchor="postal_locality">
+        <w:r>
+          <w:rPr>
+            <w:rStyle w:val="Hyperlink"/>
+          </w:rPr>
+          <w:t xml:space="preserve">postal_locality</w:t>
+        </w:r>
+      </w:hyperlink>
+    </w:p>
+    <w:p>
+      <w:pPr>
+        <w:numPr>
+          <w:ilvl w:val="0"/>
+          <w:numId w:val="1015"/>
+        </w:numPr>
+        <w:pStyle w:val="Compact"/>
+      </w:pPr>
+      <w:hyperlink w:anchor="address_uri">
+        <w:r>
+          <w:rPr>
+            <w:rStyle w:val="Hyperlink"/>
+          </w:rPr>
+          <w:t xml:space="preserve">address_uri</w:t>
+        </w:r>
+      </w:hyperlink>
+    </w:p>
+    <w:bookmarkEnd w:id="238"/>
+    <w:bookmarkEnd w:id="239"/>
+    <w:bookmarkStart w:id="240" w:name="usages-15"/>
     <w:p>
       <w:pPr>
         <w:pStyle w:val="berschrift3"/>
@@ -27387,8 +27701,8 @@
         </w:tc>
       </w:tr>
     </w:tbl>
-    <w:bookmarkEnd w:id="234"/>
-    <w:bookmarkStart w:id="236" w:name="examples-4"/>
+    <w:bookmarkEnd w:id="240"/>
+    <w:bookmarkStart w:id="242" w:name="examples-4"/>
     <w:p>
       <w:pPr>
         <w:pStyle w:val="berschrift3"/>
@@ -27397,7 +27711,7 @@
         <w:t xml:space="preserve">Examples</w:t>
       </w:r>
     </w:p>
-    <w:bookmarkStart w:id="235" w:name="X74f12154cf05479416e73aca78ab1633c571f16"/>
+    <w:bookmarkStart w:id="241" w:name="X74f12154cf05479416e73aca78ab1633c571f16"/>
     <w:p>
       <w:pPr>
         <w:pStyle w:val="berschrift4"/>
@@ -27450,10 +27764,10 @@
         <w:t xml:space="preserve"> Basel-Stadt</w:t>
       </w:r>
     </w:p>
-    <w:bookmarkEnd w:id="235"/>
-    <w:bookmarkEnd w:id="236"/>
-    <w:bookmarkEnd w:id="237"/>
-    <w:bookmarkStart w:id="240" w:name="enum-addresstypeenum"/>
+    <w:bookmarkEnd w:id="241"/>
+    <w:bookmarkEnd w:id="242"/>
+    <w:bookmarkEnd w:id="243"/>
+    <w:bookmarkStart w:id="246" w:name="enum-addresstypeenum"/>
     <w:p>
       <w:pPr>
         <w:pStyle w:val="berschrift2"/>
@@ -27492,7 +27806,7 @@
       <w:r>
         <w:t xml:space="preserve"> </w:t>
       </w:r>
-      <w:hyperlink ns1:id="rId238">
+      <w:hyperlink ns1:id="rId244">
         <w:r>
           <w:rPr>
             <w:rStyle w:val="Hyperlink"/>
@@ -27501,7 +27815,7 @@
         </w:r>
       </w:hyperlink>
     </w:p>
-    <w:bookmarkStart w:id="239" w:name="permissible-values-7"/>
+    <w:bookmarkStart w:id="245" w:name="permissible-values-7"/>
     <w:p>
       <w:pPr>
         <w:pStyle w:val="berschrift3"/>
@@ -27695,9 +28009,9 @@
         </w:tc>
       </w:tr>
     </w:tbl>
-    <w:bookmarkEnd w:id="239"/>
-    <w:bookmarkEnd w:id="240"/>
-    <w:bookmarkStart w:id="243" w:name="class-contact"/>
+    <w:bookmarkEnd w:id="245"/>
+    <w:bookmarkEnd w:id="246"/>
+    <w:bookmarkStart w:id="249" w:name="class-contact"/>
     <w:p>
       <w:pPr>
         <w:pStyle w:val="berschrift2"/>
@@ -27726,7 +28040,7 @@
         <w:t xml:space="preserve">__</w:t>
       </w:r>
     </w:p>
-    <w:bookmarkStart w:id="241" w:name="attribute-16"/>
+    <w:bookmarkStart w:id="247" w:name="attribute-16"/>
     <w:p>
       <w:pPr>
         <w:pStyle w:val="berschrift3"/>
@@ -27813,7 +28127,7 @@
               <w:jc w:val="left"/>
             </w:pPr>
             <w:r>
-              <w:t xml:space="preserve">0..1</w:t>
+              <w:t xml:space="preserve">1</w:t>
             </w:r>
             <w:r>
               <w:t xml:space="preserve"> </w:t>
@@ -27867,7 +28181,7 @@
               <w:jc w:val="left"/>
             </w:pPr>
             <w:r>
-              <w:t xml:space="preserve">0..1</w:t>
+              <w:t xml:space="preserve">1</w:t>
             </w:r>
             <w:r>
               <w:t xml:space="preserve"> </w:t>
@@ -27899,8 +28213,8 @@
         </w:tc>
       </w:tr>
     </w:tbl>
-    <w:bookmarkEnd w:id="241"/>
-    <w:bookmarkStart w:id="242" w:name="usages-16"/>
+    <w:bookmarkEnd w:id="247"/>
+    <w:bookmarkStart w:id="248" w:name="usages-16"/>
     <w:p>
       <w:pPr>
         <w:pStyle w:val="berschrift3"/>
@@ -28114,9 +28428,9 @@
         </w:tc>
       </w:tr>
     </w:tbl>
-    <w:bookmarkEnd w:id="242"/>
-    <w:bookmarkEnd w:id="243"/>
-    <w:bookmarkEnd w:id="244"/>
+    <w:bookmarkEnd w:id="248"/>
+    <w:bookmarkEnd w:id="249"/>
+    <w:bookmarkEnd w:id="250"/>
     <w:sectPr>
       <w:headerReference ns1:id="rId9" w:type="even"/>
       <w:headerReference ns1:id="rId10" w:type="default"/>
@@ -29391,6 +29705,24 @@
     <w:abstractNumId w:val="991"/>
   </w:num>
   <w:num w:numId="1009">
+    <w:abstractNumId w:val="991"/>
+  </w:num>
+  <w:num w:numId="1010">
+    <w:abstractNumId w:val="991"/>
+  </w:num>
+  <w:num w:numId="1011">
+    <w:abstractNumId w:val="991"/>
+  </w:num>
+  <w:num w:numId="1012">
+    <w:abstractNumId w:val="991"/>
+  </w:num>
+  <w:num w:numId="1013">
+    <w:abstractNumId w:val="991"/>
+  </w:num>
+  <w:num w:numId="1014">
+    <w:abstractNumId w:val="991"/>
+  </w:num>
+  <w:num w:numId="1015">
     <w:abstractNumId w:val="991"/>
   </w:num>
 </w:numbering>

--- a/ech-0294_actors/output/ech-0294_actors_en.docx
+++ b/ech-0294_actors/output/ech-0294_actors_en.docx
@@ -29733,7 +29733,7 @@
   <w:docDefaults>
     <w:rPrDefault>
       <w:rPr>
-        <w:rFonts w:asciiTheme="minorHAnsi" w:cstheme="minorBidi" w:eastAsiaTheme="minorHAnsi" w:hAnsiTheme="minorHAnsi"/>
+        <w:rFonts w:ascii="Arial" w:cs="Arial" w:eastAsia="Arial" w:hAnsi="Arial"/>
         <w:sz w:val="24"/>
         <w:szCs w:val="24"/>
         <w:lang w:bidi="ar-SA" w:eastAsia="en-US" w:val="en"/>

--- a/ech-0294_actors/output/ech-0294_actors_en.docx
+++ b/ech-0294_actors/output/ech-0294_actors_en.docx
@@ -27365,7 +27365,7 @@
         <w:szCs w:val="20"/>
         <w:lang w:val="en-GB"/>
       </w:rPr>
-      <w:t>xxxx</w:t>
+      <w:t>eCH-0294</w:t>
     </w:r>
     <w:proofErr w:type="spellEnd"/>
     <w:r>
@@ -27402,7 +27402,7 @@
         <w:szCs w:val="20"/>
         <w:lang w:val="en-GB"/>
       </w:rPr>
-      <w:t xml:space="preserve"> / 0.0.1 / Draft / 202</w:t>
+      <w:t xml:space="preserve"> / 0.2 / Entwurf / 2026-07-17</w:t>
     </w:r>
     <w:r>
       <w:rPr>
@@ -27411,7 +27411,7 @@
         <w:szCs w:val="20"/>
         <w:lang w:val="en-GB"/>
       </w:rPr>
-      <w:t>5</w:t>
+      <w:t/>
     </w:r>
     <w:r>
       <w:rPr>
@@ -27420,7 +27420,7 @@
         <w:szCs w:val="20"/>
         <w:lang w:val="en-GB"/>
       </w:rPr>
-      <w:t>-0</w:t>
+      <w:t/>
     </w:r>
     <w:r>
       <w:rPr>
@@ -27429,7 +27429,7 @@
         <w:szCs w:val="20"/>
         <w:lang w:val="en-GB"/>
       </w:rPr>
-      <w:t>5</w:t>
+      <w:t/>
     </w:r>
     <w:r>
       <w:rPr>
@@ -27438,7 +27438,7 @@
         <w:szCs w:val="20"/>
         <w:lang w:val="en-GB"/>
       </w:rPr>
-      <w:t>-2</w:t>
+      <w:t/>
     </w:r>
     <w:r>
       <w:rPr>
@@ -27447,7 +27447,7 @@
         <w:szCs w:val="20"/>
         <w:lang w:val="en-GB"/>
       </w:rPr>
-      <w:t>0</w:t>
+      <w:t/>
     </w:r>
   </w:p>
 </w:ftr>

--- a/ech-0294_actors/output/ech-0294_actors_en.docx
+++ b/ech-0294_actors/output/ech-0294_actors_en.docx
@@ -171,7 +171,7 @@
               <w:pStyle w:val="Compact"/>
             </w:pPr>
             <w:r>
-              <w:t xml:space="preserve">0.2</w:t>
+              <w:t xml:space="preserve">0.5</w:t>
             </w:r>
           </w:p>
         </w:tc>

--- a/ech-0294_actors/output/ech-0294_actors_en.docx
+++ b/ech-0294_actors/output/ech-0294_actors_en.docx
@@ -18,8 +18,8 @@
         <w:tblLook w:firstRow="1" w:lastRow="0" w:firstColumn="0" w:lastColumn="0" w:noHBand="0" w:noVBand="0" w:val="0020"/>
       </w:tblPr>
       <w:tblGrid>
-        <w:gridCol w:w="1239"/>
-        <w:gridCol w:w="6680"/>
+        <w:gridCol w:w="3960"/>
+        <w:gridCol w:w="3960"/>
       </w:tblGrid>
       <w:tr>
         <w:trPr>
@@ -111,7 +111,7 @@
               <w:pStyle w:val="Compact"/>
             </w:pPr>
             <w:r>
-              <w:t xml:space="preserve">Draft</w:t>
+              <w:t xml:space="preserve">Standard</w:t>
             </w:r>
           </w:p>
         </w:tc>
@@ -143,7 +143,7 @@
               <w:pStyle w:val="Compact"/>
             </w:pPr>
             <w:r>
-              <w:t xml:space="preserve">Specialist group internal review</w:t>
+              <w:t xml:space="preserve">Defined</w:t>
             </w:r>
           </w:p>
         </w:tc>
@@ -171,7 +171,7 @@
               <w:pStyle w:val="Compact"/>
             </w:pPr>
             <w:r>
-              <w:t xml:space="preserve">0.5</w:t>
+              <w:t xml:space="preserve">1.0</w:t>
             </w:r>
           </w:p>
         </w:tc>
@@ -202,6 +202,9 @@
             <w:pPr>
               <w:pStyle w:val="Compact"/>
             </w:pPr>
+            <w:r>
+              <w:t xml:space="preserve">Proposal</w:t>
+            </w:r>
           </w:p>
         </w:tc>
       </w:tr>
@@ -281,9 +284,6 @@
             <w:pPr>
               <w:pStyle w:val="Compact"/>
             </w:pPr>
-            <w:r>
-              <w:t xml:space="preserve">0.0</w:t>
-            </w:r>
           </w:p>
         </w:tc>
       </w:tr>
@@ -313,9 +313,6 @@
             <w:pPr>
               <w:pStyle w:val="Compact"/>
             </w:pPr>
-            <w:r>
-              <w:t xml:space="preserve">eCH-0292 (Common Data Elements)</w:t>
-            </w:r>
           </w:p>
         </w:tc>
       </w:tr>
@@ -470,7 +467,7 @@
         <w:pStyle w:val="FirstParagraph"/>
       </w:pPr>
       <w:r>
-        <w:t xml:space="preserve">The draft eCH-0294</w:t>
+        <w:t xml:space="preserve">The standard eCH-0294</w:t>
       </w:r>
       <w:r>
         <w:t xml:space="preserve"> </w:t>

--- a/ech-0294_actors/output/ech-0294_actors_en.docx
+++ b/ech-0294_actors/output/ech-0294_actors_en.docx
@@ -1091,7 +1091,7 @@
     </w:p>
     <w:bookmarkEnd w:id="25"/>
     <w:bookmarkEnd w:id="26"/>
-    <w:bookmarkStart w:id="121" w:name="person"/>
+    <w:bookmarkStart w:id="119" w:name="person"/>
     <w:p>
       <w:pPr>
         <w:pStyle w:val="berschrift1"/>
@@ -2302,14 +2302,65 @@
               <w:pStyle w:val="Compact"/>
             </w:pPr>
             <w:r>
-              <w:t xml:space="preserve">electoral_district</w:t>
-            </w:r>
-          </w:p>
-        </w:tc>
-        <w:tc>
-          <w:tcPr>
-            <w:shd w:val="clear" w:color="auto" w:fill="F2F2F2"/>
-          </w:tcPr>
+              <w:t xml:space="preserve">interest_links</w:t>
+            </w:r>
+          </w:p>
+        </w:tc>
+        <w:tc>
+          <w:tcPr>
+            <w:shd w:val="clear" w:color="auto" w:fill="F2F2F2"/>
+          </w:tcPr>
+          <w:p>
+            <w:pPr>
+              <w:pStyle w:val="Compact"/>
+            </w:pPr>
+            <w:r>
+              <w:t xml:space="preserve">*</w:t>
+            </w:r>
+            <w:r>
+              <w:t xml:space="preserve"> </w:t>
+            </w:r>
+            <w:r>
+              <w:t xml:space="preserve"> </w:t>
+            </w:r>
+            <w:hyperlink w:anchor="InterestLink">
+              <w:r>
+                <w:rPr>
+                  <w:rStyle w:val="Hyperlink"/>
+                </w:rPr>
+                <w:t xml:space="preserve">InterestLink</w:t>
+              </w:r>
+            </w:hyperlink>
+          </w:p>
+        </w:tc>
+        <w:tc>
+          <w:tcPr>
+            <w:shd w:val="clear" w:color="auto" w:fill="F2F2F2"/>
+          </w:tcPr>
+          <w:p>
+            <w:pPr>
+              <w:pStyle w:val="Compact"/>
+            </w:pPr>
+            <w:r>
+              <w:t xml:space="preserve">Collection of interest links.</w:t>
+            </w:r>
+          </w:p>
+        </w:tc>
+      </w:tr>
+      <w:tr>
+        <w:tc>
+          <w:tcPr/>
+          <w:p>
+            <w:pPr>
+              <w:pStyle w:val="Compact"/>
+            </w:pPr>
+            <w:r>
+              <w:t xml:space="preserve">local_id</w:t>
+            </w:r>
+          </w:p>
+        </w:tc>
+        <w:tc>
+          <w:tcPr/>
           <w:p>
             <w:pPr>
               <w:pStyle w:val="Compact"/>
@@ -2323,97 +2374,131 @@
             <w:r>
               <w:t xml:space="preserve"> </w:t>
             </w:r>
-            <w:hyperlink w:anchor="ElectoralDistrict">
-              <w:r>
-                <w:rPr>
-                  <w:rStyle w:val="Hyperlink"/>
-                </w:rPr>
-                <w:t xml:space="preserve">ElectoralDistrict</w:t>
-              </w:r>
-            </w:hyperlink>
-          </w:p>
-        </w:tc>
-        <w:tc>
-          <w:tcPr>
-            <w:shd w:val="clear" w:color="auto" w:fill="F2F2F2"/>
-          </w:tcPr>
-          <w:p>
-            <w:pPr>
-              <w:pStyle w:val="Compact"/>
-            </w:pPr>
-            <w:r>
-              <w:t xml:space="preserve">Link to the electoral district.</w:t>
-            </w:r>
-          </w:p>
-        </w:tc>
-      </w:tr>
-      <w:tr>
-        <w:tc>
-          <w:tcPr/>
-          <w:p>
-            <w:pPr>
-              <w:pStyle w:val="Compact"/>
-            </w:pPr>
-            <w:r>
-              <w:t xml:space="preserve">interest_links</w:t>
-            </w:r>
-          </w:p>
-        </w:tc>
-        <w:tc>
-          <w:tcPr/>
-          <w:p>
-            <w:pPr>
-              <w:pStyle w:val="Compact"/>
-            </w:pPr>
-            <w:r>
-              <w:t xml:space="preserve">*</w:t>
-            </w:r>
-            <w:r>
-              <w:t xml:space="preserve"> </w:t>
-            </w:r>
-            <w:r>
-              <w:t xml:space="preserve"> </w:t>
-            </w:r>
-            <w:hyperlink w:anchor="InterestLink">
-              <w:r>
-                <w:rPr>
-                  <w:rStyle w:val="Hyperlink"/>
-                </w:rPr>
-                <w:t xml:space="preserve">InterestLink</w:t>
-              </w:r>
-            </w:hyperlink>
-          </w:p>
-        </w:tc>
-        <w:tc>
-          <w:tcPr/>
-          <w:p>
-            <w:pPr>
-              <w:pStyle w:val="Compact"/>
-            </w:pPr>
-            <w:r>
-              <w:t xml:space="preserve">Collection of interest links.</w:t>
-            </w:r>
-          </w:p>
-        </w:tc>
-      </w:tr>
-      <w:tr>
-        <w:tc>
-          <w:tcPr>
-            <w:shd w:val="clear" w:color="auto" w:fill="F2F2F2"/>
-          </w:tcPr>
-          <w:p>
-            <w:pPr>
-              <w:pStyle w:val="Compact"/>
-            </w:pPr>
-            <w:r>
-              <w:t xml:space="preserve">local_id</w:t>
-            </w:r>
-          </w:p>
-        </w:tc>
-        <w:tc>
-          <w:tcPr>
-            <w:shd w:val="clear" w:color="auto" w:fill="F2F2F2"/>
-          </w:tcPr>
+            <w:hyperlink w:anchor="String">
+              <w:r>
+                <w:rPr>
+                  <w:rStyle w:val="Hyperlink"/>
+                </w:rPr>
+                <w:t xml:space="preserve">String</w:t>
+              </w:r>
+            </w:hyperlink>
+          </w:p>
+        </w:tc>
+        <w:tc>
+          <w:tcPr/>
+          <w:p>
+            <w:pPr>
+              <w:pStyle w:val="Compact"/>
+            </w:pPr>
+            <w:r>
+              <w:t xml:space="preserve">Local identifier. For example, a UUID from the council information system.</w:t>
+            </w:r>
+            <w:r>
+              <w:t xml:space="preserve"> </w:t>
+            </w:r>
+            <w:r>
+              <w:t xml:space="preserve">Inheritance:</w:t>
+            </w:r>
+            <w:r>
+              <w:t xml:space="preserve"> </w:t>
+            </w:r>
+            <w:hyperlink w:anchor="HasIdentification">
+              <w:r>
+                <w:rPr>
+                  <w:rStyle w:val="Hyperlink"/>
+                </w:rPr>
+                <w:t xml:space="preserve">HasIdentification</w:t>
+              </w:r>
+            </w:hyperlink>
+          </w:p>
+        </w:tc>
+      </w:tr>
+      <w:tr>
+        <w:tc>
+          <w:tcPr>
+            <w:shd w:val="clear" w:color="auto" w:fill="F2F2F2"/>
+          </w:tcPr>
+          <w:p>
+            <w:pPr>
+              <w:pStyle w:val="Compact"/>
+            </w:pPr>
+            <w:r>
+              <w:t xml:space="preserve">global_uri</w:t>
+            </w:r>
+          </w:p>
+        </w:tc>
+        <w:tc>
+          <w:tcPr>
+            <w:shd w:val="clear" w:color="auto" w:fill="F2F2F2"/>
+          </w:tcPr>
+          <w:p>
+            <w:pPr>
+              <w:pStyle w:val="Compact"/>
+            </w:pPr>
+            <w:r>
+              <w:t xml:space="preserve">1</w:t>
+            </w:r>
+            <w:r>
+              <w:t xml:space="preserve"> </w:t>
+            </w:r>
+            <w:r>
+              <w:t xml:space="preserve"> </w:t>
+            </w:r>
+            <w:hyperlink w:anchor="Uriorcurie">
+              <w:r>
+                <w:rPr>
+                  <w:rStyle w:val="Hyperlink"/>
+                </w:rPr>
+                <w:t xml:space="preserve">Uriorcurie</w:t>
+              </w:r>
+            </w:hyperlink>
+          </w:p>
+        </w:tc>
+        <w:tc>
+          <w:tcPr>
+            <w:shd w:val="clear" w:color="auto" w:fill="F2F2F2"/>
+          </w:tcPr>
+          <w:p>
+            <w:pPr>
+              <w:pStyle w:val="Compact"/>
+            </w:pPr>
+            <w:r>
+              <w:t xml:space="preserve">A unique, globally valid URI for the entity.</w:t>
+            </w:r>
+            <w:r>
+              <w:t xml:space="preserve"> </w:t>
+            </w:r>
+            <w:r>
+              <w:t xml:space="preserve">Inheritance:</w:t>
+            </w:r>
+            <w:r>
+              <w:t xml:space="preserve"> </w:t>
+            </w:r>
+            <w:hyperlink w:anchor="HasIdentification">
+              <w:r>
+                <w:rPr>
+                  <w:rStyle w:val="Hyperlink"/>
+                </w:rPr>
+                <w:t xml:space="preserve">HasIdentification</w:t>
+              </w:r>
+            </w:hyperlink>
+          </w:p>
+        </w:tc>
+      </w:tr>
+      <w:tr>
+        <w:tc>
+          <w:tcPr/>
+          <w:p>
+            <w:pPr>
+              <w:pStyle w:val="Compact"/>
+            </w:pPr>
+            <w:r>
+              <w:t xml:space="preserve">wikidata_uri</w:t>
+            </w:r>
+          </w:p>
+        </w:tc>
+        <w:tc>
+          <w:tcPr/>
           <w:p>
             <w:pPr>
               <w:pStyle w:val="Compact"/>
@@ -2427,26 +2512,24 @@
             <w:r>
               <w:t xml:space="preserve"> </w:t>
             </w:r>
-            <w:hyperlink w:anchor="String">
-              <w:r>
-                <w:rPr>
-                  <w:rStyle w:val="Hyperlink"/>
-                </w:rPr>
-                <w:t xml:space="preserve">String</w:t>
-              </w:r>
-            </w:hyperlink>
-          </w:p>
-        </w:tc>
-        <w:tc>
-          <w:tcPr>
-            <w:shd w:val="clear" w:color="auto" w:fill="F2F2F2"/>
-          </w:tcPr>
-          <w:p>
-            <w:pPr>
-              <w:pStyle w:val="Compact"/>
-            </w:pPr>
-            <w:r>
-              <w:t xml:space="preserve">Local identifier. For example, a UUID from the council information system.</w:t>
+            <w:hyperlink w:anchor="Uriorcurie">
+              <w:r>
+                <w:rPr>
+                  <w:rStyle w:val="Hyperlink"/>
+                </w:rPr>
+                <w:t xml:space="preserve">Uriorcurie</w:t>
+              </w:r>
+            </w:hyperlink>
+          </w:p>
+        </w:tc>
+        <w:tc>
+          <w:tcPr/>
+          <w:p>
+            <w:pPr>
+              <w:pStyle w:val="Compact"/>
+            </w:pPr>
+            <w:r>
+              <w:t xml:space="preserve">A URI that refers to a Wikidata entity, e.g. http://www.wikidata.org/entity/Q39 for Switzerland.</w:t>
             </w:r>
             <w:r>
               <w:t xml:space="preserve"> </w:t>
@@ -2470,49 +2553,55 @@
       </w:tr>
       <w:tr>
         <w:tc>
-          <w:tcPr/>
-          <w:p>
-            <w:pPr>
-              <w:pStyle w:val="Compact"/>
-            </w:pPr>
-            <w:r>
-              <w:t xml:space="preserve">global_uri</w:t>
-            </w:r>
-          </w:p>
-        </w:tc>
-        <w:tc>
-          <w:tcPr/>
-          <w:p>
-            <w:pPr>
-              <w:pStyle w:val="Compact"/>
-            </w:pPr>
-            <w:r>
-              <w:t xml:space="preserve">1</w:t>
-            </w:r>
-            <w:r>
-              <w:t xml:space="preserve"> </w:t>
-            </w:r>
-            <w:r>
-              <w:t xml:space="preserve"> </w:t>
-            </w:r>
-            <w:hyperlink w:anchor="Uriorcurie">
-              <w:r>
-                <w:rPr>
-                  <w:rStyle w:val="Hyperlink"/>
-                </w:rPr>
-                <w:t xml:space="preserve">Uriorcurie</w:t>
-              </w:r>
-            </w:hyperlink>
-          </w:p>
-        </w:tc>
-        <w:tc>
-          <w:tcPr/>
-          <w:p>
-            <w:pPr>
-              <w:pStyle w:val="Compact"/>
-            </w:pPr>
-            <w:r>
-              <w:t xml:space="preserve">A unique, globally valid URI for the entity.</w:t>
+          <w:tcPr>
+            <w:shd w:val="clear" w:color="auto" w:fill="F2F2F2"/>
+          </w:tcPr>
+          <w:p>
+            <w:pPr>
+              <w:pStyle w:val="Compact"/>
+            </w:pPr>
+            <w:r>
+              <w:t xml:space="preserve">date_created</w:t>
+            </w:r>
+          </w:p>
+        </w:tc>
+        <w:tc>
+          <w:tcPr>
+            <w:shd w:val="clear" w:color="auto" w:fill="F2F2F2"/>
+          </w:tcPr>
+          <w:p>
+            <w:pPr>
+              <w:pStyle w:val="Compact"/>
+            </w:pPr>
+            <w:r>
+              <w:t xml:space="preserve">0..1</w:t>
+            </w:r>
+            <w:r>
+              <w:t xml:space="preserve"> </w:t>
+            </w:r>
+            <w:r>
+              <w:t xml:space="preserve"> </w:t>
+            </w:r>
+            <w:hyperlink w:anchor="Date">
+              <w:r>
+                <w:rPr>
+                  <w:rStyle w:val="Hyperlink"/>
+                </w:rPr>
+                <w:t xml:space="preserve">Date</w:t>
+              </w:r>
+            </w:hyperlink>
+          </w:p>
+        </w:tc>
+        <w:tc>
+          <w:tcPr>
+            <w:shd w:val="clear" w:color="auto" w:fill="F2F2F2"/>
+          </w:tcPr>
+          <w:p>
+            <w:pPr>
+              <w:pStyle w:val="Compact"/>
+            </w:pPr>
+            <w:r>
+              <w:t xml:space="preserve">The date when an entity was created.</w:t>
             </w:r>
             <w:r>
               <w:t xml:space="preserve"> </w:t>
@@ -2523,35 +2612,31 @@
             <w:r>
               <w:t xml:space="preserve"> </w:t>
             </w:r>
-            <w:hyperlink w:anchor="HasIdentification">
-              <w:r>
-                <w:rPr>
-                  <w:rStyle w:val="Hyperlink"/>
-                </w:rPr>
-                <w:t xml:space="preserve">HasIdentification</w:t>
-              </w:r>
-            </w:hyperlink>
-          </w:p>
-        </w:tc>
-      </w:tr>
-      <w:tr>
-        <w:tc>
-          <w:tcPr>
-            <w:shd w:val="clear" w:color="auto" w:fill="F2F2F2"/>
-          </w:tcPr>
-          <w:p>
-            <w:pPr>
-              <w:pStyle w:val="Compact"/>
-            </w:pPr>
-            <w:r>
-              <w:t xml:space="preserve">wikidata_uri</w:t>
-            </w:r>
-          </w:p>
-        </w:tc>
-        <w:tc>
-          <w:tcPr>
-            <w:shd w:val="clear" w:color="auto" w:fill="F2F2F2"/>
-          </w:tcPr>
+            <w:hyperlink w:anchor="HasCreationModificationDates">
+              <w:r>
+                <w:rPr>
+                  <w:rStyle w:val="Hyperlink"/>
+                </w:rPr>
+                <w:t xml:space="preserve">HasCreationModificationDates</w:t>
+              </w:r>
+            </w:hyperlink>
+          </w:p>
+        </w:tc>
+      </w:tr>
+      <w:tr>
+        <w:tc>
+          <w:tcPr/>
+          <w:p>
+            <w:pPr>
+              <w:pStyle w:val="Compact"/>
+            </w:pPr>
+            <w:r>
+              <w:t xml:space="preserve">datetime_created</w:t>
+            </w:r>
+          </w:p>
+        </w:tc>
+        <w:tc>
+          <w:tcPr/>
           <w:p>
             <w:pPr>
               <w:pStyle w:val="Compact"/>
@@ -2565,26 +2650,24 @@
             <w:r>
               <w:t xml:space="preserve"> </w:t>
             </w:r>
-            <w:hyperlink w:anchor="Uriorcurie">
-              <w:r>
-                <w:rPr>
-                  <w:rStyle w:val="Hyperlink"/>
-                </w:rPr>
-                <w:t xml:space="preserve">Uriorcurie</w:t>
-              </w:r>
-            </w:hyperlink>
-          </w:p>
-        </w:tc>
-        <w:tc>
-          <w:tcPr>
-            <w:shd w:val="clear" w:color="auto" w:fill="F2F2F2"/>
-          </w:tcPr>
-          <w:p>
-            <w:pPr>
-              <w:pStyle w:val="Compact"/>
-            </w:pPr>
-            <w:r>
-              <w:t xml:space="preserve">A URI that refers to a Wikidata entity, e.g. http://www.wikidata.org/entity/Q39 for Switzerland.</w:t>
+            <w:hyperlink w:anchor="Datetime">
+              <w:r>
+                <w:rPr>
+                  <w:rStyle w:val="Hyperlink"/>
+                </w:rPr>
+                <w:t xml:space="preserve">Datetime</w:t>
+              </w:r>
+            </w:hyperlink>
+          </w:p>
+        </w:tc>
+        <w:tc>
+          <w:tcPr/>
+          <w:p>
+            <w:pPr>
+              <w:pStyle w:val="Compact"/>
+            </w:pPr>
+            <w:r>
+              <w:t xml:space="preserve">The date and time when an entity was created.</w:t>
             </w:r>
             <w:r>
               <w:t xml:space="preserve"> </w:t>
@@ -2595,31 +2678,35 @@
             <w:r>
               <w:t xml:space="preserve"> </w:t>
             </w:r>
-            <w:hyperlink w:anchor="HasIdentification">
-              <w:r>
-                <w:rPr>
-                  <w:rStyle w:val="Hyperlink"/>
-                </w:rPr>
-                <w:t xml:space="preserve">HasIdentification</w:t>
-              </w:r>
-            </w:hyperlink>
-          </w:p>
-        </w:tc>
-      </w:tr>
-      <w:tr>
-        <w:tc>
-          <w:tcPr/>
-          <w:p>
-            <w:pPr>
-              <w:pStyle w:val="Compact"/>
-            </w:pPr>
-            <w:r>
-              <w:t xml:space="preserve">date_created</w:t>
-            </w:r>
-          </w:p>
-        </w:tc>
-        <w:tc>
-          <w:tcPr/>
+            <w:hyperlink w:anchor="HasCreationModificationDates">
+              <w:r>
+                <w:rPr>
+                  <w:rStyle w:val="Hyperlink"/>
+                </w:rPr>
+                <w:t xml:space="preserve">HasCreationModificationDates</w:t>
+              </w:r>
+            </w:hyperlink>
+          </w:p>
+        </w:tc>
+      </w:tr>
+      <w:tr>
+        <w:tc>
+          <w:tcPr>
+            <w:shd w:val="clear" w:color="auto" w:fill="F2F2F2"/>
+          </w:tcPr>
+          <w:p>
+            <w:pPr>
+              <w:pStyle w:val="Compact"/>
+            </w:pPr>
+            <w:r>
+              <w:t xml:space="preserve">date_modified</w:t>
+            </w:r>
+          </w:p>
+        </w:tc>
+        <w:tc>
+          <w:tcPr>
+            <w:shd w:val="clear" w:color="auto" w:fill="F2F2F2"/>
+          </w:tcPr>
           <w:p>
             <w:pPr>
               <w:pStyle w:val="Compact"/>
@@ -2644,13 +2731,15 @@
           </w:p>
         </w:tc>
         <w:tc>
-          <w:tcPr/>
-          <w:p>
-            <w:pPr>
-              <w:pStyle w:val="Compact"/>
-            </w:pPr>
-            <w:r>
-              <w:t xml:space="preserve">The date when an entity was created.</w:t>
+          <w:tcPr>
+            <w:shd w:val="clear" w:color="auto" w:fill="F2F2F2"/>
+          </w:tcPr>
+          <w:p>
+            <w:pPr>
+              <w:pStyle w:val="Compact"/>
+            </w:pPr>
+            <w:r>
+              <w:t xml:space="preserve">The date when an entity was last modified.</w:t>
             </w:r>
             <w:r>
               <w:t xml:space="preserve"> </w:t>
@@ -2674,22 +2763,18 @@
       </w:tr>
       <w:tr>
         <w:tc>
-          <w:tcPr>
-            <w:shd w:val="clear" w:color="auto" w:fill="F2F2F2"/>
-          </w:tcPr>
-          <w:p>
-            <w:pPr>
-              <w:pStyle w:val="Compact"/>
-            </w:pPr>
-            <w:r>
-              <w:t xml:space="preserve">datetime_created</w:t>
-            </w:r>
-          </w:p>
-        </w:tc>
-        <w:tc>
-          <w:tcPr>
-            <w:shd w:val="clear" w:color="auto" w:fill="F2F2F2"/>
-          </w:tcPr>
+          <w:tcPr/>
+          <w:p>
+            <w:pPr>
+              <w:pStyle w:val="Compact"/>
+            </w:pPr>
+            <w:r>
+              <w:t xml:space="preserve">datetime_modified</w:t>
+            </w:r>
+          </w:p>
+        </w:tc>
+        <w:tc>
+          <w:tcPr/>
           <w:p>
             <w:pPr>
               <w:pStyle w:val="Compact"/>
@@ -2714,147 +2799,7 @@
           </w:p>
         </w:tc>
         <w:tc>
-          <w:tcPr>
-            <w:shd w:val="clear" w:color="auto" w:fill="F2F2F2"/>
-          </w:tcPr>
-          <w:p>
-            <w:pPr>
-              <w:pStyle w:val="Compact"/>
-            </w:pPr>
-            <w:r>
-              <w:t xml:space="preserve">The date and time when an entity was created.</w:t>
-            </w:r>
-            <w:r>
-              <w:t xml:space="preserve"> </w:t>
-            </w:r>
-            <w:r>
-              <w:t xml:space="preserve">Inheritance:</w:t>
-            </w:r>
-            <w:r>
-              <w:t xml:space="preserve"> </w:t>
-            </w:r>
-            <w:hyperlink w:anchor="HasCreationModificationDates">
-              <w:r>
-                <w:rPr>
-                  <w:rStyle w:val="Hyperlink"/>
-                </w:rPr>
-                <w:t xml:space="preserve">HasCreationModificationDates</w:t>
-              </w:r>
-            </w:hyperlink>
-          </w:p>
-        </w:tc>
-      </w:tr>
-      <w:tr>
-        <w:tc>
-          <w:tcPr/>
-          <w:p>
-            <w:pPr>
-              <w:pStyle w:val="Compact"/>
-            </w:pPr>
-            <w:r>
-              <w:t xml:space="preserve">date_modified</w:t>
-            </w:r>
-          </w:p>
-        </w:tc>
-        <w:tc>
-          <w:tcPr/>
-          <w:p>
-            <w:pPr>
-              <w:pStyle w:val="Compact"/>
-            </w:pPr>
-            <w:r>
-              <w:t xml:space="preserve">0..1</w:t>
-            </w:r>
-            <w:r>
-              <w:t xml:space="preserve"> </w:t>
-            </w:r>
-            <w:r>
-              <w:t xml:space="preserve"> </w:t>
-            </w:r>
-            <w:hyperlink w:anchor="Date">
-              <w:r>
-                <w:rPr>
-                  <w:rStyle w:val="Hyperlink"/>
-                </w:rPr>
-                <w:t xml:space="preserve">Date</w:t>
-              </w:r>
-            </w:hyperlink>
-          </w:p>
-        </w:tc>
-        <w:tc>
-          <w:tcPr/>
-          <w:p>
-            <w:pPr>
-              <w:pStyle w:val="Compact"/>
-            </w:pPr>
-            <w:r>
-              <w:t xml:space="preserve">The date when an entity was last modified.</w:t>
-            </w:r>
-            <w:r>
-              <w:t xml:space="preserve"> </w:t>
-            </w:r>
-            <w:r>
-              <w:t xml:space="preserve">Inheritance:</w:t>
-            </w:r>
-            <w:r>
-              <w:t xml:space="preserve"> </w:t>
-            </w:r>
-            <w:hyperlink w:anchor="HasCreationModificationDates">
-              <w:r>
-                <w:rPr>
-                  <w:rStyle w:val="Hyperlink"/>
-                </w:rPr>
-                <w:t xml:space="preserve">HasCreationModificationDates</w:t>
-              </w:r>
-            </w:hyperlink>
-          </w:p>
-        </w:tc>
-      </w:tr>
-      <w:tr>
-        <w:tc>
-          <w:tcPr>
-            <w:shd w:val="clear" w:color="auto" w:fill="F2F2F2"/>
-          </w:tcPr>
-          <w:p>
-            <w:pPr>
-              <w:pStyle w:val="Compact"/>
-            </w:pPr>
-            <w:r>
-              <w:t xml:space="preserve">datetime_modified</w:t>
-            </w:r>
-          </w:p>
-        </w:tc>
-        <w:tc>
-          <w:tcPr>
-            <w:shd w:val="clear" w:color="auto" w:fill="F2F2F2"/>
-          </w:tcPr>
-          <w:p>
-            <w:pPr>
-              <w:pStyle w:val="Compact"/>
-            </w:pPr>
-            <w:r>
-              <w:t xml:space="preserve">0..1</w:t>
-            </w:r>
-            <w:r>
-              <w:t xml:space="preserve"> </w:t>
-            </w:r>
-            <w:r>
-              <w:t xml:space="preserve"> </w:t>
-            </w:r>
-            <w:hyperlink w:anchor="Datetime">
-              <w:r>
-                <w:rPr>
-                  <w:rStyle w:val="Hyperlink"/>
-                </w:rPr>
-                <w:t xml:space="preserve">Datetime</w:t>
-              </w:r>
-            </w:hyperlink>
-          </w:p>
-        </w:tc>
-        <w:tc>
-          <w:tcPr>
-            <w:shd w:val="clear" w:color="auto" w:fill="F2F2F2"/>
-          </w:tcPr>
+          <w:tcPr/>
           <w:p>
             <w:pPr>
               <w:pStyle w:val="Compact"/>
@@ -4050,75 +3995,6 @@
         </w:rPr>
         <w:t xml:space="preserve"> http://www.beat-jans.ch</w:t>
       </w:r>
-      <w:r>
-        <w:br/>
-      </w:r>
-      <w:r>
-        <w:rPr>
-          <w:rStyle w:val="FunctionTok"/>
-        </w:rPr>
-        <w:t xml:space="preserve">electoral_district</w:t>
-      </w:r>
-      <w:r>
-        <w:rPr>
-          <w:rStyle w:val="KeywordTok"/>
-        </w:rPr>
-        <w:t xml:space="preserve">:</w:t>
-      </w:r>
-      <w:r>
-        <w:br/>
-      </w:r>
-      <w:r>
-        <w:rPr>
-          <w:rStyle w:val="AttributeTok"/>
-        </w:rPr>
-        <w:t xml:space="preserve">  </w:t>
-      </w:r>
-      <w:r>
-        <w:rPr>
-          <w:rStyle w:val="FunctionTok"/>
-        </w:rPr>
-        <w:t xml:space="preserve">district</w:t>
-      </w:r>
-      <w:r>
-        <w:rPr>
-          <w:rStyle w:val="KeywordTok"/>
-        </w:rPr>
-        <w:t xml:space="preserve">:</w:t>
-      </w:r>
-      <w:r>
-        <w:rPr>
-          <w:rStyle w:val="AttributeTok"/>
-        </w:rPr>
-        <w:t xml:space="preserve"> Basel-Stadt</w:t>
-      </w:r>
-      <w:r>
-        <w:br/>
-      </w:r>
-      <w:r>
-        <w:rPr>
-          <w:rStyle w:val="AttributeTok"/>
-        </w:rPr>
-        <w:t xml:space="preserve">  </w:t>
-      </w:r>
-      <w:r>
-        <w:rPr>
-          <w:rStyle w:val="FunctionTok"/>
-        </w:rPr>
-        <w:t xml:space="preserve">valid_from</w:t>
-      </w:r>
-      <w:r>
-        <w:rPr>
-          <w:rStyle w:val="KeywordTok"/>
-        </w:rPr>
-        <w:t xml:space="preserve">:</w:t>
-      </w:r>
-      <w:r>
-        <w:rPr>
-          <w:rStyle w:val="AttributeTok"/>
-        </w:rPr>
-        <w:t xml:space="preserve"> 2010-01-01</w:t>
-      </w:r>
     </w:p>
     <w:bookmarkEnd w:id="29"/>
     <w:bookmarkEnd w:id="30"/>
@@ -11156,7 +11032,7 @@
     </w:tbl>
     <w:bookmarkEnd w:id="114"/>
     <w:bookmarkEnd w:id="115"/>
-    <w:bookmarkStart w:id="120" w:name="class-electoraldistrict"/>
+    <w:bookmarkStart w:id="118" w:name="class-electoraldistrict"/>
     <w:p>
       <w:pPr>
         <w:pStyle w:val="berschrift2"/>
@@ -11174,7 +11050,7 @@
           <w:i/>
           <w:iCs/>
         </w:rPr>
-        <w:t xml:space="preserve">Electoral district or region where a person is politically active; with temporal validity.</w:t>
+        <w:t xml:space="preserve">Electoral district or region associated with a membership. The temporal validity is inherited from the enclosing membership.</w:t>
       </w:r>
     </w:p>
     <w:p>
@@ -11254,7 +11130,128 @@
               <w:pStyle w:val="Compact"/>
             </w:pPr>
             <w:r>
-              <w:t xml:space="preserve">district</w:t>
+              <w:t xml:space="preserve">label</w:t>
+            </w:r>
+          </w:p>
+        </w:tc>
+        <w:tc>
+          <w:tcPr>
+            <w:shd w:val="clear" w:color="auto" w:fill="F2F2F2"/>
+          </w:tcPr>
+          <w:p>
+            <w:pPr>
+              <w:pStyle w:val="Compact"/>
+            </w:pPr>
+            <w:r>
+              <w:t xml:space="preserve">0..1</w:t>
+            </w:r>
+            <w:r>
+              <w:t xml:space="preserve"> </w:t>
+            </w:r>
+            <w:r>
+              <w:t xml:space="preserve"> </w:t>
+            </w:r>
+            <w:hyperlink w:anchor="String">
+              <w:r>
+                <w:rPr>
+                  <w:rStyle w:val="Hyperlink"/>
+                </w:rPr>
+                <w:t xml:space="preserve">String</w:t>
+              </w:r>
+            </w:hyperlink>
+          </w:p>
+        </w:tc>
+        <w:tc>
+          <w:tcPr>
+            <w:shd w:val="clear" w:color="auto" w:fill="F2F2F2"/>
+          </w:tcPr>
+          <w:p>
+            <w:pPr>
+              <w:pStyle w:val="Compact"/>
+            </w:pPr>
+            <w:r>
+              <w:t xml:space="preserve">Assign a label to a structured piece of information (e.g., display name, position, etc.).</w:t>
+            </w:r>
+          </w:p>
+        </w:tc>
+      </w:tr>
+      <w:tr>
+        <w:tc>
+          <w:tcPr/>
+          <w:p>
+            <w:pPr>
+              <w:pStyle w:val="Compact"/>
+            </w:pPr>
+            <w:r>
+              <w:t xml:space="preserve">local_id</w:t>
+            </w:r>
+          </w:p>
+        </w:tc>
+        <w:tc>
+          <w:tcPr/>
+          <w:p>
+            <w:pPr>
+              <w:pStyle w:val="Compact"/>
+            </w:pPr>
+            <w:r>
+              <w:t xml:space="preserve">0..1</w:t>
+            </w:r>
+            <w:r>
+              <w:t xml:space="preserve"> </w:t>
+            </w:r>
+            <w:r>
+              <w:t xml:space="preserve"> </w:t>
+            </w:r>
+            <w:hyperlink w:anchor="String">
+              <w:r>
+                <w:rPr>
+                  <w:rStyle w:val="Hyperlink"/>
+                </w:rPr>
+                <w:t xml:space="preserve">String</w:t>
+              </w:r>
+            </w:hyperlink>
+          </w:p>
+        </w:tc>
+        <w:tc>
+          <w:tcPr/>
+          <w:p>
+            <w:pPr>
+              <w:pStyle w:val="Compact"/>
+            </w:pPr>
+            <w:r>
+              <w:t xml:space="preserve">Local identifier. For example, a UUID from the council information system.</w:t>
+            </w:r>
+            <w:r>
+              <w:t xml:space="preserve"> </w:t>
+            </w:r>
+            <w:r>
+              <w:t xml:space="preserve">Inheritance:</w:t>
+            </w:r>
+            <w:r>
+              <w:t xml:space="preserve"> </w:t>
+            </w:r>
+            <w:hyperlink w:anchor="HasIdentification">
+              <w:r>
+                <w:rPr>
+                  <w:rStyle w:val="Hyperlink"/>
+                </w:rPr>
+                <w:t xml:space="preserve">HasIdentification</w:t>
+              </w:r>
+            </w:hyperlink>
+          </w:p>
+        </w:tc>
+      </w:tr>
+      <w:tr>
+        <w:tc>
+          <w:tcPr>
+            <w:shd w:val="clear" w:color="auto" w:fill="F2F2F2"/>
+          </w:tcPr>
+          <w:p>
+            <w:pPr>
+              <w:pStyle w:val="Compact"/>
+            </w:pPr>
+            <w:r>
+              <w:t xml:space="preserve">global_uri</w:t>
             </w:r>
           </w:p>
         </w:tc>
@@ -11275,39 +11272,56 @@
             <w:r>
               <w:t xml:space="preserve"> </w:t>
             </w:r>
-            <w:hyperlink w:anchor="String">
-              <w:r>
-                <w:rPr>
-                  <w:rStyle w:val="Hyperlink"/>
-                </w:rPr>
-                <w:t xml:space="preserve">String</w:t>
-              </w:r>
-            </w:hyperlink>
-          </w:p>
-        </w:tc>
-        <w:tc>
-          <w:tcPr>
-            <w:shd w:val="clear" w:color="auto" w:fill="F2F2F2"/>
-          </w:tcPr>
-          <w:p>
-            <w:pPr>
-              <w:pStyle w:val="Compact"/>
-            </w:pPr>
-            <w:r>
-              <w:t xml:space="preserve">Electoral district or region.</w:t>
-            </w:r>
-          </w:p>
-        </w:tc>
-      </w:tr>
-      <w:tr>
-        <w:tc>
-          <w:tcPr/>
-          <w:p>
-            <w:pPr>
-              <w:pStyle w:val="Compact"/>
-            </w:pPr>
-            <w:r>
-              <w:t xml:space="preserve">valid_from</w:t>
+            <w:hyperlink w:anchor="Uriorcurie">
+              <w:r>
+                <w:rPr>
+                  <w:rStyle w:val="Hyperlink"/>
+                </w:rPr>
+                <w:t xml:space="preserve">Uriorcurie</w:t>
+              </w:r>
+            </w:hyperlink>
+          </w:p>
+        </w:tc>
+        <w:tc>
+          <w:tcPr>
+            <w:shd w:val="clear" w:color="auto" w:fill="F2F2F2"/>
+          </w:tcPr>
+          <w:p>
+            <w:pPr>
+              <w:pStyle w:val="Compact"/>
+            </w:pPr>
+            <w:r>
+              <w:t xml:space="preserve">For IRI references, LINDAS resources should be used. The IRIs for the different administrative levels of Swiss spatial units are available at: ch:country/CHE. Under links in the schema:containsPlace section, the desired level can be selected. Examples for each administrative level: - Country - Switzerland: https://ld.admin.ch/country/CHE - Canton - Aargau: https://ld.admin.ch/canton/19 - District - Brig: https://ld.admin.ch/district/2301 - Municipality - Versoix: https://ld.admin.ch/municipality/6644</w:t>
+            </w:r>
+            <w:r>
+              <w:t xml:space="preserve"> </w:t>
+            </w:r>
+            <w:r>
+              <w:t xml:space="preserve">Inheritance:</w:t>
+            </w:r>
+            <w:r>
+              <w:t xml:space="preserve"> </w:t>
+            </w:r>
+            <w:hyperlink w:anchor="HasIdentification">
+              <w:r>
+                <w:rPr>
+                  <w:rStyle w:val="Hyperlink"/>
+                </w:rPr>
+                <w:t xml:space="preserve">HasIdentification</w:t>
+              </w:r>
+            </w:hyperlink>
+          </w:p>
+        </w:tc>
+      </w:tr>
+      <w:tr>
+        <w:tc>
+          <w:tcPr/>
+          <w:p>
+            <w:pPr>
+              <w:pStyle w:val="Compact"/>
+            </w:pPr>
+            <w:r>
+              <w:t xml:space="preserve">wikidata_uri</w:t>
             </w:r>
           </w:p>
         </w:tc>
@@ -11326,24 +11340,24 @@
             <w:r>
               <w:t xml:space="preserve"> </w:t>
             </w:r>
-            <w:hyperlink w:anchor="Date">
-              <w:r>
-                <w:rPr>
-                  <w:rStyle w:val="Hyperlink"/>
-                </w:rPr>
-                <w:t xml:space="preserve">Date</w:t>
-              </w:r>
-            </w:hyperlink>
-          </w:p>
-        </w:tc>
-        <w:tc>
-          <w:tcPr/>
-          <w:p>
-            <w:pPr>
-              <w:pStyle w:val="Compact"/>
-            </w:pPr>
-            <w:r>
-              <w:t xml:space="preserve">The date from which the information is valid.</w:t>
+            <w:hyperlink w:anchor="Uriorcurie">
+              <w:r>
+                <w:rPr>
+                  <w:rStyle w:val="Hyperlink"/>
+                </w:rPr>
+                <w:t xml:space="preserve">Uriorcurie</w:t>
+              </w:r>
+            </w:hyperlink>
+          </w:p>
+        </w:tc>
+        <w:tc>
+          <w:tcPr/>
+          <w:p>
+            <w:pPr>
+              <w:pStyle w:val="Compact"/>
+            </w:pPr>
+            <w:r>
+              <w:t xml:space="preserve">A URI that refers to a Wikidata entity, e.g. http://www.wikidata.org/entity/Q39 for Switzerland.</w:t>
             </w:r>
             <w:r>
               <w:t xml:space="preserve"> </w:t>
@@ -11354,150 +11368,12 @@
             <w:r>
               <w:t xml:space="preserve"> </w:t>
             </w:r>
-            <w:hyperlink w:anchor="HasTemporalValidity">
-              <w:r>
-                <w:rPr>
-                  <w:rStyle w:val="Hyperlink"/>
-                </w:rPr>
-                <w:t xml:space="preserve">HasTemporalValidity</w:t>
-              </w:r>
-            </w:hyperlink>
-          </w:p>
-        </w:tc>
-      </w:tr>
-      <w:tr>
-        <w:tc>
-          <w:tcPr>
-            <w:shd w:val="clear" w:color="auto" w:fill="F2F2F2"/>
-          </w:tcPr>
-          <w:p>
-            <w:pPr>
-              <w:pStyle w:val="Compact"/>
-            </w:pPr>
-            <w:r>
-              <w:t xml:space="preserve">valid_through</w:t>
-            </w:r>
-          </w:p>
-        </w:tc>
-        <w:tc>
-          <w:tcPr>
-            <w:shd w:val="clear" w:color="auto" w:fill="F2F2F2"/>
-          </w:tcPr>
-          <w:p>
-            <w:pPr>
-              <w:pStyle w:val="Compact"/>
-            </w:pPr>
-            <w:r>
-              <w:t xml:space="preserve">0..1</w:t>
-            </w:r>
-            <w:r>
-              <w:t xml:space="preserve"> </w:t>
-            </w:r>
-            <w:r>
-              <w:t xml:space="preserve"> </w:t>
-            </w:r>
-            <w:hyperlink w:anchor="Date">
-              <w:r>
-                <w:rPr>
-                  <w:rStyle w:val="Hyperlink"/>
-                </w:rPr>
-                <w:t xml:space="preserve">Date</w:t>
-              </w:r>
-            </w:hyperlink>
-          </w:p>
-        </w:tc>
-        <w:tc>
-          <w:tcPr>
-            <w:shd w:val="clear" w:color="auto" w:fill="F2F2F2"/>
-          </w:tcPr>
-          <w:p>
-            <w:pPr>
-              <w:pStyle w:val="Compact"/>
-            </w:pPr>
-            <w:r>
-              <w:t xml:space="preserve">The date until which the information is valid, inclusive.</w:t>
-            </w:r>
-            <w:r>
-              <w:t xml:space="preserve"> </w:t>
-            </w:r>
-            <w:r>
-              <w:t xml:space="preserve">Inheritance:</w:t>
-            </w:r>
-            <w:r>
-              <w:t xml:space="preserve"> </w:t>
-            </w:r>
-            <w:hyperlink w:anchor="HasTemporalValidity">
-              <w:r>
-                <w:rPr>
-                  <w:rStyle w:val="Hyperlink"/>
-                </w:rPr>
-                <w:t xml:space="preserve">HasTemporalValidity</w:t>
-              </w:r>
-            </w:hyperlink>
-          </w:p>
-        </w:tc>
-      </w:tr>
-      <w:tr>
-        <w:tc>
-          <w:tcPr/>
-          <w:p>
-            <w:pPr>
-              <w:pStyle w:val="Compact"/>
-            </w:pPr>
-            <w:r>
-              <w:t xml:space="preserve">is_active</w:t>
-            </w:r>
-          </w:p>
-        </w:tc>
-        <w:tc>
-          <w:tcPr/>
-          <w:p>
-            <w:pPr>
-              <w:pStyle w:val="Compact"/>
-            </w:pPr>
-            <w:r>
-              <w:t xml:space="preserve">0..1</w:t>
-            </w:r>
-            <w:r>
-              <w:t xml:space="preserve"> </w:t>
-            </w:r>
-            <w:r>
-              <w:t xml:space="preserve"> </w:t>
-            </w:r>
-            <w:hyperlink w:anchor="Boolean">
-              <w:r>
-                <w:rPr>
-                  <w:rStyle w:val="Hyperlink"/>
-                </w:rPr>
-                <w:t xml:space="preserve">Boolean</w:t>
-              </w:r>
-            </w:hyperlink>
-          </w:p>
-        </w:tc>
-        <w:tc>
-          <w:tcPr/>
-          <w:p>
-            <w:pPr>
-              <w:pStyle w:val="Compact"/>
-            </w:pPr>
-            <w:r>
-              <w:t xml:space="preserve">Indicates whether the information is currently valid. Can be useful when this information is explicitly available.</w:t>
-            </w:r>
-            <w:r>
-              <w:t xml:space="preserve"> </w:t>
-            </w:r>
-            <w:r>
-              <w:t xml:space="preserve">Inheritance:</w:t>
-            </w:r>
-            <w:r>
-              <w:t xml:space="preserve"> </w:t>
-            </w:r>
-            <w:hyperlink w:anchor="HasTemporalValidity">
-              <w:r>
-                <w:rPr>
-                  <w:rStyle w:val="Hyperlink"/>
-                </w:rPr>
-                <w:t xml:space="preserve">HasTemporalValidity</w:t>
+            <w:hyperlink w:anchor="HasIdentification">
+              <w:r>
+                <w:rPr>
+                  <w:rStyle w:val="Hyperlink"/>
+                </w:rPr>
+                <w:t xml:space="preserve">HasIdentification</w:t>
               </w:r>
             </w:hyperlink>
           </w:p>
@@ -11585,12 +11461,12 @@
             <w:pPr>
               <w:pStyle w:val="Compact"/>
             </w:pPr>
-            <w:hyperlink w:anchor="Person">
-              <w:r>
-                <w:rPr>
-                  <w:rStyle w:val="Hyperlink"/>
-                </w:rPr>
-                <w:t xml:space="preserve">Person</w:t>
+            <w:hyperlink w:anchor="Membership">
+              <w:r>
+                <w:rPr>
+                  <w:rStyle w:val="Hyperlink"/>
+                </w:rPr>
+                <w:t xml:space="preserve">Membership</w:t>
               </w:r>
             </w:hyperlink>
           </w:p>
@@ -11647,78 +11523,14 @@
       </w:tr>
     </w:tbl>
     <w:bookmarkEnd w:id="117"/>
-    <w:bookmarkStart w:id="119" w:name="examples-2"/>
     <w:p>
-      <w:pPr>
-        <w:pStyle w:val="berschrift3"/>
-      </w:pPr>
-      <w:r>
-        <w:t xml:space="preserve">Examples</w:t>
-      </w:r>
-    </w:p>
-    <w:bookmarkStart w:id="118" w:name="X978220e041935978310826ee1c37d70dd41e3ba"/>
-    <w:p>
-      <w:pPr>
-        <w:pStyle w:val="berschrift4"/>
-      </w:pPr>
-      <w:r>
-        <w:t xml:space="preserve">Example: ElectoralDistrict-swiss_politicians_Beat_Jans_1</w:t>
-      </w:r>
-    </w:p>
-    <w:p>
-      <w:pPr>
-        <w:pStyle w:val="SourceCode"/>
-      </w:pPr>
-      <w:r>
-        <w:rPr>
-          <w:rStyle w:val="FunctionTok"/>
-        </w:rPr>
-        <w:t xml:space="preserve">district</w:t>
-      </w:r>
-      <w:r>
-        <w:rPr>
-          <w:rStyle w:val="KeywordTok"/>
-        </w:rPr>
-        <w:t xml:space="preserve">:</w:t>
-      </w:r>
-      <w:r>
-        <w:rPr>
-          <w:rStyle w:val="AttributeTok"/>
-        </w:rPr>
-        <w:t xml:space="preserve"> Basel-Stadt</w:t>
-      </w:r>
-      <w:r>
-        <w:br/>
-      </w:r>
-      <w:r>
-        <w:rPr>
-          <w:rStyle w:val="FunctionTok"/>
-        </w:rPr>
-        <w:t xml:space="preserve">valid_from</w:t>
-      </w:r>
-      <w:r>
-        <w:rPr>
-          <w:rStyle w:val="KeywordTok"/>
-        </w:rPr>
-        <w:t xml:space="preserve">:</w:t>
-      </w:r>
-      <w:r>
-        <w:rPr>
-          <w:rStyle w:val="AttributeTok"/>
-        </w:rPr>
-        <w:t xml:space="preserve"> 2010-01-01</w:t>
+      <w:r>
+        <w:br w:type="page"/>
       </w:r>
     </w:p>
     <w:bookmarkEnd w:id="118"/>
     <w:bookmarkEnd w:id="119"/>
-    <w:p>
-      <w:r>
-        <w:br w:type="page"/>
-      </w:r>
-    </w:p>
-    <w:bookmarkEnd w:id="120"/>
-    <w:bookmarkEnd w:id="121"/>
-    <w:bookmarkStart w:id="152" w:name="groups-and-bodies-groups"/>
+    <w:bookmarkStart w:id="150" w:name="groups-and-bodies-groups"/>
     <w:p>
       <w:pPr>
         <w:pStyle w:val="berschrift1"/>
@@ -11899,7 +11711,7 @@
         <w:t xml:space="preserve">, it is possible to represent, for example, commissions that exist only during a legislative period, or renamings and mergers of parties.</w:t>
       </w:r>
     </w:p>
-    <w:bookmarkStart w:id="124" w:name="class-group"/>
+    <w:bookmarkStart w:id="122" w:name="class-group"/>
     <w:p>
       <w:pPr>
         <w:pStyle w:val="berschrift2"/>
@@ -11928,7 +11740,7 @@
         <w:t xml:space="preserve">__</w:t>
       </w:r>
     </w:p>
-    <w:bookmarkStart w:id="122" w:name="attribute-8"/>
+    <w:bookmarkStart w:id="120" w:name="attribute-8"/>
     <w:p>
       <w:pPr>
         <w:pStyle w:val="berschrift3"/>
@@ -13274,8 +13086,8 @@
         </w:tc>
       </w:tr>
     </w:tbl>
-    <w:bookmarkEnd w:id="122"/>
-    <w:bookmarkStart w:id="123" w:name="usages-8"/>
+    <w:bookmarkEnd w:id="120"/>
+    <w:bookmarkStart w:id="121" w:name="usages-8"/>
     <w:p>
       <w:pPr>
         <w:pStyle w:val="berschrift3"/>
@@ -13416,9 +13228,9 @@
         </w:tc>
       </w:tr>
     </w:tbl>
-    <w:bookmarkEnd w:id="123"/>
-    <w:bookmarkEnd w:id="124"/>
-    <w:bookmarkStart w:id="127" w:name="class-grouptype"/>
+    <w:bookmarkEnd w:id="121"/>
+    <w:bookmarkEnd w:id="122"/>
+    <w:bookmarkStart w:id="125" w:name="class-grouptype"/>
     <w:p>
       <w:pPr>
         <w:pStyle w:val="berschrift2"/>
@@ -13447,7 +13259,7 @@
         <w:t xml:space="preserve">__</w:t>
       </w:r>
     </w:p>
-    <w:bookmarkStart w:id="125" w:name="attribute-9"/>
+    <w:bookmarkStart w:id="123" w:name="attribute-9"/>
     <w:p>
       <w:pPr>
         <w:pStyle w:val="berschrift3"/>
@@ -13611,8 +13423,8 @@
         </w:tc>
       </w:tr>
     </w:tbl>
-    <w:bookmarkEnd w:id="125"/>
-    <w:bookmarkStart w:id="126" w:name="usages-9"/>
+    <w:bookmarkEnd w:id="123"/>
+    <w:bookmarkStart w:id="124" w:name="usages-9"/>
     <w:p>
       <w:pPr>
         <w:pStyle w:val="berschrift3"/>
@@ -13753,9 +13565,9 @@
         </w:tc>
       </w:tr>
     </w:tbl>
-    <w:bookmarkEnd w:id="126"/>
-    <w:bookmarkEnd w:id="127"/>
-    <w:bookmarkStart w:id="151" w:name="enum-grouptypeenum"/>
+    <w:bookmarkEnd w:id="124"/>
+    <w:bookmarkEnd w:id="125"/>
+    <w:bookmarkStart w:id="149" w:name="enum-grouptypeenum"/>
     <w:p>
       <w:pPr>
         <w:pStyle w:val="berschrift2"/>
@@ -13794,7 +13606,7 @@
       <w:r>
         <w:t xml:space="preserve"> </w:t>
       </w:r>
-      <w:hyperlink ns1:id="rId128">
+      <w:hyperlink ns1:id="rId126">
         <w:r>
           <w:rPr>
             <w:rStyle w:val="Hyperlink"/>
@@ -13803,7 +13615,7 @@
         </w:r>
       </w:hyperlink>
     </w:p>
-    <w:bookmarkStart w:id="150" w:name="permissible-values-3"/>
+    <w:bookmarkStart w:id="148" w:name="permissible-values-3"/>
     <w:p>
       <w:pPr>
         <w:pStyle w:val="berschrift3"/>
@@ -13893,41 +13705,149 @@
             <w:pPr>
               <w:pStyle w:val="Compact"/>
             </w:pPr>
+            <w:hyperlink ns1:id="rId127">
+              <w:r>
+                <w:rPr>
+                  <w:rStyle w:val="Hyperlink"/>
+                </w:rPr>
+                <w:t xml:space="preserve">act:enum/group_type/party</w:t>
+              </w:r>
+            </w:hyperlink>
+          </w:p>
+        </w:tc>
+      </w:tr>
+      <w:tr>
+        <w:tc>
+          <w:tcPr>
+            <w:shd w:val="clear" w:color="auto" w:fill="F2F2F2"/>
+          </w:tcPr>
+          <w:p>
+            <w:pPr>
+              <w:pStyle w:val="Compact"/>
+            </w:pPr>
+            <w:r>
+              <w:t xml:space="preserve">list</w:t>
+            </w:r>
+          </w:p>
+        </w:tc>
+        <w:tc>
+          <w:tcPr>
+            <w:shd w:val="clear" w:color="auto" w:fill="F2F2F2"/>
+          </w:tcPr>
+          <w:p>
+            <w:pPr>
+              <w:pStyle w:val="Compact"/>
+            </w:pPr>
+            <w:r>
+              <w:t xml:space="preserve">Electoral list (can be part of a party or independent).</w:t>
+            </w:r>
+          </w:p>
+        </w:tc>
+      </w:tr>
+      <w:tr>
+        <w:tc>
+          <w:tcPr/>
+          <w:p>
+            <w:pPr>
+              <w:pStyle w:val="Compact"/>
+            </w:pPr>
+          </w:p>
+        </w:tc>
+        <w:tc>
+          <w:tcPr/>
+          <w:p>
+            <w:pPr>
+              <w:pStyle w:val="Compact"/>
+            </w:pPr>
+            <w:hyperlink ns1:id="rId128">
+              <w:r>
+                <w:rPr>
+                  <w:rStyle w:val="Hyperlink"/>
+                </w:rPr>
+                <w:t xml:space="preserve">act:enum/group_type/list</w:t>
+              </w:r>
+            </w:hyperlink>
+          </w:p>
+        </w:tc>
+      </w:tr>
+      <w:tr>
+        <w:tc>
+          <w:tcPr>
+            <w:shd w:val="clear" w:color="auto" w:fill="F2F2F2"/>
+          </w:tcPr>
+          <w:p>
+            <w:pPr>
+              <w:pStyle w:val="Compact"/>
+            </w:pPr>
+            <w:r>
+              <w:t xml:space="preserve">workgroup</w:t>
+            </w:r>
+          </w:p>
+        </w:tc>
+        <w:tc>
+          <w:tcPr>
+            <w:shd w:val="clear" w:color="auto" w:fill="F2F2F2"/>
+          </w:tcPr>
+          <w:p>
+            <w:pPr>
+              <w:pStyle w:val="Compact"/>
+            </w:pPr>
+            <w:r>
+              <w:t xml:space="preserve">Ad-hoc working group, typically with a limited duration.</w:t>
+            </w:r>
+          </w:p>
+        </w:tc>
+      </w:tr>
+      <w:tr>
+        <w:tc>
+          <w:tcPr/>
+          <w:p>
+            <w:pPr>
+              <w:pStyle w:val="Compact"/>
+            </w:pPr>
+          </w:p>
+        </w:tc>
+        <w:tc>
+          <w:tcPr/>
+          <w:p>
+            <w:pPr>
+              <w:pStyle w:val="Compact"/>
+            </w:pPr>
             <w:hyperlink ns1:id="rId129">
               <w:r>
                 <w:rPr>
                   <w:rStyle w:val="Hyperlink"/>
                 </w:rPr>
-                <w:t xml:space="preserve">act:enum/group_type/party</w:t>
-              </w:r>
-            </w:hyperlink>
-          </w:p>
-        </w:tc>
-      </w:tr>
-      <w:tr>
-        <w:tc>
-          <w:tcPr>
-            <w:shd w:val="clear" w:color="auto" w:fill="F2F2F2"/>
-          </w:tcPr>
-          <w:p>
-            <w:pPr>
-              <w:pStyle w:val="Compact"/>
-            </w:pPr>
-            <w:r>
-              <w:t xml:space="preserve">list</w:t>
-            </w:r>
-          </w:p>
-        </w:tc>
-        <w:tc>
-          <w:tcPr>
-            <w:shd w:val="clear" w:color="auto" w:fill="F2F2F2"/>
-          </w:tcPr>
-          <w:p>
-            <w:pPr>
-              <w:pStyle w:val="Compact"/>
-            </w:pPr>
-            <w:r>
-              <w:t xml:space="preserve">Electoral list (can be part of a party or independent).</w:t>
+                <w:t xml:space="preserve">act:enum/group_type/workgroup</w:t>
+              </w:r>
+            </w:hyperlink>
+          </w:p>
+        </w:tc>
+      </w:tr>
+      <w:tr>
+        <w:tc>
+          <w:tcPr>
+            <w:shd w:val="clear" w:color="auto" w:fill="F2F2F2"/>
+          </w:tcPr>
+          <w:p>
+            <w:pPr>
+              <w:pStyle w:val="Compact"/>
+            </w:pPr>
+            <w:r>
+              <w:t xml:space="preserve">parliament</w:t>
+            </w:r>
+          </w:p>
+        </w:tc>
+        <w:tc>
+          <w:tcPr>
+            <w:shd w:val="clear" w:color="auto" w:fill="F2F2F2"/>
+          </w:tcPr>
+          <w:p>
+            <w:pPr>
+              <w:pStyle w:val="Compact"/>
+            </w:pPr>
+            <w:r>
+              <w:t xml:space="preserve">Parliament at federal, cantonal, or municipal level (e.g., Federal Assembly, National Council, Council of States, Grand Council, cantonal parliament, municipal parliament).</w:t>
             </w:r>
           </w:p>
         </w:tc>
@@ -13952,36 +13872,36 @@
                 <w:rPr>
                   <w:rStyle w:val="Hyperlink"/>
                 </w:rPr>
-                <w:t xml:space="preserve">act:enum/group_type/list</w:t>
-              </w:r>
-            </w:hyperlink>
-          </w:p>
-        </w:tc>
-      </w:tr>
-      <w:tr>
-        <w:tc>
-          <w:tcPr>
-            <w:shd w:val="clear" w:color="auto" w:fill="F2F2F2"/>
-          </w:tcPr>
-          <w:p>
-            <w:pPr>
-              <w:pStyle w:val="Compact"/>
-            </w:pPr>
-            <w:r>
-              <w:t xml:space="preserve">workgroup</w:t>
-            </w:r>
-          </w:p>
-        </w:tc>
-        <w:tc>
-          <w:tcPr>
-            <w:shd w:val="clear" w:color="auto" w:fill="F2F2F2"/>
-          </w:tcPr>
-          <w:p>
-            <w:pPr>
-              <w:pStyle w:val="Compact"/>
-            </w:pPr>
-            <w:r>
-              <w:t xml:space="preserve">Ad-hoc working group, typically with a limited duration.</w:t>
+                <w:t xml:space="preserve">act:enum/group_type/parliament</w:t>
+              </w:r>
+            </w:hyperlink>
+          </w:p>
+        </w:tc>
+      </w:tr>
+      <w:tr>
+        <w:tc>
+          <w:tcPr>
+            <w:shd w:val="clear" w:color="auto" w:fill="F2F2F2"/>
+          </w:tcPr>
+          <w:p>
+            <w:pPr>
+              <w:pStyle w:val="Compact"/>
+            </w:pPr>
+            <w:r>
+              <w:t xml:space="preserve">delegation</w:t>
+            </w:r>
+          </w:p>
+        </w:tc>
+        <w:tc>
+          <w:tcPr>
+            <w:shd w:val="clear" w:color="auto" w:fill="F2F2F2"/>
+          </w:tcPr>
+          <w:p>
+            <w:pPr>
+              <w:pStyle w:val="Compact"/>
+            </w:pPr>
+            <w:r>
+              <w:t xml:space="preserve">Delegation.</w:t>
             </w:r>
           </w:p>
         </w:tc>
@@ -14006,36 +13926,36 @@
                 <w:rPr>
                   <w:rStyle w:val="Hyperlink"/>
                 </w:rPr>
-                <w:t xml:space="preserve">act:enum/group_type/workgroup</w:t>
-              </w:r>
-            </w:hyperlink>
-          </w:p>
-        </w:tc>
-      </w:tr>
-      <w:tr>
-        <w:tc>
-          <w:tcPr>
-            <w:shd w:val="clear" w:color="auto" w:fill="F2F2F2"/>
-          </w:tcPr>
-          <w:p>
-            <w:pPr>
-              <w:pStyle w:val="Compact"/>
-            </w:pPr>
-            <w:r>
-              <w:t xml:space="preserve">parliament</w:t>
-            </w:r>
-          </w:p>
-        </w:tc>
-        <w:tc>
-          <w:tcPr>
-            <w:shd w:val="clear" w:color="auto" w:fill="F2F2F2"/>
-          </w:tcPr>
-          <w:p>
-            <w:pPr>
-              <w:pStyle w:val="Compact"/>
-            </w:pPr>
-            <w:r>
-              <w:t xml:space="preserve">Parliament at federal, cantonal, or municipal level (e.g., Federal Assembly, National Council, Council of States, Grand Council, cantonal parliament, municipal parliament).</w:t>
+                <w:t xml:space="preserve">act:enum/group_type/delegation</w:t>
+              </w:r>
+            </w:hyperlink>
+          </w:p>
+        </w:tc>
+      </w:tr>
+      <w:tr>
+        <w:tc>
+          <w:tcPr>
+            <w:shd w:val="clear" w:color="auto" w:fill="F2F2F2"/>
+          </w:tcPr>
+          <w:p>
+            <w:pPr>
+              <w:pStyle w:val="Compact"/>
+            </w:pPr>
+            <w:r>
+              <w:t xml:space="preserve">commission</w:t>
+            </w:r>
+          </w:p>
+        </w:tc>
+        <w:tc>
+          <w:tcPr>
+            <w:shd w:val="clear" w:color="auto" w:fill="F2F2F2"/>
+          </w:tcPr>
+          <w:p>
+            <w:pPr>
+              <w:pStyle w:val="Compact"/>
+            </w:pPr>
+            <w:r>
+              <w:t xml:space="preserve">Commission (permanent or ad-hoc), including supervisory commissions (e.g., CPC), subject commissions, parliamentary investigation commissions (PIC), and audit commissions.</w:t>
             </w:r>
           </w:p>
         </w:tc>
@@ -14060,36 +13980,36 @@
                 <w:rPr>
                   <w:rStyle w:val="Hyperlink"/>
                 </w:rPr>
-                <w:t xml:space="preserve">act:enum/group_type/parliament</w:t>
-              </w:r>
-            </w:hyperlink>
-          </w:p>
-        </w:tc>
-      </w:tr>
-      <w:tr>
-        <w:tc>
-          <w:tcPr>
-            <w:shd w:val="clear" w:color="auto" w:fill="F2F2F2"/>
-          </w:tcPr>
-          <w:p>
-            <w:pPr>
-              <w:pStyle w:val="Compact"/>
-            </w:pPr>
-            <w:r>
-              <w:t xml:space="preserve">delegation</w:t>
-            </w:r>
-          </w:p>
-        </w:tc>
-        <w:tc>
-          <w:tcPr>
-            <w:shd w:val="clear" w:color="auto" w:fill="F2F2F2"/>
-          </w:tcPr>
-          <w:p>
-            <w:pPr>
-              <w:pStyle w:val="Compact"/>
-            </w:pPr>
-            <w:r>
-              <w:t xml:space="preserve">Delegation.</w:t>
+                <w:t xml:space="preserve">act:enum/group_type/commission</w:t>
+              </w:r>
+            </w:hyperlink>
+          </w:p>
+        </w:tc>
+      </w:tr>
+      <w:tr>
+        <w:tc>
+          <w:tcPr>
+            <w:shd w:val="clear" w:color="auto" w:fill="F2F2F2"/>
+          </w:tcPr>
+          <w:p>
+            <w:pPr>
+              <w:pStyle w:val="Compact"/>
+            </w:pPr>
+            <w:r>
+              <w:t xml:space="preserve">faction</w:t>
+            </w:r>
+          </w:p>
+        </w:tc>
+        <w:tc>
+          <w:tcPr>
+            <w:shd w:val="clear" w:color="auto" w:fill="F2F2F2"/>
+          </w:tcPr>
+          <w:p>
+            <w:pPr>
+              <w:pStyle w:val="Compact"/>
+            </w:pPr>
+            <w:r>
+              <w:t xml:space="preserve">Parliamentary faction.</w:t>
             </w:r>
           </w:p>
         </w:tc>
@@ -14114,36 +14034,36 @@
                 <w:rPr>
                   <w:rStyle w:val="Hyperlink"/>
                 </w:rPr>
-                <w:t xml:space="preserve">act:enum/group_type/delegation</w:t>
-              </w:r>
-            </w:hyperlink>
-          </w:p>
-        </w:tc>
-      </w:tr>
-      <w:tr>
-        <w:tc>
-          <w:tcPr>
-            <w:shd w:val="clear" w:color="auto" w:fill="F2F2F2"/>
-          </w:tcPr>
-          <w:p>
-            <w:pPr>
-              <w:pStyle w:val="Compact"/>
-            </w:pPr>
-            <w:r>
-              <w:t xml:space="preserve">commission</w:t>
-            </w:r>
-          </w:p>
-        </w:tc>
-        <w:tc>
-          <w:tcPr>
-            <w:shd w:val="clear" w:color="auto" w:fill="F2F2F2"/>
-          </w:tcPr>
-          <w:p>
-            <w:pPr>
-              <w:pStyle w:val="Compact"/>
-            </w:pPr>
-            <w:r>
-              <w:t xml:space="preserve">Commission (permanent or ad-hoc), including supervisory commissions (e.g., CPC), subject commissions, parliamentary investigation commissions (PIC), and audit commissions.</w:t>
+                <w:t xml:space="preserve">act:enum/group_type/faction</w:t>
+              </w:r>
+            </w:hyperlink>
+          </w:p>
+        </w:tc>
+      </w:tr>
+      <w:tr>
+        <w:tc>
+          <w:tcPr>
+            <w:shd w:val="clear" w:color="auto" w:fill="F2F2F2"/>
+          </w:tcPr>
+          <w:p>
+            <w:pPr>
+              <w:pStyle w:val="Compact"/>
+            </w:pPr>
+            <w:r>
+              <w:t xml:space="preserve">parliamentary_bureau</w:t>
+            </w:r>
+          </w:p>
+        </w:tc>
+        <w:tc>
+          <w:tcPr>
+            <w:shd w:val="clear" w:color="auto" w:fill="F2F2F2"/>
+          </w:tcPr>
+          <w:p>
+            <w:pPr>
+              <w:pStyle w:val="Compact"/>
+            </w:pPr>
+            <w:r>
+              <w:t xml:space="preserve">Parliamentary bureau.</w:t>
             </w:r>
           </w:p>
         </w:tc>
@@ -14168,36 +14088,36 @@
                 <w:rPr>
                   <w:rStyle w:val="Hyperlink"/>
                 </w:rPr>
-                <w:t xml:space="preserve">act:enum/group_type/commission</w:t>
-              </w:r>
-            </w:hyperlink>
-          </w:p>
-        </w:tc>
-      </w:tr>
-      <w:tr>
-        <w:tc>
-          <w:tcPr>
-            <w:shd w:val="clear" w:color="auto" w:fill="F2F2F2"/>
-          </w:tcPr>
-          <w:p>
-            <w:pPr>
-              <w:pStyle w:val="Compact"/>
-            </w:pPr>
-            <w:r>
-              <w:t xml:space="preserve">faction</w:t>
-            </w:r>
-          </w:p>
-        </w:tc>
-        <w:tc>
-          <w:tcPr>
-            <w:shd w:val="clear" w:color="auto" w:fill="F2F2F2"/>
-          </w:tcPr>
-          <w:p>
-            <w:pPr>
-              <w:pStyle w:val="Compact"/>
-            </w:pPr>
-            <w:r>
-              <w:t xml:space="preserve">Parliamentary faction.</w:t>
+                <w:t xml:space="preserve">act:enum/group_type/parliamentary_bureau</w:t>
+              </w:r>
+            </w:hyperlink>
+          </w:p>
+        </w:tc>
+      </w:tr>
+      <w:tr>
+        <w:tc>
+          <w:tcPr>
+            <w:shd w:val="clear" w:color="auto" w:fill="F2F2F2"/>
+          </w:tcPr>
+          <w:p>
+            <w:pPr>
+              <w:pStyle w:val="Compact"/>
+            </w:pPr>
+            <w:r>
+              <w:t xml:space="preserve">presidency</w:t>
+            </w:r>
+          </w:p>
+        </w:tc>
+        <w:tc>
+          <w:tcPr>
+            <w:shd w:val="clear" w:color="auto" w:fill="F2F2F2"/>
+          </w:tcPr>
+          <w:p>
+            <w:pPr>
+              <w:pStyle w:val="Compact"/>
+            </w:pPr>
+            <w:r>
+              <w:t xml:space="preserve">Presidency of parliament.</w:t>
             </w:r>
           </w:p>
         </w:tc>
@@ -14222,36 +14142,36 @@
                 <w:rPr>
                   <w:rStyle w:val="Hyperlink"/>
                 </w:rPr>
-                <w:t xml:space="preserve">act:enum/group_type/faction</w:t>
-              </w:r>
-            </w:hyperlink>
-          </w:p>
-        </w:tc>
-      </w:tr>
-      <w:tr>
-        <w:tc>
-          <w:tcPr>
-            <w:shd w:val="clear" w:color="auto" w:fill="F2F2F2"/>
-          </w:tcPr>
-          <w:p>
-            <w:pPr>
-              <w:pStyle w:val="Compact"/>
-            </w:pPr>
-            <w:r>
-              <w:t xml:space="preserve">parliamentary_bureau</w:t>
-            </w:r>
-          </w:p>
-        </w:tc>
-        <w:tc>
-          <w:tcPr>
-            <w:shd w:val="clear" w:color="auto" w:fill="F2F2F2"/>
-          </w:tcPr>
-          <w:p>
-            <w:pPr>
-              <w:pStyle w:val="Compact"/>
-            </w:pPr>
-            <w:r>
-              <w:t xml:space="preserve">Parliamentary bureau.</w:t>
+                <w:t xml:space="preserve">act:enum/group_type/presidency</w:t>
+              </w:r>
+            </w:hyperlink>
+          </w:p>
+        </w:tc>
+      </w:tr>
+      <w:tr>
+        <w:tc>
+          <w:tcPr>
+            <w:shd w:val="clear" w:color="auto" w:fill="F2F2F2"/>
+          </w:tcPr>
+          <w:p>
+            <w:pPr>
+              <w:pStyle w:val="Compact"/>
+            </w:pPr>
+            <w:r>
+              <w:t xml:space="preserve">government</w:t>
+            </w:r>
+          </w:p>
+        </w:tc>
+        <w:tc>
+          <w:tcPr>
+            <w:shd w:val="clear" w:color="auto" w:fill="F2F2F2"/>
+          </w:tcPr>
+          <w:p>
+            <w:pPr>
+              <w:pStyle w:val="Compact"/>
+            </w:pPr>
+            <w:r>
+              <w:t xml:space="preserve">Government / Executive as a collective body (e.g., Federal Council, Cantonal Government, City or Municipal Council).</w:t>
             </w:r>
           </w:p>
         </w:tc>
@@ -14276,36 +14196,36 @@
                 <w:rPr>
                   <w:rStyle w:val="Hyperlink"/>
                 </w:rPr>
-                <w:t xml:space="preserve">act:enum/group_type/parliamentary_bureau</w:t>
-              </w:r>
-            </w:hyperlink>
-          </w:p>
-        </w:tc>
-      </w:tr>
-      <w:tr>
-        <w:tc>
-          <w:tcPr>
-            <w:shd w:val="clear" w:color="auto" w:fill="F2F2F2"/>
-          </w:tcPr>
-          <w:p>
-            <w:pPr>
-              <w:pStyle w:val="Compact"/>
-            </w:pPr>
-            <w:r>
-              <w:t xml:space="preserve">presidency</w:t>
-            </w:r>
-          </w:p>
-        </w:tc>
-        <w:tc>
-          <w:tcPr>
-            <w:shd w:val="clear" w:color="auto" w:fill="F2F2F2"/>
-          </w:tcPr>
-          <w:p>
-            <w:pPr>
-              <w:pStyle w:val="Compact"/>
-            </w:pPr>
-            <w:r>
-              <w:t xml:space="preserve">Presidency of parliament.</w:t>
+                <w:t xml:space="preserve">act:enum/group_type/government</w:t>
+              </w:r>
+            </w:hyperlink>
+          </w:p>
+        </w:tc>
+      </w:tr>
+      <w:tr>
+        <w:tc>
+          <w:tcPr>
+            <w:shd w:val="clear" w:color="auto" w:fill="F2F2F2"/>
+          </w:tcPr>
+          <w:p>
+            <w:pPr>
+              <w:pStyle w:val="Compact"/>
+            </w:pPr>
+            <w:r>
+              <w:t xml:space="preserve">department</w:t>
+            </w:r>
+          </w:p>
+        </w:tc>
+        <w:tc>
+          <w:tcPr>
+            <w:shd w:val="clear" w:color="auto" w:fill="F2F2F2"/>
+          </w:tcPr>
+          <w:p>
+            <w:pPr>
+              <w:pStyle w:val="Compact"/>
+            </w:pPr>
+            <w:r>
+              <w:t xml:space="preserve">Government department.</w:t>
             </w:r>
           </w:p>
         </w:tc>
@@ -14330,36 +14250,36 @@
                 <w:rPr>
                   <w:rStyle w:val="Hyperlink"/>
                 </w:rPr>
-                <w:t xml:space="preserve">act:enum/group_type/presidency</w:t>
-              </w:r>
-            </w:hyperlink>
-          </w:p>
-        </w:tc>
-      </w:tr>
-      <w:tr>
-        <w:tc>
-          <w:tcPr>
-            <w:shd w:val="clear" w:color="auto" w:fill="F2F2F2"/>
-          </w:tcPr>
-          <w:p>
-            <w:pPr>
-              <w:pStyle w:val="Compact"/>
-            </w:pPr>
-            <w:r>
-              <w:t xml:space="preserve">government</w:t>
-            </w:r>
-          </w:p>
-        </w:tc>
-        <w:tc>
-          <w:tcPr>
-            <w:shd w:val="clear" w:color="auto" w:fill="F2F2F2"/>
-          </w:tcPr>
-          <w:p>
-            <w:pPr>
-              <w:pStyle w:val="Compact"/>
-            </w:pPr>
-            <w:r>
-              <w:t xml:space="preserve">Government / Executive as a collective body (e.g., Federal Council, Cantonal Government, City or Municipal Council).</w:t>
+                <w:t xml:space="preserve">act:enum/group_type/department</w:t>
+              </w:r>
+            </w:hyperlink>
+          </w:p>
+        </w:tc>
+      </w:tr>
+      <w:tr>
+        <w:tc>
+          <w:tcPr>
+            <w:shd w:val="clear" w:color="auto" w:fill="F2F2F2"/>
+          </w:tcPr>
+          <w:p>
+            <w:pPr>
+              <w:pStyle w:val="Compact"/>
+            </w:pPr>
+            <w:r>
+              <w:t xml:space="preserve">office</w:t>
+            </w:r>
+          </w:p>
+        </w:tc>
+        <w:tc>
+          <w:tcPr>
+            <w:shd w:val="clear" w:color="auto" w:fill="F2F2F2"/>
+          </w:tcPr>
+          <w:p>
+            <w:pPr>
+              <w:pStyle w:val="Compact"/>
+            </w:pPr>
+            <w:r>
+              <w:t xml:space="preserve">Government office.</w:t>
             </w:r>
           </w:p>
         </w:tc>
@@ -14384,36 +14304,36 @@
                 <w:rPr>
                   <w:rStyle w:val="Hyperlink"/>
                 </w:rPr>
-                <w:t xml:space="preserve">act:enum/group_type/government</w:t>
-              </w:r>
-            </w:hyperlink>
-          </w:p>
-        </w:tc>
-      </w:tr>
-      <w:tr>
-        <w:tc>
-          <w:tcPr>
-            <w:shd w:val="clear" w:color="auto" w:fill="F2F2F2"/>
-          </w:tcPr>
-          <w:p>
-            <w:pPr>
-              <w:pStyle w:val="Compact"/>
-            </w:pPr>
-            <w:r>
-              <w:t xml:space="preserve">department</w:t>
-            </w:r>
-          </w:p>
-        </w:tc>
-        <w:tc>
-          <w:tcPr>
-            <w:shd w:val="clear" w:color="auto" w:fill="F2F2F2"/>
-          </w:tcPr>
-          <w:p>
-            <w:pPr>
-              <w:pStyle w:val="Compact"/>
-            </w:pPr>
-            <w:r>
-              <w:t xml:space="preserve">Government department.</w:t>
+                <w:t xml:space="preserve">act:enum/group_type/office</w:t>
+              </w:r>
+            </w:hyperlink>
+          </w:p>
+        </w:tc>
+      </w:tr>
+      <w:tr>
+        <w:tc>
+          <w:tcPr>
+            <w:shd w:val="clear" w:color="auto" w:fill="F2F2F2"/>
+          </w:tcPr>
+          <w:p>
+            <w:pPr>
+              <w:pStyle w:val="Compact"/>
+            </w:pPr>
+            <w:r>
+              <w:t xml:space="preserve">extraparliamentary_commission</w:t>
+            </w:r>
+          </w:p>
+        </w:tc>
+        <w:tc>
+          <w:tcPr>
+            <w:shd w:val="clear" w:color="auto" w:fill="F2F2F2"/>
+          </w:tcPr>
+          <w:p>
+            <w:pPr>
+              <w:pStyle w:val="Compact"/>
+            </w:pPr>
+            <w:r>
+              <w:t xml:space="preserve">Extra-parliamentary commission with a government mandate (e.g., Bank Council of the Swiss National Bank, FINMA).</w:t>
             </w:r>
           </w:p>
         </w:tc>
@@ -14438,36 +14358,36 @@
                 <w:rPr>
                   <w:rStyle w:val="Hyperlink"/>
                 </w:rPr>
-                <w:t xml:space="preserve">act:enum/group_type/department</w:t>
-              </w:r>
-            </w:hyperlink>
-          </w:p>
-        </w:tc>
-      </w:tr>
-      <w:tr>
-        <w:tc>
-          <w:tcPr>
-            <w:shd w:val="clear" w:color="auto" w:fill="F2F2F2"/>
-          </w:tcPr>
-          <w:p>
-            <w:pPr>
-              <w:pStyle w:val="Compact"/>
-            </w:pPr>
-            <w:r>
-              <w:t xml:space="preserve">office</w:t>
-            </w:r>
-          </w:p>
-        </w:tc>
-        <w:tc>
-          <w:tcPr>
-            <w:shd w:val="clear" w:color="auto" w:fill="F2F2F2"/>
-          </w:tcPr>
-          <w:p>
-            <w:pPr>
-              <w:pStyle w:val="Compact"/>
-            </w:pPr>
-            <w:r>
-              <w:t xml:space="preserve">Government office.</w:t>
+                <w:t xml:space="preserve">act:enum/group_type/extraparliamentary_commission</w:t>
+              </w:r>
+            </w:hyperlink>
+          </w:p>
+        </w:tc>
+      </w:tr>
+      <w:tr>
+        <w:tc>
+          <w:tcPr>
+            <w:shd w:val="clear" w:color="auto" w:fill="F2F2F2"/>
+          </w:tcPr>
+          <w:p>
+            <w:pPr>
+              <w:pStyle w:val="Compact"/>
+            </w:pPr>
+            <w:r>
+              <w:t xml:space="preserve">interest_group</w:t>
+            </w:r>
+          </w:p>
+        </w:tc>
+        <w:tc>
+          <w:tcPr>
+            <w:shd w:val="clear" w:color="auto" w:fill="F2F2F2"/>
+          </w:tcPr>
+          <w:p>
+            <w:pPr>
+              <w:pStyle w:val="Compact"/>
+            </w:pPr>
+            <w:r>
+              <w:t xml:space="preserve">Interest group from civil society.</w:t>
             </w:r>
           </w:p>
         </w:tc>
@@ -14492,36 +14412,36 @@
                 <w:rPr>
                   <w:rStyle w:val="Hyperlink"/>
                 </w:rPr>
-                <w:t xml:space="preserve">act:enum/group_type/office</w:t>
-              </w:r>
-            </w:hyperlink>
-          </w:p>
-        </w:tc>
-      </w:tr>
-      <w:tr>
-        <w:tc>
-          <w:tcPr>
-            <w:shd w:val="clear" w:color="auto" w:fill="F2F2F2"/>
-          </w:tcPr>
-          <w:p>
-            <w:pPr>
-              <w:pStyle w:val="Compact"/>
-            </w:pPr>
-            <w:r>
-              <w:t xml:space="preserve">extraparliamentary_commission</w:t>
-            </w:r>
-          </w:p>
-        </w:tc>
-        <w:tc>
-          <w:tcPr>
-            <w:shd w:val="clear" w:color="auto" w:fill="F2F2F2"/>
-          </w:tcPr>
-          <w:p>
-            <w:pPr>
-              <w:pStyle w:val="Compact"/>
-            </w:pPr>
-            <w:r>
-              <w:t xml:space="preserve">Extra-parliamentary commission with a government mandate (e.g., Bank Council of the Swiss National Bank, FINMA).</w:t>
+                <w:t xml:space="preserve">act:enum/group_type/interest_group</w:t>
+              </w:r>
+            </w:hyperlink>
+          </w:p>
+        </w:tc>
+      </w:tr>
+      <w:tr>
+        <w:tc>
+          <w:tcPr>
+            <w:shd w:val="clear" w:color="auto" w:fill="F2F2F2"/>
+          </w:tcPr>
+          <w:p>
+            <w:pPr>
+              <w:pStyle w:val="Compact"/>
+            </w:pPr>
+            <w:r>
+              <w:t xml:space="preserve">control_body</w:t>
+            </w:r>
+          </w:p>
+        </w:tc>
+        <w:tc>
+          <w:tcPr>
+            <w:shd w:val="clear" w:color="auto" w:fill="F2F2F2"/>
+          </w:tcPr>
+          <w:p>
+            <w:pPr>
+              <w:pStyle w:val="Compact"/>
+            </w:pPr>
+            <w:r>
+              <w:t xml:space="preserve">Control or supervisory body (e.g., Federal Finance Control EFC, supervisory authority AB-BA).</w:t>
             </w:r>
           </w:p>
         </w:tc>
@@ -14546,36 +14466,36 @@
                 <w:rPr>
                   <w:rStyle w:val="Hyperlink"/>
                 </w:rPr>
-                <w:t xml:space="preserve">act:enum/group_type/extraparliamentary_commission</w:t>
-              </w:r>
-            </w:hyperlink>
-          </w:p>
-        </w:tc>
-      </w:tr>
-      <w:tr>
-        <w:tc>
-          <w:tcPr>
-            <w:shd w:val="clear" w:color="auto" w:fill="F2F2F2"/>
-          </w:tcPr>
-          <w:p>
-            <w:pPr>
-              <w:pStyle w:val="Compact"/>
-            </w:pPr>
-            <w:r>
-              <w:t xml:space="preserve">interest_group</w:t>
-            </w:r>
-          </w:p>
-        </w:tc>
-        <w:tc>
-          <w:tcPr>
-            <w:shd w:val="clear" w:color="auto" w:fill="F2F2F2"/>
-          </w:tcPr>
-          <w:p>
-            <w:pPr>
-              <w:pStyle w:val="Compact"/>
-            </w:pPr>
-            <w:r>
-              <w:t xml:space="preserve">Interest group from civil society.</w:t>
+                <w:t xml:space="preserve">act:enum/group_type/control_body</w:t>
+              </w:r>
+            </w:hyperlink>
+          </w:p>
+        </w:tc>
+      </w:tr>
+      <w:tr>
+        <w:tc>
+          <w:tcPr>
+            <w:shd w:val="clear" w:color="auto" w:fill="F2F2F2"/>
+          </w:tcPr>
+          <w:p>
+            <w:pPr>
+              <w:pStyle w:val="Compact"/>
+            </w:pPr>
+            <w:r>
+              <w:t xml:space="preserve">parliamentary_services</w:t>
+            </w:r>
+          </w:p>
+        </w:tc>
+        <w:tc>
+          <w:tcPr>
+            <w:shd w:val="clear" w:color="auto" w:fill="F2F2F2"/>
+          </w:tcPr>
+          <w:p>
+            <w:pPr>
+              <w:pStyle w:val="Compact"/>
+            </w:pPr>
+            <w:r>
+              <w:t xml:space="preserve">Parliamentary services.</w:t>
             </w:r>
           </w:p>
         </w:tc>
@@ -14600,36 +14520,36 @@
                 <w:rPr>
                   <w:rStyle w:val="Hyperlink"/>
                 </w:rPr>
-                <w:t xml:space="preserve">act:enum/group_type/interest_group</w:t>
-              </w:r>
-            </w:hyperlink>
-          </w:p>
-        </w:tc>
-      </w:tr>
-      <w:tr>
-        <w:tc>
-          <w:tcPr>
-            <w:shd w:val="clear" w:color="auto" w:fill="F2F2F2"/>
-          </w:tcPr>
-          <w:p>
-            <w:pPr>
-              <w:pStyle w:val="Compact"/>
-            </w:pPr>
-            <w:r>
-              <w:t xml:space="preserve">control_body</w:t>
-            </w:r>
-          </w:p>
-        </w:tc>
-        <w:tc>
-          <w:tcPr>
-            <w:shd w:val="clear" w:color="auto" w:fill="F2F2F2"/>
-          </w:tcPr>
-          <w:p>
-            <w:pPr>
-              <w:pStyle w:val="Compact"/>
-            </w:pPr>
-            <w:r>
-              <w:t xml:space="preserve">Control or supervisory body (e.g., Federal Finance Control EFC, supervisory authority AB-BA).</w:t>
+                <w:t xml:space="preserve">act:enum/group_type/parliamentary_services</w:t>
+              </w:r>
+            </w:hyperlink>
+          </w:p>
+        </w:tc>
+      </w:tr>
+      <w:tr>
+        <w:tc>
+          <w:tcPr>
+            <w:shd w:val="clear" w:color="auto" w:fill="F2F2F2"/>
+          </w:tcPr>
+          <w:p>
+            <w:pPr>
+              <w:pStyle w:val="Compact"/>
+            </w:pPr>
+            <w:r>
+              <w:t xml:space="preserve">court</w:t>
+            </w:r>
+          </w:p>
+        </w:tc>
+        <w:tc>
+          <w:tcPr>
+            <w:shd w:val="clear" w:color="auto" w:fill="F2F2F2"/>
+          </w:tcPr>
+          <w:p>
+            <w:pPr>
+              <w:pStyle w:val="Compact"/>
+            </w:pPr>
+            <w:r>
+              <w:t xml:space="preserve">Court / Judiciary at any level (e.g., Federal Court, Cantonal Court, District Court).</w:t>
             </w:r>
           </w:p>
         </w:tc>
@@ -14654,36 +14574,36 @@
                 <w:rPr>
                   <w:rStyle w:val="Hyperlink"/>
                 </w:rPr>
-                <w:t xml:space="preserve">act:enum/group_type/control_body</w:t>
-              </w:r>
-            </w:hyperlink>
-          </w:p>
-        </w:tc>
-      </w:tr>
-      <w:tr>
-        <w:tc>
-          <w:tcPr>
-            <w:shd w:val="clear" w:color="auto" w:fill="F2F2F2"/>
-          </w:tcPr>
-          <w:p>
-            <w:pPr>
-              <w:pStyle w:val="Compact"/>
-            </w:pPr>
-            <w:r>
-              <w:t xml:space="preserve">parliamentary_services</w:t>
-            </w:r>
-          </w:p>
-        </w:tc>
-        <w:tc>
-          <w:tcPr>
-            <w:shd w:val="clear" w:color="auto" w:fill="F2F2F2"/>
-          </w:tcPr>
-          <w:p>
-            <w:pPr>
-              <w:pStyle w:val="Compact"/>
-            </w:pPr>
-            <w:r>
-              <w:t xml:space="preserve">Parliamentary services.</w:t>
+                <w:t xml:space="preserve">act:enum/group_type/court</w:t>
+              </w:r>
+            </w:hyperlink>
+          </w:p>
+        </w:tc>
+      </w:tr>
+      <w:tr>
+        <w:tc>
+          <w:tcPr>
+            <w:shd w:val="clear" w:color="auto" w:fill="F2F2F2"/>
+          </w:tcPr>
+          <w:p>
+            <w:pPr>
+              <w:pStyle w:val="Compact"/>
+            </w:pPr>
+            <w:r>
+              <w:t xml:space="preserve">association</w:t>
+            </w:r>
+          </w:p>
+        </w:tc>
+        <w:tc>
+          <w:tcPr>
+            <w:shd w:val="clear" w:color="auto" w:fill="F2F2F2"/>
+          </w:tcPr>
+          <w:p>
+            <w:pPr>
+              <w:pStyle w:val="Compact"/>
+            </w:pPr>
+            <w:r>
+              <w:t xml:space="preserve">Association.</w:t>
             </w:r>
           </w:p>
         </w:tc>
@@ -14708,36 +14628,36 @@
                 <w:rPr>
                   <w:rStyle w:val="Hyperlink"/>
                 </w:rPr>
-                <w:t xml:space="preserve">act:enum/group_type/parliamentary_services</w:t>
-              </w:r>
-            </w:hyperlink>
-          </w:p>
-        </w:tc>
-      </w:tr>
-      <w:tr>
-        <w:tc>
-          <w:tcPr>
-            <w:shd w:val="clear" w:color="auto" w:fill="F2F2F2"/>
-          </w:tcPr>
-          <w:p>
-            <w:pPr>
-              <w:pStyle w:val="Compact"/>
-            </w:pPr>
-            <w:r>
-              <w:t xml:space="preserve">court</w:t>
-            </w:r>
-          </w:p>
-        </w:tc>
-        <w:tc>
-          <w:tcPr>
-            <w:shd w:val="clear" w:color="auto" w:fill="F2F2F2"/>
-          </w:tcPr>
-          <w:p>
-            <w:pPr>
-              <w:pStyle w:val="Compact"/>
-            </w:pPr>
-            <w:r>
-              <w:t xml:space="preserve">Court / Judiciary at any level (e.g., Federal Court, Cantonal Court, District Court).</w:t>
+                <w:t xml:space="preserve">act:enum/group_type/association</w:t>
+              </w:r>
+            </w:hyperlink>
+          </w:p>
+        </w:tc>
+      </w:tr>
+      <w:tr>
+        <w:tc>
+          <w:tcPr>
+            <w:shd w:val="clear" w:color="auto" w:fill="F2F2F2"/>
+          </w:tcPr>
+          <w:p>
+            <w:pPr>
+              <w:pStyle w:val="Compact"/>
+            </w:pPr>
+            <w:r>
+              <w:t xml:space="preserve">petition_carrier</w:t>
+            </w:r>
+          </w:p>
+        </w:tc>
+        <w:tc>
+          <w:tcPr>
+            <w:shd w:val="clear" w:color="auto" w:fill="F2F2F2"/>
+          </w:tcPr>
+          <w:p>
+            <w:pPr>
+              <w:pStyle w:val="Compact"/>
+            </w:pPr>
+            <w:r>
+              <w:t xml:space="preserve">Petition carrier.</w:t>
             </w:r>
           </w:p>
         </w:tc>
@@ -14762,36 +14682,36 @@
                 <w:rPr>
                   <w:rStyle w:val="Hyperlink"/>
                 </w:rPr>
-                <w:t xml:space="preserve">act:enum/group_type/court</w:t>
-              </w:r>
-            </w:hyperlink>
-          </w:p>
-        </w:tc>
-      </w:tr>
-      <w:tr>
-        <w:tc>
-          <w:tcPr>
-            <w:shd w:val="clear" w:color="auto" w:fill="F2F2F2"/>
-          </w:tcPr>
-          <w:p>
-            <w:pPr>
-              <w:pStyle w:val="Compact"/>
-            </w:pPr>
-            <w:r>
-              <w:t xml:space="preserve">association</w:t>
-            </w:r>
-          </w:p>
-        </w:tc>
-        <w:tc>
-          <w:tcPr>
-            <w:shd w:val="clear" w:color="auto" w:fill="F2F2F2"/>
-          </w:tcPr>
-          <w:p>
-            <w:pPr>
-              <w:pStyle w:val="Compact"/>
-            </w:pPr>
-            <w:r>
-              <w:t xml:space="preserve">Association.</w:t>
+                <w:t xml:space="preserve">act:enum/group_type/petition_carrier</w:t>
+              </w:r>
+            </w:hyperlink>
+          </w:p>
+        </w:tc>
+      </w:tr>
+      <w:tr>
+        <w:tc>
+          <w:tcPr>
+            <w:shd w:val="clear" w:color="auto" w:fill="F2F2F2"/>
+          </w:tcPr>
+          <w:p>
+            <w:pPr>
+              <w:pStyle w:val="Compact"/>
+            </w:pPr>
+            <w:r>
+              <w:t xml:space="preserve">university</w:t>
+            </w:r>
+          </w:p>
+        </w:tc>
+        <w:tc>
+          <w:tcPr>
+            <w:shd w:val="clear" w:color="auto" w:fill="F2F2F2"/>
+          </w:tcPr>
+          <w:p>
+            <w:pPr>
+              <w:pStyle w:val="Compact"/>
+            </w:pPr>
+            <w:r>
+              <w:t xml:space="preserve">University or educational institution as an outsourced provider of public tasks.</w:t>
             </w:r>
           </w:p>
         </w:tc>
@@ -14816,36 +14736,36 @@
                 <w:rPr>
                   <w:rStyle w:val="Hyperlink"/>
                 </w:rPr>
-                <w:t xml:space="preserve">act:enum/group_type/association</w:t>
-              </w:r>
-            </w:hyperlink>
-          </w:p>
-        </w:tc>
-      </w:tr>
-      <w:tr>
-        <w:tc>
-          <w:tcPr>
-            <w:shd w:val="clear" w:color="auto" w:fill="F2F2F2"/>
-          </w:tcPr>
-          <w:p>
-            <w:pPr>
-              <w:pStyle w:val="Compact"/>
-            </w:pPr>
-            <w:r>
-              <w:t xml:space="preserve">petition_carrier</w:t>
-            </w:r>
-          </w:p>
-        </w:tc>
-        <w:tc>
-          <w:tcPr>
-            <w:shd w:val="clear" w:color="auto" w:fill="F2F2F2"/>
-          </w:tcPr>
-          <w:p>
-            <w:pPr>
-              <w:pStyle w:val="Compact"/>
-            </w:pPr>
-            <w:r>
-              <w:t xml:space="preserve">Petition carrier.</w:t>
+                <w:t xml:space="preserve">act:enum/group_type/university</w:t>
+              </w:r>
+            </w:hyperlink>
+          </w:p>
+        </w:tc>
+      </w:tr>
+      <w:tr>
+        <w:tc>
+          <w:tcPr>
+            <w:shd w:val="clear" w:color="auto" w:fill="F2F2F2"/>
+          </w:tcPr>
+          <w:p>
+            <w:pPr>
+              <w:pStyle w:val="Compact"/>
+            </w:pPr>
+            <w:r>
+              <w:t xml:space="preserve">other</w:t>
+            </w:r>
+          </w:p>
+        </w:tc>
+        <w:tc>
+          <w:tcPr>
+            <w:shd w:val="clear" w:color="auto" w:fill="F2F2F2"/>
+          </w:tcPr>
+          <w:p>
+            <w:pPr>
+              <w:pStyle w:val="Compact"/>
+            </w:pPr>
+            <w:r>
+              <w:t xml:space="preserve">Other group type not covered by standard categories.</w:t>
             </w:r>
           </w:p>
         </w:tc>
@@ -14870,114 +14790,6 @@
                 <w:rPr>
                   <w:rStyle w:val="Hyperlink"/>
                 </w:rPr>
-                <w:t xml:space="preserve">act:enum/group_type/petition_carrier</w:t>
-              </w:r>
-            </w:hyperlink>
-          </w:p>
-        </w:tc>
-      </w:tr>
-      <w:tr>
-        <w:tc>
-          <w:tcPr>
-            <w:shd w:val="clear" w:color="auto" w:fill="F2F2F2"/>
-          </w:tcPr>
-          <w:p>
-            <w:pPr>
-              <w:pStyle w:val="Compact"/>
-            </w:pPr>
-            <w:r>
-              <w:t xml:space="preserve">university</w:t>
-            </w:r>
-          </w:p>
-        </w:tc>
-        <w:tc>
-          <w:tcPr>
-            <w:shd w:val="clear" w:color="auto" w:fill="F2F2F2"/>
-          </w:tcPr>
-          <w:p>
-            <w:pPr>
-              <w:pStyle w:val="Compact"/>
-            </w:pPr>
-            <w:r>
-              <w:t xml:space="preserve">University or educational institution as an outsourced provider of public tasks.</w:t>
-            </w:r>
-          </w:p>
-        </w:tc>
-      </w:tr>
-      <w:tr>
-        <w:tc>
-          <w:tcPr/>
-          <w:p>
-            <w:pPr>
-              <w:pStyle w:val="Compact"/>
-            </w:pPr>
-          </w:p>
-        </w:tc>
-        <w:tc>
-          <w:tcPr/>
-          <w:p>
-            <w:pPr>
-              <w:pStyle w:val="Compact"/>
-            </w:pPr>
-            <w:hyperlink ns1:id="rId148">
-              <w:r>
-                <w:rPr>
-                  <w:rStyle w:val="Hyperlink"/>
-                </w:rPr>
-                <w:t xml:space="preserve">act:enum/group_type/university</w:t>
-              </w:r>
-            </w:hyperlink>
-          </w:p>
-        </w:tc>
-      </w:tr>
-      <w:tr>
-        <w:tc>
-          <w:tcPr>
-            <w:shd w:val="clear" w:color="auto" w:fill="F2F2F2"/>
-          </w:tcPr>
-          <w:p>
-            <w:pPr>
-              <w:pStyle w:val="Compact"/>
-            </w:pPr>
-            <w:r>
-              <w:t xml:space="preserve">other</w:t>
-            </w:r>
-          </w:p>
-        </w:tc>
-        <w:tc>
-          <w:tcPr>
-            <w:shd w:val="clear" w:color="auto" w:fill="F2F2F2"/>
-          </w:tcPr>
-          <w:p>
-            <w:pPr>
-              <w:pStyle w:val="Compact"/>
-            </w:pPr>
-            <w:r>
-              <w:t xml:space="preserve">Other group type not covered by standard categories.</w:t>
-            </w:r>
-          </w:p>
-        </w:tc>
-      </w:tr>
-      <w:tr>
-        <w:tc>
-          <w:tcPr/>
-          <w:p>
-            <w:pPr>
-              <w:pStyle w:val="Compact"/>
-            </w:pPr>
-          </w:p>
-        </w:tc>
-        <w:tc>
-          <w:tcPr/>
-          <w:p>
-            <w:pPr>
-              <w:pStyle w:val="Compact"/>
-            </w:pPr>
-            <w:hyperlink ns1:id="rId149">
-              <w:r>
-                <w:rPr>
-                  <w:rStyle w:val="Hyperlink"/>
-                </w:rPr>
                 <w:t xml:space="preserve">act:enum/group_type/other</w:t>
               </w:r>
             </w:hyperlink>
@@ -14985,15 +14797,15 @@
         </w:tc>
       </w:tr>
     </w:tbl>
+    <w:bookmarkEnd w:id="148"/>
+    <w:p>
+      <w:r>
+        <w:br w:type="page"/>
+      </w:r>
+    </w:p>
+    <w:bookmarkEnd w:id="149"/>
     <w:bookmarkEnd w:id="150"/>
-    <w:p>
-      <w:r>
-        <w:br w:type="page"/>
-      </w:r>
-    </w:p>
-    <w:bookmarkEnd w:id="151"/>
-    <w:bookmarkEnd w:id="152"/>
-    <w:bookmarkStart w:id="164" w:name="memberships"/>
+    <w:bookmarkStart w:id="162" w:name="memberships"/>
     <w:p>
       <w:pPr>
         <w:pStyle w:val="berschrift1"/>
@@ -15356,7 +15168,7 @@
         <w:t xml:space="preserve">with a free-text designation is used.</w:t>
       </w:r>
     </w:p>
-    <w:bookmarkStart w:id="155" w:name="class-membership"/>
+    <w:bookmarkStart w:id="153" w:name="class-membership"/>
     <w:p>
       <w:pPr>
         <w:pStyle w:val="berschrift2"/>
@@ -15385,7 +15197,7 @@
         <w:t xml:space="preserve">__</w:t>
       </w:r>
     </w:p>
-    <w:bookmarkStart w:id="153" w:name="attribute-10"/>
+    <w:bookmarkStart w:id="151" w:name="attribute-10"/>
     <w:p>
       <w:pPr>
         <w:pStyle w:val="berschrift3"/>
@@ -15558,14 +15370,65 @@
               <w:pStyle w:val="Compact"/>
             </w:pPr>
             <w:r>
+              <w:t xml:space="preserve">electoral_district</w:t>
+            </w:r>
+          </w:p>
+        </w:tc>
+        <w:tc>
+          <w:tcPr>
+            <w:shd w:val="clear" w:color="auto" w:fill="F2F2F2"/>
+          </w:tcPr>
+          <w:p>
+            <w:pPr>
+              <w:pStyle w:val="Compact"/>
+            </w:pPr>
+            <w:r>
+              <w:t xml:space="preserve">0..1</w:t>
+            </w:r>
+            <w:r>
+              <w:t xml:space="preserve"> </w:t>
+            </w:r>
+            <w:r>
+              <w:t xml:space="preserve"> </w:t>
+            </w:r>
+            <w:hyperlink w:anchor="ElectoralDistrict">
+              <w:r>
+                <w:rPr>
+                  <w:rStyle w:val="Hyperlink"/>
+                </w:rPr>
+                <w:t xml:space="preserve">ElectoralDistrict</w:t>
+              </w:r>
+            </w:hyperlink>
+          </w:p>
+        </w:tc>
+        <w:tc>
+          <w:tcPr>
+            <w:shd w:val="clear" w:color="auto" w:fill="F2F2F2"/>
+          </w:tcPr>
+          <w:p>
+            <w:pPr>
+              <w:pStyle w:val="Compact"/>
+            </w:pPr>
+            <w:r>
+              <w:t xml:space="preserve">Link to the electoral district.</w:t>
+            </w:r>
+          </w:p>
+        </w:tc>
+      </w:tr>
+      <w:tr>
+        <w:tc>
+          <w:tcPr/>
+          <w:p>
+            <w:pPr>
+              <w:pStyle w:val="Compact"/>
+            </w:pPr>
+            <w:r>
               <w:t xml:space="preserve">role_type</w:t>
             </w:r>
           </w:p>
         </w:tc>
         <w:tc>
-          <w:tcPr>
-            <w:shd w:val="clear" w:color="auto" w:fill="F2F2F2"/>
-          </w:tcPr>
+          <w:tcPr/>
           <w:p>
             <w:pPr>
               <w:pStyle w:val="Compact"/>
@@ -15590,9 +15453,7 @@
           </w:p>
         </w:tc>
         <w:tc>
-          <w:tcPr>
-            <w:shd w:val="clear" w:color="auto" w:fill="F2F2F2"/>
-          </w:tcPr>
+          <w:tcPr/>
           <w:p>
             <w:pPr>
               <w:pStyle w:val="Compact"/>
@@ -15605,7 +15466,9 @@
       </w:tr>
       <w:tr>
         <w:tc>
-          <w:tcPr/>
+          <w:tcPr>
+            <w:shd w:val="clear" w:color="auto" w:fill="F2F2F2"/>
+          </w:tcPr>
           <w:p>
             <w:pPr>
               <w:pStyle w:val="Compact"/>
@@ -15616,7 +15479,9 @@
           </w:p>
         </w:tc>
         <w:tc>
-          <w:tcPr/>
+          <w:tcPr>
+            <w:shd w:val="clear" w:color="auto" w:fill="F2F2F2"/>
+          </w:tcPr>
           <w:p>
             <w:pPr>
               <w:pStyle w:val="Compact"/>
@@ -15641,7 +15506,9 @@
           </w:p>
         </w:tc>
         <w:tc>
-          <w:tcPr/>
+          <w:tcPr>
+            <w:shd w:val="clear" w:color="auto" w:fill="F2F2F2"/>
+          </w:tcPr>
           <w:p>
             <w:pPr>
               <w:pStyle w:val="Compact"/>
@@ -15654,9 +15521,7 @@
       </w:tr>
       <w:tr>
         <w:tc>
-          <w:tcPr>
-            <w:shd w:val="clear" w:color="auto" w:fill="F2F2F2"/>
-          </w:tcPr>
+          <w:tcPr/>
           <w:p>
             <w:pPr>
               <w:pStyle w:val="Compact"/>
@@ -15667,9 +15532,7 @@
           </w:p>
         </w:tc>
         <w:tc>
-          <w:tcPr>
-            <w:shd w:val="clear" w:color="auto" w:fill="F2F2F2"/>
-          </w:tcPr>
+          <w:tcPr/>
           <w:p>
             <w:pPr>
               <w:pStyle w:val="Compact"/>
@@ -15694,9 +15557,7 @@
           </w:p>
         </w:tc>
         <w:tc>
-          <w:tcPr>
-            <w:shd w:val="clear" w:color="auto" w:fill="F2F2F2"/>
-          </w:tcPr>
+          <w:tcPr/>
           <w:p>
             <w:pPr>
               <w:pStyle w:val="Compact"/>
@@ -15730,7 +15591,9 @@
       </w:tr>
       <w:tr>
         <w:tc>
-          <w:tcPr/>
+          <w:tcPr>
+            <w:shd w:val="clear" w:color="auto" w:fill="F2F2F2"/>
+          </w:tcPr>
           <w:p>
             <w:pPr>
               <w:pStyle w:val="Compact"/>
@@ -15741,7 +15604,9 @@
           </w:p>
         </w:tc>
         <w:tc>
-          <w:tcPr/>
+          <w:tcPr>
+            <w:shd w:val="clear" w:color="auto" w:fill="F2F2F2"/>
+          </w:tcPr>
           <w:p>
             <w:pPr>
               <w:pStyle w:val="Compact"/>
@@ -15766,7 +15631,9 @@
           </w:p>
         </w:tc>
         <w:tc>
-          <w:tcPr/>
+          <w:tcPr>
+            <w:shd w:val="clear" w:color="auto" w:fill="F2F2F2"/>
+          </w:tcPr>
           <w:p>
             <w:pPr>
               <w:pStyle w:val="Compact"/>
@@ -15796,9 +15663,7 @@
       </w:tr>
       <w:tr>
         <w:tc>
-          <w:tcPr>
-            <w:shd w:val="clear" w:color="auto" w:fill="F2F2F2"/>
-          </w:tcPr>
+          <w:tcPr/>
           <w:p>
             <w:pPr>
               <w:pStyle w:val="Compact"/>
@@ -15809,9 +15674,7 @@
           </w:p>
         </w:tc>
         <w:tc>
-          <w:tcPr>
-            <w:shd w:val="clear" w:color="auto" w:fill="F2F2F2"/>
-          </w:tcPr>
+          <w:tcPr/>
           <w:p>
             <w:pPr>
               <w:pStyle w:val="Compact"/>
@@ -15836,9 +15699,7 @@
           </w:p>
         </w:tc>
         <w:tc>
-          <w:tcPr>
-            <w:shd w:val="clear" w:color="auto" w:fill="F2F2F2"/>
-          </w:tcPr>
+          <w:tcPr/>
           <w:p>
             <w:pPr>
               <w:pStyle w:val="Compact"/>
@@ -15868,7 +15729,9 @@
       </w:tr>
       <w:tr>
         <w:tc>
-          <w:tcPr/>
+          <w:tcPr>
+            <w:shd w:val="clear" w:color="auto" w:fill="F2F2F2"/>
+          </w:tcPr>
           <w:p>
             <w:pPr>
               <w:pStyle w:val="Compact"/>
@@ -15879,7 +15742,9 @@
           </w:p>
         </w:tc>
         <w:tc>
-          <w:tcPr/>
+          <w:tcPr>
+            <w:shd w:val="clear" w:color="auto" w:fill="F2F2F2"/>
+          </w:tcPr>
           <w:p>
             <w:pPr>
               <w:pStyle w:val="Compact"/>
@@ -15904,7 +15769,9 @@
           </w:p>
         </w:tc>
         <w:tc>
-          <w:tcPr/>
+          <w:tcPr>
+            <w:shd w:val="clear" w:color="auto" w:fill="F2F2F2"/>
+          </w:tcPr>
           <w:p>
             <w:pPr>
               <w:pStyle w:val="Compact"/>
@@ -15934,9 +15801,7 @@
       </w:tr>
       <w:tr>
         <w:tc>
-          <w:tcPr>
-            <w:shd w:val="clear" w:color="auto" w:fill="F2F2F2"/>
-          </w:tcPr>
+          <w:tcPr/>
           <w:p>
             <w:pPr>
               <w:pStyle w:val="Compact"/>
@@ -15947,9 +15812,7 @@
           </w:p>
         </w:tc>
         <w:tc>
-          <w:tcPr>
-            <w:shd w:val="clear" w:color="auto" w:fill="F2F2F2"/>
-          </w:tcPr>
+          <w:tcPr/>
           <w:p>
             <w:pPr>
               <w:pStyle w:val="Compact"/>
@@ -15974,9 +15837,7 @@
           </w:p>
         </w:tc>
         <w:tc>
-          <w:tcPr>
-            <w:shd w:val="clear" w:color="auto" w:fill="F2F2F2"/>
-          </w:tcPr>
+          <w:tcPr/>
           <w:p>
             <w:pPr>
               <w:pStyle w:val="Compact"/>
@@ -16006,7 +15867,9 @@
       </w:tr>
       <w:tr>
         <w:tc>
-          <w:tcPr/>
+          <w:tcPr>
+            <w:shd w:val="clear" w:color="auto" w:fill="F2F2F2"/>
+          </w:tcPr>
           <w:p>
             <w:pPr>
               <w:pStyle w:val="Compact"/>
@@ -16017,7 +15880,9 @@
           </w:p>
         </w:tc>
         <w:tc>
-          <w:tcPr/>
+          <w:tcPr>
+            <w:shd w:val="clear" w:color="auto" w:fill="F2F2F2"/>
+          </w:tcPr>
           <w:p>
             <w:pPr>
               <w:pStyle w:val="Compact"/>
@@ -16042,7 +15907,9 @@
           </w:p>
         </w:tc>
         <w:tc>
-          <w:tcPr/>
+          <w:tcPr>
+            <w:shd w:val="clear" w:color="auto" w:fill="F2F2F2"/>
+          </w:tcPr>
           <w:p>
             <w:pPr>
               <w:pStyle w:val="Compact"/>
@@ -16072,9 +15939,7 @@
       </w:tr>
       <w:tr>
         <w:tc>
-          <w:tcPr>
-            <w:shd w:val="clear" w:color="auto" w:fill="F2F2F2"/>
-          </w:tcPr>
+          <w:tcPr/>
           <w:p>
             <w:pPr>
               <w:pStyle w:val="Compact"/>
@@ -16085,9 +15950,7 @@
           </w:p>
         </w:tc>
         <w:tc>
-          <w:tcPr>
-            <w:shd w:val="clear" w:color="auto" w:fill="F2F2F2"/>
-          </w:tcPr>
+          <w:tcPr/>
           <w:p>
             <w:pPr>
               <w:pStyle w:val="Compact"/>
@@ -16112,9 +15975,7 @@
           </w:p>
         </w:tc>
         <w:tc>
-          <w:tcPr>
-            <w:shd w:val="clear" w:color="auto" w:fill="F2F2F2"/>
-          </w:tcPr>
+          <w:tcPr/>
           <w:p>
             <w:pPr>
               <w:pStyle w:val="Compact"/>
@@ -16144,7 +16005,9 @@
       </w:tr>
       <w:tr>
         <w:tc>
-          <w:tcPr/>
+          <w:tcPr>
+            <w:shd w:val="clear" w:color="auto" w:fill="F2F2F2"/>
+          </w:tcPr>
           <w:p>
             <w:pPr>
               <w:pStyle w:val="Compact"/>
@@ -16155,7 +16018,9 @@
           </w:p>
         </w:tc>
         <w:tc>
-          <w:tcPr/>
+          <w:tcPr>
+            <w:shd w:val="clear" w:color="auto" w:fill="F2F2F2"/>
+          </w:tcPr>
           <w:p>
             <w:pPr>
               <w:pStyle w:val="Compact"/>
@@ -16180,7 +16045,9 @@
           </w:p>
         </w:tc>
         <w:tc>
-          <w:tcPr/>
+          <w:tcPr>
+            <w:shd w:val="clear" w:color="auto" w:fill="F2F2F2"/>
+          </w:tcPr>
           <w:p>
             <w:pPr>
               <w:pStyle w:val="Compact"/>
@@ -16210,9 +16077,7 @@
       </w:tr>
       <w:tr>
         <w:tc>
-          <w:tcPr>
-            <w:shd w:val="clear" w:color="auto" w:fill="F2F2F2"/>
-          </w:tcPr>
+          <w:tcPr/>
           <w:p>
             <w:pPr>
               <w:pStyle w:val="Compact"/>
@@ -16223,9 +16088,7 @@
           </w:p>
         </w:tc>
         <w:tc>
-          <w:tcPr>
-            <w:shd w:val="clear" w:color="auto" w:fill="F2F2F2"/>
-          </w:tcPr>
+          <w:tcPr/>
           <w:p>
             <w:pPr>
               <w:pStyle w:val="Compact"/>
@@ -16250,9 +16113,7 @@
           </w:p>
         </w:tc>
         <w:tc>
-          <w:tcPr>
-            <w:shd w:val="clear" w:color="auto" w:fill="F2F2F2"/>
-          </w:tcPr>
+          <w:tcPr/>
           <w:p>
             <w:pPr>
               <w:pStyle w:val="Compact"/>
@@ -16282,7 +16143,9 @@
       </w:tr>
       <w:tr>
         <w:tc>
-          <w:tcPr/>
+          <w:tcPr>
+            <w:shd w:val="clear" w:color="auto" w:fill="F2F2F2"/>
+          </w:tcPr>
           <w:p>
             <w:pPr>
               <w:pStyle w:val="Compact"/>
@@ -16293,7 +16156,9 @@
           </w:p>
         </w:tc>
         <w:tc>
-          <w:tcPr/>
+          <w:tcPr>
+            <w:shd w:val="clear" w:color="auto" w:fill="F2F2F2"/>
+          </w:tcPr>
           <w:p>
             <w:pPr>
               <w:pStyle w:val="Compact"/>
@@ -16318,7 +16183,9 @@
           </w:p>
         </w:tc>
         <w:tc>
-          <w:tcPr/>
+          <w:tcPr>
+            <w:shd w:val="clear" w:color="auto" w:fill="F2F2F2"/>
+          </w:tcPr>
           <w:p>
             <w:pPr>
               <w:pStyle w:val="Compact"/>
@@ -16347,8 +16214,8 @@
         </w:tc>
       </w:tr>
     </w:tbl>
-    <w:bookmarkEnd w:id="153"/>
-    <w:bookmarkStart w:id="154" w:name="usages-10"/>
+    <w:bookmarkEnd w:id="151"/>
+    <w:bookmarkStart w:id="152" w:name="usages-10"/>
     <w:p>
       <w:pPr>
         <w:pStyle w:val="berschrift3"/>
@@ -16489,9 +16356,9 @@
         </w:tc>
       </w:tr>
     </w:tbl>
-    <w:bookmarkEnd w:id="154"/>
-    <w:bookmarkEnd w:id="155"/>
-    <w:bookmarkStart w:id="160" w:name="class-roletype"/>
+    <w:bookmarkEnd w:id="152"/>
+    <w:bookmarkEnd w:id="153"/>
+    <w:bookmarkStart w:id="158" w:name="class-roletype"/>
     <w:p>
       <w:pPr>
         <w:pStyle w:val="berschrift2"/>
@@ -16649,7 +16516,7 @@
         <w:t xml:space="preserve">__</w:t>
       </w:r>
     </w:p>
-    <w:bookmarkStart w:id="157" w:name="attribute-11"/>
+    <w:bookmarkStart w:id="155" w:name="attribute-11"/>
     <w:p>
       <w:pPr>
         <w:pStyle w:val="berschrift3"/>
@@ -16849,7 +16716,7 @@
         </w:tc>
       </w:tr>
     </w:tbl>
-    <w:bookmarkStart w:id="156" w:name="constraints-2"/>
+    <w:bookmarkStart w:id="154" w:name="constraints-2"/>
     <w:p>
       <w:pPr>
         <w:pStyle w:val="berschrift5"/>
@@ -16900,9 +16767,9 @@
         </w:r>
       </w:hyperlink>
     </w:p>
-    <w:bookmarkEnd w:id="156"/>
-    <w:bookmarkEnd w:id="157"/>
-    <w:bookmarkStart w:id="159" w:name="usages-11"/>
+    <w:bookmarkEnd w:id="154"/>
+    <w:bookmarkEnd w:id="155"/>
+    <w:bookmarkStart w:id="157" w:name="usages-11"/>
     <w:p>
       <w:pPr>
         <w:pStyle w:val="berschrift3"/>
@@ -17043,7 +16910,7 @@
         </w:tc>
       </w:tr>
     </w:tbl>
-    <w:bookmarkStart w:id="158" w:name="rules"/>
+    <w:bookmarkStart w:id="156" w:name="rules"/>
     <w:p>
       <w:pPr>
         <w:pStyle w:val="berschrift5"/>
@@ -17073,10 +16940,10 @@
         <w:t xml:space="preserve">, a descriptive label must be provided.</w:t>
       </w:r>
     </w:p>
+    <w:bookmarkEnd w:id="156"/>
+    <w:bookmarkEnd w:id="157"/>
     <w:bookmarkEnd w:id="158"/>
-    <w:bookmarkEnd w:id="159"/>
-    <w:bookmarkEnd w:id="160"/>
-    <w:bookmarkStart w:id="163" w:name="enum-roleenum"/>
+    <w:bookmarkStart w:id="161" w:name="enum-roleenum"/>
     <w:p>
       <w:pPr>
         <w:pStyle w:val="berschrift2"/>
@@ -17115,7 +16982,7 @@
       <w:r>
         <w:t xml:space="preserve"> </w:t>
       </w:r>
-      <w:hyperlink ns1:id="rId161">
+      <w:hyperlink ns1:id="rId159">
         <w:r>
           <w:rPr>
             <w:rStyle w:val="Hyperlink"/>
@@ -17124,7 +16991,7 @@
         </w:r>
       </w:hyperlink>
     </w:p>
-    <w:bookmarkStart w:id="162" w:name="permissible-values-4"/>
+    <w:bookmarkStart w:id="160" w:name="permissible-values-4"/>
     <w:p>
       <w:pPr>
         <w:pStyle w:val="berschrift3"/>
@@ -17355,15 +17222,15 @@
         </w:tc>
       </w:tr>
     </w:tbl>
+    <w:bookmarkEnd w:id="160"/>
+    <w:p>
+      <w:r>
+        <w:br w:type="page"/>
+      </w:r>
+    </w:p>
+    <w:bookmarkEnd w:id="161"/>
     <w:bookmarkEnd w:id="162"/>
-    <w:p>
-      <w:r>
-        <w:br w:type="page"/>
-      </w:r>
-    </w:p>
-    <w:bookmarkEnd w:id="163"/>
-    <w:bookmarkEnd w:id="164"/>
-    <w:bookmarkStart w:id="229" w:name="interest-links"/>
+    <w:bookmarkStart w:id="227" w:name="interest-links"/>
     <w:p>
       <w:pPr>
         <w:pStyle w:val="berschrift1"/>
@@ -17382,7 +17249,7 @@
       <w:r>
         <w:t xml:space="preserve"> </w:t>
       </w:r>
-      <w:hyperlink ns1:id="rId165">
+      <w:hyperlink ns1:id="rId163">
         <w:r>
           <w:rPr>
             <w:rStyle w:val="Hyperlink"/>
@@ -17684,7 +17551,7 @@
         <w:t xml:space="preserve">In addition to the committee and function within the organisation, it is explicitly recorded whether the position is paid – a central transparency aspect.</w:t>
       </w:r>
     </w:p>
-    <w:bookmarkStart w:id="181" w:name="class-interestlink"/>
+    <w:bookmarkStart w:id="179" w:name="class-interestlink"/>
     <w:p>
       <w:pPr>
         <w:pStyle w:val="berschrift2"/>
@@ -17713,7 +17580,7 @@
         <w:t xml:space="preserve">__</w:t>
       </w:r>
     </w:p>
-    <w:bookmarkStart w:id="167" w:name="attribute-12"/>
+    <w:bookmarkStart w:id="165" w:name="attribute-12"/>
     <w:p>
       <w:pPr>
         <w:pStyle w:val="berschrift3"/>
@@ -18934,7 +18801,7 @@
         </w:tc>
       </w:tr>
     </w:tbl>
-    <w:bookmarkStart w:id="166" w:name="constraints-3"/>
+    <w:bookmarkStart w:id="164" w:name="constraints-3"/>
     <w:p>
       <w:pPr>
         <w:pStyle w:val="berschrift5"/>
@@ -18985,9 +18852,9 @@
         </w:r>
       </w:hyperlink>
     </w:p>
-    <w:bookmarkEnd w:id="166"/>
-    <w:bookmarkEnd w:id="167"/>
-    <w:bookmarkStart w:id="168" w:name="usages-12"/>
+    <w:bookmarkEnd w:id="164"/>
+    <w:bookmarkEnd w:id="165"/>
+    <w:bookmarkStart w:id="166" w:name="usages-12"/>
     <w:p>
       <w:pPr>
         <w:pStyle w:val="berschrift3"/>
@@ -19189,8 +19056,8 @@
         </w:tc>
       </w:tr>
     </w:tbl>
-    <w:bookmarkEnd w:id="168"/>
-    <w:bookmarkStart w:id="180" w:name="examples-3"/>
+    <w:bookmarkEnd w:id="166"/>
+    <w:bookmarkStart w:id="178" w:name="examples-2"/>
     <w:p>
       <w:pPr>
         <w:pStyle w:val="berschrift3"/>
@@ -19199,7 +19066,7 @@
         <w:t xml:space="preserve">Examples</w:t>
       </w:r>
     </w:p>
-    <w:bookmarkStart w:id="169" w:name="X39e75180c6c6f9734709a21e630d94d5297fa76"/>
+    <w:bookmarkStart w:id="167" w:name="X39e75180c6c6f9734709a21e630d94d5297fa76"/>
     <w:p>
       <w:pPr>
         <w:pStyle w:val="berschrift4"/>
@@ -19459,8 +19326,8 @@
         <w:t xml:space="preserve">false</w:t>
       </w:r>
     </w:p>
-    <w:bookmarkEnd w:id="169"/>
-    <w:bookmarkStart w:id="170" w:name="X0845bcf2a073d7a8ccfb4c034304d565538985a"/>
+    <w:bookmarkEnd w:id="167"/>
+    <w:bookmarkStart w:id="168" w:name="X0845bcf2a073d7a8ccfb4c034304d565538985a"/>
     <w:p>
       <w:pPr>
         <w:pStyle w:val="berschrift4"/>
@@ -19726,8 +19593,8 @@
         <w:t xml:space="preserve">true</w:t>
       </w:r>
     </w:p>
-    <w:bookmarkEnd w:id="170"/>
-    <w:bookmarkStart w:id="171" w:name="Xc0dc9173d5ec4cfe64b497c9e47d80eb9698f95"/>
+    <w:bookmarkEnd w:id="168"/>
+    <w:bookmarkStart w:id="169" w:name="Xc0dc9173d5ec4cfe64b497c9e47d80eb9698f95"/>
     <w:p>
       <w:pPr>
         <w:pStyle w:val="berschrift4"/>
@@ -19993,8 +19860,8 @@
         <w:t xml:space="preserve">true</w:t>
       </w:r>
     </w:p>
-    <w:bookmarkEnd w:id="171"/>
-    <w:bookmarkStart w:id="172" w:name="Xd76396af613a0ff7158ed59e2240f0adc6f7ee2"/>
+    <w:bookmarkEnd w:id="169"/>
+    <w:bookmarkStart w:id="170" w:name="Xd76396af613a0ff7158ed59e2240f0adc6f7ee2"/>
     <w:p>
       <w:pPr>
         <w:pStyle w:val="berschrift4"/>
@@ -20260,8 +20127,8 @@
         <w:t xml:space="preserve">true</w:t>
       </w:r>
     </w:p>
-    <w:bookmarkEnd w:id="172"/>
-    <w:bookmarkStart w:id="173" w:name="Xa40f2fb9d29f8ea37e0f78fc21991870728b003"/>
+    <w:bookmarkEnd w:id="170"/>
+    <w:bookmarkStart w:id="171" w:name="Xa40f2fb9d29f8ea37e0f78fc21991870728b003"/>
     <w:p>
       <w:pPr>
         <w:pStyle w:val="berschrift4"/>
@@ -20521,8 +20388,8 @@
         <w:t xml:space="preserve">false</w:t>
       </w:r>
     </w:p>
-    <w:bookmarkEnd w:id="173"/>
-    <w:bookmarkStart w:id="174" w:name="Xada6c64672c2c5d2dde948a9b1776690af4c26f"/>
+    <w:bookmarkEnd w:id="171"/>
+    <w:bookmarkStart w:id="172" w:name="Xada6c64672c2c5d2dde948a9b1776690af4c26f"/>
     <w:p>
       <w:pPr>
         <w:pStyle w:val="berschrift4"/>
@@ -20782,8 +20649,8 @@
         <w:t xml:space="preserve">true</w:t>
       </w:r>
     </w:p>
-    <w:bookmarkEnd w:id="174"/>
-    <w:bookmarkStart w:id="175" w:name="Xb0713a3079c98b470c31c6d0a87571ecc4271ab"/>
+    <w:bookmarkEnd w:id="172"/>
+    <w:bookmarkStart w:id="173" w:name="Xb0713a3079c98b470c31c6d0a87571ecc4271ab"/>
     <w:p>
       <w:pPr>
         <w:pStyle w:val="berschrift4"/>
@@ -21043,8 +20910,8 @@
         <w:t xml:space="preserve">true</w:t>
       </w:r>
     </w:p>
-    <w:bookmarkEnd w:id="175"/>
-    <w:bookmarkStart w:id="176" w:name="Xded36388b4a9b51fcb584ff8dfc8b0a0bff45fd"/>
+    <w:bookmarkEnd w:id="173"/>
+    <w:bookmarkStart w:id="174" w:name="Xded36388b4a9b51fcb584ff8dfc8b0a0bff45fd"/>
     <w:p>
       <w:pPr>
         <w:pStyle w:val="berschrift4"/>
@@ -21310,8 +21177,8 @@
         <w:t xml:space="preserve">true</w:t>
       </w:r>
     </w:p>
-    <w:bookmarkEnd w:id="176"/>
-    <w:bookmarkStart w:id="177" w:name="X7d29cc7ff52120bdd45011480f3e6dc610515f2"/>
+    <w:bookmarkEnd w:id="174"/>
+    <w:bookmarkStart w:id="175" w:name="X7d29cc7ff52120bdd45011480f3e6dc610515f2"/>
     <w:p>
       <w:pPr>
         <w:pStyle w:val="berschrift4"/>
@@ -21577,8 +21444,8 @@
         <w:t xml:space="preserve">true</w:t>
       </w:r>
     </w:p>
-    <w:bookmarkEnd w:id="177"/>
-    <w:bookmarkStart w:id="178" w:name="X67a57fa17931c1870747e25cf16d5ce99900d38"/>
+    <w:bookmarkEnd w:id="175"/>
+    <w:bookmarkStart w:id="176" w:name="X67a57fa17931c1870747e25cf16d5ce99900d38"/>
     <w:p>
       <w:pPr>
         <w:pStyle w:val="berschrift4"/>
@@ -21838,8 +21705,8 @@
         <w:t xml:space="preserve">true</w:t>
       </w:r>
     </w:p>
-    <w:bookmarkEnd w:id="178"/>
-    <w:bookmarkStart w:id="179" w:name="X5f7b77374213da9d26faf724a6a780fad8e679d"/>
+    <w:bookmarkEnd w:id="176"/>
+    <w:bookmarkStart w:id="177" w:name="X5f7b77374213da9d26faf724a6a780fad8e679d"/>
     <w:p>
       <w:pPr>
         <w:pStyle w:val="berschrift4"/>
@@ -22105,10 +21972,10 @@
         <w:t xml:space="preserve">false</w:t>
       </w:r>
     </w:p>
+    <w:bookmarkEnd w:id="177"/>
+    <w:bookmarkEnd w:id="178"/>
     <w:bookmarkEnd w:id="179"/>
-    <w:bookmarkEnd w:id="180"/>
-    <w:bookmarkEnd w:id="181"/>
-    <w:bookmarkStart w:id="187" w:name="enum-interesttypeenum"/>
+    <w:bookmarkStart w:id="185" w:name="enum-interesttypeenum"/>
     <w:p>
       <w:pPr>
         <w:pStyle w:val="berschrift2"/>
@@ -22147,7 +22014,7 @@
       <w:r>
         <w:t xml:space="preserve"> </w:t>
       </w:r>
-      <w:hyperlink ns1:id="rId182">
+      <w:hyperlink ns1:id="rId180">
         <w:r>
           <w:rPr>
             <w:rStyle w:val="Hyperlink"/>
@@ -22156,7 +22023,7 @@
         </w:r>
       </w:hyperlink>
     </w:p>
-    <w:bookmarkStart w:id="186" w:name="permissible-values-5"/>
+    <w:bookmarkStart w:id="184" w:name="permissible-values-5"/>
     <w:p>
       <w:pPr>
         <w:pStyle w:val="berschrift3"/>
@@ -22246,119 +22113,119 @@
             <w:pPr>
               <w:pStyle w:val="Compact"/>
             </w:pPr>
+            <w:hyperlink ns1:id="rId181">
+              <w:r>
+                <w:rPr>
+                  <w:rStyle w:val="Hyperlink"/>
+                </w:rPr>
+                <w:t xml:space="preserve">act:enum/interest_type/professional_activity</w:t>
+              </w:r>
+            </w:hyperlink>
+          </w:p>
+        </w:tc>
+      </w:tr>
+      <w:tr>
+        <w:tc>
+          <w:tcPr>
+            <w:shd w:val="clear" w:color="auto" w:fill="F2F2F2"/>
+          </w:tcPr>
+          <w:p>
+            <w:pPr>
+              <w:pStyle w:val="Compact"/>
+            </w:pPr>
+            <w:r>
+              <w:t xml:space="preserve">political_office</w:t>
+            </w:r>
+          </w:p>
+        </w:tc>
+        <w:tc>
+          <w:tcPr>
+            <w:shd w:val="clear" w:color="auto" w:fill="F2F2F2"/>
+          </w:tcPr>
+          <w:p>
+            <w:pPr>
+              <w:pStyle w:val="Compact"/>
+            </w:pPr>
+            <w:r>
+              <w:t xml:space="preserve">Political office or mandate at other federal levels or in other bodies (e.g., cantonal/municipal parliament membership, government council, extra-parliamentary commission).</w:t>
+            </w:r>
+          </w:p>
+        </w:tc>
+      </w:tr>
+      <w:tr>
+        <w:tc>
+          <w:tcPr/>
+          <w:p>
+            <w:pPr>
+              <w:pStyle w:val="Compact"/>
+            </w:pPr>
+          </w:p>
+        </w:tc>
+        <w:tc>
+          <w:tcPr/>
+          <w:p>
+            <w:pPr>
+              <w:pStyle w:val="Compact"/>
+            </w:pPr>
+            <w:hyperlink ns1:id="rId182">
+              <w:r>
+                <w:rPr>
+                  <w:rStyle w:val="Hyperlink"/>
+                </w:rPr>
+                <w:t xml:space="preserve">act:enum/interest_type/political_office</w:t>
+              </w:r>
+            </w:hyperlink>
+          </w:p>
+        </w:tc>
+      </w:tr>
+      <w:tr>
+        <w:tc>
+          <w:tcPr>
+            <w:shd w:val="clear" w:color="auto" w:fill="F2F2F2"/>
+          </w:tcPr>
+          <w:p>
+            <w:pPr>
+              <w:pStyle w:val="Compact"/>
+            </w:pPr>
+            <w:r>
+              <w:t xml:space="preserve">association</w:t>
+            </w:r>
+          </w:p>
+        </w:tc>
+        <w:tc>
+          <w:tcPr>
+            <w:shd w:val="clear" w:color="auto" w:fill="F2F2F2"/>
+          </w:tcPr>
+          <w:p>
+            <w:pPr>
+              <w:pStyle w:val="Compact"/>
+            </w:pPr>
+            <w:r>
+              <w:t xml:space="preserve">Membership in associations, federations, or interest organizations (e.g., industry associations, professional associations, lobby organizations, foundations, charitable associations).</w:t>
+            </w:r>
+          </w:p>
+        </w:tc>
+      </w:tr>
+      <w:tr>
+        <w:tc>
+          <w:tcPr/>
+          <w:p>
+            <w:pPr>
+              <w:pStyle w:val="Compact"/>
+            </w:pPr>
+          </w:p>
+        </w:tc>
+        <w:tc>
+          <w:tcPr/>
+          <w:p>
+            <w:pPr>
+              <w:pStyle w:val="Compact"/>
+            </w:pPr>
             <w:hyperlink ns1:id="rId183">
               <w:r>
                 <w:rPr>
                   <w:rStyle w:val="Hyperlink"/>
                 </w:rPr>
-                <w:t xml:space="preserve">act:enum/interest_type/professional_activity</w:t>
-              </w:r>
-            </w:hyperlink>
-          </w:p>
-        </w:tc>
-      </w:tr>
-      <w:tr>
-        <w:tc>
-          <w:tcPr>
-            <w:shd w:val="clear" w:color="auto" w:fill="F2F2F2"/>
-          </w:tcPr>
-          <w:p>
-            <w:pPr>
-              <w:pStyle w:val="Compact"/>
-            </w:pPr>
-            <w:r>
-              <w:t xml:space="preserve">political_office</w:t>
-            </w:r>
-          </w:p>
-        </w:tc>
-        <w:tc>
-          <w:tcPr>
-            <w:shd w:val="clear" w:color="auto" w:fill="F2F2F2"/>
-          </w:tcPr>
-          <w:p>
-            <w:pPr>
-              <w:pStyle w:val="Compact"/>
-            </w:pPr>
-            <w:r>
-              <w:t xml:space="preserve">Political office or mandate at other federal levels or in other bodies (e.g., cantonal/municipal parliament membership, government council, extra-parliamentary commission).</w:t>
-            </w:r>
-          </w:p>
-        </w:tc>
-      </w:tr>
-      <w:tr>
-        <w:tc>
-          <w:tcPr/>
-          <w:p>
-            <w:pPr>
-              <w:pStyle w:val="Compact"/>
-            </w:pPr>
-          </w:p>
-        </w:tc>
-        <w:tc>
-          <w:tcPr/>
-          <w:p>
-            <w:pPr>
-              <w:pStyle w:val="Compact"/>
-            </w:pPr>
-            <w:hyperlink ns1:id="rId184">
-              <w:r>
-                <w:rPr>
-                  <w:rStyle w:val="Hyperlink"/>
-                </w:rPr>
-                <w:t xml:space="preserve">act:enum/interest_type/political_office</w:t>
-              </w:r>
-            </w:hyperlink>
-          </w:p>
-        </w:tc>
-      </w:tr>
-      <w:tr>
-        <w:tc>
-          <w:tcPr>
-            <w:shd w:val="clear" w:color="auto" w:fill="F2F2F2"/>
-          </w:tcPr>
-          <w:p>
-            <w:pPr>
-              <w:pStyle w:val="Compact"/>
-            </w:pPr>
-            <w:r>
-              <w:t xml:space="preserve">association</w:t>
-            </w:r>
-          </w:p>
-        </w:tc>
-        <w:tc>
-          <w:tcPr>
-            <w:shd w:val="clear" w:color="auto" w:fill="F2F2F2"/>
-          </w:tcPr>
-          <w:p>
-            <w:pPr>
-              <w:pStyle w:val="Compact"/>
-            </w:pPr>
-            <w:r>
-              <w:t xml:space="preserve">Membership in associations, federations, or interest organizations (e.g., industry associations, professional associations, lobby organizations, foundations, charitable associations).</w:t>
-            </w:r>
-          </w:p>
-        </w:tc>
-      </w:tr>
-      <w:tr>
-        <w:tc>
-          <w:tcPr/>
-          <w:p>
-            <w:pPr>
-              <w:pStyle w:val="Compact"/>
-            </w:pPr>
-          </w:p>
-        </w:tc>
-        <w:tc>
-          <w:tcPr/>
-          <w:p>
-            <w:pPr>
-              <w:pStyle w:val="Compact"/>
-            </w:pPr>
-            <w:hyperlink ns1:id="rId185">
-              <w:r>
-                <w:rPr>
-                  <w:rStyle w:val="Hyperlink"/>
-                </w:rPr>
                 <w:t xml:space="preserve">act:enum/interest_type/association</w:t>
               </w:r>
             </w:hyperlink>
@@ -22366,9 +22233,9 @@
         </w:tc>
       </w:tr>
     </w:tbl>
-    <w:bookmarkEnd w:id="186"/>
-    <w:bookmarkEnd w:id="187"/>
-    <w:bookmarkStart w:id="228" w:name="enum-legalformenum"/>
+    <w:bookmarkEnd w:id="184"/>
+    <w:bookmarkEnd w:id="185"/>
+    <w:bookmarkStart w:id="226" w:name="enum-legalformenum"/>
     <w:p>
       <w:pPr>
         <w:pStyle w:val="berschrift2"/>
@@ -22407,7 +22274,7 @@
       <w:r>
         <w:t xml:space="preserve"> </w:t>
       </w:r>
-      <w:hyperlink ns1:id="rId188">
+      <w:hyperlink ns1:id="rId186">
         <w:r>
           <w:rPr>
             <w:rStyle w:val="Hyperlink"/>
@@ -22416,7 +22283,7 @@
         </w:r>
       </w:hyperlink>
     </w:p>
-    <w:bookmarkStart w:id="227" w:name="permissible-values-6"/>
+    <w:bookmarkStart w:id="225" w:name="permissible-values-6"/>
     <w:p>
       <w:pPr>
         <w:pStyle w:val="berschrift3"/>
@@ -22506,41 +22373,149 @@
             <w:pPr>
               <w:pStyle w:val="Compact"/>
             </w:pPr>
+            <w:hyperlink ns1:id="rId187">
+              <w:r>
+                <w:rPr>
+                  <w:rStyle w:val="Hyperlink"/>
+                </w:rPr>
+                <w:t xml:space="preserve">https://register.ld.admin.ch/i14y/concept/legalForm/0101</w:t>
+              </w:r>
+            </w:hyperlink>
+          </w:p>
+        </w:tc>
+      </w:tr>
+      <w:tr>
+        <w:tc>
+          <w:tcPr>
+            <w:shd w:val="clear" w:color="auto" w:fill="F2F2F2"/>
+          </w:tcPr>
+          <w:p>
+            <w:pPr>
+              <w:pStyle w:val="Compact"/>
+            </w:pPr>
+            <w:r>
+              <w:t xml:space="preserve">0103</w:t>
+            </w:r>
+          </w:p>
+        </w:tc>
+        <w:tc>
+          <w:tcPr>
+            <w:shd w:val="clear" w:color="auto" w:fill="F2F2F2"/>
+          </w:tcPr>
+          <w:p>
+            <w:pPr>
+              <w:pStyle w:val="Compact"/>
+            </w:pPr>
+            <w:r>
+              <w:t xml:space="preserve">General partnership (GP).</w:t>
+            </w:r>
+          </w:p>
+        </w:tc>
+      </w:tr>
+      <w:tr>
+        <w:tc>
+          <w:tcPr/>
+          <w:p>
+            <w:pPr>
+              <w:pStyle w:val="Compact"/>
+            </w:pPr>
+          </w:p>
+        </w:tc>
+        <w:tc>
+          <w:tcPr/>
+          <w:p>
+            <w:pPr>
+              <w:pStyle w:val="Compact"/>
+            </w:pPr>
+            <w:hyperlink ns1:id="rId188">
+              <w:r>
+                <w:rPr>
+                  <w:rStyle w:val="Hyperlink"/>
+                </w:rPr>
+                <w:t xml:space="preserve">https://register.ld.admin.ch/i14y/concept/legalForm/0103</w:t>
+              </w:r>
+            </w:hyperlink>
+          </w:p>
+        </w:tc>
+      </w:tr>
+      <w:tr>
+        <w:tc>
+          <w:tcPr>
+            <w:shd w:val="clear" w:color="auto" w:fill="F2F2F2"/>
+          </w:tcPr>
+          <w:p>
+            <w:pPr>
+              <w:pStyle w:val="Compact"/>
+            </w:pPr>
+            <w:r>
+              <w:t xml:space="preserve">0104</w:t>
+            </w:r>
+          </w:p>
+        </w:tc>
+        <w:tc>
+          <w:tcPr>
+            <w:shd w:val="clear" w:color="auto" w:fill="F2F2F2"/>
+          </w:tcPr>
+          <w:p>
+            <w:pPr>
+              <w:pStyle w:val="Compact"/>
+            </w:pPr>
+            <w:r>
+              <w:t xml:space="preserve">Limited partnership (LP).</w:t>
+            </w:r>
+          </w:p>
+        </w:tc>
+      </w:tr>
+      <w:tr>
+        <w:tc>
+          <w:tcPr/>
+          <w:p>
+            <w:pPr>
+              <w:pStyle w:val="Compact"/>
+            </w:pPr>
+          </w:p>
+        </w:tc>
+        <w:tc>
+          <w:tcPr/>
+          <w:p>
+            <w:pPr>
+              <w:pStyle w:val="Compact"/>
+            </w:pPr>
             <w:hyperlink ns1:id="rId189">
               <w:r>
                 <w:rPr>
                   <w:rStyle w:val="Hyperlink"/>
                 </w:rPr>
-                <w:t xml:space="preserve">https://register.ld.admin.ch/i14y/concept/legalForm/0101</w:t>
-              </w:r>
-            </w:hyperlink>
-          </w:p>
-        </w:tc>
-      </w:tr>
-      <w:tr>
-        <w:tc>
-          <w:tcPr>
-            <w:shd w:val="clear" w:color="auto" w:fill="F2F2F2"/>
-          </w:tcPr>
-          <w:p>
-            <w:pPr>
-              <w:pStyle w:val="Compact"/>
-            </w:pPr>
-            <w:r>
-              <w:t xml:space="preserve">0103</w:t>
-            </w:r>
-          </w:p>
-        </w:tc>
-        <w:tc>
-          <w:tcPr>
-            <w:shd w:val="clear" w:color="auto" w:fill="F2F2F2"/>
-          </w:tcPr>
-          <w:p>
-            <w:pPr>
-              <w:pStyle w:val="Compact"/>
-            </w:pPr>
-            <w:r>
-              <w:t xml:space="preserve">General partnership (GP).</w:t>
+                <w:t xml:space="preserve">https://register.ld.admin.ch/i14y/concept/legalForm/0104</w:t>
+              </w:r>
+            </w:hyperlink>
+          </w:p>
+        </w:tc>
+      </w:tr>
+      <w:tr>
+        <w:tc>
+          <w:tcPr>
+            <w:shd w:val="clear" w:color="auto" w:fill="F2F2F2"/>
+          </w:tcPr>
+          <w:p>
+            <w:pPr>
+              <w:pStyle w:val="Compact"/>
+            </w:pPr>
+            <w:r>
+              <w:t xml:space="preserve">0105</w:t>
+            </w:r>
+          </w:p>
+        </w:tc>
+        <w:tc>
+          <w:tcPr>
+            <w:shd w:val="clear" w:color="auto" w:fill="F2F2F2"/>
+          </w:tcPr>
+          <w:p>
+            <w:pPr>
+              <w:pStyle w:val="Compact"/>
+            </w:pPr>
+            <w:r>
+              <w:t xml:space="preserve">Corporation with unlimited partners (CUP).</w:t>
             </w:r>
           </w:p>
         </w:tc>
@@ -22565,36 +22540,36 @@
                 <w:rPr>
                   <w:rStyle w:val="Hyperlink"/>
                 </w:rPr>
-                <w:t xml:space="preserve">https://register.ld.admin.ch/i14y/concept/legalForm/0103</w:t>
-              </w:r>
-            </w:hyperlink>
-          </w:p>
-        </w:tc>
-      </w:tr>
-      <w:tr>
-        <w:tc>
-          <w:tcPr>
-            <w:shd w:val="clear" w:color="auto" w:fill="F2F2F2"/>
-          </w:tcPr>
-          <w:p>
-            <w:pPr>
-              <w:pStyle w:val="Compact"/>
-            </w:pPr>
-            <w:r>
-              <w:t xml:space="preserve">0104</w:t>
-            </w:r>
-          </w:p>
-        </w:tc>
-        <w:tc>
-          <w:tcPr>
-            <w:shd w:val="clear" w:color="auto" w:fill="F2F2F2"/>
-          </w:tcPr>
-          <w:p>
-            <w:pPr>
-              <w:pStyle w:val="Compact"/>
-            </w:pPr>
-            <w:r>
-              <w:t xml:space="preserve">Limited partnership (LP).</w:t>
+                <w:t xml:space="preserve">https://register.ld.admin.ch/i14y/concept/legalForm/0105</w:t>
+              </w:r>
+            </w:hyperlink>
+          </w:p>
+        </w:tc>
+      </w:tr>
+      <w:tr>
+        <w:tc>
+          <w:tcPr>
+            <w:shd w:val="clear" w:color="auto" w:fill="F2F2F2"/>
+          </w:tcPr>
+          <w:p>
+            <w:pPr>
+              <w:pStyle w:val="Compact"/>
+            </w:pPr>
+            <w:r>
+              <w:t xml:space="preserve">0106</w:t>
+            </w:r>
+          </w:p>
+        </w:tc>
+        <w:tc>
+          <w:tcPr>
+            <w:shd w:val="clear" w:color="auto" w:fill="F2F2F2"/>
+          </w:tcPr>
+          <w:p>
+            <w:pPr>
+              <w:pStyle w:val="Compact"/>
+            </w:pPr>
+            <w:r>
+              <w:t xml:space="preserve">Corporation (Ltd).</w:t>
             </w:r>
           </w:p>
         </w:tc>
@@ -22619,36 +22594,36 @@
                 <w:rPr>
                   <w:rStyle w:val="Hyperlink"/>
                 </w:rPr>
-                <w:t xml:space="preserve">https://register.ld.admin.ch/i14y/concept/legalForm/0104</w:t>
-              </w:r>
-            </w:hyperlink>
-          </w:p>
-        </w:tc>
-      </w:tr>
-      <w:tr>
-        <w:tc>
-          <w:tcPr>
-            <w:shd w:val="clear" w:color="auto" w:fill="F2F2F2"/>
-          </w:tcPr>
-          <w:p>
-            <w:pPr>
-              <w:pStyle w:val="Compact"/>
-            </w:pPr>
-            <w:r>
-              <w:t xml:space="preserve">0105</w:t>
-            </w:r>
-          </w:p>
-        </w:tc>
-        <w:tc>
-          <w:tcPr>
-            <w:shd w:val="clear" w:color="auto" w:fill="F2F2F2"/>
-          </w:tcPr>
-          <w:p>
-            <w:pPr>
-              <w:pStyle w:val="Compact"/>
-            </w:pPr>
-            <w:r>
-              <w:t xml:space="preserve">Corporation with unlimited partners (CUP).</w:t>
+                <w:t xml:space="preserve">https://register.ld.admin.ch/i14y/concept/legalForm/0106</w:t>
+              </w:r>
+            </w:hyperlink>
+          </w:p>
+        </w:tc>
+      </w:tr>
+      <w:tr>
+        <w:tc>
+          <w:tcPr>
+            <w:shd w:val="clear" w:color="auto" w:fill="F2F2F2"/>
+          </w:tcPr>
+          <w:p>
+            <w:pPr>
+              <w:pStyle w:val="Compact"/>
+            </w:pPr>
+            <w:r>
+              <w:t xml:space="preserve">0107</w:t>
+            </w:r>
+          </w:p>
+        </w:tc>
+        <w:tc>
+          <w:tcPr>
+            <w:shd w:val="clear" w:color="auto" w:fill="F2F2F2"/>
+          </w:tcPr>
+          <w:p>
+            <w:pPr>
+              <w:pStyle w:val="Compact"/>
+            </w:pPr>
+            <w:r>
+              <w:t xml:space="preserve">Limited liability company (LLC).</w:t>
             </w:r>
           </w:p>
         </w:tc>
@@ -22673,36 +22648,36 @@
                 <w:rPr>
                   <w:rStyle w:val="Hyperlink"/>
                 </w:rPr>
-                <w:t xml:space="preserve">https://register.ld.admin.ch/i14y/concept/legalForm/0105</w:t>
-              </w:r>
-            </w:hyperlink>
-          </w:p>
-        </w:tc>
-      </w:tr>
-      <w:tr>
-        <w:tc>
-          <w:tcPr>
-            <w:shd w:val="clear" w:color="auto" w:fill="F2F2F2"/>
-          </w:tcPr>
-          <w:p>
-            <w:pPr>
-              <w:pStyle w:val="Compact"/>
-            </w:pPr>
-            <w:r>
-              <w:t xml:space="preserve">0106</w:t>
-            </w:r>
-          </w:p>
-        </w:tc>
-        <w:tc>
-          <w:tcPr>
-            <w:shd w:val="clear" w:color="auto" w:fill="F2F2F2"/>
-          </w:tcPr>
-          <w:p>
-            <w:pPr>
-              <w:pStyle w:val="Compact"/>
-            </w:pPr>
-            <w:r>
-              <w:t xml:space="preserve">Corporation (Ltd).</w:t>
+                <w:t xml:space="preserve">https://register.ld.admin.ch/i14y/concept/legalForm/0107</w:t>
+              </w:r>
+            </w:hyperlink>
+          </w:p>
+        </w:tc>
+      </w:tr>
+      <w:tr>
+        <w:tc>
+          <w:tcPr>
+            <w:shd w:val="clear" w:color="auto" w:fill="F2F2F2"/>
+          </w:tcPr>
+          <w:p>
+            <w:pPr>
+              <w:pStyle w:val="Compact"/>
+            </w:pPr>
+            <w:r>
+              <w:t xml:space="preserve">0108</w:t>
+            </w:r>
+          </w:p>
+        </w:tc>
+        <w:tc>
+          <w:tcPr>
+            <w:shd w:val="clear" w:color="auto" w:fill="F2F2F2"/>
+          </w:tcPr>
+          <w:p>
+            <w:pPr>
+              <w:pStyle w:val="Compact"/>
+            </w:pPr>
+            <w:r>
+              <w:t xml:space="preserve">Cooperative.</w:t>
             </w:r>
           </w:p>
         </w:tc>
@@ -22727,36 +22702,36 @@
                 <w:rPr>
                   <w:rStyle w:val="Hyperlink"/>
                 </w:rPr>
-                <w:t xml:space="preserve">https://register.ld.admin.ch/i14y/concept/legalForm/0106</w:t>
-              </w:r>
-            </w:hyperlink>
-          </w:p>
-        </w:tc>
-      </w:tr>
-      <w:tr>
-        <w:tc>
-          <w:tcPr>
-            <w:shd w:val="clear" w:color="auto" w:fill="F2F2F2"/>
-          </w:tcPr>
-          <w:p>
-            <w:pPr>
-              <w:pStyle w:val="Compact"/>
-            </w:pPr>
-            <w:r>
-              <w:t xml:space="preserve">0107</w:t>
-            </w:r>
-          </w:p>
-        </w:tc>
-        <w:tc>
-          <w:tcPr>
-            <w:shd w:val="clear" w:color="auto" w:fill="F2F2F2"/>
-          </w:tcPr>
-          <w:p>
-            <w:pPr>
-              <w:pStyle w:val="Compact"/>
-            </w:pPr>
-            <w:r>
-              <w:t xml:space="preserve">Limited liability company (LLC).</w:t>
+                <w:t xml:space="preserve">https://register.ld.admin.ch/i14y/concept/legalForm/0108</w:t>
+              </w:r>
+            </w:hyperlink>
+          </w:p>
+        </w:tc>
+      </w:tr>
+      <w:tr>
+        <w:tc>
+          <w:tcPr>
+            <w:shd w:val="clear" w:color="auto" w:fill="F2F2F2"/>
+          </w:tcPr>
+          <w:p>
+            <w:pPr>
+              <w:pStyle w:val="Compact"/>
+            </w:pPr>
+            <w:r>
+              <w:t xml:space="preserve">0109</w:t>
+            </w:r>
+          </w:p>
+        </w:tc>
+        <w:tc>
+          <w:tcPr>
+            <w:shd w:val="clear" w:color="auto" w:fill="F2F2F2"/>
+          </w:tcPr>
+          <w:p>
+            <w:pPr>
+              <w:pStyle w:val="Compact"/>
+            </w:pPr>
+            <w:r>
+              <w:t xml:space="preserve">Association.</w:t>
             </w:r>
           </w:p>
         </w:tc>
@@ -22781,36 +22756,36 @@
                 <w:rPr>
                   <w:rStyle w:val="Hyperlink"/>
                 </w:rPr>
-                <w:t xml:space="preserve">https://register.ld.admin.ch/i14y/concept/legalForm/0107</w:t>
-              </w:r>
-            </w:hyperlink>
-          </w:p>
-        </w:tc>
-      </w:tr>
-      <w:tr>
-        <w:tc>
-          <w:tcPr>
-            <w:shd w:val="clear" w:color="auto" w:fill="F2F2F2"/>
-          </w:tcPr>
-          <w:p>
-            <w:pPr>
-              <w:pStyle w:val="Compact"/>
-            </w:pPr>
-            <w:r>
-              <w:t xml:space="preserve">0108</w:t>
-            </w:r>
-          </w:p>
-        </w:tc>
-        <w:tc>
-          <w:tcPr>
-            <w:shd w:val="clear" w:color="auto" w:fill="F2F2F2"/>
-          </w:tcPr>
-          <w:p>
-            <w:pPr>
-              <w:pStyle w:val="Compact"/>
-            </w:pPr>
-            <w:r>
-              <w:t xml:space="preserve">Cooperative.</w:t>
+                <w:t xml:space="preserve">https://register.ld.admin.ch/i14y/concept/legalForm/0109</w:t>
+              </w:r>
+            </w:hyperlink>
+          </w:p>
+        </w:tc>
+      </w:tr>
+      <w:tr>
+        <w:tc>
+          <w:tcPr>
+            <w:shd w:val="clear" w:color="auto" w:fill="F2F2F2"/>
+          </w:tcPr>
+          <w:p>
+            <w:pPr>
+              <w:pStyle w:val="Compact"/>
+            </w:pPr>
+            <w:r>
+              <w:t xml:space="preserve">0110</w:t>
+            </w:r>
+          </w:p>
+        </w:tc>
+        <w:tc>
+          <w:tcPr>
+            <w:shd w:val="clear" w:color="auto" w:fill="F2F2F2"/>
+          </w:tcPr>
+          <w:p>
+            <w:pPr>
+              <w:pStyle w:val="Compact"/>
+            </w:pPr>
+            <w:r>
+              <w:t xml:space="preserve">Foundation.</w:t>
             </w:r>
           </w:p>
         </w:tc>
@@ -22835,36 +22810,36 @@
                 <w:rPr>
                   <w:rStyle w:val="Hyperlink"/>
                 </w:rPr>
-                <w:t xml:space="preserve">https://register.ld.admin.ch/i14y/concept/legalForm/0108</w:t>
-              </w:r>
-            </w:hyperlink>
-          </w:p>
-        </w:tc>
-      </w:tr>
-      <w:tr>
-        <w:tc>
-          <w:tcPr>
-            <w:shd w:val="clear" w:color="auto" w:fill="F2F2F2"/>
-          </w:tcPr>
-          <w:p>
-            <w:pPr>
-              <w:pStyle w:val="Compact"/>
-            </w:pPr>
-            <w:r>
-              <w:t xml:space="preserve">0109</w:t>
-            </w:r>
-          </w:p>
-        </w:tc>
-        <w:tc>
-          <w:tcPr>
-            <w:shd w:val="clear" w:color="auto" w:fill="F2F2F2"/>
-          </w:tcPr>
-          <w:p>
-            <w:pPr>
-              <w:pStyle w:val="Compact"/>
-            </w:pPr>
-            <w:r>
-              <w:t xml:space="preserve">Association.</w:t>
+                <w:t xml:space="preserve">https://register.ld.admin.ch/i14y/concept/legalForm/0110</w:t>
+              </w:r>
+            </w:hyperlink>
+          </w:p>
+        </w:tc>
+      </w:tr>
+      <w:tr>
+        <w:tc>
+          <w:tcPr>
+            <w:shd w:val="clear" w:color="auto" w:fill="F2F2F2"/>
+          </w:tcPr>
+          <w:p>
+            <w:pPr>
+              <w:pStyle w:val="Compact"/>
+            </w:pPr>
+            <w:r>
+              <w:t xml:space="preserve">0111</w:t>
+            </w:r>
+          </w:p>
+        </w:tc>
+        <w:tc>
+          <w:tcPr>
+            <w:shd w:val="clear" w:color="auto" w:fill="F2F2F2"/>
+          </w:tcPr>
+          <w:p>
+            <w:pPr>
+              <w:pStyle w:val="Compact"/>
+            </w:pPr>
+            <w:r>
+              <w:t xml:space="preserve">Branch of a foreign company.</w:t>
             </w:r>
           </w:p>
         </w:tc>
@@ -22889,36 +22864,36 @@
                 <w:rPr>
                   <w:rStyle w:val="Hyperlink"/>
                 </w:rPr>
-                <w:t xml:space="preserve">https://register.ld.admin.ch/i14y/concept/legalForm/0109</w:t>
-              </w:r>
-            </w:hyperlink>
-          </w:p>
-        </w:tc>
-      </w:tr>
-      <w:tr>
-        <w:tc>
-          <w:tcPr>
-            <w:shd w:val="clear" w:color="auto" w:fill="F2F2F2"/>
-          </w:tcPr>
-          <w:p>
-            <w:pPr>
-              <w:pStyle w:val="Compact"/>
-            </w:pPr>
-            <w:r>
-              <w:t xml:space="preserve">0110</w:t>
-            </w:r>
-          </w:p>
-        </w:tc>
-        <w:tc>
-          <w:tcPr>
-            <w:shd w:val="clear" w:color="auto" w:fill="F2F2F2"/>
-          </w:tcPr>
-          <w:p>
-            <w:pPr>
-              <w:pStyle w:val="Compact"/>
-            </w:pPr>
-            <w:r>
-              <w:t xml:space="preserve">Foundation.</w:t>
+                <w:t xml:space="preserve">https://register.ld.admin.ch/i14y/concept/legalForm/0111</w:t>
+              </w:r>
+            </w:hyperlink>
+          </w:p>
+        </w:tc>
+      </w:tr>
+      <w:tr>
+        <w:tc>
+          <w:tcPr>
+            <w:shd w:val="clear" w:color="auto" w:fill="F2F2F2"/>
+          </w:tcPr>
+          <w:p>
+            <w:pPr>
+              <w:pStyle w:val="Compact"/>
+            </w:pPr>
+            <w:r>
+              <w:t xml:space="preserve">0113</w:t>
+            </w:r>
+          </w:p>
+        </w:tc>
+        <w:tc>
+          <w:tcPr>
+            <w:shd w:val="clear" w:color="auto" w:fill="F2F2F2"/>
+          </w:tcPr>
+          <w:p>
+            <w:pPr>
+              <w:pStyle w:val="Compact"/>
+            </w:pPr>
+            <w:r>
+              <w:t xml:space="preserve">Special legal form.</w:t>
             </w:r>
           </w:p>
         </w:tc>
@@ -22943,36 +22918,36 @@
                 <w:rPr>
                   <w:rStyle w:val="Hyperlink"/>
                 </w:rPr>
-                <w:t xml:space="preserve">https://register.ld.admin.ch/i14y/concept/legalForm/0110</w:t>
-              </w:r>
-            </w:hyperlink>
-          </w:p>
-        </w:tc>
-      </w:tr>
-      <w:tr>
-        <w:tc>
-          <w:tcPr>
-            <w:shd w:val="clear" w:color="auto" w:fill="F2F2F2"/>
-          </w:tcPr>
-          <w:p>
-            <w:pPr>
-              <w:pStyle w:val="Compact"/>
-            </w:pPr>
-            <w:r>
-              <w:t xml:space="preserve">0111</w:t>
-            </w:r>
-          </w:p>
-        </w:tc>
-        <w:tc>
-          <w:tcPr>
-            <w:shd w:val="clear" w:color="auto" w:fill="F2F2F2"/>
-          </w:tcPr>
-          <w:p>
-            <w:pPr>
-              <w:pStyle w:val="Compact"/>
-            </w:pPr>
-            <w:r>
-              <w:t xml:space="preserve">Branch of a foreign company.</w:t>
+                <w:t xml:space="preserve">https://register.ld.admin.ch/i14y/concept/legalForm/0113</w:t>
+              </w:r>
+            </w:hyperlink>
+          </w:p>
+        </w:tc>
+      </w:tr>
+      <w:tr>
+        <w:tc>
+          <w:tcPr>
+            <w:shd w:val="clear" w:color="auto" w:fill="F2F2F2"/>
+          </w:tcPr>
+          <w:p>
+            <w:pPr>
+              <w:pStyle w:val="Compact"/>
+            </w:pPr>
+            <w:r>
+              <w:t xml:space="preserve">0114</w:t>
+            </w:r>
+          </w:p>
+        </w:tc>
+        <w:tc>
+          <w:tcPr>
+            <w:shd w:val="clear" w:color="auto" w:fill="F2F2F2"/>
+          </w:tcPr>
+          <w:p>
+            <w:pPr>
+              <w:pStyle w:val="Compact"/>
+            </w:pPr>
+            <w:r>
+              <w:t xml:space="preserve">Limited Partnership for collective investment schemes (LPCI).</w:t>
             </w:r>
           </w:p>
         </w:tc>
@@ -22997,36 +22972,36 @@
                 <w:rPr>
                   <w:rStyle w:val="Hyperlink"/>
                 </w:rPr>
-                <w:t xml:space="preserve">https://register.ld.admin.ch/i14y/concept/legalForm/0111</w:t>
-              </w:r>
-            </w:hyperlink>
-          </w:p>
-        </w:tc>
-      </w:tr>
-      <w:tr>
-        <w:tc>
-          <w:tcPr>
-            <w:shd w:val="clear" w:color="auto" w:fill="F2F2F2"/>
-          </w:tcPr>
-          <w:p>
-            <w:pPr>
-              <w:pStyle w:val="Compact"/>
-            </w:pPr>
-            <w:r>
-              <w:t xml:space="preserve">0113</w:t>
-            </w:r>
-          </w:p>
-        </w:tc>
-        <w:tc>
-          <w:tcPr>
-            <w:shd w:val="clear" w:color="auto" w:fill="F2F2F2"/>
-          </w:tcPr>
-          <w:p>
-            <w:pPr>
-              <w:pStyle w:val="Compact"/>
-            </w:pPr>
-            <w:r>
-              <w:t xml:space="preserve">Special legal form.</w:t>
+                <w:t xml:space="preserve">https://register.ld.admin.ch/i14y/concept/legalForm/0114</w:t>
+              </w:r>
+            </w:hyperlink>
+          </w:p>
+        </w:tc>
+      </w:tr>
+      <w:tr>
+        <w:tc>
+          <w:tcPr>
+            <w:shd w:val="clear" w:color="auto" w:fill="F2F2F2"/>
+          </w:tcPr>
+          <w:p>
+            <w:pPr>
+              <w:pStyle w:val="Compact"/>
+            </w:pPr>
+            <w:r>
+              <w:t xml:space="preserve">0115</w:t>
+            </w:r>
+          </w:p>
+        </w:tc>
+        <w:tc>
+          <w:tcPr>
+            <w:shd w:val="clear" w:color="auto" w:fill="F2F2F2"/>
+          </w:tcPr>
+          <w:p>
+            <w:pPr>
+              <w:pStyle w:val="Compact"/>
+            </w:pPr>
+            <w:r>
+              <w:t xml:space="preserve">Limited Partnership for collective investment schemes with a variable capital (SICAV).</w:t>
             </w:r>
           </w:p>
         </w:tc>
@@ -23051,36 +23026,36 @@
                 <w:rPr>
                   <w:rStyle w:val="Hyperlink"/>
                 </w:rPr>
-                <w:t xml:space="preserve">https://register.ld.admin.ch/i14y/concept/legalForm/0113</w:t>
-              </w:r>
-            </w:hyperlink>
-          </w:p>
-        </w:tc>
-      </w:tr>
-      <w:tr>
-        <w:tc>
-          <w:tcPr>
-            <w:shd w:val="clear" w:color="auto" w:fill="F2F2F2"/>
-          </w:tcPr>
-          <w:p>
-            <w:pPr>
-              <w:pStyle w:val="Compact"/>
-            </w:pPr>
-            <w:r>
-              <w:t xml:space="preserve">0114</w:t>
-            </w:r>
-          </w:p>
-        </w:tc>
-        <w:tc>
-          <w:tcPr>
-            <w:shd w:val="clear" w:color="auto" w:fill="F2F2F2"/>
-          </w:tcPr>
-          <w:p>
-            <w:pPr>
-              <w:pStyle w:val="Compact"/>
-            </w:pPr>
-            <w:r>
-              <w:t xml:space="preserve">Limited Partnership for collective investment schemes (LPCI).</w:t>
+                <w:t xml:space="preserve">https://register.ld.admin.ch/i14y/concept/legalForm/0115</w:t>
+              </w:r>
+            </w:hyperlink>
+          </w:p>
+        </w:tc>
+      </w:tr>
+      <w:tr>
+        <w:tc>
+          <w:tcPr>
+            <w:shd w:val="clear" w:color="auto" w:fill="F2F2F2"/>
+          </w:tcPr>
+          <w:p>
+            <w:pPr>
+              <w:pStyle w:val="Compact"/>
+            </w:pPr>
+            <w:r>
+              <w:t xml:space="preserve">0116</w:t>
+            </w:r>
+          </w:p>
+        </w:tc>
+        <w:tc>
+          <w:tcPr>
+            <w:shd w:val="clear" w:color="auto" w:fill="F2F2F2"/>
+          </w:tcPr>
+          <w:p>
+            <w:pPr>
+              <w:pStyle w:val="Compact"/>
+            </w:pPr>
+            <w:r>
+              <w:t xml:space="preserve">Limited Partnership for collective investment schemes with a fixed capital (SICAF).</w:t>
             </w:r>
           </w:p>
         </w:tc>
@@ -23105,36 +23080,36 @@
                 <w:rPr>
                   <w:rStyle w:val="Hyperlink"/>
                 </w:rPr>
-                <w:t xml:space="preserve">https://register.ld.admin.ch/i14y/concept/legalForm/0114</w:t>
-              </w:r>
-            </w:hyperlink>
-          </w:p>
-        </w:tc>
-      </w:tr>
-      <w:tr>
-        <w:tc>
-          <w:tcPr>
-            <w:shd w:val="clear" w:color="auto" w:fill="F2F2F2"/>
-          </w:tcPr>
-          <w:p>
-            <w:pPr>
-              <w:pStyle w:val="Compact"/>
-            </w:pPr>
-            <w:r>
-              <w:t xml:space="preserve">0115</w:t>
-            </w:r>
-          </w:p>
-        </w:tc>
-        <w:tc>
-          <w:tcPr>
-            <w:shd w:val="clear" w:color="auto" w:fill="F2F2F2"/>
-          </w:tcPr>
-          <w:p>
-            <w:pPr>
-              <w:pStyle w:val="Compact"/>
-            </w:pPr>
-            <w:r>
-              <w:t xml:space="preserve">Limited Partnership for collective investment schemes with a variable capital (SICAV).</w:t>
+                <w:t xml:space="preserve">https://register.ld.admin.ch/i14y/concept/legalForm/0116</w:t>
+              </w:r>
+            </w:hyperlink>
+          </w:p>
+        </w:tc>
+      </w:tr>
+      <w:tr>
+        <w:tc>
+          <w:tcPr>
+            <w:shd w:val="clear" w:color="auto" w:fill="F2F2F2"/>
+          </w:tcPr>
+          <w:p>
+            <w:pPr>
+              <w:pStyle w:val="Compact"/>
+            </w:pPr>
+            <w:r>
+              <w:t xml:space="preserve">0117</w:t>
+            </w:r>
+          </w:p>
+        </w:tc>
+        <w:tc>
+          <w:tcPr>
+            <w:shd w:val="clear" w:color="auto" w:fill="F2F2F2"/>
+          </w:tcPr>
+          <w:p>
+            <w:pPr>
+              <w:pStyle w:val="Compact"/>
+            </w:pPr>
+            <w:r>
+              <w:t xml:space="preserve">Public-law institution.</w:t>
             </w:r>
           </w:p>
         </w:tc>
@@ -23159,36 +23134,36 @@
                 <w:rPr>
                   <w:rStyle w:val="Hyperlink"/>
                 </w:rPr>
-                <w:t xml:space="preserve">https://register.ld.admin.ch/i14y/concept/legalForm/0115</w:t>
-              </w:r>
-            </w:hyperlink>
-          </w:p>
-        </w:tc>
-      </w:tr>
-      <w:tr>
-        <w:tc>
-          <w:tcPr>
-            <w:shd w:val="clear" w:color="auto" w:fill="F2F2F2"/>
-          </w:tcPr>
-          <w:p>
-            <w:pPr>
-              <w:pStyle w:val="Compact"/>
-            </w:pPr>
-            <w:r>
-              <w:t xml:space="preserve">0116</w:t>
-            </w:r>
-          </w:p>
-        </w:tc>
-        <w:tc>
-          <w:tcPr>
-            <w:shd w:val="clear" w:color="auto" w:fill="F2F2F2"/>
-          </w:tcPr>
-          <w:p>
-            <w:pPr>
-              <w:pStyle w:val="Compact"/>
-            </w:pPr>
-            <w:r>
-              <w:t xml:space="preserve">Limited Partnership for collective investment schemes with a fixed capital (SICAF).</w:t>
+                <w:t xml:space="preserve">https://register.ld.admin.ch/i14y/concept/legalForm/0117</w:t>
+              </w:r>
+            </w:hyperlink>
+          </w:p>
+        </w:tc>
+      </w:tr>
+      <w:tr>
+        <w:tc>
+          <w:tcPr>
+            <w:shd w:val="clear" w:color="auto" w:fill="F2F2F2"/>
+          </w:tcPr>
+          <w:p>
+            <w:pPr>
+              <w:pStyle w:val="Compact"/>
+            </w:pPr>
+            <w:r>
+              <w:t xml:space="preserve">0118</w:t>
+            </w:r>
+          </w:p>
+        </w:tc>
+        <w:tc>
+          <w:tcPr>
+            <w:shd w:val="clear" w:color="auto" w:fill="F2F2F2"/>
+          </w:tcPr>
+          <w:p>
+            <w:pPr>
+              <w:pStyle w:val="Compact"/>
+            </w:pPr>
+            <w:r>
+              <w:t xml:space="preserve">Non-commercial power of attorney.</w:t>
             </w:r>
           </w:p>
         </w:tc>
@@ -23213,36 +23188,36 @@
                 <w:rPr>
                   <w:rStyle w:val="Hyperlink"/>
                 </w:rPr>
-                <w:t xml:space="preserve">https://register.ld.admin.ch/i14y/concept/legalForm/0116</w:t>
-              </w:r>
-            </w:hyperlink>
-          </w:p>
-        </w:tc>
-      </w:tr>
-      <w:tr>
-        <w:tc>
-          <w:tcPr>
-            <w:shd w:val="clear" w:color="auto" w:fill="F2F2F2"/>
-          </w:tcPr>
-          <w:p>
-            <w:pPr>
-              <w:pStyle w:val="Compact"/>
-            </w:pPr>
-            <w:r>
-              <w:t xml:space="preserve">0117</w:t>
-            </w:r>
-          </w:p>
-        </w:tc>
-        <w:tc>
-          <w:tcPr>
-            <w:shd w:val="clear" w:color="auto" w:fill="F2F2F2"/>
-          </w:tcPr>
-          <w:p>
-            <w:pPr>
-              <w:pStyle w:val="Compact"/>
-            </w:pPr>
-            <w:r>
-              <w:t xml:space="preserve">Public-law institution.</w:t>
+                <w:t xml:space="preserve">https://register.ld.admin.ch/i14y/concept/legalForm/0118</w:t>
+              </w:r>
+            </w:hyperlink>
+          </w:p>
+        </w:tc>
+      </w:tr>
+      <w:tr>
+        <w:tc>
+          <w:tcPr>
+            <w:shd w:val="clear" w:color="auto" w:fill="F2F2F2"/>
+          </w:tcPr>
+          <w:p>
+            <w:pPr>
+              <w:pStyle w:val="Compact"/>
+            </w:pPr>
+            <w:r>
+              <w:t xml:space="preserve">0119</w:t>
+            </w:r>
+          </w:p>
+        </w:tc>
+        <w:tc>
+          <w:tcPr>
+            <w:shd w:val="clear" w:color="auto" w:fill="F2F2F2"/>
+          </w:tcPr>
+          <w:p>
+            <w:pPr>
+              <w:pStyle w:val="Compact"/>
+            </w:pPr>
+            <w:r>
+              <w:t xml:space="preserve">Representative of the community of property.</w:t>
             </w:r>
           </w:p>
         </w:tc>
@@ -23267,36 +23242,36 @@
                 <w:rPr>
                   <w:rStyle w:val="Hyperlink"/>
                 </w:rPr>
-                <w:t xml:space="preserve">https://register.ld.admin.ch/i14y/concept/legalForm/0117</w:t>
-              </w:r>
-            </w:hyperlink>
-          </w:p>
-        </w:tc>
-      </w:tr>
-      <w:tr>
-        <w:tc>
-          <w:tcPr>
-            <w:shd w:val="clear" w:color="auto" w:fill="F2F2F2"/>
-          </w:tcPr>
-          <w:p>
-            <w:pPr>
-              <w:pStyle w:val="Compact"/>
-            </w:pPr>
-            <w:r>
-              <w:t xml:space="preserve">0118</w:t>
-            </w:r>
-          </w:p>
-        </w:tc>
-        <w:tc>
-          <w:tcPr>
-            <w:shd w:val="clear" w:color="auto" w:fill="F2F2F2"/>
-          </w:tcPr>
-          <w:p>
-            <w:pPr>
-              <w:pStyle w:val="Compact"/>
-            </w:pPr>
-            <w:r>
-              <w:t xml:space="preserve">Non-commercial power of attorney.</w:t>
+                <w:t xml:space="preserve">https://register.ld.admin.ch/i14y/concept/legalForm/0119</w:t>
+              </w:r>
+            </w:hyperlink>
+          </w:p>
+        </w:tc>
+      </w:tr>
+      <w:tr>
+        <w:tc>
+          <w:tcPr>
+            <w:shd w:val="clear" w:color="auto" w:fill="F2F2F2"/>
+          </w:tcPr>
+          <w:p>
+            <w:pPr>
+              <w:pStyle w:val="Compact"/>
+            </w:pPr>
+            <w:r>
+              <w:t xml:space="preserve">0151</w:t>
+            </w:r>
+          </w:p>
+        </w:tc>
+        <w:tc>
+          <w:tcPr>
+            <w:shd w:val="clear" w:color="auto" w:fill="F2F2F2"/>
+          </w:tcPr>
+          <w:p>
+            <w:pPr>
+              <w:pStyle w:val="Compact"/>
+            </w:pPr>
+            <w:r>
+              <w:t xml:space="preserve">Branch.</w:t>
             </w:r>
           </w:p>
         </w:tc>
@@ -23321,36 +23296,36 @@
                 <w:rPr>
                   <w:rStyle w:val="Hyperlink"/>
                 </w:rPr>
-                <w:t xml:space="preserve">https://register.ld.admin.ch/i14y/concept/legalForm/0118</w:t>
-              </w:r>
-            </w:hyperlink>
-          </w:p>
-        </w:tc>
-      </w:tr>
-      <w:tr>
-        <w:tc>
-          <w:tcPr>
-            <w:shd w:val="clear" w:color="auto" w:fill="F2F2F2"/>
-          </w:tcPr>
-          <w:p>
-            <w:pPr>
-              <w:pStyle w:val="Compact"/>
-            </w:pPr>
-            <w:r>
-              <w:t xml:space="preserve">0119</w:t>
-            </w:r>
-          </w:p>
-        </w:tc>
-        <w:tc>
-          <w:tcPr>
-            <w:shd w:val="clear" w:color="auto" w:fill="F2F2F2"/>
-          </w:tcPr>
-          <w:p>
-            <w:pPr>
-              <w:pStyle w:val="Compact"/>
-            </w:pPr>
-            <w:r>
-              <w:t xml:space="preserve">Representative of the community of property.</w:t>
+                <w:t xml:space="preserve">https://register.ld.admin.ch/i14y/concept/legalForm/0151</w:t>
+              </w:r>
+            </w:hyperlink>
+          </w:p>
+        </w:tc>
+      </w:tr>
+      <w:tr>
+        <w:tc>
+          <w:tcPr>
+            <w:shd w:val="clear" w:color="auto" w:fill="F2F2F2"/>
+          </w:tcPr>
+          <w:p>
+            <w:pPr>
+              <w:pStyle w:val="Compact"/>
+            </w:pPr>
+            <w:r>
+              <w:t xml:space="preserve">0220</w:t>
+            </w:r>
+          </w:p>
+        </w:tc>
+        <w:tc>
+          <w:tcPr>
+            <w:shd w:val="clear" w:color="auto" w:fill="F2F2F2"/>
+          </w:tcPr>
+          <w:p>
+            <w:pPr>
+              <w:pStyle w:val="Compact"/>
+            </w:pPr>
+            <w:r>
+              <w:t xml:space="preserve">Administrative unit of the Confederation.</w:t>
             </w:r>
           </w:p>
         </w:tc>
@@ -23375,36 +23350,36 @@
                 <w:rPr>
                   <w:rStyle w:val="Hyperlink"/>
                 </w:rPr>
-                <w:t xml:space="preserve">https://register.ld.admin.ch/i14y/concept/legalForm/0119</w:t>
-              </w:r>
-            </w:hyperlink>
-          </w:p>
-        </w:tc>
-      </w:tr>
-      <w:tr>
-        <w:tc>
-          <w:tcPr>
-            <w:shd w:val="clear" w:color="auto" w:fill="F2F2F2"/>
-          </w:tcPr>
-          <w:p>
-            <w:pPr>
-              <w:pStyle w:val="Compact"/>
-            </w:pPr>
-            <w:r>
-              <w:t xml:space="preserve">0151</w:t>
-            </w:r>
-          </w:p>
-        </w:tc>
-        <w:tc>
-          <w:tcPr>
-            <w:shd w:val="clear" w:color="auto" w:fill="F2F2F2"/>
-          </w:tcPr>
-          <w:p>
-            <w:pPr>
-              <w:pStyle w:val="Compact"/>
-            </w:pPr>
-            <w:r>
-              <w:t xml:space="preserve">Branch.</w:t>
+                <w:t xml:space="preserve">https://register.ld.admin.ch/i14y/concept/legalForm/0220</w:t>
+              </w:r>
+            </w:hyperlink>
+          </w:p>
+        </w:tc>
+      </w:tr>
+      <w:tr>
+        <w:tc>
+          <w:tcPr>
+            <w:shd w:val="clear" w:color="auto" w:fill="F2F2F2"/>
+          </w:tcPr>
+          <w:p>
+            <w:pPr>
+              <w:pStyle w:val="Compact"/>
+            </w:pPr>
+            <w:r>
+              <w:t xml:space="preserve">0221</w:t>
+            </w:r>
+          </w:p>
+        </w:tc>
+        <w:tc>
+          <w:tcPr>
+            <w:shd w:val="clear" w:color="auto" w:fill="F2F2F2"/>
+          </w:tcPr>
+          <w:p>
+            <w:pPr>
+              <w:pStyle w:val="Compact"/>
+            </w:pPr>
+            <w:r>
+              <w:t xml:space="preserve">Administrative unit of the canton.</w:t>
             </w:r>
           </w:p>
         </w:tc>
@@ -23429,36 +23404,36 @@
                 <w:rPr>
                   <w:rStyle w:val="Hyperlink"/>
                 </w:rPr>
-                <w:t xml:space="preserve">https://register.ld.admin.ch/i14y/concept/legalForm/0151</w:t>
-              </w:r>
-            </w:hyperlink>
-          </w:p>
-        </w:tc>
-      </w:tr>
-      <w:tr>
-        <w:tc>
-          <w:tcPr>
-            <w:shd w:val="clear" w:color="auto" w:fill="F2F2F2"/>
-          </w:tcPr>
-          <w:p>
-            <w:pPr>
-              <w:pStyle w:val="Compact"/>
-            </w:pPr>
-            <w:r>
-              <w:t xml:space="preserve">0220</w:t>
-            </w:r>
-          </w:p>
-        </w:tc>
-        <w:tc>
-          <w:tcPr>
-            <w:shd w:val="clear" w:color="auto" w:fill="F2F2F2"/>
-          </w:tcPr>
-          <w:p>
-            <w:pPr>
-              <w:pStyle w:val="Compact"/>
-            </w:pPr>
-            <w:r>
-              <w:t xml:space="preserve">Administrative unit of the Confederation.</w:t>
+                <w:t xml:space="preserve">https://register.ld.admin.ch/i14y/concept/legalForm/0221</w:t>
+              </w:r>
+            </w:hyperlink>
+          </w:p>
+        </w:tc>
+      </w:tr>
+      <w:tr>
+        <w:tc>
+          <w:tcPr>
+            <w:shd w:val="clear" w:color="auto" w:fill="F2F2F2"/>
+          </w:tcPr>
+          <w:p>
+            <w:pPr>
+              <w:pStyle w:val="Compact"/>
+            </w:pPr>
+            <w:r>
+              <w:t xml:space="preserve">0222</w:t>
+            </w:r>
+          </w:p>
+        </w:tc>
+        <w:tc>
+          <w:tcPr>
+            <w:shd w:val="clear" w:color="auto" w:fill="F2F2F2"/>
+          </w:tcPr>
+          <w:p>
+            <w:pPr>
+              <w:pStyle w:val="Compact"/>
+            </w:pPr>
+            <w:r>
+              <w:t xml:space="preserve">Administrative unit of the district.</w:t>
             </w:r>
           </w:p>
         </w:tc>
@@ -23483,36 +23458,36 @@
                 <w:rPr>
                   <w:rStyle w:val="Hyperlink"/>
                 </w:rPr>
-                <w:t xml:space="preserve">https://register.ld.admin.ch/i14y/concept/legalForm/0220</w:t>
-              </w:r>
-            </w:hyperlink>
-          </w:p>
-        </w:tc>
-      </w:tr>
-      <w:tr>
-        <w:tc>
-          <w:tcPr>
-            <w:shd w:val="clear" w:color="auto" w:fill="F2F2F2"/>
-          </w:tcPr>
-          <w:p>
-            <w:pPr>
-              <w:pStyle w:val="Compact"/>
-            </w:pPr>
-            <w:r>
-              <w:t xml:space="preserve">0221</w:t>
-            </w:r>
-          </w:p>
-        </w:tc>
-        <w:tc>
-          <w:tcPr>
-            <w:shd w:val="clear" w:color="auto" w:fill="F2F2F2"/>
-          </w:tcPr>
-          <w:p>
-            <w:pPr>
-              <w:pStyle w:val="Compact"/>
-            </w:pPr>
-            <w:r>
-              <w:t xml:space="preserve">Administrative unit of the canton.</w:t>
+                <w:t xml:space="preserve">https://register.ld.admin.ch/i14y/concept/legalForm/0222</w:t>
+              </w:r>
+            </w:hyperlink>
+          </w:p>
+        </w:tc>
+      </w:tr>
+      <w:tr>
+        <w:tc>
+          <w:tcPr>
+            <w:shd w:val="clear" w:color="auto" w:fill="F2F2F2"/>
+          </w:tcPr>
+          <w:p>
+            <w:pPr>
+              <w:pStyle w:val="Compact"/>
+            </w:pPr>
+            <w:r>
+              <w:t xml:space="preserve">0223</w:t>
+            </w:r>
+          </w:p>
+        </w:tc>
+        <w:tc>
+          <w:tcPr>
+            <w:shd w:val="clear" w:color="auto" w:fill="F2F2F2"/>
+          </w:tcPr>
+          <w:p>
+            <w:pPr>
+              <w:pStyle w:val="Compact"/>
+            </w:pPr>
+            <w:r>
+              <w:t xml:space="preserve">Administrative unit of the commune.</w:t>
             </w:r>
           </w:p>
         </w:tc>
@@ -23537,36 +23512,36 @@
                 <w:rPr>
                   <w:rStyle w:val="Hyperlink"/>
                 </w:rPr>
-                <w:t xml:space="preserve">https://register.ld.admin.ch/i14y/concept/legalForm/0221</w:t>
-              </w:r>
-            </w:hyperlink>
-          </w:p>
-        </w:tc>
-      </w:tr>
-      <w:tr>
-        <w:tc>
-          <w:tcPr>
-            <w:shd w:val="clear" w:color="auto" w:fill="F2F2F2"/>
-          </w:tcPr>
-          <w:p>
-            <w:pPr>
-              <w:pStyle w:val="Compact"/>
-            </w:pPr>
-            <w:r>
-              <w:t xml:space="preserve">0222</w:t>
-            </w:r>
-          </w:p>
-        </w:tc>
-        <w:tc>
-          <w:tcPr>
-            <w:shd w:val="clear" w:color="auto" w:fill="F2F2F2"/>
-          </w:tcPr>
-          <w:p>
-            <w:pPr>
-              <w:pStyle w:val="Compact"/>
-            </w:pPr>
-            <w:r>
-              <w:t xml:space="preserve">Administrative unit of the district.</w:t>
+                <w:t xml:space="preserve">https://register.ld.admin.ch/i14y/concept/legalForm/0223</w:t>
+              </w:r>
+            </w:hyperlink>
+          </w:p>
+        </w:tc>
+      </w:tr>
+      <w:tr>
+        <w:tc>
+          <w:tcPr>
+            <w:shd w:val="clear" w:color="auto" w:fill="F2F2F2"/>
+          </w:tcPr>
+          <w:p>
+            <w:pPr>
+              <w:pStyle w:val="Compact"/>
+            </w:pPr>
+            <w:r>
+              <w:t xml:space="preserve">0224</w:t>
+            </w:r>
+          </w:p>
+        </w:tc>
+        <w:tc>
+          <w:tcPr>
+            <w:shd w:val="clear" w:color="auto" w:fill="F2F2F2"/>
+          </w:tcPr>
+          <w:p>
+            <w:pPr>
+              <w:pStyle w:val="Compact"/>
+            </w:pPr>
+            <w:r>
+              <w:t xml:space="preserve">Other public-law administrative unit.</w:t>
             </w:r>
           </w:p>
         </w:tc>
@@ -23591,36 +23566,36 @@
                 <w:rPr>
                   <w:rStyle w:val="Hyperlink"/>
                 </w:rPr>
-                <w:t xml:space="preserve">https://register.ld.admin.ch/i14y/concept/legalForm/0222</w:t>
-              </w:r>
-            </w:hyperlink>
-          </w:p>
-        </w:tc>
-      </w:tr>
-      <w:tr>
-        <w:tc>
-          <w:tcPr>
-            <w:shd w:val="clear" w:color="auto" w:fill="F2F2F2"/>
-          </w:tcPr>
-          <w:p>
-            <w:pPr>
-              <w:pStyle w:val="Compact"/>
-            </w:pPr>
-            <w:r>
-              <w:t xml:space="preserve">0223</w:t>
-            </w:r>
-          </w:p>
-        </w:tc>
-        <w:tc>
-          <w:tcPr>
-            <w:shd w:val="clear" w:color="auto" w:fill="F2F2F2"/>
-          </w:tcPr>
-          <w:p>
-            <w:pPr>
-              <w:pStyle w:val="Compact"/>
-            </w:pPr>
-            <w:r>
-              <w:t xml:space="preserve">Administrative unit of the commune.</w:t>
+                <w:t xml:space="preserve">https://register.ld.admin.ch/i14y/concept/legalForm/0224</w:t>
+              </w:r>
+            </w:hyperlink>
+          </w:p>
+        </w:tc>
+      </w:tr>
+      <w:tr>
+        <w:tc>
+          <w:tcPr>
+            <w:shd w:val="clear" w:color="auto" w:fill="F2F2F2"/>
+          </w:tcPr>
+          <w:p>
+            <w:pPr>
+              <w:pStyle w:val="Compact"/>
+            </w:pPr>
+            <w:r>
+              <w:t xml:space="preserve">0230</w:t>
+            </w:r>
+          </w:p>
+        </w:tc>
+        <w:tc>
+          <w:tcPr>
+            <w:shd w:val="clear" w:color="auto" w:fill="F2F2F2"/>
+          </w:tcPr>
+          <w:p>
+            <w:pPr>
+              <w:pStyle w:val="Compact"/>
+            </w:pPr>
+            <w:r>
+              <w:t xml:space="preserve">Public-law institution of the Confederation.</w:t>
             </w:r>
           </w:p>
         </w:tc>
@@ -23645,36 +23620,36 @@
                 <w:rPr>
                   <w:rStyle w:val="Hyperlink"/>
                 </w:rPr>
-                <w:t xml:space="preserve">https://register.ld.admin.ch/i14y/concept/legalForm/0223</w:t>
-              </w:r>
-            </w:hyperlink>
-          </w:p>
-        </w:tc>
-      </w:tr>
-      <w:tr>
-        <w:tc>
-          <w:tcPr>
-            <w:shd w:val="clear" w:color="auto" w:fill="F2F2F2"/>
-          </w:tcPr>
-          <w:p>
-            <w:pPr>
-              <w:pStyle w:val="Compact"/>
-            </w:pPr>
-            <w:r>
-              <w:t xml:space="preserve">0224</w:t>
-            </w:r>
-          </w:p>
-        </w:tc>
-        <w:tc>
-          <w:tcPr>
-            <w:shd w:val="clear" w:color="auto" w:fill="F2F2F2"/>
-          </w:tcPr>
-          <w:p>
-            <w:pPr>
-              <w:pStyle w:val="Compact"/>
-            </w:pPr>
-            <w:r>
-              <w:t xml:space="preserve">Other public-law administrative unit.</w:t>
+                <w:t xml:space="preserve">https://register.ld.admin.ch/i14y/concept/legalForm/0230</w:t>
+              </w:r>
+            </w:hyperlink>
+          </w:p>
+        </w:tc>
+      </w:tr>
+      <w:tr>
+        <w:tc>
+          <w:tcPr>
+            <w:shd w:val="clear" w:color="auto" w:fill="F2F2F2"/>
+          </w:tcPr>
+          <w:p>
+            <w:pPr>
+              <w:pStyle w:val="Compact"/>
+            </w:pPr>
+            <w:r>
+              <w:t xml:space="preserve">0231</w:t>
+            </w:r>
+          </w:p>
+        </w:tc>
+        <w:tc>
+          <w:tcPr>
+            <w:shd w:val="clear" w:color="auto" w:fill="F2F2F2"/>
+          </w:tcPr>
+          <w:p>
+            <w:pPr>
+              <w:pStyle w:val="Compact"/>
+            </w:pPr>
+            <w:r>
+              <w:t xml:space="preserve">Public-law institution of the canton.</w:t>
             </w:r>
           </w:p>
         </w:tc>
@@ -23699,36 +23674,36 @@
                 <w:rPr>
                   <w:rStyle w:val="Hyperlink"/>
                 </w:rPr>
-                <w:t xml:space="preserve">https://register.ld.admin.ch/i14y/concept/legalForm/0224</w:t>
-              </w:r>
-            </w:hyperlink>
-          </w:p>
-        </w:tc>
-      </w:tr>
-      <w:tr>
-        <w:tc>
-          <w:tcPr>
-            <w:shd w:val="clear" w:color="auto" w:fill="F2F2F2"/>
-          </w:tcPr>
-          <w:p>
-            <w:pPr>
-              <w:pStyle w:val="Compact"/>
-            </w:pPr>
-            <w:r>
-              <w:t xml:space="preserve">0230</w:t>
-            </w:r>
-          </w:p>
-        </w:tc>
-        <w:tc>
-          <w:tcPr>
-            <w:shd w:val="clear" w:color="auto" w:fill="F2F2F2"/>
-          </w:tcPr>
-          <w:p>
-            <w:pPr>
-              <w:pStyle w:val="Compact"/>
-            </w:pPr>
-            <w:r>
-              <w:t xml:space="preserve">Public-law institution of the Confederation.</w:t>
+                <w:t xml:space="preserve">https://register.ld.admin.ch/i14y/concept/legalForm/0231</w:t>
+              </w:r>
+            </w:hyperlink>
+          </w:p>
+        </w:tc>
+      </w:tr>
+      <w:tr>
+        <w:tc>
+          <w:tcPr>
+            <w:shd w:val="clear" w:color="auto" w:fill="F2F2F2"/>
+          </w:tcPr>
+          <w:p>
+            <w:pPr>
+              <w:pStyle w:val="Compact"/>
+            </w:pPr>
+            <w:r>
+              <w:t xml:space="preserve">0232</w:t>
+            </w:r>
+          </w:p>
+        </w:tc>
+        <w:tc>
+          <w:tcPr>
+            <w:shd w:val="clear" w:color="auto" w:fill="F2F2F2"/>
+          </w:tcPr>
+          <w:p>
+            <w:pPr>
+              <w:pStyle w:val="Compact"/>
+            </w:pPr>
+            <w:r>
+              <w:t xml:space="preserve">Public-law institution of the district.</w:t>
             </w:r>
           </w:p>
         </w:tc>
@@ -23753,36 +23728,36 @@
                 <w:rPr>
                   <w:rStyle w:val="Hyperlink"/>
                 </w:rPr>
-                <w:t xml:space="preserve">https://register.ld.admin.ch/i14y/concept/legalForm/0230</w:t>
-              </w:r>
-            </w:hyperlink>
-          </w:p>
-        </w:tc>
-      </w:tr>
-      <w:tr>
-        <w:tc>
-          <w:tcPr>
-            <w:shd w:val="clear" w:color="auto" w:fill="F2F2F2"/>
-          </w:tcPr>
-          <w:p>
-            <w:pPr>
-              <w:pStyle w:val="Compact"/>
-            </w:pPr>
-            <w:r>
-              <w:t xml:space="preserve">0231</w:t>
-            </w:r>
-          </w:p>
-        </w:tc>
-        <w:tc>
-          <w:tcPr>
-            <w:shd w:val="clear" w:color="auto" w:fill="F2F2F2"/>
-          </w:tcPr>
-          <w:p>
-            <w:pPr>
-              <w:pStyle w:val="Compact"/>
-            </w:pPr>
-            <w:r>
-              <w:t xml:space="preserve">Public-law institution of the canton.</w:t>
+                <w:t xml:space="preserve">https://register.ld.admin.ch/i14y/concept/legalForm/0232</w:t>
+              </w:r>
+            </w:hyperlink>
+          </w:p>
+        </w:tc>
+      </w:tr>
+      <w:tr>
+        <w:tc>
+          <w:tcPr>
+            <w:shd w:val="clear" w:color="auto" w:fill="F2F2F2"/>
+          </w:tcPr>
+          <w:p>
+            <w:pPr>
+              <w:pStyle w:val="Compact"/>
+            </w:pPr>
+            <w:r>
+              <w:t xml:space="preserve">0233</w:t>
+            </w:r>
+          </w:p>
+        </w:tc>
+        <w:tc>
+          <w:tcPr>
+            <w:shd w:val="clear" w:color="auto" w:fill="F2F2F2"/>
+          </w:tcPr>
+          <w:p>
+            <w:pPr>
+              <w:pStyle w:val="Compact"/>
+            </w:pPr>
+            <w:r>
+              <w:t xml:space="preserve">Public-law institution of the commune.</w:t>
             </w:r>
           </w:p>
         </w:tc>
@@ -23807,36 +23782,36 @@
                 <w:rPr>
                   <w:rStyle w:val="Hyperlink"/>
                 </w:rPr>
-                <w:t xml:space="preserve">https://register.ld.admin.ch/i14y/concept/legalForm/0231</w:t>
-              </w:r>
-            </w:hyperlink>
-          </w:p>
-        </w:tc>
-      </w:tr>
-      <w:tr>
-        <w:tc>
-          <w:tcPr>
-            <w:shd w:val="clear" w:color="auto" w:fill="F2F2F2"/>
-          </w:tcPr>
-          <w:p>
-            <w:pPr>
-              <w:pStyle w:val="Compact"/>
-            </w:pPr>
-            <w:r>
-              <w:t xml:space="preserve">0232</w:t>
-            </w:r>
-          </w:p>
-        </w:tc>
-        <w:tc>
-          <w:tcPr>
-            <w:shd w:val="clear" w:color="auto" w:fill="F2F2F2"/>
-          </w:tcPr>
-          <w:p>
-            <w:pPr>
-              <w:pStyle w:val="Compact"/>
-            </w:pPr>
-            <w:r>
-              <w:t xml:space="preserve">Public-law institution of the district.</w:t>
+                <w:t xml:space="preserve">https://register.ld.admin.ch/i14y/concept/legalForm/0233</w:t>
+              </w:r>
+            </w:hyperlink>
+          </w:p>
+        </w:tc>
+      </w:tr>
+      <w:tr>
+        <w:tc>
+          <w:tcPr>
+            <w:shd w:val="clear" w:color="auto" w:fill="F2F2F2"/>
+          </w:tcPr>
+          <w:p>
+            <w:pPr>
+              <w:pStyle w:val="Compact"/>
+            </w:pPr>
+            <w:r>
+              <w:t xml:space="preserve">0234</w:t>
+            </w:r>
+          </w:p>
+        </w:tc>
+        <w:tc>
+          <w:tcPr>
+            <w:shd w:val="clear" w:color="auto" w:fill="F2F2F2"/>
+          </w:tcPr>
+          <w:p>
+            <w:pPr>
+              <w:pStyle w:val="Compact"/>
+            </w:pPr>
+            <w:r>
+              <w:t xml:space="preserve">Other public-law institution.</w:t>
             </w:r>
           </w:p>
         </w:tc>
@@ -23861,36 +23836,36 @@
                 <w:rPr>
                   <w:rStyle w:val="Hyperlink"/>
                 </w:rPr>
-                <w:t xml:space="preserve">https://register.ld.admin.ch/i14y/concept/legalForm/0232</w:t>
-              </w:r>
-            </w:hyperlink>
-          </w:p>
-        </w:tc>
-      </w:tr>
-      <w:tr>
-        <w:tc>
-          <w:tcPr>
-            <w:shd w:val="clear" w:color="auto" w:fill="F2F2F2"/>
-          </w:tcPr>
-          <w:p>
-            <w:pPr>
-              <w:pStyle w:val="Compact"/>
-            </w:pPr>
-            <w:r>
-              <w:t xml:space="preserve">0233</w:t>
-            </w:r>
-          </w:p>
-        </w:tc>
-        <w:tc>
-          <w:tcPr>
-            <w:shd w:val="clear" w:color="auto" w:fill="F2F2F2"/>
-          </w:tcPr>
-          <w:p>
-            <w:pPr>
-              <w:pStyle w:val="Compact"/>
-            </w:pPr>
-            <w:r>
-              <w:t xml:space="preserve">Public-law institution of the commune.</w:t>
+                <w:t xml:space="preserve">https://register.ld.admin.ch/i14y/concept/legalForm/0234</w:t>
+              </w:r>
+            </w:hyperlink>
+          </w:p>
+        </w:tc>
+      </w:tr>
+      <w:tr>
+        <w:tc>
+          <w:tcPr>
+            <w:shd w:val="clear" w:color="auto" w:fill="F2F2F2"/>
+          </w:tcPr>
+          <w:p>
+            <w:pPr>
+              <w:pStyle w:val="Compact"/>
+            </w:pPr>
+            <w:r>
+              <w:t xml:space="preserve">0302</w:t>
+            </w:r>
+          </w:p>
+        </w:tc>
+        <w:tc>
+          <w:tcPr>
+            <w:shd w:val="clear" w:color="auto" w:fill="F2F2F2"/>
+          </w:tcPr>
+          <w:p>
+            <w:pPr>
+              <w:pStyle w:val="Compact"/>
+            </w:pPr>
+            <w:r>
+              <w:t xml:space="preserve">Simple partnership.</w:t>
             </w:r>
           </w:p>
         </w:tc>
@@ -23915,36 +23890,36 @@
                 <w:rPr>
                   <w:rStyle w:val="Hyperlink"/>
                 </w:rPr>
-                <w:t xml:space="preserve">https://register.ld.admin.ch/i14y/concept/legalForm/0233</w:t>
-              </w:r>
-            </w:hyperlink>
-          </w:p>
-        </w:tc>
-      </w:tr>
-      <w:tr>
-        <w:tc>
-          <w:tcPr>
-            <w:shd w:val="clear" w:color="auto" w:fill="F2F2F2"/>
-          </w:tcPr>
-          <w:p>
-            <w:pPr>
-              <w:pStyle w:val="Compact"/>
-            </w:pPr>
-            <w:r>
-              <w:t xml:space="preserve">0234</w:t>
-            </w:r>
-          </w:p>
-        </w:tc>
-        <w:tc>
-          <w:tcPr>
-            <w:shd w:val="clear" w:color="auto" w:fill="F2F2F2"/>
-          </w:tcPr>
-          <w:p>
-            <w:pPr>
-              <w:pStyle w:val="Compact"/>
-            </w:pPr>
-            <w:r>
-              <w:t xml:space="preserve">Other public-law institution.</w:t>
+                <w:t xml:space="preserve">https://register.ld.admin.ch/i14y/concept/legalForm/0302</w:t>
+              </w:r>
+            </w:hyperlink>
+          </w:p>
+        </w:tc>
+      </w:tr>
+      <w:tr>
+        <w:tc>
+          <w:tcPr>
+            <w:shd w:val="clear" w:color="auto" w:fill="F2F2F2"/>
+          </w:tcPr>
+          <w:p>
+            <w:pPr>
+              <w:pStyle w:val="Compact"/>
+            </w:pPr>
+            <w:r>
+              <w:t xml:space="preserve">0312</w:t>
+            </w:r>
+          </w:p>
+        </w:tc>
+        <w:tc>
+          <w:tcPr>
+            <w:shd w:val="clear" w:color="auto" w:fill="F2F2F2"/>
+          </w:tcPr>
+          <w:p>
+            <w:pPr>
+              <w:pStyle w:val="Compact"/>
+            </w:pPr>
+            <w:r>
+              <w:t xml:space="preserve">Permanent establishment or swiss representation of a foreign company.</w:t>
             </w:r>
           </w:p>
         </w:tc>
@@ -23969,36 +23944,36 @@
                 <w:rPr>
                   <w:rStyle w:val="Hyperlink"/>
                 </w:rPr>
-                <w:t xml:space="preserve">https://register.ld.admin.ch/i14y/concept/legalForm/0234</w:t>
-              </w:r>
-            </w:hyperlink>
-          </w:p>
-        </w:tc>
-      </w:tr>
-      <w:tr>
-        <w:tc>
-          <w:tcPr>
-            <w:shd w:val="clear" w:color="auto" w:fill="F2F2F2"/>
-          </w:tcPr>
-          <w:p>
-            <w:pPr>
-              <w:pStyle w:val="Compact"/>
-            </w:pPr>
-            <w:r>
-              <w:t xml:space="preserve">0302</w:t>
-            </w:r>
-          </w:p>
-        </w:tc>
-        <w:tc>
-          <w:tcPr>
-            <w:shd w:val="clear" w:color="auto" w:fill="F2F2F2"/>
-          </w:tcPr>
-          <w:p>
-            <w:pPr>
-              <w:pStyle w:val="Compact"/>
-            </w:pPr>
-            <w:r>
-              <w:t xml:space="preserve">Simple partnership.</w:t>
+                <w:t xml:space="preserve">https://register.ld.admin.ch/i14y/concept/legalForm/0312</w:t>
+              </w:r>
+            </w:hyperlink>
+          </w:p>
+        </w:tc>
+      </w:tr>
+      <w:tr>
+        <w:tc>
+          <w:tcPr>
+            <w:shd w:val="clear" w:color="auto" w:fill="F2F2F2"/>
+          </w:tcPr>
+          <w:p>
+            <w:pPr>
+              <w:pStyle w:val="Compact"/>
+            </w:pPr>
+            <w:r>
+              <w:t xml:space="preserve">0327</w:t>
+            </w:r>
+          </w:p>
+        </w:tc>
+        <w:tc>
+          <w:tcPr>
+            <w:shd w:val="clear" w:color="auto" w:fill="F2F2F2"/>
+          </w:tcPr>
+          <w:p>
+            <w:pPr>
+              <w:pStyle w:val="Compact"/>
+            </w:pPr>
+            <w:r>
+              <w:t xml:space="preserve">Foreign public company.</w:t>
             </w:r>
           </w:p>
         </w:tc>
@@ -24023,36 +23998,36 @@
                 <w:rPr>
                   <w:rStyle w:val="Hyperlink"/>
                 </w:rPr>
-                <w:t xml:space="preserve">https://register.ld.admin.ch/i14y/concept/legalForm/0302</w:t>
-              </w:r>
-            </w:hyperlink>
-          </w:p>
-        </w:tc>
-      </w:tr>
-      <w:tr>
-        <w:tc>
-          <w:tcPr>
-            <w:shd w:val="clear" w:color="auto" w:fill="F2F2F2"/>
-          </w:tcPr>
-          <w:p>
-            <w:pPr>
-              <w:pStyle w:val="Compact"/>
-            </w:pPr>
-            <w:r>
-              <w:t xml:space="preserve">0312</w:t>
-            </w:r>
-          </w:p>
-        </w:tc>
-        <w:tc>
-          <w:tcPr>
-            <w:shd w:val="clear" w:color="auto" w:fill="F2F2F2"/>
-          </w:tcPr>
-          <w:p>
-            <w:pPr>
-              <w:pStyle w:val="Compact"/>
-            </w:pPr>
-            <w:r>
-              <w:t xml:space="preserve">Permanent establishment or swiss representation of a foreign company.</w:t>
+                <w:t xml:space="preserve">https://register.ld.admin.ch/i14y/concept/legalForm/0327</w:t>
+              </w:r>
+            </w:hyperlink>
+          </w:p>
+        </w:tc>
+      </w:tr>
+      <w:tr>
+        <w:tc>
+          <w:tcPr>
+            <w:shd w:val="clear" w:color="auto" w:fill="F2F2F2"/>
+          </w:tcPr>
+          <w:p>
+            <w:pPr>
+              <w:pStyle w:val="Compact"/>
+            </w:pPr>
+            <w:r>
+              <w:t xml:space="preserve">0328</w:t>
+            </w:r>
+          </w:p>
+        </w:tc>
+        <w:tc>
+          <w:tcPr>
+            <w:shd w:val="clear" w:color="auto" w:fill="F2F2F2"/>
+          </w:tcPr>
+          <w:p>
+            <w:pPr>
+              <w:pStyle w:val="Compact"/>
+            </w:pPr>
+            <w:r>
+              <w:t xml:space="preserve">Foreign public administration.</w:t>
             </w:r>
           </w:p>
         </w:tc>
@@ -24077,36 +24052,36 @@
                 <w:rPr>
                   <w:rStyle w:val="Hyperlink"/>
                 </w:rPr>
-                <w:t xml:space="preserve">https://register.ld.admin.ch/i14y/concept/legalForm/0312</w:t>
-              </w:r>
-            </w:hyperlink>
-          </w:p>
-        </w:tc>
-      </w:tr>
-      <w:tr>
-        <w:tc>
-          <w:tcPr>
-            <w:shd w:val="clear" w:color="auto" w:fill="F2F2F2"/>
-          </w:tcPr>
-          <w:p>
-            <w:pPr>
-              <w:pStyle w:val="Compact"/>
-            </w:pPr>
-            <w:r>
-              <w:t xml:space="preserve">0327</w:t>
-            </w:r>
-          </w:p>
-        </w:tc>
-        <w:tc>
-          <w:tcPr>
-            <w:shd w:val="clear" w:color="auto" w:fill="F2F2F2"/>
-          </w:tcPr>
-          <w:p>
-            <w:pPr>
-              <w:pStyle w:val="Compact"/>
-            </w:pPr>
-            <w:r>
-              <w:t xml:space="preserve">Foreign public company.</w:t>
+                <w:t xml:space="preserve">https://register.ld.admin.ch/i14y/concept/legalForm/0328</w:t>
+              </w:r>
+            </w:hyperlink>
+          </w:p>
+        </w:tc>
+      </w:tr>
+      <w:tr>
+        <w:tc>
+          <w:tcPr>
+            <w:shd w:val="clear" w:color="auto" w:fill="F2F2F2"/>
+          </w:tcPr>
+          <w:p>
+            <w:pPr>
+              <w:pStyle w:val="Compact"/>
+            </w:pPr>
+            <w:r>
+              <w:t xml:space="preserve">0329</w:t>
+            </w:r>
+          </w:p>
+        </w:tc>
+        <w:tc>
+          <w:tcPr>
+            <w:shd w:val="clear" w:color="auto" w:fill="F2F2F2"/>
+          </w:tcPr>
+          <w:p>
+            <w:pPr>
+              <w:pStyle w:val="Compact"/>
+            </w:pPr>
+            <w:r>
+              <w:t xml:space="preserve">International organisation.</w:t>
             </w:r>
           </w:p>
         </w:tc>
@@ -24131,36 +24106,36 @@
                 <w:rPr>
                   <w:rStyle w:val="Hyperlink"/>
                 </w:rPr>
-                <w:t xml:space="preserve">https://register.ld.admin.ch/i14y/concept/legalForm/0327</w:t>
-              </w:r>
-            </w:hyperlink>
-          </w:p>
-        </w:tc>
-      </w:tr>
-      <w:tr>
-        <w:tc>
-          <w:tcPr>
-            <w:shd w:val="clear" w:color="auto" w:fill="F2F2F2"/>
-          </w:tcPr>
-          <w:p>
-            <w:pPr>
-              <w:pStyle w:val="Compact"/>
-            </w:pPr>
-            <w:r>
-              <w:t xml:space="preserve">0328</w:t>
-            </w:r>
-          </w:p>
-        </w:tc>
-        <w:tc>
-          <w:tcPr>
-            <w:shd w:val="clear" w:color="auto" w:fill="F2F2F2"/>
-          </w:tcPr>
-          <w:p>
-            <w:pPr>
-              <w:pStyle w:val="Compact"/>
-            </w:pPr>
-            <w:r>
-              <w:t xml:space="preserve">Foreign public administration.</w:t>
+                <w:t xml:space="preserve">https://register.ld.admin.ch/i14y/concept/legalForm/0329</w:t>
+              </w:r>
+            </w:hyperlink>
+          </w:p>
+        </w:tc>
+      </w:tr>
+      <w:tr>
+        <w:tc>
+          <w:tcPr>
+            <w:shd w:val="clear" w:color="auto" w:fill="F2F2F2"/>
+          </w:tcPr>
+          <w:p>
+            <w:pPr>
+              <w:pStyle w:val="Compact"/>
+            </w:pPr>
+            <w:r>
+              <w:t xml:space="preserve">0355</w:t>
+            </w:r>
+          </w:p>
+        </w:tc>
+        <w:tc>
+          <w:tcPr>
+            <w:shd w:val="clear" w:color="auto" w:fill="F2F2F2"/>
+          </w:tcPr>
+          <w:p>
+            <w:pPr>
+              <w:pStyle w:val="Compact"/>
+            </w:pPr>
+            <w:r>
+              <w:t xml:space="preserve">Other cooperative.</w:t>
             </w:r>
           </w:p>
         </w:tc>
@@ -24185,36 +24160,36 @@
                 <w:rPr>
                   <w:rStyle w:val="Hyperlink"/>
                 </w:rPr>
-                <w:t xml:space="preserve">https://register.ld.admin.ch/i14y/concept/legalForm/0328</w:t>
-              </w:r>
-            </w:hyperlink>
-          </w:p>
-        </w:tc>
-      </w:tr>
-      <w:tr>
-        <w:tc>
-          <w:tcPr>
-            <w:shd w:val="clear" w:color="auto" w:fill="F2F2F2"/>
-          </w:tcPr>
-          <w:p>
-            <w:pPr>
-              <w:pStyle w:val="Compact"/>
-            </w:pPr>
-            <w:r>
-              <w:t xml:space="preserve">0329</w:t>
-            </w:r>
-          </w:p>
-        </w:tc>
-        <w:tc>
-          <w:tcPr>
-            <w:shd w:val="clear" w:color="auto" w:fill="F2F2F2"/>
-          </w:tcPr>
-          <w:p>
-            <w:pPr>
-              <w:pStyle w:val="Compact"/>
-            </w:pPr>
-            <w:r>
-              <w:t xml:space="preserve">International organisation.</w:t>
+                <w:t xml:space="preserve">https://register.ld.admin.ch/i14y/concept/legalForm/0355</w:t>
+              </w:r>
+            </w:hyperlink>
+          </w:p>
+        </w:tc>
+      </w:tr>
+      <w:tr>
+        <w:tc>
+          <w:tcPr>
+            <w:shd w:val="clear" w:color="auto" w:fill="F2F2F2"/>
+          </w:tcPr>
+          <w:p>
+            <w:pPr>
+              <w:pStyle w:val="Compact"/>
+            </w:pPr>
+            <w:r>
+              <w:t xml:space="preserve">0361</w:t>
+            </w:r>
+          </w:p>
+        </w:tc>
+        <w:tc>
+          <w:tcPr>
+            <w:shd w:val="clear" w:color="auto" w:fill="F2F2F2"/>
+          </w:tcPr>
+          <w:p>
+            <w:pPr>
+              <w:pStyle w:val="Compact"/>
+            </w:pPr>
+            <w:r>
+              <w:t xml:space="preserve">Trust.</w:t>
             </w:r>
           </w:p>
         </w:tc>
@@ -24239,36 +24214,36 @@
                 <w:rPr>
                   <w:rStyle w:val="Hyperlink"/>
                 </w:rPr>
-                <w:t xml:space="preserve">https://register.ld.admin.ch/i14y/concept/legalForm/0329</w:t>
-              </w:r>
-            </w:hyperlink>
-          </w:p>
-        </w:tc>
-      </w:tr>
-      <w:tr>
-        <w:tc>
-          <w:tcPr>
-            <w:shd w:val="clear" w:color="auto" w:fill="F2F2F2"/>
-          </w:tcPr>
-          <w:p>
-            <w:pPr>
-              <w:pStyle w:val="Compact"/>
-            </w:pPr>
-            <w:r>
-              <w:t xml:space="preserve">0355</w:t>
-            </w:r>
-          </w:p>
-        </w:tc>
-        <w:tc>
-          <w:tcPr>
-            <w:shd w:val="clear" w:color="auto" w:fill="F2F2F2"/>
-          </w:tcPr>
-          <w:p>
-            <w:pPr>
-              <w:pStyle w:val="Compact"/>
-            </w:pPr>
-            <w:r>
-              <w:t xml:space="preserve">Other cooperative.</w:t>
+                <w:t xml:space="preserve">https://register.ld.admin.ch/i14y/concept/legalForm/0361</w:t>
+              </w:r>
+            </w:hyperlink>
+          </w:p>
+        </w:tc>
+      </w:tr>
+      <w:tr>
+        <w:tc>
+          <w:tcPr>
+            <w:shd w:val="clear" w:color="auto" w:fill="F2F2F2"/>
+          </w:tcPr>
+          <w:p>
+            <w:pPr>
+              <w:pStyle w:val="Compact"/>
+            </w:pPr>
+            <w:r>
+              <w:t xml:space="preserve">0362</w:t>
+            </w:r>
+          </w:p>
+        </w:tc>
+        <w:tc>
+          <w:tcPr>
+            <w:shd w:val="clear" w:color="auto" w:fill="F2F2F2"/>
+          </w:tcPr>
+          <w:p>
+            <w:pPr>
+              <w:pStyle w:val="Compact"/>
+            </w:pPr>
+            <w:r>
+              <w:t xml:space="preserve">Fund.</w:t>
             </w:r>
           </w:p>
         </w:tc>
@@ -24293,36 +24268,36 @@
                 <w:rPr>
                   <w:rStyle w:val="Hyperlink"/>
                 </w:rPr>
-                <w:t xml:space="preserve">https://register.ld.admin.ch/i14y/concept/legalForm/0355</w:t>
-              </w:r>
-            </w:hyperlink>
-          </w:p>
-        </w:tc>
-      </w:tr>
-      <w:tr>
-        <w:tc>
-          <w:tcPr>
-            <w:shd w:val="clear" w:color="auto" w:fill="F2F2F2"/>
-          </w:tcPr>
-          <w:p>
-            <w:pPr>
-              <w:pStyle w:val="Compact"/>
-            </w:pPr>
-            <w:r>
-              <w:t xml:space="preserve">0361</w:t>
-            </w:r>
-          </w:p>
-        </w:tc>
-        <w:tc>
-          <w:tcPr>
-            <w:shd w:val="clear" w:color="auto" w:fill="F2F2F2"/>
-          </w:tcPr>
-          <w:p>
-            <w:pPr>
-              <w:pStyle w:val="Compact"/>
-            </w:pPr>
-            <w:r>
-              <w:t xml:space="preserve">Trust.</w:t>
+                <w:t xml:space="preserve">https://register.ld.admin.ch/i14y/concept/legalForm/0362</w:t>
+              </w:r>
+            </w:hyperlink>
+          </w:p>
+        </w:tc>
+      </w:tr>
+      <w:tr>
+        <w:tc>
+          <w:tcPr>
+            <w:shd w:val="clear" w:color="auto" w:fill="F2F2F2"/>
+          </w:tcPr>
+          <w:p>
+            <w:pPr>
+              <w:pStyle w:val="Compact"/>
+            </w:pPr>
+            <w:r>
+              <w:t xml:space="preserve">0441</w:t>
+            </w:r>
+          </w:p>
+        </w:tc>
+        <w:tc>
+          <w:tcPr>
+            <w:shd w:val="clear" w:color="auto" w:fill="F2F2F2"/>
+          </w:tcPr>
+          <w:p>
+            <w:pPr>
+              <w:pStyle w:val="Compact"/>
+            </w:pPr>
+            <w:r>
+              <w:t xml:space="preserve">Foreign company.</w:t>
             </w:r>
           </w:p>
         </w:tc>
@@ -24347,36 +24322,36 @@
                 <w:rPr>
                   <w:rStyle w:val="Hyperlink"/>
                 </w:rPr>
-                <w:t xml:space="preserve">https://register.ld.admin.ch/i14y/concept/legalForm/0361</w:t>
-              </w:r>
-            </w:hyperlink>
-          </w:p>
-        </w:tc>
-      </w:tr>
-      <w:tr>
-        <w:tc>
-          <w:tcPr>
-            <w:shd w:val="clear" w:color="auto" w:fill="F2F2F2"/>
-          </w:tcPr>
-          <w:p>
-            <w:pPr>
-              <w:pStyle w:val="Compact"/>
-            </w:pPr>
-            <w:r>
-              <w:t xml:space="preserve">0362</w:t>
-            </w:r>
-          </w:p>
-        </w:tc>
-        <w:tc>
-          <w:tcPr>
-            <w:shd w:val="clear" w:color="auto" w:fill="F2F2F2"/>
-          </w:tcPr>
-          <w:p>
-            <w:pPr>
-              <w:pStyle w:val="Compact"/>
-            </w:pPr>
-            <w:r>
-              <w:t xml:space="preserve">Fund.</w:t>
+                <w:t xml:space="preserve">https://register.ld.admin.ch/i14y/concept/legalForm/0441</w:t>
+              </w:r>
+            </w:hyperlink>
+          </w:p>
+        </w:tc>
+      </w:tr>
+      <w:tr>
+        <w:tc>
+          <w:tcPr>
+            <w:shd w:val="clear" w:color="auto" w:fill="F2F2F2"/>
+          </w:tcPr>
+          <w:p>
+            <w:pPr>
+              <w:pStyle w:val="Compact"/>
+            </w:pPr>
+            <w:r>
+              <w:t xml:space="preserve">0571</w:t>
+            </w:r>
+          </w:p>
+        </w:tc>
+        <w:tc>
+          <w:tcPr>
+            <w:shd w:val="clear" w:color="auto" w:fill="F2F2F2"/>
+          </w:tcPr>
+          <w:p>
+            <w:pPr>
+              <w:pStyle w:val="Compact"/>
+            </w:pPr>
+            <w:r>
+              <w:t xml:space="preserve">Legal form undefined or unknown.</w:t>
             </w:r>
           </w:p>
         </w:tc>
@@ -24401,114 +24376,6 @@
                 <w:rPr>
                   <w:rStyle w:val="Hyperlink"/>
                 </w:rPr>
-                <w:t xml:space="preserve">https://register.ld.admin.ch/i14y/concept/legalForm/0362</w:t>
-              </w:r>
-            </w:hyperlink>
-          </w:p>
-        </w:tc>
-      </w:tr>
-      <w:tr>
-        <w:tc>
-          <w:tcPr>
-            <w:shd w:val="clear" w:color="auto" w:fill="F2F2F2"/>
-          </w:tcPr>
-          <w:p>
-            <w:pPr>
-              <w:pStyle w:val="Compact"/>
-            </w:pPr>
-            <w:r>
-              <w:t xml:space="preserve">0441</w:t>
-            </w:r>
-          </w:p>
-        </w:tc>
-        <w:tc>
-          <w:tcPr>
-            <w:shd w:val="clear" w:color="auto" w:fill="F2F2F2"/>
-          </w:tcPr>
-          <w:p>
-            <w:pPr>
-              <w:pStyle w:val="Compact"/>
-            </w:pPr>
-            <w:r>
-              <w:t xml:space="preserve">Foreign company.</w:t>
-            </w:r>
-          </w:p>
-        </w:tc>
-      </w:tr>
-      <w:tr>
-        <w:tc>
-          <w:tcPr/>
-          <w:p>
-            <w:pPr>
-              <w:pStyle w:val="Compact"/>
-            </w:pPr>
-          </w:p>
-        </w:tc>
-        <w:tc>
-          <w:tcPr/>
-          <w:p>
-            <w:pPr>
-              <w:pStyle w:val="Compact"/>
-            </w:pPr>
-            <w:hyperlink ns1:id="rId225">
-              <w:r>
-                <w:rPr>
-                  <w:rStyle w:val="Hyperlink"/>
-                </w:rPr>
-                <w:t xml:space="preserve">https://register.ld.admin.ch/i14y/concept/legalForm/0441</w:t>
-              </w:r>
-            </w:hyperlink>
-          </w:p>
-        </w:tc>
-      </w:tr>
-      <w:tr>
-        <w:tc>
-          <w:tcPr>
-            <w:shd w:val="clear" w:color="auto" w:fill="F2F2F2"/>
-          </w:tcPr>
-          <w:p>
-            <w:pPr>
-              <w:pStyle w:val="Compact"/>
-            </w:pPr>
-            <w:r>
-              <w:t xml:space="preserve">0571</w:t>
-            </w:r>
-          </w:p>
-        </w:tc>
-        <w:tc>
-          <w:tcPr>
-            <w:shd w:val="clear" w:color="auto" w:fill="F2F2F2"/>
-          </w:tcPr>
-          <w:p>
-            <w:pPr>
-              <w:pStyle w:val="Compact"/>
-            </w:pPr>
-            <w:r>
-              <w:t xml:space="preserve">Legal form undefined or unknown.</w:t>
-            </w:r>
-          </w:p>
-        </w:tc>
-      </w:tr>
-      <w:tr>
-        <w:tc>
-          <w:tcPr/>
-          <w:p>
-            <w:pPr>
-              <w:pStyle w:val="Compact"/>
-            </w:pPr>
-          </w:p>
-        </w:tc>
-        <w:tc>
-          <w:tcPr/>
-          <w:p>
-            <w:pPr>
-              <w:pStyle w:val="Compact"/>
-            </w:pPr>
-            <w:hyperlink ns1:id="rId226">
-              <w:r>
-                <w:rPr>
-                  <w:rStyle w:val="Hyperlink"/>
-                </w:rPr>
                 <w:t xml:space="preserve">https://register.ld.admin.ch/i14y/concept/legalForm/0571</w:t>
               </w:r>
             </w:hyperlink>
@@ -24516,24 +24383,24 @@
         </w:tc>
       </w:tr>
     </w:tbl>
+    <w:bookmarkEnd w:id="225"/>
+    <w:p>
+      <w:r>
+        <w:br w:type="page"/>
+      </w:r>
+    </w:p>
+    <w:bookmarkEnd w:id="226"/>
     <w:bookmarkEnd w:id="227"/>
+    <w:bookmarkStart w:id="248" w:name="shared-elements"/>
     <w:p>
-      <w:r>
-        <w:br w:type="page"/>
+      <w:pPr>
+        <w:pStyle w:val="berschrift1"/>
+      </w:pPr>
+      <w:r>
+        <w:t xml:space="preserve">Shared Elements</w:t>
       </w:r>
     </w:p>
-    <w:bookmarkEnd w:id="228"/>
-    <w:bookmarkEnd w:id="229"/>
-    <w:bookmarkStart w:id="250" w:name="shared-elements"/>
-    <w:p>
-      <w:pPr>
-        <w:pStyle w:val="berschrift1"/>
-      </w:pPr>
-      <w:r>
-        <w:t xml:space="preserve">Shared Elements</w:t>
-      </w:r>
-    </w:p>
-    <w:bookmarkStart w:id="230" w:name="reference-classes"/>
+    <w:bookmarkStart w:id="228" w:name="reference-classes"/>
     <w:p>
       <w:pPr>
         <w:pStyle w:val="berschrift2"/>
@@ -24695,8 +24562,8 @@
         <w:t xml:space="preserve">, since the local reference remains unchanged even if the linked entity changes later</w:t>
       </w:r>
     </w:p>
-    <w:bookmarkEnd w:id="230"/>
-    <w:bookmarkStart w:id="233" w:name="class-personreference"/>
+    <w:bookmarkEnd w:id="228"/>
+    <w:bookmarkStart w:id="231" w:name="class-personreference"/>
     <w:p>
       <w:pPr>
         <w:pStyle w:val="berschrift2"/>
@@ -24725,7 +24592,7 @@
         <w:t xml:space="preserve">__</w:t>
       </w:r>
     </w:p>
-    <w:bookmarkStart w:id="231" w:name="attribute-13"/>
+    <w:bookmarkStart w:id="229" w:name="attribute-13"/>
     <w:p>
       <w:pPr>
         <w:pStyle w:val="berschrift3"/>
@@ -25154,8 +25021,8 @@
         </w:tc>
       </w:tr>
     </w:tbl>
-    <w:bookmarkEnd w:id="231"/>
-    <w:bookmarkStart w:id="232" w:name="usages-13"/>
+    <w:bookmarkEnd w:id="229"/>
+    <w:bookmarkStart w:id="230" w:name="usages-13"/>
     <w:p>
       <w:pPr>
         <w:pStyle w:val="berschrift3"/>
@@ -25357,9 +25224,9 @@
         </w:tc>
       </w:tr>
     </w:tbl>
-    <w:bookmarkEnd w:id="232"/>
-    <w:bookmarkEnd w:id="233"/>
-    <w:bookmarkStart w:id="236" w:name="class-groupreference"/>
+    <w:bookmarkEnd w:id="230"/>
+    <w:bookmarkEnd w:id="231"/>
+    <w:bookmarkStart w:id="234" w:name="class-groupreference"/>
     <w:p>
       <w:pPr>
         <w:pStyle w:val="berschrift2"/>
@@ -25388,7 +25255,7 @@
         <w:t xml:space="preserve">__</w:t>
       </w:r>
     </w:p>
-    <w:bookmarkStart w:id="234" w:name="attribute-14"/>
+    <w:bookmarkStart w:id="232" w:name="attribute-14"/>
     <w:p>
       <w:pPr>
         <w:pStyle w:val="berschrift3"/>
@@ -25762,8 +25629,8 @@
         </w:tc>
       </w:tr>
     </w:tbl>
-    <w:bookmarkEnd w:id="234"/>
-    <w:bookmarkStart w:id="235" w:name="usages-14"/>
+    <w:bookmarkEnd w:id="232"/>
+    <w:bookmarkStart w:id="233" w:name="usages-14"/>
     <w:p>
       <w:pPr>
         <w:pStyle w:val="berschrift3"/>
@@ -25904,19 +25771,19 @@
         </w:tc>
       </w:tr>
     </w:tbl>
+    <w:bookmarkEnd w:id="233"/>
+    <w:bookmarkEnd w:id="234"/>
+    <w:bookmarkStart w:id="235" w:name="reused-classes"/>
+    <w:p>
+      <w:pPr>
+        <w:pStyle w:val="berschrift2"/>
+      </w:pPr>
+      <w:r>
+        <w:t xml:space="preserve">Reused Classes</w:t>
+      </w:r>
+    </w:p>
     <w:bookmarkEnd w:id="235"/>
-    <w:bookmarkEnd w:id="236"/>
-    <w:bookmarkStart w:id="237" w:name="reused-classes"/>
-    <w:p>
-      <w:pPr>
-        <w:pStyle w:val="berschrift2"/>
-      </w:pPr>
-      <w:r>
-        <w:t xml:space="preserve">Reused Classes</w:t>
-      </w:r>
-    </w:p>
-    <w:bookmarkEnd w:id="237"/>
-    <w:bookmarkStart w:id="243" w:name="class-address"/>
+    <w:bookmarkStart w:id="241" w:name="class-address"/>
     <w:p>
       <w:pPr>
         <w:pStyle w:val="berschrift2"/>
@@ -25945,7 +25812,7 @@
         <w:t xml:space="preserve">__</w:t>
       </w:r>
     </w:p>
-    <w:bookmarkStart w:id="239" w:name="attribute-15"/>
+    <w:bookmarkStart w:id="237" w:name="attribute-15"/>
     <w:p>
       <w:pPr>
         <w:pStyle w:val="berschrift3"/>
@@ -26268,7 +26135,7 @@
         </w:tc>
       </w:tr>
     </w:tbl>
-    <w:bookmarkStart w:id="238" w:name="constraints-4"/>
+    <w:bookmarkStart w:id="236" w:name="constraints-4"/>
     <w:p>
       <w:pPr>
         <w:pStyle w:val="berschrift5"/>
@@ -26319,9 +26186,9 @@
         </w:r>
       </w:hyperlink>
     </w:p>
-    <w:bookmarkEnd w:id="238"/>
-    <w:bookmarkEnd w:id="239"/>
-    <w:bookmarkStart w:id="240" w:name="usages-15"/>
+    <w:bookmarkEnd w:id="236"/>
+    <w:bookmarkEnd w:id="237"/>
+    <w:bookmarkStart w:id="238" w:name="usages-15"/>
     <w:p>
       <w:pPr>
         <w:pStyle w:val="berschrift3"/>
@@ -26523,8 +26390,8 @@
         </w:tc>
       </w:tr>
     </w:tbl>
-    <w:bookmarkEnd w:id="240"/>
-    <w:bookmarkStart w:id="242" w:name="examples-4"/>
+    <w:bookmarkEnd w:id="238"/>
+    <w:bookmarkStart w:id="240" w:name="examples-3"/>
     <w:p>
       <w:pPr>
         <w:pStyle w:val="berschrift3"/>
@@ -26533,7 +26400,7 @@
         <w:t xml:space="preserve">Examples</w:t>
       </w:r>
     </w:p>
-    <w:bookmarkStart w:id="241" w:name="X74f12154cf05479416e73aca78ab1633c571f16"/>
+    <w:bookmarkStart w:id="239" w:name="X74f12154cf05479416e73aca78ab1633c571f16"/>
     <w:p>
       <w:pPr>
         <w:pStyle w:val="berschrift4"/>
@@ -26586,10 +26453,10 @@
         <w:t xml:space="preserve"> Basel-Stadt</w:t>
       </w:r>
     </w:p>
+    <w:bookmarkEnd w:id="239"/>
+    <w:bookmarkEnd w:id="240"/>
     <w:bookmarkEnd w:id="241"/>
-    <w:bookmarkEnd w:id="242"/>
-    <w:bookmarkEnd w:id="243"/>
-    <w:bookmarkStart w:id="246" w:name="enum-addresstypeenum"/>
+    <w:bookmarkStart w:id="244" w:name="enum-addresstypeenum"/>
     <w:p>
       <w:pPr>
         <w:pStyle w:val="berschrift2"/>
@@ -26628,7 +26495,7 @@
       <w:r>
         <w:t xml:space="preserve"> </w:t>
       </w:r>
-      <w:hyperlink ns1:id="rId244">
+      <w:hyperlink ns1:id="rId242">
         <w:r>
           <w:rPr>
             <w:rStyle w:val="Hyperlink"/>
@@ -26637,7 +26504,7 @@
         </w:r>
       </w:hyperlink>
     </w:p>
-    <w:bookmarkStart w:id="245" w:name="permissible-values-7"/>
+    <w:bookmarkStart w:id="243" w:name="permissible-values-7"/>
     <w:p>
       <w:pPr>
         <w:pStyle w:val="berschrift3"/>
@@ -26822,9 +26689,9 @@
         </w:tc>
       </w:tr>
     </w:tbl>
-    <w:bookmarkEnd w:id="245"/>
-    <w:bookmarkEnd w:id="246"/>
-    <w:bookmarkStart w:id="249" w:name="class-contact"/>
+    <w:bookmarkEnd w:id="243"/>
+    <w:bookmarkEnd w:id="244"/>
+    <w:bookmarkStart w:id="247" w:name="class-contact"/>
     <w:p>
       <w:pPr>
         <w:pStyle w:val="berschrift2"/>
@@ -26853,7 +26720,7 @@
         <w:t xml:space="preserve">__</w:t>
       </w:r>
     </w:p>
-    <w:bookmarkStart w:id="247" w:name="attribute-16"/>
+    <w:bookmarkStart w:id="245" w:name="attribute-16"/>
     <w:p>
       <w:pPr>
         <w:pStyle w:val="berschrift3"/>
@@ -27017,8 +26884,8 @@
         </w:tc>
       </w:tr>
     </w:tbl>
-    <w:bookmarkEnd w:id="247"/>
-    <w:bookmarkStart w:id="248" w:name="usages-16"/>
+    <w:bookmarkEnd w:id="245"/>
+    <w:bookmarkStart w:id="246" w:name="usages-16"/>
     <w:p>
       <w:pPr>
         <w:pStyle w:val="berschrift3"/>
@@ -27220,9 +27087,9 @@
         </w:tc>
       </w:tr>
     </w:tbl>
+    <w:bookmarkEnd w:id="246"/>
+    <w:bookmarkEnd w:id="247"/>
     <w:bookmarkEnd w:id="248"/>
-    <w:bookmarkEnd w:id="249"/>
-    <w:bookmarkEnd w:id="250"/>
     <w:sectPr>
       <w:headerReference ns1:id="rId9" w:type="even"/>
       <w:headerReference ns1:id="rId10" w:type="default"/>

--- a/ech-0294_actors/output/ech-0294_actors_en.docx
+++ b/ech-0294_actors/output/ech-0294_actors_en.docx
@@ -27229,7 +27229,7 @@
         <w:szCs w:val="20"/>
         <w:lang w:val="en-GB"/>
       </w:rPr>
-      <w:t>eCH-0294</w:t>
+      <w:t xml:space="preserve">eCH-0294 – Political Affairs / Actors / 1.0 / Proposal</w:t>
     </w:r>
     <w:proofErr w:type="spellEnd"/>
     <w:r>
@@ -27239,7 +27239,7 @@
         <w:szCs w:val="20"/>
         <w:lang w:val="en-GB"/>
       </w:rPr>
-      <w:t xml:space="preserve"> – </w:t>
+      <w:t xml:space="preserve"/>
     </w:r>
     <w:r>
       <w:rPr>
@@ -27248,7 +27248,7 @@
         <w:szCs w:val="20"/>
         <w:lang w:val="en-GB"/>
       </w:rPr>
-      <w:t xml:space="preserve">Political Affairs / </w:t>
+      <w:t xml:space="preserve"/>
     </w:r>
     <w:r>
       <w:rPr>
@@ -27257,7 +27257,7 @@
         <w:szCs w:val="20"/>
         <w:lang w:val="en-GB"/>
       </w:rPr>
-      <w:t>Actors</w:t>
+      <w:t/>
     </w:r>
     <w:r>
       <w:rPr>
@@ -27266,7 +27266,7 @@
         <w:szCs w:val="20"/>
         <w:lang w:val="en-GB"/>
       </w:rPr>
-      <w:t xml:space="preserve"> / 0.2 / Entwurf / 2026-07-17</w:t>
+      <w:t xml:space="preserve"/>
     </w:r>
     <w:r>
       <w:rPr>

--- a/ech-0294_actors/output/ech-0294_actors_en.docx
+++ b/ech-0294_actors/output/ech-0294_actors_en.docx
@@ -171,7 +171,7 @@
               <w:pStyle w:val="Compact"/>
             </w:pPr>
             <w:r>
-              <w:t xml:space="preserve">1.0</w:t>
+              <w:t xml:space="preserve">1.0.0</w:t>
             </w:r>
           </w:p>
         </w:tc>
@@ -27229,7 +27229,7 @@
         <w:szCs w:val="20"/>
         <w:lang w:val="en-GB"/>
       </w:rPr>
-      <w:t xml:space="preserve">eCH-0294 – Political Affairs / Actors / 1.0 / Proposal</w:t>
+      <w:t xml:space="preserve">eCH-0294 – Political Affairs / Actors / 1.0.0 / Proposal</w:t>
     </w:r>
     <w:proofErr w:type="spellEnd"/>
     <w:r>

--- a/ech-0294_actors/output/ech-0294_actors_en.docx
+++ b/ech-0294_actors/output/ech-0294_actors_en.docx
@@ -27229,7 +27229,7 @@
         <w:szCs w:val="20"/>
         <w:lang w:val="en-GB"/>
       </w:rPr>
-      <w:t xml:space="preserve">eCH-0294 – Political Affairs / Actors / 1.0.0 / Proposal</w:t>
+      <w:t xml:space="preserve">eCH-0294 – Political Actors: Persons, Groups and Bodies / 1.0.0 / Proposal</w:t>
     </w:r>
     <w:proofErr w:type="spellEnd"/>
     <w:r>

--- a/ech-0294_actors/output/ech-0294_actors_en.docx
+++ b/ech-0294_actors/output/ech-0294_actors_en.docx
@@ -259,6 +259,9 @@
             <w:pPr>
               <w:pStyle w:val="Compact"/>
             </w:pPr>
+            <w:r>
+              <w:t xml:space="preserve">2026-07-22</w:t>
+            </w:r>
           </w:p>
         </w:tc>
       </w:tr>
@@ -27229,7 +27232,7 @@
         <w:szCs w:val="20"/>
         <w:lang w:val="en-GB"/>
       </w:rPr>
-      <w:t xml:space="preserve">eCH-0294 – Political Actors: Persons, Groups and Bodies / 1.0.0 / Proposal</w:t>
+      <w:t xml:space="preserve">eCH-0294 – Political Actors: Persons, Groups and Bodies / 1.0.0 / Proposal / 2026-07-22</w:t>
     </w:r>
     <w:proofErr w:type="spellEnd"/>
     <w:r>

--- a/ech-0294_actors/output/ech-0294_actors_en.docx
+++ b/ech-0294_actors/output/ech-0294_actors_en.docx
@@ -402,7 +402,7 @@
               <w:pStyle w:val="Compact"/>
             </w:pPr>
             <w:r>
-              <w:t xml:space="preserve">Specialist group political affairs: Julie Silberstein, Laurence Brandenberger, Daniela Koller, Thomas Roth, Stefan Oderbolz, Fabian Davolio, Orhan Saeedi, Christian Gutknecht, Michael Luggen</w:t>
+              <w:t xml:space="preserve">Political Affairs specialist group: Julie Silberstein, Laurence Brandenberger, Daniela Koller, Thomas Roth, Stefan Oderbolz, Fabian Davolio, Orhan Saeedi, Christian Gutknecht, Michael Luggen</w:t>
             </w:r>
           </w:p>
         </w:tc>
@@ -920,13 +920,13 @@
       </w:r>
     </w:p>
     <w:bookmarkEnd w:id="24"/>
-    <w:bookmarkStart w:id="25" w:name="the-ech-0294-standard-political-actors"/>
+    <w:bookmarkStart w:id="25" w:name="Xcd8e44a0484b43608f26d77a29fc2c8b22275c1"/>
     <w:p>
       <w:pPr>
         <w:pStyle w:val="berschrift2"/>
       </w:pPr>
       <w:r>
-        <w:t xml:space="preserve">The eCH-0294 standard – Political Actors</w:t>
+        <w:t xml:space="preserve">The eCH-0294 standard – Political Actors: Persons, Groups and Bodies</w:t>
       </w:r>
     </w:p>
     <w:p>

--- a/ech-0294_actors/output/ech-0294_actors_en.docx
+++ b/ech-0294_actors/output/ech-0294_actors_en.docx
@@ -16641,7 +16641,7 @@
               <w:pStyle w:val="Compact"/>
             </w:pPr>
             <w:r>
-              <w:t xml:space="preserve">label</w:t>
+              <w:t xml:space="preserve">role_label</w:t>
             </w:r>
           </w:p>
         </w:tc>
@@ -16761,12 +16761,12 @@
           <w:numId w:val="1010"/>
         </w:numPr>
       </w:pPr>
-      <w:hyperlink w:anchor="label">
+      <w:hyperlink w:anchor="role_label">
         <w:r>
           <w:rPr>
             <w:rStyle w:val="Hyperlink"/>
           </w:rPr>
-          <w:t xml:space="preserve">label</w:t>
+          <w:t xml:space="preserve">role_label</w:t>
         </w:r>
       </w:hyperlink>
     </w:p>
@@ -17142,20 +17142,20 @@
               <w:pStyle w:val="Compact"/>
             </w:pPr>
             <w:r>
-              <w:t xml:space="preserve">stellvertreter</w:t>
-            </w:r>
-          </w:p>
-        </w:tc>
-        <w:tc>
-          <w:tcPr>
-            <w:shd w:val="clear" w:color="auto" w:fill="F2F2F2"/>
-          </w:tcPr>
-          <w:p>
-            <w:pPr>
-              <w:pStyle w:val="Compact"/>
-            </w:pPr>
-            <w:r>
-              <w:t xml:space="preserve">Deputy/vice role (stellvertreter).</w:t>
+              <w:t xml:space="preserve">deputy</w:t>
+            </w:r>
+          </w:p>
+        </w:tc>
+        <w:tc>
+          <w:tcPr>
+            <w:shd w:val="clear" w:color="auto" w:fill="F2F2F2"/>
+          </w:tcPr>
+          <w:p>
+            <w:pPr>
+              <w:pStyle w:val="Compact"/>
+            </w:pPr>
+            <w:r>
+              <w:t xml:space="preserve">Deputy or vice-chair role.</w:t>
             </w:r>
           </w:p>
         </w:tc>

--- a/ech-0294_actors/output/ech-0294_actors_en.docx
+++ b/ech-0294_actors/output/ech-0294_actors_en.docx
@@ -1094,7 +1094,7 @@
     </w:p>
     <w:bookmarkEnd w:id="25"/>
     <w:bookmarkEnd w:id="26"/>
-    <w:bookmarkStart w:id="119" w:name="person"/>
+    <w:bookmarkStart w:id="122" w:name="person"/>
     <w:p>
       <w:pPr>
         <w:pStyle w:val="berschrift1"/>
@@ -1446,7 +1446,7 @@
         <w:t xml:space="preserve">); together with globally unique identifiers (URIs), the mapping can thus be harmonised step by step across the systems.</w:t>
       </w:r>
     </w:p>
-    <w:bookmarkStart w:id="31" w:name="class-person"/>
+    <w:bookmarkStart w:id="34" w:name="class-person"/>
     <w:p>
       <w:pPr>
         <w:pStyle w:val="berschrift2"/>
@@ -2974,7 +2974,7 @@
       </w:tr>
     </w:tbl>
     <w:bookmarkEnd w:id="28"/>
-    <w:bookmarkStart w:id="30" w:name="examples"/>
+    <w:bookmarkStart w:id="33" w:name="examples"/>
     <w:p>
       <w:pPr>
         <w:pStyle w:val="berschrift3"/>
@@ -4000,19 +4000,781 @@
       </w:r>
     </w:p>
     <w:bookmarkEnd w:id="29"/>
-    <w:bookmarkEnd w:id="30"/>
-    <w:bookmarkEnd w:id="31"/>
-    <w:bookmarkStart w:id="34" w:name="class-name"/>
+    <w:bookmarkStart w:id="30" w:name="Xe92049dd5df770269c52cb51c05a965edaf8fa9"/>
     <w:p>
       <w:pPr>
-        <w:pStyle w:val="berschrift2"/>
-      </w:pPr>
-      <w:r>
-        <w:t xml:space="preserve">Class: Name</w:t>
+        <w:pStyle w:val="berschrift4"/>
+      </w:pPr>
+      <w:r>
+        <w:t xml:space="preserve">Example: Person-swiss_politicians_Gerri_Beretta-Piccoli</w:t>
       </w:r>
     </w:p>
     <w:p>
       <w:pPr>
+        <w:pStyle w:val="SourceCode"/>
+      </w:pPr>
+      <w:r>
+        <w:rPr>
+          <w:rStyle w:val="FunctionTok"/>
+        </w:rPr>
+        <w:t xml:space="preserve">local_id</w:t>
+      </w:r>
+      <w:r>
+        <w:rPr>
+          <w:rStyle w:val="KeywordTok"/>
+        </w:rPr>
+        <w:t xml:space="preserve">:</w:t>
+      </w:r>
+      <w:r>
+        <w:rPr>
+          <w:rStyle w:val="AttributeTok"/>
+        </w:rPr>
+        <w:t xml:space="preserve"> </w:t>
+      </w:r>
+      <w:r>
+        <w:rPr>
+          <w:rStyle w:val="DecValTok"/>
+        </w:rPr>
+        <w:t xml:space="preserve">1269</w:t>
+      </w:r>
+      <w:r>
+        <w:br/>
+      </w:r>
+      <w:r>
+        <w:rPr>
+          <w:rStyle w:val="FunctionTok"/>
+        </w:rPr>
+        <w:t xml:space="preserve">global_uri</w:t>
+      </w:r>
+      <w:r>
+        <w:rPr>
+          <w:rStyle w:val="KeywordTok"/>
+        </w:rPr>
+        <w:t xml:space="preserve">:</w:t>
+      </w:r>
+      <w:r>
+        <w:rPr>
+          <w:rStyle w:val="AttributeTok"/>
+        </w:rPr>
+        <w:t xml:space="preserve"> https://www4.ti.ch/poteri/gc/parlamento/deputati/1269</w:t>
+      </w:r>
+      <w:r>
+        <w:br/>
+      </w:r>
+      <w:r>
+        <w:rPr>
+          <w:rStyle w:val="FunctionTok"/>
+        </w:rPr>
+        <w:t xml:space="preserve">label</w:t>
+      </w:r>
+      <w:r>
+        <w:rPr>
+          <w:rStyle w:val="KeywordTok"/>
+        </w:rPr>
+        <w:t xml:space="preserve">:</w:t>
+      </w:r>
+      <w:r>
+        <w:rPr>
+          <w:rStyle w:val="AttributeTok"/>
+        </w:rPr>
+        <w:t xml:space="preserve"> Gerri Beretta-Piccoli</w:t>
+      </w:r>
+      <w:r>
+        <w:br/>
+      </w:r>
+      <w:r>
+        <w:rPr>
+          <w:rStyle w:val="FunctionTok"/>
+        </w:rPr>
+        <w:t xml:space="preserve">names</w:t>
+      </w:r>
+      <w:r>
+        <w:rPr>
+          <w:rStyle w:val="KeywordTok"/>
+        </w:rPr>
+        <w:t xml:space="preserve">:</w:t>
+      </w:r>
+      <w:r>
+        <w:br/>
+      </w:r>
+      <w:r>
+        <w:rPr>
+          <w:rStyle w:val="KeywordTok"/>
+        </w:rPr>
+        <w:t xml:space="preserve">-</w:t>
+      </w:r>
+      <w:r>
+        <w:rPr>
+          <w:rStyle w:val="AttributeTok"/>
+        </w:rPr>
+        <w:t xml:space="preserve"> </w:t>
+      </w:r>
+      <w:r>
+        <w:rPr>
+          <w:rStyle w:val="FunctionTok"/>
+        </w:rPr>
+        <w:t xml:space="preserve">name_type</w:t>
+      </w:r>
+      <w:r>
+        <w:rPr>
+          <w:rStyle w:val="KeywordTok"/>
+        </w:rPr>
+        <w:t xml:space="preserve">:</w:t>
+      </w:r>
+      <w:r>
+        <w:rPr>
+          <w:rStyle w:val="AttributeTok"/>
+        </w:rPr>
+        <w:t xml:space="preserve"> PersonFirstName</w:t>
+      </w:r>
+      <w:r>
+        <w:br/>
+      </w:r>
+      <w:r>
+        <w:rPr>
+          <w:rStyle w:val="AttributeTok"/>
+        </w:rPr>
+        <w:t xml:space="preserve">  </w:t>
+      </w:r>
+      <w:r>
+        <w:rPr>
+          <w:rStyle w:val="FunctionTok"/>
+        </w:rPr>
+        <w:t xml:space="preserve">value</w:t>
+      </w:r>
+      <w:r>
+        <w:rPr>
+          <w:rStyle w:val="KeywordTok"/>
+        </w:rPr>
+        <w:t xml:space="preserve">:</w:t>
+      </w:r>
+      <w:r>
+        <w:rPr>
+          <w:rStyle w:val="AttributeTok"/>
+        </w:rPr>
+        <w:t xml:space="preserve"> Fausto</w:t>
+      </w:r>
+      <w:r>
+        <w:br/>
+      </w:r>
+      <w:r>
+        <w:rPr>
+          <w:rStyle w:val="KeywordTok"/>
+        </w:rPr>
+        <w:t xml:space="preserve">-</w:t>
+      </w:r>
+      <w:r>
+        <w:rPr>
+          <w:rStyle w:val="AttributeTok"/>
+        </w:rPr>
+        <w:t xml:space="preserve"> </w:t>
+      </w:r>
+      <w:r>
+        <w:rPr>
+          <w:rStyle w:val="FunctionTok"/>
+        </w:rPr>
+        <w:t xml:space="preserve">name_type</w:t>
+      </w:r>
+      <w:r>
+        <w:rPr>
+          <w:rStyle w:val="KeywordTok"/>
+        </w:rPr>
+        <w:t xml:space="preserve">:</w:t>
+      </w:r>
+      <w:r>
+        <w:rPr>
+          <w:rStyle w:val="AttributeTok"/>
+        </w:rPr>
+        <w:t xml:space="preserve"> PersonCallFirstName</w:t>
+      </w:r>
+      <w:r>
+        <w:br/>
+      </w:r>
+      <w:r>
+        <w:rPr>
+          <w:rStyle w:val="AttributeTok"/>
+        </w:rPr>
+        <w:t xml:space="preserve">  </w:t>
+      </w:r>
+      <w:r>
+        <w:rPr>
+          <w:rStyle w:val="FunctionTok"/>
+        </w:rPr>
+        <w:t xml:space="preserve">value</w:t>
+      </w:r>
+      <w:r>
+        <w:rPr>
+          <w:rStyle w:val="KeywordTok"/>
+        </w:rPr>
+        <w:t xml:space="preserve">:</w:t>
+      </w:r>
+      <w:r>
+        <w:rPr>
+          <w:rStyle w:val="AttributeTok"/>
+        </w:rPr>
+        <w:t xml:space="preserve"> Gerri</w:t>
+      </w:r>
+      <w:r>
+        <w:br/>
+      </w:r>
+      <w:r>
+        <w:rPr>
+          <w:rStyle w:val="KeywordTok"/>
+        </w:rPr>
+        <w:t xml:space="preserve">-</w:t>
+      </w:r>
+      <w:r>
+        <w:rPr>
+          <w:rStyle w:val="AttributeTok"/>
+        </w:rPr>
+        <w:t xml:space="preserve"> </w:t>
+      </w:r>
+      <w:r>
+        <w:rPr>
+          <w:rStyle w:val="FunctionTok"/>
+        </w:rPr>
+        <w:t xml:space="preserve">name_type</w:t>
+      </w:r>
+      <w:r>
+        <w:rPr>
+          <w:rStyle w:val="KeywordTok"/>
+        </w:rPr>
+        <w:t xml:space="preserve">:</w:t>
+      </w:r>
+      <w:r>
+        <w:rPr>
+          <w:rStyle w:val="AttributeTok"/>
+        </w:rPr>
+        <w:t xml:space="preserve"> PersonOfficialName</w:t>
+      </w:r>
+      <w:r>
+        <w:br/>
+      </w:r>
+      <w:r>
+        <w:rPr>
+          <w:rStyle w:val="AttributeTok"/>
+        </w:rPr>
+        <w:t xml:space="preserve">  </w:t>
+      </w:r>
+      <w:r>
+        <w:rPr>
+          <w:rStyle w:val="FunctionTok"/>
+        </w:rPr>
+        <w:t xml:space="preserve">value</w:t>
+      </w:r>
+      <w:r>
+        <w:rPr>
+          <w:rStyle w:val="KeywordTok"/>
+        </w:rPr>
+        <w:t xml:space="preserve">:</w:t>
+      </w:r>
+      <w:r>
+        <w:rPr>
+          <w:rStyle w:val="AttributeTok"/>
+        </w:rPr>
+        <w:t xml:space="preserve"> Beretta-Piccoli</w:t>
+      </w:r>
+    </w:p>
+    <w:bookmarkEnd w:id="30"/>
+    <w:bookmarkStart w:id="31" w:name="X095a6041a20108f8b3a8ed1d9d7d4eb1f742c10"/>
+    <w:p>
+      <w:pPr>
+        <w:pStyle w:val="berschrift4"/>
+      </w:pPr>
+      <w:r>
+        <w:t xml:space="preserve">Example: Person-swiss_politicians_Alois_Arnold_1965</w:t>
+      </w:r>
+    </w:p>
+    <w:p>
+      <w:pPr>
+        <w:pStyle w:val="SourceCode"/>
+      </w:pPr>
+      <w:r>
+        <w:rPr>
+          <w:rStyle w:val="FunctionTok"/>
+        </w:rPr>
+        <w:t xml:space="preserve">local_id</w:t>
+      </w:r>
+      <w:r>
+        <w:rPr>
+          <w:rStyle w:val="KeywordTok"/>
+        </w:rPr>
+        <w:t xml:space="preserve">:</w:t>
+      </w:r>
+      <w:r>
+        <w:rPr>
+          <w:rStyle w:val="AttributeTok"/>
+        </w:rPr>
+        <w:t xml:space="preserve"> </w:t>
+      </w:r>
+      <w:r>
+        <w:rPr>
+          <w:rStyle w:val="DecValTok"/>
+        </w:rPr>
+        <w:t xml:space="preserve">6370</w:t>
+      </w:r>
+      <w:r>
+        <w:br/>
+      </w:r>
+      <w:r>
+        <w:rPr>
+          <w:rStyle w:val="FunctionTok"/>
+        </w:rPr>
+        <w:t xml:space="preserve">global_uri</w:t>
+      </w:r>
+      <w:r>
+        <w:rPr>
+          <w:rStyle w:val="KeywordTok"/>
+        </w:rPr>
+        <w:t xml:space="preserve">:</w:t>
+      </w:r>
+      <w:r>
+        <w:rPr>
+          <w:rStyle w:val="AttributeTok"/>
+        </w:rPr>
+        <w:t xml:space="preserve"> https://www.ur.ch/behoerdenmitglieder/6370</w:t>
+      </w:r>
+      <w:r>
+        <w:br/>
+      </w:r>
+      <w:r>
+        <w:rPr>
+          <w:rStyle w:val="FunctionTok"/>
+        </w:rPr>
+        <w:t xml:space="preserve">label</w:t>
+      </w:r>
+      <w:r>
+        <w:rPr>
+          <w:rStyle w:val="KeywordTok"/>
+        </w:rPr>
+        <w:t xml:space="preserve">:</w:t>
+      </w:r>
+      <w:r>
+        <w:rPr>
+          <w:rStyle w:val="AttributeTok"/>
+        </w:rPr>
+        <w:t xml:space="preserve"> Alois Arnold (1965)</w:t>
+      </w:r>
+      <w:r>
+        <w:br/>
+      </w:r>
+      <w:r>
+        <w:rPr>
+          <w:rStyle w:val="FunctionTok"/>
+        </w:rPr>
+        <w:t xml:space="preserve">birth_year</w:t>
+      </w:r>
+      <w:r>
+        <w:rPr>
+          <w:rStyle w:val="KeywordTok"/>
+        </w:rPr>
+        <w:t xml:space="preserve">:</w:t>
+      </w:r>
+      <w:r>
+        <w:rPr>
+          <w:rStyle w:val="AttributeTok"/>
+        </w:rPr>
+        <w:t xml:space="preserve"> </w:t>
+      </w:r>
+      <w:r>
+        <w:rPr>
+          <w:rStyle w:val="DecValTok"/>
+        </w:rPr>
+        <w:t xml:space="preserve">1965</w:t>
+      </w:r>
+      <w:r>
+        <w:br/>
+      </w:r>
+      <w:r>
+        <w:rPr>
+          <w:rStyle w:val="FunctionTok"/>
+        </w:rPr>
+        <w:t xml:space="preserve">names</w:t>
+      </w:r>
+      <w:r>
+        <w:rPr>
+          <w:rStyle w:val="KeywordTok"/>
+        </w:rPr>
+        <w:t xml:space="preserve">:</w:t>
+      </w:r>
+      <w:r>
+        <w:br/>
+      </w:r>
+      <w:r>
+        <w:rPr>
+          <w:rStyle w:val="KeywordTok"/>
+        </w:rPr>
+        <w:t xml:space="preserve">-</w:t>
+      </w:r>
+      <w:r>
+        <w:rPr>
+          <w:rStyle w:val="AttributeTok"/>
+        </w:rPr>
+        <w:t xml:space="preserve"> </w:t>
+      </w:r>
+      <w:r>
+        <w:rPr>
+          <w:rStyle w:val="FunctionTok"/>
+        </w:rPr>
+        <w:t xml:space="preserve">name_type</w:t>
+      </w:r>
+      <w:r>
+        <w:rPr>
+          <w:rStyle w:val="KeywordTok"/>
+        </w:rPr>
+        <w:t xml:space="preserve">:</w:t>
+      </w:r>
+      <w:r>
+        <w:rPr>
+          <w:rStyle w:val="AttributeTok"/>
+        </w:rPr>
+        <w:t xml:space="preserve"> PersonFirstName</w:t>
+      </w:r>
+      <w:r>
+        <w:br/>
+      </w:r>
+      <w:r>
+        <w:rPr>
+          <w:rStyle w:val="AttributeTok"/>
+        </w:rPr>
+        <w:t xml:space="preserve">  </w:t>
+      </w:r>
+      <w:r>
+        <w:rPr>
+          <w:rStyle w:val="FunctionTok"/>
+        </w:rPr>
+        <w:t xml:space="preserve">value</w:t>
+      </w:r>
+      <w:r>
+        <w:rPr>
+          <w:rStyle w:val="KeywordTok"/>
+        </w:rPr>
+        <w:t xml:space="preserve">:</w:t>
+      </w:r>
+      <w:r>
+        <w:rPr>
+          <w:rStyle w:val="AttributeTok"/>
+        </w:rPr>
+        <w:t xml:space="preserve"> Alois</w:t>
+      </w:r>
+      <w:r>
+        <w:br/>
+      </w:r>
+      <w:r>
+        <w:rPr>
+          <w:rStyle w:val="KeywordTok"/>
+        </w:rPr>
+        <w:t xml:space="preserve">-</w:t>
+      </w:r>
+      <w:r>
+        <w:rPr>
+          <w:rStyle w:val="AttributeTok"/>
+        </w:rPr>
+        <w:t xml:space="preserve"> </w:t>
+      </w:r>
+      <w:r>
+        <w:rPr>
+          <w:rStyle w:val="FunctionTok"/>
+        </w:rPr>
+        <w:t xml:space="preserve">name_type</w:t>
+      </w:r>
+      <w:r>
+        <w:rPr>
+          <w:rStyle w:val="KeywordTok"/>
+        </w:rPr>
+        <w:t xml:space="preserve">:</w:t>
+      </w:r>
+      <w:r>
+        <w:rPr>
+          <w:rStyle w:val="AttributeTok"/>
+        </w:rPr>
+        <w:t xml:space="preserve"> PersonOfficialName</w:t>
+      </w:r>
+      <w:r>
+        <w:br/>
+      </w:r>
+      <w:r>
+        <w:rPr>
+          <w:rStyle w:val="AttributeTok"/>
+        </w:rPr>
+        <w:t xml:space="preserve">  </w:t>
+      </w:r>
+      <w:r>
+        <w:rPr>
+          <w:rStyle w:val="FunctionTok"/>
+        </w:rPr>
+        <w:t xml:space="preserve">value</w:t>
+      </w:r>
+      <w:r>
+        <w:rPr>
+          <w:rStyle w:val="KeywordTok"/>
+        </w:rPr>
+        <w:t xml:space="preserve">:</w:t>
+      </w:r>
+      <w:r>
+        <w:rPr>
+          <w:rStyle w:val="AttributeTok"/>
+        </w:rPr>
+        <w:t xml:space="preserve"> Arnold</w:t>
+      </w:r>
+    </w:p>
+    <w:bookmarkEnd w:id="31"/>
+    <w:bookmarkStart w:id="32" w:name="X2ebb1f05286d0d65155c8071213b0fee041206d"/>
+    <w:p>
+      <w:pPr>
+        <w:pStyle w:val="berschrift4"/>
+      </w:pPr>
+      <w:r>
+        <w:t xml:space="preserve">Example: Person-swiss_politicians_Alois_Arnold_1981</w:t>
+      </w:r>
+    </w:p>
+    <w:p>
+      <w:pPr>
+        <w:pStyle w:val="SourceCode"/>
+      </w:pPr>
+      <w:r>
+        <w:rPr>
+          <w:rStyle w:val="FunctionTok"/>
+        </w:rPr>
+        <w:t xml:space="preserve">local_id</w:t>
+      </w:r>
+      <w:r>
+        <w:rPr>
+          <w:rStyle w:val="KeywordTok"/>
+        </w:rPr>
+        <w:t xml:space="preserve">:</w:t>
+      </w:r>
+      <w:r>
+        <w:rPr>
+          <w:rStyle w:val="AttributeTok"/>
+        </w:rPr>
+        <w:t xml:space="preserve"> </w:t>
+      </w:r>
+      <w:r>
+        <w:rPr>
+          <w:rStyle w:val="DecValTok"/>
+        </w:rPr>
+        <w:t xml:space="preserve">6447</w:t>
+      </w:r>
+      <w:r>
+        <w:br/>
+      </w:r>
+      <w:r>
+        <w:rPr>
+          <w:rStyle w:val="FunctionTok"/>
+        </w:rPr>
+        <w:t xml:space="preserve">global_uri</w:t>
+      </w:r>
+      <w:r>
+        <w:rPr>
+          <w:rStyle w:val="KeywordTok"/>
+        </w:rPr>
+        <w:t xml:space="preserve">:</w:t>
+      </w:r>
+      <w:r>
+        <w:rPr>
+          <w:rStyle w:val="AttributeTok"/>
+        </w:rPr>
+        <w:t xml:space="preserve"> https://www.ur.ch/behoerdenmitglieder/6447</w:t>
+      </w:r>
+      <w:r>
+        <w:br/>
+      </w:r>
+      <w:r>
+        <w:rPr>
+          <w:rStyle w:val="FunctionTok"/>
+        </w:rPr>
+        <w:t xml:space="preserve">label</w:t>
+      </w:r>
+      <w:r>
+        <w:rPr>
+          <w:rStyle w:val="KeywordTok"/>
+        </w:rPr>
+        <w:t xml:space="preserve">:</w:t>
+      </w:r>
+      <w:r>
+        <w:rPr>
+          <w:rStyle w:val="AttributeTok"/>
+        </w:rPr>
+        <w:t xml:space="preserve"> Alois Arnold (1981)</w:t>
+      </w:r>
+      <w:r>
+        <w:br/>
+      </w:r>
+      <w:r>
+        <w:rPr>
+          <w:rStyle w:val="FunctionTok"/>
+        </w:rPr>
+        <w:t xml:space="preserve">birth_year</w:t>
+      </w:r>
+      <w:r>
+        <w:rPr>
+          <w:rStyle w:val="KeywordTok"/>
+        </w:rPr>
+        <w:t xml:space="preserve">:</w:t>
+      </w:r>
+      <w:r>
+        <w:rPr>
+          <w:rStyle w:val="AttributeTok"/>
+        </w:rPr>
+        <w:t xml:space="preserve"> </w:t>
+      </w:r>
+      <w:r>
+        <w:rPr>
+          <w:rStyle w:val="DecValTok"/>
+        </w:rPr>
+        <w:t xml:space="preserve">1981</w:t>
+      </w:r>
+      <w:r>
+        <w:br/>
+      </w:r>
+      <w:r>
+        <w:rPr>
+          <w:rStyle w:val="FunctionTok"/>
+        </w:rPr>
+        <w:t xml:space="preserve">names</w:t>
+      </w:r>
+      <w:r>
+        <w:rPr>
+          <w:rStyle w:val="KeywordTok"/>
+        </w:rPr>
+        <w:t xml:space="preserve">:</w:t>
+      </w:r>
+      <w:r>
+        <w:br/>
+      </w:r>
+      <w:r>
+        <w:rPr>
+          <w:rStyle w:val="KeywordTok"/>
+        </w:rPr>
+        <w:t xml:space="preserve">-</w:t>
+      </w:r>
+      <w:r>
+        <w:rPr>
+          <w:rStyle w:val="AttributeTok"/>
+        </w:rPr>
+        <w:t xml:space="preserve"> </w:t>
+      </w:r>
+      <w:r>
+        <w:rPr>
+          <w:rStyle w:val="FunctionTok"/>
+        </w:rPr>
+        <w:t xml:space="preserve">name_type</w:t>
+      </w:r>
+      <w:r>
+        <w:rPr>
+          <w:rStyle w:val="KeywordTok"/>
+        </w:rPr>
+        <w:t xml:space="preserve">:</w:t>
+      </w:r>
+      <w:r>
+        <w:rPr>
+          <w:rStyle w:val="AttributeTok"/>
+        </w:rPr>
+        <w:t xml:space="preserve"> PersonFirstName</w:t>
+      </w:r>
+      <w:r>
+        <w:br/>
+      </w:r>
+      <w:r>
+        <w:rPr>
+          <w:rStyle w:val="AttributeTok"/>
+        </w:rPr>
+        <w:t xml:space="preserve">  </w:t>
+      </w:r>
+      <w:r>
+        <w:rPr>
+          <w:rStyle w:val="FunctionTok"/>
+        </w:rPr>
+        <w:t xml:space="preserve">value</w:t>
+      </w:r>
+      <w:r>
+        <w:rPr>
+          <w:rStyle w:val="KeywordTok"/>
+        </w:rPr>
+        <w:t xml:space="preserve">:</w:t>
+      </w:r>
+      <w:r>
+        <w:rPr>
+          <w:rStyle w:val="AttributeTok"/>
+        </w:rPr>
+        <w:t xml:space="preserve"> Alois</w:t>
+      </w:r>
+      <w:r>
+        <w:br/>
+      </w:r>
+      <w:r>
+        <w:rPr>
+          <w:rStyle w:val="KeywordTok"/>
+        </w:rPr>
+        <w:t xml:space="preserve">-</w:t>
+      </w:r>
+      <w:r>
+        <w:rPr>
+          <w:rStyle w:val="AttributeTok"/>
+        </w:rPr>
+        <w:t xml:space="preserve"> </w:t>
+      </w:r>
+      <w:r>
+        <w:rPr>
+          <w:rStyle w:val="FunctionTok"/>
+        </w:rPr>
+        <w:t xml:space="preserve">name_type</w:t>
+      </w:r>
+      <w:r>
+        <w:rPr>
+          <w:rStyle w:val="KeywordTok"/>
+        </w:rPr>
+        <w:t xml:space="preserve">:</w:t>
+      </w:r>
+      <w:r>
+        <w:rPr>
+          <w:rStyle w:val="AttributeTok"/>
+        </w:rPr>
+        <w:t xml:space="preserve"> PersonOfficialName</w:t>
+      </w:r>
+      <w:r>
+        <w:br/>
+      </w:r>
+      <w:r>
+        <w:rPr>
+          <w:rStyle w:val="AttributeTok"/>
+        </w:rPr>
+        <w:t xml:space="preserve">  </w:t>
+      </w:r>
+      <w:r>
+        <w:rPr>
+          <w:rStyle w:val="FunctionTok"/>
+        </w:rPr>
+        <w:t xml:space="preserve">value</w:t>
+      </w:r>
+      <w:r>
+        <w:rPr>
+          <w:rStyle w:val="KeywordTok"/>
+        </w:rPr>
+        <w:t xml:space="preserve">:</w:t>
+      </w:r>
+      <w:r>
+        <w:rPr>
+          <w:rStyle w:val="AttributeTok"/>
+        </w:rPr>
+        <w:t xml:space="preserve"> Arnold</w:t>
+      </w:r>
+    </w:p>
+    <w:bookmarkEnd w:id="32"/>
+    <w:bookmarkEnd w:id="33"/>
+    <w:bookmarkEnd w:id="34"/>
+    <w:bookmarkStart w:id="37" w:name="class-name"/>
+    <w:p>
+      <w:pPr>
+        <w:pStyle w:val="berschrift2"/>
+      </w:pPr>
+      <w:r>
+        <w:t xml:space="preserve">Class: Name</w:t>
+      </w:r>
+    </w:p>
+    <w:p>
+      <w:pPr>
         <w:pStyle w:val="FirstParagraph"/>
       </w:pPr>
       <w:r>
@@ -4031,7 +4793,7 @@
         <w:t xml:space="preserve">__</w:t>
       </w:r>
     </w:p>
-    <w:bookmarkStart w:id="32" w:name="attribute-1"/>
+    <w:bookmarkStart w:id="35" w:name="attribute-1"/>
     <w:p>
       <w:pPr>
         <w:pStyle w:val="berschrift3"/>
@@ -4405,8 +5167,8 @@
         </w:tc>
       </w:tr>
     </w:tbl>
-    <w:bookmarkEnd w:id="32"/>
-    <w:bookmarkStart w:id="33" w:name="usages-1"/>
+    <w:bookmarkEnd w:id="35"/>
+    <w:bookmarkStart w:id="36" w:name="usages-1"/>
     <w:p>
       <w:pPr>
         <w:pStyle w:val="berschrift3"/>
@@ -4546,9 +5308,9 @@
         </w:tc>
       </w:tr>
     </w:tbl>
-    <w:bookmarkEnd w:id="33"/>
-    <w:bookmarkEnd w:id="34"/>
-    <w:bookmarkStart w:id="48" w:name="enum-nametypeenum"/>
+    <w:bookmarkEnd w:id="36"/>
+    <w:bookmarkEnd w:id="37"/>
+    <w:bookmarkStart w:id="51" w:name="enum-nametypeenum"/>
     <w:p>
       <w:pPr>
         <w:pStyle w:val="berschrift2"/>
@@ -4587,7 +5349,7 @@
       <w:r>
         <w:t xml:space="preserve"> </w:t>
       </w:r>
-      <w:hyperlink ns1:id="rId35">
+      <w:hyperlink ns1:id="rId38">
         <w:r>
           <w:rPr>
             <w:rStyle w:val="Hyperlink"/>
@@ -4596,7 +5358,7 @@
         </w:r>
       </w:hyperlink>
     </w:p>
-    <w:bookmarkStart w:id="47" w:name="permissible-values"/>
+    <w:bookmarkStart w:id="50" w:name="permissible-values"/>
     <w:p>
       <w:pPr>
         <w:pStyle w:val="berschrift3"/>
@@ -4710,7 +5472,7 @@
             <w:pPr>
               <w:pStyle w:val="Compact"/>
             </w:pPr>
-            <w:hyperlink ns1:id="rId36">
+            <w:hyperlink ns1:id="rId39">
               <w:r>
                 <w:rPr>
                   <w:rStyle w:val="Hyperlink"/>
@@ -4764,7 +5526,7 @@
             <w:pPr>
               <w:pStyle w:val="Compact"/>
             </w:pPr>
-            <w:hyperlink ns1:id="rId37">
+            <w:hyperlink ns1:id="rId40">
               <w:r>
                 <w:rPr>
                   <w:rStyle w:val="Hyperlink"/>
@@ -4818,7 +5580,7 @@
             <w:pPr>
               <w:pStyle w:val="Compact"/>
             </w:pPr>
-            <w:hyperlink ns1:id="rId38">
+            <w:hyperlink ns1:id="rId41">
               <w:r>
                 <w:rPr>
                   <w:rStyle w:val="Hyperlink"/>
@@ -4872,7 +5634,7 @@
             <w:pPr>
               <w:pStyle w:val="Compact"/>
             </w:pPr>
-            <w:hyperlink ns1:id="rId39">
+            <w:hyperlink ns1:id="rId42">
               <w:r>
                 <w:rPr>
                   <w:rStyle w:val="Hyperlink"/>
@@ -4926,7 +5688,7 @@
             <w:pPr>
               <w:pStyle w:val="Compact"/>
             </w:pPr>
-            <w:hyperlink ns1:id="rId40">
+            <w:hyperlink ns1:id="rId43">
               <w:r>
                 <w:rPr>
                   <w:rStyle w:val="Hyperlink"/>
@@ -4980,7 +5742,7 @@
             <w:pPr>
               <w:pStyle w:val="Compact"/>
             </w:pPr>
-            <w:hyperlink ns1:id="rId41">
+            <w:hyperlink ns1:id="rId44">
               <w:r>
                 <w:rPr>
                   <w:rStyle w:val="Hyperlink"/>
@@ -5034,7 +5796,7 @@
             <w:pPr>
               <w:pStyle w:val="Compact"/>
             </w:pPr>
-            <w:hyperlink ns1:id="rId42">
+            <w:hyperlink ns1:id="rId45">
               <w:r>
                 <w:rPr>
                   <w:rStyle w:val="Hyperlink"/>
@@ -5088,7 +5850,7 @@
             <w:pPr>
               <w:pStyle w:val="Compact"/>
             </w:pPr>
-            <w:hyperlink ns1:id="rId43">
+            <w:hyperlink ns1:id="rId46">
               <w:r>
                 <w:rPr>
                   <w:rStyle w:val="Hyperlink"/>
@@ -5151,7 +5913,7 @@
             <w:pPr>
               <w:pStyle w:val="Compact"/>
             </w:pPr>
-            <w:hyperlink ns1:id="rId44">
+            <w:hyperlink ns1:id="rId47">
               <w:r>
                 <w:rPr>
                   <w:rStyle w:val="Hyperlink"/>
@@ -5205,7 +5967,7 @@
             <w:pPr>
               <w:pStyle w:val="Compact"/>
             </w:pPr>
-            <w:hyperlink ns1:id="rId45">
+            <w:hyperlink ns1:id="rId48">
               <w:r>
                 <w:rPr>
                   <w:rStyle w:val="Hyperlink"/>
@@ -5259,7 +6021,7 @@
             <w:pPr>
               <w:pStyle w:val="Compact"/>
             </w:pPr>
-            <w:hyperlink ns1:id="rId46">
+            <w:hyperlink ns1:id="rId49">
               <w:r>
                 <w:rPr>
                   <w:rStyle w:val="Hyperlink"/>
@@ -5271,9 +6033,9 @@
         </w:tc>
       </w:tr>
     </w:tbl>
-    <w:bookmarkEnd w:id="47"/>
-    <w:bookmarkEnd w:id="48"/>
-    <w:bookmarkStart w:id="51" w:name="class-languageproficiency"/>
+    <w:bookmarkEnd w:id="50"/>
+    <w:bookmarkEnd w:id="51"/>
+    <w:bookmarkStart w:id="54" w:name="class-languageproficiency"/>
     <w:p>
       <w:pPr>
         <w:pStyle w:val="berschrift2"/>
@@ -5302,7 +6064,7 @@
         <w:t xml:space="preserve">__</w:t>
       </w:r>
     </w:p>
-    <w:bookmarkStart w:id="49" w:name="attribute-2"/>
+    <w:bookmarkStart w:id="52" w:name="attribute-2"/>
     <w:p>
       <w:pPr>
         <w:pStyle w:val="berschrift3"/>
@@ -5554,8 +6316,8 @@
         </w:tc>
       </w:tr>
     </w:tbl>
-    <w:bookmarkEnd w:id="49"/>
-    <w:bookmarkStart w:id="50" w:name="usages-2"/>
+    <w:bookmarkEnd w:id="52"/>
+    <w:bookmarkStart w:id="53" w:name="usages-2"/>
     <w:p>
       <w:pPr>
         <w:pStyle w:val="berschrift3"/>
@@ -5696,9 +6458,9 @@
         </w:tc>
       </w:tr>
     </w:tbl>
-    <w:bookmarkEnd w:id="50"/>
-    <w:bookmarkEnd w:id="51"/>
-    <w:bookmarkStart w:id="54" w:name="class-citizenship"/>
+    <w:bookmarkEnd w:id="53"/>
+    <w:bookmarkEnd w:id="54"/>
+    <w:bookmarkStart w:id="57" w:name="class-citizenship"/>
     <w:p>
       <w:pPr>
         <w:pStyle w:val="berschrift2"/>
@@ -5778,7 +6540,7 @@
         <w:t xml:space="preserve">__</w:t>
       </w:r>
     </w:p>
-    <w:bookmarkStart w:id="52" w:name="attribute-3"/>
+    <w:bookmarkStart w:id="55" w:name="attribute-3"/>
     <w:p>
       <w:pPr>
         <w:pStyle w:val="berschrift3"/>
@@ -6097,8 +6859,8 @@
         </w:tc>
       </w:tr>
     </w:tbl>
-    <w:bookmarkEnd w:id="52"/>
-    <w:bookmarkStart w:id="53" w:name="usages-3"/>
+    <w:bookmarkEnd w:id="55"/>
+    <w:bookmarkStart w:id="56" w:name="usages-3"/>
     <w:p>
       <w:pPr>
         <w:pStyle w:val="berschrift3"/>
@@ -6239,9 +7001,9 @@
         </w:tc>
       </w:tr>
     </w:tbl>
-    <w:bookmarkEnd w:id="53"/>
-    <w:bookmarkEnd w:id="54"/>
-    <w:bookmarkStart w:id="57" w:name="class-gender"/>
+    <w:bookmarkEnd w:id="56"/>
+    <w:bookmarkEnd w:id="57"/>
+    <w:bookmarkStart w:id="60" w:name="class-gender"/>
     <w:p>
       <w:pPr>
         <w:pStyle w:val="berschrift2"/>
@@ -6270,7 +7032,7 @@
         <w:t xml:space="preserve">__</w:t>
       </w:r>
     </w:p>
-    <w:bookmarkStart w:id="55" w:name="attribute-4"/>
+    <w:bookmarkStart w:id="58" w:name="attribute-4"/>
     <w:p>
       <w:pPr>
         <w:pStyle w:val="berschrift3"/>
@@ -6693,8 +7455,8 @@
         </w:tc>
       </w:tr>
     </w:tbl>
-    <w:bookmarkEnd w:id="55"/>
-    <w:bookmarkStart w:id="56" w:name="usages-4"/>
+    <w:bookmarkEnd w:id="58"/>
+    <w:bookmarkStart w:id="59" w:name="usages-4"/>
     <w:p>
       <w:pPr>
         <w:pStyle w:val="berschrift3"/>
@@ -6834,9 +7596,9 @@
         </w:tc>
       </w:tr>
     </w:tbl>
-    <w:bookmarkEnd w:id="56"/>
-    <w:bookmarkEnd w:id="57"/>
-    <w:bookmarkStart w:id="60" w:name="enum-gendercodeenum"/>
+    <w:bookmarkEnd w:id="59"/>
+    <w:bookmarkEnd w:id="60"/>
+    <w:bookmarkStart w:id="63" w:name="enum-gendercodeenum"/>
     <w:p>
       <w:pPr>
         <w:pStyle w:val="berschrift2"/>
@@ -6904,7 +7666,7 @@
       <w:r>
         <w:t xml:space="preserve"> </w:t>
       </w:r>
-      <w:hyperlink ns1:id="rId58">
+      <w:hyperlink ns1:id="rId61">
         <w:r>
           <w:rPr>
             <w:rStyle w:val="Hyperlink"/>
@@ -6913,7 +7675,7 @@
         </w:r>
       </w:hyperlink>
     </w:p>
-    <w:bookmarkStart w:id="59" w:name="permissible-values-1"/>
+    <w:bookmarkStart w:id="62" w:name="permissible-values-1"/>
     <w:p>
       <w:pPr>
         <w:pStyle w:val="berschrift3"/>
@@ -7098,9 +7860,9 @@
         </w:tc>
       </w:tr>
     </w:tbl>
-    <w:bookmarkEnd w:id="59"/>
-    <w:bookmarkEnd w:id="60"/>
-    <w:bookmarkStart w:id="66" w:name="class-occupation"/>
+    <w:bookmarkEnd w:id="62"/>
+    <w:bookmarkEnd w:id="63"/>
+    <w:bookmarkStart w:id="69" w:name="class-occupation"/>
     <w:p>
       <w:pPr>
         <w:pStyle w:val="berschrift2"/>
@@ -7129,7 +7891,7 @@
         <w:t xml:space="preserve">__</w:t>
       </w:r>
     </w:p>
-    <w:bookmarkStart w:id="62" w:name="attribute-5"/>
+    <w:bookmarkStart w:id="65" w:name="attribute-5"/>
     <w:p>
       <w:pPr>
         <w:pStyle w:val="berschrift3"/>
@@ -7656,7 +8418,7 @@
         </w:tc>
       </w:tr>
     </w:tbl>
-    <w:bookmarkStart w:id="61" w:name="constraints"/>
+    <w:bookmarkStart w:id="64" w:name="constraints"/>
     <w:p>
       <w:pPr>
         <w:pStyle w:val="berschrift5"/>
@@ -7707,9 +8469,9 @@
         </w:r>
       </w:hyperlink>
     </w:p>
-    <w:bookmarkEnd w:id="61"/>
-    <w:bookmarkEnd w:id="62"/>
-    <w:bookmarkStart w:id="63" w:name="usages-5"/>
+    <w:bookmarkEnd w:id="64"/>
+    <w:bookmarkEnd w:id="65"/>
+    <w:bookmarkStart w:id="66" w:name="usages-5"/>
     <w:p>
       <w:pPr>
         <w:pStyle w:val="berschrift3"/>
@@ -7850,8 +8612,8 @@
         </w:tc>
       </w:tr>
     </w:tbl>
-    <w:bookmarkEnd w:id="63"/>
-    <w:bookmarkStart w:id="65" w:name="examples-1"/>
+    <w:bookmarkEnd w:id="66"/>
+    <w:bookmarkStart w:id="68" w:name="examples-1"/>
     <w:p>
       <w:pPr>
         <w:pStyle w:val="berschrift3"/>
@@ -7860,7 +8622,7 @@
         <w:t xml:space="preserve">Examples</w:t>
       </w:r>
     </w:p>
-    <w:bookmarkStart w:id="64" w:name="X149a3a9dc96627cf9f4ad2e63c8da8e6c150b25"/>
+    <w:bookmarkStart w:id="67" w:name="X149a3a9dc96627cf9f4ad2e63c8da8e6c150b25"/>
     <w:p>
       <w:pPr>
         <w:pStyle w:val="berschrift4"/>
@@ -7940,10 +8702,10 @@
         <w:t xml:space="preserve">true</w:t>
       </w:r>
     </w:p>
-    <w:bookmarkEnd w:id="64"/>
-    <w:bookmarkEnd w:id="65"/>
-    <w:bookmarkEnd w:id="66"/>
-    <w:bookmarkStart w:id="70" w:name="class-training"/>
+    <w:bookmarkEnd w:id="67"/>
+    <w:bookmarkEnd w:id="68"/>
+    <w:bookmarkEnd w:id="69"/>
+    <w:bookmarkStart w:id="73" w:name="class-training"/>
     <w:p>
       <w:pPr>
         <w:pStyle w:val="berschrift2"/>
@@ -7972,7 +8734,7 @@
         <w:t xml:space="preserve">__</w:t>
       </w:r>
     </w:p>
-    <w:bookmarkStart w:id="68" w:name="attribute-6"/>
+    <w:bookmarkStart w:id="71" w:name="attribute-6"/>
     <w:p>
       <w:pPr>
         <w:pStyle w:val="berschrift3"/>
@@ -8395,7 +9157,7 @@
         </w:tc>
       </w:tr>
     </w:tbl>
-    <w:bookmarkStart w:id="67" w:name="constraints-1"/>
+    <w:bookmarkStart w:id="70" w:name="constraints-1"/>
     <w:p>
       <w:pPr>
         <w:pStyle w:val="berschrift5"/>
@@ -8463,9 +9225,9 @@
         </w:r>
       </w:hyperlink>
     </w:p>
-    <w:bookmarkEnd w:id="67"/>
-    <w:bookmarkEnd w:id="68"/>
-    <w:bookmarkStart w:id="69" w:name="usages-6"/>
+    <w:bookmarkEnd w:id="70"/>
+    <w:bookmarkEnd w:id="71"/>
+    <w:bookmarkStart w:id="72" w:name="usages-6"/>
     <w:p>
       <w:pPr>
         <w:pStyle w:val="berschrift3"/>
@@ -8606,9 +9368,9 @@
         </w:tc>
       </w:tr>
     </w:tbl>
-    <w:bookmarkEnd w:id="69"/>
-    <w:bookmarkEnd w:id="70"/>
-    <w:bookmarkStart w:id="115" w:name="enum-trainingtypeenum"/>
+    <w:bookmarkEnd w:id="72"/>
+    <w:bookmarkEnd w:id="73"/>
+    <w:bookmarkStart w:id="118" w:name="enum-trainingtypeenum"/>
     <w:p>
       <w:pPr>
         <w:pStyle w:val="berschrift2"/>
@@ -8647,7 +9409,7 @@
       <w:r>
         <w:t xml:space="preserve"> </w:t>
       </w:r>
-      <w:hyperlink ns1:id="rId71">
+      <w:hyperlink ns1:id="rId74">
         <w:r>
           <w:rPr>
             <w:rStyle w:val="Hyperlink"/>
@@ -8656,7 +9418,7 @@
         </w:r>
       </w:hyperlink>
     </w:p>
-    <w:bookmarkStart w:id="114" w:name="permissible-values-2"/>
+    <w:bookmarkStart w:id="117" w:name="permissible-values-2"/>
     <w:p>
       <w:pPr>
         <w:pStyle w:val="berschrift3"/>
@@ -8746,7 +9508,7 @@
             <w:pPr>
               <w:pStyle w:val="Compact"/>
             </w:pPr>
-            <w:hyperlink ns1:id="rId72">
+            <w:hyperlink ns1:id="rId75">
               <w:r>
                 <w:rPr>
                   <w:rStyle w:val="Hyperlink"/>
@@ -8800,7 +9562,7 @@
             <w:pPr>
               <w:pStyle w:val="Compact"/>
             </w:pPr>
-            <w:hyperlink ns1:id="rId73">
+            <w:hyperlink ns1:id="rId76">
               <w:r>
                 <w:rPr>
                   <w:rStyle w:val="Hyperlink"/>
@@ -8854,7 +9616,7 @@
             <w:pPr>
               <w:pStyle w:val="Compact"/>
             </w:pPr>
-            <w:hyperlink ns1:id="rId74">
+            <w:hyperlink ns1:id="rId77">
               <w:r>
                 <w:rPr>
                   <w:rStyle w:val="Hyperlink"/>
@@ -8908,7 +9670,7 @@
             <w:pPr>
               <w:pStyle w:val="Compact"/>
             </w:pPr>
-            <w:hyperlink ns1:id="rId75">
+            <w:hyperlink ns1:id="rId78">
               <w:r>
                 <w:rPr>
                   <w:rStyle w:val="Hyperlink"/>
@@ -8962,7 +9724,7 @@
             <w:pPr>
               <w:pStyle w:val="Compact"/>
             </w:pPr>
-            <w:hyperlink ns1:id="rId76">
+            <w:hyperlink ns1:id="rId79">
               <w:r>
                 <w:rPr>
                   <w:rStyle w:val="Hyperlink"/>
@@ -9016,7 +9778,7 @@
             <w:pPr>
               <w:pStyle w:val="Compact"/>
             </w:pPr>
-            <w:hyperlink ns1:id="rId77">
+            <w:hyperlink ns1:id="rId80">
               <w:r>
                 <w:rPr>
                   <w:rStyle w:val="Hyperlink"/>
@@ -9070,7 +9832,7 @@
             <w:pPr>
               <w:pStyle w:val="Compact"/>
             </w:pPr>
-            <w:hyperlink ns1:id="rId78">
+            <w:hyperlink ns1:id="rId81">
               <w:r>
                 <w:rPr>
                   <w:rStyle w:val="Hyperlink"/>
@@ -9124,7 +9886,7 @@
             <w:pPr>
               <w:pStyle w:val="Compact"/>
             </w:pPr>
-            <w:hyperlink ns1:id="rId79">
+            <w:hyperlink ns1:id="rId82">
               <w:r>
                 <w:rPr>
                   <w:rStyle w:val="Hyperlink"/>
@@ -9178,7 +9940,7 @@
             <w:pPr>
               <w:pStyle w:val="Compact"/>
             </w:pPr>
-            <w:hyperlink ns1:id="rId80">
+            <w:hyperlink ns1:id="rId83">
               <w:r>
                 <w:rPr>
                   <w:rStyle w:val="Hyperlink"/>
@@ -9232,7 +9994,7 @@
             <w:pPr>
               <w:pStyle w:val="Compact"/>
             </w:pPr>
-            <w:hyperlink ns1:id="rId81">
+            <w:hyperlink ns1:id="rId84">
               <w:r>
                 <w:rPr>
                   <w:rStyle w:val="Hyperlink"/>
@@ -9286,7 +10048,7 @@
             <w:pPr>
               <w:pStyle w:val="Compact"/>
             </w:pPr>
-            <w:hyperlink ns1:id="rId82">
+            <w:hyperlink ns1:id="rId85">
               <w:r>
                 <w:rPr>
                   <w:rStyle w:val="Hyperlink"/>
@@ -9340,7 +10102,7 @@
             <w:pPr>
               <w:pStyle w:val="Compact"/>
             </w:pPr>
-            <w:hyperlink ns1:id="rId83">
+            <w:hyperlink ns1:id="rId86">
               <w:r>
                 <w:rPr>
                   <w:rStyle w:val="Hyperlink"/>
@@ -9394,7 +10156,7 @@
             <w:pPr>
               <w:pStyle w:val="Compact"/>
             </w:pPr>
-            <w:hyperlink ns1:id="rId84">
+            <w:hyperlink ns1:id="rId87">
               <w:r>
                 <w:rPr>
                   <w:rStyle w:val="Hyperlink"/>
@@ -9448,7 +10210,7 @@
             <w:pPr>
               <w:pStyle w:val="Compact"/>
             </w:pPr>
-            <w:hyperlink ns1:id="rId85">
+            <w:hyperlink ns1:id="rId88">
               <w:r>
                 <w:rPr>
                   <w:rStyle w:val="Hyperlink"/>
@@ -9502,7 +10264,7 @@
             <w:pPr>
               <w:pStyle w:val="Compact"/>
             </w:pPr>
-            <w:hyperlink ns1:id="rId86">
+            <w:hyperlink ns1:id="rId89">
               <w:r>
                 <w:rPr>
                   <w:rStyle w:val="Hyperlink"/>
@@ -9556,7 +10318,7 @@
             <w:pPr>
               <w:pStyle w:val="Compact"/>
             </w:pPr>
-            <w:hyperlink ns1:id="rId87">
+            <w:hyperlink ns1:id="rId90">
               <w:r>
                 <w:rPr>
                   <w:rStyle w:val="Hyperlink"/>
@@ -9610,7 +10372,7 @@
             <w:pPr>
               <w:pStyle w:val="Compact"/>
             </w:pPr>
-            <w:hyperlink ns1:id="rId88">
+            <w:hyperlink ns1:id="rId91">
               <w:r>
                 <w:rPr>
                   <w:rStyle w:val="Hyperlink"/>
@@ -9664,7 +10426,7 @@
             <w:pPr>
               <w:pStyle w:val="Compact"/>
             </w:pPr>
-            <w:hyperlink ns1:id="rId89">
+            <w:hyperlink ns1:id="rId92">
               <w:r>
                 <w:rPr>
                   <w:rStyle w:val="Hyperlink"/>
@@ -9718,7 +10480,7 @@
             <w:pPr>
               <w:pStyle w:val="Compact"/>
             </w:pPr>
-            <w:hyperlink ns1:id="rId90">
+            <w:hyperlink ns1:id="rId93">
               <w:r>
                 <w:rPr>
                   <w:rStyle w:val="Hyperlink"/>
@@ -9772,7 +10534,7 @@
             <w:pPr>
               <w:pStyle w:val="Compact"/>
             </w:pPr>
-            <w:hyperlink ns1:id="rId91">
+            <w:hyperlink ns1:id="rId94">
               <w:r>
                 <w:rPr>
                   <w:rStyle w:val="Hyperlink"/>
@@ -9826,7 +10588,7 @@
             <w:pPr>
               <w:pStyle w:val="Compact"/>
             </w:pPr>
-            <w:hyperlink ns1:id="rId92">
+            <w:hyperlink ns1:id="rId95">
               <w:r>
                 <w:rPr>
                   <w:rStyle w:val="Hyperlink"/>
@@ -9880,7 +10642,7 @@
             <w:pPr>
               <w:pStyle w:val="Compact"/>
             </w:pPr>
-            <w:hyperlink ns1:id="rId93">
+            <w:hyperlink ns1:id="rId96">
               <w:r>
                 <w:rPr>
                   <w:rStyle w:val="Hyperlink"/>
@@ -9934,7 +10696,7 @@
             <w:pPr>
               <w:pStyle w:val="Compact"/>
             </w:pPr>
-            <w:hyperlink ns1:id="rId94">
+            <w:hyperlink ns1:id="rId97">
               <w:r>
                 <w:rPr>
                   <w:rStyle w:val="Hyperlink"/>
@@ -9988,7 +10750,7 @@
             <w:pPr>
               <w:pStyle w:val="Compact"/>
             </w:pPr>
-            <w:hyperlink ns1:id="rId95">
+            <w:hyperlink ns1:id="rId98">
               <w:r>
                 <w:rPr>
                   <w:rStyle w:val="Hyperlink"/>
@@ -10042,7 +10804,7 @@
             <w:pPr>
               <w:pStyle w:val="Compact"/>
             </w:pPr>
-            <w:hyperlink ns1:id="rId96">
+            <w:hyperlink ns1:id="rId99">
               <w:r>
                 <w:rPr>
                   <w:rStyle w:val="Hyperlink"/>
@@ -10096,7 +10858,7 @@
             <w:pPr>
               <w:pStyle w:val="Compact"/>
             </w:pPr>
-            <w:hyperlink ns1:id="rId97">
+            <w:hyperlink ns1:id="rId100">
               <w:r>
                 <w:rPr>
                   <w:rStyle w:val="Hyperlink"/>
@@ -10150,7 +10912,7 @@
             <w:pPr>
               <w:pStyle w:val="Compact"/>
             </w:pPr>
-            <w:hyperlink ns1:id="rId98">
+            <w:hyperlink ns1:id="rId101">
               <w:r>
                 <w:rPr>
                   <w:rStyle w:val="Hyperlink"/>
@@ -10204,7 +10966,7 @@
             <w:pPr>
               <w:pStyle w:val="Compact"/>
             </w:pPr>
-            <w:hyperlink ns1:id="rId99">
+            <w:hyperlink ns1:id="rId102">
               <w:r>
                 <w:rPr>
                   <w:rStyle w:val="Hyperlink"/>
@@ -10258,7 +11020,7 @@
             <w:pPr>
               <w:pStyle w:val="Compact"/>
             </w:pPr>
-            <w:hyperlink ns1:id="rId100">
+            <w:hyperlink ns1:id="rId103">
               <w:r>
                 <w:rPr>
                   <w:rStyle w:val="Hyperlink"/>
@@ -10312,7 +11074,7 @@
             <w:pPr>
               <w:pStyle w:val="Compact"/>
             </w:pPr>
-            <w:hyperlink ns1:id="rId101">
+            <w:hyperlink ns1:id="rId104">
               <w:r>
                 <w:rPr>
                   <w:rStyle w:val="Hyperlink"/>
@@ -10366,7 +11128,7 @@
             <w:pPr>
               <w:pStyle w:val="Compact"/>
             </w:pPr>
-            <w:hyperlink ns1:id="rId102">
+            <w:hyperlink ns1:id="rId105">
               <w:r>
                 <w:rPr>
                   <w:rStyle w:val="Hyperlink"/>
@@ -10420,7 +11182,7 @@
             <w:pPr>
               <w:pStyle w:val="Compact"/>
             </w:pPr>
-            <w:hyperlink ns1:id="rId103">
+            <w:hyperlink ns1:id="rId106">
               <w:r>
                 <w:rPr>
                   <w:rStyle w:val="Hyperlink"/>
@@ -10474,7 +11236,7 @@
             <w:pPr>
               <w:pStyle w:val="Compact"/>
             </w:pPr>
-            <w:hyperlink ns1:id="rId104">
+            <w:hyperlink ns1:id="rId107">
               <w:r>
                 <w:rPr>
                   <w:rStyle w:val="Hyperlink"/>
@@ -10528,7 +11290,7 @@
             <w:pPr>
               <w:pStyle w:val="Compact"/>
             </w:pPr>
-            <w:hyperlink ns1:id="rId105">
+            <w:hyperlink ns1:id="rId108">
               <w:r>
                 <w:rPr>
                   <w:rStyle w:val="Hyperlink"/>
@@ -10582,7 +11344,7 @@
             <w:pPr>
               <w:pStyle w:val="Compact"/>
             </w:pPr>
-            <w:hyperlink ns1:id="rId106">
+            <w:hyperlink ns1:id="rId109">
               <w:r>
                 <w:rPr>
                   <w:rStyle w:val="Hyperlink"/>
@@ -10636,7 +11398,7 @@
             <w:pPr>
               <w:pStyle w:val="Compact"/>
             </w:pPr>
-            <w:hyperlink ns1:id="rId107">
+            <w:hyperlink ns1:id="rId110">
               <w:r>
                 <w:rPr>
                   <w:rStyle w:val="Hyperlink"/>
@@ -10690,7 +11452,7 @@
             <w:pPr>
               <w:pStyle w:val="Compact"/>
             </w:pPr>
-            <w:hyperlink ns1:id="rId108">
+            <w:hyperlink ns1:id="rId111">
               <w:r>
                 <w:rPr>
                   <w:rStyle w:val="Hyperlink"/>
@@ -10744,7 +11506,7 @@
             <w:pPr>
               <w:pStyle w:val="Compact"/>
             </w:pPr>
-            <w:hyperlink ns1:id="rId109">
+            <w:hyperlink ns1:id="rId112">
               <w:r>
                 <w:rPr>
                   <w:rStyle w:val="Hyperlink"/>
@@ -10798,7 +11560,7 @@
             <w:pPr>
               <w:pStyle w:val="Compact"/>
             </w:pPr>
-            <w:hyperlink ns1:id="rId110">
+            <w:hyperlink ns1:id="rId113">
               <w:r>
                 <w:rPr>
                   <w:rStyle w:val="Hyperlink"/>
@@ -10852,7 +11614,7 @@
             <w:pPr>
               <w:pStyle w:val="Compact"/>
             </w:pPr>
-            <w:hyperlink ns1:id="rId111">
+            <w:hyperlink ns1:id="rId114">
               <w:r>
                 <w:rPr>
                   <w:rStyle w:val="Hyperlink"/>
@@ -10906,7 +11668,7 @@
             <w:pPr>
               <w:pStyle w:val="Compact"/>
             </w:pPr>
-            <w:hyperlink ns1:id="rId112">
+            <w:hyperlink ns1:id="rId115">
               <w:r>
                 <w:rPr>
                   <w:rStyle w:val="Hyperlink"/>
@@ -10960,7 +11722,7 @@
             <w:pPr>
               <w:pStyle w:val="Compact"/>
             </w:pPr>
-            <w:hyperlink ns1:id="rId113">
+            <w:hyperlink ns1:id="rId116">
               <w:r>
                 <w:rPr>
                   <w:rStyle w:val="Hyperlink"/>
@@ -11033,9 +11795,9 @@
         </w:tc>
       </w:tr>
     </w:tbl>
-    <w:bookmarkEnd w:id="114"/>
-    <w:bookmarkEnd w:id="115"/>
-    <w:bookmarkStart w:id="118" w:name="class-electoraldistrict"/>
+    <w:bookmarkEnd w:id="117"/>
+    <w:bookmarkEnd w:id="118"/>
+    <w:bookmarkStart w:id="121" w:name="class-electoraldistrict"/>
     <w:p>
       <w:pPr>
         <w:pStyle w:val="berschrift2"/>
@@ -11064,7 +11826,7 @@
         <w:t xml:space="preserve">__</w:t>
       </w:r>
     </w:p>
-    <w:bookmarkStart w:id="116" w:name="attribute-7"/>
+    <w:bookmarkStart w:id="119" w:name="attribute-7"/>
     <w:p>
       <w:pPr>
         <w:pStyle w:val="berschrift3"/>
@@ -11383,8 +12145,8 @@
         </w:tc>
       </w:tr>
     </w:tbl>
-    <w:bookmarkEnd w:id="116"/>
-    <w:bookmarkStart w:id="117" w:name="usages-7"/>
+    <w:bookmarkEnd w:id="119"/>
+    <w:bookmarkStart w:id="120" w:name="usages-7"/>
     <w:p>
       <w:pPr>
         <w:pStyle w:val="berschrift3"/>
@@ -11525,15 +12287,15 @@
         </w:tc>
       </w:tr>
     </w:tbl>
-    <w:bookmarkEnd w:id="117"/>
+    <w:bookmarkEnd w:id="120"/>
     <w:p>
       <w:r>
         <w:br w:type="page"/>
       </w:r>
     </w:p>
-    <w:bookmarkEnd w:id="118"/>
-    <w:bookmarkEnd w:id="119"/>
-    <w:bookmarkStart w:id="150" w:name="groups-and-bodies-groups"/>
+    <w:bookmarkEnd w:id="121"/>
+    <w:bookmarkEnd w:id="122"/>
+    <w:bookmarkStart w:id="153" w:name="groups-and-bodies-groups"/>
     <w:p>
       <w:pPr>
         <w:pStyle w:val="berschrift1"/>
@@ -11714,7 +12476,7 @@
         <w:t xml:space="preserve">, it is possible to represent, for example, commissions that exist only during a legislative period, or renamings and mergers of parties.</w:t>
       </w:r>
     </w:p>
-    <w:bookmarkStart w:id="122" w:name="class-group"/>
+    <w:bookmarkStart w:id="125" w:name="class-group"/>
     <w:p>
       <w:pPr>
         <w:pStyle w:val="berschrift2"/>
@@ -11743,7 +12505,7 @@
         <w:t xml:space="preserve">__</w:t>
       </w:r>
     </w:p>
-    <w:bookmarkStart w:id="120" w:name="attribute-8"/>
+    <w:bookmarkStart w:id="123" w:name="attribute-8"/>
     <w:p>
       <w:pPr>
         <w:pStyle w:val="berschrift3"/>
@@ -13089,8 +13851,8 @@
         </w:tc>
       </w:tr>
     </w:tbl>
-    <w:bookmarkEnd w:id="120"/>
-    <w:bookmarkStart w:id="121" w:name="usages-8"/>
+    <w:bookmarkEnd w:id="123"/>
+    <w:bookmarkStart w:id="124" w:name="usages-8"/>
     <w:p>
       <w:pPr>
         <w:pStyle w:val="berschrift3"/>
@@ -13231,9 +13993,9 @@
         </w:tc>
       </w:tr>
     </w:tbl>
-    <w:bookmarkEnd w:id="121"/>
-    <w:bookmarkEnd w:id="122"/>
-    <w:bookmarkStart w:id="125" w:name="class-grouptype"/>
+    <w:bookmarkEnd w:id="124"/>
+    <w:bookmarkEnd w:id="125"/>
+    <w:bookmarkStart w:id="128" w:name="class-grouptype"/>
     <w:p>
       <w:pPr>
         <w:pStyle w:val="berschrift2"/>
@@ -13262,7 +14024,7 @@
         <w:t xml:space="preserve">__</w:t>
       </w:r>
     </w:p>
-    <w:bookmarkStart w:id="123" w:name="attribute-9"/>
+    <w:bookmarkStart w:id="126" w:name="attribute-9"/>
     <w:p>
       <w:pPr>
         <w:pStyle w:val="berschrift3"/>
@@ -13426,8 +14188,8 @@
         </w:tc>
       </w:tr>
     </w:tbl>
-    <w:bookmarkEnd w:id="123"/>
-    <w:bookmarkStart w:id="124" w:name="usages-9"/>
+    <w:bookmarkEnd w:id="126"/>
+    <w:bookmarkStart w:id="127" w:name="usages-9"/>
     <w:p>
       <w:pPr>
         <w:pStyle w:val="berschrift3"/>
@@ -13568,9 +14330,9 @@
         </w:tc>
       </w:tr>
     </w:tbl>
-    <w:bookmarkEnd w:id="124"/>
-    <w:bookmarkEnd w:id="125"/>
-    <w:bookmarkStart w:id="149" w:name="enum-grouptypeenum"/>
+    <w:bookmarkEnd w:id="127"/>
+    <w:bookmarkEnd w:id="128"/>
+    <w:bookmarkStart w:id="152" w:name="enum-grouptypeenum"/>
     <w:p>
       <w:pPr>
         <w:pStyle w:val="berschrift2"/>
@@ -13609,7 +14371,7 @@
       <w:r>
         <w:t xml:space="preserve"> </w:t>
       </w:r>
-      <w:hyperlink ns1:id="rId126">
+      <w:hyperlink ns1:id="rId129">
         <w:r>
           <w:rPr>
             <w:rStyle w:val="Hyperlink"/>
@@ -13618,7 +14380,7 @@
         </w:r>
       </w:hyperlink>
     </w:p>
-    <w:bookmarkStart w:id="148" w:name="permissible-values-3"/>
+    <w:bookmarkStart w:id="151" w:name="permissible-values-3"/>
     <w:p>
       <w:pPr>
         <w:pStyle w:val="berschrift3"/>
@@ -13708,7 +14470,7 @@
             <w:pPr>
               <w:pStyle w:val="Compact"/>
             </w:pPr>
-            <w:hyperlink ns1:id="rId127">
+            <w:hyperlink ns1:id="rId130">
               <w:r>
                 <w:rPr>
                   <w:rStyle w:val="Hyperlink"/>
@@ -13762,7 +14524,7 @@
             <w:pPr>
               <w:pStyle w:val="Compact"/>
             </w:pPr>
-            <w:hyperlink ns1:id="rId128">
+            <w:hyperlink ns1:id="rId131">
               <w:r>
                 <w:rPr>
                   <w:rStyle w:val="Hyperlink"/>
@@ -13816,7 +14578,7 @@
             <w:pPr>
               <w:pStyle w:val="Compact"/>
             </w:pPr>
-            <w:hyperlink ns1:id="rId129">
+            <w:hyperlink ns1:id="rId132">
               <w:r>
                 <w:rPr>
                   <w:rStyle w:val="Hyperlink"/>
@@ -13870,7 +14632,7 @@
             <w:pPr>
               <w:pStyle w:val="Compact"/>
             </w:pPr>
-            <w:hyperlink ns1:id="rId130">
+            <w:hyperlink ns1:id="rId133">
               <w:r>
                 <w:rPr>
                   <w:rStyle w:val="Hyperlink"/>
@@ -13924,7 +14686,7 @@
             <w:pPr>
               <w:pStyle w:val="Compact"/>
             </w:pPr>
-            <w:hyperlink ns1:id="rId131">
+            <w:hyperlink ns1:id="rId134">
               <w:r>
                 <w:rPr>
                   <w:rStyle w:val="Hyperlink"/>
@@ -13978,7 +14740,7 @@
             <w:pPr>
               <w:pStyle w:val="Compact"/>
             </w:pPr>
-            <w:hyperlink ns1:id="rId132">
+            <w:hyperlink ns1:id="rId135">
               <w:r>
                 <w:rPr>
                   <w:rStyle w:val="Hyperlink"/>
@@ -14032,7 +14794,7 @@
             <w:pPr>
               <w:pStyle w:val="Compact"/>
             </w:pPr>
-            <w:hyperlink ns1:id="rId133">
+            <w:hyperlink ns1:id="rId136">
               <w:r>
                 <w:rPr>
                   <w:rStyle w:val="Hyperlink"/>
@@ -14086,7 +14848,7 @@
             <w:pPr>
               <w:pStyle w:val="Compact"/>
             </w:pPr>
-            <w:hyperlink ns1:id="rId134">
+            <w:hyperlink ns1:id="rId137">
               <w:r>
                 <w:rPr>
                   <w:rStyle w:val="Hyperlink"/>
@@ -14140,7 +14902,7 @@
             <w:pPr>
               <w:pStyle w:val="Compact"/>
             </w:pPr>
-            <w:hyperlink ns1:id="rId135">
+            <w:hyperlink ns1:id="rId138">
               <w:r>
                 <w:rPr>
                   <w:rStyle w:val="Hyperlink"/>
@@ -14194,7 +14956,7 @@
             <w:pPr>
               <w:pStyle w:val="Compact"/>
             </w:pPr>
-            <w:hyperlink ns1:id="rId136">
+            <w:hyperlink ns1:id="rId139">
               <w:r>
                 <w:rPr>
                   <w:rStyle w:val="Hyperlink"/>
@@ -14248,7 +15010,7 @@
             <w:pPr>
               <w:pStyle w:val="Compact"/>
             </w:pPr>
-            <w:hyperlink ns1:id="rId137">
+            <w:hyperlink ns1:id="rId140">
               <w:r>
                 <w:rPr>
                   <w:rStyle w:val="Hyperlink"/>
@@ -14302,7 +15064,7 @@
             <w:pPr>
               <w:pStyle w:val="Compact"/>
             </w:pPr>
-            <w:hyperlink ns1:id="rId138">
+            <w:hyperlink ns1:id="rId141">
               <w:r>
                 <w:rPr>
                   <w:rStyle w:val="Hyperlink"/>
@@ -14356,7 +15118,7 @@
             <w:pPr>
               <w:pStyle w:val="Compact"/>
             </w:pPr>
-            <w:hyperlink ns1:id="rId139">
+            <w:hyperlink ns1:id="rId142">
               <w:r>
                 <w:rPr>
                   <w:rStyle w:val="Hyperlink"/>
@@ -14410,7 +15172,7 @@
             <w:pPr>
               <w:pStyle w:val="Compact"/>
             </w:pPr>
-            <w:hyperlink ns1:id="rId140">
+            <w:hyperlink ns1:id="rId143">
               <w:r>
                 <w:rPr>
                   <w:rStyle w:val="Hyperlink"/>
@@ -14464,7 +15226,7 @@
             <w:pPr>
               <w:pStyle w:val="Compact"/>
             </w:pPr>
-            <w:hyperlink ns1:id="rId141">
+            <w:hyperlink ns1:id="rId144">
               <w:r>
                 <w:rPr>
                   <w:rStyle w:val="Hyperlink"/>
@@ -14518,7 +15280,7 @@
             <w:pPr>
               <w:pStyle w:val="Compact"/>
             </w:pPr>
-            <w:hyperlink ns1:id="rId142">
+            <w:hyperlink ns1:id="rId145">
               <w:r>
                 <w:rPr>
                   <w:rStyle w:val="Hyperlink"/>
@@ -14572,7 +15334,7 @@
             <w:pPr>
               <w:pStyle w:val="Compact"/>
             </w:pPr>
-            <w:hyperlink ns1:id="rId143">
+            <w:hyperlink ns1:id="rId146">
               <w:r>
                 <w:rPr>
                   <w:rStyle w:val="Hyperlink"/>
@@ -14626,7 +15388,7 @@
             <w:pPr>
               <w:pStyle w:val="Compact"/>
             </w:pPr>
-            <w:hyperlink ns1:id="rId144">
+            <w:hyperlink ns1:id="rId147">
               <w:r>
                 <w:rPr>
                   <w:rStyle w:val="Hyperlink"/>
@@ -14680,7 +15442,7 @@
             <w:pPr>
               <w:pStyle w:val="Compact"/>
             </w:pPr>
-            <w:hyperlink ns1:id="rId145">
+            <w:hyperlink ns1:id="rId148">
               <w:r>
                 <w:rPr>
                   <w:rStyle w:val="Hyperlink"/>
@@ -14734,7 +15496,7 @@
             <w:pPr>
               <w:pStyle w:val="Compact"/>
             </w:pPr>
-            <w:hyperlink ns1:id="rId146">
+            <w:hyperlink ns1:id="rId149">
               <w:r>
                 <w:rPr>
                   <w:rStyle w:val="Hyperlink"/>
@@ -14788,7 +15550,7 @@
             <w:pPr>
               <w:pStyle w:val="Compact"/>
             </w:pPr>
-            <w:hyperlink ns1:id="rId147">
+            <w:hyperlink ns1:id="rId150">
               <w:r>
                 <w:rPr>
                   <w:rStyle w:val="Hyperlink"/>
@@ -14800,15 +15562,15 @@
         </w:tc>
       </w:tr>
     </w:tbl>
-    <w:bookmarkEnd w:id="148"/>
+    <w:bookmarkEnd w:id="151"/>
     <w:p>
       <w:r>
         <w:br w:type="page"/>
       </w:r>
     </w:p>
-    <w:bookmarkEnd w:id="149"/>
-    <w:bookmarkEnd w:id="150"/>
-    <w:bookmarkStart w:id="162" w:name="memberships"/>
+    <w:bookmarkEnd w:id="152"/>
+    <w:bookmarkEnd w:id="153"/>
+    <w:bookmarkStart w:id="165" w:name="memberships"/>
     <w:p>
       <w:pPr>
         <w:pStyle w:val="berschrift1"/>
@@ -15171,7 +15933,7 @@
         <w:t xml:space="preserve">with a free-text designation is used.</w:t>
       </w:r>
     </w:p>
-    <w:bookmarkStart w:id="153" w:name="class-membership"/>
+    <w:bookmarkStart w:id="156" w:name="class-membership"/>
     <w:p>
       <w:pPr>
         <w:pStyle w:val="berschrift2"/>
@@ -15200,7 +15962,7 @@
         <w:t xml:space="preserve">__</w:t>
       </w:r>
     </w:p>
-    <w:bookmarkStart w:id="151" w:name="attribute-10"/>
+    <w:bookmarkStart w:id="154" w:name="attribute-10"/>
     <w:p>
       <w:pPr>
         <w:pStyle w:val="berschrift3"/>
@@ -16217,8 +16979,8 @@
         </w:tc>
       </w:tr>
     </w:tbl>
-    <w:bookmarkEnd w:id="151"/>
-    <w:bookmarkStart w:id="152" w:name="usages-10"/>
+    <w:bookmarkEnd w:id="154"/>
+    <w:bookmarkStart w:id="155" w:name="usages-10"/>
     <w:p>
       <w:pPr>
         <w:pStyle w:val="berschrift3"/>
@@ -16359,9 +17121,9 @@
         </w:tc>
       </w:tr>
     </w:tbl>
-    <w:bookmarkEnd w:id="152"/>
-    <w:bookmarkEnd w:id="153"/>
-    <w:bookmarkStart w:id="158" w:name="class-roletype"/>
+    <w:bookmarkEnd w:id="155"/>
+    <w:bookmarkEnd w:id="156"/>
+    <w:bookmarkStart w:id="161" w:name="class-roletype"/>
     <w:p>
       <w:pPr>
         <w:pStyle w:val="berschrift2"/>
@@ -16519,7 +17281,7 @@
         <w:t xml:space="preserve">__</w:t>
       </w:r>
     </w:p>
-    <w:bookmarkStart w:id="155" w:name="attribute-11"/>
+    <w:bookmarkStart w:id="158" w:name="attribute-11"/>
     <w:p>
       <w:pPr>
         <w:pStyle w:val="berschrift3"/>
@@ -16719,7 +17481,7 @@
         </w:tc>
       </w:tr>
     </w:tbl>
-    <w:bookmarkStart w:id="154" w:name="constraints-2"/>
+    <w:bookmarkStart w:id="157" w:name="constraints-2"/>
     <w:p>
       <w:pPr>
         <w:pStyle w:val="berschrift5"/>
@@ -16770,9 +17532,9 @@
         </w:r>
       </w:hyperlink>
     </w:p>
-    <w:bookmarkEnd w:id="154"/>
-    <w:bookmarkEnd w:id="155"/>
-    <w:bookmarkStart w:id="157" w:name="usages-11"/>
+    <w:bookmarkEnd w:id="157"/>
+    <w:bookmarkEnd w:id="158"/>
+    <w:bookmarkStart w:id="160" w:name="usages-11"/>
     <w:p>
       <w:pPr>
         <w:pStyle w:val="berschrift3"/>
@@ -16913,7 +17675,7 @@
         </w:tc>
       </w:tr>
     </w:tbl>
-    <w:bookmarkStart w:id="156" w:name="rules"/>
+    <w:bookmarkStart w:id="159" w:name="rules"/>
     <w:p>
       <w:pPr>
         <w:pStyle w:val="berschrift5"/>
@@ -16943,10 +17705,10 @@
         <w:t xml:space="preserve">, a descriptive label must be provided.</w:t>
       </w:r>
     </w:p>
-    <w:bookmarkEnd w:id="156"/>
-    <w:bookmarkEnd w:id="157"/>
-    <w:bookmarkEnd w:id="158"/>
-    <w:bookmarkStart w:id="161" w:name="enum-roleenum"/>
+    <w:bookmarkEnd w:id="159"/>
+    <w:bookmarkEnd w:id="160"/>
+    <w:bookmarkEnd w:id="161"/>
+    <w:bookmarkStart w:id="164" w:name="enum-roleenum"/>
     <w:p>
       <w:pPr>
         <w:pStyle w:val="berschrift2"/>
@@ -16985,7 +17747,7 @@
       <w:r>
         <w:t xml:space="preserve"> </w:t>
       </w:r>
-      <w:hyperlink ns1:id="rId159">
+      <w:hyperlink ns1:id="rId162">
         <w:r>
           <w:rPr>
             <w:rStyle w:val="Hyperlink"/>
@@ -16994,7 +17756,7 @@
         </w:r>
       </w:hyperlink>
     </w:p>
-    <w:bookmarkStart w:id="160" w:name="permissible-values-4"/>
+    <w:bookmarkStart w:id="163" w:name="permissible-values-4"/>
     <w:p>
       <w:pPr>
         <w:pStyle w:val="berschrift3"/>
@@ -17225,15 +17987,15 @@
         </w:tc>
       </w:tr>
     </w:tbl>
-    <w:bookmarkEnd w:id="160"/>
+    <w:bookmarkEnd w:id="163"/>
     <w:p>
       <w:r>
         <w:br w:type="page"/>
       </w:r>
     </w:p>
-    <w:bookmarkEnd w:id="161"/>
-    <w:bookmarkEnd w:id="162"/>
-    <w:bookmarkStart w:id="227" w:name="interest-links"/>
+    <w:bookmarkEnd w:id="164"/>
+    <w:bookmarkEnd w:id="165"/>
+    <w:bookmarkStart w:id="230" w:name="interest-links"/>
     <w:p>
       <w:pPr>
         <w:pStyle w:val="berschrift1"/>
@@ -17252,7 +18014,7 @@
       <w:r>
         <w:t xml:space="preserve"> </w:t>
       </w:r>
-      <w:hyperlink ns1:id="rId163">
+      <w:hyperlink ns1:id="rId166">
         <w:r>
           <w:rPr>
             <w:rStyle w:val="Hyperlink"/>
@@ -17554,7 +18316,7 @@
         <w:t xml:space="preserve">In addition to the committee and function within the organisation, it is explicitly recorded whether the position is paid – a central transparency aspect.</w:t>
       </w:r>
     </w:p>
-    <w:bookmarkStart w:id="179" w:name="class-interestlink"/>
+    <w:bookmarkStart w:id="182" w:name="class-interestlink"/>
     <w:p>
       <w:pPr>
         <w:pStyle w:val="berschrift2"/>
@@ -17583,7 +18345,7 @@
         <w:t xml:space="preserve">__</w:t>
       </w:r>
     </w:p>
-    <w:bookmarkStart w:id="165" w:name="attribute-12"/>
+    <w:bookmarkStart w:id="168" w:name="attribute-12"/>
     <w:p>
       <w:pPr>
         <w:pStyle w:val="berschrift3"/>
@@ -18804,7 +19566,7 @@
         </w:tc>
       </w:tr>
     </w:tbl>
-    <w:bookmarkStart w:id="164" w:name="constraints-3"/>
+    <w:bookmarkStart w:id="167" w:name="constraints-3"/>
     <w:p>
       <w:pPr>
         <w:pStyle w:val="berschrift5"/>
@@ -18855,9 +19617,9 @@
         </w:r>
       </w:hyperlink>
     </w:p>
-    <w:bookmarkEnd w:id="164"/>
-    <w:bookmarkEnd w:id="165"/>
-    <w:bookmarkStart w:id="166" w:name="usages-12"/>
+    <w:bookmarkEnd w:id="167"/>
+    <w:bookmarkEnd w:id="168"/>
+    <w:bookmarkStart w:id="169" w:name="usages-12"/>
     <w:p>
       <w:pPr>
         <w:pStyle w:val="berschrift3"/>
@@ -19059,8 +19821,8 @@
         </w:tc>
       </w:tr>
     </w:tbl>
-    <w:bookmarkEnd w:id="166"/>
-    <w:bookmarkStart w:id="178" w:name="examples-2"/>
+    <w:bookmarkEnd w:id="169"/>
+    <w:bookmarkStart w:id="181" w:name="examples-2"/>
     <w:p>
       <w:pPr>
         <w:pStyle w:val="berschrift3"/>
@@ -19069,7 +19831,7 @@
         <w:t xml:space="preserve">Examples</w:t>
       </w:r>
     </w:p>
-    <w:bookmarkStart w:id="167" w:name="X39e75180c6c6f9734709a21e630d94d5297fa76"/>
+    <w:bookmarkStart w:id="170" w:name="X39e75180c6c6f9734709a21e630d94d5297fa76"/>
     <w:p>
       <w:pPr>
         <w:pStyle w:val="berschrift4"/>
@@ -19329,8 +20091,8 @@
         <w:t xml:space="preserve">false</w:t>
       </w:r>
     </w:p>
-    <w:bookmarkEnd w:id="167"/>
-    <w:bookmarkStart w:id="168" w:name="X0845bcf2a073d7a8ccfb4c034304d565538985a"/>
+    <w:bookmarkEnd w:id="170"/>
+    <w:bookmarkStart w:id="171" w:name="X0845bcf2a073d7a8ccfb4c034304d565538985a"/>
     <w:p>
       <w:pPr>
         <w:pStyle w:val="berschrift4"/>
@@ -19596,8 +20358,8 @@
         <w:t xml:space="preserve">true</w:t>
       </w:r>
     </w:p>
-    <w:bookmarkEnd w:id="168"/>
-    <w:bookmarkStart w:id="169" w:name="Xc0dc9173d5ec4cfe64b497c9e47d80eb9698f95"/>
+    <w:bookmarkEnd w:id="171"/>
+    <w:bookmarkStart w:id="172" w:name="Xc0dc9173d5ec4cfe64b497c9e47d80eb9698f95"/>
     <w:p>
       <w:pPr>
         <w:pStyle w:val="berschrift4"/>
@@ -19863,8 +20625,8 @@
         <w:t xml:space="preserve">true</w:t>
       </w:r>
     </w:p>
-    <w:bookmarkEnd w:id="169"/>
-    <w:bookmarkStart w:id="170" w:name="Xd76396af613a0ff7158ed59e2240f0adc6f7ee2"/>
+    <w:bookmarkEnd w:id="172"/>
+    <w:bookmarkStart w:id="173" w:name="Xd76396af613a0ff7158ed59e2240f0adc6f7ee2"/>
     <w:p>
       <w:pPr>
         <w:pStyle w:val="berschrift4"/>
@@ -20130,8 +20892,8 @@
         <w:t xml:space="preserve">true</w:t>
       </w:r>
     </w:p>
-    <w:bookmarkEnd w:id="170"/>
-    <w:bookmarkStart w:id="171" w:name="Xa40f2fb9d29f8ea37e0f78fc21991870728b003"/>
+    <w:bookmarkEnd w:id="173"/>
+    <w:bookmarkStart w:id="174" w:name="Xa40f2fb9d29f8ea37e0f78fc21991870728b003"/>
     <w:p>
       <w:pPr>
         <w:pStyle w:val="berschrift4"/>
@@ -20391,8 +21153,8 @@
         <w:t xml:space="preserve">false</w:t>
       </w:r>
     </w:p>
-    <w:bookmarkEnd w:id="171"/>
-    <w:bookmarkStart w:id="172" w:name="Xada6c64672c2c5d2dde948a9b1776690af4c26f"/>
+    <w:bookmarkEnd w:id="174"/>
+    <w:bookmarkStart w:id="175" w:name="Xada6c64672c2c5d2dde948a9b1776690af4c26f"/>
     <w:p>
       <w:pPr>
         <w:pStyle w:val="berschrift4"/>
@@ -20652,8 +21414,8 @@
         <w:t xml:space="preserve">true</w:t>
       </w:r>
     </w:p>
-    <w:bookmarkEnd w:id="172"/>
-    <w:bookmarkStart w:id="173" w:name="Xb0713a3079c98b470c31c6d0a87571ecc4271ab"/>
+    <w:bookmarkEnd w:id="175"/>
+    <w:bookmarkStart w:id="176" w:name="Xb0713a3079c98b470c31c6d0a87571ecc4271ab"/>
     <w:p>
       <w:pPr>
         <w:pStyle w:val="berschrift4"/>
@@ -20913,8 +21675,8 @@
         <w:t xml:space="preserve">true</w:t>
       </w:r>
     </w:p>
-    <w:bookmarkEnd w:id="173"/>
-    <w:bookmarkStart w:id="174" w:name="Xded36388b4a9b51fcb584ff8dfc8b0a0bff45fd"/>
+    <w:bookmarkEnd w:id="176"/>
+    <w:bookmarkStart w:id="177" w:name="Xded36388b4a9b51fcb584ff8dfc8b0a0bff45fd"/>
     <w:p>
       <w:pPr>
         <w:pStyle w:val="berschrift4"/>
@@ -21180,8 +21942,8 @@
         <w:t xml:space="preserve">true</w:t>
       </w:r>
     </w:p>
-    <w:bookmarkEnd w:id="174"/>
-    <w:bookmarkStart w:id="175" w:name="X7d29cc7ff52120bdd45011480f3e6dc610515f2"/>
+    <w:bookmarkEnd w:id="177"/>
+    <w:bookmarkStart w:id="178" w:name="X7d29cc7ff52120bdd45011480f3e6dc610515f2"/>
     <w:p>
       <w:pPr>
         <w:pStyle w:val="berschrift4"/>
@@ -21447,8 +22209,8 @@
         <w:t xml:space="preserve">true</w:t>
       </w:r>
     </w:p>
-    <w:bookmarkEnd w:id="175"/>
-    <w:bookmarkStart w:id="176" w:name="X67a57fa17931c1870747e25cf16d5ce99900d38"/>
+    <w:bookmarkEnd w:id="178"/>
+    <w:bookmarkStart w:id="179" w:name="X67a57fa17931c1870747e25cf16d5ce99900d38"/>
     <w:p>
       <w:pPr>
         <w:pStyle w:val="berschrift4"/>
@@ -21708,8 +22470,8 @@
         <w:t xml:space="preserve">true</w:t>
       </w:r>
     </w:p>
-    <w:bookmarkEnd w:id="176"/>
-    <w:bookmarkStart w:id="177" w:name="X5f7b77374213da9d26faf724a6a780fad8e679d"/>
+    <w:bookmarkEnd w:id="179"/>
+    <w:bookmarkStart w:id="180" w:name="X5f7b77374213da9d26faf724a6a780fad8e679d"/>
     <w:p>
       <w:pPr>
         <w:pStyle w:val="berschrift4"/>
@@ -21975,10 +22737,10 @@
         <w:t xml:space="preserve">false</w:t>
       </w:r>
     </w:p>
-    <w:bookmarkEnd w:id="177"/>
-    <w:bookmarkEnd w:id="178"/>
-    <w:bookmarkEnd w:id="179"/>
-    <w:bookmarkStart w:id="185" w:name="enum-interesttypeenum"/>
+    <w:bookmarkEnd w:id="180"/>
+    <w:bookmarkEnd w:id="181"/>
+    <w:bookmarkEnd w:id="182"/>
+    <w:bookmarkStart w:id="188" w:name="enum-interesttypeenum"/>
     <w:p>
       <w:pPr>
         <w:pStyle w:val="berschrift2"/>
@@ -22017,7 +22779,7 @@
       <w:r>
         <w:t xml:space="preserve"> </w:t>
       </w:r>
-      <w:hyperlink ns1:id="rId180">
+      <w:hyperlink ns1:id="rId183">
         <w:r>
           <w:rPr>
             <w:rStyle w:val="Hyperlink"/>
@@ -22026,7 +22788,7 @@
         </w:r>
       </w:hyperlink>
     </w:p>
-    <w:bookmarkStart w:id="184" w:name="permissible-values-5"/>
+    <w:bookmarkStart w:id="187" w:name="permissible-values-5"/>
     <w:p>
       <w:pPr>
         <w:pStyle w:val="berschrift3"/>
@@ -22116,7 +22878,7 @@
             <w:pPr>
               <w:pStyle w:val="Compact"/>
             </w:pPr>
-            <w:hyperlink ns1:id="rId181">
+            <w:hyperlink ns1:id="rId184">
               <w:r>
                 <w:rPr>
                   <w:rStyle w:val="Hyperlink"/>
@@ -22170,7 +22932,7 @@
             <w:pPr>
               <w:pStyle w:val="Compact"/>
             </w:pPr>
-            <w:hyperlink ns1:id="rId182">
+            <w:hyperlink ns1:id="rId185">
               <w:r>
                 <w:rPr>
                   <w:rStyle w:val="Hyperlink"/>
@@ -22224,7 +22986,7 @@
             <w:pPr>
               <w:pStyle w:val="Compact"/>
             </w:pPr>
-            <w:hyperlink ns1:id="rId183">
+            <w:hyperlink ns1:id="rId186">
               <w:r>
                 <w:rPr>
                   <w:rStyle w:val="Hyperlink"/>
@@ -22236,9 +22998,9 @@
         </w:tc>
       </w:tr>
     </w:tbl>
-    <w:bookmarkEnd w:id="184"/>
-    <w:bookmarkEnd w:id="185"/>
-    <w:bookmarkStart w:id="226" w:name="enum-legalformenum"/>
+    <w:bookmarkEnd w:id="187"/>
+    <w:bookmarkEnd w:id="188"/>
+    <w:bookmarkStart w:id="229" w:name="enum-legalformenum"/>
     <w:p>
       <w:pPr>
         <w:pStyle w:val="berschrift2"/>
@@ -22277,7 +23039,7 @@
       <w:r>
         <w:t xml:space="preserve"> </w:t>
       </w:r>
-      <w:hyperlink ns1:id="rId186">
+      <w:hyperlink ns1:id="rId189">
         <w:r>
           <w:rPr>
             <w:rStyle w:val="Hyperlink"/>
@@ -22286,7 +23048,7 @@
         </w:r>
       </w:hyperlink>
     </w:p>
-    <w:bookmarkStart w:id="225" w:name="permissible-values-6"/>
+    <w:bookmarkStart w:id="228" w:name="permissible-values-6"/>
     <w:p>
       <w:pPr>
         <w:pStyle w:val="berschrift3"/>
@@ -22376,7 +23138,7 @@
             <w:pPr>
               <w:pStyle w:val="Compact"/>
             </w:pPr>
-            <w:hyperlink ns1:id="rId187">
+            <w:hyperlink ns1:id="rId190">
               <w:r>
                 <w:rPr>
                   <w:rStyle w:val="Hyperlink"/>
@@ -22430,7 +23192,7 @@
             <w:pPr>
               <w:pStyle w:val="Compact"/>
             </w:pPr>
-            <w:hyperlink ns1:id="rId188">
+            <w:hyperlink ns1:id="rId191">
               <w:r>
                 <w:rPr>
                   <w:rStyle w:val="Hyperlink"/>
@@ -22484,7 +23246,7 @@
             <w:pPr>
               <w:pStyle w:val="Compact"/>
             </w:pPr>
-            <w:hyperlink ns1:id="rId189">
+            <w:hyperlink ns1:id="rId192">
               <w:r>
                 <w:rPr>
                   <w:rStyle w:val="Hyperlink"/>
@@ -22538,7 +23300,7 @@
             <w:pPr>
               <w:pStyle w:val="Compact"/>
             </w:pPr>
-            <w:hyperlink ns1:id="rId190">
+            <w:hyperlink ns1:id="rId193">
               <w:r>
                 <w:rPr>
                   <w:rStyle w:val="Hyperlink"/>
@@ -22592,7 +23354,7 @@
             <w:pPr>
               <w:pStyle w:val="Compact"/>
             </w:pPr>
-            <w:hyperlink ns1:id="rId191">
+            <w:hyperlink ns1:id="rId194">
               <w:r>
                 <w:rPr>
                   <w:rStyle w:val="Hyperlink"/>
@@ -22646,7 +23408,7 @@
             <w:pPr>
               <w:pStyle w:val="Compact"/>
             </w:pPr>
-            <w:hyperlink ns1:id="rId192">
+            <w:hyperlink ns1:id="rId195">
               <w:r>
                 <w:rPr>
                   <w:rStyle w:val="Hyperlink"/>
@@ -22700,7 +23462,7 @@
             <w:pPr>
               <w:pStyle w:val="Compact"/>
             </w:pPr>
-            <w:hyperlink ns1:id="rId193">
+            <w:hyperlink ns1:id="rId196">
               <w:r>
                 <w:rPr>
                   <w:rStyle w:val="Hyperlink"/>
@@ -22754,7 +23516,7 @@
             <w:pPr>
               <w:pStyle w:val="Compact"/>
             </w:pPr>
-            <w:hyperlink ns1:id="rId194">
+            <w:hyperlink ns1:id="rId197">
               <w:r>
                 <w:rPr>
                   <w:rStyle w:val="Hyperlink"/>
@@ -22808,7 +23570,7 @@
             <w:pPr>
               <w:pStyle w:val="Compact"/>
             </w:pPr>
-            <w:hyperlink ns1:id="rId195">
+            <w:hyperlink ns1:id="rId198">
               <w:r>
                 <w:rPr>
                   <w:rStyle w:val="Hyperlink"/>
@@ -22862,7 +23624,7 @@
             <w:pPr>
               <w:pStyle w:val="Compact"/>
             </w:pPr>
-            <w:hyperlink ns1:id="rId196">
+            <w:hyperlink ns1:id="rId199">
               <w:r>
                 <w:rPr>
                   <w:rStyle w:val="Hyperlink"/>
@@ -22916,7 +23678,7 @@
             <w:pPr>
               <w:pStyle w:val="Compact"/>
             </w:pPr>
-            <w:hyperlink ns1:id="rId197">
+            <w:hyperlink ns1:id="rId200">
               <w:r>
                 <w:rPr>
                   <w:rStyle w:val="Hyperlink"/>
@@ -22970,7 +23732,7 @@
             <w:pPr>
               <w:pStyle w:val="Compact"/>
             </w:pPr>
-            <w:hyperlink ns1:id="rId198">
+            <w:hyperlink ns1:id="rId201">
               <w:r>
                 <w:rPr>
                   <w:rStyle w:val="Hyperlink"/>
@@ -23024,7 +23786,7 @@
             <w:pPr>
               <w:pStyle w:val="Compact"/>
             </w:pPr>
-            <w:hyperlink ns1:id="rId199">
+            <w:hyperlink ns1:id="rId202">
               <w:r>
                 <w:rPr>
                   <w:rStyle w:val="Hyperlink"/>
@@ -23078,7 +23840,7 @@
             <w:pPr>
               <w:pStyle w:val="Compact"/>
             </w:pPr>
-            <w:hyperlink ns1:id="rId200">
+            <w:hyperlink ns1:id="rId203">
               <w:r>
                 <w:rPr>
                   <w:rStyle w:val="Hyperlink"/>
@@ -23132,7 +23894,7 @@
             <w:pPr>
               <w:pStyle w:val="Compact"/>
             </w:pPr>
-            <w:hyperlink ns1:id="rId201">
+            <w:hyperlink ns1:id="rId204">
               <w:r>
                 <w:rPr>
                   <w:rStyle w:val="Hyperlink"/>
@@ -23186,7 +23948,7 @@
             <w:pPr>
               <w:pStyle w:val="Compact"/>
             </w:pPr>
-            <w:hyperlink ns1:id="rId202">
+            <w:hyperlink ns1:id="rId205">
               <w:r>
                 <w:rPr>
                   <w:rStyle w:val="Hyperlink"/>
@@ -23240,7 +24002,7 @@
             <w:pPr>
               <w:pStyle w:val="Compact"/>
             </w:pPr>
-            <w:hyperlink ns1:id="rId203">
+            <w:hyperlink ns1:id="rId206">
               <w:r>
                 <w:rPr>
                   <w:rStyle w:val="Hyperlink"/>
@@ -23294,7 +24056,7 @@
             <w:pPr>
               <w:pStyle w:val="Compact"/>
             </w:pPr>
-            <w:hyperlink ns1:id="rId204">
+            <w:hyperlink ns1:id="rId207">
               <w:r>
                 <w:rPr>
                   <w:rStyle w:val="Hyperlink"/>
@@ -23348,7 +24110,7 @@
             <w:pPr>
               <w:pStyle w:val="Compact"/>
             </w:pPr>
-            <w:hyperlink ns1:id="rId205">
+            <w:hyperlink ns1:id="rId208">
               <w:r>
                 <w:rPr>
                   <w:rStyle w:val="Hyperlink"/>
@@ -23402,7 +24164,7 @@
             <w:pPr>
               <w:pStyle w:val="Compact"/>
             </w:pPr>
-            <w:hyperlink ns1:id="rId206">
+            <w:hyperlink ns1:id="rId209">
               <w:r>
                 <w:rPr>
                   <w:rStyle w:val="Hyperlink"/>
@@ -23456,7 +24218,7 @@
             <w:pPr>
               <w:pStyle w:val="Compact"/>
             </w:pPr>
-            <w:hyperlink ns1:id="rId207">
+            <w:hyperlink ns1:id="rId210">
               <w:r>
                 <w:rPr>
                   <w:rStyle w:val="Hyperlink"/>
@@ -23510,7 +24272,7 @@
             <w:pPr>
               <w:pStyle w:val="Compact"/>
             </w:pPr>
-            <w:hyperlink ns1:id="rId208">
+            <w:hyperlink ns1:id="rId211">
               <w:r>
                 <w:rPr>
                   <w:rStyle w:val="Hyperlink"/>
@@ -23564,7 +24326,7 @@
             <w:pPr>
               <w:pStyle w:val="Compact"/>
             </w:pPr>
-            <w:hyperlink ns1:id="rId209">
+            <w:hyperlink ns1:id="rId212">
               <w:r>
                 <w:rPr>
                   <w:rStyle w:val="Hyperlink"/>
@@ -23618,7 +24380,7 @@
             <w:pPr>
               <w:pStyle w:val="Compact"/>
             </w:pPr>
-            <w:hyperlink ns1:id="rId210">
+            <w:hyperlink ns1:id="rId213">
               <w:r>
                 <w:rPr>
                   <w:rStyle w:val="Hyperlink"/>
@@ -23672,7 +24434,7 @@
             <w:pPr>
               <w:pStyle w:val="Compact"/>
             </w:pPr>
-            <w:hyperlink ns1:id="rId211">
+            <w:hyperlink ns1:id="rId214">
               <w:r>
                 <w:rPr>
                   <w:rStyle w:val="Hyperlink"/>
@@ -23726,7 +24488,7 @@
             <w:pPr>
               <w:pStyle w:val="Compact"/>
             </w:pPr>
-            <w:hyperlink ns1:id="rId212">
+            <w:hyperlink ns1:id="rId215">
               <w:r>
                 <w:rPr>
                   <w:rStyle w:val="Hyperlink"/>
@@ -23780,7 +24542,7 @@
             <w:pPr>
               <w:pStyle w:val="Compact"/>
             </w:pPr>
-            <w:hyperlink ns1:id="rId213">
+            <w:hyperlink ns1:id="rId216">
               <w:r>
                 <w:rPr>
                   <w:rStyle w:val="Hyperlink"/>
@@ -23834,7 +24596,7 @@
             <w:pPr>
               <w:pStyle w:val="Compact"/>
             </w:pPr>
-            <w:hyperlink ns1:id="rId214">
+            <w:hyperlink ns1:id="rId217">
               <w:r>
                 <w:rPr>
                   <w:rStyle w:val="Hyperlink"/>
@@ -23888,7 +24650,7 @@
             <w:pPr>
               <w:pStyle w:val="Compact"/>
             </w:pPr>
-            <w:hyperlink ns1:id="rId215">
+            <w:hyperlink ns1:id="rId218">
               <w:r>
                 <w:rPr>
                   <w:rStyle w:val="Hyperlink"/>
@@ -23942,7 +24704,7 @@
             <w:pPr>
               <w:pStyle w:val="Compact"/>
             </w:pPr>
-            <w:hyperlink ns1:id="rId216">
+            <w:hyperlink ns1:id="rId219">
               <w:r>
                 <w:rPr>
                   <w:rStyle w:val="Hyperlink"/>
@@ -23996,7 +24758,7 @@
             <w:pPr>
               <w:pStyle w:val="Compact"/>
             </w:pPr>
-            <w:hyperlink ns1:id="rId217">
+            <w:hyperlink ns1:id="rId220">
               <w:r>
                 <w:rPr>
                   <w:rStyle w:val="Hyperlink"/>
@@ -24050,7 +24812,7 @@
             <w:pPr>
               <w:pStyle w:val="Compact"/>
             </w:pPr>
-            <w:hyperlink ns1:id="rId218">
+            <w:hyperlink ns1:id="rId221">
               <w:r>
                 <w:rPr>
                   <w:rStyle w:val="Hyperlink"/>
@@ -24104,7 +24866,7 @@
             <w:pPr>
               <w:pStyle w:val="Compact"/>
             </w:pPr>
-            <w:hyperlink ns1:id="rId219">
+            <w:hyperlink ns1:id="rId222">
               <w:r>
                 <w:rPr>
                   <w:rStyle w:val="Hyperlink"/>
@@ -24158,7 +24920,7 @@
             <w:pPr>
               <w:pStyle w:val="Compact"/>
             </w:pPr>
-            <w:hyperlink ns1:id="rId220">
+            <w:hyperlink ns1:id="rId223">
               <w:r>
                 <w:rPr>
                   <w:rStyle w:val="Hyperlink"/>
@@ -24212,7 +24974,7 @@
             <w:pPr>
               <w:pStyle w:val="Compact"/>
             </w:pPr>
-            <w:hyperlink ns1:id="rId221">
+            <w:hyperlink ns1:id="rId224">
               <w:r>
                 <w:rPr>
                   <w:rStyle w:val="Hyperlink"/>
@@ -24266,7 +25028,7 @@
             <w:pPr>
               <w:pStyle w:val="Compact"/>
             </w:pPr>
-            <w:hyperlink ns1:id="rId222">
+            <w:hyperlink ns1:id="rId225">
               <w:r>
                 <w:rPr>
                   <w:rStyle w:val="Hyperlink"/>
@@ -24320,7 +25082,7 @@
             <w:pPr>
               <w:pStyle w:val="Compact"/>
             </w:pPr>
-            <w:hyperlink ns1:id="rId223">
+            <w:hyperlink ns1:id="rId226">
               <w:r>
                 <w:rPr>
                   <w:rStyle w:val="Hyperlink"/>
@@ -24374,7 +25136,7 @@
             <w:pPr>
               <w:pStyle w:val="Compact"/>
             </w:pPr>
-            <w:hyperlink ns1:id="rId224">
+            <w:hyperlink ns1:id="rId227">
               <w:r>
                 <w:rPr>
                   <w:rStyle w:val="Hyperlink"/>
@@ -24386,15 +25148,15 @@
         </w:tc>
       </w:tr>
     </w:tbl>
-    <w:bookmarkEnd w:id="225"/>
+    <w:bookmarkEnd w:id="228"/>
     <w:p>
       <w:r>
         <w:br w:type="page"/>
       </w:r>
     </w:p>
-    <w:bookmarkEnd w:id="226"/>
-    <w:bookmarkEnd w:id="227"/>
-    <w:bookmarkStart w:id="248" w:name="shared-elements"/>
+    <w:bookmarkEnd w:id="229"/>
+    <w:bookmarkEnd w:id="230"/>
+    <w:bookmarkStart w:id="251" w:name="shared-elements"/>
     <w:p>
       <w:pPr>
         <w:pStyle w:val="berschrift1"/>
@@ -24403,7 +25165,7 @@
         <w:t xml:space="preserve">Shared Elements</w:t>
       </w:r>
     </w:p>
-    <w:bookmarkStart w:id="228" w:name="reference-classes"/>
+    <w:bookmarkStart w:id="231" w:name="reference-classes"/>
     <w:p>
       <w:pPr>
         <w:pStyle w:val="berschrift2"/>
@@ -24565,8 +25327,8 @@
         <w:t xml:space="preserve">, since the local reference remains unchanged even if the linked entity changes later</w:t>
       </w:r>
     </w:p>
-    <w:bookmarkEnd w:id="228"/>
-    <w:bookmarkStart w:id="231" w:name="class-personreference"/>
+    <w:bookmarkEnd w:id="231"/>
+    <w:bookmarkStart w:id="234" w:name="class-personreference"/>
     <w:p>
       <w:pPr>
         <w:pStyle w:val="berschrift2"/>
@@ -24595,7 +25357,7 @@
         <w:t xml:space="preserve">__</w:t>
       </w:r>
     </w:p>
-    <w:bookmarkStart w:id="229" w:name="attribute-13"/>
+    <w:bookmarkStart w:id="232" w:name="attribute-13"/>
     <w:p>
       <w:pPr>
         <w:pStyle w:val="berschrift3"/>
@@ -25024,8 +25786,8 @@
         </w:tc>
       </w:tr>
     </w:tbl>
-    <w:bookmarkEnd w:id="229"/>
-    <w:bookmarkStart w:id="230" w:name="usages-13"/>
+    <w:bookmarkEnd w:id="232"/>
+    <w:bookmarkStart w:id="233" w:name="usages-13"/>
     <w:p>
       <w:pPr>
         <w:pStyle w:val="berschrift3"/>
@@ -25227,9 +25989,9 @@
         </w:tc>
       </w:tr>
     </w:tbl>
-    <w:bookmarkEnd w:id="230"/>
-    <w:bookmarkEnd w:id="231"/>
-    <w:bookmarkStart w:id="234" w:name="class-groupreference"/>
+    <w:bookmarkEnd w:id="233"/>
+    <w:bookmarkEnd w:id="234"/>
+    <w:bookmarkStart w:id="237" w:name="class-groupreference"/>
     <w:p>
       <w:pPr>
         <w:pStyle w:val="berschrift2"/>
@@ -25258,7 +26020,7 @@
         <w:t xml:space="preserve">__</w:t>
       </w:r>
     </w:p>
-    <w:bookmarkStart w:id="232" w:name="attribute-14"/>
+    <w:bookmarkStart w:id="235" w:name="attribute-14"/>
     <w:p>
       <w:pPr>
         <w:pStyle w:val="berschrift3"/>
@@ -25632,8 +26394,8 @@
         </w:tc>
       </w:tr>
     </w:tbl>
-    <w:bookmarkEnd w:id="232"/>
-    <w:bookmarkStart w:id="233" w:name="usages-14"/>
+    <w:bookmarkEnd w:id="235"/>
+    <w:bookmarkStart w:id="236" w:name="usages-14"/>
     <w:p>
       <w:pPr>
         <w:pStyle w:val="berschrift3"/>
@@ -25774,9 +26536,9 @@
         </w:tc>
       </w:tr>
     </w:tbl>
-    <w:bookmarkEnd w:id="233"/>
-    <w:bookmarkEnd w:id="234"/>
-    <w:bookmarkStart w:id="235" w:name="reused-classes"/>
+    <w:bookmarkEnd w:id="236"/>
+    <w:bookmarkEnd w:id="237"/>
+    <w:bookmarkStart w:id="238" w:name="reused-classes"/>
     <w:p>
       <w:pPr>
         <w:pStyle w:val="berschrift2"/>
@@ -25785,8 +26547,8 @@
         <w:t xml:space="preserve">Reused Classes</w:t>
       </w:r>
     </w:p>
-    <w:bookmarkEnd w:id="235"/>
-    <w:bookmarkStart w:id="241" w:name="class-address"/>
+    <w:bookmarkEnd w:id="238"/>
+    <w:bookmarkStart w:id="244" w:name="class-address"/>
     <w:p>
       <w:pPr>
         <w:pStyle w:val="berschrift2"/>
@@ -25815,7 +26577,7 @@
         <w:t xml:space="preserve">__</w:t>
       </w:r>
     </w:p>
-    <w:bookmarkStart w:id="237" w:name="attribute-15"/>
+    <w:bookmarkStart w:id="240" w:name="attribute-15"/>
     <w:p>
       <w:pPr>
         <w:pStyle w:val="berschrift3"/>
@@ -26138,7 +26900,7 @@
         </w:tc>
       </w:tr>
     </w:tbl>
-    <w:bookmarkStart w:id="236" w:name="constraints-4"/>
+    <w:bookmarkStart w:id="239" w:name="constraints-4"/>
     <w:p>
       <w:pPr>
         <w:pStyle w:val="berschrift5"/>
@@ -26189,9 +26951,9 @@
         </w:r>
       </w:hyperlink>
     </w:p>
-    <w:bookmarkEnd w:id="236"/>
-    <w:bookmarkEnd w:id="237"/>
-    <w:bookmarkStart w:id="238" w:name="usages-15"/>
+    <w:bookmarkEnd w:id="239"/>
+    <w:bookmarkEnd w:id="240"/>
+    <w:bookmarkStart w:id="241" w:name="usages-15"/>
     <w:p>
       <w:pPr>
         <w:pStyle w:val="berschrift3"/>
@@ -26393,8 +27155,8 @@
         </w:tc>
       </w:tr>
     </w:tbl>
-    <w:bookmarkEnd w:id="238"/>
-    <w:bookmarkStart w:id="240" w:name="examples-3"/>
+    <w:bookmarkEnd w:id="241"/>
+    <w:bookmarkStart w:id="243" w:name="examples-3"/>
     <w:p>
       <w:pPr>
         <w:pStyle w:val="berschrift3"/>
@@ -26403,7 +27165,7 @@
         <w:t xml:space="preserve">Examples</w:t>
       </w:r>
     </w:p>
-    <w:bookmarkStart w:id="239" w:name="X74f12154cf05479416e73aca78ab1633c571f16"/>
+    <w:bookmarkStart w:id="242" w:name="X74f12154cf05479416e73aca78ab1633c571f16"/>
     <w:p>
       <w:pPr>
         <w:pStyle w:val="berschrift4"/>
@@ -26456,10 +27218,10 @@
         <w:t xml:space="preserve"> Basel-Stadt</w:t>
       </w:r>
     </w:p>
-    <w:bookmarkEnd w:id="239"/>
-    <w:bookmarkEnd w:id="240"/>
-    <w:bookmarkEnd w:id="241"/>
-    <w:bookmarkStart w:id="244" w:name="enum-addresstypeenum"/>
+    <w:bookmarkEnd w:id="242"/>
+    <w:bookmarkEnd w:id="243"/>
+    <w:bookmarkEnd w:id="244"/>
+    <w:bookmarkStart w:id="247" w:name="enum-addresstypeenum"/>
     <w:p>
       <w:pPr>
         <w:pStyle w:val="berschrift2"/>
@@ -26498,7 +27260,7 @@
       <w:r>
         <w:t xml:space="preserve"> </w:t>
       </w:r>
-      <w:hyperlink ns1:id="rId242">
+      <w:hyperlink ns1:id="rId245">
         <w:r>
           <w:rPr>
             <w:rStyle w:val="Hyperlink"/>
@@ -26507,7 +27269,7 @@
         </w:r>
       </w:hyperlink>
     </w:p>
-    <w:bookmarkStart w:id="243" w:name="permissible-values-7"/>
+    <w:bookmarkStart w:id="246" w:name="permissible-values-7"/>
     <w:p>
       <w:pPr>
         <w:pStyle w:val="berschrift3"/>
@@ -26692,9 +27454,9 @@
         </w:tc>
       </w:tr>
     </w:tbl>
-    <w:bookmarkEnd w:id="243"/>
-    <w:bookmarkEnd w:id="244"/>
-    <w:bookmarkStart w:id="247" w:name="class-contact"/>
+    <w:bookmarkEnd w:id="246"/>
+    <w:bookmarkEnd w:id="247"/>
+    <w:bookmarkStart w:id="250" w:name="class-contact"/>
     <w:p>
       <w:pPr>
         <w:pStyle w:val="berschrift2"/>
@@ -26723,7 +27485,7 @@
         <w:t xml:space="preserve">__</w:t>
       </w:r>
     </w:p>
-    <w:bookmarkStart w:id="245" w:name="attribute-16"/>
+    <w:bookmarkStart w:id="248" w:name="attribute-16"/>
     <w:p>
       <w:pPr>
         <w:pStyle w:val="berschrift3"/>
@@ -26887,8 +27649,8 @@
         </w:tc>
       </w:tr>
     </w:tbl>
-    <w:bookmarkEnd w:id="245"/>
-    <w:bookmarkStart w:id="246" w:name="usages-16"/>
+    <w:bookmarkEnd w:id="248"/>
+    <w:bookmarkStart w:id="249" w:name="usages-16"/>
     <w:p>
       <w:pPr>
         <w:pStyle w:val="berschrift3"/>
@@ -27090,9 +27852,9 @@
         </w:tc>
       </w:tr>
     </w:tbl>
-    <w:bookmarkEnd w:id="246"/>
-    <w:bookmarkEnd w:id="247"/>
-    <w:bookmarkEnd w:id="248"/>
+    <w:bookmarkEnd w:id="249"/>
+    <w:bookmarkEnd w:id="250"/>
+    <w:bookmarkEnd w:id="251"/>
     <w:sectPr>
       <w:headerReference ns1:id="rId9" w:type="even"/>
       <w:headerReference ns1:id="rId10" w:type="default"/>

--- a/ech-0294_actors/output/ech-0294_actors_en.docx
+++ b/ech-0294_actors/output/ech-0294_actors_en.docx
@@ -1094,7 +1094,7 @@
     </w:p>
     <w:bookmarkEnd w:id="25"/>
     <w:bookmarkEnd w:id="26"/>
-    <w:bookmarkStart w:id="122" w:name="person"/>
+    <w:bookmarkStart w:id="123" w:name="person"/>
     <w:p>
       <w:pPr>
         <w:pStyle w:val="berschrift1"/>
@@ -1446,7 +1446,7 @@
         <w:t xml:space="preserve">); together with globally unique identifiers (URIs), the mapping can thus be harmonised step by step across the systems.</w:t>
       </w:r>
     </w:p>
-    <w:bookmarkStart w:id="34" w:name="class-person"/>
+    <w:bookmarkStart w:id="35" w:name="class-person"/>
     <w:p>
       <w:pPr>
         <w:pStyle w:val="berschrift2"/>
@@ -2974,7 +2974,7 @@
       </w:tr>
     </w:tbl>
     <w:bookmarkEnd w:id="28"/>
-    <w:bookmarkStart w:id="33" w:name="examples"/>
+    <w:bookmarkStart w:id="34" w:name="examples"/>
     <w:p>
       <w:pPr>
         <w:pStyle w:val="berschrift3"/>
@@ -4056,7 +4056,7 @@
         <w:rPr>
           <w:rStyle w:val="AttributeTok"/>
         </w:rPr>
-        <w:t xml:space="preserve"> https://www4.ti.ch/poteri/gc/parlamento/deputati/1269</w:t>
+        <w:t xml:space="preserve"> https://www4.ti.ch/poteri/gc/parlamento/composizione-del-parlamento/composizione-nelle-ultime-legislature/dettaglio-deputati/?user_gcparlamento_pi3%5BcanID%5D=1269</w:t>
       </w:r>
       <w:r>
         <w:br/>
@@ -4276,13 +4276,13 @@
       </w:r>
     </w:p>
     <w:bookmarkEnd w:id="30"/>
-    <w:bookmarkStart w:id="31" w:name="X095a6041a20108f8b3a8ed1d9d7d4eb1f742c10"/>
+    <w:bookmarkStart w:id="31" w:name="X244ecb3a98fa05ac90c75b51793112b60632597"/>
     <w:p>
       <w:pPr>
         <w:pStyle w:val="berschrift4"/>
       </w:pPr>
       <w:r>
-        <w:t xml:space="preserve">Example: Person-swiss_politicians_Alois_Arnold_1965</w:t>
+        <w:t xml:space="preserve">Example: Person-swiss_politicians_Cristina_Bozzi-Brunel</w:t>
       </w:r>
     </w:p>
     <w:p>
@@ -4311,7 +4311,7 @@
         <w:rPr>
           <w:rStyle w:val="DecValTok"/>
         </w:rPr>
-        <w:t xml:space="preserve">6370</w:t>
+        <w:t xml:space="preserve">280958</w:t>
       </w:r>
       <w:r>
         <w:br/>
@@ -4332,7 +4332,7 @@
         <w:rPr>
           <w:rStyle w:val="AttributeTok"/>
         </w:rPr>
-        <w:t xml:space="preserve"> https://www.ur.ch/behoerdenmitglieder/6370</w:t>
+        <w:t xml:space="preserve"> https://parlament.winterthur.ch/behoerdenmitglieder/280958</w:t>
       </w:r>
       <w:r>
         <w:br/>
@@ -4353,7 +4353,7 @@
         <w:rPr>
           <w:rStyle w:val="AttributeTok"/>
         </w:rPr>
-        <w:t xml:space="preserve"> Alois Arnold (1965)</w:t>
+        <w:t xml:space="preserve"> Cristina Bozzi-Brunel</w:t>
       </w:r>
       <w:r>
         <w:br/>
@@ -4362,7 +4362,7 @@
         <w:rPr>
           <w:rStyle w:val="FunctionTok"/>
         </w:rPr>
-        <w:t xml:space="preserve">birth_year</w:t>
+        <w:t xml:space="preserve">names</w:t>
       </w:r>
       <w:r>
         <w:rPr>
@@ -4371,6 +4371,15 @@
         <w:t xml:space="preserve">:</w:t>
       </w:r>
       <w:r>
+        <w:br/>
+      </w:r>
+      <w:r>
+        <w:rPr>
+          <w:rStyle w:val="KeywordTok"/>
+        </w:rPr>
+        <w:t xml:space="preserve">-</w:t>
+      </w:r>
+      <w:r>
         <w:rPr>
           <w:rStyle w:val="AttributeTok"/>
         </w:rPr>
@@ -4378,18 +4387,36 @@
       </w:r>
       <w:r>
         <w:rPr>
-          <w:rStyle w:val="DecValTok"/>
-        </w:rPr>
-        <w:t xml:space="preserve">1965</w:t>
+          <w:rStyle w:val="FunctionTok"/>
+        </w:rPr>
+        <w:t xml:space="preserve">name_type</w:t>
+      </w:r>
+      <w:r>
+        <w:rPr>
+          <w:rStyle w:val="KeywordTok"/>
+        </w:rPr>
+        <w:t xml:space="preserve">:</w:t>
+      </w:r>
+      <w:r>
+        <w:rPr>
+          <w:rStyle w:val="AttributeTok"/>
+        </w:rPr>
+        <w:t xml:space="preserve"> PersonFirstName</w:t>
       </w:r>
       <w:r>
         <w:br/>
       </w:r>
       <w:r>
         <w:rPr>
+          <w:rStyle w:val="AttributeTok"/>
+        </w:rPr>
+        <w:t xml:space="preserve">  </w:t>
+      </w:r>
+      <w:r>
+        <w:rPr>
           <w:rStyle w:val="FunctionTok"/>
         </w:rPr>
-        <w:t xml:space="preserve">names</w:t>
+        <w:t xml:space="preserve">value</w:t>
       </w:r>
       <w:r>
         <w:rPr>
@@ -4398,6 +4425,12 @@
         <w:t xml:space="preserve">:</w:t>
       </w:r>
       <w:r>
+        <w:rPr>
+          <w:rStyle w:val="AttributeTok"/>
+        </w:rPr>
+        <w:t xml:space="preserve"> Cristina</w:t>
+      </w:r>
+      <w:r>
         <w:br/>
       </w:r>
       <w:r>
@@ -4428,7 +4461,7 @@
         <w:rPr>
           <w:rStyle w:val="AttributeTok"/>
         </w:rPr>
-        <w:t xml:space="preserve"> PersonFirstName</w:t>
+        <w:t xml:space="preserve"> PersonOfficialName</w:t>
       </w:r>
       <w:r>
         <w:br/>
@@ -4455,7 +4488,7 @@
         <w:rPr>
           <w:rStyle w:val="AttributeTok"/>
         </w:rPr>
-        <w:t xml:space="preserve"> Alois</w:t>
+        <w:t xml:space="preserve"> Bozzi-Brunel</w:t>
       </w:r>
       <w:r>
         <w:br/>
@@ -4488,7 +4521,7 @@
         <w:rPr>
           <w:rStyle w:val="AttributeTok"/>
         </w:rPr>
-        <w:t xml:space="preserve"> PersonOfficialName</w:t>
+        <w:t xml:space="preserve"> PersonOriginalName</w:t>
       </w:r>
       <w:r>
         <w:br/>
@@ -4515,17 +4548,17 @@
         <w:rPr>
           <w:rStyle w:val="AttributeTok"/>
         </w:rPr>
-        <w:t xml:space="preserve"> Arnold</w:t>
+        <w:t xml:space="preserve"> Brunel</w:t>
       </w:r>
     </w:p>
     <w:bookmarkEnd w:id="31"/>
-    <w:bookmarkStart w:id="32" w:name="X2ebb1f05286d0d65155c8071213b0fee041206d"/>
+    <w:bookmarkStart w:id="32" w:name="X095a6041a20108f8b3a8ed1d9d7d4eb1f742c10"/>
     <w:p>
       <w:pPr>
         <w:pStyle w:val="berschrift4"/>
       </w:pPr>
       <w:r>
-        <w:t xml:space="preserve">Example: Person-swiss_politicians_Alois_Arnold_1981</w:t>
+        <w:t xml:space="preserve">Example: Person-swiss_politicians_Alois_Arnold_1965</w:t>
       </w:r>
     </w:p>
     <w:p>
@@ -4554,7 +4587,7 @@
         <w:rPr>
           <w:rStyle w:val="DecValTok"/>
         </w:rPr>
-        <w:t xml:space="preserve">6447</w:t>
+        <w:t xml:space="preserve">6370</w:t>
       </w:r>
       <w:r>
         <w:br/>
@@ -4575,7 +4608,7 @@
         <w:rPr>
           <w:rStyle w:val="AttributeTok"/>
         </w:rPr>
-        <w:t xml:space="preserve"> https://www.ur.ch/behoerdenmitglieder/6447</w:t>
+        <w:t xml:space="preserve"> https://www.ur.ch/behoerdenmitglieder/6370</w:t>
       </w:r>
       <w:r>
         <w:br/>
@@ -4596,7 +4629,7 @@
         <w:rPr>
           <w:rStyle w:val="AttributeTok"/>
         </w:rPr>
-        <w:t xml:space="preserve"> Alois Arnold (1981)</w:t>
+        <w:t xml:space="preserve"> Alois Arnold (1965)</w:t>
       </w:r>
       <w:r>
         <w:br/>
@@ -4623,7 +4656,7 @@
         <w:rPr>
           <w:rStyle w:val="DecValTok"/>
         </w:rPr>
-        <w:t xml:space="preserve">1981</w:t>
+        <w:t xml:space="preserve">1965</w:t>
       </w:r>
       <w:r>
         <w:br/>
@@ -4762,9 +4795,252 @@
       </w:r>
     </w:p>
     <w:bookmarkEnd w:id="32"/>
+    <w:bookmarkStart w:id="33" w:name="X2ebb1f05286d0d65155c8071213b0fee041206d"/>
+    <w:p>
+      <w:pPr>
+        <w:pStyle w:val="berschrift4"/>
+      </w:pPr>
+      <w:r>
+        <w:t xml:space="preserve">Example: Person-swiss_politicians_Alois_Arnold_1981</w:t>
+      </w:r>
+    </w:p>
+    <w:p>
+      <w:pPr>
+        <w:pStyle w:val="SourceCode"/>
+      </w:pPr>
+      <w:r>
+        <w:rPr>
+          <w:rStyle w:val="FunctionTok"/>
+        </w:rPr>
+        <w:t xml:space="preserve">local_id</w:t>
+      </w:r>
+      <w:r>
+        <w:rPr>
+          <w:rStyle w:val="KeywordTok"/>
+        </w:rPr>
+        <w:t xml:space="preserve">:</w:t>
+      </w:r>
+      <w:r>
+        <w:rPr>
+          <w:rStyle w:val="AttributeTok"/>
+        </w:rPr>
+        <w:t xml:space="preserve"> </w:t>
+      </w:r>
+      <w:r>
+        <w:rPr>
+          <w:rStyle w:val="DecValTok"/>
+        </w:rPr>
+        <w:t xml:space="preserve">6447</w:t>
+      </w:r>
+      <w:r>
+        <w:br/>
+      </w:r>
+      <w:r>
+        <w:rPr>
+          <w:rStyle w:val="FunctionTok"/>
+        </w:rPr>
+        <w:t xml:space="preserve">global_uri</w:t>
+      </w:r>
+      <w:r>
+        <w:rPr>
+          <w:rStyle w:val="KeywordTok"/>
+        </w:rPr>
+        <w:t xml:space="preserve">:</w:t>
+      </w:r>
+      <w:r>
+        <w:rPr>
+          <w:rStyle w:val="AttributeTok"/>
+        </w:rPr>
+        <w:t xml:space="preserve"> https://www.ur.ch/behoerdenmitglieder/6447</w:t>
+      </w:r>
+      <w:r>
+        <w:br/>
+      </w:r>
+      <w:r>
+        <w:rPr>
+          <w:rStyle w:val="FunctionTok"/>
+        </w:rPr>
+        <w:t xml:space="preserve">label</w:t>
+      </w:r>
+      <w:r>
+        <w:rPr>
+          <w:rStyle w:val="KeywordTok"/>
+        </w:rPr>
+        <w:t xml:space="preserve">:</w:t>
+      </w:r>
+      <w:r>
+        <w:rPr>
+          <w:rStyle w:val="AttributeTok"/>
+        </w:rPr>
+        <w:t xml:space="preserve"> Alois Arnold (1981)</w:t>
+      </w:r>
+      <w:r>
+        <w:br/>
+      </w:r>
+      <w:r>
+        <w:rPr>
+          <w:rStyle w:val="FunctionTok"/>
+        </w:rPr>
+        <w:t xml:space="preserve">birth_year</w:t>
+      </w:r>
+      <w:r>
+        <w:rPr>
+          <w:rStyle w:val="KeywordTok"/>
+        </w:rPr>
+        <w:t xml:space="preserve">:</w:t>
+      </w:r>
+      <w:r>
+        <w:rPr>
+          <w:rStyle w:val="AttributeTok"/>
+        </w:rPr>
+        <w:t xml:space="preserve"> </w:t>
+      </w:r>
+      <w:r>
+        <w:rPr>
+          <w:rStyle w:val="DecValTok"/>
+        </w:rPr>
+        <w:t xml:space="preserve">1981</w:t>
+      </w:r>
+      <w:r>
+        <w:br/>
+      </w:r>
+      <w:r>
+        <w:rPr>
+          <w:rStyle w:val="FunctionTok"/>
+        </w:rPr>
+        <w:t xml:space="preserve">names</w:t>
+      </w:r>
+      <w:r>
+        <w:rPr>
+          <w:rStyle w:val="KeywordTok"/>
+        </w:rPr>
+        <w:t xml:space="preserve">:</w:t>
+      </w:r>
+      <w:r>
+        <w:br/>
+      </w:r>
+      <w:r>
+        <w:rPr>
+          <w:rStyle w:val="KeywordTok"/>
+        </w:rPr>
+        <w:t xml:space="preserve">-</w:t>
+      </w:r>
+      <w:r>
+        <w:rPr>
+          <w:rStyle w:val="AttributeTok"/>
+        </w:rPr>
+        <w:t xml:space="preserve"> </w:t>
+      </w:r>
+      <w:r>
+        <w:rPr>
+          <w:rStyle w:val="FunctionTok"/>
+        </w:rPr>
+        <w:t xml:space="preserve">name_type</w:t>
+      </w:r>
+      <w:r>
+        <w:rPr>
+          <w:rStyle w:val="KeywordTok"/>
+        </w:rPr>
+        <w:t xml:space="preserve">:</w:t>
+      </w:r>
+      <w:r>
+        <w:rPr>
+          <w:rStyle w:val="AttributeTok"/>
+        </w:rPr>
+        <w:t xml:space="preserve"> PersonFirstName</w:t>
+      </w:r>
+      <w:r>
+        <w:br/>
+      </w:r>
+      <w:r>
+        <w:rPr>
+          <w:rStyle w:val="AttributeTok"/>
+        </w:rPr>
+        <w:t xml:space="preserve">  </w:t>
+      </w:r>
+      <w:r>
+        <w:rPr>
+          <w:rStyle w:val="FunctionTok"/>
+        </w:rPr>
+        <w:t xml:space="preserve">value</w:t>
+      </w:r>
+      <w:r>
+        <w:rPr>
+          <w:rStyle w:val="KeywordTok"/>
+        </w:rPr>
+        <w:t xml:space="preserve">:</w:t>
+      </w:r>
+      <w:r>
+        <w:rPr>
+          <w:rStyle w:val="AttributeTok"/>
+        </w:rPr>
+        <w:t xml:space="preserve"> Alois</w:t>
+      </w:r>
+      <w:r>
+        <w:br/>
+      </w:r>
+      <w:r>
+        <w:rPr>
+          <w:rStyle w:val="KeywordTok"/>
+        </w:rPr>
+        <w:t xml:space="preserve">-</w:t>
+      </w:r>
+      <w:r>
+        <w:rPr>
+          <w:rStyle w:val="AttributeTok"/>
+        </w:rPr>
+        <w:t xml:space="preserve"> </w:t>
+      </w:r>
+      <w:r>
+        <w:rPr>
+          <w:rStyle w:val="FunctionTok"/>
+        </w:rPr>
+        <w:t xml:space="preserve">name_type</w:t>
+      </w:r>
+      <w:r>
+        <w:rPr>
+          <w:rStyle w:val="KeywordTok"/>
+        </w:rPr>
+        <w:t xml:space="preserve">:</w:t>
+      </w:r>
+      <w:r>
+        <w:rPr>
+          <w:rStyle w:val="AttributeTok"/>
+        </w:rPr>
+        <w:t xml:space="preserve"> PersonOfficialName</w:t>
+      </w:r>
+      <w:r>
+        <w:br/>
+      </w:r>
+      <w:r>
+        <w:rPr>
+          <w:rStyle w:val="AttributeTok"/>
+        </w:rPr>
+        <w:t xml:space="preserve">  </w:t>
+      </w:r>
+      <w:r>
+        <w:rPr>
+          <w:rStyle w:val="FunctionTok"/>
+        </w:rPr>
+        <w:t xml:space="preserve">value</w:t>
+      </w:r>
+      <w:r>
+        <w:rPr>
+          <w:rStyle w:val="KeywordTok"/>
+        </w:rPr>
+        <w:t xml:space="preserve">:</w:t>
+      </w:r>
+      <w:r>
+        <w:rPr>
+          <w:rStyle w:val="AttributeTok"/>
+        </w:rPr>
+        <w:t xml:space="preserve"> Arnold</w:t>
+      </w:r>
+    </w:p>
     <w:bookmarkEnd w:id="33"/>
     <w:bookmarkEnd w:id="34"/>
-    <w:bookmarkStart w:id="37" w:name="class-name"/>
+    <w:bookmarkEnd w:id="35"/>
+    <w:bookmarkStart w:id="38" w:name="class-name"/>
     <w:p>
       <w:pPr>
         <w:pStyle w:val="berschrift2"/>
@@ -4793,7 +5069,7 @@
         <w:t xml:space="preserve">__</w:t>
       </w:r>
     </w:p>
-    <w:bookmarkStart w:id="35" w:name="attribute-1"/>
+    <w:bookmarkStart w:id="36" w:name="attribute-1"/>
     <w:p>
       <w:pPr>
         <w:pStyle w:val="berschrift3"/>
@@ -5167,8 +5443,8 @@
         </w:tc>
       </w:tr>
     </w:tbl>
-    <w:bookmarkEnd w:id="35"/>
-    <w:bookmarkStart w:id="36" w:name="usages-1"/>
+    <w:bookmarkEnd w:id="36"/>
+    <w:bookmarkStart w:id="37" w:name="usages-1"/>
     <w:p>
       <w:pPr>
         <w:pStyle w:val="berschrift3"/>
@@ -5308,9 +5584,9 @@
         </w:tc>
       </w:tr>
     </w:tbl>
-    <w:bookmarkEnd w:id="36"/>
     <w:bookmarkEnd w:id="37"/>
-    <w:bookmarkStart w:id="51" w:name="enum-nametypeenum"/>
+    <w:bookmarkEnd w:id="38"/>
+    <w:bookmarkStart w:id="52" w:name="enum-nametypeenum"/>
     <w:p>
       <w:pPr>
         <w:pStyle w:val="berschrift2"/>
@@ -5349,7 +5625,7 @@
       <w:r>
         <w:t xml:space="preserve"> </w:t>
       </w:r>
-      <w:hyperlink ns1:id="rId38">
+      <w:hyperlink ns1:id="rId39">
         <w:r>
           <w:rPr>
             <w:rStyle w:val="Hyperlink"/>
@@ -5358,7 +5634,7 @@
         </w:r>
       </w:hyperlink>
     </w:p>
-    <w:bookmarkStart w:id="50" w:name="permissible-values"/>
+    <w:bookmarkStart w:id="51" w:name="permissible-values"/>
     <w:p>
       <w:pPr>
         <w:pStyle w:val="berschrift3"/>
@@ -5472,7 +5748,7 @@
             <w:pPr>
               <w:pStyle w:val="Compact"/>
             </w:pPr>
-            <w:hyperlink ns1:id="rId39">
+            <w:hyperlink ns1:id="rId40">
               <w:r>
                 <w:rPr>
                   <w:rStyle w:val="Hyperlink"/>
@@ -5526,7 +5802,7 @@
             <w:pPr>
               <w:pStyle w:val="Compact"/>
             </w:pPr>
-            <w:hyperlink ns1:id="rId40">
+            <w:hyperlink ns1:id="rId41">
               <w:r>
                 <w:rPr>
                   <w:rStyle w:val="Hyperlink"/>
@@ -5580,7 +5856,7 @@
             <w:pPr>
               <w:pStyle w:val="Compact"/>
             </w:pPr>
-            <w:hyperlink ns1:id="rId41">
+            <w:hyperlink ns1:id="rId42">
               <w:r>
                 <w:rPr>
                   <w:rStyle w:val="Hyperlink"/>
@@ -5634,7 +5910,7 @@
             <w:pPr>
               <w:pStyle w:val="Compact"/>
             </w:pPr>
-            <w:hyperlink ns1:id="rId42">
+            <w:hyperlink ns1:id="rId43">
               <w:r>
                 <w:rPr>
                   <w:rStyle w:val="Hyperlink"/>
@@ -5688,7 +5964,7 @@
             <w:pPr>
               <w:pStyle w:val="Compact"/>
             </w:pPr>
-            <w:hyperlink ns1:id="rId43">
+            <w:hyperlink ns1:id="rId44">
               <w:r>
                 <w:rPr>
                   <w:rStyle w:val="Hyperlink"/>
@@ -5742,7 +6018,7 @@
             <w:pPr>
               <w:pStyle w:val="Compact"/>
             </w:pPr>
-            <w:hyperlink ns1:id="rId44">
+            <w:hyperlink ns1:id="rId45">
               <w:r>
                 <w:rPr>
                   <w:rStyle w:val="Hyperlink"/>
@@ -5796,7 +6072,7 @@
             <w:pPr>
               <w:pStyle w:val="Compact"/>
             </w:pPr>
-            <w:hyperlink ns1:id="rId45">
+            <w:hyperlink ns1:id="rId46">
               <w:r>
                 <w:rPr>
                   <w:rStyle w:val="Hyperlink"/>
@@ -5850,7 +6126,7 @@
             <w:pPr>
               <w:pStyle w:val="Compact"/>
             </w:pPr>
-            <w:hyperlink ns1:id="rId46">
+            <w:hyperlink ns1:id="rId47">
               <w:r>
                 <w:rPr>
                   <w:rStyle w:val="Hyperlink"/>
@@ -5913,7 +6189,7 @@
             <w:pPr>
               <w:pStyle w:val="Compact"/>
             </w:pPr>
-            <w:hyperlink ns1:id="rId47">
+            <w:hyperlink ns1:id="rId48">
               <w:r>
                 <w:rPr>
                   <w:rStyle w:val="Hyperlink"/>
@@ -5967,7 +6243,7 @@
             <w:pPr>
               <w:pStyle w:val="Compact"/>
             </w:pPr>
-            <w:hyperlink ns1:id="rId48">
+            <w:hyperlink ns1:id="rId49">
               <w:r>
                 <w:rPr>
                   <w:rStyle w:val="Hyperlink"/>
@@ -6021,7 +6297,7 @@
             <w:pPr>
               <w:pStyle w:val="Compact"/>
             </w:pPr>
-            <w:hyperlink ns1:id="rId49">
+            <w:hyperlink ns1:id="rId50">
               <w:r>
                 <w:rPr>
                   <w:rStyle w:val="Hyperlink"/>
@@ -6033,9 +6309,9 @@
         </w:tc>
       </w:tr>
     </w:tbl>
-    <w:bookmarkEnd w:id="50"/>
     <w:bookmarkEnd w:id="51"/>
-    <w:bookmarkStart w:id="54" w:name="class-languageproficiency"/>
+    <w:bookmarkEnd w:id="52"/>
+    <w:bookmarkStart w:id="55" w:name="class-languageproficiency"/>
     <w:p>
       <w:pPr>
         <w:pStyle w:val="berschrift2"/>
@@ -6064,7 +6340,7 @@
         <w:t xml:space="preserve">__</w:t>
       </w:r>
     </w:p>
-    <w:bookmarkStart w:id="52" w:name="attribute-2"/>
+    <w:bookmarkStart w:id="53" w:name="attribute-2"/>
     <w:p>
       <w:pPr>
         <w:pStyle w:val="berschrift3"/>
@@ -6316,8 +6592,8 @@
         </w:tc>
       </w:tr>
     </w:tbl>
-    <w:bookmarkEnd w:id="52"/>
-    <w:bookmarkStart w:id="53" w:name="usages-2"/>
+    <w:bookmarkEnd w:id="53"/>
+    <w:bookmarkStart w:id="54" w:name="usages-2"/>
     <w:p>
       <w:pPr>
         <w:pStyle w:val="berschrift3"/>
@@ -6458,9 +6734,9 @@
         </w:tc>
       </w:tr>
     </w:tbl>
-    <w:bookmarkEnd w:id="53"/>
     <w:bookmarkEnd w:id="54"/>
-    <w:bookmarkStart w:id="57" w:name="class-citizenship"/>
+    <w:bookmarkEnd w:id="55"/>
+    <w:bookmarkStart w:id="58" w:name="class-citizenship"/>
     <w:p>
       <w:pPr>
         <w:pStyle w:val="berschrift2"/>
@@ -6540,7 +6816,7 @@
         <w:t xml:space="preserve">__</w:t>
       </w:r>
     </w:p>
-    <w:bookmarkStart w:id="55" w:name="attribute-3"/>
+    <w:bookmarkStart w:id="56" w:name="attribute-3"/>
     <w:p>
       <w:pPr>
         <w:pStyle w:val="berschrift3"/>
@@ -6859,8 +7135,8 @@
         </w:tc>
       </w:tr>
     </w:tbl>
-    <w:bookmarkEnd w:id="55"/>
-    <w:bookmarkStart w:id="56" w:name="usages-3"/>
+    <w:bookmarkEnd w:id="56"/>
+    <w:bookmarkStart w:id="57" w:name="usages-3"/>
     <w:p>
       <w:pPr>
         <w:pStyle w:val="berschrift3"/>
@@ -7001,9 +7277,9 @@
         </w:tc>
       </w:tr>
     </w:tbl>
-    <w:bookmarkEnd w:id="56"/>
     <w:bookmarkEnd w:id="57"/>
-    <w:bookmarkStart w:id="60" w:name="class-gender"/>
+    <w:bookmarkEnd w:id="58"/>
+    <w:bookmarkStart w:id="61" w:name="class-gender"/>
     <w:p>
       <w:pPr>
         <w:pStyle w:val="berschrift2"/>
@@ -7032,7 +7308,7 @@
         <w:t xml:space="preserve">__</w:t>
       </w:r>
     </w:p>
-    <w:bookmarkStart w:id="58" w:name="attribute-4"/>
+    <w:bookmarkStart w:id="59" w:name="attribute-4"/>
     <w:p>
       <w:pPr>
         <w:pStyle w:val="berschrift3"/>
@@ -7455,8 +7731,8 @@
         </w:tc>
       </w:tr>
     </w:tbl>
-    <w:bookmarkEnd w:id="58"/>
-    <w:bookmarkStart w:id="59" w:name="usages-4"/>
+    <w:bookmarkEnd w:id="59"/>
+    <w:bookmarkStart w:id="60" w:name="usages-4"/>
     <w:p>
       <w:pPr>
         <w:pStyle w:val="berschrift3"/>
@@ -7596,9 +7872,9 @@
         </w:tc>
       </w:tr>
     </w:tbl>
-    <w:bookmarkEnd w:id="59"/>
     <w:bookmarkEnd w:id="60"/>
-    <w:bookmarkStart w:id="63" w:name="enum-gendercodeenum"/>
+    <w:bookmarkEnd w:id="61"/>
+    <w:bookmarkStart w:id="64" w:name="enum-gendercodeenum"/>
     <w:p>
       <w:pPr>
         <w:pStyle w:val="berschrift2"/>
@@ -7666,7 +7942,7 @@
       <w:r>
         <w:t xml:space="preserve"> </w:t>
       </w:r>
-      <w:hyperlink ns1:id="rId61">
+      <w:hyperlink ns1:id="rId62">
         <w:r>
           <w:rPr>
             <w:rStyle w:val="Hyperlink"/>
@@ -7675,7 +7951,7 @@
         </w:r>
       </w:hyperlink>
     </w:p>
-    <w:bookmarkStart w:id="62" w:name="permissible-values-1"/>
+    <w:bookmarkStart w:id="63" w:name="permissible-values-1"/>
     <w:p>
       <w:pPr>
         <w:pStyle w:val="berschrift3"/>
@@ -7860,9 +8136,9 @@
         </w:tc>
       </w:tr>
     </w:tbl>
-    <w:bookmarkEnd w:id="62"/>
     <w:bookmarkEnd w:id="63"/>
-    <w:bookmarkStart w:id="69" w:name="class-occupation"/>
+    <w:bookmarkEnd w:id="64"/>
+    <w:bookmarkStart w:id="70" w:name="class-occupation"/>
     <w:p>
       <w:pPr>
         <w:pStyle w:val="berschrift2"/>
@@ -7891,7 +8167,7 @@
         <w:t xml:space="preserve">__</w:t>
       </w:r>
     </w:p>
-    <w:bookmarkStart w:id="65" w:name="attribute-5"/>
+    <w:bookmarkStart w:id="66" w:name="attribute-5"/>
     <w:p>
       <w:pPr>
         <w:pStyle w:val="berschrift3"/>
@@ -8418,7 +8694,7 @@
         </w:tc>
       </w:tr>
     </w:tbl>
-    <w:bookmarkStart w:id="64" w:name="constraints"/>
+    <w:bookmarkStart w:id="65" w:name="constraints"/>
     <w:p>
       <w:pPr>
         <w:pStyle w:val="berschrift5"/>
@@ -8469,9 +8745,9 @@
         </w:r>
       </w:hyperlink>
     </w:p>
-    <w:bookmarkEnd w:id="64"/>
     <w:bookmarkEnd w:id="65"/>
-    <w:bookmarkStart w:id="66" w:name="usages-5"/>
+    <w:bookmarkEnd w:id="66"/>
+    <w:bookmarkStart w:id="67" w:name="usages-5"/>
     <w:p>
       <w:pPr>
         <w:pStyle w:val="berschrift3"/>
@@ -8612,8 +8888,8 @@
         </w:tc>
       </w:tr>
     </w:tbl>
-    <w:bookmarkEnd w:id="66"/>
-    <w:bookmarkStart w:id="68" w:name="examples-1"/>
+    <w:bookmarkEnd w:id="67"/>
+    <w:bookmarkStart w:id="69" w:name="examples-1"/>
     <w:p>
       <w:pPr>
         <w:pStyle w:val="berschrift3"/>
@@ -8622,7 +8898,7 @@
         <w:t xml:space="preserve">Examples</w:t>
       </w:r>
     </w:p>
-    <w:bookmarkStart w:id="67" w:name="X149a3a9dc96627cf9f4ad2e63c8da8e6c150b25"/>
+    <w:bookmarkStart w:id="68" w:name="X149a3a9dc96627cf9f4ad2e63c8da8e6c150b25"/>
     <w:p>
       <w:pPr>
         <w:pStyle w:val="berschrift4"/>
@@ -8702,10 +8978,10 @@
         <w:t xml:space="preserve">true</w:t>
       </w:r>
     </w:p>
-    <w:bookmarkEnd w:id="67"/>
     <w:bookmarkEnd w:id="68"/>
     <w:bookmarkEnd w:id="69"/>
-    <w:bookmarkStart w:id="73" w:name="class-training"/>
+    <w:bookmarkEnd w:id="70"/>
+    <w:bookmarkStart w:id="74" w:name="class-training"/>
     <w:p>
       <w:pPr>
         <w:pStyle w:val="berschrift2"/>
@@ -8734,7 +9010,7 @@
         <w:t xml:space="preserve">__</w:t>
       </w:r>
     </w:p>
-    <w:bookmarkStart w:id="71" w:name="attribute-6"/>
+    <w:bookmarkStart w:id="72" w:name="attribute-6"/>
     <w:p>
       <w:pPr>
         <w:pStyle w:val="berschrift3"/>
@@ -9157,7 +9433,7 @@
         </w:tc>
       </w:tr>
     </w:tbl>
-    <w:bookmarkStart w:id="70" w:name="constraints-1"/>
+    <w:bookmarkStart w:id="71" w:name="constraints-1"/>
     <w:p>
       <w:pPr>
         <w:pStyle w:val="berschrift5"/>
@@ -9225,9 +9501,9 @@
         </w:r>
       </w:hyperlink>
     </w:p>
-    <w:bookmarkEnd w:id="70"/>
     <w:bookmarkEnd w:id="71"/>
-    <w:bookmarkStart w:id="72" w:name="usages-6"/>
+    <w:bookmarkEnd w:id="72"/>
+    <w:bookmarkStart w:id="73" w:name="usages-6"/>
     <w:p>
       <w:pPr>
         <w:pStyle w:val="berschrift3"/>
@@ -9368,9 +9644,9 @@
         </w:tc>
       </w:tr>
     </w:tbl>
-    <w:bookmarkEnd w:id="72"/>
     <w:bookmarkEnd w:id="73"/>
-    <w:bookmarkStart w:id="118" w:name="enum-trainingtypeenum"/>
+    <w:bookmarkEnd w:id="74"/>
+    <w:bookmarkStart w:id="119" w:name="enum-trainingtypeenum"/>
     <w:p>
       <w:pPr>
         <w:pStyle w:val="berschrift2"/>
@@ -9409,7 +9685,7 @@
       <w:r>
         <w:t xml:space="preserve"> </w:t>
       </w:r>
-      <w:hyperlink ns1:id="rId74">
+      <w:hyperlink ns1:id="rId75">
         <w:r>
           <w:rPr>
             <w:rStyle w:val="Hyperlink"/>
@@ -9418,7 +9694,7 @@
         </w:r>
       </w:hyperlink>
     </w:p>
-    <w:bookmarkStart w:id="117" w:name="permissible-values-2"/>
+    <w:bookmarkStart w:id="118" w:name="permissible-values-2"/>
     <w:p>
       <w:pPr>
         <w:pStyle w:val="berschrift3"/>
@@ -9508,7 +9784,7 @@
             <w:pPr>
               <w:pStyle w:val="Compact"/>
             </w:pPr>
-            <w:hyperlink ns1:id="rId75">
+            <w:hyperlink ns1:id="rId76">
               <w:r>
                 <w:rPr>
                   <w:rStyle w:val="Hyperlink"/>
@@ -9562,7 +9838,7 @@
             <w:pPr>
               <w:pStyle w:val="Compact"/>
             </w:pPr>
-            <w:hyperlink ns1:id="rId76">
+            <w:hyperlink ns1:id="rId77">
               <w:r>
                 <w:rPr>
                   <w:rStyle w:val="Hyperlink"/>
@@ -9616,7 +9892,7 @@
             <w:pPr>
               <w:pStyle w:val="Compact"/>
             </w:pPr>
-            <w:hyperlink ns1:id="rId77">
+            <w:hyperlink ns1:id="rId78">
               <w:r>
                 <w:rPr>
                   <w:rStyle w:val="Hyperlink"/>
@@ -9670,7 +9946,7 @@
             <w:pPr>
               <w:pStyle w:val="Compact"/>
             </w:pPr>
-            <w:hyperlink ns1:id="rId78">
+            <w:hyperlink ns1:id="rId79">
               <w:r>
                 <w:rPr>
                   <w:rStyle w:val="Hyperlink"/>
@@ -9724,7 +10000,7 @@
             <w:pPr>
               <w:pStyle w:val="Compact"/>
             </w:pPr>
-            <w:hyperlink ns1:id="rId79">
+            <w:hyperlink ns1:id="rId80">
               <w:r>
                 <w:rPr>
                   <w:rStyle w:val="Hyperlink"/>
@@ -9778,7 +10054,7 @@
             <w:pPr>
               <w:pStyle w:val="Compact"/>
             </w:pPr>
-            <w:hyperlink ns1:id="rId80">
+            <w:hyperlink ns1:id="rId81">
               <w:r>
                 <w:rPr>
                   <w:rStyle w:val="Hyperlink"/>
@@ -9832,7 +10108,7 @@
             <w:pPr>
               <w:pStyle w:val="Compact"/>
             </w:pPr>
-            <w:hyperlink ns1:id="rId81">
+            <w:hyperlink ns1:id="rId82">
               <w:r>
                 <w:rPr>
                   <w:rStyle w:val="Hyperlink"/>
@@ -9886,7 +10162,7 @@
             <w:pPr>
               <w:pStyle w:val="Compact"/>
             </w:pPr>
-            <w:hyperlink ns1:id="rId82">
+            <w:hyperlink ns1:id="rId83">
               <w:r>
                 <w:rPr>
                   <w:rStyle w:val="Hyperlink"/>
@@ -9940,7 +10216,7 @@
             <w:pPr>
               <w:pStyle w:val="Compact"/>
             </w:pPr>
-            <w:hyperlink ns1:id="rId83">
+            <w:hyperlink ns1:id="rId84">
               <w:r>
                 <w:rPr>
                   <w:rStyle w:val="Hyperlink"/>
@@ -9994,7 +10270,7 @@
             <w:pPr>
               <w:pStyle w:val="Compact"/>
             </w:pPr>
-            <w:hyperlink ns1:id="rId84">
+            <w:hyperlink ns1:id="rId85">
               <w:r>
                 <w:rPr>
                   <w:rStyle w:val="Hyperlink"/>
@@ -10048,7 +10324,7 @@
             <w:pPr>
               <w:pStyle w:val="Compact"/>
             </w:pPr>
-            <w:hyperlink ns1:id="rId85">
+            <w:hyperlink ns1:id="rId86">
               <w:r>
                 <w:rPr>
                   <w:rStyle w:val="Hyperlink"/>
@@ -10102,7 +10378,7 @@
             <w:pPr>
               <w:pStyle w:val="Compact"/>
             </w:pPr>
-            <w:hyperlink ns1:id="rId86">
+            <w:hyperlink ns1:id="rId87">
               <w:r>
                 <w:rPr>
                   <w:rStyle w:val="Hyperlink"/>
@@ -10156,7 +10432,7 @@
             <w:pPr>
               <w:pStyle w:val="Compact"/>
             </w:pPr>
-            <w:hyperlink ns1:id="rId87">
+            <w:hyperlink ns1:id="rId88">
               <w:r>
                 <w:rPr>
                   <w:rStyle w:val="Hyperlink"/>
@@ -10210,7 +10486,7 @@
             <w:pPr>
               <w:pStyle w:val="Compact"/>
             </w:pPr>
-            <w:hyperlink ns1:id="rId88">
+            <w:hyperlink ns1:id="rId89">
               <w:r>
                 <w:rPr>
                   <w:rStyle w:val="Hyperlink"/>
@@ -10264,7 +10540,7 @@
             <w:pPr>
               <w:pStyle w:val="Compact"/>
             </w:pPr>
-            <w:hyperlink ns1:id="rId89">
+            <w:hyperlink ns1:id="rId90">
               <w:r>
                 <w:rPr>
                   <w:rStyle w:val="Hyperlink"/>
@@ -10318,7 +10594,7 @@
             <w:pPr>
               <w:pStyle w:val="Compact"/>
             </w:pPr>
-            <w:hyperlink ns1:id="rId90">
+            <w:hyperlink ns1:id="rId91">
               <w:r>
                 <w:rPr>
                   <w:rStyle w:val="Hyperlink"/>
@@ -10372,7 +10648,7 @@
             <w:pPr>
               <w:pStyle w:val="Compact"/>
             </w:pPr>
-            <w:hyperlink ns1:id="rId91">
+            <w:hyperlink ns1:id="rId92">
               <w:r>
                 <w:rPr>
                   <w:rStyle w:val="Hyperlink"/>
@@ -10426,7 +10702,7 @@
             <w:pPr>
               <w:pStyle w:val="Compact"/>
             </w:pPr>
-            <w:hyperlink ns1:id="rId92">
+            <w:hyperlink ns1:id="rId93">
               <w:r>
                 <w:rPr>
                   <w:rStyle w:val="Hyperlink"/>
@@ -10480,7 +10756,7 @@
             <w:pPr>
               <w:pStyle w:val="Compact"/>
             </w:pPr>
-            <w:hyperlink ns1:id="rId93">
+            <w:hyperlink ns1:id="rId94">
               <w:r>
                 <w:rPr>
                   <w:rStyle w:val="Hyperlink"/>
@@ -10534,7 +10810,7 @@
             <w:pPr>
               <w:pStyle w:val="Compact"/>
             </w:pPr>
-            <w:hyperlink ns1:id="rId94">
+            <w:hyperlink ns1:id="rId95">
               <w:r>
                 <w:rPr>
                   <w:rStyle w:val="Hyperlink"/>
@@ -10588,7 +10864,7 @@
             <w:pPr>
               <w:pStyle w:val="Compact"/>
             </w:pPr>
-            <w:hyperlink ns1:id="rId95">
+            <w:hyperlink ns1:id="rId96">
               <w:r>
                 <w:rPr>
                   <w:rStyle w:val="Hyperlink"/>
@@ -10642,7 +10918,7 @@
             <w:pPr>
               <w:pStyle w:val="Compact"/>
             </w:pPr>
-            <w:hyperlink ns1:id="rId96">
+            <w:hyperlink ns1:id="rId97">
               <w:r>
                 <w:rPr>
                   <w:rStyle w:val="Hyperlink"/>
@@ -10696,7 +10972,7 @@
             <w:pPr>
               <w:pStyle w:val="Compact"/>
             </w:pPr>
-            <w:hyperlink ns1:id="rId97">
+            <w:hyperlink ns1:id="rId98">
               <w:r>
                 <w:rPr>
                   <w:rStyle w:val="Hyperlink"/>
@@ -10750,7 +11026,7 @@
             <w:pPr>
               <w:pStyle w:val="Compact"/>
             </w:pPr>
-            <w:hyperlink ns1:id="rId98">
+            <w:hyperlink ns1:id="rId99">
               <w:r>
                 <w:rPr>
                   <w:rStyle w:val="Hyperlink"/>
@@ -10804,7 +11080,7 @@
             <w:pPr>
               <w:pStyle w:val="Compact"/>
             </w:pPr>
-            <w:hyperlink ns1:id="rId99">
+            <w:hyperlink ns1:id="rId100">
               <w:r>
                 <w:rPr>
                   <w:rStyle w:val="Hyperlink"/>
@@ -10858,7 +11134,7 @@
             <w:pPr>
               <w:pStyle w:val="Compact"/>
             </w:pPr>
-            <w:hyperlink ns1:id="rId100">
+            <w:hyperlink ns1:id="rId101">
               <w:r>
                 <w:rPr>
                   <w:rStyle w:val="Hyperlink"/>
@@ -10912,7 +11188,7 @@
             <w:pPr>
               <w:pStyle w:val="Compact"/>
             </w:pPr>
-            <w:hyperlink ns1:id="rId101">
+            <w:hyperlink ns1:id="rId102">
               <w:r>
                 <w:rPr>
                   <w:rStyle w:val="Hyperlink"/>
@@ -10966,7 +11242,7 @@
             <w:pPr>
               <w:pStyle w:val="Compact"/>
             </w:pPr>
-            <w:hyperlink ns1:id="rId102">
+            <w:hyperlink ns1:id="rId103">
               <w:r>
                 <w:rPr>
                   <w:rStyle w:val="Hyperlink"/>
@@ -11020,7 +11296,7 @@
             <w:pPr>
               <w:pStyle w:val="Compact"/>
             </w:pPr>
-            <w:hyperlink ns1:id="rId103">
+            <w:hyperlink ns1:id="rId104">
               <w:r>
                 <w:rPr>
                   <w:rStyle w:val="Hyperlink"/>
@@ -11074,7 +11350,7 @@
             <w:pPr>
               <w:pStyle w:val="Compact"/>
             </w:pPr>
-            <w:hyperlink ns1:id="rId104">
+            <w:hyperlink ns1:id="rId105">
               <w:r>
                 <w:rPr>
                   <w:rStyle w:val="Hyperlink"/>
@@ -11128,7 +11404,7 @@
             <w:pPr>
               <w:pStyle w:val="Compact"/>
             </w:pPr>
-            <w:hyperlink ns1:id="rId105">
+            <w:hyperlink ns1:id="rId106">
               <w:r>
                 <w:rPr>
                   <w:rStyle w:val="Hyperlink"/>
@@ -11182,7 +11458,7 @@
             <w:pPr>
               <w:pStyle w:val="Compact"/>
             </w:pPr>
-            <w:hyperlink ns1:id="rId106">
+            <w:hyperlink ns1:id="rId107">
               <w:r>
                 <w:rPr>
                   <w:rStyle w:val="Hyperlink"/>
@@ -11236,7 +11512,7 @@
             <w:pPr>
               <w:pStyle w:val="Compact"/>
             </w:pPr>
-            <w:hyperlink ns1:id="rId107">
+            <w:hyperlink ns1:id="rId108">
               <w:r>
                 <w:rPr>
                   <w:rStyle w:val="Hyperlink"/>
@@ -11290,7 +11566,7 @@
             <w:pPr>
               <w:pStyle w:val="Compact"/>
             </w:pPr>
-            <w:hyperlink ns1:id="rId108">
+            <w:hyperlink ns1:id="rId109">
               <w:r>
                 <w:rPr>
                   <w:rStyle w:val="Hyperlink"/>
@@ -11344,7 +11620,7 @@
             <w:pPr>
               <w:pStyle w:val="Compact"/>
             </w:pPr>
-            <w:hyperlink ns1:id="rId109">
+            <w:hyperlink ns1:id="rId110">
               <w:r>
                 <w:rPr>
                   <w:rStyle w:val="Hyperlink"/>
@@ -11398,7 +11674,7 @@
             <w:pPr>
               <w:pStyle w:val="Compact"/>
             </w:pPr>
-            <w:hyperlink ns1:id="rId110">
+            <w:hyperlink ns1:id="rId111">
               <w:r>
                 <w:rPr>
                   <w:rStyle w:val="Hyperlink"/>
@@ -11452,7 +11728,7 @@
             <w:pPr>
               <w:pStyle w:val="Compact"/>
             </w:pPr>
-            <w:hyperlink ns1:id="rId111">
+            <w:hyperlink ns1:id="rId112">
               <w:r>
                 <w:rPr>
                   <w:rStyle w:val="Hyperlink"/>
@@ -11506,7 +11782,7 @@
             <w:pPr>
               <w:pStyle w:val="Compact"/>
             </w:pPr>
-            <w:hyperlink ns1:id="rId112">
+            <w:hyperlink ns1:id="rId113">
               <w:r>
                 <w:rPr>
                   <w:rStyle w:val="Hyperlink"/>
@@ -11560,7 +11836,7 @@
             <w:pPr>
               <w:pStyle w:val="Compact"/>
             </w:pPr>
-            <w:hyperlink ns1:id="rId113">
+            <w:hyperlink ns1:id="rId114">
               <w:r>
                 <w:rPr>
                   <w:rStyle w:val="Hyperlink"/>
@@ -11614,7 +11890,7 @@
             <w:pPr>
               <w:pStyle w:val="Compact"/>
             </w:pPr>
-            <w:hyperlink ns1:id="rId114">
+            <w:hyperlink ns1:id="rId115">
               <w:r>
                 <w:rPr>
                   <w:rStyle w:val="Hyperlink"/>
@@ -11668,7 +11944,7 @@
             <w:pPr>
               <w:pStyle w:val="Compact"/>
             </w:pPr>
-            <w:hyperlink ns1:id="rId115">
+            <w:hyperlink ns1:id="rId116">
               <w:r>
                 <w:rPr>
                   <w:rStyle w:val="Hyperlink"/>
@@ -11722,7 +11998,7 @@
             <w:pPr>
               <w:pStyle w:val="Compact"/>
             </w:pPr>
-            <w:hyperlink ns1:id="rId116">
+            <w:hyperlink ns1:id="rId117">
               <w:r>
                 <w:rPr>
                   <w:rStyle w:val="Hyperlink"/>
@@ -11795,9 +12071,9 @@
         </w:tc>
       </w:tr>
     </w:tbl>
-    <w:bookmarkEnd w:id="117"/>
     <w:bookmarkEnd w:id="118"/>
-    <w:bookmarkStart w:id="121" w:name="class-electoraldistrict"/>
+    <w:bookmarkEnd w:id="119"/>
+    <w:bookmarkStart w:id="122" w:name="class-electoraldistrict"/>
     <w:p>
       <w:pPr>
         <w:pStyle w:val="berschrift2"/>
@@ -11826,7 +12102,7 @@
         <w:t xml:space="preserve">__</w:t>
       </w:r>
     </w:p>
-    <w:bookmarkStart w:id="119" w:name="attribute-7"/>
+    <w:bookmarkStart w:id="120" w:name="attribute-7"/>
     <w:p>
       <w:pPr>
         <w:pStyle w:val="berschrift3"/>
@@ -12145,8 +12421,8 @@
         </w:tc>
       </w:tr>
     </w:tbl>
-    <w:bookmarkEnd w:id="119"/>
-    <w:bookmarkStart w:id="120" w:name="usages-7"/>
+    <w:bookmarkEnd w:id="120"/>
+    <w:bookmarkStart w:id="121" w:name="usages-7"/>
     <w:p>
       <w:pPr>
         <w:pStyle w:val="berschrift3"/>
@@ -12287,15 +12563,15 @@
         </w:tc>
       </w:tr>
     </w:tbl>
-    <w:bookmarkEnd w:id="120"/>
+    <w:bookmarkEnd w:id="121"/>
     <w:p>
       <w:r>
         <w:br w:type="page"/>
       </w:r>
     </w:p>
-    <w:bookmarkEnd w:id="121"/>
     <w:bookmarkEnd w:id="122"/>
-    <w:bookmarkStart w:id="153" w:name="groups-and-bodies-groups"/>
+    <w:bookmarkEnd w:id="123"/>
+    <w:bookmarkStart w:id="154" w:name="groups-and-bodies-groups"/>
     <w:p>
       <w:pPr>
         <w:pStyle w:val="berschrift1"/>
@@ -12476,7 +12752,7 @@
         <w:t xml:space="preserve">, it is possible to represent, for example, commissions that exist only during a legislative period, or renamings and mergers of parties.</w:t>
       </w:r>
     </w:p>
-    <w:bookmarkStart w:id="125" w:name="class-group"/>
+    <w:bookmarkStart w:id="126" w:name="class-group"/>
     <w:p>
       <w:pPr>
         <w:pStyle w:val="berschrift2"/>
@@ -12505,7 +12781,7 @@
         <w:t xml:space="preserve">__</w:t>
       </w:r>
     </w:p>
-    <w:bookmarkStart w:id="123" w:name="attribute-8"/>
+    <w:bookmarkStart w:id="124" w:name="attribute-8"/>
     <w:p>
       <w:pPr>
         <w:pStyle w:val="berschrift3"/>
@@ -13851,8 +14127,8 @@
         </w:tc>
       </w:tr>
     </w:tbl>
-    <w:bookmarkEnd w:id="123"/>
-    <w:bookmarkStart w:id="124" w:name="usages-8"/>
+    <w:bookmarkEnd w:id="124"/>
+    <w:bookmarkStart w:id="125" w:name="usages-8"/>
     <w:p>
       <w:pPr>
         <w:pStyle w:val="berschrift3"/>
@@ -13993,9 +14269,9 @@
         </w:tc>
       </w:tr>
     </w:tbl>
-    <w:bookmarkEnd w:id="124"/>
     <w:bookmarkEnd w:id="125"/>
-    <w:bookmarkStart w:id="128" w:name="class-grouptype"/>
+    <w:bookmarkEnd w:id="126"/>
+    <w:bookmarkStart w:id="129" w:name="class-grouptype"/>
     <w:p>
       <w:pPr>
         <w:pStyle w:val="berschrift2"/>
@@ -14024,7 +14300,7 @@
         <w:t xml:space="preserve">__</w:t>
       </w:r>
     </w:p>
-    <w:bookmarkStart w:id="126" w:name="attribute-9"/>
+    <w:bookmarkStart w:id="127" w:name="attribute-9"/>
     <w:p>
       <w:pPr>
         <w:pStyle w:val="berschrift3"/>
@@ -14188,8 +14464,8 @@
         </w:tc>
       </w:tr>
     </w:tbl>
-    <w:bookmarkEnd w:id="126"/>
-    <w:bookmarkStart w:id="127" w:name="usages-9"/>
+    <w:bookmarkEnd w:id="127"/>
+    <w:bookmarkStart w:id="128" w:name="usages-9"/>
     <w:p>
       <w:pPr>
         <w:pStyle w:val="berschrift3"/>
@@ -14330,9 +14606,9 @@
         </w:tc>
       </w:tr>
     </w:tbl>
-    <w:bookmarkEnd w:id="127"/>
     <w:bookmarkEnd w:id="128"/>
-    <w:bookmarkStart w:id="152" w:name="enum-grouptypeenum"/>
+    <w:bookmarkEnd w:id="129"/>
+    <w:bookmarkStart w:id="153" w:name="enum-grouptypeenum"/>
     <w:p>
       <w:pPr>
         <w:pStyle w:val="berschrift2"/>
@@ -14371,7 +14647,7 @@
       <w:r>
         <w:t xml:space="preserve"> </w:t>
       </w:r>
-      <w:hyperlink ns1:id="rId129">
+      <w:hyperlink ns1:id="rId130">
         <w:r>
           <w:rPr>
             <w:rStyle w:val="Hyperlink"/>
@@ -14380,7 +14656,7 @@
         </w:r>
       </w:hyperlink>
     </w:p>
-    <w:bookmarkStart w:id="151" w:name="permissible-values-3"/>
+    <w:bookmarkStart w:id="152" w:name="permissible-values-3"/>
     <w:p>
       <w:pPr>
         <w:pStyle w:val="berschrift3"/>
@@ -14470,7 +14746,7 @@
             <w:pPr>
               <w:pStyle w:val="Compact"/>
             </w:pPr>
-            <w:hyperlink ns1:id="rId130">
+            <w:hyperlink ns1:id="rId131">
               <w:r>
                 <w:rPr>
                   <w:rStyle w:val="Hyperlink"/>
@@ -14524,7 +14800,7 @@
             <w:pPr>
               <w:pStyle w:val="Compact"/>
             </w:pPr>
-            <w:hyperlink ns1:id="rId131">
+            <w:hyperlink ns1:id="rId132">
               <w:r>
                 <w:rPr>
                   <w:rStyle w:val="Hyperlink"/>
@@ -14578,7 +14854,7 @@
             <w:pPr>
               <w:pStyle w:val="Compact"/>
             </w:pPr>
-            <w:hyperlink ns1:id="rId132">
+            <w:hyperlink ns1:id="rId133">
               <w:r>
                 <w:rPr>
                   <w:rStyle w:val="Hyperlink"/>
@@ -14632,7 +14908,7 @@
             <w:pPr>
               <w:pStyle w:val="Compact"/>
             </w:pPr>
-            <w:hyperlink ns1:id="rId133">
+            <w:hyperlink ns1:id="rId134">
               <w:r>
                 <w:rPr>
                   <w:rStyle w:val="Hyperlink"/>
@@ -14686,7 +14962,7 @@
             <w:pPr>
               <w:pStyle w:val="Compact"/>
             </w:pPr>
-            <w:hyperlink ns1:id="rId134">
+            <w:hyperlink ns1:id="rId135">
               <w:r>
                 <w:rPr>
                   <w:rStyle w:val="Hyperlink"/>
@@ -14740,7 +15016,7 @@
             <w:pPr>
               <w:pStyle w:val="Compact"/>
             </w:pPr>
-            <w:hyperlink ns1:id="rId135">
+            <w:hyperlink ns1:id="rId136">
               <w:r>
                 <w:rPr>
                   <w:rStyle w:val="Hyperlink"/>
@@ -14794,7 +15070,7 @@
             <w:pPr>
               <w:pStyle w:val="Compact"/>
             </w:pPr>
-            <w:hyperlink ns1:id="rId136">
+            <w:hyperlink ns1:id="rId137">
               <w:r>
                 <w:rPr>
                   <w:rStyle w:val="Hyperlink"/>
@@ -14848,7 +15124,7 @@
             <w:pPr>
               <w:pStyle w:val="Compact"/>
             </w:pPr>
-            <w:hyperlink ns1:id="rId137">
+            <w:hyperlink ns1:id="rId138">
               <w:r>
                 <w:rPr>
                   <w:rStyle w:val="Hyperlink"/>
@@ -14902,7 +15178,7 @@
             <w:pPr>
               <w:pStyle w:val="Compact"/>
             </w:pPr>
-            <w:hyperlink ns1:id="rId138">
+            <w:hyperlink ns1:id="rId139">
               <w:r>
                 <w:rPr>
                   <w:rStyle w:val="Hyperlink"/>
@@ -14956,7 +15232,7 @@
             <w:pPr>
               <w:pStyle w:val="Compact"/>
             </w:pPr>
-            <w:hyperlink ns1:id="rId139">
+            <w:hyperlink ns1:id="rId140">
               <w:r>
                 <w:rPr>
                   <w:rStyle w:val="Hyperlink"/>
@@ -15010,7 +15286,7 @@
             <w:pPr>
               <w:pStyle w:val="Compact"/>
             </w:pPr>
-            <w:hyperlink ns1:id="rId140">
+            <w:hyperlink ns1:id="rId141">
               <w:r>
                 <w:rPr>
                   <w:rStyle w:val="Hyperlink"/>
@@ -15064,7 +15340,7 @@
             <w:pPr>
               <w:pStyle w:val="Compact"/>
             </w:pPr>
-            <w:hyperlink ns1:id="rId141">
+            <w:hyperlink ns1:id="rId142">
               <w:r>
                 <w:rPr>
                   <w:rStyle w:val="Hyperlink"/>
@@ -15118,7 +15394,7 @@
             <w:pPr>
               <w:pStyle w:val="Compact"/>
             </w:pPr>
-            <w:hyperlink ns1:id="rId142">
+            <w:hyperlink ns1:id="rId143">
               <w:r>
                 <w:rPr>
                   <w:rStyle w:val="Hyperlink"/>
@@ -15172,7 +15448,7 @@
             <w:pPr>
               <w:pStyle w:val="Compact"/>
             </w:pPr>
-            <w:hyperlink ns1:id="rId143">
+            <w:hyperlink ns1:id="rId144">
               <w:r>
                 <w:rPr>
                   <w:rStyle w:val="Hyperlink"/>
@@ -15226,7 +15502,7 @@
             <w:pPr>
               <w:pStyle w:val="Compact"/>
             </w:pPr>
-            <w:hyperlink ns1:id="rId144">
+            <w:hyperlink ns1:id="rId145">
               <w:r>
                 <w:rPr>
                   <w:rStyle w:val="Hyperlink"/>
@@ -15280,7 +15556,7 @@
             <w:pPr>
               <w:pStyle w:val="Compact"/>
             </w:pPr>
-            <w:hyperlink ns1:id="rId145">
+            <w:hyperlink ns1:id="rId146">
               <w:r>
                 <w:rPr>
                   <w:rStyle w:val="Hyperlink"/>
@@ -15334,7 +15610,7 @@
             <w:pPr>
               <w:pStyle w:val="Compact"/>
             </w:pPr>
-            <w:hyperlink ns1:id="rId146">
+            <w:hyperlink ns1:id="rId147">
               <w:r>
                 <w:rPr>
                   <w:rStyle w:val="Hyperlink"/>
@@ -15388,7 +15664,7 @@
             <w:pPr>
               <w:pStyle w:val="Compact"/>
             </w:pPr>
-            <w:hyperlink ns1:id="rId147">
+            <w:hyperlink ns1:id="rId148">
               <w:r>
                 <w:rPr>
                   <w:rStyle w:val="Hyperlink"/>
@@ -15442,7 +15718,7 @@
             <w:pPr>
               <w:pStyle w:val="Compact"/>
             </w:pPr>
-            <w:hyperlink ns1:id="rId148">
+            <w:hyperlink ns1:id="rId149">
               <w:r>
                 <w:rPr>
                   <w:rStyle w:val="Hyperlink"/>
@@ -15496,7 +15772,7 @@
             <w:pPr>
               <w:pStyle w:val="Compact"/>
             </w:pPr>
-            <w:hyperlink ns1:id="rId149">
+            <w:hyperlink ns1:id="rId150">
               <w:r>
                 <w:rPr>
                   <w:rStyle w:val="Hyperlink"/>
@@ -15550,7 +15826,7 @@
             <w:pPr>
               <w:pStyle w:val="Compact"/>
             </w:pPr>
-            <w:hyperlink ns1:id="rId150">
+            <w:hyperlink ns1:id="rId151">
               <w:r>
                 <w:rPr>
                   <w:rStyle w:val="Hyperlink"/>
@@ -15562,15 +15838,15 @@
         </w:tc>
       </w:tr>
     </w:tbl>
-    <w:bookmarkEnd w:id="151"/>
+    <w:bookmarkEnd w:id="152"/>
     <w:p>
       <w:r>
         <w:br w:type="page"/>
       </w:r>
     </w:p>
-    <w:bookmarkEnd w:id="152"/>
     <w:bookmarkEnd w:id="153"/>
-    <w:bookmarkStart w:id="165" w:name="memberships"/>
+    <w:bookmarkEnd w:id="154"/>
+    <w:bookmarkStart w:id="166" w:name="memberships"/>
     <w:p>
       <w:pPr>
         <w:pStyle w:val="berschrift1"/>
@@ -15933,7 +16209,7 @@
         <w:t xml:space="preserve">with a free-text designation is used.</w:t>
       </w:r>
     </w:p>
-    <w:bookmarkStart w:id="156" w:name="class-membership"/>
+    <w:bookmarkStart w:id="157" w:name="class-membership"/>
     <w:p>
       <w:pPr>
         <w:pStyle w:val="berschrift2"/>
@@ -15962,7 +16238,7 @@
         <w:t xml:space="preserve">__</w:t>
       </w:r>
     </w:p>
-    <w:bookmarkStart w:id="154" w:name="attribute-10"/>
+    <w:bookmarkStart w:id="155" w:name="attribute-10"/>
     <w:p>
       <w:pPr>
         <w:pStyle w:val="berschrift3"/>
@@ -16979,8 +17255,8 @@
         </w:tc>
       </w:tr>
     </w:tbl>
-    <w:bookmarkEnd w:id="154"/>
-    <w:bookmarkStart w:id="155" w:name="usages-10"/>
+    <w:bookmarkEnd w:id="155"/>
+    <w:bookmarkStart w:id="156" w:name="usages-10"/>
     <w:p>
       <w:pPr>
         <w:pStyle w:val="berschrift3"/>
@@ -17121,9 +17397,9 @@
         </w:tc>
       </w:tr>
     </w:tbl>
-    <w:bookmarkEnd w:id="155"/>
     <w:bookmarkEnd w:id="156"/>
-    <w:bookmarkStart w:id="161" w:name="class-roletype"/>
+    <w:bookmarkEnd w:id="157"/>
+    <w:bookmarkStart w:id="162" w:name="class-roletype"/>
     <w:p>
       <w:pPr>
         <w:pStyle w:val="berschrift2"/>
@@ -17281,7 +17557,7 @@
         <w:t xml:space="preserve">__</w:t>
       </w:r>
     </w:p>
-    <w:bookmarkStart w:id="158" w:name="attribute-11"/>
+    <w:bookmarkStart w:id="159" w:name="attribute-11"/>
     <w:p>
       <w:pPr>
         <w:pStyle w:val="berschrift3"/>
@@ -17481,7 +17757,7 @@
         </w:tc>
       </w:tr>
     </w:tbl>
-    <w:bookmarkStart w:id="157" w:name="constraints-2"/>
+    <w:bookmarkStart w:id="158" w:name="constraints-2"/>
     <w:p>
       <w:pPr>
         <w:pStyle w:val="berschrift5"/>
@@ -17532,9 +17808,9 @@
         </w:r>
       </w:hyperlink>
     </w:p>
-    <w:bookmarkEnd w:id="157"/>
     <w:bookmarkEnd w:id="158"/>
-    <w:bookmarkStart w:id="160" w:name="usages-11"/>
+    <w:bookmarkEnd w:id="159"/>
+    <w:bookmarkStart w:id="161" w:name="usages-11"/>
     <w:p>
       <w:pPr>
         <w:pStyle w:val="berschrift3"/>
@@ -17675,7 +17951,7 @@
         </w:tc>
       </w:tr>
     </w:tbl>
-    <w:bookmarkStart w:id="159" w:name="rules"/>
+    <w:bookmarkStart w:id="160" w:name="rules"/>
     <w:p>
       <w:pPr>
         <w:pStyle w:val="berschrift5"/>
@@ -17705,10 +17981,10 @@
         <w:t xml:space="preserve">, a descriptive label must be provided.</w:t>
       </w:r>
     </w:p>
-    <w:bookmarkEnd w:id="159"/>
     <w:bookmarkEnd w:id="160"/>
     <w:bookmarkEnd w:id="161"/>
-    <w:bookmarkStart w:id="164" w:name="enum-roleenum"/>
+    <w:bookmarkEnd w:id="162"/>
+    <w:bookmarkStart w:id="165" w:name="enum-roleenum"/>
     <w:p>
       <w:pPr>
         <w:pStyle w:val="berschrift2"/>
@@ -17747,7 +18023,7 @@
       <w:r>
         <w:t xml:space="preserve"> </w:t>
       </w:r>
-      <w:hyperlink ns1:id="rId162">
+      <w:hyperlink ns1:id="rId163">
         <w:r>
           <w:rPr>
             <w:rStyle w:val="Hyperlink"/>
@@ -17756,7 +18032,7 @@
         </w:r>
       </w:hyperlink>
     </w:p>
-    <w:bookmarkStart w:id="163" w:name="permissible-values-4"/>
+    <w:bookmarkStart w:id="164" w:name="permissible-values-4"/>
     <w:p>
       <w:pPr>
         <w:pStyle w:val="berschrift3"/>
@@ -17987,15 +18263,15 @@
         </w:tc>
       </w:tr>
     </w:tbl>
-    <w:bookmarkEnd w:id="163"/>
+    <w:bookmarkEnd w:id="164"/>
     <w:p>
       <w:r>
         <w:br w:type="page"/>
       </w:r>
     </w:p>
-    <w:bookmarkEnd w:id="164"/>
     <w:bookmarkEnd w:id="165"/>
-    <w:bookmarkStart w:id="230" w:name="interest-links"/>
+    <w:bookmarkEnd w:id="166"/>
+    <w:bookmarkStart w:id="231" w:name="interest-links"/>
     <w:p>
       <w:pPr>
         <w:pStyle w:val="berschrift1"/>
@@ -18014,7 +18290,7 @@
       <w:r>
         <w:t xml:space="preserve"> </w:t>
       </w:r>
-      <w:hyperlink ns1:id="rId166">
+      <w:hyperlink ns1:id="rId167">
         <w:r>
           <w:rPr>
             <w:rStyle w:val="Hyperlink"/>
@@ -18316,7 +18592,7 @@
         <w:t xml:space="preserve">In addition to the committee and function within the organisation, it is explicitly recorded whether the position is paid – a central transparency aspect.</w:t>
       </w:r>
     </w:p>
-    <w:bookmarkStart w:id="182" w:name="class-interestlink"/>
+    <w:bookmarkStart w:id="183" w:name="class-interestlink"/>
     <w:p>
       <w:pPr>
         <w:pStyle w:val="berschrift2"/>
@@ -18345,7 +18621,7 @@
         <w:t xml:space="preserve">__</w:t>
       </w:r>
     </w:p>
-    <w:bookmarkStart w:id="168" w:name="attribute-12"/>
+    <w:bookmarkStart w:id="169" w:name="attribute-12"/>
     <w:p>
       <w:pPr>
         <w:pStyle w:val="berschrift3"/>
@@ -19566,7 +19842,7 @@
         </w:tc>
       </w:tr>
     </w:tbl>
-    <w:bookmarkStart w:id="167" w:name="constraints-3"/>
+    <w:bookmarkStart w:id="168" w:name="constraints-3"/>
     <w:p>
       <w:pPr>
         <w:pStyle w:val="berschrift5"/>
@@ -19617,9 +19893,9 @@
         </w:r>
       </w:hyperlink>
     </w:p>
-    <w:bookmarkEnd w:id="167"/>
     <w:bookmarkEnd w:id="168"/>
-    <w:bookmarkStart w:id="169" w:name="usages-12"/>
+    <w:bookmarkEnd w:id="169"/>
+    <w:bookmarkStart w:id="170" w:name="usages-12"/>
     <w:p>
       <w:pPr>
         <w:pStyle w:val="berschrift3"/>
@@ -19821,8 +20097,8 @@
         </w:tc>
       </w:tr>
     </w:tbl>
-    <w:bookmarkEnd w:id="169"/>
-    <w:bookmarkStart w:id="181" w:name="examples-2"/>
+    <w:bookmarkEnd w:id="170"/>
+    <w:bookmarkStart w:id="182" w:name="examples-2"/>
     <w:p>
       <w:pPr>
         <w:pStyle w:val="berschrift3"/>
@@ -19831,7 +20107,7 @@
         <w:t xml:space="preserve">Examples</w:t>
       </w:r>
     </w:p>
-    <w:bookmarkStart w:id="170" w:name="X39e75180c6c6f9734709a21e630d94d5297fa76"/>
+    <w:bookmarkStart w:id="171" w:name="X39e75180c6c6f9734709a21e630d94d5297fa76"/>
     <w:p>
       <w:pPr>
         <w:pStyle w:val="berschrift4"/>
@@ -20091,8 +20367,8 @@
         <w:t xml:space="preserve">false</w:t>
       </w:r>
     </w:p>
-    <w:bookmarkEnd w:id="170"/>
-    <w:bookmarkStart w:id="171" w:name="X0845bcf2a073d7a8ccfb4c034304d565538985a"/>
+    <w:bookmarkEnd w:id="171"/>
+    <w:bookmarkStart w:id="172" w:name="X0845bcf2a073d7a8ccfb4c034304d565538985a"/>
     <w:p>
       <w:pPr>
         <w:pStyle w:val="berschrift4"/>
@@ -20358,8 +20634,8 @@
         <w:t xml:space="preserve">true</w:t>
       </w:r>
     </w:p>
-    <w:bookmarkEnd w:id="171"/>
-    <w:bookmarkStart w:id="172" w:name="Xc0dc9173d5ec4cfe64b497c9e47d80eb9698f95"/>
+    <w:bookmarkEnd w:id="172"/>
+    <w:bookmarkStart w:id="173" w:name="Xc0dc9173d5ec4cfe64b497c9e47d80eb9698f95"/>
     <w:p>
       <w:pPr>
         <w:pStyle w:val="berschrift4"/>
@@ -20625,8 +20901,8 @@
         <w:t xml:space="preserve">true</w:t>
       </w:r>
     </w:p>
-    <w:bookmarkEnd w:id="172"/>
-    <w:bookmarkStart w:id="173" w:name="Xd76396af613a0ff7158ed59e2240f0adc6f7ee2"/>
+    <w:bookmarkEnd w:id="173"/>
+    <w:bookmarkStart w:id="174" w:name="Xd76396af613a0ff7158ed59e2240f0adc6f7ee2"/>
     <w:p>
       <w:pPr>
         <w:pStyle w:val="berschrift4"/>
@@ -20892,8 +21168,8 @@
         <w:t xml:space="preserve">true</w:t>
       </w:r>
     </w:p>
-    <w:bookmarkEnd w:id="173"/>
-    <w:bookmarkStart w:id="174" w:name="Xa40f2fb9d29f8ea37e0f78fc21991870728b003"/>
+    <w:bookmarkEnd w:id="174"/>
+    <w:bookmarkStart w:id="175" w:name="Xa40f2fb9d29f8ea37e0f78fc21991870728b003"/>
     <w:p>
       <w:pPr>
         <w:pStyle w:val="berschrift4"/>
@@ -21153,8 +21429,8 @@
         <w:t xml:space="preserve">false</w:t>
       </w:r>
     </w:p>
-    <w:bookmarkEnd w:id="174"/>
-    <w:bookmarkStart w:id="175" w:name="Xada6c64672c2c5d2dde948a9b1776690af4c26f"/>
+    <w:bookmarkEnd w:id="175"/>
+    <w:bookmarkStart w:id="176" w:name="Xada6c64672c2c5d2dde948a9b1776690af4c26f"/>
     <w:p>
       <w:pPr>
         <w:pStyle w:val="berschrift4"/>
@@ -21414,8 +21690,8 @@
         <w:t xml:space="preserve">true</w:t>
       </w:r>
     </w:p>
-    <w:bookmarkEnd w:id="175"/>
-    <w:bookmarkStart w:id="176" w:name="Xb0713a3079c98b470c31c6d0a87571ecc4271ab"/>
+    <w:bookmarkEnd w:id="176"/>
+    <w:bookmarkStart w:id="177" w:name="Xb0713a3079c98b470c31c6d0a87571ecc4271ab"/>
     <w:p>
       <w:pPr>
         <w:pStyle w:val="berschrift4"/>
@@ -21675,8 +21951,8 @@
         <w:t xml:space="preserve">true</w:t>
       </w:r>
     </w:p>
-    <w:bookmarkEnd w:id="176"/>
-    <w:bookmarkStart w:id="177" w:name="Xded36388b4a9b51fcb584ff8dfc8b0a0bff45fd"/>
+    <w:bookmarkEnd w:id="177"/>
+    <w:bookmarkStart w:id="178" w:name="Xded36388b4a9b51fcb584ff8dfc8b0a0bff45fd"/>
     <w:p>
       <w:pPr>
         <w:pStyle w:val="berschrift4"/>
@@ -21942,8 +22218,8 @@
         <w:t xml:space="preserve">true</w:t>
       </w:r>
     </w:p>
-    <w:bookmarkEnd w:id="177"/>
-    <w:bookmarkStart w:id="178" w:name="X7d29cc7ff52120bdd45011480f3e6dc610515f2"/>
+    <w:bookmarkEnd w:id="178"/>
+    <w:bookmarkStart w:id="179" w:name="X7d29cc7ff52120bdd45011480f3e6dc610515f2"/>
     <w:p>
       <w:pPr>
         <w:pStyle w:val="berschrift4"/>
@@ -22209,8 +22485,8 @@
         <w:t xml:space="preserve">true</w:t>
       </w:r>
     </w:p>
-    <w:bookmarkEnd w:id="178"/>
-    <w:bookmarkStart w:id="179" w:name="X67a57fa17931c1870747e25cf16d5ce99900d38"/>
+    <w:bookmarkEnd w:id="179"/>
+    <w:bookmarkStart w:id="180" w:name="X67a57fa17931c1870747e25cf16d5ce99900d38"/>
     <w:p>
       <w:pPr>
         <w:pStyle w:val="berschrift4"/>
@@ -22470,8 +22746,8 @@
         <w:t xml:space="preserve">true</w:t>
       </w:r>
     </w:p>
-    <w:bookmarkEnd w:id="179"/>
-    <w:bookmarkStart w:id="180" w:name="X5f7b77374213da9d26faf724a6a780fad8e679d"/>
+    <w:bookmarkEnd w:id="180"/>
+    <w:bookmarkStart w:id="181" w:name="X5f7b77374213da9d26faf724a6a780fad8e679d"/>
     <w:p>
       <w:pPr>
         <w:pStyle w:val="berschrift4"/>
@@ -22737,10 +23013,10 @@
         <w:t xml:space="preserve">false</w:t>
       </w:r>
     </w:p>
-    <w:bookmarkEnd w:id="180"/>
     <w:bookmarkEnd w:id="181"/>
     <w:bookmarkEnd w:id="182"/>
-    <w:bookmarkStart w:id="188" w:name="enum-interesttypeenum"/>
+    <w:bookmarkEnd w:id="183"/>
+    <w:bookmarkStart w:id="189" w:name="enum-interesttypeenum"/>
     <w:p>
       <w:pPr>
         <w:pStyle w:val="berschrift2"/>
@@ -22779,7 +23055,7 @@
       <w:r>
         <w:t xml:space="preserve"> </w:t>
       </w:r>
-      <w:hyperlink ns1:id="rId183">
+      <w:hyperlink ns1:id="rId184">
         <w:r>
           <w:rPr>
             <w:rStyle w:val="Hyperlink"/>
@@ -22788,7 +23064,7 @@
         </w:r>
       </w:hyperlink>
     </w:p>
-    <w:bookmarkStart w:id="187" w:name="permissible-values-5"/>
+    <w:bookmarkStart w:id="188" w:name="permissible-values-5"/>
     <w:p>
       <w:pPr>
         <w:pStyle w:val="berschrift3"/>
@@ -22878,7 +23154,7 @@
             <w:pPr>
               <w:pStyle w:val="Compact"/>
             </w:pPr>
-            <w:hyperlink ns1:id="rId184">
+            <w:hyperlink ns1:id="rId185">
               <w:r>
                 <w:rPr>
                   <w:rStyle w:val="Hyperlink"/>
@@ -22932,7 +23208,7 @@
             <w:pPr>
               <w:pStyle w:val="Compact"/>
             </w:pPr>
-            <w:hyperlink ns1:id="rId185">
+            <w:hyperlink ns1:id="rId186">
               <w:r>
                 <w:rPr>
                   <w:rStyle w:val="Hyperlink"/>
@@ -22986,7 +23262,7 @@
             <w:pPr>
               <w:pStyle w:val="Compact"/>
             </w:pPr>
-            <w:hyperlink ns1:id="rId186">
+            <w:hyperlink ns1:id="rId187">
               <w:r>
                 <w:rPr>
                   <w:rStyle w:val="Hyperlink"/>
@@ -22998,9 +23274,9 @@
         </w:tc>
       </w:tr>
     </w:tbl>
-    <w:bookmarkEnd w:id="187"/>
     <w:bookmarkEnd w:id="188"/>
-    <w:bookmarkStart w:id="229" w:name="enum-legalformenum"/>
+    <w:bookmarkEnd w:id="189"/>
+    <w:bookmarkStart w:id="230" w:name="enum-legalformenum"/>
     <w:p>
       <w:pPr>
         <w:pStyle w:val="berschrift2"/>
@@ -23039,7 +23315,7 @@
       <w:r>
         <w:t xml:space="preserve"> </w:t>
       </w:r>
-      <w:hyperlink ns1:id="rId189">
+      <w:hyperlink ns1:id="rId190">
         <w:r>
           <w:rPr>
             <w:rStyle w:val="Hyperlink"/>
@@ -23048,7 +23324,7 @@
         </w:r>
       </w:hyperlink>
     </w:p>
-    <w:bookmarkStart w:id="228" w:name="permissible-values-6"/>
+    <w:bookmarkStart w:id="229" w:name="permissible-values-6"/>
     <w:p>
       <w:pPr>
         <w:pStyle w:val="berschrift3"/>
@@ -23138,7 +23414,7 @@
             <w:pPr>
               <w:pStyle w:val="Compact"/>
             </w:pPr>
-            <w:hyperlink ns1:id="rId190">
+            <w:hyperlink ns1:id="rId191">
               <w:r>
                 <w:rPr>
                   <w:rStyle w:val="Hyperlink"/>
@@ -23192,7 +23468,7 @@
             <w:pPr>
               <w:pStyle w:val="Compact"/>
             </w:pPr>
-            <w:hyperlink ns1:id="rId191">
+            <w:hyperlink ns1:id="rId192">
               <w:r>
                 <w:rPr>
                   <w:rStyle w:val="Hyperlink"/>
@@ -23246,7 +23522,7 @@
             <w:pPr>
               <w:pStyle w:val="Compact"/>
             </w:pPr>
-            <w:hyperlink ns1:id="rId192">
+            <w:hyperlink ns1:id="rId193">
               <w:r>
                 <w:rPr>
                   <w:rStyle w:val="Hyperlink"/>
@@ -23300,7 +23576,7 @@
             <w:pPr>
               <w:pStyle w:val="Compact"/>
             </w:pPr>
-            <w:hyperlink ns1:id="rId193">
+            <w:hyperlink ns1:id="rId194">
               <w:r>
                 <w:rPr>
                   <w:rStyle w:val="Hyperlink"/>
@@ -23354,7 +23630,7 @@
             <w:pPr>
               <w:pStyle w:val="Compact"/>
             </w:pPr>
-            <w:hyperlink ns1:id="rId194">
+            <w:hyperlink ns1:id="rId195">
               <w:r>
                 <w:rPr>
                   <w:rStyle w:val="Hyperlink"/>
@@ -23408,7 +23684,7 @@
             <w:pPr>
               <w:pStyle w:val="Compact"/>
             </w:pPr>
-            <w:hyperlink ns1:id="rId195">
+            <w:hyperlink ns1:id="rId196">
               <w:r>
                 <w:rPr>
                   <w:rStyle w:val="Hyperlink"/>
@@ -23462,7 +23738,7 @@
             <w:pPr>
               <w:pStyle w:val="Compact"/>
             </w:pPr>
-            <w:hyperlink ns1:id="rId196">
+            <w:hyperlink ns1:id="rId197">
               <w:r>
                 <w:rPr>
                   <w:rStyle w:val="Hyperlink"/>
@@ -23516,7 +23792,7 @@
             <w:pPr>
               <w:pStyle w:val="Compact"/>
             </w:pPr>
-            <w:hyperlink ns1:id="rId197">
+            <w:hyperlink ns1:id="rId198">
               <w:r>
                 <w:rPr>
                   <w:rStyle w:val="Hyperlink"/>
@@ -23570,7 +23846,7 @@
             <w:pPr>
               <w:pStyle w:val="Compact"/>
             </w:pPr>
-            <w:hyperlink ns1:id="rId198">
+            <w:hyperlink ns1:id="rId199">
               <w:r>
                 <w:rPr>
                   <w:rStyle w:val="Hyperlink"/>
@@ -23624,7 +23900,7 @@
             <w:pPr>
               <w:pStyle w:val="Compact"/>
             </w:pPr>
-            <w:hyperlink ns1:id="rId199">
+            <w:hyperlink ns1:id="rId200">
               <w:r>
                 <w:rPr>
                   <w:rStyle w:val="Hyperlink"/>
@@ -23678,7 +23954,7 @@
             <w:pPr>
               <w:pStyle w:val="Compact"/>
             </w:pPr>
-            <w:hyperlink ns1:id="rId200">
+            <w:hyperlink ns1:id="rId201">
               <w:r>
                 <w:rPr>
                   <w:rStyle w:val="Hyperlink"/>
@@ -23732,7 +24008,7 @@
             <w:pPr>
               <w:pStyle w:val="Compact"/>
             </w:pPr>
-            <w:hyperlink ns1:id="rId201">
+            <w:hyperlink ns1:id="rId202">
               <w:r>
                 <w:rPr>
                   <w:rStyle w:val="Hyperlink"/>
@@ -23786,7 +24062,7 @@
             <w:pPr>
               <w:pStyle w:val="Compact"/>
             </w:pPr>
-            <w:hyperlink ns1:id="rId202">
+            <w:hyperlink ns1:id="rId203">
               <w:r>
                 <w:rPr>
                   <w:rStyle w:val="Hyperlink"/>
@@ -23840,7 +24116,7 @@
             <w:pPr>
               <w:pStyle w:val="Compact"/>
             </w:pPr>
-            <w:hyperlink ns1:id="rId203">
+            <w:hyperlink ns1:id="rId204">
               <w:r>
                 <w:rPr>
                   <w:rStyle w:val="Hyperlink"/>
@@ -23894,7 +24170,7 @@
             <w:pPr>
               <w:pStyle w:val="Compact"/>
             </w:pPr>
-            <w:hyperlink ns1:id="rId204">
+            <w:hyperlink ns1:id="rId205">
               <w:r>
                 <w:rPr>
                   <w:rStyle w:val="Hyperlink"/>
@@ -23948,7 +24224,7 @@
             <w:pPr>
               <w:pStyle w:val="Compact"/>
             </w:pPr>
-            <w:hyperlink ns1:id="rId205">
+            <w:hyperlink ns1:id="rId206">
               <w:r>
                 <w:rPr>
                   <w:rStyle w:val="Hyperlink"/>
@@ -24002,7 +24278,7 @@
             <w:pPr>
               <w:pStyle w:val="Compact"/>
             </w:pPr>
-            <w:hyperlink ns1:id="rId206">
+            <w:hyperlink ns1:id="rId207">
               <w:r>
                 <w:rPr>
                   <w:rStyle w:val="Hyperlink"/>
@@ -24056,7 +24332,7 @@
             <w:pPr>
               <w:pStyle w:val="Compact"/>
             </w:pPr>
-            <w:hyperlink ns1:id="rId207">
+            <w:hyperlink ns1:id="rId208">
               <w:r>
                 <w:rPr>
                   <w:rStyle w:val="Hyperlink"/>
@@ -24110,7 +24386,7 @@
             <w:pPr>
               <w:pStyle w:val="Compact"/>
             </w:pPr>
-            <w:hyperlink ns1:id="rId208">
+            <w:hyperlink ns1:id="rId209">
               <w:r>
                 <w:rPr>
                   <w:rStyle w:val="Hyperlink"/>
@@ -24164,7 +24440,7 @@
             <w:pPr>
               <w:pStyle w:val="Compact"/>
             </w:pPr>
-            <w:hyperlink ns1:id="rId209">
+            <w:hyperlink ns1:id="rId210">
               <w:r>
                 <w:rPr>
                   <w:rStyle w:val="Hyperlink"/>
@@ -24218,7 +24494,7 @@
             <w:pPr>
               <w:pStyle w:val="Compact"/>
             </w:pPr>
-            <w:hyperlink ns1:id="rId210">
+            <w:hyperlink ns1:id="rId211">
               <w:r>
                 <w:rPr>
                   <w:rStyle w:val="Hyperlink"/>
@@ -24272,7 +24548,7 @@
             <w:pPr>
               <w:pStyle w:val="Compact"/>
             </w:pPr>
-            <w:hyperlink ns1:id="rId211">
+            <w:hyperlink ns1:id="rId212">
               <w:r>
                 <w:rPr>
                   <w:rStyle w:val="Hyperlink"/>
@@ -24326,7 +24602,7 @@
             <w:pPr>
               <w:pStyle w:val="Compact"/>
             </w:pPr>
-            <w:hyperlink ns1:id="rId212">
+            <w:hyperlink ns1:id="rId213">
               <w:r>
                 <w:rPr>
                   <w:rStyle w:val="Hyperlink"/>
@@ -24380,7 +24656,7 @@
             <w:pPr>
               <w:pStyle w:val="Compact"/>
             </w:pPr>
-            <w:hyperlink ns1:id="rId213">
+            <w:hyperlink ns1:id="rId214">
               <w:r>
                 <w:rPr>
                   <w:rStyle w:val="Hyperlink"/>
@@ -24434,7 +24710,7 @@
             <w:pPr>
               <w:pStyle w:val="Compact"/>
             </w:pPr>
-            <w:hyperlink ns1:id="rId214">
+            <w:hyperlink ns1:id="rId215">
               <w:r>
                 <w:rPr>
                   <w:rStyle w:val="Hyperlink"/>
@@ -24488,7 +24764,7 @@
             <w:pPr>
               <w:pStyle w:val="Compact"/>
             </w:pPr>
-            <w:hyperlink ns1:id="rId215">
+            <w:hyperlink ns1:id="rId216">
               <w:r>
                 <w:rPr>
                   <w:rStyle w:val="Hyperlink"/>
@@ -24542,7 +24818,7 @@
             <w:pPr>
               <w:pStyle w:val="Compact"/>
             </w:pPr>
-            <w:hyperlink ns1:id="rId216">
+            <w:hyperlink ns1:id="rId217">
               <w:r>
                 <w:rPr>
                   <w:rStyle w:val="Hyperlink"/>
@@ -24596,7 +24872,7 @@
             <w:pPr>
               <w:pStyle w:val="Compact"/>
             </w:pPr>
-            <w:hyperlink ns1:id="rId217">
+            <w:hyperlink ns1:id="rId218">
               <w:r>
                 <w:rPr>
                   <w:rStyle w:val="Hyperlink"/>
@@ -24650,7 +24926,7 @@
             <w:pPr>
               <w:pStyle w:val="Compact"/>
             </w:pPr>
-            <w:hyperlink ns1:id="rId218">
+            <w:hyperlink ns1:id="rId219">
               <w:r>
                 <w:rPr>
                   <w:rStyle w:val="Hyperlink"/>
@@ -24704,7 +24980,7 @@
             <w:pPr>
               <w:pStyle w:val="Compact"/>
             </w:pPr>
-            <w:hyperlink ns1:id="rId219">
+            <w:hyperlink ns1:id="rId220">
               <w:r>
                 <w:rPr>
                   <w:rStyle w:val="Hyperlink"/>
@@ -24758,7 +25034,7 @@
             <w:pPr>
               <w:pStyle w:val="Compact"/>
             </w:pPr>
-            <w:hyperlink ns1:id="rId220">
+            <w:hyperlink ns1:id="rId221">
               <w:r>
                 <w:rPr>
                   <w:rStyle w:val="Hyperlink"/>
@@ -24812,7 +25088,7 @@
             <w:pPr>
               <w:pStyle w:val="Compact"/>
             </w:pPr>
-            <w:hyperlink ns1:id="rId221">
+            <w:hyperlink ns1:id="rId222">
               <w:r>
                 <w:rPr>
                   <w:rStyle w:val="Hyperlink"/>
@@ -24866,7 +25142,7 @@
             <w:pPr>
               <w:pStyle w:val="Compact"/>
             </w:pPr>
-            <w:hyperlink ns1:id="rId222">
+            <w:hyperlink ns1:id="rId223">
               <w:r>
                 <w:rPr>
                   <w:rStyle w:val="Hyperlink"/>
@@ -24920,7 +25196,7 @@
             <w:pPr>
               <w:pStyle w:val="Compact"/>
             </w:pPr>
-            <w:hyperlink ns1:id="rId223">
+            <w:hyperlink ns1:id="rId224">
               <w:r>
                 <w:rPr>
                   <w:rStyle w:val="Hyperlink"/>
@@ -24974,7 +25250,7 @@
             <w:pPr>
               <w:pStyle w:val="Compact"/>
             </w:pPr>
-            <w:hyperlink ns1:id="rId224">
+            <w:hyperlink ns1:id="rId225">
               <w:r>
                 <w:rPr>
                   <w:rStyle w:val="Hyperlink"/>
@@ -25028,7 +25304,7 @@
             <w:pPr>
               <w:pStyle w:val="Compact"/>
             </w:pPr>
-            <w:hyperlink ns1:id="rId225">
+            <w:hyperlink ns1:id="rId226">
               <w:r>
                 <w:rPr>
                   <w:rStyle w:val="Hyperlink"/>
@@ -25082,7 +25358,7 @@
             <w:pPr>
               <w:pStyle w:val="Compact"/>
             </w:pPr>
-            <w:hyperlink ns1:id="rId226">
+            <w:hyperlink ns1:id="rId227">
               <w:r>
                 <w:rPr>
                   <w:rStyle w:val="Hyperlink"/>
@@ -25136,7 +25412,7 @@
             <w:pPr>
               <w:pStyle w:val="Compact"/>
             </w:pPr>
-            <w:hyperlink ns1:id="rId227">
+            <w:hyperlink ns1:id="rId228">
               <w:r>
                 <w:rPr>
                   <w:rStyle w:val="Hyperlink"/>
@@ -25148,15 +25424,15 @@
         </w:tc>
       </w:tr>
     </w:tbl>
-    <w:bookmarkEnd w:id="228"/>
+    <w:bookmarkEnd w:id="229"/>
     <w:p>
       <w:r>
         <w:br w:type="page"/>
       </w:r>
     </w:p>
-    <w:bookmarkEnd w:id="229"/>
     <w:bookmarkEnd w:id="230"/>
-    <w:bookmarkStart w:id="251" w:name="shared-elements"/>
+    <w:bookmarkEnd w:id="231"/>
+    <w:bookmarkStart w:id="252" w:name="shared-elements"/>
     <w:p>
       <w:pPr>
         <w:pStyle w:val="berschrift1"/>
@@ -25165,7 +25441,7 @@
         <w:t xml:space="preserve">Shared Elements</w:t>
       </w:r>
     </w:p>
-    <w:bookmarkStart w:id="231" w:name="reference-classes"/>
+    <w:bookmarkStart w:id="232" w:name="reference-classes"/>
     <w:p>
       <w:pPr>
         <w:pStyle w:val="berschrift2"/>
@@ -25327,8 +25603,8 @@
         <w:t xml:space="preserve">, since the local reference remains unchanged even if the linked entity changes later</w:t>
       </w:r>
     </w:p>
-    <w:bookmarkEnd w:id="231"/>
-    <w:bookmarkStart w:id="234" w:name="class-personreference"/>
+    <w:bookmarkEnd w:id="232"/>
+    <w:bookmarkStart w:id="235" w:name="class-personreference"/>
     <w:p>
       <w:pPr>
         <w:pStyle w:val="berschrift2"/>
@@ -25357,7 +25633,7 @@
         <w:t xml:space="preserve">__</w:t>
       </w:r>
     </w:p>
-    <w:bookmarkStart w:id="232" w:name="attribute-13"/>
+    <w:bookmarkStart w:id="233" w:name="attribute-13"/>
     <w:p>
       <w:pPr>
         <w:pStyle w:val="berschrift3"/>
@@ -25786,8 +26062,8 @@
         </w:tc>
       </w:tr>
     </w:tbl>
-    <w:bookmarkEnd w:id="232"/>
-    <w:bookmarkStart w:id="233" w:name="usages-13"/>
+    <w:bookmarkEnd w:id="233"/>
+    <w:bookmarkStart w:id="234" w:name="usages-13"/>
     <w:p>
       <w:pPr>
         <w:pStyle w:val="berschrift3"/>
@@ -25989,9 +26265,9 @@
         </w:tc>
       </w:tr>
     </w:tbl>
-    <w:bookmarkEnd w:id="233"/>
     <w:bookmarkEnd w:id="234"/>
-    <w:bookmarkStart w:id="237" w:name="class-groupreference"/>
+    <w:bookmarkEnd w:id="235"/>
+    <w:bookmarkStart w:id="238" w:name="class-groupreference"/>
     <w:p>
       <w:pPr>
         <w:pStyle w:val="berschrift2"/>
@@ -26020,7 +26296,7 @@
         <w:t xml:space="preserve">__</w:t>
       </w:r>
     </w:p>
-    <w:bookmarkStart w:id="235" w:name="attribute-14"/>
+    <w:bookmarkStart w:id="236" w:name="attribute-14"/>
     <w:p>
       <w:pPr>
         <w:pStyle w:val="berschrift3"/>
@@ -26394,8 +26670,8 @@
         </w:tc>
       </w:tr>
     </w:tbl>
-    <w:bookmarkEnd w:id="235"/>
-    <w:bookmarkStart w:id="236" w:name="usages-14"/>
+    <w:bookmarkEnd w:id="236"/>
+    <w:bookmarkStart w:id="237" w:name="usages-14"/>
     <w:p>
       <w:pPr>
         <w:pStyle w:val="berschrift3"/>
@@ -26536,9 +26812,9 @@
         </w:tc>
       </w:tr>
     </w:tbl>
-    <w:bookmarkEnd w:id="236"/>
     <w:bookmarkEnd w:id="237"/>
-    <w:bookmarkStart w:id="238" w:name="reused-classes"/>
+    <w:bookmarkEnd w:id="238"/>
+    <w:bookmarkStart w:id="239" w:name="reused-classes"/>
     <w:p>
       <w:pPr>
         <w:pStyle w:val="berschrift2"/>
@@ -26547,8 +26823,8 @@
         <w:t xml:space="preserve">Reused Classes</w:t>
       </w:r>
     </w:p>
-    <w:bookmarkEnd w:id="238"/>
-    <w:bookmarkStart w:id="244" w:name="class-address"/>
+    <w:bookmarkEnd w:id="239"/>
+    <w:bookmarkStart w:id="245" w:name="class-address"/>
     <w:p>
       <w:pPr>
         <w:pStyle w:val="berschrift2"/>
@@ -26577,7 +26853,7 @@
         <w:t xml:space="preserve">__</w:t>
       </w:r>
     </w:p>
-    <w:bookmarkStart w:id="240" w:name="attribute-15"/>
+    <w:bookmarkStart w:id="241" w:name="attribute-15"/>
     <w:p>
       <w:pPr>
         <w:pStyle w:val="berschrift3"/>
@@ -26900,7 +27176,7 @@
         </w:tc>
       </w:tr>
     </w:tbl>
-    <w:bookmarkStart w:id="239" w:name="constraints-4"/>
+    <w:bookmarkStart w:id="240" w:name="constraints-4"/>
     <w:p>
       <w:pPr>
         <w:pStyle w:val="berschrift5"/>
@@ -26951,9 +27227,9 @@
         </w:r>
       </w:hyperlink>
     </w:p>
-    <w:bookmarkEnd w:id="239"/>
     <w:bookmarkEnd w:id="240"/>
-    <w:bookmarkStart w:id="241" w:name="usages-15"/>
+    <w:bookmarkEnd w:id="241"/>
+    <w:bookmarkStart w:id="242" w:name="usages-15"/>
     <w:p>
       <w:pPr>
         <w:pStyle w:val="berschrift3"/>
@@ -27155,8 +27431,8 @@
         </w:tc>
       </w:tr>
     </w:tbl>
-    <w:bookmarkEnd w:id="241"/>
-    <w:bookmarkStart w:id="243" w:name="examples-3"/>
+    <w:bookmarkEnd w:id="242"/>
+    <w:bookmarkStart w:id="244" w:name="examples-3"/>
     <w:p>
       <w:pPr>
         <w:pStyle w:val="berschrift3"/>
@@ -27165,7 +27441,7 @@
         <w:t xml:space="preserve">Examples</w:t>
       </w:r>
     </w:p>
-    <w:bookmarkStart w:id="242" w:name="X74f12154cf05479416e73aca78ab1633c571f16"/>
+    <w:bookmarkStart w:id="243" w:name="X74f12154cf05479416e73aca78ab1633c571f16"/>
     <w:p>
       <w:pPr>
         <w:pStyle w:val="berschrift4"/>
@@ -27218,10 +27494,10 @@
         <w:t xml:space="preserve"> Basel-Stadt</w:t>
       </w:r>
     </w:p>
-    <w:bookmarkEnd w:id="242"/>
     <w:bookmarkEnd w:id="243"/>
     <w:bookmarkEnd w:id="244"/>
-    <w:bookmarkStart w:id="247" w:name="enum-addresstypeenum"/>
+    <w:bookmarkEnd w:id="245"/>
+    <w:bookmarkStart w:id="248" w:name="enum-addresstypeenum"/>
     <w:p>
       <w:pPr>
         <w:pStyle w:val="berschrift2"/>
@@ -27260,7 +27536,7 @@
       <w:r>
         <w:t xml:space="preserve"> </w:t>
       </w:r>
-      <w:hyperlink ns1:id="rId245">
+      <w:hyperlink ns1:id="rId246">
         <w:r>
           <w:rPr>
             <w:rStyle w:val="Hyperlink"/>
@@ -27269,7 +27545,7 @@
         </w:r>
       </w:hyperlink>
     </w:p>
-    <w:bookmarkStart w:id="246" w:name="permissible-values-7"/>
+    <w:bookmarkStart w:id="247" w:name="permissible-values-7"/>
     <w:p>
       <w:pPr>
         <w:pStyle w:val="berschrift3"/>
@@ -27454,9 +27730,9 @@
         </w:tc>
       </w:tr>
     </w:tbl>
-    <w:bookmarkEnd w:id="246"/>
     <w:bookmarkEnd w:id="247"/>
-    <w:bookmarkStart w:id="250" w:name="class-contact"/>
+    <w:bookmarkEnd w:id="248"/>
+    <w:bookmarkStart w:id="251" w:name="class-contact"/>
     <w:p>
       <w:pPr>
         <w:pStyle w:val="berschrift2"/>
@@ -27485,7 +27761,7 @@
         <w:t xml:space="preserve">__</w:t>
       </w:r>
     </w:p>
-    <w:bookmarkStart w:id="248" w:name="attribute-16"/>
+    <w:bookmarkStart w:id="249" w:name="attribute-16"/>
     <w:p>
       <w:pPr>
         <w:pStyle w:val="berschrift3"/>
@@ -27649,8 +27925,8 @@
         </w:tc>
       </w:tr>
     </w:tbl>
-    <w:bookmarkEnd w:id="248"/>
-    <w:bookmarkStart w:id="249" w:name="usages-16"/>
+    <w:bookmarkEnd w:id="249"/>
+    <w:bookmarkStart w:id="250" w:name="usages-16"/>
     <w:p>
       <w:pPr>
         <w:pStyle w:val="berschrift3"/>
@@ -27852,9 +28128,9 @@
         </w:tc>
       </w:tr>
     </w:tbl>
-    <w:bookmarkEnd w:id="249"/>
     <w:bookmarkEnd w:id="250"/>
     <w:bookmarkEnd w:id="251"/>
+    <w:bookmarkEnd w:id="252"/>
     <w:sectPr>
       <w:headerReference ns1:id="rId9" w:type="even"/>
       <w:headerReference ns1:id="rId10" w:type="default"/>

--- a/ech-0294_actors/output/ech-0294_actors_en.docx
+++ b/ech-0294_actors/output/ech-0294_actors_en.docx
@@ -1094,7 +1094,7 @@
     </w:p>
     <w:bookmarkEnd w:id="25"/>
     <w:bookmarkEnd w:id="26"/>
-    <w:bookmarkStart w:id="120" w:name="person"/>
+    <w:bookmarkStart w:id="126" w:name="person"/>
     <w:p>
       <w:pPr>
         <w:pStyle w:val="berschrift1"/>
@@ -1303,7 +1303,35 @@
         <w:t xml:space="preserve">NameTypeEnum</w:t>
       </w:r>
       <w:r>
-        <w:t xml:space="preserve">) follow the register harmonisation of the FSO, respectively eCH-0011 (including official name, original name, alliance name, call name, as well as variants for foreign identity documents). This makes the names compatible with the official person registers, and their semantics clear.</w:t>
+        <w:t xml:space="preserve">) adopt the taxonomy of the register harmonisation (including official name, original name, alliance name, call name, as well as variants for foreign identity documents). The authoritative reference is the</w:t>
+      </w:r>
+      <w:r>
+        <w:t xml:space="preserve"> </w:t>
+      </w:r>
+      <w:hyperlink ns1:id="rId27">
+        <w:r>
+          <w:rPr>
+            <w:rStyle w:val="Hyperlink"/>
+          </w:rPr>
+          <w:t xml:space="preserve">official catalogue of attributes</w:t>
+        </w:r>
+      </w:hyperlink>
+      <w:r>
+        <w:t xml:space="preserve">, published by the Federal Statistical Office under Art. 4 of the Register Harmonisation Act (RHG, SR 431.02); the numbers in the value descriptions (211–224) are the attribute numbers of that catalogue. The corresponding exchange format is defined by the eCH standard</w:t>
+      </w:r>
+      <w:r>
+        <w:t xml:space="preserve"> </w:t>
+      </w:r>
+      <w:hyperlink ns1:id="rId28">
+        <w:r>
+          <w:rPr>
+            <w:rStyle w:val="Hyperlink"/>
+          </w:rPr>
+          <w:t xml:space="preserve">eCH-0011 Personal Data Standard</w:t>
+        </w:r>
+      </w:hyperlink>
+      <w:r>
+        <w:t xml:space="preserve">, on which this standard builds. This makes the names compatible with the official person registers and their semantics clear.</w:t>
       </w:r>
     </w:p>
     <w:p>
@@ -1422,51 +1450,196 @@
           <w:b/>
           <w:bCs/>
         </w:rPr>
-        <w:t xml:space="preserve">Harmonisation across federal levels (long-term goal):</w:t>
-      </w:r>
-      <w:r>
-        <w:t xml:space="preserve"> </w:t>
-      </w:r>
-      <w:r>
-        <w:t xml:space="preserve">Linking the same person across the federal levels is an important long-term goal. Building a central person database is beyond the means of the eCH specialist group. Since an open, established infrastructure already exists for this purpose,</w:t>
-      </w:r>
-      <w:r>
-        <w:t xml:space="preserve"> </w:t>
-      </w:r>
-      <w:r>
-        <w:rPr>
+        <w:t xml:space="preserve">Gender: official codes plus an open category (</w:t>
+      </w:r>
+      <w:r>
+        <w:rPr>
+          <w:rStyle w:val="VerbatimChar"/>
           <w:b/>
           <w:bCs/>
         </w:rPr>
-        <w:t xml:space="preserve">Wikidata is recommended as a cross-cutting identifier</w:t>
+        <w:t xml:space="preserve">GenderCodeEnum</w:t>
+      </w:r>
+      <w:r>
+        <w:rPr>
+          <w:b/>
+          <w:bCs/>
+        </w:rPr>
+        <w:t xml:space="preserve">):</w:t>
       </w:r>
       <w:r>
         <w:t xml:space="preserve"> </w:t>
       </w:r>
       <w:r>
-        <w:t xml:space="preserve">(</w:t>
-      </w:r>
-      <w:r>
         <w:rPr>
           <w:rStyle w:val="VerbatimChar"/>
         </w:rPr>
-        <w:t xml:space="preserve">wikidata_uri</w:t>
-      </w:r>
-      <w:r>
-        <w:t xml:space="preserve">); together with globally unique identifiers (URIs), the mapping can thus be harmonised step by step across the systems.</w:t>
-      </w:r>
-    </w:p>
-    <w:bookmarkStart w:id="35" w:name="class-person"/>
-    <w:p>
-      <w:pPr>
-        <w:pStyle w:val="berschrift2"/>
-      </w:pPr>
-      <w:r>
-        <w:t xml:space="preserve">Class: Person</w:t>
+        <w:t xml:space="preserve">male</w:t>
+      </w:r>
+      <w:r>
+        <w:t xml:space="preserve"> </w:t>
+      </w:r>
+      <w:r>
+        <w:t xml:space="preserve">and</w:t>
+      </w:r>
+      <w:r>
+        <w:t xml:space="preserve"> </w:t>
+      </w:r>
+      <w:r>
+        <w:rPr>
+          <w:rStyle w:val="VerbatimChar"/>
+        </w:rPr>
+        <w:t xml:space="preserve">female</w:t>
+      </w:r>
+      <w:r>
+        <w:t xml:space="preserve"> </w:t>
+      </w:r>
+      <w:r>
+        <w:t xml:space="preserve">correspond to the values of the register harmonisation and refer via</w:t>
+      </w:r>
+      <w:r>
+        <w:t xml:space="preserve"> </w:t>
+      </w:r>
+      <w:r>
+        <w:rPr>
+          <w:rStyle w:val="VerbatimChar"/>
+        </w:rPr>
+        <w:t xml:space="preserve">meaning</w:t>
+      </w:r>
+      <w:r>
+        <w:t xml:space="preserve"> </w:t>
+      </w:r>
+      <w:r>
+        <w:t xml:space="preserve">to the I14Y concepts</w:t>
+      </w:r>
+      <w:r>
+        <w:t xml:space="preserve"> </w:t>
+      </w:r>
+      <w:r>
+        <w:rPr>
+          <w:rStyle w:val="VerbatimChar"/>
+        </w:rPr>
+        <w:t xml:space="preserve">sex/1</w:t>
+      </w:r>
+      <w:r>
+        <w:t xml:space="preserve"> </w:t>
+      </w:r>
+      <w:r>
+        <w:t xml:space="preserve">and</w:t>
+      </w:r>
+      <w:r>
+        <w:t xml:space="preserve"> </w:t>
+      </w:r>
+      <w:r>
+        <w:rPr>
+          <w:rStyle w:val="VerbatimChar"/>
+        </w:rPr>
+        <w:t xml:space="preserve">sex/2</w:t>
+      </w:r>
+      <w:r>
+        <w:t xml:space="preserve">. For</w:t>
+      </w:r>
+      <w:r>
+        <w:t xml:space="preserve"> </w:t>
+      </w:r>
+      <w:r>
+        <w:rPr>
+          <w:rStyle w:val="VerbatimChar"/>
+        </w:rPr>
+        <w:t xml:space="preserve">non_binary</w:t>
+      </w:r>
+      <w:r>
+        <w:t xml:space="preserve"> </w:t>
+      </w:r>
+      <w:r>
+        <w:t xml:space="preserve">there is deliberately no counterpart: the official code list only knows</w:t>
+      </w:r>
+      <w:r>
+        <w:t xml:space="preserve"> </w:t>
+      </w:r>
+      <w:r>
+        <w:t xml:space="preserve">“undefined”</w:t>
+      </w:r>
+      <w:r>
+        <w:t xml:space="preserve"> </w:t>
+      </w:r>
+      <w:r>
+        <w:t xml:space="preserve">as its third value, which means something different from a positive statement beyond male and female. If the gender is not known, no entry is created at all — a missing entry and</w:t>
+      </w:r>
+      <w:r>
+        <w:t xml:space="preserve"> </w:t>
+      </w:r>
+      <w:r>
+        <w:rPr>
+          <w:rStyle w:val="VerbatimChar"/>
+        </w:rPr>
+        <w:t xml:space="preserve">non_binary</w:t>
+      </w:r>
+      <w:r>
+        <w:t xml:space="preserve"> </w:t>
+      </w:r>
+      <w:r>
+        <w:t xml:space="preserve">are to be clearly distinguished.</w:t>
       </w:r>
     </w:p>
     <w:p>
       <w:pPr>
+        <w:pStyle w:val="Compact"/>
+        <w:numPr>
+          <w:ilvl w:val="0"/>
+          <w:numId w:val="1005"/>
+        </w:numPr>
+      </w:pPr>
+      <w:r>
+        <w:rPr>
+          <w:b/>
+          <w:bCs/>
+        </w:rPr>
+        <w:t xml:space="preserve">Harmonisation across federal levels (long-term goal):</w:t>
+      </w:r>
+      <w:r>
+        <w:t xml:space="preserve"> </w:t>
+      </w:r>
+      <w:r>
+        <w:t xml:space="preserve">Linking the same person across the federal levels is an important long-term goal. Building a central person database is beyond the means of the eCH specialist group. Since an open, established infrastructure already exists for this purpose,</w:t>
+      </w:r>
+      <w:r>
+        <w:t xml:space="preserve"> </w:t>
+      </w:r>
+      <w:r>
+        <w:rPr>
+          <w:b/>
+          <w:bCs/>
+        </w:rPr>
+        <w:t xml:space="preserve">Wikidata is recommended as a cross-cutting identifier</w:t>
+      </w:r>
+      <w:r>
+        <w:t xml:space="preserve"> </w:t>
+      </w:r>
+      <w:r>
+        <w:t xml:space="preserve">(</w:t>
+      </w:r>
+      <w:r>
+        <w:rPr>
+          <w:rStyle w:val="VerbatimChar"/>
+        </w:rPr>
+        <w:t xml:space="preserve">wikidata_uri</w:t>
+      </w:r>
+      <w:r>
+        <w:t xml:space="preserve">); together with globally unique identifiers (URIs), the mapping can thus be harmonised step by step across the systems.</w:t>
+      </w:r>
+    </w:p>
+    <w:bookmarkStart w:id="38" w:name="class-person"/>
+    <w:p>
+      <w:pPr>
+        <w:pStyle w:val="berschrift2"/>
+      </w:pPr>
+      <w:r>
+        <w:t xml:space="preserve">Class: Person</w:t>
+      </w:r>
+    </w:p>
+    <w:p>
+      <w:pPr>
         <w:pStyle w:val="FirstParagraph"/>
       </w:pPr>
       <w:r>
@@ -1485,7 +1658,7 @@
         <w:t xml:space="preserve">__</w:t>
       </w:r>
     </w:p>
-    <w:bookmarkStart w:id="27" w:name="attribute"/>
+    <w:bookmarkStart w:id="29" w:name="attribute"/>
     <w:p>
       <w:pPr>
         <w:pStyle w:val="berschrift3"/>
@@ -2841,8 +3014,8 @@
         </w:tc>
       </w:tr>
     </w:tbl>
-    <w:bookmarkEnd w:id="27"/>
-    <w:bookmarkStart w:id="28" w:name="usages"/>
+    <w:bookmarkEnd w:id="29"/>
+    <w:bookmarkStart w:id="30" w:name="usages"/>
     <w:p>
       <w:pPr>
         <w:pStyle w:val="berschrift3"/>
@@ -2983,8 +3156,8 @@
         </w:tc>
       </w:tr>
     </w:tbl>
-    <w:bookmarkEnd w:id="28"/>
-    <w:bookmarkStart w:id="34" w:name="examples"/>
+    <w:bookmarkEnd w:id="30"/>
+    <w:bookmarkStart w:id="37" w:name="examples"/>
     <w:p>
       <w:pPr>
         <w:pStyle w:val="berschrift3"/>
@@ -2993,7 +3166,7 @@
         <w:t xml:space="preserve">Examples</w:t>
       </w:r>
     </w:p>
-    <w:bookmarkStart w:id="29" w:name="X244ecb3a98fa05ac90c75b51793112b60632597"/>
+    <w:bookmarkStart w:id="31" w:name="X244ecb3a98fa05ac90c75b51793112b60632597"/>
     <w:p>
       <w:pPr>
         <w:pStyle w:val="berschrift4"/>
@@ -3268,8 +3441,8 @@
         <w:t xml:space="preserve"> Brunel</w:t>
       </w:r>
     </w:p>
-    <w:bookmarkEnd w:id="29"/>
-    <w:bookmarkStart w:id="30" w:name="X2ebb1f05286d0d65155c8071213b0fee041206d"/>
+    <w:bookmarkEnd w:id="31"/>
+    <w:bookmarkStart w:id="32" w:name="X2ebb1f05286d0d65155c8071213b0fee041206d"/>
     <w:p>
       <w:pPr>
         <w:pStyle w:val="berschrift4"/>
@@ -3511,8 +3684,8 @@
         <w:t xml:space="preserve"> Arnold</w:t>
       </w:r>
     </w:p>
-    <w:bookmarkEnd w:id="30"/>
-    <w:bookmarkStart w:id="31" w:name="Xe92049dd5df770269c52cb51c05a965edaf8fa9"/>
+    <w:bookmarkEnd w:id="32"/>
+    <w:bookmarkStart w:id="33" w:name="Xe92049dd5df770269c52cb51c05a965edaf8fa9"/>
     <w:p>
       <w:pPr>
         <w:pStyle w:val="berschrift4"/>
@@ -3787,14 +3960,14 @@
         <w:t xml:space="preserve"> Beretta-Piccoli</w:t>
       </w:r>
     </w:p>
-    <w:bookmarkEnd w:id="31"/>
-    <w:bookmarkStart w:id="32" w:name="X095a6041a20108f8b3a8ed1d9d7d4eb1f742c10"/>
+    <w:bookmarkEnd w:id="33"/>
+    <w:bookmarkStart w:id="34" w:name="X9cf17d7a0f41a112afa79c9a0191c4b9f1a33c3"/>
     <w:p>
       <w:pPr>
         <w:pStyle w:val="berschrift4"/>
       </w:pPr>
       <w:r>
-        <w:t xml:space="preserve">Example: Person-swiss_politicians_Alois_Arnold_1965</w:t>
+        <w:t xml:space="preserve">Example: Person-swiss_politicians_Sofia_Fisch</w:t>
       </w:r>
     </w:p>
     <w:p>
@@ -3817,13 +3990,76 @@
         <w:rPr>
           <w:rStyle w:val="AttributeTok"/>
         </w:rPr>
+        <w:t xml:space="preserve"> 72c7232be92944e3876f3b6723824ff9</w:t>
+      </w:r>
+      <w:r>
+        <w:br/>
+      </w:r>
+      <w:r>
+        <w:rPr>
+          <w:rStyle w:val="FunctionTok"/>
+        </w:rPr>
+        <w:t xml:space="preserve">global_uri</w:t>
+      </w:r>
+      <w:r>
+        <w:rPr>
+          <w:rStyle w:val="KeywordTok"/>
+        </w:rPr>
+        <w:t xml:space="preserve">:</w:t>
+      </w:r>
+      <w:r>
+        <w:rPr>
+          <w:rStyle w:val="AttributeTok"/>
+        </w:rPr>
+        <w:t xml:space="preserve"> https://stadtrat.bern.ch/de/mitglieder/detail.php?gid=72c7232be92944e3876f3b6723824ff9</w:t>
+      </w:r>
+      <w:r>
+        <w:br/>
+      </w:r>
+      <w:r>
+        <w:rPr>
+          <w:rStyle w:val="FunctionTok"/>
+        </w:rPr>
+        <w:t xml:space="preserve">label</w:t>
+      </w:r>
+      <w:r>
+        <w:rPr>
+          <w:rStyle w:val="KeywordTok"/>
+        </w:rPr>
+        <w:t xml:space="preserve">:</w:t>
+      </w:r>
+      <w:r>
+        <w:rPr>
+          <w:rStyle w:val="AttributeTok"/>
+        </w:rPr>
+        <w:t xml:space="preserve"> Sofia Fisch</w:t>
+      </w:r>
+      <w:r>
+        <w:br/>
+      </w:r>
+      <w:r>
+        <w:rPr>
+          <w:rStyle w:val="FunctionTok"/>
+        </w:rPr>
+        <w:t xml:space="preserve">birth_year</w:t>
+      </w:r>
+      <w:r>
+        <w:rPr>
+          <w:rStyle w:val="KeywordTok"/>
+        </w:rPr>
+        <w:t xml:space="preserve">:</w:t>
+      </w:r>
+      <w:r>
+        <w:rPr>
+          <w:rStyle w:val="AttributeTok"/>
+        </w:rPr>
         <w:t xml:space="preserve"> </w:t>
       </w:r>
       <w:r>
         <w:rPr>
           <w:rStyle w:val="DecValTok"/>
         </w:rPr>
-        <w:t xml:space="preserve">6370</w:t>
+        <w:t xml:space="preserve">1996</w:t>
       </w:r>
       <w:r>
         <w:br/>
@@ -3832,7 +4068,7 @@
         <w:rPr>
           <w:rStyle w:val="FunctionTok"/>
         </w:rPr>
-        <w:t xml:space="preserve">global_uri</w:t>
+        <w:t xml:space="preserve">names</w:t>
       </w:r>
       <w:r>
         <w:rPr>
@@ -3841,18 +4077,186 @@
         <w:t xml:space="preserve">:</w:t>
       </w:r>
       <w:r>
+        <w:br/>
+      </w:r>
+      <w:r>
+        <w:rPr>
+          <w:rStyle w:val="KeywordTok"/>
+        </w:rPr>
+        <w:t xml:space="preserve">-</w:t>
+      </w:r>
+      <w:r>
         <w:rPr>
           <w:rStyle w:val="AttributeTok"/>
         </w:rPr>
-        <w:t xml:space="preserve"> https://www.ur.ch/behoerdenmitglieder/6370</w:t>
+        <w:t xml:space="preserve"> </w:t>
+      </w:r>
+      <w:r>
+        <w:rPr>
+          <w:rStyle w:val="FunctionTok"/>
+        </w:rPr>
+        <w:t xml:space="preserve">name_type</w:t>
+      </w:r>
+      <w:r>
+        <w:rPr>
+          <w:rStyle w:val="KeywordTok"/>
+        </w:rPr>
+        <w:t xml:space="preserve">:</w:t>
+      </w:r>
+      <w:r>
+        <w:rPr>
+          <w:rStyle w:val="AttributeTok"/>
+        </w:rPr>
+        <w:t xml:space="preserve"> PersonFirstName</w:t>
       </w:r>
       <w:r>
         <w:br/>
       </w:r>
       <w:r>
         <w:rPr>
+          <w:rStyle w:val="AttributeTok"/>
+        </w:rPr>
+        <w:t xml:space="preserve">  </w:t>
+      </w:r>
+      <w:r>
+        <w:rPr>
           <w:rStyle w:val="FunctionTok"/>
         </w:rPr>
+        <w:t xml:space="preserve">value</w:t>
+      </w:r>
+      <w:r>
+        <w:rPr>
+          <w:rStyle w:val="KeywordTok"/>
+        </w:rPr>
+        <w:t xml:space="preserve">:</w:t>
+      </w:r>
+      <w:r>
+        <w:rPr>
+          <w:rStyle w:val="AttributeTok"/>
+        </w:rPr>
+        <w:t xml:space="preserve"> Sofia</w:t>
+      </w:r>
+      <w:r>
+        <w:br/>
+      </w:r>
+      <w:r>
+        <w:rPr>
+          <w:rStyle w:val="KeywordTok"/>
+        </w:rPr>
+        <w:t xml:space="preserve">-</w:t>
+      </w:r>
+      <w:r>
+        <w:rPr>
+          <w:rStyle w:val="AttributeTok"/>
+        </w:rPr>
+        <w:t xml:space="preserve"> </w:t>
+      </w:r>
+      <w:r>
+        <w:rPr>
+          <w:rStyle w:val="FunctionTok"/>
+        </w:rPr>
+        <w:t xml:space="preserve">name_type</w:t>
+      </w:r>
+      <w:r>
+        <w:rPr>
+          <w:rStyle w:val="KeywordTok"/>
+        </w:rPr>
+        <w:t xml:space="preserve">:</w:t>
+      </w:r>
+      <w:r>
+        <w:rPr>
+          <w:rStyle w:val="AttributeTok"/>
+        </w:rPr>
+        <w:t xml:space="preserve"> PersonOfficialName</w:t>
+      </w:r>
+      <w:r>
+        <w:br/>
+      </w:r>
+      <w:r>
+        <w:rPr>
+          <w:rStyle w:val="AttributeTok"/>
+        </w:rPr>
+        <w:t xml:space="preserve">  </w:t>
+      </w:r>
+      <w:r>
+        <w:rPr>
+          <w:rStyle w:val="FunctionTok"/>
+        </w:rPr>
+        <w:t xml:space="preserve">value</w:t>
+      </w:r>
+      <w:r>
+        <w:rPr>
+          <w:rStyle w:val="KeywordTok"/>
+        </w:rPr>
+        <w:t xml:space="preserve">:</w:t>
+      </w:r>
+      <w:r>
+        <w:rPr>
+          <w:rStyle w:val="AttributeTok"/>
+        </w:rPr>
+        <w:t xml:space="preserve"> Fisch</w:t>
+      </w:r>
+      <w:r>
+        <w:br/>
+      </w:r>
+      <w:r>
+        <w:rPr>
+          <w:rStyle w:val="FunctionTok"/>
+        </w:rPr>
+        <w:t xml:space="preserve">genders</w:t>
+      </w:r>
+      <w:r>
+        <w:rPr>
+          <w:rStyle w:val="KeywordTok"/>
+        </w:rPr>
+        <w:t xml:space="preserve">:</w:t>
+      </w:r>
+      <w:r>
+        <w:br/>
+      </w:r>
+      <w:r>
+        <w:rPr>
+          <w:rStyle w:val="KeywordTok"/>
+        </w:rPr>
+        <w:t xml:space="preserve">-</w:t>
+      </w:r>
+      <w:r>
+        <w:rPr>
+          <w:rStyle w:val="AttributeTok"/>
+        </w:rPr>
+        <w:t xml:space="preserve"> </w:t>
+      </w:r>
+      <w:r>
+        <w:rPr>
+          <w:rStyle w:val="FunctionTok"/>
+        </w:rPr>
+        <w:t xml:space="preserve">gender_code</w:t>
+      </w:r>
+      <w:r>
+        <w:rPr>
+          <w:rStyle w:val="KeywordTok"/>
+        </w:rPr>
+        <w:t xml:space="preserve">:</w:t>
+      </w:r>
+      <w:r>
+        <w:rPr>
+          <w:rStyle w:val="AttributeTok"/>
+        </w:rPr>
+        <w:t xml:space="preserve"> non_binary</w:t>
+      </w:r>
+      <w:r>
+        <w:br/>
+      </w:r>
+      <w:r>
+        <w:rPr>
+          <w:rStyle w:val="AttributeTok"/>
+        </w:rPr>
+        <w:t xml:space="preserve">  </w:t>
+      </w:r>
+      <w:r>
+        <w:rPr>
+          <w:rStyle w:val="FunctionTok"/>
+        </w:rPr>
         <w:t xml:space="preserve">label</w:t>
       </w:r>
       <w:r>
@@ -3865,7 +4269,7 @@
         <w:rPr>
           <w:rStyle w:val="AttributeTok"/>
         </w:rPr>
-        <w:t xml:space="preserve"> Alois Arnold (1965)</w:t>
+        <w:t xml:space="preserve"> divers</w:t>
       </w:r>
       <w:r>
         <w:br/>
@@ -3874,7 +4278,7 @@
         <w:rPr>
           <w:rStyle w:val="FunctionTok"/>
         </w:rPr>
-        <w:t xml:space="preserve">birth_year</w:t>
+        <w:t xml:space="preserve">occupations</w:t>
       </w:r>
       <w:r>
         <w:rPr>
@@ -3883,6 +4287,15 @@
         <w:t xml:space="preserve">:</w:t>
       </w:r>
       <w:r>
+        <w:br/>
+      </w:r>
+      <w:r>
+        <w:rPr>
+          <w:rStyle w:val="KeywordTok"/>
+        </w:rPr>
+        <w:t xml:space="preserve">-</w:t>
+      </w:r>
+      <w:r>
         <w:rPr>
           <w:rStyle w:val="AttributeTok"/>
         </w:rPr>
@@ -3890,18 +4303,36 @@
       </w:r>
       <w:r>
         <w:rPr>
-          <w:rStyle w:val="DecValTok"/>
-        </w:rPr>
-        <w:t xml:space="preserve">1965</w:t>
+          <w:rStyle w:val="FunctionTok"/>
+        </w:rPr>
+        <w:t xml:space="preserve">label</w:t>
+      </w:r>
+      <w:r>
+        <w:rPr>
+          <w:rStyle w:val="KeywordTok"/>
+        </w:rPr>
+        <w:t xml:space="preserve">:</w:t>
+      </w:r>
+      <w:r>
+        <w:rPr>
+          <w:rStyle w:val="AttributeTok"/>
+        </w:rPr>
+        <w:t xml:space="preserve"> Jurist*in</w:t>
       </w:r>
       <w:r>
         <w:br/>
       </w:r>
       <w:r>
         <w:rPr>
+          <w:rStyle w:val="AttributeTok"/>
+        </w:rPr>
+        <w:t xml:space="preserve">  </w:t>
+      </w:r>
+      <w:r>
+        <w:rPr>
           <w:rStyle w:val="FunctionTok"/>
         </w:rPr>
-        <w:t xml:space="preserve">names</w:t>
+        <w:t xml:space="preserve">is_active</w:t>
       </w:r>
       <w:r>
         <w:rPr>
@@ -3910,12 +4341,39 @@
         <w:t xml:space="preserve">:</w:t>
       </w:r>
       <w:r>
+        <w:rPr>
+          <w:rStyle w:val="AttributeTok"/>
+        </w:rPr>
+        <w:t xml:space="preserve"> </w:t>
+      </w:r>
+      <w:r>
+        <w:rPr>
+          <w:rStyle w:val="CharTok"/>
+        </w:rPr>
+        <w:t xml:space="preserve">true</w:t>
+      </w:r>
+      <w:r>
         <w:br/>
       </w:r>
       <w:r>
         <w:rPr>
+          <w:rStyle w:val="FunctionTok"/>
+        </w:rPr>
+        <w:t xml:space="preserve">trainings</w:t>
+      </w:r>
+      <w:r>
+        <w:rPr>
           <w:rStyle w:val="KeywordTok"/>
         </w:rPr>
+        <w:t xml:space="preserve">:</w:t>
+      </w:r>
+      <w:r>
+        <w:br/>
+      </w:r>
+      <w:r>
+        <w:rPr>
+          <w:rStyle w:val="KeywordTok"/>
+        </w:rPr>
         <w:t xml:space="preserve">-</w:t>
       </w:r>
       <w:r>
@@ -3928,7 +4386,7 @@
         <w:rPr>
           <w:rStyle w:val="FunctionTok"/>
         </w:rPr>
-        <w:t xml:space="preserve">name_type</w:t>
+        <w:t xml:space="preserve">training_type</w:t>
       </w:r>
       <w:r>
         <w:rPr>
@@ -3940,7 +4398,13 @@
         <w:rPr>
           <w:rStyle w:val="AttributeTok"/>
         </w:rPr>
-        <w:t xml:space="preserve"> PersonFirstName</w:t>
+        <w:t xml:space="preserve"> </w:t>
+      </w:r>
+      <w:r>
+        <w:rPr>
+          <w:rStyle w:val="StringTok"/>
+        </w:rPr>
+        <w:t xml:space="preserve">'3223'</w:t>
       </w:r>
       <w:r>
         <w:br/>
@@ -3967,77 +4431,17 @@
         <w:rPr>
           <w:rStyle w:val="AttributeTok"/>
         </w:rPr>
-        <w:t xml:space="preserve"> Alois</w:t>
-      </w:r>
-      <w:r>
-        <w:br/>
-      </w:r>
-      <w:r>
-        <w:rPr>
-          <w:rStyle w:val="KeywordTok"/>
-        </w:rPr>
-        <w:t xml:space="preserve">-</w:t>
-      </w:r>
-      <w:r>
-        <w:rPr>
-          <w:rStyle w:val="AttributeTok"/>
-        </w:rPr>
-        <w:t xml:space="preserve"> </w:t>
-      </w:r>
-      <w:r>
-        <w:rPr>
-          <w:rStyle w:val="FunctionTok"/>
-        </w:rPr>
-        <w:t xml:space="preserve">name_type</w:t>
-      </w:r>
-      <w:r>
-        <w:rPr>
-          <w:rStyle w:val="KeywordTok"/>
-        </w:rPr>
-        <w:t xml:space="preserve">:</w:t>
-      </w:r>
-      <w:r>
-        <w:rPr>
-          <w:rStyle w:val="AttributeTok"/>
-        </w:rPr>
-        <w:t xml:space="preserve"> PersonOfficialName</w:t>
-      </w:r>
-      <w:r>
-        <w:br/>
-      </w:r>
-      <w:r>
-        <w:rPr>
-          <w:rStyle w:val="AttributeTok"/>
-        </w:rPr>
-        <w:t xml:space="preserve">  </w:t>
-      </w:r>
-      <w:r>
-        <w:rPr>
-          <w:rStyle w:val="FunctionTok"/>
-        </w:rPr>
-        <w:t xml:space="preserve">value</w:t>
-      </w:r>
-      <w:r>
-        <w:rPr>
-          <w:rStyle w:val="KeywordTok"/>
-        </w:rPr>
-        <w:t xml:space="preserve">:</w:t>
-      </w:r>
-      <w:r>
-        <w:rPr>
-          <w:rStyle w:val="AttributeTok"/>
-        </w:rPr>
-        <w:t xml:space="preserve"> Arnold</w:t>
+        <w:t xml:space="preserve"> MLaw</w:t>
       </w:r>
     </w:p>
-    <w:bookmarkEnd w:id="32"/>
-    <w:bookmarkStart w:id="33" w:name="X29c02a18c68db50429980349d0a859e7b586267"/>
+    <w:bookmarkEnd w:id="34"/>
+    <w:bookmarkStart w:id="35" w:name="X095a6041a20108f8b3a8ed1d9d7d4eb1f742c10"/>
     <w:p>
       <w:pPr>
         <w:pStyle w:val="berschrift4"/>
       </w:pPr>
       <w:r>
-        <w:t xml:space="preserve">Example: Person-swiss_politicians_Beat_Jans</w:t>
+        <w:t xml:space="preserve">Example: Person-swiss_politicians_Alois_Arnold_1965</w:t>
       </w:r>
     </w:p>
     <w:p>
@@ -4066,7 +4470,7 @@
         <w:rPr>
           <w:rStyle w:val="DecValTok"/>
         </w:rPr>
-        <w:t xml:space="preserve">4032</w:t>
+        <w:t xml:space="preserve">6370</w:t>
       </w:r>
       <w:r>
         <w:br/>
@@ -4087,7 +4491,7 @@
         <w:rPr>
           <w:rStyle w:val="AttributeTok"/>
         </w:rPr>
-        <w:t xml:space="preserve"> https://data-example.parlament.ch/person/4032</w:t>
+        <w:t xml:space="preserve"> https://www.ur.ch/behoerdenmitglieder/6370</w:t>
       </w:r>
       <w:r>
         <w:br/>
@@ -4096,7 +4500,7 @@
         <w:rPr>
           <w:rStyle w:val="FunctionTok"/>
         </w:rPr>
-        <w:t xml:space="preserve">wikidata_uri</w:t>
+        <w:t xml:space="preserve">label</w:t>
       </w:r>
       <w:r>
         <w:rPr>
@@ -4108,7 +4512,7 @@
         <w:rPr>
           <w:rStyle w:val="AttributeTok"/>
         </w:rPr>
-        <w:t xml:space="preserve"> http://www.wikidata.org/entity/Q813067</w:t>
+        <w:t xml:space="preserve"> Alois Arnold (1965)</w:t>
       </w:r>
       <w:r>
         <w:br/>
@@ -4117,7 +4521,7 @@
         <w:rPr>
           <w:rStyle w:val="FunctionTok"/>
         </w:rPr>
-        <w:t xml:space="preserve">label</w:t>
+        <w:t xml:space="preserve">birth_year</w:t>
       </w:r>
       <w:r>
         <w:rPr>
@@ -4129,7 +4533,13 @@
         <w:rPr>
           <w:rStyle w:val="AttributeTok"/>
         </w:rPr>
-        <w:t xml:space="preserve"> Beat Jans</w:t>
+        <w:t xml:space="preserve"> </w:t>
+      </w:r>
+      <w:r>
+        <w:rPr>
+          <w:rStyle w:val="DecValTok"/>
+        </w:rPr>
+        <w:t xml:space="preserve">1965</w:t>
       </w:r>
       <w:r>
         <w:br/>
@@ -4138,7 +4548,7 @@
         <w:rPr>
           <w:rStyle w:val="FunctionTok"/>
         </w:rPr>
-        <w:t xml:space="preserve">label_long</w:t>
+        <w:t xml:space="preserve">names</w:t>
       </w:r>
       <w:r>
         <w:rPr>
@@ -4147,19 +4557,52 @@
         <w:t xml:space="preserve">:</w:t>
       </w:r>
       <w:r>
+        <w:br/>
+      </w:r>
+      <w:r>
+        <w:rPr>
+          <w:rStyle w:val="KeywordTok"/>
+        </w:rPr>
+        <w:t xml:space="preserve">-</w:t>
+      </w:r>
+      <w:r>
         <w:rPr>
           <w:rStyle w:val="AttributeTok"/>
         </w:rPr>
-        <w:t xml:space="preserve"> Beat Jans, dipl. nat. ETH</w:t>
+        <w:t xml:space="preserve"> </w:t>
+      </w:r>
+      <w:r>
+        <w:rPr>
+          <w:rStyle w:val="FunctionTok"/>
+        </w:rPr>
+        <w:t xml:space="preserve">name_type</w:t>
+      </w:r>
+      <w:r>
+        <w:rPr>
+          <w:rStyle w:val="KeywordTok"/>
+        </w:rPr>
+        <w:t xml:space="preserve">:</w:t>
+      </w:r>
+      <w:r>
+        <w:rPr>
+          <w:rStyle w:val="AttributeTok"/>
+        </w:rPr>
+        <w:t xml:space="preserve"> PersonFirstName</w:t>
       </w:r>
       <w:r>
         <w:br/>
       </w:r>
       <w:r>
         <w:rPr>
+          <w:rStyle w:val="AttributeTok"/>
+        </w:rPr>
+        <w:t xml:space="preserve">  </w:t>
+      </w:r>
+      <w:r>
+        <w:rPr>
           <w:rStyle w:val="FunctionTok"/>
         </w:rPr>
-        <w:t xml:space="preserve">birth_year</w:t>
+        <w:t xml:space="preserve">value</w:t>
       </w:r>
       <w:r>
         <w:rPr>
@@ -4171,22 +4614,55 @@
         <w:rPr>
           <w:rStyle w:val="AttributeTok"/>
         </w:rPr>
+        <w:t xml:space="preserve"> Alois</w:t>
+      </w:r>
+      <w:r>
+        <w:br/>
+      </w:r>
+      <w:r>
+        <w:rPr>
+          <w:rStyle w:val="KeywordTok"/>
+        </w:rPr>
+        <w:t xml:space="preserve">-</w:t>
+      </w:r>
+      <w:r>
+        <w:rPr>
+          <w:rStyle w:val="AttributeTok"/>
+        </w:rPr>
         <w:t xml:space="preserve"> </w:t>
       </w:r>
       <w:r>
         <w:rPr>
-          <w:rStyle w:val="DecValTok"/>
-        </w:rPr>
-        <w:t xml:space="preserve">1964</w:t>
+          <w:rStyle w:val="FunctionTok"/>
+        </w:rPr>
+        <w:t xml:space="preserve">name_type</w:t>
+      </w:r>
+      <w:r>
+        <w:rPr>
+          <w:rStyle w:val="KeywordTok"/>
+        </w:rPr>
+        <w:t xml:space="preserve">:</w:t>
+      </w:r>
+      <w:r>
+        <w:rPr>
+          <w:rStyle w:val="AttributeTok"/>
+        </w:rPr>
+        <w:t xml:space="preserve"> PersonOfficialName</w:t>
       </w:r>
       <w:r>
         <w:br/>
       </w:r>
       <w:r>
         <w:rPr>
+          <w:rStyle w:val="AttributeTok"/>
+        </w:rPr>
+        <w:t xml:space="preserve">  </w:t>
+      </w:r>
+      <w:r>
+        <w:rPr>
           <w:rStyle w:val="FunctionTok"/>
         </w:rPr>
-        <w:t xml:space="preserve">birth_date</w:t>
+        <w:t xml:space="preserve">value</w:t>
       </w:r>
       <w:r>
         <w:rPr>
@@ -4198,869 +4674,1040 @@
         <w:rPr>
           <w:rStyle w:val="AttributeTok"/>
         </w:rPr>
-        <w:t xml:space="preserve"> 1964-07-12</w:t>
-      </w:r>
-      <w:r>
-        <w:br/>
-      </w:r>
-      <w:r>
-        <w:rPr>
-          <w:rStyle w:val="FunctionTok"/>
-        </w:rPr>
-        <w:t xml:space="preserve">picture</w:t>
-      </w:r>
-      <w:r>
-        <w:rPr>
-          <w:rStyle w:val="KeywordTok"/>
-        </w:rPr>
-        <w:t xml:space="preserve">:</w:t>
-      </w:r>
-      <w:r>
-        <w:rPr>
-          <w:rStyle w:val="AttributeTok"/>
-        </w:rPr>
-        <w:t xml:space="preserve"> https://commons.wikimedia.org/wiki/File:Beat_Jans_(2026)_(cropped).jpg</w:t>
-      </w:r>
-      <w:r>
-        <w:br/>
-      </w:r>
-      <w:r>
-        <w:rPr>
-          <w:rStyle w:val="FunctionTok"/>
-        </w:rPr>
-        <w:t xml:space="preserve">names</w:t>
-      </w:r>
-      <w:r>
-        <w:rPr>
-          <w:rStyle w:val="KeywordTok"/>
-        </w:rPr>
-        <w:t xml:space="preserve">:</w:t>
-      </w:r>
-      <w:r>
-        <w:br/>
-      </w:r>
-      <w:r>
-        <w:rPr>
-          <w:rStyle w:val="KeywordTok"/>
-        </w:rPr>
-        <w:t xml:space="preserve">-</w:t>
-      </w:r>
-      <w:r>
-        <w:rPr>
-          <w:rStyle w:val="AttributeTok"/>
-        </w:rPr>
-        <w:t xml:space="preserve"> </w:t>
-      </w:r>
-      <w:r>
-        <w:rPr>
-          <w:rStyle w:val="FunctionTok"/>
-        </w:rPr>
-        <w:t xml:space="preserve">name_type</w:t>
-      </w:r>
-      <w:r>
-        <w:rPr>
-          <w:rStyle w:val="KeywordTok"/>
-        </w:rPr>
-        <w:t xml:space="preserve">:</w:t>
-      </w:r>
-      <w:r>
-        <w:rPr>
-          <w:rStyle w:val="AttributeTok"/>
-        </w:rPr>
-        <w:t xml:space="preserve"> PersonFirstName</w:t>
-      </w:r>
-      <w:r>
-        <w:br/>
-      </w:r>
-      <w:r>
-        <w:rPr>
-          <w:rStyle w:val="AttributeTok"/>
-        </w:rPr>
-        <w:t xml:space="preserve">  </w:t>
-      </w:r>
-      <w:r>
-        <w:rPr>
-          <w:rStyle w:val="FunctionTok"/>
-        </w:rPr>
-        <w:t xml:space="preserve">value</w:t>
-      </w:r>
-      <w:r>
-        <w:rPr>
-          <w:rStyle w:val="KeywordTok"/>
-        </w:rPr>
-        <w:t xml:space="preserve">:</w:t>
-      </w:r>
-      <w:r>
-        <w:rPr>
-          <w:rStyle w:val="AttributeTok"/>
-        </w:rPr>
-        <w:t xml:space="preserve"> Beat</w:t>
-      </w:r>
-      <w:r>
-        <w:br/>
-      </w:r>
-      <w:r>
-        <w:rPr>
-          <w:rStyle w:val="KeywordTok"/>
-        </w:rPr>
-        <w:t xml:space="preserve">-</w:t>
-      </w:r>
-      <w:r>
-        <w:rPr>
-          <w:rStyle w:val="AttributeTok"/>
-        </w:rPr>
-        <w:t xml:space="preserve"> </w:t>
-      </w:r>
-      <w:r>
-        <w:rPr>
-          <w:rStyle w:val="FunctionTok"/>
-        </w:rPr>
-        <w:t xml:space="preserve">name_type</w:t>
-      </w:r>
-      <w:r>
-        <w:rPr>
-          <w:rStyle w:val="KeywordTok"/>
-        </w:rPr>
-        <w:t xml:space="preserve">:</w:t>
-      </w:r>
-      <w:r>
-        <w:rPr>
-          <w:rStyle w:val="AttributeTok"/>
-        </w:rPr>
-        <w:t xml:space="preserve"> PersonOfficialName</w:t>
-      </w:r>
-      <w:r>
-        <w:br/>
-      </w:r>
-      <w:r>
-        <w:rPr>
-          <w:rStyle w:val="AttributeTok"/>
-        </w:rPr>
-        <w:t xml:space="preserve">  </w:t>
-      </w:r>
-      <w:r>
-        <w:rPr>
-          <w:rStyle w:val="FunctionTok"/>
-        </w:rPr>
-        <w:t xml:space="preserve">value</w:t>
-      </w:r>
-      <w:r>
-        <w:rPr>
-          <w:rStyle w:val="KeywordTok"/>
-        </w:rPr>
-        <w:t xml:space="preserve">:</w:t>
-      </w:r>
-      <w:r>
-        <w:rPr>
-          <w:rStyle w:val="AttributeTok"/>
-        </w:rPr>
-        <w:t xml:space="preserve"> Jans</w:t>
-      </w:r>
-      <w:r>
-        <w:br/>
-      </w:r>
-      <w:r>
-        <w:rPr>
-          <w:rStyle w:val="AttributeTok"/>
-        </w:rPr>
-        <w:t xml:space="preserve">  </w:t>
-      </w:r>
-      <w:r>
-        <w:rPr>
-          <w:rStyle w:val="FunctionTok"/>
-        </w:rPr>
-        <w:t xml:space="preserve">valid_from</w:t>
-      </w:r>
-      <w:r>
-        <w:rPr>
-          <w:rStyle w:val="KeywordTok"/>
-        </w:rPr>
-        <w:t xml:space="preserve">:</w:t>
-      </w:r>
-      <w:r>
-        <w:rPr>
-          <w:rStyle w:val="AttributeTok"/>
-        </w:rPr>
-        <w:t xml:space="preserve"> 1964-07-12</w:t>
-      </w:r>
-      <w:r>
-        <w:br/>
-      </w:r>
-      <w:r>
-        <w:rPr>
-          <w:rStyle w:val="FunctionTok"/>
-        </w:rPr>
-        <w:t xml:space="preserve">addresses</w:t>
-      </w:r>
-      <w:r>
-        <w:rPr>
-          <w:rStyle w:val="KeywordTok"/>
-        </w:rPr>
-        <w:t xml:space="preserve">:</w:t>
-      </w:r>
-      <w:r>
-        <w:br/>
-      </w:r>
-      <w:r>
-        <w:rPr>
-          <w:rStyle w:val="KeywordTok"/>
-        </w:rPr>
-        <w:t xml:space="preserve">-</w:t>
-      </w:r>
-      <w:r>
-        <w:rPr>
-          <w:rStyle w:val="AttributeTok"/>
-        </w:rPr>
-        <w:t xml:space="preserve"> </w:t>
-      </w:r>
-      <w:r>
-        <w:rPr>
-          <w:rStyle w:val="FunctionTok"/>
-        </w:rPr>
-        <w:t xml:space="preserve">address_type</w:t>
-      </w:r>
-      <w:r>
-        <w:rPr>
-          <w:rStyle w:val="KeywordTok"/>
-        </w:rPr>
-        <w:t xml:space="preserve">:</w:t>
-      </w:r>
-      <w:r>
-        <w:rPr>
-          <w:rStyle w:val="AttributeTok"/>
-        </w:rPr>
-        <w:t xml:space="preserve"> businessAddress</w:t>
-      </w:r>
-      <w:r>
-        <w:br/>
-      </w:r>
-      <w:r>
-        <w:rPr>
-          <w:rStyle w:val="AttributeTok"/>
-        </w:rPr>
-        <w:t xml:space="preserve">  </w:t>
-      </w:r>
-      <w:r>
-        <w:rPr>
-          <w:rStyle w:val="FunctionTok"/>
-        </w:rPr>
-        <w:t xml:space="preserve">postal_locality</w:t>
-      </w:r>
-      <w:r>
-        <w:rPr>
-          <w:rStyle w:val="KeywordTok"/>
-        </w:rPr>
-        <w:t xml:space="preserve">:</w:t>
-      </w:r>
-      <w:r>
-        <w:rPr>
-          <w:rStyle w:val="AttributeTok"/>
-        </w:rPr>
-        <w:t xml:space="preserve"> Basel-Stadt</w:t>
-      </w:r>
-      <w:r>
-        <w:br/>
-      </w:r>
-      <w:r>
-        <w:rPr>
-          <w:rStyle w:val="FunctionTok"/>
-        </w:rPr>
-        <w:t xml:space="preserve">language_proficiencies</w:t>
-      </w:r>
-      <w:r>
-        <w:rPr>
-          <w:rStyle w:val="KeywordTok"/>
-        </w:rPr>
-        <w:t xml:space="preserve">:</w:t>
-      </w:r>
-      <w:r>
-        <w:br/>
-      </w:r>
-      <w:r>
-        <w:rPr>
-          <w:rStyle w:val="KeywordTok"/>
-        </w:rPr>
-        <w:t xml:space="preserve">-</w:t>
-      </w:r>
-      <w:r>
-        <w:rPr>
-          <w:rStyle w:val="AttributeTok"/>
-        </w:rPr>
-        <w:t xml:space="preserve"> </w:t>
-      </w:r>
-      <w:r>
-        <w:rPr>
-          <w:rStyle w:val="FunctionTok"/>
-        </w:rPr>
-        <w:t xml:space="preserve">language</w:t>
-      </w:r>
-      <w:r>
-        <w:rPr>
-          <w:rStyle w:val="KeywordTok"/>
-        </w:rPr>
-        <w:t xml:space="preserve">:</w:t>
-      </w:r>
-      <w:r>
-        <w:rPr>
-          <w:rStyle w:val="AttributeTok"/>
-        </w:rPr>
-        <w:t xml:space="preserve"> de</w:t>
-      </w:r>
-      <w:r>
-        <w:br/>
-      </w:r>
-      <w:r>
-        <w:rPr>
-          <w:rStyle w:val="AttributeTok"/>
-        </w:rPr>
-        <w:t xml:space="preserve">  </w:t>
-      </w:r>
-      <w:r>
-        <w:rPr>
-          <w:rStyle w:val="FunctionTok"/>
-        </w:rPr>
-        <w:t xml:space="preserve">is_correspondence</w:t>
-      </w:r>
-      <w:r>
-        <w:rPr>
-          <w:rStyle w:val="KeywordTok"/>
-        </w:rPr>
-        <w:t xml:space="preserve">:</w:t>
-      </w:r>
-      <w:r>
-        <w:rPr>
-          <w:rStyle w:val="AttributeTok"/>
-        </w:rPr>
-        <w:t xml:space="preserve"> </w:t>
-      </w:r>
-      <w:r>
-        <w:rPr>
-          <w:rStyle w:val="CharTok"/>
-        </w:rPr>
-        <w:t xml:space="preserve">true</w:t>
-      </w:r>
-      <w:r>
-        <w:br/>
-      </w:r>
-      <w:r>
-        <w:rPr>
-          <w:rStyle w:val="AttributeTok"/>
-        </w:rPr>
-        <w:t xml:space="preserve">  </w:t>
-      </w:r>
-      <w:r>
-        <w:rPr>
-          <w:rStyle w:val="FunctionTok"/>
-        </w:rPr>
-        <w:t xml:space="preserve">is_native</w:t>
-      </w:r>
-      <w:r>
-        <w:rPr>
-          <w:rStyle w:val="KeywordTok"/>
-        </w:rPr>
-        <w:t xml:space="preserve">:</w:t>
-      </w:r>
-      <w:r>
-        <w:rPr>
-          <w:rStyle w:val="AttributeTok"/>
-        </w:rPr>
-        <w:t xml:space="preserve"> </w:t>
-      </w:r>
-      <w:r>
-        <w:rPr>
-          <w:rStyle w:val="CharTok"/>
-        </w:rPr>
-        <w:t xml:space="preserve">true</w:t>
-      </w:r>
-      <w:r>
-        <w:br/>
-      </w:r>
-      <w:r>
-        <w:rPr>
-          <w:rStyle w:val="FunctionTok"/>
-        </w:rPr>
-        <w:t xml:space="preserve">citizenships</w:t>
-      </w:r>
-      <w:r>
-        <w:rPr>
-          <w:rStyle w:val="KeywordTok"/>
-        </w:rPr>
-        <w:t xml:space="preserve">:</w:t>
-      </w:r>
-      <w:r>
-        <w:br/>
-      </w:r>
-      <w:r>
-        <w:rPr>
-          <w:rStyle w:val="KeywordTok"/>
-        </w:rPr>
-        <w:t xml:space="preserve">-</w:t>
-      </w:r>
-      <w:r>
-        <w:rPr>
-          <w:rStyle w:val="AttributeTok"/>
-        </w:rPr>
-        <w:t xml:space="preserve"> </w:t>
-      </w:r>
-      <w:r>
-        <w:rPr>
-          <w:rStyle w:val="FunctionTok"/>
-        </w:rPr>
-        <w:t xml:space="preserve">country</w:t>
-      </w:r>
-      <w:r>
-        <w:rPr>
-          <w:rStyle w:val="KeywordTok"/>
-        </w:rPr>
-        <w:t xml:space="preserve">:</w:t>
-      </w:r>
-      <w:r>
-        <w:rPr>
-          <w:rStyle w:val="AttributeTok"/>
-        </w:rPr>
-        <w:t xml:space="preserve"> CH</w:t>
-      </w:r>
-      <w:r>
-        <w:br/>
-      </w:r>
-      <w:r>
-        <w:rPr>
-          <w:rStyle w:val="AttributeTok"/>
-        </w:rPr>
-        <w:t xml:space="preserve">  </w:t>
-      </w:r>
-      <w:r>
-        <w:rPr>
-          <w:rStyle w:val="FunctionTok"/>
-        </w:rPr>
-        <w:t xml:space="preserve">valid_from</w:t>
-      </w:r>
-      <w:r>
-        <w:rPr>
-          <w:rStyle w:val="KeywordTok"/>
-        </w:rPr>
-        <w:t xml:space="preserve">:</w:t>
-      </w:r>
-      <w:r>
-        <w:rPr>
-          <w:rStyle w:val="AttributeTok"/>
-        </w:rPr>
-        <w:t xml:space="preserve"> 1964-07-12</w:t>
-      </w:r>
-      <w:r>
-        <w:br/>
-      </w:r>
-      <w:r>
-        <w:rPr>
-          <w:rStyle w:val="FunctionTok"/>
-        </w:rPr>
-        <w:t xml:space="preserve">genders</w:t>
-      </w:r>
-      <w:r>
-        <w:rPr>
-          <w:rStyle w:val="KeywordTok"/>
-        </w:rPr>
-        <w:t xml:space="preserve">:</w:t>
-      </w:r>
-      <w:r>
-        <w:br/>
-      </w:r>
-      <w:r>
-        <w:rPr>
-          <w:rStyle w:val="KeywordTok"/>
-        </w:rPr>
-        <w:t xml:space="preserve">-</w:t>
-      </w:r>
-      <w:r>
-        <w:rPr>
-          <w:rStyle w:val="AttributeTok"/>
-        </w:rPr>
-        <w:t xml:space="preserve"> </w:t>
-      </w:r>
-      <w:r>
-        <w:rPr>
-          <w:rStyle w:val="FunctionTok"/>
-        </w:rPr>
-        <w:t xml:space="preserve">gender_code</w:t>
-      </w:r>
-      <w:r>
-        <w:rPr>
-          <w:rStyle w:val="KeywordTok"/>
-        </w:rPr>
-        <w:t xml:space="preserve">:</w:t>
-      </w:r>
-      <w:r>
-        <w:rPr>
-          <w:rStyle w:val="AttributeTok"/>
-        </w:rPr>
-        <w:t xml:space="preserve"> male</w:t>
-      </w:r>
-      <w:r>
-        <w:br/>
-      </w:r>
-      <w:r>
-        <w:rPr>
-          <w:rStyle w:val="AttributeTok"/>
-        </w:rPr>
-        <w:t xml:space="preserve">  </w:t>
-      </w:r>
-      <w:r>
-        <w:rPr>
-          <w:rStyle w:val="FunctionTok"/>
-        </w:rPr>
-        <w:t xml:space="preserve">valid_from</w:t>
-      </w:r>
-      <w:r>
-        <w:rPr>
-          <w:rStyle w:val="KeywordTok"/>
-        </w:rPr>
-        <w:t xml:space="preserve">:</w:t>
-      </w:r>
-      <w:r>
-        <w:rPr>
-          <w:rStyle w:val="AttributeTok"/>
-        </w:rPr>
-        <w:t xml:space="preserve"> 1964-07-12</w:t>
-      </w:r>
-      <w:r>
-        <w:br/>
-      </w:r>
-      <w:r>
-        <w:rPr>
-          <w:rStyle w:val="FunctionTok"/>
-        </w:rPr>
-        <w:t xml:space="preserve">occupations</w:t>
-      </w:r>
-      <w:r>
-        <w:rPr>
-          <w:rStyle w:val="KeywordTok"/>
-        </w:rPr>
-        <w:t xml:space="preserve">:</w:t>
-      </w:r>
-      <w:r>
-        <w:br/>
-      </w:r>
-      <w:r>
-        <w:rPr>
-          <w:rStyle w:val="KeywordTok"/>
-        </w:rPr>
-        <w:t xml:space="preserve">-</w:t>
-      </w:r>
-      <w:r>
-        <w:rPr>
-          <w:rStyle w:val="AttributeTok"/>
-        </w:rPr>
-        <w:t xml:space="preserve"> </w:t>
-      </w:r>
-      <w:r>
-        <w:rPr>
-          <w:rStyle w:val="FunctionTok"/>
-        </w:rPr>
-        <w:t xml:space="preserve">label</w:t>
-      </w:r>
-      <w:r>
-        <w:rPr>
-          <w:rStyle w:val="KeywordTok"/>
-        </w:rPr>
-        <w:t xml:space="preserve">:</w:t>
-      </w:r>
-      <w:r>
-        <w:rPr>
-          <w:rStyle w:val="AttributeTok"/>
-        </w:rPr>
-        <w:t xml:space="preserve"> Politiker</w:t>
-      </w:r>
-      <w:r>
-        <w:br/>
-      </w:r>
-      <w:r>
-        <w:rPr>
-          <w:rStyle w:val="AttributeTok"/>
-        </w:rPr>
-        <w:t xml:space="preserve">  </w:t>
-      </w:r>
-      <w:r>
-        <w:rPr>
-          <w:rStyle w:val="FunctionTok"/>
-        </w:rPr>
-        <w:t xml:space="preserve">valid_from</w:t>
-      </w:r>
-      <w:r>
-        <w:rPr>
-          <w:rStyle w:val="KeywordTok"/>
-        </w:rPr>
-        <w:t xml:space="preserve">:</w:t>
-      </w:r>
-      <w:r>
-        <w:rPr>
-          <w:rStyle w:val="AttributeTok"/>
-        </w:rPr>
-        <w:t xml:space="preserve"> 1964-01-01</w:t>
-      </w:r>
-      <w:r>
-        <w:br/>
-      </w:r>
-      <w:r>
-        <w:rPr>
-          <w:rStyle w:val="AttributeTok"/>
-        </w:rPr>
-        <w:t xml:space="preserve">  </w:t>
-      </w:r>
-      <w:r>
-        <w:rPr>
-          <w:rStyle w:val="FunctionTok"/>
-        </w:rPr>
-        <w:t xml:space="preserve">is_active</w:t>
-      </w:r>
-      <w:r>
-        <w:rPr>
-          <w:rStyle w:val="KeywordTok"/>
-        </w:rPr>
-        <w:t xml:space="preserve">:</w:t>
-      </w:r>
-      <w:r>
-        <w:rPr>
-          <w:rStyle w:val="AttributeTok"/>
-        </w:rPr>
-        <w:t xml:space="preserve"> </w:t>
-      </w:r>
-      <w:r>
-        <w:rPr>
-          <w:rStyle w:val="CharTok"/>
-        </w:rPr>
-        <w:t xml:space="preserve">true</w:t>
-      </w:r>
-      <w:r>
-        <w:br/>
-      </w:r>
-      <w:r>
-        <w:rPr>
-          <w:rStyle w:val="FunctionTok"/>
-        </w:rPr>
-        <w:t xml:space="preserve">trainings</w:t>
-      </w:r>
-      <w:r>
-        <w:rPr>
-          <w:rStyle w:val="KeywordTok"/>
-        </w:rPr>
-        <w:t xml:space="preserve">:</w:t>
-      </w:r>
-      <w:r>
-        <w:br/>
-      </w:r>
-      <w:r>
-        <w:rPr>
-          <w:rStyle w:val="KeywordTok"/>
-        </w:rPr>
-        <w:t xml:space="preserve">-</w:t>
-      </w:r>
-      <w:r>
-        <w:rPr>
-          <w:rStyle w:val="AttributeTok"/>
-        </w:rPr>
-        <w:t xml:space="preserve"> </w:t>
-      </w:r>
-      <w:r>
-        <w:rPr>
-          <w:rStyle w:val="FunctionTok"/>
-        </w:rPr>
-        <w:t xml:space="preserve">training_type</w:t>
-      </w:r>
-      <w:r>
-        <w:rPr>
-          <w:rStyle w:val="KeywordTok"/>
-        </w:rPr>
-        <w:t xml:space="preserve">:</w:t>
-      </w:r>
-      <w:r>
-        <w:rPr>
-          <w:rStyle w:val="AttributeTok"/>
-        </w:rPr>
-        <w:t xml:space="preserve"> </w:t>
-      </w:r>
-      <w:r>
-        <w:rPr>
-          <w:rStyle w:val="StringTok"/>
-        </w:rPr>
-        <w:t xml:space="preserve">'3223'</w:t>
-      </w:r>
-      <w:r>
-        <w:br/>
-      </w:r>
-      <w:r>
-        <w:rPr>
-          <w:rStyle w:val="AttributeTok"/>
-        </w:rPr>
-        <w:t xml:space="preserve">  </w:t>
-      </w:r>
-      <w:r>
-        <w:rPr>
-          <w:rStyle w:val="FunctionTok"/>
-        </w:rPr>
-        <w:t xml:space="preserve">value</w:t>
-      </w:r>
-      <w:r>
-        <w:rPr>
-          <w:rStyle w:val="KeywordTok"/>
-        </w:rPr>
-        <w:t xml:space="preserve">:</w:t>
-      </w:r>
-      <w:r>
-        <w:rPr>
-          <w:rStyle w:val="AttributeTok"/>
-        </w:rPr>
-        <w:t xml:space="preserve"> dipl. nat. ETH</w:t>
-      </w:r>
-      <w:r>
-        <w:br/>
-      </w:r>
-      <w:r>
-        <w:rPr>
-          <w:rStyle w:val="FunctionTok"/>
-        </w:rPr>
-        <w:t xml:space="preserve">contacts</w:t>
-      </w:r>
-      <w:r>
-        <w:rPr>
-          <w:rStyle w:val="KeywordTok"/>
-        </w:rPr>
-        <w:t xml:space="preserve">:</w:t>
-      </w:r>
-      <w:r>
-        <w:br/>
-      </w:r>
-      <w:r>
-        <w:rPr>
-          <w:rStyle w:val="KeywordTok"/>
-        </w:rPr>
-        <w:t xml:space="preserve">-</w:t>
-      </w:r>
-      <w:r>
-        <w:rPr>
-          <w:rStyle w:val="AttributeTok"/>
-        </w:rPr>
-        <w:t xml:space="preserve"> </w:t>
-      </w:r>
-      <w:r>
-        <w:rPr>
-          <w:rStyle w:val="FunctionTok"/>
-        </w:rPr>
-        <w:t xml:space="preserve">contact_type</w:t>
-      </w:r>
-      <w:r>
-        <w:rPr>
-          <w:rStyle w:val="KeywordTok"/>
-        </w:rPr>
-        <w:t xml:space="preserve">:</w:t>
-      </w:r>
-      <w:r>
-        <w:rPr>
-          <w:rStyle w:val="AttributeTok"/>
-        </w:rPr>
-        <w:t xml:space="preserve"> email</w:t>
-      </w:r>
-      <w:r>
-        <w:br/>
-      </w:r>
-      <w:r>
-        <w:rPr>
-          <w:rStyle w:val="AttributeTok"/>
-        </w:rPr>
-        <w:t xml:space="preserve">  </w:t>
-      </w:r>
-      <w:r>
-        <w:rPr>
-          <w:rStyle w:val="FunctionTok"/>
-        </w:rPr>
-        <w:t xml:space="preserve">value</w:t>
-      </w:r>
-      <w:r>
-        <w:rPr>
-          <w:rStyle w:val="KeywordTok"/>
-        </w:rPr>
-        <w:t xml:space="preserve">:</w:t>
-      </w:r>
-      <w:r>
-        <w:rPr>
-          <w:rStyle w:val="AttributeTok"/>
-        </w:rPr>
-        <w:t xml:space="preserve"> beat.jans@admin.ch</w:t>
-      </w:r>
-      <w:r>
-        <w:br/>
-      </w:r>
-      <w:r>
-        <w:rPr>
-          <w:rStyle w:val="KeywordTok"/>
-        </w:rPr>
-        <w:t xml:space="preserve">-</w:t>
-      </w:r>
-      <w:r>
-        <w:rPr>
-          <w:rStyle w:val="AttributeTok"/>
-        </w:rPr>
-        <w:t xml:space="preserve"> </w:t>
-      </w:r>
-      <w:r>
-        <w:rPr>
-          <w:rStyle w:val="FunctionTok"/>
-        </w:rPr>
-        <w:t xml:space="preserve">contact_type</w:t>
-      </w:r>
-      <w:r>
-        <w:rPr>
-          <w:rStyle w:val="KeywordTok"/>
-        </w:rPr>
-        <w:t xml:space="preserve">:</w:t>
-      </w:r>
-      <w:r>
-        <w:rPr>
-          <w:rStyle w:val="AttributeTok"/>
-        </w:rPr>
-        <w:t xml:space="preserve"> contact_website</w:t>
-      </w:r>
-      <w:r>
-        <w:br/>
-      </w:r>
-      <w:r>
-        <w:rPr>
-          <w:rStyle w:val="AttributeTok"/>
-        </w:rPr>
-        <w:t xml:space="preserve">  </w:t>
-      </w:r>
-      <w:r>
-        <w:rPr>
-          <w:rStyle w:val="FunctionTok"/>
-        </w:rPr>
-        <w:t xml:space="preserve">value</w:t>
-      </w:r>
-      <w:r>
-        <w:rPr>
-          <w:rStyle w:val="KeywordTok"/>
-        </w:rPr>
-        <w:t xml:space="preserve">:</w:t>
-      </w:r>
-      <w:r>
-        <w:rPr>
-          <w:rStyle w:val="AttributeTok"/>
-        </w:rPr>
-        <w:t xml:space="preserve"> http://www.beat-jans.ch</w:t>
+        <w:t xml:space="preserve"> Arnold</w:t>
       </w:r>
     </w:p>
-    <w:bookmarkEnd w:id="33"/>
-    <w:bookmarkEnd w:id="34"/>
     <w:bookmarkEnd w:id="35"/>
-    <w:bookmarkStart w:id="38" w:name="class-name"/>
+    <w:bookmarkStart w:id="36" w:name="X29c02a18c68db50429980349d0a859e7b586267"/>
     <w:p>
       <w:pPr>
-        <w:pStyle w:val="berschrift2"/>
-      </w:pPr>
-      <w:r>
-        <w:t xml:space="preserve">Class: Name</w:t>
+        <w:pStyle w:val="berschrift4"/>
+      </w:pPr>
+      <w:r>
+        <w:t xml:space="preserve">Example: Person-swiss_politicians_Beat_Jans</w:t>
       </w:r>
     </w:p>
     <w:p>
       <w:pPr>
+        <w:pStyle w:val="SourceCode"/>
+      </w:pPr>
+      <w:r>
+        <w:rPr>
+          <w:rStyle w:val="FunctionTok"/>
+        </w:rPr>
+        <w:t xml:space="preserve">local_id</w:t>
+      </w:r>
+      <w:r>
+        <w:rPr>
+          <w:rStyle w:val="KeywordTok"/>
+        </w:rPr>
+        <w:t xml:space="preserve">:</w:t>
+      </w:r>
+      <w:r>
+        <w:rPr>
+          <w:rStyle w:val="AttributeTok"/>
+        </w:rPr>
+        <w:t xml:space="preserve"> </w:t>
+      </w:r>
+      <w:r>
+        <w:rPr>
+          <w:rStyle w:val="DecValTok"/>
+        </w:rPr>
+        <w:t xml:space="preserve">4032</w:t>
+      </w:r>
+      <w:r>
+        <w:br/>
+      </w:r>
+      <w:r>
+        <w:rPr>
+          <w:rStyle w:val="FunctionTok"/>
+        </w:rPr>
+        <w:t xml:space="preserve">global_uri</w:t>
+      </w:r>
+      <w:r>
+        <w:rPr>
+          <w:rStyle w:val="KeywordTok"/>
+        </w:rPr>
+        <w:t xml:space="preserve">:</w:t>
+      </w:r>
+      <w:r>
+        <w:rPr>
+          <w:rStyle w:val="AttributeTok"/>
+        </w:rPr>
+        <w:t xml:space="preserve"> https://data-example.parlament.ch/person/4032</w:t>
+      </w:r>
+      <w:r>
+        <w:br/>
+      </w:r>
+      <w:r>
+        <w:rPr>
+          <w:rStyle w:val="FunctionTok"/>
+        </w:rPr>
+        <w:t xml:space="preserve">wikidata_uri</w:t>
+      </w:r>
+      <w:r>
+        <w:rPr>
+          <w:rStyle w:val="KeywordTok"/>
+        </w:rPr>
+        <w:t xml:space="preserve">:</w:t>
+      </w:r>
+      <w:r>
+        <w:rPr>
+          <w:rStyle w:val="AttributeTok"/>
+        </w:rPr>
+        <w:t xml:space="preserve"> http://www.wikidata.org/entity/Q813067</w:t>
+      </w:r>
+      <w:r>
+        <w:br/>
+      </w:r>
+      <w:r>
+        <w:rPr>
+          <w:rStyle w:val="FunctionTok"/>
+        </w:rPr>
+        <w:t xml:space="preserve">label</w:t>
+      </w:r>
+      <w:r>
+        <w:rPr>
+          <w:rStyle w:val="KeywordTok"/>
+        </w:rPr>
+        <w:t xml:space="preserve">:</w:t>
+      </w:r>
+      <w:r>
+        <w:rPr>
+          <w:rStyle w:val="AttributeTok"/>
+        </w:rPr>
+        <w:t xml:space="preserve"> Beat Jans</w:t>
+      </w:r>
+      <w:r>
+        <w:br/>
+      </w:r>
+      <w:r>
+        <w:rPr>
+          <w:rStyle w:val="FunctionTok"/>
+        </w:rPr>
+        <w:t xml:space="preserve">label_long</w:t>
+      </w:r>
+      <w:r>
+        <w:rPr>
+          <w:rStyle w:val="KeywordTok"/>
+        </w:rPr>
+        <w:t xml:space="preserve">:</w:t>
+      </w:r>
+      <w:r>
+        <w:rPr>
+          <w:rStyle w:val="AttributeTok"/>
+        </w:rPr>
+        <w:t xml:space="preserve"> Beat Jans, dipl. nat. ETH</w:t>
+      </w:r>
+      <w:r>
+        <w:br/>
+      </w:r>
+      <w:r>
+        <w:rPr>
+          <w:rStyle w:val="FunctionTok"/>
+        </w:rPr>
+        <w:t xml:space="preserve">birth_year</w:t>
+      </w:r>
+      <w:r>
+        <w:rPr>
+          <w:rStyle w:val="KeywordTok"/>
+        </w:rPr>
+        <w:t xml:space="preserve">:</w:t>
+      </w:r>
+      <w:r>
+        <w:rPr>
+          <w:rStyle w:val="AttributeTok"/>
+        </w:rPr>
+        <w:t xml:space="preserve"> </w:t>
+      </w:r>
+      <w:r>
+        <w:rPr>
+          <w:rStyle w:val="DecValTok"/>
+        </w:rPr>
+        <w:t xml:space="preserve">1964</w:t>
+      </w:r>
+      <w:r>
+        <w:br/>
+      </w:r>
+      <w:r>
+        <w:rPr>
+          <w:rStyle w:val="FunctionTok"/>
+        </w:rPr>
+        <w:t xml:space="preserve">birth_date</w:t>
+      </w:r>
+      <w:r>
+        <w:rPr>
+          <w:rStyle w:val="KeywordTok"/>
+        </w:rPr>
+        <w:t xml:space="preserve">:</w:t>
+      </w:r>
+      <w:r>
+        <w:rPr>
+          <w:rStyle w:val="AttributeTok"/>
+        </w:rPr>
+        <w:t xml:space="preserve"> 1964-07-12</w:t>
+      </w:r>
+      <w:r>
+        <w:br/>
+      </w:r>
+      <w:r>
+        <w:rPr>
+          <w:rStyle w:val="FunctionTok"/>
+        </w:rPr>
+        <w:t xml:space="preserve">picture</w:t>
+      </w:r>
+      <w:r>
+        <w:rPr>
+          <w:rStyle w:val="KeywordTok"/>
+        </w:rPr>
+        <w:t xml:space="preserve">:</w:t>
+      </w:r>
+      <w:r>
+        <w:rPr>
+          <w:rStyle w:val="AttributeTok"/>
+        </w:rPr>
+        <w:t xml:space="preserve"> https://commons.wikimedia.org/wiki/File:Beat_Jans_(2026)_(cropped).jpg</w:t>
+      </w:r>
+      <w:r>
+        <w:br/>
+      </w:r>
+      <w:r>
+        <w:rPr>
+          <w:rStyle w:val="FunctionTok"/>
+        </w:rPr>
+        <w:t xml:space="preserve">names</w:t>
+      </w:r>
+      <w:r>
+        <w:rPr>
+          <w:rStyle w:val="KeywordTok"/>
+        </w:rPr>
+        <w:t xml:space="preserve">:</w:t>
+      </w:r>
+      <w:r>
+        <w:br/>
+      </w:r>
+      <w:r>
+        <w:rPr>
+          <w:rStyle w:val="KeywordTok"/>
+        </w:rPr>
+        <w:t xml:space="preserve">-</w:t>
+      </w:r>
+      <w:r>
+        <w:rPr>
+          <w:rStyle w:val="AttributeTok"/>
+        </w:rPr>
+        <w:t xml:space="preserve"> </w:t>
+      </w:r>
+      <w:r>
+        <w:rPr>
+          <w:rStyle w:val="FunctionTok"/>
+        </w:rPr>
+        <w:t xml:space="preserve">name_type</w:t>
+      </w:r>
+      <w:r>
+        <w:rPr>
+          <w:rStyle w:val="KeywordTok"/>
+        </w:rPr>
+        <w:t xml:space="preserve">:</w:t>
+      </w:r>
+      <w:r>
+        <w:rPr>
+          <w:rStyle w:val="AttributeTok"/>
+        </w:rPr>
+        <w:t xml:space="preserve"> PersonFirstName</w:t>
+      </w:r>
+      <w:r>
+        <w:br/>
+      </w:r>
+      <w:r>
+        <w:rPr>
+          <w:rStyle w:val="AttributeTok"/>
+        </w:rPr>
+        <w:t xml:space="preserve">  </w:t>
+      </w:r>
+      <w:r>
+        <w:rPr>
+          <w:rStyle w:val="FunctionTok"/>
+        </w:rPr>
+        <w:t xml:space="preserve">value</w:t>
+      </w:r>
+      <w:r>
+        <w:rPr>
+          <w:rStyle w:val="KeywordTok"/>
+        </w:rPr>
+        <w:t xml:space="preserve">:</w:t>
+      </w:r>
+      <w:r>
+        <w:rPr>
+          <w:rStyle w:val="AttributeTok"/>
+        </w:rPr>
+        <w:t xml:space="preserve"> Beat</w:t>
+      </w:r>
+      <w:r>
+        <w:br/>
+      </w:r>
+      <w:r>
+        <w:rPr>
+          <w:rStyle w:val="KeywordTok"/>
+        </w:rPr>
+        <w:t xml:space="preserve">-</w:t>
+      </w:r>
+      <w:r>
+        <w:rPr>
+          <w:rStyle w:val="AttributeTok"/>
+        </w:rPr>
+        <w:t xml:space="preserve"> </w:t>
+      </w:r>
+      <w:r>
+        <w:rPr>
+          <w:rStyle w:val="FunctionTok"/>
+        </w:rPr>
+        <w:t xml:space="preserve">name_type</w:t>
+      </w:r>
+      <w:r>
+        <w:rPr>
+          <w:rStyle w:val="KeywordTok"/>
+        </w:rPr>
+        <w:t xml:space="preserve">:</w:t>
+      </w:r>
+      <w:r>
+        <w:rPr>
+          <w:rStyle w:val="AttributeTok"/>
+        </w:rPr>
+        <w:t xml:space="preserve"> PersonOfficialName</w:t>
+      </w:r>
+      <w:r>
+        <w:br/>
+      </w:r>
+      <w:r>
+        <w:rPr>
+          <w:rStyle w:val="AttributeTok"/>
+        </w:rPr>
+        <w:t xml:space="preserve">  </w:t>
+      </w:r>
+      <w:r>
+        <w:rPr>
+          <w:rStyle w:val="FunctionTok"/>
+        </w:rPr>
+        <w:t xml:space="preserve">value</w:t>
+      </w:r>
+      <w:r>
+        <w:rPr>
+          <w:rStyle w:val="KeywordTok"/>
+        </w:rPr>
+        <w:t xml:space="preserve">:</w:t>
+      </w:r>
+      <w:r>
+        <w:rPr>
+          <w:rStyle w:val="AttributeTok"/>
+        </w:rPr>
+        <w:t xml:space="preserve"> Jans</w:t>
+      </w:r>
+      <w:r>
+        <w:br/>
+      </w:r>
+      <w:r>
+        <w:rPr>
+          <w:rStyle w:val="AttributeTok"/>
+        </w:rPr>
+        <w:t xml:space="preserve">  </w:t>
+      </w:r>
+      <w:r>
+        <w:rPr>
+          <w:rStyle w:val="FunctionTok"/>
+        </w:rPr>
+        <w:t xml:space="preserve">valid_from</w:t>
+      </w:r>
+      <w:r>
+        <w:rPr>
+          <w:rStyle w:val="KeywordTok"/>
+        </w:rPr>
+        <w:t xml:space="preserve">:</w:t>
+      </w:r>
+      <w:r>
+        <w:rPr>
+          <w:rStyle w:val="AttributeTok"/>
+        </w:rPr>
+        <w:t xml:space="preserve"> 1964-07-12</w:t>
+      </w:r>
+      <w:r>
+        <w:br/>
+      </w:r>
+      <w:r>
+        <w:rPr>
+          <w:rStyle w:val="FunctionTok"/>
+        </w:rPr>
+        <w:t xml:space="preserve">addresses</w:t>
+      </w:r>
+      <w:r>
+        <w:rPr>
+          <w:rStyle w:val="KeywordTok"/>
+        </w:rPr>
+        <w:t xml:space="preserve">:</w:t>
+      </w:r>
+      <w:r>
+        <w:br/>
+      </w:r>
+      <w:r>
+        <w:rPr>
+          <w:rStyle w:val="KeywordTok"/>
+        </w:rPr>
+        <w:t xml:space="preserve">-</w:t>
+      </w:r>
+      <w:r>
+        <w:rPr>
+          <w:rStyle w:val="AttributeTok"/>
+        </w:rPr>
+        <w:t xml:space="preserve"> </w:t>
+      </w:r>
+      <w:r>
+        <w:rPr>
+          <w:rStyle w:val="FunctionTok"/>
+        </w:rPr>
+        <w:t xml:space="preserve">address_type</w:t>
+      </w:r>
+      <w:r>
+        <w:rPr>
+          <w:rStyle w:val="KeywordTok"/>
+        </w:rPr>
+        <w:t xml:space="preserve">:</w:t>
+      </w:r>
+      <w:r>
+        <w:rPr>
+          <w:rStyle w:val="AttributeTok"/>
+        </w:rPr>
+        <w:t xml:space="preserve"> businessAddress</w:t>
+      </w:r>
+      <w:r>
+        <w:br/>
+      </w:r>
+      <w:r>
+        <w:rPr>
+          <w:rStyle w:val="AttributeTok"/>
+        </w:rPr>
+        <w:t xml:space="preserve">  </w:t>
+      </w:r>
+      <w:r>
+        <w:rPr>
+          <w:rStyle w:val="FunctionTok"/>
+        </w:rPr>
+        <w:t xml:space="preserve">postal_locality</w:t>
+      </w:r>
+      <w:r>
+        <w:rPr>
+          <w:rStyle w:val="KeywordTok"/>
+        </w:rPr>
+        <w:t xml:space="preserve">:</w:t>
+      </w:r>
+      <w:r>
+        <w:rPr>
+          <w:rStyle w:val="AttributeTok"/>
+        </w:rPr>
+        <w:t xml:space="preserve"> Basel-Stadt</w:t>
+      </w:r>
+      <w:r>
+        <w:br/>
+      </w:r>
+      <w:r>
+        <w:rPr>
+          <w:rStyle w:val="FunctionTok"/>
+        </w:rPr>
+        <w:t xml:space="preserve">language_proficiencies</w:t>
+      </w:r>
+      <w:r>
+        <w:rPr>
+          <w:rStyle w:val="KeywordTok"/>
+        </w:rPr>
+        <w:t xml:space="preserve">:</w:t>
+      </w:r>
+      <w:r>
+        <w:br/>
+      </w:r>
+      <w:r>
+        <w:rPr>
+          <w:rStyle w:val="KeywordTok"/>
+        </w:rPr>
+        <w:t xml:space="preserve">-</w:t>
+      </w:r>
+      <w:r>
+        <w:rPr>
+          <w:rStyle w:val="AttributeTok"/>
+        </w:rPr>
+        <w:t xml:space="preserve"> </w:t>
+      </w:r>
+      <w:r>
+        <w:rPr>
+          <w:rStyle w:val="FunctionTok"/>
+        </w:rPr>
+        <w:t xml:space="preserve">language</w:t>
+      </w:r>
+      <w:r>
+        <w:rPr>
+          <w:rStyle w:val="KeywordTok"/>
+        </w:rPr>
+        <w:t xml:space="preserve">:</w:t>
+      </w:r>
+      <w:r>
+        <w:rPr>
+          <w:rStyle w:val="AttributeTok"/>
+        </w:rPr>
+        <w:t xml:space="preserve"> de</w:t>
+      </w:r>
+      <w:r>
+        <w:br/>
+      </w:r>
+      <w:r>
+        <w:rPr>
+          <w:rStyle w:val="AttributeTok"/>
+        </w:rPr>
+        <w:t xml:space="preserve">  </w:t>
+      </w:r>
+      <w:r>
+        <w:rPr>
+          <w:rStyle w:val="FunctionTok"/>
+        </w:rPr>
+        <w:t xml:space="preserve">is_correspondence</w:t>
+      </w:r>
+      <w:r>
+        <w:rPr>
+          <w:rStyle w:val="KeywordTok"/>
+        </w:rPr>
+        <w:t xml:space="preserve">:</w:t>
+      </w:r>
+      <w:r>
+        <w:rPr>
+          <w:rStyle w:val="AttributeTok"/>
+        </w:rPr>
+        <w:t xml:space="preserve"> </w:t>
+      </w:r>
+      <w:r>
+        <w:rPr>
+          <w:rStyle w:val="CharTok"/>
+        </w:rPr>
+        <w:t xml:space="preserve">true</w:t>
+      </w:r>
+      <w:r>
+        <w:br/>
+      </w:r>
+      <w:r>
+        <w:rPr>
+          <w:rStyle w:val="AttributeTok"/>
+        </w:rPr>
+        <w:t xml:space="preserve">  </w:t>
+      </w:r>
+      <w:r>
+        <w:rPr>
+          <w:rStyle w:val="FunctionTok"/>
+        </w:rPr>
+        <w:t xml:space="preserve">is_native</w:t>
+      </w:r>
+      <w:r>
+        <w:rPr>
+          <w:rStyle w:val="KeywordTok"/>
+        </w:rPr>
+        <w:t xml:space="preserve">:</w:t>
+      </w:r>
+      <w:r>
+        <w:rPr>
+          <w:rStyle w:val="AttributeTok"/>
+        </w:rPr>
+        <w:t xml:space="preserve"> </w:t>
+      </w:r>
+      <w:r>
+        <w:rPr>
+          <w:rStyle w:val="CharTok"/>
+        </w:rPr>
+        <w:t xml:space="preserve">true</w:t>
+      </w:r>
+      <w:r>
+        <w:br/>
+      </w:r>
+      <w:r>
+        <w:rPr>
+          <w:rStyle w:val="FunctionTok"/>
+        </w:rPr>
+        <w:t xml:space="preserve">citizenships</w:t>
+      </w:r>
+      <w:r>
+        <w:rPr>
+          <w:rStyle w:val="KeywordTok"/>
+        </w:rPr>
+        <w:t xml:space="preserve">:</w:t>
+      </w:r>
+      <w:r>
+        <w:br/>
+      </w:r>
+      <w:r>
+        <w:rPr>
+          <w:rStyle w:val="KeywordTok"/>
+        </w:rPr>
+        <w:t xml:space="preserve">-</w:t>
+      </w:r>
+      <w:r>
+        <w:rPr>
+          <w:rStyle w:val="AttributeTok"/>
+        </w:rPr>
+        <w:t xml:space="preserve"> </w:t>
+      </w:r>
+      <w:r>
+        <w:rPr>
+          <w:rStyle w:val="FunctionTok"/>
+        </w:rPr>
+        <w:t xml:space="preserve">country</w:t>
+      </w:r>
+      <w:r>
+        <w:rPr>
+          <w:rStyle w:val="KeywordTok"/>
+        </w:rPr>
+        <w:t xml:space="preserve">:</w:t>
+      </w:r>
+      <w:r>
+        <w:rPr>
+          <w:rStyle w:val="AttributeTok"/>
+        </w:rPr>
+        <w:t xml:space="preserve"> CH</w:t>
+      </w:r>
+      <w:r>
+        <w:br/>
+      </w:r>
+      <w:r>
+        <w:rPr>
+          <w:rStyle w:val="AttributeTok"/>
+        </w:rPr>
+        <w:t xml:space="preserve">  </w:t>
+      </w:r>
+      <w:r>
+        <w:rPr>
+          <w:rStyle w:val="FunctionTok"/>
+        </w:rPr>
+        <w:t xml:space="preserve">valid_from</w:t>
+      </w:r>
+      <w:r>
+        <w:rPr>
+          <w:rStyle w:val="KeywordTok"/>
+        </w:rPr>
+        <w:t xml:space="preserve">:</w:t>
+      </w:r>
+      <w:r>
+        <w:rPr>
+          <w:rStyle w:val="AttributeTok"/>
+        </w:rPr>
+        <w:t xml:space="preserve"> 1964-07-12</w:t>
+      </w:r>
+      <w:r>
+        <w:br/>
+      </w:r>
+      <w:r>
+        <w:rPr>
+          <w:rStyle w:val="FunctionTok"/>
+        </w:rPr>
+        <w:t xml:space="preserve">genders</w:t>
+      </w:r>
+      <w:r>
+        <w:rPr>
+          <w:rStyle w:val="KeywordTok"/>
+        </w:rPr>
+        <w:t xml:space="preserve">:</w:t>
+      </w:r>
+      <w:r>
+        <w:br/>
+      </w:r>
+      <w:r>
+        <w:rPr>
+          <w:rStyle w:val="KeywordTok"/>
+        </w:rPr>
+        <w:t xml:space="preserve">-</w:t>
+      </w:r>
+      <w:r>
+        <w:rPr>
+          <w:rStyle w:val="AttributeTok"/>
+        </w:rPr>
+        <w:t xml:space="preserve"> </w:t>
+      </w:r>
+      <w:r>
+        <w:rPr>
+          <w:rStyle w:val="FunctionTok"/>
+        </w:rPr>
+        <w:t xml:space="preserve">gender_code</w:t>
+      </w:r>
+      <w:r>
+        <w:rPr>
+          <w:rStyle w:val="KeywordTok"/>
+        </w:rPr>
+        <w:t xml:space="preserve">:</w:t>
+      </w:r>
+      <w:r>
+        <w:rPr>
+          <w:rStyle w:val="AttributeTok"/>
+        </w:rPr>
+        <w:t xml:space="preserve"> male</w:t>
+      </w:r>
+      <w:r>
+        <w:br/>
+      </w:r>
+      <w:r>
+        <w:rPr>
+          <w:rStyle w:val="AttributeTok"/>
+        </w:rPr>
+        <w:t xml:space="preserve">  </w:t>
+      </w:r>
+      <w:r>
+        <w:rPr>
+          <w:rStyle w:val="FunctionTok"/>
+        </w:rPr>
+        <w:t xml:space="preserve">valid_from</w:t>
+      </w:r>
+      <w:r>
+        <w:rPr>
+          <w:rStyle w:val="KeywordTok"/>
+        </w:rPr>
+        <w:t xml:space="preserve">:</w:t>
+      </w:r>
+      <w:r>
+        <w:rPr>
+          <w:rStyle w:val="AttributeTok"/>
+        </w:rPr>
+        <w:t xml:space="preserve"> 1964-07-12</w:t>
+      </w:r>
+      <w:r>
+        <w:br/>
+      </w:r>
+      <w:r>
+        <w:rPr>
+          <w:rStyle w:val="FunctionTok"/>
+        </w:rPr>
+        <w:t xml:space="preserve">occupations</w:t>
+      </w:r>
+      <w:r>
+        <w:rPr>
+          <w:rStyle w:val="KeywordTok"/>
+        </w:rPr>
+        <w:t xml:space="preserve">:</w:t>
+      </w:r>
+      <w:r>
+        <w:br/>
+      </w:r>
+      <w:r>
+        <w:rPr>
+          <w:rStyle w:val="KeywordTok"/>
+        </w:rPr>
+        <w:t xml:space="preserve">-</w:t>
+      </w:r>
+      <w:r>
+        <w:rPr>
+          <w:rStyle w:val="AttributeTok"/>
+        </w:rPr>
+        <w:t xml:space="preserve"> </w:t>
+      </w:r>
+      <w:r>
+        <w:rPr>
+          <w:rStyle w:val="FunctionTok"/>
+        </w:rPr>
+        <w:t xml:space="preserve">label</w:t>
+      </w:r>
+      <w:r>
+        <w:rPr>
+          <w:rStyle w:val="KeywordTok"/>
+        </w:rPr>
+        <w:t xml:space="preserve">:</w:t>
+      </w:r>
+      <w:r>
+        <w:rPr>
+          <w:rStyle w:val="AttributeTok"/>
+        </w:rPr>
+        <w:t xml:space="preserve"> Politiker</w:t>
+      </w:r>
+      <w:r>
+        <w:br/>
+      </w:r>
+      <w:r>
+        <w:rPr>
+          <w:rStyle w:val="AttributeTok"/>
+        </w:rPr>
+        <w:t xml:space="preserve">  </w:t>
+      </w:r>
+      <w:r>
+        <w:rPr>
+          <w:rStyle w:val="FunctionTok"/>
+        </w:rPr>
+        <w:t xml:space="preserve">valid_from</w:t>
+      </w:r>
+      <w:r>
+        <w:rPr>
+          <w:rStyle w:val="KeywordTok"/>
+        </w:rPr>
+        <w:t xml:space="preserve">:</w:t>
+      </w:r>
+      <w:r>
+        <w:rPr>
+          <w:rStyle w:val="AttributeTok"/>
+        </w:rPr>
+        <w:t xml:space="preserve"> 1964-01-01</w:t>
+      </w:r>
+      <w:r>
+        <w:br/>
+      </w:r>
+      <w:r>
+        <w:rPr>
+          <w:rStyle w:val="AttributeTok"/>
+        </w:rPr>
+        <w:t xml:space="preserve">  </w:t>
+      </w:r>
+      <w:r>
+        <w:rPr>
+          <w:rStyle w:val="FunctionTok"/>
+        </w:rPr>
+        <w:t xml:space="preserve">is_active</w:t>
+      </w:r>
+      <w:r>
+        <w:rPr>
+          <w:rStyle w:val="KeywordTok"/>
+        </w:rPr>
+        <w:t xml:space="preserve">:</w:t>
+      </w:r>
+      <w:r>
+        <w:rPr>
+          <w:rStyle w:val="AttributeTok"/>
+        </w:rPr>
+        <w:t xml:space="preserve"> </w:t>
+      </w:r>
+      <w:r>
+        <w:rPr>
+          <w:rStyle w:val="CharTok"/>
+        </w:rPr>
+        <w:t xml:space="preserve">true</w:t>
+      </w:r>
+      <w:r>
+        <w:br/>
+      </w:r>
+      <w:r>
+        <w:rPr>
+          <w:rStyle w:val="FunctionTok"/>
+        </w:rPr>
+        <w:t xml:space="preserve">trainings</w:t>
+      </w:r>
+      <w:r>
+        <w:rPr>
+          <w:rStyle w:val="KeywordTok"/>
+        </w:rPr>
+        <w:t xml:space="preserve">:</w:t>
+      </w:r>
+      <w:r>
+        <w:br/>
+      </w:r>
+      <w:r>
+        <w:rPr>
+          <w:rStyle w:val="KeywordTok"/>
+        </w:rPr>
+        <w:t xml:space="preserve">-</w:t>
+      </w:r>
+      <w:r>
+        <w:rPr>
+          <w:rStyle w:val="AttributeTok"/>
+        </w:rPr>
+        <w:t xml:space="preserve"> </w:t>
+      </w:r>
+      <w:r>
+        <w:rPr>
+          <w:rStyle w:val="FunctionTok"/>
+        </w:rPr>
+        <w:t xml:space="preserve">training_type</w:t>
+      </w:r>
+      <w:r>
+        <w:rPr>
+          <w:rStyle w:val="KeywordTok"/>
+        </w:rPr>
+        <w:t xml:space="preserve">:</w:t>
+      </w:r>
+      <w:r>
+        <w:rPr>
+          <w:rStyle w:val="AttributeTok"/>
+        </w:rPr>
+        <w:t xml:space="preserve"> </w:t>
+      </w:r>
+      <w:r>
+        <w:rPr>
+          <w:rStyle w:val="StringTok"/>
+        </w:rPr>
+        <w:t xml:space="preserve">'3223'</w:t>
+      </w:r>
+      <w:r>
+        <w:br/>
+      </w:r>
+      <w:r>
+        <w:rPr>
+          <w:rStyle w:val="AttributeTok"/>
+        </w:rPr>
+        <w:t xml:space="preserve">  </w:t>
+      </w:r>
+      <w:r>
+        <w:rPr>
+          <w:rStyle w:val="FunctionTok"/>
+        </w:rPr>
+        <w:t xml:space="preserve">value</w:t>
+      </w:r>
+      <w:r>
+        <w:rPr>
+          <w:rStyle w:val="KeywordTok"/>
+        </w:rPr>
+        <w:t xml:space="preserve">:</w:t>
+      </w:r>
+      <w:r>
+        <w:rPr>
+          <w:rStyle w:val="AttributeTok"/>
+        </w:rPr>
+        <w:t xml:space="preserve"> dipl. nat. ETH</w:t>
+      </w:r>
+      <w:r>
+        <w:br/>
+      </w:r>
+      <w:r>
+        <w:rPr>
+          <w:rStyle w:val="FunctionTok"/>
+        </w:rPr>
+        <w:t xml:space="preserve">contacts</w:t>
+      </w:r>
+      <w:r>
+        <w:rPr>
+          <w:rStyle w:val="KeywordTok"/>
+        </w:rPr>
+        <w:t xml:space="preserve">:</w:t>
+      </w:r>
+      <w:r>
+        <w:br/>
+      </w:r>
+      <w:r>
+        <w:rPr>
+          <w:rStyle w:val="KeywordTok"/>
+        </w:rPr>
+        <w:t xml:space="preserve">-</w:t>
+      </w:r>
+      <w:r>
+        <w:rPr>
+          <w:rStyle w:val="AttributeTok"/>
+        </w:rPr>
+        <w:t xml:space="preserve"> </w:t>
+      </w:r>
+      <w:r>
+        <w:rPr>
+          <w:rStyle w:val="FunctionTok"/>
+        </w:rPr>
+        <w:t xml:space="preserve">contact_type</w:t>
+      </w:r>
+      <w:r>
+        <w:rPr>
+          <w:rStyle w:val="KeywordTok"/>
+        </w:rPr>
+        <w:t xml:space="preserve">:</w:t>
+      </w:r>
+      <w:r>
+        <w:rPr>
+          <w:rStyle w:val="AttributeTok"/>
+        </w:rPr>
+        <w:t xml:space="preserve"> email</w:t>
+      </w:r>
+      <w:r>
+        <w:br/>
+      </w:r>
+      <w:r>
+        <w:rPr>
+          <w:rStyle w:val="AttributeTok"/>
+        </w:rPr>
+        <w:t xml:space="preserve">  </w:t>
+      </w:r>
+      <w:r>
+        <w:rPr>
+          <w:rStyle w:val="FunctionTok"/>
+        </w:rPr>
+        <w:t xml:space="preserve">value</w:t>
+      </w:r>
+      <w:r>
+        <w:rPr>
+          <w:rStyle w:val="KeywordTok"/>
+        </w:rPr>
+        <w:t xml:space="preserve">:</w:t>
+      </w:r>
+      <w:r>
+        <w:rPr>
+          <w:rStyle w:val="AttributeTok"/>
+        </w:rPr>
+        <w:t xml:space="preserve"> beat.jans@admin.ch</w:t>
+      </w:r>
+      <w:r>
+        <w:br/>
+      </w:r>
+      <w:r>
+        <w:rPr>
+          <w:rStyle w:val="KeywordTok"/>
+        </w:rPr>
+        <w:t xml:space="preserve">-</w:t>
+      </w:r>
+      <w:r>
+        <w:rPr>
+          <w:rStyle w:val="AttributeTok"/>
+        </w:rPr>
+        <w:t xml:space="preserve"> </w:t>
+      </w:r>
+      <w:r>
+        <w:rPr>
+          <w:rStyle w:val="FunctionTok"/>
+        </w:rPr>
+        <w:t xml:space="preserve">contact_type</w:t>
+      </w:r>
+      <w:r>
+        <w:rPr>
+          <w:rStyle w:val="KeywordTok"/>
+        </w:rPr>
+        <w:t xml:space="preserve">:</w:t>
+      </w:r>
+      <w:r>
+        <w:rPr>
+          <w:rStyle w:val="AttributeTok"/>
+        </w:rPr>
+        <w:t xml:space="preserve"> contact_website</w:t>
+      </w:r>
+      <w:r>
+        <w:br/>
+      </w:r>
+      <w:r>
+        <w:rPr>
+          <w:rStyle w:val="AttributeTok"/>
+        </w:rPr>
+        <w:t xml:space="preserve">  </w:t>
+      </w:r>
+      <w:r>
+        <w:rPr>
+          <w:rStyle w:val="FunctionTok"/>
+        </w:rPr>
+        <w:t xml:space="preserve">value</w:t>
+      </w:r>
+      <w:r>
+        <w:rPr>
+          <w:rStyle w:val="KeywordTok"/>
+        </w:rPr>
+        <w:t xml:space="preserve">:</w:t>
+      </w:r>
+      <w:r>
+        <w:rPr>
+          <w:rStyle w:val="AttributeTok"/>
+        </w:rPr>
+        <w:t xml:space="preserve"> http://www.beat-jans.ch</w:t>
+      </w:r>
+    </w:p>
+    <w:bookmarkEnd w:id="36"/>
+    <w:bookmarkEnd w:id="37"/>
+    <w:bookmarkEnd w:id="38"/>
+    <w:bookmarkStart w:id="41" w:name="class-name"/>
+    <w:p>
+      <w:pPr>
+        <w:pStyle w:val="berschrift2"/>
+      </w:pPr>
+      <w:r>
+        <w:t xml:space="preserve">Class: Name</w:t>
+      </w:r>
+    </w:p>
+    <w:p>
+      <w:pPr>
         <w:pStyle w:val="FirstParagraph"/>
       </w:pPr>
       <w:r>
@@ -5079,7 +5726,7 @@
         <w:t xml:space="preserve">__</w:t>
       </w:r>
     </w:p>
-    <w:bookmarkStart w:id="36" w:name="attribute-1"/>
+    <w:bookmarkStart w:id="39" w:name="attribute-1"/>
     <w:p>
       <w:pPr>
         <w:pStyle w:val="berschrift3"/>
@@ -5453,8 +6100,8 @@
         </w:tc>
       </w:tr>
     </w:tbl>
-    <w:bookmarkEnd w:id="36"/>
-    <w:bookmarkStart w:id="37" w:name="usages-1"/>
+    <w:bookmarkEnd w:id="39"/>
+    <w:bookmarkStart w:id="40" w:name="usages-1"/>
     <w:p>
       <w:pPr>
         <w:pStyle w:val="berschrift3"/>
@@ -5594,9 +6241,9 @@
         </w:tc>
       </w:tr>
     </w:tbl>
-    <w:bookmarkEnd w:id="37"/>
-    <w:bookmarkEnd w:id="38"/>
-    <w:bookmarkStart w:id="52" w:name="enum-nametypeenum"/>
+    <w:bookmarkEnd w:id="40"/>
+    <w:bookmarkEnd w:id="41"/>
+    <w:bookmarkStart w:id="55" w:name="enum-nametypeenum"/>
     <w:p>
       <w:pPr>
         <w:pStyle w:val="berschrift2"/>
@@ -5614,7 +6261,7 @@
           <w:i/>
           <w:iCs/>
         </w:rPr>
-        <w:t xml:space="preserve">Categories of name types according to eCH-0011 (personNameData) and https://dam-api.bfs.admin.ch/hub/api/dam/assets/24565576/master, URI according to I14Y identifier but as class and not as attribute. Descriptions and translations according to I14Y.</w:t>
+        <w:t xml:space="preserve">Categories of name types according to eCH-0011 (personNameData) and the official catalogue of attributes of the register harmonisation (https://www.bfs.admin.ch/bfs/de/home/register/personenregister/registerharmonisierung/nomenklaturen.assetdetail.24565576.html), URI according to I14Y identifier but as class and not as attribute. Descriptions and translations according to I14Y.</w:t>
       </w:r>
     </w:p>
     <w:p>
@@ -5635,7 +6282,7 @@
       <w:r>
         <w:t xml:space="preserve"> </w:t>
       </w:r>
-      <w:hyperlink ns1:id="rId39">
+      <w:hyperlink ns1:id="rId42">
         <w:r>
           <w:rPr>
             <w:rStyle w:val="Hyperlink"/>
@@ -5644,7 +6291,7 @@
         </w:r>
       </w:hyperlink>
     </w:p>
-    <w:bookmarkStart w:id="51" w:name="permissible-values"/>
+    <w:bookmarkStart w:id="54" w:name="permissible-values"/>
     <w:p>
       <w:pPr>
         <w:pStyle w:val="berschrift3"/>
@@ -5714,7 +6361,7 @@
               <w:pStyle w:val="Compact"/>
             </w:pPr>
             <w:r>
-              <w:t xml:space="preserve">According to the official catalogue of characters (No. 211) for the harmonisation of registers: Name according to official documents. The official name corresponds to the name appearing in the Swiss civil register. For foreign nationals with no civil status events in Switzerland, the official name corresponds to the name appearing on the foreign passport or identity card (see</w:t>
+              <w:t xml:space="preserve">Name according to official documents. The official name corresponds to the name appearing in the Swiss civil register. For foreign nationals with no civil status events in Switzerland, the official name corresponds to the name appearing on the foreign passport or identity card (see</w:t>
             </w:r>
             <w:r>
               <w:t xml:space="preserve"> </w:t>
@@ -5738,27 +6385,27 @@
               <w:t xml:space="preserve"> </w:t>
             </w:r>
             <w:r>
-              <w:t xml:space="preserve">(e.g. in the case of asylum seekers). The official name may consist of one or more parts.</w:t>
-            </w:r>
-          </w:p>
-        </w:tc>
-      </w:tr>
-      <w:tr>
-        <w:tc>
-          <w:tcPr/>
-          <w:p>
-            <w:pPr>
-              <w:pStyle w:val="Compact"/>
-            </w:pPr>
-          </w:p>
-        </w:tc>
-        <w:tc>
-          <w:tcPr/>
-          <w:p>
-            <w:pPr>
-              <w:pStyle w:val="Compact"/>
-            </w:pPr>
-            <w:hyperlink ns1:id="rId40">
+              <w:t xml:space="preserve">(e.g. in the case of asylum seekers). The official name may consist of one or more parts. According to the official catalogue of attributes (No. 211) for the harmonisation of registers.</w:t>
+            </w:r>
+          </w:p>
+        </w:tc>
+      </w:tr>
+      <w:tr>
+        <w:tc>
+          <w:tcPr/>
+          <w:p>
+            <w:pPr>
+              <w:pStyle w:val="Compact"/>
+            </w:pPr>
+          </w:p>
+        </w:tc>
+        <w:tc>
+          <w:tcPr/>
+          <w:p>
+            <w:pPr>
+              <w:pStyle w:val="Compact"/>
+            </w:pPr>
+            <w:hyperlink ns1:id="rId43">
               <w:r>
                 <w:rPr>
                   <w:rStyle w:val="Hyperlink"/>
@@ -5792,27 +6439,27 @@
               <w:pStyle w:val="Compact"/>
             </w:pPr>
             <w:r>
-              <w:t xml:space="preserve">According to the official catalogue of characters (No. 212) for the harmonisation of registers: Name of filiation according to official documents, which corresponds to the person’s name before their first marriage or registered partnership. It may also be a maiden name acquired by decision to change one’s name (see Art. 24, para. 2 OEC, RS 211.112.2).</w:t>
-            </w:r>
-          </w:p>
-        </w:tc>
-      </w:tr>
-      <w:tr>
-        <w:tc>
-          <w:tcPr/>
-          <w:p>
-            <w:pPr>
-              <w:pStyle w:val="Compact"/>
-            </w:pPr>
-          </w:p>
-        </w:tc>
-        <w:tc>
-          <w:tcPr/>
-          <w:p>
-            <w:pPr>
-              <w:pStyle w:val="Compact"/>
-            </w:pPr>
-            <w:hyperlink ns1:id="rId41">
+              <w:t xml:space="preserve">Name of filiation according to official documents, which corresponds to the person’s name before their first marriage or registered partnership. It may also be a maiden name acquired by decision to change one’s name (see Art. 24, para. 2 OEC, RS 211.112.2). According to the official catalogue of attributes (No. 212) for the harmonisation of registers.</w:t>
+            </w:r>
+          </w:p>
+        </w:tc>
+      </w:tr>
+      <w:tr>
+        <w:tc>
+          <w:tcPr/>
+          <w:p>
+            <w:pPr>
+              <w:pStyle w:val="Compact"/>
+            </w:pPr>
+          </w:p>
+        </w:tc>
+        <w:tc>
+          <w:tcPr/>
+          <w:p>
+            <w:pPr>
+              <w:pStyle w:val="Compact"/>
+            </w:pPr>
+            <w:hyperlink ns1:id="rId44">
               <w:r>
                 <w:rPr>
                   <w:rStyle w:val="Hyperlink"/>
@@ -5846,27 +6493,27 @@
               <w:pStyle w:val="Compact"/>
             </w:pPr>
             <w:r>
-              <w:t xml:space="preserve">According to the official catalogue of characters (No. 213) for the harmonisation of registers: The alliance name shows the connection between two people who are married or living in a registered partnership. An alliance name that has already been used may be retained after the dissolution of the marriage or partnership if the official name has not been changed upon dissolution. It is attached to the official name with a hyphen and is formed with the partner’s maiden name or the person’s own maiden name. Upon request, the alliance name may be entered in the passport or on the identity card.</w:t>
-            </w:r>
-          </w:p>
-        </w:tc>
-      </w:tr>
-      <w:tr>
-        <w:tc>
-          <w:tcPr/>
-          <w:p>
-            <w:pPr>
-              <w:pStyle w:val="Compact"/>
-            </w:pPr>
-          </w:p>
-        </w:tc>
-        <w:tc>
-          <w:tcPr/>
-          <w:p>
-            <w:pPr>
-              <w:pStyle w:val="Compact"/>
-            </w:pPr>
-            <w:hyperlink ns1:id="rId42">
+              <w:t xml:space="preserve">The alliance name shows the connection between two people who are married or living in a registered partnership. An alliance name that has already been used may be retained after the dissolution of the marriage or partnership if the official name has not been changed upon dissolution. It is attached to the official name with a hyphen and is formed with the partner’s maiden name or the person’s own maiden name. Upon request, the alliance name may be entered in the passport or on the identity card. According to the official catalogue of attributes (No. 213) for the harmonisation of registers.</w:t>
+            </w:r>
+          </w:p>
+        </w:tc>
+      </w:tr>
+      <w:tr>
+        <w:tc>
+          <w:tcPr/>
+          <w:p>
+            <w:pPr>
+              <w:pStyle w:val="Compact"/>
+            </w:pPr>
+          </w:p>
+        </w:tc>
+        <w:tc>
+          <w:tcPr/>
+          <w:p>
+            <w:pPr>
+              <w:pStyle w:val="Compact"/>
+            </w:pPr>
+            <w:hyperlink ns1:id="rId45">
               <w:r>
                 <w:rPr>
                   <w:rStyle w:val="Hyperlink"/>
@@ -5900,27 +6547,27 @@
               <w:pStyle w:val="Compact"/>
             </w:pPr>
             <w:r>
-              <w:t xml:space="preserve">According to the official catalogue of characters (No. 214) for the harmonisation of registers: For persons of foreign nationality. This name corresponds to the entry marked in the machine-readable zone of the passport. If this zone includes abbreviated surnames or first names, these must, as far as possible, be recorded in full, according to the entry in the passport.</w:t>
-            </w:r>
-          </w:p>
-        </w:tc>
-      </w:tr>
-      <w:tr>
-        <w:tc>
-          <w:tcPr/>
-          <w:p>
-            <w:pPr>
-              <w:pStyle w:val="Compact"/>
-            </w:pPr>
-          </w:p>
-        </w:tc>
-        <w:tc>
-          <w:tcPr/>
-          <w:p>
-            <w:pPr>
-              <w:pStyle w:val="Compact"/>
-            </w:pPr>
-            <w:hyperlink ns1:id="rId43">
+              <w:t xml:space="preserve">For persons of foreign nationality. This name corresponds to the entry marked in the machine-readable zone of the passport. If this zone includes abbreviated surnames or first names, these must, as far as possible, be recorded in full, according to the entry in the passport. According to the official catalogue of attributes (No. 214) for the harmonisation of registers.</w:t>
+            </w:r>
+          </w:p>
+        </w:tc>
+      </w:tr>
+      <w:tr>
+        <w:tc>
+          <w:tcPr/>
+          <w:p>
+            <w:pPr>
+              <w:pStyle w:val="Compact"/>
+            </w:pPr>
+          </w:p>
+        </w:tc>
+        <w:tc>
+          <w:tcPr/>
+          <w:p>
+            <w:pPr>
+              <w:pStyle w:val="Compact"/>
+            </w:pPr>
+            <w:hyperlink ns1:id="rId46">
               <w:r>
                 <w:rPr>
                   <w:rStyle w:val="Hyperlink"/>
@@ -5954,27 +6601,27 @@
               <w:pStyle w:val="Compact"/>
             </w:pPr>
             <w:r>
-              <w:t xml:space="preserve">According to the official character catalogue (No. 215) for the harmonisation of registers: Name (e.g. stage name, religious name) which, on the basis of an accepted application, may be used by the person. The alias name may consist of one or more parts (e.g. also the alias first name and alias surname).</w:t>
-            </w:r>
-          </w:p>
-        </w:tc>
-      </w:tr>
-      <w:tr>
-        <w:tc>
-          <w:tcPr/>
-          <w:p>
-            <w:pPr>
-              <w:pStyle w:val="Compact"/>
-            </w:pPr>
-          </w:p>
-        </w:tc>
-        <w:tc>
-          <w:tcPr/>
-          <w:p>
-            <w:pPr>
-              <w:pStyle w:val="Compact"/>
-            </w:pPr>
-            <w:hyperlink ns1:id="rId44">
+              <w:t xml:space="preserve">Name (e.g. stage name, religious name) which, on the basis of an accepted application, may be used by the person. The alias name may consist of one or more parts (e.g. also the alias first name and alias surname). According to the official catalogue of attributes (No. 215) for the harmonisation of registers.</w:t>
+            </w:r>
+          </w:p>
+        </w:tc>
+      </w:tr>
+      <w:tr>
+        <w:tc>
+          <w:tcPr/>
+          <w:p>
+            <w:pPr>
+              <w:pStyle w:val="Compact"/>
+            </w:pPr>
+          </w:p>
+        </w:tc>
+        <w:tc>
+          <w:tcPr/>
+          <w:p>
+            <w:pPr>
+              <w:pStyle w:val="Compact"/>
+            </w:pPr>
+            <w:hyperlink ns1:id="rId47">
               <w:r>
                 <w:rPr>
                   <w:rStyle w:val="Hyperlink"/>
@@ -6008,27 +6655,27 @@
               <w:pStyle w:val="Compact"/>
             </w:pPr>
             <w:r>
-              <w:t xml:space="preserve">According to the official catalogue of characters (No. 216) for the harmonisation of registers: Other official names according to Swiss civil status documents (Art. 24, para. 3 OEC) or according to foreign documents, which are neither surnames nor first names.</w:t>
-            </w:r>
-          </w:p>
-        </w:tc>
-      </w:tr>
-      <w:tr>
-        <w:tc>
-          <w:tcPr/>
-          <w:p>
-            <w:pPr>
-              <w:pStyle w:val="Compact"/>
-            </w:pPr>
-          </w:p>
-        </w:tc>
-        <w:tc>
-          <w:tcPr/>
-          <w:p>
-            <w:pPr>
-              <w:pStyle w:val="Compact"/>
-            </w:pPr>
-            <w:hyperlink ns1:id="rId45">
+              <w:t xml:space="preserve">Other official names according to Swiss civil status documents (Art. 24, para. 3 OEC) or according to foreign documents, which are neither surnames nor first names. According to the official catalogue of attributes (No. 216) for the harmonisation of registers.</w:t>
+            </w:r>
+          </w:p>
+        </w:tc>
+      </w:tr>
+      <w:tr>
+        <w:tc>
+          <w:tcPr/>
+          <w:p>
+            <w:pPr>
+              <w:pStyle w:val="Compact"/>
+            </w:pPr>
+          </w:p>
+        </w:tc>
+        <w:tc>
+          <w:tcPr/>
+          <w:p>
+            <w:pPr>
+              <w:pStyle w:val="Compact"/>
+            </w:pPr>
+            <w:hyperlink ns1:id="rId48">
               <w:r>
                 <w:rPr>
                   <w:rStyle w:val="Hyperlink"/>
@@ -6062,27 +6709,27 @@
               <w:pStyle w:val="Compact"/>
             </w:pPr>
             <w:r>
-              <w:t xml:space="preserve">According to the official catalogue of characters (No. 217) for the harmonisation of registers: For foreign nationals who do not have official documents (mainly in the field of asylum).</w:t>
-            </w:r>
-          </w:p>
-        </w:tc>
-      </w:tr>
-      <w:tr>
-        <w:tc>
-          <w:tcPr/>
-          <w:p>
-            <w:pPr>
-              <w:pStyle w:val="Compact"/>
-            </w:pPr>
-          </w:p>
-        </w:tc>
-        <w:tc>
-          <w:tcPr/>
-          <w:p>
-            <w:pPr>
-              <w:pStyle w:val="Compact"/>
-            </w:pPr>
-            <w:hyperlink ns1:id="rId46">
+              <w:t xml:space="preserve">For foreign nationals who do not have official documents (mainly in the field of asylum). According to the official catalogue of attributes (No. 217) for the harmonisation of registers.</w:t>
+            </w:r>
+          </w:p>
+        </w:tc>
+      </w:tr>
+      <w:tr>
+        <w:tc>
+          <w:tcPr/>
+          <w:p>
+            <w:pPr>
+              <w:pStyle w:val="Compact"/>
+            </w:pPr>
+          </w:p>
+        </w:tc>
+        <w:tc>
+          <w:tcPr/>
+          <w:p>
+            <w:pPr>
+              <w:pStyle w:val="Compact"/>
+            </w:pPr>
+            <w:hyperlink ns1:id="rId49">
               <w:r>
                 <w:rPr>
                   <w:rStyle w:val="Hyperlink"/>
@@ -6116,27 +6763,27 @@
               <w:pStyle w:val="Compact"/>
             </w:pPr>
             <w:r>
-              <w:t xml:space="preserve">First names taken from the birth certificate, the civil registry (Infostar) in the order in which they appear, or taken from foreign identity documents.</w:t>
-            </w:r>
-          </w:p>
-        </w:tc>
-      </w:tr>
-      <w:tr>
-        <w:tc>
-          <w:tcPr/>
-          <w:p>
-            <w:pPr>
-              <w:pStyle w:val="Compact"/>
-            </w:pPr>
-          </w:p>
-        </w:tc>
-        <w:tc>
-          <w:tcPr/>
-          <w:p>
-            <w:pPr>
-              <w:pStyle w:val="Compact"/>
-            </w:pPr>
-            <w:hyperlink ns1:id="rId47">
+              <w:t xml:space="preserve">First names taken from the birth certificate, the civil registry (Infostar) in the order in which they appear, or taken from foreign identity documents. According to the official catalogue of attributes (No. 221) for the harmonisation of registers.</w:t>
+            </w:r>
+          </w:p>
+        </w:tc>
+      </w:tr>
+      <w:tr>
+        <w:tc>
+          <w:tcPr/>
+          <w:p>
+            <w:pPr>
+              <w:pStyle w:val="Compact"/>
+            </w:pPr>
+          </w:p>
+        </w:tc>
+        <w:tc>
+          <w:tcPr/>
+          <w:p>
+            <w:pPr>
+              <w:pStyle w:val="Compact"/>
+            </w:pPr>
+            <w:hyperlink ns1:id="rId50">
               <w:r>
                 <w:rPr>
                   <w:rStyle w:val="Hyperlink"/>
@@ -6179,27 +6826,27 @@
               <w:t xml:space="preserve">‘official first names’</w:t>
             </w:r>
             <w:r>
-              <w:t xml:space="preserve">).</w:t>
-            </w:r>
-          </w:p>
-        </w:tc>
-      </w:tr>
-      <w:tr>
-        <w:tc>
-          <w:tcPr/>
-          <w:p>
-            <w:pPr>
-              <w:pStyle w:val="Compact"/>
-            </w:pPr>
-          </w:p>
-        </w:tc>
-        <w:tc>
-          <w:tcPr/>
-          <w:p>
-            <w:pPr>
-              <w:pStyle w:val="Compact"/>
-            </w:pPr>
-            <w:hyperlink ns1:id="rId48">
+              <w:t xml:space="preserve">). According to the official catalogue of attributes (No. 222) for the harmonisation of registers.</w:t>
+            </w:r>
+          </w:p>
+        </w:tc>
+      </w:tr>
+      <w:tr>
+        <w:tc>
+          <w:tcPr/>
+          <w:p>
+            <w:pPr>
+              <w:pStyle w:val="Compact"/>
+            </w:pPr>
+          </w:p>
+        </w:tc>
+        <w:tc>
+          <w:tcPr/>
+          <w:p>
+            <w:pPr>
+              <w:pStyle w:val="Compact"/>
+            </w:pPr>
+            <w:hyperlink ns1:id="rId51">
               <w:r>
                 <w:rPr>
                   <w:rStyle w:val="Hyperlink"/>
@@ -6233,27 +6880,27 @@
               <w:pStyle w:val="Compact"/>
             </w:pPr>
             <w:r>
-              <w:t xml:space="preserve">For persons of foreign nationality. To be used in combination with the name as it appears on the foreign passport.</w:t>
-            </w:r>
-          </w:p>
-        </w:tc>
-      </w:tr>
-      <w:tr>
-        <w:tc>
-          <w:tcPr/>
-          <w:p>
-            <w:pPr>
-              <w:pStyle w:val="Compact"/>
-            </w:pPr>
-          </w:p>
-        </w:tc>
-        <w:tc>
-          <w:tcPr/>
-          <w:p>
-            <w:pPr>
-              <w:pStyle w:val="Compact"/>
-            </w:pPr>
-            <w:hyperlink ns1:id="rId49">
+              <w:t xml:space="preserve">For persons of foreign nationality. To be used in combination with the name as it appears on the foreign passport. According to the official catalogue of attributes (No. 223) for the harmonisation of registers.</w:t>
+            </w:r>
+          </w:p>
+        </w:tc>
+      </w:tr>
+      <w:tr>
+        <w:tc>
+          <w:tcPr/>
+          <w:p>
+            <w:pPr>
+              <w:pStyle w:val="Compact"/>
+            </w:pPr>
+          </w:p>
+        </w:tc>
+        <w:tc>
+          <w:tcPr/>
+          <w:p>
+            <w:pPr>
+              <w:pStyle w:val="Compact"/>
+            </w:pPr>
+            <w:hyperlink ns1:id="rId52">
               <w:r>
                 <w:rPr>
                   <w:rStyle w:val="Hyperlink"/>
@@ -6287,27 +6934,27 @@
               <w:pStyle w:val="Compact"/>
             </w:pPr>
             <w:r>
-              <w:t xml:space="preserve">For persons of foreign nationality who do not have official documents (mainly in the field of asylum). To be used in combination with the defined Name according to declaration.</w:t>
-            </w:r>
-          </w:p>
-        </w:tc>
-      </w:tr>
-      <w:tr>
-        <w:tc>
-          <w:tcPr/>
-          <w:p>
-            <w:pPr>
-              <w:pStyle w:val="Compact"/>
-            </w:pPr>
-          </w:p>
-        </w:tc>
-        <w:tc>
-          <w:tcPr/>
-          <w:p>
-            <w:pPr>
-              <w:pStyle w:val="Compact"/>
-            </w:pPr>
-            <w:hyperlink ns1:id="rId50">
+              <w:t xml:space="preserve">For persons of foreign nationality who do not have official documents (mainly in the field of asylum). To be used in combination with the defined Name according to declaration. According to the official catalogue of attributes (No. 224) for the harmonisation of registers.</w:t>
+            </w:r>
+          </w:p>
+        </w:tc>
+      </w:tr>
+      <w:tr>
+        <w:tc>
+          <w:tcPr/>
+          <w:p>
+            <w:pPr>
+              <w:pStyle w:val="Compact"/>
+            </w:pPr>
+          </w:p>
+        </w:tc>
+        <w:tc>
+          <w:tcPr/>
+          <w:p>
+            <w:pPr>
+              <w:pStyle w:val="Compact"/>
+            </w:pPr>
+            <w:hyperlink ns1:id="rId53">
               <w:r>
                 <w:rPr>
                   <w:rStyle w:val="Hyperlink"/>
@@ -6319,9 +6966,9 @@
         </w:tc>
       </w:tr>
     </w:tbl>
-    <w:bookmarkEnd w:id="51"/>
-    <w:bookmarkEnd w:id="52"/>
-    <w:bookmarkStart w:id="55" w:name="class-languageproficiency"/>
+    <w:bookmarkEnd w:id="54"/>
+    <w:bookmarkEnd w:id="55"/>
+    <w:bookmarkStart w:id="58" w:name="class-languageproficiency"/>
     <w:p>
       <w:pPr>
         <w:pStyle w:val="berschrift2"/>
@@ -6350,7 +6997,7 @@
         <w:t xml:space="preserve">__</w:t>
       </w:r>
     </w:p>
-    <w:bookmarkStart w:id="53" w:name="attribute-2"/>
+    <w:bookmarkStart w:id="56" w:name="attribute-2"/>
     <w:p>
       <w:pPr>
         <w:pStyle w:val="berschrift3"/>
@@ -6602,8 +7249,8 @@
         </w:tc>
       </w:tr>
     </w:tbl>
-    <w:bookmarkEnd w:id="53"/>
-    <w:bookmarkStart w:id="54" w:name="usages-2"/>
+    <w:bookmarkEnd w:id="56"/>
+    <w:bookmarkStart w:id="57" w:name="usages-2"/>
     <w:p>
       <w:pPr>
         <w:pStyle w:val="berschrift3"/>
@@ -6744,9 +7391,9 @@
         </w:tc>
       </w:tr>
     </w:tbl>
-    <w:bookmarkEnd w:id="54"/>
-    <w:bookmarkEnd w:id="55"/>
-    <w:bookmarkStart w:id="58" w:name="class-citizenship"/>
+    <w:bookmarkEnd w:id="57"/>
+    <w:bookmarkEnd w:id="58"/>
+    <w:bookmarkStart w:id="61" w:name="class-citizenship"/>
     <w:p>
       <w:pPr>
         <w:pStyle w:val="berschrift2"/>
@@ -6826,7 +7473,7 @@
         <w:t xml:space="preserve">__</w:t>
       </w:r>
     </w:p>
-    <w:bookmarkStart w:id="56" w:name="attribute-3"/>
+    <w:bookmarkStart w:id="59" w:name="attribute-3"/>
     <w:p>
       <w:pPr>
         <w:pStyle w:val="berschrift3"/>
@@ -7145,8 +7792,8 @@
         </w:tc>
       </w:tr>
     </w:tbl>
-    <w:bookmarkEnd w:id="56"/>
-    <w:bookmarkStart w:id="57" w:name="usages-3"/>
+    <w:bookmarkEnd w:id="59"/>
+    <w:bookmarkStart w:id="60" w:name="usages-3"/>
     <w:p>
       <w:pPr>
         <w:pStyle w:val="berschrift3"/>
@@ -7287,9 +7934,9 @@
         </w:tc>
       </w:tr>
     </w:tbl>
-    <w:bookmarkEnd w:id="57"/>
-    <w:bookmarkEnd w:id="58"/>
-    <w:bookmarkStart w:id="61" w:name="class-gender"/>
+    <w:bookmarkEnd w:id="60"/>
+    <w:bookmarkEnd w:id="61"/>
+    <w:bookmarkStart w:id="64" w:name="class-gender"/>
     <w:p>
       <w:pPr>
         <w:pStyle w:val="berschrift2"/>
@@ -7318,7 +7965,7 @@
         <w:t xml:space="preserve">__</w:t>
       </w:r>
     </w:p>
-    <w:bookmarkStart w:id="59" w:name="attribute-4"/>
+    <w:bookmarkStart w:id="62" w:name="attribute-4"/>
     <w:p>
       <w:pPr>
         <w:pStyle w:val="berschrift3"/>
@@ -7427,7 +8074,7 @@
               <w:pStyle w:val="Compact"/>
             </w:pPr>
             <w:r>
-              <w:t xml:space="preserve">Gender code. Recommended values: male, female, diverse.</w:t>
+              <w:t xml:space="preserve">Gender code. Recommended values: male, female, non_binary.</w:t>
             </w:r>
           </w:p>
         </w:tc>
@@ -7741,8 +8388,8 @@
         </w:tc>
       </w:tr>
     </w:tbl>
-    <w:bookmarkEnd w:id="59"/>
-    <w:bookmarkStart w:id="60" w:name="usages-4"/>
+    <w:bookmarkEnd w:id="62"/>
+    <w:bookmarkStart w:id="63" w:name="usages-4"/>
     <w:p>
       <w:pPr>
         <w:pStyle w:val="berschrift3"/>
@@ -7882,9 +8529,9 @@
         </w:tc>
       </w:tr>
     </w:tbl>
-    <w:bookmarkEnd w:id="60"/>
-    <w:bookmarkEnd w:id="61"/>
-    <w:bookmarkStart w:id="64" w:name="enum-gendercodeenum"/>
+    <w:bookmarkEnd w:id="63"/>
+    <w:bookmarkEnd w:id="64"/>
+    <w:bookmarkStart w:id="69" w:name="enum-gendercodeenum"/>
     <w:p>
       <w:pPr>
         <w:pStyle w:val="berschrift2"/>
@@ -7917,7 +8564,7 @@
           <w:i/>
           <w:iCs/>
         </w:rPr>
-        <w:t xml:space="preserve">diverse</w:t>
+        <w:t xml:space="preserve">non_binary</w:t>
       </w:r>
       <w:r>
         <w:rPr>
@@ -7952,7 +8599,7 @@
       <w:r>
         <w:t xml:space="preserve"> </w:t>
       </w:r>
-      <w:hyperlink ns1:id="rId62">
+      <w:hyperlink ns1:id="rId65">
         <w:r>
           <w:rPr>
             <w:rStyle w:val="Hyperlink"/>
@@ -7961,7 +8608,7 @@
         </w:r>
       </w:hyperlink>
     </w:p>
-    <w:bookmarkStart w:id="63" w:name="permissible-values-1"/>
+    <w:bookmarkStart w:id="68" w:name="permissible-values-1"/>
     <w:p>
       <w:pPr>
         <w:pStyle w:val="berschrift3"/>
@@ -7973,7 +8620,8 @@
     <w:tbl>
       <w:tblPr>
         <w:tblStyle w:val="Table"/>
-        <w:tblW w:type="auto" w:w="0"/>
+        <w:tblW w:type="pct" w:w="5000"/>
+        <w:tblLayout w:type="fixed"/>
         <w:tblLook w:firstRow="1" w:lastRow="0" w:firstColumn="0" w:lastColumn="0" w:noHBand="0" w:noVBand="0" w:val="0020"/>
       </w:tblPr>
       <w:tblGrid>
@@ -8050,6 +8698,14 @@
             <w:pPr>
               <w:pStyle w:val="Compact"/>
             </w:pPr>
+            <w:hyperlink ns1:id="rId66">
+              <w:r>
+                <w:rPr>
+                  <w:rStyle w:val="Hyperlink"/>
+                </w:rPr>
+                <w:t xml:space="preserve">https://register.ld.admin.ch/i14y/concept/sex/1</w:t>
+              </w:r>
+            </w:hyperlink>
           </w:p>
         </w:tc>
       </w:tr>
@@ -8096,20 +8752,28 @@
             <w:pPr>
               <w:pStyle w:val="Compact"/>
             </w:pPr>
-          </w:p>
-        </w:tc>
-      </w:tr>
-      <w:tr>
-        <w:tc>
-          <w:tcPr>
-            <w:shd w:val="clear" w:color="auto" w:fill="F2F2F2"/>
-          </w:tcPr>
-          <w:p>
-            <w:pPr>
-              <w:pStyle w:val="Compact"/>
-            </w:pPr>
-            <w:r>
-              <w:t xml:space="preserve">diverse</w:t>
+            <w:hyperlink ns1:id="rId67">
+              <w:r>
+                <w:rPr>
+                  <w:rStyle w:val="Hyperlink"/>
+                </w:rPr>
+                <w:t xml:space="preserve">https://register.ld.admin.ch/i14y/concept/sex/2</w:t>
+              </w:r>
+            </w:hyperlink>
+          </w:p>
+        </w:tc>
+      </w:tr>
+      <w:tr>
+        <w:tc>
+          <w:tcPr>
+            <w:shd w:val="clear" w:color="auto" w:fill="F2F2F2"/>
+          </w:tcPr>
+          <w:p>
+            <w:pPr>
+              <w:pStyle w:val="Compact"/>
+            </w:pPr>
+            <w:r>
+              <w:t xml:space="preserve">non_binary</w:t>
             </w:r>
           </w:p>
         </w:tc>
@@ -8127,28 +8791,10 @@
           </w:p>
         </w:tc>
       </w:tr>
-      <w:tr>
-        <w:tc>
-          <w:tcPr/>
-          <w:p>
-            <w:pPr>
-              <w:pStyle w:val="Compact"/>
-            </w:pPr>
-          </w:p>
-        </w:tc>
-        <w:tc>
-          <w:tcPr/>
-          <w:p>
-            <w:pPr>
-              <w:pStyle w:val="Compact"/>
-            </w:pPr>
-          </w:p>
-        </w:tc>
-      </w:tr>
     </w:tbl>
-    <w:bookmarkEnd w:id="63"/>
-    <w:bookmarkEnd w:id="64"/>
-    <w:bookmarkStart w:id="70" w:name="class-occupation"/>
+    <w:bookmarkEnd w:id="68"/>
+    <w:bookmarkEnd w:id="69"/>
+    <w:bookmarkStart w:id="76" w:name="class-occupation"/>
     <w:p>
       <w:pPr>
         <w:pStyle w:val="berschrift2"/>
@@ -8166,7 +8812,7 @@
           <w:i/>
           <w:iCs/>
         </w:rPr>
-        <w:t xml:space="preserve">Occupation or profession of a person indicating a label, an ISCO-19 code, whether the position is paid, and temporal validity.</w:t>
+        <w:t xml:space="preserve">Occupation or profession of a person indicating a label, an ISCO-19 code, whether the activity is paid, and temporal validity.</w:t>
       </w:r>
     </w:p>
     <w:p>
@@ -8177,7 +8823,7 @@
         <w:t xml:space="preserve">__</w:t>
       </w:r>
     </w:p>
-    <w:bookmarkStart w:id="66" w:name="attribute-5"/>
+    <w:bookmarkStart w:id="71" w:name="attribute-5"/>
     <w:p>
       <w:pPr>
         <w:pStyle w:val="berschrift3"/>
@@ -8286,7 +8932,7 @@
               <w:pStyle w:val="Compact"/>
             </w:pPr>
             <w:r>
-              <w:t xml:space="preserve">Indicates if the position is paid.</w:t>
+              <w:t xml:space="preserve">Indicates whether the activity is paid.</w:t>
             </w:r>
           </w:p>
         </w:tc>
@@ -8704,7 +9350,7 @@
         </w:tc>
       </w:tr>
     </w:tbl>
-    <w:bookmarkStart w:id="65" w:name="constraints"/>
+    <w:bookmarkStart w:id="70" w:name="constraints"/>
     <w:p>
       <w:pPr>
         <w:pStyle w:val="berschrift5"/>
@@ -8755,9 +9401,9 @@
         </w:r>
       </w:hyperlink>
     </w:p>
-    <w:bookmarkEnd w:id="65"/>
-    <w:bookmarkEnd w:id="66"/>
-    <w:bookmarkStart w:id="67" w:name="usages-5"/>
+    <w:bookmarkEnd w:id="70"/>
+    <w:bookmarkEnd w:id="71"/>
+    <w:bookmarkStart w:id="72" w:name="usages-5"/>
     <w:p>
       <w:pPr>
         <w:pStyle w:val="berschrift3"/>
@@ -8898,8 +9544,8 @@
         </w:tc>
       </w:tr>
     </w:tbl>
-    <w:bookmarkEnd w:id="67"/>
-    <w:bookmarkStart w:id="69" w:name="examples-1"/>
+    <w:bookmarkEnd w:id="72"/>
+    <w:bookmarkStart w:id="75" w:name="examples-1"/>
     <w:p>
       <w:pPr>
         <w:pStyle w:val="berschrift3"/>
@@ -8908,13 +9554,13 @@
         <w:t xml:space="preserve">Examples</w:t>
       </w:r>
     </w:p>
-    <w:bookmarkStart w:id="68" w:name="X149a3a9dc96627cf9f4ad2e63c8da8e6c150b25"/>
+    <w:bookmarkStart w:id="73" w:name="Xf099dc7ef16a5b7c125ec6a3440ae0045e79033"/>
     <w:p>
       <w:pPr>
         <w:pStyle w:val="berschrift4"/>
       </w:pPr>
       <w:r>
-        <w:t xml:space="preserve">Example: Occupation-swiss_politicians_Beat_Jans_Politiker</w:t>
+        <w:t xml:space="preserve">Example: Occupation-swiss_politicians_Sofia_Fisch_Juristin</w:t>
       </w:r>
     </w:p>
     <w:p>
@@ -8937,7 +9583,7 @@
         <w:rPr>
           <w:rStyle w:val="AttributeTok"/>
         </w:rPr>
-        <w:t xml:space="preserve"> Politiker</w:t>
+        <w:t xml:space="preserve"> Jurist*in</w:t>
       </w:r>
       <w:r>
         <w:br/>
@@ -8946,7 +9592,7 @@
         <w:rPr>
           <w:rStyle w:val="FunctionTok"/>
         </w:rPr>
-        <w:t xml:space="preserve">valid_from</w:t>
+        <w:t xml:space="preserve">is_active</w:t>
       </w:r>
       <w:r>
         <w:rPr>
@@ -8958,27 +9604,6 @@
         <w:rPr>
           <w:rStyle w:val="AttributeTok"/>
         </w:rPr>
-        <w:t xml:space="preserve"> 1964-01-01</w:t>
-      </w:r>
-      <w:r>
-        <w:br/>
-      </w:r>
-      <w:r>
-        <w:rPr>
-          <w:rStyle w:val="FunctionTok"/>
-        </w:rPr>
-        <w:t xml:space="preserve">is_active</w:t>
-      </w:r>
-      <w:r>
-        <w:rPr>
-          <w:rStyle w:val="KeywordTok"/>
-        </w:rPr>
-        <w:t xml:space="preserve">:</w:t>
-      </w:r>
-      <w:r>
-        <w:rPr>
-          <w:rStyle w:val="AttributeTok"/>
-        </w:rPr>
         <w:t xml:space="preserve"> </w:t>
       </w:r>
       <w:r>
@@ -8988,20 +9613,101 @@
         <w:t xml:space="preserve">true</w:t>
       </w:r>
     </w:p>
-    <w:bookmarkEnd w:id="68"/>
-    <w:bookmarkEnd w:id="69"/>
-    <w:bookmarkEnd w:id="70"/>
-    <w:bookmarkStart w:id="74" w:name="class-training"/>
+    <w:bookmarkEnd w:id="73"/>
+    <w:bookmarkStart w:id="74" w:name="X149a3a9dc96627cf9f4ad2e63c8da8e6c150b25"/>
     <w:p>
       <w:pPr>
-        <w:pStyle w:val="berschrift2"/>
-      </w:pPr>
-      <w:r>
-        <w:t xml:space="preserve">Class: Training</w:t>
+        <w:pStyle w:val="berschrift4"/>
+      </w:pPr>
+      <w:r>
+        <w:t xml:space="preserve">Example: Occupation-swiss_politicians_Beat_Jans_Politiker</w:t>
       </w:r>
     </w:p>
     <w:p>
       <w:pPr>
+        <w:pStyle w:val="SourceCode"/>
+      </w:pPr>
+      <w:r>
+        <w:rPr>
+          <w:rStyle w:val="FunctionTok"/>
+        </w:rPr>
+        <w:t xml:space="preserve">label</w:t>
+      </w:r>
+      <w:r>
+        <w:rPr>
+          <w:rStyle w:val="KeywordTok"/>
+        </w:rPr>
+        <w:t xml:space="preserve">:</w:t>
+      </w:r>
+      <w:r>
+        <w:rPr>
+          <w:rStyle w:val="AttributeTok"/>
+        </w:rPr>
+        <w:t xml:space="preserve"> Politiker</w:t>
+      </w:r>
+      <w:r>
+        <w:br/>
+      </w:r>
+      <w:r>
+        <w:rPr>
+          <w:rStyle w:val="FunctionTok"/>
+        </w:rPr>
+        <w:t xml:space="preserve">valid_from</w:t>
+      </w:r>
+      <w:r>
+        <w:rPr>
+          <w:rStyle w:val="KeywordTok"/>
+        </w:rPr>
+        <w:t xml:space="preserve">:</w:t>
+      </w:r>
+      <w:r>
+        <w:rPr>
+          <w:rStyle w:val="AttributeTok"/>
+        </w:rPr>
+        <w:t xml:space="preserve"> 1964-01-01</w:t>
+      </w:r>
+      <w:r>
+        <w:br/>
+      </w:r>
+      <w:r>
+        <w:rPr>
+          <w:rStyle w:val="FunctionTok"/>
+        </w:rPr>
+        <w:t xml:space="preserve">is_active</w:t>
+      </w:r>
+      <w:r>
+        <w:rPr>
+          <w:rStyle w:val="KeywordTok"/>
+        </w:rPr>
+        <w:t xml:space="preserve">:</w:t>
+      </w:r>
+      <w:r>
+        <w:rPr>
+          <w:rStyle w:val="AttributeTok"/>
+        </w:rPr>
+        <w:t xml:space="preserve"> </w:t>
+      </w:r>
+      <w:r>
+        <w:rPr>
+          <w:rStyle w:val="CharTok"/>
+        </w:rPr>
+        <w:t xml:space="preserve">true</w:t>
+      </w:r>
+    </w:p>
+    <w:bookmarkEnd w:id="74"/>
+    <w:bookmarkEnd w:id="75"/>
+    <w:bookmarkEnd w:id="76"/>
+    <w:bookmarkStart w:id="80" w:name="class-training"/>
+    <w:p>
+      <w:pPr>
+        <w:pStyle w:val="berschrift2"/>
+      </w:pPr>
+      <w:r>
+        <w:t xml:space="preserve">Class: Training</w:t>
+      </w:r>
+    </w:p>
+    <w:p>
+      <w:pPr>
         <w:pStyle w:val="FirstParagraph"/>
       </w:pPr>
       <w:r>
@@ -9020,7 +9726,7 @@
         <w:t xml:space="preserve">__</w:t>
       </w:r>
     </w:p>
-    <w:bookmarkStart w:id="72" w:name="attribute-6"/>
+    <w:bookmarkStart w:id="78" w:name="attribute-6"/>
     <w:p>
       <w:pPr>
         <w:pStyle w:val="berschrift3"/>
@@ -9443,7 +10149,7 @@
         </w:tc>
       </w:tr>
     </w:tbl>
-    <w:bookmarkStart w:id="71" w:name="constraints-1"/>
+    <w:bookmarkStart w:id="77" w:name="constraints-1"/>
     <w:p>
       <w:pPr>
         <w:pStyle w:val="berschrift5"/>
@@ -9511,9 +10217,9 @@
         </w:r>
       </w:hyperlink>
     </w:p>
-    <w:bookmarkEnd w:id="71"/>
-    <w:bookmarkEnd w:id="72"/>
-    <w:bookmarkStart w:id="73" w:name="usages-6"/>
+    <w:bookmarkEnd w:id="77"/>
+    <w:bookmarkEnd w:id="78"/>
+    <w:bookmarkStart w:id="79" w:name="usages-6"/>
     <w:p>
       <w:pPr>
         <w:pStyle w:val="berschrift3"/>
@@ -9654,9 +10360,9 @@
         </w:tc>
       </w:tr>
     </w:tbl>
-    <w:bookmarkEnd w:id="73"/>
-    <w:bookmarkEnd w:id="74"/>
-    <w:bookmarkStart w:id="119" w:name="enum-trainingtypeenum"/>
+    <w:bookmarkEnd w:id="79"/>
+    <w:bookmarkEnd w:id="80"/>
+    <w:bookmarkStart w:id="125" w:name="enum-trainingtypeenum"/>
     <w:p>
       <w:pPr>
         <w:pStyle w:val="berschrift2"/>
@@ -9695,7 +10401,7 @@
       <w:r>
         <w:t xml:space="preserve"> </w:t>
       </w:r>
-      <w:hyperlink ns1:id="rId75">
+      <w:hyperlink ns1:id="rId81">
         <w:r>
           <w:rPr>
             <w:rStyle w:val="Hyperlink"/>
@@ -9704,7 +10410,7 @@
         </w:r>
       </w:hyperlink>
     </w:p>
-    <w:bookmarkStart w:id="118" w:name="permissible-values-2"/>
+    <w:bookmarkStart w:id="124" w:name="permissible-values-2"/>
     <w:p>
       <w:pPr>
         <w:pStyle w:val="berschrift3"/>
@@ -9794,7 +10500,7 @@
             <w:pPr>
               <w:pStyle w:val="Compact"/>
             </w:pPr>
-            <w:hyperlink ns1:id="rId76">
+            <w:hyperlink ns1:id="rId82">
               <w:r>
                 <w:rPr>
                   <w:rStyle w:val="Hyperlink"/>
@@ -9848,7 +10554,7 @@
             <w:pPr>
               <w:pStyle w:val="Compact"/>
             </w:pPr>
-            <w:hyperlink ns1:id="rId77">
+            <w:hyperlink ns1:id="rId83">
               <w:r>
                 <w:rPr>
                   <w:rStyle w:val="Hyperlink"/>
@@ -9902,7 +10608,7 @@
             <w:pPr>
               <w:pStyle w:val="Compact"/>
             </w:pPr>
-            <w:hyperlink ns1:id="rId78">
+            <w:hyperlink ns1:id="rId84">
               <w:r>
                 <w:rPr>
                   <w:rStyle w:val="Hyperlink"/>
@@ -9956,7 +10662,7 @@
             <w:pPr>
               <w:pStyle w:val="Compact"/>
             </w:pPr>
-            <w:hyperlink ns1:id="rId79">
+            <w:hyperlink ns1:id="rId85">
               <w:r>
                 <w:rPr>
                   <w:rStyle w:val="Hyperlink"/>
@@ -10010,7 +10716,7 @@
             <w:pPr>
               <w:pStyle w:val="Compact"/>
             </w:pPr>
-            <w:hyperlink ns1:id="rId80">
+            <w:hyperlink ns1:id="rId86">
               <w:r>
                 <w:rPr>
                   <w:rStyle w:val="Hyperlink"/>
@@ -10064,7 +10770,7 @@
             <w:pPr>
               <w:pStyle w:val="Compact"/>
             </w:pPr>
-            <w:hyperlink ns1:id="rId81">
+            <w:hyperlink ns1:id="rId87">
               <w:r>
                 <w:rPr>
                   <w:rStyle w:val="Hyperlink"/>
@@ -10118,7 +10824,7 @@
             <w:pPr>
               <w:pStyle w:val="Compact"/>
             </w:pPr>
-            <w:hyperlink ns1:id="rId82">
+            <w:hyperlink ns1:id="rId88">
               <w:r>
                 <w:rPr>
                   <w:rStyle w:val="Hyperlink"/>
@@ -10172,7 +10878,7 @@
             <w:pPr>
               <w:pStyle w:val="Compact"/>
             </w:pPr>
-            <w:hyperlink ns1:id="rId83">
+            <w:hyperlink ns1:id="rId89">
               <w:r>
                 <w:rPr>
                   <w:rStyle w:val="Hyperlink"/>
@@ -10226,7 +10932,7 @@
             <w:pPr>
               <w:pStyle w:val="Compact"/>
             </w:pPr>
-            <w:hyperlink ns1:id="rId84">
+            <w:hyperlink ns1:id="rId90">
               <w:r>
                 <w:rPr>
                   <w:rStyle w:val="Hyperlink"/>
@@ -10280,7 +10986,7 @@
             <w:pPr>
               <w:pStyle w:val="Compact"/>
             </w:pPr>
-            <w:hyperlink ns1:id="rId85">
+            <w:hyperlink ns1:id="rId91">
               <w:r>
                 <w:rPr>
                   <w:rStyle w:val="Hyperlink"/>
@@ -10334,7 +11040,7 @@
             <w:pPr>
               <w:pStyle w:val="Compact"/>
             </w:pPr>
-            <w:hyperlink ns1:id="rId86">
+            <w:hyperlink ns1:id="rId92">
               <w:r>
                 <w:rPr>
                   <w:rStyle w:val="Hyperlink"/>
@@ -10388,7 +11094,7 @@
             <w:pPr>
               <w:pStyle w:val="Compact"/>
             </w:pPr>
-            <w:hyperlink ns1:id="rId87">
+            <w:hyperlink ns1:id="rId93">
               <w:r>
                 <w:rPr>
                   <w:rStyle w:val="Hyperlink"/>
@@ -10442,7 +11148,7 @@
             <w:pPr>
               <w:pStyle w:val="Compact"/>
             </w:pPr>
-            <w:hyperlink ns1:id="rId88">
+            <w:hyperlink ns1:id="rId94">
               <w:r>
                 <w:rPr>
                   <w:rStyle w:val="Hyperlink"/>
@@ -10496,7 +11202,7 @@
             <w:pPr>
               <w:pStyle w:val="Compact"/>
             </w:pPr>
-            <w:hyperlink ns1:id="rId89">
+            <w:hyperlink ns1:id="rId95">
               <w:r>
                 <w:rPr>
                   <w:rStyle w:val="Hyperlink"/>
@@ -10550,7 +11256,7 @@
             <w:pPr>
               <w:pStyle w:val="Compact"/>
             </w:pPr>
-            <w:hyperlink ns1:id="rId90">
+            <w:hyperlink ns1:id="rId96">
               <w:r>
                 <w:rPr>
                   <w:rStyle w:val="Hyperlink"/>
@@ -10604,7 +11310,7 @@
             <w:pPr>
               <w:pStyle w:val="Compact"/>
             </w:pPr>
-            <w:hyperlink ns1:id="rId91">
+            <w:hyperlink ns1:id="rId97">
               <w:r>
                 <w:rPr>
                   <w:rStyle w:val="Hyperlink"/>
@@ -10658,7 +11364,7 @@
             <w:pPr>
               <w:pStyle w:val="Compact"/>
             </w:pPr>
-            <w:hyperlink ns1:id="rId92">
+            <w:hyperlink ns1:id="rId98">
               <w:r>
                 <w:rPr>
                   <w:rStyle w:val="Hyperlink"/>
@@ -10712,7 +11418,7 @@
             <w:pPr>
               <w:pStyle w:val="Compact"/>
             </w:pPr>
-            <w:hyperlink ns1:id="rId93">
+            <w:hyperlink ns1:id="rId99">
               <w:r>
                 <w:rPr>
                   <w:rStyle w:val="Hyperlink"/>
@@ -10766,7 +11472,7 @@
             <w:pPr>
               <w:pStyle w:val="Compact"/>
             </w:pPr>
-            <w:hyperlink ns1:id="rId94">
+            <w:hyperlink ns1:id="rId100">
               <w:r>
                 <w:rPr>
                   <w:rStyle w:val="Hyperlink"/>
@@ -10820,7 +11526,7 @@
             <w:pPr>
               <w:pStyle w:val="Compact"/>
             </w:pPr>
-            <w:hyperlink ns1:id="rId95">
+            <w:hyperlink ns1:id="rId101">
               <w:r>
                 <w:rPr>
                   <w:rStyle w:val="Hyperlink"/>
@@ -10874,7 +11580,7 @@
             <w:pPr>
               <w:pStyle w:val="Compact"/>
             </w:pPr>
-            <w:hyperlink ns1:id="rId96">
+            <w:hyperlink ns1:id="rId102">
               <w:r>
                 <w:rPr>
                   <w:rStyle w:val="Hyperlink"/>
@@ -10928,7 +11634,7 @@
             <w:pPr>
               <w:pStyle w:val="Compact"/>
             </w:pPr>
-            <w:hyperlink ns1:id="rId97">
+            <w:hyperlink ns1:id="rId103">
               <w:r>
                 <w:rPr>
                   <w:rStyle w:val="Hyperlink"/>
@@ -10982,7 +11688,7 @@
             <w:pPr>
               <w:pStyle w:val="Compact"/>
             </w:pPr>
-            <w:hyperlink ns1:id="rId98">
+            <w:hyperlink ns1:id="rId104">
               <w:r>
                 <w:rPr>
                   <w:rStyle w:val="Hyperlink"/>
@@ -11036,7 +11742,7 @@
             <w:pPr>
               <w:pStyle w:val="Compact"/>
             </w:pPr>
-            <w:hyperlink ns1:id="rId99">
+            <w:hyperlink ns1:id="rId105">
               <w:r>
                 <w:rPr>
                   <w:rStyle w:val="Hyperlink"/>
@@ -11090,7 +11796,7 @@
             <w:pPr>
               <w:pStyle w:val="Compact"/>
             </w:pPr>
-            <w:hyperlink ns1:id="rId100">
+            <w:hyperlink ns1:id="rId106">
               <w:r>
                 <w:rPr>
                   <w:rStyle w:val="Hyperlink"/>
@@ -11144,7 +11850,7 @@
             <w:pPr>
               <w:pStyle w:val="Compact"/>
             </w:pPr>
-            <w:hyperlink ns1:id="rId101">
+            <w:hyperlink ns1:id="rId107">
               <w:r>
                 <w:rPr>
                   <w:rStyle w:val="Hyperlink"/>
@@ -11198,7 +11904,7 @@
             <w:pPr>
               <w:pStyle w:val="Compact"/>
             </w:pPr>
-            <w:hyperlink ns1:id="rId102">
+            <w:hyperlink ns1:id="rId108">
               <w:r>
                 <w:rPr>
                   <w:rStyle w:val="Hyperlink"/>
@@ -11252,7 +11958,7 @@
             <w:pPr>
               <w:pStyle w:val="Compact"/>
             </w:pPr>
-            <w:hyperlink ns1:id="rId103">
+            <w:hyperlink ns1:id="rId109">
               <w:r>
                 <w:rPr>
                   <w:rStyle w:val="Hyperlink"/>
@@ -11306,7 +12012,7 @@
             <w:pPr>
               <w:pStyle w:val="Compact"/>
             </w:pPr>
-            <w:hyperlink ns1:id="rId104">
+            <w:hyperlink ns1:id="rId110">
               <w:r>
                 <w:rPr>
                   <w:rStyle w:val="Hyperlink"/>
@@ -11360,7 +12066,7 @@
             <w:pPr>
               <w:pStyle w:val="Compact"/>
             </w:pPr>
-            <w:hyperlink ns1:id="rId105">
+            <w:hyperlink ns1:id="rId111">
               <w:r>
                 <w:rPr>
                   <w:rStyle w:val="Hyperlink"/>
@@ -11414,7 +12120,7 @@
             <w:pPr>
               <w:pStyle w:val="Compact"/>
             </w:pPr>
-            <w:hyperlink ns1:id="rId106">
+            <w:hyperlink ns1:id="rId112">
               <w:r>
                 <w:rPr>
                   <w:rStyle w:val="Hyperlink"/>
@@ -11468,7 +12174,7 @@
             <w:pPr>
               <w:pStyle w:val="Compact"/>
             </w:pPr>
-            <w:hyperlink ns1:id="rId107">
+            <w:hyperlink ns1:id="rId113">
               <w:r>
                 <w:rPr>
                   <w:rStyle w:val="Hyperlink"/>
@@ -11522,7 +12228,7 @@
             <w:pPr>
               <w:pStyle w:val="Compact"/>
             </w:pPr>
-            <w:hyperlink ns1:id="rId108">
+            <w:hyperlink ns1:id="rId114">
               <w:r>
                 <w:rPr>
                   <w:rStyle w:val="Hyperlink"/>
@@ -11576,7 +12282,7 @@
             <w:pPr>
               <w:pStyle w:val="Compact"/>
             </w:pPr>
-            <w:hyperlink ns1:id="rId109">
+            <w:hyperlink ns1:id="rId115">
               <w:r>
                 <w:rPr>
                   <w:rStyle w:val="Hyperlink"/>
@@ -11630,7 +12336,7 @@
             <w:pPr>
               <w:pStyle w:val="Compact"/>
             </w:pPr>
-            <w:hyperlink ns1:id="rId110">
+            <w:hyperlink ns1:id="rId116">
               <w:r>
                 <w:rPr>
                   <w:rStyle w:val="Hyperlink"/>
@@ -11684,7 +12390,7 @@
             <w:pPr>
               <w:pStyle w:val="Compact"/>
             </w:pPr>
-            <w:hyperlink ns1:id="rId111">
+            <w:hyperlink ns1:id="rId117">
               <w:r>
                 <w:rPr>
                   <w:rStyle w:val="Hyperlink"/>
@@ -11738,7 +12444,7 @@
             <w:pPr>
               <w:pStyle w:val="Compact"/>
             </w:pPr>
-            <w:hyperlink ns1:id="rId112">
+            <w:hyperlink ns1:id="rId118">
               <w:r>
                 <w:rPr>
                   <w:rStyle w:val="Hyperlink"/>
@@ -11792,7 +12498,7 @@
             <w:pPr>
               <w:pStyle w:val="Compact"/>
             </w:pPr>
-            <w:hyperlink ns1:id="rId113">
+            <w:hyperlink ns1:id="rId119">
               <w:r>
                 <w:rPr>
                   <w:rStyle w:val="Hyperlink"/>
@@ -11846,7 +12552,7 @@
             <w:pPr>
               <w:pStyle w:val="Compact"/>
             </w:pPr>
-            <w:hyperlink ns1:id="rId114">
+            <w:hyperlink ns1:id="rId120">
               <w:r>
                 <w:rPr>
                   <w:rStyle w:val="Hyperlink"/>
@@ -11900,7 +12606,7 @@
             <w:pPr>
               <w:pStyle w:val="Compact"/>
             </w:pPr>
-            <w:hyperlink ns1:id="rId115">
+            <w:hyperlink ns1:id="rId121">
               <w:r>
                 <w:rPr>
                   <w:rStyle w:val="Hyperlink"/>
@@ -11954,7 +12660,7 @@
             <w:pPr>
               <w:pStyle w:val="Compact"/>
             </w:pPr>
-            <w:hyperlink ns1:id="rId116">
+            <w:hyperlink ns1:id="rId122">
               <w:r>
                 <w:rPr>
                   <w:rStyle w:val="Hyperlink"/>
@@ -12008,7 +12714,7 @@
             <w:pPr>
               <w:pStyle w:val="Compact"/>
             </w:pPr>
-            <w:hyperlink ns1:id="rId117">
+            <w:hyperlink ns1:id="rId123">
               <w:r>
                 <w:rPr>
                   <w:rStyle w:val="Hyperlink"/>
@@ -12062,34 +12768,16 @@
           </w:p>
         </w:tc>
       </w:tr>
-      <w:tr>
-        <w:tc>
-          <w:tcPr/>
-          <w:p>
-            <w:pPr>
-              <w:pStyle w:val="Compact"/>
-            </w:pPr>
-          </w:p>
-        </w:tc>
-        <w:tc>
-          <w:tcPr/>
-          <w:p>
-            <w:pPr>
-              <w:pStyle w:val="Compact"/>
-            </w:pPr>
-          </w:p>
-        </w:tc>
-      </w:tr>
     </w:tbl>
-    <w:bookmarkEnd w:id="118"/>
+    <w:bookmarkEnd w:id="124"/>
     <w:p>
       <w:r>
         <w:br w:type="page"/>
       </w:r>
     </w:p>
-    <w:bookmarkEnd w:id="119"/>
-    <w:bookmarkEnd w:id="120"/>
-    <w:bookmarkStart w:id="151" w:name="groups-and-bodies-groups"/>
+    <w:bookmarkEnd w:id="125"/>
+    <w:bookmarkEnd w:id="126"/>
+    <w:bookmarkStart w:id="157" w:name="groups-and-bodies-groups"/>
     <w:p>
       <w:pPr>
         <w:pStyle w:val="berschrift1"/>
@@ -12270,7 +12958,7 @@
         <w:t xml:space="preserve">, it is possible to represent, for example, commissions that exist only during a legislative period, or renamings and mergers of parties.</w:t>
       </w:r>
     </w:p>
-    <w:bookmarkStart w:id="123" w:name="class-group"/>
+    <w:bookmarkStart w:id="129" w:name="class-group"/>
     <w:p>
       <w:pPr>
         <w:pStyle w:val="berschrift2"/>
@@ -12299,7 +12987,7 @@
         <w:t xml:space="preserve">__</w:t>
       </w:r>
     </w:p>
-    <w:bookmarkStart w:id="121" w:name="attribute-7"/>
+    <w:bookmarkStart w:id="127" w:name="attribute-7"/>
     <w:p>
       <w:pPr>
         <w:pStyle w:val="berschrift3"/>
@@ -13645,8 +14333,8 @@
         </w:tc>
       </w:tr>
     </w:tbl>
-    <w:bookmarkEnd w:id="121"/>
-    <w:bookmarkStart w:id="122" w:name="usages-7"/>
+    <w:bookmarkEnd w:id="127"/>
+    <w:bookmarkStart w:id="128" w:name="usages-7"/>
     <w:p>
       <w:pPr>
         <w:pStyle w:val="berschrift3"/>
@@ -13787,9 +14475,9 @@
         </w:tc>
       </w:tr>
     </w:tbl>
-    <w:bookmarkEnd w:id="122"/>
-    <w:bookmarkEnd w:id="123"/>
-    <w:bookmarkStart w:id="126" w:name="class-grouptype"/>
+    <w:bookmarkEnd w:id="128"/>
+    <w:bookmarkEnd w:id="129"/>
+    <w:bookmarkStart w:id="132" w:name="class-grouptype"/>
     <w:p>
       <w:pPr>
         <w:pStyle w:val="berschrift2"/>
@@ -13818,7 +14506,7 @@
         <w:t xml:space="preserve">__</w:t>
       </w:r>
     </w:p>
-    <w:bookmarkStart w:id="124" w:name="attribute-8"/>
+    <w:bookmarkStart w:id="130" w:name="attribute-8"/>
     <w:p>
       <w:pPr>
         <w:pStyle w:val="berschrift3"/>
@@ -13982,8 +14670,8 @@
         </w:tc>
       </w:tr>
     </w:tbl>
-    <w:bookmarkEnd w:id="124"/>
-    <w:bookmarkStart w:id="125" w:name="usages-8"/>
+    <w:bookmarkEnd w:id="130"/>
+    <w:bookmarkStart w:id="131" w:name="usages-8"/>
     <w:p>
       <w:pPr>
         <w:pStyle w:val="berschrift3"/>
@@ -14124,9 +14812,9 @@
         </w:tc>
       </w:tr>
     </w:tbl>
-    <w:bookmarkEnd w:id="125"/>
-    <w:bookmarkEnd w:id="126"/>
-    <w:bookmarkStart w:id="150" w:name="enum-grouptypeenum"/>
+    <w:bookmarkEnd w:id="131"/>
+    <w:bookmarkEnd w:id="132"/>
+    <w:bookmarkStart w:id="156" w:name="enum-grouptypeenum"/>
     <w:p>
       <w:pPr>
         <w:pStyle w:val="berschrift2"/>
@@ -14165,7 +14853,7 @@
       <w:r>
         <w:t xml:space="preserve"> </w:t>
       </w:r>
-      <w:hyperlink ns1:id="rId127">
+      <w:hyperlink ns1:id="rId133">
         <w:r>
           <w:rPr>
             <w:rStyle w:val="Hyperlink"/>
@@ -14174,7 +14862,7 @@
         </w:r>
       </w:hyperlink>
     </w:p>
-    <w:bookmarkStart w:id="149" w:name="permissible-values-3"/>
+    <w:bookmarkStart w:id="155" w:name="permissible-values-3"/>
     <w:p>
       <w:pPr>
         <w:pStyle w:val="berschrift3"/>
@@ -14264,7 +14952,7 @@
             <w:pPr>
               <w:pStyle w:val="Compact"/>
             </w:pPr>
-            <w:hyperlink ns1:id="rId128">
+            <w:hyperlink ns1:id="rId134">
               <w:r>
                 <w:rPr>
                   <w:rStyle w:val="Hyperlink"/>
@@ -14318,7 +15006,7 @@
             <w:pPr>
               <w:pStyle w:val="Compact"/>
             </w:pPr>
-            <w:hyperlink ns1:id="rId129">
+            <w:hyperlink ns1:id="rId135">
               <w:r>
                 <w:rPr>
                   <w:rStyle w:val="Hyperlink"/>
@@ -14372,7 +15060,7 @@
             <w:pPr>
               <w:pStyle w:val="Compact"/>
             </w:pPr>
-            <w:hyperlink ns1:id="rId130">
+            <w:hyperlink ns1:id="rId136">
               <w:r>
                 <w:rPr>
                   <w:rStyle w:val="Hyperlink"/>
@@ -14426,7 +15114,7 @@
             <w:pPr>
               <w:pStyle w:val="Compact"/>
             </w:pPr>
-            <w:hyperlink ns1:id="rId131">
+            <w:hyperlink ns1:id="rId137">
               <w:r>
                 <w:rPr>
                   <w:rStyle w:val="Hyperlink"/>
@@ -14480,7 +15168,7 @@
             <w:pPr>
               <w:pStyle w:val="Compact"/>
             </w:pPr>
-            <w:hyperlink ns1:id="rId132">
+            <w:hyperlink ns1:id="rId138">
               <w:r>
                 <w:rPr>
                   <w:rStyle w:val="Hyperlink"/>
@@ -14534,7 +15222,7 @@
             <w:pPr>
               <w:pStyle w:val="Compact"/>
             </w:pPr>
-            <w:hyperlink ns1:id="rId133">
+            <w:hyperlink ns1:id="rId139">
               <w:r>
                 <w:rPr>
                   <w:rStyle w:val="Hyperlink"/>
@@ -14588,7 +15276,7 @@
             <w:pPr>
               <w:pStyle w:val="Compact"/>
             </w:pPr>
-            <w:hyperlink ns1:id="rId134">
+            <w:hyperlink ns1:id="rId140">
               <w:r>
                 <w:rPr>
                   <w:rStyle w:val="Hyperlink"/>
@@ -14642,7 +15330,7 @@
             <w:pPr>
               <w:pStyle w:val="Compact"/>
             </w:pPr>
-            <w:hyperlink ns1:id="rId135">
+            <w:hyperlink ns1:id="rId141">
               <w:r>
                 <w:rPr>
                   <w:rStyle w:val="Hyperlink"/>
@@ -14696,7 +15384,7 @@
             <w:pPr>
               <w:pStyle w:val="Compact"/>
             </w:pPr>
-            <w:hyperlink ns1:id="rId136">
+            <w:hyperlink ns1:id="rId142">
               <w:r>
                 <w:rPr>
                   <w:rStyle w:val="Hyperlink"/>
@@ -14750,7 +15438,7 @@
             <w:pPr>
               <w:pStyle w:val="Compact"/>
             </w:pPr>
-            <w:hyperlink ns1:id="rId137">
+            <w:hyperlink ns1:id="rId143">
               <w:r>
                 <w:rPr>
                   <w:rStyle w:val="Hyperlink"/>
@@ -14804,7 +15492,7 @@
             <w:pPr>
               <w:pStyle w:val="Compact"/>
             </w:pPr>
-            <w:hyperlink ns1:id="rId138">
+            <w:hyperlink ns1:id="rId144">
               <w:r>
                 <w:rPr>
                   <w:rStyle w:val="Hyperlink"/>
@@ -14858,7 +15546,7 @@
             <w:pPr>
               <w:pStyle w:val="Compact"/>
             </w:pPr>
-            <w:hyperlink ns1:id="rId139">
+            <w:hyperlink ns1:id="rId145">
               <w:r>
                 <w:rPr>
                   <w:rStyle w:val="Hyperlink"/>
@@ -14912,7 +15600,7 @@
             <w:pPr>
               <w:pStyle w:val="Compact"/>
             </w:pPr>
-            <w:hyperlink ns1:id="rId140">
+            <w:hyperlink ns1:id="rId146">
               <w:r>
                 <w:rPr>
                   <w:rStyle w:val="Hyperlink"/>
@@ -14966,7 +15654,7 @@
             <w:pPr>
               <w:pStyle w:val="Compact"/>
             </w:pPr>
-            <w:hyperlink ns1:id="rId141">
+            <w:hyperlink ns1:id="rId147">
               <w:r>
                 <w:rPr>
                   <w:rStyle w:val="Hyperlink"/>
@@ -15020,7 +15708,7 @@
             <w:pPr>
               <w:pStyle w:val="Compact"/>
             </w:pPr>
-            <w:hyperlink ns1:id="rId142">
+            <w:hyperlink ns1:id="rId148">
               <w:r>
                 <w:rPr>
                   <w:rStyle w:val="Hyperlink"/>
@@ -15074,7 +15762,7 @@
             <w:pPr>
               <w:pStyle w:val="Compact"/>
             </w:pPr>
-            <w:hyperlink ns1:id="rId143">
+            <w:hyperlink ns1:id="rId149">
               <w:r>
                 <w:rPr>
                   <w:rStyle w:val="Hyperlink"/>
@@ -15128,7 +15816,7 @@
             <w:pPr>
               <w:pStyle w:val="Compact"/>
             </w:pPr>
-            <w:hyperlink ns1:id="rId144">
+            <w:hyperlink ns1:id="rId150">
               <w:r>
                 <w:rPr>
                   <w:rStyle w:val="Hyperlink"/>
@@ -15182,7 +15870,7 @@
             <w:pPr>
               <w:pStyle w:val="Compact"/>
             </w:pPr>
-            <w:hyperlink ns1:id="rId145">
+            <w:hyperlink ns1:id="rId151">
               <w:r>
                 <w:rPr>
                   <w:rStyle w:val="Hyperlink"/>
@@ -15236,7 +15924,7 @@
             <w:pPr>
               <w:pStyle w:val="Compact"/>
             </w:pPr>
-            <w:hyperlink ns1:id="rId146">
+            <w:hyperlink ns1:id="rId152">
               <w:r>
                 <w:rPr>
                   <w:rStyle w:val="Hyperlink"/>
@@ -15290,7 +15978,7 @@
             <w:pPr>
               <w:pStyle w:val="Compact"/>
             </w:pPr>
-            <w:hyperlink ns1:id="rId147">
+            <w:hyperlink ns1:id="rId153">
               <w:r>
                 <w:rPr>
                   <w:rStyle w:val="Hyperlink"/>
@@ -15344,7 +16032,7 @@
             <w:pPr>
               <w:pStyle w:val="Compact"/>
             </w:pPr>
-            <w:hyperlink ns1:id="rId148">
+            <w:hyperlink ns1:id="rId154">
               <w:r>
                 <w:rPr>
                   <w:rStyle w:val="Hyperlink"/>
@@ -15356,15 +16044,15 @@
         </w:tc>
       </w:tr>
     </w:tbl>
-    <w:bookmarkEnd w:id="149"/>
+    <w:bookmarkEnd w:id="155"/>
     <w:p>
       <w:r>
         <w:br w:type="page"/>
       </w:r>
     </w:p>
-    <w:bookmarkEnd w:id="150"/>
-    <w:bookmarkEnd w:id="151"/>
-    <w:bookmarkStart w:id="166" w:name="memberships"/>
+    <w:bookmarkEnd w:id="156"/>
+    <w:bookmarkEnd w:id="157"/>
+    <w:bookmarkStart w:id="172" w:name="memberships"/>
     <w:p>
       <w:pPr>
         <w:pStyle w:val="berschrift1"/>
@@ -15815,7 +16503,7 @@
         <w:t xml:space="preserve">).</w:t>
       </w:r>
     </w:p>
-    <w:bookmarkStart w:id="154" w:name="class-membership"/>
+    <w:bookmarkStart w:id="160" w:name="class-membership"/>
     <w:p>
       <w:pPr>
         <w:pStyle w:val="berschrift2"/>
@@ -15844,7 +16532,7 @@
         <w:t xml:space="preserve">__</w:t>
       </w:r>
     </w:p>
-    <w:bookmarkStart w:id="152" w:name="attribute-9"/>
+    <w:bookmarkStart w:id="158" w:name="attribute-9"/>
     <w:p>
       <w:pPr>
         <w:pStyle w:val="berschrift3"/>
@@ -16861,8 +17549,8 @@
         </w:tc>
       </w:tr>
     </w:tbl>
-    <w:bookmarkEnd w:id="152"/>
-    <w:bookmarkStart w:id="153" w:name="usages-9"/>
+    <w:bookmarkEnd w:id="158"/>
+    <w:bookmarkStart w:id="159" w:name="usages-9"/>
     <w:p>
       <w:pPr>
         <w:pStyle w:val="berschrift3"/>
@@ -17003,9 +17691,9 @@
         </w:tc>
       </w:tr>
     </w:tbl>
-    <w:bookmarkEnd w:id="153"/>
-    <w:bookmarkEnd w:id="154"/>
-    <w:bookmarkStart w:id="159" w:name="class-roletype"/>
+    <w:bookmarkEnd w:id="159"/>
+    <w:bookmarkEnd w:id="160"/>
+    <w:bookmarkStart w:id="165" w:name="class-roletype"/>
     <w:p>
       <w:pPr>
         <w:pStyle w:val="berschrift2"/>
@@ -17163,7 +17851,7 @@
         <w:t xml:space="preserve">__</w:t>
       </w:r>
     </w:p>
-    <w:bookmarkStart w:id="156" w:name="attribute-10"/>
+    <w:bookmarkStart w:id="162" w:name="attribute-10"/>
     <w:p>
       <w:pPr>
         <w:pStyle w:val="berschrift3"/>
@@ -17363,7 +18051,7 @@
         </w:tc>
       </w:tr>
     </w:tbl>
-    <w:bookmarkStart w:id="155" w:name="constraints-2"/>
+    <w:bookmarkStart w:id="161" w:name="constraints-2"/>
     <w:p>
       <w:pPr>
         <w:pStyle w:val="berschrift5"/>
@@ -17414,9 +18102,9 @@
         </w:r>
       </w:hyperlink>
     </w:p>
-    <w:bookmarkEnd w:id="155"/>
-    <w:bookmarkEnd w:id="156"/>
-    <w:bookmarkStart w:id="158" w:name="usages-10"/>
+    <w:bookmarkEnd w:id="161"/>
+    <w:bookmarkEnd w:id="162"/>
+    <w:bookmarkStart w:id="164" w:name="usages-10"/>
     <w:p>
       <w:pPr>
         <w:pStyle w:val="berschrift3"/>
@@ -17557,7 +18245,7 @@
         </w:tc>
       </w:tr>
     </w:tbl>
-    <w:bookmarkStart w:id="157" w:name="rules"/>
+    <w:bookmarkStart w:id="163" w:name="rules"/>
     <w:p>
       <w:pPr>
         <w:pStyle w:val="berschrift5"/>
@@ -17587,10 +18275,10 @@
         <w:t xml:space="preserve">, a descriptive label must be provided.</w:t>
       </w:r>
     </w:p>
-    <w:bookmarkEnd w:id="157"/>
-    <w:bookmarkEnd w:id="158"/>
-    <w:bookmarkEnd w:id="159"/>
-    <w:bookmarkStart w:id="162" w:name="enum-roleenum"/>
+    <w:bookmarkEnd w:id="163"/>
+    <w:bookmarkEnd w:id="164"/>
+    <w:bookmarkEnd w:id="165"/>
+    <w:bookmarkStart w:id="168" w:name="enum-roleenum"/>
     <w:p>
       <w:pPr>
         <w:pStyle w:val="berschrift2"/>
@@ -17629,7 +18317,7 @@
       <w:r>
         <w:t xml:space="preserve"> </w:t>
       </w:r>
-      <w:hyperlink ns1:id="rId160">
+      <w:hyperlink ns1:id="rId166">
         <w:r>
           <w:rPr>
             <w:rStyle w:val="Hyperlink"/>
@@ -17638,7 +18326,7 @@
         </w:r>
       </w:hyperlink>
     </w:p>
-    <w:bookmarkStart w:id="161" w:name="permissible-values-4"/>
+    <w:bookmarkStart w:id="167" w:name="permissible-values-4"/>
     <w:p>
       <w:pPr>
         <w:pStyle w:val="berschrift3"/>
@@ -17719,35 +18407,13 @@
             <w:pPr>
               <w:pStyle w:val="Compact"/>
             </w:pPr>
-          </w:p>
-        </w:tc>
-        <w:tc>
-          <w:tcPr/>
-          <w:p>
-            <w:pPr>
-              <w:pStyle w:val="Compact"/>
-            </w:pPr>
-          </w:p>
-        </w:tc>
-      </w:tr>
-      <w:tr>
-        <w:tc>
-          <w:tcPr>
-            <w:shd w:val="clear" w:color="auto" w:fill="F2F2F2"/>
-          </w:tcPr>
-          <w:p>
-            <w:pPr>
-              <w:pStyle w:val="Compact"/>
-            </w:pPr>
             <w:r>
               <w:t xml:space="preserve">president</w:t>
             </w:r>
           </w:p>
         </w:tc>
         <w:tc>
-          <w:tcPr>
-            <w:shd w:val="clear" w:color="auto" w:fill="F2F2F2"/>
-          </w:tcPr>
+          <w:tcPr/>
           <w:p>
             <w:pPr>
               <w:pStyle w:val="Compact"/>
@@ -17760,24 +18426,6 @@
       </w:tr>
       <w:tr>
         <w:tc>
-          <w:tcPr/>
-          <w:p>
-            <w:pPr>
-              <w:pStyle w:val="Compact"/>
-            </w:pPr>
-          </w:p>
-        </w:tc>
-        <w:tc>
-          <w:tcPr/>
-          <w:p>
-            <w:pPr>
-              <w:pStyle w:val="Compact"/>
-            </w:pPr>
-          </w:p>
-        </w:tc>
-      </w:tr>
-      <w:tr>
-        <w:tc>
           <w:tcPr>
             <w:shd w:val="clear" w:color="auto" w:fill="F2F2F2"/>
           </w:tcPr>
@@ -17811,35 +18459,13 @@
             <w:pPr>
               <w:pStyle w:val="Compact"/>
             </w:pPr>
-          </w:p>
-        </w:tc>
-        <w:tc>
-          <w:tcPr/>
-          <w:p>
-            <w:pPr>
-              <w:pStyle w:val="Compact"/>
-            </w:pPr>
-          </w:p>
-        </w:tc>
-      </w:tr>
-      <w:tr>
-        <w:tc>
-          <w:tcPr>
-            <w:shd w:val="clear" w:color="auto" w:fill="F2F2F2"/>
-          </w:tcPr>
-          <w:p>
-            <w:pPr>
-              <w:pStyle w:val="Compact"/>
-            </w:pPr>
             <w:r>
               <w:t xml:space="preserve">other</w:t>
             </w:r>
           </w:p>
         </w:tc>
         <w:tc>
-          <w:tcPr>
-            <w:shd w:val="clear" w:color="auto" w:fill="F2F2F2"/>
-          </w:tcPr>
+          <w:tcPr/>
           <w:p>
             <w:pPr>
               <w:pStyle w:val="Compact"/>
@@ -17850,28 +18476,10 @@
           </w:p>
         </w:tc>
       </w:tr>
-      <w:tr>
-        <w:tc>
-          <w:tcPr/>
-          <w:p>
-            <w:pPr>
-              <w:pStyle w:val="Compact"/>
-            </w:pPr>
-          </w:p>
-        </w:tc>
-        <w:tc>
-          <w:tcPr/>
-          <w:p>
-            <w:pPr>
-              <w:pStyle w:val="Compact"/>
-            </w:pPr>
-          </w:p>
-        </w:tc>
-      </w:tr>
     </w:tbl>
-    <w:bookmarkEnd w:id="161"/>
-    <w:bookmarkEnd w:id="162"/>
-    <w:bookmarkStart w:id="165" w:name="class-electoraldistrict"/>
+    <w:bookmarkEnd w:id="167"/>
+    <w:bookmarkEnd w:id="168"/>
+    <w:bookmarkStart w:id="171" w:name="class-electoraldistrict"/>
     <w:p>
       <w:pPr>
         <w:pStyle w:val="berschrift2"/>
@@ -17900,7 +18508,7 @@
         <w:t xml:space="preserve">__</w:t>
       </w:r>
     </w:p>
-    <w:bookmarkStart w:id="163" w:name="attribute-11"/>
+    <w:bookmarkStart w:id="169" w:name="attribute-11"/>
     <w:p>
       <w:pPr>
         <w:pStyle w:val="berschrift3"/>
@@ -18219,8 +18827,8 @@
         </w:tc>
       </w:tr>
     </w:tbl>
-    <w:bookmarkEnd w:id="163"/>
-    <w:bookmarkStart w:id="164" w:name="usages-11"/>
+    <w:bookmarkEnd w:id="169"/>
+    <w:bookmarkStart w:id="170" w:name="usages-11"/>
     <w:p>
       <w:pPr>
         <w:pStyle w:val="berschrift3"/>
@@ -18361,15 +18969,15 @@
         </w:tc>
       </w:tr>
     </w:tbl>
-    <w:bookmarkEnd w:id="164"/>
+    <w:bookmarkEnd w:id="170"/>
     <w:p>
       <w:r>
         <w:br w:type="page"/>
       </w:r>
     </w:p>
-    <w:bookmarkEnd w:id="165"/>
-    <w:bookmarkEnd w:id="166"/>
-    <w:bookmarkStart w:id="231" w:name="interest-links"/>
+    <w:bookmarkEnd w:id="171"/>
+    <w:bookmarkEnd w:id="172"/>
+    <w:bookmarkStart w:id="237" w:name="interest-links"/>
     <w:p>
       <w:pPr>
         <w:pStyle w:val="berschrift1"/>
@@ -18388,7 +18996,7 @@
       <w:r>
         <w:t xml:space="preserve"> </w:t>
       </w:r>
-      <w:hyperlink ns1:id="rId167">
+      <w:hyperlink ns1:id="rId173">
         <w:r>
           <w:rPr>
             <w:rStyle w:val="Hyperlink"/>
@@ -18690,7 +19298,7 @@
         <w:t xml:space="preserve">In addition to the committee and function within the organisation, it is explicitly recorded whether the position is paid – a central transparency aspect.</w:t>
       </w:r>
     </w:p>
-    <w:bookmarkStart w:id="183" w:name="class-interestlink"/>
+    <w:bookmarkStart w:id="189" w:name="class-interestlink"/>
     <w:p>
       <w:pPr>
         <w:pStyle w:val="berschrift2"/>
@@ -18719,7 +19327,7 @@
         <w:t xml:space="preserve">__</w:t>
       </w:r>
     </w:p>
-    <w:bookmarkStart w:id="169" w:name="attribute-12"/>
+    <w:bookmarkStart w:id="175" w:name="attribute-12"/>
     <w:p>
       <w:pPr>
         <w:pStyle w:val="berschrift3"/>
@@ -19140,7 +19748,7 @@
               <w:pStyle w:val="Compact"/>
             </w:pPr>
             <w:r>
-              <w:t xml:space="preserve">Indicates if the position is paid.</w:t>
+              <w:t xml:space="preserve">Indicates whether the activity is paid.</w:t>
             </w:r>
           </w:p>
         </w:tc>
@@ -19940,7 +20548,7 @@
         </w:tc>
       </w:tr>
     </w:tbl>
-    <w:bookmarkStart w:id="168" w:name="constraints-3"/>
+    <w:bookmarkStart w:id="174" w:name="constraints-3"/>
     <w:p>
       <w:pPr>
         <w:pStyle w:val="berschrift5"/>
@@ -19991,9 +20599,9 @@
         </w:r>
       </w:hyperlink>
     </w:p>
-    <w:bookmarkEnd w:id="168"/>
-    <w:bookmarkEnd w:id="169"/>
-    <w:bookmarkStart w:id="170" w:name="usages-12"/>
+    <w:bookmarkEnd w:id="174"/>
+    <w:bookmarkEnd w:id="175"/>
+    <w:bookmarkStart w:id="176" w:name="usages-12"/>
     <w:p>
       <w:pPr>
         <w:pStyle w:val="berschrift3"/>
@@ -20195,8 +20803,8 @@
         </w:tc>
       </w:tr>
     </w:tbl>
-    <w:bookmarkEnd w:id="170"/>
-    <w:bookmarkStart w:id="182" w:name="examples-2"/>
+    <w:bookmarkEnd w:id="176"/>
+    <w:bookmarkStart w:id="188" w:name="examples-2"/>
     <w:p>
       <w:pPr>
         <w:pStyle w:val="berschrift3"/>
@@ -20205,7 +20813,7 @@
         <w:t xml:space="preserve">Examples</w:t>
       </w:r>
     </w:p>
-    <w:bookmarkStart w:id="171" w:name="Xc0dc9173d5ec4cfe64b497c9e47d80eb9698f95"/>
+    <w:bookmarkStart w:id="177" w:name="Xc0dc9173d5ec4cfe64b497c9e47d80eb9698f95"/>
     <w:p>
       <w:pPr>
         <w:pStyle w:val="berschrift4"/>
@@ -20471,8 +21079,8 @@
         <w:t xml:space="preserve">true</w:t>
       </w:r>
     </w:p>
-    <w:bookmarkEnd w:id="171"/>
-    <w:bookmarkStart w:id="172" w:name="X39e75180c6c6f9734709a21e630d94d5297fa76"/>
+    <w:bookmarkEnd w:id="177"/>
+    <w:bookmarkStart w:id="178" w:name="X39e75180c6c6f9734709a21e630d94d5297fa76"/>
     <w:p>
       <w:pPr>
         <w:pStyle w:val="berschrift4"/>
@@ -20732,8 +21340,8 @@
         <w:t xml:space="preserve">false</w:t>
       </w:r>
     </w:p>
-    <w:bookmarkEnd w:id="172"/>
-    <w:bookmarkStart w:id="173" w:name="Xd76396af613a0ff7158ed59e2240f0adc6f7ee2"/>
+    <w:bookmarkEnd w:id="178"/>
+    <w:bookmarkStart w:id="179" w:name="Xd76396af613a0ff7158ed59e2240f0adc6f7ee2"/>
     <w:p>
       <w:pPr>
         <w:pStyle w:val="berschrift4"/>
@@ -20999,8 +21607,8 @@
         <w:t xml:space="preserve">true</w:t>
       </w:r>
     </w:p>
-    <w:bookmarkEnd w:id="173"/>
-    <w:bookmarkStart w:id="174" w:name="X5f7b77374213da9d26faf724a6a780fad8e679d"/>
+    <w:bookmarkEnd w:id="179"/>
+    <w:bookmarkStart w:id="180" w:name="X5f7b77374213da9d26faf724a6a780fad8e679d"/>
     <w:p>
       <w:pPr>
         <w:pStyle w:val="berschrift4"/>
@@ -21266,8 +21874,8 @@
         <w:t xml:space="preserve">false</w:t>
       </w:r>
     </w:p>
-    <w:bookmarkEnd w:id="174"/>
-    <w:bookmarkStart w:id="175" w:name="Xb0713a3079c98b470c31c6d0a87571ecc4271ab"/>
+    <w:bookmarkEnd w:id="180"/>
+    <w:bookmarkStart w:id="181" w:name="Xb0713a3079c98b470c31c6d0a87571ecc4271ab"/>
     <w:p>
       <w:pPr>
         <w:pStyle w:val="berschrift4"/>
@@ -21527,8 +22135,8 @@
         <w:t xml:space="preserve">true</w:t>
       </w:r>
     </w:p>
-    <w:bookmarkEnd w:id="175"/>
-    <w:bookmarkStart w:id="176" w:name="X0845bcf2a073d7a8ccfb4c034304d565538985a"/>
+    <w:bookmarkEnd w:id="181"/>
+    <w:bookmarkStart w:id="182" w:name="X0845bcf2a073d7a8ccfb4c034304d565538985a"/>
     <w:p>
       <w:pPr>
         <w:pStyle w:val="berschrift4"/>
@@ -21794,8 +22402,8 @@
         <w:t xml:space="preserve">true</w:t>
       </w:r>
     </w:p>
-    <w:bookmarkEnd w:id="176"/>
-    <w:bookmarkStart w:id="177" w:name="Xded36388b4a9b51fcb584ff8dfc8b0a0bff45fd"/>
+    <w:bookmarkEnd w:id="182"/>
+    <w:bookmarkStart w:id="183" w:name="Xded36388b4a9b51fcb584ff8dfc8b0a0bff45fd"/>
     <w:p>
       <w:pPr>
         <w:pStyle w:val="berschrift4"/>
@@ -22061,8 +22669,8 @@
         <w:t xml:space="preserve">true</w:t>
       </w:r>
     </w:p>
-    <w:bookmarkEnd w:id="177"/>
-    <w:bookmarkStart w:id="178" w:name="Xa40f2fb9d29f8ea37e0f78fc21991870728b003"/>
+    <w:bookmarkEnd w:id="183"/>
+    <w:bookmarkStart w:id="184" w:name="Xa40f2fb9d29f8ea37e0f78fc21991870728b003"/>
     <w:p>
       <w:pPr>
         <w:pStyle w:val="berschrift4"/>
@@ -22322,8 +22930,8 @@
         <w:t xml:space="preserve">false</w:t>
       </w:r>
     </w:p>
-    <w:bookmarkEnd w:id="178"/>
-    <w:bookmarkStart w:id="179" w:name="X7d29cc7ff52120bdd45011480f3e6dc610515f2"/>
+    <w:bookmarkEnd w:id="184"/>
+    <w:bookmarkStart w:id="185" w:name="X7d29cc7ff52120bdd45011480f3e6dc610515f2"/>
     <w:p>
       <w:pPr>
         <w:pStyle w:val="berschrift4"/>
@@ -22589,8 +23197,8 @@
         <w:t xml:space="preserve">true</w:t>
       </w:r>
     </w:p>
-    <w:bookmarkEnd w:id="179"/>
-    <w:bookmarkStart w:id="180" w:name="X67a57fa17931c1870747e25cf16d5ce99900d38"/>
+    <w:bookmarkEnd w:id="185"/>
+    <w:bookmarkStart w:id="186" w:name="X67a57fa17931c1870747e25cf16d5ce99900d38"/>
     <w:p>
       <w:pPr>
         <w:pStyle w:val="berschrift4"/>
@@ -22850,8 +23458,8 @@
         <w:t xml:space="preserve">true</w:t>
       </w:r>
     </w:p>
-    <w:bookmarkEnd w:id="180"/>
-    <w:bookmarkStart w:id="181" w:name="Xada6c64672c2c5d2dde948a9b1776690af4c26f"/>
+    <w:bookmarkEnd w:id="186"/>
+    <w:bookmarkStart w:id="187" w:name="Xada6c64672c2c5d2dde948a9b1776690af4c26f"/>
     <w:p>
       <w:pPr>
         <w:pStyle w:val="berschrift4"/>
@@ -23111,10 +23719,10 @@
         <w:t xml:space="preserve">true</w:t>
       </w:r>
     </w:p>
-    <w:bookmarkEnd w:id="181"/>
-    <w:bookmarkEnd w:id="182"/>
-    <w:bookmarkEnd w:id="183"/>
-    <w:bookmarkStart w:id="189" w:name="enum-interesttypeenum"/>
+    <w:bookmarkEnd w:id="187"/>
+    <w:bookmarkEnd w:id="188"/>
+    <w:bookmarkEnd w:id="189"/>
+    <w:bookmarkStart w:id="195" w:name="enum-interesttypeenum"/>
     <w:p>
       <w:pPr>
         <w:pStyle w:val="berschrift2"/>
@@ -23153,7 +23761,7 @@
       <w:r>
         <w:t xml:space="preserve"> </w:t>
       </w:r>
-      <w:hyperlink ns1:id="rId184">
+      <w:hyperlink ns1:id="rId190">
         <w:r>
           <w:rPr>
             <w:rStyle w:val="Hyperlink"/>
@@ -23162,7 +23770,7 @@
         </w:r>
       </w:hyperlink>
     </w:p>
-    <w:bookmarkStart w:id="188" w:name="permissible-values-5"/>
+    <w:bookmarkStart w:id="194" w:name="permissible-values-5"/>
     <w:p>
       <w:pPr>
         <w:pStyle w:val="berschrift3"/>
@@ -23252,7 +23860,7 @@
             <w:pPr>
               <w:pStyle w:val="Compact"/>
             </w:pPr>
-            <w:hyperlink ns1:id="rId185">
+            <w:hyperlink ns1:id="rId191">
               <w:r>
                 <w:rPr>
                   <w:rStyle w:val="Hyperlink"/>
@@ -23306,7 +23914,7 @@
             <w:pPr>
               <w:pStyle w:val="Compact"/>
             </w:pPr>
-            <w:hyperlink ns1:id="rId186">
+            <w:hyperlink ns1:id="rId192">
               <w:r>
                 <w:rPr>
                   <w:rStyle w:val="Hyperlink"/>
@@ -23360,7 +23968,7 @@
             <w:pPr>
               <w:pStyle w:val="Compact"/>
             </w:pPr>
-            <w:hyperlink ns1:id="rId187">
+            <w:hyperlink ns1:id="rId193">
               <w:r>
                 <w:rPr>
                   <w:rStyle w:val="Hyperlink"/>
@@ -23372,9 +23980,9 @@
         </w:tc>
       </w:tr>
     </w:tbl>
-    <w:bookmarkEnd w:id="188"/>
-    <w:bookmarkEnd w:id="189"/>
-    <w:bookmarkStart w:id="230" w:name="enum-legalformenum"/>
+    <w:bookmarkEnd w:id="194"/>
+    <w:bookmarkEnd w:id="195"/>
+    <w:bookmarkStart w:id="236" w:name="enum-legalformenum"/>
     <w:p>
       <w:pPr>
         <w:pStyle w:val="berschrift2"/>
@@ -23413,7 +24021,7 @@
       <w:r>
         <w:t xml:space="preserve"> </w:t>
       </w:r>
-      <w:hyperlink ns1:id="rId190">
+      <w:hyperlink ns1:id="rId196">
         <w:r>
           <w:rPr>
             <w:rStyle w:val="Hyperlink"/>
@@ -23422,7 +24030,7 @@
         </w:r>
       </w:hyperlink>
     </w:p>
-    <w:bookmarkStart w:id="229" w:name="permissible-values-6"/>
+    <w:bookmarkStart w:id="235" w:name="permissible-values-6"/>
     <w:p>
       <w:pPr>
         <w:pStyle w:val="berschrift3"/>
@@ -23512,7 +24120,7 @@
             <w:pPr>
               <w:pStyle w:val="Compact"/>
             </w:pPr>
-            <w:hyperlink ns1:id="rId191">
+            <w:hyperlink ns1:id="rId197">
               <w:r>
                 <w:rPr>
                   <w:rStyle w:val="Hyperlink"/>
@@ -23566,7 +24174,7 @@
             <w:pPr>
               <w:pStyle w:val="Compact"/>
             </w:pPr>
-            <w:hyperlink ns1:id="rId192">
+            <w:hyperlink ns1:id="rId198">
               <w:r>
                 <w:rPr>
                   <w:rStyle w:val="Hyperlink"/>
@@ -23620,7 +24228,7 @@
             <w:pPr>
               <w:pStyle w:val="Compact"/>
             </w:pPr>
-            <w:hyperlink ns1:id="rId193">
+            <w:hyperlink ns1:id="rId199">
               <w:r>
                 <w:rPr>
                   <w:rStyle w:val="Hyperlink"/>
@@ -23674,7 +24282,7 @@
             <w:pPr>
               <w:pStyle w:val="Compact"/>
             </w:pPr>
-            <w:hyperlink ns1:id="rId194">
+            <w:hyperlink ns1:id="rId200">
               <w:r>
                 <w:rPr>
                   <w:rStyle w:val="Hyperlink"/>
@@ -23728,7 +24336,7 @@
             <w:pPr>
               <w:pStyle w:val="Compact"/>
             </w:pPr>
-            <w:hyperlink ns1:id="rId195">
+            <w:hyperlink ns1:id="rId201">
               <w:r>
                 <w:rPr>
                   <w:rStyle w:val="Hyperlink"/>
@@ -23782,7 +24390,7 @@
             <w:pPr>
               <w:pStyle w:val="Compact"/>
             </w:pPr>
-            <w:hyperlink ns1:id="rId196">
+            <w:hyperlink ns1:id="rId202">
               <w:r>
                 <w:rPr>
                   <w:rStyle w:val="Hyperlink"/>
@@ -23836,7 +24444,7 @@
             <w:pPr>
               <w:pStyle w:val="Compact"/>
             </w:pPr>
-            <w:hyperlink ns1:id="rId197">
+            <w:hyperlink ns1:id="rId203">
               <w:r>
                 <w:rPr>
                   <w:rStyle w:val="Hyperlink"/>
@@ -23890,7 +24498,7 @@
             <w:pPr>
               <w:pStyle w:val="Compact"/>
             </w:pPr>
-            <w:hyperlink ns1:id="rId198">
+            <w:hyperlink ns1:id="rId204">
               <w:r>
                 <w:rPr>
                   <w:rStyle w:val="Hyperlink"/>
@@ -23944,7 +24552,7 @@
             <w:pPr>
               <w:pStyle w:val="Compact"/>
             </w:pPr>
-            <w:hyperlink ns1:id="rId199">
+            <w:hyperlink ns1:id="rId205">
               <w:r>
                 <w:rPr>
                   <w:rStyle w:val="Hyperlink"/>
@@ -23998,7 +24606,7 @@
             <w:pPr>
               <w:pStyle w:val="Compact"/>
             </w:pPr>
-            <w:hyperlink ns1:id="rId200">
+            <w:hyperlink ns1:id="rId206">
               <w:r>
                 <w:rPr>
                   <w:rStyle w:val="Hyperlink"/>
@@ -24052,7 +24660,7 @@
             <w:pPr>
               <w:pStyle w:val="Compact"/>
             </w:pPr>
-            <w:hyperlink ns1:id="rId201">
+            <w:hyperlink ns1:id="rId207">
               <w:r>
                 <w:rPr>
                   <w:rStyle w:val="Hyperlink"/>
@@ -24106,7 +24714,7 @@
             <w:pPr>
               <w:pStyle w:val="Compact"/>
             </w:pPr>
-            <w:hyperlink ns1:id="rId202">
+            <w:hyperlink ns1:id="rId208">
               <w:r>
                 <w:rPr>
                   <w:rStyle w:val="Hyperlink"/>
@@ -24160,7 +24768,7 @@
             <w:pPr>
               <w:pStyle w:val="Compact"/>
             </w:pPr>
-            <w:hyperlink ns1:id="rId203">
+            <w:hyperlink ns1:id="rId209">
               <w:r>
                 <w:rPr>
                   <w:rStyle w:val="Hyperlink"/>
@@ -24214,7 +24822,7 @@
             <w:pPr>
               <w:pStyle w:val="Compact"/>
             </w:pPr>
-            <w:hyperlink ns1:id="rId204">
+            <w:hyperlink ns1:id="rId210">
               <w:r>
                 <w:rPr>
                   <w:rStyle w:val="Hyperlink"/>
@@ -24268,7 +24876,7 @@
             <w:pPr>
               <w:pStyle w:val="Compact"/>
             </w:pPr>
-            <w:hyperlink ns1:id="rId205">
+            <w:hyperlink ns1:id="rId211">
               <w:r>
                 <w:rPr>
                   <w:rStyle w:val="Hyperlink"/>
@@ -24322,7 +24930,7 @@
             <w:pPr>
               <w:pStyle w:val="Compact"/>
             </w:pPr>
-            <w:hyperlink ns1:id="rId206">
+            <w:hyperlink ns1:id="rId212">
               <w:r>
                 <w:rPr>
                   <w:rStyle w:val="Hyperlink"/>
@@ -24376,7 +24984,7 @@
             <w:pPr>
               <w:pStyle w:val="Compact"/>
             </w:pPr>
-            <w:hyperlink ns1:id="rId207">
+            <w:hyperlink ns1:id="rId213">
               <w:r>
                 <w:rPr>
                   <w:rStyle w:val="Hyperlink"/>
@@ -24430,7 +25038,7 @@
             <w:pPr>
               <w:pStyle w:val="Compact"/>
             </w:pPr>
-            <w:hyperlink ns1:id="rId208">
+            <w:hyperlink ns1:id="rId214">
               <w:r>
                 <w:rPr>
                   <w:rStyle w:val="Hyperlink"/>
@@ -24484,7 +25092,7 @@
             <w:pPr>
               <w:pStyle w:val="Compact"/>
             </w:pPr>
-            <w:hyperlink ns1:id="rId209">
+            <w:hyperlink ns1:id="rId215">
               <w:r>
                 <w:rPr>
                   <w:rStyle w:val="Hyperlink"/>
@@ -24538,7 +25146,7 @@
             <w:pPr>
               <w:pStyle w:val="Compact"/>
             </w:pPr>
-            <w:hyperlink ns1:id="rId210">
+            <w:hyperlink ns1:id="rId216">
               <w:r>
                 <w:rPr>
                   <w:rStyle w:val="Hyperlink"/>
@@ -24592,7 +25200,7 @@
             <w:pPr>
               <w:pStyle w:val="Compact"/>
             </w:pPr>
-            <w:hyperlink ns1:id="rId211">
+            <w:hyperlink ns1:id="rId217">
               <w:r>
                 <w:rPr>
                   <w:rStyle w:val="Hyperlink"/>
@@ -24646,7 +25254,7 @@
             <w:pPr>
               <w:pStyle w:val="Compact"/>
             </w:pPr>
-            <w:hyperlink ns1:id="rId212">
+            <w:hyperlink ns1:id="rId218">
               <w:r>
                 <w:rPr>
                   <w:rStyle w:val="Hyperlink"/>
@@ -24700,7 +25308,7 @@
             <w:pPr>
               <w:pStyle w:val="Compact"/>
             </w:pPr>
-            <w:hyperlink ns1:id="rId213">
+            <w:hyperlink ns1:id="rId219">
               <w:r>
                 <w:rPr>
                   <w:rStyle w:val="Hyperlink"/>
@@ -24754,7 +25362,7 @@
             <w:pPr>
               <w:pStyle w:val="Compact"/>
             </w:pPr>
-            <w:hyperlink ns1:id="rId214">
+            <w:hyperlink ns1:id="rId220">
               <w:r>
                 <w:rPr>
                   <w:rStyle w:val="Hyperlink"/>
@@ -24808,7 +25416,7 @@
             <w:pPr>
               <w:pStyle w:val="Compact"/>
             </w:pPr>
-            <w:hyperlink ns1:id="rId215">
+            <w:hyperlink ns1:id="rId221">
               <w:r>
                 <w:rPr>
                   <w:rStyle w:val="Hyperlink"/>
@@ -24862,7 +25470,7 @@
             <w:pPr>
               <w:pStyle w:val="Compact"/>
             </w:pPr>
-            <w:hyperlink ns1:id="rId216">
+            <w:hyperlink ns1:id="rId222">
               <w:r>
                 <w:rPr>
                   <w:rStyle w:val="Hyperlink"/>
@@ -24916,7 +25524,7 @@
             <w:pPr>
               <w:pStyle w:val="Compact"/>
             </w:pPr>
-            <w:hyperlink ns1:id="rId217">
+            <w:hyperlink ns1:id="rId223">
               <w:r>
                 <w:rPr>
                   <w:rStyle w:val="Hyperlink"/>
@@ -24970,7 +25578,7 @@
             <w:pPr>
               <w:pStyle w:val="Compact"/>
             </w:pPr>
-            <w:hyperlink ns1:id="rId218">
+            <w:hyperlink ns1:id="rId224">
               <w:r>
                 <w:rPr>
                   <w:rStyle w:val="Hyperlink"/>
@@ -25024,7 +25632,7 @@
             <w:pPr>
               <w:pStyle w:val="Compact"/>
             </w:pPr>
-            <w:hyperlink ns1:id="rId219">
+            <w:hyperlink ns1:id="rId225">
               <w:r>
                 <w:rPr>
                   <w:rStyle w:val="Hyperlink"/>
@@ -25078,7 +25686,7 @@
             <w:pPr>
               <w:pStyle w:val="Compact"/>
             </w:pPr>
-            <w:hyperlink ns1:id="rId220">
+            <w:hyperlink ns1:id="rId226">
               <w:r>
                 <w:rPr>
                   <w:rStyle w:val="Hyperlink"/>
@@ -25132,7 +25740,7 @@
             <w:pPr>
               <w:pStyle w:val="Compact"/>
             </w:pPr>
-            <w:hyperlink ns1:id="rId221">
+            <w:hyperlink ns1:id="rId227">
               <w:r>
                 <w:rPr>
                   <w:rStyle w:val="Hyperlink"/>
@@ -25186,7 +25794,7 @@
             <w:pPr>
               <w:pStyle w:val="Compact"/>
             </w:pPr>
-            <w:hyperlink ns1:id="rId222">
+            <w:hyperlink ns1:id="rId228">
               <w:r>
                 <w:rPr>
                   <w:rStyle w:val="Hyperlink"/>
@@ -25240,7 +25848,7 @@
             <w:pPr>
               <w:pStyle w:val="Compact"/>
             </w:pPr>
-            <w:hyperlink ns1:id="rId223">
+            <w:hyperlink ns1:id="rId229">
               <w:r>
                 <w:rPr>
                   <w:rStyle w:val="Hyperlink"/>
@@ -25294,7 +25902,7 @@
             <w:pPr>
               <w:pStyle w:val="Compact"/>
             </w:pPr>
-            <w:hyperlink ns1:id="rId224">
+            <w:hyperlink ns1:id="rId230">
               <w:r>
                 <w:rPr>
                   <w:rStyle w:val="Hyperlink"/>
@@ -25348,7 +25956,7 @@
             <w:pPr>
               <w:pStyle w:val="Compact"/>
             </w:pPr>
-            <w:hyperlink ns1:id="rId225">
+            <w:hyperlink ns1:id="rId231">
               <w:r>
                 <w:rPr>
                   <w:rStyle w:val="Hyperlink"/>
@@ -25402,7 +26010,7 @@
             <w:pPr>
               <w:pStyle w:val="Compact"/>
             </w:pPr>
-            <w:hyperlink ns1:id="rId226">
+            <w:hyperlink ns1:id="rId232">
               <w:r>
                 <w:rPr>
                   <w:rStyle w:val="Hyperlink"/>
@@ -25456,7 +26064,7 @@
             <w:pPr>
               <w:pStyle w:val="Compact"/>
             </w:pPr>
-            <w:hyperlink ns1:id="rId227">
+            <w:hyperlink ns1:id="rId233">
               <w:r>
                 <w:rPr>
                   <w:rStyle w:val="Hyperlink"/>
@@ -25510,7 +26118,7 @@
             <w:pPr>
               <w:pStyle w:val="Compact"/>
             </w:pPr>
-            <w:hyperlink ns1:id="rId228">
+            <w:hyperlink ns1:id="rId234">
               <w:r>
                 <w:rPr>
                   <w:rStyle w:val="Hyperlink"/>
@@ -25522,15 +26130,15 @@
         </w:tc>
       </w:tr>
     </w:tbl>
-    <w:bookmarkEnd w:id="229"/>
+    <w:bookmarkEnd w:id="235"/>
     <w:p>
       <w:r>
         <w:br w:type="page"/>
       </w:r>
     </w:p>
-    <w:bookmarkEnd w:id="230"/>
-    <w:bookmarkEnd w:id="231"/>
-    <w:bookmarkStart w:id="252" w:name="shared-elements"/>
+    <w:bookmarkEnd w:id="236"/>
+    <w:bookmarkEnd w:id="237"/>
+    <w:bookmarkStart w:id="258" w:name="shared-elements"/>
     <w:p>
       <w:pPr>
         <w:pStyle w:val="berschrift1"/>
@@ -25539,7 +26147,7 @@
         <w:t xml:space="preserve">Shared Elements</w:t>
       </w:r>
     </w:p>
-    <w:bookmarkStart w:id="232" w:name="reference-classes"/>
+    <w:bookmarkStart w:id="238" w:name="reference-classes"/>
     <w:p>
       <w:pPr>
         <w:pStyle w:val="berschrift2"/>
@@ -25701,8 +26309,8 @@
         <w:t xml:space="preserve">, since the local reference remains unchanged even if the linked entity changes later</w:t>
       </w:r>
     </w:p>
-    <w:bookmarkEnd w:id="232"/>
-    <w:bookmarkStart w:id="235" w:name="class-personreference"/>
+    <w:bookmarkEnd w:id="238"/>
+    <w:bookmarkStart w:id="241" w:name="class-personreference"/>
     <w:p>
       <w:pPr>
         <w:pStyle w:val="berschrift2"/>
@@ -25731,7 +26339,7 @@
         <w:t xml:space="preserve">__</w:t>
       </w:r>
     </w:p>
-    <w:bookmarkStart w:id="233" w:name="attribute-13"/>
+    <w:bookmarkStart w:id="239" w:name="attribute-13"/>
     <w:p>
       <w:pPr>
         <w:pStyle w:val="berschrift3"/>
@@ -26160,8 +26768,8 @@
         </w:tc>
       </w:tr>
     </w:tbl>
-    <w:bookmarkEnd w:id="233"/>
-    <w:bookmarkStart w:id="234" w:name="usages-13"/>
+    <w:bookmarkEnd w:id="239"/>
+    <w:bookmarkStart w:id="240" w:name="usages-13"/>
     <w:p>
       <w:pPr>
         <w:pStyle w:val="berschrift3"/>
@@ -26363,9 +26971,9 @@
         </w:tc>
       </w:tr>
     </w:tbl>
-    <w:bookmarkEnd w:id="234"/>
-    <w:bookmarkEnd w:id="235"/>
-    <w:bookmarkStart w:id="238" w:name="class-groupreference"/>
+    <w:bookmarkEnd w:id="240"/>
+    <w:bookmarkEnd w:id="241"/>
+    <w:bookmarkStart w:id="244" w:name="class-groupreference"/>
     <w:p>
       <w:pPr>
         <w:pStyle w:val="berschrift2"/>
@@ -26394,7 +27002,7 @@
         <w:t xml:space="preserve">__</w:t>
       </w:r>
     </w:p>
-    <w:bookmarkStart w:id="236" w:name="attribute-14"/>
+    <w:bookmarkStart w:id="242" w:name="attribute-14"/>
     <w:p>
       <w:pPr>
         <w:pStyle w:val="berschrift3"/>
@@ -26768,8 +27376,8 @@
         </w:tc>
       </w:tr>
     </w:tbl>
-    <w:bookmarkEnd w:id="236"/>
-    <w:bookmarkStart w:id="237" w:name="usages-14"/>
+    <w:bookmarkEnd w:id="242"/>
+    <w:bookmarkStart w:id="243" w:name="usages-14"/>
     <w:p>
       <w:pPr>
         <w:pStyle w:val="berschrift3"/>
@@ -26910,9 +27518,9 @@
         </w:tc>
       </w:tr>
     </w:tbl>
-    <w:bookmarkEnd w:id="237"/>
-    <w:bookmarkEnd w:id="238"/>
-    <w:bookmarkStart w:id="239" w:name="reused-classes"/>
+    <w:bookmarkEnd w:id="243"/>
+    <w:bookmarkEnd w:id="244"/>
+    <w:bookmarkStart w:id="245" w:name="reused-classes"/>
     <w:p>
       <w:pPr>
         <w:pStyle w:val="berschrift2"/>
@@ -26921,8 +27529,8 @@
         <w:t xml:space="preserve">Reused Classes</w:t>
       </w:r>
     </w:p>
-    <w:bookmarkEnd w:id="239"/>
-    <w:bookmarkStart w:id="245" w:name="class-address"/>
+    <w:bookmarkEnd w:id="245"/>
+    <w:bookmarkStart w:id="251" w:name="class-address"/>
     <w:p>
       <w:pPr>
         <w:pStyle w:val="berschrift2"/>
@@ -26951,7 +27559,7 @@
         <w:t xml:space="preserve">__</w:t>
       </w:r>
     </w:p>
-    <w:bookmarkStart w:id="241" w:name="attribute-15"/>
+    <w:bookmarkStart w:id="247" w:name="attribute-15"/>
     <w:p>
       <w:pPr>
         <w:pStyle w:val="berschrift3"/>
@@ -27274,7 +27882,7 @@
         </w:tc>
       </w:tr>
     </w:tbl>
-    <w:bookmarkStart w:id="240" w:name="constraints-4"/>
+    <w:bookmarkStart w:id="246" w:name="constraints-4"/>
     <w:p>
       <w:pPr>
         <w:pStyle w:val="berschrift5"/>
@@ -27325,9 +27933,9 @@
         </w:r>
       </w:hyperlink>
     </w:p>
-    <w:bookmarkEnd w:id="240"/>
-    <w:bookmarkEnd w:id="241"/>
-    <w:bookmarkStart w:id="242" w:name="usages-15"/>
+    <w:bookmarkEnd w:id="246"/>
+    <w:bookmarkEnd w:id="247"/>
+    <w:bookmarkStart w:id="248" w:name="usages-15"/>
     <w:p>
       <w:pPr>
         <w:pStyle w:val="berschrift3"/>
@@ -27529,8 +28137,8 @@
         </w:tc>
       </w:tr>
     </w:tbl>
-    <w:bookmarkEnd w:id="242"/>
-    <w:bookmarkStart w:id="244" w:name="examples-3"/>
+    <w:bookmarkEnd w:id="248"/>
+    <w:bookmarkStart w:id="250" w:name="examples-3"/>
     <w:p>
       <w:pPr>
         <w:pStyle w:val="berschrift3"/>
@@ -27539,7 +28147,7 @@
         <w:t xml:space="preserve">Examples</w:t>
       </w:r>
     </w:p>
-    <w:bookmarkStart w:id="243" w:name="X74f12154cf05479416e73aca78ab1633c571f16"/>
+    <w:bookmarkStart w:id="249" w:name="X74f12154cf05479416e73aca78ab1633c571f16"/>
     <w:p>
       <w:pPr>
         <w:pStyle w:val="berschrift4"/>
@@ -27592,10 +28200,10 @@
         <w:t xml:space="preserve"> Basel-Stadt</w:t>
       </w:r>
     </w:p>
-    <w:bookmarkEnd w:id="243"/>
-    <w:bookmarkEnd w:id="244"/>
-    <w:bookmarkEnd w:id="245"/>
-    <w:bookmarkStart w:id="248" w:name="enum-addresstypeenum"/>
+    <w:bookmarkEnd w:id="249"/>
+    <w:bookmarkEnd w:id="250"/>
+    <w:bookmarkEnd w:id="251"/>
+    <w:bookmarkStart w:id="254" w:name="enum-addresstypeenum"/>
     <w:p>
       <w:pPr>
         <w:pStyle w:val="berschrift2"/>
@@ -27634,7 +28242,7 @@
       <w:r>
         <w:t xml:space="preserve"> </w:t>
       </w:r>
-      <w:hyperlink ns1:id="rId246">
+      <w:hyperlink ns1:id="rId252">
         <w:r>
           <w:rPr>
             <w:rStyle w:val="Hyperlink"/>
@@ -27643,7 +28251,7 @@
         </w:r>
       </w:hyperlink>
     </w:p>
-    <w:bookmarkStart w:id="247" w:name="permissible-values-7"/>
+    <w:bookmarkStart w:id="253" w:name="permissible-values-7"/>
     <w:p>
       <w:pPr>
         <w:pStyle w:val="berschrift3"/>
@@ -27724,35 +28332,13 @@
             <w:pPr>
               <w:pStyle w:val="Compact"/>
             </w:pPr>
-          </w:p>
-        </w:tc>
-        <w:tc>
-          <w:tcPr/>
-          <w:p>
-            <w:pPr>
-              <w:pStyle w:val="Compact"/>
-            </w:pPr>
-          </w:p>
-        </w:tc>
-      </w:tr>
-      <w:tr>
-        <w:tc>
-          <w:tcPr>
-            <w:shd w:val="clear" w:color="auto" w:fill="F2F2F2"/>
-          </w:tcPr>
-          <w:p>
-            <w:pPr>
-              <w:pStyle w:val="Compact"/>
-            </w:pPr>
             <w:r>
               <w:t xml:space="preserve">businessAddress</w:t>
             </w:r>
           </w:p>
         </w:tc>
         <w:tc>
-          <w:tcPr>
-            <w:shd w:val="clear" w:color="auto" w:fill="F2F2F2"/>
-          </w:tcPr>
+          <w:tcPr/>
           <w:p>
             <w:pPr>
               <w:pStyle w:val="Compact"/>
@@ -27765,24 +28351,6 @@
       </w:tr>
       <w:tr>
         <w:tc>
-          <w:tcPr/>
-          <w:p>
-            <w:pPr>
-              <w:pStyle w:val="Compact"/>
-            </w:pPr>
-          </w:p>
-        </w:tc>
-        <w:tc>
-          <w:tcPr/>
-          <w:p>
-            <w:pPr>
-              <w:pStyle w:val="Compact"/>
-            </w:pPr>
-          </w:p>
-        </w:tc>
-      </w:tr>
-      <w:tr>
-        <w:tc>
           <w:tcPr>
             <w:shd w:val="clear" w:color="auto" w:fill="F2F2F2"/>
           </w:tcPr>
@@ -27809,28 +28377,10 @@
           </w:p>
         </w:tc>
       </w:tr>
-      <w:tr>
-        <w:tc>
-          <w:tcPr/>
-          <w:p>
-            <w:pPr>
-              <w:pStyle w:val="Compact"/>
-            </w:pPr>
-          </w:p>
-        </w:tc>
-        <w:tc>
-          <w:tcPr/>
-          <w:p>
-            <w:pPr>
-              <w:pStyle w:val="Compact"/>
-            </w:pPr>
-          </w:p>
-        </w:tc>
-      </w:tr>
     </w:tbl>
-    <w:bookmarkEnd w:id="247"/>
-    <w:bookmarkEnd w:id="248"/>
-    <w:bookmarkStart w:id="251" w:name="class-contact"/>
+    <w:bookmarkEnd w:id="253"/>
+    <w:bookmarkEnd w:id="254"/>
+    <w:bookmarkStart w:id="257" w:name="class-contact"/>
     <w:p>
       <w:pPr>
         <w:pStyle w:val="berschrift2"/>
@@ -27859,7 +28409,7 @@
         <w:t xml:space="preserve">__</w:t>
       </w:r>
     </w:p>
-    <w:bookmarkStart w:id="249" w:name="attribute-16"/>
+    <w:bookmarkStart w:id="255" w:name="attribute-16"/>
     <w:p>
       <w:pPr>
         <w:pStyle w:val="berschrift3"/>
@@ -28023,8 +28573,8 @@
         </w:tc>
       </w:tr>
     </w:tbl>
-    <w:bookmarkEnd w:id="249"/>
-    <w:bookmarkStart w:id="250" w:name="usages-16"/>
+    <w:bookmarkEnd w:id="255"/>
+    <w:bookmarkStart w:id="256" w:name="usages-16"/>
     <w:p>
       <w:pPr>
         <w:pStyle w:val="berschrift3"/>
@@ -28226,9 +28776,9 @@
         </w:tc>
       </w:tr>
     </w:tbl>
-    <w:bookmarkEnd w:id="250"/>
-    <w:bookmarkEnd w:id="251"/>
-    <w:bookmarkEnd w:id="252"/>
+    <w:bookmarkEnd w:id="256"/>
+    <w:bookmarkEnd w:id="257"/>
+    <w:bookmarkEnd w:id="258"/>
     <w:sectPr>
       <w:headerReference ns1:id="rId9" w:type="even"/>
       <w:headerReference ns1:id="rId10" w:type="default"/>

--- a/ech-0294_actors/output/ech-0294_actors_en.docx
+++ b/ech-0294_actors/output/ech-0294_actors_en.docx
@@ -12777,7 +12777,7 @@
     </w:p>
     <w:bookmarkEnd w:id="125"/>
     <w:bookmarkEnd w:id="126"/>
-    <w:bookmarkStart w:id="157" w:name="groups-and-bodies-groups"/>
+    <w:bookmarkStart w:id="161" w:name="groups-and-bodies-groups"/>
     <w:p>
       <w:pPr>
         <w:pStyle w:val="berschrift1"/>
@@ -12958,7 +12958,7 @@
         <w:t xml:space="preserve">, it is possible to represent, for example, commissions that exist only during a legislative period, or renamings and mergers of parties.</w:t>
       </w:r>
     </w:p>
-    <w:bookmarkStart w:id="129" w:name="class-group"/>
+    <w:bookmarkStart w:id="133" w:name="class-group"/>
     <w:p>
       <w:pPr>
         <w:pStyle w:val="berschrift2"/>
@@ -13132,32 +13132,32 @@
               <w:pStyle w:val="Compact"/>
             </w:pPr>
             <w:r>
-              <w:t xml:space="preserve">1</w:t>
-            </w:r>
-            <w:r>
-              <w:t xml:space="preserve"> </w:t>
-            </w:r>
-            <w:r>
-              <w:t xml:space="preserve"> </w:t>
-            </w:r>
-            <w:hyperlink w:anchor="String">
-              <w:r>
-                <w:rPr>
-                  <w:rStyle w:val="Hyperlink"/>
-                </w:rPr>
-                <w:t xml:space="preserve">String</w:t>
-              </w:r>
-            </w:hyperlink>
-          </w:p>
-        </w:tc>
-        <w:tc>
-          <w:tcPr/>
-          <w:p>
-            <w:pPr>
-              <w:pStyle w:val="Compact"/>
-            </w:pPr>
-            <w:r>
-              <w:t xml:space="preserve">Assign a label to a structured piece of information (e.g., display name, position, etc.).</w:t>
+              <w:t xml:space="preserve">1..*</w:t>
+            </w:r>
+            <w:r>
+              <w:t xml:space="preserve"> </w:t>
+            </w:r>
+            <w:r>
+              <w:t xml:space="preserve"> </w:t>
+            </w:r>
+            <w:hyperlink w:anchor="MultilingualValue">
+              <w:r>
+                <w:rPr>
+                  <w:rStyle w:val="Hyperlink"/>
+                </w:rPr>
+                <w:t xml:space="preserve">MultilingualValue</w:t>
+              </w:r>
+            </w:hyperlink>
+          </w:p>
+        </w:tc>
+        <w:tc>
+          <w:tcPr/>
+          <w:p>
+            <w:pPr>
+              <w:pStyle w:val="Compact"/>
+            </w:pPr>
+            <w:r>
+              <w:t xml:space="preserve">Name of the group, with the language it is published in. Where a group is officially named in several languages, one entry per language is recorded.</w:t>
             </w:r>
           </w:p>
         </w:tc>
@@ -13289,34 +13289,34 @@
               <w:pStyle w:val="Compact"/>
             </w:pPr>
             <w:r>
-              <w:t xml:space="preserve">0..1</w:t>
-            </w:r>
-            <w:r>
-              <w:t xml:space="preserve"> </w:t>
-            </w:r>
-            <w:r>
-              <w:t xml:space="preserve"> </w:t>
-            </w:r>
-            <w:hyperlink w:anchor="Uri">
-              <w:r>
-                <w:rPr>
-                  <w:rStyle w:val="Hyperlink"/>
-                </w:rPr>
-                <w:t xml:space="preserve">Uri</w:t>
-              </w:r>
-            </w:hyperlink>
-          </w:p>
-        </w:tc>
-        <w:tc>
-          <w:tcPr>
-            <w:shd w:val="clear" w:color="auto" w:fill="F2F2F2"/>
-          </w:tcPr>
-          <w:p>
-            <w:pPr>
-              <w:pStyle w:val="Compact"/>
-            </w:pPr>
-            <w:r>
-              <w:t xml:space="preserve">Website providing further information.</w:t>
+              <w:t xml:space="preserve">*</w:t>
+            </w:r>
+            <w:r>
+              <w:t xml:space="preserve"> </w:t>
+            </w:r>
+            <w:r>
+              <w:t xml:space="preserve"> </w:t>
+            </w:r>
+            <w:hyperlink w:anchor="MultilingualUri">
+              <w:r>
+                <w:rPr>
+                  <w:rStyle w:val="Hyperlink"/>
+                </w:rPr>
+                <w:t xml:space="preserve">MultilingualUri</w:t>
+              </w:r>
+            </w:hyperlink>
+          </w:p>
+        </w:tc>
+        <w:tc>
+          <w:tcPr>
+            <w:shd w:val="clear" w:color="auto" w:fill="F2F2F2"/>
+          </w:tcPr>
+          <w:p>
+            <w:pPr>
+              <w:pStyle w:val="Compact"/>
+            </w:pPr>
+            <w:r>
+              <w:t xml:space="preserve">Website providing further information. Where the site is published under a separate address per language, one entry per language is recorded.</w:t>
             </w:r>
           </w:p>
         </w:tc>
@@ -14476,18 +14476,1513 @@
       </w:tr>
     </w:tbl>
     <w:bookmarkEnd w:id="128"/>
-    <w:bookmarkEnd w:id="129"/>
-    <w:bookmarkStart w:id="132" w:name="class-grouptype"/>
+    <w:bookmarkStart w:id="132" w:name="examples-2"/>
     <w:p>
       <w:pPr>
-        <w:pStyle w:val="berschrift2"/>
-      </w:pPr>
-      <w:r>
-        <w:t xml:space="preserve">Class: GroupType</w:t>
+        <w:pStyle w:val="berschrift3"/>
+      </w:pPr>
+      <w:r>
+        <w:t xml:space="preserve">Examples</w:t>
+      </w:r>
+    </w:p>
+    <w:bookmarkStart w:id="129" w:name="example-group-groups__it"/>
+    <w:p>
+      <w:pPr>
+        <w:pStyle w:val="berschrift4"/>
+      </w:pPr>
+      <w:r>
+        <w:t xml:space="preserve">Example: Group-groups__it</w:t>
       </w:r>
     </w:p>
     <w:p>
       <w:pPr>
+        <w:pStyle w:val="SourceCode"/>
+      </w:pPr>
+      <w:r>
+        <w:rPr>
+          <w:rStyle w:val="FunctionTok"/>
+        </w:rPr>
+        <w:t xml:space="preserve">local_id</w:t>
+      </w:r>
+      <w:r>
+        <w:rPr>
+          <w:rStyle w:val="KeywordTok"/>
+        </w:rPr>
+        <w:t xml:space="preserve">:</w:t>
+      </w:r>
+      <w:r>
+        <w:rPr>
+          <w:rStyle w:val="AttributeTok"/>
+        </w:rPr>
+        <w:t xml:space="preserve"> </w:t>
+      </w:r>
+      <w:r>
+        <w:rPr>
+          <w:rStyle w:val="DecValTok"/>
+        </w:rPr>
+        <w:t xml:space="preserve">6627</w:t>
+      </w:r>
+      <w:r>
+        <w:br/>
+      </w:r>
+      <w:r>
+        <w:rPr>
+          <w:rStyle w:val="FunctionTok"/>
+        </w:rPr>
+        <w:t xml:space="preserve">global_uri</w:t>
+      </w:r>
+      <w:r>
+        <w:rPr>
+          <w:rStyle w:val="KeywordTok"/>
+        </w:rPr>
+        <w:t xml:space="preserve">:</w:t>
+      </w:r>
+      <w:r>
+        <w:rPr>
+          <w:rStyle w:val="AttributeTok"/>
+        </w:rPr>
+        <w:t xml:space="preserve"> https://api.openparldata.ch/v1/groups/6627</w:t>
+      </w:r>
+      <w:r>
+        <w:br/>
+      </w:r>
+      <w:r>
+        <w:rPr>
+          <w:rStyle w:val="FunctionTok"/>
+        </w:rPr>
+        <w:t xml:space="preserve">label</w:t>
+      </w:r>
+      <w:r>
+        <w:rPr>
+          <w:rStyle w:val="KeywordTok"/>
+        </w:rPr>
+        <w:t xml:space="preserve">:</w:t>
+      </w:r>
+      <w:r>
+        <w:br/>
+      </w:r>
+      <w:r>
+        <w:rPr>
+          <w:rStyle w:val="KeywordTok"/>
+        </w:rPr>
+        <w:t xml:space="preserve">-</w:t>
+      </w:r>
+      <w:r>
+        <w:rPr>
+          <w:rStyle w:val="AttributeTok"/>
+        </w:rPr>
+        <w:t xml:space="preserve"> </w:t>
+      </w:r>
+      <w:r>
+        <w:rPr>
+          <w:rStyle w:val="FunctionTok"/>
+        </w:rPr>
+        <w:t xml:space="preserve">value</w:t>
+      </w:r>
+      <w:r>
+        <w:rPr>
+          <w:rStyle w:val="KeywordTok"/>
+        </w:rPr>
+        <w:t xml:space="preserve">:</w:t>
+      </w:r>
+      <w:r>
+        <w:rPr>
+          <w:rStyle w:val="AttributeTok"/>
+        </w:rPr>
+        <w:t xml:space="preserve"> Konsumenteninformation und -schutz</w:t>
+      </w:r>
+      <w:r>
+        <w:br/>
+      </w:r>
+      <w:r>
+        <w:rPr>
+          <w:rStyle w:val="AttributeTok"/>
+        </w:rPr>
+        <w:t xml:space="preserve">  </w:t>
+      </w:r>
+      <w:r>
+        <w:rPr>
+          <w:rStyle w:val="FunctionTok"/>
+        </w:rPr>
+        <w:t xml:space="preserve">language</w:t>
+      </w:r>
+      <w:r>
+        <w:rPr>
+          <w:rStyle w:val="KeywordTok"/>
+        </w:rPr>
+        <w:t xml:space="preserve">:</w:t>
+      </w:r>
+      <w:r>
+        <w:rPr>
+          <w:rStyle w:val="AttributeTok"/>
+        </w:rPr>
+        <w:t xml:space="preserve"> de</w:t>
+      </w:r>
+      <w:r>
+        <w:br/>
+      </w:r>
+      <w:r>
+        <w:rPr>
+          <w:rStyle w:val="KeywordTok"/>
+        </w:rPr>
+        <w:t xml:space="preserve">-</w:t>
+      </w:r>
+      <w:r>
+        <w:rPr>
+          <w:rStyle w:val="AttributeTok"/>
+        </w:rPr>
+        <w:t xml:space="preserve"> </w:t>
+      </w:r>
+      <w:r>
+        <w:rPr>
+          <w:rStyle w:val="FunctionTok"/>
+        </w:rPr>
+        <w:t xml:space="preserve">value</w:t>
+      </w:r>
+      <w:r>
+        <w:rPr>
+          <w:rStyle w:val="KeywordTok"/>
+        </w:rPr>
+        <w:t xml:space="preserve">:</w:t>
+      </w:r>
+      <w:r>
+        <w:rPr>
+          <w:rStyle w:val="AttributeTok"/>
+        </w:rPr>
+        <w:t xml:space="preserve"> Information et défense des consommateurs</w:t>
+      </w:r>
+      <w:r>
+        <w:br/>
+      </w:r>
+      <w:r>
+        <w:rPr>
+          <w:rStyle w:val="AttributeTok"/>
+        </w:rPr>
+        <w:t xml:space="preserve">  </w:t>
+      </w:r>
+      <w:r>
+        <w:rPr>
+          <w:rStyle w:val="FunctionTok"/>
+        </w:rPr>
+        <w:t xml:space="preserve">language</w:t>
+      </w:r>
+      <w:r>
+        <w:rPr>
+          <w:rStyle w:val="KeywordTok"/>
+        </w:rPr>
+        <w:t xml:space="preserve">:</w:t>
+      </w:r>
+      <w:r>
+        <w:rPr>
+          <w:rStyle w:val="AttributeTok"/>
+        </w:rPr>
+        <w:t xml:space="preserve"> fr</w:t>
+      </w:r>
+      <w:r>
+        <w:br/>
+      </w:r>
+      <w:r>
+        <w:rPr>
+          <w:rStyle w:val="KeywordTok"/>
+        </w:rPr>
+        <w:t xml:space="preserve">-</w:t>
+      </w:r>
+      <w:r>
+        <w:rPr>
+          <w:rStyle w:val="AttributeTok"/>
+        </w:rPr>
+        <w:t xml:space="preserve"> </w:t>
+      </w:r>
+      <w:r>
+        <w:rPr>
+          <w:rStyle w:val="FunctionTok"/>
+        </w:rPr>
+        <w:t xml:space="preserve">value</w:t>
+      </w:r>
+      <w:r>
+        <w:rPr>
+          <w:rStyle w:val="KeywordTok"/>
+        </w:rPr>
+        <w:t xml:space="preserve">:</w:t>
+      </w:r>
+      <w:r>
+        <w:rPr>
+          <w:rStyle w:val="AttributeTok"/>
+        </w:rPr>
+        <w:t xml:space="preserve"> Informazione e tutela dei consumatori</w:t>
+      </w:r>
+      <w:r>
+        <w:br/>
+      </w:r>
+      <w:r>
+        <w:rPr>
+          <w:rStyle w:val="AttributeTok"/>
+        </w:rPr>
+        <w:t xml:space="preserve">  </w:t>
+      </w:r>
+      <w:r>
+        <w:rPr>
+          <w:rStyle w:val="FunctionTok"/>
+        </w:rPr>
+        <w:t xml:space="preserve">language</w:t>
+      </w:r>
+      <w:r>
+        <w:rPr>
+          <w:rStyle w:val="KeywordTok"/>
+        </w:rPr>
+        <w:t xml:space="preserve">:</w:t>
+      </w:r>
+      <w:r>
+        <w:rPr>
+          <w:rStyle w:val="AttributeTok"/>
+        </w:rPr>
+        <w:t xml:space="preserve"> it</w:t>
+      </w:r>
+      <w:r>
+        <w:br/>
+      </w:r>
+      <w:r>
+        <w:rPr>
+          <w:rStyle w:val="FunctionTok"/>
+        </w:rPr>
+        <w:t xml:space="preserve">description</w:t>
+      </w:r>
+      <w:r>
+        <w:rPr>
+          <w:rStyle w:val="KeywordTok"/>
+        </w:rPr>
+        <w:t xml:space="preserve">:</w:t>
+      </w:r>
+      <w:r>
+        <w:br/>
+      </w:r>
+      <w:r>
+        <w:rPr>
+          <w:rStyle w:val="KeywordTok"/>
+        </w:rPr>
+        <w:t xml:space="preserve">-</w:t>
+      </w:r>
+      <w:r>
+        <w:rPr>
+          <w:rStyle w:val="AttributeTok"/>
+        </w:rPr>
+        <w:t xml:space="preserve"> </w:t>
+      </w:r>
+      <w:r>
+        <w:rPr>
+          <w:rStyle w:val="FunctionTok"/>
+        </w:rPr>
+        <w:t xml:space="preserve">value</w:t>
+      </w:r>
+      <w:r>
+        <w:rPr>
+          <w:rStyle w:val="KeywordTok"/>
+        </w:rPr>
+        <w:t xml:space="preserve">:</w:t>
+      </w:r>
+      <w:r>
+        <w:rPr>
+          <w:rStyle w:val="AttributeTok"/>
+        </w:rPr>
+        <w:t xml:space="preserve"> L'intergroupe parlementaire « Information et défense des consommateurs »</w:t>
+      </w:r>
+      <w:r>
+        <w:br/>
+      </w:r>
+      <w:r>
+        <w:rPr>
+          <w:rStyle w:val="AttributeTok"/>
+        </w:rPr>
+        <w:t xml:space="preserve">    réunit toutes les sensibilités politiques. Cet intergroupe a pour mission d'informer</w:t>
+      </w:r>
+      <w:r>
+        <w:br/>
+      </w:r>
+      <w:r>
+        <w:rPr>
+          <w:rStyle w:val="AttributeTok"/>
+        </w:rPr>
+        <w:t xml:space="preserve">    et de sensibiliser les élu·e·s aux questions relatives à la défense des consommateur·rice·s</w:t>
+      </w:r>
+      <w:r>
+        <w:br/>
+      </w:r>
+      <w:r>
+        <w:rPr>
+          <w:rStyle w:val="AttributeTok"/>
+        </w:rPr>
+        <w:t xml:space="preserve">    en Suisse.</w:t>
+      </w:r>
+      <w:r>
+        <w:br/>
+      </w:r>
+      <w:r>
+        <w:rPr>
+          <w:rStyle w:val="AttributeTok"/>
+        </w:rPr>
+        <w:t xml:space="preserve">  </w:t>
+      </w:r>
+      <w:r>
+        <w:rPr>
+          <w:rStyle w:val="FunctionTok"/>
+        </w:rPr>
+        <w:t xml:space="preserve">language</w:t>
+      </w:r>
+      <w:r>
+        <w:rPr>
+          <w:rStyle w:val="KeywordTok"/>
+        </w:rPr>
+        <w:t xml:space="preserve">:</w:t>
+      </w:r>
+      <w:r>
+        <w:rPr>
+          <w:rStyle w:val="AttributeTok"/>
+        </w:rPr>
+        <w:t xml:space="preserve"> fr</w:t>
+      </w:r>
+      <w:r>
+        <w:br/>
+      </w:r>
+      <w:r>
+        <w:rPr>
+          <w:rStyle w:val="FunctionTok"/>
+        </w:rPr>
+        <w:t xml:space="preserve">group_type</w:t>
+      </w:r>
+      <w:r>
+        <w:rPr>
+          <w:rStyle w:val="KeywordTok"/>
+        </w:rPr>
+        <w:t xml:space="preserve">:</w:t>
+      </w:r>
+      <w:r>
+        <w:br/>
+      </w:r>
+      <w:r>
+        <w:rPr>
+          <w:rStyle w:val="AttributeTok"/>
+        </w:rPr>
+        <w:t xml:space="preserve">  </w:t>
+      </w:r>
+      <w:r>
+        <w:rPr>
+          <w:rStyle w:val="FunctionTok"/>
+        </w:rPr>
+        <w:t xml:space="preserve">group_type_enum</w:t>
+      </w:r>
+      <w:r>
+        <w:rPr>
+          <w:rStyle w:val="KeywordTok"/>
+        </w:rPr>
+        <w:t xml:space="preserve">:</w:t>
+      </w:r>
+      <w:r>
+        <w:rPr>
+          <w:rStyle w:val="AttributeTok"/>
+        </w:rPr>
+        <w:t xml:space="preserve"> interest_group</w:t>
+      </w:r>
+      <w:r>
+        <w:br/>
+      </w:r>
+      <w:r>
+        <w:rPr>
+          <w:rStyle w:val="AttributeTok"/>
+        </w:rPr>
+        <w:t xml:space="preserve">  </w:t>
+      </w:r>
+      <w:r>
+        <w:rPr>
+          <w:rStyle w:val="FunctionTok"/>
+        </w:rPr>
+        <w:t xml:space="preserve">label</w:t>
+      </w:r>
+      <w:r>
+        <w:rPr>
+          <w:rStyle w:val="KeywordTok"/>
+        </w:rPr>
+        <w:t xml:space="preserve">:</w:t>
+      </w:r>
+      <w:r>
+        <w:rPr>
+          <w:rStyle w:val="AttributeTok"/>
+        </w:rPr>
+        <w:t xml:space="preserve"> Interessengruppe</w:t>
+      </w:r>
+      <w:r>
+        <w:br/>
+      </w:r>
+      <w:r>
+        <w:rPr>
+          <w:rStyle w:val="FunctionTok"/>
+        </w:rPr>
+        <w:t xml:space="preserve">spatial</w:t>
+      </w:r>
+      <w:r>
+        <w:rPr>
+          <w:rStyle w:val="KeywordTok"/>
+        </w:rPr>
+        <w:t xml:space="preserve">:</w:t>
+      </w:r>
+      <w:r>
+        <w:rPr>
+          <w:rStyle w:val="AttributeTok"/>
+        </w:rPr>
+        <w:t xml:space="preserve"> https://ld.admin.ch/country/CHE</w:t>
+      </w:r>
+      <w:r>
+        <w:br/>
+      </w:r>
+      <w:r>
+        <w:rPr>
+          <w:rStyle w:val="FunctionTok"/>
+        </w:rPr>
+        <w:t xml:space="preserve">valid_from</w:t>
+      </w:r>
+      <w:r>
+        <w:rPr>
+          <w:rStyle w:val="KeywordTok"/>
+        </w:rPr>
+        <w:t xml:space="preserve">:</w:t>
+      </w:r>
+      <w:r>
+        <w:rPr>
+          <w:rStyle w:val="AttributeTok"/>
+        </w:rPr>
+        <w:t xml:space="preserve"> 2012-01-01</w:t>
+      </w:r>
+    </w:p>
+    <w:bookmarkEnd w:id="129"/>
+    <w:bookmarkStart w:id="130" w:name="example-group-groups__de"/>
+    <w:p>
+      <w:pPr>
+        <w:pStyle w:val="berschrift4"/>
+      </w:pPr>
+      <w:r>
+        <w:t xml:space="preserve">Example: Group-groups__de</w:t>
+      </w:r>
+    </w:p>
+    <w:p>
+      <w:pPr>
+        <w:pStyle w:val="SourceCode"/>
+      </w:pPr>
+      <w:r>
+        <w:rPr>
+          <w:rStyle w:val="FunctionTok"/>
+        </w:rPr>
+        <w:t xml:space="preserve">local_id</w:t>
+      </w:r>
+      <w:r>
+        <w:rPr>
+          <w:rStyle w:val="KeywordTok"/>
+        </w:rPr>
+        <w:t xml:space="preserve">:</w:t>
+      </w:r>
+      <w:r>
+        <w:rPr>
+          <w:rStyle w:val="AttributeTok"/>
+        </w:rPr>
+        <w:t xml:space="preserve"> </w:t>
+      </w:r>
+      <w:r>
+        <w:rPr>
+          <w:rStyle w:val="DecValTok"/>
+        </w:rPr>
+        <w:t xml:space="preserve">50</w:t>
+      </w:r>
+      <w:r>
+        <w:br/>
+      </w:r>
+      <w:r>
+        <w:rPr>
+          <w:rStyle w:val="FunctionTok"/>
+        </w:rPr>
+        <w:t xml:space="preserve">global_uri</w:t>
+      </w:r>
+      <w:r>
+        <w:rPr>
+          <w:rStyle w:val="KeywordTok"/>
+        </w:rPr>
+        <w:t xml:space="preserve">:</w:t>
+      </w:r>
+      <w:r>
+        <w:rPr>
+          <w:rStyle w:val="AttributeTok"/>
+        </w:rPr>
+        <w:t xml:space="preserve"> https://api.openparldata.ch/v1/groups/50</w:t>
+      </w:r>
+      <w:r>
+        <w:br/>
+      </w:r>
+      <w:r>
+        <w:rPr>
+          <w:rStyle w:val="FunctionTok"/>
+        </w:rPr>
+        <w:t xml:space="preserve">label</w:t>
+      </w:r>
+      <w:r>
+        <w:rPr>
+          <w:rStyle w:val="KeywordTok"/>
+        </w:rPr>
+        <w:t xml:space="preserve">:</w:t>
+      </w:r>
+      <w:r>
+        <w:br/>
+      </w:r>
+      <w:r>
+        <w:rPr>
+          <w:rStyle w:val="KeywordTok"/>
+        </w:rPr>
+        <w:t xml:space="preserve">-</w:t>
+      </w:r>
+      <w:r>
+        <w:rPr>
+          <w:rStyle w:val="AttributeTok"/>
+        </w:rPr>
+        <w:t xml:space="preserve"> </w:t>
+      </w:r>
+      <w:r>
+        <w:rPr>
+          <w:rStyle w:val="FunctionTok"/>
+        </w:rPr>
+        <w:t xml:space="preserve">value</w:t>
+      </w:r>
+      <w:r>
+        <w:rPr>
+          <w:rStyle w:val="KeywordTok"/>
+        </w:rPr>
+        <w:t xml:space="preserve">:</w:t>
+      </w:r>
+      <w:r>
+        <w:rPr>
+          <w:rStyle w:val="AttributeTok"/>
+        </w:rPr>
+        <w:t xml:space="preserve"> Büro des Grossen Rates</w:t>
+      </w:r>
+      <w:r>
+        <w:br/>
+      </w:r>
+      <w:r>
+        <w:rPr>
+          <w:rStyle w:val="AttributeTok"/>
+        </w:rPr>
+        <w:t xml:space="preserve">  </w:t>
+      </w:r>
+      <w:r>
+        <w:rPr>
+          <w:rStyle w:val="FunctionTok"/>
+        </w:rPr>
+        <w:t xml:space="preserve">language</w:t>
+      </w:r>
+      <w:r>
+        <w:rPr>
+          <w:rStyle w:val="KeywordTok"/>
+        </w:rPr>
+        <w:t xml:space="preserve">:</w:t>
+      </w:r>
+      <w:r>
+        <w:rPr>
+          <w:rStyle w:val="AttributeTok"/>
+        </w:rPr>
+        <w:t xml:space="preserve"> de</w:t>
+      </w:r>
+      <w:r>
+        <w:br/>
+      </w:r>
+      <w:r>
+        <w:rPr>
+          <w:rStyle w:val="FunctionTok"/>
+        </w:rPr>
+        <w:t xml:space="preserve">group_type</w:t>
+      </w:r>
+      <w:r>
+        <w:rPr>
+          <w:rStyle w:val="KeywordTok"/>
+        </w:rPr>
+        <w:t xml:space="preserve">:</w:t>
+      </w:r>
+      <w:r>
+        <w:br/>
+      </w:r>
+      <w:r>
+        <w:rPr>
+          <w:rStyle w:val="AttributeTok"/>
+        </w:rPr>
+        <w:t xml:space="preserve">  </w:t>
+      </w:r>
+      <w:r>
+        <w:rPr>
+          <w:rStyle w:val="FunctionTok"/>
+        </w:rPr>
+        <w:t xml:space="preserve">group_type_enum</w:t>
+      </w:r>
+      <w:r>
+        <w:rPr>
+          <w:rStyle w:val="KeywordTok"/>
+        </w:rPr>
+        <w:t xml:space="preserve">:</w:t>
+      </w:r>
+      <w:r>
+        <w:rPr>
+          <w:rStyle w:val="AttributeTok"/>
+        </w:rPr>
+        <w:t xml:space="preserve"> parliamentary_bureau</w:t>
+      </w:r>
+      <w:r>
+        <w:br/>
+      </w:r>
+      <w:r>
+        <w:rPr>
+          <w:rStyle w:val="AttributeTok"/>
+        </w:rPr>
+        <w:t xml:space="preserve">  </w:t>
+      </w:r>
+      <w:r>
+        <w:rPr>
+          <w:rStyle w:val="FunctionTok"/>
+        </w:rPr>
+        <w:t xml:space="preserve">label</w:t>
+      </w:r>
+      <w:r>
+        <w:rPr>
+          <w:rStyle w:val="KeywordTok"/>
+        </w:rPr>
+        <w:t xml:space="preserve">:</w:t>
+      </w:r>
+      <w:r>
+        <w:rPr>
+          <w:rStyle w:val="AttributeTok"/>
+        </w:rPr>
+        <w:t xml:space="preserve"> Ratsbüro</w:t>
+      </w:r>
+      <w:r>
+        <w:br/>
+      </w:r>
+      <w:r>
+        <w:rPr>
+          <w:rStyle w:val="FunctionTok"/>
+        </w:rPr>
+        <w:t xml:space="preserve">spatial</w:t>
+      </w:r>
+      <w:r>
+        <w:rPr>
+          <w:rStyle w:val="KeywordTok"/>
+        </w:rPr>
+        <w:t xml:space="preserve">:</w:t>
+      </w:r>
+      <w:r>
+        <w:rPr>
+          <w:rStyle w:val="AttributeTok"/>
+        </w:rPr>
+        <w:t xml:space="preserve"> https://ld.admin.ch/canton/12</w:t>
+      </w:r>
+    </w:p>
+    <w:bookmarkEnd w:id="130"/>
+    <w:bookmarkStart w:id="131" w:name="example-group-groups__fr"/>
+    <w:p>
+      <w:pPr>
+        <w:pStyle w:val="berschrift4"/>
+      </w:pPr>
+      <w:r>
+        <w:t xml:space="preserve">Example: Group-groups__fr</w:t>
+      </w:r>
+    </w:p>
+    <w:p>
+      <w:pPr>
+        <w:pStyle w:val="SourceCode"/>
+      </w:pPr>
+      <w:r>
+        <w:rPr>
+          <w:rStyle w:val="FunctionTok"/>
+        </w:rPr>
+        <w:t xml:space="preserve">local_id</w:t>
+      </w:r>
+      <w:r>
+        <w:rPr>
+          <w:rStyle w:val="KeywordTok"/>
+        </w:rPr>
+        <w:t xml:space="preserve">:</w:t>
+      </w:r>
+      <w:r>
+        <w:rPr>
+          <w:rStyle w:val="AttributeTok"/>
+        </w:rPr>
+        <w:t xml:space="preserve"> </w:t>
+      </w:r>
+      <w:r>
+        <w:rPr>
+          <w:rStyle w:val="DecValTok"/>
+        </w:rPr>
+        <w:t xml:space="preserve">5000</w:t>
+      </w:r>
+      <w:r>
+        <w:br/>
+      </w:r>
+      <w:r>
+        <w:rPr>
+          <w:rStyle w:val="FunctionTok"/>
+        </w:rPr>
+        <w:t xml:space="preserve">global_uri</w:t>
+      </w:r>
+      <w:r>
+        <w:rPr>
+          <w:rStyle w:val="KeywordTok"/>
+        </w:rPr>
+        <w:t xml:space="preserve">:</w:t>
+      </w:r>
+      <w:r>
+        <w:rPr>
+          <w:rStyle w:val="AttributeTok"/>
+        </w:rPr>
+        <w:t xml:space="preserve"> https://api.openparldata.ch/v1/groups/5000</w:t>
+      </w:r>
+      <w:r>
+        <w:br/>
+      </w:r>
+      <w:r>
+        <w:rPr>
+          <w:rStyle w:val="FunctionTok"/>
+        </w:rPr>
+        <w:t xml:space="preserve">label</w:t>
+      </w:r>
+      <w:r>
+        <w:rPr>
+          <w:rStyle w:val="KeywordTok"/>
+        </w:rPr>
+        <w:t xml:space="preserve">:</w:t>
+      </w:r>
+      <w:r>
+        <w:br/>
+      </w:r>
+      <w:r>
+        <w:rPr>
+          <w:rStyle w:val="KeywordTok"/>
+        </w:rPr>
+        <w:t xml:space="preserve">-</w:t>
+      </w:r>
+      <w:r>
+        <w:rPr>
+          <w:rStyle w:val="AttributeTok"/>
+        </w:rPr>
+        <w:t xml:space="preserve"> </w:t>
+      </w:r>
+      <w:r>
+        <w:rPr>
+          <w:rStyle w:val="FunctionTok"/>
+        </w:rPr>
+        <w:t xml:space="preserve">value</w:t>
+      </w:r>
+      <w:r>
+        <w:rPr>
+          <w:rStyle w:val="KeywordTok"/>
+        </w:rPr>
+        <w:t xml:space="preserve">:</w:t>
+      </w:r>
+      <w:r>
+        <w:rPr>
+          <w:rStyle w:val="AttributeTok"/>
+        </w:rPr>
+        <w:t xml:space="preserve"> Freiburger Delegation IPK strafrechtliche Einschliessung</w:t>
+      </w:r>
+      <w:r>
+        <w:br/>
+      </w:r>
+      <w:r>
+        <w:rPr>
+          <w:rStyle w:val="AttributeTok"/>
+        </w:rPr>
+        <w:t xml:space="preserve">  </w:t>
+      </w:r>
+      <w:r>
+        <w:rPr>
+          <w:rStyle w:val="FunctionTok"/>
+        </w:rPr>
+        <w:t xml:space="preserve">language</w:t>
+      </w:r>
+      <w:r>
+        <w:rPr>
+          <w:rStyle w:val="KeywordTok"/>
+        </w:rPr>
+        <w:t xml:space="preserve">:</w:t>
+      </w:r>
+      <w:r>
+        <w:rPr>
+          <w:rStyle w:val="AttributeTok"/>
+        </w:rPr>
+        <w:t xml:space="preserve"> de</w:t>
+      </w:r>
+      <w:r>
+        <w:br/>
+      </w:r>
+      <w:r>
+        <w:rPr>
+          <w:rStyle w:val="KeywordTok"/>
+        </w:rPr>
+        <w:t xml:space="preserve">-</w:t>
+      </w:r>
+      <w:r>
+        <w:rPr>
+          <w:rStyle w:val="AttributeTok"/>
+        </w:rPr>
+        <w:t xml:space="preserve"> </w:t>
+      </w:r>
+      <w:r>
+        <w:rPr>
+          <w:rStyle w:val="FunctionTok"/>
+        </w:rPr>
+        <w:t xml:space="preserve">value</w:t>
+      </w:r>
+      <w:r>
+        <w:rPr>
+          <w:rStyle w:val="KeywordTok"/>
+        </w:rPr>
+        <w:t xml:space="preserve">:</w:t>
+      </w:r>
+      <w:r>
+        <w:rPr>
+          <w:rStyle w:val="AttributeTok"/>
+        </w:rPr>
+        <w:t xml:space="preserve"> Délégation FR à la CIP détention pénale</w:t>
+      </w:r>
+      <w:r>
+        <w:br/>
+      </w:r>
+      <w:r>
+        <w:rPr>
+          <w:rStyle w:val="AttributeTok"/>
+        </w:rPr>
+        <w:t xml:space="preserve">  </w:t>
+      </w:r>
+      <w:r>
+        <w:rPr>
+          <w:rStyle w:val="FunctionTok"/>
+        </w:rPr>
+        <w:t xml:space="preserve">language</w:t>
+      </w:r>
+      <w:r>
+        <w:rPr>
+          <w:rStyle w:val="KeywordTok"/>
+        </w:rPr>
+        <w:t xml:space="preserve">:</w:t>
+      </w:r>
+      <w:r>
+        <w:rPr>
+          <w:rStyle w:val="AttributeTok"/>
+        </w:rPr>
+        <w:t xml:space="preserve"> fr</w:t>
+      </w:r>
+      <w:r>
+        <w:br/>
+      </w:r>
+      <w:r>
+        <w:rPr>
+          <w:rStyle w:val="FunctionTok"/>
+        </w:rPr>
+        <w:t xml:space="preserve">abbreviation</w:t>
+      </w:r>
+      <w:r>
+        <w:rPr>
+          <w:rStyle w:val="KeywordTok"/>
+        </w:rPr>
+        <w:t xml:space="preserve">:</w:t>
+      </w:r>
+      <w:r>
+        <w:br/>
+      </w:r>
+      <w:r>
+        <w:rPr>
+          <w:rStyle w:val="KeywordTok"/>
+        </w:rPr>
+        <w:t xml:space="preserve">-</w:t>
+      </w:r>
+      <w:r>
+        <w:rPr>
+          <w:rStyle w:val="AttributeTok"/>
+        </w:rPr>
+        <w:t xml:space="preserve"> </w:t>
+      </w:r>
+      <w:r>
+        <w:rPr>
+          <w:rStyle w:val="FunctionTok"/>
+        </w:rPr>
+        <w:t xml:space="preserve">value</w:t>
+      </w:r>
+      <w:r>
+        <w:rPr>
+          <w:rStyle w:val="KeywordTok"/>
+        </w:rPr>
+        <w:t xml:space="preserve">:</w:t>
+      </w:r>
+      <w:r>
+        <w:rPr>
+          <w:rStyle w:val="AttributeTok"/>
+        </w:rPr>
+        <w:t xml:space="preserve"> Del-StRFE</w:t>
+      </w:r>
+      <w:r>
+        <w:br/>
+      </w:r>
+      <w:r>
+        <w:rPr>
+          <w:rStyle w:val="AttributeTok"/>
+        </w:rPr>
+        <w:t xml:space="preserve">  </w:t>
+      </w:r>
+      <w:r>
+        <w:rPr>
+          <w:rStyle w:val="FunctionTok"/>
+        </w:rPr>
+        <w:t xml:space="preserve">language</w:t>
+      </w:r>
+      <w:r>
+        <w:rPr>
+          <w:rStyle w:val="KeywordTok"/>
+        </w:rPr>
+        <w:t xml:space="preserve">:</w:t>
+      </w:r>
+      <w:r>
+        <w:rPr>
+          <w:rStyle w:val="AttributeTok"/>
+        </w:rPr>
+        <w:t xml:space="preserve"> de</w:t>
+      </w:r>
+      <w:r>
+        <w:br/>
+      </w:r>
+      <w:r>
+        <w:rPr>
+          <w:rStyle w:val="KeywordTok"/>
+        </w:rPr>
+        <w:t xml:space="preserve">-</w:t>
+      </w:r>
+      <w:r>
+        <w:rPr>
+          <w:rStyle w:val="AttributeTok"/>
+        </w:rPr>
+        <w:t xml:space="preserve"> </w:t>
+      </w:r>
+      <w:r>
+        <w:rPr>
+          <w:rStyle w:val="FunctionTok"/>
+        </w:rPr>
+        <w:t xml:space="preserve">value</w:t>
+      </w:r>
+      <w:r>
+        <w:rPr>
+          <w:rStyle w:val="KeywordTok"/>
+        </w:rPr>
+        <w:t xml:space="preserve">:</w:t>
+      </w:r>
+      <w:r>
+        <w:rPr>
+          <w:rStyle w:val="AttributeTok"/>
+        </w:rPr>
+        <w:t xml:space="preserve"> Del-DetPen</w:t>
+      </w:r>
+      <w:r>
+        <w:br/>
+      </w:r>
+      <w:r>
+        <w:rPr>
+          <w:rStyle w:val="AttributeTok"/>
+        </w:rPr>
+        <w:t xml:space="preserve">  </w:t>
+      </w:r>
+      <w:r>
+        <w:rPr>
+          <w:rStyle w:val="FunctionTok"/>
+        </w:rPr>
+        <w:t xml:space="preserve">language</w:t>
+      </w:r>
+      <w:r>
+        <w:rPr>
+          <w:rStyle w:val="KeywordTok"/>
+        </w:rPr>
+        <w:t xml:space="preserve">:</w:t>
+      </w:r>
+      <w:r>
+        <w:rPr>
+          <w:rStyle w:val="AttributeTok"/>
+        </w:rPr>
+        <w:t xml:space="preserve"> fr</w:t>
+      </w:r>
+      <w:r>
+        <w:br/>
+      </w:r>
+      <w:r>
+        <w:rPr>
+          <w:rStyle w:val="FunctionTok"/>
+        </w:rPr>
+        <w:t xml:space="preserve">description</w:t>
+      </w:r>
+      <w:r>
+        <w:rPr>
+          <w:rStyle w:val="KeywordTok"/>
+        </w:rPr>
+        <w:t xml:space="preserve">:</w:t>
+      </w:r>
+      <w:r>
+        <w:br/>
+      </w:r>
+      <w:r>
+        <w:rPr>
+          <w:rStyle w:val="KeywordTok"/>
+        </w:rPr>
+        <w:t xml:space="preserve">-</w:t>
+      </w:r>
+      <w:r>
+        <w:rPr>
+          <w:rStyle w:val="AttributeTok"/>
+        </w:rPr>
+        <w:t xml:space="preserve"> </w:t>
+      </w:r>
+      <w:r>
+        <w:rPr>
+          <w:rStyle w:val="FunctionTok"/>
+        </w:rPr>
+        <w:t xml:space="preserve">value</w:t>
+      </w:r>
+      <w:r>
+        <w:rPr>
+          <w:rStyle w:val="KeywordTok"/>
+        </w:rPr>
+        <w:t xml:space="preserve">:</w:t>
+      </w:r>
+      <w:r>
+        <w:rPr>
+          <w:rStyle w:val="AttributeTok"/>
+        </w:rPr>
+        <w:t xml:space="preserve"> Die Interparlamentarische Aufsichtskommission strafrechtliche Einschliessung</w:t>
+      </w:r>
+      <w:r>
+        <w:br/>
+      </w:r>
+      <w:r>
+        <w:rPr>
+          <w:rStyle w:val="AttributeTok"/>
+        </w:rPr>
+        <w:t xml:space="preserve">    besteht aus 18 Grossrätinnen und Grossräten aus den sechs Vertragskantonen Freiburg,</w:t>
+      </w:r>
+      <w:r>
+        <w:br/>
+      </w:r>
+      <w:r>
+        <w:rPr>
+          <w:rStyle w:val="AttributeTok"/>
+        </w:rPr>
+        <w:t xml:space="preserve">    Genf, Jura, Neuenburg, Waadt und Wallis. Sie ist für die parlamentarische Aufsicht</w:t>
+      </w:r>
+      <w:r>
+        <w:br/>
+      </w:r>
+      <w:r>
+        <w:rPr>
+          <w:rStyle w:val="AttributeTok"/>
+        </w:rPr>
+        <w:t xml:space="preserve">    über den Vollzug der beiden lateinischen Konkordate über den strafrechtlichen</w:t>
+      </w:r>
+      <w:r>
+        <w:br/>
+      </w:r>
+      <w:r>
+        <w:rPr>
+          <w:rStyle w:val="AttributeTok"/>
+        </w:rPr>
+        <w:t xml:space="preserve">    Freiheitsentzug zuständig.</w:t>
+      </w:r>
+      <w:r>
+        <w:br/>
+      </w:r>
+      <w:r>
+        <w:rPr>
+          <w:rStyle w:val="AttributeTok"/>
+        </w:rPr>
+        <w:t xml:space="preserve">  </w:t>
+      </w:r>
+      <w:r>
+        <w:rPr>
+          <w:rStyle w:val="FunctionTok"/>
+        </w:rPr>
+        <w:t xml:space="preserve">language</w:t>
+      </w:r>
+      <w:r>
+        <w:rPr>
+          <w:rStyle w:val="KeywordTok"/>
+        </w:rPr>
+        <w:t xml:space="preserve">:</w:t>
+      </w:r>
+      <w:r>
+        <w:rPr>
+          <w:rStyle w:val="AttributeTok"/>
+        </w:rPr>
+        <w:t xml:space="preserve"> de</w:t>
+      </w:r>
+      <w:r>
+        <w:br/>
+      </w:r>
+      <w:r>
+        <w:rPr>
+          <w:rStyle w:val="KeywordTok"/>
+        </w:rPr>
+        <w:t xml:space="preserve">-</w:t>
+      </w:r>
+      <w:r>
+        <w:rPr>
+          <w:rStyle w:val="AttributeTok"/>
+        </w:rPr>
+        <w:t xml:space="preserve"> </w:t>
+      </w:r>
+      <w:r>
+        <w:rPr>
+          <w:rStyle w:val="FunctionTok"/>
+        </w:rPr>
+        <w:t xml:space="preserve">value</w:t>
+      </w:r>
+      <w:r>
+        <w:rPr>
+          <w:rStyle w:val="KeywordTok"/>
+        </w:rPr>
+        <w:t xml:space="preserve">:</w:t>
+      </w:r>
+      <w:r>
+        <w:rPr>
+          <w:rStyle w:val="AttributeTok"/>
+        </w:rPr>
+        <w:t xml:space="preserve"> </w:t>
+      </w:r>
+      <w:r>
+        <w:rPr>
+          <w:rStyle w:val="StringTok"/>
+        </w:rPr>
+        <w:t xml:space="preserve">'La Commission interparlementaire de contrôle détention pénale est composée</w:t>
+      </w:r>
+      <w:r>
+        <w:br/>
+      </w:r>
+      <w:r>
+        <w:rPr>
+          <w:rStyle w:val="StringTok"/>
+        </w:rPr>
+        <w:t xml:space="preserve">    de 18 députés issus des six cantons partenaires : Fribourg, Genève, Jura, Neuchâtel,</w:t>
+      </w:r>
+      <w:r>
+        <w:br/>
+      </w:r>
+      <w:r>
+        <w:rPr>
+          <w:rStyle w:val="StringTok"/>
+        </w:rPr>
+        <w:t xml:space="preserve">    Vaud et Valais. Elle est chargée de la surveillance parlementaire de l</w:t>
+      </w:r>
+      <w:r>
+        <w:rPr>
+          <w:rStyle w:val="SpecialCharTok"/>
+        </w:rPr>
+        <w:t xml:space="preserve">''</w:t>
+      </w:r>
+      <w:r>
+        <w:rPr>
+          <w:rStyle w:val="StringTok"/>
+        </w:rPr>
+        <w:t xml:space="preserve">exécution</w:t>
+      </w:r>
+      <w:r>
+        <w:br/>
+      </w:r>
+      <w:r>
+        <w:rPr>
+          <w:rStyle w:val="StringTok"/>
+        </w:rPr>
+        <w:t xml:space="preserve">    des deux concordats latins sur la détention pénale.'</w:t>
+      </w:r>
+      <w:r>
+        <w:br/>
+      </w:r>
+      <w:r>
+        <w:rPr>
+          <w:rStyle w:val="AttributeTok"/>
+        </w:rPr>
+        <w:t xml:space="preserve">  </w:t>
+      </w:r>
+      <w:r>
+        <w:rPr>
+          <w:rStyle w:val="FunctionTok"/>
+        </w:rPr>
+        <w:t xml:space="preserve">language</w:t>
+      </w:r>
+      <w:r>
+        <w:rPr>
+          <w:rStyle w:val="KeywordTok"/>
+        </w:rPr>
+        <w:t xml:space="preserve">:</w:t>
+      </w:r>
+      <w:r>
+        <w:rPr>
+          <w:rStyle w:val="AttributeTok"/>
+        </w:rPr>
+        <w:t xml:space="preserve"> fr</w:t>
+      </w:r>
+      <w:r>
+        <w:br/>
+      </w:r>
+      <w:r>
+        <w:rPr>
+          <w:rStyle w:val="FunctionTok"/>
+        </w:rPr>
+        <w:t xml:space="preserve">landing_page</w:t>
+      </w:r>
+      <w:r>
+        <w:rPr>
+          <w:rStyle w:val="KeywordTok"/>
+        </w:rPr>
+        <w:t xml:space="preserve">:</w:t>
+      </w:r>
+      <w:r>
+        <w:br/>
+      </w:r>
+      <w:r>
+        <w:rPr>
+          <w:rStyle w:val="KeywordTok"/>
+        </w:rPr>
+        <w:t xml:space="preserve">-</w:t>
+      </w:r>
+      <w:r>
+        <w:rPr>
+          <w:rStyle w:val="AttributeTok"/>
+        </w:rPr>
+        <w:t xml:space="preserve"> </w:t>
+      </w:r>
+      <w:r>
+        <w:rPr>
+          <w:rStyle w:val="FunctionTok"/>
+        </w:rPr>
+        <w:t xml:space="preserve">value</w:t>
+      </w:r>
+      <w:r>
+        <w:rPr>
+          <w:rStyle w:val="KeywordTok"/>
+        </w:rPr>
+        <w:t xml:space="preserve">:</w:t>
+      </w:r>
+      <w:r>
+        <w:rPr>
+          <w:rStyle w:val="AttributeTok"/>
+        </w:rPr>
+        <w:t xml:space="preserve"> https://www.fr.ch/de/parlinfo/app/organizations/a1acb0c030d54b3baed840fe8bbed6b5</w:t>
+      </w:r>
+      <w:r>
+        <w:br/>
+      </w:r>
+      <w:r>
+        <w:rPr>
+          <w:rStyle w:val="AttributeTok"/>
+        </w:rPr>
+        <w:t xml:space="preserve">  </w:t>
+      </w:r>
+      <w:r>
+        <w:rPr>
+          <w:rStyle w:val="FunctionTok"/>
+        </w:rPr>
+        <w:t xml:space="preserve">language</w:t>
+      </w:r>
+      <w:r>
+        <w:rPr>
+          <w:rStyle w:val="KeywordTok"/>
+        </w:rPr>
+        <w:t xml:space="preserve">:</w:t>
+      </w:r>
+      <w:r>
+        <w:rPr>
+          <w:rStyle w:val="AttributeTok"/>
+        </w:rPr>
+        <w:t xml:space="preserve"> de</w:t>
+      </w:r>
+      <w:r>
+        <w:br/>
+      </w:r>
+      <w:r>
+        <w:rPr>
+          <w:rStyle w:val="KeywordTok"/>
+        </w:rPr>
+        <w:t xml:space="preserve">-</w:t>
+      </w:r>
+      <w:r>
+        <w:rPr>
+          <w:rStyle w:val="AttributeTok"/>
+        </w:rPr>
+        <w:t xml:space="preserve"> </w:t>
+      </w:r>
+      <w:r>
+        <w:rPr>
+          <w:rStyle w:val="FunctionTok"/>
+        </w:rPr>
+        <w:t xml:space="preserve">value</w:t>
+      </w:r>
+      <w:r>
+        <w:rPr>
+          <w:rStyle w:val="KeywordTok"/>
+        </w:rPr>
+        <w:t xml:space="preserve">:</w:t>
+      </w:r>
+      <w:r>
+        <w:rPr>
+          <w:rStyle w:val="AttributeTok"/>
+        </w:rPr>
+        <w:t xml:space="preserve"> https://www.fr.ch/parlinfo/app/organizations/a1acb0c030d54b3baed840fe8bbed6b5</w:t>
+      </w:r>
+      <w:r>
+        <w:br/>
+      </w:r>
+      <w:r>
+        <w:rPr>
+          <w:rStyle w:val="AttributeTok"/>
+        </w:rPr>
+        <w:t xml:space="preserve">  </w:t>
+      </w:r>
+      <w:r>
+        <w:rPr>
+          <w:rStyle w:val="FunctionTok"/>
+        </w:rPr>
+        <w:t xml:space="preserve">language</w:t>
+      </w:r>
+      <w:r>
+        <w:rPr>
+          <w:rStyle w:val="KeywordTok"/>
+        </w:rPr>
+        <w:t xml:space="preserve">:</w:t>
+      </w:r>
+      <w:r>
+        <w:rPr>
+          <w:rStyle w:val="AttributeTok"/>
+        </w:rPr>
+        <w:t xml:space="preserve"> fr</w:t>
+      </w:r>
+      <w:r>
+        <w:br/>
+      </w:r>
+      <w:r>
+        <w:rPr>
+          <w:rStyle w:val="FunctionTok"/>
+        </w:rPr>
+        <w:t xml:space="preserve">group_type</w:t>
+      </w:r>
+      <w:r>
+        <w:rPr>
+          <w:rStyle w:val="KeywordTok"/>
+        </w:rPr>
+        <w:t xml:space="preserve">:</w:t>
+      </w:r>
+      <w:r>
+        <w:br/>
+      </w:r>
+      <w:r>
+        <w:rPr>
+          <w:rStyle w:val="AttributeTok"/>
+        </w:rPr>
+        <w:t xml:space="preserve">  </w:t>
+      </w:r>
+      <w:r>
+        <w:rPr>
+          <w:rStyle w:val="FunctionTok"/>
+        </w:rPr>
+        <w:t xml:space="preserve">group_type_enum</w:t>
+      </w:r>
+      <w:r>
+        <w:rPr>
+          <w:rStyle w:val="KeywordTok"/>
+        </w:rPr>
+        <w:t xml:space="preserve">:</w:t>
+      </w:r>
+      <w:r>
+        <w:rPr>
+          <w:rStyle w:val="AttributeTok"/>
+        </w:rPr>
+        <w:t xml:space="preserve"> delegation</w:t>
+      </w:r>
+      <w:r>
+        <w:br/>
+      </w:r>
+      <w:r>
+        <w:rPr>
+          <w:rStyle w:val="AttributeTok"/>
+        </w:rPr>
+        <w:t xml:space="preserve">  </w:t>
+      </w:r>
+      <w:r>
+        <w:rPr>
+          <w:rStyle w:val="FunctionTok"/>
+        </w:rPr>
+        <w:t xml:space="preserve">label</w:t>
+      </w:r>
+      <w:r>
+        <w:rPr>
+          <w:rStyle w:val="KeywordTok"/>
+        </w:rPr>
+        <w:t xml:space="preserve">:</w:t>
+      </w:r>
+      <w:r>
+        <w:rPr>
+          <w:rStyle w:val="AttributeTok"/>
+        </w:rPr>
+        <w:t xml:space="preserve"> Delegation</w:t>
+      </w:r>
+      <w:r>
+        <w:br/>
+      </w:r>
+      <w:r>
+        <w:rPr>
+          <w:rStyle w:val="FunctionTok"/>
+        </w:rPr>
+        <w:t xml:space="preserve">spatial</w:t>
+      </w:r>
+      <w:r>
+        <w:rPr>
+          <w:rStyle w:val="KeywordTok"/>
+        </w:rPr>
+        <w:t xml:space="preserve">:</w:t>
+      </w:r>
+      <w:r>
+        <w:rPr>
+          <w:rStyle w:val="AttributeTok"/>
+        </w:rPr>
+        <w:t xml:space="preserve"> https://ld.admin.ch/canton/10</w:t>
+      </w:r>
+      <w:r>
+        <w:br/>
+      </w:r>
+      <w:r>
+        <w:rPr>
+          <w:rStyle w:val="FunctionTok"/>
+        </w:rPr>
+        <w:t xml:space="preserve">valid_from</w:t>
+      </w:r>
+      <w:r>
+        <w:rPr>
+          <w:rStyle w:val="KeywordTok"/>
+        </w:rPr>
+        <w:t xml:space="preserve">:</w:t>
+      </w:r>
+      <w:r>
+        <w:rPr>
+          <w:rStyle w:val="AttributeTok"/>
+        </w:rPr>
+        <w:t xml:space="preserve"> 2007-12-12</w:t>
+      </w:r>
+    </w:p>
+    <w:bookmarkEnd w:id="131"/>
+    <w:bookmarkEnd w:id="132"/>
+    <w:bookmarkEnd w:id="133"/>
+    <w:bookmarkStart w:id="136" w:name="class-grouptype"/>
+    <w:p>
+      <w:pPr>
+        <w:pStyle w:val="berschrift2"/>
+      </w:pPr>
+      <w:r>
+        <w:t xml:space="preserve">Class: GroupType</w:t>
+      </w:r>
+    </w:p>
+    <w:p>
+      <w:pPr>
         <w:pStyle w:val="FirstParagraph"/>
       </w:pPr>
       <w:r>
@@ -14506,7 +16001,7 @@
         <w:t xml:space="preserve">__</w:t>
       </w:r>
     </w:p>
-    <w:bookmarkStart w:id="130" w:name="attribute-8"/>
+    <w:bookmarkStart w:id="134" w:name="attribute-8"/>
     <w:p>
       <w:pPr>
         <w:pStyle w:val="berschrift3"/>
@@ -14670,8 +16165,8 @@
         </w:tc>
       </w:tr>
     </w:tbl>
-    <w:bookmarkEnd w:id="130"/>
-    <w:bookmarkStart w:id="131" w:name="usages-8"/>
+    <w:bookmarkEnd w:id="134"/>
+    <w:bookmarkStart w:id="135" w:name="usages-8"/>
     <w:p>
       <w:pPr>
         <w:pStyle w:val="berschrift3"/>
@@ -14812,9 +16307,9 @@
         </w:tc>
       </w:tr>
     </w:tbl>
-    <w:bookmarkEnd w:id="131"/>
-    <w:bookmarkEnd w:id="132"/>
-    <w:bookmarkStart w:id="156" w:name="enum-grouptypeenum"/>
+    <w:bookmarkEnd w:id="135"/>
+    <w:bookmarkEnd w:id="136"/>
+    <w:bookmarkStart w:id="160" w:name="enum-grouptypeenum"/>
     <w:p>
       <w:pPr>
         <w:pStyle w:val="berschrift2"/>
@@ -14853,7 +16348,7 @@
       <w:r>
         <w:t xml:space="preserve"> </w:t>
       </w:r>
-      <w:hyperlink ns1:id="rId133">
+      <w:hyperlink ns1:id="rId137">
         <w:r>
           <w:rPr>
             <w:rStyle w:val="Hyperlink"/>
@@ -14862,7 +16357,7 @@
         </w:r>
       </w:hyperlink>
     </w:p>
-    <w:bookmarkStart w:id="155" w:name="permissible-values-3"/>
+    <w:bookmarkStart w:id="159" w:name="permissible-values-3"/>
     <w:p>
       <w:pPr>
         <w:pStyle w:val="berschrift3"/>
@@ -14952,7 +16447,7 @@
             <w:pPr>
               <w:pStyle w:val="Compact"/>
             </w:pPr>
-            <w:hyperlink ns1:id="rId134">
+            <w:hyperlink ns1:id="rId138">
               <w:r>
                 <w:rPr>
                   <w:rStyle w:val="Hyperlink"/>
@@ -15006,7 +16501,7 @@
             <w:pPr>
               <w:pStyle w:val="Compact"/>
             </w:pPr>
-            <w:hyperlink ns1:id="rId135">
+            <w:hyperlink ns1:id="rId139">
               <w:r>
                 <w:rPr>
                   <w:rStyle w:val="Hyperlink"/>
@@ -15060,7 +16555,7 @@
             <w:pPr>
               <w:pStyle w:val="Compact"/>
             </w:pPr>
-            <w:hyperlink ns1:id="rId136">
+            <w:hyperlink ns1:id="rId140">
               <w:r>
                 <w:rPr>
                   <w:rStyle w:val="Hyperlink"/>
@@ -15114,7 +16609,7 @@
             <w:pPr>
               <w:pStyle w:val="Compact"/>
             </w:pPr>
-            <w:hyperlink ns1:id="rId137">
+            <w:hyperlink ns1:id="rId141">
               <w:r>
                 <w:rPr>
                   <w:rStyle w:val="Hyperlink"/>
@@ -15168,7 +16663,7 @@
             <w:pPr>
               <w:pStyle w:val="Compact"/>
             </w:pPr>
-            <w:hyperlink ns1:id="rId138">
+            <w:hyperlink ns1:id="rId142">
               <w:r>
                 <w:rPr>
                   <w:rStyle w:val="Hyperlink"/>
@@ -15222,7 +16717,7 @@
             <w:pPr>
               <w:pStyle w:val="Compact"/>
             </w:pPr>
-            <w:hyperlink ns1:id="rId139">
+            <w:hyperlink ns1:id="rId143">
               <w:r>
                 <w:rPr>
                   <w:rStyle w:val="Hyperlink"/>
@@ -15276,7 +16771,7 @@
             <w:pPr>
               <w:pStyle w:val="Compact"/>
             </w:pPr>
-            <w:hyperlink ns1:id="rId140">
+            <w:hyperlink ns1:id="rId144">
               <w:r>
                 <w:rPr>
                   <w:rStyle w:val="Hyperlink"/>
@@ -15330,7 +16825,7 @@
             <w:pPr>
               <w:pStyle w:val="Compact"/>
             </w:pPr>
-            <w:hyperlink ns1:id="rId141">
+            <w:hyperlink ns1:id="rId145">
               <w:r>
                 <w:rPr>
                   <w:rStyle w:val="Hyperlink"/>
@@ -15384,7 +16879,7 @@
             <w:pPr>
               <w:pStyle w:val="Compact"/>
             </w:pPr>
-            <w:hyperlink ns1:id="rId142">
+            <w:hyperlink ns1:id="rId146">
               <w:r>
                 <w:rPr>
                   <w:rStyle w:val="Hyperlink"/>
@@ -15438,7 +16933,7 @@
             <w:pPr>
               <w:pStyle w:val="Compact"/>
             </w:pPr>
-            <w:hyperlink ns1:id="rId143">
+            <w:hyperlink ns1:id="rId147">
               <w:r>
                 <w:rPr>
                   <w:rStyle w:val="Hyperlink"/>
@@ -15492,7 +16987,7 @@
             <w:pPr>
               <w:pStyle w:val="Compact"/>
             </w:pPr>
-            <w:hyperlink ns1:id="rId144">
+            <w:hyperlink ns1:id="rId148">
               <w:r>
                 <w:rPr>
                   <w:rStyle w:val="Hyperlink"/>
@@ -15546,7 +17041,7 @@
             <w:pPr>
               <w:pStyle w:val="Compact"/>
             </w:pPr>
-            <w:hyperlink ns1:id="rId145">
+            <w:hyperlink ns1:id="rId149">
               <w:r>
                 <w:rPr>
                   <w:rStyle w:val="Hyperlink"/>
@@ -15600,7 +17095,7 @@
             <w:pPr>
               <w:pStyle w:val="Compact"/>
             </w:pPr>
-            <w:hyperlink ns1:id="rId146">
+            <w:hyperlink ns1:id="rId150">
               <w:r>
                 <w:rPr>
                   <w:rStyle w:val="Hyperlink"/>
@@ -15654,7 +17149,7 @@
             <w:pPr>
               <w:pStyle w:val="Compact"/>
             </w:pPr>
-            <w:hyperlink ns1:id="rId147">
+            <w:hyperlink ns1:id="rId151">
               <w:r>
                 <w:rPr>
                   <w:rStyle w:val="Hyperlink"/>
@@ -15708,7 +17203,7 @@
             <w:pPr>
               <w:pStyle w:val="Compact"/>
             </w:pPr>
-            <w:hyperlink ns1:id="rId148">
+            <w:hyperlink ns1:id="rId152">
               <w:r>
                 <w:rPr>
                   <w:rStyle w:val="Hyperlink"/>
@@ -15762,7 +17257,7 @@
             <w:pPr>
               <w:pStyle w:val="Compact"/>
             </w:pPr>
-            <w:hyperlink ns1:id="rId149">
+            <w:hyperlink ns1:id="rId153">
               <w:r>
                 <w:rPr>
                   <w:rStyle w:val="Hyperlink"/>
@@ -15816,7 +17311,7 @@
             <w:pPr>
               <w:pStyle w:val="Compact"/>
             </w:pPr>
-            <w:hyperlink ns1:id="rId150">
+            <w:hyperlink ns1:id="rId154">
               <w:r>
                 <w:rPr>
                   <w:rStyle w:val="Hyperlink"/>
@@ -15870,7 +17365,7 @@
             <w:pPr>
               <w:pStyle w:val="Compact"/>
             </w:pPr>
-            <w:hyperlink ns1:id="rId151">
+            <w:hyperlink ns1:id="rId155">
               <w:r>
                 <w:rPr>
                   <w:rStyle w:val="Hyperlink"/>
@@ -15924,7 +17419,7 @@
             <w:pPr>
               <w:pStyle w:val="Compact"/>
             </w:pPr>
-            <w:hyperlink ns1:id="rId152">
+            <w:hyperlink ns1:id="rId156">
               <w:r>
                 <w:rPr>
                   <w:rStyle w:val="Hyperlink"/>
@@ -15978,7 +17473,7 @@
             <w:pPr>
               <w:pStyle w:val="Compact"/>
             </w:pPr>
-            <w:hyperlink ns1:id="rId153">
+            <w:hyperlink ns1:id="rId157">
               <w:r>
                 <w:rPr>
                   <w:rStyle w:val="Hyperlink"/>
@@ -16032,7 +17527,7 @@
             <w:pPr>
               <w:pStyle w:val="Compact"/>
             </w:pPr>
-            <w:hyperlink ns1:id="rId154">
+            <w:hyperlink ns1:id="rId158">
               <w:r>
                 <w:rPr>
                   <w:rStyle w:val="Hyperlink"/>
@@ -16044,15 +17539,15 @@
         </w:tc>
       </w:tr>
     </w:tbl>
-    <w:bookmarkEnd w:id="155"/>
+    <w:bookmarkEnd w:id="159"/>
     <w:p>
       <w:r>
         <w:br w:type="page"/>
       </w:r>
     </w:p>
-    <w:bookmarkEnd w:id="156"/>
-    <w:bookmarkEnd w:id="157"/>
-    <w:bookmarkStart w:id="172" w:name="memberships"/>
+    <w:bookmarkEnd w:id="160"/>
+    <w:bookmarkEnd w:id="161"/>
+    <w:bookmarkStart w:id="176" w:name="memberships"/>
     <w:p>
       <w:pPr>
         <w:pStyle w:val="berschrift1"/>
@@ -16503,7 +17998,7 @@
         <w:t xml:space="preserve">).</w:t>
       </w:r>
     </w:p>
-    <w:bookmarkStart w:id="160" w:name="class-membership"/>
+    <w:bookmarkStart w:id="164" w:name="class-membership"/>
     <w:p>
       <w:pPr>
         <w:pStyle w:val="berschrift2"/>
@@ -16532,7 +18027,7 @@
         <w:t xml:space="preserve">__</w:t>
       </w:r>
     </w:p>
-    <w:bookmarkStart w:id="158" w:name="attribute-9"/>
+    <w:bookmarkStart w:id="162" w:name="attribute-9"/>
     <w:p>
       <w:pPr>
         <w:pStyle w:val="berschrift3"/>
@@ -17549,8 +19044,8 @@
         </w:tc>
       </w:tr>
     </w:tbl>
-    <w:bookmarkEnd w:id="158"/>
-    <w:bookmarkStart w:id="159" w:name="usages-9"/>
+    <w:bookmarkEnd w:id="162"/>
+    <w:bookmarkStart w:id="163" w:name="usages-9"/>
     <w:p>
       <w:pPr>
         <w:pStyle w:val="berschrift3"/>
@@ -17691,9 +19186,9 @@
         </w:tc>
       </w:tr>
     </w:tbl>
-    <w:bookmarkEnd w:id="159"/>
-    <w:bookmarkEnd w:id="160"/>
-    <w:bookmarkStart w:id="165" w:name="class-roletype"/>
+    <w:bookmarkEnd w:id="163"/>
+    <w:bookmarkEnd w:id="164"/>
+    <w:bookmarkStart w:id="169" w:name="class-roletype"/>
     <w:p>
       <w:pPr>
         <w:pStyle w:val="berschrift2"/>
@@ -17851,7 +19346,7 @@
         <w:t xml:space="preserve">__</w:t>
       </w:r>
     </w:p>
-    <w:bookmarkStart w:id="162" w:name="attribute-10"/>
+    <w:bookmarkStart w:id="166" w:name="attribute-10"/>
     <w:p>
       <w:pPr>
         <w:pStyle w:val="berschrift3"/>
@@ -18051,7 +19546,7 @@
         </w:tc>
       </w:tr>
     </w:tbl>
-    <w:bookmarkStart w:id="161" w:name="constraints-2"/>
+    <w:bookmarkStart w:id="165" w:name="constraints-2"/>
     <w:p>
       <w:pPr>
         <w:pStyle w:val="berschrift5"/>
@@ -18102,9 +19597,9 @@
         </w:r>
       </w:hyperlink>
     </w:p>
-    <w:bookmarkEnd w:id="161"/>
-    <w:bookmarkEnd w:id="162"/>
-    <w:bookmarkStart w:id="164" w:name="usages-10"/>
+    <w:bookmarkEnd w:id="165"/>
+    <w:bookmarkEnd w:id="166"/>
+    <w:bookmarkStart w:id="168" w:name="usages-10"/>
     <w:p>
       <w:pPr>
         <w:pStyle w:val="berschrift3"/>
@@ -18245,7 +19740,7 @@
         </w:tc>
       </w:tr>
     </w:tbl>
-    <w:bookmarkStart w:id="163" w:name="rules"/>
+    <w:bookmarkStart w:id="167" w:name="rules"/>
     <w:p>
       <w:pPr>
         <w:pStyle w:val="berschrift5"/>
@@ -18275,10 +19770,10 @@
         <w:t xml:space="preserve">, a descriptive label must be provided.</w:t>
       </w:r>
     </w:p>
-    <w:bookmarkEnd w:id="163"/>
-    <w:bookmarkEnd w:id="164"/>
-    <w:bookmarkEnd w:id="165"/>
-    <w:bookmarkStart w:id="168" w:name="enum-roleenum"/>
+    <w:bookmarkEnd w:id="167"/>
+    <w:bookmarkEnd w:id="168"/>
+    <w:bookmarkEnd w:id="169"/>
+    <w:bookmarkStart w:id="172" w:name="enum-roleenum"/>
     <w:p>
       <w:pPr>
         <w:pStyle w:val="berschrift2"/>
@@ -18317,7 +19812,7 @@
       <w:r>
         <w:t xml:space="preserve"> </w:t>
       </w:r>
-      <w:hyperlink ns1:id="rId166">
+      <w:hyperlink ns1:id="rId170">
         <w:r>
           <w:rPr>
             <w:rStyle w:val="Hyperlink"/>
@@ -18326,7 +19821,7 @@
         </w:r>
       </w:hyperlink>
     </w:p>
-    <w:bookmarkStart w:id="167" w:name="permissible-values-4"/>
+    <w:bookmarkStart w:id="171" w:name="permissible-values-4"/>
     <w:p>
       <w:pPr>
         <w:pStyle w:val="berschrift3"/>
@@ -18477,9 +19972,9 @@
         </w:tc>
       </w:tr>
     </w:tbl>
-    <w:bookmarkEnd w:id="167"/>
-    <w:bookmarkEnd w:id="168"/>
-    <w:bookmarkStart w:id="171" w:name="class-electoraldistrict"/>
+    <w:bookmarkEnd w:id="171"/>
+    <w:bookmarkEnd w:id="172"/>
+    <w:bookmarkStart w:id="175" w:name="class-electoraldistrict"/>
     <w:p>
       <w:pPr>
         <w:pStyle w:val="berschrift2"/>
@@ -18508,7 +20003,7 @@
         <w:t xml:space="preserve">__</w:t>
       </w:r>
     </w:p>
-    <w:bookmarkStart w:id="169" w:name="attribute-11"/>
+    <w:bookmarkStart w:id="173" w:name="attribute-11"/>
     <w:p>
       <w:pPr>
         <w:pStyle w:val="berschrift3"/>
@@ -18827,8 +20322,8 @@
         </w:tc>
       </w:tr>
     </w:tbl>
-    <w:bookmarkEnd w:id="169"/>
-    <w:bookmarkStart w:id="170" w:name="usages-11"/>
+    <w:bookmarkEnd w:id="173"/>
+    <w:bookmarkStart w:id="174" w:name="usages-11"/>
     <w:p>
       <w:pPr>
         <w:pStyle w:val="berschrift3"/>
@@ -18969,15 +20464,15 @@
         </w:tc>
       </w:tr>
     </w:tbl>
-    <w:bookmarkEnd w:id="170"/>
+    <w:bookmarkEnd w:id="174"/>
     <w:p>
       <w:r>
         <w:br w:type="page"/>
       </w:r>
     </w:p>
-    <w:bookmarkEnd w:id="171"/>
-    <w:bookmarkEnd w:id="172"/>
-    <w:bookmarkStart w:id="237" w:name="interest-links"/>
+    <w:bookmarkEnd w:id="175"/>
+    <w:bookmarkEnd w:id="176"/>
+    <w:bookmarkStart w:id="241" w:name="interest-links"/>
     <w:p>
       <w:pPr>
         <w:pStyle w:val="berschrift1"/>
@@ -18996,7 +20491,7 @@
       <w:r>
         <w:t xml:space="preserve"> </w:t>
       </w:r>
-      <w:hyperlink ns1:id="rId173">
+      <w:hyperlink ns1:id="rId177">
         <w:r>
           <w:rPr>
             <w:rStyle w:val="Hyperlink"/>
@@ -19298,7 +20793,7 @@
         <w:t xml:space="preserve">In addition to the committee and function within the organisation, it is explicitly recorded whether the position is paid – a central transparency aspect.</w:t>
       </w:r>
     </w:p>
-    <w:bookmarkStart w:id="189" w:name="class-interestlink"/>
+    <w:bookmarkStart w:id="193" w:name="class-interestlink"/>
     <w:p>
       <w:pPr>
         <w:pStyle w:val="berschrift2"/>
@@ -19327,7 +20822,7 @@
         <w:t xml:space="preserve">__</w:t>
       </w:r>
     </w:p>
-    <w:bookmarkStart w:id="175" w:name="attribute-12"/>
+    <w:bookmarkStart w:id="179" w:name="attribute-12"/>
     <w:p>
       <w:pPr>
         <w:pStyle w:val="berschrift3"/>
@@ -20548,7 +22043,7 @@
         </w:tc>
       </w:tr>
     </w:tbl>
-    <w:bookmarkStart w:id="174" w:name="constraints-3"/>
+    <w:bookmarkStart w:id="178" w:name="constraints-3"/>
     <w:p>
       <w:pPr>
         <w:pStyle w:val="berschrift5"/>
@@ -20599,9 +22094,9 @@
         </w:r>
       </w:hyperlink>
     </w:p>
-    <w:bookmarkEnd w:id="174"/>
-    <w:bookmarkEnd w:id="175"/>
-    <w:bookmarkStart w:id="176" w:name="usages-12"/>
+    <w:bookmarkEnd w:id="178"/>
+    <w:bookmarkEnd w:id="179"/>
+    <w:bookmarkStart w:id="180" w:name="usages-12"/>
     <w:p>
       <w:pPr>
         <w:pStyle w:val="berschrift3"/>
@@ -20803,8 +22298,8 @@
         </w:tc>
       </w:tr>
     </w:tbl>
-    <w:bookmarkEnd w:id="176"/>
-    <w:bookmarkStart w:id="188" w:name="examples-2"/>
+    <w:bookmarkEnd w:id="180"/>
+    <w:bookmarkStart w:id="192" w:name="examples-3"/>
     <w:p>
       <w:pPr>
         <w:pStyle w:val="berschrift3"/>
@@ -20813,7 +22308,7 @@
         <w:t xml:space="preserve">Examples</w:t>
       </w:r>
     </w:p>
-    <w:bookmarkStart w:id="177" w:name="Xc0dc9173d5ec4cfe64b497c9e47d80eb9698f95"/>
+    <w:bookmarkStart w:id="181" w:name="Xc0dc9173d5ec4cfe64b497c9e47d80eb9698f95"/>
     <w:p>
       <w:pPr>
         <w:pStyle w:val="berschrift4"/>
@@ -21079,8 +22574,8 @@
         <w:t xml:space="preserve">true</w:t>
       </w:r>
     </w:p>
-    <w:bookmarkEnd w:id="177"/>
-    <w:bookmarkStart w:id="178" w:name="X39e75180c6c6f9734709a21e630d94d5297fa76"/>
+    <w:bookmarkEnd w:id="181"/>
+    <w:bookmarkStart w:id="182" w:name="X39e75180c6c6f9734709a21e630d94d5297fa76"/>
     <w:p>
       <w:pPr>
         <w:pStyle w:val="berschrift4"/>
@@ -21340,8 +22835,8 @@
         <w:t xml:space="preserve">false</w:t>
       </w:r>
     </w:p>
-    <w:bookmarkEnd w:id="178"/>
-    <w:bookmarkStart w:id="179" w:name="Xd76396af613a0ff7158ed59e2240f0adc6f7ee2"/>
+    <w:bookmarkEnd w:id="182"/>
+    <w:bookmarkStart w:id="183" w:name="Xd76396af613a0ff7158ed59e2240f0adc6f7ee2"/>
     <w:p>
       <w:pPr>
         <w:pStyle w:val="berschrift4"/>
@@ -21607,8 +23102,8 @@
         <w:t xml:space="preserve">true</w:t>
       </w:r>
     </w:p>
-    <w:bookmarkEnd w:id="179"/>
-    <w:bookmarkStart w:id="180" w:name="X5f7b77374213da9d26faf724a6a780fad8e679d"/>
+    <w:bookmarkEnd w:id="183"/>
+    <w:bookmarkStart w:id="184" w:name="X5f7b77374213da9d26faf724a6a780fad8e679d"/>
     <w:p>
       <w:pPr>
         <w:pStyle w:val="berschrift4"/>
@@ -21874,8 +23369,8 @@
         <w:t xml:space="preserve">false</w:t>
       </w:r>
     </w:p>
-    <w:bookmarkEnd w:id="180"/>
-    <w:bookmarkStart w:id="181" w:name="Xb0713a3079c98b470c31c6d0a87571ecc4271ab"/>
+    <w:bookmarkEnd w:id="184"/>
+    <w:bookmarkStart w:id="185" w:name="Xb0713a3079c98b470c31c6d0a87571ecc4271ab"/>
     <w:p>
       <w:pPr>
         <w:pStyle w:val="berschrift4"/>
@@ -22135,8 +23630,8 @@
         <w:t xml:space="preserve">true</w:t>
       </w:r>
     </w:p>
-    <w:bookmarkEnd w:id="181"/>
-    <w:bookmarkStart w:id="182" w:name="X0845bcf2a073d7a8ccfb4c034304d565538985a"/>
+    <w:bookmarkEnd w:id="185"/>
+    <w:bookmarkStart w:id="186" w:name="X0845bcf2a073d7a8ccfb4c034304d565538985a"/>
     <w:p>
       <w:pPr>
         <w:pStyle w:val="berschrift4"/>
@@ -22402,8 +23897,8 @@
         <w:t xml:space="preserve">true</w:t>
       </w:r>
     </w:p>
-    <w:bookmarkEnd w:id="182"/>
-    <w:bookmarkStart w:id="183" w:name="Xded36388b4a9b51fcb584ff8dfc8b0a0bff45fd"/>
+    <w:bookmarkEnd w:id="186"/>
+    <w:bookmarkStart w:id="187" w:name="Xded36388b4a9b51fcb584ff8dfc8b0a0bff45fd"/>
     <w:p>
       <w:pPr>
         <w:pStyle w:val="berschrift4"/>
@@ -22669,8 +24164,8 @@
         <w:t xml:space="preserve">true</w:t>
       </w:r>
     </w:p>
-    <w:bookmarkEnd w:id="183"/>
-    <w:bookmarkStart w:id="184" w:name="Xa40f2fb9d29f8ea37e0f78fc21991870728b003"/>
+    <w:bookmarkEnd w:id="187"/>
+    <w:bookmarkStart w:id="188" w:name="Xa40f2fb9d29f8ea37e0f78fc21991870728b003"/>
     <w:p>
       <w:pPr>
         <w:pStyle w:val="berschrift4"/>
@@ -22930,8 +24425,8 @@
         <w:t xml:space="preserve">false</w:t>
       </w:r>
     </w:p>
-    <w:bookmarkEnd w:id="184"/>
-    <w:bookmarkStart w:id="185" w:name="X7d29cc7ff52120bdd45011480f3e6dc610515f2"/>
+    <w:bookmarkEnd w:id="188"/>
+    <w:bookmarkStart w:id="189" w:name="X7d29cc7ff52120bdd45011480f3e6dc610515f2"/>
     <w:p>
       <w:pPr>
         <w:pStyle w:val="berschrift4"/>
@@ -23197,8 +24692,8 @@
         <w:t xml:space="preserve">true</w:t>
       </w:r>
     </w:p>
-    <w:bookmarkEnd w:id="185"/>
-    <w:bookmarkStart w:id="186" w:name="X67a57fa17931c1870747e25cf16d5ce99900d38"/>
+    <w:bookmarkEnd w:id="189"/>
+    <w:bookmarkStart w:id="190" w:name="X67a57fa17931c1870747e25cf16d5ce99900d38"/>
     <w:p>
       <w:pPr>
         <w:pStyle w:val="berschrift4"/>
@@ -23458,8 +24953,8 @@
         <w:t xml:space="preserve">true</w:t>
       </w:r>
     </w:p>
-    <w:bookmarkEnd w:id="186"/>
-    <w:bookmarkStart w:id="187" w:name="Xada6c64672c2c5d2dde948a9b1776690af4c26f"/>
+    <w:bookmarkEnd w:id="190"/>
+    <w:bookmarkStart w:id="191" w:name="Xada6c64672c2c5d2dde948a9b1776690af4c26f"/>
     <w:p>
       <w:pPr>
         <w:pStyle w:val="berschrift4"/>
@@ -23719,10 +25214,10 @@
         <w:t xml:space="preserve">true</w:t>
       </w:r>
     </w:p>
-    <w:bookmarkEnd w:id="187"/>
-    <w:bookmarkEnd w:id="188"/>
-    <w:bookmarkEnd w:id="189"/>
-    <w:bookmarkStart w:id="195" w:name="enum-interesttypeenum"/>
+    <w:bookmarkEnd w:id="191"/>
+    <w:bookmarkEnd w:id="192"/>
+    <w:bookmarkEnd w:id="193"/>
+    <w:bookmarkStart w:id="199" w:name="enum-interesttypeenum"/>
     <w:p>
       <w:pPr>
         <w:pStyle w:val="berschrift2"/>
@@ -23761,7 +25256,7 @@
       <w:r>
         <w:t xml:space="preserve"> </w:t>
       </w:r>
-      <w:hyperlink ns1:id="rId190">
+      <w:hyperlink ns1:id="rId194">
         <w:r>
           <w:rPr>
             <w:rStyle w:val="Hyperlink"/>
@@ -23770,7 +25265,7 @@
         </w:r>
       </w:hyperlink>
     </w:p>
-    <w:bookmarkStart w:id="194" w:name="permissible-values-5"/>
+    <w:bookmarkStart w:id="198" w:name="permissible-values-5"/>
     <w:p>
       <w:pPr>
         <w:pStyle w:val="berschrift3"/>
@@ -23860,7 +25355,7 @@
             <w:pPr>
               <w:pStyle w:val="Compact"/>
             </w:pPr>
-            <w:hyperlink ns1:id="rId191">
+            <w:hyperlink ns1:id="rId195">
               <w:r>
                 <w:rPr>
                   <w:rStyle w:val="Hyperlink"/>
@@ -23914,7 +25409,7 @@
             <w:pPr>
               <w:pStyle w:val="Compact"/>
             </w:pPr>
-            <w:hyperlink ns1:id="rId192">
+            <w:hyperlink ns1:id="rId196">
               <w:r>
                 <w:rPr>
                   <w:rStyle w:val="Hyperlink"/>
@@ -23968,7 +25463,7 @@
             <w:pPr>
               <w:pStyle w:val="Compact"/>
             </w:pPr>
-            <w:hyperlink ns1:id="rId193">
+            <w:hyperlink ns1:id="rId197">
               <w:r>
                 <w:rPr>
                   <w:rStyle w:val="Hyperlink"/>
@@ -23980,9 +25475,9 @@
         </w:tc>
       </w:tr>
     </w:tbl>
-    <w:bookmarkEnd w:id="194"/>
-    <w:bookmarkEnd w:id="195"/>
-    <w:bookmarkStart w:id="236" w:name="enum-legalformenum"/>
+    <w:bookmarkEnd w:id="198"/>
+    <w:bookmarkEnd w:id="199"/>
+    <w:bookmarkStart w:id="240" w:name="enum-legalformenum"/>
     <w:p>
       <w:pPr>
         <w:pStyle w:val="berschrift2"/>
@@ -24021,7 +25516,7 @@
       <w:r>
         <w:t xml:space="preserve"> </w:t>
       </w:r>
-      <w:hyperlink ns1:id="rId196">
+      <w:hyperlink ns1:id="rId200">
         <w:r>
           <w:rPr>
             <w:rStyle w:val="Hyperlink"/>
@@ -24030,7 +25525,7 @@
         </w:r>
       </w:hyperlink>
     </w:p>
-    <w:bookmarkStart w:id="235" w:name="permissible-values-6"/>
+    <w:bookmarkStart w:id="239" w:name="permissible-values-6"/>
     <w:p>
       <w:pPr>
         <w:pStyle w:val="berschrift3"/>
@@ -24120,7 +25615,7 @@
             <w:pPr>
               <w:pStyle w:val="Compact"/>
             </w:pPr>
-            <w:hyperlink ns1:id="rId197">
+            <w:hyperlink ns1:id="rId201">
               <w:r>
                 <w:rPr>
                   <w:rStyle w:val="Hyperlink"/>
@@ -24174,7 +25669,7 @@
             <w:pPr>
               <w:pStyle w:val="Compact"/>
             </w:pPr>
-            <w:hyperlink ns1:id="rId198">
+            <w:hyperlink ns1:id="rId202">
               <w:r>
                 <w:rPr>
                   <w:rStyle w:val="Hyperlink"/>
@@ -24228,7 +25723,7 @@
             <w:pPr>
               <w:pStyle w:val="Compact"/>
             </w:pPr>
-            <w:hyperlink ns1:id="rId199">
+            <w:hyperlink ns1:id="rId203">
               <w:r>
                 <w:rPr>
                   <w:rStyle w:val="Hyperlink"/>
@@ -24282,7 +25777,7 @@
             <w:pPr>
               <w:pStyle w:val="Compact"/>
             </w:pPr>
-            <w:hyperlink ns1:id="rId200">
+            <w:hyperlink ns1:id="rId204">
               <w:r>
                 <w:rPr>
                   <w:rStyle w:val="Hyperlink"/>
@@ -24336,7 +25831,7 @@
             <w:pPr>
               <w:pStyle w:val="Compact"/>
             </w:pPr>
-            <w:hyperlink ns1:id="rId201">
+            <w:hyperlink ns1:id="rId205">
               <w:r>
                 <w:rPr>
                   <w:rStyle w:val="Hyperlink"/>
@@ -24390,7 +25885,7 @@
             <w:pPr>
               <w:pStyle w:val="Compact"/>
             </w:pPr>
-            <w:hyperlink ns1:id="rId202">
+            <w:hyperlink ns1:id="rId206">
               <w:r>
                 <w:rPr>
                   <w:rStyle w:val="Hyperlink"/>
@@ -24444,7 +25939,7 @@
             <w:pPr>
               <w:pStyle w:val="Compact"/>
             </w:pPr>
-            <w:hyperlink ns1:id="rId203">
+            <w:hyperlink ns1:id="rId207">
               <w:r>
                 <w:rPr>
                   <w:rStyle w:val="Hyperlink"/>
@@ -24498,7 +25993,7 @@
             <w:pPr>
               <w:pStyle w:val="Compact"/>
             </w:pPr>
-            <w:hyperlink ns1:id="rId204">
+            <w:hyperlink ns1:id="rId208">
               <w:r>
                 <w:rPr>
                   <w:rStyle w:val="Hyperlink"/>
@@ -24552,7 +26047,7 @@
             <w:pPr>
               <w:pStyle w:val="Compact"/>
             </w:pPr>
-            <w:hyperlink ns1:id="rId205">
+            <w:hyperlink ns1:id="rId209">
               <w:r>
                 <w:rPr>
                   <w:rStyle w:val="Hyperlink"/>
@@ -24606,7 +26101,7 @@
             <w:pPr>
               <w:pStyle w:val="Compact"/>
             </w:pPr>
-            <w:hyperlink ns1:id="rId206">
+            <w:hyperlink ns1:id="rId210">
               <w:r>
                 <w:rPr>
                   <w:rStyle w:val="Hyperlink"/>
@@ -24660,7 +26155,7 @@
             <w:pPr>
               <w:pStyle w:val="Compact"/>
             </w:pPr>
-            <w:hyperlink ns1:id="rId207">
+            <w:hyperlink ns1:id="rId211">
               <w:r>
                 <w:rPr>
                   <w:rStyle w:val="Hyperlink"/>
@@ -24714,7 +26209,7 @@
             <w:pPr>
               <w:pStyle w:val="Compact"/>
             </w:pPr>
-            <w:hyperlink ns1:id="rId208">
+            <w:hyperlink ns1:id="rId212">
               <w:r>
                 <w:rPr>
                   <w:rStyle w:val="Hyperlink"/>
@@ -24768,7 +26263,7 @@
             <w:pPr>
               <w:pStyle w:val="Compact"/>
             </w:pPr>
-            <w:hyperlink ns1:id="rId209">
+            <w:hyperlink ns1:id="rId213">
               <w:r>
                 <w:rPr>
                   <w:rStyle w:val="Hyperlink"/>
@@ -24822,7 +26317,7 @@
             <w:pPr>
               <w:pStyle w:val="Compact"/>
             </w:pPr>
-            <w:hyperlink ns1:id="rId210">
+            <w:hyperlink ns1:id="rId214">
               <w:r>
                 <w:rPr>
                   <w:rStyle w:val="Hyperlink"/>
@@ -24876,7 +26371,7 @@
             <w:pPr>
               <w:pStyle w:val="Compact"/>
             </w:pPr>
-            <w:hyperlink ns1:id="rId211">
+            <w:hyperlink ns1:id="rId215">
               <w:r>
                 <w:rPr>
                   <w:rStyle w:val="Hyperlink"/>
@@ -24930,7 +26425,7 @@
             <w:pPr>
               <w:pStyle w:val="Compact"/>
             </w:pPr>
-            <w:hyperlink ns1:id="rId212">
+            <w:hyperlink ns1:id="rId216">
               <w:r>
                 <w:rPr>
                   <w:rStyle w:val="Hyperlink"/>
@@ -24984,7 +26479,7 @@
             <w:pPr>
               <w:pStyle w:val="Compact"/>
             </w:pPr>
-            <w:hyperlink ns1:id="rId213">
+            <w:hyperlink ns1:id="rId217">
               <w:r>
                 <w:rPr>
                   <w:rStyle w:val="Hyperlink"/>
@@ -25038,7 +26533,7 @@
             <w:pPr>
               <w:pStyle w:val="Compact"/>
             </w:pPr>
-            <w:hyperlink ns1:id="rId214">
+            <w:hyperlink ns1:id="rId218">
               <w:r>
                 <w:rPr>
                   <w:rStyle w:val="Hyperlink"/>
@@ -25092,7 +26587,7 @@
             <w:pPr>
               <w:pStyle w:val="Compact"/>
             </w:pPr>
-            <w:hyperlink ns1:id="rId215">
+            <w:hyperlink ns1:id="rId219">
               <w:r>
                 <w:rPr>
                   <w:rStyle w:val="Hyperlink"/>
@@ -25146,7 +26641,7 @@
             <w:pPr>
               <w:pStyle w:val="Compact"/>
             </w:pPr>
-            <w:hyperlink ns1:id="rId216">
+            <w:hyperlink ns1:id="rId220">
               <w:r>
                 <w:rPr>
                   <w:rStyle w:val="Hyperlink"/>
@@ -25200,7 +26695,7 @@
             <w:pPr>
               <w:pStyle w:val="Compact"/>
             </w:pPr>
-            <w:hyperlink ns1:id="rId217">
+            <w:hyperlink ns1:id="rId221">
               <w:r>
                 <w:rPr>
                   <w:rStyle w:val="Hyperlink"/>
@@ -25254,7 +26749,7 @@
             <w:pPr>
               <w:pStyle w:val="Compact"/>
             </w:pPr>
-            <w:hyperlink ns1:id="rId218">
+            <w:hyperlink ns1:id="rId222">
               <w:r>
                 <w:rPr>
                   <w:rStyle w:val="Hyperlink"/>
@@ -25308,7 +26803,7 @@
             <w:pPr>
               <w:pStyle w:val="Compact"/>
             </w:pPr>
-            <w:hyperlink ns1:id="rId219">
+            <w:hyperlink ns1:id="rId223">
               <w:r>
                 <w:rPr>
                   <w:rStyle w:val="Hyperlink"/>
@@ -25362,7 +26857,7 @@
             <w:pPr>
               <w:pStyle w:val="Compact"/>
             </w:pPr>
-            <w:hyperlink ns1:id="rId220">
+            <w:hyperlink ns1:id="rId224">
               <w:r>
                 <w:rPr>
                   <w:rStyle w:val="Hyperlink"/>
@@ -25416,7 +26911,7 @@
             <w:pPr>
               <w:pStyle w:val="Compact"/>
             </w:pPr>
-            <w:hyperlink ns1:id="rId221">
+            <w:hyperlink ns1:id="rId225">
               <w:r>
                 <w:rPr>
                   <w:rStyle w:val="Hyperlink"/>
@@ -25470,7 +26965,7 @@
             <w:pPr>
               <w:pStyle w:val="Compact"/>
             </w:pPr>
-            <w:hyperlink ns1:id="rId222">
+            <w:hyperlink ns1:id="rId226">
               <w:r>
                 <w:rPr>
                   <w:rStyle w:val="Hyperlink"/>
@@ -25524,7 +27019,7 @@
             <w:pPr>
               <w:pStyle w:val="Compact"/>
             </w:pPr>
-            <w:hyperlink ns1:id="rId223">
+            <w:hyperlink ns1:id="rId227">
               <w:r>
                 <w:rPr>
                   <w:rStyle w:val="Hyperlink"/>
@@ -25578,7 +27073,7 @@
             <w:pPr>
               <w:pStyle w:val="Compact"/>
             </w:pPr>
-            <w:hyperlink ns1:id="rId224">
+            <w:hyperlink ns1:id="rId228">
               <w:r>
                 <w:rPr>
                   <w:rStyle w:val="Hyperlink"/>
@@ -25632,7 +27127,7 @@
             <w:pPr>
               <w:pStyle w:val="Compact"/>
             </w:pPr>
-            <w:hyperlink ns1:id="rId225">
+            <w:hyperlink ns1:id="rId229">
               <w:r>
                 <w:rPr>
                   <w:rStyle w:val="Hyperlink"/>
@@ -25686,7 +27181,7 @@
             <w:pPr>
               <w:pStyle w:val="Compact"/>
             </w:pPr>
-            <w:hyperlink ns1:id="rId226">
+            <w:hyperlink ns1:id="rId230">
               <w:r>
                 <w:rPr>
                   <w:rStyle w:val="Hyperlink"/>
@@ -25740,7 +27235,7 @@
             <w:pPr>
               <w:pStyle w:val="Compact"/>
             </w:pPr>
-            <w:hyperlink ns1:id="rId227">
+            <w:hyperlink ns1:id="rId231">
               <w:r>
                 <w:rPr>
                   <w:rStyle w:val="Hyperlink"/>
@@ -25794,7 +27289,7 @@
             <w:pPr>
               <w:pStyle w:val="Compact"/>
             </w:pPr>
-            <w:hyperlink ns1:id="rId228">
+            <w:hyperlink ns1:id="rId232">
               <w:r>
                 <w:rPr>
                   <w:rStyle w:val="Hyperlink"/>
@@ -25848,7 +27343,7 @@
             <w:pPr>
               <w:pStyle w:val="Compact"/>
             </w:pPr>
-            <w:hyperlink ns1:id="rId229">
+            <w:hyperlink ns1:id="rId233">
               <w:r>
                 <w:rPr>
                   <w:rStyle w:val="Hyperlink"/>
@@ -25902,7 +27397,7 @@
             <w:pPr>
               <w:pStyle w:val="Compact"/>
             </w:pPr>
-            <w:hyperlink ns1:id="rId230">
+            <w:hyperlink ns1:id="rId234">
               <w:r>
                 <w:rPr>
                   <w:rStyle w:val="Hyperlink"/>
@@ -25956,7 +27451,7 @@
             <w:pPr>
               <w:pStyle w:val="Compact"/>
             </w:pPr>
-            <w:hyperlink ns1:id="rId231">
+            <w:hyperlink ns1:id="rId235">
               <w:r>
                 <w:rPr>
                   <w:rStyle w:val="Hyperlink"/>
@@ -26010,7 +27505,7 @@
             <w:pPr>
               <w:pStyle w:val="Compact"/>
             </w:pPr>
-            <w:hyperlink ns1:id="rId232">
+            <w:hyperlink ns1:id="rId236">
               <w:r>
                 <w:rPr>
                   <w:rStyle w:val="Hyperlink"/>
@@ -26064,7 +27559,7 @@
             <w:pPr>
               <w:pStyle w:val="Compact"/>
             </w:pPr>
-            <w:hyperlink ns1:id="rId233">
+            <w:hyperlink ns1:id="rId237">
               <w:r>
                 <w:rPr>
                   <w:rStyle w:val="Hyperlink"/>
@@ -26118,7 +27613,7 @@
             <w:pPr>
               <w:pStyle w:val="Compact"/>
             </w:pPr>
-            <w:hyperlink ns1:id="rId234">
+            <w:hyperlink ns1:id="rId238">
               <w:r>
                 <w:rPr>
                   <w:rStyle w:val="Hyperlink"/>
@@ -26130,15 +27625,15 @@
         </w:tc>
       </w:tr>
     </w:tbl>
-    <w:bookmarkEnd w:id="235"/>
+    <w:bookmarkEnd w:id="239"/>
     <w:p>
       <w:r>
         <w:br w:type="page"/>
       </w:r>
     </w:p>
-    <w:bookmarkEnd w:id="236"/>
-    <w:bookmarkEnd w:id="237"/>
-    <w:bookmarkStart w:id="258" w:name="shared-elements"/>
+    <w:bookmarkEnd w:id="240"/>
+    <w:bookmarkEnd w:id="241"/>
+    <w:bookmarkStart w:id="262" w:name="shared-elements"/>
     <w:p>
       <w:pPr>
         <w:pStyle w:val="berschrift1"/>
@@ -26147,7 +27642,7 @@
         <w:t xml:space="preserve">Shared Elements</w:t>
       </w:r>
     </w:p>
-    <w:bookmarkStart w:id="238" w:name="reference-classes"/>
+    <w:bookmarkStart w:id="242" w:name="reference-classes"/>
     <w:p>
       <w:pPr>
         <w:pStyle w:val="berschrift2"/>
@@ -26309,8 +27804,8 @@
         <w:t xml:space="preserve">, since the local reference remains unchanged even if the linked entity changes later</w:t>
       </w:r>
     </w:p>
-    <w:bookmarkEnd w:id="238"/>
-    <w:bookmarkStart w:id="241" w:name="class-personreference"/>
+    <w:bookmarkEnd w:id="242"/>
+    <w:bookmarkStart w:id="245" w:name="class-personreference"/>
     <w:p>
       <w:pPr>
         <w:pStyle w:val="berschrift2"/>
@@ -26339,7 +27834,7 @@
         <w:t xml:space="preserve">__</w:t>
       </w:r>
     </w:p>
-    <w:bookmarkStart w:id="239" w:name="attribute-13"/>
+    <w:bookmarkStart w:id="243" w:name="attribute-13"/>
     <w:p>
       <w:pPr>
         <w:pStyle w:val="berschrift3"/>
@@ -26768,8 +28263,8 @@
         </w:tc>
       </w:tr>
     </w:tbl>
-    <w:bookmarkEnd w:id="239"/>
-    <w:bookmarkStart w:id="240" w:name="usages-13"/>
+    <w:bookmarkEnd w:id="243"/>
+    <w:bookmarkStart w:id="244" w:name="usages-13"/>
     <w:p>
       <w:pPr>
         <w:pStyle w:val="berschrift3"/>
@@ -26971,9 +28466,9 @@
         </w:tc>
       </w:tr>
     </w:tbl>
-    <w:bookmarkEnd w:id="240"/>
-    <w:bookmarkEnd w:id="241"/>
-    <w:bookmarkStart w:id="244" w:name="class-groupreference"/>
+    <w:bookmarkEnd w:id="244"/>
+    <w:bookmarkEnd w:id="245"/>
+    <w:bookmarkStart w:id="248" w:name="class-groupreference"/>
     <w:p>
       <w:pPr>
         <w:pStyle w:val="berschrift2"/>
@@ -27002,7 +28497,7 @@
         <w:t xml:space="preserve">__</w:t>
       </w:r>
     </w:p>
-    <w:bookmarkStart w:id="242" w:name="attribute-14"/>
+    <w:bookmarkStart w:id="246" w:name="attribute-14"/>
     <w:p>
       <w:pPr>
         <w:pStyle w:val="berschrift3"/>
@@ -27376,8 +28871,8 @@
         </w:tc>
       </w:tr>
     </w:tbl>
-    <w:bookmarkEnd w:id="242"/>
-    <w:bookmarkStart w:id="243" w:name="usages-14"/>
+    <w:bookmarkEnd w:id="246"/>
+    <w:bookmarkStart w:id="247" w:name="usages-14"/>
     <w:p>
       <w:pPr>
         <w:pStyle w:val="berschrift3"/>
@@ -27518,9 +29013,9 @@
         </w:tc>
       </w:tr>
     </w:tbl>
-    <w:bookmarkEnd w:id="243"/>
-    <w:bookmarkEnd w:id="244"/>
-    <w:bookmarkStart w:id="245" w:name="reused-classes"/>
+    <w:bookmarkEnd w:id="247"/>
+    <w:bookmarkEnd w:id="248"/>
+    <w:bookmarkStart w:id="249" w:name="reused-classes"/>
     <w:p>
       <w:pPr>
         <w:pStyle w:val="berschrift2"/>
@@ -27529,8 +29024,8 @@
         <w:t xml:space="preserve">Reused Classes</w:t>
       </w:r>
     </w:p>
-    <w:bookmarkEnd w:id="245"/>
-    <w:bookmarkStart w:id="251" w:name="class-address"/>
+    <w:bookmarkEnd w:id="249"/>
+    <w:bookmarkStart w:id="255" w:name="class-address"/>
     <w:p>
       <w:pPr>
         <w:pStyle w:val="berschrift2"/>
@@ -27559,7 +29054,7 @@
         <w:t xml:space="preserve">__</w:t>
       </w:r>
     </w:p>
-    <w:bookmarkStart w:id="247" w:name="attribute-15"/>
+    <w:bookmarkStart w:id="251" w:name="attribute-15"/>
     <w:p>
       <w:pPr>
         <w:pStyle w:val="berschrift3"/>
@@ -27882,7 +29377,7 @@
         </w:tc>
       </w:tr>
     </w:tbl>
-    <w:bookmarkStart w:id="246" w:name="constraints-4"/>
+    <w:bookmarkStart w:id="250" w:name="constraints-4"/>
     <w:p>
       <w:pPr>
         <w:pStyle w:val="berschrift5"/>
@@ -27933,9 +29428,9 @@
         </w:r>
       </w:hyperlink>
     </w:p>
-    <w:bookmarkEnd w:id="246"/>
-    <w:bookmarkEnd w:id="247"/>
-    <w:bookmarkStart w:id="248" w:name="usages-15"/>
+    <w:bookmarkEnd w:id="250"/>
+    <w:bookmarkEnd w:id="251"/>
+    <w:bookmarkStart w:id="252" w:name="usages-15"/>
     <w:p>
       <w:pPr>
         <w:pStyle w:val="berschrift3"/>
@@ -28137,8 +29632,8 @@
         </w:tc>
       </w:tr>
     </w:tbl>
-    <w:bookmarkEnd w:id="248"/>
-    <w:bookmarkStart w:id="250" w:name="examples-3"/>
+    <w:bookmarkEnd w:id="252"/>
+    <w:bookmarkStart w:id="254" w:name="examples-4"/>
     <w:p>
       <w:pPr>
         <w:pStyle w:val="berschrift3"/>
@@ -28147,7 +29642,7 @@
         <w:t xml:space="preserve">Examples</w:t>
       </w:r>
     </w:p>
-    <w:bookmarkStart w:id="249" w:name="X74f12154cf05479416e73aca78ab1633c571f16"/>
+    <w:bookmarkStart w:id="253" w:name="X74f12154cf05479416e73aca78ab1633c571f16"/>
     <w:p>
       <w:pPr>
         <w:pStyle w:val="berschrift4"/>
@@ -28200,10 +29695,10 @@
         <w:t xml:space="preserve"> Basel-Stadt</w:t>
       </w:r>
     </w:p>
-    <w:bookmarkEnd w:id="249"/>
-    <w:bookmarkEnd w:id="250"/>
-    <w:bookmarkEnd w:id="251"/>
-    <w:bookmarkStart w:id="254" w:name="enum-addresstypeenum"/>
+    <w:bookmarkEnd w:id="253"/>
+    <w:bookmarkEnd w:id="254"/>
+    <w:bookmarkEnd w:id="255"/>
+    <w:bookmarkStart w:id="258" w:name="enum-addresstypeenum"/>
     <w:p>
       <w:pPr>
         <w:pStyle w:val="berschrift2"/>
@@ -28242,7 +29737,7 @@
       <w:r>
         <w:t xml:space="preserve"> </w:t>
       </w:r>
-      <w:hyperlink ns1:id="rId252">
+      <w:hyperlink ns1:id="rId256">
         <w:r>
           <w:rPr>
             <w:rStyle w:val="Hyperlink"/>
@@ -28251,7 +29746,7 @@
         </w:r>
       </w:hyperlink>
     </w:p>
-    <w:bookmarkStart w:id="253" w:name="permissible-values-7"/>
+    <w:bookmarkStart w:id="257" w:name="permissible-values-7"/>
     <w:p>
       <w:pPr>
         <w:pStyle w:val="berschrift3"/>
@@ -28378,9 +29873,9 @@
         </w:tc>
       </w:tr>
     </w:tbl>
-    <w:bookmarkEnd w:id="253"/>
-    <w:bookmarkEnd w:id="254"/>
-    <w:bookmarkStart w:id="257" w:name="class-contact"/>
+    <w:bookmarkEnd w:id="257"/>
+    <w:bookmarkEnd w:id="258"/>
+    <w:bookmarkStart w:id="261" w:name="class-contact"/>
     <w:p>
       <w:pPr>
         <w:pStyle w:val="berschrift2"/>
@@ -28409,7 +29904,7 @@
         <w:t xml:space="preserve">__</w:t>
       </w:r>
     </w:p>
-    <w:bookmarkStart w:id="255" w:name="attribute-16"/>
+    <w:bookmarkStart w:id="259" w:name="attribute-16"/>
     <w:p>
       <w:pPr>
         <w:pStyle w:val="berschrift3"/>
@@ -28573,8 +30068,8 @@
         </w:tc>
       </w:tr>
     </w:tbl>
-    <w:bookmarkEnd w:id="255"/>
-    <w:bookmarkStart w:id="256" w:name="usages-16"/>
+    <w:bookmarkEnd w:id="259"/>
+    <w:bookmarkStart w:id="260" w:name="usages-16"/>
     <w:p>
       <w:pPr>
         <w:pStyle w:val="berschrift3"/>
@@ -28776,9 +30271,9 @@
         </w:tc>
       </w:tr>
     </w:tbl>
-    <w:bookmarkEnd w:id="256"/>
-    <w:bookmarkEnd w:id="257"/>
-    <w:bookmarkEnd w:id="258"/>
+    <w:bookmarkEnd w:id="260"/>
+    <w:bookmarkEnd w:id="261"/>
+    <w:bookmarkEnd w:id="262"/>
     <w:sectPr>
       <w:headerReference ns1:id="rId9" w:type="even"/>
       <w:headerReference ns1:id="rId10" w:type="default"/>

--- a/ech-0294_actors/output/ech-0294_actors_en.docx
+++ b/ech-0294_actors/output/ech-0294_actors_en.docx
@@ -14847,6 +14847,81 @@
         <w:rPr>
           <w:rStyle w:val="FunctionTok"/>
         </w:rPr>
+        <w:t xml:space="preserve">landing_page</w:t>
+      </w:r>
+      <w:r>
+        <w:rPr>
+          <w:rStyle w:val="KeywordTok"/>
+        </w:rPr>
+        <w:t xml:space="preserve">:</w:t>
+      </w:r>
+      <w:r>
+        <w:br/>
+      </w:r>
+      <w:r>
+        <w:rPr>
+          <w:rStyle w:val="KeywordTok"/>
+        </w:rPr>
+        <w:t xml:space="preserve">-</w:t>
+      </w:r>
+      <w:r>
+        <w:rPr>
+          <w:rStyle w:val="AttributeTok"/>
+        </w:rPr>
+        <w:t xml:space="preserve"> </w:t>
+      </w:r>
+      <w:r>
+        <w:rPr>
+          <w:rStyle w:val="FunctionTok"/>
+        </w:rPr>
+        <w:t xml:space="preserve">value</w:t>
+      </w:r>
+      <w:r>
+        <w:rPr>
+          <w:rStyle w:val="KeywordTok"/>
+        </w:rPr>
+        <w:t xml:space="preserve">:</w:t>
+      </w:r>
+      <w:r>
+        <w:rPr>
+          <w:rStyle w:val="AttributeTok"/>
+        </w:rPr>
+        <w:t xml:space="preserve"> https://www.parlament.ch/centers/documents/de/gruppen-der-bundesversammlung.pdf</w:t>
+      </w:r>
+      <w:r>
+        <w:br/>
+      </w:r>
+      <w:r>
+        <w:rPr>
+          <w:rStyle w:val="AttributeTok"/>
+        </w:rPr>
+        <w:t xml:space="preserve">  </w:t>
+      </w:r>
+      <w:r>
+        <w:rPr>
+          <w:rStyle w:val="FunctionTok"/>
+        </w:rPr>
+        <w:t xml:space="preserve">language</w:t>
+      </w:r>
+      <w:r>
+        <w:rPr>
+          <w:rStyle w:val="KeywordTok"/>
+        </w:rPr>
+        <w:t xml:space="preserve">:</w:t>
+      </w:r>
+      <w:r>
+        <w:rPr>
+          <w:rStyle w:val="AttributeTok"/>
+        </w:rPr>
+        <w:t xml:space="preserve"> de</w:t>
+      </w:r>
+      <w:r>
+        <w:br/>
+      </w:r>
+      <w:r>
+        <w:rPr>
+          <w:rStyle w:val="FunctionTok"/>
+        </w:rPr>
         <w:t xml:space="preserve">group_type</w:t>
       </w:r>
       <w:r>
@@ -15009,7 +15084,7 @@
         <w:rPr>
           <w:rStyle w:val="AttributeTok"/>
         </w:rPr>
-        <w:t xml:space="preserve"> https://api.openparldata.ch/v1/groups/50</w:t>
+        <w:t xml:space="preserve"> https://grosserrat.bs.ch/gremien/praesidium-und-buero</w:t>
       </w:r>
       <w:r>
         <w:br/>
@@ -15570,7 +15645,7 @@
         <w:rPr>
           <w:rStyle w:val="AttributeTok"/>
         </w:rPr>
-        <w:t xml:space="preserve">    Genf, Jura, Neuenburg, Waadt und Wallis. Sie ist für die parlamentarische Aufsicht</w:t>
+        <w:t xml:space="preserve">    Genf, Jura, Neuenburg, Waadt und Wallis.</w:t>
       </w:r>
       <w:r>
         <w:br/>
@@ -15579,121 +15654,82 @@
         <w:rPr>
           <w:rStyle w:val="AttributeTok"/>
         </w:rPr>
-        <w:t xml:space="preserve">    über den Vollzug der beiden lateinischen Konkordate über den strafrechtlichen</w:t>
+        <w:t xml:space="preserve">  </w:t>
+      </w:r>
+      <w:r>
+        <w:rPr>
+          <w:rStyle w:val="FunctionTok"/>
+        </w:rPr>
+        <w:t xml:space="preserve">language</w:t>
+      </w:r>
+      <w:r>
+        <w:rPr>
+          <w:rStyle w:val="KeywordTok"/>
+        </w:rPr>
+        <w:t xml:space="preserve">:</w:t>
+      </w:r>
+      <w:r>
+        <w:rPr>
+          <w:rStyle w:val="AttributeTok"/>
+        </w:rPr>
+        <w:t xml:space="preserve"> de</w:t>
       </w:r>
       <w:r>
         <w:br/>
       </w:r>
       <w:r>
         <w:rPr>
-          <w:rStyle w:val="AttributeTok"/>
-        </w:rPr>
-        <w:t xml:space="preserve">    Freiheitsentzug zuständig.</w:t>
+          <w:rStyle w:val="KeywordTok"/>
+        </w:rPr>
+        <w:t xml:space="preserve">-</w:t>
+      </w:r>
+      <w:r>
+        <w:rPr>
+          <w:rStyle w:val="AttributeTok"/>
+        </w:rPr>
+        <w:t xml:space="preserve"> </w:t>
+      </w:r>
+      <w:r>
+        <w:rPr>
+          <w:rStyle w:val="FunctionTok"/>
+        </w:rPr>
+        <w:t xml:space="preserve">value</w:t>
+      </w:r>
+      <w:r>
+        <w:rPr>
+          <w:rStyle w:val="KeywordTok"/>
+        </w:rPr>
+        <w:t xml:space="preserve">:</w:t>
+      </w:r>
+      <w:r>
+        <w:rPr>
+          <w:rStyle w:val="AttributeTok"/>
+        </w:rPr>
+        <w:t xml:space="preserve"> </w:t>
+      </w:r>
+      <w:r>
+        <w:rPr>
+          <w:rStyle w:val="StringTok"/>
+        </w:rPr>
+        <w:t xml:space="preserve">'La Commission interparlementaire de contrôle détention pénale est composée</w:t>
       </w:r>
       <w:r>
         <w:br/>
       </w:r>
       <w:r>
         <w:rPr>
-          <w:rStyle w:val="AttributeTok"/>
-        </w:rPr>
-        <w:t xml:space="preserve">  </w:t>
-      </w:r>
-      <w:r>
-        <w:rPr>
-          <w:rStyle w:val="FunctionTok"/>
-        </w:rPr>
-        <w:t xml:space="preserve">language</w:t>
-      </w:r>
-      <w:r>
-        <w:rPr>
-          <w:rStyle w:val="KeywordTok"/>
-        </w:rPr>
-        <w:t xml:space="preserve">:</w:t>
-      </w:r>
-      <w:r>
-        <w:rPr>
-          <w:rStyle w:val="AttributeTok"/>
-        </w:rPr>
-        <w:t xml:space="preserve"> de</w:t>
+          <w:rStyle w:val="StringTok"/>
+        </w:rPr>
+        <w:t xml:space="preserve">    de 18 députés issus des six cantons partenaires : Fribourg, Genève, Jura, Neuchâtel,</w:t>
       </w:r>
       <w:r>
         <w:br/>
       </w:r>
       <w:r>
         <w:rPr>
-          <w:rStyle w:val="KeywordTok"/>
-        </w:rPr>
-        <w:t xml:space="preserve">-</w:t>
-      </w:r>
-      <w:r>
-        <w:rPr>
-          <w:rStyle w:val="AttributeTok"/>
-        </w:rPr>
-        <w:t xml:space="preserve"> </w:t>
-      </w:r>
-      <w:r>
-        <w:rPr>
-          <w:rStyle w:val="FunctionTok"/>
-        </w:rPr>
-        <w:t xml:space="preserve">value</w:t>
-      </w:r>
-      <w:r>
-        <w:rPr>
-          <w:rStyle w:val="KeywordTok"/>
-        </w:rPr>
-        <w:t xml:space="preserve">:</w:t>
-      </w:r>
-      <w:r>
-        <w:rPr>
-          <w:rStyle w:val="AttributeTok"/>
-        </w:rPr>
-        <w:t xml:space="preserve"> </w:t>
-      </w:r>
-      <w:r>
-        <w:rPr>
           <w:rStyle w:val="StringTok"/>
         </w:rPr>
-        <w:t xml:space="preserve">'La Commission interparlementaire de contrôle détention pénale est composée</w:t>
-      </w:r>
-      <w:r>
-        <w:br/>
-      </w:r>
-      <w:r>
-        <w:rPr>
-          <w:rStyle w:val="StringTok"/>
-        </w:rPr>
-        <w:t xml:space="preserve">    de 18 députés issus des six cantons partenaires : Fribourg, Genève, Jura, Neuchâtel,</w:t>
-      </w:r>
-      <w:r>
-        <w:br/>
-      </w:r>
-      <w:r>
-        <w:rPr>
-          <w:rStyle w:val="StringTok"/>
-        </w:rPr>
-        <w:t xml:space="preserve">    Vaud et Valais. Elle est chargée de la surveillance parlementaire de l</w:t>
-      </w:r>
-      <w:r>
-        <w:rPr>
-          <w:rStyle w:val="SpecialCharTok"/>
-        </w:rPr>
-        <w:t xml:space="preserve">''</w:t>
-      </w:r>
-      <w:r>
-        <w:rPr>
-          <w:rStyle w:val="StringTok"/>
-        </w:rPr>
-        <w:t xml:space="preserve">exécution</w:t>
-      </w:r>
-      <w:r>
-        <w:br/>
-      </w:r>
-      <w:r>
-        <w:rPr>
-          <w:rStyle w:val="StringTok"/>
-        </w:rPr>
-        <w:t xml:space="preserve">    des deux concordats latins sur la détention pénale.'</w:t>
+        <w:t xml:space="preserve">    Vaud et Valais.'</w:t>
       </w:r>
       <w:r>
         <w:br/>
@@ -32532,7 +32568,7 @@
     <w:basedOn w:val="BeschriftungZchn"/>
     <w:rPr>
       <w:rFonts w:ascii="Consolas" w:hAnsi="Consolas"/>
-      <w:sz w:val="22"/>
+      <w:sz w:val="18"/>
     </w:rPr>
   </w:style>
   <w:style w:customStyle="1" w:styleId="SectionNumber" w:type="character">

--- a/ech-0294_actors/output/ech-0294_actors_en.docx
+++ b/ech-0294_actors/output/ech-0294_actors_en.docx
@@ -15309,7 +15309,7 @@
         <w:rPr>
           <w:rStyle w:val="AttributeTok"/>
         </w:rPr>
-        <w:t xml:space="preserve"> https://api.openparldata.ch/v1/groups/5000</w:t>
+        <w:t xml:space="preserve"> https://www.fr.ch/parlinfo/app/organizations/a1acb0c030d54b3baed840fe8bbed6b5</w:t>
       </w:r>
       <w:r>
         <w:br/>

--- a/ech-0294_actors/output/ech-0294_actors_en.docx
+++ b/ech-0294_actors/output/ech-0294_actors_en.docx
@@ -14922,6 +14922,399 @@
         <w:rPr>
           <w:rStyle w:val="FunctionTok"/>
         </w:rPr>
+        <w:t xml:space="preserve">contacts</w:t>
+      </w:r>
+      <w:r>
+        <w:rPr>
+          <w:rStyle w:val="KeywordTok"/>
+        </w:rPr>
+        <w:t xml:space="preserve">:</w:t>
+      </w:r>
+      <w:r>
+        <w:br/>
+      </w:r>
+      <w:r>
+        <w:rPr>
+          <w:rStyle w:val="KeywordTok"/>
+        </w:rPr>
+        <w:t xml:space="preserve">-</w:t>
+      </w:r>
+      <w:r>
+        <w:rPr>
+          <w:rStyle w:val="AttributeTok"/>
+        </w:rPr>
+        <w:t xml:space="preserve"> </w:t>
+      </w:r>
+      <w:r>
+        <w:rPr>
+          <w:rStyle w:val="FunctionTok"/>
+        </w:rPr>
+        <w:t xml:space="preserve">contact_type</w:t>
+      </w:r>
+      <w:r>
+        <w:rPr>
+          <w:rStyle w:val="KeywordTok"/>
+        </w:rPr>
+        <w:t xml:space="preserve">:</w:t>
+      </w:r>
+      <w:r>
+        <w:rPr>
+          <w:rStyle w:val="AttributeTok"/>
+        </w:rPr>
+        <w:t xml:space="preserve"> email</w:t>
+      </w:r>
+      <w:r>
+        <w:br/>
+      </w:r>
+      <w:r>
+        <w:rPr>
+          <w:rStyle w:val="AttributeTok"/>
+        </w:rPr>
+        <w:t xml:space="preserve">  </w:t>
+      </w:r>
+      <w:r>
+        <w:rPr>
+          <w:rStyle w:val="FunctionTok"/>
+        </w:rPr>
+        <w:t xml:space="preserve">value</w:t>
+      </w:r>
+      <w:r>
+        <w:rPr>
+          <w:rStyle w:val="KeywordTok"/>
+        </w:rPr>
+        <w:t xml:space="preserve">:</w:t>
+      </w:r>
+      <w:r>
+        <w:rPr>
+          <w:rStyle w:val="AttributeTok"/>
+        </w:rPr>
+        <w:t xml:space="preserve"> l.altwegg@frc.ch</w:t>
+      </w:r>
+      <w:r>
+        <w:br/>
+      </w:r>
+      <w:r>
+        <w:rPr>
+          <w:rStyle w:val="AttributeTok"/>
+        </w:rPr>
+        <w:t xml:space="preserve">  </w:t>
+      </w:r>
+      <w:r>
+        <w:rPr>
+          <w:rStyle w:val="FunctionTok"/>
+        </w:rPr>
+        <w:t xml:space="preserve">label</w:t>
+      </w:r>
+      <w:r>
+        <w:rPr>
+          <w:rStyle w:val="KeywordTok"/>
+        </w:rPr>
+        <w:t xml:space="preserve">:</w:t>
+      </w:r>
+      <w:r>
+        <w:rPr>
+          <w:rStyle w:val="AttributeTok"/>
+        </w:rPr>
+        <w:t xml:space="preserve"> Sekretariat</w:t>
+      </w:r>
+      <w:r>
+        <w:br/>
+      </w:r>
+      <w:r>
+        <w:rPr>
+          <w:rStyle w:val="KeywordTok"/>
+        </w:rPr>
+        <w:t xml:space="preserve">-</w:t>
+      </w:r>
+      <w:r>
+        <w:rPr>
+          <w:rStyle w:val="AttributeTok"/>
+        </w:rPr>
+        <w:t xml:space="preserve"> </w:t>
+      </w:r>
+      <w:r>
+        <w:rPr>
+          <w:rStyle w:val="FunctionTok"/>
+        </w:rPr>
+        <w:t xml:space="preserve">contact_type</w:t>
+      </w:r>
+      <w:r>
+        <w:rPr>
+          <w:rStyle w:val="KeywordTok"/>
+        </w:rPr>
+        <w:t xml:space="preserve">:</w:t>
+      </w:r>
+      <w:r>
+        <w:rPr>
+          <w:rStyle w:val="AttributeTok"/>
+        </w:rPr>
+        <w:t xml:space="preserve"> phone</w:t>
+      </w:r>
+      <w:r>
+        <w:br/>
+      </w:r>
+      <w:r>
+        <w:rPr>
+          <w:rStyle w:val="AttributeTok"/>
+        </w:rPr>
+        <w:t xml:space="preserve">  </w:t>
+      </w:r>
+      <w:r>
+        <w:rPr>
+          <w:rStyle w:val="FunctionTok"/>
+        </w:rPr>
+        <w:t xml:space="preserve">value</w:t>
+      </w:r>
+      <w:r>
+        <w:rPr>
+          <w:rStyle w:val="KeywordTok"/>
+        </w:rPr>
+        <w:t xml:space="preserve">:</w:t>
+      </w:r>
+      <w:r>
+        <w:rPr>
+          <w:rStyle w:val="AttributeTok"/>
+        </w:rPr>
+        <w:t xml:space="preserve"> +41 21 331 00 95</w:t>
+      </w:r>
+      <w:r>
+        <w:br/>
+      </w:r>
+      <w:r>
+        <w:rPr>
+          <w:rStyle w:val="AttributeTok"/>
+        </w:rPr>
+        <w:t xml:space="preserve">  </w:t>
+      </w:r>
+      <w:r>
+        <w:rPr>
+          <w:rStyle w:val="FunctionTok"/>
+        </w:rPr>
+        <w:t xml:space="preserve">label</w:t>
+      </w:r>
+      <w:r>
+        <w:rPr>
+          <w:rStyle w:val="KeywordTok"/>
+        </w:rPr>
+        <w:t xml:space="preserve">:</w:t>
+      </w:r>
+      <w:r>
+        <w:rPr>
+          <w:rStyle w:val="AttributeTok"/>
+        </w:rPr>
+        <w:t xml:space="preserve"> Sekretariat</w:t>
+      </w:r>
+      <w:r>
+        <w:br/>
+      </w:r>
+      <w:r>
+        <w:rPr>
+          <w:rStyle w:val="FunctionTok"/>
+        </w:rPr>
+        <w:t xml:space="preserve">addresses</w:t>
+      </w:r>
+      <w:r>
+        <w:rPr>
+          <w:rStyle w:val="KeywordTok"/>
+        </w:rPr>
+        <w:t xml:space="preserve">:</w:t>
+      </w:r>
+      <w:r>
+        <w:br/>
+      </w:r>
+      <w:r>
+        <w:rPr>
+          <w:rStyle w:val="KeywordTok"/>
+        </w:rPr>
+        <w:t xml:space="preserve">-</w:t>
+      </w:r>
+      <w:r>
+        <w:rPr>
+          <w:rStyle w:val="AttributeTok"/>
+        </w:rPr>
+        <w:t xml:space="preserve"> </w:t>
+      </w:r>
+      <w:r>
+        <w:rPr>
+          <w:rStyle w:val="FunctionTok"/>
+        </w:rPr>
+        <w:t xml:space="preserve">address_type</w:t>
+      </w:r>
+      <w:r>
+        <w:rPr>
+          <w:rStyle w:val="KeywordTok"/>
+        </w:rPr>
+        <w:t xml:space="preserve">:</w:t>
+      </w:r>
+      <w:r>
+        <w:rPr>
+          <w:rStyle w:val="AttributeTok"/>
+        </w:rPr>
+        <w:t xml:space="preserve"> businessAddress</w:t>
+      </w:r>
+      <w:r>
+        <w:br/>
+      </w:r>
+      <w:r>
+        <w:rPr>
+          <w:rStyle w:val="AttributeTok"/>
+        </w:rPr>
+        <w:t xml:space="preserve">  </w:t>
+      </w:r>
+      <w:r>
+        <w:rPr>
+          <w:rStyle w:val="FunctionTok"/>
+        </w:rPr>
+        <w:t xml:space="preserve">address_uri</w:t>
+      </w:r>
+      <w:r>
+        <w:rPr>
+          <w:rStyle w:val="KeywordTok"/>
+        </w:rPr>
+        <w:t xml:space="preserve">:</w:t>
+      </w:r>
+      <w:r>
+        <w:rPr>
+          <w:rStyle w:val="AttributeTok"/>
+        </w:rPr>
+        <w:t xml:space="preserve"> https://geo.ld.admin.ch/location/address/101009806</w:t>
+      </w:r>
+      <w:r>
+        <w:br/>
+      </w:r>
+      <w:r>
+        <w:rPr>
+          <w:rStyle w:val="AttributeTok"/>
+        </w:rPr>
+        <w:t xml:space="preserve">  </w:t>
+      </w:r>
+      <w:r>
+        <w:rPr>
+          <w:rStyle w:val="FunctionTok"/>
+        </w:rPr>
+        <w:t xml:space="preserve">street_address</w:t>
+      </w:r>
+      <w:r>
+        <w:rPr>
+          <w:rStyle w:val="KeywordTok"/>
+        </w:rPr>
+        <w:t xml:space="preserve">:</w:t>
+      </w:r>
+      <w:r>
+        <w:rPr>
+          <w:rStyle w:val="AttributeTok"/>
+        </w:rPr>
+        <w:t xml:space="preserve"> Fédération romande des consommateurs, Rue de Genève 17, case postale</w:t>
+      </w:r>
+      <w:r>
+        <w:br/>
+      </w:r>
+      <w:r>
+        <w:rPr>
+          <w:rStyle w:val="AttributeTok"/>
+        </w:rPr>
+        <w:t xml:space="preserve">    </w:t>
+      </w:r>
+      <w:r>
+        <w:rPr>
+          <w:rStyle w:val="DecValTok"/>
+        </w:rPr>
+        <w:t xml:space="preserve">585</w:t>
+      </w:r>
+      <w:r>
+        <w:br/>
+      </w:r>
+      <w:r>
+        <w:rPr>
+          <w:rStyle w:val="AttributeTok"/>
+        </w:rPr>
+        <w:t xml:space="preserve">  </w:t>
+      </w:r>
+      <w:r>
+        <w:rPr>
+          <w:rStyle w:val="FunctionTok"/>
+        </w:rPr>
+        <w:t xml:space="preserve">postal_code</w:t>
+      </w:r>
+      <w:r>
+        <w:rPr>
+          <w:rStyle w:val="KeywordTok"/>
+        </w:rPr>
+        <w:t xml:space="preserve">:</w:t>
+      </w:r>
+      <w:r>
+        <w:rPr>
+          <w:rStyle w:val="AttributeTok"/>
+        </w:rPr>
+        <w:t xml:space="preserve"> </w:t>
+      </w:r>
+      <w:r>
+        <w:rPr>
+          <w:rStyle w:val="StringTok"/>
+        </w:rPr>
+        <w:t xml:space="preserve">'1001'</w:t>
+      </w:r>
+      <w:r>
+        <w:br/>
+      </w:r>
+      <w:r>
+        <w:rPr>
+          <w:rStyle w:val="AttributeTok"/>
+        </w:rPr>
+        <w:t xml:space="preserve">  </w:t>
+      </w:r>
+      <w:r>
+        <w:rPr>
+          <w:rStyle w:val="FunctionTok"/>
+        </w:rPr>
+        <w:t xml:space="preserve">postal_locality</w:t>
+      </w:r>
+      <w:r>
+        <w:rPr>
+          <w:rStyle w:val="KeywordTok"/>
+        </w:rPr>
+        <w:t xml:space="preserve">:</w:t>
+      </w:r>
+      <w:r>
+        <w:rPr>
+          <w:rStyle w:val="AttributeTok"/>
+        </w:rPr>
+        <w:t xml:space="preserve"> Lausanne</w:t>
+      </w:r>
+      <w:r>
+        <w:br/>
+      </w:r>
+      <w:r>
+        <w:rPr>
+          <w:rStyle w:val="AttributeTok"/>
+        </w:rPr>
+        <w:t xml:space="preserve">  </w:t>
+      </w:r>
+      <w:r>
+        <w:rPr>
+          <w:rStyle w:val="FunctionTok"/>
+        </w:rPr>
+        <w:t xml:space="preserve">country</w:t>
+      </w:r>
+      <w:r>
+        <w:rPr>
+          <w:rStyle w:val="KeywordTok"/>
+        </w:rPr>
+        <w:t xml:space="preserve">:</w:t>
+      </w:r>
+      <w:r>
+        <w:rPr>
+          <w:rStyle w:val="AttributeTok"/>
+        </w:rPr>
+        <w:t xml:space="preserve"> CH</w:t>
+      </w:r>
+      <w:r>
+        <w:br/>
+      </w:r>
+      <w:r>
+        <w:rPr>
+          <w:rStyle w:val="FunctionTok"/>
+        </w:rPr>
         <w:t xml:space="preserve">group_type</w:t>
       </w:r>
       <w:r>
@@ -27669,7 +28062,7 @@
     </w:p>
     <w:bookmarkEnd w:id="240"/>
     <w:bookmarkEnd w:id="241"/>
-    <w:bookmarkStart w:id="262" w:name="shared-elements"/>
+    <w:bookmarkStart w:id="263" w:name="shared-elements"/>
     <w:p>
       <w:pPr>
         <w:pStyle w:val="berschrift1"/>
@@ -29061,7 +29454,7 @@
       </w:r>
     </w:p>
     <w:bookmarkEnd w:id="249"/>
-    <w:bookmarkStart w:id="255" w:name="class-address"/>
+    <w:bookmarkStart w:id="256" w:name="class-address"/>
     <w:p>
       <w:pPr>
         <w:pStyle w:val="berschrift2"/>
@@ -29408,6 +29801,55 @@
             </w:pPr>
             <w:r>
               <w:t xml:space="preserve">Locality.</w:t>
+            </w:r>
+          </w:p>
+        </w:tc>
+      </w:tr>
+      <w:tr>
+        <w:tc>
+          <w:tcPr/>
+          <w:p>
+            <w:pPr>
+              <w:pStyle w:val="Compact"/>
+            </w:pPr>
+            <w:r>
+              <w:t xml:space="preserve">country</w:t>
+            </w:r>
+          </w:p>
+        </w:tc>
+        <w:tc>
+          <w:tcPr/>
+          <w:p>
+            <w:pPr>
+              <w:pStyle w:val="Compact"/>
+            </w:pPr>
+            <w:r>
+              <w:t xml:space="preserve">0..1</w:t>
+            </w:r>
+            <w:r>
+              <w:t xml:space="preserve"> </w:t>
+            </w:r>
+            <w:r>
+              <w:t xml:space="preserve"> </w:t>
+            </w:r>
+            <w:hyperlink w:anchor="String">
+              <w:r>
+                <w:rPr>
+                  <w:rStyle w:val="Hyperlink"/>
+                </w:rPr>
+                <w:t xml:space="preserve">String</w:t>
+              </w:r>
+            </w:hyperlink>
+          </w:p>
+        </w:tc>
+        <w:tc>
+          <w:tcPr/>
+          <w:p>
+            <w:pPr>
+              <w:pStyle w:val="Compact"/>
+            </w:pPr>
+            <w:r>
+              <w:t xml:space="preserve">ISO 3166-1 alpha-2 country code.</w:t>
             </w:r>
           </w:p>
         </w:tc>
@@ -29669,7 +30111,7 @@
       </w:tr>
     </w:tbl>
     <w:bookmarkEnd w:id="252"/>
-    <w:bookmarkStart w:id="254" w:name="examples-4"/>
+    <w:bookmarkStart w:id="255" w:name="examples-4"/>
     <w:p>
       <w:pPr>
         <w:pStyle w:val="berschrift3"/>
@@ -29732,9 +30174,168 @@
       </w:r>
     </w:p>
     <w:bookmarkEnd w:id="253"/>
+    <w:bookmarkStart w:id="254" w:name="example-address-groups__it_1"/>
+    <w:p>
+      <w:pPr>
+        <w:pStyle w:val="berschrift4"/>
+      </w:pPr>
+      <w:r>
+        <w:t xml:space="preserve">Example: Address-groups__it_1</w:t>
+      </w:r>
+    </w:p>
+    <w:p>
+      <w:pPr>
+        <w:pStyle w:val="SourceCode"/>
+      </w:pPr>
+      <w:r>
+        <w:rPr>
+          <w:rStyle w:val="FunctionTok"/>
+        </w:rPr>
+        <w:t xml:space="preserve">address_type</w:t>
+      </w:r>
+      <w:r>
+        <w:rPr>
+          <w:rStyle w:val="KeywordTok"/>
+        </w:rPr>
+        <w:t xml:space="preserve">:</w:t>
+      </w:r>
+      <w:r>
+        <w:rPr>
+          <w:rStyle w:val="AttributeTok"/>
+        </w:rPr>
+        <w:t xml:space="preserve"> businessAddress</w:t>
+      </w:r>
+      <w:r>
+        <w:br/>
+      </w:r>
+      <w:r>
+        <w:rPr>
+          <w:rStyle w:val="FunctionTok"/>
+        </w:rPr>
+        <w:t xml:space="preserve">address_uri</w:t>
+      </w:r>
+      <w:r>
+        <w:rPr>
+          <w:rStyle w:val="KeywordTok"/>
+        </w:rPr>
+        <w:t xml:space="preserve">:</w:t>
+      </w:r>
+      <w:r>
+        <w:rPr>
+          <w:rStyle w:val="AttributeTok"/>
+        </w:rPr>
+        <w:t xml:space="preserve"> https://geo.ld.admin.ch/location/address/101009806</w:t>
+      </w:r>
+      <w:r>
+        <w:br/>
+      </w:r>
+      <w:r>
+        <w:rPr>
+          <w:rStyle w:val="FunctionTok"/>
+        </w:rPr>
+        <w:t xml:space="preserve">street_address</w:t>
+      </w:r>
+      <w:r>
+        <w:rPr>
+          <w:rStyle w:val="KeywordTok"/>
+        </w:rPr>
+        <w:t xml:space="preserve">:</w:t>
+      </w:r>
+      <w:r>
+        <w:rPr>
+          <w:rStyle w:val="AttributeTok"/>
+        </w:rPr>
+        <w:t xml:space="preserve"> Fédération romande des consommateurs, Rue de Genève 17, case postale</w:t>
+      </w:r>
+      <w:r>
+        <w:br/>
+      </w:r>
+      <w:r>
+        <w:rPr>
+          <w:rStyle w:val="AttributeTok"/>
+        </w:rPr>
+        <w:t xml:space="preserve">  </w:t>
+      </w:r>
+      <w:r>
+        <w:rPr>
+          <w:rStyle w:val="DecValTok"/>
+        </w:rPr>
+        <w:t xml:space="preserve">585</w:t>
+      </w:r>
+      <w:r>
+        <w:br/>
+      </w:r>
+      <w:r>
+        <w:rPr>
+          <w:rStyle w:val="FunctionTok"/>
+        </w:rPr>
+        <w:t xml:space="preserve">postal_code</w:t>
+      </w:r>
+      <w:r>
+        <w:rPr>
+          <w:rStyle w:val="KeywordTok"/>
+        </w:rPr>
+        <w:t xml:space="preserve">:</w:t>
+      </w:r>
+      <w:r>
+        <w:rPr>
+          <w:rStyle w:val="AttributeTok"/>
+        </w:rPr>
+        <w:t xml:space="preserve"> </w:t>
+      </w:r>
+      <w:r>
+        <w:rPr>
+          <w:rStyle w:val="StringTok"/>
+        </w:rPr>
+        <w:t xml:space="preserve">'1001'</w:t>
+      </w:r>
+      <w:r>
+        <w:br/>
+      </w:r>
+      <w:r>
+        <w:rPr>
+          <w:rStyle w:val="FunctionTok"/>
+        </w:rPr>
+        <w:t xml:space="preserve">postal_locality</w:t>
+      </w:r>
+      <w:r>
+        <w:rPr>
+          <w:rStyle w:val="KeywordTok"/>
+        </w:rPr>
+        <w:t xml:space="preserve">:</w:t>
+      </w:r>
+      <w:r>
+        <w:rPr>
+          <w:rStyle w:val="AttributeTok"/>
+        </w:rPr>
+        <w:t xml:space="preserve"> Lausanne</w:t>
+      </w:r>
+      <w:r>
+        <w:br/>
+      </w:r>
+      <w:r>
+        <w:rPr>
+          <w:rStyle w:val="FunctionTok"/>
+        </w:rPr>
+        <w:t xml:space="preserve">country</w:t>
+      </w:r>
+      <w:r>
+        <w:rPr>
+          <w:rStyle w:val="KeywordTok"/>
+        </w:rPr>
+        <w:t xml:space="preserve">:</w:t>
+      </w:r>
+      <w:r>
+        <w:rPr>
+          <w:rStyle w:val="AttributeTok"/>
+        </w:rPr>
+        <w:t xml:space="preserve"> CH</w:t>
+      </w:r>
+    </w:p>
     <w:bookmarkEnd w:id="254"/>
     <w:bookmarkEnd w:id="255"/>
-    <w:bookmarkStart w:id="258" w:name="enum-addresstypeenum"/>
+    <w:bookmarkEnd w:id="256"/>
+    <w:bookmarkStart w:id="259" w:name="enum-addresstypeenum"/>
     <w:p>
       <w:pPr>
         <w:pStyle w:val="berschrift2"/>
@@ -29773,7 +30374,7 @@
       <w:r>
         <w:t xml:space="preserve"> </w:t>
       </w:r>
-      <w:hyperlink ns1:id="rId256">
+      <w:hyperlink ns1:id="rId257">
         <w:r>
           <w:rPr>
             <w:rStyle w:val="Hyperlink"/>
@@ -29782,7 +30383,7 @@
         </w:r>
       </w:hyperlink>
     </w:p>
-    <w:bookmarkStart w:id="257" w:name="permissible-values-7"/>
+    <w:bookmarkStart w:id="258" w:name="permissible-values-7"/>
     <w:p>
       <w:pPr>
         <w:pStyle w:val="berschrift3"/>
@@ -29909,9 +30510,9 @@
         </w:tc>
       </w:tr>
     </w:tbl>
-    <w:bookmarkEnd w:id="257"/>
     <w:bookmarkEnd w:id="258"/>
-    <w:bookmarkStart w:id="261" w:name="class-contact"/>
+    <w:bookmarkEnd w:id="259"/>
+    <w:bookmarkStart w:id="262" w:name="class-contact"/>
     <w:p>
       <w:pPr>
         <w:pStyle w:val="berschrift2"/>
@@ -29940,7 +30541,7 @@
         <w:t xml:space="preserve">__</w:t>
       </w:r>
     </w:p>
-    <w:bookmarkStart w:id="259" w:name="attribute-16"/>
+    <w:bookmarkStart w:id="260" w:name="attribute-16"/>
     <w:p>
       <w:pPr>
         <w:pStyle w:val="berschrift3"/>
@@ -30103,9 +30704,64 @@
           </w:p>
         </w:tc>
       </w:tr>
+      <w:tr>
+        <w:tc>
+          <w:tcPr>
+            <w:shd w:val="clear" w:color="auto" w:fill="F2F2F2"/>
+          </w:tcPr>
+          <w:p>
+            <w:pPr>
+              <w:pStyle w:val="Compact"/>
+            </w:pPr>
+            <w:r>
+              <w:t xml:space="preserve">label</w:t>
+            </w:r>
+          </w:p>
+        </w:tc>
+        <w:tc>
+          <w:tcPr>
+            <w:shd w:val="clear" w:color="auto" w:fill="F2F2F2"/>
+          </w:tcPr>
+          <w:p>
+            <w:pPr>
+              <w:pStyle w:val="Compact"/>
+            </w:pPr>
+            <w:r>
+              <w:t xml:space="preserve">0..1</w:t>
+            </w:r>
+            <w:r>
+              <w:t xml:space="preserve"> </w:t>
+            </w:r>
+            <w:r>
+              <w:t xml:space="preserve"> </w:t>
+            </w:r>
+            <w:hyperlink w:anchor="String">
+              <w:r>
+                <w:rPr>
+                  <w:rStyle w:val="Hyperlink"/>
+                </w:rPr>
+                <w:t xml:space="preserve">String</w:t>
+              </w:r>
+            </w:hyperlink>
+          </w:p>
+        </w:tc>
+        <w:tc>
+          <w:tcPr>
+            <w:shd w:val="clear" w:color="auto" w:fill="F2F2F2"/>
+          </w:tcPr>
+          <w:p>
+            <w:pPr>
+              <w:pStyle w:val="Compact"/>
+            </w:pPr>
+            <w:r>
+              <w:t xml:space="preserve">Assign a label to a structured piece of information (e.g., display name, position, etc.).</w:t>
+            </w:r>
+          </w:p>
+        </w:tc>
+      </w:tr>
     </w:tbl>
-    <w:bookmarkEnd w:id="259"/>
-    <w:bookmarkStart w:id="260" w:name="usages-16"/>
+    <w:bookmarkEnd w:id="260"/>
+    <w:bookmarkStart w:id="261" w:name="usages-16"/>
     <w:p>
       <w:pPr>
         <w:pStyle w:val="berschrift3"/>
@@ -30307,9 +30963,9 @@
         </w:tc>
       </w:tr>
     </w:tbl>
-    <w:bookmarkEnd w:id="260"/>
     <w:bookmarkEnd w:id="261"/>
     <w:bookmarkEnd w:id="262"/>
+    <w:bookmarkEnd w:id="263"/>
     <w:sectPr>
       <w:headerReference ns1:id="rId9" w:type="even"/>
       <w:headerReference ns1:id="rId10" w:type="default"/>
@@ -30613,7 +31269,7 @@
   <w:p>
     <w:pPr>
       <w:pStyle w:val="Kopfzeile"/>
-      <w:framePr w:wrap="none" w:vAnchor="text" w:hAnchor="page" w:x="9401" w:y="181"/>
+      <w:framePr w:wrap="none" w:vAnchor="page" w:hAnchor="page" w:x="9401" w:y="720"/>
       <w:rPr>
         <w:rStyle w:val="Seitenzahl"/>
       </w:rPr>

--- a/ech-0294_actors/output/ech-0294_actors_en.docx
+++ b/ech-0294_actors/output/ech-0294_actors_en.docx
@@ -33224,7 +33224,7 @@
     <w:basedOn w:val="BeschriftungZchn"/>
     <w:rPr>
       <w:rFonts w:ascii="Consolas" w:hAnsi="Consolas"/>
-      <w:sz w:val="18"/>
+      <w:sz w:val="16"/>
     </w:rPr>
   </w:style>
   <w:style w:customStyle="1" w:styleId="SectionNumber" w:type="character">

--- a/ech-0294_actors/output/ech-0294_actors_en.docx
+++ b/ech-0294_actors/output/ech-0294_actors_en.docx
@@ -3166,13 +3166,13 @@
         <w:t xml:space="preserve">Examples</w:t>
       </w:r>
     </w:p>
-    <w:bookmarkStart w:id="31" w:name="X244ecb3a98fa05ac90c75b51793112b60632597"/>
+    <w:bookmarkStart w:id="31" w:name="X699250df3ad4534085bd5b61c6f3cf19ac74bdb"/>
     <w:p>
       <w:pPr>
         <w:pStyle w:val="berschrift4"/>
       </w:pPr>
       <w:r>
-        <w:t xml:space="preserve">Example: Person-swiss_politicians_Cristina_Bozzi-Brunel</w:t>
+        <w:t xml:space="preserve">Example: Name variant alongside the official double name</w:t>
       </w:r>
     </w:p>
     <w:p>
@@ -3442,13 +3442,13 @@
       </w:r>
     </w:p>
     <w:bookmarkEnd w:id="31"/>
-    <w:bookmarkStart w:id="32" w:name="X2ebb1f05286d0d65155c8071213b0fee041206d"/>
+    <w:bookmarkStart w:id="32" w:name="Xb653062e9cdd7fa4bcef0b87045ea667d5671ae"/>
     <w:p>
       <w:pPr>
         <w:pStyle w:val="berschrift4"/>
       </w:pPr>
       <w:r>
-        <w:t xml:space="preserve">Example: Person-swiss_politicians_Alois_Arnold_1981</w:t>
+        <w:t xml:space="preserve">Example: Call name differing from the official first name</w:t>
       </w:r>
     </w:p>
     <w:p>
@@ -3477,7 +3477,7 @@
         <w:rPr>
           <w:rStyle w:val="DecValTok"/>
         </w:rPr>
-        <w:t xml:space="preserve">6447</w:t>
+        <w:t xml:space="preserve">1269</w:t>
       </w:r>
       <w:r>
         <w:br/>
@@ -3498,7 +3498,7 @@
         <w:rPr>
           <w:rStyle w:val="AttributeTok"/>
         </w:rPr>
-        <w:t xml:space="preserve"> https://www.ur.ch/behoerdenmitglieder/6447</w:t>
+        <w:t xml:space="preserve"> https://www4.ti.ch/poteri/gc/parlamento/composizione-del-parlamento/composizione-nelle-ultime-legislature/dettaglio-deputati/?user_gcparlamento_pi3%5BcanID%5D=1269</w:t>
       </w:r>
       <w:r>
         <w:br/>
@@ -3519,7 +3519,7 @@
         <w:rPr>
           <w:rStyle w:val="AttributeTok"/>
         </w:rPr>
-        <w:t xml:space="preserve"> Alois Arnold (1981)</w:t>
+        <w:t xml:space="preserve"> Gerri Beretta-Piccoli</w:t>
       </w:r>
       <w:r>
         <w:br/>
@@ -3528,7 +3528,7 @@
         <w:rPr>
           <w:rStyle w:val="FunctionTok"/>
         </w:rPr>
-        <w:t xml:space="preserve">birth_year</w:t>
+        <w:t xml:space="preserve">names</w:t>
       </w:r>
       <w:r>
         <w:rPr>
@@ -3537,6 +3537,15 @@
         <w:t xml:space="preserve">:</w:t>
       </w:r>
       <w:r>
+        <w:br/>
+      </w:r>
+      <w:r>
+        <w:rPr>
+          <w:rStyle w:val="KeywordTok"/>
+        </w:rPr>
+        <w:t xml:space="preserve">-</w:t>
+      </w:r>
+      <w:r>
         <w:rPr>
           <w:rStyle w:val="AttributeTok"/>
         </w:rPr>
@@ -3544,18 +3553,36 @@
       </w:r>
       <w:r>
         <w:rPr>
-          <w:rStyle w:val="DecValTok"/>
-        </w:rPr>
-        <w:t xml:space="preserve">1981</w:t>
+          <w:rStyle w:val="FunctionTok"/>
+        </w:rPr>
+        <w:t xml:space="preserve">name_type</w:t>
+      </w:r>
+      <w:r>
+        <w:rPr>
+          <w:rStyle w:val="KeywordTok"/>
+        </w:rPr>
+        <w:t xml:space="preserve">:</w:t>
+      </w:r>
+      <w:r>
+        <w:rPr>
+          <w:rStyle w:val="AttributeTok"/>
+        </w:rPr>
+        <w:t xml:space="preserve"> PersonFirstName</w:t>
       </w:r>
       <w:r>
         <w:br/>
       </w:r>
       <w:r>
         <w:rPr>
+          <w:rStyle w:val="AttributeTok"/>
+        </w:rPr>
+        <w:t xml:space="preserve">  </w:t>
+      </w:r>
+      <w:r>
+        <w:rPr>
           <w:rStyle w:val="FunctionTok"/>
         </w:rPr>
-        <w:t xml:space="preserve">names</w:t>
+        <w:t xml:space="preserve">value</w:t>
       </w:r>
       <w:r>
         <w:rPr>
@@ -3564,6 +3591,12 @@
         <w:t xml:space="preserve">:</w:t>
       </w:r>
       <w:r>
+        <w:rPr>
+          <w:rStyle w:val="AttributeTok"/>
+        </w:rPr>
+        <w:t xml:space="preserve"> Fausto</w:t>
+      </w:r>
+      <w:r>
         <w:br/>
       </w:r>
       <w:r>
@@ -3594,7 +3627,7 @@
         <w:rPr>
           <w:rStyle w:val="AttributeTok"/>
         </w:rPr>
-        <w:t xml:space="preserve"> PersonFirstName</w:t>
+        <w:t xml:space="preserve"> PersonCallFirstName</w:t>
       </w:r>
       <w:r>
         <w:br/>
@@ -3621,7 +3654,7 @@
         <w:rPr>
           <w:rStyle w:val="AttributeTok"/>
         </w:rPr>
-        <w:t xml:space="preserve"> Alois</w:t>
+        <w:t xml:space="preserve"> Gerri</w:t>
       </w:r>
       <w:r>
         <w:br/>
@@ -3681,17 +3714,17 @@
         <w:rPr>
           <w:rStyle w:val="AttributeTok"/>
         </w:rPr>
-        <w:t xml:space="preserve"> Arnold</w:t>
+        <w:t xml:space="preserve"> Beretta-Piccoli</w:t>
       </w:r>
     </w:p>
     <w:bookmarkEnd w:id="32"/>
-    <w:bookmarkStart w:id="33" w:name="Xe92049dd5df770269c52cb51c05a965edaf8fa9"/>
+    <w:bookmarkStart w:id="33" w:name="Xff6c83f066c1d3d7d29218e194326df611a5874"/>
     <w:p>
       <w:pPr>
         <w:pStyle w:val="berschrift4"/>
       </w:pPr>
       <w:r>
-        <w:t xml:space="preserve">Example: Person-swiss_politicians_Gerri_Beretta-Piccoli</w:t>
+        <w:t xml:space="preserve">Example: Non-binary gender entry with occupation and training</w:t>
       </w:r>
     </w:p>
     <w:p>
@@ -3714,13 +3747,76 @@
         <w:rPr>
           <w:rStyle w:val="AttributeTok"/>
         </w:rPr>
+        <w:t xml:space="preserve"> 72c7232be92944e3876f3b6723824ff9</w:t>
+      </w:r>
+      <w:r>
+        <w:br/>
+      </w:r>
+      <w:r>
+        <w:rPr>
+          <w:rStyle w:val="FunctionTok"/>
+        </w:rPr>
+        <w:t xml:space="preserve">global_uri</w:t>
+      </w:r>
+      <w:r>
+        <w:rPr>
+          <w:rStyle w:val="KeywordTok"/>
+        </w:rPr>
+        <w:t xml:space="preserve">:</w:t>
+      </w:r>
+      <w:r>
+        <w:rPr>
+          <w:rStyle w:val="AttributeTok"/>
+        </w:rPr>
+        <w:t xml:space="preserve"> https://stadtrat.bern.ch/de/mitglieder/detail.php?gid=72c7232be92944e3876f3b6723824ff9</w:t>
+      </w:r>
+      <w:r>
+        <w:br/>
+      </w:r>
+      <w:r>
+        <w:rPr>
+          <w:rStyle w:val="FunctionTok"/>
+        </w:rPr>
+        <w:t xml:space="preserve">label</w:t>
+      </w:r>
+      <w:r>
+        <w:rPr>
+          <w:rStyle w:val="KeywordTok"/>
+        </w:rPr>
+        <w:t xml:space="preserve">:</w:t>
+      </w:r>
+      <w:r>
+        <w:rPr>
+          <w:rStyle w:val="AttributeTok"/>
+        </w:rPr>
+        <w:t xml:space="preserve"> Sofia Fisch</w:t>
+      </w:r>
+      <w:r>
+        <w:br/>
+      </w:r>
+      <w:r>
+        <w:rPr>
+          <w:rStyle w:val="FunctionTok"/>
+        </w:rPr>
+        <w:t xml:space="preserve">birth_year</w:t>
+      </w:r>
+      <w:r>
+        <w:rPr>
+          <w:rStyle w:val="KeywordTok"/>
+        </w:rPr>
+        <w:t xml:space="preserve">:</w:t>
+      </w:r>
+      <w:r>
+        <w:rPr>
+          <w:rStyle w:val="AttributeTok"/>
+        </w:rPr>
         <w:t xml:space="preserve"> </w:t>
       </w:r>
       <w:r>
         <w:rPr>
           <w:rStyle w:val="DecValTok"/>
         </w:rPr>
-        <w:t xml:space="preserve">1269</w:t>
+        <w:t xml:space="preserve">1996</w:t>
       </w:r>
       <w:r>
         <w:br/>
@@ -3729,7 +3825,7 @@
         <w:rPr>
           <w:rStyle w:val="FunctionTok"/>
         </w:rPr>
-        <w:t xml:space="preserve">global_uri</w:t>
+        <w:t xml:space="preserve">names</w:t>
       </w:r>
       <w:r>
         <w:rPr>
@@ -3738,18 +3834,186 @@
         <w:t xml:space="preserve">:</w:t>
       </w:r>
       <w:r>
-        <w:rPr>
-          <w:rStyle w:val="AttributeTok"/>
-        </w:rPr>
-        <w:t xml:space="preserve"> https://www4.ti.ch/poteri/gc/parlamento/composizione-del-parlamento/composizione-nelle-ultime-legislature/dettaglio-deputati/?user_gcparlamento_pi3%5BcanID%5D=1269</w:t>
-      </w:r>
-      <w:r>
         <w:br/>
       </w:r>
       <w:r>
         <w:rPr>
+          <w:rStyle w:val="KeywordTok"/>
+        </w:rPr>
+        <w:t xml:space="preserve">-</w:t>
+      </w:r>
+      <w:r>
+        <w:rPr>
+          <w:rStyle w:val="AttributeTok"/>
+        </w:rPr>
+        <w:t xml:space="preserve"> </w:t>
+      </w:r>
+      <w:r>
+        <w:rPr>
           <w:rStyle w:val="FunctionTok"/>
         </w:rPr>
+        <w:t xml:space="preserve">name_type</w:t>
+      </w:r>
+      <w:r>
+        <w:rPr>
+          <w:rStyle w:val="KeywordTok"/>
+        </w:rPr>
+        <w:t xml:space="preserve">:</w:t>
+      </w:r>
+      <w:r>
+        <w:rPr>
+          <w:rStyle w:val="AttributeTok"/>
+        </w:rPr>
+        <w:t xml:space="preserve"> PersonFirstName</w:t>
+      </w:r>
+      <w:r>
+        <w:br/>
+      </w:r>
+      <w:r>
+        <w:rPr>
+          <w:rStyle w:val="AttributeTok"/>
+        </w:rPr>
+        <w:t xml:space="preserve">  </w:t>
+      </w:r>
+      <w:r>
+        <w:rPr>
+          <w:rStyle w:val="FunctionTok"/>
+        </w:rPr>
+        <w:t xml:space="preserve">value</w:t>
+      </w:r>
+      <w:r>
+        <w:rPr>
+          <w:rStyle w:val="KeywordTok"/>
+        </w:rPr>
+        <w:t xml:space="preserve">:</w:t>
+      </w:r>
+      <w:r>
+        <w:rPr>
+          <w:rStyle w:val="AttributeTok"/>
+        </w:rPr>
+        <w:t xml:space="preserve"> Sofia</w:t>
+      </w:r>
+      <w:r>
+        <w:br/>
+      </w:r>
+      <w:r>
+        <w:rPr>
+          <w:rStyle w:val="KeywordTok"/>
+        </w:rPr>
+        <w:t xml:space="preserve">-</w:t>
+      </w:r>
+      <w:r>
+        <w:rPr>
+          <w:rStyle w:val="AttributeTok"/>
+        </w:rPr>
+        <w:t xml:space="preserve"> </w:t>
+      </w:r>
+      <w:r>
+        <w:rPr>
+          <w:rStyle w:val="FunctionTok"/>
+        </w:rPr>
+        <w:t xml:space="preserve">name_type</w:t>
+      </w:r>
+      <w:r>
+        <w:rPr>
+          <w:rStyle w:val="KeywordTok"/>
+        </w:rPr>
+        <w:t xml:space="preserve">:</w:t>
+      </w:r>
+      <w:r>
+        <w:rPr>
+          <w:rStyle w:val="AttributeTok"/>
+        </w:rPr>
+        <w:t xml:space="preserve"> PersonOfficialName</w:t>
+      </w:r>
+      <w:r>
+        <w:br/>
+      </w:r>
+      <w:r>
+        <w:rPr>
+          <w:rStyle w:val="AttributeTok"/>
+        </w:rPr>
+        <w:t xml:space="preserve">  </w:t>
+      </w:r>
+      <w:r>
+        <w:rPr>
+          <w:rStyle w:val="FunctionTok"/>
+        </w:rPr>
+        <w:t xml:space="preserve">value</w:t>
+      </w:r>
+      <w:r>
+        <w:rPr>
+          <w:rStyle w:val="KeywordTok"/>
+        </w:rPr>
+        <w:t xml:space="preserve">:</w:t>
+      </w:r>
+      <w:r>
+        <w:rPr>
+          <w:rStyle w:val="AttributeTok"/>
+        </w:rPr>
+        <w:t xml:space="preserve"> Fisch</w:t>
+      </w:r>
+      <w:r>
+        <w:br/>
+      </w:r>
+      <w:r>
+        <w:rPr>
+          <w:rStyle w:val="FunctionTok"/>
+        </w:rPr>
+        <w:t xml:space="preserve">genders</w:t>
+      </w:r>
+      <w:r>
+        <w:rPr>
+          <w:rStyle w:val="KeywordTok"/>
+        </w:rPr>
+        <w:t xml:space="preserve">:</w:t>
+      </w:r>
+      <w:r>
+        <w:br/>
+      </w:r>
+      <w:r>
+        <w:rPr>
+          <w:rStyle w:val="KeywordTok"/>
+        </w:rPr>
+        <w:t xml:space="preserve">-</w:t>
+      </w:r>
+      <w:r>
+        <w:rPr>
+          <w:rStyle w:val="AttributeTok"/>
+        </w:rPr>
+        <w:t xml:space="preserve"> </w:t>
+      </w:r>
+      <w:r>
+        <w:rPr>
+          <w:rStyle w:val="FunctionTok"/>
+        </w:rPr>
+        <w:t xml:space="preserve">gender_code</w:t>
+      </w:r>
+      <w:r>
+        <w:rPr>
+          <w:rStyle w:val="KeywordTok"/>
+        </w:rPr>
+        <w:t xml:space="preserve">:</w:t>
+      </w:r>
+      <w:r>
+        <w:rPr>
+          <w:rStyle w:val="AttributeTok"/>
+        </w:rPr>
+        <w:t xml:space="preserve"> non_binary</w:t>
+      </w:r>
+      <w:r>
+        <w:br/>
+      </w:r>
+      <w:r>
+        <w:rPr>
+          <w:rStyle w:val="AttributeTok"/>
+        </w:rPr>
+        <w:t xml:space="preserve">  </w:t>
+      </w:r>
+      <w:r>
+        <w:rPr>
+          <w:rStyle w:val="FunctionTok"/>
+        </w:rPr>
         <w:t xml:space="preserve">label</w:t>
       </w:r>
       <w:r>
@@ -3762,7 +4026,7 @@
         <w:rPr>
           <w:rStyle w:val="AttributeTok"/>
         </w:rPr>
-        <w:t xml:space="preserve"> Gerri Beretta-Piccoli</w:t>
+        <w:t xml:space="preserve"> divers</w:t>
       </w:r>
       <w:r>
         <w:br/>
@@ -3771,7 +4035,7 @@
         <w:rPr>
           <w:rStyle w:val="FunctionTok"/>
         </w:rPr>
-        <w:t xml:space="preserve">names</w:t>
+        <w:t xml:space="preserve">occupations</w:t>
       </w:r>
       <w:r>
         <w:rPr>
@@ -3798,7 +4062,7 @@
         <w:rPr>
           <w:rStyle w:val="FunctionTok"/>
         </w:rPr>
-        <w:t xml:space="preserve">name_type</w:t>
+        <w:t xml:space="preserve">label</w:t>
       </w:r>
       <w:r>
         <w:rPr>
@@ -3810,7 +4074,7 @@
         <w:rPr>
           <w:rStyle w:val="AttributeTok"/>
         </w:rPr>
-        <w:t xml:space="preserve"> PersonFirstName</w:t>
+        <w:t xml:space="preserve"> Jurist*in</w:t>
       </w:r>
       <w:r>
         <w:br/>
@@ -3825,6 +4089,93 @@
         <w:rPr>
           <w:rStyle w:val="FunctionTok"/>
         </w:rPr>
+        <w:t xml:space="preserve">is_active</w:t>
+      </w:r>
+      <w:r>
+        <w:rPr>
+          <w:rStyle w:val="KeywordTok"/>
+        </w:rPr>
+        <w:t xml:space="preserve">:</w:t>
+      </w:r>
+      <w:r>
+        <w:rPr>
+          <w:rStyle w:val="AttributeTok"/>
+        </w:rPr>
+        <w:t xml:space="preserve"> </w:t>
+      </w:r>
+      <w:r>
+        <w:rPr>
+          <w:rStyle w:val="CharTok"/>
+        </w:rPr>
+        <w:t xml:space="preserve">true</w:t>
+      </w:r>
+      <w:r>
+        <w:br/>
+      </w:r>
+      <w:r>
+        <w:rPr>
+          <w:rStyle w:val="FunctionTok"/>
+        </w:rPr>
+        <w:t xml:space="preserve">trainings</w:t>
+      </w:r>
+      <w:r>
+        <w:rPr>
+          <w:rStyle w:val="KeywordTok"/>
+        </w:rPr>
+        <w:t xml:space="preserve">:</w:t>
+      </w:r>
+      <w:r>
+        <w:br/>
+      </w:r>
+      <w:r>
+        <w:rPr>
+          <w:rStyle w:val="KeywordTok"/>
+        </w:rPr>
+        <w:t xml:space="preserve">-</w:t>
+      </w:r>
+      <w:r>
+        <w:rPr>
+          <w:rStyle w:val="AttributeTok"/>
+        </w:rPr>
+        <w:t xml:space="preserve"> </w:t>
+      </w:r>
+      <w:r>
+        <w:rPr>
+          <w:rStyle w:val="FunctionTok"/>
+        </w:rPr>
+        <w:t xml:space="preserve">training_type</w:t>
+      </w:r>
+      <w:r>
+        <w:rPr>
+          <w:rStyle w:val="KeywordTok"/>
+        </w:rPr>
+        <w:t xml:space="preserve">:</w:t>
+      </w:r>
+      <w:r>
+        <w:rPr>
+          <w:rStyle w:val="AttributeTok"/>
+        </w:rPr>
+        <w:t xml:space="preserve"> </w:t>
+      </w:r>
+      <w:r>
+        <w:rPr>
+          <w:rStyle w:val="StringTok"/>
+        </w:rPr>
+        <w:t xml:space="preserve">'3223'</w:t>
+      </w:r>
+      <w:r>
+        <w:br/>
+      </w:r>
+      <w:r>
+        <w:rPr>
+          <w:rStyle w:val="AttributeTok"/>
+        </w:rPr>
+        <w:t xml:space="preserve">  </w:t>
+      </w:r>
+      <w:r>
+        <w:rPr>
+          <w:rStyle w:val="FunctionTok"/>
+        </w:rPr>
         <w:t xml:space="preserve">value</w:t>
       </w:r>
       <w:r>
@@ -3837,137 +4188,17 @@
         <w:rPr>
           <w:rStyle w:val="AttributeTok"/>
         </w:rPr>
-        <w:t xml:space="preserve"> Fausto</w:t>
-      </w:r>
-      <w:r>
-        <w:br/>
-      </w:r>
-      <w:r>
-        <w:rPr>
-          <w:rStyle w:val="KeywordTok"/>
-        </w:rPr>
-        <w:t xml:space="preserve">-</w:t>
-      </w:r>
-      <w:r>
-        <w:rPr>
-          <w:rStyle w:val="AttributeTok"/>
-        </w:rPr>
-        <w:t xml:space="preserve"> </w:t>
-      </w:r>
-      <w:r>
-        <w:rPr>
-          <w:rStyle w:val="FunctionTok"/>
-        </w:rPr>
-        <w:t xml:space="preserve">name_type</w:t>
-      </w:r>
-      <w:r>
-        <w:rPr>
-          <w:rStyle w:val="KeywordTok"/>
-        </w:rPr>
-        <w:t xml:space="preserve">:</w:t>
-      </w:r>
-      <w:r>
-        <w:rPr>
-          <w:rStyle w:val="AttributeTok"/>
-        </w:rPr>
-        <w:t xml:space="preserve"> PersonCallFirstName</w:t>
-      </w:r>
-      <w:r>
-        <w:br/>
-      </w:r>
-      <w:r>
-        <w:rPr>
-          <w:rStyle w:val="AttributeTok"/>
-        </w:rPr>
-        <w:t xml:space="preserve">  </w:t>
-      </w:r>
-      <w:r>
-        <w:rPr>
-          <w:rStyle w:val="FunctionTok"/>
-        </w:rPr>
-        <w:t xml:space="preserve">value</w:t>
-      </w:r>
-      <w:r>
-        <w:rPr>
-          <w:rStyle w:val="KeywordTok"/>
-        </w:rPr>
-        <w:t xml:space="preserve">:</w:t>
-      </w:r>
-      <w:r>
-        <w:rPr>
-          <w:rStyle w:val="AttributeTok"/>
-        </w:rPr>
-        <w:t xml:space="preserve"> Gerri</w:t>
-      </w:r>
-      <w:r>
-        <w:br/>
-      </w:r>
-      <w:r>
-        <w:rPr>
-          <w:rStyle w:val="KeywordTok"/>
-        </w:rPr>
-        <w:t xml:space="preserve">-</w:t>
-      </w:r>
-      <w:r>
-        <w:rPr>
-          <w:rStyle w:val="AttributeTok"/>
-        </w:rPr>
-        <w:t xml:space="preserve"> </w:t>
-      </w:r>
-      <w:r>
-        <w:rPr>
-          <w:rStyle w:val="FunctionTok"/>
-        </w:rPr>
-        <w:t xml:space="preserve">name_type</w:t>
-      </w:r>
-      <w:r>
-        <w:rPr>
-          <w:rStyle w:val="KeywordTok"/>
-        </w:rPr>
-        <w:t xml:space="preserve">:</w:t>
-      </w:r>
-      <w:r>
-        <w:rPr>
-          <w:rStyle w:val="AttributeTok"/>
-        </w:rPr>
-        <w:t xml:space="preserve"> PersonOfficialName</w:t>
-      </w:r>
-      <w:r>
-        <w:br/>
-      </w:r>
-      <w:r>
-        <w:rPr>
-          <w:rStyle w:val="AttributeTok"/>
-        </w:rPr>
-        <w:t xml:space="preserve">  </w:t>
-      </w:r>
-      <w:r>
-        <w:rPr>
-          <w:rStyle w:val="FunctionTok"/>
-        </w:rPr>
-        <w:t xml:space="preserve">value</w:t>
-      </w:r>
-      <w:r>
-        <w:rPr>
-          <w:rStyle w:val="KeywordTok"/>
-        </w:rPr>
-        <w:t xml:space="preserve">:</w:t>
-      </w:r>
-      <w:r>
-        <w:rPr>
-          <w:rStyle w:val="AttributeTok"/>
-        </w:rPr>
-        <w:t xml:space="preserve"> Beretta-Piccoli</w:t>
+        <w:t xml:space="preserve"> MLaw</w:t>
       </w:r>
     </w:p>
     <w:bookmarkEnd w:id="33"/>
-    <w:bookmarkStart w:id="34" w:name="X9cf17d7a0f41a112afa79c9a0191c4b9f1a33c3"/>
+    <w:bookmarkStart w:id="34" w:name="Xc448442c04cc237f377fe8207c09c7306a34c91"/>
     <w:p>
       <w:pPr>
         <w:pStyle w:val="berschrift4"/>
       </w:pPr>
       <w:r>
-        <w:t xml:space="preserve">Example: Person-swiss_politicians_Sofia_Fisch</w:t>
+        <w:t xml:space="preserve">Example: Telling apart persons with identical names via the label</w:t>
       </w:r>
     </w:p>
     <w:p>
@@ -3990,7 +4221,13 @@
         <w:rPr>
           <w:rStyle w:val="AttributeTok"/>
         </w:rPr>
-        <w:t xml:space="preserve"> 72c7232be92944e3876f3b6723824ff9</w:t>
+        <w:t xml:space="preserve"> </w:t>
+      </w:r>
+      <w:r>
+        <w:rPr>
+          <w:rStyle w:val="DecValTok"/>
+        </w:rPr>
+        <w:t xml:space="preserve">6447</w:t>
       </w:r>
       <w:r>
         <w:br/>
@@ -4011,7 +4248,7 @@
         <w:rPr>
           <w:rStyle w:val="AttributeTok"/>
         </w:rPr>
-        <w:t xml:space="preserve"> https://stadtrat.bern.ch/de/mitglieder/detail.php?gid=72c7232be92944e3876f3b6723824ff9</w:t>
+        <w:t xml:space="preserve"> https://www.ur.ch/behoerdenmitglieder/6447</w:t>
       </w:r>
       <w:r>
         <w:br/>
@@ -4032,7 +4269,7 @@
         <w:rPr>
           <w:rStyle w:val="AttributeTok"/>
         </w:rPr>
-        <w:t xml:space="preserve"> Sofia Fisch</w:t>
+        <w:t xml:space="preserve"> Alois Arnold (1981)</w:t>
       </w:r>
       <w:r>
         <w:br/>
@@ -4059,7 +4296,7 @@
         <w:rPr>
           <w:rStyle w:val="DecValTok"/>
         </w:rPr>
-        <w:t xml:space="preserve">1996</w:t>
+        <w:t xml:space="preserve">1981</w:t>
       </w:r>
       <w:r>
         <w:br/>
@@ -4134,7 +4371,7 @@
         <w:rPr>
           <w:rStyle w:val="AttributeTok"/>
         </w:rPr>
-        <w:t xml:space="preserve"> Sofia</w:t>
+        <w:t xml:space="preserve"> Alois</w:t>
       </w:r>
       <w:r>
         <w:br/>
@@ -4194,254 +4431,17 @@
         <w:rPr>
           <w:rStyle w:val="AttributeTok"/>
         </w:rPr>
-        <w:t xml:space="preserve"> Fisch</w:t>
-      </w:r>
-      <w:r>
-        <w:br/>
-      </w:r>
-      <w:r>
-        <w:rPr>
-          <w:rStyle w:val="FunctionTok"/>
-        </w:rPr>
-        <w:t xml:space="preserve">genders</w:t>
-      </w:r>
-      <w:r>
-        <w:rPr>
-          <w:rStyle w:val="KeywordTok"/>
-        </w:rPr>
-        <w:t xml:space="preserve">:</w:t>
-      </w:r>
-      <w:r>
-        <w:br/>
-      </w:r>
-      <w:r>
-        <w:rPr>
-          <w:rStyle w:val="KeywordTok"/>
-        </w:rPr>
-        <w:t xml:space="preserve">-</w:t>
-      </w:r>
-      <w:r>
-        <w:rPr>
-          <w:rStyle w:val="AttributeTok"/>
-        </w:rPr>
-        <w:t xml:space="preserve"> </w:t>
-      </w:r>
-      <w:r>
-        <w:rPr>
-          <w:rStyle w:val="FunctionTok"/>
-        </w:rPr>
-        <w:t xml:space="preserve">gender_code</w:t>
-      </w:r>
-      <w:r>
-        <w:rPr>
-          <w:rStyle w:val="KeywordTok"/>
-        </w:rPr>
-        <w:t xml:space="preserve">:</w:t>
-      </w:r>
-      <w:r>
-        <w:rPr>
-          <w:rStyle w:val="AttributeTok"/>
-        </w:rPr>
-        <w:t xml:space="preserve"> non_binary</w:t>
-      </w:r>
-      <w:r>
-        <w:br/>
-      </w:r>
-      <w:r>
-        <w:rPr>
-          <w:rStyle w:val="AttributeTok"/>
-        </w:rPr>
-        <w:t xml:space="preserve">  </w:t>
-      </w:r>
-      <w:r>
-        <w:rPr>
-          <w:rStyle w:val="FunctionTok"/>
-        </w:rPr>
-        <w:t xml:space="preserve">label</w:t>
-      </w:r>
-      <w:r>
-        <w:rPr>
-          <w:rStyle w:val="KeywordTok"/>
-        </w:rPr>
-        <w:t xml:space="preserve">:</w:t>
-      </w:r>
-      <w:r>
-        <w:rPr>
-          <w:rStyle w:val="AttributeTok"/>
-        </w:rPr>
-        <w:t xml:space="preserve"> divers</w:t>
-      </w:r>
-      <w:r>
-        <w:br/>
-      </w:r>
-      <w:r>
-        <w:rPr>
-          <w:rStyle w:val="FunctionTok"/>
-        </w:rPr>
-        <w:t xml:space="preserve">occupations</w:t>
-      </w:r>
-      <w:r>
-        <w:rPr>
-          <w:rStyle w:val="KeywordTok"/>
-        </w:rPr>
-        <w:t xml:space="preserve">:</w:t>
-      </w:r>
-      <w:r>
-        <w:br/>
-      </w:r>
-      <w:r>
-        <w:rPr>
-          <w:rStyle w:val="KeywordTok"/>
-        </w:rPr>
-        <w:t xml:space="preserve">-</w:t>
-      </w:r>
-      <w:r>
-        <w:rPr>
-          <w:rStyle w:val="AttributeTok"/>
-        </w:rPr>
-        <w:t xml:space="preserve"> </w:t>
-      </w:r>
-      <w:r>
-        <w:rPr>
-          <w:rStyle w:val="FunctionTok"/>
-        </w:rPr>
-        <w:t xml:space="preserve">label</w:t>
-      </w:r>
-      <w:r>
-        <w:rPr>
-          <w:rStyle w:val="KeywordTok"/>
-        </w:rPr>
-        <w:t xml:space="preserve">:</w:t>
-      </w:r>
-      <w:r>
-        <w:rPr>
-          <w:rStyle w:val="AttributeTok"/>
-        </w:rPr>
-        <w:t xml:space="preserve"> Jurist*in</w:t>
-      </w:r>
-      <w:r>
-        <w:br/>
-      </w:r>
-      <w:r>
-        <w:rPr>
-          <w:rStyle w:val="AttributeTok"/>
-        </w:rPr>
-        <w:t xml:space="preserve">  </w:t>
-      </w:r>
-      <w:r>
-        <w:rPr>
-          <w:rStyle w:val="FunctionTok"/>
-        </w:rPr>
-        <w:t xml:space="preserve">is_active</w:t>
-      </w:r>
-      <w:r>
-        <w:rPr>
-          <w:rStyle w:val="KeywordTok"/>
-        </w:rPr>
-        <w:t xml:space="preserve">:</w:t>
-      </w:r>
-      <w:r>
-        <w:rPr>
-          <w:rStyle w:val="AttributeTok"/>
-        </w:rPr>
-        <w:t xml:space="preserve"> </w:t>
-      </w:r>
-      <w:r>
-        <w:rPr>
-          <w:rStyle w:val="CharTok"/>
-        </w:rPr>
-        <w:t xml:space="preserve">true</w:t>
-      </w:r>
-      <w:r>
-        <w:br/>
-      </w:r>
-      <w:r>
-        <w:rPr>
-          <w:rStyle w:val="FunctionTok"/>
-        </w:rPr>
-        <w:t xml:space="preserve">trainings</w:t>
-      </w:r>
-      <w:r>
-        <w:rPr>
-          <w:rStyle w:val="KeywordTok"/>
-        </w:rPr>
-        <w:t xml:space="preserve">:</w:t>
-      </w:r>
-      <w:r>
-        <w:br/>
-      </w:r>
-      <w:r>
-        <w:rPr>
-          <w:rStyle w:val="KeywordTok"/>
-        </w:rPr>
-        <w:t xml:space="preserve">-</w:t>
-      </w:r>
-      <w:r>
-        <w:rPr>
-          <w:rStyle w:val="AttributeTok"/>
-        </w:rPr>
-        <w:t xml:space="preserve"> </w:t>
-      </w:r>
-      <w:r>
-        <w:rPr>
-          <w:rStyle w:val="FunctionTok"/>
-        </w:rPr>
-        <w:t xml:space="preserve">training_type</w:t>
-      </w:r>
-      <w:r>
-        <w:rPr>
-          <w:rStyle w:val="KeywordTok"/>
-        </w:rPr>
-        <w:t xml:space="preserve">:</w:t>
-      </w:r>
-      <w:r>
-        <w:rPr>
-          <w:rStyle w:val="AttributeTok"/>
-        </w:rPr>
-        <w:t xml:space="preserve"> </w:t>
-      </w:r>
-      <w:r>
-        <w:rPr>
-          <w:rStyle w:val="StringTok"/>
-        </w:rPr>
-        <w:t xml:space="preserve">'3223'</w:t>
-      </w:r>
-      <w:r>
-        <w:br/>
-      </w:r>
-      <w:r>
-        <w:rPr>
-          <w:rStyle w:val="AttributeTok"/>
-        </w:rPr>
-        <w:t xml:space="preserve">  </w:t>
-      </w:r>
-      <w:r>
-        <w:rPr>
-          <w:rStyle w:val="FunctionTok"/>
-        </w:rPr>
-        <w:t xml:space="preserve">value</w:t>
-      </w:r>
-      <w:r>
-        <w:rPr>
-          <w:rStyle w:val="KeywordTok"/>
-        </w:rPr>
-        <w:t xml:space="preserve">:</w:t>
-      </w:r>
-      <w:r>
-        <w:rPr>
-          <w:rStyle w:val="AttributeTok"/>
-        </w:rPr>
-        <w:t xml:space="preserve"> MLaw</w:t>
+        <w:t xml:space="preserve"> Arnold</w:t>
       </w:r>
     </w:p>
     <w:bookmarkEnd w:id="34"/>
-    <w:bookmarkStart w:id="35" w:name="X095a6041a20108f8b3a8ed1d9d7d4eb1f742c10"/>
+    <w:bookmarkStart w:id="35" w:name="example-fully-recorded-person"/>
     <w:p>
       <w:pPr>
         <w:pStyle w:val="berschrift4"/>
       </w:pPr>
       <w:r>
-        <w:t xml:space="preserve">Example: Person-swiss_politicians_Alois_Arnold_1965</w:t>
+        <w:t xml:space="preserve">Example: Fully recorded person</w:t>
       </w:r>
     </w:p>
     <w:p>
@@ -4470,7 +4470,7 @@
         <w:rPr>
           <w:rStyle w:val="DecValTok"/>
         </w:rPr>
-        <w:t xml:space="preserve">6370</w:t>
+        <w:t xml:space="preserve">4032</w:t>
       </w:r>
       <w:r>
         <w:br/>
@@ -4491,7 +4491,7 @@
         <w:rPr>
           <w:rStyle w:val="AttributeTok"/>
         </w:rPr>
-        <w:t xml:space="preserve"> https://www.ur.ch/behoerdenmitglieder/6370</w:t>
+        <w:t xml:space="preserve"> https://data-example.parlament.ch/person/4032</w:t>
       </w:r>
       <w:r>
         <w:br/>
@@ -4500,6 +4500,27 @@
         <w:rPr>
           <w:rStyle w:val="FunctionTok"/>
         </w:rPr>
+        <w:t xml:space="preserve">wikidata_uri</w:t>
+      </w:r>
+      <w:r>
+        <w:rPr>
+          <w:rStyle w:val="KeywordTok"/>
+        </w:rPr>
+        <w:t xml:space="preserve">:</w:t>
+      </w:r>
+      <w:r>
+        <w:rPr>
+          <w:rStyle w:val="AttributeTok"/>
+        </w:rPr>
+        <w:t xml:space="preserve"> http://www.wikidata.org/entity/Q813067</w:t>
+      </w:r>
+      <w:r>
+        <w:br/>
+      </w:r>
+      <w:r>
+        <w:rPr>
+          <w:rStyle w:val="FunctionTok"/>
+        </w:rPr>
         <w:t xml:space="preserve">label</w:t>
       </w:r>
       <w:r>
@@ -4512,7 +4533,7 @@
         <w:rPr>
           <w:rStyle w:val="AttributeTok"/>
         </w:rPr>
-        <w:t xml:space="preserve"> Alois Arnold (1965)</w:t>
+        <w:t xml:space="preserve"> Beat Jans</w:t>
       </w:r>
       <w:r>
         <w:br/>
@@ -4521,6 +4542,27 @@
         <w:rPr>
           <w:rStyle w:val="FunctionTok"/>
         </w:rPr>
+        <w:t xml:space="preserve">label_long</w:t>
+      </w:r>
+      <w:r>
+        <w:rPr>
+          <w:rStyle w:val="KeywordTok"/>
+        </w:rPr>
+        <w:t xml:space="preserve">:</w:t>
+      </w:r>
+      <w:r>
+        <w:rPr>
+          <w:rStyle w:val="AttributeTok"/>
+        </w:rPr>
+        <w:t xml:space="preserve"> Beat Jans, dipl. nat. ETH</w:t>
+      </w:r>
+      <w:r>
+        <w:br/>
+      </w:r>
+      <w:r>
+        <w:rPr>
+          <w:rStyle w:val="FunctionTok"/>
+        </w:rPr>
         <w:t xml:space="preserve">birth_year</w:t>
       </w:r>
       <w:r>
@@ -4539,7 +4581,7 @@
         <w:rPr>
           <w:rStyle w:val="DecValTok"/>
         </w:rPr>
-        <w:t xml:space="preserve">1965</w:t>
+        <w:t xml:space="preserve">1964</w:t>
       </w:r>
       <w:r>
         <w:br/>
@@ -4548,6 +4590,48 @@
         <w:rPr>
           <w:rStyle w:val="FunctionTok"/>
         </w:rPr>
+        <w:t xml:space="preserve">birth_date</w:t>
+      </w:r>
+      <w:r>
+        <w:rPr>
+          <w:rStyle w:val="KeywordTok"/>
+        </w:rPr>
+        <w:t xml:space="preserve">:</w:t>
+      </w:r>
+      <w:r>
+        <w:rPr>
+          <w:rStyle w:val="AttributeTok"/>
+        </w:rPr>
+        <w:t xml:space="preserve"> 1964-07-12</w:t>
+      </w:r>
+      <w:r>
+        <w:br/>
+      </w:r>
+      <w:r>
+        <w:rPr>
+          <w:rStyle w:val="FunctionTok"/>
+        </w:rPr>
+        <w:t xml:space="preserve">picture</w:t>
+      </w:r>
+      <w:r>
+        <w:rPr>
+          <w:rStyle w:val="KeywordTok"/>
+        </w:rPr>
+        <w:t xml:space="preserve">:</w:t>
+      </w:r>
+      <w:r>
+        <w:rPr>
+          <w:rStyle w:val="AttributeTok"/>
+        </w:rPr>
+        <w:t xml:space="preserve"> https://commons.wikimedia.org/wiki/File:Beat_Jans_(2026)_(cropped).jpg</w:t>
+      </w:r>
+      <w:r>
+        <w:br/>
+      </w:r>
+      <w:r>
+        <w:rPr>
+          <w:rStyle w:val="FunctionTok"/>
+        </w:rPr>
         <w:t xml:space="preserve">names</w:t>
       </w:r>
       <w:r>
@@ -4614,7 +4698,7 @@
         <w:rPr>
           <w:rStyle w:val="AttributeTok"/>
         </w:rPr>
-        <w:t xml:space="preserve"> Alois</w:t>
+        <w:t xml:space="preserve"> Beat</w:t>
       </w:r>
       <w:r>
         <w:br/>
@@ -4674,17 +4758,707 @@
         <w:rPr>
           <w:rStyle w:val="AttributeTok"/>
         </w:rPr>
-        <w:t xml:space="preserve"> Arnold</w:t>
+        <w:t xml:space="preserve"> Jans</w:t>
+      </w:r>
+      <w:r>
+        <w:br/>
+      </w:r>
+      <w:r>
+        <w:rPr>
+          <w:rStyle w:val="AttributeTok"/>
+        </w:rPr>
+        <w:t xml:space="preserve">  </w:t>
+      </w:r>
+      <w:r>
+        <w:rPr>
+          <w:rStyle w:val="FunctionTok"/>
+        </w:rPr>
+        <w:t xml:space="preserve">valid_from</w:t>
+      </w:r>
+      <w:r>
+        <w:rPr>
+          <w:rStyle w:val="KeywordTok"/>
+        </w:rPr>
+        <w:t xml:space="preserve">:</w:t>
+      </w:r>
+      <w:r>
+        <w:rPr>
+          <w:rStyle w:val="AttributeTok"/>
+        </w:rPr>
+        <w:t xml:space="preserve"> 1964-07-12</w:t>
+      </w:r>
+      <w:r>
+        <w:br/>
+      </w:r>
+      <w:r>
+        <w:rPr>
+          <w:rStyle w:val="FunctionTok"/>
+        </w:rPr>
+        <w:t xml:space="preserve">addresses</w:t>
+      </w:r>
+      <w:r>
+        <w:rPr>
+          <w:rStyle w:val="KeywordTok"/>
+        </w:rPr>
+        <w:t xml:space="preserve">:</w:t>
+      </w:r>
+      <w:r>
+        <w:br/>
+      </w:r>
+      <w:r>
+        <w:rPr>
+          <w:rStyle w:val="KeywordTok"/>
+        </w:rPr>
+        <w:t xml:space="preserve">-</w:t>
+      </w:r>
+      <w:r>
+        <w:rPr>
+          <w:rStyle w:val="AttributeTok"/>
+        </w:rPr>
+        <w:t xml:space="preserve"> </w:t>
+      </w:r>
+      <w:r>
+        <w:rPr>
+          <w:rStyle w:val="FunctionTok"/>
+        </w:rPr>
+        <w:t xml:space="preserve">address_type</w:t>
+      </w:r>
+      <w:r>
+        <w:rPr>
+          <w:rStyle w:val="KeywordTok"/>
+        </w:rPr>
+        <w:t xml:space="preserve">:</w:t>
+      </w:r>
+      <w:r>
+        <w:rPr>
+          <w:rStyle w:val="AttributeTok"/>
+        </w:rPr>
+        <w:t xml:space="preserve"> businessAddress</w:t>
+      </w:r>
+      <w:r>
+        <w:br/>
+      </w:r>
+      <w:r>
+        <w:rPr>
+          <w:rStyle w:val="AttributeTok"/>
+        </w:rPr>
+        <w:t xml:space="preserve">  </w:t>
+      </w:r>
+      <w:r>
+        <w:rPr>
+          <w:rStyle w:val="FunctionTok"/>
+        </w:rPr>
+        <w:t xml:space="preserve">postal_locality</w:t>
+      </w:r>
+      <w:r>
+        <w:rPr>
+          <w:rStyle w:val="KeywordTok"/>
+        </w:rPr>
+        <w:t xml:space="preserve">:</w:t>
+      </w:r>
+      <w:r>
+        <w:rPr>
+          <w:rStyle w:val="AttributeTok"/>
+        </w:rPr>
+        <w:t xml:space="preserve"> Basel-Stadt</w:t>
+      </w:r>
+      <w:r>
+        <w:br/>
+      </w:r>
+      <w:r>
+        <w:rPr>
+          <w:rStyle w:val="FunctionTok"/>
+        </w:rPr>
+        <w:t xml:space="preserve">language_proficiencies</w:t>
+      </w:r>
+      <w:r>
+        <w:rPr>
+          <w:rStyle w:val="KeywordTok"/>
+        </w:rPr>
+        <w:t xml:space="preserve">:</w:t>
+      </w:r>
+      <w:r>
+        <w:br/>
+      </w:r>
+      <w:r>
+        <w:rPr>
+          <w:rStyle w:val="KeywordTok"/>
+        </w:rPr>
+        <w:t xml:space="preserve">-</w:t>
+      </w:r>
+      <w:r>
+        <w:rPr>
+          <w:rStyle w:val="AttributeTok"/>
+        </w:rPr>
+        <w:t xml:space="preserve"> </w:t>
+      </w:r>
+      <w:r>
+        <w:rPr>
+          <w:rStyle w:val="FunctionTok"/>
+        </w:rPr>
+        <w:t xml:space="preserve">language</w:t>
+      </w:r>
+      <w:r>
+        <w:rPr>
+          <w:rStyle w:val="KeywordTok"/>
+        </w:rPr>
+        <w:t xml:space="preserve">:</w:t>
+      </w:r>
+      <w:r>
+        <w:rPr>
+          <w:rStyle w:val="AttributeTok"/>
+        </w:rPr>
+        <w:t xml:space="preserve"> de</w:t>
+      </w:r>
+      <w:r>
+        <w:br/>
+      </w:r>
+      <w:r>
+        <w:rPr>
+          <w:rStyle w:val="AttributeTok"/>
+        </w:rPr>
+        <w:t xml:space="preserve">  </w:t>
+      </w:r>
+      <w:r>
+        <w:rPr>
+          <w:rStyle w:val="FunctionTok"/>
+        </w:rPr>
+        <w:t xml:space="preserve">is_correspondence</w:t>
+      </w:r>
+      <w:r>
+        <w:rPr>
+          <w:rStyle w:val="KeywordTok"/>
+        </w:rPr>
+        <w:t xml:space="preserve">:</w:t>
+      </w:r>
+      <w:r>
+        <w:rPr>
+          <w:rStyle w:val="AttributeTok"/>
+        </w:rPr>
+        <w:t xml:space="preserve"> </w:t>
+      </w:r>
+      <w:r>
+        <w:rPr>
+          <w:rStyle w:val="CharTok"/>
+        </w:rPr>
+        <w:t xml:space="preserve">true</w:t>
+      </w:r>
+      <w:r>
+        <w:br/>
+      </w:r>
+      <w:r>
+        <w:rPr>
+          <w:rStyle w:val="AttributeTok"/>
+        </w:rPr>
+        <w:t xml:space="preserve">  </w:t>
+      </w:r>
+      <w:r>
+        <w:rPr>
+          <w:rStyle w:val="FunctionTok"/>
+        </w:rPr>
+        <w:t xml:space="preserve">is_native</w:t>
+      </w:r>
+      <w:r>
+        <w:rPr>
+          <w:rStyle w:val="KeywordTok"/>
+        </w:rPr>
+        <w:t xml:space="preserve">:</w:t>
+      </w:r>
+      <w:r>
+        <w:rPr>
+          <w:rStyle w:val="AttributeTok"/>
+        </w:rPr>
+        <w:t xml:space="preserve"> </w:t>
+      </w:r>
+      <w:r>
+        <w:rPr>
+          <w:rStyle w:val="CharTok"/>
+        </w:rPr>
+        <w:t xml:space="preserve">true</w:t>
+      </w:r>
+      <w:r>
+        <w:br/>
+      </w:r>
+      <w:r>
+        <w:rPr>
+          <w:rStyle w:val="FunctionTok"/>
+        </w:rPr>
+        <w:t xml:space="preserve">citizenships</w:t>
+      </w:r>
+      <w:r>
+        <w:rPr>
+          <w:rStyle w:val="KeywordTok"/>
+        </w:rPr>
+        <w:t xml:space="preserve">:</w:t>
+      </w:r>
+      <w:r>
+        <w:br/>
+      </w:r>
+      <w:r>
+        <w:rPr>
+          <w:rStyle w:val="KeywordTok"/>
+        </w:rPr>
+        <w:t xml:space="preserve">-</w:t>
+      </w:r>
+      <w:r>
+        <w:rPr>
+          <w:rStyle w:val="AttributeTok"/>
+        </w:rPr>
+        <w:t xml:space="preserve"> </w:t>
+      </w:r>
+      <w:r>
+        <w:rPr>
+          <w:rStyle w:val="FunctionTok"/>
+        </w:rPr>
+        <w:t xml:space="preserve">country</w:t>
+      </w:r>
+      <w:r>
+        <w:rPr>
+          <w:rStyle w:val="KeywordTok"/>
+        </w:rPr>
+        <w:t xml:space="preserve">:</w:t>
+      </w:r>
+      <w:r>
+        <w:rPr>
+          <w:rStyle w:val="AttributeTok"/>
+        </w:rPr>
+        <w:t xml:space="preserve"> CH</w:t>
+      </w:r>
+      <w:r>
+        <w:br/>
+      </w:r>
+      <w:r>
+        <w:rPr>
+          <w:rStyle w:val="AttributeTok"/>
+        </w:rPr>
+        <w:t xml:space="preserve">  </w:t>
+      </w:r>
+      <w:r>
+        <w:rPr>
+          <w:rStyle w:val="FunctionTok"/>
+        </w:rPr>
+        <w:t xml:space="preserve">valid_from</w:t>
+      </w:r>
+      <w:r>
+        <w:rPr>
+          <w:rStyle w:val="KeywordTok"/>
+        </w:rPr>
+        <w:t xml:space="preserve">:</w:t>
+      </w:r>
+      <w:r>
+        <w:rPr>
+          <w:rStyle w:val="AttributeTok"/>
+        </w:rPr>
+        <w:t xml:space="preserve"> 1964-07-12</w:t>
+      </w:r>
+      <w:r>
+        <w:br/>
+      </w:r>
+      <w:r>
+        <w:rPr>
+          <w:rStyle w:val="FunctionTok"/>
+        </w:rPr>
+        <w:t xml:space="preserve">genders</w:t>
+      </w:r>
+      <w:r>
+        <w:rPr>
+          <w:rStyle w:val="KeywordTok"/>
+        </w:rPr>
+        <w:t xml:space="preserve">:</w:t>
+      </w:r>
+      <w:r>
+        <w:br/>
+      </w:r>
+      <w:r>
+        <w:rPr>
+          <w:rStyle w:val="KeywordTok"/>
+        </w:rPr>
+        <w:t xml:space="preserve">-</w:t>
+      </w:r>
+      <w:r>
+        <w:rPr>
+          <w:rStyle w:val="AttributeTok"/>
+        </w:rPr>
+        <w:t xml:space="preserve"> </w:t>
+      </w:r>
+      <w:r>
+        <w:rPr>
+          <w:rStyle w:val="FunctionTok"/>
+        </w:rPr>
+        <w:t xml:space="preserve">gender_code</w:t>
+      </w:r>
+      <w:r>
+        <w:rPr>
+          <w:rStyle w:val="KeywordTok"/>
+        </w:rPr>
+        <w:t xml:space="preserve">:</w:t>
+      </w:r>
+      <w:r>
+        <w:rPr>
+          <w:rStyle w:val="AttributeTok"/>
+        </w:rPr>
+        <w:t xml:space="preserve"> male</w:t>
+      </w:r>
+      <w:r>
+        <w:br/>
+      </w:r>
+      <w:r>
+        <w:rPr>
+          <w:rStyle w:val="AttributeTok"/>
+        </w:rPr>
+        <w:t xml:space="preserve">  </w:t>
+      </w:r>
+      <w:r>
+        <w:rPr>
+          <w:rStyle w:val="FunctionTok"/>
+        </w:rPr>
+        <w:t xml:space="preserve">valid_from</w:t>
+      </w:r>
+      <w:r>
+        <w:rPr>
+          <w:rStyle w:val="KeywordTok"/>
+        </w:rPr>
+        <w:t xml:space="preserve">:</w:t>
+      </w:r>
+      <w:r>
+        <w:rPr>
+          <w:rStyle w:val="AttributeTok"/>
+        </w:rPr>
+        <w:t xml:space="preserve"> 1964-07-12</w:t>
+      </w:r>
+      <w:r>
+        <w:br/>
+      </w:r>
+      <w:r>
+        <w:rPr>
+          <w:rStyle w:val="FunctionTok"/>
+        </w:rPr>
+        <w:t xml:space="preserve">occupations</w:t>
+      </w:r>
+      <w:r>
+        <w:rPr>
+          <w:rStyle w:val="KeywordTok"/>
+        </w:rPr>
+        <w:t xml:space="preserve">:</w:t>
+      </w:r>
+      <w:r>
+        <w:br/>
+      </w:r>
+      <w:r>
+        <w:rPr>
+          <w:rStyle w:val="KeywordTok"/>
+        </w:rPr>
+        <w:t xml:space="preserve">-</w:t>
+      </w:r>
+      <w:r>
+        <w:rPr>
+          <w:rStyle w:val="AttributeTok"/>
+        </w:rPr>
+        <w:t xml:space="preserve"> </w:t>
+      </w:r>
+      <w:r>
+        <w:rPr>
+          <w:rStyle w:val="FunctionTok"/>
+        </w:rPr>
+        <w:t xml:space="preserve">label</w:t>
+      </w:r>
+      <w:r>
+        <w:rPr>
+          <w:rStyle w:val="KeywordTok"/>
+        </w:rPr>
+        <w:t xml:space="preserve">:</w:t>
+      </w:r>
+      <w:r>
+        <w:rPr>
+          <w:rStyle w:val="AttributeTok"/>
+        </w:rPr>
+        <w:t xml:space="preserve"> Politiker</w:t>
+      </w:r>
+      <w:r>
+        <w:br/>
+      </w:r>
+      <w:r>
+        <w:rPr>
+          <w:rStyle w:val="AttributeTok"/>
+        </w:rPr>
+        <w:t xml:space="preserve">  </w:t>
+      </w:r>
+      <w:r>
+        <w:rPr>
+          <w:rStyle w:val="FunctionTok"/>
+        </w:rPr>
+        <w:t xml:space="preserve">valid_from</w:t>
+      </w:r>
+      <w:r>
+        <w:rPr>
+          <w:rStyle w:val="KeywordTok"/>
+        </w:rPr>
+        <w:t xml:space="preserve">:</w:t>
+      </w:r>
+      <w:r>
+        <w:rPr>
+          <w:rStyle w:val="AttributeTok"/>
+        </w:rPr>
+        <w:t xml:space="preserve"> 1964-01-01</w:t>
+      </w:r>
+      <w:r>
+        <w:br/>
+      </w:r>
+      <w:r>
+        <w:rPr>
+          <w:rStyle w:val="AttributeTok"/>
+        </w:rPr>
+        <w:t xml:space="preserve">  </w:t>
+      </w:r>
+      <w:r>
+        <w:rPr>
+          <w:rStyle w:val="FunctionTok"/>
+        </w:rPr>
+        <w:t xml:space="preserve">is_active</w:t>
+      </w:r>
+      <w:r>
+        <w:rPr>
+          <w:rStyle w:val="KeywordTok"/>
+        </w:rPr>
+        <w:t xml:space="preserve">:</w:t>
+      </w:r>
+      <w:r>
+        <w:rPr>
+          <w:rStyle w:val="AttributeTok"/>
+        </w:rPr>
+        <w:t xml:space="preserve"> </w:t>
+      </w:r>
+      <w:r>
+        <w:rPr>
+          <w:rStyle w:val="CharTok"/>
+        </w:rPr>
+        <w:t xml:space="preserve">true</w:t>
+      </w:r>
+      <w:r>
+        <w:br/>
+      </w:r>
+      <w:r>
+        <w:rPr>
+          <w:rStyle w:val="FunctionTok"/>
+        </w:rPr>
+        <w:t xml:space="preserve">trainings</w:t>
+      </w:r>
+      <w:r>
+        <w:rPr>
+          <w:rStyle w:val="KeywordTok"/>
+        </w:rPr>
+        <w:t xml:space="preserve">:</w:t>
+      </w:r>
+      <w:r>
+        <w:br/>
+      </w:r>
+      <w:r>
+        <w:rPr>
+          <w:rStyle w:val="KeywordTok"/>
+        </w:rPr>
+        <w:t xml:space="preserve">-</w:t>
+      </w:r>
+      <w:r>
+        <w:rPr>
+          <w:rStyle w:val="AttributeTok"/>
+        </w:rPr>
+        <w:t xml:space="preserve"> </w:t>
+      </w:r>
+      <w:r>
+        <w:rPr>
+          <w:rStyle w:val="FunctionTok"/>
+        </w:rPr>
+        <w:t xml:space="preserve">training_type</w:t>
+      </w:r>
+      <w:r>
+        <w:rPr>
+          <w:rStyle w:val="KeywordTok"/>
+        </w:rPr>
+        <w:t xml:space="preserve">:</w:t>
+      </w:r>
+      <w:r>
+        <w:rPr>
+          <w:rStyle w:val="AttributeTok"/>
+        </w:rPr>
+        <w:t xml:space="preserve"> </w:t>
+      </w:r>
+      <w:r>
+        <w:rPr>
+          <w:rStyle w:val="StringTok"/>
+        </w:rPr>
+        <w:t xml:space="preserve">'3223'</w:t>
+      </w:r>
+      <w:r>
+        <w:br/>
+      </w:r>
+      <w:r>
+        <w:rPr>
+          <w:rStyle w:val="AttributeTok"/>
+        </w:rPr>
+        <w:t xml:space="preserve">  </w:t>
+      </w:r>
+      <w:r>
+        <w:rPr>
+          <w:rStyle w:val="FunctionTok"/>
+        </w:rPr>
+        <w:t xml:space="preserve">value</w:t>
+      </w:r>
+      <w:r>
+        <w:rPr>
+          <w:rStyle w:val="KeywordTok"/>
+        </w:rPr>
+        <w:t xml:space="preserve">:</w:t>
+      </w:r>
+      <w:r>
+        <w:rPr>
+          <w:rStyle w:val="AttributeTok"/>
+        </w:rPr>
+        <w:t xml:space="preserve"> dipl. nat. ETH</w:t>
+      </w:r>
+      <w:r>
+        <w:br/>
+      </w:r>
+      <w:r>
+        <w:rPr>
+          <w:rStyle w:val="FunctionTok"/>
+        </w:rPr>
+        <w:t xml:space="preserve">contacts</w:t>
+      </w:r>
+      <w:r>
+        <w:rPr>
+          <w:rStyle w:val="KeywordTok"/>
+        </w:rPr>
+        <w:t xml:space="preserve">:</w:t>
+      </w:r>
+      <w:r>
+        <w:br/>
+      </w:r>
+      <w:r>
+        <w:rPr>
+          <w:rStyle w:val="KeywordTok"/>
+        </w:rPr>
+        <w:t xml:space="preserve">-</w:t>
+      </w:r>
+      <w:r>
+        <w:rPr>
+          <w:rStyle w:val="AttributeTok"/>
+        </w:rPr>
+        <w:t xml:space="preserve"> </w:t>
+      </w:r>
+      <w:r>
+        <w:rPr>
+          <w:rStyle w:val="FunctionTok"/>
+        </w:rPr>
+        <w:t xml:space="preserve">contact_type</w:t>
+      </w:r>
+      <w:r>
+        <w:rPr>
+          <w:rStyle w:val="KeywordTok"/>
+        </w:rPr>
+        <w:t xml:space="preserve">:</w:t>
+      </w:r>
+      <w:r>
+        <w:rPr>
+          <w:rStyle w:val="AttributeTok"/>
+        </w:rPr>
+        <w:t xml:space="preserve"> email</w:t>
+      </w:r>
+      <w:r>
+        <w:br/>
+      </w:r>
+      <w:r>
+        <w:rPr>
+          <w:rStyle w:val="AttributeTok"/>
+        </w:rPr>
+        <w:t xml:space="preserve">  </w:t>
+      </w:r>
+      <w:r>
+        <w:rPr>
+          <w:rStyle w:val="FunctionTok"/>
+        </w:rPr>
+        <w:t xml:space="preserve">value</w:t>
+      </w:r>
+      <w:r>
+        <w:rPr>
+          <w:rStyle w:val="KeywordTok"/>
+        </w:rPr>
+        <w:t xml:space="preserve">:</w:t>
+      </w:r>
+      <w:r>
+        <w:rPr>
+          <w:rStyle w:val="AttributeTok"/>
+        </w:rPr>
+        <w:t xml:space="preserve"> beat.jans@admin.ch</w:t>
+      </w:r>
+      <w:r>
+        <w:br/>
+      </w:r>
+      <w:r>
+        <w:rPr>
+          <w:rStyle w:val="KeywordTok"/>
+        </w:rPr>
+        <w:t xml:space="preserve">-</w:t>
+      </w:r>
+      <w:r>
+        <w:rPr>
+          <w:rStyle w:val="AttributeTok"/>
+        </w:rPr>
+        <w:t xml:space="preserve"> </w:t>
+      </w:r>
+      <w:r>
+        <w:rPr>
+          <w:rStyle w:val="FunctionTok"/>
+        </w:rPr>
+        <w:t xml:space="preserve">contact_type</w:t>
+      </w:r>
+      <w:r>
+        <w:rPr>
+          <w:rStyle w:val="KeywordTok"/>
+        </w:rPr>
+        <w:t xml:space="preserve">:</w:t>
+      </w:r>
+      <w:r>
+        <w:rPr>
+          <w:rStyle w:val="AttributeTok"/>
+        </w:rPr>
+        <w:t xml:space="preserve"> contact_website</w:t>
+      </w:r>
+      <w:r>
+        <w:br/>
+      </w:r>
+      <w:r>
+        <w:rPr>
+          <w:rStyle w:val="AttributeTok"/>
+        </w:rPr>
+        <w:t xml:space="preserve">  </w:t>
+      </w:r>
+      <w:r>
+        <w:rPr>
+          <w:rStyle w:val="FunctionTok"/>
+        </w:rPr>
+        <w:t xml:space="preserve">value</w:t>
+      </w:r>
+      <w:r>
+        <w:rPr>
+          <w:rStyle w:val="KeywordTok"/>
+        </w:rPr>
+        <w:t xml:space="preserve">:</w:t>
+      </w:r>
+      <w:r>
+        <w:rPr>
+          <w:rStyle w:val="AttributeTok"/>
+        </w:rPr>
+        <w:t xml:space="preserve"> http://www.beat-jans.ch</w:t>
       </w:r>
     </w:p>
     <w:bookmarkEnd w:id="35"/>
-    <w:bookmarkStart w:id="36" w:name="X29c02a18c68db50429980349d0a859e7b586267"/>
+    <w:bookmarkStart w:id="36" w:name="X0de19141fc4dc2946f25c55a8b0fa162b9ec50b"/>
     <w:p>
       <w:pPr>
         <w:pStyle w:val="berschrift4"/>
       </w:pPr>
       <w:r>
-        <w:t xml:space="preserve">Example: Person-swiss_politicians_Beat_Jans</w:t>
+        <w:t xml:space="preserve">Example: Telling apart persons with identical names via the label sec</w:t>
       </w:r>
     </w:p>
     <w:p>
@@ -4713,7 +5487,7 @@
         <w:rPr>
           <w:rStyle w:val="DecValTok"/>
         </w:rPr>
-        <w:t xml:space="preserve">4032</w:t>
+        <w:t xml:space="preserve">6370</w:t>
       </w:r>
       <w:r>
         <w:br/>
@@ -4734,7 +5508,7 @@
         <w:rPr>
           <w:rStyle w:val="AttributeTok"/>
         </w:rPr>
-        <w:t xml:space="preserve"> https://data-example.parlament.ch/person/4032</w:t>
+        <w:t xml:space="preserve"> https://www.ur.ch/behoerdenmitglieder/6370</w:t>
       </w:r>
       <w:r>
         <w:br/>
@@ -4743,7 +5517,7 @@
         <w:rPr>
           <w:rStyle w:val="FunctionTok"/>
         </w:rPr>
-        <w:t xml:space="preserve">wikidata_uri</w:t>
+        <w:t xml:space="preserve">label</w:t>
       </w:r>
       <w:r>
         <w:rPr>
@@ -4755,7 +5529,7 @@
         <w:rPr>
           <w:rStyle w:val="AttributeTok"/>
         </w:rPr>
-        <w:t xml:space="preserve"> http://www.wikidata.org/entity/Q813067</w:t>
+        <w:t xml:space="preserve"> Alois Arnold (1965)</w:t>
       </w:r>
       <w:r>
         <w:br/>
@@ -4764,7 +5538,7 @@
         <w:rPr>
           <w:rStyle w:val="FunctionTok"/>
         </w:rPr>
-        <w:t xml:space="preserve">label</w:t>
+        <w:t xml:space="preserve">birth_year</w:t>
       </w:r>
       <w:r>
         <w:rPr>
@@ -4776,7 +5550,13 @@
         <w:rPr>
           <w:rStyle w:val="AttributeTok"/>
         </w:rPr>
-        <w:t xml:space="preserve"> Beat Jans</w:t>
+        <w:t xml:space="preserve"> </w:t>
+      </w:r>
+      <w:r>
+        <w:rPr>
+          <w:rStyle w:val="DecValTok"/>
+        </w:rPr>
+        <w:t xml:space="preserve">1965</w:t>
       </w:r>
       <w:r>
         <w:br/>
@@ -4785,7 +5565,7 @@
         <w:rPr>
           <w:rStyle w:val="FunctionTok"/>
         </w:rPr>
-        <w:t xml:space="preserve">label_long</w:t>
+        <w:t xml:space="preserve">names</w:t>
       </w:r>
       <w:r>
         <w:rPr>
@@ -4794,19 +5574,25 @@
         <w:t xml:space="preserve">:</w:t>
       </w:r>
       <w:r>
-        <w:rPr>
-          <w:rStyle w:val="AttributeTok"/>
-        </w:rPr>
-        <w:t xml:space="preserve"> Beat Jans, dipl. nat. ETH</w:t>
-      </w:r>
-      <w:r>
         <w:br/>
       </w:r>
       <w:r>
         <w:rPr>
+          <w:rStyle w:val="KeywordTok"/>
+        </w:rPr>
+        <w:t xml:space="preserve">-</w:t>
+      </w:r>
+      <w:r>
+        <w:rPr>
+          <w:rStyle w:val="AttributeTok"/>
+        </w:rPr>
+        <w:t xml:space="preserve"> </w:t>
+      </w:r>
+      <w:r>
+        <w:rPr>
           <w:rStyle w:val="FunctionTok"/>
         </w:rPr>
-        <w:t xml:space="preserve">birth_year</w:t>
+        <w:t xml:space="preserve">name_type</w:t>
       </w:r>
       <w:r>
         <w:rPr>
@@ -4818,22 +5604,82 @@
         <w:rPr>
           <w:rStyle w:val="AttributeTok"/>
         </w:rPr>
+        <w:t xml:space="preserve"> PersonFirstName</w:t>
+      </w:r>
+      <w:r>
+        <w:br/>
+      </w:r>
+      <w:r>
+        <w:rPr>
+          <w:rStyle w:val="AttributeTok"/>
+        </w:rPr>
+        <w:t xml:space="preserve">  </w:t>
+      </w:r>
+      <w:r>
+        <w:rPr>
+          <w:rStyle w:val="FunctionTok"/>
+        </w:rPr>
+        <w:t xml:space="preserve">value</w:t>
+      </w:r>
+      <w:r>
+        <w:rPr>
+          <w:rStyle w:val="KeywordTok"/>
+        </w:rPr>
+        <w:t xml:space="preserve">:</w:t>
+      </w:r>
+      <w:r>
+        <w:rPr>
+          <w:rStyle w:val="AttributeTok"/>
+        </w:rPr>
+        <w:t xml:space="preserve"> Alois</w:t>
+      </w:r>
+      <w:r>
+        <w:br/>
+      </w:r>
+      <w:r>
+        <w:rPr>
+          <w:rStyle w:val="KeywordTok"/>
+        </w:rPr>
+        <w:t xml:space="preserve">-</w:t>
+      </w:r>
+      <w:r>
+        <w:rPr>
+          <w:rStyle w:val="AttributeTok"/>
+        </w:rPr>
         <w:t xml:space="preserve"> </w:t>
       </w:r>
       <w:r>
         <w:rPr>
-          <w:rStyle w:val="DecValTok"/>
-        </w:rPr>
-        <w:t xml:space="preserve">1964</w:t>
+          <w:rStyle w:val="FunctionTok"/>
+        </w:rPr>
+        <w:t xml:space="preserve">name_type</w:t>
+      </w:r>
+      <w:r>
+        <w:rPr>
+          <w:rStyle w:val="KeywordTok"/>
+        </w:rPr>
+        <w:t xml:space="preserve">:</w:t>
+      </w:r>
+      <w:r>
+        <w:rPr>
+          <w:rStyle w:val="AttributeTok"/>
+        </w:rPr>
+        <w:t xml:space="preserve"> PersonOfficialName</w:t>
       </w:r>
       <w:r>
         <w:br/>
       </w:r>
       <w:r>
         <w:rPr>
+          <w:rStyle w:val="AttributeTok"/>
+        </w:rPr>
+        <w:t xml:space="preserve">  </w:t>
+      </w:r>
+      <w:r>
+        <w:rPr>
           <w:rStyle w:val="FunctionTok"/>
         </w:rPr>
-        <w:t xml:space="preserve">birth_date</w:t>
+        <w:t xml:space="preserve">value</w:t>
       </w:r>
       <w:r>
         <w:rPr>
@@ -4845,853 +5691,7 @@
         <w:rPr>
           <w:rStyle w:val="AttributeTok"/>
         </w:rPr>
-        <w:t xml:space="preserve"> 1964-07-12</w:t>
-      </w:r>
-      <w:r>
-        <w:br/>
-      </w:r>
-      <w:r>
-        <w:rPr>
-          <w:rStyle w:val="FunctionTok"/>
-        </w:rPr>
-        <w:t xml:space="preserve">picture</w:t>
-      </w:r>
-      <w:r>
-        <w:rPr>
-          <w:rStyle w:val="KeywordTok"/>
-        </w:rPr>
-        <w:t xml:space="preserve">:</w:t>
-      </w:r>
-      <w:r>
-        <w:rPr>
-          <w:rStyle w:val="AttributeTok"/>
-        </w:rPr>
-        <w:t xml:space="preserve"> https://commons.wikimedia.org/wiki/File:Beat_Jans_(2026)_(cropped).jpg</w:t>
-      </w:r>
-      <w:r>
-        <w:br/>
-      </w:r>
-      <w:r>
-        <w:rPr>
-          <w:rStyle w:val="FunctionTok"/>
-        </w:rPr>
-        <w:t xml:space="preserve">names</w:t>
-      </w:r>
-      <w:r>
-        <w:rPr>
-          <w:rStyle w:val="KeywordTok"/>
-        </w:rPr>
-        <w:t xml:space="preserve">:</w:t>
-      </w:r>
-      <w:r>
-        <w:br/>
-      </w:r>
-      <w:r>
-        <w:rPr>
-          <w:rStyle w:val="KeywordTok"/>
-        </w:rPr>
-        <w:t xml:space="preserve">-</w:t>
-      </w:r>
-      <w:r>
-        <w:rPr>
-          <w:rStyle w:val="AttributeTok"/>
-        </w:rPr>
-        <w:t xml:space="preserve"> </w:t>
-      </w:r>
-      <w:r>
-        <w:rPr>
-          <w:rStyle w:val="FunctionTok"/>
-        </w:rPr>
-        <w:t xml:space="preserve">name_type</w:t>
-      </w:r>
-      <w:r>
-        <w:rPr>
-          <w:rStyle w:val="KeywordTok"/>
-        </w:rPr>
-        <w:t xml:space="preserve">:</w:t>
-      </w:r>
-      <w:r>
-        <w:rPr>
-          <w:rStyle w:val="AttributeTok"/>
-        </w:rPr>
-        <w:t xml:space="preserve"> PersonFirstName</w:t>
-      </w:r>
-      <w:r>
-        <w:br/>
-      </w:r>
-      <w:r>
-        <w:rPr>
-          <w:rStyle w:val="AttributeTok"/>
-        </w:rPr>
-        <w:t xml:space="preserve">  </w:t>
-      </w:r>
-      <w:r>
-        <w:rPr>
-          <w:rStyle w:val="FunctionTok"/>
-        </w:rPr>
-        <w:t xml:space="preserve">value</w:t>
-      </w:r>
-      <w:r>
-        <w:rPr>
-          <w:rStyle w:val="KeywordTok"/>
-        </w:rPr>
-        <w:t xml:space="preserve">:</w:t>
-      </w:r>
-      <w:r>
-        <w:rPr>
-          <w:rStyle w:val="AttributeTok"/>
-        </w:rPr>
-        <w:t xml:space="preserve"> Beat</w:t>
-      </w:r>
-      <w:r>
-        <w:br/>
-      </w:r>
-      <w:r>
-        <w:rPr>
-          <w:rStyle w:val="KeywordTok"/>
-        </w:rPr>
-        <w:t xml:space="preserve">-</w:t>
-      </w:r>
-      <w:r>
-        <w:rPr>
-          <w:rStyle w:val="AttributeTok"/>
-        </w:rPr>
-        <w:t xml:space="preserve"> </w:t>
-      </w:r>
-      <w:r>
-        <w:rPr>
-          <w:rStyle w:val="FunctionTok"/>
-        </w:rPr>
-        <w:t xml:space="preserve">name_type</w:t>
-      </w:r>
-      <w:r>
-        <w:rPr>
-          <w:rStyle w:val="KeywordTok"/>
-        </w:rPr>
-        <w:t xml:space="preserve">:</w:t>
-      </w:r>
-      <w:r>
-        <w:rPr>
-          <w:rStyle w:val="AttributeTok"/>
-        </w:rPr>
-        <w:t xml:space="preserve"> PersonOfficialName</w:t>
-      </w:r>
-      <w:r>
-        <w:br/>
-      </w:r>
-      <w:r>
-        <w:rPr>
-          <w:rStyle w:val="AttributeTok"/>
-        </w:rPr>
-        <w:t xml:space="preserve">  </w:t>
-      </w:r>
-      <w:r>
-        <w:rPr>
-          <w:rStyle w:val="FunctionTok"/>
-        </w:rPr>
-        <w:t xml:space="preserve">value</w:t>
-      </w:r>
-      <w:r>
-        <w:rPr>
-          <w:rStyle w:val="KeywordTok"/>
-        </w:rPr>
-        <w:t xml:space="preserve">:</w:t>
-      </w:r>
-      <w:r>
-        <w:rPr>
-          <w:rStyle w:val="AttributeTok"/>
-        </w:rPr>
-        <w:t xml:space="preserve"> Jans</w:t>
-      </w:r>
-      <w:r>
-        <w:br/>
-      </w:r>
-      <w:r>
-        <w:rPr>
-          <w:rStyle w:val="AttributeTok"/>
-        </w:rPr>
-        <w:t xml:space="preserve">  </w:t>
-      </w:r>
-      <w:r>
-        <w:rPr>
-          <w:rStyle w:val="FunctionTok"/>
-        </w:rPr>
-        <w:t xml:space="preserve">valid_from</w:t>
-      </w:r>
-      <w:r>
-        <w:rPr>
-          <w:rStyle w:val="KeywordTok"/>
-        </w:rPr>
-        <w:t xml:space="preserve">:</w:t>
-      </w:r>
-      <w:r>
-        <w:rPr>
-          <w:rStyle w:val="AttributeTok"/>
-        </w:rPr>
-        <w:t xml:space="preserve"> 1964-07-12</w:t>
-      </w:r>
-      <w:r>
-        <w:br/>
-      </w:r>
-      <w:r>
-        <w:rPr>
-          <w:rStyle w:val="FunctionTok"/>
-        </w:rPr>
-        <w:t xml:space="preserve">addresses</w:t>
-      </w:r>
-      <w:r>
-        <w:rPr>
-          <w:rStyle w:val="KeywordTok"/>
-        </w:rPr>
-        <w:t xml:space="preserve">:</w:t>
-      </w:r>
-      <w:r>
-        <w:br/>
-      </w:r>
-      <w:r>
-        <w:rPr>
-          <w:rStyle w:val="KeywordTok"/>
-        </w:rPr>
-        <w:t xml:space="preserve">-</w:t>
-      </w:r>
-      <w:r>
-        <w:rPr>
-          <w:rStyle w:val="AttributeTok"/>
-        </w:rPr>
-        <w:t xml:space="preserve"> </w:t>
-      </w:r>
-      <w:r>
-        <w:rPr>
-          <w:rStyle w:val="FunctionTok"/>
-        </w:rPr>
-        <w:t xml:space="preserve">address_type</w:t>
-      </w:r>
-      <w:r>
-        <w:rPr>
-          <w:rStyle w:val="KeywordTok"/>
-        </w:rPr>
-        <w:t xml:space="preserve">:</w:t>
-      </w:r>
-      <w:r>
-        <w:rPr>
-          <w:rStyle w:val="AttributeTok"/>
-        </w:rPr>
-        <w:t xml:space="preserve"> businessAddress</w:t>
-      </w:r>
-      <w:r>
-        <w:br/>
-      </w:r>
-      <w:r>
-        <w:rPr>
-          <w:rStyle w:val="AttributeTok"/>
-        </w:rPr>
-        <w:t xml:space="preserve">  </w:t>
-      </w:r>
-      <w:r>
-        <w:rPr>
-          <w:rStyle w:val="FunctionTok"/>
-        </w:rPr>
-        <w:t xml:space="preserve">postal_locality</w:t>
-      </w:r>
-      <w:r>
-        <w:rPr>
-          <w:rStyle w:val="KeywordTok"/>
-        </w:rPr>
-        <w:t xml:space="preserve">:</w:t>
-      </w:r>
-      <w:r>
-        <w:rPr>
-          <w:rStyle w:val="AttributeTok"/>
-        </w:rPr>
-        <w:t xml:space="preserve"> Basel-Stadt</w:t>
-      </w:r>
-      <w:r>
-        <w:br/>
-      </w:r>
-      <w:r>
-        <w:rPr>
-          <w:rStyle w:val="FunctionTok"/>
-        </w:rPr>
-        <w:t xml:space="preserve">language_proficiencies</w:t>
-      </w:r>
-      <w:r>
-        <w:rPr>
-          <w:rStyle w:val="KeywordTok"/>
-        </w:rPr>
-        <w:t xml:space="preserve">:</w:t>
-      </w:r>
-      <w:r>
-        <w:br/>
-      </w:r>
-      <w:r>
-        <w:rPr>
-          <w:rStyle w:val="KeywordTok"/>
-        </w:rPr>
-        <w:t xml:space="preserve">-</w:t>
-      </w:r>
-      <w:r>
-        <w:rPr>
-          <w:rStyle w:val="AttributeTok"/>
-        </w:rPr>
-        <w:t xml:space="preserve"> </w:t>
-      </w:r>
-      <w:r>
-        <w:rPr>
-          <w:rStyle w:val="FunctionTok"/>
-        </w:rPr>
-        <w:t xml:space="preserve">language</w:t>
-      </w:r>
-      <w:r>
-        <w:rPr>
-          <w:rStyle w:val="KeywordTok"/>
-        </w:rPr>
-        <w:t xml:space="preserve">:</w:t>
-      </w:r>
-      <w:r>
-        <w:rPr>
-          <w:rStyle w:val="AttributeTok"/>
-        </w:rPr>
-        <w:t xml:space="preserve"> de</w:t>
-      </w:r>
-      <w:r>
-        <w:br/>
-      </w:r>
-      <w:r>
-        <w:rPr>
-          <w:rStyle w:val="AttributeTok"/>
-        </w:rPr>
-        <w:t xml:space="preserve">  </w:t>
-      </w:r>
-      <w:r>
-        <w:rPr>
-          <w:rStyle w:val="FunctionTok"/>
-        </w:rPr>
-        <w:t xml:space="preserve">is_correspondence</w:t>
-      </w:r>
-      <w:r>
-        <w:rPr>
-          <w:rStyle w:val="KeywordTok"/>
-        </w:rPr>
-        <w:t xml:space="preserve">:</w:t>
-      </w:r>
-      <w:r>
-        <w:rPr>
-          <w:rStyle w:val="AttributeTok"/>
-        </w:rPr>
-        <w:t xml:space="preserve"> </w:t>
-      </w:r>
-      <w:r>
-        <w:rPr>
-          <w:rStyle w:val="CharTok"/>
-        </w:rPr>
-        <w:t xml:space="preserve">true</w:t>
-      </w:r>
-      <w:r>
-        <w:br/>
-      </w:r>
-      <w:r>
-        <w:rPr>
-          <w:rStyle w:val="AttributeTok"/>
-        </w:rPr>
-        <w:t xml:space="preserve">  </w:t>
-      </w:r>
-      <w:r>
-        <w:rPr>
-          <w:rStyle w:val="FunctionTok"/>
-        </w:rPr>
-        <w:t xml:space="preserve">is_native</w:t>
-      </w:r>
-      <w:r>
-        <w:rPr>
-          <w:rStyle w:val="KeywordTok"/>
-        </w:rPr>
-        <w:t xml:space="preserve">:</w:t>
-      </w:r>
-      <w:r>
-        <w:rPr>
-          <w:rStyle w:val="AttributeTok"/>
-        </w:rPr>
-        <w:t xml:space="preserve"> </w:t>
-      </w:r>
-      <w:r>
-        <w:rPr>
-          <w:rStyle w:val="CharTok"/>
-        </w:rPr>
-        <w:t xml:space="preserve">true</w:t>
-      </w:r>
-      <w:r>
-        <w:br/>
-      </w:r>
-      <w:r>
-        <w:rPr>
-          <w:rStyle w:val="FunctionTok"/>
-        </w:rPr>
-        <w:t xml:space="preserve">citizenships</w:t>
-      </w:r>
-      <w:r>
-        <w:rPr>
-          <w:rStyle w:val="KeywordTok"/>
-        </w:rPr>
-        <w:t xml:space="preserve">:</w:t>
-      </w:r>
-      <w:r>
-        <w:br/>
-      </w:r>
-      <w:r>
-        <w:rPr>
-          <w:rStyle w:val="KeywordTok"/>
-        </w:rPr>
-        <w:t xml:space="preserve">-</w:t>
-      </w:r>
-      <w:r>
-        <w:rPr>
-          <w:rStyle w:val="AttributeTok"/>
-        </w:rPr>
-        <w:t xml:space="preserve"> </w:t>
-      </w:r>
-      <w:r>
-        <w:rPr>
-          <w:rStyle w:val="FunctionTok"/>
-        </w:rPr>
-        <w:t xml:space="preserve">country</w:t>
-      </w:r>
-      <w:r>
-        <w:rPr>
-          <w:rStyle w:val="KeywordTok"/>
-        </w:rPr>
-        <w:t xml:space="preserve">:</w:t>
-      </w:r>
-      <w:r>
-        <w:rPr>
-          <w:rStyle w:val="AttributeTok"/>
-        </w:rPr>
-        <w:t xml:space="preserve"> CH</w:t>
-      </w:r>
-      <w:r>
-        <w:br/>
-      </w:r>
-      <w:r>
-        <w:rPr>
-          <w:rStyle w:val="AttributeTok"/>
-        </w:rPr>
-        <w:t xml:space="preserve">  </w:t>
-      </w:r>
-      <w:r>
-        <w:rPr>
-          <w:rStyle w:val="FunctionTok"/>
-        </w:rPr>
-        <w:t xml:space="preserve">valid_from</w:t>
-      </w:r>
-      <w:r>
-        <w:rPr>
-          <w:rStyle w:val="KeywordTok"/>
-        </w:rPr>
-        <w:t xml:space="preserve">:</w:t>
-      </w:r>
-      <w:r>
-        <w:rPr>
-          <w:rStyle w:val="AttributeTok"/>
-        </w:rPr>
-        <w:t xml:space="preserve"> 1964-07-12</w:t>
-      </w:r>
-      <w:r>
-        <w:br/>
-      </w:r>
-      <w:r>
-        <w:rPr>
-          <w:rStyle w:val="FunctionTok"/>
-        </w:rPr>
-        <w:t xml:space="preserve">genders</w:t>
-      </w:r>
-      <w:r>
-        <w:rPr>
-          <w:rStyle w:val="KeywordTok"/>
-        </w:rPr>
-        <w:t xml:space="preserve">:</w:t>
-      </w:r>
-      <w:r>
-        <w:br/>
-      </w:r>
-      <w:r>
-        <w:rPr>
-          <w:rStyle w:val="KeywordTok"/>
-        </w:rPr>
-        <w:t xml:space="preserve">-</w:t>
-      </w:r>
-      <w:r>
-        <w:rPr>
-          <w:rStyle w:val="AttributeTok"/>
-        </w:rPr>
-        <w:t xml:space="preserve"> </w:t>
-      </w:r>
-      <w:r>
-        <w:rPr>
-          <w:rStyle w:val="FunctionTok"/>
-        </w:rPr>
-        <w:t xml:space="preserve">gender_code</w:t>
-      </w:r>
-      <w:r>
-        <w:rPr>
-          <w:rStyle w:val="KeywordTok"/>
-        </w:rPr>
-        <w:t xml:space="preserve">:</w:t>
-      </w:r>
-      <w:r>
-        <w:rPr>
-          <w:rStyle w:val="AttributeTok"/>
-        </w:rPr>
-        <w:t xml:space="preserve"> male</w:t>
-      </w:r>
-      <w:r>
-        <w:br/>
-      </w:r>
-      <w:r>
-        <w:rPr>
-          <w:rStyle w:val="AttributeTok"/>
-        </w:rPr>
-        <w:t xml:space="preserve">  </w:t>
-      </w:r>
-      <w:r>
-        <w:rPr>
-          <w:rStyle w:val="FunctionTok"/>
-        </w:rPr>
-        <w:t xml:space="preserve">valid_from</w:t>
-      </w:r>
-      <w:r>
-        <w:rPr>
-          <w:rStyle w:val="KeywordTok"/>
-        </w:rPr>
-        <w:t xml:space="preserve">:</w:t>
-      </w:r>
-      <w:r>
-        <w:rPr>
-          <w:rStyle w:val="AttributeTok"/>
-        </w:rPr>
-        <w:t xml:space="preserve"> 1964-07-12</w:t>
-      </w:r>
-      <w:r>
-        <w:br/>
-      </w:r>
-      <w:r>
-        <w:rPr>
-          <w:rStyle w:val="FunctionTok"/>
-        </w:rPr>
-        <w:t xml:space="preserve">occupations</w:t>
-      </w:r>
-      <w:r>
-        <w:rPr>
-          <w:rStyle w:val="KeywordTok"/>
-        </w:rPr>
-        <w:t xml:space="preserve">:</w:t>
-      </w:r>
-      <w:r>
-        <w:br/>
-      </w:r>
-      <w:r>
-        <w:rPr>
-          <w:rStyle w:val="KeywordTok"/>
-        </w:rPr>
-        <w:t xml:space="preserve">-</w:t>
-      </w:r>
-      <w:r>
-        <w:rPr>
-          <w:rStyle w:val="AttributeTok"/>
-        </w:rPr>
-        <w:t xml:space="preserve"> </w:t>
-      </w:r>
-      <w:r>
-        <w:rPr>
-          <w:rStyle w:val="FunctionTok"/>
-        </w:rPr>
-        <w:t xml:space="preserve">label</w:t>
-      </w:r>
-      <w:r>
-        <w:rPr>
-          <w:rStyle w:val="KeywordTok"/>
-        </w:rPr>
-        <w:t xml:space="preserve">:</w:t>
-      </w:r>
-      <w:r>
-        <w:rPr>
-          <w:rStyle w:val="AttributeTok"/>
-        </w:rPr>
-        <w:t xml:space="preserve"> Politiker</w:t>
-      </w:r>
-      <w:r>
-        <w:br/>
-      </w:r>
-      <w:r>
-        <w:rPr>
-          <w:rStyle w:val="AttributeTok"/>
-        </w:rPr>
-        <w:t xml:space="preserve">  </w:t>
-      </w:r>
-      <w:r>
-        <w:rPr>
-          <w:rStyle w:val="FunctionTok"/>
-        </w:rPr>
-        <w:t xml:space="preserve">valid_from</w:t>
-      </w:r>
-      <w:r>
-        <w:rPr>
-          <w:rStyle w:val="KeywordTok"/>
-        </w:rPr>
-        <w:t xml:space="preserve">:</w:t>
-      </w:r>
-      <w:r>
-        <w:rPr>
-          <w:rStyle w:val="AttributeTok"/>
-        </w:rPr>
-        <w:t xml:space="preserve"> 1964-01-01</w:t>
-      </w:r>
-      <w:r>
-        <w:br/>
-      </w:r>
-      <w:r>
-        <w:rPr>
-          <w:rStyle w:val="AttributeTok"/>
-        </w:rPr>
-        <w:t xml:space="preserve">  </w:t>
-      </w:r>
-      <w:r>
-        <w:rPr>
-          <w:rStyle w:val="FunctionTok"/>
-        </w:rPr>
-        <w:t xml:space="preserve">is_active</w:t>
-      </w:r>
-      <w:r>
-        <w:rPr>
-          <w:rStyle w:val="KeywordTok"/>
-        </w:rPr>
-        <w:t xml:space="preserve">:</w:t>
-      </w:r>
-      <w:r>
-        <w:rPr>
-          <w:rStyle w:val="AttributeTok"/>
-        </w:rPr>
-        <w:t xml:space="preserve"> </w:t>
-      </w:r>
-      <w:r>
-        <w:rPr>
-          <w:rStyle w:val="CharTok"/>
-        </w:rPr>
-        <w:t xml:space="preserve">true</w:t>
-      </w:r>
-      <w:r>
-        <w:br/>
-      </w:r>
-      <w:r>
-        <w:rPr>
-          <w:rStyle w:val="FunctionTok"/>
-        </w:rPr>
-        <w:t xml:space="preserve">trainings</w:t>
-      </w:r>
-      <w:r>
-        <w:rPr>
-          <w:rStyle w:val="KeywordTok"/>
-        </w:rPr>
-        <w:t xml:space="preserve">:</w:t>
-      </w:r>
-      <w:r>
-        <w:br/>
-      </w:r>
-      <w:r>
-        <w:rPr>
-          <w:rStyle w:val="KeywordTok"/>
-        </w:rPr>
-        <w:t xml:space="preserve">-</w:t>
-      </w:r>
-      <w:r>
-        <w:rPr>
-          <w:rStyle w:val="AttributeTok"/>
-        </w:rPr>
-        <w:t xml:space="preserve"> </w:t>
-      </w:r>
-      <w:r>
-        <w:rPr>
-          <w:rStyle w:val="FunctionTok"/>
-        </w:rPr>
-        <w:t xml:space="preserve">training_type</w:t>
-      </w:r>
-      <w:r>
-        <w:rPr>
-          <w:rStyle w:val="KeywordTok"/>
-        </w:rPr>
-        <w:t xml:space="preserve">:</w:t>
-      </w:r>
-      <w:r>
-        <w:rPr>
-          <w:rStyle w:val="AttributeTok"/>
-        </w:rPr>
-        <w:t xml:space="preserve"> </w:t>
-      </w:r>
-      <w:r>
-        <w:rPr>
-          <w:rStyle w:val="StringTok"/>
-        </w:rPr>
-        <w:t xml:space="preserve">'3223'</w:t>
-      </w:r>
-      <w:r>
-        <w:br/>
-      </w:r>
-      <w:r>
-        <w:rPr>
-          <w:rStyle w:val="AttributeTok"/>
-        </w:rPr>
-        <w:t xml:space="preserve">  </w:t>
-      </w:r>
-      <w:r>
-        <w:rPr>
-          <w:rStyle w:val="FunctionTok"/>
-        </w:rPr>
-        <w:t xml:space="preserve">value</w:t>
-      </w:r>
-      <w:r>
-        <w:rPr>
-          <w:rStyle w:val="KeywordTok"/>
-        </w:rPr>
-        <w:t xml:space="preserve">:</w:t>
-      </w:r>
-      <w:r>
-        <w:rPr>
-          <w:rStyle w:val="AttributeTok"/>
-        </w:rPr>
-        <w:t xml:space="preserve"> dipl. nat. ETH</w:t>
-      </w:r>
-      <w:r>
-        <w:br/>
-      </w:r>
-      <w:r>
-        <w:rPr>
-          <w:rStyle w:val="FunctionTok"/>
-        </w:rPr>
-        <w:t xml:space="preserve">contacts</w:t>
-      </w:r>
-      <w:r>
-        <w:rPr>
-          <w:rStyle w:val="KeywordTok"/>
-        </w:rPr>
-        <w:t xml:space="preserve">:</w:t>
-      </w:r>
-      <w:r>
-        <w:br/>
-      </w:r>
-      <w:r>
-        <w:rPr>
-          <w:rStyle w:val="KeywordTok"/>
-        </w:rPr>
-        <w:t xml:space="preserve">-</w:t>
-      </w:r>
-      <w:r>
-        <w:rPr>
-          <w:rStyle w:val="AttributeTok"/>
-        </w:rPr>
-        <w:t xml:space="preserve"> </w:t>
-      </w:r>
-      <w:r>
-        <w:rPr>
-          <w:rStyle w:val="FunctionTok"/>
-        </w:rPr>
-        <w:t xml:space="preserve">contact_type</w:t>
-      </w:r>
-      <w:r>
-        <w:rPr>
-          <w:rStyle w:val="KeywordTok"/>
-        </w:rPr>
-        <w:t xml:space="preserve">:</w:t>
-      </w:r>
-      <w:r>
-        <w:rPr>
-          <w:rStyle w:val="AttributeTok"/>
-        </w:rPr>
-        <w:t xml:space="preserve"> email</w:t>
-      </w:r>
-      <w:r>
-        <w:br/>
-      </w:r>
-      <w:r>
-        <w:rPr>
-          <w:rStyle w:val="AttributeTok"/>
-        </w:rPr>
-        <w:t xml:space="preserve">  </w:t>
-      </w:r>
-      <w:r>
-        <w:rPr>
-          <w:rStyle w:val="FunctionTok"/>
-        </w:rPr>
-        <w:t xml:space="preserve">value</w:t>
-      </w:r>
-      <w:r>
-        <w:rPr>
-          <w:rStyle w:val="KeywordTok"/>
-        </w:rPr>
-        <w:t xml:space="preserve">:</w:t>
-      </w:r>
-      <w:r>
-        <w:rPr>
-          <w:rStyle w:val="AttributeTok"/>
-        </w:rPr>
-        <w:t xml:space="preserve"> beat.jans@admin.ch</w:t>
-      </w:r>
-      <w:r>
-        <w:br/>
-      </w:r>
-      <w:r>
-        <w:rPr>
-          <w:rStyle w:val="KeywordTok"/>
-        </w:rPr>
-        <w:t xml:space="preserve">-</w:t>
-      </w:r>
-      <w:r>
-        <w:rPr>
-          <w:rStyle w:val="AttributeTok"/>
-        </w:rPr>
-        <w:t xml:space="preserve"> </w:t>
-      </w:r>
-      <w:r>
-        <w:rPr>
-          <w:rStyle w:val="FunctionTok"/>
-        </w:rPr>
-        <w:t xml:space="preserve">contact_type</w:t>
-      </w:r>
-      <w:r>
-        <w:rPr>
-          <w:rStyle w:val="KeywordTok"/>
-        </w:rPr>
-        <w:t xml:space="preserve">:</w:t>
-      </w:r>
-      <w:r>
-        <w:rPr>
-          <w:rStyle w:val="AttributeTok"/>
-        </w:rPr>
-        <w:t xml:space="preserve"> contact_website</w:t>
-      </w:r>
-      <w:r>
-        <w:br/>
-      </w:r>
-      <w:r>
-        <w:rPr>
-          <w:rStyle w:val="AttributeTok"/>
-        </w:rPr>
-        <w:t xml:space="preserve">  </w:t>
-      </w:r>
-      <w:r>
-        <w:rPr>
-          <w:rStyle w:val="FunctionTok"/>
-        </w:rPr>
-        <w:t xml:space="preserve">value</w:t>
-      </w:r>
-      <w:r>
-        <w:rPr>
-          <w:rStyle w:val="KeywordTok"/>
-        </w:rPr>
-        <w:t xml:space="preserve">:</w:t>
-      </w:r>
-      <w:r>
-        <w:rPr>
-          <w:rStyle w:val="AttributeTok"/>
-        </w:rPr>
-        <w:t xml:space="preserve"> http://www.beat-jans.ch</w:t>
+        <w:t xml:space="preserve"> Arnold</w:t>
       </w:r>
     </w:p>
     <w:bookmarkEnd w:id="36"/>
@@ -9554,13 +9554,13 @@
         <w:t xml:space="preserve">Examples</w:t>
       </w:r>
     </w:p>
-    <w:bookmarkStart w:id="73" w:name="Xf099dc7ef16a5b7c125ec6a3440ae0045e79033"/>
+    <w:bookmarkStart w:id="73" w:name="Xbb8816fc298407936f768861c1d96e79c16c616"/>
     <w:p>
       <w:pPr>
         <w:pStyle w:val="berschrift4"/>
       </w:pPr>
       <w:r>
-        <w:t xml:space="preserve">Example: Occupation-swiss_politicians_Sofia_Fisch_Juristin</w:t>
+        <w:t xml:space="preserve">Example: swiss politicians Sofia Fisch Juristin</w:t>
       </w:r>
     </w:p>
     <w:p>
@@ -9614,13 +9614,13 @@
       </w:r>
     </w:p>
     <w:bookmarkEnd w:id="73"/>
-    <w:bookmarkStart w:id="74" w:name="X149a3a9dc96627cf9f4ad2e63c8da8e6c150b25"/>
+    <w:bookmarkStart w:id="74" w:name="X3a8e96a533a260622a1e2caf0150e6268890ef4"/>
     <w:p>
       <w:pPr>
         <w:pStyle w:val="berschrift4"/>
       </w:pPr>
       <w:r>
-        <w:t xml:space="preserve">Example: Occupation-swiss_politicians_Beat_Jans_Politiker</w:t>
+        <w:t xml:space="preserve">Example: swiss politicians Beat Jans Politiker</w:t>
       </w:r>
     </w:p>
     <w:p>
@@ -12777,7 +12777,7 @@
     </w:p>
     <w:bookmarkEnd w:id="125"/>
     <w:bookmarkEnd w:id="126"/>
-    <w:bookmarkStart w:id="161" w:name="groups-and-bodies-groups"/>
+    <w:bookmarkStart w:id="164" w:name="groups-and-bodies-groups"/>
     <w:p>
       <w:pPr>
         <w:pStyle w:val="berschrift1"/>
@@ -12958,7 +12958,7 @@
         <w:t xml:space="preserve">, it is possible to represent, for example, commissions that exist only during a legislative period, or renamings and mergers of parties.</w:t>
       </w:r>
     </w:p>
-    <w:bookmarkStart w:id="133" w:name="class-group"/>
+    <w:bookmarkStart w:id="136" w:name="class-group"/>
     <w:p>
       <w:pPr>
         <w:pStyle w:val="berschrift2"/>
@@ -14476,7 +14476,7 @@
       </w:tr>
     </w:tbl>
     <w:bookmarkEnd w:id="128"/>
-    <w:bookmarkStart w:id="132" w:name="examples-2"/>
+    <w:bookmarkStart w:id="135" w:name="examples-2"/>
     <w:p>
       <w:pPr>
         <w:pStyle w:val="berschrift3"/>
@@ -14485,13 +14485,13 @@
         <w:t xml:space="preserve">Examples</w:t>
       </w:r>
     </w:p>
-    <w:bookmarkStart w:id="129" w:name="example-group-groups__it"/>
+    <w:bookmarkStart w:id="129" w:name="example-council-bureau"/>
     <w:p>
       <w:pPr>
         <w:pStyle w:val="berschrift4"/>
       </w:pPr>
       <w:r>
-        <w:t xml:space="preserve">Example: Group-groups__it</w:t>
+        <w:t xml:space="preserve">Example: Council bureau</w:t>
       </w:r>
     </w:p>
     <w:p>
@@ -14520,7 +14520,7 @@
         <w:rPr>
           <w:rStyle w:val="DecValTok"/>
         </w:rPr>
-        <w:t xml:space="preserve">6627</w:t>
+        <w:t xml:space="preserve">50</w:t>
       </w:r>
       <w:r>
         <w:br/>
@@ -14541,7 +14541,7 @@
         <w:rPr>
           <w:rStyle w:val="AttributeTok"/>
         </w:rPr>
-        <w:t xml:space="preserve"> https://api.openparldata.ch/v1/groups/6627</w:t>
+        <w:t xml:space="preserve"> https://grosserrat.bs.ch/gremien/praesidium-und-buero</w:t>
       </w:r>
       <w:r>
         <w:br/>
@@ -14589,7 +14589,7 @@
         <w:rPr>
           <w:rStyle w:val="AttributeTok"/>
         </w:rPr>
-        <w:t xml:space="preserve"> Konsumenteninformation und -schutz</w:t>
+        <w:t xml:space="preserve"> Büro des Grossen Rates</w:t>
       </w:r>
       <w:r>
         <w:br/>
@@ -14623,21 +14623,9 @@
       </w:r>
       <w:r>
         <w:rPr>
-          <w:rStyle w:val="KeywordTok"/>
-        </w:rPr>
-        <w:t xml:space="preserve">-</w:t>
-      </w:r>
-      <w:r>
-        <w:rPr>
-          <w:rStyle w:val="AttributeTok"/>
-        </w:rPr>
-        <w:t xml:space="preserve"> </w:t>
-      </w:r>
-      <w:r>
-        <w:rPr>
           <w:rStyle w:val="FunctionTok"/>
         </w:rPr>
-        <w:t xml:space="preserve">value</w:t>
+        <w:t xml:space="preserve">group_type</w:t>
       </w:r>
       <w:r>
         <w:rPr>
@@ -14646,12 +14634,6 @@
         <w:t xml:space="preserve">:</w:t>
       </w:r>
       <w:r>
-        <w:rPr>
-          <w:rStyle w:val="AttributeTok"/>
-        </w:rPr>
-        <w:t xml:space="preserve"> Information et défense des consommateurs</w:t>
-      </w:r>
-      <w:r>
         <w:br/>
       </w:r>
       <w:r>
@@ -14664,7 +14646,7 @@
         <w:rPr>
           <w:rStyle w:val="FunctionTok"/>
         </w:rPr>
-        <w:t xml:space="preserve">language</w:t>
+        <w:t xml:space="preserve">group_type_enum</w:t>
       </w:r>
       <w:r>
         <w:rPr>
@@ -14676,28 +14658,22 @@
         <w:rPr>
           <w:rStyle w:val="AttributeTok"/>
         </w:rPr>
-        <w:t xml:space="preserve"> fr</w:t>
+        <w:t xml:space="preserve"> parliamentary_bureau</w:t>
       </w:r>
       <w:r>
         <w:br/>
       </w:r>
       <w:r>
         <w:rPr>
-          <w:rStyle w:val="KeywordTok"/>
-        </w:rPr>
-        <w:t xml:space="preserve">-</w:t>
-      </w:r>
-      <w:r>
-        <w:rPr>
-          <w:rStyle w:val="AttributeTok"/>
-        </w:rPr>
-        <w:t xml:space="preserve"> </w:t>
+          <w:rStyle w:val="AttributeTok"/>
+        </w:rPr>
+        <w:t xml:space="preserve">  </w:t>
       </w:r>
       <w:r>
         <w:rPr>
           <w:rStyle w:val="FunctionTok"/>
         </w:rPr>
-        <w:t xml:space="preserve">value</w:t>
+        <w:t xml:space="preserve">label</w:t>
       </w:r>
       <w:r>
         <w:rPr>
@@ -14709,22 +14685,16 @@
         <w:rPr>
           <w:rStyle w:val="AttributeTok"/>
         </w:rPr>
-        <w:t xml:space="preserve"> Informazione e tutela dei consumatori</w:t>
+        <w:t xml:space="preserve"> Ratsbüro</w:t>
       </w:r>
       <w:r>
         <w:br/>
       </w:r>
       <w:r>
         <w:rPr>
-          <w:rStyle w:val="AttributeTok"/>
-        </w:rPr>
-        <w:t xml:space="preserve">  </w:t>
-      </w:r>
-      <w:r>
-        <w:rPr>
           <w:rStyle w:val="FunctionTok"/>
         </w:rPr>
-        <w:t xml:space="preserve">language</w:t>
+        <w:t xml:space="preserve">spatial</w:t>
       </w:r>
       <w:r>
         <w:rPr>
@@ -14736,698 +14706,17 @@
         <w:rPr>
           <w:rStyle w:val="AttributeTok"/>
         </w:rPr>
-        <w:t xml:space="preserve"> it</w:t>
-      </w:r>
-      <w:r>
-        <w:br/>
-      </w:r>
-      <w:r>
-        <w:rPr>
-          <w:rStyle w:val="FunctionTok"/>
-        </w:rPr>
-        <w:t xml:space="preserve">description</w:t>
-      </w:r>
-      <w:r>
-        <w:rPr>
-          <w:rStyle w:val="KeywordTok"/>
-        </w:rPr>
-        <w:t xml:space="preserve">:</w:t>
-      </w:r>
-      <w:r>
-        <w:br/>
-      </w:r>
-      <w:r>
-        <w:rPr>
-          <w:rStyle w:val="KeywordTok"/>
-        </w:rPr>
-        <w:t xml:space="preserve">-</w:t>
-      </w:r>
-      <w:r>
-        <w:rPr>
-          <w:rStyle w:val="AttributeTok"/>
-        </w:rPr>
-        <w:t xml:space="preserve"> </w:t>
-      </w:r>
-      <w:r>
-        <w:rPr>
-          <w:rStyle w:val="FunctionTok"/>
-        </w:rPr>
-        <w:t xml:space="preserve">value</w:t>
-      </w:r>
-      <w:r>
-        <w:rPr>
-          <w:rStyle w:val="KeywordTok"/>
-        </w:rPr>
-        <w:t xml:space="preserve">:</w:t>
-      </w:r>
-      <w:r>
-        <w:rPr>
-          <w:rStyle w:val="AttributeTok"/>
-        </w:rPr>
-        <w:t xml:space="preserve"> L'intergroupe parlementaire « Information et défense des consommateurs »</w:t>
-      </w:r>
-      <w:r>
-        <w:br/>
-      </w:r>
-      <w:r>
-        <w:rPr>
-          <w:rStyle w:val="AttributeTok"/>
-        </w:rPr>
-        <w:t xml:space="preserve">    réunit toutes les sensibilités politiques. Cet intergroupe a pour mission d'informer</w:t>
-      </w:r>
-      <w:r>
-        <w:br/>
-      </w:r>
-      <w:r>
-        <w:rPr>
-          <w:rStyle w:val="AttributeTok"/>
-        </w:rPr>
-        <w:t xml:space="preserve">    et de sensibiliser les élu·e·s aux questions relatives à la défense des consommateur·rice·s</w:t>
-      </w:r>
-      <w:r>
-        <w:br/>
-      </w:r>
-      <w:r>
-        <w:rPr>
-          <w:rStyle w:val="AttributeTok"/>
-        </w:rPr>
-        <w:t xml:space="preserve">    en Suisse.</w:t>
-      </w:r>
-      <w:r>
-        <w:br/>
-      </w:r>
-      <w:r>
-        <w:rPr>
-          <w:rStyle w:val="AttributeTok"/>
-        </w:rPr>
-        <w:t xml:space="preserve">  </w:t>
-      </w:r>
-      <w:r>
-        <w:rPr>
-          <w:rStyle w:val="FunctionTok"/>
-        </w:rPr>
-        <w:t xml:space="preserve">language</w:t>
-      </w:r>
-      <w:r>
-        <w:rPr>
-          <w:rStyle w:val="KeywordTok"/>
-        </w:rPr>
-        <w:t xml:space="preserve">:</w:t>
-      </w:r>
-      <w:r>
-        <w:rPr>
-          <w:rStyle w:val="AttributeTok"/>
-        </w:rPr>
-        <w:t xml:space="preserve"> fr</w:t>
-      </w:r>
-      <w:r>
-        <w:br/>
-      </w:r>
-      <w:r>
-        <w:rPr>
-          <w:rStyle w:val="FunctionTok"/>
-        </w:rPr>
-        <w:t xml:space="preserve">landing_page</w:t>
-      </w:r>
-      <w:r>
-        <w:rPr>
-          <w:rStyle w:val="KeywordTok"/>
-        </w:rPr>
-        <w:t xml:space="preserve">:</w:t>
-      </w:r>
-      <w:r>
-        <w:br/>
-      </w:r>
-      <w:r>
-        <w:rPr>
-          <w:rStyle w:val="KeywordTok"/>
-        </w:rPr>
-        <w:t xml:space="preserve">-</w:t>
-      </w:r>
-      <w:r>
-        <w:rPr>
-          <w:rStyle w:val="AttributeTok"/>
-        </w:rPr>
-        <w:t xml:space="preserve"> </w:t>
-      </w:r>
-      <w:r>
-        <w:rPr>
-          <w:rStyle w:val="FunctionTok"/>
-        </w:rPr>
-        <w:t xml:space="preserve">value</w:t>
-      </w:r>
-      <w:r>
-        <w:rPr>
-          <w:rStyle w:val="KeywordTok"/>
-        </w:rPr>
-        <w:t xml:space="preserve">:</w:t>
-      </w:r>
-      <w:r>
-        <w:rPr>
-          <w:rStyle w:val="AttributeTok"/>
-        </w:rPr>
-        <w:t xml:space="preserve"> https://www.parlament.ch/centers/documents/de/gruppen-der-bundesversammlung.pdf</w:t>
-      </w:r>
-      <w:r>
-        <w:br/>
-      </w:r>
-      <w:r>
-        <w:rPr>
-          <w:rStyle w:val="AttributeTok"/>
-        </w:rPr>
-        <w:t xml:space="preserve">  </w:t>
-      </w:r>
-      <w:r>
-        <w:rPr>
-          <w:rStyle w:val="FunctionTok"/>
-        </w:rPr>
-        <w:t xml:space="preserve">language</w:t>
-      </w:r>
-      <w:r>
-        <w:rPr>
-          <w:rStyle w:val="KeywordTok"/>
-        </w:rPr>
-        <w:t xml:space="preserve">:</w:t>
-      </w:r>
-      <w:r>
-        <w:rPr>
-          <w:rStyle w:val="AttributeTok"/>
-        </w:rPr>
-        <w:t xml:space="preserve"> de</w:t>
-      </w:r>
-      <w:r>
-        <w:br/>
-      </w:r>
-      <w:r>
-        <w:rPr>
-          <w:rStyle w:val="FunctionTok"/>
-        </w:rPr>
-        <w:t xml:space="preserve">contacts</w:t>
-      </w:r>
-      <w:r>
-        <w:rPr>
-          <w:rStyle w:val="KeywordTok"/>
-        </w:rPr>
-        <w:t xml:space="preserve">:</w:t>
-      </w:r>
-      <w:r>
-        <w:br/>
-      </w:r>
-      <w:r>
-        <w:rPr>
-          <w:rStyle w:val="KeywordTok"/>
-        </w:rPr>
-        <w:t xml:space="preserve">-</w:t>
-      </w:r>
-      <w:r>
-        <w:rPr>
-          <w:rStyle w:val="AttributeTok"/>
-        </w:rPr>
-        <w:t xml:space="preserve"> </w:t>
-      </w:r>
-      <w:r>
-        <w:rPr>
-          <w:rStyle w:val="FunctionTok"/>
-        </w:rPr>
-        <w:t xml:space="preserve">contact_type</w:t>
-      </w:r>
-      <w:r>
-        <w:rPr>
-          <w:rStyle w:val="KeywordTok"/>
-        </w:rPr>
-        <w:t xml:space="preserve">:</w:t>
-      </w:r>
-      <w:r>
-        <w:rPr>
-          <w:rStyle w:val="AttributeTok"/>
-        </w:rPr>
-        <w:t xml:space="preserve"> email</w:t>
-      </w:r>
-      <w:r>
-        <w:br/>
-      </w:r>
-      <w:r>
-        <w:rPr>
-          <w:rStyle w:val="AttributeTok"/>
-        </w:rPr>
-        <w:t xml:space="preserve">  </w:t>
-      </w:r>
-      <w:r>
-        <w:rPr>
-          <w:rStyle w:val="FunctionTok"/>
-        </w:rPr>
-        <w:t xml:space="preserve">value</w:t>
-      </w:r>
-      <w:r>
-        <w:rPr>
-          <w:rStyle w:val="KeywordTok"/>
-        </w:rPr>
-        <w:t xml:space="preserve">:</w:t>
-      </w:r>
-      <w:r>
-        <w:rPr>
-          <w:rStyle w:val="AttributeTok"/>
-        </w:rPr>
-        <w:t xml:space="preserve"> l.altwegg@frc.ch</w:t>
-      </w:r>
-      <w:r>
-        <w:br/>
-      </w:r>
-      <w:r>
-        <w:rPr>
-          <w:rStyle w:val="AttributeTok"/>
-        </w:rPr>
-        <w:t xml:space="preserve">  </w:t>
-      </w:r>
-      <w:r>
-        <w:rPr>
-          <w:rStyle w:val="FunctionTok"/>
-        </w:rPr>
-        <w:t xml:space="preserve">label</w:t>
-      </w:r>
-      <w:r>
-        <w:rPr>
-          <w:rStyle w:val="KeywordTok"/>
-        </w:rPr>
-        <w:t xml:space="preserve">:</w:t>
-      </w:r>
-      <w:r>
-        <w:rPr>
-          <w:rStyle w:val="AttributeTok"/>
-        </w:rPr>
-        <w:t xml:space="preserve"> Sekretariat</w:t>
-      </w:r>
-      <w:r>
-        <w:br/>
-      </w:r>
-      <w:r>
-        <w:rPr>
-          <w:rStyle w:val="KeywordTok"/>
-        </w:rPr>
-        <w:t xml:space="preserve">-</w:t>
-      </w:r>
-      <w:r>
-        <w:rPr>
-          <w:rStyle w:val="AttributeTok"/>
-        </w:rPr>
-        <w:t xml:space="preserve"> </w:t>
-      </w:r>
-      <w:r>
-        <w:rPr>
-          <w:rStyle w:val="FunctionTok"/>
-        </w:rPr>
-        <w:t xml:space="preserve">contact_type</w:t>
-      </w:r>
-      <w:r>
-        <w:rPr>
-          <w:rStyle w:val="KeywordTok"/>
-        </w:rPr>
-        <w:t xml:space="preserve">:</w:t>
-      </w:r>
-      <w:r>
-        <w:rPr>
-          <w:rStyle w:val="AttributeTok"/>
-        </w:rPr>
-        <w:t xml:space="preserve"> phone</w:t>
-      </w:r>
-      <w:r>
-        <w:br/>
-      </w:r>
-      <w:r>
-        <w:rPr>
-          <w:rStyle w:val="AttributeTok"/>
-        </w:rPr>
-        <w:t xml:space="preserve">  </w:t>
-      </w:r>
-      <w:r>
-        <w:rPr>
-          <w:rStyle w:val="FunctionTok"/>
-        </w:rPr>
-        <w:t xml:space="preserve">value</w:t>
-      </w:r>
-      <w:r>
-        <w:rPr>
-          <w:rStyle w:val="KeywordTok"/>
-        </w:rPr>
-        <w:t xml:space="preserve">:</w:t>
-      </w:r>
-      <w:r>
-        <w:rPr>
-          <w:rStyle w:val="AttributeTok"/>
-        </w:rPr>
-        <w:t xml:space="preserve"> +41 21 331 00 95</w:t>
-      </w:r>
-      <w:r>
-        <w:br/>
-      </w:r>
-      <w:r>
-        <w:rPr>
-          <w:rStyle w:val="AttributeTok"/>
-        </w:rPr>
-        <w:t xml:space="preserve">  </w:t>
-      </w:r>
-      <w:r>
-        <w:rPr>
-          <w:rStyle w:val="FunctionTok"/>
-        </w:rPr>
-        <w:t xml:space="preserve">label</w:t>
-      </w:r>
-      <w:r>
-        <w:rPr>
-          <w:rStyle w:val="KeywordTok"/>
-        </w:rPr>
-        <w:t xml:space="preserve">:</w:t>
-      </w:r>
-      <w:r>
-        <w:rPr>
-          <w:rStyle w:val="AttributeTok"/>
-        </w:rPr>
-        <w:t xml:space="preserve"> Sekretariat</w:t>
-      </w:r>
-      <w:r>
-        <w:br/>
-      </w:r>
-      <w:r>
-        <w:rPr>
-          <w:rStyle w:val="FunctionTok"/>
-        </w:rPr>
-        <w:t xml:space="preserve">addresses</w:t>
-      </w:r>
-      <w:r>
-        <w:rPr>
-          <w:rStyle w:val="KeywordTok"/>
-        </w:rPr>
-        <w:t xml:space="preserve">:</w:t>
-      </w:r>
-      <w:r>
-        <w:br/>
-      </w:r>
-      <w:r>
-        <w:rPr>
-          <w:rStyle w:val="KeywordTok"/>
-        </w:rPr>
-        <w:t xml:space="preserve">-</w:t>
-      </w:r>
-      <w:r>
-        <w:rPr>
-          <w:rStyle w:val="AttributeTok"/>
-        </w:rPr>
-        <w:t xml:space="preserve"> </w:t>
-      </w:r>
-      <w:r>
-        <w:rPr>
-          <w:rStyle w:val="FunctionTok"/>
-        </w:rPr>
-        <w:t xml:space="preserve">address_type</w:t>
-      </w:r>
-      <w:r>
-        <w:rPr>
-          <w:rStyle w:val="KeywordTok"/>
-        </w:rPr>
-        <w:t xml:space="preserve">:</w:t>
-      </w:r>
-      <w:r>
-        <w:rPr>
-          <w:rStyle w:val="AttributeTok"/>
-        </w:rPr>
-        <w:t xml:space="preserve"> businessAddress</w:t>
-      </w:r>
-      <w:r>
-        <w:br/>
-      </w:r>
-      <w:r>
-        <w:rPr>
-          <w:rStyle w:val="AttributeTok"/>
-        </w:rPr>
-        <w:t xml:space="preserve">  </w:t>
-      </w:r>
-      <w:r>
-        <w:rPr>
-          <w:rStyle w:val="FunctionTok"/>
-        </w:rPr>
-        <w:t xml:space="preserve">address_uri</w:t>
-      </w:r>
-      <w:r>
-        <w:rPr>
-          <w:rStyle w:val="KeywordTok"/>
-        </w:rPr>
-        <w:t xml:space="preserve">:</w:t>
-      </w:r>
-      <w:r>
-        <w:rPr>
-          <w:rStyle w:val="AttributeTok"/>
-        </w:rPr>
-        <w:t xml:space="preserve"> https://geo.ld.admin.ch/location/address/101009806</w:t>
-      </w:r>
-      <w:r>
-        <w:br/>
-      </w:r>
-      <w:r>
-        <w:rPr>
-          <w:rStyle w:val="AttributeTok"/>
-        </w:rPr>
-        <w:t xml:space="preserve">  </w:t>
-      </w:r>
-      <w:r>
-        <w:rPr>
-          <w:rStyle w:val="FunctionTok"/>
-        </w:rPr>
-        <w:t xml:space="preserve">street_address</w:t>
-      </w:r>
-      <w:r>
-        <w:rPr>
-          <w:rStyle w:val="KeywordTok"/>
-        </w:rPr>
-        <w:t xml:space="preserve">:</w:t>
-      </w:r>
-      <w:r>
-        <w:rPr>
-          <w:rStyle w:val="AttributeTok"/>
-        </w:rPr>
-        <w:t xml:space="preserve"> Fédération romande des consommateurs, Rue de Genève 17, case postale</w:t>
-      </w:r>
-      <w:r>
-        <w:br/>
-      </w:r>
-      <w:r>
-        <w:rPr>
-          <w:rStyle w:val="AttributeTok"/>
-        </w:rPr>
-        <w:t xml:space="preserve">    </w:t>
-      </w:r>
-      <w:r>
-        <w:rPr>
-          <w:rStyle w:val="DecValTok"/>
-        </w:rPr>
-        <w:t xml:space="preserve">585</w:t>
-      </w:r>
-      <w:r>
-        <w:br/>
-      </w:r>
-      <w:r>
-        <w:rPr>
-          <w:rStyle w:val="AttributeTok"/>
-        </w:rPr>
-        <w:t xml:space="preserve">  </w:t>
-      </w:r>
-      <w:r>
-        <w:rPr>
-          <w:rStyle w:val="FunctionTok"/>
-        </w:rPr>
-        <w:t xml:space="preserve">postal_code</w:t>
-      </w:r>
-      <w:r>
-        <w:rPr>
-          <w:rStyle w:val="KeywordTok"/>
-        </w:rPr>
-        <w:t xml:space="preserve">:</w:t>
-      </w:r>
-      <w:r>
-        <w:rPr>
-          <w:rStyle w:val="AttributeTok"/>
-        </w:rPr>
-        <w:t xml:space="preserve"> </w:t>
-      </w:r>
-      <w:r>
-        <w:rPr>
-          <w:rStyle w:val="StringTok"/>
-        </w:rPr>
-        <w:t xml:space="preserve">'1001'</w:t>
-      </w:r>
-      <w:r>
-        <w:br/>
-      </w:r>
-      <w:r>
-        <w:rPr>
-          <w:rStyle w:val="AttributeTok"/>
-        </w:rPr>
-        <w:t xml:space="preserve">  </w:t>
-      </w:r>
-      <w:r>
-        <w:rPr>
-          <w:rStyle w:val="FunctionTok"/>
-        </w:rPr>
-        <w:t xml:space="preserve">postal_locality</w:t>
-      </w:r>
-      <w:r>
-        <w:rPr>
-          <w:rStyle w:val="KeywordTok"/>
-        </w:rPr>
-        <w:t xml:space="preserve">:</w:t>
-      </w:r>
-      <w:r>
-        <w:rPr>
-          <w:rStyle w:val="AttributeTok"/>
-        </w:rPr>
-        <w:t xml:space="preserve"> Lausanne</w:t>
-      </w:r>
-      <w:r>
-        <w:br/>
-      </w:r>
-      <w:r>
-        <w:rPr>
-          <w:rStyle w:val="AttributeTok"/>
-        </w:rPr>
-        <w:t xml:space="preserve">  </w:t>
-      </w:r>
-      <w:r>
-        <w:rPr>
-          <w:rStyle w:val="FunctionTok"/>
-        </w:rPr>
-        <w:t xml:space="preserve">country</w:t>
-      </w:r>
-      <w:r>
-        <w:rPr>
-          <w:rStyle w:val="KeywordTok"/>
-        </w:rPr>
-        <w:t xml:space="preserve">:</w:t>
-      </w:r>
-      <w:r>
-        <w:rPr>
-          <w:rStyle w:val="AttributeTok"/>
-        </w:rPr>
-        <w:t xml:space="preserve"> CH</w:t>
-      </w:r>
-      <w:r>
-        <w:br/>
-      </w:r>
-      <w:r>
-        <w:rPr>
-          <w:rStyle w:val="FunctionTok"/>
-        </w:rPr>
-        <w:t xml:space="preserve">group_type</w:t>
-      </w:r>
-      <w:r>
-        <w:rPr>
-          <w:rStyle w:val="KeywordTok"/>
-        </w:rPr>
-        <w:t xml:space="preserve">:</w:t>
-      </w:r>
-      <w:r>
-        <w:br/>
-      </w:r>
-      <w:r>
-        <w:rPr>
-          <w:rStyle w:val="AttributeTok"/>
-        </w:rPr>
-        <w:t xml:space="preserve">  </w:t>
-      </w:r>
-      <w:r>
-        <w:rPr>
-          <w:rStyle w:val="FunctionTok"/>
-        </w:rPr>
-        <w:t xml:space="preserve">group_type_enum</w:t>
-      </w:r>
-      <w:r>
-        <w:rPr>
-          <w:rStyle w:val="KeywordTok"/>
-        </w:rPr>
-        <w:t xml:space="preserve">:</w:t>
-      </w:r>
-      <w:r>
-        <w:rPr>
-          <w:rStyle w:val="AttributeTok"/>
-        </w:rPr>
-        <w:t xml:space="preserve"> interest_group</w:t>
-      </w:r>
-      <w:r>
-        <w:br/>
-      </w:r>
-      <w:r>
-        <w:rPr>
-          <w:rStyle w:val="AttributeTok"/>
-        </w:rPr>
-        <w:t xml:space="preserve">  </w:t>
-      </w:r>
-      <w:r>
-        <w:rPr>
-          <w:rStyle w:val="FunctionTok"/>
-        </w:rPr>
-        <w:t xml:space="preserve">label</w:t>
-      </w:r>
-      <w:r>
-        <w:rPr>
-          <w:rStyle w:val="KeywordTok"/>
-        </w:rPr>
-        <w:t xml:space="preserve">:</w:t>
-      </w:r>
-      <w:r>
-        <w:rPr>
-          <w:rStyle w:val="AttributeTok"/>
-        </w:rPr>
-        <w:t xml:space="preserve"> Interessengruppe</w:t>
-      </w:r>
-      <w:r>
-        <w:br/>
-      </w:r>
-      <w:r>
-        <w:rPr>
-          <w:rStyle w:val="FunctionTok"/>
-        </w:rPr>
-        <w:t xml:space="preserve">spatial</w:t>
-      </w:r>
-      <w:r>
-        <w:rPr>
-          <w:rStyle w:val="KeywordTok"/>
-        </w:rPr>
-        <w:t xml:space="preserve">:</w:t>
-      </w:r>
-      <w:r>
-        <w:rPr>
-          <w:rStyle w:val="AttributeTok"/>
-        </w:rPr>
-        <w:t xml:space="preserve"> https://ld.admin.ch/country/CHE</w:t>
-      </w:r>
-      <w:r>
-        <w:br/>
-      </w:r>
-      <w:r>
-        <w:rPr>
-          <w:rStyle w:val="FunctionTok"/>
-        </w:rPr>
-        <w:t xml:space="preserve">valid_from</w:t>
-      </w:r>
-      <w:r>
-        <w:rPr>
-          <w:rStyle w:val="KeywordTok"/>
-        </w:rPr>
-        <w:t xml:space="preserve">:</w:t>
-      </w:r>
-      <w:r>
-        <w:rPr>
-          <w:rStyle w:val="AttributeTok"/>
-        </w:rPr>
-        <w:t xml:space="preserve"> 2012-01-01</w:t>
+        <w:t xml:space="preserve"> https://ld.admin.ch/canton/12</w:t>
       </w:r>
     </w:p>
     <w:bookmarkEnd w:id="129"/>
-    <w:bookmarkStart w:id="130" w:name="example-group-groups__de"/>
+    <w:bookmarkStart w:id="130" w:name="Xcb838b8a327aef6dcbae1ff0ea6702a3629eee1"/>
     <w:p>
       <w:pPr>
         <w:pStyle w:val="berschrift4"/>
       </w:pPr>
       <w:r>
-        <w:t xml:space="preserve">Example: Group-groups__de</w:t>
+        <w:t xml:space="preserve">Example: Bilingual delegation to an intercantonal body</w:t>
       </w:r>
     </w:p>
     <w:p>
@@ -15456,7 +14745,7 @@
         <w:rPr>
           <w:rStyle w:val="DecValTok"/>
         </w:rPr>
-        <w:t xml:space="preserve">50</w:t>
+        <w:t xml:space="preserve">5000</w:t>
       </w:r>
       <w:r>
         <w:br/>
@@ -15477,7 +14766,7 @@
         <w:rPr>
           <w:rStyle w:val="AttributeTok"/>
         </w:rPr>
-        <w:t xml:space="preserve"> https://grosserrat.bs.ch/gremien/praesidium-und-buero</w:t>
+        <w:t xml:space="preserve"> https://www.fr.ch/parlinfo/app/organizations/a1acb0c030d54b3baed840fe8bbed6b5</w:t>
       </w:r>
       <w:r>
         <w:br/>
@@ -15525,7 +14814,7 @@
         <w:rPr>
           <w:rStyle w:val="AttributeTok"/>
         </w:rPr>
-        <w:t xml:space="preserve"> Büro des Grossen Rates</w:t>
+        <w:t xml:space="preserve"> Freiburger Delegation IPK strafrechtliche Einschliessung</w:t>
       </w:r>
       <w:r>
         <w:br/>
@@ -15559,8 +14848,497 @@
       </w:r>
       <w:r>
         <w:rPr>
+          <w:rStyle w:val="KeywordTok"/>
+        </w:rPr>
+        <w:t xml:space="preserve">-</w:t>
+      </w:r>
+      <w:r>
+        <w:rPr>
+          <w:rStyle w:val="AttributeTok"/>
+        </w:rPr>
+        <w:t xml:space="preserve"> </w:t>
+      </w:r>
+      <w:r>
+        <w:rPr>
           <w:rStyle w:val="FunctionTok"/>
         </w:rPr>
+        <w:t xml:space="preserve">value</w:t>
+      </w:r>
+      <w:r>
+        <w:rPr>
+          <w:rStyle w:val="KeywordTok"/>
+        </w:rPr>
+        <w:t xml:space="preserve">:</w:t>
+      </w:r>
+      <w:r>
+        <w:rPr>
+          <w:rStyle w:val="AttributeTok"/>
+        </w:rPr>
+        <w:t xml:space="preserve"> Délégation FR à la CIP détention pénale</w:t>
+      </w:r>
+      <w:r>
+        <w:br/>
+      </w:r>
+      <w:r>
+        <w:rPr>
+          <w:rStyle w:val="AttributeTok"/>
+        </w:rPr>
+        <w:t xml:space="preserve">  </w:t>
+      </w:r>
+      <w:r>
+        <w:rPr>
+          <w:rStyle w:val="FunctionTok"/>
+        </w:rPr>
+        <w:t xml:space="preserve">language</w:t>
+      </w:r>
+      <w:r>
+        <w:rPr>
+          <w:rStyle w:val="KeywordTok"/>
+        </w:rPr>
+        <w:t xml:space="preserve">:</w:t>
+      </w:r>
+      <w:r>
+        <w:rPr>
+          <w:rStyle w:val="AttributeTok"/>
+        </w:rPr>
+        <w:t xml:space="preserve"> fr</w:t>
+      </w:r>
+      <w:r>
+        <w:br/>
+      </w:r>
+      <w:r>
+        <w:rPr>
+          <w:rStyle w:val="FunctionTok"/>
+        </w:rPr>
+        <w:t xml:space="preserve">abbreviation</w:t>
+      </w:r>
+      <w:r>
+        <w:rPr>
+          <w:rStyle w:val="KeywordTok"/>
+        </w:rPr>
+        <w:t xml:space="preserve">:</w:t>
+      </w:r>
+      <w:r>
+        <w:br/>
+      </w:r>
+      <w:r>
+        <w:rPr>
+          <w:rStyle w:val="KeywordTok"/>
+        </w:rPr>
+        <w:t xml:space="preserve">-</w:t>
+      </w:r>
+      <w:r>
+        <w:rPr>
+          <w:rStyle w:val="AttributeTok"/>
+        </w:rPr>
+        <w:t xml:space="preserve"> </w:t>
+      </w:r>
+      <w:r>
+        <w:rPr>
+          <w:rStyle w:val="FunctionTok"/>
+        </w:rPr>
+        <w:t xml:space="preserve">value</w:t>
+      </w:r>
+      <w:r>
+        <w:rPr>
+          <w:rStyle w:val="KeywordTok"/>
+        </w:rPr>
+        <w:t xml:space="preserve">:</w:t>
+      </w:r>
+      <w:r>
+        <w:rPr>
+          <w:rStyle w:val="AttributeTok"/>
+        </w:rPr>
+        <w:t xml:space="preserve"> Del-StRFE</w:t>
+      </w:r>
+      <w:r>
+        <w:br/>
+      </w:r>
+      <w:r>
+        <w:rPr>
+          <w:rStyle w:val="AttributeTok"/>
+        </w:rPr>
+        <w:t xml:space="preserve">  </w:t>
+      </w:r>
+      <w:r>
+        <w:rPr>
+          <w:rStyle w:val="FunctionTok"/>
+        </w:rPr>
+        <w:t xml:space="preserve">language</w:t>
+      </w:r>
+      <w:r>
+        <w:rPr>
+          <w:rStyle w:val="KeywordTok"/>
+        </w:rPr>
+        <w:t xml:space="preserve">:</w:t>
+      </w:r>
+      <w:r>
+        <w:rPr>
+          <w:rStyle w:val="AttributeTok"/>
+        </w:rPr>
+        <w:t xml:space="preserve"> de</w:t>
+      </w:r>
+      <w:r>
+        <w:br/>
+      </w:r>
+      <w:r>
+        <w:rPr>
+          <w:rStyle w:val="KeywordTok"/>
+        </w:rPr>
+        <w:t xml:space="preserve">-</w:t>
+      </w:r>
+      <w:r>
+        <w:rPr>
+          <w:rStyle w:val="AttributeTok"/>
+        </w:rPr>
+        <w:t xml:space="preserve"> </w:t>
+      </w:r>
+      <w:r>
+        <w:rPr>
+          <w:rStyle w:val="FunctionTok"/>
+        </w:rPr>
+        <w:t xml:space="preserve">value</w:t>
+      </w:r>
+      <w:r>
+        <w:rPr>
+          <w:rStyle w:val="KeywordTok"/>
+        </w:rPr>
+        <w:t xml:space="preserve">:</w:t>
+      </w:r>
+      <w:r>
+        <w:rPr>
+          <w:rStyle w:val="AttributeTok"/>
+        </w:rPr>
+        <w:t xml:space="preserve"> Del-DetPen</w:t>
+      </w:r>
+      <w:r>
+        <w:br/>
+      </w:r>
+      <w:r>
+        <w:rPr>
+          <w:rStyle w:val="AttributeTok"/>
+        </w:rPr>
+        <w:t xml:space="preserve">  </w:t>
+      </w:r>
+      <w:r>
+        <w:rPr>
+          <w:rStyle w:val="FunctionTok"/>
+        </w:rPr>
+        <w:t xml:space="preserve">language</w:t>
+      </w:r>
+      <w:r>
+        <w:rPr>
+          <w:rStyle w:val="KeywordTok"/>
+        </w:rPr>
+        <w:t xml:space="preserve">:</w:t>
+      </w:r>
+      <w:r>
+        <w:rPr>
+          <w:rStyle w:val="AttributeTok"/>
+        </w:rPr>
+        <w:t xml:space="preserve"> fr</w:t>
+      </w:r>
+      <w:r>
+        <w:br/>
+      </w:r>
+      <w:r>
+        <w:rPr>
+          <w:rStyle w:val="FunctionTok"/>
+        </w:rPr>
+        <w:t xml:space="preserve">description</w:t>
+      </w:r>
+      <w:r>
+        <w:rPr>
+          <w:rStyle w:val="KeywordTok"/>
+        </w:rPr>
+        <w:t xml:space="preserve">:</w:t>
+      </w:r>
+      <w:r>
+        <w:br/>
+      </w:r>
+      <w:r>
+        <w:rPr>
+          <w:rStyle w:val="KeywordTok"/>
+        </w:rPr>
+        <w:t xml:space="preserve">-</w:t>
+      </w:r>
+      <w:r>
+        <w:rPr>
+          <w:rStyle w:val="AttributeTok"/>
+        </w:rPr>
+        <w:t xml:space="preserve"> </w:t>
+      </w:r>
+      <w:r>
+        <w:rPr>
+          <w:rStyle w:val="FunctionTok"/>
+        </w:rPr>
+        <w:t xml:space="preserve">value</w:t>
+      </w:r>
+      <w:r>
+        <w:rPr>
+          <w:rStyle w:val="KeywordTok"/>
+        </w:rPr>
+        <w:t xml:space="preserve">:</w:t>
+      </w:r>
+      <w:r>
+        <w:rPr>
+          <w:rStyle w:val="AttributeTok"/>
+        </w:rPr>
+        <w:t xml:space="preserve"> Die Interparlamentarische Aufsichtskommission strafrechtliche Einschliessung besteht aus 18 Grossrätinnen</w:t>
+      </w:r>
+      <w:r>
+        <w:br/>
+      </w:r>
+      <w:r>
+        <w:rPr>
+          <w:rStyle w:val="AttributeTok"/>
+        </w:rPr>
+        <w:t xml:space="preserve">    und Grossräten aus den sechs Vertragskantonen Freiburg, Genf, Jura, Neuenburg, Waadt und Wallis.</w:t>
+      </w:r>
+      <w:r>
+        <w:br/>
+      </w:r>
+      <w:r>
+        <w:rPr>
+          <w:rStyle w:val="AttributeTok"/>
+        </w:rPr>
+        <w:t xml:space="preserve">  </w:t>
+      </w:r>
+      <w:r>
+        <w:rPr>
+          <w:rStyle w:val="FunctionTok"/>
+        </w:rPr>
+        <w:t xml:space="preserve">language</w:t>
+      </w:r>
+      <w:r>
+        <w:rPr>
+          <w:rStyle w:val="KeywordTok"/>
+        </w:rPr>
+        <w:t xml:space="preserve">:</w:t>
+      </w:r>
+      <w:r>
+        <w:rPr>
+          <w:rStyle w:val="AttributeTok"/>
+        </w:rPr>
+        <w:t xml:space="preserve"> de</w:t>
+      </w:r>
+      <w:r>
+        <w:br/>
+      </w:r>
+      <w:r>
+        <w:rPr>
+          <w:rStyle w:val="KeywordTok"/>
+        </w:rPr>
+        <w:t xml:space="preserve">-</w:t>
+      </w:r>
+      <w:r>
+        <w:rPr>
+          <w:rStyle w:val="AttributeTok"/>
+        </w:rPr>
+        <w:t xml:space="preserve"> </w:t>
+      </w:r>
+      <w:r>
+        <w:rPr>
+          <w:rStyle w:val="FunctionTok"/>
+        </w:rPr>
+        <w:t xml:space="preserve">value</w:t>
+      </w:r>
+      <w:r>
+        <w:rPr>
+          <w:rStyle w:val="KeywordTok"/>
+        </w:rPr>
+        <w:t xml:space="preserve">:</w:t>
+      </w:r>
+      <w:r>
+        <w:rPr>
+          <w:rStyle w:val="AttributeTok"/>
+        </w:rPr>
+        <w:t xml:space="preserve"> </w:t>
+      </w:r>
+      <w:r>
+        <w:rPr>
+          <w:rStyle w:val="StringTok"/>
+        </w:rPr>
+        <w:t xml:space="preserve">'La Commission interparlementaire de contrôle détention pénale est composée de 18 députés issus</w:t>
+      </w:r>
+      <w:r>
+        <w:br/>
+      </w:r>
+      <w:r>
+        <w:rPr>
+          <w:rStyle w:val="StringTok"/>
+        </w:rPr>
+        <w:t xml:space="preserve">    des six cantons partenaires : Fribourg, Genève, Jura, Neuchâtel, Vaud et Valais.'</w:t>
+      </w:r>
+      <w:r>
+        <w:br/>
+      </w:r>
+      <w:r>
+        <w:rPr>
+          <w:rStyle w:val="AttributeTok"/>
+        </w:rPr>
+        <w:t xml:space="preserve">  </w:t>
+      </w:r>
+      <w:r>
+        <w:rPr>
+          <w:rStyle w:val="FunctionTok"/>
+        </w:rPr>
+        <w:t xml:space="preserve">language</w:t>
+      </w:r>
+      <w:r>
+        <w:rPr>
+          <w:rStyle w:val="KeywordTok"/>
+        </w:rPr>
+        <w:t xml:space="preserve">:</w:t>
+      </w:r>
+      <w:r>
+        <w:rPr>
+          <w:rStyle w:val="AttributeTok"/>
+        </w:rPr>
+        <w:t xml:space="preserve"> fr</w:t>
+      </w:r>
+      <w:r>
+        <w:br/>
+      </w:r>
+      <w:r>
+        <w:rPr>
+          <w:rStyle w:val="FunctionTok"/>
+        </w:rPr>
+        <w:t xml:space="preserve">landing_page</w:t>
+      </w:r>
+      <w:r>
+        <w:rPr>
+          <w:rStyle w:val="KeywordTok"/>
+        </w:rPr>
+        <w:t xml:space="preserve">:</w:t>
+      </w:r>
+      <w:r>
+        <w:br/>
+      </w:r>
+      <w:r>
+        <w:rPr>
+          <w:rStyle w:val="KeywordTok"/>
+        </w:rPr>
+        <w:t xml:space="preserve">-</w:t>
+      </w:r>
+      <w:r>
+        <w:rPr>
+          <w:rStyle w:val="AttributeTok"/>
+        </w:rPr>
+        <w:t xml:space="preserve"> </w:t>
+      </w:r>
+      <w:r>
+        <w:rPr>
+          <w:rStyle w:val="FunctionTok"/>
+        </w:rPr>
+        <w:t xml:space="preserve">value</w:t>
+      </w:r>
+      <w:r>
+        <w:rPr>
+          <w:rStyle w:val="KeywordTok"/>
+        </w:rPr>
+        <w:t xml:space="preserve">:</w:t>
+      </w:r>
+      <w:r>
+        <w:rPr>
+          <w:rStyle w:val="AttributeTok"/>
+        </w:rPr>
+        <w:t xml:space="preserve"> https://www.fr.ch/de/parlinfo/app/organizations/a1acb0c030d54b3baed840fe8bbed6b5</w:t>
+      </w:r>
+      <w:r>
+        <w:br/>
+      </w:r>
+      <w:r>
+        <w:rPr>
+          <w:rStyle w:val="AttributeTok"/>
+        </w:rPr>
+        <w:t xml:space="preserve">  </w:t>
+      </w:r>
+      <w:r>
+        <w:rPr>
+          <w:rStyle w:val="FunctionTok"/>
+        </w:rPr>
+        <w:t xml:space="preserve">language</w:t>
+      </w:r>
+      <w:r>
+        <w:rPr>
+          <w:rStyle w:val="KeywordTok"/>
+        </w:rPr>
+        <w:t xml:space="preserve">:</w:t>
+      </w:r>
+      <w:r>
+        <w:rPr>
+          <w:rStyle w:val="AttributeTok"/>
+        </w:rPr>
+        <w:t xml:space="preserve"> de</w:t>
+      </w:r>
+      <w:r>
+        <w:br/>
+      </w:r>
+      <w:r>
+        <w:rPr>
+          <w:rStyle w:val="KeywordTok"/>
+        </w:rPr>
+        <w:t xml:space="preserve">-</w:t>
+      </w:r>
+      <w:r>
+        <w:rPr>
+          <w:rStyle w:val="AttributeTok"/>
+        </w:rPr>
+        <w:t xml:space="preserve"> </w:t>
+      </w:r>
+      <w:r>
+        <w:rPr>
+          <w:rStyle w:val="FunctionTok"/>
+        </w:rPr>
+        <w:t xml:space="preserve">value</w:t>
+      </w:r>
+      <w:r>
+        <w:rPr>
+          <w:rStyle w:val="KeywordTok"/>
+        </w:rPr>
+        <w:t xml:space="preserve">:</w:t>
+      </w:r>
+      <w:r>
+        <w:rPr>
+          <w:rStyle w:val="AttributeTok"/>
+        </w:rPr>
+        <w:t xml:space="preserve"> https://www.fr.ch/parlinfo/app/organizations/a1acb0c030d54b3baed840fe8bbed6b5</w:t>
+      </w:r>
+      <w:r>
+        <w:br/>
+      </w:r>
+      <w:r>
+        <w:rPr>
+          <w:rStyle w:val="AttributeTok"/>
+        </w:rPr>
+        <w:t xml:space="preserve">  </w:t>
+      </w:r>
+      <w:r>
+        <w:rPr>
+          <w:rStyle w:val="FunctionTok"/>
+        </w:rPr>
+        <w:t xml:space="preserve">language</w:t>
+      </w:r>
+      <w:r>
+        <w:rPr>
+          <w:rStyle w:val="KeywordTok"/>
+        </w:rPr>
+        <w:t xml:space="preserve">:</w:t>
+      </w:r>
+      <w:r>
+        <w:rPr>
+          <w:rStyle w:val="AttributeTok"/>
+        </w:rPr>
+        <w:t xml:space="preserve"> fr</w:t>
+      </w:r>
+      <w:r>
+        <w:br/>
+      </w:r>
+      <w:r>
+        <w:rPr>
+          <w:rStyle w:val="FunctionTok"/>
+        </w:rPr>
         <w:t xml:space="preserve">group_type</w:t>
       </w:r>
       <w:r>
@@ -15594,7 +15372,7 @@
         <w:rPr>
           <w:rStyle w:val="AttributeTok"/>
         </w:rPr>
-        <w:t xml:space="preserve"> parliamentary_bureau</w:t>
+        <w:t xml:space="preserve"> delegation</w:t>
       </w:r>
       <w:r>
         <w:br/>
@@ -15621,7 +15399,7 @@
         <w:rPr>
           <w:rStyle w:val="AttributeTok"/>
         </w:rPr>
-        <w:t xml:space="preserve"> Ratsbüro</w:t>
+        <w:t xml:space="preserve"> Delegation</w:t>
       </w:r>
       <w:r>
         <w:br/>
@@ -15642,17 +15420,38 @@
         <w:rPr>
           <w:rStyle w:val="AttributeTok"/>
         </w:rPr>
-        <w:t xml:space="preserve"> https://ld.admin.ch/canton/12</w:t>
+        <w:t xml:space="preserve"> https://ld.admin.ch/canton/10</w:t>
+      </w:r>
+      <w:r>
+        <w:br/>
+      </w:r>
+      <w:r>
+        <w:rPr>
+          <w:rStyle w:val="FunctionTok"/>
+        </w:rPr>
+        <w:t xml:space="preserve">valid_from</w:t>
+      </w:r>
+      <w:r>
+        <w:rPr>
+          <w:rStyle w:val="KeywordTok"/>
+        </w:rPr>
+        <w:t xml:space="preserve">:</w:t>
+      </w:r>
+      <w:r>
+        <w:rPr>
+          <w:rStyle w:val="AttributeTok"/>
+        </w:rPr>
+        <w:t xml:space="preserve"> 2007-12-12</w:t>
       </w:r>
     </w:p>
     <w:bookmarkEnd w:id="130"/>
-    <w:bookmarkStart w:id="131" w:name="example-group-groups__fr"/>
+    <w:bookmarkStart w:id="131" w:name="example-faction-of-a-cantonal-parliament"/>
     <w:p>
       <w:pPr>
         <w:pStyle w:val="berschrift4"/>
       </w:pPr>
       <w:r>
-        <w:t xml:space="preserve">Example: Group-groups__fr</w:t>
+        <w:t xml:space="preserve">Example: Faction of a cantonal parliament</w:t>
       </w:r>
     </w:p>
     <w:p>
@@ -15681,7 +15480,7 @@
         <w:rPr>
           <w:rStyle w:val="DecValTok"/>
         </w:rPr>
-        <w:t xml:space="preserve">5000</w:t>
+        <w:t xml:space="preserve">20</w:t>
       </w:r>
       <w:r>
         <w:br/>
@@ -15702,7 +15501,7 @@
         <w:rPr>
           <w:rStyle w:val="AttributeTok"/>
         </w:rPr>
-        <w:t xml:space="preserve"> https://www.fr.ch/parlinfo/app/organizations/a1acb0c030d54b3baed840fe8bbed6b5</w:t>
+        <w:t xml:space="preserve"> https://api.openparldata.ch/v1/groups/20</w:t>
       </w:r>
       <w:r>
         <w:br/>
@@ -15750,7 +15549,7 @@
         <w:rPr>
           <w:rStyle w:val="AttributeTok"/>
         </w:rPr>
-        <w:t xml:space="preserve"> Freiburger Delegation IPK strafrechtliche Einschliessung</w:t>
+        <w:t xml:space="preserve"> Evangelische Volkspartei</w:t>
       </w:r>
       <w:r>
         <w:br/>
@@ -15784,6 +15583,21 @@
       </w:r>
       <w:r>
         <w:rPr>
+          <w:rStyle w:val="FunctionTok"/>
+        </w:rPr>
+        <w:t xml:space="preserve">landing_page</w:t>
+      </w:r>
+      <w:r>
+        <w:rPr>
+          <w:rStyle w:val="KeywordTok"/>
+        </w:rPr>
+        <w:t xml:space="preserve">:</w:t>
+      </w:r>
+      <w:r>
+        <w:br/>
+      </w:r>
+      <w:r>
+        <w:rPr>
           <w:rStyle w:val="KeywordTok"/>
         </w:rPr>
         <w:t xml:space="preserve">-</w:t>
@@ -15810,7 +15624,7 @@
         <w:rPr>
           <w:rStyle w:val="AttributeTok"/>
         </w:rPr>
-        <w:t xml:space="preserve"> Délégation FR à la CIP détention pénale</w:t>
+        <w:t xml:space="preserve"> https://grosserrat.bs.ch/gremien/parteien-und-fraktionen</w:t>
       </w:r>
       <w:r>
         <w:br/>
@@ -15837,7 +15651,7 @@
         <w:rPr>
           <w:rStyle w:val="AttributeTok"/>
         </w:rPr>
-        <w:t xml:space="preserve"> fr</w:t>
+        <w:t xml:space="preserve"> de</w:t>
       </w:r>
       <w:r>
         <w:br/>
@@ -15846,7 +15660,7 @@
         <w:rPr>
           <w:rStyle w:val="FunctionTok"/>
         </w:rPr>
-        <w:t xml:space="preserve">abbreviation</w:t>
+        <w:t xml:space="preserve">group_type</w:t>
       </w:r>
       <w:r>
         <w:rPr>
@@ -15859,21 +15673,15 @@
       </w:r>
       <w:r>
         <w:rPr>
-          <w:rStyle w:val="KeywordTok"/>
-        </w:rPr>
-        <w:t xml:space="preserve">-</w:t>
-      </w:r>
-      <w:r>
-        <w:rPr>
-          <w:rStyle w:val="AttributeTok"/>
-        </w:rPr>
-        <w:t xml:space="preserve"> </w:t>
+          <w:rStyle w:val="AttributeTok"/>
+        </w:rPr>
+        <w:t xml:space="preserve">  </w:t>
       </w:r>
       <w:r>
         <w:rPr>
           <w:rStyle w:val="FunctionTok"/>
         </w:rPr>
-        <w:t xml:space="preserve">value</w:t>
+        <w:t xml:space="preserve">group_type_enum</w:t>
       </w:r>
       <w:r>
         <w:rPr>
@@ -15885,7 +15693,7 @@
         <w:rPr>
           <w:rStyle w:val="AttributeTok"/>
         </w:rPr>
-        <w:t xml:space="preserve"> Del-StRFE</w:t>
+        <w:t xml:space="preserve"> faction</w:t>
       </w:r>
       <w:r>
         <w:br/>
@@ -15900,7 +15708,7 @@
         <w:rPr>
           <w:rStyle w:val="FunctionTok"/>
         </w:rPr>
-        <w:t xml:space="preserve">language</w:t>
+        <w:t xml:space="preserve">label</w:t>
       </w:r>
       <w:r>
         <w:rPr>
@@ -15912,28 +15720,16 @@
         <w:rPr>
           <w:rStyle w:val="AttributeTok"/>
         </w:rPr>
-        <w:t xml:space="preserve"> de</w:t>
+        <w:t xml:space="preserve"> Fraktion</w:t>
       </w:r>
       <w:r>
         <w:br/>
       </w:r>
       <w:r>
         <w:rPr>
-          <w:rStyle w:val="KeywordTok"/>
-        </w:rPr>
-        <w:t xml:space="preserve">-</w:t>
-      </w:r>
-      <w:r>
-        <w:rPr>
-          <w:rStyle w:val="AttributeTok"/>
-        </w:rPr>
-        <w:t xml:space="preserve"> </w:t>
-      </w:r>
-      <w:r>
-        <w:rPr>
           <w:rStyle w:val="FunctionTok"/>
         </w:rPr>
-        <w:t xml:space="preserve">value</w:t>
+        <w:t xml:space="preserve">spatial</w:t>
       </w:r>
       <w:r>
         <w:rPr>
@@ -15945,463 +15741,1525 @@
         <w:rPr>
           <w:rStyle w:val="AttributeTok"/>
         </w:rPr>
-        <w:t xml:space="preserve"> Del-DetPen</w:t>
-      </w:r>
-      <w:r>
-        <w:br/>
-      </w:r>
-      <w:r>
-        <w:rPr>
-          <w:rStyle w:val="AttributeTok"/>
-        </w:rPr>
-        <w:t xml:space="preserve">  </w:t>
-      </w:r>
-      <w:r>
-        <w:rPr>
-          <w:rStyle w:val="FunctionTok"/>
-        </w:rPr>
-        <w:t xml:space="preserve">language</w:t>
-      </w:r>
-      <w:r>
-        <w:rPr>
-          <w:rStyle w:val="KeywordTok"/>
-        </w:rPr>
-        <w:t xml:space="preserve">:</w:t>
-      </w:r>
-      <w:r>
-        <w:rPr>
-          <w:rStyle w:val="AttributeTok"/>
-        </w:rPr>
-        <w:t xml:space="preserve"> fr</w:t>
-      </w:r>
-      <w:r>
-        <w:br/>
-      </w:r>
-      <w:r>
-        <w:rPr>
-          <w:rStyle w:val="FunctionTok"/>
-        </w:rPr>
-        <w:t xml:space="preserve">description</w:t>
-      </w:r>
-      <w:r>
-        <w:rPr>
-          <w:rStyle w:val="KeywordTok"/>
-        </w:rPr>
-        <w:t xml:space="preserve">:</w:t>
-      </w:r>
-      <w:r>
-        <w:br/>
-      </w:r>
-      <w:r>
-        <w:rPr>
-          <w:rStyle w:val="KeywordTok"/>
-        </w:rPr>
-        <w:t xml:space="preserve">-</w:t>
-      </w:r>
-      <w:r>
-        <w:rPr>
-          <w:rStyle w:val="AttributeTok"/>
-        </w:rPr>
-        <w:t xml:space="preserve"> </w:t>
-      </w:r>
-      <w:r>
-        <w:rPr>
-          <w:rStyle w:val="FunctionTok"/>
-        </w:rPr>
-        <w:t xml:space="preserve">value</w:t>
-      </w:r>
-      <w:r>
-        <w:rPr>
-          <w:rStyle w:val="KeywordTok"/>
-        </w:rPr>
-        <w:t xml:space="preserve">:</w:t>
-      </w:r>
-      <w:r>
-        <w:rPr>
-          <w:rStyle w:val="AttributeTok"/>
-        </w:rPr>
-        <w:t xml:space="preserve"> Die Interparlamentarische Aufsichtskommission strafrechtliche Einschliessung</w:t>
-      </w:r>
-      <w:r>
-        <w:br/>
-      </w:r>
-      <w:r>
-        <w:rPr>
-          <w:rStyle w:val="AttributeTok"/>
-        </w:rPr>
-        <w:t xml:space="preserve">    besteht aus 18 Grossrätinnen und Grossräten aus den sechs Vertragskantonen Freiburg,</w:t>
-      </w:r>
-      <w:r>
-        <w:br/>
-      </w:r>
-      <w:r>
-        <w:rPr>
-          <w:rStyle w:val="AttributeTok"/>
-        </w:rPr>
-        <w:t xml:space="preserve">    Genf, Jura, Neuenburg, Waadt und Wallis.</w:t>
-      </w:r>
-      <w:r>
-        <w:br/>
-      </w:r>
-      <w:r>
-        <w:rPr>
-          <w:rStyle w:val="AttributeTok"/>
-        </w:rPr>
-        <w:t xml:space="preserve">  </w:t>
-      </w:r>
-      <w:r>
-        <w:rPr>
-          <w:rStyle w:val="FunctionTok"/>
-        </w:rPr>
-        <w:t xml:space="preserve">language</w:t>
-      </w:r>
-      <w:r>
-        <w:rPr>
-          <w:rStyle w:val="KeywordTok"/>
-        </w:rPr>
-        <w:t xml:space="preserve">:</w:t>
-      </w:r>
-      <w:r>
-        <w:rPr>
-          <w:rStyle w:val="AttributeTok"/>
-        </w:rPr>
-        <w:t xml:space="preserve"> de</w:t>
-      </w:r>
-      <w:r>
-        <w:br/>
-      </w:r>
-      <w:r>
-        <w:rPr>
-          <w:rStyle w:val="KeywordTok"/>
-        </w:rPr>
-        <w:t xml:space="preserve">-</w:t>
-      </w:r>
-      <w:r>
-        <w:rPr>
-          <w:rStyle w:val="AttributeTok"/>
-        </w:rPr>
-        <w:t xml:space="preserve"> </w:t>
-      </w:r>
-      <w:r>
-        <w:rPr>
-          <w:rStyle w:val="FunctionTok"/>
-        </w:rPr>
-        <w:t xml:space="preserve">value</w:t>
-      </w:r>
-      <w:r>
-        <w:rPr>
-          <w:rStyle w:val="KeywordTok"/>
-        </w:rPr>
-        <w:t xml:space="preserve">:</w:t>
-      </w:r>
-      <w:r>
-        <w:rPr>
-          <w:rStyle w:val="AttributeTok"/>
-        </w:rPr>
-        <w:t xml:space="preserve"> </w:t>
-      </w:r>
-      <w:r>
-        <w:rPr>
-          <w:rStyle w:val="StringTok"/>
-        </w:rPr>
-        <w:t xml:space="preserve">'La Commission interparlementaire de contrôle détention pénale est composée</w:t>
-      </w:r>
-      <w:r>
-        <w:br/>
-      </w:r>
-      <w:r>
-        <w:rPr>
-          <w:rStyle w:val="StringTok"/>
-        </w:rPr>
-        <w:t xml:space="preserve">    de 18 députés issus des six cantons partenaires : Fribourg, Genève, Jura, Neuchâtel,</w:t>
-      </w:r>
-      <w:r>
-        <w:br/>
-      </w:r>
-      <w:r>
-        <w:rPr>
-          <w:rStyle w:val="StringTok"/>
-        </w:rPr>
-        <w:t xml:space="preserve">    Vaud et Valais.'</w:t>
-      </w:r>
-      <w:r>
-        <w:br/>
-      </w:r>
-      <w:r>
-        <w:rPr>
-          <w:rStyle w:val="AttributeTok"/>
-        </w:rPr>
-        <w:t xml:space="preserve">  </w:t>
-      </w:r>
-      <w:r>
-        <w:rPr>
-          <w:rStyle w:val="FunctionTok"/>
-        </w:rPr>
-        <w:t xml:space="preserve">language</w:t>
-      </w:r>
-      <w:r>
-        <w:rPr>
-          <w:rStyle w:val="KeywordTok"/>
-        </w:rPr>
-        <w:t xml:space="preserve">:</w:t>
-      </w:r>
-      <w:r>
-        <w:rPr>
-          <w:rStyle w:val="AttributeTok"/>
-        </w:rPr>
-        <w:t xml:space="preserve"> fr</w:t>
-      </w:r>
-      <w:r>
-        <w:br/>
-      </w:r>
-      <w:r>
-        <w:rPr>
-          <w:rStyle w:val="FunctionTok"/>
-        </w:rPr>
-        <w:t xml:space="preserve">landing_page</w:t>
-      </w:r>
-      <w:r>
-        <w:rPr>
-          <w:rStyle w:val="KeywordTok"/>
-        </w:rPr>
-        <w:t xml:space="preserve">:</w:t>
-      </w:r>
-      <w:r>
-        <w:br/>
-      </w:r>
-      <w:r>
-        <w:rPr>
-          <w:rStyle w:val="KeywordTok"/>
-        </w:rPr>
-        <w:t xml:space="preserve">-</w:t>
-      </w:r>
-      <w:r>
-        <w:rPr>
-          <w:rStyle w:val="AttributeTok"/>
-        </w:rPr>
-        <w:t xml:space="preserve"> </w:t>
-      </w:r>
-      <w:r>
-        <w:rPr>
-          <w:rStyle w:val="FunctionTok"/>
-        </w:rPr>
-        <w:t xml:space="preserve">value</w:t>
-      </w:r>
-      <w:r>
-        <w:rPr>
-          <w:rStyle w:val="KeywordTok"/>
-        </w:rPr>
-        <w:t xml:space="preserve">:</w:t>
-      </w:r>
-      <w:r>
-        <w:rPr>
-          <w:rStyle w:val="AttributeTok"/>
-        </w:rPr>
-        <w:t xml:space="preserve"> https://www.fr.ch/de/parlinfo/app/organizations/a1acb0c030d54b3baed840fe8bbed6b5</w:t>
-      </w:r>
-      <w:r>
-        <w:br/>
-      </w:r>
-      <w:r>
-        <w:rPr>
-          <w:rStyle w:val="AttributeTok"/>
-        </w:rPr>
-        <w:t xml:space="preserve">  </w:t>
-      </w:r>
-      <w:r>
-        <w:rPr>
-          <w:rStyle w:val="FunctionTok"/>
-        </w:rPr>
-        <w:t xml:space="preserve">language</w:t>
-      </w:r>
-      <w:r>
-        <w:rPr>
-          <w:rStyle w:val="KeywordTok"/>
-        </w:rPr>
-        <w:t xml:space="preserve">:</w:t>
-      </w:r>
-      <w:r>
-        <w:rPr>
-          <w:rStyle w:val="AttributeTok"/>
-        </w:rPr>
-        <w:t xml:space="preserve"> de</w:t>
-      </w:r>
-      <w:r>
-        <w:br/>
-      </w:r>
-      <w:r>
-        <w:rPr>
-          <w:rStyle w:val="KeywordTok"/>
-        </w:rPr>
-        <w:t xml:space="preserve">-</w:t>
-      </w:r>
-      <w:r>
-        <w:rPr>
-          <w:rStyle w:val="AttributeTok"/>
-        </w:rPr>
-        <w:t xml:space="preserve"> </w:t>
-      </w:r>
-      <w:r>
-        <w:rPr>
-          <w:rStyle w:val="FunctionTok"/>
-        </w:rPr>
-        <w:t xml:space="preserve">value</w:t>
-      </w:r>
-      <w:r>
-        <w:rPr>
-          <w:rStyle w:val="KeywordTok"/>
-        </w:rPr>
-        <w:t xml:space="preserve">:</w:t>
-      </w:r>
-      <w:r>
-        <w:rPr>
-          <w:rStyle w:val="AttributeTok"/>
-        </w:rPr>
-        <w:t xml:space="preserve"> https://www.fr.ch/parlinfo/app/organizations/a1acb0c030d54b3baed840fe8bbed6b5</w:t>
-      </w:r>
-      <w:r>
-        <w:br/>
-      </w:r>
-      <w:r>
-        <w:rPr>
-          <w:rStyle w:val="AttributeTok"/>
-        </w:rPr>
-        <w:t xml:space="preserve">  </w:t>
-      </w:r>
-      <w:r>
-        <w:rPr>
-          <w:rStyle w:val="FunctionTok"/>
-        </w:rPr>
-        <w:t xml:space="preserve">language</w:t>
-      </w:r>
-      <w:r>
-        <w:rPr>
-          <w:rStyle w:val="KeywordTok"/>
-        </w:rPr>
-        <w:t xml:space="preserve">:</w:t>
-      </w:r>
-      <w:r>
-        <w:rPr>
-          <w:rStyle w:val="AttributeTok"/>
-        </w:rPr>
-        <w:t xml:space="preserve"> fr</w:t>
-      </w:r>
-      <w:r>
-        <w:br/>
-      </w:r>
-      <w:r>
-        <w:rPr>
-          <w:rStyle w:val="FunctionTok"/>
-        </w:rPr>
-        <w:t xml:space="preserve">group_type</w:t>
-      </w:r>
-      <w:r>
-        <w:rPr>
-          <w:rStyle w:val="KeywordTok"/>
-        </w:rPr>
-        <w:t xml:space="preserve">:</w:t>
-      </w:r>
-      <w:r>
-        <w:br/>
-      </w:r>
-      <w:r>
-        <w:rPr>
-          <w:rStyle w:val="AttributeTok"/>
-        </w:rPr>
-        <w:t xml:space="preserve">  </w:t>
-      </w:r>
-      <w:r>
-        <w:rPr>
-          <w:rStyle w:val="FunctionTok"/>
-        </w:rPr>
-        <w:t xml:space="preserve">group_type_enum</w:t>
-      </w:r>
-      <w:r>
-        <w:rPr>
-          <w:rStyle w:val="KeywordTok"/>
-        </w:rPr>
-        <w:t xml:space="preserve">:</w:t>
-      </w:r>
-      <w:r>
-        <w:rPr>
-          <w:rStyle w:val="AttributeTok"/>
-        </w:rPr>
-        <w:t xml:space="preserve"> delegation</w:t>
-      </w:r>
-      <w:r>
-        <w:br/>
-      </w:r>
-      <w:r>
-        <w:rPr>
-          <w:rStyle w:val="AttributeTok"/>
-        </w:rPr>
-        <w:t xml:space="preserve">  </w:t>
-      </w:r>
-      <w:r>
-        <w:rPr>
-          <w:rStyle w:val="FunctionTok"/>
-        </w:rPr>
-        <w:t xml:space="preserve">label</w:t>
-      </w:r>
-      <w:r>
-        <w:rPr>
-          <w:rStyle w:val="KeywordTok"/>
-        </w:rPr>
-        <w:t xml:space="preserve">:</w:t>
-      </w:r>
-      <w:r>
-        <w:rPr>
-          <w:rStyle w:val="AttributeTok"/>
-        </w:rPr>
-        <w:t xml:space="preserve"> Delegation</w:t>
-      </w:r>
-      <w:r>
-        <w:br/>
-      </w:r>
-      <w:r>
-        <w:rPr>
-          <w:rStyle w:val="FunctionTok"/>
-        </w:rPr>
-        <w:t xml:space="preserve">spatial</w:t>
-      </w:r>
-      <w:r>
-        <w:rPr>
-          <w:rStyle w:val="KeywordTok"/>
-        </w:rPr>
-        <w:t xml:space="preserve">:</w:t>
-      </w:r>
-      <w:r>
-        <w:rPr>
-          <w:rStyle w:val="AttributeTok"/>
-        </w:rPr>
-        <w:t xml:space="preserve"> https://ld.admin.ch/canton/10</w:t>
-      </w:r>
-      <w:r>
-        <w:br/>
-      </w:r>
-      <w:r>
-        <w:rPr>
-          <w:rStyle w:val="FunctionTok"/>
-        </w:rPr>
-        <w:t xml:space="preserve">valid_from</w:t>
-      </w:r>
-      <w:r>
-        <w:rPr>
-          <w:rStyle w:val="KeywordTok"/>
-        </w:rPr>
-        <w:t xml:space="preserve">:</w:t>
-      </w:r>
-      <w:r>
-        <w:rPr>
-          <w:rStyle w:val="AttributeTok"/>
-        </w:rPr>
-        <w:t xml:space="preserve"> 2007-12-12</w:t>
+        <w:t xml:space="preserve"> https://ld.admin.ch/canton/12</w:t>
       </w:r>
     </w:p>
     <w:bookmarkEnd w:id="131"/>
+    <w:bookmarkStart w:id="132" w:name="X0d16a94fa9e670b2051aebbe8f9283a2bc08906"/>
+    <w:p>
+      <w:pPr>
+        <w:pStyle w:val="berschrift4"/>
+      </w:pPr>
+      <w:r>
+        <w:t xml:space="preserve">Example: Municipal parliament with spatial reference</w:t>
+      </w:r>
+    </w:p>
+    <w:p>
+      <w:pPr>
+        <w:pStyle w:val="SourceCode"/>
+      </w:pPr>
+      <w:r>
+        <w:rPr>
+          <w:rStyle w:val="FunctionTok"/>
+        </w:rPr>
+        <w:t xml:space="preserve">local_id</w:t>
+      </w:r>
+      <w:r>
+        <w:rPr>
+          <w:rStyle w:val="KeywordTok"/>
+        </w:rPr>
+        <w:t xml:space="preserve">:</w:t>
+      </w:r>
+      <w:r>
+        <w:rPr>
+          <w:rStyle w:val="AttributeTok"/>
+        </w:rPr>
+        <w:t xml:space="preserve"> </w:t>
+      </w:r>
+      <w:r>
+        <w:rPr>
+          <w:rStyle w:val="DecValTok"/>
+        </w:rPr>
+        <w:t xml:space="preserve">700</w:t>
+      </w:r>
+      <w:r>
+        <w:br/>
+      </w:r>
+      <w:r>
+        <w:rPr>
+          <w:rStyle w:val="FunctionTok"/>
+        </w:rPr>
+        <w:t xml:space="preserve">global_uri</w:t>
+      </w:r>
+      <w:r>
+        <w:rPr>
+          <w:rStyle w:val="KeywordTok"/>
+        </w:rPr>
+        <w:t xml:space="preserve">:</w:t>
+      </w:r>
+      <w:r>
+        <w:rPr>
+          <w:rStyle w:val="AttributeTok"/>
+        </w:rPr>
+        <w:t xml:space="preserve"> https://www.stadt.sg.ch/home/verwaltung-politik/demokratie-politik/stadtparlament.html</w:t>
+      </w:r>
+      <w:r>
+        <w:br/>
+      </w:r>
+      <w:r>
+        <w:rPr>
+          <w:rStyle w:val="FunctionTok"/>
+        </w:rPr>
+        <w:t xml:space="preserve">label</w:t>
+      </w:r>
+      <w:r>
+        <w:rPr>
+          <w:rStyle w:val="KeywordTok"/>
+        </w:rPr>
+        <w:t xml:space="preserve">:</w:t>
+      </w:r>
+      <w:r>
+        <w:br/>
+      </w:r>
+      <w:r>
+        <w:rPr>
+          <w:rStyle w:val="KeywordTok"/>
+        </w:rPr>
+        <w:t xml:space="preserve">-</w:t>
+      </w:r>
+      <w:r>
+        <w:rPr>
+          <w:rStyle w:val="AttributeTok"/>
+        </w:rPr>
+        <w:t xml:space="preserve"> </w:t>
+      </w:r>
+      <w:r>
+        <w:rPr>
+          <w:rStyle w:val="FunctionTok"/>
+        </w:rPr>
+        <w:t xml:space="preserve">value</w:t>
+      </w:r>
+      <w:r>
+        <w:rPr>
+          <w:rStyle w:val="KeywordTok"/>
+        </w:rPr>
+        <w:t xml:space="preserve">:</w:t>
+      </w:r>
+      <w:r>
+        <w:rPr>
+          <w:rStyle w:val="AttributeTok"/>
+        </w:rPr>
+        <w:t xml:space="preserve"> Stadtparlament St. Gallen</w:t>
+      </w:r>
+      <w:r>
+        <w:br/>
+      </w:r>
+      <w:r>
+        <w:rPr>
+          <w:rStyle w:val="AttributeTok"/>
+        </w:rPr>
+        <w:t xml:space="preserve">  </w:t>
+      </w:r>
+      <w:r>
+        <w:rPr>
+          <w:rStyle w:val="FunctionTok"/>
+        </w:rPr>
+        <w:t xml:space="preserve">language</w:t>
+      </w:r>
+      <w:r>
+        <w:rPr>
+          <w:rStyle w:val="KeywordTok"/>
+        </w:rPr>
+        <w:t xml:space="preserve">:</w:t>
+      </w:r>
+      <w:r>
+        <w:rPr>
+          <w:rStyle w:val="AttributeTok"/>
+        </w:rPr>
+        <w:t xml:space="preserve"> de</w:t>
+      </w:r>
+      <w:r>
+        <w:br/>
+      </w:r>
+      <w:r>
+        <w:rPr>
+          <w:rStyle w:val="FunctionTok"/>
+        </w:rPr>
+        <w:t xml:space="preserve">group_type</w:t>
+      </w:r>
+      <w:r>
+        <w:rPr>
+          <w:rStyle w:val="KeywordTok"/>
+        </w:rPr>
+        <w:t xml:space="preserve">:</w:t>
+      </w:r>
+      <w:r>
+        <w:br/>
+      </w:r>
+      <w:r>
+        <w:rPr>
+          <w:rStyle w:val="AttributeTok"/>
+        </w:rPr>
+        <w:t xml:space="preserve">  </w:t>
+      </w:r>
+      <w:r>
+        <w:rPr>
+          <w:rStyle w:val="FunctionTok"/>
+        </w:rPr>
+        <w:t xml:space="preserve">group_type_enum</w:t>
+      </w:r>
+      <w:r>
+        <w:rPr>
+          <w:rStyle w:val="KeywordTok"/>
+        </w:rPr>
+        <w:t xml:space="preserve">:</w:t>
+      </w:r>
+      <w:r>
+        <w:rPr>
+          <w:rStyle w:val="AttributeTok"/>
+        </w:rPr>
+        <w:t xml:space="preserve"> parliament</w:t>
+      </w:r>
+      <w:r>
+        <w:br/>
+      </w:r>
+      <w:r>
+        <w:rPr>
+          <w:rStyle w:val="AttributeTok"/>
+        </w:rPr>
+        <w:t xml:space="preserve">  </w:t>
+      </w:r>
+      <w:r>
+        <w:rPr>
+          <w:rStyle w:val="FunctionTok"/>
+        </w:rPr>
+        <w:t xml:space="preserve">label</w:t>
+      </w:r>
+      <w:r>
+        <w:rPr>
+          <w:rStyle w:val="KeywordTok"/>
+        </w:rPr>
+        <w:t xml:space="preserve">:</w:t>
+      </w:r>
+      <w:r>
+        <w:rPr>
+          <w:rStyle w:val="AttributeTok"/>
+        </w:rPr>
+        <w:t xml:space="preserve"> Parlament (Legislativrat)</w:t>
+      </w:r>
+      <w:r>
+        <w:br/>
+      </w:r>
+      <w:r>
+        <w:rPr>
+          <w:rStyle w:val="FunctionTok"/>
+        </w:rPr>
+        <w:t xml:space="preserve">spatial</w:t>
+      </w:r>
+      <w:r>
+        <w:rPr>
+          <w:rStyle w:val="KeywordTok"/>
+        </w:rPr>
+        <w:t xml:space="preserve">:</w:t>
+      </w:r>
+      <w:r>
+        <w:rPr>
+          <w:rStyle w:val="AttributeTok"/>
+        </w:rPr>
+        <w:t xml:space="preserve"> https://ld.admin.ch/municipality/3203</w:t>
+      </w:r>
+    </w:p>
     <w:bookmarkEnd w:id="132"/>
+    <w:bookmarkStart w:id="133" w:name="Xa36d9ca3726f23c638ef088cecb973a55d680e7"/>
+    <w:p>
+      <w:pPr>
+        <w:pStyle w:val="berschrift4"/>
+      </w:pPr>
+      <w:r>
+        <w:t xml:space="preserve">Example: Commission with a common abbreviation</w:t>
+      </w:r>
+    </w:p>
+    <w:p>
+      <w:pPr>
+        <w:pStyle w:val="SourceCode"/>
+      </w:pPr>
+      <w:r>
+        <w:rPr>
+          <w:rStyle w:val="FunctionTok"/>
+        </w:rPr>
+        <w:t xml:space="preserve">local_id</w:t>
+      </w:r>
+      <w:r>
+        <w:rPr>
+          <w:rStyle w:val="KeywordTok"/>
+        </w:rPr>
+        <w:t xml:space="preserve">:</w:t>
+      </w:r>
+      <w:r>
+        <w:rPr>
+          <w:rStyle w:val="AttributeTok"/>
+        </w:rPr>
+        <w:t xml:space="preserve"> </w:t>
+      </w:r>
+      <w:r>
+        <w:rPr>
+          <w:rStyle w:val="DecValTok"/>
+        </w:rPr>
+        <w:t xml:space="preserve">3</w:t>
+      </w:r>
+      <w:r>
+        <w:br/>
+      </w:r>
+      <w:r>
+        <w:rPr>
+          <w:rStyle w:val="FunctionTok"/>
+        </w:rPr>
+        <w:t xml:space="preserve">global_uri</w:t>
+      </w:r>
+      <w:r>
+        <w:rPr>
+          <w:rStyle w:val="KeywordTok"/>
+        </w:rPr>
+        <w:t xml:space="preserve">:</w:t>
+      </w:r>
+      <w:r>
+        <w:rPr>
+          <w:rStyle w:val="AttributeTok"/>
+        </w:rPr>
+        <w:t xml:space="preserve"> https://api.openparldata.ch/v1/groups/3</w:t>
+      </w:r>
+      <w:r>
+        <w:br/>
+      </w:r>
+      <w:r>
+        <w:rPr>
+          <w:rStyle w:val="FunctionTok"/>
+        </w:rPr>
+        <w:t xml:space="preserve">label</w:t>
+      </w:r>
+      <w:r>
+        <w:rPr>
+          <w:rStyle w:val="KeywordTok"/>
+        </w:rPr>
+        <w:t xml:space="preserve">:</w:t>
+      </w:r>
+      <w:r>
+        <w:br/>
+      </w:r>
+      <w:r>
+        <w:rPr>
+          <w:rStyle w:val="KeywordTok"/>
+        </w:rPr>
+        <w:t xml:space="preserve">-</w:t>
+      </w:r>
+      <w:r>
+        <w:rPr>
+          <w:rStyle w:val="AttributeTok"/>
+        </w:rPr>
+        <w:t xml:space="preserve"> </w:t>
+      </w:r>
+      <w:r>
+        <w:rPr>
+          <w:rStyle w:val="FunctionTok"/>
+        </w:rPr>
+        <w:t xml:space="preserve">value</w:t>
+      </w:r>
+      <w:r>
+        <w:rPr>
+          <w:rStyle w:val="KeywordTok"/>
+        </w:rPr>
+        <w:t xml:space="preserve">:</w:t>
+      </w:r>
+      <w:r>
+        <w:rPr>
+          <w:rStyle w:val="AttributeTok"/>
+        </w:rPr>
+        <w:t xml:space="preserve"> Geschäftsprüfungskommission</w:t>
+      </w:r>
+      <w:r>
+        <w:br/>
+      </w:r>
+      <w:r>
+        <w:rPr>
+          <w:rStyle w:val="AttributeTok"/>
+        </w:rPr>
+        <w:t xml:space="preserve">  </w:t>
+      </w:r>
+      <w:r>
+        <w:rPr>
+          <w:rStyle w:val="FunctionTok"/>
+        </w:rPr>
+        <w:t xml:space="preserve">language</w:t>
+      </w:r>
+      <w:r>
+        <w:rPr>
+          <w:rStyle w:val="KeywordTok"/>
+        </w:rPr>
+        <w:t xml:space="preserve">:</w:t>
+      </w:r>
+      <w:r>
+        <w:rPr>
+          <w:rStyle w:val="AttributeTok"/>
+        </w:rPr>
+        <w:t xml:space="preserve"> de</w:t>
+      </w:r>
+      <w:r>
+        <w:br/>
+      </w:r>
+      <w:r>
+        <w:rPr>
+          <w:rStyle w:val="FunctionTok"/>
+        </w:rPr>
+        <w:t xml:space="preserve">abbreviation</w:t>
+      </w:r>
+      <w:r>
+        <w:rPr>
+          <w:rStyle w:val="KeywordTok"/>
+        </w:rPr>
+        <w:t xml:space="preserve">:</w:t>
+      </w:r>
+      <w:r>
+        <w:br/>
+      </w:r>
+      <w:r>
+        <w:rPr>
+          <w:rStyle w:val="KeywordTok"/>
+        </w:rPr>
+        <w:t xml:space="preserve">-</w:t>
+      </w:r>
+      <w:r>
+        <w:rPr>
+          <w:rStyle w:val="AttributeTok"/>
+        </w:rPr>
+        <w:t xml:space="preserve"> </w:t>
+      </w:r>
+      <w:r>
+        <w:rPr>
+          <w:rStyle w:val="FunctionTok"/>
+        </w:rPr>
+        <w:t xml:space="preserve">value</w:t>
+      </w:r>
+      <w:r>
+        <w:rPr>
+          <w:rStyle w:val="KeywordTok"/>
+        </w:rPr>
+        <w:t xml:space="preserve">:</w:t>
+      </w:r>
+      <w:r>
+        <w:rPr>
+          <w:rStyle w:val="AttributeTok"/>
+        </w:rPr>
+        <w:t xml:space="preserve"> GPK</w:t>
+      </w:r>
+      <w:r>
+        <w:br/>
+      </w:r>
+      <w:r>
+        <w:rPr>
+          <w:rStyle w:val="AttributeTok"/>
+        </w:rPr>
+        <w:t xml:space="preserve">  </w:t>
+      </w:r>
+      <w:r>
+        <w:rPr>
+          <w:rStyle w:val="FunctionTok"/>
+        </w:rPr>
+        <w:t xml:space="preserve">language</w:t>
+      </w:r>
+      <w:r>
+        <w:rPr>
+          <w:rStyle w:val="KeywordTok"/>
+        </w:rPr>
+        <w:t xml:space="preserve">:</w:t>
+      </w:r>
+      <w:r>
+        <w:rPr>
+          <w:rStyle w:val="AttributeTok"/>
+        </w:rPr>
+        <w:t xml:space="preserve"> de</w:t>
+      </w:r>
+      <w:r>
+        <w:br/>
+      </w:r>
+      <w:r>
+        <w:rPr>
+          <w:rStyle w:val="FunctionTok"/>
+        </w:rPr>
+        <w:t xml:space="preserve">landing_page</w:t>
+      </w:r>
+      <w:r>
+        <w:rPr>
+          <w:rStyle w:val="KeywordTok"/>
+        </w:rPr>
+        <w:t xml:space="preserve">:</w:t>
+      </w:r>
+      <w:r>
+        <w:br/>
+      </w:r>
+      <w:r>
+        <w:rPr>
+          <w:rStyle w:val="KeywordTok"/>
+        </w:rPr>
+        <w:t xml:space="preserve">-</w:t>
+      </w:r>
+      <w:r>
+        <w:rPr>
+          <w:rStyle w:val="AttributeTok"/>
+        </w:rPr>
+        <w:t xml:space="preserve"> </w:t>
+      </w:r>
+      <w:r>
+        <w:rPr>
+          <w:rStyle w:val="FunctionTok"/>
+        </w:rPr>
+        <w:t xml:space="preserve">value</w:t>
+      </w:r>
+      <w:r>
+        <w:rPr>
+          <w:rStyle w:val="KeywordTok"/>
+        </w:rPr>
+        <w:t xml:space="preserve">:</w:t>
+      </w:r>
+      <w:r>
+        <w:rPr>
+          <w:rStyle w:val="AttributeTok"/>
+        </w:rPr>
+        <w:t xml:space="preserve"> https://ar.ch/kantonsrat/kommissionen/staendige-kommissionen-des-kantonsrates/</w:t>
+      </w:r>
+      <w:r>
+        <w:br/>
+      </w:r>
+      <w:r>
+        <w:rPr>
+          <w:rStyle w:val="AttributeTok"/>
+        </w:rPr>
+        <w:t xml:space="preserve">  </w:t>
+      </w:r>
+      <w:r>
+        <w:rPr>
+          <w:rStyle w:val="FunctionTok"/>
+        </w:rPr>
+        <w:t xml:space="preserve">language</w:t>
+      </w:r>
+      <w:r>
+        <w:rPr>
+          <w:rStyle w:val="KeywordTok"/>
+        </w:rPr>
+        <w:t xml:space="preserve">:</w:t>
+      </w:r>
+      <w:r>
+        <w:rPr>
+          <w:rStyle w:val="AttributeTok"/>
+        </w:rPr>
+        <w:t xml:space="preserve"> de</w:t>
+      </w:r>
+      <w:r>
+        <w:br/>
+      </w:r>
+      <w:r>
+        <w:rPr>
+          <w:rStyle w:val="FunctionTok"/>
+        </w:rPr>
+        <w:t xml:space="preserve">group_type</w:t>
+      </w:r>
+      <w:r>
+        <w:rPr>
+          <w:rStyle w:val="KeywordTok"/>
+        </w:rPr>
+        <w:t xml:space="preserve">:</w:t>
+      </w:r>
+      <w:r>
+        <w:br/>
+      </w:r>
+      <w:r>
+        <w:rPr>
+          <w:rStyle w:val="AttributeTok"/>
+        </w:rPr>
+        <w:t xml:space="preserve">  </w:t>
+      </w:r>
+      <w:r>
+        <w:rPr>
+          <w:rStyle w:val="FunctionTok"/>
+        </w:rPr>
+        <w:t xml:space="preserve">group_type_enum</w:t>
+      </w:r>
+      <w:r>
+        <w:rPr>
+          <w:rStyle w:val="KeywordTok"/>
+        </w:rPr>
+        <w:t xml:space="preserve">:</w:t>
+      </w:r>
+      <w:r>
+        <w:rPr>
+          <w:rStyle w:val="AttributeTok"/>
+        </w:rPr>
+        <w:t xml:space="preserve"> commission</w:t>
+      </w:r>
+      <w:r>
+        <w:br/>
+      </w:r>
+      <w:r>
+        <w:rPr>
+          <w:rStyle w:val="AttributeTok"/>
+        </w:rPr>
+        <w:t xml:space="preserve">  </w:t>
+      </w:r>
+      <w:r>
+        <w:rPr>
+          <w:rStyle w:val="FunctionTok"/>
+        </w:rPr>
+        <w:t xml:space="preserve">label</w:t>
+      </w:r>
+      <w:r>
+        <w:rPr>
+          <w:rStyle w:val="KeywordTok"/>
+        </w:rPr>
+        <w:t xml:space="preserve">:</w:t>
+      </w:r>
+      <w:r>
+        <w:rPr>
+          <w:rStyle w:val="AttributeTok"/>
+        </w:rPr>
+        <w:t xml:space="preserve"> Kommission</w:t>
+      </w:r>
+      <w:r>
+        <w:br/>
+      </w:r>
+      <w:r>
+        <w:rPr>
+          <w:rStyle w:val="FunctionTok"/>
+        </w:rPr>
+        <w:t xml:space="preserve">spatial</w:t>
+      </w:r>
+      <w:r>
+        <w:rPr>
+          <w:rStyle w:val="KeywordTok"/>
+        </w:rPr>
+        <w:t xml:space="preserve">:</w:t>
+      </w:r>
+      <w:r>
+        <w:rPr>
+          <w:rStyle w:val="AttributeTok"/>
+        </w:rPr>
+        <w:t xml:space="preserve"> https://ld.admin.ch/canton/15</w:t>
+      </w:r>
+    </w:p>
     <w:bookmarkEnd w:id="133"/>
-    <w:bookmarkStart w:id="136" w:name="class-grouptype"/>
+    <w:bookmarkStart w:id="134" w:name="Xc525d3fd9f7fa1f1e94379f2d63dc5881667847"/>
+    <w:p>
+      <w:pPr>
+        <w:pStyle w:val="berschrift4"/>
+      </w:pPr>
+      <w:r>
+        <w:t xml:space="preserve">Example: Interest group with a trilingual name and contact</w:t>
+      </w:r>
+    </w:p>
+    <w:p>
+      <w:pPr>
+        <w:pStyle w:val="SourceCode"/>
+      </w:pPr>
+      <w:r>
+        <w:rPr>
+          <w:rStyle w:val="FunctionTok"/>
+        </w:rPr>
+        <w:t xml:space="preserve">local_id</w:t>
+      </w:r>
+      <w:r>
+        <w:rPr>
+          <w:rStyle w:val="KeywordTok"/>
+        </w:rPr>
+        <w:t xml:space="preserve">:</w:t>
+      </w:r>
+      <w:r>
+        <w:rPr>
+          <w:rStyle w:val="AttributeTok"/>
+        </w:rPr>
+        <w:t xml:space="preserve"> </w:t>
+      </w:r>
+      <w:r>
+        <w:rPr>
+          <w:rStyle w:val="DecValTok"/>
+        </w:rPr>
+        <w:t xml:space="preserve">6627</w:t>
+      </w:r>
+      <w:r>
+        <w:br/>
+      </w:r>
+      <w:r>
+        <w:rPr>
+          <w:rStyle w:val="FunctionTok"/>
+        </w:rPr>
+        <w:t xml:space="preserve">global_uri</w:t>
+      </w:r>
+      <w:r>
+        <w:rPr>
+          <w:rStyle w:val="KeywordTok"/>
+        </w:rPr>
+        <w:t xml:space="preserve">:</w:t>
+      </w:r>
+      <w:r>
+        <w:rPr>
+          <w:rStyle w:val="AttributeTok"/>
+        </w:rPr>
+        <w:t xml:space="preserve"> https://api.openparldata.ch/v1/groups/6627</w:t>
+      </w:r>
+      <w:r>
+        <w:br/>
+      </w:r>
+      <w:r>
+        <w:rPr>
+          <w:rStyle w:val="FunctionTok"/>
+        </w:rPr>
+        <w:t xml:space="preserve">label</w:t>
+      </w:r>
+      <w:r>
+        <w:rPr>
+          <w:rStyle w:val="KeywordTok"/>
+        </w:rPr>
+        <w:t xml:space="preserve">:</w:t>
+      </w:r>
+      <w:r>
+        <w:br/>
+      </w:r>
+      <w:r>
+        <w:rPr>
+          <w:rStyle w:val="KeywordTok"/>
+        </w:rPr>
+        <w:t xml:space="preserve">-</w:t>
+      </w:r>
+      <w:r>
+        <w:rPr>
+          <w:rStyle w:val="AttributeTok"/>
+        </w:rPr>
+        <w:t xml:space="preserve"> </w:t>
+      </w:r>
+      <w:r>
+        <w:rPr>
+          <w:rStyle w:val="FunctionTok"/>
+        </w:rPr>
+        <w:t xml:space="preserve">value</w:t>
+      </w:r>
+      <w:r>
+        <w:rPr>
+          <w:rStyle w:val="KeywordTok"/>
+        </w:rPr>
+        <w:t xml:space="preserve">:</w:t>
+      </w:r>
+      <w:r>
+        <w:rPr>
+          <w:rStyle w:val="AttributeTok"/>
+        </w:rPr>
+        <w:t xml:space="preserve"> Konsumenteninformation und -schutz</w:t>
+      </w:r>
+      <w:r>
+        <w:br/>
+      </w:r>
+      <w:r>
+        <w:rPr>
+          <w:rStyle w:val="AttributeTok"/>
+        </w:rPr>
+        <w:t xml:space="preserve">  </w:t>
+      </w:r>
+      <w:r>
+        <w:rPr>
+          <w:rStyle w:val="FunctionTok"/>
+        </w:rPr>
+        <w:t xml:space="preserve">language</w:t>
+      </w:r>
+      <w:r>
+        <w:rPr>
+          <w:rStyle w:val="KeywordTok"/>
+        </w:rPr>
+        <w:t xml:space="preserve">:</w:t>
+      </w:r>
+      <w:r>
+        <w:rPr>
+          <w:rStyle w:val="AttributeTok"/>
+        </w:rPr>
+        <w:t xml:space="preserve"> de</w:t>
+      </w:r>
+      <w:r>
+        <w:br/>
+      </w:r>
+      <w:r>
+        <w:rPr>
+          <w:rStyle w:val="KeywordTok"/>
+        </w:rPr>
+        <w:t xml:space="preserve">-</w:t>
+      </w:r>
+      <w:r>
+        <w:rPr>
+          <w:rStyle w:val="AttributeTok"/>
+        </w:rPr>
+        <w:t xml:space="preserve"> </w:t>
+      </w:r>
+      <w:r>
+        <w:rPr>
+          <w:rStyle w:val="FunctionTok"/>
+        </w:rPr>
+        <w:t xml:space="preserve">value</w:t>
+      </w:r>
+      <w:r>
+        <w:rPr>
+          <w:rStyle w:val="KeywordTok"/>
+        </w:rPr>
+        <w:t xml:space="preserve">:</w:t>
+      </w:r>
+      <w:r>
+        <w:rPr>
+          <w:rStyle w:val="AttributeTok"/>
+        </w:rPr>
+        <w:t xml:space="preserve"> Information et défense des consommateurs</w:t>
+      </w:r>
+      <w:r>
+        <w:br/>
+      </w:r>
+      <w:r>
+        <w:rPr>
+          <w:rStyle w:val="AttributeTok"/>
+        </w:rPr>
+        <w:t xml:space="preserve">  </w:t>
+      </w:r>
+      <w:r>
+        <w:rPr>
+          <w:rStyle w:val="FunctionTok"/>
+        </w:rPr>
+        <w:t xml:space="preserve">language</w:t>
+      </w:r>
+      <w:r>
+        <w:rPr>
+          <w:rStyle w:val="KeywordTok"/>
+        </w:rPr>
+        <w:t xml:space="preserve">:</w:t>
+      </w:r>
+      <w:r>
+        <w:rPr>
+          <w:rStyle w:val="AttributeTok"/>
+        </w:rPr>
+        <w:t xml:space="preserve"> fr</w:t>
+      </w:r>
+      <w:r>
+        <w:br/>
+      </w:r>
+      <w:r>
+        <w:rPr>
+          <w:rStyle w:val="KeywordTok"/>
+        </w:rPr>
+        <w:t xml:space="preserve">-</w:t>
+      </w:r>
+      <w:r>
+        <w:rPr>
+          <w:rStyle w:val="AttributeTok"/>
+        </w:rPr>
+        <w:t xml:space="preserve"> </w:t>
+      </w:r>
+      <w:r>
+        <w:rPr>
+          <w:rStyle w:val="FunctionTok"/>
+        </w:rPr>
+        <w:t xml:space="preserve">value</w:t>
+      </w:r>
+      <w:r>
+        <w:rPr>
+          <w:rStyle w:val="KeywordTok"/>
+        </w:rPr>
+        <w:t xml:space="preserve">:</w:t>
+      </w:r>
+      <w:r>
+        <w:rPr>
+          <w:rStyle w:val="AttributeTok"/>
+        </w:rPr>
+        <w:t xml:space="preserve"> Informazione e tutela dei consumatori</w:t>
+      </w:r>
+      <w:r>
+        <w:br/>
+      </w:r>
+      <w:r>
+        <w:rPr>
+          <w:rStyle w:val="AttributeTok"/>
+        </w:rPr>
+        <w:t xml:space="preserve">  </w:t>
+      </w:r>
+      <w:r>
+        <w:rPr>
+          <w:rStyle w:val="FunctionTok"/>
+        </w:rPr>
+        <w:t xml:space="preserve">language</w:t>
+      </w:r>
+      <w:r>
+        <w:rPr>
+          <w:rStyle w:val="KeywordTok"/>
+        </w:rPr>
+        <w:t xml:space="preserve">:</w:t>
+      </w:r>
+      <w:r>
+        <w:rPr>
+          <w:rStyle w:val="AttributeTok"/>
+        </w:rPr>
+        <w:t xml:space="preserve"> it</w:t>
+      </w:r>
+      <w:r>
+        <w:br/>
+      </w:r>
+      <w:r>
+        <w:rPr>
+          <w:rStyle w:val="FunctionTok"/>
+        </w:rPr>
+        <w:t xml:space="preserve">description</w:t>
+      </w:r>
+      <w:r>
+        <w:rPr>
+          <w:rStyle w:val="KeywordTok"/>
+        </w:rPr>
+        <w:t xml:space="preserve">:</w:t>
+      </w:r>
+      <w:r>
+        <w:br/>
+      </w:r>
+      <w:r>
+        <w:rPr>
+          <w:rStyle w:val="KeywordTok"/>
+        </w:rPr>
+        <w:t xml:space="preserve">-</w:t>
+      </w:r>
+      <w:r>
+        <w:rPr>
+          <w:rStyle w:val="AttributeTok"/>
+        </w:rPr>
+        <w:t xml:space="preserve"> </w:t>
+      </w:r>
+      <w:r>
+        <w:rPr>
+          <w:rStyle w:val="FunctionTok"/>
+        </w:rPr>
+        <w:t xml:space="preserve">value</w:t>
+      </w:r>
+      <w:r>
+        <w:rPr>
+          <w:rStyle w:val="KeywordTok"/>
+        </w:rPr>
+        <w:t xml:space="preserve">:</w:t>
+      </w:r>
+      <w:r>
+        <w:rPr>
+          <w:rStyle w:val="AttributeTok"/>
+        </w:rPr>
+        <w:t xml:space="preserve"> L'intergroupe parlementaire « Information et défense des consommateurs » réunit toutes les sensibilités</w:t>
+      </w:r>
+      <w:r>
+        <w:br/>
+      </w:r>
+      <w:r>
+        <w:rPr>
+          <w:rStyle w:val="AttributeTok"/>
+        </w:rPr>
+        <w:t xml:space="preserve">    politiques. Cet intergroupe a pour mission d'informer et de sensibiliser les élu·e·s aux questions</w:t>
+      </w:r>
+      <w:r>
+        <w:br/>
+      </w:r>
+      <w:r>
+        <w:rPr>
+          <w:rStyle w:val="AttributeTok"/>
+        </w:rPr>
+        <w:t xml:space="preserve">    relatives à la défense des consommateur·rice·s en Suisse.</w:t>
+      </w:r>
+      <w:r>
+        <w:br/>
+      </w:r>
+      <w:r>
+        <w:rPr>
+          <w:rStyle w:val="AttributeTok"/>
+        </w:rPr>
+        <w:t xml:space="preserve">  </w:t>
+      </w:r>
+      <w:r>
+        <w:rPr>
+          <w:rStyle w:val="FunctionTok"/>
+        </w:rPr>
+        <w:t xml:space="preserve">language</w:t>
+      </w:r>
+      <w:r>
+        <w:rPr>
+          <w:rStyle w:val="KeywordTok"/>
+        </w:rPr>
+        <w:t xml:space="preserve">:</w:t>
+      </w:r>
+      <w:r>
+        <w:rPr>
+          <w:rStyle w:val="AttributeTok"/>
+        </w:rPr>
+        <w:t xml:space="preserve"> fr</w:t>
+      </w:r>
+      <w:r>
+        <w:br/>
+      </w:r>
+      <w:r>
+        <w:rPr>
+          <w:rStyle w:val="FunctionTok"/>
+        </w:rPr>
+        <w:t xml:space="preserve">landing_page</w:t>
+      </w:r>
+      <w:r>
+        <w:rPr>
+          <w:rStyle w:val="KeywordTok"/>
+        </w:rPr>
+        <w:t xml:space="preserve">:</w:t>
+      </w:r>
+      <w:r>
+        <w:br/>
+      </w:r>
+      <w:r>
+        <w:rPr>
+          <w:rStyle w:val="KeywordTok"/>
+        </w:rPr>
+        <w:t xml:space="preserve">-</w:t>
+      </w:r>
+      <w:r>
+        <w:rPr>
+          <w:rStyle w:val="AttributeTok"/>
+        </w:rPr>
+        <w:t xml:space="preserve"> </w:t>
+      </w:r>
+      <w:r>
+        <w:rPr>
+          <w:rStyle w:val="FunctionTok"/>
+        </w:rPr>
+        <w:t xml:space="preserve">value</w:t>
+      </w:r>
+      <w:r>
+        <w:rPr>
+          <w:rStyle w:val="KeywordTok"/>
+        </w:rPr>
+        <w:t xml:space="preserve">:</w:t>
+      </w:r>
+      <w:r>
+        <w:rPr>
+          <w:rStyle w:val="AttributeTok"/>
+        </w:rPr>
+        <w:t xml:space="preserve"> https://www.parlament.ch/centers/documents/de/gruppen-der-bundesversammlung.pdf</w:t>
+      </w:r>
+      <w:r>
+        <w:br/>
+      </w:r>
+      <w:r>
+        <w:rPr>
+          <w:rStyle w:val="AttributeTok"/>
+        </w:rPr>
+        <w:t xml:space="preserve">  </w:t>
+      </w:r>
+      <w:r>
+        <w:rPr>
+          <w:rStyle w:val="FunctionTok"/>
+        </w:rPr>
+        <w:t xml:space="preserve">language</w:t>
+      </w:r>
+      <w:r>
+        <w:rPr>
+          <w:rStyle w:val="KeywordTok"/>
+        </w:rPr>
+        <w:t xml:space="preserve">:</w:t>
+      </w:r>
+      <w:r>
+        <w:rPr>
+          <w:rStyle w:val="AttributeTok"/>
+        </w:rPr>
+        <w:t xml:space="preserve"> de</w:t>
+      </w:r>
+      <w:r>
+        <w:br/>
+      </w:r>
+      <w:r>
+        <w:rPr>
+          <w:rStyle w:val="FunctionTok"/>
+        </w:rPr>
+        <w:t xml:space="preserve">contacts</w:t>
+      </w:r>
+      <w:r>
+        <w:rPr>
+          <w:rStyle w:val="KeywordTok"/>
+        </w:rPr>
+        <w:t xml:space="preserve">:</w:t>
+      </w:r>
+      <w:r>
+        <w:br/>
+      </w:r>
+      <w:r>
+        <w:rPr>
+          <w:rStyle w:val="KeywordTok"/>
+        </w:rPr>
+        <w:t xml:space="preserve">-</w:t>
+      </w:r>
+      <w:r>
+        <w:rPr>
+          <w:rStyle w:val="AttributeTok"/>
+        </w:rPr>
+        <w:t xml:space="preserve"> </w:t>
+      </w:r>
+      <w:r>
+        <w:rPr>
+          <w:rStyle w:val="FunctionTok"/>
+        </w:rPr>
+        <w:t xml:space="preserve">contact_type</w:t>
+      </w:r>
+      <w:r>
+        <w:rPr>
+          <w:rStyle w:val="KeywordTok"/>
+        </w:rPr>
+        <w:t xml:space="preserve">:</w:t>
+      </w:r>
+      <w:r>
+        <w:rPr>
+          <w:rStyle w:val="AttributeTok"/>
+        </w:rPr>
+        <w:t xml:space="preserve"> email</w:t>
+      </w:r>
+      <w:r>
+        <w:br/>
+      </w:r>
+      <w:r>
+        <w:rPr>
+          <w:rStyle w:val="AttributeTok"/>
+        </w:rPr>
+        <w:t xml:space="preserve">  </w:t>
+      </w:r>
+      <w:r>
+        <w:rPr>
+          <w:rStyle w:val="FunctionTok"/>
+        </w:rPr>
+        <w:t xml:space="preserve">value</w:t>
+      </w:r>
+      <w:r>
+        <w:rPr>
+          <w:rStyle w:val="KeywordTok"/>
+        </w:rPr>
+        <w:t xml:space="preserve">:</w:t>
+      </w:r>
+      <w:r>
+        <w:rPr>
+          <w:rStyle w:val="AttributeTok"/>
+        </w:rPr>
+        <w:t xml:space="preserve"> l.altwegg@frc.ch</w:t>
+      </w:r>
+      <w:r>
+        <w:br/>
+      </w:r>
+      <w:r>
+        <w:rPr>
+          <w:rStyle w:val="AttributeTok"/>
+        </w:rPr>
+        <w:t xml:space="preserve">  </w:t>
+      </w:r>
+      <w:r>
+        <w:rPr>
+          <w:rStyle w:val="FunctionTok"/>
+        </w:rPr>
+        <w:t xml:space="preserve">label</w:t>
+      </w:r>
+      <w:r>
+        <w:rPr>
+          <w:rStyle w:val="KeywordTok"/>
+        </w:rPr>
+        <w:t xml:space="preserve">:</w:t>
+      </w:r>
+      <w:r>
+        <w:rPr>
+          <w:rStyle w:val="AttributeTok"/>
+        </w:rPr>
+        <w:t xml:space="preserve"> Sekretariat</w:t>
+      </w:r>
+      <w:r>
+        <w:br/>
+      </w:r>
+      <w:r>
+        <w:rPr>
+          <w:rStyle w:val="KeywordTok"/>
+        </w:rPr>
+        <w:t xml:space="preserve">-</w:t>
+      </w:r>
+      <w:r>
+        <w:rPr>
+          <w:rStyle w:val="AttributeTok"/>
+        </w:rPr>
+        <w:t xml:space="preserve"> </w:t>
+      </w:r>
+      <w:r>
+        <w:rPr>
+          <w:rStyle w:val="FunctionTok"/>
+        </w:rPr>
+        <w:t xml:space="preserve">contact_type</w:t>
+      </w:r>
+      <w:r>
+        <w:rPr>
+          <w:rStyle w:val="KeywordTok"/>
+        </w:rPr>
+        <w:t xml:space="preserve">:</w:t>
+      </w:r>
+      <w:r>
+        <w:rPr>
+          <w:rStyle w:val="AttributeTok"/>
+        </w:rPr>
+        <w:t xml:space="preserve"> phone</w:t>
+      </w:r>
+      <w:r>
+        <w:br/>
+      </w:r>
+      <w:r>
+        <w:rPr>
+          <w:rStyle w:val="AttributeTok"/>
+        </w:rPr>
+        <w:t xml:space="preserve">  </w:t>
+      </w:r>
+      <w:r>
+        <w:rPr>
+          <w:rStyle w:val="FunctionTok"/>
+        </w:rPr>
+        <w:t xml:space="preserve">value</w:t>
+      </w:r>
+      <w:r>
+        <w:rPr>
+          <w:rStyle w:val="KeywordTok"/>
+        </w:rPr>
+        <w:t xml:space="preserve">:</w:t>
+      </w:r>
+      <w:r>
+        <w:rPr>
+          <w:rStyle w:val="AttributeTok"/>
+        </w:rPr>
+        <w:t xml:space="preserve"> +41 21 331 00 95</w:t>
+      </w:r>
+      <w:r>
+        <w:br/>
+      </w:r>
+      <w:r>
+        <w:rPr>
+          <w:rStyle w:val="AttributeTok"/>
+        </w:rPr>
+        <w:t xml:space="preserve">  </w:t>
+      </w:r>
+      <w:r>
+        <w:rPr>
+          <w:rStyle w:val="FunctionTok"/>
+        </w:rPr>
+        <w:t xml:space="preserve">label</w:t>
+      </w:r>
+      <w:r>
+        <w:rPr>
+          <w:rStyle w:val="KeywordTok"/>
+        </w:rPr>
+        <w:t xml:space="preserve">:</w:t>
+      </w:r>
+      <w:r>
+        <w:rPr>
+          <w:rStyle w:val="AttributeTok"/>
+        </w:rPr>
+        <w:t xml:space="preserve"> Sekretariat</w:t>
+      </w:r>
+      <w:r>
+        <w:br/>
+      </w:r>
+      <w:r>
+        <w:rPr>
+          <w:rStyle w:val="FunctionTok"/>
+        </w:rPr>
+        <w:t xml:space="preserve">addresses</w:t>
+      </w:r>
+      <w:r>
+        <w:rPr>
+          <w:rStyle w:val="KeywordTok"/>
+        </w:rPr>
+        <w:t xml:space="preserve">:</w:t>
+      </w:r>
+      <w:r>
+        <w:br/>
+      </w:r>
+      <w:r>
+        <w:rPr>
+          <w:rStyle w:val="KeywordTok"/>
+        </w:rPr>
+        <w:t xml:space="preserve">-</w:t>
+      </w:r>
+      <w:r>
+        <w:rPr>
+          <w:rStyle w:val="AttributeTok"/>
+        </w:rPr>
+        <w:t xml:space="preserve"> </w:t>
+      </w:r>
+      <w:r>
+        <w:rPr>
+          <w:rStyle w:val="FunctionTok"/>
+        </w:rPr>
+        <w:t xml:space="preserve">address_type</w:t>
+      </w:r>
+      <w:r>
+        <w:rPr>
+          <w:rStyle w:val="KeywordTok"/>
+        </w:rPr>
+        <w:t xml:space="preserve">:</w:t>
+      </w:r>
+      <w:r>
+        <w:rPr>
+          <w:rStyle w:val="AttributeTok"/>
+        </w:rPr>
+        <w:t xml:space="preserve"> businessAddress</w:t>
+      </w:r>
+      <w:r>
+        <w:br/>
+      </w:r>
+      <w:r>
+        <w:rPr>
+          <w:rStyle w:val="AttributeTok"/>
+        </w:rPr>
+        <w:t xml:space="preserve">  </w:t>
+      </w:r>
+      <w:r>
+        <w:rPr>
+          <w:rStyle w:val="FunctionTok"/>
+        </w:rPr>
+        <w:t xml:space="preserve">address_uri</w:t>
+      </w:r>
+      <w:r>
+        <w:rPr>
+          <w:rStyle w:val="KeywordTok"/>
+        </w:rPr>
+        <w:t xml:space="preserve">:</w:t>
+      </w:r>
+      <w:r>
+        <w:rPr>
+          <w:rStyle w:val="AttributeTok"/>
+        </w:rPr>
+        <w:t xml:space="preserve"> https://geo.ld.admin.ch/location/address/101009806</w:t>
+      </w:r>
+      <w:r>
+        <w:br/>
+      </w:r>
+      <w:r>
+        <w:rPr>
+          <w:rStyle w:val="AttributeTok"/>
+        </w:rPr>
+        <w:t xml:space="preserve">  </w:t>
+      </w:r>
+      <w:r>
+        <w:rPr>
+          <w:rStyle w:val="FunctionTok"/>
+        </w:rPr>
+        <w:t xml:space="preserve">street_address</w:t>
+      </w:r>
+      <w:r>
+        <w:rPr>
+          <w:rStyle w:val="KeywordTok"/>
+        </w:rPr>
+        <w:t xml:space="preserve">:</w:t>
+      </w:r>
+      <w:r>
+        <w:rPr>
+          <w:rStyle w:val="AttributeTok"/>
+        </w:rPr>
+        <w:t xml:space="preserve"> Fédération romande des consommateurs, Rue de Genève 17, case postale 585</w:t>
+      </w:r>
+      <w:r>
+        <w:br/>
+      </w:r>
+      <w:r>
+        <w:rPr>
+          <w:rStyle w:val="AttributeTok"/>
+        </w:rPr>
+        <w:t xml:space="preserve">  </w:t>
+      </w:r>
+      <w:r>
+        <w:rPr>
+          <w:rStyle w:val="FunctionTok"/>
+        </w:rPr>
+        <w:t xml:space="preserve">postal_code</w:t>
+      </w:r>
+      <w:r>
+        <w:rPr>
+          <w:rStyle w:val="KeywordTok"/>
+        </w:rPr>
+        <w:t xml:space="preserve">:</w:t>
+      </w:r>
+      <w:r>
+        <w:rPr>
+          <w:rStyle w:val="AttributeTok"/>
+        </w:rPr>
+        <w:t xml:space="preserve"> </w:t>
+      </w:r>
+      <w:r>
+        <w:rPr>
+          <w:rStyle w:val="StringTok"/>
+        </w:rPr>
+        <w:t xml:space="preserve">'1001'</w:t>
+      </w:r>
+      <w:r>
+        <w:br/>
+      </w:r>
+      <w:r>
+        <w:rPr>
+          <w:rStyle w:val="AttributeTok"/>
+        </w:rPr>
+        <w:t xml:space="preserve">  </w:t>
+      </w:r>
+      <w:r>
+        <w:rPr>
+          <w:rStyle w:val="FunctionTok"/>
+        </w:rPr>
+        <w:t xml:space="preserve">postal_locality</w:t>
+      </w:r>
+      <w:r>
+        <w:rPr>
+          <w:rStyle w:val="KeywordTok"/>
+        </w:rPr>
+        <w:t xml:space="preserve">:</w:t>
+      </w:r>
+      <w:r>
+        <w:rPr>
+          <w:rStyle w:val="AttributeTok"/>
+        </w:rPr>
+        <w:t xml:space="preserve"> Lausanne</w:t>
+      </w:r>
+      <w:r>
+        <w:br/>
+      </w:r>
+      <w:r>
+        <w:rPr>
+          <w:rStyle w:val="AttributeTok"/>
+        </w:rPr>
+        <w:t xml:space="preserve">  </w:t>
+      </w:r>
+      <w:r>
+        <w:rPr>
+          <w:rStyle w:val="FunctionTok"/>
+        </w:rPr>
+        <w:t xml:space="preserve">country</w:t>
+      </w:r>
+      <w:r>
+        <w:rPr>
+          <w:rStyle w:val="KeywordTok"/>
+        </w:rPr>
+        <w:t xml:space="preserve">:</w:t>
+      </w:r>
+      <w:r>
+        <w:rPr>
+          <w:rStyle w:val="AttributeTok"/>
+        </w:rPr>
+        <w:t xml:space="preserve"> CH</w:t>
+      </w:r>
+      <w:r>
+        <w:br/>
+      </w:r>
+      <w:r>
+        <w:rPr>
+          <w:rStyle w:val="FunctionTok"/>
+        </w:rPr>
+        <w:t xml:space="preserve">group_type</w:t>
+      </w:r>
+      <w:r>
+        <w:rPr>
+          <w:rStyle w:val="KeywordTok"/>
+        </w:rPr>
+        <w:t xml:space="preserve">:</w:t>
+      </w:r>
+      <w:r>
+        <w:br/>
+      </w:r>
+      <w:r>
+        <w:rPr>
+          <w:rStyle w:val="AttributeTok"/>
+        </w:rPr>
+        <w:t xml:space="preserve">  </w:t>
+      </w:r>
+      <w:r>
+        <w:rPr>
+          <w:rStyle w:val="FunctionTok"/>
+        </w:rPr>
+        <w:t xml:space="preserve">group_type_enum</w:t>
+      </w:r>
+      <w:r>
+        <w:rPr>
+          <w:rStyle w:val="KeywordTok"/>
+        </w:rPr>
+        <w:t xml:space="preserve">:</w:t>
+      </w:r>
+      <w:r>
+        <w:rPr>
+          <w:rStyle w:val="AttributeTok"/>
+        </w:rPr>
+        <w:t xml:space="preserve"> interest_group</w:t>
+      </w:r>
+      <w:r>
+        <w:br/>
+      </w:r>
+      <w:r>
+        <w:rPr>
+          <w:rStyle w:val="AttributeTok"/>
+        </w:rPr>
+        <w:t xml:space="preserve">  </w:t>
+      </w:r>
+      <w:r>
+        <w:rPr>
+          <w:rStyle w:val="FunctionTok"/>
+        </w:rPr>
+        <w:t xml:space="preserve">label</w:t>
+      </w:r>
+      <w:r>
+        <w:rPr>
+          <w:rStyle w:val="KeywordTok"/>
+        </w:rPr>
+        <w:t xml:space="preserve">:</w:t>
+      </w:r>
+      <w:r>
+        <w:rPr>
+          <w:rStyle w:val="AttributeTok"/>
+        </w:rPr>
+        <w:t xml:space="preserve"> Interessengruppe</w:t>
+      </w:r>
+      <w:r>
+        <w:br/>
+      </w:r>
+      <w:r>
+        <w:rPr>
+          <w:rStyle w:val="FunctionTok"/>
+        </w:rPr>
+        <w:t xml:space="preserve">spatial</w:t>
+      </w:r>
+      <w:r>
+        <w:rPr>
+          <w:rStyle w:val="KeywordTok"/>
+        </w:rPr>
+        <w:t xml:space="preserve">:</w:t>
+      </w:r>
+      <w:r>
+        <w:rPr>
+          <w:rStyle w:val="AttributeTok"/>
+        </w:rPr>
+        <w:t xml:space="preserve"> https://ld.admin.ch/country/CHE</w:t>
+      </w:r>
+      <w:r>
+        <w:br/>
+      </w:r>
+      <w:r>
+        <w:rPr>
+          <w:rStyle w:val="FunctionTok"/>
+        </w:rPr>
+        <w:t xml:space="preserve">valid_from</w:t>
+      </w:r>
+      <w:r>
+        <w:rPr>
+          <w:rStyle w:val="KeywordTok"/>
+        </w:rPr>
+        <w:t xml:space="preserve">:</w:t>
+      </w:r>
+      <w:r>
+        <w:rPr>
+          <w:rStyle w:val="AttributeTok"/>
+        </w:rPr>
+        <w:t xml:space="preserve"> 2012-01-01</w:t>
+      </w:r>
+    </w:p>
+    <w:bookmarkEnd w:id="134"/>
+    <w:bookmarkEnd w:id="135"/>
+    <w:bookmarkEnd w:id="136"/>
+    <w:bookmarkStart w:id="139" w:name="class-grouptype"/>
     <w:p>
       <w:pPr>
         <w:pStyle w:val="berschrift2"/>
@@ -16430,7 +17288,7 @@
         <w:t xml:space="preserve">__</w:t>
       </w:r>
     </w:p>
-    <w:bookmarkStart w:id="134" w:name="attribute-8"/>
+    <w:bookmarkStart w:id="137" w:name="attribute-8"/>
     <w:p>
       <w:pPr>
         <w:pStyle w:val="berschrift3"/>
@@ -16594,8 +17452,8 @@
         </w:tc>
       </w:tr>
     </w:tbl>
-    <w:bookmarkEnd w:id="134"/>
-    <w:bookmarkStart w:id="135" w:name="usages-8"/>
+    <w:bookmarkEnd w:id="137"/>
+    <w:bookmarkStart w:id="138" w:name="usages-8"/>
     <w:p>
       <w:pPr>
         <w:pStyle w:val="berschrift3"/>
@@ -16736,9 +17594,9 @@
         </w:tc>
       </w:tr>
     </w:tbl>
-    <w:bookmarkEnd w:id="135"/>
-    <w:bookmarkEnd w:id="136"/>
-    <w:bookmarkStart w:id="160" w:name="enum-grouptypeenum"/>
+    <w:bookmarkEnd w:id="138"/>
+    <w:bookmarkEnd w:id="139"/>
+    <w:bookmarkStart w:id="163" w:name="enum-grouptypeenum"/>
     <w:p>
       <w:pPr>
         <w:pStyle w:val="berschrift2"/>
@@ -16777,7 +17635,7 @@
       <w:r>
         <w:t xml:space="preserve"> </w:t>
       </w:r>
-      <w:hyperlink ns1:id="rId137">
+      <w:hyperlink ns1:id="rId140">
         <w:r>
           <w:rPr>
             <w:rStyle w:val="Hyperlink"/>
@@ -16786,7 +17644,7 @@
         </w:r>
       </w:hyperlink>
     </w:p>
-    <w:bookmarkStart w:id="159" w:name="permissible-values-3"/>
+    <w:bookmarkStart w:id="162" w:name="permissible-values-3"/>
     <w:p>
       <w:pPr>
         <w:pStyle w:val="berschrift3"/>
@@ -16876,7 +17734,7 @@
             <w:pPr>
               <w:pStyle w:val="Compact"/>
             </w:pPr>
-            <w:hyperlink ns1:id="rId138">
+            <w:hyperlink ns1:id="rId141">
               <w:r>
                 <w:rPr>
                   <w:rStyle w:val="Hyperlink"/>
@@ -16930,7 +17788,7 @@
             <w:pPr>
               <w:pStyle w:val="Compact"/>
             </w:pPr>
-            <w:hyperlink ns1:id="rId139">
+            <w:hyperlink ns1:id="rId142">
               <w:r>
                 <w:rPr>
                   <w:rStyle w:val="Hyperlink"/>
@@ -16984,7 +17842,7 @@
             <w:pPr>
               <w:pStyle w:val="Compact"/>
             </w:pPr>
-            <w:hyperlink ns1:id="rId140">
+            <w:hyperlink ns1:id="rId143">
               <w:r>
                 <w:rPr>
                   <w:rStyle w:val="Hyperlink"/>
@@ -17038,7 +17896,7 @@
             <w:pPr>
               <w:pStyle w:val="Compact"/>
             </w:pPr>
-            <w:hyperlink ns1:id="rId141">
+            <w:hyperlink ns1:id="rId144">
               <w:r>
                 <w:rPr>
                   <w:rStyle w:val="Hyperlink"/>
@@ -17092,7 +17950,7 @@
             <w:pPr>
               <w:pStyle w:val="Compact"/>
             </w:pPr>
-            <w:hyperlink ns1:id="rId142">
+            <w:hyperlink ns1:id="rId145">
               <w:r>
                 <w:rPr>
                   <w:rStyle w:val="Hyperlink"/>
@@ -17146,7 +18004,7 @@
             <w:pPr>
               <w:pStyle w:val="Compact"/>
             </w:pPr>
-            <w:hyperlink ns1:id="rId143">
+            <w:hyperlink ns1:id="rId146">
               <w:r>
                 <w:rPr>
                   <w:rStyle w:val="Hyperlink"/>
@@ -17200,7 +18058,7 @@
             <w:pPr>
               <w:pStyle w:val="Compact"/>
             </w:pPr>
-            <w:hyperlink ns1:id="rId144">
+            <w:hyperlink ns1:id="rId147">
               <w:r>
                 <w:rPr>
                   <w:rStyle w:val="Hyperlink"/>
@@ -17254,7 +18112,7 @@
             <w:pPr>
               <w:pStyle w:val="Compact"/>
             </w:pPr>
-            <w:hyperlink ns1:id="rId145">
+            <w:hyperlink ns1:id="rId148">
               <w:r>
                 <w:rPr>
                   <w:rStyle w:val="Hyperlink"/>
@@ -17308,7 +18166,7 @@
             <w:pPr>
               <w:pStyle w:val="Compact"/>
             </w:pPr>
-            <w:hyperlink ns1:id="rId146">
+            <w:hyperlink ns1:id="rId149">
               <w:r>
                 <w:rPr>
                   <w:rStyle w:val="Hyperlink"/>
@@ -17362,7 +18220,7 @@
             <w:pPr>
               <w:pStyle w:val="Compact"/>
             </w:pPr>
-            <w:hyperlink ns1:id="rId147">
+            <w:hyperlink ns1:id="rId150">
               <w:r>
                 <w:rPr>
                   <w:rStyle w:val="Hyperlink"/>
@@ -17416,7 +18274,7 @@
             <w:pPr>
               <w:pStyle w:val="Compact"/>
             </w:pPr>
-            <w:hyperlink ns1:id="rId148">
+            <w:hyperlink ns1:id="rId151">
               <w:r>
                 <w:rPr>
                   <w:rStyle w:val="Hyperlink"/>
@@ -17470,7 +18328,7 @@
             <w:pPr>
               <w:pStyle w:val="Compact"/>
             </w:pPr>
-            <w:hyperlink ns1:id="rId149">
+            <w:hyperlink ns1:id="rId152">
               <w:r>
                 <w:rPr>
                   <w:rStyle w:val="Hyperlink"/>
@@ -17524,7 +18382,7 @@
             <w:pPr>
               <w:pStyle w:val="Compact"/>
             </w:pPr>
-            <w:hyperlink ns1:id="rId150">
+            <w:hyperlink ns1:id="rId153">
               <w:r>
                 <w:rPr>
                   <w:rStyle w:val="Hyperlink"/>
@@ -17578,7 +18436,7 @@
             <w:pPr>
               <w:pStyle w:val="Compact"/>
             </w:pPr>
-            <w:hyperlink ns1:id="rId151">
+            <w:hyperlink ns1:id="rId154">
               <w:r>
                 <w:rPr>
                   <w:rStyle w:val="Hyperlink"/>
@@ -17632,7 +18490,7 @@
             <w:pPr>
               <w:pStyle w:val="Compact"/>
             </w:pPr>
-            <w:hyperlink ns1:id="rId152">
+            <w:hyperlink ns1:id="rId155">
               <w:r>
                 <w:rPr>
                   <w:rStyle w:val="Hyperlink"/>
@@ -17686,7 +18544,7 @@
             <w:pPr>
               <w:pStyle w:val="Compact"/>
             </w:pPr>
-            <w:hyperlink ns1:id="rId153">
+            <w:hyperlink ns1:id="rId156">
               <w:r>
                 <w:rPr>
                   <w:rStyle w:val="Hyperlink"/>
@@ -17740,7 +18598,7 @@
             <w:pPr>
               <w:pStyle w:val="Compact"/>
             </w:pPr>
-            <w:hyperlink ns1:id="rId154">
+            <w:hyperlink ns1:id="rId157">
               <w:r>
                 <w:rPr>
                   <w:rStyle w:val="Hyperlink"/>
@@ -17794,7 +18652,7 @@
             <w:pPr>
               <w:pStyle w:val="Compact"/>
             </w:pPr>
-            <w:hyperlink ns1:id="rId155">
+            <w:hyperlink ns1:id="rId158">
               <w:r>
                 <w:rPr>
                   <w:rStyle w:val="Hyperlink"/>
@@ -17848,7 +18706,7 @@
             <w:pPr>
               <w:pStyle w:val="Compact"/>
             </w:pPr>
-            <w:hyperlink ns1:id="rId156">
+            <w:hyperlink ns1:id="rId159">
               <w:r>
                 <w:rPr>
                   <w:rStyle w:val="Hyperlink"/>
@@ -17902,7 +18760,7 @@
             <w:pPr>
               <w:pStyle w:val="Compact"/>
             </w:pPr>
-            <w:hyperlink ns1:id="rId157">
+            <w:hyperlink ns1:id="rId160">
               <w:r>
                 <w:rPr>
                   <w:rStyle w:val="Hyperlink"/>
@@ -17956,7 +18814,7 @@
             <w:pPr>
               <w:pStyle w:val="Compact"/>
             </w:pPr>
-            <w:hyperlink ns1:id="rId158">
+            <w:hyperlink ns1:id="rId161">
               <w:r>
                 <w:rPr>
                   <w:rStyle w:val="Hyperlink"/>
@@ -17968,15 +18826,15 @@
         </w:tc>
       </w:tr>
     </w:tbl>
-    <w:bookmarkEnd w:id="159"/>
+    <w:bookmarkEnd w:id="162"/>
     <w:p>
       <w:r>
         <w:br w:type="page"/>
       </w:r>
     </w:p>
-    <w:bookmarkEnd w:id="160"/>
-    <w:bookmarkEnd w:id="161"/>
-    <w:bookmarkStart w:id="176" w:name="memberships"/>
+    <w:bookmarkEnd w:id="163"/>
+    <w:bookmarkEnd w:id="164"/>
+    <w:bookmarkStart w:id="179" w:name="memberships"/>
     <w:p>
       <w:pPr>
         <w:pStyle w:val="berschrift1"/>
@@ -18427,7 +19285,7 @@
         <w:t xml:space="preserve">).</w:t>
       </w:r>
     </w:p>
-    <w:bookmarkStart w:id="164" w:name="class-membership"/>
+    <w:bookmarkStart w:id="167" w:name="class-membership"/>
     <w:p>
       <w:pPr>
         <w:pStyle w:val="berschrift2"/>
@@ -18456,7 +19314,7 @@
         <w:t xml:space="preserve">__</w:t>
       </w:r>
     </w:p>
-    <w:bookmarkStart w:id="162" w:name="attribute-9"/>
+    <w:bookmarkStart w:id="165" w:name="attribute-9"/>
     <w:p>
       <w:pPr>
         <w:pStyle w:val="berschrift3"/>
@@ -19473,8 +20331,8 @@
         </w:tc>
       </w:tr>
     </w:tbl>
-    <w:bookmarkEnd w:id="162"/>
-    <w:bookmarkStart w:id="163" w:name="usages-9"/>
+    <w:bookmarkEnd w:id="165"/>
+    <w:bookmarkStart w:id="166" w:name="usages-9"/>
     <w:p>
       <w:pPr>
         <w:pStyle w:val="berschrift3"/>
@@ -19615,9 +20473,9 @@
         </w:tc>
       </w:tr>
     </w:tbl>
-    <w:bookmarkEnd w:id="163"/>
-    <w:bookmarkEnd w:id="164"/>
-    <w:bookmarkStart w:id="169" w:name="class-roletype"/>
+    <w:bookmarkEnd w:id="166"/>
+    <w:bookmarkEnd w:id="167"/>
+    <w:bookmarkStart w:id="172" w:name="class-roletype"/>
     <w:p>
       <w:pPr>
         <w:pStyle w:val="berschrift2"/>
@@ -19775,7 +20633,7 @@
         <w:t xml:space="preserve">__</w:t>
       </w:r>
     </w:p>
-    <w:bookmarkStart w:id="166" w:name="attribute-10"/>
+    <w:bookmarkStart w:id="169" w:name="attribute-10"/>
     <w:p>
       <w:pPr>
         <w:pStyle w:val="berschrift3"/>
@@ -19975,7 +20833,7 @@
         </w:tc>
       </w:tr>
     </w:tbl>
-    <w:bookmarkStart w:id="165" w:name="constraints-2"/>
+    <w:bookmarkStart w:id="168" w:name="constraints-2"/>
     <w:p>
       <w:pPr>
         <w:pStyle w:val="berschrift5"/>
@@ -20026,9 +20884,9 @@
         </w:r>
       </w:hyperlink>
     </w:p>
-    <w:bookmarkEnd w:id="165"/>
-    <w:bookmarkEnd w:id="166"/>
-    <w:bookmarkStart w:id="168" w:name="usages-10"/>
+    <w:bookmarkEnd w:id="168"/>
+    <w:bookmarkEnd w:id="169"/>
+    <w:bookmarkStart w:id="171" w:name="usages-10"/>
     <w:p>
       <w:pPr>
         <w:pStyle w:val="berschrift3"/>
@@ -20169,7 +21027,7 @@
         </w:tc>
       </w:tr>
     </w:tbl>
-    <w:bookmarkStart w:id="167" w:name="rules"/>
+    <w:bookmarkStart w:id="170" w:name="rules"/>
     <w:p>
       <w:pPr>
         <w:pStyle w:val="berschrift5"/>
@@ -20199,10 +21057,10 @@
         <w:t xml:space="preserve">, a descriptive label must be provided.</w:t>
       </w:r>
     </w:p>
-    <w:bookmarkEnd w:id="167"/>
-    <w:bookmarkEnd w:id="168"/>
-    <w:bookmarkEnd w:id="169"/>
-    <w:bookmarkStart w:id="172" w:name="enum-roleenum"/>
+    <w:bookmarkEnd w:id="170"/>
+    <w:bookmarkEnd w:id="171"/>
+    <w:bookmarkEnd w:id="172"/>
+    <w:bookmarkStart w:id="175" w:name="enum-roleenum"/>
     <w:p>
       <w:pPr>
         <w:pStyle w:val="berschrift2"/>
@@ -20241,7 +21099,7 @@
       <w:r>
         <w:t xml:space="preserve"> </w:t>
       </w:r>
-      <w:hyperlink ns1:id="rId170">
+      <w:hyperlink ns1:id="rId173">
         <w:r>
           <w:rPr>
             <w:rStyle w:val="Hyperlink"/>
@@ -20250,7 +21108,7 @@
         </w:r>
       </w:hyperlink>
     </w:p>
-    <w:bookmarkStart w:id="171" w:name="permissible-values-4"/>
+    <w:bookmarkStart w:id="174" w:name="permissible-values-4"/>
     <w:p>
       <w:pPr>
         <w:pStyle w:val="berschrift3"/>
@@ -20401,9 +21259,9 @@
         </w:tc>
       </w:tr>
     </w:tbl>
-    <w:bookmarkEnd w:id="171"/>
-    <w:bookmarkEnd w:id="172"/>
-    <w:bookmarkStart w:id="175" w:name="class-electoraldistrict"/>
+    <w:bookmarkEnd w:id="174"/>
+    <w:bookmarkEnd w:id="175"/>
+    <w:bookmarkStart w:id="178" w:name="class-electoraldistrict"/>
     <w:p>
       <w:pPr>
         <w:pStyle w:val="berschrift2"/>
@@ -20432,7 +21290,7 @@
         <w:t xml:space="preserve">__</w:t>
       </w:r>
     </w:p>
-    <w:bookmarkStart w:id="173" w:name="attribute-11"/>
+    <w:bookmarkStart w:id="176" w:name="attribute-11"/>
     <w:p>
       <w:pPr>
         <w:pStyle w:val="berschrift3"/>
@@ -20751,8 +21609,8 @@
         </w:tc>
       </w:tr>
     </w:tbl>
-    <w:bookmarkEnd w:id="173"/>
-    <w:bookmarkStart w:id="174" w:name="usages-11"/>
+    <w:bookmarkEnd w:id="176"/>
+    <w:bookmarkStart w:id="177" w:name="usages-11"/>
     <w:p>
       <w:pPr>
         <w:pStyle w:val="berschrift3"/>
@@ -20893,15 +21751,15 @@
         </w:tc>
       </w:tr>
     </w:tbl>
-    <w:bookmarkEnd w:id="174"/>
+    <w:bookmarkEnd w:id="177"/>
     <w:p>
       <w:r>
         <w:br w:type="page"/>
       </w:r>
     </w:p>
-    <w:bookmarkEnd w:id="175"/>
-    <w:bookmarkEnd w:id="176"/>
-    <w:bookmarkStart w:id="241" w:name="interest-links"/>
+    <w:bookmarkEnd w:id="178"/>
+    <w:bookmarkEnd w:id="179"/>
+    <w:bookmarkStart w:id="244" w:name="interest-links"/>
     <w:p>
       <w:pPr>
         <w:pStyle w:val="berschrift1"/>
@@ -20920,7 +21778,7 @@
       <w:r>
         <w:t xml:space="preserve"> </w:t>
       </w:r>
-      <w:hyperlink ns1:id="rId177">
+      <w:hyperlink ns1:id="rId180">
         <w:r>
           <w:rPr>
             <w:rStyle w:val="Hyperlink"/>
@@ -21222,7 +22080,7 @@
         <w:t xml:space="preserve">In addition to the committee and function within the organisation, it is explicitly recorded whether the position is paid – a central transparency aspect.</w:t>
       </w:r>
     </w:p>
-    <w:bookmarkStart w:id="193" w:name="class-interestlink"/>
+    <w:bookmarkStart w:id="196" w:name="class-interestlink"/>
     <w:p>
       <w:pPr>
         <w:pStyle w:val="berschrift2"/>
@@ -21251,7 +22109,7 @@
         <w:t xml:space="preserve">__</w:t>
       </w:r>
     </w:p>
-    <w:bookmarkStart w:id="179" w:name="attribute-12"/>
+    <w:bookmarkStart w:id="182" w:name="attribute-12"/>
     <w:p>
       <w:pPr>
         <w:pStyle w:val="berschrift3"/>
@@ -22472,7 +23330,7 @@
         </w:tc>
       </w:tr>
     </w:tbl>
-    <w:bookmarkStart w:id="178" w:name="constraints-3"/>
+    <w:bookmarkStart w:id="181" w:name="constraints-3"/>
     <w:p>
       <w:pPr>
         <w:pStyle w:val="berschrift5"/>
@@ -22523,9 +23381,9 @@
         </w:r>
       </w:hyperlink>
     </w:p>
-    <w:bookmarkEnd w:id="178"/>
-    <w:bookmarkEnd w:id="179"/>
-    <w:bookmarkStart w:id="180" w:name="usages-12"/>
+    <w:bookmarkEnd w:id="181"/>
+    <w:bookmarkEnd w:id="182"/>
+    <w:bookmarkStart w:id="183" w:name="usages-12"/>
     <w:p>
       <w:pPr>
         <w:pStyle w:val="berschrift3"/>
@@ -22727,8 +23585,8 @@
         </w:tc>
       </w:tr>
     </w:tbl>
-    <w:bookmarkEnd w:id="180"/>
-    <w:bookmarkStart w:id="192" w:name="examples-3"/>
+    <w:bookmarkEnd w:id="183"/>
+    <w:bookmarkStart w:id="195" w:name="examples-3"/>
     <w:p>
       <w:pPr>
         <w:pStyle w:val="berschrift3"/>
@@ -22737,13 +23595,13 @@
         <w:t xml:space="preserve">Examples</w:t>
       </w:r>
     </w:p>
-    <w:bookmarkStart w:id="181" w:name="Xc0dc9173d5ec4cfe64b497c9e47d80eb9698f95"/>
+    <w:bookmarkStart w:id="184" w:name="example-interest-links-il-burkart-008"/>
     <w:p>
       <w:pPr>
         <w:pStyle w:val="berschrift4"/>
       </w:pPr>
       <w:r>
-        <w:t xml:space="preserve">Example: InterestLink-interest_links_il_burkart_008</w:t>
+        <w:t xml:space="preserve">Example: interest links il burkart 008</w:t>
       </w:r>
     </w:p>
     <w:p>
@@ -23003,14 +23861,14 @@
         <w:t xml:space="preserve">true</w:t>
       </w:r>
     </w:p>
-    <w:bookmarkEnd w:id="181"/>
-    <w:bookmarkStart w:id="182" w:name="X39e75180c6c6f9734709a21e630d94d5297fa76"/>
+    <w:bookmarkEnd w:id="184"/>
+    <w:bookmarkStart w:id="185" w:name="example-interest-links-il-burkart-010"/>
     <w:p>
       <w:pPr>
         <w:pStyle w:val="berschrift4"/>
       </w:pPr>
       <w:r>
-        <w:t xml:space="preserve">Example: InterestLink-interest_links_il_burkart_010</w:t>
+        <w:t xml:space="preserve">Example: interest links il burkart 010</w:t>
       </w:r>
     </w:p>
     <w:p>
@@ -23264,14 +24122,14 @@
         <w:t xml:space="preserve">false</w:t>
       </w:r>
     </w:p>
-    <w:bookmarkEnd w:id="182"/>
-    <w:bookmarkStart w:id="183" w:name="Xd76396af613a0ff7158ed59e2240f0adc6f7ee2"/>
+    <w:bookmarkEnd w:id="185"/>
+    <w:bookmarkStart w:id="186" w:name="example-interest-links-il-burkart-002"/>
     <w:p>
       <w:pPr>
         <w:pStyle w:val="berschrift4"/>
       </w:pPr>
       <w:r>
-        <w:t xml:space="preserve">Example: InterestLink-interest_links_il_burkart_002</w:t>
+        <w:t xml:space="preserve">Example: interest links il burkart 002</w:t>
       </w:r>
     </w:p>
     <w:p>
@@ -23531,14 +24389,14 @@
         <w:t xml:space="preserve">true</w:t>
       </w:r>
     </w:p>
-    <w:bookmarkEnd w:id="183"/>
-    <w:bookmarkStart w:id="184" w:name="X5f7b77374213da9d26faf724a6a780fad8e679d"/>
+    <w:bookmarkEnd w:id="186"/>
+    <w:bookmarkStart w:id="187" w:name="example-interest-links-il-burkart-007"/>
     <w:p>
       <w:pPr>
         <w:pStyle w:val="berschrift4"/>
       </w:pPr>
       <w:r>
-        <w:t xml:space="preserve">Example: InterestLink-interest_links_il_burkart_007</w:t>
+        <w:t xml:space="preserve">Example: interest links il burkart 007</w:t>
       </w:r>
     </w:p>
     <w:p>
@@ -23798,14 +24656,14 @@
         <w:t xml:space="preserve">false</w:t>
       </w:r>
     </w:p>
-    <w:bookmarkEnd w:id="184"/>
-    <w:bookmarkStart w:id="185" w:name="Xb0713a3079c98b470c31c6d0a87571ecc4271ab"/>
+    <w:bookmarkEnd w:id="187"/>
+    <w:bookmarkStart w:id="188" w:name="example-interest-links-il-burkart-005"/>
     <w:p>
       <w:pPr>
         <w:pStyle w:val="berschrift4"/>
       </w:pPr>
       <w:r>
-        <w:t xml:space="preserve">Example: InterestLink-interest_links_il_burkart_005</w:t>
+        <w:t xml:space="preserve">Example: interest links il burkart 005</w:t>
       </w:r>
     </w:p>
     <w:p>
@@ -24059,14 +24917,14 @@
         <w:t xml:space="preserve">true</w:t>
       </w:r>
     </w:p>
-    <w:bookmarkEnd w:id="185"/>
-    <w:bookmarkStart w:id="186" w:name="X0845bcf2a073d7a8ccfb4c034304d565538985a"/>
+    <w:bookmarkEnd w:id="188"/>
+    <w:bookmarkStart w:id="189" w:name="example-interest-links-il-burkart-001"/>
     <w:p>
       <w:pPr>
         <w:pStyle w:val="berschrift4"/>
       </w:pPr>
       <w:r>
-        <w:t xml:space="preserve">Example: InterestLink-interest_links_il_burkart_001</w:t>
+        <w:t xml:space="preserve">Example: interest links il burkart 001</w:t>
       </w:r>
     </w:p>
     <w:p>
@@ -24326,14 +25184,14 @@
         <w:t xml:space="preserve">true</w:t>
       </w:r>
     </w:p>
-    <w:bookmarkEnd w:id="186"/>
-    <w:bookmarkStart w:id="187" w:name="Xded36388b4a9b51fcb584ff8dfc8b0a0bff45fd"/>
+    <w:bookmarkEnd w:id="189"/>
+    <w:bookmarkStart w:id="190" w:name="example-interest-links-il-burkart-003"/>
     <w:p>
       <w:pPr>
         <w:pStyle w:val="berschrift4"/>
       </w:pPr>
       <w:r>
-        <w:t xml:space="preserve">Example: InterestLink-interest_links_il_burkart_003</w:t>
+        <w:t xml:space="preserve">Example: interest links il burkart 003</w:t>
       </w:r>
     </w:p>
     <w:p>
@@ -24593,14 +25451,14 @@
         <w:t xml:space="preserve">true</w:t>
       </w:r>
     </w:p>
-    <w:bookmarkEnd w:id="187"/>
-    <w:bookmarkStart w:id="188" w:name="Xa40f2fb9d29f8ea37e0f78fc21991870728b003"/>
+    <w:bookmarkEnd w:id="190"/>
+    <w:bookmarkStart w:id="191" w:name="example-interest-links-il-burkart-011"/>
     <w:p>
       <w:pPr>
         <w:pStyle w:val="berschrift4"/>
       </w:pPr>
       <w:r>
-        <w:t xml:space="preserve">Example: InterestLink-interest_links_il_burkart_011</w:t>
+        <w:t xml:space="preserve">Example: interest links il burkart 011</w:t>
       </w:r>
     </w:p>
     <w:p>
@@ -24854,14 +25712,14 @@
         <w:t xml:space="preserve">false</w:t>
       </w:r>
     </w:p>
-    <w:bookmarkEnd w:id="188"/>
-    <w:bookmarkStart w:id="189" w:name="X7d29cc7ff52120bdd45011480f3e6dc610515f2"/>
+    <w:bookmarkEnd w:id="191"/>
+    <w:bookmarkStart w:id="192" w:name="example-interest-links-il-burkart-004"/>
     <w:p>
       <w:pPr>
         <w:pStyle w:val="berschrift4"/>
       </w:pPr>
       <w:r>
-        <w:t xml:space="preserve">Example: InterestLink-interest_links_il_burkart_004</w:t>
+        <w:t xml:space="preserve">Example: interest links il burkart 004</w:t>
       </w:r>
     </w:p>
     <w:p>
@@ -25121,14 +25979,14 @@
         <w:t xml:space="preserve">true</w:t>
       </w:r>
     </w:p>
-    <w:bookmarkEnd w:id="189"/>
-    <w:bookmarkStart w:id="190" w:name="X67a57fa17931c1870747e25cf16d5ce99900d38"/>
+    <w:bookmarkEnd w:id="192"/>
+    <w:bookmarkStart w:id="193" w:name="example-interest-links-il-burkart-006"/>
     <w:p>
       <w:pPr>
         <w:pStyle w:val="berschrift4"/>
       </w:pPr>
       <w:r>
-        <w:t xml:space="preserve">Example: InterestLink-interest_links_il_burkart_006</w:t>
+        <w:t xml:space="preserve">Example: interest links il burkart 006</w:t>
       </w:r>
     </w:p>
     <w:p>
@@ -25382,14 +26240,14 @@
         <w:t xml:space="preserve">true</w:t>
       </w:r>
     </w:p>
-    <w:bookmarkEnd w:id="190"/>
-    <w:bookmarkStart w:id="191" w:name="Xada6c64672c2c5d2dde948a9b1776690af4c26f"/>
+    <w:bookmarkEnd w:id="193"/>
+    <w:bookmarkStart w:id="194" w:name="example-interest-links-il-burkart-009"/>
     <w:p>
       <w:pPr>
         <w:pStyle w:val="berschrift4"/>
       </w:pPr>
       <w:r>
-        <w:t xml:space="preserve">Example: InterestLink-interest_links_il_burkart_009</w:t>
+        <w:t xml:space="preserve">Example: interest links il burkart 009</w:t>
       </w:r>
     </w:p>
     <w:p>
@@ -25643,10 +26501,10 @@
         <w:t xml:space="preserve">true</w:t>
       </w:r>
     </w:p>
-    <w:bookmarkEnd w:id="191"/>
-    <w:bookmarkEnd w:id="192"/>
-    <w:bookmarkEnd w:id="193"/>
-    <w:bookmarkStart w:id="199" w:name="enum-interesttypeenum"/>
+    <w:bookmarkEnd w:id="194"/>
+    <w:bookmarkEnd w:id="195"/>
+    <w:bookmarkEnd w:id="196"/>
+    <w:bookmarkStart w:id="202" w:name="enum-interesttypeenum"/>
     <w:p>
       <w:pPr>
         <w:pStyle w:val="berschrift2"/>
@@ -25685,7 +26543,7 @@
       <w:r>
         <w:t xml:space="preserve"> </w:t>
       </w:r>
-      <w:hyperlink ns1:id="rId194">
+      <w:hyperlink ns1:id="rId197">
         <w:r>
           <w:rPr>
             <w:rStyle w:val="Hyperlink"/>
@@ -25694,7 +26552,7 @@
         </w:r>
       </w:hyperlink>
     </w:p>
-    <w:bookmarkStart w:id="198" w:name="permissible-values-5"/>
+    <w:bookmarkStart w:id="201" w:name="permissible-values-5"/>
     <w:p>
       <w:pPr>
         <w:pStyle w:val="berschrift3"/>
@@ -25784,7 +26642,7 @@
             <w:pPr>
               <w:pStyle w:val="Compact"/>
             </w:pPr>
-            <w:hyperlink ns1:id="rId195">
+            <w:hyperlink ns1:id="rId198">
               <w:r>
                 <w:rPr>
                   <w:rStyle w:val="Hyperlink"/>
@@ -25838,7 +26696,7 @@
             <w:pPr>
               <w:pStyle w:val="Compact"/>
             </w:pPr>
-            <w:hyperlink ns1:id="rId196">
+            <w:hyperlink ns1:id="rId199">
               <w:r>
                 <w:rPr>
                   <w:rStyle w:val="Hyperlink"/>
@@ -25892,7 +26750,7 @@
             <w:pPr>
               <w:pStyle w:val="Compact"/>
             </w:pPr>
-            <w:hyperlink ns1:id="rId197">
+            <w:hyperlink ns1:id="rId200">
               <w:r>
                 <w:rPr>
                   <w:rStyle w:val="Hyperlink"/>
@@ -25904,9 +26762,9 @@
         </w:tc>
       </w:tr>
     </w:tbl>
-    <w:bookmarkEnd w:id="198"/>
-    <w:bookmarkEnd w:id="199"/>
-    <w:bookmarkStart w:id="240" w:name="enum-legalformenum"/>
+    <w:bookmarkEnd w:id="201"/>
+    <w:bookmarkEnd w:id="202"/>
+    <w:bookmarkStart w:id="243" w:name="enum-legalformenum"/>
     <w:p>
       <w:pPr>
         <w:pStyle w:val="berschrift2"/>
@@ -25945,7 +26803,7 @@
       <w:r>
         <w:t xml:space="preserve"> </w:t>
       </w:r>
-      <w:hyperlink ns1:id="rId200">
+      <w:hyperlink ns1:id="rId203">
         <w:r>
           <w:rPr>
             <w:rStyle w:val="Hyperlink"/>
@@ -25954,7 +26812,7 @@
         </w:r>
       </w:hyperlink>
     </w:p>
-    <w:bookmarkStart w:id="239" w:name="permissible-values-6"/>
+    <w:bookmarkStart w:id="242" w:name="permissible-values-6"/>
     <w:p>
       <w:pPr>
         <w:pStyle w:val="berschrift3"/>
@@ -26044,7 +26902,7 @@
             <w:pPr>
               <w:pStyle w:val="Compact"/>
             </w:pPr>
-            <w:hyperlink ns1:id="rId201">
+            <w:hyperlink ns1:id="rId204">
               <w:r>
                 <w:rPr>
                   <w:rStyle w:val="Hyperlink"/>
@@ -26098,7 +26956,7 @@
             <w:pPr>
               <w:pStyle w:val="Compact"/>
             </w:pPr>
-            <w:hyperlink ns1:id="rId202">
+            <w:hyperlink ns1:id="rId205">
               <w:r>
                 <w:rPr>
                   <w:rStyle w:val="Hyperlink"/>
@@ -26152,7 +27010,7 @@
             <w:pPr>
               <w:pStyle w:val="Compact"/>
             </w:pPr>
-            <w:hyperlink ns1:id="rId203">
+            <w:hyperlink ns1:id="rId206">
               <w:r>
                 <w:rPr>
                   <w:rStyle w:val="Hyperlink"/>
@@ -26206,7 +27064,7 @@
             <w:pPr>
               <w:pStyle w:val="Compact"/>
             </w:pPr>
-            <w:hyperlink ns1:id="rId204">
+            <w:hyperlink ns1:id="rId207">
               <w:r>
                 <w:rPr>
                   <w:rStyle w:val="Hyperlink"/>
@@ -26260,7 +27118,7 @@
             <w:pPr>
               <w:pStyle w:val="Compact"/>
             </w:pPr>
-            <w:hyperlink ns1:id="rId205">
+            <w:hyperlink ns1:id="rId208">
               <w:r>
                 <w:rPr>
                   <w:rStyle w:val="Hyperlink"/>
@@ -26314,7 +27172,7 @@
             <w:pPr>
               <w:pStyle w:val="Compact"/>
             </w:pPr>
-            <w:hyperlink ns1:id="rId206">
+            <w:hyperlink ns1:id="rId209">
               <w:r>
                 <w:rPr>
                   <w:rStyle w:val="Hyperlink"/>
@@ -26368,7 +27226,7 @@
             <w:pPr>
               <w:pStyle w:val="Compact"/>
             </w:pPr>
-            <w:hyperlink ns1:id="rId207">
+            <w:hyperlink ns1:id="rId210">
               <w:r>
                 <w:rPr>
                   <w:rStyle w:val="Hyperlink"/>
@@ -26422,7 +27280,7 @@
             <w:pPr>
               <w:pStyle w:val="Compact"/>
             </w:pPr>
-            <w:hyperlink ns1:id="rId208">
+            <w:hyperlink ns1:id="rId211">
               <w:r>
                 <w:rPr>
                   <w:rStyle w:val="Hyperlink"/>
@@ -26476,7 +27334,7 @@
             <w:pPr>
               <w:pStyle w:val="Compact"/>
             </w:pPr>
-            <w:hyperlink ns1:id="rId209">
+            <w:hyperlink ns1:id="rId212">
               <w:r>
                 <w:rPr>
                   <w:rStyle w:val="Hyperlink"/>
@@ -26530,7 +27388,7 @@
             <w:pPr>
               <w:pStyle w:val="Compact"/>
             </w:pPr>
-            <w:hyperlink ns1:id="rId210">
+            <w:hyperlink ns1:id="rId213">
               <w:r>
                 <w:rPr>
                   <w:rStyle w:val="Hyperlink"/>
@@ -26584,7 +27442,7 @@
             <w:pPr>
               <w:pStyle w:val="Compact"/>
             </w:pPr>
-            <w:hyperlink ns1:id="rId211">
+            <w:hyperlink ns1:id="rId214">
               <w:r>
                 <w:rPr>
                   <w:rStyle w:val="Hyperlink"/>
@@ -26638,7 +27496,7 @@
             <w:pPr>
               <w:pStyle w:val="Compact"/>
             </w:pPr>
-            <w:hyperlink ns1:id="rId212">
+            <w:hyperlink ns1:id="rId215">
               <w:r>
                 <w:rPr>
                   <w:rStyle w:val="Hyperlink"/>
@@ -26692,7 +27550,7 @@
             <w:pPr>
               <w:pStyle w:val="Compact"/>
             </w:pPr>
-            <w:hyperlink ns1:id="rId213">
+            <w:hyperlink ns1:id="rId216">
               <w:r>
                 <w:rPr>
                   <w:rStyle w:val="Hyperlink"/>
@@ -26746,7 +27604,7 @@
             <w:pPr>
               <w:pStyle w:val="Compact"/>
             </w:pPr>
-            <w:hyperlink ns1:id="rId214">
+            <w:hyperlink ns1:id="rId217">
               <w:r>
                 <w:rPr>
                   <w:rStyle w:val="Hyperlink"/>
@@ -26800,7 +27658,7 @@
             <w:pPr>
               <w:pStyle w:val="Compact"/>
             </w:pPr>
-            <w:hyperlink ns1:id="rId215">
+            <w:hyperlink ns1:id="rId218">
               <w:r>
                 <w:rPr>
                   <w:rStyle w:val="Hyperlink"/>
@@ -26854,7 +27712,7 @@
             <w:pPr>
               <w:pStyle w:val="Compact"/>
             </w:pPr>
-            <w:hyperlink ns1:id="rId216">
+            <w:hyperlink ns1:id="rId219">
               <w:r>
                 <w:rPr>
                   <w:rStyle w:val="Hyperlink"/>
@@ -26908,7 +27766,7 @@
             <w:pPr>
               <w:pStyle w:val="Compact"/>
             </w:pPr>
-            <w:hyperlink ns1:id="rId217">
+            <w:hyperlink ns1:id="rId220">
               <w:r>
                 <w:rPr>
                   <w:rStyle w:val="Hyperlink"/>
@@ -26962,7 +27820,7 @@
             <w:pPr>
               <w:pStyle w:val="Compact"/>
             </w:pPr>
-            <w:hyperlink ns1:id="rId218">
+            <w:hyperlink ns1:id="rId221">
               <w:r>
                 <w:rPr>
                   <w:rStyle w:val="Hyperlink"/>
@@ -27016,7 +27874,7 @@
             <w:pPr>
               <w:pStyle w:val="Compact"/>
             </w:pPr>
-            <w:hyperlink ns1:id="rId219">
+            <w:hyperlink ns1:id="rId222">
               <w:r>
                 <w:rPr>
                   <w:rStyle w:val="Hyperlink"/>
@@ -27070,7 +27928,7 @@
             <w:pPr>
               <w:pStyle w:val="Compact"/>
             </w:pPr>
-            <w:hyperlink ns1:id="rId220">
+            <w:hyperlink ns1:id="rId223">
               <w:r>
                 <w:rPr>
                   <w:rStyle w:val="Hyperlink"/>
@@ -27124,7 +27982,7 @@
             <w:pPr>
               <w:pStyle w:val="Compact"/>
             </w:pPr>
-            <w:hyperlink ns1:id="rId221">
+            <w:hyperlink ns1:id="rId224">
               <w:r>
                 <w:rPr>
                   <w:rStyle w:val="Hyperlink"/>
@@ -27178,7 +28036,7 @@
             <w:pPr>
               <w:pStyle w:val="Compact"/>
             </w:pPr>
-            <w:hyperlink ns1:id="rId222">
+            <w:hyperlink ns1:id="rId225">
               <w:r>
                 <w:rPr>
                   <w:rStyle w:val="Hyperlink"/>
@@ -27232,7 +28090,7 @@
             <w:pPr>
               <w:pStyle w:val="Compact"/>
             </w:pPr>
-            <w:hyperlink ns1:id="rId223">
+            <w:hyperlink ns1:id="rId226">
               <w:r>
                 <w:rPr>
                   <w:rStyle w:val="Hyperlink"/>
@@ -27286,7 +28144,7 @@
             <w:pPr>
               <w:pStyle w:val="Compact"/>
             </w:pPr>
-            <w:hyperlink ns1:id="rId224">
+            <w:hyperlink ns1:id="rId227">
               <w:r>
                 <w:rPr>
                   <w:rStyle w:val="Hyperlink"/>
@@ -27340,7 +28198,7 @@
             <w:pPr>
               <w:pStyle w:val="Compact"/>
             </w:pPr>
-            <w:hyperlink ns1:id="rId225">
+            <w:hyperlink ns1:id="rId228">
               <w:r>
                 <w:rPr>
                   <w:rStyle w:val="Hyperlink"/>
@@ -27394,7 +28252,7 @@
             <w:pPr>
               <w:pStyle w:val="Compact"/>
             </w:pPr>
-            <w:hyperlink ns1:id="rId226">
+            <w:hyperlink ns1:id="rId229">
               <w:r>
                 <w:rPr>
                   <w:rStyle w:val="Hyperlink"/>
@@ -27448,7 +28306,7 @@
             <w:pPr>
               <w:pStyle w:val="Compact"/>
             </w:pPr>
-            <w:hyperlink ns1:id="rId227">
+            <w:hyperlink ns1:id="rId230">
               <w:r>
                 <w:rPr>
                   <w:rStyle w:val="Hyperlink"/>
@@ -27502,7 +28360,7 @@
             <w:pPr>
               <w:pStyle w:val="Compact"/>
             </w:pPr>
-            <w:hyperlink ns1:id="rId228">
+            <w:hyperlink ns1:id="rId231">
               <w:r>
                 <w:rPr>
                   <w:rStyle w:val="Hyperlink"/>
@@ -27556,7 +28414,7 @@
             <w:pPr>
               <w:pStyle w:val="Compact"/>
             </w:pPr>
-            <w:hyperlink ns1:id="rId229">
+            <w:hyperlink ns1:id="rId232">
               <w:r>
                 <w:rPr>
                   <w:rStyle w:val="Hyperlink"/>
@@ -27610,7 +28468,7 @@
             <w:pPr>
               <w:pStyle w:val="Compact"/>
             </w:pPr>
-            <w:hyperlink ns1:id="rId230">
+            <w:hyperlink ns1:id="rId233">
               <w:r>
                 <w:rPr>
                   <w:rStyle w:val="Hyperlink"/>
@@ -27664,7 +28522,7 @@
             <w:pPr>
               <w:pStyle w:val="Compact"/>
             </w:pPr>
-            <w:hyperlink ns1:id="rId231">
+            <w:hyperlink ns1:id="rId234">
               <w:r>
                 <w:rPr>
                   <w:rStyle w:val="Hyperlink"/>
@@ -27718,7 +28576,7 @@
             <w:pPr>
               <w:pStyle w:val="Compact"/>
             </w:pPr>
-            <w:hyperlink ns1:id="rId232">
+            <w:hyperlink ns1:id="rId235">
               <w:r>
                 <w:rPr>
                   <w:rStyle w:val="Hyperlink"/>
@@ -27772,7 +28630,7 @@
             <w:pPr>
               <w:pStyle w:val="Compact"/>
             </w:pPr>
-            <w:hyperlink ns1:id="rId233">
+            <w:hyperlink ns1:id="rId236">
               <w:r>
                 <w:rPr>
                   <w:rStyle w:val="Hyperlink"/>
@@ -27826,7 +28684,7 @@
             <w:pPr>
               <w:pStyle w:val="Compact"/>
             </w:pPr>
-            <w:hyperlink ns1:id="rId234">
+            <w:hyperlink ns1:id="rId237">
               <w:r>
                 <w:rPr>
                   <w:rStyle w:val="Hyperlink"/>
@@ -27880,7 +28738,7 @@
             <w:pPr>
               <w:pStyle w:val="Compact"/>
             </w:pPr>
-            <w:hyperlink ns1:id="rId235">
+            <w:hyperlink ns1:id="rId238">
               <w:r>
                 <w:rPr>
                   <w:rStyle w:val="Hyperlink"/>
@@ -27934,7 +28792,7 @@
             <w:pPr>
               <w:pStyle w:val="Compact"/>
             </w:pPr>
-            <w:hyperlink ns1:id="rId236">
+            <w:hyperlink ns1:id="rId239">
               <w:r>
                 <w:rPr>
                   <w:rStyle w:val="Hyperlink"/>
@@ -27988,7 +28846,7 @@
             <w:pPr>
               <w:pStyle w:val="Compact"/>
             </w:pPr>
-            <w:hyperlink ns1:id="rId237">
+            <w:hyperlink ns1:id="rId240">
               <w:r>
                 <w:rPr>
                   <w:rStyle w:val="Hyperlink"/>
@@ -28042,7 +28900,7 @@
             <w:pPr>
               <w:pStyle w:val="Compact"/>
             </w:pPr>
-            <w:hyperlink ns1:id="rId238">
+            <w:hyperlink ns1:id="rId241">
               <w:r>
                 <w:rPr>
                   <w:rStyle w:val="Hyperlink"/>
@@ -28054,15 +28912,15 @@
         </w:tc>
       </w:tr>
     </w:tbl>
-    <w:bookmarkEnd w:id="239"/>
+    <w:bookmarkEnd w:id="242"/>
     <w:p>
       <w:r>
         <w:br w:type="page"/>
       </w:r>
     </w:p>
-    <w:bookmarkEnd w:id="240"/>
-    <w:bookmarkEnd w:id="241"/>
-    <w:bookmarkStart w:id="263" w:name="shared-elements"/>
+    <w:bookmarkEnd w:id="243"/>
+    <w:bookmarkEnd w:id="244"/>
+    <w:bookmarkStart w:id="266" w:name="shared-elements"/>
     <w:p>
       <w:pPr>
         <w:pStyle w:val="berschrift1"/>
@@ -28071,7 +28929,7 @@
         <w:t xml:space="preserve">Shared Elements</w:t>
       </w:r>
     </w:p>
-    <w:bookmarkStart w:id="242" w:name="reference-classes"/>
+    <w:bookmarkStart w:id="245" w:name="reference-classes"/>
     <w:p>
       <w:pPr>
         <w:pStyle w:val="berschrift2"/>
@@ -28233,8 +29091,8 @@
         <w:t xml:space="preserve">, since the local reference remains unchanged even if the linked entity changes later</w:t>
       </w:r>
     </w:p>
-    <w:bookmarkEnd w:id="242"/>
-    <w:bookmarkStart w:id="245" w:name="class-personreference"/>
+    <w:bookmarkEnd w:id="245"/>
+    <w:bookmarkStart w:id="248" w:name="class-personreference"/>
     <w:p>
       <w:pPr>
         <w:pStyle w:val="berschrift2"/>
@@ -28263,7 +29121,7 @@
         <w:t xml:space="preserve">__</w:t>
       </w:r>
     </w:p>
-    <w:bookmarkStart w:id="243" w:name="attribute-13"/>
+    <w:bookmarkStart w:id="246" w:name="attribute-13"/>
     <w:p>
       <w:pPr>
         <w:pStyle w:val="berschrift3"/>
@@ -28692,8 +29550,8 @@
         </w:tc>
       </w:tr>
     </w:tbl>
-    <w:bookmarkEnd w:id="243"/>
-    <w:bookmarkStart w:id="244" w:name="usages-13"/>
+    <w:bookmarkEnd w:id="246"/>
+    <w:bookmarkStart w:id="247" w:name="usages-13"/>
     <w:p>
       <w:pPr>
         <w:pStyle w:val="berschrift3"/>
@@ -28895,9 +29753,9 @@
         </w:tc>
       </w:tr>
     </w:tbl>
-    <w:bookmarkEnd w:id="244"/>
-    <w:bookmarkEnd w:id="245"/>
-    <w:bookmarkStart w:id="248" w:name="class-groupreference"/>
+    <w:bookmarkEnd w:id="247"/>
+    <w:bookmarkEnd w:id="248"/>
+    <w:bookmarkStart w:id="251" w:name="class-groupreference"/>
     <w:p>
       <w:pPr>
         <w:pStyle w:val="berschrift2"/>
@@ -28926,7 +29784,7 @@
         <w:t xml:space="preserve">__</w:t>
       </w:r>
     </w:p>
-    <w:bookmarkStart w:id="246" w:name="attribute-14"/>
+    <w:bookmarkStart w:id="249" w:name="attribute-14"/>
     <w:p>
       <w:pPr>
         <w:pStyle w:val="berschrift3"/>
@@ -29300,8 +30158,8 @@
         </w:tc>
       </w:tr>
     </w:tbl>
-    <w:bookmarkEnd w:id="246"/>
-    <w:bookmarkStart w:id="247" w:name="usages-14"/>
+    <w:bookmarkEnd w:id="249"/>
+    <w:bookmarkStart w:id="250" w:name="usages-14"/>
     <w:p>
       <w:pPr>
         <w:pStyle w:val="berschrift3"/>
@@ -29442,9 +30300,9 @@
         </w:tc>
       </w:tr>
     </w:tbl>
-    <w:bookmarkEnd w:id="247"/>
-    <w:bookmarkEnd w:id="248"/>
-    <w:bookmarkStart w:id="249" w:name="reused-classes"/>
+    <w:bookmarkEnd w:id="250"/>
+    <w:bookmarkEnd w:id="251"/>
+    <w:bookmarkStart w:id="252" w:name="reused-classes"/>
     <w:p>
       <w:pPr>
         <w:pStyle w:val="berschrift2"/>
@@ -29453,8 +30311,8 @@
         <w:t xml:space="preserve">Reused Classes</w:t>
       </w:r>
     </w:p>
-    <w:bookmarkEnd w:id="249"/>
-    <w:bookmarkStart w:id="256" w:name="class-address"/>
+    <w:bookmarkEnd w:id="252"/>
+    <w:bookmarkStart w:id="259" w:name="class-address"/>
     <w:p>
       <w:pPr>
         <w:pStyle w:val="berschrift2"/>
@@ -29483,7 +30341,7 @@
         <w:t xml:space="preserve">__</w:t>
       </w:r>
     </w:p>
-    <w:bookmarkStart w:id="251" w:name="attribute-15"/>
+    <w:bookmarkStart w:id="254" w:name="attribute-15"/>
     <w:p>
       <w:pPr>
         <w:pStyle w:val="berschrift3"/>
@@ -29855,7 +30713,7 @@
         </w:tc>
       </w:tr>
     </w:tbl>
-    <w:bookmarkStart w:id="250" w:name="constraints-4"/>
+    <w:bookmarkStart w:id="253" w:name="constraints-4"/>
     <w:p>
       <w:pPr>
         <w:pStyle w:val="berschrift5"/>
@@ -29906,9 +30764,9 @@
         </w:r>
       </w:hyperlink>
     </w:p>
-    <w:bookmarkEnd w:id="250"/>
-    <w:bookmarkEnd w:id="251"/>
-    <w:bookmarkStart w:id="252" w:name="usages-15"/>
+    <w:bookmarkEnd w:id="253"/>
+    <w:bookmarkEnd w:id="254"/>
+    <w:bookmarkStart w:id="255" w:name="usages-15"/>
     <w:p>
       <w:pPr>
         <w:pStyle w:val="berschrift3"/>
@@ -30110,8 +30968,8 @@
         </w:tc>
       </w:tr>
     </w:tbl>
-    <w:bookmarkEnd w:id="252"/>
-    <w:bookmarkStart w:id="255" w:name="examples-4"/>
+    <w:bookmarkEnd w:id="255"/>
+    <w:bookmarkStart w:id="258" w:name="examples-4"/>
     <w:p>
       <w:pPr>
         <w:pStyle w:val="berschrift3"/>
@@ -30120,13 +30978,13 @@
         <w:t xml:space="preserve">Examples</w:t>
       </w:r>
     </w:p>
-    <w:bookmarkStart w:id="253" w:name="X74f12154cf05479416e73aca78ab1633c571f16"/>
+    <w:bookmarkStart w:id="256" w:name="example-swiss-politicians-beat-jans-1"/>
     <w:p>
       <w:pPr>
         <w:pStyle w:val="berschrift4"/>
       </w:pPr>
       <w:r>
-        <w:t xml:space="preserve">Example: Address-swiss_politicians_Beat_Jans_1</w:t>
+        <w:t xml:space="preserve">Example: swiss politicians Beat Jans 1</w:t>
       </w:r>
     </w:p>
     <w:p>
@@ -30173,14 +31031,14 @@
         <w:t xml:space="preserve"> Basel-Stadt</w:t>
       </w:r>
     </w:p>
-    <w:bookmarkEnd w:id="253"/>
-    <w:bookmarkStart w:id="254" w:name="example-address-groups__it_1"/>
+    <w:bookmarkEnd w:id="256"/>
+    <w:bookmarkStart w:id="257" w:name="example-groups-it-1"/>
     <w:p>
       <w:pPr>
         <w:pStyle w:val="berschrift4"/>
       </w:pPr>
       <w:r>
-        <w:t xml:space="preserve">Example: Address-groups__it_1</w:t>
+        <w:t xml:space="preserve">Example: groups it 1</w:t>
       </w:r>
     </w:p>
     <w:p>
@@ -30245,22 +31103,34 @@
         <w:rPr>
           <w:rStyle w:val="AttributeTok"/>
         </w:rPr>
-        <w:t xml:space="preserve"> Fédération romande des consommateurs, Rue de Genève 17, case postale</w:t>
+        <w:t xml:space="preserve"> Fédération romande des consommateurs, Rue de Genève 17, case postale 585</w:t>
       </w:r>
       <w:r>
         <w:br/>
       </w:r>
       <w:r>
         <w:rPr>
-          <w:rStyle w:val="AttributeTok"/>
-        </w:rPr>
-        <w:t xml:space="preserve">  </w:t>
-      </w:r>
-      <w:r>
-        <w:rPr>
-          <w:rStyle w:val="DecValTok"/>
-        </w:rPr>
-        <w:t xml:space="preserve">585</w:t>
+          <w:rStyle w:val="FunctionTok"/>
+        </w:rPr>
+        <w:t xml:space="preserve">postal_code</w:t>
+      </w:r>
+      <w:r>
+        <w:rPr>
+          <w:rStyle w:val="KeywordTok"/>
+        </w:rPr>
+        <w:t xml:space="preserve">:</w:t>
+      </w:r>
+      <w:r>
+        <w:rPr>
+          <w:rStyle w:val="AttributeTok"/>
+        </w:rPr>
+        <w:t xml:space="preserve"> </w:t>
+      </w:r>
+      <w:r>
+        <w:rPr>
+          <w:rStyle w:val="StringTok"/>
+        </w:rPr>
+        <w:t xml:space="preserve">'1001'</w:t>
       </w:r>
       <w:r>
         <w:br/>
@@ -30269,7 +31139,7 @@
         <w:rPr>
           <w:rStyle w:val="FunctionTok"/>
         </w:rPr>
-        <w:t xml:space="preserve">postal_code</w:t>
+        <w:t xml:space="preserve">postal_locality</w:t>
       </w:r>
       <w:r>
         <w:rPr>
@@ -30281,13 +31151,7 @@
         <w:rPr>
           <w:rStyle w:val="AttributeTok"/>
         </w:rPr>
-        <w:t xml:space="preserve"> </w:t>
-      </w:r>
-      <w:r>
-        <w:rPr>
-          <w:rStyle w:val="StringTok"/>
-        </w:rPr>
-        <w:t xml:space="preserve">'1001'</w:t>
+        <w:t xml:space="preserve"> Lausanne</w:t>
       </w:r>
       <w:r>
         <w:br/>
@@ -30296,7 +31160,7 @@
         <w:rPr>
           <w:rStyle w:val="FunctionTok"/>
         </w:rPr>
-        <w:t xml:space="preserve">postal_locality</w:t>
+        <w:t xml:space="preserve">country</w:t>
       </w:r>
       <w:r>
         <w:rPr>
@@ -30308,34 +31172,13 @@
         <w:rPr>
           <w:rStyle w:val="AttributeTok"/>
         </w:rPr>
-        <w:t xml:space="preserve"> Lausanne</w:t>
-      </w:r>
-      <w:r>
-        <w:br/>
-      </w:r>
-      <w:r>
-        <w:rPr>
-          <w:rStyle w:val="FunctionTok"/>
-        </w:rPr>
-        <w:t xml:space="preserve">country</w:t>
-      </w:r>
-      <w:r>
-        <w:rPr>
-          <w:rStyle w:val="KeywordTok"/>
-        </w:rPr>
-        <w:t xml:space="preserve">:</w:t>
-      </w:r>
-      <w:r>
-        <w:rPr>
-          <w:rStyle w:val="AttributeTok"/>
-        </w:rPr>
         <w:t xml:space="preserve"> CH</w:t>
       </w:r>
     </w:p>
-    <w:bookmarkEnd w:id="254"/>
-    <w:bookmarkEnd w:id="255"/>
-    <w:bookmarkEnd w:id="256"/>
-    <w:bookmarkStart w:id="259" w:name="enum-addresstypeenum"/>
+    <w:bookmarkEnd w:id="257"/>
+    <w:bookmarkEnd w:id="258"/>
+    <w:bookmarkEnd w:id="259"/>
+    <w:bookmarkStart w:id="262" w:name="enum-addresstypeenum"/>
     <w:p>
       <w:pPr>
         <w:pStyle w:val="berschrift2"/>
@@ -30374,7 +31217,7 @@
       <w:r>
         <w:t xml:space="preserve"> </w:t>
       </w:r>
-      <w:hyperlink ns1:id="rId257">
+      <w:hyperlink ns1:id="rId260">
         <w:r>
           <w:rPr>
             <w:rStyle w:val="Hyperlink"/>
@@ -30383,7 +31226,7 @@
         </w:r>
       </w:hyperlink>
     </w:p>
-    <w:bookmarkStart w:id="258" w:name="permissible-values-7"/>
+    <w:bookmarkStart w:id="261" w:name="permissible-values-7"/>
     <w:p>
       <w:pPr>
         <w:pStyle w:val="berschrift3"/>
@@ -30510,9 +31353,9 @@
         </w:tc>
       </w:tr>
     </w:tbl>
-    <w:bookmarkEnd w:id="258"/>
-    <w:bookmarkEnd w:id="259"/>
-    <w:bookmarkStart w:id="262" w:name="class-contact"/>
+    <w:bookmarkEnd w:id="261"/>
+    <w:bookmarkEnd w:id="262"/>
+    <w:bookmarkStart w:id="265" w:name="class-contact"/>
     <w:p>
       <w:pPr>
         <w:pStyle w:val="berschrift2"/>
@@ -30541,7 +31384,7 @@
         <w:t xml:space="preserve">__</w:t>
       </w:r>
     </w:p>
-    <w:bookmarkStart w:id="260" w:name="attribute-16"/>
+    <w:bookmarkStart w:id="263" w:name="attribute-16"/>
     <w:p>
       <w:pPr>
         <w:pStyle w:val="berschrift3"/>
@@ -30760,8 +31603,8 @@
         </w:tc>
       </w:tr>
     </w:tbl>
-    <w:bookmarkEnd w:id="260"/>
-    <w:bookmarkStart w:id="261" w:name="usages-16"/>
+    <w:bookmarkEnd w:id="263"/>
+    <w:bookmarkStart w:id="264" w:name="usages-16"/>
     <w:p>
       <w:pPr>
         <w:pStyle w:val="berschrift3"/>
@@ -30963,9 +31806,9 @@
         </w:tc>
       </w:tr>
     </w:tbl>
-    <w:bookmarkEnd w:id="261"/>
-    <w:bookmarkEnd w:id="262"/>
-    <w:bookmarkEnd w:id="263"/>
+    <w:bookmarkEnd w:id="264"/>
+    <w:bookmarkEnd w:id="265"/>
+    <w:bookmarkEnd w:id="266"/>
     <w:sectPr>
       <w:headerReference ns1:id="rId9" w:type="even"/>
       <w:headerReference ns1:id="rId10" w:type="default"/>

--- a/ech-0294_actors/output/ech-0294_actors_en.docx
+++ b/ech-0294_actors/output/ech-0294_actors_en.docx
@@ -4491,7 +4491,7 @@
         <w:rPr>
           <w:rStyle w:val="AttributeTok"/>
         </w:rPr>
-        <w:t xml:space="preserve"> https://data-example.parlament.ch/person/4032</w:t>
+        <w:t xml:space="preserve"> https://www.admin.ch/de/beat-jans</w:t>
       </w:r>
       <w:r>
         <w:br/>

--- a/ech-0294_actors/output/ech-0294_actors_en.docx
+++ b/ech-0294_actors/output/ech-0294_actors_en.docx
@@ -16401,7 +16401,7 @@
         <w:rPr>
           <w:rStyle w:val="AttributeTok"/>
         </w:rPr>
-        <w:t xml:space="preserve"> https://api.openparldata.ch/v1/groups/6627</w:t>
+        <w:t xml:space="preserve"> https://www.parlament.ch/de/organe/gruppen/konsumenteninformation-und-schutz</w:t>
       </w:r>
       <w:r>
         <w:br/>

--- a/ech-0294_actors/output/ech-0294_actors_en.docx
+++ b/ech-0294_actors/output/ech-0294_actors_en.docx
@@ -15693,7 +15693,7 @@
         <w:rPr>
           <w:rStyle w:val="AttributeTok"/>
         </w:rPr>
-        <w:t xml:space="preserve"> faction</w:t>
+        <w:t xml:space="preserve"> parliamentary_group</w:t>
       </w:r>
       <w:r>
         <w:br/>
@@ -16293,7 +16293,7 @@
         <w:rPr>
           <w:rStyle w:val="AttributeTok"/>
         </w:rPr>
-        <w:t xml:space="preserve"> commission</w:t>
+        <w:t xml:space="preserve"> committee</w:t>
       </w:r>
       <w:r>
         <w:br/>
@@ -17971,7 +17971,7 @@
               <w:pStyle w:val="Compact"/>
             </w:pPr>
             <w:r>
-              <w:t xml:space="preserve">commission</w:t>
+              <w:t xml:space="preserve">committee</w:t>
             </w:r>
           </w:p>
         </w:tc>
@@ -18009,23 +18009,23 @@
                 <w:rPr>
                   <w:rStyle w:val="Hyperlink"/>
                 </w:rPr>
-                <w:t xml:space="preserve">act:enum/group_type/commission</w:t>
-              </w:r>
-            </w:hyperlink>
-          </w:p>
-        </w:tc>
-      </w:tr>
-      <w:tr>
-        <w:tc>
-          <w:tcPr>
-            <w:shd w:val="clear" w:color="auto" w:fill="F2F2F2"/>
-          </w:tcPr>
-          <w:p>
-            <w:pPr>
-              <w:pStyle w:val="Compact"/>
-            </w:pPr>
-            <w:r>
-              <w:t xml:space="preserve">faction</w:t>
+                <w:t xml:space="preserve">act:enum/group_type/committee</w:t>
+              </w:r>
+            </w:hyperlink>
+          </w:p>
+        </w:tc>
+      </w:tr>
+      <w:tr>
+        <w:tc>
+          <w:tcPr>
+            <w:shd w:val="clear" w:color="auto" w:fill="F2F2F2"/>
+          </w:tcPr>
+          <w:p>
+            <w:pPr>
+              <w:pStyle w:val="Compact"/>
+            </w:pPr>
+            <w:r>
+              <w:t xml:space="preserve">parliamentary_group</w:t>
             </w:r>
           </w:p>
         </w:tc>
@@ -18063,7 +18063,7 @@
                 <w:rPr>
                   <w:rStyle w:val="Hyperlink"/>
                 </w:rPr>
-                <w:t xml:space="preserve">act:enum/group_type/faction</w:t>
+                <w:t xml:space="preserve">act:enum/group_type/parliamentary_group</w:t>
               </w:r>
             </w:hyperlink>
           </w:p>
@@ -18349,7 +18349,7 @@
               <w:pStyle w:val="Compact"/>
             </w:pPr>
             <w:r>
-              <w:t xml:space="preserve">extraparliamentary_commission</w:t>
+              <w:t xml:space="preserve">extraparliamentary_committee</w:t>
             </w:r>
           </w:p>
         </w:tc>
@@ -18387,7 +18387,7 @@
                 <w:rPr>
                   <w:rStyle w:val="Hyperlink"/>
                 </w:rPr>
-                <w:t xml:space="preserve">act:enum/group_type/extraparliamentary_commission</w:t>
+                <w:t xml:space="preserve">act:enum/group_type/extraparliamentary_committee</w:t>
               </w:r>
             </w:hyperlink>
           </w:p>

--- a/ech-0294_actors/output/ech-0294_actors_en.docx
+++ b/ech-0294_actors/output/ech-0294_actors_en.docx
@@ -12777,7 +12777,7 @@
     </w:p>
     <w:bookmarkEnd w:id="125"/>
     <w:bookmarkEnd w:id="126"/>
-    <w:bookmarkStart w:id="164" w:name="groups-and-bodies-groups"/>
+    <w:bookmarkStart w:id="166" w:name="groups-and-bodies-groups"/>
     <w:p>
       <w:pPr>
         <w:pStyle w:val="berschrift1"/>
@@ -15918,7 +15918,7 @@
         <w:rPr>
           <w:rStyle w:val="AttributeTok"/>
         </w:rPr>
-        <w:t xml:space="preserve"> parliament</w:t>
+        <w:t xml:space="preserve"> council_legislative</w:t>
       </w:r>
       <w:r>
         <w:br/>
@@ -17596,7 +17596,7 @@
     </w:tbl>
     <w:bookmarkEnd w:id="138"/>
     <w:bookmarkEnd w:id="139"/>
-    <w:bookmarkStart w:id="163" w:name="enum-grouptypeenum"/>
+    <w:bookmarkStart w:id="165" w:name="enum-grouptypeenum"/>
     <w:p>
       <w:pPr>
         <w:pStyle w:val="berschrift2"/>
@@ -17644,7 +17644,7 @@
         </w:r>
       </w:hyperlink>
     </w:p>
-    <w:bookmarkStart w:id="162" w:name="permissible-values-3"/>
+    <w:bookmarkStart w:id="164" w:name="permissible-values-3"/>
     <w:p>
       <w:pPr>
         <w:pStyle w:val="berschrift3"/>
@@ -17863,7 +17863,67 @@
               <w:pStyle w:val="Compact"/>
             </w:pPr>
             <w:r>
-              <w:t xml:space="preserve">parliament</w:t>
+              <w:t xml:space="preserve">assembly</w:t>
+            </w:r>
+          </w:p>
+        </w:tc>
+        <w:tc>
+          <w:tcPr>
+            <w:shd w:val="clear" w:color="auto" w:fill="F2F2F2"/>
+          </w:tcPr>
+          <w:p>
+            <w:pPr>
+              <w:pStyle w:val="Compact"/>
+            </w:pPr>
+            <w:r>
+              <w:t xml:space="preserve">Assembly of the persons entitled to vote acting as the legislative body, in particular the communal assembly (</w:t>
+            </w:r>
+            <w:r>
+              <w:t xml:space="preserve">“Gemeindeversammlung”</w:t>
+            </w:r>
+            <w:r>
+              <w:t xml:space="preserve">). Unlike a council, it is not an elected body.</w:t>
+            </w:r>
+          </w:p>
+        </w:tc>
+      </w:tr>
+      <w:tr>
+        <w:tc>
+          <w:tcPr/>
+          <w:p>
+            <w:pPr>
+              <w:pStyle w:val="Compact"/>
+            </w:pPr>
+          </w:p>
+        </w:tc>
+        <w:tc>
+          <w:tcPr/>
+          <w:p>
+            <w:pPr>
+              <w:pStyle w:val="Compact"/>
+            </w:pPr>
+            <w:hyperlink ns1:id="rId144">
+              <w:r>
+                <w:rPr>
+                  <w:rStyle w:val="Hyperlink"/>
+                </w:rPr>
+                <w:t xml:space="preserve">act:enum/group_type/assembly</w:t>
+              </w:r>
+            </w:hyperlink>
+          </w:p>
+        </w:tc>
+      </w:tr>
+      <w:tr>
+        <w:tc>
+          <w:tcPr>
+            <w:shd w:val="clear" w:color="auto" w:fill="F2F2F2"/>
+          </w:tcPr>
+          <w:p>
+            <w:pPr>
+              <w:pStyle w:val="Compact"/>
+            </w:pPr>
+            <w:r>
+              <w:t xml:space="preserve">council_legislative</w:t>
             </w:r>
           </w:p>
         </w:tc>
@@ -17896,12 +17956,12 @@
             <w:pPr>
               <w:pStyle w:val="Compact"/>
             </w:pPr>
-            <w:hyperlink ns1:id="rId144">
-              <w:r>
-                <w:rPr>
-                  <w:rStyle w:val="Hyperlink"/>
-                </w:rPr>
-                <w:t xml:space="preserve">act:enum/group_type/parliament</w:t>
+            <w:hyperlink ns1:id="rId145">
+              <w:r>
+                <w:rPr>
+                  <w:rStyle w:val="Hyperlink"/>
+                </w:rPr>
+                <w:t xml:space="preserve">act:enum/group_type/council_legislative</w:t>
               </w:r>
             </w:hyperlink>
           </w:p>
@@ -17950,7 +18010,7 @@
             <w:pPr>
               <w:pStyle w:val="Compact"/>
             </w:pPr>
-            <w:hyperlink ns1:id="rId145">
+            <w:hyperlink ns1:id="rId146">
               <w:r>
                 <w:rPr>
                   <w:rStyle w:val="Hyperlink"/>
@@ -17984,27 +18044,27 @@
               <w:pStyle w:val="Compact"/>
             </w:pPr>
             <w:r>
-              <w:t xml:space="preserve">Commission (permanent or ad-hoc), including supervisory commissions (e.g., CPC), subject commissions, parliamentary investigation commissions (PIC), and audit commissions.</w:t>
-            </w:r>
-          </w:p>
-        </w:tc>
-      </w:tr>
-      <w:tr>
-        <w:tc>
-          <w:tcPr/>
-          <w:p>
-            <w:pPr>
-              <w:pStyle w:val="Compact"/>
-            </w:pPr>
-          </w:p>
-        </w:tc>
-        <w:tc>
-          <w:tcPr/>
-          <w:p>
-            <w:pPr>
-              <w:pStyle w:val="Compact"/>
-            </w:pPr>
-            <w:hyperlink ns1:id="rId146">
+              <w:t xml:space="preserve">Standing committee, including supervisory committees (e.g., CPC), subject commissions, parliamentary investigation commissions (PIC), and audit commissions.</w:t>
+            </w:r>
+          </w:p>
+        </w:tc>
+      </w:tr>
+      <w:tr>
+        <w:tc>
+          <w:tcPr/>
+          <w:p>
+            <w:pPr>
+              <w:pStyle w:val="Compact"/>
+            </w:pPr>
+          </w:p>
+        </w:tc>
+        <w:tc>
+          <w:tcPr/>
+          <w:p>
+            <w:pPr>
+              <w:pStyle w:val="Compact"/>
+            </w:pPr>
+            <w:hyperlink ns1:id="rId147">
               <w:r>
                 <w:rPr>
                   <w:rStyle w:val="Hyperlink"/>
@@ -18025,6 +18085,60 @@
               <w:pStyle w:val="Compact"/>
             </w:pPr>
             <w:r>
+              <w:t xml:space="preserve">ad_hoc_committee</w:t>
+            </w:r>
+          </w:p>
+        </w:tc>
+        <w:tc>
+          <w:tcPr>
+            <w:shd w:val="clear" w:color="auto" w:fill="F2F2F2"/>
+          </w:tcPr>
+          <w:p>
+            <w:pPr>
+              <w:pStyle w:val="Compact"/>
+            </w:pPr>
+            <w:r>
+              <w:t xml:space="preserve">Committee set up for a single task and dissolved once it is completed, in contrast to a standing committee.</w:t>
+            </w:r>
+          </w:p>
+        </w:tc>
+      </w:tr>
+      <w:tr>
+        <w:tc>
+          <w:tcPr/>
+          <w:p>
+            <w:pPr>
+              <w:pStyle w:val="Compact"/>
+            </w:pPr>
+          </w:p>
+        </w:tc>
+        <w:tc>
+          <w:tcPr/>
+          <w:p>
+            <w:pPr>
+              <w:pStyle w:val="Compact"/>
+            </w:pPr>
+            <w:hyperlink ns1:id="rId148">
+              <w:r>
+                <w:rPr>
+                  <w:rStyle w:val="Hyperlink"/>
+                </w:rPr>
+                <w:t xml:space="preserve">act:enum/group_type/ad_hoc_committee</w:t>
+              </w:r>
+            </w:hyperlink>
+          </w:p>
+        </w:tc>
+      </w:tr>
+      <w:tr>
+        <w:tc>
+          <w:tcPr>
+            <w:shd w:val="clear" w:color="auto" w:fill="F2F2F2"/>
+          </w:tcPr>
+          <w:p>
+            <w:pPr>
+              <w:pStyle w:val="Compact"/>
+            </w:pPr>
+            <w:r>
               <w:t xml:space="preserve">parliamentary_group</w:t>
             </w:r>
           </w:p>
@@ -18058,7 +18172,7 @@
             <w:pPr>
               <w:pStyle w:val="Compact"/>
             </w:pPr>
-            <w:hyperlink ns1:id="rId147">
+            <w:hyperlink ns1:id="rId149">
               <w:r>
                 <w:rPr>
                   <w:rStyle w:val="Hyperlink"/>
@@ -18112,7 +18226,7 @@
             <w:pPr>
               <w:pStyle w:val="Compact"/>
             </w:pPr>
-            <w:hyperlink ns1:id="rId148">
+            <w:hyperlink ns1:id="rId150">
               <w:r>
                 <w:rPr>
                   <w:rStyle w:val="Hyperlink"/>
@@ -18166,7 +18280,7 @@
             <w:pPr>
               <w:pStyle w:val="Compact"/>
             </w:pPr>
-            <w:hyperlink ns1:id="rId149">
+            <w:hyperlink ns1:id="rId151">
               <w:r>
                 <w:rPr>
                   <w:rStyle w:val="Hyperlink"/>
@@ -18187,7 +18301,7 @@
               <w:pStyle w:val="Compact"/>
             </w:pPr>
             <w:r>
-              <w:t xml:space="preserve">government</w:t>
+              <w:t xml:space="preserve">council_executive</w:t>
             </w:r>
           </w:p>
         </w:tc>
@@ -18220,12 +18334,12 @@
             <w:pPr>
               <w:pStyle w:val="Compact"/>
             </w:pPr>
-            <w:hyperlink ns1:id="rId150">
-              <w:r>
-                <w:rPr>
-                  <w:rStyle w:val="Hyperlink"/>
-                </w:rPr>
-                <w:t xml:space="preserve">act:enum/group_type/government</w:t>
+            <w:hyperlink ns1:id="rId152">
+              <w:r>
+                <w:rPr>
+                  <w:rStyle w:val="Hyperlink"/>
+                </w:rPr>
+                <w:t xml:space="preserve">act:enum/group_type/council_executive</w:t>
               </w:r>
             </w:hyperlink>
           </w:p>
@@ -18274,7 +18388,7 @@
             <w:pPr>
               <w:pStyle w:val="Compact"/>
             </w:pPr>
-            <w:hyperlink ns1:id="rId151">
+            <w:hyperlink ns1:id="rId153">
               <w:r>
                 <w:rPr>
                   <w:rStyle w:val="Hyperlink"/>
@@ -18328,7 +18442,7 @@
             <w:pPr>
               <w:pStyle w:val="Compact"/>
             </w:pPr>
-            <w:hyperlink ns1:id="rId152">
+            <w:hyperlink ns1:id="rId154">
               <w:r>
                 <w:rPr>
                   <w:rStyle w:val="Hyperlink"/>
@@ -18382,7 +18496,7 @@
             <w:pPr>
               <w:pStyle w:val="Compact"/>
             </w:pPr>
-            <w:hyperlink ns1:id="rId153">
+            <w:hyperlink ns1:id="rId155">
               <w:r>
                 <w:rPr>
                   <w:rStyle w:val="Hyperlink"/>
@@ -18436,7 +18550,7 @@
             <w:pPr>
               <w:pStyle w:val="Compact"/>
             </w:pPr>
-            <w:hyperlink ns1:id="rId154">
+            <w:hyperlink ns1:id="rId156">
               <w:r>
                 <w:rPr>
                   <w:rStyle w:val="Hyperlink"/>
@@ -18490,7 +18604,7 @@
             <w:pPr>
               <w:pStyle w:val="Compact"/>
             </w:pPr>
-            <w:hyperlink ns1:id="rId155">
+            <w:hyperlink ns1:id="rId157">
               <w:r>
                 <w:rPr>
                   <w:rStyle w:val="Hyperlink"/>
@@ -18544,7 +18658,7 @@
             <w:pPr>
               <w:pStyle w:val="Compact"/>
             </w:pPr>
-            <w:hyperlink ns1:id="rId156">
+            <w:hyperlink ns1:id="rId158">
               <w:r>
                 <w:rPr>
                   <w:rStyle w:val="Hyperlink"/>
@@ -18598,7 +18712,7 @@
             <w:pPr>
               <w:pStyle w:val="Compact"/>
             </w:pPr>
-            <w:hyperlink ns1:id="rId157">
+            <w:hyperlink ns1:id="rId159">
               <w:r>
                 <w:rPr>
                   <w:rStyle w:val="Hyperlink"/>
@@ -18652,7 +18766,7 @@
             <w:pPr>
               <w:pStyle w:val="Compact"/>
             </w:pPr>
-            <w:hyperlink ns1:id="rId158">
+            <w:hyperlink ns1:id="rId160">
               <w:r>
                 <w:rPr>
                   <w:rStyle w:val="Hyperlink"/>
@@ -18706,7 +18820,7 @@
             <w:pPr>
               <w:pStyle w:val="Compact"/>
             </w:pPr>
-            <w:hyperlink ns1:id="rId159">
+            <w:hyperlink ns1:id="rId161">
               <w:r>
                 <w:rPr>
                   <w:rStyle w:val="Hyperlink"/>
@@ -18760,7 +18874,7 @@
             <w:pPr>
               <w:pStyle w:val="Compact"/>
             </w:pPr>
-            <w:hyperlink ns1:id="rId160">
+            <w:hyperlink ns1:id="rId162">
               <w:r>
                 <w:rPr>
                   <w:rStyle w:val="Hyperlink"/>
@@ -18814,7 +18928,7 @@
             <w:pPr>
               <w:pStyle w:val="Compact"/>
             </w:pPr>
-            <w:hyperlink ns1:id="rId161">
+            <w:hyperlink ns1:id="rId163">
               <w:r>
                 <w:rPr>
                   <w:rStyle w:val="Hyperlink"/>
@@ -18826,15 +18940,15 @@
         </w:tc>
       </w:tr>
     </w:tbl>
-    <w:bookmarkEnd w:id="162"/>
+    <w:bookmarkEnd w:id="164"/>
     <w:p>
       <w:r>
         <w:br w:type="page"/>
       </w:r>
     </w:p>
-    <w:bookmarkEnd w:id="163"/>
-    <w:bookmarkEnd w:id="164"/>
-    <w:bookmarkStart w:id="179" w:name="memberships"/>
+    <w:bookmarkEnd w:id="165"/>
+    <w:bookmarkEnd w:id="166"/>
+    <w:bookmarkStart w:id="181" w:name="memberships"/>
     <w:p>
       <w:pPr>
         <w:pStyle w:val="berschrift1"/>
@@ -19285,7 +19399,7 @@
         <w:t xml:space="preserve">).</w:t>
       </w:r>
     </w:p>
-    <w:bookmarkStart w:id="167" w:name="class-membership"/>
+    <w:bookmarkStart w:id="169" w:name="class-membership"/>
     <w:p>
       <w:pPr>
         <w:pStyle w:val="berschrift2"/>
@@ -19314,7 +19428,7 @@
         <w:t xml:space="preserve">__</w:t>
       </w:r>
     </w:p>
-    <w:bookmarkStart w:id="165" w:name="attribute-9"/>
+    <w:bookmarkStart w:id="167" w:name="attribute-9"/>
     <w:p>
       <w:pPr>
         <w:pStyle w:val="berschrift3"/>
@@ -20331,8 +20445,8 @@
         </w:tc>
       </w:tr>
     </w:tbl>
-    <w:bookmarkEnd w:id="165"/>
-    <w:bookmarkStart w:id="166" w:name="usages-9"/>
+    <w:bookmarkEnd w:id="167"/>
+    <w:bookmarkStart w:id="168" w:name="usages-9"/>
     <w:p>
       <w:pPr>
         <w:pStyle w:val="berschrift3"/>
@@ -20473,9 +20587,9 @@
         </w:tc>
       </w:tr>
     </w:tbl>
-    <w:bookmarkEnd w:id="166"/>
-    <w:bookmarkEnd w:id="167"/>
-    <w:bookmarkStart w:id="172" w:name="class-roletype"/>
+    <w:bookmarkEnd w:id="168"/>
+    <w:bookmarkEnd w:id="169"/>
+    <w:bookmarkStart w:id="174" w:name="class-roletype"/>
     <w:p>
       <w:pPr>
         <w:pStyle w:val="berschrift2"/>
@@ -20633,7 +20747,7 @@
         <w:t xml:space="preserve">__</w:t>
       </w:r>
     </w:p>
-    <w:bookmarkStart w:id="169" w:name="attribute-10"/>
+    <w:bookmarkStart w:id="171" w:name="attribute-10"/>
     <w:p>
       <w:pPr>
         <w:pStyle w:val="berschrift3"/>
@@ -20833,7 +20947,7 @@
         </w:tc>
       </w:tr>
     </w:tbl>
-    <w:bookmarkStart w:id="168" w:name="constraints-2"/>
+    <w:bookmarkStart w:id="170" w:name="constraints-2"/>
     <w:p>
       <w:pPr>
         <w:pStyle w:val="berschrift5"/>
@@ -20884,9 +20998,9 @@
         </w:r>
       </w:hyperlink>
     </w:p>
-    <w:bookmarkEnd w:id="168"/>
-    <w:bookmarkEnd w:id="169"/>
-    <w:bookmarkStart w:id="171" w:name="usages-10"/>
+    <w:bookmarkEnd w:id="170"/>
+    <w:bookmarkEnd w:id="171"/>
+    <w:bookmarkStart w:id="173" w:name="usages-10"/>
     <w:p>
       <w:pPr>
         <w:pStyle w:val="berschrift3"/>
@@ -21027,7 +21141,7 @@
         </w:tc>
       </w:tr>
     </w:tbl>
-    <w:bookmarkStart w:id="170" w:name="rules"/>
+    <w:bookmarkStart w:id="172" w:name="rules"/>
     <w:p>
       <w:pPr>
         <w:pStyle w:val="berschrift5"/>
@@ -21057,10 +21171,10 @@
         <w:t xml:space="preserve">, a descriptive label must be provided.</w:t>
       </w:r>
     </w:p>
-    <w:bookmarkEnd w:id="170"/>
-    <w:bookmarkEnd w:id="171"/>
     <w:bookmarkEnd w:id="172"/>
-    <w:bookmarkStart w:id="175" w:name="enum-roleenum"/>
+    <w:bookmarkEnd w:id="173"/>
+    <w:bookmarkEnd w:id="174"/>
+    <w:bookmarkStart w:id="177" w:name="enum-roleenum"/>
     <w:p>
       <w:pPr>
         <w:pStyle w:val="berschrift2"/>
@@ -21099,7 +21213,7 @@
       <w:r>
         <w:t xml:space="preserve"> </w:t>
       </w:r>
-      <w:hyperlink ns1:id="rId173">
+      <w:hyperlink ns1:id="rId175">
         <w:r>
           <w:rPr>
             <w:rStyle w:val="Hyperlink"/>
@@ -21108,7 +21222,7 @@
         </w:r>
       </w:hyperlink>
     </w:p>
-    <w:bookmarkStart w:id="174" w:name="permissible-values-4"/>
+    <w:bookmarkStart w:id="176" w:name="permissible-values-4"/>
     <w:p>
       <w:pPr>
         <w:pStyle w:val="berschrift3"/>
@@ -21259,9 +21373,9 @@
         </w:tc>
       </w:tr>
     </w:tbl>
-    <w:bookmarkEnd w:id="174"/>
-    <w:bookmarkEnd w:id="175"/>
-    <w:bookmarkStart w:id="178" w:name="class-electoraldistrict"/>
+    <w:bookmarkEnd w:id="176"/>
+    <w:bookmarkEnd w:id="177"/>
+    <w:bookmarkStart w:id="180" w:name="class-electoraldistrict"/>
     <w:p>
       <w:pPr>
         <w:pStyle w:val="berschrift2"/>
@@ -21290,7 +21404,7 @@
         <w:t xml:space="preserve">__</w:t>
       </w:r>
     </w:p>
-    <w:bookmarkStart w:id="176" w:name="attribute-11"/>
+    <w:bookmarkStart w:id="178" w:name="attribute-11"/>
     <w:p>
       <w:pPr>
         <w:pStyle w:val="berschrift3"/>
@@ -21609,8 +21723,8 @@
         </w:tc>
       </w:tr>
     </w:tbl>
-    <w:bookmarkEnd w:id="176"/>
-    <w:bookmarkStart w:id="177" w:name="usages-11"/>
+    <w:bookmarkEnd w:id="178"/>
+    <w:bookmarkStart w:id="179" w:name="usages-11"/>
     <w:p>
       <w:pPr>
         <w:pStyle w:val="berschrift3"/>
@@ -21751,15 +21865,15 @@
         </w:tc>
       </w:tr>
     </w:tbl>
-    <w:bookmarkEnd w:id="177"/>
+    <w:bookmarkEnd w:id="179"/>
     <w:p>
       <w:r>
         <w:br w:type="page"/>
       </w:r>
     </w:p>
-    <w:bookmarkEnd w:id="178"/>
-    <w:bookmarkEnd w:id="179"/>
-    <w:bookmarkStart w:id="244" w:name="interest-links"/>
+    <w:bookmarkEnd w:id="180"/>
+    <w:bookmarkEnd w:id="181"/>
+    <w:bookmarkStart w:id="246" w:name="interest-links"/>
     <w:p>
       <w:pPr>
         <w:pStyle w:val="berschrift1"/>
@@ -21778,7 +21892,7 @@
       <w:r>
         <w:t xml:space="preserve"> </w:t>
       </w:r>
-      <w:hyperlink ns1:id="rId180">
+      <w:hyperlink ns1:id="rId182">
         <w:r>
           <w:rPr>
             <w:rStyle w:val="Hyperlink"/>
@@ -22080,7 +22194,7 @@
         <w:t xml:space="preserve">In addition to the committee and function within the organisation, it is explicitly recorded whether the position is paid – a central transparency aspect.</w:t>
       </w:r>
     </w:p>
-    <w:bookmarkStart w:id="196" w:name="class-interestlink"/>
+    <w:bookmarkStart w:id="198" w:name="class-interestlink"/>
     <w:p>
       <w:pPr>
         <w:pStyle w:val="berschrift2"/>
@@ -22109,7 +22223,7 @@
         <w:t xml:space="preserve">__</w:t>
       </w:r>
     </w:p>
-    <w:bookmarkStart w:id="182" w:name="attribute-12"/>
+    <w:bookmarkStart w:id="184" w:name="attribute-12"/>
     <w:p>
       <w:pPr>
         <w:pStyle w:val="berschrift3"/>
@@ -23330,7 +23444,7 @@
         </w:tc>
       </w:tr>
     </w:tbl>
-    <w:bookmarkStart w:id="181" w:name="constraints-3"/>
+    <w:bookmarkStart w:id="183" w:name="constraints-3"/>
     <w:p>
       <w:pPr>
         <w:pStyle w:val="berschrift5"/>
@@ -23381,9 +23495,9 @@
         </w:r>
       </w:hyperlink>
     </w:p>
-    <w:bookmarkEnd w:id="181"/>
-    <w:bookmarkEnd w:id="182"/>
-    <w:bookmarkStart w:id="183" w:name="usages-12"/>
+    <w:bookmarkEnd w:id="183"/>
+    <w:bookmarkEnd w:id="184"/>
+    <w:bookmarkStart w:id="185" w:name="usages-12"/>
     <w:p>
       <w:pPr>
         <w:pStyle w:val="berschrift3"/>
@@ -23585,8 +23699,8 @@
         </w:tc>
       </w:tr>
     </w:tbl>
-    <w:bookmarkEnd w:id="183"/>
-    <w:bookmarkStart w:id="195" w:name="examples-3"/>
+    <w:bookmarkEnd w:id="185"/>
+    <w:bookmarkStart w:id="197" w:name="examples-3"/>
     <w:p>
       <w:pPr>
         <w:pStyle w:val="berschrift3"/>
@@ -23595,7 +23709,7 @@
         <w:t xml:space="preserve">Examples</w:t>
       </w:r>
     </w:p>
-    <w:bookmarkStart w:id="184" w:name="example-interest-links-il-burkart-008"/>
+    <w:bookmarkStart w:id="186" w:name="example-interest-links-il-burkart-008"/>
     <w:p>
       <w:pPr>
         <w:pStyle w:val="berschrift4"/>
@@ -23861,8 +23975,8 @@
         <w:t xml:space="preserve">true</w:t>
       </w:r>
     </w:p>
-    <w:bookmarkEnd w:id="184"/>
-    <w:bookmarkStart w:id="185" w:name="example-interest-links-il-burkart-010"/>
+    <w:bookmarkEnd w:id="186"/>
+    <w:bookmarkStart w:id="187" w:name="example-interest-links-il-burkart-010"/>
     <w:p>
       <w:pPr>
         <w:pStyle w:val="berschrift4"/>
@@ -24122,8 +24236,8 @@
         <w:t xml:space="preserve">false</w:t>
       </w:r>
     </w:p>
-    <w:bookmarkEnd w:id="185"/>
-    <w:bookmarkStart w:id="186" w:name="example-interest-links-il-burkart-002"/>
+    <w:bookmarkEnd w:id="187"/>
+    <w:bookmarkStart w:id="188" w:name="example-interest-links-il-burkart-002"/>
     <w:p>
       <w:pPr>
         <w:pStyle w:val="berschrift4"/>
@@ -24389,8 +24503,8 @@
         <w:t xml:space="preserve">true</w:t>
       </w:r>
     </w:p>
-    <w:bookmarkEnd w:id="186"/>
-    <w:bookmarkStart w:id="187" w:name="example-interest-links-il-burkart-007"/>
+    <w:bookmarkEnd w:id="188"/>
+    <w:bookmarkStart w:id="189" w:name="example-interest-links-il-burkart-007"/>
     <w:p>
       <w:pPr>
         <w:pStyle w:val="berschrift4"/>
@@ -24656,8 +24770,8 @@
         <w:t xml:space="preserve">false</w:t>
       </w:r>
     </w:p>
-    <w:bookmarkEnd w:id="187"/>
-    <w:bookmarkStart w:id="188" w:name="example-interest-links-il-burkart-005"/>
+    <w:bookmarkEnd w:id="189"/>
+    <w:bookmarkStart w:id="190" w:name="example-interest-links-il-burkart-005"/>
     <w:p>
       <w:pPr>
         <w:pStyle w:val="berschrift4"/>
@@ -24917,8 +25031,8 @@
         <w:t xml:space="preserve">true</w:t>
       </w:r>
     </w:p>
-    <w:bookmarkEnd w:id="188"/>
-    <w:bookmarkStart w:id="189" w:name="example-interest-links-il-burkart-001"/>
+    <w:bookmarkEnd w:id="190"/>
+    <w:bookmarkStart w:id="191" w:name="example-interest-links-il-burkart-001"/>
     <w:p>
       <w:pPr>
         <w:pStyle w:val="berschrift4"/>
@@ -25184,8 +25298,8 @@
         <w:t xml:space="preserve">true</w:t>
       </w:r>
     </w:p>
-    <w:bookmarkEnd w:id="189"/>
-    <w:bookmarkStart w:id="190" w:name="example-interest-links-il-burkart-003"/>
+    <w:bookmarkEnd w:id="191"/>
+    <w:bookmarkStart w:id="192" w:name="example-interest-links-il-burkart-003"/>
     <w:p>
       <w:pPr>
         <w:pStyle w:val="berschrift4"/>
@@ -25451,8 +25565,8 @@
         <w:t xml:space="preserve">true</w:t>
       </w:r>
     </w:p>
-    <w:bookmarkEnd w:id="190"/>
-    <w:bookmarkStart w:id="191" w:name="example-interest-links-il-burkart-011"/>
+    <w:bookmarkEnd w:id="192"/>
+    <w:bookmarkStart w:id="193" w:name="example-interest-links-il-burkart-011"/>
     <w:p>
       <w:pPr>
         <w:pStyle w:val="berschrift4"/>
@@ -25712,8 +25826,8 @@
         <w:t xml:space="preserve">false</w:t>
       </w:r>
     </w:p>
-    <w:bookmarkEnd w:id="191"/>
-    <w:bookmarkStart w:id="192" w:name="example-interest-links-il-burkart-004"/>
+    <w:bookmarkEnd w:id="193"/>
+    <w:bookmarkStart w:id="194" w:name="example-interest-links-il-burkart-004"/>
     <w:p>
       <w:pPr>
         <w:pStyle w:val="berschrift4"/>
@@ -25979,8 +26093,8 @@
         <w:t xml:space="preserve">true</w:t>
       </w:r>
     </w:p>
-    <w:bookmarkEnd w:id="192"/>
-    <w:bookmarkStart w:id="193" w:name="example-interest-links-il-burkart-006"/>
+    <w:bookmarkEnd w:id="194"/>
+    <w:bookmarkStart w:id="195" w:name="example-interest-links-il-burkart-006"/>
     <w:p>
       <w:pPr>
         <w:pStyle w:val="berschrift4"/>
@@ -26240,8 +26354,8 @@
         <w:t xml:space="preserve">true</w:t>
       </w:r>
     </w:p>
-    <w:bookmarkEnd w:id="193"/>
-    <w:bookmarkStart w:id="194" w:name="example-interest-links-il-burkart-009"/>
+    <w:bookmarkEnd w:id="195"/>
+    <w:bookmarkStart w:id="196" w:name="example-interest-links-il-burkart-009"/>
     <w:p>
       <w:pPr>
         <w:pStyle w:val="berschrift4"/>
@@ -26501,10 +26615,10 @@
         <w:t xml:space="preserve">true</w:t>
       </w:r>
     </w:p>
-    <w:bookmarkEnd w:id="194"/>
-    <w:bookmarkEnd w:id="195"/>
     <w:bookmarkEnd w:id="196"/>
-    <w:bookmarkStart w:id="202" w:name="enum-interesttypeenum"/>
+    <w:bookmarkEnd w:id="197"/>
+    <w:bookmarkEnd w:id="198"/>
+    <w:bookmarkStart w:id="204" w:name="enum-interesttypeenum"/>
     <w:p>
       <w:pPr>
         <w:pStyle w:val="berschrift2"/>
@@ -26543,7 +26657,7 @@
       <w:r>
         <w:t xml:space="preserve"> </w:t>
       </w:r>
-      <w:hyperlink ns1:id="rId197">
+      <w:hyperlink ns1:id="rId199">
         <w:r>
           <w:rPr>
             <w:rStyle w:val="Hyperlink"/>
@@ -26552,7 +26666,7 @@
         </w:r>
       </w:hyperlink>
     </w:p>
-    <w:bookmarkStart w:id="201" w:name="permissible-values-5"/>
+    <w:bookmarkStart w:id="203" w:name="permissible-values-5"/>
     <w:p>
       <w:pPr>
         <w:pStyle w:val="berschrift3"/>
@@ -26642,7 +26756,7 @@
             <w:pPr>
               <w:pStyle w:val="Compact"/>
             </w:pPr>
-            <w:hyperlink ns1:id="rId198">
+            <w:hyperlink ns1:id="rId200">
               <w:r>
                 <w:rPr>
                   <w:rStyle w:val="Hyperlink"/>
@@ -26696,7 +26810,7 @@
             <w:pPr>
               <w:pStyle w:val="Compact"/>
             </w:pPr>
-            <w:hyperlink ns1:id="rId199">
+            <w:hyperlink ns1:id="rId201">
               <w:r>
                 <w:rPr>
                   <w:rStyle w:val="Hyperlink"/>
@@ -26750,7 +26864,7 @@
             <w:pPr>
               <w:pStyle w:val="Compact"/>
             </w:pPr>
-            <w:hyperlink ns1:id="rId200">
+            <w:hyperlink ns1:id="rId202">
               <w:r>
                 <w:rPr>
                   <w:rStyle w:val="Hyperlink"/>
@@ -26762,9 +26876,9 @@
         </w:tc>
       </w:tr>
     </w:tbl>
-    <w:bookmarkEnd w:id="201"/>
-    <w:bookmarkEnd w:id="202"/>
-    <w:bookmarkStart w:id="243" w:name="enum-legalformenum"/>
+    <w:bookmarkEnd w:id="203"/>
+    <w:bookmarkEnd w:id="204"/>
+    <w:bookmarkStart w:id="245" w:name="enum-legalformenum"/>
     <w:p>
       <w:pPr>
         <w:pStyle w:val="berschrift2"/>
@@ -26803,7 +26917,7 @@
       <w:r>
         <w:t xml:space="preserve"> </w:t>
       </w:r>
-      <w:hyperlink ns1:id="rId203">
+      <w:hyperlink ns1:id="rId205">
         <w:r>
           <w:rPr>
             <w:rStyle w:val="Hyperlink"/>
@@ -26812,7 +26926,7 @@
         </w:r>
       </w:hyperlink>
     </w:p>
-    <w:bookmarkStart w:id="242" w:name="permissible-values-6"/>
+    <w:bookmarkStart w:id="244" w:name="permissible-values-6"/>
     <w:p>
       <w:pPr>
         <w:pStyle w:val="berschrift3"/>
@@ -26902,7 +27016,7 @@
             <w:pPr>
               <w:pStyle w:val="Compact"/>
             </w:pPr>
-            <w:hyperlink ns1:id="rId204">
+            <w:hyperlink ns1:id="rId206">
               <w:r>
                 <w:rPr>
                   <w:rStyle w:val="Hyperlink"/>
@@ -26956,7 +27070,7 @@
             <w:pPr>
               <w:pStyle w:val="Compact"/>
             </w:pPr>
-            <w:hyperlink ns1:id="rId205">
+            <w:hyperlink ns1:id="rId207">
               <w:r>
                 <w:rPr>
                   <w:rStyle w:val="Hyperlink"/>
@@ -27010,7 +27124,7 @@
             <w:pPr>
               <w:pStyle w:val="Compact"/>
             </w:pPr>
-            <w:hyperlink ns1:id="rId206">
+            <w:hyperlink ns1:id="rId208">
               <w:r>
                 <w:rPr>
                   <w:rStyle w:val="Hyperlink"/>
@@ -27064,7 +27178,7 @@
             <w:pPr>
               <w:pStyle w:val="Compact"/>
             </w:pPr>
-            <w:hyperlink ns1:id="rId207">
+            <w:hyperlink ns1:id="rId209">
               <w:r>
                 <w:rPr>
                   <w:rStyle w:val="Hyperlink"/>
@@ -27118,7 +27232,7 @@
             <w:pPr>
               <w:pStyle w:val="Compact"/>
             </w:pPr>
-            <w:hyperlink ns1:id="rId208">
+            <w:hyperlink ns1:id="rId210">
               <w:r>
                 <w:rPr>
                   <w:rStyle w:val="Hyperlink"/>
@@ -27172,7 +27286,7 @@
             <w:pPr>
               <w:pStyle w:val="Compact"/>
             </w:pPr>
-            <w:hyperlink ns1:id="rId209">
+            <w:hyperlink ns1:id="rId211">
               <w:r>
                 <w:rPr>
                   <w:rStyle w:val="Hyperlink"/>
@@ -27226,7 +27340,7 @@
             <w:pPr>
               <w:pStyle w:val="Compact"/>
             </w:pPr>
-            <w:hyperlink ns1:id="rId210">
+            <w:hyperlink ns1:id="rId212">
               <w:r>
                 <w:rPr>
                   <w:rStyle w:val="Hyperlink"/>
@@ -27280,7 +27394,7 @@
             <w:pPr>
               <w:pStyle w:val="Compact"/>
             </w:pPr>
-            <w:hyperlink ns1:id="rId211">
+            <w:hyperlink ns1:id="rId213">
               <w:r>
                 <w:rPr>
                   <w:rStyle w:val="Hyperlink"/>
@@ -27334,7 +27448,7 @@
             <w:pPr>
               <w:pStyle w:val="Compact"/>
             </w:pPr>
-            <w:hyperlink ns1:id="rId212">
+            <w:hyperlink ns1:id="rId214">
               <w:r>
                 <w:rPr>
                   <w:rStyle w:val="Hyperlink"/>
@@ -27388,7 +27502,7 @@
             <w:pPr>
               <w:pStyle w:val="Compact"/>
             </w:pPr>
-            <w:hyperlink ns1:id="rId213">
+            <w:hyperlink ns1:id="rId215">
               <w:r>
                 <w:rPr>
                   <w:rStyle w:val="Hyperlink"/>
@@ -27442,7 +27556,7 @@
             <w:pPr>
               <w:pStyle w:val="Compact"/>
             </w:pPr>
-            <w:hyperlink ns1:id="rId214">
+            <w:hyperlink ns1:id="rId216">
               <w:r>
                 <w:rPr>
                   <w:rStyle w:val="Hyperlink"/>
@@ -27496,7 +27610,7 @@
             <w:pPr>
               <w:pStyle w:val="Compact"/>
             </w:pPr>
-            <w:hyperlink ns1:id="rId215">
+            <w:hyperlink ns1:id="rId217">
               <w:r>
                 <w:rPr>
                   <w:rStyle w:val="Hyperlink"/>
@@ -27550,7 +27664,7 @@
             <w:pPr>
               <w:pStyle w:val="Compact"/>
             </w:pPr>
-            <w:hyperlink ns1:id="rId216">
+            <w:hyperlink ns1:id="rId218">
               <w:r>
                 <w:rPr>
                   <w:rStyle w:val="Hyperlink"/>
@@ -27604,7 +27718,7 @@
             <w:pPr>
               <w:pStyle w:val="Compact"/>
             </w:pPr>
-            <w:hyperlink ns1:id="rId217">
+            <w:hyperlink ns1:id="rId219">
               <w:r>
                 <w:rPr>
                   <w:rStyle w:val="Hyperlink"/>
@@ -27658,7 +27772,7 @@
             <w:pPr>
               <w:pStyle w:val="Compact"/>
             </w:pPr>
-            <w:hyperlink ns1:id="rId218">
+            <w:hyperlink ns1:id="rId220">
               <w:r>
                 <w:rPr>
                   <w:rStyle w:val="Hyperlink"/>
@@ -27712,7 +27826,7 @@
             <w:pPr>
               <w:pStyle w:val="Compact"/>
             </w:pPr>
-            <w:hyperlink ns1:id="rId219">
+            <w:hyperlink ns1:id="rId221">
               <w:r>
                 <w:rPr>
                   <w:rStyle w:val="Hyperlink"/>
@@ -27766,7 +27880,7 @@
             <w:pPr>
               <w:pStyle w:val="Compact"/>
             </w:pPr>
-            <w:hyperlink ns1:id="rId220">
+            <w:hyperlink ns1:id="rId222">
               <w:r>
                 <w:rPr>
                   <w:rStyle w:val="Hyperlink"/>
@@ -27820,7 +27934,7 @@
             <w:pPr>
               <w:pStyle w:val="Compact"/>
             </w:pPr>
-            <w:hyperlink ns1:id="rId221">
+            <w:hyperlink ns1:id="rId223">
               <w:r>
                 <w:rPr>
                   <w:rStyle w:val="Hyperlink"/>
@@ -27874,7 +27988,7 @@
             <w:pPr>
               <w:pStyle w:val="Compact"/>
             </w:pPr>
-            <w:hyperlink ns1:id="rId222">
+            <w:hyperlink ns1:id="rId224">
               <w:r>
                 <w:rPr>
                   <w:rStyle w:val="Hyperlink"/>
@@ -27928,7 +28042,7 @@
             <w:pPr>
               <w:pStyle w:val="Compact"/>
             </w:pPr>
-            <w:hyperlink ns1:id="rId223">
+            <w:hyperlink ns1:id="rId225">
               <w:r>
                 <w:rPr>
                   <w:rStyle w:val="Hyperlink"/>
@@ -27982,7 +28096,7 @@
             <w:pPr>
               <w:pStyle w:val="Compact"/>
             </w:pPr>
-            <w:hyperlink ns1:id="rId224">
+            <w:hyperlink ns1:id="rId226">
               <w:r>
                 <w:rPr>
                   <w:rStyle w:val="Hyperlink"/>
@@ -28036,7 +28150,7 @@
             <w:pPr>
               <w:pStyle w:val="Compact"/>
             </w:pPr>
-            <w:hyperlink ns1:id="rId225">
+            <w:hyperlink ns1:id="rId227">
               <w:r>
                 <w:rPr>
                   <w:rStyle w:val="Hyperlink"/>
@@ -28090,7 +28204,7 @@
             <w:pPr>
               <w:pStyle w:val="Compact"/>
             </w:pPr>
-            <w:hyperlink ns1:id="rId226">
+            <w:hyperlink ns1:id="rId228">
               <w:r>
                 <w:rPr>
                   <w:rStyle w:val="Hyperlink"/>
@@ -28144,7 +28258,7 @@
             <w:pPr>
               <w:pStyle w:val="Compact"/>
             </w:pPr>
-            <w:hyperlink ns1:id="rId227">
+            <w:hyperlink ns1:id="rId229">
               <w:r>
                 <w:rPr>
                   <w:rStyle w:val="Hyperlink"/>
@@ -28198,7 +28312,7 @@
             <w:pPr>
               <w:pStyle w:val="Compact"/>
             </w:pPr>
-            <w:hyperlink ns1:id="rId228">
+            <w:hyperlink ns1:id="rId230">
               <w:r>
                 <w:rPr>
                   <w:rStyle w:val="Hyperlink"/>
@@ -28252,7 +28366,7 @@
             <w:pPr>
               <w:pStyle w:val="Compact"/>
             </w:pPr>
-            <w:hyperlink ns1:id="rId229">
+            <w:hyperlink ns1:id="rId231">
               <w:r>
                 <w:rPr>
                   <w:rStyle w:val="Hyperlink"/>
@@ -28306,7 +28420,7 @@
             <w:pPr>
               <w:pStyle w:val="Compact"/>
             </w:pPr>
-            <w:hyperlink ns1:id="rId230">
+            <w:hyperlink ns1:id="rId232">
               <w:r>
                 <w:rPr>
                   <w:rStyle w:val="Hyperlink"/>
@@ -28360,7 +28474,7 @@
             <w:pPr>
               <w:pStyle w:val="Compact"/>
             </w:pPr>
-            <w:hyperlink ns1:id="rId231">
+            <w:hyperlink ns1:id="rId233">
               <w:r>
                 <w:rPr>
                   <w:rStyle w:val="Hyperlink"/>
@@ -28414,7 +28528,7 @@
             <w:pPr>
               <w:pStyle w:val="Compact"/>
             </w:pPr>
-            <w:hyperlink ns1:id="rId232">
+            <w:hyperlink ns1:id="rId234">
               <w:r>
                 <w:rPr>
                   <w:rStyle w:val="Hyperlink"/>
@@ -28468,7 +28582,7 @@
             <w:pPr>
               <w:pStyle w:val="Compact"/>
             </w:pPr>
-            <w:hyperlink ns1:id="rId233">
+            <w:hyperlink ns1:id="rId235">
               <w:r>
                 <w:rPr>
                   <w:rStyle w:val="Hyperlink"/>
@@ -28522,7 +28636,7 @@
             <w:pPr>
               <w:pStyle w:val="Compact"/>
             </w:pPr>
-            <w:hyperlink ns1:id="rId234">
+            <w:hyperlink ns1:id="rId236">
               <w:r>
                 <w:rPr>
                   <w:rStyle w:val="Hyperlink"/>
@@ -28576,7 +28690,7 @@
             <w:pPr>
               <w:pStyle w:val="Compact"/>
             </w:pPr>
-            <w:hyperlink ns1:id="rId235">
+            <w:hyperlink ns1:id="rId237">
               <w:r>
                 <w:rPr>
                   <w:rStyle w:val="Hyperlink"/>
@@ -28630,7 +28744,7 @@
             <w:pPr>
               <w:pStyle w:val="Compact"/>
             </w:pPr>
-            <w:hyperlink ns1:id="rId236">
+            <w:hyperlink ns1:id="rId238">
               <w:r>
                 <w:rPr>
                   <w:rStyle w:val="Hyperlink"/>
@@ -28684,7 +28798,7 @@
             <w:pPr>
               <w:pStyle w:val="Compact"/>
             </w:pPr>
-            <w:hyperlink ns1:id="rId237">
+            <w:hyperlink ns1:id="rId239">
               <w:r>
                 <w:rPr>
                   <w:rStyle w:val="Hyperlink"/>
@@ -28738,7 +28852,7 @@
             <w:pPr>
               <w:pStyle w:val="Compact"/>
             </w:pPr>
-            <w:hyperlink ns1:id="rId238">
+            <w:hyperlink ns1:id="rId240">
               <w:r>
                 <w:rPr>
                   <w:rStyle w:val="Hyperlink"/>
@@ -28792,7 +28906,7 @@
             <w:pPr>
               <w:pStyle w:val="Compact"/>
             </w:pPr>
-            <w:hyperlink ns1:id="rId239">
+            <w:hyperlink ns1:id="rId241">
               <w:r>
                 <w:rPr>
                   <w:rStyle w:val="Hyperlink"/>
@@ -28846,7 +28960,7 @@
             <w:pPr>
               <w:pStyle w:val="Compact"/>
             </w:pPr>
-            <w:hyperlink ns1:id="rId240">
+            <w:hyperlink ns1:id="rId242">
               <w:r>
                 <w:rPr>
                   <w:rStyle w:val="Hyperlink"/>
@@ -28900,7 +29014,7 @@
             <w:pPr>
               <w:pStyle w:val="Compact"/>
             </w:pPr>
-            <w:hyperlink ns1:id="rId241">
+            <w:hyperlink ns1:id="rId243">
               <w:r>
                 <w:rPr>
                   <w:rStyle w:val="Hyperlink"/>
@@ -28912,15 +29026,15 @@
         </w:tc>
       </w:tr>
     </w:tbl>
-    <w:bookmarkEnd w:id="242"/>
+    <w:bookmarkEnd w:id="244"/>
     <w:p>
       <w:r>
         <w:br w:type="page"/>
       </w:r>
     </w:p>
-    <w:bookmarkEnd w:id="243"/>
-    <w:bookmarkEnd w:id="244"/>
-    <w:bookmarkStart w:id="266" w:name="shared-elements"/>
+    <w:bookmarkEnd w:id="245"/>
+    <w:bookmarkEnd w:id="246"/>
+    <w:bookmarkStart w:id="268" w:name="shared-elements"/>
     <w:p>
       <w:pPr>
         <w:pStyle w:val="berschrift1"/>
@@ -28929,7 +29043,7 @@
         <w:t xml:space="preserve">Shared Elements</w:t>
       </w:r>
     </w:p>
-    <w:bookmarkStart w:id="245" w:name="reference-classes"/>
+    <w:bookmarkStart w:id="247" w:name="reference-classes"/>
     <w:p>
       <w:pPr>
         <w:pStyle w:val="berschrift2"/>
@@ -29091,8 +29205,8 @@
         <w:t xml:space="preserve">, since the local reference remains unchanged even if the linked entity changes later</w:t>
       </w:r>
     </w:p>
-    <w:bookmarkEnd w:id="245"/>
-    <w:bookmarkStart w:id="248" w:name="class-personreference"/>
+    <w:bookmarkEnd w:id="247"/>
+    <w:bookmarkStart w:id="250" w:name="class-personreference"/>
     <w:p>
       <w:pPr>
         <w:pStyle w:val="berschrift2"/>
@@ -29121,7 +29235,7 @@
         <w:t xml:space="preserve">__</w:t>
       </w:r>
     </w:p>
-    <w:bookmarkStart w:id="246" w:name="attribute-13"/>
+    <w:bookmarkStart w:id="248" w:name="attribute-13"/>
     <w:p>
       <w:pPr>
         <w:pStyle w:val="berschrift3"/>
@@ -29550,8 +29664,8 @@
         </w:tc>
       </w:tr>
     </w:tbl>
-    <w:bookmarkEnd w:id="246"/>
-    <w:bookmarkStart w:id="247" w:name="usages-13"/>
+    <w:bookmarkEnd w:id="248"/>
+    <w:bookmarkStart w:id="249" w:name="usages-13"/>
     <w:p>
       <w:pPr>
         <w:pStyle w:val="berschrift3"/>
@@ -29753,9 +29867,9 @@
         </w:tc>
       </w:tr>
     </w:tbl>
-    <w:bookmarkEnd w:id="247"/>
-    <w:bookmarkEnd w:id="248"/>
-    <w:bookmarkStart w:id="251" w:name="class-groupreference"/>
+    <w:bookmarkEnd w:id="249"/>
+    <w:bookmarkEnd w:id="250"/>
+    <w:bookmarkStart w:id="253" w:name="class-groupreference"/>
     <w:p>
       <w:pPr>
         <w:pStyle w:val="berschrift2"/>
@@ -29784,7 +29898,7 @@
         <w:t xml:space="preserve">__</w:t>
       </w:r>
     </w:p>
-    <w:bookmarkStart w:id="249" w:name="attribute-14"/>
+    <w:bookmarkStart w:id="251" w:name="attribute-14"/>
     <w:p>
       <w:pPr>
         <w:pStyle w:val="berschrift3"/>
@@ -30158,8 +30272,8 @@
         </w:tc>
       </w:tr>
     </w:tbl>
-    <w:bookmarkEnd w:id="249"/>
-    <w:bookmarkStart w:id="250" w:name="usages-14"/>
+    <w:bookmarkEnd w:id="251"/>
+    <w:bookmarkStart w:id="252" w:name="usages-14"/>
     <w:p>
       <w:pPr>
         <w:pStyle w:val="berschrift3"/>
@@ -30300,9 +30414,9 @@
         </w:tc>
       </w:tr>
     </w:tbl>
-    <w:bookmarkEnd w:id="250"/>
-    <w:bookmarkEnd w:id="251"/>
-    <w:bookmarkStart w:id="252" w:name="reused-classes"/>
+    <w:bookmarkEnd w:id="252"/>
+    <w:bookmarkEnd w:id="253"/>
+    <w:bookmarkStart w:id="254" w:name="reused-classes"/>
     <w:p>
       <w:pPr>
         <w:pStyle w:val="berschrift2"/>
@@ -30311,8 +30425,8 @@
         <w:t xml:space="preserve">Reused Classes</w:t>
       </w:r>
     </w:p>
-    <w:bookmarkEnd w:id="252"/>
-    <w:bookmarkStart w:id="259" w:name="class-address"/>
+    <w:bookmarkEnd w:id="254"/>
+    <w:bookmarkStart w:id="261" w:name="class-address"/>
     <w:p>
       <w:pPr>
         <w:pStyle w:val="berschrift2"/>
@@ -30341,7 +30455,7 @@
         <w:t xml:space="preserve">__</w:t>
       </w:r>
     </w:p>
-    <w:bookmarkStart w:id="254" w:name="attribute-15"/>
+    <w:bookmarkStart w:id="256" w:name="attribute-15"/>
     <w:p>
       <w:pPr>
         <w:pStyle w:val="berschrift3"/>
@@ -30713,7 +30827,7 @@
         </w:tc>
       </w:tr>
     </w:tbl>
-    <w:bookmarkStart w:id="253" w:name="constraints-4"/>
+    <w:bookmarkStart w:id="255" w:name="constraints-4"/>
     <w:p>
       <w:pPr>
         <w:pStyle w:val="berschrift5"/>
@@ -30764,9 +30878,9 @@
         </w:r>
       </w:hyperlink>
     </w:p>
-    <w:bookmarkEnd w:id="253"/>
-    <w:bookmarkEnd w:id="254"/>
-    <w:bookmarkStart w:id="255" w:name="usages-15"/>
+    <w:bookmarkEnd w:id="255"/>
+    <w:bookmarkEnd w:id="256"/>
+    <w:bookmarkStart w:id="257" w:name="usages-15"/>
     <w:p>
       <w:pPr>
         <w:pStyle w:val="berschrift3"/>
@@ -30968,8 +31082,8 @@
         </w:tc>
       </w:tr>
     </w:tbl>
-    <w:bookmarkEnd w:id="255"/>
-    <w:bookmarkStart w:id="258" w:name="examples-4"/>
+    <w:bookmarkEnd w:id="257"/>
+    <w:bookmarkStart w:id="260" w:name="examples-4"/>
     <w:p>
       <w:pPr>
         <w:pStyle w:val="berschrift3"/>
@@ -30978,7 +31092,7 @@
         <w:t xml:space="preserve">Examples</w:t>
       </w:r>
     </w:p>
-    <w:bookmarkStart w:id="256" w:name="example-swiss-politicians-beat-jans-1"/>
+    <w:bookmarkStart w:id="258" w:name="example-swiss-politicians-beat-jans-1"/>
     <w:p>
       <w:pPr>
         <w:pStyle w:val="berschrift4"/>
@@ -31031,8 +31145,8 @@
         <w:t xml:space="preserve"> Basel-Stadt</w:t>
       </w:r>
     </w:p>
-    <w:bookmarkEnd w:id="256"/>
-    <w:bookmarkStart w:id="257" w:name="example-groups-it-1"/>
+    <w:bookmarkEnd w:id="258"/>
+    <w:bookmarkStart w:id="259" w:name="example-groups-it-1"/>
     <w:p>
       <w:pPr>
         <w:pStyle w:val="berschrift4"/>
@@ -31175,10 +31289,10 @@
         <w:t xml:space="preserve"> CH</w:t>
       </w:r>
     </w:p>
-    <w:bookmarkEnd w:id="257"/>
-    <w:bookmarkEnd w:id="258"/>
     <w:bookmarkEnd w:id="259"/>
-    <w:bookmarkStart w:id="262" w:name="enum-addresstypeenum"/>
+    <w:bookmarkEnd w:id="260"/>
+    <w:bookmarkEnd w:id="261"/>
+    <w:bookmarkStart w:id="264" w:name="enum-addresstypeenum"/>
     <w:p>
       <w:pPr>
         <w:pStyle w:val="berschrift2"/>
@@ -31217,7 +31331,7 @@
       <w:r>
         <w:t xml:space="preserve"> </w:t>
       </w:r>
-      <w:hyperlink ns1:id="rId260">
+      <w:hyperlink ns1:id="rId262">
         <w:r>
           <w:rPr>
             <w:rStyle w:val="Hyperlink"/>
@@ -31226,7 +31340,7 @@
         </w:r>
       </w:hyperlink>
     </w:p>
-    <w:bookmarkStart w:id="261" w:name="permissible-values-7"/>
+    <w:bookmarkStart w:id="263" w:name="permissible-values-7"/>
     <w:p>
       <w:pPr>
         <w:pStyle w:val="berschrift3"/>
@@ -31353,9 +31467,9 @@
         </w:tc>
       </w:tr>
     </w:tbl>
-    <w:bookmarkEnd w:id="261"/>
-    <w:bookmarkEnd w:id="262"/>
-    <w:bookmarkStart w:id="265" w:name="class-contact"/>
+    <w:bookmarkEnd w:id="263"/>
+    <w:bookmarkEnd w:id="264"/>
+    <w:bookmarkStart w:id="267" w:name="class-contact"/>
     <w:p>
       <w:pPr>
         <w:pStyle w:val="berschrift2"/>
@@ -31384,7 +31498,7 @@
         <w:t xml:space="preserve">__</w:t>
       </w:r>
     </w:p>
-    <w:bookmarkStart w:id="263" w:name="attribute-16"/>
+    <w:bookmarkStart w:id="265" w:name="attribute-16"/>
     <w:p>
       <w:pPr>
         <w:pStyle w:val="berschrift3"/>
@@ -31603,8 +31717,8 @@
         </w:tc>
       </w:tr>
     </w:tbl>
-    <w:bookmarkEnd w:id="263"/>
-    <w:bookmarkStart w:id="264" w:name="usages-16"/>
+    <w:bookmarkEnd w:id="265"/>
+    <w:bookmarkStart w:id="266" w:name="usages-16"/>
     <w:p>
       <w:pPr>
         <w:pStyle w:val="berschrift3"/>
@@ -31806,9 +31920,9 @@
         </w:tc>
       </w:tr>
     </w:tbl>
-    <w:bookmarkEnd w:id="264"/>
-    <w:bookmarkEnd w:id="265"/>
     <w:bookmarkEnd w:id="266"/>
+    <w:bookmarkEnd w:id="267"/>
+    <w:bookmarkEnd w:id="268"/>
     <w:sectPr>
       <w:headerReference ns1:id="rId9" w:type="even"/>
       <w:headerReference ns1:id="rId10" w:type="default"/>

--- a/ech-0294_actors/output/ech-0294_actors_en.docx
+++ b/ech-0294_actors/output/ech-0294_actors_en.docx
@@ -5452,13 +5452,13 @@
       </w:r>
     </w:p>
     <w:bookmarkEnd w:id="35"/>
-    <w:bookmarkStart w:id="36" w:name="X0de19141fc4dc2946f25c55a8b0fa162b9ec50b"/>
+    <w:bookmarkStart w:id="36" w:name="X2bb75153d244540e8dabd5318a25e27eb89f1a3"/>
     <w:p>
       <w:pPr>
         <w:pStyle w:val="berschrift4"/>
       </w:pPr>
       <w:r>
-        <w:t xml:space="preserve">Example: Telling apart persons with identical names via the label sec</w:t>
+        <w:t xml:space="preserve">Example: Telling apart persons with identical names via the label second person</w:t>
       </w:r>
     </w:p>
     <w:p>
@@ -12813,7 +12813,7 @@
         <w:t xml:space="preserve"> </w:t>
       </w:r>
       <w:r>
-        <w:t xml:space="preserve">Parliaments, parties, parliamentary groups, commissions, departments, courts and civil-society organisations are all represented as</w:t>
+        <w:t xml:space="preserve">Parliaments, parties, parliamentary groups, committees, departments, courts and civil-society organisations are all represented as</w:t>
       </w:r>
       <w:r>
         <w:t xml:space="preserve"> </w:t>
@@ -12900,7 +12900,7 @@
         <w:t xml:space="preserve"> </w:t>
       </w:r>
       <w:r>
-        <w:t xml:space="preserve">Subordinate groups reference their superordinate group – e.g. a commission of the Council of States, a subcommission within a commission, a cantonal party under its parent party, or an authority within a directorate. The hierarchy thus arises from these references rather than from a fixed level structure. It usually remains within the same</w:t>
+        <w:t xml:space="preserve">Subordinate groups reference their superordinate group – e.g. a committee of the Council of States, a subcommittee within a committee, a cantonal party under its parent party, or an authority within a directorate. The hierarchy thus arises from these references rather than from a fixed level structure. It usually remains within the same</w:t>
       </w:r>
       <w:r>
         <w:t xml:space="preserve"> </w:t>
@@ -12955,7 +12955,7 @@
         <w:t xml:space="preserve">valid_through</w:t>
       </w:r>
       <w:r>
-        <w:t xml:space="preserve">, it is possible to represent, for example, commissions that exist only during a legislative period, or renamings and mergers of parties.</w:t>
+        <w:t xml:space="preserve">, it is possible to represent, for example, committees that exist only during a legislative period, or renamings and mergers of parties.</w:t>
       </w:r>
     </w:p>
     <w:bookmarkStart w:id="136" w:name="class-group"/>
@@ -14485,13 +14485,13 @@
         <w:t xml:space="preserve">Examples</w:t>
       </w:r>
     </w:p>
-    <w:bookmarkStart w:id="129" w:name="example-council-bureau"/>
+    <w:bookmarkStart w:id="129" w:name="Xb30fcc386795e0d5ca4ba99055f5edc102d97fc"/>
     <w:p>
       <w:pPr>
         <w:pStyle w:val="berschrift4"/>
       </w:pPr>
       <w:r>
-        <w:t xml:space="preserve">Example: Council bureau</w:t>
+        <w:t xml:space="preserve">Example: Parliamentary group of a cantonal parliament</w:t>
       </w:r>
     </w:p>
     <w:p>
@@ -14520,7 +14520,7 @@
         <w:rPr>
           <w:rStyle w:val="DecValTok"/>
         </w:rPr>
-        <w:t xml:space="preserve">50</w:t>
+        <w:t xml:space="preserve">20</w:t>
       </w:r>
       <w:r>
         <w:br/>
@@ -14541,7 +14541,7 @@
         <w:rPr>
           <w:rStyle w:val="AttributeTok"/>
         </w:rPr>
-        <w:t xml:space="preserve"> https://grosserrat.bs.ch/gremien/praesidium-und-buero</w:t>
+        <w:t xml:space="preserve"> https://api.openparldata.ch/v1/groups/20</w:t>
       </w:r>
       <w:r>
         <w:br/>
@@ -14589,7 +14589,7 @@
         <w:rPr>
           <w:rStyle w:val="AttributeTok"/>
         </w:rPr>
-        <w:t xml:space="preserve"> Büro des Grossen Rates</w:t>
+        <w:t xml:space="preserve"> Evangelische Volkspartei</w:t>
       </w:r>
       <w:r>
         <w:br/>
@@ -14625,6 +14625,81 @@
         <w:rPr>
           <w:rStyle w:val="FunctionTok"/>
         </w:rPr>
+        <w:t xml:space="preserve">landing_page</w:t>
+      </w:r>
+      <w:r>
+        <w:rPr>
+          <w:rStyle w:val="KeywordTok"/>
+        </w:rPr>
+        <w:t xml:space="preserve">:</w:t>
+      </w:r>
+      <w:r>
+        <w:br/>
+      </w:r>
+      <w:r>
+        <w:rPr>
+          <w:rStyle w:val="KeywordTok"/>
+        </w:rPr>
+        <w:t xml:space="preserve">-</w:t>
+      </w:r>
+      <w:r>
+        <w:rPr>
+          <w:rStyle w:val="AttributeTok"/>
+        </w:rPr>
+        <w:t xml:space="preserve"> </w:t>
+      </w:r>
+      <w:r>
+        <w:rPr>
+          <w:rStyle w:val="FunctionTok"/>
+        </w:rPr>
+        <w:t xml:space="preserve">value</w:t>
+      </w:r>
+      <w:r>
+        <w:rPr>
+          <w:rStyle w:val="KeywordTok"/>
+        </w:rPr>
+        <w:t xml:space="preserve">:</w:t>
+      </w:r>
+      <w:r>
+        <w:rPr>
+          <w:rStyle w:val="AttributeTok"/>
+        </w:rPr>
+        <w:t xml:space="preserve"> https://grosserrat.bs.ch/gremien/parteien-und-fraktionen</w:t>
+      </w:r>
+      <w:r>
+        <w:br/>
+      </w:r>
+      <w:r>
+        <w:rPr>
+          <w:rStyle w:val="AttributeTok"/>
+        </w:rPr>
+        <w:t xml:space="preserve">  </w:t>
+      </w:r>
+      <w:r>
+        <w:rPr>
+          <w:rStyle w:val="FunctionTok"/>
+        </w:rPr>
+        <w:t xml:space="preserve">language</w:t>
+      </w:r>
+      <w:r>
+        <w:rPr>
+          <w:rStyle w:val="KeywordTok"/>
+        </w:rPr>
+        <w:t xml:space="preserve">:</w:t>
+      </w:r>
+      <w:r>
+        <w:rPr>
+          <w:rStyle w:val="AttributeTok"/>
+        </w:rPr>
+        <w:t xml:space="preserve"> de</w:t>
+      </w:r>
+      <w:r>
+        <w:br/>
+      </w:r>
+      <w:r>
+        <w:rPr>
+          <w:rStyle w:val="FunctionTok"/>
+        </w:rPr>
         <w:t xml:space="preserve">group_type</w:t>
       </w:r>
       <w:r>
@@ -14658,7 +14733,7 @@
         <w:rPr>
           <w:rStyle w:val="AttributeTok"/>
         </w:rPr>
-        <w:t xml:space="preserve"> parliamentary_bureau</w:t>
+        <w:t xml:space="preserve"> parliamentary_group</w:t>
       </w:r>
       <w:r>
         <w:br/>
@@ -14685,7 +14760,7 @@
         <w:rPr>
           <w:rStyle w:val="AttributeTok"/>
         </w:rPr>
-        <w:t xml:space="preserve"> Ratsbüro</w:t>
+        <w:t xml:space="preserve"> Fraktion</w:t>
       </w:r>
       <w:r>
         <w:br/>
@@ -14710,13 +14785,13 @@
       </w:r>
     </w:p>
     <w:bookmarkEnd w:id="129"/>
-    <w:bookmarkStart w:id="130" w:name="Xcb838b8a327aef6dcbae1ff0ea6702a3629eee1"/>
+    <w:bookmarkStart w:id="130" w:name="example-council-bureau"/>
     <w:p>
       <w:pPr>
         <w:pStyle w:val="berschrift4"/>
       </w:pPr>
       <w:r>
-        <w:t xml:space="preserve">Example: Bilingual delegation to an intercantonal body</w:t>
+        <w:t xml:space="preserve">Example: Council bureau</w:t>
       </w:r>
     </w:p>
     <w:p>
@@ -14745,7 +14820,7 @@
         <w:rPr>
           <w:rStyle w:val="DecValTok"/>
         </w:rPr>
-        <w:t xml:space="preserve">5000</w:t>
+        <w:t xml:space="preserve">50</w:t>
       </w:r>
       <w:r>
         <w:br/>
@@ -14766,7 +14841,7 @@
         <w:rPr>
           <w:rStyle w:val="AttributeTok"/>
         </w:rPr>
-        <w:t xml:space="preserve"> https://www.fr.ch/parlinfo/app/organizations/a1acb0c030d54b3baed840fe8bbed6b5</w:t>
+        <w:t xml:space="preserve"> https://grosserrat.bs.ch/gremien/praesidium-und-buero</w:t>
       </w:r>
       <w:r>
         <w:br/>
@@ -14814,7 +14889,7 @@
         <w:rPr>
           <w:rStyle w:val="AttributeTok"/>
         </w:rPr>
-        <w:t xml:space="preserve"> Freiburger Delegation IPK strafrechtliche Einschliessung</w:t>
+        <w:t xml:space="preserve"> Büro des Grossen Rates</w:t>
       </w:r>
       <w:r>
         <w:br/>
@@ -14848,21 +14923,9 @@
       </w:r>
       <w:r>
         <w:rPr>
-          <w:rStyle w:val="KeywordTok"/>
-        </w:rPr>
-        <w:t xml:space="preserve">-</w:t>
-      </w:r>
-      <w:r>
-        <w:rPr>
-          <w:rStyle w:val="AttributeTok"/>
-        </w:rPr>
-        <w:t xml:space="preserve"> </w:t>
-      </w:r>
-      <w:r>
-        <w:rPr>
           <w:rStyle w:val="FunctionTok"/>
         </w:rPr>
-        <w:t xml:space="preserve">value</w:t>
+        <w:t xml:space="preserve">group_type</w:t>
       </w:r>
       <w:r>
         <w:rPr>
@@ -14871,12 +14934,6 @@
         <w:t xml:space="preserve">:</w:t>
       </w:r>
       <w:r>
-        <w:rPr>
-          <w:rStyle w:val="AttributeTok"/>
-        </w:rPr>
-        <w:t xml:space="preserve"> Délégation FR à la CIP détention pénale</w:t>
-      </w:r>
-      <w:r>
         <w:br/>
       </w:r>
       <w:r>
@@ -14889,7 +14946,7 @@
         <w:rPr>
           <w:rStyle w:val="FunctionTok"/>
         </w:rPr>
-        <w:t xml:space="preserve">language</w:t>
+        <w:t xml:space="preserve">group_type_enum</w:t>
       </w:r>
       <w:r>
         <w:rPr>
@@ -14901,16 +14958,22 @@
         <w:rPr>
           <w:rStyle w:val="AttributeTok"/>
         </w:rPr>
-        <w:t xml:space="preserve"> fr</w:t>
+        <w:t xml:space="preserve"> parliamentary_bureau</w:t>
       </w:r>
       <w:r>
         <w:br/>
       </w:r>
       <w:r>
         <w:rPr>
+          <w:rStyle w:val="AttributeTok"/>
+        </w:rPr>
+        <w:t xml:space="preserve">  </w:t>
+      </w:r>
+      <w:r>
+        <w:rPr>
           <w:rStyle w:val="FunctionTok"/>
         </w:rPr>
-        <w:t xml:space="preserve">abbreviation</w:t>
+        <w:t xml:space="preserve">label</w:t>
       </w:r>
       <w:r>
         <w:rPr>
@@ -14919,25 +14982,19 @@
         <w:t xml:space="preserve">:</w:t>
       </w:r>
       <w:r>
+        <w:rPr>
+          <w:rStyle w:val="AttributeTok"/>
+        </w:rPr>
+        <w:t xml:space="preserve"> Ratsbüro</w:t>
+      </w:r>
+      <w:r>
         <w:br/>
       </w:r>
       <w:r>
         <w:rPr>
-          <w:rStyle w:val="KeywordTok"/>
-        </w:rPr>
-        <w:t xml:space="preserve">-</w:t>
-      </w:r>
-      <w:r>
-        <w:rPr>
-          <w:rStyle w:val="AttributeTok"/>
-        </w:rPr>
-        <w:t xml:space="preserve"> </w:t>
-      </w:r>
-      <w:r>
-        <w:rPr>
           <w:rStyle w:val="FunctionTok"/>
         </w:rPr>
-        <w:t xml:space="preserve">value</w:t>
+        <w:t xml:space="preserve">spatial</w:t>
       </w:r>
       <w:r>
         <w:rPr>
@@ -14949,509 +15006,17 @@
         <w:rPr>
           <w:rStyle w:val="AttributeTok"/>
         </w:rPr>
-        <w:t xml:space="preserve"> Del-StRFE</w:t>
-      </w:r>
-      <w:r>
-        <w:br/>
-      </w:r>
-      <w:r>
-        <w:rPr>
-          <w:rStyle w:val="AttributeTok"/>
-        </w:rPr>
-        <w:t xml:space="preserve">  </w:t>
-      </w:r>
-      <w:r>
-        <w:rPr>
-          <w:rStyle w:val="FunctionTok"/>
-        </w:rPr>
-        <w:t xml:space="preserve">language</w:t>
-      </w:r>
-      <w:r>
-        <w:rPr>
-          <w:rStyle w:val="KeywordTok"/>
-        </w:rPr>
-        <w:t xml:space="preserve">:</w:t>
-      </w:r>
-      <w:r>
-        <w:rPr>
-          <w:rStyle w:val="AttributeTok"/>
-        </w:rPr>
-        <w:t xml:space="preserve"> de</w:t>
-      </w:r>
-      <w:r>
-        <w:br/>
-      </w:r>
-      <w:r>
-        <w:rPr>
-          <w:rStyle w:val="KeywordTok"/>
-        </w:rPr>
-        <w:t xml:space="preserve">-</w:t>
-      </w:r>
-      <w:r>
-        <w:rPr>
-          <w:rStyle w:val="AttributeTok"/>
-        </w:rPr>
-        <w:t xml:space="preserve"> </w:t>
-      </w:r>
-      <w:r>
-        <w:rPr>
-          <w:rStyle w:val="FunctionTok"/>
-        </w:rPr>
-        <w:t xml:space="preserve">value</w:t>
-      </w:r>
-      <w:r>
-        <w:rPr>
-          <w:rStyle w:val="KeywordTok"/>
-        </w:rPr>
-        <w:t xml:space="preserve">:</w:t>
-      </w:r>
-      <w:r>
-        <w:rPr>
-          <w:rStyle w:val="AttributeTok"/>
-        </w:rPr>
-        <w:t xml:space="preserve"> Del-DetPen</w:t>
-      </w:r>
-      <w:r>
-        <w:br/>
-      </w:r>
-      <w:r>
-        <w:rPr>
-          <w:rStyle w:val="AttributeTok"/>
-        </w:rPr>
-        <w:t xml:space="preserve">  </w:t>
-      </w:r>
-      <w:r>
-        <w:rPr>
-          <w:rStyle w:val="FunctionTok"/>
-        </w:rPr>
-        <w:t xml:space="preserve">language</w:t>
-      </w:r>
-      <w:r>
-        <w:rPr>
-          <w:rStyle w:val="KeywordTok"/>
-        </w:rPr>
-        <w:t xml:space="preserve">:</w:t>
-      </w:r>
-      <w:r>
-        <w:rPr>
-          <w:rStyle w:val="AttributeTok"/>
-        </w:rPr>
-        <w:t xml:space="preserve"> fr</w:t>
-      </w:r>
-      <w:r>
-        <w:br/>
-      </w:r>
-      <w:r>
-        <w:rPr>
-          <w:rStyle w:val="FunctionTok"/>
-        </w:rPr>
-        <w:t xml:space="preserve">description</w:t>
-      </w:r>
-      <w:r>
-        <w:rPr>
-          <w:rStyle w:val="KeywordTok"/>
-        </w:rPr>
-        <w:t xml:space="preserve">:</w:t>
-      </w:r>
-      <w:r>
-        <w:br/>
-      </w:r>
-      <w:r>
-        <w:rPr>
-          <w:rStyle w:val="KeywordTok"/>
-        </w:rPr>
-        <w:t xml:space="preserve">-</w:t>
-      </w:r>
-      <w:r>
-        <w:rPr>
-          <w:rStyle w:val="AttributeTok"/>
-        </w:rPr>
-        <w:t xml:space="preserve"> </w:t>
-      </w:r>
-      <w:r>
-        <w:rPr>
-          <w:rStyle w:val="FunctionTok"/>
-        </w:rPr>
-        <w:t xml:space="preserve">value</w:t>
-      </w:r>
-      <w:r>
-        <w:rPr>
-          <w:rStyle w:val="KeywordTok"/>
-        </w:rPr>
-        <w:t xml:space="preserve">:</w:t>
-      </w:r>
-      <w:r>
-        <w:rPr>
-          <w:rStyle w:val="AttributeTok"/>
-        </w:rPr>
-        <w:t xml:space="preserve"> Die Interparlamentarische Aufsichtskommission strafrechtliche Einschliessung besteht aus 18 Grossrätinnen</w:t>
-      </w:r>
-      <w:r>
-        <w:br/>
-      </w:r>
-      <w:r>
-        <w:rPr>
-          <w:rStyle w:val="AttributeTok"/>
-        </w:rPr>
-        <w:t xml:space="preserve">    und Grossräten aus den sechs Vertragskantonen Freiburg, Genf, Jura, Neuenburg, Waadt und Wallis.</w:t>
-      </w:r>
-      <w:r>
-        <w:br/>
-      </w:r>
-      <w:r>
-        <w:rPr>
-          <w:rStyle w:val="AttributeTok"/>
-        </w:rPr>
-        <w:t xml:space="preserve">  </w:t>
-      </w:r>
-      <w:r>
-        <w:rPr>
-          <w:rStyle w:val="FunctionTok"/>
-        </w:rPr>
-        <w:t xml:space="preserve">language</w:t>
-      </w:r>
-      <w:r>
-        <w:rPr>
-          <w:rStyle w:val="KeywordTok"/>
-        </w:rPr>
-        <w:t xml:space="preserve">:</w:t>
-      </w:r>
-      <w:r>
-        <w:rPr>
-          <w:rStyle w:val="AttributeTok"/>
-        </w:rPr>
-        <w:t xml:space="preserve"> de</w:t>
-      </w:r>
-      <w:r>
-        <w:br/>
-      </w:r>
-      <w:r>
-        <w:rPr>
-          <w:rStyle w:val="KeywordTok"/>
-        </w:rPr>
-        <w:t xml:space="preserve">-</w:t>
-      </w:r>
-      <w:r>
-        <w:rPr>
-          <w:rStyle w:val="AttributeTok"/>
-        </w:rPr>
-        <w:t xml:space="preserve"> </w:t>
-      </w:r>
-      <w:r>
-        <w:rPr>
-          <w:rStyle w:val="FunctionTok"/>
-        </w:rPr>
-        <w:t xml:space="preserve">value</w:t>
-      </w:r>
-      <w:r>
-        <w:rPr>
-          <w:rStyle w:val="KeywordTok"/>
-        </w:rPr>
-        <w:t xml:space="preserve">:</w:t>
-      </w:r>
-      <w:r>
-        <w:rPr>
-          <w:rStyle w:val="AttributeTok"/>
-        </w:rPr>
-        <w:t xml:space="preserve"> </w:t>
-      </w:r>
-      <w:r>
-        <w:rPr>
-          <w:rStyle w:val="StringTok"/>
-        </w:rPr>
-        <w:t xml:space="preserve">'La Commission interparlementaire de contrôle détention pénale est composée de 18 députés issus</w:t>
-      </w:r>
-      <w:r>
-        <w:br/>
-      </w:r>
-      <w:r>
-        <w:rPr>
-          <w:rStyle w:val="StringTok"/>
-        </w:rPr>
-        <w:t xml:space="preserve">    des six cantons partenaires : Fribourg, Genève, Jura, Neuchâtel, Vaud et Valais.'</w:t>
-      </w:r>
-      <w:r>
-        <w:br/>
-      </w:r>
-      <w:r>
-        <w:rPr>
-          <w:rStyle w:val="AttributeTok"/>
-        </w:rPr>
-        <w:t xml:space="preserve">  </w:t>
-      </w:r>
-      <w:r>
-        <w:rPr>
-          <w:rStyle w:val="FunctionTok"/>
-        </w:rPr>
-        <w:t xml:space="preserve">language</w:t>
-      </w:r>
-      <w:r>
-        <w:rPr>
-          <w:rStyle w:val="KeywordTok"/>
-        </w:rPr>
-        <w:t xml:space="preserve">:</w:t>
-      </w:r>
-      <w:r>
-        <w:rPr>
-          <w:rStyle w:val="AttributeTok"/>
-        </w:rPr>
-        <w:t xml:space="preserve"> fr</w:t>
-      </w:r>
-      <w:r>
-        <w:br/>
-      </w:r>
-      <w:r>
-        <w:rPr>
-          <w:rStyle w:val="FunctionTok"/>
-        </w:rPr>
-        <w:t xml:space="preserve">landing_page</w:t>
-      </w:r>
-      <w:r>
-        <w:rPr>
-          <w:rStyle w:val="KeywordTok"/>
-        </w:rPr>
-        <w:t xml:space="preserve">:</w:t>
-      </w:r>
-      <w:r>
-        <w:br/>
-      </w:r>
-      <w:r>
-        <w:rPr>
-          <w:rStyle w:val="KeywordTok"/>
-        </w:rPr>
-        <w:t xml:space="preserve">-</w:t>
-      </w:r>
-      <w:r>
-        <w:rPr>
-          <w:rStyle w:val="AttributeTok"/>
-        </w:rPr>
-        <w:t xml:space="preserve"> </w:t>
-      </w:r>
-      <w:r>
-        <w:rPr>
-          <w:rStyle w:val="FunctionTok"/>
-        </w:rPr>
-        <w:t xml:space="preserve">value</w:t>
-      </w:r>
-      <w:r>
-        <w:rPr>
-          <w:rStyle w:val="KeywordTok"/>
-        </w:rPr>
-        <w:t xml:space="preserve">:</w:t>
-      </w:r>
-      <w:r>
-        <w:rPr>
-          <w:rStyle w:val="AttributeTok"/>
-        </w:rPr>
-        <w:t xml:space="preserve"> https://www.fr.ch/de/parlinfo/app/organizations/a1acb0c030d54b3baed840fe8bbed6b5</w:t>
-      </w:r>
-      <w:r>
-        <w:br/>
-      </w:r>
-      <w:r>
-        <w:rPr>
-          <w:rStyle w:val="AttributeTok"/>
-        </w:rPr>
-        <w:t xml:space="preserve">  </w:t>
-      </w:r>
-      <w:r>
-        <w:rPr>
-          <w:rStyle w:val="FunctionTok"/>
-        </w:rPr>
-        <w:t xml:space="preserve">language</w:t>
-      </w:r>
-      <w:r>
-        <w:rPr>
-          <w:rStyle w:val="KeywordTok"/>
-        </w:rPr>
-        <w:t xml:space="preserve">:</w:t>
-      </w:r>
-      <w:r>
-        <w:rPr>
-          <w:rStyle w:val="AttributeTok"/>
-        </w:rPr>
-        <w:t xml:space="preserve"> de</w:t>
-      </w:r>
-      <w:r>
-        <w:br/>
-      </w:r>
-      <w:r>
-        <w:rPr>
-          <w:rStyle w:val="KeywordTok"/>
-        </w:rPr>
-        <w:t xml:space="preserve">-</w:t>
-      </w:r>
-      <w:r>
-        <w:rPr>
-          <w:rStyle w:val="AttributeTok"/>
-        </w:rPr>
-        <w:t xml:space="preserve"> </w:t>
-      </w:r>
-      <w:r>
-        <w:rPr>
-          <w:rStyle w:val="FunctionTok"/>
-        </w:rPr>
-        <w:t xml:space="preserve">value</w:t>
-      </w:r>
-      <w:r>
-        <w:rPr>
-          <w:rStyle w:val="KeywordTok"/>
-        </w:rPr>
-        <w:t xml:space="preserve">:</w:t>
-      </w:r>
-      <w:r>
-        <w:rPr>
-          <w:rStyle w:val="AttributeTok"/>
-        </w:rPr>
-        <w:t xml:space="preserve"> https://www.fr.ch/parlinfo/app/organizations/a1acb0c030d54b3baed840fe8bbed6b5</w:t>
-      </w:r>
-      <w:r>
-        <w:br/>
-      </w:r>
-      <w:r>
-        <w:rPr>
-          <w:rStyle w:val="AttributeTok"/>
-        </w:rPr>
-        <w:t xml:space="preserve">  </w:t>
-      </w:r>
-      <w:r>
-        <w:rPr>
-          <w:rStyle w:val="FunctionTok"/>
-        </w:rPr>
-        <w:t xml:space="preserve">language</w:t>
-      </w:r>
-      <w:r>
-        <w:rPr>
-          <w:rStyle w:val="KeywordTok"/>
-        </w:rPr>
-        <w:t xml:space="preserve">:</w:t>
-      </w:r>
-      <w:r>
-        <w:rPr>
-          <w:rStyle w:val="AttributeTok"/>
-        </w:rPr>
-        <w:t xml:space="preserve"> fr</w:t>
-      </w:r>
-      <w:r>
-        <w:br/>
-      </w:r>
-      <w:r>
-        <w:rPr>
-          <w:rStyle w:val="FunctionTok"/>
-        </w:rPr>
-        <w:t xml:space="preserve">group_type</w:t>
-      </w:r>
-      <w:r>
-        <w:rPr>
-          <w:rStyle w:val="KeywordTok"/>
-        </w:rPr>
-        <w:t xml:space="preserve">:</w:t>
-      </w:r>
-      <w:r>
-        <w:br/>
-      </w:r>
-      <w:r>
-        <w:rPr>
-          <w:rStyle w:val="AttributeTok"/>
-        </w:rPr>
-        <w:t xml:space="preserve">  </w:t>
-      </w:r>
-      <w:r>
-        <w:rPr>
-          <w:rStyle w:val="FunctionTok"/>
-        </w:rPr>
-        <w:t xml:space="preserve">group_type_enum</w:t>
-      </w:r>
-      <w:r>
-        <w:rPr>
-          <w:rStyle w:val="KeywordTok"/>
-        </w:rPr>
-        <w:t xml:space="preserve">:</w:t>
-      </w:r>
-      <w:r>
-        <w:rPr>
-          <w:rStyle w:val="AttributeTok"/>
-        </w:rPr>
-        <w:t xml:space="preserve"> delegation</w:t>
-      </w:r>
-      <w:r>
-        <w:br/>
-      </w:r>
-      <w:r>
-        <w:rPr>
-          <w:rStyle w:val="AttributeTok"/>
-        </w:rPr>
-        <w:t xml:space="preserve">  </w:t>
-      </w:r>
-      <w:r>
-        <w:rPr>
-          <w:rStyle w:val="FunctionTok"/>
-        </w:rPr>
-        <w:t xml:space="preserve">label</w:t>
-      </w:r>
-      <w:r>
-        <w:rPr>
-          <w:rStyle w:val="KeywordTok"/>
-        </w:rPr>
-        <w:t xml:space="preserve">:</w:t>
-      </w:r>
-      <w:r>
-        <w:rPr>
-          <w:rStyle w:val="AttributeTok"/>
-        </w:rPr>
-        <w:t xml:space="preserve"> Delegation</w:t>
-      </w:r>
-      <w:r>
-        <w:br/>
-      </w:r>
-      <w:r>
-        <w:rPr>
-          <w:rStyle w:val="FunctionTok"/>
-        </w:rPr>
-        <w:t xml:space="preserve">spatial</w:t>
-      </w:r>
-      <w:r>
-        <w:rPr>
-          <w:rStyle w:val="KeywordTok"/>
-        </w:rPr>
-        <w:t xml:space="preserve">:</w:t>
-      </w:r>
-      <w:r>
-        <w:rPr>
-          <w:rStyle w:val="AttributeTok"/>
-        </w:rPr>
-        <w:t xml:space="preserve"> https://ld.admin.ch/canton/10</w:t>
-      </w:r>
-      <w:r>
-        <w:br/>
-      </w:r>
-      <w:r>
-        <w:rPr>
-          <w:rStyle w:val="FunctionTok"/>
-        </w:rPr>
-        <w:t xml:space="preserve">valid_from</w:t>
-      </w:r>
-      <w:r>
-        <w:rPr>
-          <w:rStyle w:val="KeywordTok"/>
-        </w:rPr>
-        <w:t xml:space="preserve">:</w:t>
-      </w:r>
-      <w:r>
-        <w:rPr>
-          <w:rStyle w:val="AttributeTok"/>
-        </w:rPr>
-        <w:t xml:space="preserve"> 2007-12-12</w:t>
+        <w:t xml:space="preserve"> https://ld.admin.ch/canton/12</w:t>
       </w:r>
     </w:p>
     <w:bookmarkEnd w:id="130"/>
-    <w:bookmarkStart w:id="131" w:name="example-faction-of-a-cantonal-parliament"/>
+    <w:bookmarkStart w:id="131" w:name="Xcb838b8a327aef6dcbae1ff0ea6702a3629eee1"/>
     <w:p>
       <w:pPr>
         <w:pStyle w:val="berschrift4"/>
       </w:pPr>
       <w:r>
-        <w:t xml:space="preserve">Example: Faction of a cantonal parliament</w:t>
+        <w:t xml:space="preserve">Example: Bilingual delegation to an intercantonal body</w:t>
       </w:r>
     </w:p>
     <w:p>
@@ -15480,7 +15045,7 @@
         <w:rPr>
           <w:rStyle w:val="DecValTok"/>
         </w:rPr>
-        <w:t xml:space="preserve">20</w:t>
+        <w:t xml:space="preserve">5000</w:t>
       </w:r>
       <w:r>
         <w:br/>
@@ -15501,7 +15066,7 @@
         <w:rPr>
           <w:rStyle w:val="AttributeTok"/>
         </w:rPr>
-        <w:t xml:space="preserve"> https://api.openparldata.ch/v1/groups/20</w:t>
+        <w:t xml:space="preserve"> https://www.fr.ch/parlinfo/app/organizations/a1acb0c030d54b3baed840fe8bbed6b5</w:t>
       </w:r>
       <w:r>
         <w:br/>
@@ -15549,7 +15114,7 @@
         <w:rPr>
           <w:rStyle w:val="AttributeTok"/>
         </w:rPr>
-        <w:t xml:space="preserve"> Evangelische Volkspartei</w:t>
+        <w:t xml:space="preserve"> Freiburger Delegation IPK strafrechtliche Einschliessung</w:t>
       </w:r>
       <w:r>
         <w:br/>
@@ -15583,8 +15148,362 @@
       </w:r>
       <w:r>
         <w:rPr>
+          <w:rStyle w:val="KeywordTok"/>
+        </w:rPr>
+        <w:t xml:space="preserve">-</w:t>
+      </w:r>
+      <w:r>
+        <w:rPr>
+          <w:rStyle w:val="AttributeTok"/>
+        </w:rPr>
+        <w:t xml:space="preserve"> </w:t>
+      </w:r>
+      <w:r>
+        <w:rPr>
           <w:rStyle w:val="FunctionTok"/>
         </w:rPr>
+        <w:t xml:space="preserve">value</w:t>
+      </w:r>
+      <w:r>
+        <w:rPr>
+          <w:rStyle w:val="KeywordTok"/>
+        </w:rPr>
+        <w:t xml:space="preserve">:</w:t>
+      </w:r>
+      <w:r>
+        <w:rPr>
+          <w:rStyle w:val="AttributeTok"/>
+        </w:rPr>
+        <w:t xml:space="preserve"> Délégation FR à la CIP détention pénale</w:t>
+      </w:r>
+      <w:r>
+        <w:br/>
+      </w:r>
+      <w:r>
+        <w:rPr>
+          <w:rStyle w:val="AttributeTok"/>
+        </w:rPr>
+        <w:t xml:space="preserve">  </w:t>
+      </w:r>
+      <w:r>
+        <w:rPr>
+          <w:rStyle w:val="FunctionTok"/>
+        </w:rPr>
+        <w:t xml:space="preserve">language</w:t>
+      </w:r>
+      <w:r>
+        <w:rPr>
+          <w:rStyle w:val="KeywordTok"/>
+        </w:rPr>
+        <w:t xml:space="preserve">:</w:t>
+      </w:r>
+      <w:r>
+        <w:rPr>
+          <w:rStyle w:val="AttributeTok"/>
+        </w:rPr>
+        <w:t xml:space="preserve"> fr</w:t>
+      </w:r>
+      <w:r>
+        <w:br/>
+      </w:r>
+      <w:r>
+        <w:rPr>
+          <w:rStyle w:val="FunctionTok"/>
+        </w:rPr>
+        <w:t xml:space="preserve">abbreviation</w:t>
+      </w:r>
+      <w:r>
+        <w:rPr>
+          <w:rStyle w:val="KeywordTok"/>
+        </w:rPr>
+        <w:t xml:space="preserve">:</w:t>
+      </w:r>
+      <w:r>
+        <w:br/>
+      </w:r>
+      <w:r>
+        <w:rPr>
+          <w:rStyle w:val="KeywordTok"/>
+        </w:rPr>
+        <w:t xml:space="preserve">-</w:t>
+      </w:r>
+      <w:r>
+        <w:rPr>
+          <w:rStyle w:val="AttributeTok"/>
+        </w:rPr>
+        <w:t xml:space="preserve"> </w:t>
+      </w:r>
+      <w:r>
+        <w:rPr>
+          <w:rStyle w:val="FunctionTok"/>
+        </w:rPr>
+        <w:t xml:space="preserve">value</w:t>
+      </w:r>
+      <w:r>
+        <w:rPr>
+          <w:rStyle w:val="KeywordTok"/>
+        </w:rPr>
+        <w:t xml:space="preserve">:</w:t>
+      </w:r>
+      <w:r>
+        <w:rPr>
+          <w:rStyle w:val="AttributeTok"/>
+        </w:rPr>
+        <w:t xml:space="preserve"> Del-StRFE</w:t>
+      </w:r>
+      <w:r>
+        <w:br/>
+      </w:r>
+      <w:r>
+        <w:rPr>
+          <w:rStyle w:val="AttributeTok"/>
+        </w:rPr>
+        <w:t xml:space="preserve">  </w:t>
+      </w:r>
+      <w:r>
+        <w:rPr>
+          <w:rStyle w:val="FunctionTok"/>
+        </w:rPr>
+        <w:t xml:space="preserve">language</w:t>
+      </w:r>
+      <w:r>
+        <w:rPr>
+          <w:rStyle w:val="KeywordTok"/>
+        </w:rPr>
+        <w:t xml:space="preserve">:</w:t>
+      </w:r>
+      <w:r>
+        <w:rPr>
+          <w:rStyle w:val="AttributeTok"/>
+        </w:rPr>
+        <w:t xml:space="preserve"> de</w:t>
+      </w:r>
+      <w:r>
+        <w:br/>
+      </w:r>
+      <w:r>
+        <w:rPr>
+          <w:rStyle w:val="KeywordTok"/>
+        </w:rPr>
+        <w:t xml:space="preserve">-</w:t>
+      </w:r>
+      <w:r>
+        <w:rPr>
+          <w:rStyle w:val="AttributeTok"/>
+        </w:rPr>
+        <w:t xml:space="preserve"> </w:t>
+      </w:r>
+      <w:r>
+        <w:rPr>
+          <w:rStyle w:val="FunctionTok"/>
+        </w:rPr>
+        <w:t xml:space="preserve">value</w:t>
+      </w:r>
+      <w:r>
+        <w:rPr>
+          <w:rStyle w:val="KeywordTok"/>
+        </w:rPr>
+        <w:t xml:space="preserve">:</w:t>
+      </w:r>
+      <w:r>
+        <w:rPr>
+          <w:rStyle w:val="AttributeTok"/>
+        </w:rPr>
+        <w:t xml:space="preserve"> Del-DetPen</w:t>
+      </w:r>
+      <w:r>
+        <w:br/>
+      </w:r>
+      <w:r>
+        <w:rPr>
+          <w:rStyle w:val="AttributeTok"/>
+        </w:rPr>
+        <w:t xml:space="preserve">  </w:t>
+      </w:r>
+      <w:r>
+        <w:rPr>
+          <w:rStyle w:val="FunctionTok"/>
+        </w:rPr>
+        <w:t xml:space="preserve">language</w:t>
+      </w:r>
+      <w:r>
+        <w:rPr>
+          <w:rStyle w:val="KeywordTok"/>
+        </w:rPr>
+        <w:t xml:space="preserve">:</w:t>
+      </w:r>
+      <w:r>
+        <w:rPr>
+          <w:rStyle w:val="AttributeTok"/>
+        </w:rPr>
+        <w:t xml:space="preserve"> fr</w:t>
+      </w:r>
+      <w:r>
+        <w:br/>
+      </w:r>
+      <w:r>
+        <w:rPr>
+          <w:rStyle w:val="FunctionTok"/>
+        </w:rPr>
+        <w:t xml:space="preserve">description</w:t>
+      </w:r>
+      <w:r>
+        <w:rPr>
+          <w:rStyle w:val="KeywordTok"/>
+        </w:rPr>
+        <w:t xml:space="preserve">:</w:t>
+      </w:r>
+      <w:r>
+        <w:br/>
+      </w:r>
+      <w:r>
+        <w:rPr>
+          <w:rStyle w:val="KeywordTok"/>
+        </w:rPr>
+        <w:t xml:space="preserve">-</w:t>
+      </w:r>
+      <w:r>
+        <w:rPr>
+          <w:rStyle w:val="AttributeTok"/>
+        </w:rPr>
+        <w:t xml:space="preserve"> </w:t>
+      </w:r>
+      <w:r>
+        <w:rPr>
+          <w:rStyle w:val="FunctionTok"/>
+        </w:rPr>
+        <w:t xml:space="preserve">value</w:t>
+      </w:r>
+      <w:r>
+        <w:rPr>
+          <w:rStyle w:val="KeywordTok"/>
+        </w:rPr>
+        <w:t xml:space="preserve">:</w:t>
+      </w:r>
+      <w:r>
+        <w:rPr>
+          <w:rStyle w:val="AttributeTok"/>
+        </w:rPr>
+        <w:t xml:space="preserve"> Die Interparlamentarische Aufsichtskommission strafrechtliche Einschliessung besteht aus 18 Grossrätinnen</w:t>
+      </w:r>
+      <w:r>
+        <w:br/>
+      </w:r>
+      <w:r>
+        <w:rPr>
+          <w:rStyle w:val="AttributeTok"/>
+        </w:rPr>
+        <w:t xml:space="preserve">    und Grossräten aus den sechs Vertragskantonen Freiburg, Genf, Jura, Neuenburg, Waadt und Wallis.</w:t>
+      </w:r>
+      <w:r>
+        <w:br/>
+      </w:r>
+      <w:r>
+        <w:rPr>
+          <w:rStyle w:val="AttributeTok"/>
+        </w:rPr>
+        <w:t xml:space="preserve">  </w:t>
+      </w:r>
+      <w:r>
+        <w:rPr>
+          <w:rStyle w:val="FunctionTok"/>
+        </w:rPr>
+        <w:t xml:space="preserve">language</w:t>
+      </w:r>
+      <w:r>
+        <w:rPr>
+          <w:rStyle w:val="KeywordTok"/>
+        </w:rPr>
+        <w:t xml:space="preserve">:</w:t>
+      </w:r>
+      <w:r>
+        <w:rPr>
+          <w:rStyle w:val="AttributeTok"/>
+        </w:rPr>
+        <w:t xml:space="preserve"> de</w:t>
+      </w:r>
+      <w:r>
+        <w:br/>
+      </w:r>
+      <w:r>
+        <w:rPr>
+          <w:rStyle w:val="KeywordTok"/>
+        </w:rPr>
+        <w:t xml:space="preserve">-</w:t>
+      </w:r>
+      <w:r>
+        <w:rPr>
+          <w:rStyle w:val="AttributeTok"/>
+        </w:rPr>
+        <w:t xml:space="preserve"> </w:t>
+      </w:r>
+      <w:r>
+        <w:rPr>
+          <w:rStyle w:val="FunctionTok"/>
+        </w:rPr>
+        <w:t xml:space="preserve">value</w:t>
+      </w:r>
+      <w:r>
+        <w:rPr>
+          <w:rStyle w:val="KeywordTok"/>
+        </w:rPr>
+        <w:t xml:space="preserve">:</w:t>
+      </w:r>
+      <w:r>
+        <w:rPr>
+          <w:rStyle w:val="AttributeTok"/>
+        </w:rPr>
+        <w:t xml:space="preserve"> </w:t>
+      </w:r>
+      <w:r>
+        <w:rPr>
+          <w:rStyle w:val="StringTok"/>
+        </w:rPr>
+        <w:t xml:space="preserve">'La Commission interparlementaire de contrôle détention pénale est composée de 18 députés issus</w:t>
+      </w:r>
+      <w:r>
+        <w:br/>
+      </w:r>
+      <w:r>
+        <w:rPr>
+          <w:rStyle w:val="StringTok"/>
+        </w:rPr>
+        <w:t xml:space="preserve">    des six cantons partenaires : Fribourg, Genève, Jura, Neuchâtel, Vaud et Valais.'</w:t>
+      </w:r>
+      <w:r>
+        <w:br/>
+      </w:r>
+      <w:r>
+        <w:rPr>
+          <w:rStyle w:val="AttributeTok"/>
+        </w:rPr>
+        <w:t xml:space="preserve">  </w:t>
+      </w:r>
+      <w:r>
+        <w:rPr>
+          <w:rStyle w:val="FunctionTok"/>
+        </w:rPr>
+        <w:t xml:space="preserve">language</w:t>
+      </w:r>
+      <w:r>
+        <w:rPr>
+          <w:rStyle w:val="KeywordTok"/>
+        </w:rPr>
+        <w:t xml:space="preserve">:</w:t>
+      </w:r>
+      <w:r>
+        <w:rPr>
+          <w:rStyle w:val="AttributeTok"/>
+        </w:rPr>
+        <w:t xml:space="preserve"> fr</w:t>
+      </w:r>
+      <w:r>
+        <w:br/>
+      </w:r>
+      <w:r>
+        <w:rPr>
+          <w:rStyle w:val="FunctionTok"/>
+        </w:rPr>
         <w:t xml:space="preserve">landing_page</w:t>
       </w:r>
       <w:r>
@@ -15624,7 +15543,7 @@
         <w:rPr>
           <w:rStyle w:val="AttributeTok"/>
         </w:rPr>
-        <w:t xml:space="preserve"> https://grosserrat.bs.ch/gremien/parteien-und-fraktionen</w:t>
+        <w:t xml:space="preserve"> https://www.fr.ch/de/parlinfo/app/organizations/a1acb0c030d54b3baed840fe8bbed6b5</w:t>
       </w:r>
       <w:r>
         <w:br/>
@@ -15658,8 +15577,68 @@
       </w:r>
       <w:r>
         <w:rPr>
+          <w:rStyle w:val="KeywordTok"/>
+        </w:rPr>
+        <w:t xml:space="preserve">-</w:t>
+      </w:r>
+      <w:r>
+        <w:rPr>
+          <w:rStyle w:val="AttributeTok"/>
+        </w:rPr>
+        <w:t xml:space="preserve"> </w:t>
+      </w:r>
+      <w:r>
+        <w:rPr>
           <w:rStyle w:val="FunctionTok"/>
         </w:rPr>
+        <w:t xml:space="preserve">value</w:t>
+      </w:r>
+      <w:r>
+        <w:rPr>
+          <w:rStyle w:val="KeywordTok"/>
+        </w:rPr>
+        <w:t xml:space="preserve">:</w:t>
+      </w:r>
+      <w:r>
+        <w:rPr>
+          <w:rStyle w:val="AttributeTok"/>
+        </w:rPr>
+        <w:t xml:space="preserve"> https://www.fr.ch/parlinfo/app/organizations/a1acb0c030d54b3baed840fe8bbed6b5</w:t>
+      </w:r>
+      <w:r>
+        <w:br/>
+      </w:r>
+      <w:r>
+        <w:rPr>
+          <w:rStyle w:val="AttributeTok"/>
+        </w:rPr>
+        <w:t xml:space="preserve">  </w:t>
+      </w:r>
+      <w:r>
+        <w:rPr>
+          <w:rStyle w:val="FunctionTok"/>
+        </w:rPr>
+        <w:t xml:space="preserve">language</w:t>
+      </w:r>
+      <w:r>
+        <w:rPr>
+          <w:rStyle w:val="KeywordTok"/>
+        </w:rPr>
+        <w:t xml:space="preserve">:</w:t>
+      </w:r>
+      <w:r>
+        <w:rPr>
+          <w:rStyle w:val="AttributeTok"/>
+        </w:rPr>
+        <w:t xml:space="preserve"> fr</w:t>
+      </w:r>
+      <w:r>
+        <w:br/>
+      </w:r>
+      <w:r>
+        <w:rPr>
+          <w:rStyle w:val="FunctionTok"/>
+        </w:rPr>
         <w:t xml:space="preserve">group_type</w:t>
       </w:r>
       <w:r>
@@ -15693,7 +15672,7 @@
         <w:rPr>
           <w:rStyle w:val="AttributeTok"/>
         </w:rPr>
-        <w:t xml:space="preserve"> parliamentary_group</w:t>
+        <w:t xml:space="preserve"> delegation</w:t>
       </w:r>
       <w:r>
         <w:br/>
@@ -15720,7 +15699,7 @@
         <w:rPr>
           <w:rStyle w:val="AttributeTok"/>
         </w:rPr>
-        <w:t xml:space="preserve"> Fraktion</w:t>
+        <w:t xml:space="preserve"> Delegation</w:t>
       </w:r>
       <w:r>
         <w:br/>
@@ -15741,7 +15720,28 @@
         <w:rPr>
           <w:rStyle w:val="AttributeTok"/>
         </w:rPr>
-        <w:t xml:space="preserve"> https://ld.admin.ch/canton/12</w:t>
+        <w:t xml:space="preserve"> https://ld.admin.ch/canton/10</w:t>
+      </w:r>
+      <w:r>
+        <w:br/>
+      </w:r>
+      <w:r>
+        <w:rPr>
+          <w:rStyle w:val="FunctionTok"/>
+        </w:rPr>
+        <w:t xml:space="preserve">valid_from</w:t>
+      </w:r>
+      <w:r>
+        <w:rPr>
+          <w:rStyle w:val="KeywordTok"/>
+        </w:rPr>
+        <w:t xml:space="preserve">:</w:t>
+      </w:r>
+      <w:r>
+        <w:rPr>
+          <w:rStyle w:val="AttributeTok"/>
+        </w:rPr>
+        <w:t xml:space="preserve"> 2007-12-12</w:t>
       </w:r>
     </w:p>
     <w:bookmarkEnd w:id="131"/>
@@ -15970,13 +15970,13 @@
       </w:r>
     </w:p>
     <w:bookmarkEnd w:id="132"/>
-    <w:bookmarkStart w:id="133" w:name="Xa36d9ca3726f23c638ef088cecb973a55d680e7"/>
+    <w:bookmarkStart w:id="133" w:name="X4d8655eb3d77dcae1b3785254b34d14363e4589"/>
     <w:p>
       <w:pPr>
         <w:pStyle w:val="berschrift4"/>
       </w:pPr>
       <w:r>
-        <w:t xml:space="preserve">Example: Commission with a common abbreviation</w:t>
+        <w:t xml:space="preserve">Example: Committee with a common abbreviation</w:t>
       </w:r>
     </w:p>
     <w:p>
@@ -34259,6 +34259,10 @@
     <w:name w:val="page number"/>
     <w:basedOn w:val="Absatz-Standardschriftart"/>
     <w:rsid w:val="009B0C77"/>
+    <w:rPr>
+      <w:sz w:val="20"/>
+      <w:szCs w:val="20"/>
+    </w:rPr>
   </w:style>
   <w:style w:styleId="BesuchterLink" w:type="character">
     <w:name w:val="FollowedHyperlink"/>

--- a/ech-0294_actors/output/ech-0294_actors_en.docx
+++ b/ech-0294_actors/output/ech-0294_actors_en.docx
@@ -24672,6 +24672,27 @@
           <w:rStyle w:val="AttributeTok"/>
         </w:rPr>
         <w:t xml:space="preserve"> FONDATION SUISSE DE DEMINAGE (FSD), Genf</w:t>
+      </w:r>
+      <w:r>
+        <w:br/>
+      </w:r>
+      <w:r>
+        <w:rPr>
+          <w:rStyle w:val="FunctionTok"/>
+        </w:rPr>
+        <w:t xml:space="preserve">organization_uid</w:t>
+      </w:r>
+      <w:r>
+        <w:rPr>
+          <w:rStyle w:val="KeywordTok"/>
+        </w:rPr>
+        <w:t xml:space="preserve">:</w:t>
+      </w:r>
+      <w:r>
+        <w:rPr>
+          <w:rStyle w:val="AttributeTok"/>
+        </w:rPr>
+        <w:t xml:space="preserve"> CHE-109.810.537</w:t>
       </w:r>
       <w:r>
         <w:br/>

--- a/ech-0294_actors/output/ech-0294_actors_en.docx
+++ b/ech-0294_actors/output/ech-0294_actors_en.docx
@@ -16293,7 +16293,7 @@
         <w:rPr>
           <w:rStyle w:val="AttributeTok"/>
         </w:rPr>
-        <w:t xml:space="preserve"> committee</w:t>
+        <w:t xml:space="preserve"> committee_standing</w:t>
       </w:r>
       <w:r>
         <w:br/>
@@ -18031,7 +18031,7 @@
               <w:pStyle w:val="Compact"/>
             </w:pPr>
             <w:r>
-              <w:t xml:space="preserve">committee</w:t>
+              <w:t xml:space="preserve">committee_standing</w:t>
             </w:r>
           </w:p>
         </w:tc>
@@ -18069,23 +18069,23 @@
                 <w:rPr>
                   <w:rStyle w:val="Hyperlink"/>
                 </w:rPr>
-                <w:t xml:space="preserve">act:enum/group_type/committee</w:t>
-              </w:r>
-            </w:hyperlink>
-          </w:p>
-        </w:tc>
-      </w:tr>
-      <w:tr>
-        <w:tc>
-          <w:tcPr>
-            <w:shd w:val="clear" w:color="auto" w:fill="F2F2F2"/>
-          </w:tcPr>
-          <w:p>
-            <w:pPr>
-              <w:pStyle w:val="Compact"/>
-            </w:pPr>
-            <w:r>
-              <w:t xml:space="preserve">ad_hoc_committee</w:t>
+                <w:t xml:space="preserve">act:enum/group_type/committee_standing</w:t>
+              </w:r>
+            </w:hyperlink>
+          </w:p>
+        </w:tc>
+      </w:tr>
+      <w:tr>
+        <w:tc>
+          <w:tcPr>
+            <w:shd w:val="clear" w:color="auto" w:fill="F2F2F2"/>
+          </w:tcPr>
+          <w:p>
+            <w:pPr>
+              <w:pStyle w:val="Compact"/>
+            </w:pPr>
+            <w:r>
+              <w:t xml:space="preserve">committee_ad_hoc</w:t>
             </w:r>
           </w:p>
         </w:tc>
@@ -18123,7 +18123,7 @@
                 <w:rPr>
                   <w:rStyle w:val="Hyperlink"/>
                 </w:rPr>
-                <w:t xml:space="preserve">act:enum/group_type/ad_hoc_committee</w:t>
+                <w:t xml:space="preserve">act:enum/group_type/committee_ad_hoc</w:t>
               </w:r>
             </w:hyperlink>
           </w:p>
@@ -18463,7 +18463,7 @@
               <w:pStyle w:val="Compact"/>
             </w:pPr>
             <w:r>
-              <w:t xml:space="preserve">extraparliamentary_committee</w:t>
+              <w:t xml:space="preserve">committee_extraparliamentary</w:t>
             </w:r>
           </w:p>
         </w:tc>
@@ -18501,7 +18501,7 @@
                 <w:rPr>
                   <w:rStyle w:val="Hyperlink"/>
                 </w:rPr>
-                <w:t xml:space="preserve">act:enum/group_type/extraparliamentary_committee</w:t>
+                <w:t xml:space="preserve">act:enum/group_type/committee_extraparliamentary</w:t>
               </w:r>
             </w:hyperlink>
           </w:p>

--- a/ech-0294_actors/output/ech-0294_actors_en.docx
+++ b/ech-0294_actors/output/ech-0294_actors_en.docx
@@ -12777,7 +12777,7 @@
     </w:p>
     <w:bookmarkEnd w:id="125"/>
     <w:bookmarkEnd w:id="126"/>
-    <w:bookmarkStart w:id="166" w:name="groups-and-bodies-groups"/>
+    <w:bookmarkStart w:id="168" w:name="groups-and-bodies-groups"/>
     <w:p>
       <w:pPr>
         <w:pStyle w:val="berschrift1"/>
@@ -12958,7 +12958,7 @@
         <w:t xml:space="preserve">, it is possible to represent, for example, committees that exist only during a legislative period, or renamings and mergers of parties.</w:t>
       </w:r>
     </w:p>
-    <w:bookmarkStart w:id="136" w:name="class-group"/>
+    <w:bookmarkStart w:id="138" w:name="class-group"/>
     <w:p>
       <w:pPr>
         <w:pStyle w:val="berschrift2"/>
@@ -13276,14 +13276,65 @@
               <w:pStyle w:val="Compact"/>
             </w:pPr>
             <w:r>
+              <w:t xml:space="preserve">organization_uid</w:t>
+            </w:r>
+          </w:p>
+        </w:tc>
+        <w:tc>
+          <w:tcPr>
+            <w:shd w:val="clear" w:color="auto" w:fill="F2F2F2"/>
+          </w:tcPr>
+          <w:p>
+            <w:pPr>
+              <w:pStyle w:val="Compact"/>
+            </w:pPr>
+            <w:r>
+              <w:t xml:space="preserve">0..1</w:t>
+            </w:r>
+            <w:r>
+              <w:t xml:space="preserve"> </w:t>
+            </w:r>
+            <w:r>
+              <w:t xml:space="preserve"> </w:t>
+            </w:r>
+            <w:hyperlink w:anchor="String">
+              <w:r>
+                <w:rPr>
+                  <w:rStyle w:val="Hyperlink"/>
+                </w:rPr>
+                <w:t xml:space="preserve">String</w:t>
+              </w:r>
+            </w:hyperlink>
+          </w:p>
+        </w:tc>
+        <w:tc>
+          <w:tcPr>
+            <w:shd w:val="clear" w:color="auto" w:fill="F2F2F2"/>
+          </w:tcPr>
+          <w:p>
+            <w:pPr>
+              <w:pStyle w:val="Compact"/>
+            </w:pPr>
+            <w:r>
+              <w:t xml:space="preserve">UID of the organization (eCH-0097 format: CHE-XXX.XXX.XXX) from the federal UID register (uid.admin.ch).</w:t>
+            </w:r>
+          </w:p>
+        </w:tc>
+      </w:tr>
+      <w:tr>
+        <w:tc>
+          <w:tcPr/>
+          <w:p>
+            <w:pPr>
+              <w:pStyle w:val="Compact"/>
+            </w:pPr>
+            <w:r>
               <w:t xml:space="preserve">landing_page</w:t>
             </w:r>
           </w:p>
         </w:tc>
         <w:tc>
-          <w:tcPr>
-            <w:shd w:val="clear" w:color="auto" w:fill="F2F2F2"/>
-          </w:tcPr>
+          <w:tcPr/>
           <w:p>
             <w:pPr>
               <w:pStyle w:val="Compact"/>
@@ -13308,9 +13359,7 @@
           </w:p>
         </w:tc>
         <w:tc>
-          <w:tcPr>
-            <w:shd w:val="clear" w:color="auto" w:fill="F2F2F2"/>
-          </w:tcPr>
+          <w:tcPr/>
           <w:p>
             <w:pPr>
               <w:pStyle w:val="Compact"/>
@@ -13323,7 +13372,9 @@
       </w:tr>
       <w:tr>
         <w:tc>
-          <w:tcPr/>
+          <w:tcPr>
+            <w:shd w:val="clear" w:color="auto" w:fill="F2F2F2"/>
+          </w:tcPr>
           <w:p>
             <w:pPr>
               <w:pStyle w:val="Compact"/>
@@ -13334,7 +13385,9 @@
           </w:p>
         </w:tc>
         <w:tc>
-          <w:tcPr/>
+          <w:tcPr>
+            <w:shd w:val="clear" w:color="auto" w:fill="F2F2F2"/>
+          </w:tcPr>
           <w:p>
             <w:pPr>
               <w:pStyle w:val="Compact"/>
@@ -13359,7 +13412,9 @@
           </w:p>
         </w:tc>
         <w:tc>
-          <w:tcPr/>
+          <w:tcPr>
+            <w:shd w:val="clear" w:color="auto" w:fill="F2F2F2"/>
+          </w:tcPr>
           <w:p>
             <w:pPr>
               <w:pStyle w:val="Compact"/>
@@ -13372,9 +13427,7 @@
       </w:tr>
       <w:tr>
         <w:tc>
-          <w:tcPr>
-            <w:shd w:val="clear" w:color="auto" w:fill="F2F2F2"/>
-          </w:tcPr>
+          <w:tcPr/>
           <w:p>
             <w:pPr>
               <w:pStyle w:val="Compact"/>
@@ -13385,9 +13438,7 @@
           </w:p>
         </w:tc>
         <w:tc>
-          <w:tcPr>
-            <w:shd w:val="clear" w:color="auto" w:fill="F2F2F2"/>
-          </w:tcPr>
+          <w:tcPr/>
           <w:p>
             <w:pPr>
               <w:pStyle w:val="Compact"/>
@@ -13412,9 +13463,7 @@
           </w:p>
         </w:tc>
         <w:tc>
-          <w:tcPr>
-            <w:shd w:val="clear" w:color="auto" w:fill="F2F2F2"/>
-          </w:tcPr>
+          <w:tcPr/>
           <w:p>
             <w:pPr>
               <w:pStyle w:val="Compact"/>
@@ -13427,7 +13476,9 @@
       </w:tr>
       <w:tr>
         <w:tc>
-          <w:tcPr/>
+          <w:tcPr>
+            <w:shd w:val="clear" w:color="auto" w:fill="F2F2F2"/>
+          </w:tcPr>
           <w:p>
             <w:pPr>
               <w:pStyle w:val="Compact"/>
@@ -13438,7 +13489,9 @@
           </w:p>
         </w:tc>
         <w:tc>
-          <w:tcPr/>
+          <w:tcPr>
+            <w:shd w:val="clear" w:color="auto" w:fill="F2F2F2"/>
+          </w:tcPr>
           <w:p>
             <w:pPr>
               <w:pStyle w:val="Compact"/>
@@ -13463,7 +13516,9 @@
           </w:p>
         </w:tc>
         <w:tc>
-          <w:tcPr/>
+          <w:tcPr>
+            <w:shd w:val="clear" w:color="auto" w:fill="F2F2F2"/>
+          </w:tcPr>
           <w:p>
             <w:pPr>
               <w:pStyle w:val="Compact"/>
@@ -13476,9 +13531,7 @@
       </w:tr>
       <w:tr>
         <w:tc>
-          <w:tcPr>
-            <w:shd w:val="clear" w:color="auto" w:fill="F2F2F2"/>
-          </w:tcPr>
+          <w:tcPr/>
           <w:p>
             <w:pPr>
               <w:pStyle w:val="Compact"/>
@@ -13489,9 +13542,7 @@
           </w:p>
         </w:tc>
         <w:tc>
-          <w:tcPr>
-            <w:shd w:val="clear" w:color="auto" w:fill="F2F2F2"/>
-          </w:tcPr>
+          <w:tcPr/>
           <w:p>
             <w:pPr>
               <w:pStyle w:val="Compact"/>
@@ -13516,9 +13567,7 @@
           </w:p>
         </w:tc>
         <w:tc>
-          <w:tcPr>
-            <w:shd w:val="clear" w:color="auto" w:fill="F2F2F2"/>
-          </w:tcPr>
+          <w:tcPr/>
           <w:p>
             <w:pPr>
               <w:pStyle w:val="Compact"/>
@@ -13531,7 +13580,9 @@
       </w:tr>
       <w:tr>
         <w:tc>
-          <w:tcPr/>
+          <w:tcPr>
+            <w:shd w:val="clear" w:color="auto" w:fill="F2F2F2"/>
+          </w:tcPr>
           <w:p>
             <w:pPr>
               <w:pStyle w:val="Compact"/>
@@ -13542,7 +13593,9 @@
           </w:p>
         </w:tc>
         <w:tc>
-          <w:tcPr/>
+          <w:tcPr>
+            <w:shd w:val="clear" w:color="auto" w:fill="F2F2F2"/>
+          </w:tcPr>
           <w:p>
             <w:pPr>
               <w:pStyle w:val="Compact"/>
@@ -13567,7 +13620,9 @@
           </w:p>
         </w:tc>
         <w:tc>
-          <w:tcPr/>
+          <w:tcPr>
+            <w:shd w:val="clear" w:color="auto" w:fill="F2F2F2"/>
+          </w:tcPr>
           <w:p>
             <w:pPr>
               <w:pStyle w:val="Compact"/>
@@ -13580,9 +13635,7 @@
       </w:tr>
       <w:tr>
         <w:tc>
-          <w:tcPr>
-            <w:shd w:val="clear" w:color="auto" w:fill="F2F2F2"/>
-          </w:tcPr>
+          <w:tcPr/>
           <w:p>
             <w:pPr>
               <w:pStyle w:val="Compact"/>
@@ -13593,9 +13646,7 @@
           </w:p>
         </w:tc>
         <w:tc>
-          <w:tcPr>
-            <w:shd w:val="clear" w:color="auto" w:fill="F2F2F2"/>
-          </w:tcPr>
+          <w:tcPr/>
           <w:p>
             <w:pPr>
               <w:pStyle w:val="Compact"/>
@@ -13620,9 +13671,7 @@
           </w:p>
         </w:tc>
         <w:tc>
-          <w:tcPr>
-            <w:shd w:val="clear" w:color="auto" w:fill="F2F2F2"/>
-          </w:tcPr>
+          <w:tcPr/>
           <w:p>
             <w:pPr>
               <w:pStyle w:val="Compact"/>
@@ -13644,7 +13693,9 @@
       </w:tr>
       <w:tr>
         <w:tc>
-          <w:tcPr/>
+          <w:tcPr>
+            <w:shd w:val="clear" w:color="auto" w:fill="F2F2F2"/>
+          </w:tcPr>
           <w:p>
             <w:pPr>
               <w:pStyle w:val="Compact"/>
@@ -13655,7 +13706,9 @@
           </w:p>
         </w:tc>
         <w:tc>
-          <w:tcPr/>
+          <w:tcPr>
+            <w:shd w:val="clear" w:color="auto" w:fill="F2F2F2"/>
+          </w:tcPr>
           <w:p>
             <w:pPr>
               <w:pStyle w:val="Compact"/>
@@ -13680,7 +13733,9 @@
           </w:p>
         </w:tc>
         <w:tc>
-          <w:tcPr/>
+          <w:tcPr>
+            <w:shd w:val="clear" w:color="auto" w:fill="F2F2F2"/>
+          </w:tcPr>
           <w:p>
             <w:pPr>
               <w:pStyle w:val="Compact"/>
@@ -13710,9 +13765,7 @@
       </w:tr>
       <w:tr>
         <w:tc>
-          <w:tcPr>
-            <w:shd w:val="clear" w:color="auto" w:fill="F2F2F2"/>
-          </w:tcPr>
+          <w:tcPr/>
           <w:p>
             <w:pPr>
               <w:pStyle w:val="Compact"/>
@@ -13723,9 +13776,7 @@
           </w:p>
         </w:tc>
         <w:tc>
-          <w:tcPr>
-            <w:shd w:val="clear" w:color="auto" w:fill="F2F2F2"/>
-          </w:tcPr>
+          <w:tcPr/>
           <w:p>
             <w:pPr>
               <w:pStyle w:val="Compact"/>
@@ -13750,9 +13801,7 @@
           </w:p>
         </w:tc>
         <w:tc>
-          <w:tcPr>
-            <w:shd w:val="clear" w:color="auto" w:fill="F2F2F2"/>
-          </w:tcPr>
+          <w:tcPr/>
           <w:p>
             <w:pPr>
               <w:pStyle w:val="Compact"/>
@@ -13782,7 +13831,9 @@
       </w:tr>
       <w:tr>
         <w:tc>
-          <w:tcPr/>
+          <w:tcPr>
+            <w:shd w:val="clear" w:color="auto" w:fill="F2F2F2"/>
+          </w:tcPr>
           <w:p>
             <w:pPr>
               <w:pStyle w:val="Compact"/>
@@ -13793,7 +13844,9 @@
           </w:p>
         </w:tc>
         <w:tc>
-          <w:tcPr/>
+          <w:tcPr>
+            <w:shd w:val="clear" w:color="auto" w:fill="F2F2F2"/>
+          </w:tcPr>
           <w:p>
             <w:pPr>
               <w:pStyle w:val="Compact"/>
@@ -13818,7 +13871,9 @@
           </w:p>
         </w:tc>
         <w:tc>
-          <w:tcPr/>
+          <w:tcPr>
+            <w:shd w:val="clear" w:color="auto" w:fill="F2F2F2"/>
+          </w:tcPr>
           <w:p>
             <w:pPr>
               <w:pStyle w:val="Compact"/>
@@ -13848,9 +13903,7 @@
       </w:tr>
       <w:tr>
         <w:tc>
-          <w:tcPr>
-            <w:shd w:val="clear" w:color="auto" w:fill="F2F2F2"/>
-          </w:tcPr>
+          <w:tcPr/>
           <w:p>
             <w:pPr>
               <w:pStyle w:val="Compact"/>
@@ -13861,9 +13914,7 @@
           </w:p>
         </w:tc>
         <w:tc>
-          <w:tcPr>
-            <w:shd w:val="clear" w:color="auto" w:fill="F2F2F2"/>
-          </w:tcPr>
+          <w:tcPr/>
           <w:p>
             <w:pPr>
               <w:pStyle w:val="Compact"/>
@@ -13888,9 +13939,7 @@
           </w:p>
         </w:tc>
         <w:tc>
-          <w:tcPr>
-            <w:shd w:val="clear" w:color="auto" w:fill="F2F2F2"/>
-          </w:tcPr>
+          <w:tcPr/>
           <w:p>
             <w:pPr>
               <w:pStyle w:val="Compact"/>
@@ -13920,7 +13969,9 @@
       </w:tr>
       <w:tr>
         <w:tc>
-          <w:tcPr/>
+          <w:tcPr>
+            <w:shd w:val="clear" w:color="auto" w:fill="F2F2F2"/>
+          </w:tcPr>
           <w:p>
             <w:pPr>
               <w:pStyle w:val="Compact"/>
@@ -13931,7 +13982,9 @@
           </w:p>
         </w:tc>
         <w:tc>
-          <w:tcPr/>
+          <w:tcPr>
+            <w:shd w:val="clear" w:color="auto" w:fill="F2F2F2"/>
+          </w:tcPr>
           <w:p>
             <w:pPr>
               <w:pStyle w:val="Compact"/>
@@ -13956,7 +14009,9 @@
           </w:p>
         </w:tc>
         <w:tc>
-          <w:tcPr/>
+          <w:tcPr>
+            <w:shd w:val="clear" w:color="auto" w:fill="F2F2F2"/>
+          </w:tcPr>
           <w:p>
             <w:pPr>
               <w:pStyle w:val="Compact"/>
@@ -13986,9 +14041,7 @@
       </w:tr>
       <w:tr>
         <w:tc>
-          <w:tcPr>
-            <w:shd w:val="clear" w:color="auto" w:fill="F2F2F2"/>
-          </w:tcPr>
+          <w:tcPr/>
           <w:p>
             <w:pPr>
               <w:pStyle w:val="Compact"/>
@@ -13999,9 +14052,7 @@
           </w:p>
         </w:tc>
         <w:tc>
-          <w:tcPr>
-            <w:shd w:val="clear" w:color="auto" w:fill="F2F2F2"/>
-          </w:tcPr>
+          <w:tcPr/>
           <w:p>
             <w:pPr>
               <w:pStyle w:val="Compact"/>
@@ -14026,9 +14077,7 @@
           </w:p>
         </w:tc>
         <w:tc>
-          <w:tcPr>
-            <w:shd w:val="clear" w:color="auto" w:fill="F2F2F2"/>
-          </w:tcPr>
+          <w:tcPr/>
           <w:p>
             <w:pPr>
               <w:pStyle w:val="Compact"/>
@@ -14058,7 +14107,9 @@
       </w:tr>
       <w:tr>
         <w:tc>
-          <w:tcPr/>
+          <w:tcPr>
+            <w:shd w:val="clear" w:color="auto" w:fill="F2F2F2"/>
+          </w:tcPr>
           <w:p>
             <w:pPr>
               <w:pStyle w:val="Compact"/>
@@ -14069,7 +14120,9 @@
           </w:p>
         </w:tc>
         <w:tc>
-          <w:tcPr/>
+          <w:tcPr>
+            <w:shd w:val="clear" w:color="auto" w:fill="F2F2F2"/>
+          </w:tcPr>
           <w:p>
             <w:pPr>
               <w:pStyle w:val="Compact"/>
@@ -14094,7 +14147,9 @@
           </w:p>
         </w:tc>
         <w:tc>
-          <w:tcPr/>
+          <w:tcPr>
+            <w:shd w:val="clear" w:color="auto" w:fill="F2F2F2"/>
+          </w:tcPr>
           <w:p>
             <w:pPr>
               <w:pStyle w:val="Compact"/>
@@ -14124,9 +14179,7 @@
       </w:tr>
       <w:tr>
         <w:tc>
-          <w:tcPr>
-            <w:shd w:val="clear" w:color="auto" w:fill="F2F2F2"/>
-          </w:tcPr>
+          <w:tcPr/>
           <w:p>
             <w:pPr>
               <w:pStyle w:val="Compact"/>
@@ -14137,9 +14190,7 @@
           </w:p>
         </w:tc>
         <w:tc>
-          <w:tcPr>
-            <w:shd w:val="clear" w:color="auto" w:fill="F2F2F2"/>
-          </w:tcPr>
+          <w:tcPr/>
           <w:p>
             <w:pPr>
               <w:pStyle w:val="Compact"/>
@@ -14164,9 +14215,7 @@
           </w:p>
         </w:tc>
         <w:tc>
-          <w:tcPr>
-            <w:shd w:val="clear" w:color="auto" w:fill="F2F2F2"/>
-          </w:tcPr>
+          <w:tcPr/>
           <w:p>
             <w:pPr>
               <w:pStyle w:val="Compact"/>
@@ -14196,7 +14245,9 @@
       </w:tr>
       <w:tr>
         <w:tc>
-          <w:tcPr/>
+          <w:tcPr>
+            <w:shd w:val="clear" w:color="auto" w:fill="F2F2F2"/>
+          </w:tcPr>
           <w:p>
             <w:pPr>
               <w:pStyle w:val="Compact"/>
@@ -14207,7 +14258,9 @@
           </w:p>
         </w:tc>
         <w:tc>
-          <w:tcPr/>
+          <w:tcPr>
+            <w:shd w:val="clear" w:color="auto" w:fill="F2F2F2"/>
+          </w:tcPr>
           <w:p>
             <w:pPr>
               <w:pStyle w:val="Compact"/>
@@ -14232,7 +14285,9 @@
           </w:p>
         </w:tc>
         <w:tc>
-          <w:tcPr/>
+          <w:tcPr>
+            <w:shd w:val="clear" w:color="auto" w:fill="F2F2F2"/>
+          </w:tcPr>
           <w:p>
             <w:pPr>
               <w:pStyle w:val="Compact"/>
@@ -14262,9 +14317,7 @@
       </w:tr>
       <w:tr>
         <w:tc>
-          <w:tcPr>
-            <w:shd w:val="clear" w:color="auto" w:fill="F2F2F2"/>
-          </w:tcPr>
+          <w:tcPr/>
           <w:p>
             <w:pPr>
               <w:pStyle w:val="Compact"/>
@@ -14275,9 +14328,7 @@
           </w:p>
         </w:tc>
         <w:tc>
-          <w:tcPr>
-            <w:shd w:val="clear" w:color="auto" w:fill="F2F2F2"/>
-          </w:tcPr>
+          <w:tcPr/>
           <w:p>
             <w:pPr>
               <w:pStyle w:val="Compact"/>
@@ -14302,9 +14353,7 @@
           </w:p>
         </w:tc>
         <w:tc>
-          <w:tcPr>
-            <w:shd w:val="clear" w:color="auto" w:fill="F2F2F2"/>
-          </w:tcPr>
+          <w:tcPr/>
           <w:p>
             <w:pPr>
               <w:pStyle w:val="Compact"/>
@@ -14476,7 +14525,7 @@
       </w:tr>
     </w:tbl>
     <w:bookmarkEnd w:id="128"/>
-    <w:bookmarkStart w:id="135" w:name="examples-2"/>
+    <w:bookmarkStart w:id="137" w:name="examples-2"/>
     <w:p>
       <w:pPr>
         <w:pStyle w:val="berschrift3"/>
@@ -14485,13 +14534,13 @@
         <w:t xml:space="preserve">Examples</w:t>
       </w:r>
     </w:p>
-    <w:bookmarkStart w:id="129" w:name="Xb30fcc386795e0d5ca4ba99055f5edc102d97fc"/>
+    <w:bookmarkStart w:id="129" w:name="X8c38f2b7c08fab7227e329402390309cd591cf8"/>
     <w:p>
       <w:pPr>
         <w:pStyle w:val="berschrift4"/>
       </w:pPr>
       <w:r>
-        <w:t xml:space="preserve">Example: Parliamentary group of a cantonal parliament</w:t>
+        <w:t xml:space="preserve">Example: Cantonal parliament as a superordinate group</w:t>
       </w:r>
     </w:p>
     <w:p>
@@ -14520,7 +14569,7 @@
         <w:rPr>
           <w:rStyle w:val="DecValTok"/>
         </w:rPr>
-        <w:t xml:space="preserve">20</w:t>
+        <w:t xml:space="preserve">33</w:t>
       </w:r>
       <w:r>
         <w:br/>
@@ -14541,7 +14590,7 @@
         <w:rPr>
           <w:rStyle w:val="AttributeTok"/>
         </w:rPr>
-        <w:t xml:space="preserve"> https://api.openparldata.ch/v1/groups/20</w:t>
+        <w:t xml:space="preserve"> https://www.grosserrat.bs.ch/</w:t>
       </w:r>
       <w:r>
         <w:br/>
@@ -14589,7 +14638,7 @@
         <w:rPr>
           <w:rStyle w:val="AttributeTok"/>
         </w:rPr>
-        <w:t xml:space="preserve"> Evangelische Volkspartei</w:t>
+        <w:t xml:space="preserve"> Grosser Rat Basel-Stadt</w:t>
       </w:r>
       <w:r>
         <w:br/>
@@ -14625,7 +14674,7 @@
         <w:rPr>
           <w:rStyle w:val="FunctionTok"/>
         </w:rPr>
-        <w:t xml:space="preserve">landing_page</w:t>
+        <w:t xml:space="preserve">group_type</w:t>
       </w:r>
       <w:r>
         <w:rPr>
@@ -14638,33 +14687,27 @@
       </w:r>
       <w:r>
         <w:rPr>
-          <w:rStyle w:val="KeywordTok"/>
-        </w:rPr>
-        <w:t xml:space="preserve">-</w:t>
-      </w:r>
-      <w:r>
-        <w:rPr>
-          <w:rStyle w:val="AttributeTok"/>
-        </w:rPr>
-        <w:t xml:space="preserve"> </w:t>
-      </w:r>
-      <w:r>
-        <w:rPr>
-          <w:rStyle w:val="FunctionTok"/>
-        </w:rPr>
-        <w:t xml:space="preserve">value</w:t>
-      </w:r>
-      <w:r>
-        <w:rPr>
-          <w:rStyle w:val="KeywordTok"/>
-        </w:rPr>
-        <w:t xml:space="preserve">:</w:t>
-      </w:r>
-      <w:r>
-        <w:rPr>
-          <w:rStyle w:val="AttributeTok"/>
-        </w:rPr>
-        <w:t xml:space="preserve"> https://grosserrat.bs.ch/gremien/parteien-und-fraktionen</w:t>
+          <w:rStyle w:val="AttributeTok"/>
+        </w:rPr>
+        <w:t xml:space="preserve">  </w:t>
+      </w:r>
+      <w:r>
+        <w:rPr>
+          <w:rStyle w:val="FunctionTok"/>
+        </w:rPr>
+        <w:t xml:space="preserve">group_type_enum</w:t>
+      </w:r>
+      <w:r>
+        <w:rPr>
+          <w:rStyle w:val="KeywordTok"/>
+        </w:rPr>
+        <w:t xml:space="preserve">:</w:t>
+      </w:r>
+      <w:r>
+        <w:rPr>
+          <w:rStyle w:val="AttributeTok"/>
+        </w:rPr>
+        <w:t xml:space="preserve"> council_legislative</w:t>
       </w:r>
       <w:r>
         <w:br/>
@@ -14679,75 +14722,6 @@
         <w:rPr>
           <w:rStyle w:val="FunctionTok"/>
         </w:rPr>
-        <w:t xml:space="preserve">language</w:t>
-      </w:r>
-      <w:r>
-        <w:rPr>
-          <w:rStyle w:val="KeywordTok"/>
-        </w:rPr>
-        <w:t xml:space="preserve">:</w:t>
-      </w:r>
-      <w:r>
-        <w:rPr>
-          <w:rStyle w:val="AttributeTok"/>
-        </w:rPr>
-        <w:t xml:space="preserve"> de</w:t>
-      </w:r>
-      <w:r>
-        <w:br/>
-      </w:r>
-      <w:r>
-        <w:rPr>
-          <w:rStyle w:val="FunctionTok"/>
-        </w:rPr>
-        <w:t xml:space="preserve">group_type</w:t>
-      </w:r>
-      <w:r>
-        <w:rPr>
-          <w:rStyle w:val="KeywordTok"/>
-        </w:rPr>
-        <w:t xml:space="preserve">:</w:t>
-      </w:r>
-      <w:r>
-        <w:br/>
-      </w:r>
-      <w:r>
-        <w:rPr>
-          <w:rStyle w:val="AttributeTok"/>
-        </w:rPr>
-        <w:t xml:space="preserve">  </w:t>
-      </w:r>
-      <w:r>
-        <w:rPr>
-          <w:rStyle w:val="FunctionTok"/>
-        </w:rPr>
-        <w:t xml:space="preserve">group_type_enum</w:t>
-      </w:r>
-      <w:r>
-        <w:rPr>
-          <w:rStyle w:val="KeywordTok"/>
-        </w:rPr>
-        <w:t xml:space="preserve">:</w:t>
-      </w:r>
-      <w:r>
-        <w:rPr>
-          <w:rStyle w:val="AttributeTok"/>
-        </w:rPr>
-        <w:t xml:space="preserve"> parliamentary_group</w:t>
-      </w:r>
-      <w:r>
-        <w:br/>
-      </w:r>
-      <w:r>
-        <w:rPr>
-          <w:rStyle w:val="AttributeTok"/>
-        </w:rPr>
-        <w:t xml:space="preserve">  </w:t>
-      </w:r>
-      <w:r>
-        <w:rPr>
-          <w:rStyle w:val="FunctionTok"/>
-        </w:rPr>
         <w:t xml:space="preserve">label</w:t>
       </w:r>
       <w:r>
@@ -14760,7 +14734,7 @@
         <w:rPr>
           <w:rStyle w:val="AttributeTok"/>
         </w:rPr>
-        <w:t xml:space="preserve"> Fraktion</w:t>
+        <w:t xml:space="preserve"> Parlament (Legislativrat)</w:t>
       </w:r>
       <w:r>
         <w:br/>
@@ -14785,13 +14759,13 @@
       </w:r>
     </w:p>
     <w:bookmarkEnd w:id="129"/>
-    <w:bookmarkStart w:id="130" w:name="example-council-bureau"/>
+    <w:bookmarkStart w:id="130" w:name="X04c4e1cdfb79c673985305d7d924d1677cd10b1"/>
     <w:p>
       <w:pPr>
         <w:pStyle w:val="berschrift4"/>
       </w:pPr>
       <w:r>
-        <w:t xml:space="preserve">Example: Council bureau</w:t>
+        <w:t xml:space="preserve">Example: Association with a UID from the commercial register</w:t>
       </w:r>
     </w:p>
     <w:p>
@@ -14802,13 +14776,64 @@
         <w:rPr>
           <w:rStyle w:val="FunctionTok"/>
         </w:rPr>
-        <w:t xml:space="preserve">local_id</w:t>
-      </w:r>
-      <w:r>
-        <w:rPr>
-          <w:rStyle w:val="KeywordTok"/>
-        </w:rPr>
-        <w:t xml:space="preserve">:</w:t>
+        <w:t xml:space="preserve">global_uri</w:t>
+      </w:r>
+      <w:r>
+        <w:rPr>
+          <w:rStyle w:val="KeywordTok"/>
+        </w:rPr>
+        <w:t xml:space="preserve">:</w:t>
+      </w:r>
+      <w:r>
+        <w:rPr>
+          <w:rStyle w:val="AttributeTok"/>
+        </w:rPr>
+        <w:t xml:space="preserve"> https://www.frc.ch/</w:t>
+      </w:r>
+      <w:r>
+        <w:br/>
+      </w:r>
+      <w:r>
+        <w:rPr>
+          <w:rStyle w:val="FunctionTok"/>
+        </w:rPr>
+        <w:t xml:space="preserve">organization_uid</w:t>
+      </w:r>
+      <w:r>
+        <w:rPr>
+          <w:rStyle w:val="KeywordTok"/>
+        </w:rPr>
+        <w:t xml:space="preserve">:</w:t>
+      </w:r>
+      <w:r>
+        <w:rPr>
+          <w:rStyle w:val="AttributeTok"/>
+        </w:rPr>
+        <w:t xml:space="preserve"> CHE-106.063.525</w:t>
+      </w:r>
+      <w:r>
+        <w:br/>
+      </w:r>
+      <w:r>
+        <w:rPr>
+          <w:rStyle w:val="FunctionTok"/>
+        </w:rPr>
+        <w:t xml:space="preserve">label</w:t>
+      </w:r>
+      <w:r>
+        <w:rPr>
+          <w:rStyle w:val="KeywordTok"/>
+        </w:rPr>
+        <w:t xml:space="preserve">:</w:t>
+      </w:r>
+      <w:r>
+        <w:br/>
+      </w:r>
+      <w:r>
+        <w:rPr>
+          <w:rStyle w:val="KeywordTok"/>
+        </w:rPr>
+        <w:t xml:space="preserve">-</w:t>
       </w:r>
       <w:r>
         <w:rPr>
@@ -14818,30 +14843,48 @@
       </w:r>
       <w:r>
         <w:rPr>
-          <w:rStyle w:val="DecValTok"/>
-        </w:rPr>
-        <w:t xml:space="preserve">50</w:t>
+          <w:rStyle w:val="FunctionTok"/>
+        </w:rPr>
+        <w:t xml:space="preserve">value</w:t>
+      </w:r>
+      <w:r>
+        <w:rPr>
+          <w:rStyle w:val="KeywordTok"/>
+        </w:rPr>
+        <w:t xml:space="preserve">:</w:t>
+      </w:r>
+      <w:r>
+        <w:rPr>
+          <w:rStyle w:val="AttributeTok"/>
+        </w:rPr>
+        <w:t xml:space="preserve"> Fédération romande des consommateurs</w:t>
       </w:r>
       <w:r>
         <w:br/>
       </w:r>
       <w:r>
         <w:rPr>
-          <w:rStyle w:val="FunctionTok"/>
-        </w:rPr>
-        <w:t xml:space="preserve">global_uri</w:t>
-      </w:r>
-      <w:r>
-        <w:rPr>
-          <w:rStyle w:val="KeywordTok"/>
-        </w:rPr>
-        <w:t xml:space="preserve">:</w:t>
-      </w:r>
-      <w:r>
-        <w:rPr>
-          <w:rStyle w:val="AttributeTok"/>
-        </w:rPr>
-        <w:t xml:space="preserve"> https://grosserrat.bs.ch/gremien/praesidium-und-buero</w:t>
+          <w:rStyle w:val="AttributeTok"/>
+        </w:rPr>
+        <w:t xml:space="preserve">  </w:t>
+      </w:r>
+      <w:r>
+        <w:rPr>
+          <w:rStyle w:val="FunctionTok"/>
+        </w:rPr>
+        <w:t xml:space="preserve">language</w:t>
+      </w:r>
+      <w:r>
+        <w:rPr>
+          <w:rStyle w:val="KeywordTok"/>
+        </w:rPr>
+        <w:t xml:space="preserve">:</w:t>
+      </w:r>
+      <w:r>
+        <w:rPr>
+          <w:rStyle w:val="AttributeTok"/>
+        </w:rPr>
+        <w:t xml:space="preserve"> fr</w:t>
       </w:r>
       <w:r>
         <w:br/>
@@ -14850,6 +14893,129 @@
         <w:rPr>
           <w:rStyle w:val="FunctionTok"/>
         </w:rPr>
+        <w:t xml:space="preserve">abbreviation</w:t>
+      </w:r>
+      <w:r>
+        <w:rPr>
+          <w:rStyle w:val="KeywordTok"/>
+        </w:rPr>
+        <w:t xml:space="preserve">:</w:t>
+      </w:r>
+      <w:r>
+        <w:br/>
+      </w:r>
+      <w:r>
+        <w:rPr>
+          <w:rStyle w:val="KeywordTok"/>
+        </w:rPr>
+        <w:t xml:space="preserve">-</w:t>
+      </w:r>
+      <w:r>
+        <w:rPr>
+          <w:rStyle w:val="AttributeTok"/>
+        </w:rPr>
+        <w:t xml:space="preserve"> </w:t>
+      </w:r>
+      <w:r>
+        <w:rPr>
+          <w:rStyle w:val="FunctionTok"/>
+        </w:rPr>
+        <w:t xml:space="preserve">value</w:t>
+      </w:r>
+      <w:r>
+        <w:rPr>
+          <w:rStyle w:val="KeywordTok"/>
+        </w:rPr>
+        <w:t xml:space="preserve">:</w:t>
+      </w:r>
+      <w:r>
+        <w:rPr>
+          <w:rStyle w:val="AttributeTok"/>
+        </w:rPr>
+        <w:t xml:space="preserve"> FRC</w:t>
+      </w:r>
+      <w:r>
+        <w:br/>
+      </w:r>
+      <w:r>
+        <w:rPr>
+          <w:rStyle w:val="AttributeTok"/>
+        </w:rPr>
+        <w:t xml:space="preserve">  </w:t>
+      </w:r>
+      <w:r>
+        <w:rPr>
+          <w:rStyle w:val="FunctionTok"/>
+        </w:rPr>
+        <w:t xml:space="preserve">language</w:t>
+      </w:r>
+      <w:r>
+        <w:rPr>
+          <w:rStyle w:val="KeywordTok"/>
+        </w:rPr>
+        <w:t xml:space="preserve">:</w:t>
+      </w:r>
+      <w:r>
+        <w:rPr>
+          <w:rStyle w:val="AttributeTok"/>
+        </w:rPr>
+        <w:t xml:space="preserve"> fr</w:t>
+      </w:r>
+      <w:r>
+        <w:br/>
+      </w:r>
+      <w:r>
+        <w:rPr>
+          <w:rStyle w:val="FunctionTok"/>
+        </w:rPr>
+        <w:t xml:space="preserve">group_type</w:t>
+      </w:r>
+      <w:r>
+        <w:rPr>
+          <w:rStyle w:val="KeywordTok"/>
+        </w:rPr>
+        <w:t xml:space="preserve">:</w:t>
+      </w:r>
+      <w:r>
+        <w:br/>
+      </w:r>
+      <w:r>
+        <w:rPr>
+          <w:rStyle w:val="AttributeTok"/>
+        </w:rPr>
+        <w:t xml:space="preserve">  </w:t>
+      </w:r>
+      <w:r>
+        <w:rPr>
+          <w:rStyle w:val="FunctionTok"/>
+        </w:rPr>
+        <w:t xml:space="preserve">group_type_enum</w:t>
+      </w:r>
+      <w:r>
+        <w:rPr>
+          <w:rStyle w:val="KeywordTok"/>
+        </w:rPr>
+        <w:t xml:space="preserve">:</w:t>
+      </w:r>
+      <w:r>
+        <w:rPr>
+          <w:rStyle w:val="AttributeTok"/>
+        </w:rPr>
+        <w:t xml:space="preserve"> association</w:t>
+      </w:r>
+      <w:r>
+        <w:br/>
+      </w:r>
+      <w:r>
+        <w:rPr>
+          <w:rStyle w:val="AttributeTok"/>
+        </w:rPr>
+        <w:t xml:space="preserve">  </w:t>
+      </w:r>
+      <w:r>
+        <w:rPr>
+          <w:rStyle w:val="FunctionTok"/>
+        </w:rPr>
         <w:t xml:space="preserve">label</w:t>
       </w:r>
       <w:r>
@@ -14859,139 +15025,16 @@
         <w:t xml:space="preserve">:</w:t>
       </w:r>
       <w:r>
+        <w:rPr>
+          <w:rStyle w:val="AttributeTok"/>
+        </w:rPr>
+        <w:t xml:space="preserve"> Verein</w:t>
+      </w:r>
+      <w:r>
         <w:br/>
       </w:r>
       <w:r>
         <w:rPr>
-          <w:rStyle w:val="KeywordTok"/>
-        </w:rPr>
-        <w:t xml:space="preserve">-</w:t>
-      </w:r>
-      <w:r>
-        <w:rPr>
-          <w:rStyle w:val="AttributeTok"/>
-        </w:rPr>
-        <w:t xml:space="preserve"> </w:t>
-      </w:r>
-      <w:r>
-        <w:rPr>
-          <w:rStyle w:val="FunctionTok"/>
-        </w:rPr>
-        <w:t xml:space="preserve">value</w:t>
-      </w:r>
-      <w:r>
-        <w:rPr>
-          <w:rStyle w:val="KeywordTok"/>
-        </w:rPr>
-        <w:t xml:space="preserve">:</w:t>
-      </w:r>
-      <w:r>
-        <w:rPr>
-          <w:rStyle w:val="AttributeTok"/>
-        </w:rPr>
-        <w:t xml:space="preserve"> Büro des Grossen Rates</w:t>
-      </w:r>
-      <w:r>
-        <w:br/>
-      </w:r>
-      <w:r>
-        <w:rPr>
-          <w:rStyle w:val="AttributeTok"/>
-        </w:rPr>
-        <w:t xml:space="preserve">  </w:t>
-      </w:r>
-      <w:r>
-        <w:rPr>
-          <w:rStyle w:val="FunctionTok"/>
-        </w:rPr>
-        <w:t xml:space="preserve">language</w:t>
-      </w:r>
-      <w:r>
-        <w:rPr>
-          <w:rStyle w:val="KeywordTok"/>
-        </w:rPr>
-        <w:t xml:space="preserve">:</w:t>
-      </w:r>
-      <w:r>
-        <w:rPr>
-          <w:rStyle w:val="AttributeTok"/>
-        </w:rPr>
-        <w:t xml:space="preserve"> de</w:t>
-      </w:r>
-      <w:r>
-        <w:br/>
-      </w:r>
-      <w:r>
-        <w:rPr>
-          <w:rStyle w:val="FunctionTok"/>
-        </w:rPr>
-        <w:t xml:space="preserve">group_type</w:t>
-      </w:r>
-      <w:r>
-        <w:rPr>
-          <w:rStyle w:val="KeywordTok"/>
-        </w:rPr>
-        <w:t xml:space="preserve">:</w:t>
-      </w:r>
-      <w:r>
-        <w:br/>
-      </w:r>
-      <w:r>
-        <w:rPr>
-          <w:rStyle w:val="AttributeTok"/>
-        </w:rPr>
-        <w:t xml:space="preserve">  </w:t>
-      </w:r>
-      <w:r>
-        <w:rPr>
-          <w:rStyle w:val="FunctionTok"/>
-        </w:rPr>
-        <w:t xml:space="preserve">group_type_enum</w:t>
-      </w:r>
-      <w:r>
-        <w:rPr>
-          <w:rStyle w:val="KeywordTok"/>
-        </w:rPr>
-        <w:t xml:space="preserve">:</w:t>
-      </w:r>
-      <w:r>
-        <w:rPr>
-          <w:rStyle w:val="AttributeTok"/>
-        </w:rPr>
-        <w:t xml:space="preserve"> parliamentary_bureau</w:t>
-      </w:r>
-      <w:r>
-        <w:br/>
-      </w:r>
-      <w:r>
-        <w:rPr>
-          <w:rStyle w:val="AttributeTok"/>
-        </w:rPr>
-        <w:t xml:space="preserve">  </w:t>
-      </w:r>
-      <w:r>
-        <w:rPr>
-          <w:rStyle w:val="FunctionTok"/>
-        </w:rPr>
-        <w:t xml:space="preserve">label</w:t>
-      </w:r>
-      <w:r>
-        <w:rPr>
-          <w:rStyle w:val="KeywordTok"/>
-        </w:rPr>
-        <w:t xml:space="preserve">:</w:t>
-      </w:r>
-      <w:r>
-        <w:rPr>
-          <w:rStyle w:val="AttributeTok"/>
-        </w:rPr>
-        <w:t xml:space="preserve"> Ratsbüro</w:t>
-      </w:r>
-      <w:r>
-        <w:br/>
-      </w:r>
-      <w:r>
-        <w:rPr>
           <w:rStyle w:val="FunctionTok"/>
         </w:rPr>
         <w:t xml:space="preserve">spatial</w:t>
@@ -15006,17 +15049,17 @@
         <w:rPr>
           <w:rStyle w:val="AttributeTok"/>
         </w:rPr>
-        <w:t xml:space="preserve"> https://ld.admin.ch/canton/12</w:t>
+        <w:t xml:space="preserve"> https://ld.admin.ch/canton/22</w:t>
       </w:r>
     </w:p>
     <w:bookmarkEnd w:id="130"/>
-    <w:bookmarkStart w:id="131" w:name="Xcb838b8a327aef6dcbae1ff0ea6702a3629eee1"/>
+    <w:bookmarkStart w:id="131" w:name="example-council-bureau"/>
     <w:p>
       <w:pPr>
         <w:pStyle w:val="berschrift4"/>
       </w:pPr>
       <w:r>
-        <w:t xml:space="preserve">Example: Bilingual delegation to an intercantonal body</w:t>
+        <w:t xml:space="preserve">Example: Council bureau</w:t>
       </w:r>
     </w:p>
     <w:p>
@@ -15045,7 +15088,7 @@
         <w:rPr>
           <w:rStyle w:val="DecValTok"/>
         </w:rPr>
-        <w:t xml:space="preserve">5000</w:t>
+        <w:t xml:space="preserve">50</w:t>
       </w:r>
       <w:r>
         <w:br/>
@@ -15066,7 +15109,7 @@
         <w:rPr>
           <w:rStyle w:val="AttributeTok"/>
         </w:rPr>
-        <w:t xml:space="preserve"> https://www.fr.ch/parlinfo/app/organizations/a1acb0c030d54b3baed840fe8bbed6b5</w:t>
+        <w:t xml:space="preserve"> https://grosserrat.bs.ch/gremien/praesidium-und-buero</w:t>
       </w:r>
       <w:r>
         <w:br/>
@@ -15114,7 +15157,7 @@
         <w:rPr>
           <w:rStyle w:val="AttributeTok"/>
         </w:rPr>
-        <w:t xml:space="preserve"> Freiburger Delegation IPK strafrechtliche Einschliessung</w:t>
+        <w:t xml:space="preserve"> Büro des Grossen Rates</w:t>
       </w:r>
       <w:r>
         <w:br/>
@@ -15148,6 +15191,21 @@
       </w:r>
       <w:r>
         <w:rPr>
+          <w:rStyle w:val="FunctionTok"/>
+        </w:rPr>
+        <w:t xml:space="preserve">parent_groups</w:t>
+      </w:r>
+      <w:r>
+        <w:rPr>
+          <w:rStyle w:val="KeywordTok"/>
+        </w:rPr>
+        <w:t xml:space="preserve">:</w:t>
+      </w:r>
+      <w:r>
+        <w:br/>
+      </w:r>
+      <w:r>
+        <w:rPr>
           <w:rStyle w:val="KeywordTok"/>
         </w:rPr>
         <w:t xml:space="preserve">-</w:t>
@@ -15156,31 +15214,28 @@
         <w:rPr>
           <w:rStyle w:val="AttributeTok"/>
         </w:rPr>
-        <w:t xml:space="preserve"> </w:t>
-      </w:r>
-      <w:r>
-        <w:rPr>
-          <w:rStyle w:val="FunctionTok"/>
-        </w:rPr>
-        <w:t xml:space="preserve">value</w:t>
-      </w:r>
-      <w:r>
-        <w:rPr>
-          <w:rStyle w:val="KeywordTok"/>
-        </w:rPr>
-        <w:t xml:space="preserve">:</w:t>
-      </w:r>
-      <w:r>
-        <w:rPr>
-          <w:rStyle w:val="AttributeTok"/>
-        </w:rPr>
-        <w:t xml:space="preserve"> Délégation FR à la CIP détention pénale</w:t>
+        <w:t xml:space="preserve"> https://www.grosserrat.bs.ch/</w:t>
       </w:r>
       <w:r>
         <w:br/>
       </w:r>
       <w:r>
         <w:rPr>
+          <w:rStyle w:val="FunctionTok"/>
+        </w:rPr>
+        <w:t xml:space="preserve">group_type</w:t>
+      </w:r>
+      <w:r>
+        <w:rPr>
+          <w:rStyle w:val="KeywordTok"/>
+        </w:rPr>
+        <w:t xml:space="preserve">:</w:t>
+      </w:r>
+      <w:r>
+        <w:br/>
+      </w:r>
+      <w:r>
+        <w:rPr>
           <w:rStyle w:val="AttributeTok"/>
         </w:rPr>
         <w:t xml:space="preserve">  </w:t>
@@ -15189,523 +15244,52 @@
         <w:rPr>
           <w:rStyle w:val="FunctionTok"/>
         </w:rPr>
-        <w:t xml:space="preserve">language</w:t>
-      </w:r>
-      <w:r>
-        <w:rPr>
-          <w:rStyle w:val="KeywordTok"/>
-        </w:rPr>
-        <w:t xml:space="preserve">:</w:t>
-      </w:r>
-      <w:r>
-        <w:rPr>
-          <w:rStyle w:val="AttributeTok"/>
-        </w:rPr>
-        <w:t xml:space="preserve"> fr</w:t>
+        <w:t xml:space="preserve">group_type_enum</w:t>
+      </w:r>
+      <w:r>
+        <w:rPr>
+          <w:rStyle w:val="KeywordTok"/>
+        </w:rPr>
+        <w:t xml:space="preserve">:</w:t>
+      </w:r>
+      <w:r>
+        <w:rPr>
+          <w:rStyle w:val="AttributeTok"/>
+        </w:rPr>
+        <w:t xml:space="preserve"> parliamentary_bureau</w:t>
       </w:r>
       <w:r>
         <w:br/>
       </w:r>
       <w:r>
         <w:rPr>
-          <w:rStyle w:val="FunctionTok"/>
-        </w:rPr>
-        <w:t xml:space="preserve">abbreviation</w:t>
-      </w:r>
-      <w:r>
-        <w:rPr>
-          <w:rStyle w:val="KeywordTok"/>
-        </w:rPr>
-        <w:t xml:space="preserve">:</w:t>
+          <w:rStyle w:val="AttributeTok"/>
+        </w:rPr>
+        <w:t xml:space="preserve">  </w:t>
+      </w:r>
+      <w:r>
+        <w:rPr>
+          <w:rStyle w:val="FunctionTok"/>
+        </w:rPr>
+        <w:t xml:space="preserve">label</w:t>
+      </w:r>
+      <w:r>
+        <w:rPr>
+          <w:rStyle w:val="KeywordTok"/>
+        </w:rPr>
+        <w:t xml:space="preserve">:</w:t>
+      </w:r>
+      <w:r>
+        <w:rPr>
+          <w:rStyle w:val="AttributeTok"/>
+        </w:rPr>
+        <w:t xml:space="preserve"> Ratsbüro</w:t>
       </w:r>
       <w:r>
         <w:br/>
       </w:r>
       <w:r>
         <w:rPr>
-          <w:rStyle w:val="KeywordTok"/>
-        </w:rPr>
-        <w:t xml:space="preserve">-</w:t>
-      </w:r>
-      <w:r>
-        <w:rPr>
-          <w:rStyle w:val="AttributeTok"/>
-        </w:rPr>
-        <w:t xml:space="preserve"> </w:t>
-      </w:r>
-      <w:r>
-        <w:rPr>
-          <w:rStyle w:val="FunctionTok"/>
-        </w:rPr>
-        <w:t xml:space="preserve">value</w:t>
-      </w:r>
-      <w:r>
-        <w:rPr>
-          <w:rStyle w:val="KeywordTok"/>
-        </w:rPr>
-        <w:t xml:space="preserve">:</w:t>
-      </w:r>
-      <w:r>
-        <w:rPr>
-          <w:rStyle w:val="AttributeTok"/>
-        </w:rPr>
-        <w:t xml:space="preserve"> Del-StRFE</w:t>
-      </w:r>
-      <w:r>
-        <w:br/>
-      </w:r>
-      <w:r>
-        <w:rPr>
-          <w:rStyle w:val="AttributeTok"/>
-        </w:rPr>
-        <w:t xml:space="preserve">  </w:t>
-      </w:r>
-      <w:r>
-        <w:rPr>
-          <w:rStyle w:val="FunctionTok"/>
-        </w:rPr>
-        <w:t xml:space="preserve">language</w:t>
-      </w:r>
-      <w:r>
-        <w:rPr>
-          <w:rStyle w:val="KeywordTok"/>
-        </w:rPr>
-        <w:t xml:space="preserve">:</w:t>
-      </w:r>
-      <w:r>
-        <w:rPr>
-          <w:rStyle w:val="AttributeTok"/>
-        </w:rPr>
-        <w:t xml:space="preserve"> de</w:t>
-      </w:r>
-      <w:r>
-        <w:br/>
-      </w:r>
-      <w:r>
-        <w:rPr>
-          <w:rStyle w:val="KeywordTok"/>
-        </w:rPr>
-        <w:t xml:space="preserve">-</w:t>
-      </w:r>
-      <w:r>
-        <w:rPr>
-          <w:rStyle w:val="AttributeTok"/>
-        </w:rPr>
-        <w:t xml:space="preserve"> </w:t>
-      </w:r>
-      <w:r>
-        <w:rPr>
-          <w:rStyle w:val="FunctionTok"/>
-        </w:rPr>
-        <w:t xml:space="preserve">value</w:t>
-      </w:r>
-      <w:r>
-        <w:rPr>
-          <w:rStyle w:val="KeywordTok"/>
-        </w:rPr>
-        <w:t xml:space="preserve">:</w:t>
-      </w:r>
-      <w:r>
-        <w:rPr>
-          <w:rStyle w:val="AttributeTok"/>
-        </w:rPr>
-        <w:t xml:space="preserve"> Del-DetPen</w:t>
-      </w:r>
-      <w:r>
-        <w:br/>
-      </w:r>
-      <w:r>
-        <w:rPr>
-          <w:rStyle w:val="AttributeTok"/>
-        </w:rPr>
-        <w:t xml:space="preserve">  </w:t>
-      </w:r>
-      <w:r>
-        <w:rPr>
-          <w:rStyle w:val="FunctionTok"/>
-        </w:rPr>
-        <w:t xml:space="preserve">language</w:t>
-      </w:r>
-      <w:r>
-        <w:rPr>
-          <w:rStyle w:val="KeywordTok"/>
-        </w:rPr>
-        <w:t xml:space="preserve">:</w:t>
-      </w:r>
-      <w:r>
-        <w:rPr>
-          <w:rStyle w:val="AttributeTok"/>
-        </w:rPr>
-        <w:t xml:space="preserve"> fr</w:t>
-      </w:r>
-      <w:r>
-        <w:br/>
-      </w:r>
-      <w:r>
-        <w:rPr>
-          <w:rStyle w:val="FunctionTok"/>
-        </w:rPr>
-        <w:t xml:space="preserve">description</w:t>
-      </w:r>
-      <w:r>
-        <w:rPr>
-          <w:rStyle w:val="KeywordTok"/>
-        </w:rPr>
-        <w:t xml:space="preserve">:</w:t>
-      </w:r>
-      <w:r>
-        <w:br/>
-      </w:r>
-      <w:r>
-        <w:rPr>
-          <w:rStyle w:val="KeywordTok"/>
-        </w:rPr>
-        <w:t xml:space="preserve">-</w:t>
-      </w:r>
-      <w:r>
-        <w:rPr>
-          <w:rStyle w:val="AttributeTok"/>
-        </w:rPr>
-        <w:t xml:space="preserve"> </w:t>
-      </w:r>
-      <w:r>
-        <w:rPr>
-          <w:rStyle w:val="FunctionTok"/>
-        </w:rPr>
-        <w:t xml:space="preserve">value</w:t>
-      </w:r>
-      <w:r>
-        <w:rPr>
-          <w:rStyle w:val="KeywordTok"/>
-        </w:rPr>
-        <w:t xml:space="preserve">:</w:t>
-      </w:r>
-      <w:r>
-        <w:rPr>
-          <w:rStyle w:val="AttributeTok"/>
-        </w:rPr>
-        <w:t xml:space="preserve"> Die Interparlamentarische Aufsichtskommission strafrechtliche Einschliessung besteht aus 18 Grossrätinnen</w:t>
-      </w:r>
-      <w:r>
-        <w:br/>
-      </w:r>
-      <w:r>
-        <w:rPr>
-          <w:rStyle w:val="AttributeTok"/>
-        </w:rPr>
-        <w:t xml:space="preserve">    und Grossräten aus den sechs Vertragskantonen Freiburg, Genf, Jura, Neuenburg, Waadt und Wallis.</w:t>
-      </w:r>
-      <w:r>
-        <w:br/>
-      </w:r>
-      <w:r>
-        <w:rPr>
-          <w:rStyle w:val="AttributeTok"/>
-        </w:rPr>
-        <w:t xml:space="preserve">  </w:t>
-      </w:r>
-      <w:r>
-        <w:rPr>
-          <w:rStyle w:val="FunctionTok"/>
-        </w:rPr>
-        <w:t xml:space="preserve">language</w:t>
-      </w:r>
-      <w:r>
-        <w:rPr>
-          <w:rStyle w:val="KeywordTok"/>
-        </w:rPr>
-        <w:t xml:space="preserve">:</w:t>
-      </w:r>
-      <w:r>
-        <w:rPr>
-          <w:rStyle w:val="AttributeTok"/>
-        </w:rPr>
-        <w:t xml:space="preserve"> de</w:t>
-      </w:r>
-      <w:r>
-        <w:br/>
-      </w:r>
-      <w:r>
-        <w:rPr>
-          <w:rStyle w:val="KeywordTok"/>
-        </w:rPr>
-        <w:t xml:space="preserve">-</w:t>
-      </w:r>
-      <w:r>
-        <w:rPr>
-          <w:rStyle w:val="AttributeTok"/>
-        </w:rPr>
-        <w:t xml:space="preserve"> </w:t>
-      </w:r>
-      <w:r>
-        <w:rPr>
-          <w:rStyle w:val="FunctionTok"/>
-        </w:rPr>
-        <w:t xml:space="preserve">value</w:t>
-      </w:r>
-      <w:r>
-        <w:rPr>
-          <w:rStyle w:val="KeywordTok"/>
-        </w:rPr>
-        <w:t xml:space="preserve">:</w:t>
-      </w:r>
-      <w:r>
-        <w:rPr>
-          <w:rStyle w:val="AttributeTok"/>
-        </w:rPr>
-        <w:t xml:space="preserve"> </w:t>
-      </w:r>
-      <w:r>
-        <w:rPr>
-          <w:rStyle w:val="StringTok"/>
-        </w:rPr>
-        <w:t xml:space="preserve">'La Commission interparlementaire de contrôle détention pénale est composée de 18 députés issus</w:t>
-      </w:r>
-      <w:r>
-        <w:br/>
-      </w:r>
-      <w:r>
-        <w:rPr>
-          <w:rStyle w:val="StringTok"/>
-        </w:rPr>
-        <w:t xml:space="preserve">    des six cantons partenaires : Fribourg, Genève, Jura, Neuchâtel, Vaud et Valais.'</w:t>
-      </w:r>
-      <w:r>
-        <w:br/>
-      </w:r>
-      <w:r>
-        <w:rPr>
-          <w:rStyle w:val="AttributeTok"/>
-        </w:rPr>
-        <w:t xml:space="preserve">  </w:t>
-      </w:r>
-      <w:r>
-        <w:rPr>
-          <w:rStyle w:val="FunctionTok"/>
-        </w:rPr>
-        <w:t xml:space="preserve">language</w:t>
-      </w:r>
-      <w:r>
-        <w:rPr>
-          <w:rStyle w:val="KeywordTok"/>
-        </w:rPr>
-        <w:t xml:space="preserve">:</w:t>
-      </w:r>
-      <w:r>
-        <w:rPr>
-          <w:rStyle w:val="AttributeTok"/>
-        </w:rPr>
-        <w:t xml:space="preserve"> fr</w:t>
-      </w:r>
-      <w:r>
-        <w:br/>
-      </w:r>
-      <w:r>
-        <w:rPr>
-          <w:rStyle w:val="FunctionTok"/>
-        </w:rPr>
-        <w:t xml:space="preserve">landing_page</w:t>
-      </w:r>
-      <w:r>
-        <w:rPr>
-          <w:rStyle w:val="KeywordTok"/>
-        </w:rPr>
-        <w:t xml:space="preserve">:</w:t>
-      </w:r>
-      <w:r>
-        <w:br/>
-      </w:r>
-      <w:r>
-        <w:rPr>
-          <w:rStyle w:val="KeywordTok"/>
-        </w:rPr>
-        <w:t xml:space="preserve">-</w:t>
-      </w:r>
-      <w:r>
-        <w:rPr>
-          <w:rStyle w:val="AttributeTok"/>
-        </w:rPr>
-        <w:t xml:space="preserve"> </w:t>
-      </w:r>
-      <w:r>
-        <w:rPr>
-          <w:rStyle w:val="FunctionTok"/>
-        </w:rPr>
-        <w:t xml:space="preserve">value</w:t>
-      </w:r>
-      <w:r>
-        <w:rPr>
-          <w:rStyle w:val="KeywordTok"/>
-        </w:rPr>
-        <w:t xml:space="preserve">:</w:t>
-      </w:r>
-      <w:r>
-        <w:rPr>
-          <w:rStyle w:val="AttributeTok"/>
-        </w:rPr>
-        <w:t xml:space="preserve"> https://www.fr.ch/de/parlinfo/app/organizations/a1acb0c030d54b3baed840fe8bbed6b5</w:t>
-      </w:r>
-      <w:r>
-        <w:br/>
-      </w:r>
-      <w:r>
-        <w:rPr>
-          <w:rStyle w:val="AttributeTok"/>
-        </w:rPr>
-        <w:t xml:space="preserve">  </w:t>
-      </w:r>
-      <w:r>
-        <w:rPr>
-          <w:rStyle w:val="FunctionTok"/>
-        </w:rPr>
-        <w:t xml:space="preserve">language</w:t>
-      </w:r>
-      <w:r>
-        <w:rPr>
-          <w:rStyle w:val="KeywordTok"/>
-        </w:rPr>
-        <w:t xml:space="preserve">:</w:t>
-      </w:r>
-      <w:r>
-        <w:rPr>
-          <w:rStyle w:val="AttributeTok"/>
-        </w:rPr>
-        <w:t xml:space="preserve"> de</w:t>
-      </w:r>
-      <w:r>
-        <w:br/>
-      </w:r>
-      <w:r>
-        <w:rPr>
-          <w:rStyle w:val="KeywordTok"/>
-        </w:rPr>
-        <w:t xml:space="preserve">-</w:t>
-      </w:r>
-      <w:r>
-        <w:rPr>
-          <w:rStyle w:val="AttributeTok"/>
-        </w:rPr>
-        <w:t xml:space="preserve"> </w:t>
-      </w:r>
-      <w:r>
-        <w:rPr>
-          <w:rStyle w:val="FunctionTok"/>
-        </w:rPr>
-        <w:t xml:space="preserve">value</w:t>
-      </w:r>
-      <w:r>
-        <w:rPr>
-          <w:rStyle w:val="KeywordTok"/>
-        </w:rPr>
-        <w:t xml:space="preserve">:</w:t>
-      </w:r>
-      <w:r>
-        <w:rPr>
-          <w:rStyle w:val="AttributeTok"/>
-        </w:rPr>
-        <w:t xml:space="preserve"> https://www.fr.ch/parlinfo/app/organizations/a1acb0c030d54b3baed840fe8bbed6b5</w:t>
-      </w:r>
-      <w:r>
-        <w:br/>
-      </w:r>
-      <w:r>
-        <w:rPr>
-          <w:rStyle w:val="AttributeTok"/>
-        </w:rPr>
-        <w:t xml:space="preserve">  </w:t>
-      </w:r>
-      <w:r>
-        <w:rPr>
-          <w:rStyle w:val="FunctionTok"/>
-        </w:rPr>
-        <w:t xml:space="preserve">language</w:t>
-      </w:r>
-      <w:r>
-        <w:rPr>
-          <w:rStyle w:val="KeywordTok"/>
-        </w:rPr>
-        <w:t xml:space="preserve">:</w:t>
-      </w:r>
-      <w:r>
-        <w:rPr>
-          <w:rStyle w:val="AttributeTok"/>
-        </w:rPr>
-        <w:t xml:space="preserve"> fr</w:t>
-      </w:r>
-      <w:r>
-        <w:br/>
-      </w:r>
-      <w:r>
-        <w:rPr>
-          <w:rStyle w:val="FunctionTok"/>
-        </w:rPr>
-        <w:t xml:space="preserve">group_type</w:t>
-      </w:r>
-      <w:r>
-        <w:rPr>
-          <w:rStyle w:val="KeywordTok"/>
-        </w:rPr>
-        <w:t xml:space="preserve">:</w:t>
-      </w:r>
-      <w:r>
-        <w:br/>
-      </w:r>
-      <w:r>
-        <w:rPr>
-          <w:rStyle w:val="AttributeTok"/>
-        </w:rPr>
-        <w:t xml:space="preserve">  </w:t>
-      </w:r>
-      <w:r>
-        <w:rPr>
-          <w:rStyle w:val="FunctionTok"/>
-        </w:rPr>
-        <w:t xml:space="preserve">group_type_enum</w:t>
-      </w:r>
-      <w:r>
-        <w:rPr>
-          <w:rStyle w:val="KeywordTok"/>
-        </w:rPr>
-        <w:t xml:space="preserve">:</w:t>
-      </w:r>
-      <w:r>
-        <w:rPr>
-          <w:rStyle w:val="AttributeTok"/>
-        </w:rPr>
-        <w:t xml:space="preserve"> delegation</w:t>
-      </w:r>
-      <w:r>
-        <w:br/>
-      </w:r>
-      <w:r>
-        <w:rPr>
-          <w:rStyle w:val="AttributeTok"/>
-        </w:rPr>
-        <w:t xml:space="preserve">  </w:t>
-      </w:r>
-      <w:r>
-        <w:rPr>
-          <w:rStyle w:val="FunctionTok"/>
-        </w:rPr>
-        <w:t xml:space="preserve">label</w:t>
-      </w:r>
-      <w:r>
-        <w:rPr>
-          <w:rStyle w:val="KeywordTok"/>
-        </w:rPr>
-        <w:t xml:space="preserve">:</w:t>
-      </w:r>
-      <w:r>
-        <w:rPr>
-          <w:rStyle w:val="AttributeTok"/>
-        </w:rPr>
-        <w:t xml:space="preserve"> Delegation</w:t>
-      </w:r>
-      <w:r>
-        <w:br/>
-      </w:r>
-      <w:r>
-        <w:rPr>
           <w:rStyle w:val="FunctionTok"/>
         </w:rPr>
         <w:t xml:space="preserve">spatial</w:t>
@@ -15720,38 +15304,17 @@
         <w:rPr>
           <w:rStyle w:val="AttributeTok"/>
         </w:rPr>
-        <w:t xml:space="preserve"> https://ld.admin.ch/canton/10</w:t>
-      </w:r>
-      <w:r>
-        <w:br/>
-      </w:r>
-      <w:r>
-        <w:rPr>
-          <w:rStyle w:val="FunctionTok"/>
-        </w:rPr>
-        <w:t xml:space="preserve">valid_from</w:t>
-      </w:r>
-      <w:r>
-        <w:rPr>
-          <w:rStyle w:val="KeywordTok"/>
-        </w:rPr>
-        <w:t xml:space="preserve">:</w:t>
-      </w:r>
-      <w:r>
-        <w:rPr>
-          <w:rStyle w:val="AttributeTok"/>
-        </w:rPr>
-        <w:t xml:space="preserve"> 2007-12-12</w:t>
+        <w:t xml:space="preserve"> https://ld.admin.ch/canton/12</w:t>
       </w:r>
     </w:p>
     <w:bookmarkEnd w:id="131"/>
-    <w:bookmarkStart w:id="132" w:name="X0d16a94fa9e670b2051aebbe8f9283a2bc08906"/>
+    <w:bookmarkStart w:id="132" w:name="Xcb838b8a327aef6dcbae1ff0ea6702a3629eee1"/>
     <w:p>
       <w:pPr>
         <w:pStyle w:val="berschrift4"/>
       </w:pPr>
       <w:r>
-        <w:t xml:space="preserve">Example: Municipal parliament with spatial reference</w:t>
+        <w:t xml:space="preserve">Example: Bilingual delegation to an intercantonal body</w:t>
       </w:r>
     </w:p>
     <w:p>
@@ -15780,7 +15343,7 @@
         <w:rPr>
           <w:rStyle w:val="DecValTok"/>
         </w:rPr>
-        <w:t xml:space="preserve">700</w:t>
+        <w:t xml:space="preserve">5000</w:t>
       </w:r>
       <w:r>
         <w:br/>
@@ -15801,7 +15364,7 @@
         <w:rPr>
           <w:rStyle w:val="AttributeTok"/>
         </w:rPr>
-        <w:t xml:space="preserve"> https://www.stadt.sg.ch/home/verwaltung-politik/demokratie-politik/stadtparlament.html</w:t>
+        <w:t xml:space="preserve"> https://www.fr.ch/parlinfo/app/organizations/a1acb0c030d54b3baed840fe8bbed6b5</w:t>
       </w:r>
       <w:r>
         <w:br/>
@@ -15849,7 +15412,7 @@
         <w:rPr>
           <w:rStyle w:val="AttributeTok"/>
         </w:rPr>
-        <w:t xml:space="preserve"> Stadtparlament St. Gallen</w:t>
+        <w:t xml:space="preserve"> Freiburger Delegation IPK strafrechtliche Einschliessung</w:t>
       </w:r>
       <w:r>
         <w:br/>
@@ -15883,6 +15446,495 @@
       </w:r>
       <w:r>
         <w:rPr>
+          <w:rStyle w:val="KeywordTok"/>
+        </w:rPr>
+        <w:t xml:space="preserve">-</w:t>
+      </w:r>
+      <w:r>
+        <w:rPr>
+          <w:rStyle w:val="AttributeTok"/>
+        </w:rPr>
+        <w:t xml:space="preserve"> </w:t>
+      </w:r>
+      <w:r>
+        <w:rPr>
+          <w:rStyle w:val="FunctionTok"/>
+        </w:rPr>
+        <w:t xml:space="preserve">value</w:t>
+      </w:r>
+      <w:r>
+        <w:rPr>
+          <w:rStyle w:val="KeywordTok"/>
+        </w:rPr>
+        <w:t xml:space="preserve">:</w:t>
+      </w:r>
+      <w:r>
+        <w:rPr>
+          <w:rStyle w:val="AttributeTok"/>
+        </w:rPr>
+        <w:t xml:space="preserve"> Délégation FR à la CIP détention pénale</w:t>
+      </w:r>
+      <w:r>
+        <w:br/>
+      </w:r>
+      <w:r>
+        <w:rPr>
+          <w:rStyle w:val="AttributeTok"/>
+        </w:rPr>
+        <w:t xml:space="preserve">  </w:t>
+      </w:r>
+      <w:r>
+        <w:rPr>
+          <w:rStyle w:val="FunctionTok"/>
+        </w:rPr>
+        <w:t xml:space="preserve">language</w:t>
+      </w:r>
+      <w:r>
+        <w:rPr>
+          <w:rStyle w:val="KeywordTok"/>
+        </w:rPr>
+        <w:t xml:space="preserve">:</w:t>
+      </w:r>
+      <w:r>
+        <w:rPr>
+          <w:rStyle w:val="AttributeTok"/>
+        </w:rPr>
+        <w:t xml:space="preserve"> fr</w:t>
+      </w:r>
+      <w:r>
+        <w:br/>
+      </w:r>
+      <w:r>
+        <w:rPr>
+          <w:rStyle w:val="FunctionTok"/>
+        </w:rPr>
+        <w:t xml:space="preserve">abbreviation</w:t>
+      </w:r>
+      <w:r>
+        <w:rPr>
+          <w:rStyle w:val="KeywordTok"/>
+        </w:rPr>
+        <w:t xml:space="preserve">:</w:t>
+      </w:r>
+      <w:r>
+        <w:br/>
+      </w:r>
+      <w:r>
+        <w:rPr>
+          <w:rStyle w:val="KeywordTok"/>
+        </w:rPr>
+        <w:t xml:space="preserve">-</w:t>
+      </w:r>
+      <w:r>
+        <w:rPr>
+          <w:rStyle w:val="AttributeTok"/>
+        </w:rPr>
+        <w:t xml:space="preserve"> </w:t>
+      </w:r>
+      <w:r>
+        <w:rPr>
+          <w:rStyle w:val="FunctionTok"/>
+        </w:rPr>
+        <w:t xml:space="preserve">value</w:t>
+      </w:r>
+      <w:r>
+        <w:rPr>
+          <w:rStyle w:val="KeywordTok"/>
+        </w:rPr>
+        <w:t xml:space="preserve">:</w:t>
+      </w:r>
+      <w:r>
+        <w:rPr>
+          <w:rStyle w:val="AttributeTok"/>
+        </w:rPr>
+        <w:t xml:space="preserve"> Del-StRFE</w:t>
+      </w:r>
+      <w:r>
+        <w:br/>
+      </w:r>
+      <w:r>
+        <w:rPr>
+          <w:rStyle w:val="AttributeTok"/>
+        </w:rPr>
+        <w:t xml:space="preserve">  </w:t>
+      </w:r>
+      <w:r>
+        <w:rPr>
+          <w:rStyle w:val="FunctionTok"/>
+        </w:rPr>
+        <w:t xml:space="preserve">language</w:t>
+      </w:r>
+      <w:r>
+        <w:rPr>
+          <w:rStyle w:val="KeywordTok"/>
+        </w:rPr>
+        <w:t xml:space="preserve">:</w:t>
+      </w:r>
+      <w:r>
+        <w:rPr>
+          <w:rStyle w:val="AttributeTok"/>
+        </w:rPr>
+        <w:t xml:space="preserve"> de</w:t>
+      </w:r>
+      <w:r>
+        <w:br/>
+      </w:r>
+      <w:r>
+        <w:rPr>
+          <w:rStyle w:val="KeywordTok"/>
+        </w:rPr>
+        <w:t xml:space="preserve">-</w:t>
+      </w:r>
+      <w:r>
+        <w:rPr>
+          <w:rStyle w:val="AttributeTok"/>
+        </w:rPr>
+        <w:t xml:space="preserve"> </w:t>
+      </w:r>
+      <w:r>
+        <w:rPr>
+          <w:rStyle w:val="FunctionTok"/>
+        </w:rPr>
+        <w:t xml:space="preserve">value</w:t>
+      </w:r>
+      <w:r>
+        <w:rPr>
+          <w:rStyle w:val="KeywordTok"/>
+        </w:rPr>
+        <w:t xml:space="preserve">:</w:t>
+      </w:r>
+      <w:r>
+        <w:rPr>
+          <w:rStyle w:val="AttributeTok"/>
+        </w:rPr>
+        <w:t xml:space="preserve"> Del-DetPen</w:t>
+      </w:r>
+      <w:r>
+        <w:br/>
+      </w:r>
+      <w:r>
+        <w:rPr>
+          <w:rStyle w:val="AttributeTok"/>
+        </w:rPr>
+        <w:t xml:space="preserve">  </w:t>
+      </w:r>
+      <w:r>
+        <w:rPr>
+          <w:rStyle w:val="FunctionTok"/>
+        </w:rPr>
+        <w:t xml:space="preserve">language</w:t>
+      </w:r>
+      <w:r>
+        <w:rPr>
+          <w:rStyle w:val="KeywordTok"/>
+        </w:rPr>
+        <w:t xml:space="preserve">:</w:t>
+      </w:r>
+      <w:r>
+        <w:rPr>
+          <w:rStyle w:val="AttributeTok"/>
+        </w:rPr>
+        <w:t xml:space="preserve"> fr</w:t>
+      </w:r>
+      <w:r>
+        <w:br/>
+      </w:r>
+      <w:r>
+        <w:rPr>
+          <w:rStyle w:val="FunctionTok"/>
+        </w:rPr>
+        <w:t xml:space="preserve">description</w:t>
+      </w:r>
+      <w:r>
+        <w:rPr>
+          <w:rStyle w:val="KeywordTok"/>
+        </w:rPr>
+        <w:t xml:space="preserve">:</w:t>
+      </w:r>
+      <w:r>
+        <w:br/>
+      </w:r>
+      <w:r>
+        <w:rPr>
+          <w:rStyle w:val="KeywordTok"/>
+        </w:rPr>
+        <w:t xml:space="preserve">-</w:t>
+      </w:r>
+      <w:r>
+        <w:rPr>
+          <w:rStyle w:val="AttributeTok"/>
+        </w:rPr>
+        <w:t xml:space="preserve"> </w:t>
+      </w:r>
+      <w:r>
+        <w:rPr>
+          <w:rStyle w:val="FunctionTok"/>
+        </w:rPr>
+        <w:t xml:space="preserve">value</w:t>
+      </w:r>
+      <w:r>
+        <w:rPr>
+          <w:rStyle w:val="KeywordTok"/>
+        </w:rPr>
+        <w:t xml:space="preserve">:</w:t>
+      </w:r>
+      <w:r>
+        <w:rPr>
+          <w:rStyle w:val="AttributeTok"/>
+        </w:rPr>
+        <w:t xml:space="preserve"> Die Interparlamentarische Aufsichtskommission strafrechtliche Einschliessung besteht aus 18 Grossrätinnen</w:t>
+      </w:r>
+      <w:r>
+        <w:br/>
+      </w:r>
+      <w:r>
+        <w:rPr>
+          <w:rStyle w:val="AttributeTok"/>
+        </w:rPr>
+        <w:t xml:space="preserve">    und Grossräten aus den sechs Vertragskantonen Freiburg, Genf, Jura, Neuenburg, Waadt und Wallis.</w:t>
+      </w:r>
+      <w:r>
+        <w:br/>
+      </w:r>
+      <w:r>
+        <w:rPr>
+          <w:rStyle w:val="AttributeTok"/>
+        </w:rPr>
+        <w:t xml:space="preserve">  </w:t>
+      </w:r>
+      <w:r>
+        <w:rPr>
+          <w:rStyle w:val="FunctionTok"/>
+        </w:rPr>
+        <w:t xml:space="preserve">language</w:t>
+      </w:r>
+      <w:r>
+        <w:rPr>
+          <w:rStyle w:val="KeywordTok"/>
+        </w:rPr>
+        <w:t xml:space="preserve">:</w:t>
+      </w:r>
+      <w:r>
+        <w:rPr>
+          <w:rStyle w:val="AttributeTok"/>
+        </w:rPr>
+        <w:t xml:space="preserve"> de</w:t>
+      </w:r>
+      <w:r>
+        <w:br/>
+      </w:r>
+      <w:r>
+        <w:rPr>
+          <w:rStyle w:val="KeywordTok"/>
+        </w:rPr>
+        <w:t xml:space="preserve">-</w:t>
+      </w:r>
+      <w:r>
+        <w:rPr>
+          <w:rStyle w:val="AttributeTok"/>
+        </w:rPr>
+        <w:t xml:space="preserve"> </w:t>
+      </w:r>
+      <w:r>
+        <w:rPr>
+          <w:rStyle w:val="FunctionTok"/>
+        </w:rPr>
+        <w:t xml:space="preserve">value</w:t>
+      </w:r>
+      <w:r>
+        <w:rPr>
+          <w:rStyle w:val="KeywordTok"/>
+        </w:rPr>
+        <w:t xml:space="preserve">:</w:t>
+      </w:r>
+      <w:r>
+        <w:rPr>
+          <w:rStyle w:val="AttributeTok"/>
+        </w:rPr>
+        <w:t xml:space="preserve"> </w:t>
+      </w:r>
+      <w:r>
+        <w:rPr>
+          <w:rStyle w:val="StringTok"/>
+        </w:rPr>
+        <w:t xml:space="preserve">'La Commission interparlementaire de contrôle détention pénale est composée de 18 députés issus</w:t>
+      </w:r>
+      <w:r>
+        <w:br/>
+      </w:r>
+      <w:r>
+        <w:rPr>
+          <w:rStyle w:val="StringTok"/>
+        </w:rPr>
+        <w:t xml:space="preserve">    des six cantons partenaires : Fribourg, Genève, Jura, Neuchâtel, Vaud et Valais.'</w:t>
+      </w:r>
+      <w:r>
+        <w:br/>
+      </w:r>
+      <w:r>
+        <w:rPr>
+          <w:rStyle w:val="AttributeTok"/>
+        </w:rPr>
+        <w:t xml:space="preserve">  </w:t>
+      </w:r>
+      <w:r>
+        <w:rPr>
+          <w:rStyle w:val="FunctionTok"/>
+        </w:rPr>
+        <w:t xml:space="preserve">language</w:t>
+      </w:r>
+      <w:r>
+        <w:rPr>
+          <w:rStyle w:val="KeywordTok"/>
+        </w:rPr>
+        <w:t xml:space="preserve">:</w:t>
+      </w:r>
+      <w:r>
+        <w:rPr>
+          <w:rStyle w:val="AttributeTok"/>
+        </w:rPr>
+        <w:t xml:space="preserve"> fr</w:t>
+      </w:r>
+      <w:r>
+        <w:br/>
+      </w:r>
+      <w:r>
+        <w:rPr>
+          <w:rStyle w:val="FunctionTok"/>
+        </w:rPr>
+        <w:t xml:space="preserve">landing_page</w:t>
+      </w:r>
+      <w:r>
+        <w:rPr>
+          <w:rStyle w:val="KeywordTok"/>
+        </w:rPr>
+        <w:t xml:space="preserve">:</w:t>
+      </w:r>
+      <w:r>
+        <w:br/>
+      </w:r>
+      <w:r>
+        <w:rPr>
+          <w:rStyle w:val="KeywordTok"/>
+        </w:rPr>
+        <w:t xml:space="preserve">-</w:t>
+      </w:r>
+      <w:r>
+        <w:rPr>
+          <w:rStyle w:val="AttributeTok"/>
+        </w:rPr>
+        <w:t xml:space="preserve"> </w:t>
+      </w:r>
+      <w:r>
+        <w:rPr>
+          <w:rStyle w:val="FunctionTok"/>
+        </w:rPr>
+        <w:t xml:space="preserve">value</w:t>
+      </w:r>
+      <w:r>
+        <w:rPr>
+          <w:rStyle w:val="KeywordTok"/>
+        </w:rPr>
+        <w:t xml:space="preserve">:</w:t>
+      </w:r>
+      <w:r>
+        <w:rPr>
+          <w:rStyle w:val="AttributeTok"/>
+        </w:rPr>
+        <w:t xml:space="preserve"> https://www.fr.ch/de/parlinfo/app/organizations/a1acb0c030d54b3baed840fe8bbed6b5</w:t>
+      </w:r>
+      <w:r>
+        <w:br/>
+      </w:r>
+      <w:r>
+        <w:rPr>
+          <w:rStyle w:val="AttributeTok"/>
+        </w:rPr>
+        <w:t xml:space="preserve">  </w:t>
+      </w:r>
+      <w:r>
+        <w:rPr>
+          <w:rStyle w:val="FunctionTok"/>
+        </w:rPr>
+        <w:t xml:space="preserve">language</w:t>
+      </w:r>
+      <w:r>
+        <w:rPr>
+          <w:rStyle w:val="KeywordTok"/>
+        </w:rPr>
+        <w:t xml:space="preserve">:</w:t>
+      </w:r>
+      <w:r>
+        <w:rPr>
+          <w:rStyle w:val="AttributeTok"/>
+        </w:rPr>
+        <w:t xml:space="preserve"> de</w:t>
+      </w:r>
+      <w:r>
+        <w:br/>
+      </w:r>
+      <w:r>
+        <w:rPr>
+          <w:rStyle w:val="KeywordTok"/>
+        </w:rPr>
+        <w:t xml:space="preserve">-</w:t>
+      </w:r>
+      <w:r>
+        <w:rPr>
+          <w:rStyle w:val="AttributeTok"/>
+        </w:rPr>
+        <w:t xml:space="preserve"> </w:t>
+      </w:r>
+      <w:r>
+        <w:rPr>
+          <w:rStyle w:val="FunctionTok"/>
+        </w:rPr>
+        <w:t xml:space="preserve">value</w:t>
+      </w:r>
+      <w:r>
+        <w:rPr>
+          <w:rStyle w:val="KeywordTok"/>
+        </w:rPr>
+        <w:t xml:space="preserve">:</w:t>
+      </w:r>
+      <w:r>
+        <w:rPr>
+          <w:rStyle w:val="AttributeTok"/>
+        </w:rPr>
+        <w:t xml:space="preserve"> https://www.fr.ch/parlinfo/app/organizations/a1acb0c030d54b3baed840fe8bbed6b5</w:t>
+      </w:r>
+      <w:r>
+        <w:br/>
+      </w:r>
+      <w:r>
+        <w:rPr>
+          <w:rStyle w:val="AttributeTok"/>
+        </w:rPr>
+        <w:t xml:space="preserve">  </w:t>
+      </w:r>
+      <w:r>
+        <w:rPr>
+          <w:rStyle w:val="FunctionTok"/>
+        </w:rPr>
+        <w:t xml:space="preserve">language</w:t>
+      </w:r>
+      <w:r>
+        <w:rPr>
+          <w:rStyle w:val="KeywordTok"/>
+        </w:rPr>
+        <w:t xml:space="preserve">:</w:t>
+      </w:r>
+      <w:r>
+        <w:rPr>
+          <w:rStyle w:val="AttributeTok"/>
+        </w:rPr>
+        <w:t xml:space="preserve"> fr</w:t>
+      </w:r>
+      <w:r>
+        <w:br/>
+      </w:r>
+      <w:r>
+        <w:rPr>
           <w:rStyle w:val="FunctionTok"/>
         </w:rPr>
         <w:t xml:space="preserve">group_type</w:t>
@@ -15918,7 +15970,7 @@
         <w:rPr>
           <w:rStyle w:val="AttributeTok"/>
         </w:rPr>
-        <w:t xml:space="preserve"> council_legislative</w:t>
+        <w:t xml:space="preserve"> delegation</w:t>
       </w:r>
       <w:r>
         <w:br/>
@@ -15945,7 +15997,7 @@
         <w:rPr>
           <w:rStyle w:val="AttributeTok"/>
         </w:rPr>
-        <w:t xml:space="preserve"> Parlament (Legislativrat)</w:t>
+        <w:t xml:space="preserve"> Delegation</w:t>
       </w:r>
       <w:r>
         <w:br/>
@@ -15966,17 +16018,38 @@
         <w:rPr>
           <w:rStyle w:val="AttributeTok"/>
         </w:rPr>
-        <w:t xml:space="preserve"> https://ld.admin.ch/municipality/3203</w:t>
+        <w:t xml:space="preserve"> https://ld.admin.ch/canton/10</w:t>
+      </w:r>
+      <w:r>
+        <w:br/>
+      </w:r>
+      <w:r>
+        <w:rPr>
+          <w:rStyle w:val="FunctionTok"/>
+        </w:rPr>
+        <w:t xml:space="preserve">valid_from</w:t>
+      </w:r>
+      <w:r>
+        <w:rPr>
+          <w:rStyle w:val="KeywordTok"/>
+        </w:rPr>
+        <w:t xml:space="preserve">:</w:t>
+      </w:r>
+      <w:r>
+        <w:rPr>
+          <w:rStyle w:val="AttributeTok"/>
+        </w:rPr>
+        <w:t xml:space="preserve"> 2007-12-12</w:t>
       </w:r>
     </w:p>
     <w:bookmarkEnd w:id="132"/>
-    <w:bookmarkStart w:id="133" w:name="X4d8655eb3d77dcae1b3785254b34d14363e4589"/>
+    <w:bookmarkStart w:id="133" w:name="X1803687d2e695d451c17838f9b8f5fdcfc18eb4"/>
     <w:p>
       <w:pPr>
         <w:pStyle w:val="berschrift4"/>
       </w:pPr>
       <w:r>
-        <w:t xml:space="preserve">Example: Committee with a common abbreviation</w:t>
+        <w:t xml:space="preserve">Example: Parliamentary group referencing its parliament and supporting parties</w:t>
       </w:r>
     </w:p>
     <w:p>
@@ -16005,7 +16078,7 @@
         <w:rPr>
           <w:rStyle w:val="DecValTok"/>
         </w:rPr>
-        <w:t xml:space="preserve">3</w:t>
+        <w:t xml:space="preserve">1266</w:t>
       </w:r>
       <w:r>
         <w:br/>
@@ -16026,7 +16099,7 @@
         <w:rPr>
           <w:rStyle w:val="AttributeTok"/>
         </w:rPr>
-        <w:t xml:space="preserve"> https://api.openparldata.ch/v1/groups/3</w:t>
+        <w:t xml:space="preserve"> https://grosserrat.bs.ch/gremien/parteien-und-fraktionen/mitte-evp</w:t>
       </w:r>
       <w:r>
         <w:br/>
@@ -16074,7 +16147,7 @@
         <w:rPr>
           <w:rStyle w:val="AttributeTok"/>
         </w:rPr>
-        <w:t xml:space="preserve"> Geschäftsprüfungskommission</w:t>
+        <w:t xml:space="preserve"> Die Mitte / Evangelische Volkspartei</w:t>
       </w:r>
       <w:r>
         <w:br/>
@@ -16110,7 +16183,7 @@
         <w:rPr>
           <w:rStyle w:val="FunctionTok"/>
         </w:rPr>
-        <w:t xml:space="preserve">abbreviation</w:t>
+        <w:t xml:space="preserve">parent_groups</w:t>
       </w:r>
       <w:r>
         <w:rPr>
@@ -16131,31 +16204,58 @@
         <w:rPr>
           <w:rStyle w:val="AttributeTok"/>
         </w:rPr>
-        <w:t xml:space="preserve"> </w:t>
-      </w:r>
-      <w:r>
-        <w:rPr>
-          <w:rStyle w:val="FunctionTok"/>
-        </w:rPr>
-        <w:t xml:space="preserve">value</w:t>
-      </w:r>
-      <w:r>
-        <w:rPr>
-          <w:rStyle w:val="KeywordTok"/>
-        </w:rPr>
-        <w:t xml:space="preserve">:</w:t>
-      </w:r>
-      <w:r>
-        <w:rPr>
-          <w:rStyle w:val="AttributeTok"/>
-        </w:rPr>
-        <w:t xml:space="preserve"> GPK</w:t>
+        <w:t xml:space="preserve"> https://www.grosserrat.bs.ch/</w:t>
       </w:r>
       <w:r>
         <w:br/>
       </w:r>
       <w:r>
         <w:rPr>
+          <w:rStyle w:val="KeywordTok"/>
+        </w:rPr>
+        <w:t xml:space="preserve">-</w:t>
+      </w:r>
+      <w:r>
+        <w:rPr>
+          <w:rStyle w:val="AttributeTok"/>
+        </w:rPr>
+        <w:t xml:space="preserve"> https://bs.die-mitte.ch/</w:t>
+      </w:r>
+      <w:r>
+        <w:br/>
+      </w:r>
+      <w:r>
+        <w:rPr>
+          <w:rStyle w:val="KeywordTok"/>
+        </w:rPr>
+        <w:t xml:space="preserve">-</w:t>
+      </w:r>
+      <w:r>
+        <w:rPr>
+          <w:rStyle w:val="AttributeTok"/>
+        </w:rPr>
+        <w:t xml:space="preserve"> https://www.evp-bs.ch/</w:t>
+      </w:r>
+      <w:r>
+        <w:br/>
+      </w:r>
+      <w:r>
+        <w:rPr>
+          <w:rStyle w:val="FunctionTok"/>
+        </w:rPr>
+        <w:t xml:space="preserve">group_type</w:t>
+      </w:r>
+      <w:r>
+        <w:rPr>
+          <w:rStyle w:val="KeywordTok"/>
+        </w:rPr>
+        <w:t xml:space="preserve">:</w:t>
+      </w:r>
+      <w:r>
+        <w:br/>
+      </w:r>
+      <w:r>
+        <w:rPr>
           <w:rStyle w:val="AttributeTok"/>
         </w:rPr>
         <w:t xml:space="preserve">  </w:t>
@@ -16164,169 +16264,52 @@
         <w:rPr>
           <w:rStyle w:val="FunctionTok"/>
         </w:rPr>
-        <w:t xml:space="preserve">language</w:t>
-      </w:r>
-      <w:r>
-        <w:rPr>
-          <w:rStyle w:val="KeywordTok"/>
-        </w:rPr>
-        <w:t xml:space="preserve">:</w:t>
-      </w:r>
-      <w:r>
-        <w:rPr>
-          <w:rStyle w:val="AttributeTok"/>
-        </w:rPr>
-        <w:t xml:space="preserve"> de</w:t>
+        <w:t xml:space="preserve">group_type_enum</w:t>
+      </w:r>
+      <w:r>
+        <w:rPr>
+          <w:rStyle w:val="KeywordTok"/>
+        </w:rPr>
+        <w:t xml:space="preserve">:</w:t>
+      </w:r>
+      <w:r>
+        <w:rPr>
+          <w:rStyle w:val="AttributeTok"/>
+        </w:rPr>
+        <w:t xml:space="preserve"> parliamentary_group</w:t>
       </w:r>
       <w:r>
         <w:br/>
       </w:r>
       <w:r>
         <w:rPr>
-          <w:rStyle w:val="FunctionTok"/>
-        </w:rPr>
-        <w:t xml:space="preserve">landing_page</w:t>
-      </w:r>
-      <w:r>
-        <w:rPr>
-          <w:rStyle w:val="KeywordTok"/>
-        </w:rPr>
-        <w:t xml:space="preserve">:</w:t>
+          <w:rStyle w:val="AttributeTok"/>
+        </w:rPr>
+        <w:t xml:space="preserve">  </w:t>
+      </w:r>
+      <w:r>
+        <w:rPr>
+          <w:rStyle w:val="FunctionTok"/>
+        </w:rPr>
+        <w:t xml:space="preserve">label</w:t>
+      </w:r>
+      <w:r>
+        <w:rPr>
+          <w:rStyle w:val="KeywordTok"/>
+        </w:rPr>
+        <w:t xml:space="preserve">:</w:t>
+      </w:r>
+      <w:r>
+        <w:rPr>
+          <w:rStyle w:val="AttributeTok"/>
+        </w:rPr>
+        <w:t xml:space="preserve"> Fraktion</w:t>
       </w:r>
       <w:r>
         <w:br/>
       </w:r>
       <w:r>
         <w:rPr>
-          <w:rStyle w:val="KeywordTok"/>
-        </w:rPr>
-        <w:t xml:space="preserve">-</w:t>
-      </w:r>
-      <w:r>
-        <w:rPr>
-          <w:rStyle w:val="AttributeTok"/>
-        </w:rPr>
-        <w:t xml:space="preserve"> </w:t>
-      </w:r>
-      <w:r>
-        <w:rPr>
-          <w:rStyle w:val="FunctionTok"/>
-        </w:rPr>
-        <w:t xml:space="preserve">value</w:t>
-      </w:r>
-      <w:r>
-        <w:rPr>
-          <w:rStyle w:val="KeywordTok"/>
-        </w:rPr>
-        <w:t xml:space="preserve">:</w:t>
-      </w:r>
-      <w:r>
-        <w:rPr>
-          <w:rStyle w:val="AttributeTok"/>
-        </w:rPr>
-        <w:t xml:space="preserve"> https://ar.ch/kantonsrat/kommissionen/staendige-kommissionen-des-kantonsrates/</w:t>
-      </w:r>
-      <w:r>
-        <w:br/>
-      </w:r>
-      <w:r>
-        <w:rPr>
-          <w:rStyle w:val="AttributeTok"/>
-        </w:rPr>
-        <w:t xml:space="preserve">  </w:t>
-      </w:r>
-      <w:r>
-        <w:rPr>
-          <w:rStyle w:val="FunctionTok"/>
-        </w:rPr>
-        <w:t xml:space="preserve">language</w:t>
-      </w:r>
-      <w:r>
-        <w:rPr>
-          <w:rStyle w:val="KeywordTok"/>
-        </w:rPr>
-        <w:t xml:space="preserve">:</w:t>
-      </w:r>
-      <w:r>
-        <w:rPr>
-          <w:rStyle w:val="AttributeTok"/>
-        </w:rPr>
-        <w:t xml:space="preserve"> de</w:t>
-      </w:r>
-      <w:r>
-        <w:br/>
-      </w:r>
-      <w:r>
-        <w:rPr>
-          <w:rStyle w:val="FunctionTok"/>
-        </w:rPr>
-        <w:t xml:space="preserve">group_type</w:t>
-      </w:r>
-      <w:r>
-        <w:rPr>
-          <w:rStyle w:val="KeywordTok"/>
-        </w:rPr>
-        <w:t xml:space="preserve">:</w:t>
-      </w:r>
-      <w:r>
-        <w:br/>
-      </w:r>
-      <w:r>
-        <w:rPr>
-          <w:rStyle w:val="AttributeTok"/>
-        </w:rPr>
-        <w:t xml:space="preserve">  </w:t>
-      </w:r>
-      <w:r>
-        <w:rPr>
-          <w:rStyle w:val="FunctionTok"/>
-        </w:rPr>
-        <w:t xml:space="preserve">group_type_enum</w:t>
-      </w:r>
-      <w:r>
-        <w:rPr>
-          <w:rStyle w:val="KeywordTok"/>
-        </w:rPr>
-        <w:t xml:space="preserve">:</w:t>
-      </w:r>
-      <w:r>
-        <w:rPr>
-          <w:rStyle w:val="AttributeTok"/>
-        </w:rPr>
-        <w:t xml:space="preserve"> committee_standing</w:t>
-      </w:r>
-      <w:r>
-        <w:br/>
-      </w:r>
-      <w:r>
-        <w:rPr>
-          <w:rStyle w:val="AttributeTok"/>
-        </w:rPr>
-        <w:t xml:space="preserve">  </w:t>
-      </w:r>
-      <w:r>
-        <w:rPr>
-          <w:rStyle w:val="FunctionTok"/>
-        </w:rPr>
-        <w:t xml:space="preserve">label</w:t>
-      </w:r>
-      <w:r>
-        <w:rPr>
-          <w:rStyle w:val="KeywordTok"/>
-        </w:rPr>
-        <w:t xml:space="preserve">:</w:t>
-      </w:r>
-      <w:r>
-        <w:rPr>
-          <w:rStyle w:val="AttributeTok"/>
-        </w:rPr>
-        <w:t xml:space="preserve"> Kommission</w:t>
-      </w:r>
-      <w:r>
-        <w:br/>
-      </w:r>
-      <w:r>
-        <w:rPr>
           <w:rStyle w:val="FunctionTok"/>
         </w:rPr>
         <w:t xml:space="preserve">spatial</w:t>
@@ -16341,17 +16324,17 @@
         <w:rPr>
           <w:rStyle w:val="AttributeTok"/>
         </w:rPr>
-        <w:t xml:space="preserve"> https://ld.admin.ch/canton/15</w:t>
+        <w:t xml:space="preserve"> https://ld.admin.ch/canton/12</w:t>
       </w:r>
     </w:p>
     <w:bookmarkEnd w:id="133"/>
-    <w:bookmarkStart w:id="134" w:name="Xc525d3fd9f7fa1f1e94379f2d63dc5881667847"/>
+    <w:bookmarkStart w:id="134" w:name="X0d16a94fa9e670b2051aebbe8f9283a2bc08906"/>
     <w:p>
       <w:pPr>
         <w:pStyle w:val="berschrift4"/>
       </w:pPr>
       <w:r>
-        <w:t xml:space="preserve">Example: Interest group with a trilingual name and contact</w:t>
+        <w:t xml:space="preserve">Example: Municipal parliament with spatial reference</w:t>
       </w:r>
     </w:p>
     <w:p>
@@ -16380,7 +16363,7 @@
         <w:rPr>
           <w:rStyle w:val="DecValTok"/>
         </w:rPr>
-        <w:t xml:space="preserve">6627</w:t>
+        <w:t xml:space="preserve">700</w:t>
       </w:r>
       <w:r>
         <w:br/>
@@ -16401,7 +16384,7 @@
         <w:rPr>
           <w:rStyle w:val="AttributeTok"/>
         </w:rPr>
-        <w:t xml:space="preserve"> https://www.parlament.ch/de/organe/gruppen/konsumenteninformation-und-schutz</w:t>
+        <w:t xml:space="preserve"> https://www.stadt.sg.ch/home/verwaltung-politik/demokratie-politik/stadtparlament.html</w:t>
       </w:r>
       <w:r>
         <w:br/>
@@ -16449,7 +16432,7 @@
         <w:rPr>
           <w:rStyle w:val="AttributeTok"/>
         </w:rPr>
-        <w:t xml:space="preserve"> Konsumenteninformation und -schutz</w:t>
+        <w:t xml:space="preserve"> Stadtparlament St. Gallen</w:t>
       </w:r>
       <w:r>
         <w:br/>
@@ -16483,33 +16466,15 @@
       </w:r>
       <w:r>
         <w:rPr>
-          <w:rStyle w:val="KeywordTok"/>
-        </w:rPr>
-        <w:t xml:space="preserve">-</w:t>
-      </w:r>
-      <w:r>
-        <w:rPr>
-          <w:rStyle w:val="AttributeTok"/>
-        </w:rPr>
-        <w:t xml:space="preserve"> </w:t>
-      </w:r>
-      <w:r>
-        <w:rPr>
-          <w:rStyle w:val="FunctionTok"/>
-        </w:rPr>
-        <w:t xml:space="preserve">value</w:t>
-      </w:r>
-      <w:r>
-        <w:rPr>
-          <w:rStyle w:val="KeywordTok"/>
-        </w:rPr>
-        <w:t xml:space="preserve">:</w:t>
-      </w:r>
-      <w:r>
-        <w:rPr>
-          <w:rStyle w:val="AttributeTok"/>
-        </w:rPr>
-        <w:t xml:space="preserve"> Information et défense des consommateurs</w:t>
+          <w:rStyle w:val="FunctionTok"/>
+        </w:rPr>
+        <w:t xml:space="preserve">group_type</w:t>
+      </w:r>
+      <w:r>
+        <w:rPr>
+          <w:rStyle w:val="KeywordTok"/>
+        </w:rPr>
+        <w:t xml:space="preserve">:</w:t>
       </w:r>
       <w:r>
         <w:br/>
@@ -16524,700 +16489,52 @@
         <w:rPr>
           <w:rStyle w:val="FunctionTok"/>
         </w:rPr>
-        <w:t xml:space="preserve">language</w:t>
-      </w:r>
-      <w:r>
-        <w:rPr>
-          <w:rStyle w:val="KeywordTok"/>
-        </w:rPr>
-        <w:t xml:space="preserve">:</w:t>
-      </w:r>
-      <w:r>
-        <w:rPr>
-          <w:rStyle w:val="AttributeTok"/>
-        </w:rPr>
-        <w:t xml:space="preserve"> fr</w:t>
+        <w:t xml:space="preserve">group_type_enum</w:t>
+      </w:r>
+      <w:r>
+        <w:rPr>
+          <w:rStyle w:val="KeywordTok"/>
+        </w:rPr>
+        <w:t xml:space="preserve">:</w:t>
+      </w:r>
+      <w:r>
+        <w:rPr>
+          <w:rStyle w:val="AttributeTok"/>
+        </w:rPr>
+        <w:t xml:space="preserve"> council_legislative</w:t>
       </w:r>
       <w:r>
         <w:br/>
       </w:r>
       <w:r>
         <w:rPr>
-          <w:rStyle w:val="KeywordTok"/>
-        </w:rPr>
-        <w:t xml:space="preserve">-</w:t>
-      </w:r>
-      <w:r>
-        <w:rPr>
-          <w:rStyle w:val="AttributeTok"/>
-        </w:rPr>
-        <w:t xml:space="preserve"> </w:t>
-      </w:r>
-      <w:r>
-        <w:rPr>
-          <w:rStyle w:val="FunctionTok"/>
-        </w:rPr>
-        <w:t xml:space="preserve">value</w:t>
-      </w:r>
-      <w:r>
-        <w:rPr>
-          <w:rStyle w:val="KeywordTok"/>
-        </w:rPr>
-        <w:t xml:space="preserve">:</w:t>
-      </w:r>
-      <w:r>
-        <w:rPr>
-          <w:rStyle w:val="AttributeTok"/>
-        </w:rPr>
-        <w:t xml:space="preserve"> Informazione e tutela dei consumatori</w:t>
+          <w:rStyle w:val="AttributeTok"/>
+        </w:rPr>
+        <w:t xml:space="preserve">  </w:t>
+      </w:r>
+      <w:r>
+        <w:rPr>
+          <w:rStyle w:val="FunctionTok"/>
+        </w:rPr>
+        <w:t xml:space="preserve">label</w:t>
+      </w:r>
+      <w:r>
+        <w:rPr>
+          <w:rStyle w:val="KeywordTok"/>
+        </w:rPr>
+        <w:t xml:space="preserve">:</w:t>
+      </w:r>
+      <w:r>
+        <w:rPr>
+          <w:rStyle w:val="AttributeTok"/>
+        </w:rPr>
+        <w:t xml:space="preserve"> Parlament (Legislativrat)</w:t>
       </w:r>
       <w:r>
         <w:br/>
       </w:r>
       <w:r>
         <w:rPr>
-          <w:rStyle w:val="AttributeTok"/>
-        </w:rPr>
-        <w:t xml:space="preserve">  </w:t>
-      </w:r>
-      <w:r>
-        <w:rPr>
-          <w:rStyle w:val="FunctionTok"/>
-        </w:rPr>
-        <w:t xml:space="preserve">language</w:t>
-      </w:r>
-      <w:r>
-        <w:rPr>
-          <w:rStyle w:val="KeywordTok"/>
-        </w:rPr>
-        <w:t xml:space="preserve">:</w:t>
-      </w:r>
-      <w:r>
-        <w:rPr>
-          <w:rStyle w:val="AttributeTok"/>
-        </w:rPr>
-        <w:t xml:space="preserve"> it</w:t>
-      </w:r>
-      <w:r>
-        <w:br/>
-      </w:r>
-      <w:r>
-        <w:rPr>
-          <w:rStyle w:val="FunctionTok"/>
-        </w:rPr>
-        <w:t xml:space="preserve">description</w:t>
-      </w:r>
-      <w:r>
-        <w:rPr>
-          <w:rStyle w:val="KeywordTok"/>
-        </w:rPr>
-        <w:t xml:space="preserve">:</w:t>
-      </w:r>
-      <w:r>
-        <w:br/>
-      </w:r>
-      <w:r>
-        <w:rPr>
-          <w:rStyle w:val="KeywordTok"/>
-        </w:rPr>
-        <w:t xml:space="preserve">-</w:t>
-      </w:r>
-      <w:r>
-        <w:rPr>
-          <w:rStyle w:val="AttributeTok"/>
-        </w:rPr>
-        <w:t xml:space="preserve"> </w:t>
-      </w:r>
-      <w:r>
-        <w:rPr>
-          <w:rStyle w:val="FunctionTok"/>
-        </w:rPr>
-        <w:t xml:space="preserve">value</w:t>
-      </w:r>
-      <w:r>
-        <w:rPr>
-          <w:rStyle w:val="KeywordTok"/>
-        </w:rPr>
-        <w:t xml:space="preserve">:</w:t>
-      </w:r>
-      <w:r>
-        <w:rPr>
-          <w:rStyle w:val="AttributeTok"/>
-        </w:rPr>
-        <w:t xml:space="preserve"> L'intergroupe parlementaire « Information et défense des consommateurs » réunit toutes les sensibilités</w:t>
-      </w:r>
-      <w:r>
-        <w:br/>
-      </w:r>
-      <w:r>
-        <w:rPr>
-          <w:rStyle w:val="AttributeTok"/>
-        </w:rPr>
-        <w:t xml:space="preserve">    politiques. Cet intergroupe a pour mission d'informer et de sensibiliser les élu·e·s aux questions</w:t>
-      </w:r>
-      <w:r>
-        <w:br/>
-      </w:r>
-      <w:r>
-        <w:rPr>
-          <w:rStyle w:val="AttributeTok"/>
-        </w:rPr>
-        <w:t xml:space="preserve">    relatives à la défense des consommateur·rice·s en Suisse.</w:t>
-      </w:r>
-      <w:r>
-        <w:br/>
-      </w:r>
-      <w:r>
-        <w:rPr>
-          <w:rStyle w:val="AttributeTok"/>
-        </w:rPr>
-        <w:t xml:space="preserve">  </w:t>
-      </w:r>
-      <w:r>
-        <w:rPr>
-          <w:rStyle w:val="FunctionTok"/>
-        </w:rPr>
-        <w:t xml:space="preserve">language</w:t>
-      </w:r>
-      <w:r>
-        <w:rPr>
-          <w:rStyle w:val="KeywordTok"/>
-        </w:rPr>
-        <w:t xml:space="preserve">:</w:t>
-      </w:r>
-      <w:r>
-        <w:rPr>
-          <w:rStyle w:val="AttributeTok"/>
-        </w:rPr>
-        <w:t xml:space="preserve"> fr</w:t>
-      </w:r>
-      <w:r>
-        <w:br/>
-      </w:r>
-      <w:r>
-        <w:rPr>
-          <w:rStyle w:val="FunctionTok"/>
-        </w:rPr>
-        <w:t xml:space="preserve">landing_page</w:t>
-      </w:r>
-      <w:r>
-        <w:rPr>
-          <w:rStyle w:val="KeywordTok"/>
-        </w:rPr>
-        <w:t xml:space="preserve">:</w:t>
-      </w:r>
-      <w:r>
-        <w:br/>
-      </w:r>
-      <w:r>
-        <w:rPr>
-          <w:rStyle w:val="KeywordTok"/>
-        </w:rPr>
-        <w:t xml:space="preserve">-</w:t>
-      </w:r>
-      <w:r>
-        <w:rPr>
-          <w:rStyle w:val="AttributeTok"/>
-        </w:rPr>
-        <w:t xml:space="preserve"> </w:t>
-      </w:r>
-      <w:r>
-        <w:rPr>
-          <w:rStyle w:val="FunctionTok"/>
-        </w:rPr>
-        <w:t xml:space="preserve">value</w:t>
-      </w:r>
-      <w:r>
-        <w:rPr>
-          <w:rStyle w:val="KeywordTok"/>
-        </w:rPr>
-        <w:t xml:space="preserve">:</w:t>
-      </w:r>
-      <w:r>
-        <w:rPr>
-          <w:rStyle w:val="AttributeTok"/>
-        </w:rPr>
-        <w:t xml:space="preserve"> https://www.parlament.ch/centers/documents/de/gruppen-der-bundesversammlung.pdf</w:t>
-      </w:r>
-      <w:r>
-        <w:br/>
-      </w:r>
-      <w:r>
-        <w:rPr>
-          <w:rStyle w:val="AttributeTok"/>
-        </w:rPr>
-        <w:t xml:space="preserve">  </w:t>
-      </w:r>
-      <w:r>
-        <w:rPr>
-          <w:rStyle w:val="FunctionTok"/>
-        </w:rPr>
-        <w:t xml:space="preserve">language</w:t>
-      </w:r>
-      <w:r>
-        <w:rPr>
-          <w:rStyle w:val="KeywordTok"/>
-        </w:rPr>
-        <w:t xml:space="preserve">:</w:t>
-      </w:r>
-      <w:r>
-        <w:rPr>
-          <w:rStyle w:val="AttributeTok"/>
-        </w:rPr>
-        <w:t xml:space="preserve"> de</w:t>
-      </w:r>
-      <w:r>
-        <w:br/>
-      </w:r>
-      <w:r>
-        <w:rPr>
-          <w:rStyle w:val="FunctionTok"/>
-        </w:rPr>
-        <w:t xml:space="preserve">contacts</w:t>
-      </w:r>
-      <w:r>
-        <w:rPr>
-          <w:rStyle w:val="KeywordTok"/>
-        </w:rPr>
-        <w:t xml:space="preserve">:</w:t>
-      </w:r>
-      <w:r>
-        <w:br/>
-      </w:r>
-      <w:r>
-        <w:rPr>
-          <w:rStyle w:val="KeywordTok"/>
-        </w:rPr>
-        <w:t xml:space="preserve">-</w:t>
-      </w:r>
-      <w:r>
-        <w:rPr>
-          <w:rStyle w:val="AttributeTok"/>
-        </w:rPr>
-        <w:t xml:space="preserve"> </w:t>
-      </w:r>
-      <w:r>
-        <w:rPr>
-          <w:rStyle w:val="FunctionTok"/>
-        </w:rPr>
-        <w:t xml:space="preserve">contact_type</w:t>
-      </w:r>
-      <w:r>
-        <w:rPr>
-          <w:rStyle w:val="KeywordTok"/>
-        </w:rPr>
-        <w:t xml:space="preserve">:</w:t>
-      </w:r>
-      <w:r>
-        <w:rPr>
-          <w:rStyle w:val="AttributeTok"/>
-        </w:rPr>
-        <w:t xml:space="preserve"> email</w:t>
-      </w:r>
-      <w:r>
-        <w:br/>
-      </w:r>
-      <w:r>
-        <w:rPr>
-          <w:rStyle w:val="AttributeTok"/>
-        </w:rPr>
-        <w:t xml:space="preserve">  </w:t>
-      </w:r>
-      <w:r>
-        <w:rPr>
-          <w:rStyle w:val="FunctionTok"/>
-        </w:rPr>
-        <w:t xml:space="preserve">value</w:t>
-      </w:r>
-      <w:r>
-        <w:rPr>
-          <w:rStyle w:val="KeywordTok"/>
-        </w:rPr>
-        <w:t xml:space="preserve">:</w:t>
-      </w:r>
-      <w:r>
-        <w:rPr>
-          <w:rStyle w:val="AttributeTok"/>
-        </w:rPr>
-        <w:t xml:space="preserve"> l.altwegg@frc.ch</w:t>
-      </w:r>
-      <w:r>
-        <w:br/>
-      </w:r>
-      <w:r>
-        <w:rPr>
-          <w:rStyle w:val="AttributeTok"/>
-        </w:rPr>
-        <w:t xml:space="preserve">  </w:t>
-      </w:r>
-      <w:r>
-        <w:rPr>
-          <w:rStyle w:val="FunctionTok"/>
-        </w:rPr>
-        <w:t xml:space="preserve">label</w:t>
-      </w:r>
-      <w:r>
-        <w:rPr>
-          <w:rStyle w:val="KeywordTok"/>
-        </w:rPr>
-        <w:t xml:space="preserve">:</w:t>
-      </w:r>
-      <w:r>
-        <w:rPr>
-          <w:rStyle w:val="AttributeTok"/>
-        </w:rPr>
-        <w:t xml:space="preserve"> Sekretariat</w:t>
-      </w:r>
-      <w:r>
-        <w:br/>
-      </w:r>
-      <w:r>
-        <w:rPr>
-          <w:rStyle w:val="KeywordTok"/>
-        </w:rPr>
-        <w:t xml:space="preserve">-</w:t>
-      </w:r>
-      <w:r>
-        <w:rPr>
-          <w:rStyle w:val="AttributeTok"/>
-        </w:rPr>
-        <w:t xml:space="preserve"> </w:t>
-      </w:r>
-      <w:r>
-        <w:rPr>
-          <w:rStyle w:val="FunctionTok"/>
-        </w:rPr>
-        <w:t xml:space="preserve">contact_type</w:t>
-      </w:r>
-      <w:r>
-        <w:rPr>
-          <w:rStyle w:val="KeywordTok"/>
-        </w:rPr>
-        <w:t xml:space="preserve">:</w:t>
-      </w:r>
-      <w:r>
-        <w:rPr>
-          <w:rStyle w:val="AttributeTok"/>
-        </w:rPr>
-        <w:t xml:space="preserve"> phone</w:t>
-      </w:r>
-      <w:r>
-        <w:br/>
-      </w:r>
-      <w:r>
-        <w:rPr>
-          <w:rStyle w:val="AttributeTok"/>
-        </w:rPr>
-        <w:t xml:space="preserve">  </w:t>
-      </w:r>
-      <w:r>
-        <w:rPr>
-          <w:rStyle w:val="FunctionTok"/>
-        </w:rPr>
-        <w:t xml:space="preserve">value</w:t>
-      </w:r>
-      <w:r>
-        <w:rPr>
-          <w:rStyle w:val="KeywordTok"/>
-        </w:rPr>
-        <w:t xml:space="preserve">:</w:t>
-      </w:r>
-      <w:r>
-        <w:rPr>
-          <w:rStyle w:val="AttributeTok"/>
-        </w:rPr>
-        <w:t xml:space="preserve"> +41 21 331 00 95</w:t>
-      </w:r>
-      <w:r>
-        <w:br/>
-      </w:r>
-      <w:r>
-        <w:rPr>
-          <w:rStyle w:val="AttributeTok"/>
-        </w:rPr>
-        <w:t xml:space="preserve">  </w:t>
-      </w:r>
-      <w:r>
-        <w:rPr>
-          <w:rStyle w:val="FunctionTok"/>
-        </w:rPr>
-        <w:t xml:space="preserve">label</w:t>
-      </w:r>
-      <w:r>
-        <w:rPr>
-          <w:rStyle w:val="KeywordTok"/>
-        </w:rPr>
-        <w:t xml:space="preserve">:</w:t>
-      </w:r>
-      <w:r>
-        <w:rPr>
-          <w:rStyle w:val="AttributeTok"/>
-        </w:rPr>
-        <w:t xml:space="preserve"> Sekretariat</w:t>
-      </w:r>
-      <w:r>
-        <w:br/>
-      </w:r>
-      <w:r>
-        <w:rPr>
-          <w:rStyle w:val="FunctionTok"/>
-        </w:rPr>
-        <w:t xml:space="preserve">addresses</w:t>
-      </w:r>
-      <w:r>
-        <w:rPr>
-          <w:rStyle w:val="KeywordTok"/>
-        </w:rPr>
-        <w:t xml:space="preserve">:</w:t>
-      </w:r>
-      <w:r>
-        <w:br/>
-      </w:r>
-      <w:r>
-        <w:rPr>
-          <w:rStyle w:val="KeywordTok"/>
-        </w:rPr>
-        <w:t xml:space="preserve">-</w:t>
-      </w:r>
-      <w:r>
-        <w:rPr>
-          <w:rStyle w:val="AttributeTok"/>
-        </w:rPr>
-        <w:t xml:space="preserve"> </w:t>
-      </w:r>
-      <w:r>
-        <w:rPr>
-          <w:rStyle w:val="FunctionTok"/>
-        </w:rPr>
-        <w:t xml:space="preserve">address_type</w:t>
-      </w:r>
-      <w:r>
-        <w:rPr>
-          <w:rStyle w:val="KeywordTok"/>
-        </w:rPr>
-        <w:t xml:space="preserve">:</w:t>
-      </w:r>
-      <w:r>
-        <w:rPr>
-          <w:rStyle w:val="AttributeTok"/>
-        </w:rPr>
-        <w:t xml:space="preserve"> businessAddress</w:t>
-      </w:r>
-      <w:r>
-        <w:br/>
-      </w:r>
-      <w:r>
-        <w:rPr>
-          <w:rStyle w:val="AttributeTok"/>
-        </w:rPr>
-        <w:t xml:space="preserve">  </w:t>
-      </w:r>
-      <w:r>
-        <w:rPr>
-          <w:rStyle w:val="FunctionTok"/>
-        </w:rPr>
-        <w:t xml:space="preserve">address_uri</w:t>
-      </w:r>
-      <w:r>
-        <w:rPr>
-          <w:rStyle w:val="KeywordTok"/>
-        </w:rPr>
-        <w:t xml:space="preserve">:</w:t>
-      </w:r>
-      <w:r>
-        <w:rPr>
-          <w:rStyle w:val="AttributeTok"/>
-        </w:rPr>
-        <w:t xml:space="preserve"> https://geo.ld.admin.ch/location/address/101009806</w:t>
-      </w:r>
-      <w:r>
-        <w:br/>
-      </w:r>
-      <w:r>
-        <w:rPr>
-          <w:rStyle w:val="AttributeTok"/>
-        </w:rPr>
-        <w:t xml:space="preserve">  </w:t>
-      </w:r>
-      <w:r>
-        <w:rPr>
-          <w:rStyle w:val="FunctionTok"/>
-        </w:rPr>
-        <w:t xml:space="preserve">street_address</w:t>
-      </w:r>
-      <w:r>
-        <w:rPr>
-          <w:rStyle w:val="KeywordTok"/>
-        </w:rPr>
-        <w:t xml:space="preserve">:</w:t>
-      </w:r>
-      <w:r>
-        <w:rPr>
-          <w:rStyle w:val="AttributeTok"/>
-        </w:rPr>
-        <w:t xml:space="preserve"> Fédération romande des consommateurs, Rue de Genève 17, case postale 585</w:t>
-      </w:r>
-      <w:r>
-        <w:br/>
-      </w:r>
-      <w:r>
-        <w:rPr>
-          <w:rStyle w:val="AttributeTok"/>
-        </w:rPr>
-        <w:t xml:space="preserve">  </w:t>
-      </w:r>
-      <w:r>
-        <w:rPr>
-          <w:rStyle w:val="FunctionTok"/>
-        </w:rPr>
-        <w:t xml:space="preserve">postal_code</w:t>
-      </w:r>
-      <w:r>
-        <w:rPr>
-          <w:rStyle w:val="KeywordTok"/>
-        </w:rPr>
-        <w:t xml:space="preserve">:</w:t>
-      </w:r>
-      <w:r>
-        <w:rPr>
-          <w:rStyle w:val="AttributeTok"/>
-        </w:rPr>
-        <w:t xml:space="preserve"> </w:t>
-      </w:r>
-      <w:r>
-        <w:rPr>
-          <w:rStyle w:val="StringTok"/>
-        </w:rPr>
-        <w:t xml:space="preserve">'1001'</w:t>
-      </w:r>
-      <w:r>
-        <w:br/>
-      </w:r>
-      <w:r>
-        <w:rPr>
-          <w:rStyle w:val="AttributeTok"/>
-        </w:rPr>
-        <w:t xml:space="preserve">  </w:t>
-      </w:r>
-      <w:r>
-        <w:rPr>
-          <w:rStyle w:val="FunctionTok"/>
-        </w:rPr>
-        <w:t xml:space="preserve">postal_locality</w:t>
-      </w:r>
-      <w:r>
-        <w:rPr>
-          <w:rStyle w:val="KeywordTok"/>
-        </w:rPr>
-        <w:t xml:space="preserve">:</w:t>
-      </w:r>
-      <w:r>
-        <w:rPr>
-          <w:rStyle w:val="AttributeTok"/>
-        </w:rPr>
-        <w:t xml:space="preserve"> Lausanne</w:t>
-      </w:r>
-      <w:r>
-        <w:br/>
-      </w:r>
-      <w:r>
-        <w:rPr>
-          <w:rStyle w:val="AttributeTok"/>
-        </w:rPr>
-        <w:t xml:space="preserve">  </w:t>
-      </w:r>
-      <w:r>
-        <w:rPr>
-          <w:rStyle w:val="FunctionTok"/>
-        </w:rPr>
-        <w:t xml:space="preserve">country</w:t>
-      </w:r>
-      <w:r>
-        <w:rPr>
-          <w:rStyle w:val="KeywordTok"/>
-        </w:rPr>
-        <w:t xml:space="preserve">:</w:t>
-      </w:r>
-      <w:r>
-        <w:rPr>
-          <w:rStyle w:val="AttributeTok"/>
-        </w:rPr>
-        <w:t xml:space="preserve"> CH</w:t>
-      </w:r>
-      <w:r>
-        <w:br/>
-      </w:r>
-      <w:r>
-        <w:rPr>
-          <w:rStyle w:val="FunctionTok"/>
-        </w:rPr>
-        <w:t xml:space="preserve">group_type</w:t>
-      </w:r>
-      <w:r>
-        <w:rPr>
-          <w:rStyle w:val="KeywordTok"/>
-        </w:rPr>
-        <w:t xml:space="preserve">:</w:t>
-      </w:r>
-      <w:r>
-        <w:br/>
-      </w:r>
-      <w:r>
-        <w:rPr>
-          <w:rStyle w:val="AttributeTok"/>
-        </w:rPr>
-        <w:t xml:space="preserve">  </w:t>
-      </w:r>
-      <w:r>
-        <w:rPr>
-          <w:rStyle w:val="FunctionTok"/>
-        </w:rPr>
-        <w:t xml:space="preserve">group_type_enum</w:t>
-      </w:r>
-      <w:r>
-        <w:rPr>
-          <w:rStyle w:val="KeywordTok"/>
-        </w:rPr>
-        <w:t xml:space="preserve">:</w:t>
-      </w:r>
-      <w:r>
-        <w:rPr>
-          <w:rStyle w:val="AttributeTok"/>
-        </w:rPr>
-        <w:t xml:space="preserve"> interest_group</w:t>
-      </w:r>
-      <w:r>
-        <w:br/>
-      </w:r>
-      <w:r>
-        <w:rPr>
-          <w:rStyle w:val="AttributeTok"/>
-        </w:rPr>
-        <w:t xml:space="preserve">  </w:t>
-      </w:r>
-      <w:r>
-        <w:rPr>
-          <w:rStyle w:val="FunctionTok"/>
-        </w:rPr>
-        <w:t xml:space="preserve">label</w:t>
-      </w:r>
-      <w:r>
-        <w:rPr>
-          <w:rStyle w:val="KeywordTok"/>
-        </w:rPr>
-        <w:t xml:space="preserve">:</w:t>
-      </w:r>
-      <w:r>
-        <w:rPr>
-          <w:rStyle w:val="AttributeTok"/>
-        </w:rPr>
-        <w:t xml:space="preserve"> Interessengruppe</w:t>
-      </w:r>
-      <w:r>
-        <w:br/>
-      </w:r>
-      <w:r>
-        <w:rPr>
           <w:rStyle w:val="FunctionTok"/>
         </w:rPr>
         <w:t xml:space="preserve">spatial</w:t>
@@ -17232,34 +16549,1300 @@
         <w:rPr>
           <w:rStyle w:val="AttributeTok"/>
         </w:rPr>
-        <w:t xml:space="preserve"> https://ld.admin.ch/country/CHE</w:t>
-      </w:r>
-      <w:r>
-        <w:br/>
-      </w:r>
-      <w:r>
-        <w:rPr>
-          <w:rStyle w:val="FunctionTok"/>
-        </w:rPr>
-        <w:t xml:space="preserve">valid_from</w:t>
-      </w:r>
-      <w:r>
-        <w:rPr>
-          <w:rStyle w:val="KeywordTok"/>
-        </w:rPr>
-        <w:t xml:space="preserve">:</w:t>
-      </w:r>
-      <w:r>
-        <w:rPr>
-          <w:rStyle w:val="AttributeTok"/>
-        </w:rPr>
-        <w:t xml:space="preserve"> 2012-01-01</w:t>
+        <w:t xml:space="preserve"> https://ld.admin.ch/municipality/3203</w:t>
       </w:r>
     </w:p>
     <w:bookmarkEnd w:id="134"/>
+    <w:bookmarkStart w:id="135" w:name="X4d8655eb3d77dcae1b3785254b34d14363e4589"/>
+    <w:p>
+      <w:pPr>
+        <w:pStyle w:val="berschrift4"/>
+      </w:pPr>
+      <w:r>
+        <w:t xml:space="preserve">Example: Committee with a common abbreviation</w:t>
+      </w:r>
+    </w:p>
+    <w:p>
+      <w:pPr>
+        <w:pStyle w:val="SourceCode"/>
+      </w:pPr>
+      <w:r>
+        <w:rPr>
+          <w:rStyle w:val="FunctionTok"/>
+        </w:rPr>
+        <w:t xml:space="preserve">local_id</w:t>
+      </w:r>
+      <w:r>
+        <w:rPr>
+          <w:rStyle w:val="KeywordTok"/>
+        </w:rPr>
+        <w:t xml:space="preserve">:</w:t>
+      </w:r>
+      <w:r>
+        <w:rPr>
+          <w:rStyle w:val="AttributeTok"/>
+        </w:rPr>
+        <w:t xml:space="preserve"> </w:t>
+      </w:r>
+      <w:r>
+        <w:rPr>
+          <w:rStyle w:val="DecValTok"/>
+        </w:rPr>
+        <w:t xml:space="preserve">3</w:t>
+      </w:r>
+      <w:r>
+        <w:br/>
+      </w:r>
+      <w:r>
+        <w:rPr>
+          <w:rStyle w:val="FunctionTok"/>
+        </w:rPr>
+        <w:t xml:space="preserve">global_uri</w:t>
+      </w:r>
+      <w:r>
+        <w:rPr>
+          <w:rStyle w:val="KeywordTok"/>
+        </w:rPr>
+        <w:t xml:space="preserve">:</w:t>
+      </w:r>
+      <w:r>
+        <w:rPr>
+          <w:rStyle w:val="AttributeTok"/>
+        </w:rPr>
+        <w:t xml:space="preserve"> https://api.openparldata.ch/v1/groups/3</w:t>
+      </w:r>
+      <w:r>
+        <w:br/>
+      </w:r>
+      <w:r>
+        <w:rPr>
+          <w:rStyle w:val="FunctionTok"/>
+        </w:rPr>
+        <w:t xml:space="preserve">label</w:t>
+      </w:r>
+      <w:r>
+        <w:rPr>
+          <w:rStyle w:val="KeywordTok"/>
+        </w:rPr>
+        <w:t xml:space="preserve">:</w:t>
+      </w:r>
+      <w:r>
+        <w:br/>
+      </w:r>
+      <w:r>
+        <w:rPr>
+          <w:rStyle w:val="KeywordTok"/>
+        </w:rPr>
+        <w:t xml:space="preserve">-</w:t>
+      </w:r>
+      <w:r>
+        <w:rPr>
+          <w:rStyle w:val="AttributeTok"/>
+        </w:rPr>
+        <w:t xml:space="preserve"> </w:t>
+      </w:r>
+      <w:r>
+        <w:rPr>
+          <w:rStyle w:val="FunctionTok"/>
+        </w:rPr>
+        <w:t xml:space="preserve">value</w:t>
+      </w:r>
+      <w:r>
+        <w:rPr>
+          <w:rStyle w:val="KeywordTok"/>
+        </w:rPr>
+        <w:t xml:space="preserve">:</w:t>
+      </w:r>
+      <w:r>
+        <w:rPr>
+          <w:rStyle w:val="AttributeTok"/>
+        </w:rPr>
+        <w:t xml:space="preserve"> Geschäftsprüfungskommission</w:t>
+      </w:r>
+      <w:r>
+        <w:br/>
+      </w:r>
+      <w:r>
+        <w:rPr>
+          <w:rStyle w:val="AttributeTok"/>
+        </w:rPr>
+        <w:t xml:space="preserve">  </w:t>
+      </w:r>
+      <w:r>
+        <w:rPr>
+          <w:rStyle w:val="FunctionTok"/>
+        </w:rPr>
+        <w:t xml:space="preserve">language</w:t>
+      </w:r>
+      <w:r>
+        <w:rPr>
+          <w:rStyle w:val="KeywordTok"/>
+        </w:rPr>
+        <w:t xml:space="preserve">:</w:t>
+      </w:r>
+      <w:r>
+        <w:rPr>
+          <w:rStyle w:val="AttributeTok"/>
+        </w:rPr>
+        <w:t xml:space="preserve"> de</w:t>
+      </w:r>
+      <w:r>
+        <w:br/>
+      </w:r>
+      <w:r>
+        <w:rPr>
+          <w:rStyle w:val="FunctionTok"/>
+        </w:rPr>
+        <w:t xml:space="preserve">abbreviation</w:t>
+      </w:r>
+      <w:r>
+        <w:rPr>
+          <w:rStyle w:val="KeywordTok"/>
+        </w:rPr>
+        <w:t xml:space="preserve">:</w:t>
+      </w:r>
+      <w:r>
+        <w:br/>
+      </w:r>
+      <w:r>
+        <w:rPr>
+          <w:rStyle w:val="KeywordTok"/>
+        </w:rPr>
+        <w:t xml:space="preserve">-</w:t>
+      </w:r>
+      <w:r>
+        <w:rPr>
+          <w:rStyle w:val="AttributeTok"/>
+        </w:rPr>
+        <w:t xml:space="preserve"> </w:t>
+      </w:r>
+      <w:r>
+        <w:rPr>
+          <w:rStyle w:val="FunctionTok"/>
+        </w:rPr>
+        <w:t xml:space="preserve">value</w:t>
+      </w:r>
+      <w:r>
+        <w:rPr>
+          <w:rStyle w:val="KeywordTok"/>
+        </w:rPr>
+        <w:t xml:space="preserve">:</w:t>
+      </w:r>
+      <w:r>
+        <w:rPr>
+          <w:rStyle w:val="AttributeTok"/>
+        </w:rPr>
+        <w:t xml:space="preserve"> GPK</w:t>
+      </w:r>
+      <w:r>
+        <w:br/>
+      </w:r>
+      <w:r>
+        <w:rPr>
+          <w:rStyle w:val="AttributeTok"/>
+        </w:rPr>
+        <w:t xml:space="preserve">  </w:t>
+      </w:r>
+      <w:r>
+        <w:rPr>
+          <w:rStyle w:val="FunctionTok"/>
+        </w:rPr>
+        <w:t xml:space="preserve">language</w:t>
+      </w:r>
+      <w:r>
+        <w:rPr>
+          <w:rStyle w:val="KeywordTok"/>
+        </w:rPr>
+        <w:t xml:space="preserve">:</w:t>
+      </w:r>
+      <w:r>
+        <w:rPr>
+          <w:rStyle w:val="AttributeTok"/>
+        </w:rPr>
+        <w:t xml:space="preserve"> de</w:t>
+      </w:r>
+      <w:r>
+        <w:br/>
+      </w:r>
+      <w:r>
+        <w:rPr>
+          <w:rStyle w:val="FunctionTok"/>
+        </w:rPr>
+        <w:t xml:space="preserve">landing_page</w:t>
+      </w:r>
+      <w:r>
+        <w:rPr>
+          <w:rStyle w:val="KeywordTok"/>
+        </w:rPr>
+        <w:t xml:space="preserve">:</w:t>
+      </w:r>
+      <w:r>
+        <w:br/>
+      </w:r>
+      <w:r>
+        <w:rPr>
+          <w:rStyle w:val="KeywordTok"/>
+        </w:rPr>
+        <w:t xml:space="preserve">-</w:t>
+      </w:r>
+      <w:r>
+        <w:rPr>
+          <w:rStyle w:val="AttributeTok"/>
+        </w:rPr>
+        <w:t xml:space="preserve"> </w:t>
+      </w:r>
+      <w:r>
+        <w:rPr>
+          <w:rStyle w:val="FunctionTok"/>
+        </w:rPr>
+        <w:t xml:space="preserve">value</w:t>
+      </w:r>
+      <w:r>
+        <w:rPr>
+          <w:rStyle w:val="KeywordTok"/>
+        </w:rPr>
+        <w:t xml:space="preserve">:</w:t>
+      </w:r>
+      <w:r>
+        <w:rPr>
+          <w:rStyle w:val="AttributeTok"/>
+        </w:rPr>
+        <w:t xml:space="preserve"> https://ar.ch/kantonsrat/kommissionen/staendige-kommissionen-des-kantonsrates/</w:t>
+      </w:r>
+      <w:r>
+        <w:br/>
+      </w:r>
+      <w:r>
+        <w:rPr>
+          <w:rStyle w:val="AttributeTok"/>
+        </w:rPr>
+        <w:t xml:space="preserve">  </w:t>
+      </w:r>
+      <w:r>
+        <w:rPr>
+          <w:rStyle w:val="FunctionTok"/>
+        </w:rPr>
+        <w:t xml:space="preserve">language</w:t>
+      </w:r>
+      <w:r>
+        <w:rPr>
+          <w:rStyle w:val="KeywordTok"/>
+        </w:rPr>
+        <w:t xml:space="preserve">:</w:t>
+      </w:r>
+      <w:r>
+        <w:rPr>
+          <w:rStyle w:val="AttributeTok"/>
+        </w:rPr>
+        <w:t xml:space="preserve"> de</w:t>
+      </w:r>
+      <w:r>
+        <w:br/>
+      </w:r>
+      <w:r>
+        <w:rPr>
+          <w:rStyle w:val="FunctionTok"/>
+        </w:rPr>
+        <w:t xml:space="preserve">group_type</w:t>
+      </w:r>
+      <w:r>
+        <w:rPr>
+          <w:rStyle w:val="KeywordTok"/>
+        </w:rPr>
+        <w:t xml:space="preserve">:</w:t>
+      </w:r>
+      <w:r>
+        <w:br/>
+      </w:r>
+      <w:r>
+        <w:rPr>
+          <w:rStyle w:val="AttributeTok"/>
+        </w:rPr>
+        <w:t xml:space="preserve">  </w:t>
+      </w:r>
+      <w:r>
+        <w:rPr>
+          <w:rStyle w:val="FunctionTok"/>
+        </w:rPr>
+        <w:t xml:space="preserve">group_type_enum</w:t>
+      </w:r>
+      <w:r>
+        <w:rPr>
+          <w:rStyle w:val="KeywordTok"/>
+        </w:rPr>
+        <w:t xml:space="preserve">:</w:t>
+      </w:r>
+      <w:r>
+        <w:rPr>
+          <w:rStyle w:val="AttributeTok"/>
+        </w:rPr>
+        <w:t xml:space="preserve"> committee_standing</w:t>
+      </w:r>
+      <w:r>
+        <w:br/>
+      </w:r>
+      <w:r>
+        <w:rPr>
+          <w:rStyle w:val="AttributeTok"/>
+        </w:rPr>
+        <w:t xml:space="preserve">  </w:t>
+      </w:r>
+      <w:r>
+        <w:rPr>
+          <w:rStyle w:val="FunctionTok"/>
+        </w:rPr>
+        <w:t xml:space="preserve">label</w:t>
+      </w:r>
+      <w:r>
+        <w:rPr>
+          <w:rStyle w:val="KeywordTok"/>
+        </w:rPr>
+        <w:t xml:space="preserve">:</w:t>
+      </w:r>
+      <w:r>
+        <w:rPr>
+          <w:rStyle w:val="AttributeTok"/>
+        </w:rPr>
+        <w:t xml:space="preserve"> Kommission</w:t>
+      </w:r>
+      <w:r>
+        <w:br/>
+      </w:r>
+      <w:r>
+        <w:rPr>
+          <w:rStyle w:val="FunctionTok"/>
+        </w:rPr>
+        <w:t xml:space="preserve">spatial</w:t>
+      </w:r>
+      <w:r>
+        <w:rPr>
+          <w:rStyle w:val="KeywordTok"/>
+        </w:rPr>
+        <w:t xml:space="preserve">:</w:t>
+      </w:r>
+      <w:r>
+        <w:rPr>
+          <w:rStyle w:val="AttributeTok"/>
+        </w:rPr>
+        <w:t xml:space="preserve"> https://ld.admin.ch/canton/15</w:t>
+      </w:r>
+    </w:p>
     <w:bookmarkEnd w:id="135"/>
+    <w:bookmarkStart w:id="136" w:name="Xc525d3fd9f7fa1f1e94379f2d63dc5881667847"/>
+    <w:p>
+      <w:pPr>
+        <w:pStyle w:val="berschrift4"/>
+      </w:pPr>
+      <w:r>
+        <w:t xml:space="preserve">Example: Interest group with a trilingual name and contact</w:t>
+      </w:r>
+    </w:p>
+    <w:p>
+      <w:pPr>
+        <w:pStyle w:val="SourceCode"/>
+      </w:pPr>
+      <w:r>
+        <w:rPr>
+          <w:rStyle w:val="FunctionTok"/>
+        </w:rPr>
+        <w:t xml:space="preserve">local_id</w:t>
+      </w:r>
+      <w:r>
+        <w:rPr>
+          <w:rStyle w:val="KeywordTok"/>
+        </w:rPr>
+        <w:t xml:space="preserve">:</w:t>
+      </w:r>
+      <w:r>
+        <w:rPr>
+          <w:rStyle w:val="AttributeTok"/>
+        </w:rPr>
+        <w:t xml:space="preserve"> </w:t>
+      </w:r>
+      <w:r>
+        <w:rPr>
+          <w:rStyle w:val="DecValTok"/>
+        </w:rPr>
+        <w:t xml:space="preserve">6627</w:t>
+      </w:r>
+      <w:r>
+        <w:br/>
+      </w:r>
+      <w:r>
+        <w:rPr>
+          <w:rStyle w:val="FunctionTok"/>
+        </w:rPr>
+        <w:t xml:space="preserve">global_uri</w:t>
+      </w:r>
+      <w:r>
+        <w:rPr>
+          <w:rStyle w:val="KeywordTok"/>
+        </w:rPr>
+        <w:t xml:space="preserve">:</w:t>
+      </w:r>
+      <w:r>
+        <w:rPr>
+          <w:rStyle w:val="AttributeTok"/>
+        </w:rPr>
+        <w:t xml:space="preserve"> https://www.parlament.ch/de/organe/gruppen/konsumenteninformation-und-schutz</w:t>
+      </w:r>
+      <w:r>
+        <w:br/>
+      </w:r>
+      <w:r>
+        <w:rPr>
+          <w:rStyle w:val="FunctionTok"/>
+        </w:rPr>
+        <w:t xml:space="preserve">label</w:t>
+      </w:r>
+      <w:r>
+        <w:rPr>
+          <w:rStyle w:val="KeywordTok"/>
+        </w:rPr>
+        <w:t xml:space="preserve">:</w:t>
+      </w:r>
+      <w:r>
+        <w:br/>
+      </w:r>
+      <w:r>
+        <w:rPr>
+          <w:rStyle w:val="KeywordTok"/>
+        </w:rPr>
+        <w:t xml:space="preserve">-</w:t>
+      </w:r>
+      <w:r>
+        <w:rPr>
+          <w:rStyle w:val="AttributeTok"/>
+        </w:rPr>
+        <w:t xml:space="preserve"> </w:t>
+      </w:r>
+      <w:r>
+        <w:rPr>
+          <w:rStyle w:val="FunctionTok"/>
+        </w:rPr>
+        <w:t xml:space="preserve">value</w:t>
+      </w:r>
+      <w:r>
+        <w:rPr>
+          <w:rStyle w:val="KeywordTok"/>
+        </w:rPr>
+        <w:t xml:space="preserve">:</w:t>
+      </w:r>
+      <w:r>
+        <w:rPr>
+          <w:rStyle w:val="AttributeTok"/>
+        </w:rPr>
+        <w:t xml:space="preserve"> Konsumenteninformation und -schutz</w:t>
+      </w:r>
+      <w:r>
+        <w:br/>
+      </w:r>
+      <w:r>
+        <w:rPr>
+          <w:rStyle w:val="AttributeTok"/>
+        </w:rPr>
+        <w:t xml:space="preserve">  </w:t>
+      </w:r>
+      <w:r>
+        <w:rPr>
+          <w:rStyle w:val="FunctionTok"/>
+        </w:rPr>
+        <w:t xml:space="preserve">language</w:t>
+      </w:r>
+      <w:r>
+        <w:rPr>
+          <w:rStyle w:val="KeywordTok"/>
+        </w:rPr>
+        <w:t xml:space="preserve">:</w:t>
+      </w:r>
+      <w:r>
+        <w:rPr>
+          <w:rStyle w:val="AttributeTok"/>
+        </w:rPr>
+        <w:t xml:space="preserve"> de</w:t>
+      </w:r>
+      <w:r>
+        <w:br/>
+      </w:r>
+      <w:r>
+        <w:rPr>
+          <w:rStyle w:val="KeywordTok"/>
+        </w:rPr>
+        <w:t xml:space="preserve">-</w:t>
+      </w:r>
+      <w:r>
+        <w:rPr>
+          <w:rStyle w:val="AttributeTok"/>
+        </w:rPr>
+        <w:t xml:space="preserve"> </w:t>
+      </w:r>
+      <w:r>
+        <w:rPr>
+          <w:rStyle w:val="FunctionTok"/>
+        </w:rPr>
+        <w:t xml:space="preserve">value</w:t>
+      </w:r>
+      <w:r>
+        <w:rPr>
+          <w:rStyle w:val="KeywordTok"/>
+        </w:rPr>
+        <w:t xml:space="preserve">:</w:t>
+      </w:r>
+      <w:r>
+        <w:rPr>
+          <w:rStyle w:val="AttributeTok"/>
+        </w:rPr>
+        <w:t xml:space="preserve"> Information et défense des consommateurs</w:t>
+      </w:r>
+      <w:r>
+        <w:br/>
+      </w:r>
+      <w:r>
+        <w:rPr>
+          <w:rStyle w:val="AttributeTok"/>
+        </w:rPr>
+        <w:t xml:space="preserve">  </w:t>
+      </w:r>
+      <w:r>
+        <w:rPr>
+          <w:rStyle w:val="FunctionTok"/>
+        </w:rPr>
+        <w:t xml:space="preserve">language</w:t>
+      </w:r>
+      <w:r>
+        <w:rPr>
+          <w:rStyle w:val="KeywordTok"/>
+        </w:rPr>
+        <w:t xml:space="preserve">:</w:t>
+      </w:r>
+      <w:r>
+        <w:rPr>
+          <w:rStyle w:val="AttributeTok"/>
+        </w:rPr>
+        <w:t xml:space="preserve"> fr</w:t>
+      </w:r>
+      <w:r>
+        <w:br/>
+      </w:r>
+      <w:r>
+        <w:rPr>
+          <w:rStyle w:val="KeywordTok"/>
+        </w:rPr>
+        <w:t xml:space="preserve">-</w:t>
+      </w:r>
+      <w:r>
+        <w:rPr>
+          <w:rStyle w:val="AttributeTok"/>
+        </w:rPr>
+        <w:t xml:space="preserve"> </w:t>
+      </w:r>
+      <w:r>
+        <w:rPr>
+          <w:rStyle w:val="FunctionTok"/>
+        </w:rPr>
+        <w:t xml:space="preserve">value</w:t>
+      </w:r>
+      <w:r>
+        <w:rPr>
+          <w:rStyle w:val="KeywordTok"/>
+        </w:rPr>
+        <w:t xml:space="preserve">:</w:t>
+      </w:r>
+      <w:r>
+        <w:rPr>
+          <w:rStyle w:val="AttributeTok"/>
+        </w:rPr>
+        <w:t xml:space="preserve"> Informazione e tutela dei consumatori</w:t>
+      </w:r>
+      <w:r>
+        <w:br/>
+      </w:r>
+      <w:r>
+        <w:rPr>
+          <w:rStyle w:val="AttributeTok"/>
+        </w:rPr>
+        <w:t xml:space="preserve">  </w:t>
+      </w:r>
+      <w:r>
+        <w:rPr>
+          <w:rStyle w:val="FunctionTok"/>
+        </w:rPr>
+        <w:t xml:space="preserve">language</w:t>
+      </w:r>
+      <w:r>
+        <w:rPr>
+          <w:rStyle w:val="KeywordTok"/>
+        </w:rPr>
+        <w:t xml:space="preserve">:</w:t>
+      </w:r>
+      <w:r>
+        <w:rPr>
+          <w:rStyle w:val="AttributeTok"/>
+        </w:rPr>
+        <w:t xml:space="preserve"> it</w:t>
+      </w:r>
+      <w:r>
+        <w:br/>
+      </w:r>
+      <w:r>
+        <w:rPr>
+          <w:rStyle w:val="FunctionTok"/>
+        </w:rPr>
+        <w:t xml:space="preserve">description</w:t>
+      </w:r>
+      <w:r>
+        <w:rPr>
+          <w:rStyle w:val="KeywordTok"/>
+        </w:rPr>
+        <w:t xml:space="preserve">:</w:t>
+      </w:r>
+      <w:r>
+        <w:br/>
+      </w:r>
+      <w:r>
+        <w:rPr>
+          <w:rStyle w:val="KeywordTok"/>
+        </w:rPr>
+        <w:t xml:space="preserve">-</w:t>
+      </w:r>
+      <w:r>
+        <w:rPr>
+          <w:rStyle w:val="AttributeTok"/>
+        </w:rPr>
+        <w:t xml:space="preserve"> </w:t>
+      </w:r>
+      <w:r>
+        <w:rPr>
+          <w:rStyle w:val="FunctionTok"/>
+        </w:rPr>
+        <w:t xml:space="preserve">value</w:t>
+      </w:r>
+      <w:r>
+        <w:rPr>
+          <w:rStyle w:val="KeywordTok"/>
+        </w:rPr>
+        <w:t xml:space="preserve">:</w:t>
+      </w:r>
+      <w:r>
+        <w:rPr>
+          <w:rStyle w:val="AttributeTok"/>
+        </w:rPr>
+        <w:t xml:space="preserve"> L'intergroupe parlementaire « Information et défense des consommateurs » réunit toutes les sensibilités</w:t>
+      </w:r>
+      <w:r>
+        <w:br/>
+      </w:r>
+      <w:r>
+        <w:rPr>
+          <w:rStyle w:val="AttributeTok"/>
+        </w:rPr>
+        <w:t xml:space="preserve">    politiques. Cet intergroupe a pour mission d'informer et de sensibiliser les élu·e·s aux questions</w:t>
+      </w:r>
+      <w:r>
+        <w:br/>
+      </w:r>
+      <w:r>
+        <w:rPr>
+          <w:rStyle w:val="AttributeTok"/>
+        </w:rPr>
+        <w:t xml:space="preserve">    relatives à la défense des consommateur·rice·s en Suisse.</w:t>
+      </w:r>
+      <w:r>
+        <w:br/>
+      </w:r>
+      <w:r>
+        <w:rPr>
+          <w:rStyle w:val="AttributeTok"/>
+        </w:rPr>
+        <w:t xml:space="preserve">  </w:t>
+      </w:r>
+      <w:r>
+        <w:rPr>
+          <w:rStyle w:val="FunctionTok"/>
+        </w:rPr>
+        <w:t xml:space="preserve">language</w:t>
+      </w:r>
+      <w:r>
+        <w:rPr>
+          <w:rStyle w:val="KeywordTok"/>
+        </w:rPr>
+        <w:t xml:space="preserve">:</w:t>
+      </w:r>
+      <w:r>
+        <w:rPr>
+          <w:rStyle w:val="AttributeTok"/>
+        </w:rPr>
+        <w:t xml:space="preserve"> fr</w:t>
+      </w:r>
+      <w:r>
+        <w:br/>
+      </w:r>
+      <w:r>
+        <w:rPr>
+          <w:rStyle w:val="FunctionTok"/>
+        </w:rPr>
+        <w:t xml:space="preserve">landing_page</w:t>
+      </w:r>
+      <w:r>
+        <w:rPr>
+          <w:rStyle w:val="KeywordTok"/>
+        </w:rPr>
+        <w:t xml:space="preserve">:</w:t>
+      </w:r>
+      <w:r>
+        <w:br/>
+      </w:r>
+      <w:r>
+        <w:rPr>
+          <w:rStyle w:val="KeywordTok"/>
+        </w:rPr>
+        <w:t xml:space="preserve">-</w:t>
+      </w:r>
+      <w:r>
+        <w:rPr>
+          <w:rStyle w:val="AttributeTok"/>
+        </w:rPr>
+        <w:t xml:space="preserve"> </w:t>
+      </w:r>
+      <w:r>
+        <w:rPr>
+          <w:rStyle w:val="FunctionTok"/>
+        </w:rPr>
+        <w:t xml:space="preserve">value</w:t>
+      </w:r>
+      <w:r>
+        <w:rPr>
+          <w:rStyle w:val="KeywordTok"/>
+        </w:rPr>
+        <w:t xml:space="preserve">:</w:t>
+      </w:r>
+      <w:r>
+        <w:rPr>
+          <w:rStyle w:val="AttributeTok"/>
+        </w:rPr>
+        <w:t xml:space="preserve"> https://www.parlament.ch/centers/documents/de/gruppen-der-bundesversammlung.pdf</w:t>
+      </w:r>
+      <w:r>
+        <w:br/>
+      </w:r>
+      <w:r>
+        <w:rPr>
+          <w:rStyle w:val="AttributeTok"/>
+        </w:rPr>
+        <w:t xml:space="preserve">  </w:t>
+      </w:r>
+      <w:r>
+        <w:rPr>
+          <w:rStyle w:val="FunctionTok"/>
+        </w:rPr>
+        <w:t xml:space="preserve">language</w:t>
+      </w:r>
+      <w:r>
+        <w:rPr>
+          <w:rStyle w:val="KeywordTok"/>
+        </w:rPr>
+        <w:t xml:space="preserve">:</w:t>
+      </w:r>
+      <w:r>
+        <w:rPr>
+          <w:rStyle w:val="AttributeTok"/>
+        </w:rPr>
+        <w:t xml:space="preserve"> de</w:t>
+      </w:r>
+      <w:r>
+        <w:br/>
+      </w:r>
+      <w:r>
+        <w:rPr>
+          <w:rStyle w:val="FunctionTok"/>
+        </w:rPr>
+        <w:t xml:space="preserve">contacts</w:t>
+      </w:r>
+      <w:r>
+        <w:rPr>
+          <w:rStyle w:val="KeywordTok"/>
+        </w:rPr>
+        <w:t xml:space="preserve">:</w:t>
+      </w:r>
+      <w:r>
+        <w:br/>
+      </w:r>
+      <w:r>
+        <w:rPr>
+          <w:rStyle w:val="KeywordTok"/>
+        </w:rPr>
+        <w:t xml:space="preserve">-</w:t>
+      </w:r>
+      <w:r>
+        <w:rPr>
+          <w:rStyle w:val="AttributeTok"/>
+        </w:rPr>
+        <w:t xml:space="preserve"> </w:t>
+      </w:r>
+      <w:r>
+        <w:rPr>
+          <w:rStyle w:val="FunctionTok"/>
+        </w:rPr>
+        <w:t xml:space="preserve">contact_type</w:t>
+      </w:r>
+      <w:r>
+        <w:rPr>
+          <w:rStyle w:val="KeywordTok"/>
+        </w:rPr>
+        <w:t xml:space="preserve">:</w:t>
+      </w:r>
+      <w:r>
+        <w:rPr>
+          <w:rStyle w:val="AttributeTok"/>
+        </w:rPr>
+        <w:t xml:space="preserve"> email</w:t>
+      </w:r>
+      <w:r>
+        <w:br/>
+      </w:r>
+      <w:r>
+        <w:rPr>
+          <w:rStyle w:val="AttributeTok"/>
+        </w:rPr>
+        <w:t xml:space="preserve">  </w:t>
+      </w:r>
+      <w:r>
+        <w:rPr>
+          <w:rStyle w:val="FunctionTok"/>
+        </w:rPr>
+        <w:t xml:space="preserve">value</w:t>
+      </w:r>
+      <w:r>
+        <w:rPr>
+          <w:rStyle w:val="KeywordTok"/>
+        </w:rPr>
+        <w:t xml:space="preserve">:</w:t>
+      </w:r>
+      <w:r>
+        <w:rPr>
+          <w:rStyle w:val="AttributeTok"/>
+        </w:rPr>
+        <w:t xml:space="preserve"> l.altwegg@frc.ch</w:t>
+      </w:r>
+      <w:r>
+        <w:br/>
+      </w:r>
+      <w:r>
+        <w:rPr>
+          <w:rStyle w:val="AttributeTok"/>
+        </w:rPr>
+        <w:t xml:space="preserve">  </w:t>
+      </w:r>
+      <w:r>
+        <w:rPr>
+          <w:rStyle w:val="FunctionTok"/>
+        </w:rPr>
+        <w:t xml:space="preserve">label</w:t>
+      </w:r>
+      <w:r>
+        <w:rPr>
+          <w:rStyle w:val="KeywordTok"/>
+        </w:rPr>
+        <w:t xml:space="preserve">:</w:t>
+      </w:r>
+      <w:r>
+        <w:rPr>
+          <w:rStyle w:val="AttributeTok"/>
+        </w:rPr>
+        <w:t xml:space="preserve"> Sekretariat</w:t>
+      </w:r>
+      <w:r>
+        <w:br/>
+      </w:r>
+      <w:r>
+        <w:rPr>
+          <w:rStyle w:val="KeywordTok"/>
+        </w:rPr>
+        <w:t xml:space="preserve">-</w:t>
+      </w:r>
+      <w:r>
+        <w:rPr>
+          <w:rStyle w:val="AttributeTok"/>
+        </w:rPr>
+        <w:t xml:space="preserve"> </w:t>
+      </w:r>
+      <w:r>
+        <w:rPr>
+          <w:rStyle w:val="FunctionTok"/>
+        </w:rPr>
+        <w:t xml:space="preserve">contact_type</w:t>
+      </w:r>
+      <w:r>
+        <w:rPr>
+          <w:rStyle w:val="KeywordTok"/>
+        </w:rPr>
+        <w:t xml:space="preserve">:</w:t>
+      </w:r>
+      <w:r>
+        <w:rPr>
+          <w:rStyle w:val="AttributeTok"/>
+        </w:rPr>
+        <w:t xml:space="preserve"> phone</w:t>
+      </w:r>
+      <w:r>
+        <w:br/>
+      </w:r>
+      <w:r>
+        <w:rPr>
+          <w:rStyle w:val="AttributeTok"/>
+        </w:rPr>
+        <w:t xml:space="preserve">  </w:t>
+      </w:r>
+      <w:r>
+        <w:rPr>
+          <w:rStyle w:val="FunctionTok"/>
+        </w:rPr>
+        <w:t xml:space="preserve">value</w:t>
+      </w:r>
+      <w:r>
+        <w:rPr>
+          <w:rStyle w:val="KeywordTok"/>
+        </w:rPr>
+        <w:t xml:space="preserve">:</w:t>
+      </w:r>
+      <w:r>
+        <w:rPr>
+          <w:rStyle w:val="AttributeTok"/>
+        </w:rPr>
+        <w:t xml:space="preserve"> +41 21 331 00 95</w:t>
+      </w:r>
+      <w:r>
+        <w:br/>
+      </w:r>
+      <w:r>
+        <w:rPr>
+          <w:rStyle w:val="AttributeTok"/>
+        </w:rPr>
+        <w:t xml:space="preserve">  </w:t>
+      </w:r>
+      <w:r>
+        <w:rPr>
+          <w:rStyle w:val="FunctionTok"/>
+        </w:rPr>
+        <w:t xml:space="preserve">label</w:t>
+      </w:r>
+      <w:r>
+        <w:rPr>
+          <w:rStyle w:val="KeywordTok"/>
+        </w:rPr>
+        <w:t xml:space="preserve">:</w:t>
+      </w:r>
+      <w:r>
+        <w:rPr>
+          <w:rStyle w:val="AttributeTok"/>
+        </w:rPr>
+        <w:t xml:space="preserve"> Sekretariat</w:t>
+      </w:r>
+      <w:r>
+        <w:br/>
+      </w:r>
+      <w:r>
+        <w:rPr>
+          <w:rStyle w:val="FunctionTok"/>
+        </w:rPr>
+        <w:t xml:space="preserve">addresses</w:t>
+      </w:r>
+      <w:r>
+        <w:rPr>
+          <w:rStyle w:val="KeywordTok"/>
+        </w:rPr>
+        <w:t xml:space="preserve">:</w:t>
+      </w:r>
+      <w:r>
+        <w:br/>
+      </w:r>
+      <w:r>
+        <w:rPr>
+          <w:rStyle w:val="KeywordTok"/>
+        </w:rPr>
+        <w:t xml:space="preserve">-</w:t>
+      </w:r>
+      <w:r>
+        <w:rPr>
+          <w:rStyle w:val="AttributeTok"/>
+        </w:rPr>
+        <w:t xml:space="preserve"> </w:t>
+      </w:r>
+      <w:r>
+        <w:rPr>
+          <w:rStyle w:val="FunctionTok"/>
+        </w:rPr>
+        <w:t xml:space="preserve">address_type</w:t>
+      </w:r>
+      <w:r>
+        <w:rPr>
+          <w:rStyle w:val="KeywordTok"/>
+        </w:rPr>
+        <w:t xml:space="preserve">:</w:t>
+      </w:r>
+      <w:r>
+        <w:rPr>
+          <w:rStyle w:val="AttributeTok"/>
+        </w:rPr>
+        <w:t xml:space="preserve"> businessAddress</w:t>
+      </w:r>
+      <w:r>
+        <w:br/>
+      </w:r>
+      <w:r>
+        <w:rPr>
+          <w:rStyle w:val="AttributeTok"/>
+        </w:rPr>
+        <w:t xml:space="preserve">  </w:t>
+      </w:r>
+      <w:r>
+        <w:rPr>
+          <w:rStyle w:val="FunctionTok"/>
+        </w:rPr>
+        <w:t xml:space="preserve">address_uri</w:t>
+      </w:r>
+      <w:r>
+        <w:rPr>
+          <w:rStyle w:val="KeywordTok"/>
+        </w:rPr>
+        <w:t xml:space="preserve">:</w:t>
+      </w:r>
+      <w:r>
+        <w:rPr>
+          <w:rStyle w:val="AttributeTok"/>
+        </w:rPr>
+        <w:t xml:space="preserve"> https://geo.ld.admin.ch/location/address/101009806</w:t>
+      </w:r>
+      <w:r>
+        <w:br/>
+      </w:r>
+      <w:r>
+        <w:rPr>
+          <w:rStyle w:val="AttributeTok"/>
+        </w:rPr>
+        <w:t xml:space="preserve">  </w:t>
+      </w:r>
+      <w:r>
+        <w:rPr>
+          <w:rStyle w:val="FunctionTok"/>
+        </w:rPr>
+        <w:t xml:space="preserve">street_address</w:t>
+      </w:r>
+      <w:r>
+        <w:rPr>
+          <w:rStyle w:val="KeywordTok"/>
+        </w:rPr>
+        <w:t xml:space="preserve">:</w:t>
+      </w:r>
+      <w:r>
+        <w:rPr>
+          <w:rStyle w:val="AttributeTok"/>
+        </w:rPr>
+        <w:t xml:space="preserve"> Fédération romande des consommateurs, Rue de Genève 17, case postale 585</w:t>
+      </w:r>
+      <w:r>
+        <w:br/>
+      </w:r>
+      <w:r>
+        <w:rPr>
+          <w:rStyle w:val="AttributeTok"/>
+        </w:rPr>
+        <w:t xml:space="preserve">  </w:t>
+      </w:r>
+      <w:r>
+        <w:rPr>
+          <w:rStyle w:val="FunctionTok"/>
+        </w:rPr>
+        <w:t xml:space="preserve">postal_code</w:t>
+      </w:r>
+      <w:r>
+        <w:rPr>
+          <w:rStyle w:val="KeywordTok"/>
+        </w:rPr>
+        <w:t xml:space="preserve">:</w:t>
+      </w:r>
+      <w:r>
+        <w:rPr>
+          <w:rStyle w:val="AttributeTok"/>
+        </w:rPr>
+        <w:t xml:space="preserve"> </w:t>
+      </w:r>
+      <w:r>
+        <w:rPr>
+          <w:rStyle w:val="StringTok"/>
+        </w:rPr>
+        <w:t xml:space="preserve">'1001'</w:t>
+      </w:r>
+      <w:r>
+        <w:br/>
+      </w:r>
+      <w:r>
+        <w:rPr>
+          <w:rStyle w:val="AttributeTok"/>
+        </w:rPr>
+        <w:t xml:space="preserve">  </w:t>
+      </w:r>
+      <w:r>
+        <w:rPr>
+          <w:rStyle w:val="FunctionTok"/>
+        </w:rPr>
+        <w:t xml:space="preserve">postal_locality</w:t>
+      </w:r>
+      <w:r>
+        <w:rPr>
+          <w:rStyle w:val="KeywordTok"/>
+        </w:rPr>
+        <w:t xml:space="preserve">:</w:t>
+      </w:r>
+      <w:r>
+        <w:rPr>
+          <w:rStyle w:val="AttributeTok"/>
+        </w:rPr>
+        <w:t xml:space="preserve"> Lausanne</w:t>
+      </w:r>
+      <w:r>
+        <w:br/>
+      </w:r>
+      <w:r>
+        <w:rPr>
+          <w:rStyle w:val="AttributeTok"/>
+        </w:rPr>
+        <w:t xml:space="preserve">  </w:t>
+      </w:r>
+      <w:r>
+        <w:rPr>
+          <w:rStyle w:val="FunctionTok"/>
+        </w:rPr>
+        <w:t xml:space="preserve">country</w:t>
+      </w:r>
+      <w:r>
+        <w:rPr>
+          <w:rStyle w:val="KeywordTok"/>
+        </w:rPr>
+        <w:t xml:space="preserve">:</w:t>
+      </w:r>
+      <w:r>
+        <w:rPr>
+          <w:rStyle w:val="AttributeTok"/>
+        </w:rPr>
+        <w:t xml:space="preserve"> CH</w:t>
+      </w:r>
+      <w:r>
+        <w:br/>
+      </w:r>
+      <w:r>
+        <w:rPr>
+          <w:rStyle w:val="FunctionTok"/>
+        </w:rPr>
+        <w:t xml:space="preserve">group_type</w:t>
+      </w:r>
+      <w:r>
+        <w:rPr>
+          <w:rStyle w:val="KeywordTok"/>
+        </w:rPr>
+        <w:t xml:space="preserve">:</w:t>
+      </w:r>
+      <w:r>
+        <w:br/>
+      </w:r>
+      <w:r>
+        <w:rPr>
+          <w:rStyle w:val="AttributeTok"/>
+        </w:rPr>
+        <w:t xml:space="preserve">  </w:t>
+      </w:r>
+      <w:r>
+        <w:rPr>
+          <w:rStyle w:val="FunctionTok"/>
+        </w:rPr>
+        <w:t xml:space="preserve">group_type_enum</w:t>
+      </w:r>
+      <w:r>
+        <w:rPr>
+          <w:rStyle w:val="KeywordTok"/>
+        </w:rPr>
+        <w:t xml:space="preserve">:</w:t>
+      </w:r>
+      <w:r>
+        <w:rPr>
+          <w:rStyle w:val="AttributeTok"/>
+        </w:rPr>
+        <w:t xml:space="preserve"> interest_group</w:t>
+      </w:r>
+      <w:r>
+        <w:br/>
+      </w:r>
+      <w:r>
+        <w:rPr>
+          <w:rStyle w:val="AttributeTok"/>
+        </w:rPr>
+        <w:t xml:space="preserve">  </w:t>
+      </w:r>
+      <w:r>
+        <w:rPr>
+          <w:rStyle w:val="FunctionTok"/>
+        </w:rPr>
+        <w:t xml:space="preserve">label</w:t>
+      </w:r>
+      <w:r>
+        <w:rPr>
+          <w:rStyle w:val="KeywordTok"/>
+        </w:rPr>
+        <w:t xml:space="preserve">:</w:t>
+      </w:r>
+      <w:r>
+        <w:rPr>
+          <w:rStyle w:val="AttributeTok"/>
+        </w:rPr>
+        <w:t xml:space="preserve"> Interessengruppe</w:t>
+      </w:r>
+      <w:r>
+        <w:br/>
+      </w:r>
+      <w:r>
+        <w:rPr>
+          <w:rStyle w:val="FunctionTok"/>
+        </w:rPr>
+        <w:t xml:space="preserve">spatial</w:t>
+      </w:r>
+      <w:r>
+        <w:rPr>
+          <w:rStyle w:val="KeywordTok"/>
+        </w:rPr>
+        <w:t xml:space="preserve">:</w:t>
+      </w:r>
+      <w:r>
+        <w:rPr>
+          <w:rStyle w:val="AttributeTok"/>
+        </w:rPr>
+        <w:t xml:space="preserve"> https://ld.admin.ch/country/CHE</w:t>
+      </w:r>
+      <w:r>
+        <w:br/>
+      </w:r>
+      <w:r>
+        <w:rPr>
+          <w:rStyle w:val="FunctionTok"/>
+        </w:rPr>
+        <w:t xml:space="preserve">valid_from</w:t>
+      </w:r>
+      <w:r>
+        <w:rPr>
+          <w:rStyle w:val="KeywordTok"/>
+        </w:rPr>
+        <w:t xml:space="preserve">:</w:t>
+      </w:r>
+      <w:r>
+        <w:rPr>
+          <w:rStyle w:val="AttributeTok"/>
+        </w:rPr>
+        <w:t xml:space="preserve"> 2012-01-01</w:t>
+      </w:r>
+    </w:p>
     <w:bookmarkEnd w:id="136"/>
-    <w:bookmarkStart w:id="139" w:name="class-grouptype"/>
+    <w:bookmarkEnd w:id="137"/>
+    <w:bookmarkEnd w:id="138"/>
+    <w:bookmarkStart w:id="141" w:name="class-grouptype"/>
     <w:p>
       <w:pPr>
         <w:pStyle w:val="berschrift2"/>
@@ -17288,7 +17871,7 @@
         <w:t xml:space="preserve">__</w:t>
       </w:r>
     </w:p>
-    <w:bookmarkStart w:id="137" w:name="attribute-8"/>
+    <w:bookmarkStart w:id="139" w:name="attribute-8"/>
     <w:p>
       <w:pPr>
         <w:pStyle w:val="berschrift3"/>
@@ -17452,8 +18035,8 @@
         </w:tc>
       </w:tr>
     </w:tbl>
-    <w:bookmarkEnd w:id="137"/>
-    <w:bookmarkStart w:id="138" w:name="usages-8"/>
+    <w:bookmarkEnd w:id="139"/>
+    <w:bookmarkStart w:id="140" w:name="usages-8"/>
     <w:p>
       <w:pPr>
         <w:pStyle w:val="berschrift3"/>
@@ -17594,9 +18177,9 @@
         </w:tc>
       </w:tr>
     </w:tbl>
-    <w:bookmarkEnd w:id="138"/>
-    <w:bookmarkEnd w:id="139"/>
-    <w:bookmarkStart w:id="165" w:name="enum-grouptypeenum"/>
+    <w:bookmarkEnd w:id="140"/>
+    <w:bookmarkEnd w:id="141"/>
+    <w:bookmarkStart w:id="167" w:name="enum-grouptypeenum"/>
     <w:p>
       <w:pPr>
         <w:pStyle w:val="berschrift2"/>
@@ -17635,7 +18218,7 @@
       <w:r>
         <w:t xml:space="preserve"> </w:t>
       </w:r>
-      <w:hyperlink ns1:id="rId140">
+      <w:hyperlink ns1:id="rId142">
         <w:r>
           <w:rPr>
             <w:rStyle w:val="Hyperlink"/>
@@ -17644,7 +18227,7 @@
         </w:r>
       </w:hyperlink>
     </w:p>
-    <w:bookmarkStart w:id="164" w:name="permissible-values-3"/>
+    <w:bookmarkStart w:id="166" w:name="permissible-values-3"/>
     <w:p>
       <w:pPr>
         <w:pStyle w:val="berschrift3"/>
@@ -17734,7 +18317,7 @@
             <w:pPr>
               <w:pStyle w:val="Compact"/>
             </w:pPr>
-            <w:hyperlink ns1:id="rId141">
+            <w:hyperlink ns1:id="rId143">
               <w:r>
                 <w:rPr>
                   <w:rStyle w:val="Hyperlink"/>
@@ -17788,7 +18371,7 @@
             <w:pPr>
               <w:pStyle w:val="Compact"/>
             </w:pPr>
-            <w:hyperlink ns1:id="rId142">
+            <w:hyperlink ns1:id="rId144">
               <w:r>
                 <w:rPr>
                   <w:rStyle w:val="Hyperlink"/>
@@ -17842,7 +18425,7 @@
             <w:pPr>
               <w:pStyle w:val="Compact"/>
             </w:pPr>
-            <w:hyperlink ns1:id="rId143">
+            <w:hyperlink ns1:id="rId145">
               <w:r>
                 <w:rPr>
                   <w:rStyle w:val="Hyperlink"/>
@@ -17902,7 +18485,7 @@
             <w:pPr>
               <w:pStyle w:val="Compact"/>
             </w:pPr>
-            <w:hyperlink ns1:id="rId144">
+            <w:hyperlink ns1:id="rId146">
               <w:r>
                 <w:rPr>
                   <w:rStyle w:val="Hyperlink"/>
@@ -17956,7 +18539,7 @@
             <w:pPr>
               <w:pStyle w:val="Compact"/>
             </w:pPr>
-            <w:hyperlink ns1:id="rId145">
+            <w:hyperlink ns1:id="rId147">
               <w:r>
                 <w:rPr>
                   <w:rStyle w:val="Hyperlink"/>
@@ -18010,7 +18593,7 @@
             <w:pPr>
               <w:pStyle w:val="Compact"/>
             </w:pPr>
-            <w:hyperlink ns1:id="rId146">
+            <w:hyperlink ns1:id="rId148">
               <w:r>
                 <w:rPr>
                   <w:rStyle w:val="Hyperlink"/>
@@ -18064,7 +18647,7 @@
             <w:pPr>
               <w:pStyle w:val="Compact"/>
             </w:pPr>
-            <w:hyperlink ns1:id="rId147">
+            <w:hyperlink ns1:id="rId149">
               <w:r>
                 <w:rPr>
                   <w:rStyle w:val="Hyperlink"/>
@@ -18118,7 +18701,7 @@
             <w:pPr>
               <w:pStyle w:val="Compact"/>
             </w:pPr>
-            <w:hyperlink ns1:id="rId148">
+            <w:hyperlink ns1:id="rId150">
               <w:r>
                 <w:rPr>
                   <w:rStyle w:val="Hyperlink"/>
@@ -18172,7 +18755,7 @@
             <w:pPr>
               <w:pStyle w:val="Compact"/>
             </w:pPr>
-            <w:hyperlink ns1:id="rId149">
+            <w:hyperlink ns1:id="rId151">
               <w:r>
                 <w:rPr>
                   <w:rStyle w:val="Hyperlink"/>
@@ -18226,7 +18809,7 @@
             <w:pPr>
               <w:pStyle w:val="Compact"/>
             </w:pPr>
-            <w:hyperlink ns1:id="rId150">
+            <w:hyperlink ns1:id="rId152">
               <w:r>
                 <w:rPr>
                   <w:rStyle w:val="Hyperlink"/>
@@ -18280,7 +18863,7 @@
             <w:pPr>
               <w:pStyle w:val="Compact"/>
             </w:pPr>
-            <w:hyperlink ns1:id="rId151">
+            <w:hyperlink ns1:id="rId153">
               <w:r>
                 <w:rPr>
                   <w:rStyle w:val="Hyperlink"/>
@@ -18334,7 +18917,7 @@
             <w:pPr>
               <w:pStyle w:val="Compact"/>
             </w:pPr>
-            <w:hyperlink ns1:id="rId152">
+            <w:hyperlink ns1:id="rId154">
               <w:r>
                 <w:rPr>
                   <w:rStyle w:val="Hyperlink"/>
@@ -18388,7 +18971,7 @@
             <w:pPr>
               <w:pStyle w:val="Compact"/>
             </w:pPr>
-            <w:hyperlink ns1:id="rId153">
+            <w:hyperlink ns1:id="rId155">
               <w:r>
                 <w:rPr>
                   <w:rStyle w:val="Hyperlink"/>
@@ -18442,7 +19025,7 @@
             <w:pPr>
               <w:pStyle w:val="Compact"/>
             </w:pPr>
-            <w:hyperlink ns1:id="rId154">
+            <w:hyperlink ns1:id="rId156">
               <w:r>
                 <w:rPr>
                   <w:rStyle w:val="Hyperlink"/>
@@ -18496,7 +19079,7 @@
             <w:pPr>
               <w:pStyle w:val="Compact"/>
             </w:pPr>
-            <w:hyperlink ns1:id="rId155">
+            <w:hyperlink ns1:id="rId157">
               <w:r>
                 <w:rPr>
                   <w:rStyle w:val="Hyperlink"/>
@@ -18550,7 +19133,7 @@
             <w:pPr>
               <w:pStyle w:val="Compact"/>
             </w:pPr>
-            <w:hyperlink ns1:id="rId156">
+            <w:hyperlink ns1:id="rId158">
               <w:r>
                 <w:rPr>
                   <w:rStyle w:val="Hyperlink"/>
@@ -18604,7 +19187,7 @@
             <w:pPr>
               <w:pStyle w:val="Compact"/>
             </w:pPr>
-            <w:hyperlink ns1:id="rId157">
+            <w:hyperlink ns1:id="rId159">
               <w:r>
                 <w:rPr>
                   <w:rStyle w:val="Hyperlink"/>
@@ -18658,7 +19241,7 @@
             <w:pPr>
               <w:pStyle w:val="Compact"/>
             </w:pPr>
-            <w:hyperlink ns1:id="rId158">
+            <w:hyperlink ns1:id="rId160">
               <w:r>
                 <w:rPr>
                   <w:rStyle w:val="Hyperlink"/>
@@ -18712,7 +19295,7 @@
             <w:pPr>
               <w:pStyle w:val="Compact"/>
             </w:pPr>
-            <w:hyperlink ns1:id="rId159">
+            <w:hyperlink ns1:id="rId161">
               <w:r>
                 <w:rPr>
                   <w:rStyle w:val="Hyperlink"/>
@@ -18766,7 +19349,7 @@
             <w:pPr>
               <w:pStyle w:val="Compact"/>
             </w:pPr>
-            <w:hyperlink ns1:id="rId160">
+            <w:hyperlink ns1:id="rId162">
               <w:r>
                 <w:rPr>
                   <w:rStyle w:val="Hyperlink"/>
@@ -18820,7 +19403,7 @@
             <w:pPr>
               <w:pStyle w:val="Compact"/>
             </w:pPr>
-            <w:hyperlink ns1:id="rId161">
+            <w:hyperlink ns1:id="rId163">
               <w:r>
                 <w:rPr>
                   <w:rStyle w:val="Hyperlink"/>
@@ -18874,7 +19457,7 @@
             <w:pPr>
               <w:pStyle w:val="Compact"/>
             </w:pPr>
-            <w:hyperlink ns1:id="rId162">
+            <w:hyperlink ns1:id="rId164">
               <w:r>
                 <w:rPr>
                   <w:rStyle w:val="Hyperlink"/>
@@ -18928,7 +19511,7 @@
             <w:pPr>
               <w:pStyle w:val="Compact"/>
             </w:pPr>
-            <w:hyperlink ns1:id="rId163">
+            <w:hyperlink ns1:id="rId165">
               <w:r>
                 <w:rPr>
                   <w:rStyle w:val="Hyperlink"/>
@@ -18940,15 +19523,15 @@
         </w:tc>
       </w:tr>
     </w:tbl>
-    <w:bookmarkEnd w:id="164"/>
+    <w:bookmarkEnd w:id="166"/>
     <w:p>
       <w:r>
         <w:br w:type="page"/>
       </w:r>
     </w:p>
-    <w:bookmarkEnd w:id="165"/>
-    <w:bookmarkEnd w:id="166"/>
-    <w:bookmarkStart w:id="181" w:name="memberships"/>
+    <w:bookmarkEnd w:id="167"/>
+    <w:bookmarkEnd w:id="168"/>
+    <w:bookmarkStart w:id="183" w:name="memberships"/>
     <w:p>
       <w:pPr>
         <w:pStyle w:val="berschrift1"/>
@@ -19399,7 +19982,7 @@
         <w:t xml:space="preserve">).</w:t>
       </w:r>
     </w:p>
-    <w:bookmarkStart w:id="169" w:name="class-membership"/>
+    <w:bookmarkStart w:id="171" w:name="class-membership"/>
     <w:p>
       <w:pPr>
         <w:pStyle w:val="berschrift2"/>
@@ -19428,7 +20011,7 @@
         <w:t xml:space="preserve">__</w:t>
       </w:r>
     </w:p>
-    <w:bookmarkStart w:id="167" w:name="attribute-9"/>
+    <w:bookmarkStart w:id="169" w:name="attribute-9"/>
     <w:p>
       <w:pPr>
         <w:pStyle w:val="berschrift3"/>
@@ -20445,8 +21028,8 @@
         </w:tc>
       </w:tr>
     </w:tbl>
-    <w:bookmarkEnd w:id="167"/>
-    <w:bookmarkStart w:id="168" w:name="usages-9"/>
+    <w:bookmarkEnd w:id="169"/>
+    <w:bookmarkStart w:id="170" w:name="usages-9"/>
     <w:p>
       <w:pPr>
         <w:pStyle w:val="berschrift3"/>
@@ -20587,9 +21170,9 @@
         </w:tc>
       </w:tr>
     </w:tbl>
-    <w:bookmarkEnd w:id="168"/>
-    <w:bookmarkEnd w:id="169"/>
-    <w:bookmarkStart w:id="174" w:name="class-roletype"/>
+    <w:bookmarkEnd w:id="170"/>
+    <w:bookmarkEnd w:id="171"/>
+    <w:bookmarkStart w:id="176" w:name="class-roletype"/>
     <w:p>
       <w:pPr>
         <w:pStyle w:val="berschrift2"/>
@@ -20747,7 +21330,7 @@
         <w:t xml:space="preserve">__</w:t>
       </w:r>
     </w:p>
-    <w:bookmarkStart w:id="171" w:name="attribute-10"/>
+    <w:bookmarkStart w:id="173" w:name="attribute-10"/>
     <w:p>
       <w:pPr>
         <w:pStyle w:val="berschrift3"/>
@@ -20947,7 +21530,7 @@
         </w:tc>
       </w:tr>
     </w:tbl>
-    <w:bookmarkStart w:id="170" w:name="constraints-2"/>
+    <w:bookmarkStart w:id="172" w:name="constraints-2"/>
     <w:p>
       <w:pPr>
         <w:pStyle w:val="berschrift5"/>
@@ -20998,9 +21581,9 @@
         </w:r>
       </w:hyperlink>
     </w:p>
-    <w:bookmarkEnd w:id="170"/>
-    <w:bookmarkEnd w:id="171"/>
-    <w:bookmarkStart w:id="173" w:name="usages-10"/>
+    <w:bookmarkEnd w:id="172"/>
+    <w:bookmarkEnd w:id="173"/>
+    <w:bookmarkStart w:id="175" w:name="usages-10"/>
     <w:p>
       <w:pPr>
         <w:pStyle w:val="berschrift3"/>
@@ -21141,7 +21724,7 @@
         </w:tc>
       </w:tr>
     </w:tbl>
-    <w:bookmarkStart w:id="172" w:name="rules"/>
+    <w:bookmarkStart w:id="174" w:name="rules"/>
     <w:p>
       <w:pPr>
         <w:pStyle w:val="berschrift5"/>
@@ -21171,10 +21754,10 @@
         <w:t xml:space="preserve">, a descriptive label must be provided.</w:t>
       </w:r>
     </w:p>
-    <w:bookmarkEnd w:id="172"/>
-    <w:bookmarkEnd w:id="173"/>
     <w:bookmarkEnd w:id="174"/>
-    <w:bookmarkStart w:id="177" w:name="enum-roleenum"/>
+    <w:bookmarkEnd w:id="175"/>
+    <w:bookmarkEnd w:id="176"/>
+    <w:bookmarkStart w:id="179" w:name="enum-roleenum"/>
     <w:p>
       <w:pPr>
         <w:pStyle w:val="berschrift2"/>
@@ -21213,7 +21796,7 @@
       <w:r>
         <w:t xml:space="preserve"> </w:t>
       </w:r>
-      <w:hyperlink ns1:id="rId175">
+      <w:hyperlink ns1:id="rId177">
         <w:r>
           <w:rPr>
             <w:rStyle w:val="Hyperlink"/>
@@ -21222,7 +21805,7 @@
         </w:r>
       </w:hyperlink>
     </w:p>
-    <w:bookmarkStart w:id="176" w:name="permissible-values-4"/>
+    <w:bookmarkStart w:id="178" w:name="permissible-values-4"/>
     <w:p>
       <w:pPr>
         <w:pStyle w:val="berschrift3"/>
@@ -21373,9 +21956,9 @@
         </w:tc>
       </w:tr>
     </w:tbl>
-    <w:bookmarkEnd w:id="176"/>
-    <w:bookmarkEnd w:id="177"/>
-    <w:bookmarkStart w:id="180" w:name="class-electoraldistrict"/>
+    <w:bookmarkEnd w:id="178"/>
+    <w:bookmarkEnd w:id="179"/>
+    <w:bookmarkStart w:id="182" w:name="class-electoraldistrict"/>
     <w:p>
       <w:pPr>
         <w:pStyle w:val="berschrift2"/>
@@ -21404,7 +21987,7 @@
         <w:t xml:space="preserve">__</w:t>
       </w:r>
     </w:p>
-    <w:bookmarkStart w:id="178" w:name="attribute-11"/>
+    <w:bookmarkStart w:id="180" w:name="attribute-11"/>
     <w:p>
       <w:pPr>
         <w:pStyle w:val="berschrift3"/>
@@ -21723,8 +22306,8 @@
         </w:tc>
       </w:tr>
     </w:tbl>
-    <w:bookmarkEnd w:id="178"/>
-    <w:bookmarkStart w:id="179" w:name="usages-11"/>
+    <w:bookmarkEnd w:id="180"/>
+    <w:bookmarkStart w:id="181" w:name="usages-11"/>
     <w:p>
       <w:pPr>
         <w:pStyle w:val="berschrift3"/>
@@ -21865,15 +22448,15 @@
         </w:tc>
       </w:tr>
     </w:tbl>
-    <w:bookmarkEnd w:id="179"/>
+    <w:bookmarkEnd w:id="181"/>
     <w:p>
       <w:r>
         <w:br w:type="page"/>
       </w:r>
     </w:p>
-    <w:bookmarkEnd w:id="180"/>
-    <w:bookmarkEnd w:id="181"/>
-    <w:bookmarkStart w:id="246" w:name="interest-links"/>
+    <w:bookmarkEnd w:id="182"/>
+    <w:bookmarkEnd w:id="183"/>
+    <w:bookmarkStart w:id="248" w:name="interest-links"/>
     <w:p>
       <w:pPr>
         <w:pStyle w:val="berschrift1"/>
@@ -21892,7 +22475,7 @@
       <w:r>
         <w:t xml:space="preserve"> </w:t>
       </w:r>
-      <w:hyperlink ns1:id="rId182">
+      <w:hyperlink ns1:id="rId184">
         <w:r>
           <w:rPr>
             <w:rStyle w:val="Hyperlink"/>
@@ -22194,7 +22777,7 @@
         <w:t xml:space="preserve">In addition to the committee and function within the organisation, it is explicitly recorded whether the position is paid – a central transparency aspect.</w:t>
       </w:r>
     </w:p>
-    <w:bookmarkStart w:id="198" w:name="class-interestlink"/>
+    <w:bookmarkStart w:id="200" w:name="class-interestlink"/>
     <w:p>
       <w:pPr>
         <w:pStyle w:val="berschrift2"/>
@@ -22223,7 +22806,7 @@
         <w:t xml:space="preserve">__</w:t>
       </w:r>
     </w:p>
-    <w:bookmarkStart w:id="184" w:name="attribute-12"/>
+    <w:bookmarkStart w:id="186" w:name="attribute-12"/>
     <w:p>
       <w:pPr>
         <w:pStyle w:val="berschrift3"/>
@@ -23444,7 +24027,7 @@
         </w:tc>
       </w:tr>
     </w:tbl>
-    <w:bookmarkStart w:id="183" w:name="constraints-3"/>
+    <w:bookmarkStart w:id="185" w:name="constraints-3"/>
     <w:p>
       <w:pPr>
         <w:pStyle w:val="berschrift5"/>
@@ -23495,9 +24078,9 @@
         </w:r>
       </w:hyperlink>
     </w:p>
-    <w:bookmarkEnd w:id="183"/>
-    <w:bookmarkEnd w:id="184"/>
-    <w:bookmarkStart w:id="185" w:name="usages-12"/>
+    <w:bookmarkEnd w:id="185"/>
+    <w:bookmarkEnd w:id="186"/>
+    <w:bookmarkStart w:id="187" w:name="usages-12"/>
     <w:p>
       <w:pPr>
         <w:pStyle w:val="berschrift3"/>
@@ -23699,8 +24282,8 @@
         </w:tc>
       </w:tr>
     </w:tbl>
-    <w:bookmarkEnd w:id="185"/>
-    <w:bookmarkStart w:id="197" w:name="examples-3"/>
+    <w:bookmarkEnd w:id="187"/>
+    <w:bookmarkStart w:id="199" w:name="examples-3"/>
     <w:p>
       <w:pPr>
         <w:pStyle w:val="berschrift3"/>
@@ -23709,7 +24292,7 @@
         <w:t xml:space="preserve">Examples</w:t>
       </w:r>
     </w:p>
-    <w:bookmarkStart w:id="186" w:name="example-interest-links-il-burkart-008"/>
+    <w:bookmarkStart w:id="188" w:name="example-interest-links-il-burkart-008"/>
     <w:p>
       <w:pPr>
         <w:pStyle w:val="berschrift4"/>
@@ -23975,8 +24558,8 @@
         <w:t xml:space="preserve">true</w:t>
       </w:r>
     </w:p>
-    <w:bookmarkEnd w:id="186"/>
-    <w:bookmarkStart w:id="187" w:name="example-interest-links-il-burkart-010"/>
+    <w:bookmarkEnd w:id="188"/>
+    <w:bookmarkStart w:id="189" w:name="example-interest-links-il-burkart-010"/>
     <w:p>
       <w:pPr>
         <w:pStyle w:val="berschrift4"/>
@@ -24236,8 +24819,8 @@
         <w:t xml:space="preserve">false</w:t>
       </w:r>
     </w:p>
-    <w:bookmarkEnd w:id="187"/>
-    <w:bookmarkStart w:id="188" w:name="example-interest-links-il-burkart-002"/>
+    <w:bookmarkEnd w:id="189"/>
+    <w:bookmarkStart w:id="190" w:name="example-interest-links-il-burkart-002"/>
     <w:p>
       <w:pPr>
         <w:pStyle w:val="berschrift4"/>
@@ -24503,8 +25086,8 @@
         <w:t xml:space="preserve">true</w:t>
       </w:r>
     </w:p>
-    <w:bookmarkEnd w:id="188"/>
-    <w:bookmarkStart w:id="189" w:name="example-interest-links-il-burkart-007"/>
+    <w:bookmarkEnd w:id="190"/>
+    <w:bookmarkStart w:id="191" w:name="example-interest-links-il-burkart-007"/>
     <w:p>
       <w:pPr>
         <w:pStyle w:val="berschrift4"/>
@@ -24791,8 +25374,8 @@
         <w:t xml:space="preserve">false</w:t>
       </w:r>
     </w:p>
-    <w:bookmarkEnd w:id="189"/>
-    <w:bookmarkStart w:id="190" w:name="example-interest-links-il-burkart-005"/>
+    <w:bookmarkEnd w:id="191"/>
+    <w:bookmarkStart w:id="192" w:name="example-interest-links-il-burkart-005"/>
     <w:p>
       <w:pPr>
         <w:pStyle w:val="berschrift4"/>
@@ -25052,8 +25635,8 @@
         <w:t xml:space="preserve">true</w:t>
       </w:r>
     </w:p>
-    <w:bookmarkEnd w:id="190"/>
-    <w:bookmarkStart w:id="191" w:name="example-interest-links-il-burkart-001"/>
+    <w:bookmarkEnd w:id="192"/>
+    <w:bookmarkStart w:id="193" w:name="example-interest-links-il-burkart-001"/>
     <w:p>
       <w:pPr>
         <w:pStyle w:val="berschrift4"/>
@@ -25319,8 +25902,8 @@
         <w:t xml:space="preserve">true</w:t>
       </w:r>
     </w:p>
-    <w:bookmarkEnd w:id="191"/>
-    <w:bookmarkStart w:id="192" w:name="example-interest-links-il-burkart-003"/>
+    <w:bookmarkEnd w:id="193"/>
+    <w:bookmarkStart w:id="194" w:name="example-interest-links-il-burkart-003"/>
     <w:p>
       <w:pPr>
         <w:pStyle w:val="berschrift4"/>
@@ -25586,8 +26169,8 @@
         <w:t xml:space="preserve">true</w:t>
       </w:r>
     </w:p>
-    <w:bookmarkEnd w:id="192"/>
-    <w:bookmarkStart w:id="193" w:name="example-interest-links-il-burkart-011"/>
+    <w:bookmarkEnd w:id="194"/>
+    <w:bookmarkStart w:id="195" w:name="example-interest-links-il-burkart-011"/>
     <w:p>
       <w:pPr>
         <w:pStyle w:val="berschrift4"/>
@@ -25847,8 +26430,8 @@
         <w:t xml:space="preserve">false</w:t>
       </w:r>
     </w:p>
-    <w:bookmarkEnd w:id="193"/>
-    <w:bookmarkStart w:id="194" w:name="example-interest-links-il-burkart-004"/>
+    <w:bookmarkEnd w:id="195"/>
+    <w:bookmarkStart w:id="196" w:name="example-interest-links-il-burkart-004"/>
     <w:p>
       <w:pPr>
         <w:pStyle w:val="berschrift4"/>
@@ -26114,8 +26697,8 @@
         <w:t xml:space="preserve">true</w:t>
       </w:r>
     </w:p>
-    <w:bookmarkEnd w:id="194"/>
-    <w:bookmarkStart w:id="195" w:name="example-interest-links-il-burkart-006"/>
+    <w:bookmarkEnd w:id="196"/>
+    <w:bookmarkStart w:id="197" w:name="example-interest-links-il-burkart-006"/>
     <w:p>
       <w:pPr>
         <w:pStyle w:val="berschrift4"/>
@@ -26375,8 +26958,8 @@
         <w:t xml:space="preserve">true</w:t>
       </w:r>
     </w:p>
-    <w:bookmarkEnd w:id="195"/>
-    <w:bookmarkStart w:id="196" w:name="example-interest-links-il-burkart-009"/>
+    <w:bookmarkEnd w:id="197"/>
+    <w:bookmarkStart w:id="198" w:name="example-interest-links-il-burkart-009"/>
     <w:p>
       <w:pPr>
         <w:pStyle w:val="berschrift4"/>
@@ -26636,10 +27219,10 @@
         <w:t xml:space="preserve">true</w:t>
       </w:r>
     </w:p>
-    <w:bookmarkEnd w:id="196"/>
-    <w:bookmarkEnd w:id="197"/>
     <w:bookmarkEnd w:id="198"/>
-    <w:bookmarkStart w:id="204" w:name="enum-interesttypeenum"/>
+    <w:bookmarkEnd w:id="199"/>
+    <w:bookmarkEnd w:id="200"/>
+    <w:bookmarkStart w:id="206" w:name="enum-interesttypeenum"/>
     <w:p>
       <w:pPr>
         <w:pStyle w:val="berschrift2"/>
@@ -26678,7 +27261,7 @@
       <w:r>
         <w:t xml:space="preserve"> </w:t>
       </w:r>
-      <w:hyperlink ns1:id="rId199">
+      <w:hyperlink ns1:id="rId201">
         <w:r>
           <w:rPr>
             <w:rStyle w:val="Hyperlink"/>
@@ -26687,7 +27270,7 @@
         </w:r>
       </w:hyperlink>
     </w:p>
-    <w:bookmarkStart w:id="203" w:name="permissible-values-5"/>
+    <w:bookmarkStart w:id="205" w:name="permissible-values-5"/>
     <w:p>
       <w:pPr>
         <w:pStyle w:val="berschrift3"/>
@@ -26777,7 +27360,7 @@
             <w:pPr>
               <w:pStyle w:val="Compact"/>
             </w:pPr>
-            <w:hyperlink ns1:id="rId200">
+            <w:hyperlink ns1:id="rId202">
               <w:r>
                 <w:rPr>
                   <w:rStyle w:val="Hyperlink"/>
@@ -26831,7 +27414,7 @@
             <w:pPr>
               <w:pStyle w:val="Compact"/>
             </w:pPr>
-            <w:hyperlink ns1:id="rId201">
+            <w:hyperlink ns1:id="rId203">
               <w:r>
                 <w:rPr>
                   <w:rStyle w:val="Hyperlink"/>
@@ -26885,7 +27468,7 @@
             <w:pPr>
               <w:pStyle w:val="Compact"/>
             </w:pPr>
-            <w:hyperlink ns1:id="rId202">
+            <w:hyperlink ns1:id="rId204">
               <w:r>
                 <w:rPr>
                   <w:rStyle w:val="Hyperlink"/>
@@ -26897,9 +27480,9 @@
         </w:tc>
       </w:tr>
     </w:tbl>
-    <w:bookmarkEnd w:id="203"/>
-    <w:bookmarkEnd w:id="204"/>
-    <w:bookmarkStart w:id="245" w:name="enum-legalformenum"/>
+    <w:bookmarkEnd w:id="205"/>
+    <w:bookmarkEnd w:id="206"/>
+    <w:bookmarkStart w:id="247" w:name="enum-legalformenum"/>
     <w:p>
       <w:pPr>
         <w:pStyle w:val="berschrift2"/>
@@ -26938,7 +27521,7 @@
       <w:r>
         <w:t xml:space="preserve"> </w:t>
       </w:r>
-      <w:hyperlink ns1:id="rId205">
+      <w:hyperlink ns1:id="rId207">
         <w:r>
           <w:rPr>
             <w:rStyle w:val="Hyperlink"/>
@@ -26947,7 +27530,7 @@
         </w:r>
       </w:hyperlink>
     </w:p>
-    <w:bookmarkStart w:id="244" w:name="permissible-values-6"/>
+    <w:bookmarkStart w:id="246" w:name="permissible-values-6"/>
     <w:p>
       <w:pPr>
         <w:pStyle w:val="berschrift3"/>
@@ -27037,7 +27620,7 @@
             <w:pPr>
               <w:pStyle w:val="Compact"/>
             </w:pPr>
-            <w:hyperlink ns1:id="rId206">
+            <w:hyperlink ns1:id="rId208">
               <w:r>
                 <w:rPr>
                   <w:rStyle w:val="Hyperlink"/>
@@ -27091,7 +27674,7 @@
             <w:pPr>
               <w:pStyle w:val="Compact"/>
             </w:pPr>
-            <w:hyperlink ns1:id="rId207">
+            <w:hyperlink ns1:id="rId209">
               <w:r>
                 <w:rPr>
                   <w:rStyle w:val="Hyperlink"/>
@@ -27145,7 +27728,7 @@
             <w:pPr>
               <w:pStyle w:val="Compact"/>
             </w:pPr>
-            <w:hyperlink ns1:id="rId208">
+            <w:hyperlink ns1:id="rId210">
               <w:r>
                 <w:rPr>
                   <w:rStyle w:val="Hyperlink"/>
@@ -27199,7 +27782,7 @@
             <w:pPr>
               <w:pStyle w:val="Compact"/>
             </w:pPr>
-            <w:hyperlink ns1:id="rId209">
+            <w:hyperlink ns1:id="rId211">
               <w:r>
                 <w:rPr>
                   <w:rStyle w:val="Hyperlink"/>
@@ -27253,7 +27836,7 @@
             <w:pPr>
               <w:pStyle w:val="Compact"/>
             </w:pPr>
-            <w:hyperlink ns1:id="rId210">
+            <w:hyperlink ns1:id="rId212">
               <w:r>
                 <w:rPr>
                   <w:rStyle w:val="Hyperlink"/>
@@ -27307,7 +27890,7 @@
             <w:pPr>
               <w:pStyle w:val="Compact"/>
             </w:pPr>
-            <w:hyperlink ns1:id="rId211">
+            <w:hyperlink ns1:id="rId213">
               <w:r>
                 <w:rPr>
                   <w:rStyle w:val="Hyperlink"/>
@@ -27361,7 +27944,7 @@
             <w:pPr>
               <w:pStyle w:val="Compact"/>
             </w:pPr>
-            <w:hyperlink ns1:id="rId212">
+            <w:hyperlink ns1:id="rId214">
               <w:r>
                 <w:rPr>
                   <w:rStyle w:val="Hyperlink"/>
@@ -27415,7 +27998,7 @@
             <w:pPr>
               <w:pStyle w:val="Compact"/>
             </w:pPr>
-            <w:hyperlink ns1:id="rId213">
+            <w:hyperlink ns1:id="rId215">
               <w:r>
                 <w:rPr>
                   <w:rStyle w:val="Hyperlink"/>
@@ -27469,7 +28052,7 @@
             <w:pPr>
               <w:pStyle w:val="Compact"/>
             </w:pPr>
-            <w:hyperlink ns1:id="rId214">
+            <w:hyperlink ns1:id="rId216">
               <w:r>
                 <w:rPr>
                   <w:rStyle w:val="Hyperlink"/>
@@ -27523,7 +28106,7 @@
             <w:pPr>
               <w:pStyle w:val="Compact"/>
             </w:pPr>
-            <w:hyperlink ns1:id="rId215">
+            <w:hyperlink ns1:id="rId217">
               <w:r>
                 <w:rPr>
                   <w:rStyle w:val="Hyperlink"/>
@@ -27577,7 +28160,7 @@
             <w:pPr>
               <w:pStyle w:val="Compact"/>
             </w:pPr>
-            <w:hyperlink ns1:id="rId216">
+            <w:hyperlink ns1:id="rId218">
               <w:r>
                 <w:rPr>
                   <w:rStyle w:val="Hyperlink"/>
@@ -27631,7 +28214,7 @@
             <w:pPr>
               <w:pStyle w:val="Compact"/>
             </w:pPr>
-            <w:hyperlink ns1:id="rId217">
+            <w:hyperlink ns1:id="rId219">
               <w:r>
                 <w:rPr>
                   <w:rStyle w:val="Hyperlink"/>
@@ -27685,7 +28268,7 @@
             <w:pPr>
               <w:pStyle w:val="Compact"/>
             </w:pPr>
-            <w:hyperlink ns1:id="rId218">
+            <w:hyperlink ns1:id="rId220">
               <w:r>
                 <w:rPr>
                   <w:rStyle w:val="Hyperlink"/>
@@ -27739,7 +28322,7 @@
             <w:pPr>
               <w:pStyle w:val="Compact"/>
             </w:pPr>
-            <w:hyperlink ns1:id="rId219">
+            <w:hyperlink ns1:id="rId221">
               <w:r>
                 <w:rPr>
                   <w:rStyle w:val="Hyperlink"/>
@@ -27793,7 +28376,7 @@
             <w:pPr>
               <w:pStyle w:val="Compact"/>
             </w:pPr>
-            <w:hyperlink ns1:id="rId220">
+            <w:hyperlink ns1:id="rId222">
               <w:r>
                 <w:rPr>
                   <w:rStyle w:val="Hyperlink"/>
@@ -27847,7 +28430,7 @@
             <w:pPr>
               <w:pStyle w:val="Compact"/>
             </w:pPr>
-            <w:hyperlink ns1:id="rId221">
+            <w:hyperlink ns1:id="rId223">
               <w:r>
                 <w:rPr>
                   <w:rStyle w:val="Hyperlink"/>
@@ -27901,7 +28484,7 @@
             <w:pPr>
               <w:pStyle w:val="Compact"/>
             </w:pPr>
-            <w:hyperlink ns1:id="rId222">
+            <w:hyperlink ns1:id="rId224">
               <w:r>
                 <w:rPr>
                   <w:rStyle w:val="Hyperlink"/>
@@ -27955,7 +28538,7 @@
             <w:pPr>
               <w:pStyle w:val="Compact"/>
             </w:pPr>
-            <w:hyperlink ns1:id="rId223">
+            <w:hyperlink ns1:id="rId225">
               <w:r>
                 <w:rPr>
                   <w:rStyle w:val="Hyperlink"/>
@@ -28009,7 +28592,7 @@
             <w:pPr>
               <w:pStyle w:val="Compact"/>
             </w:pPr>
-            <w:hyperlink ns1:id="rId224">
+            <w:hyperlink ns1:id="rId226">
               <w:r>
                 <w:rPr>
                   <w:rStyle w:val="Hyperlink"/>
@@ -28063,7 +28646,7 @@
             <w:pPr>
               <w:pStyle w:val="Compact"/>
             </w:pPr>
-            <w:hyperlink ns1:id="rId225">
+            <w:hyperlink ns1:id="rId227">
               <w:r>
                 <w:rPr>
                   <w:rStyle w:val="Hyperlink"/>
@@ -28117,7 +28700,7 @@
             <w:pPr>
               <w:pStyle w:val="Compact"/>
             </w:pPr>
-            <w:hyperlink ns1:id="rId226">
+            <w:hyperlink ns1:id="rId228">
               <w:r>
                 <w:rPr>
                   <w:rStyle w:val="Hyperlink"/>
@@ -28171,7 +28754,7 @@
             <w:pPr>
               <w:pStyle w:val="Compact"/>
             </w:pPr>
-            <w:hyperlink ns1:id="rId227">
+            <w:hyperlink ns1:id="rId229">
               <w:r>
                 <w:rPr>
                   <w:rStyle w:val="Hyperlink"/>
@@ -28225,7 +28808,7 @@
             <w:pPr>
               <w:pStyle w:val="Compact"/>
             </w:pPr>
-            <w:hyperlink ns1:id="rId228">
+            <w:hyperlink ns1:id="rId230">
               <w:r>
                 <w:rPr>
                   <w:rStyle w:val="Hyperlink"/>
@@ -28279,7 +28862,7 @@
             <w:pPr>
               <w:pStyle w:val="Compact"/>
             </w:pPr>
-            <w:hyperlink ns1:id="rId229">
+            <w:hyperlink ns1:id="rId231">
               <w:r>
                 <w:rPr>
                   <w:rStyle w:val="Hyperlink"/>
@@ -28333,7 +28916,7 @@
             <w:pPr>
               <w:pStyle w:val="Compact"/>
             </w:pPr>
-            <w:hyperlink ns1:id="rId230">
+            <w:hyperlink ns1:id="rId232">
               <w:r>
                 <w:rPr>
                   <w:rStyle w:val="Hyperlink"/>
@@ -28387,7 +28970,7 @@
             <w:pPr>
               <w:pStyle w:val="Compact"/>
             </w:pPr>
-            <w:hyperlink ns1:id="rId231">
+            <w:hyperlink ns1:id="rId233">
               <w:r>
                 <w:rPr>
                   <w:rStyle w:val="Hyperlink"/>
@@ -28441,7 +29024,7 @@
             <w:pPr>
               <w:pStyle w:val="Compact"/>
             </w:pPr>
-            <w:hyperlink ns1:id="rId232">
+            <w:hyperlink ns1:id="rId234">
               <w:r>
                 <w:rPr>
                   <w:rStyle w:val="Hyperlink"/>
@@ -28495,7 +29078,7 @@
             <w:pPr>
               <w:pStyle w:val="Compact"/>
             </w:pPr>
-            <w:hyperlink ns1:id="rId233">
+            <w:hyperlink ns1:id="rId235">
               <w:r>
                 <w:rPr>
                   <w:rStyle w:val="Hyperlink"/>
@@ -28549,7 +29132,7 @@
             <w:pPr>
               <w:pStyle w:val="Compact"/>
             </w:pPr>
-            <w:hyperlink ns1:id="rId234">
+            <w:hyperlink ns1:id="rId236">
               <w:r>
                 <w:rPr>
                   <w:rStyle w:val="Hyperlink"/>
@@ -28603,7 +29186,7 @@
             <w:pPr>
               <w:pStyle w:val="Compact"/>
             </w:pPr>
-            <w:hyperlink ns1:id="rId235">
+            <w:hyperlink ns1:id="rId237">
               <w:r>
                 <w:rPr>
                   <w:rStyle w:val="Hyperlink"/>
@@ -28657,7 +29240,7 @@
             <w:pPr>
               <w:pStyle w:val="Compact"/>
             </w:pPr>
-            <w:hyperlink ns1:id="rId236">
+            <w:hyperlink ns1:id="rId238">
               <w:r>
                 <w:rPr>
                   <w:rStyle w:val="Hyperlink"/>
@@ -28711,7 +29294,7 @@
             <w:pPr>
               <w:pStyle w:val="Compact"/>
             </w:pPr>
-            <w:hyperlink ns1:id="rId237">
+            <w:hyperlink ns1:id="rId239">
               <w:r>
                 <w:rPr>
                   <w:rStyle w:val="Hyperlink"/>
@@ -28765,7 +29348,7 @@
             <w:pPr>
               <w:pStyle w:val="Compact"/>
             </w:pPr>
-            <w:hyperlink ns1:id="rId238">
+            <w:hyperlink ns1:id="rId240">
               <w:r>
                 <w:rPr>
                   <w:rStyle w:val="Hyperlink"/>
@@ -28819,7 +29402,7 @@
             <w:pPr>
               <w:pStyle w:val="Compact"/>
             </w:pPr>
-            <w:hyperlink ns1:id="rId239">
+            <w:hyperlink ns1:id="rId241">
               <w:r>
                 <w:rPr>
                   <w:rStyle w:val="Hyperlink"/>
@@ -28873,7 +29456,7 @@
             <w:pPr>
               <w:pStyle w:val="Compact"/>
             </w:pPr>
-            <w:hyperlink ns1:id="rId240">
+            <w:hyperlink ns1:id="rId242">
               <w:r>
                 <w:rPr>
                   <w:rStyle w:val="Hyperlink"/>
@@ -28927,7 +29510,7 @@
             <w:pPr>
               <w:pStyle w:val="Compact"/>
             </w:pPr>
-            <w:hyperlink ns1:id="rId241">
+            <w:hyperlink ns1:id="rId243">
               <w:r>
                 <w:rPr>
                   <w:rStyle w:val="Hyperlink"/>
@@ -28981,7 +29564,7 @@
             <w:pPr>
               <w:pStyle w:val="Compact"/>
             </w:pPr>
-            <w:hyperlink ns1:id="rId242">
+            <w:hyperlink ns1:id="rId244">
               <w:r>
                 <w:rPr>
                   <w:rStyle w:val="Hyperlink"/>
@@ -29035,7 +29618,7 @@
             <w:pPr>
               <w:pStyle w:val="Compact"/>
             </w:pPr>
-            <w:hyperlink ns1:id="rId243">
+            <w:hyperlink ns1:id="rId245">
               <w:r>
                 <w:rPr>
                   <w:rStyle w:val="Hyperlink"/>
@@ -29047,15 +29630,15 @@
         </w:tc>
       </w:tr>
     </w:tbl>
-    <w:bookmarkEnd w:id="244"/>
+    <w:bookmarkEnd w:id="246"/>
     <w:p>
       <w:r>
         <w:br w:type="page"/>
       </w:r>
     </w:p>
-    <w:bookmarkEnd w:id="245"/>
-    <w:bookmarkEnd w:id="246"/>
-    <w:bookmarkStart w:id="268" w:name="shared-elements"/>
+    <w:bookmarkEnd w:id="247"/>
+    <w:bookmarkEnd w:id="248"/>
+    <w:bookmarkStart w:id="270" w:name="shared-elements"/>
     <w:p>
       <w:pPr>
         <w:pStyle w:val="berschrift1"/>
@@ -29064,7 +29647,7 @@
         <w:t xml:space="preserve">Shared Elements</w:t>
       </w:r>
     </w:p>
-    <w:bookmarkStart w:id="247" w:name="reference-classes"/>
+    <w:bookmarkStart w:id="249" w:name="reference-classes"/>
     <w:p>
       <w:pPr>
         <w:pStyle w:val="berschrift2"/>
@@ -29226,8 +29809,8 @@
         <w:t xml:space="preserve">, since the local reference remains unchanged even if the linked entity changes later</w:t>
       </w:r>
     </w:p>
-    <w:bookmarkEnd w:id="247"/>
-    <w:bookmarkStart w:id="250" w:name="class-personreference"/>
+    <w:bookmarkEnd w:id="249"/>
+    <w:bookmarkStart w:id="252" w:name="class-personreference"/>
     <w:p>
       <w:pPr>
         <w:pStyle w:val="berschrift2"/>
@@ -29256,7 +29839,7 @@
         <w:t xml:space="preserve">__</w:t>
       </w:r>
     </w:p>
-    <w:bookmarkStart w:id="248" w:name="attribute-13"/>
+    <w:bookmarkStart w:id="250" w:name="attribute-13"/>
     <w:p>
       <w:pPr>
         <w:pStyle w:val="berschrift3"/>
@@ -29685,8 +30268,8 @@
         </w:tc>
       </w:tr>
     </w:tbl>
-    <w:bookmarkEnd w:id="248"/>
-    <w:bookmarkStart w:id="249" w:name="usages-13"/>
+    <w:bookmarkEnd w:id="250"/>
+    <w:bookmarkStart w:id="251" w:name="usages-13"/>
     <w:p>
       <w:pPr>
         <w:pStyle w:val="berschrift3"/>
@@ -29888,9 +30471,9 @@
         </w:tc>
       </w:tr>
     </w:tbl>
-    <w:bookmarkEnd w:id="249"/>
-    <w:bookmarkEnd w:id="250"/>
-    <w:bookmarkStart w:id="253" w:name="class-groupreference"/>
+    <w:bookmarkEnd w:id="251"/>
+    <w:bookmarkEnd w:id="252"/>
+    <w:bookmarkStart w:id="255" w:name="class-groupreference"/>
     <w:p>
       <w:pPr>
         <w:pStyle w:val="berschrift2"/>
@@ -29919,7 +30502,7 @@
         <w:t xml:space="preserve">__</w:t>
       </w:r>
     </w:p>
-    <w:bookmarkStart w:id="251" w:name="attribute-14"/>
+    <w:bookmarkStart w:id="253" w:name="attribute-14"/>
     <w:p>
       <w:pPr>
         <w:pStyle w:val="berschrift3"/>
@@ -30293,8 +30876,8 @@
         </w:tc>
       </w:tr>
     </w:tbl>
-    <w:bookmarkEnd w:id="251"/>
-    <w:bookmarkStart w:id="252" w:name="usages-14"/>
+    <w:bookmarkEnd w:id="253"/>
+    <w:bookmarkStart w:id="254" w:name="usages-14"/>
     <w:p>
       <w:pPr>
         <w:pStyle w:val="berschrift3"/>
@@ -30435,9 +31018,9 @@
         </w:tc>
       </w:tr>
     </w:tbl>
-    <w:bookmarkEnd w:id="252"/>
-    <w:bookmarkEnd w:id="253"/>
-    <w:bookmarkStart w:id="254" w:name="reused-classes"/>
+    <w:bookmarkEnd w:id="254"/>
+    <w:bookmarkEnd w:id="255"/>
+    <w:bookmarkStart w:id="256" w:name="reused-classes"/>
     <w:p>
       <w:pPr>
         <w:pStyle w:val="berschrift2"/>
@@ -30446,8 +31029,8 @@
         <w:t xml:space="preserve">Reused Classes</w:t>
       </w:r>
     </w:p>
-    <w:bookmarkEnd w:id="254"/>
-    <w:bookmarkStart w:id="261" w:name="class-address"/>
+    <w:bookmarkEnd w:id="256"/>
+    <w:bookmarkStart w:id="263" w:name="class-address"/>
     <w:p>
       <w:pPr>
         <w:pStyle w:val="berschrift2"/>
@@ -30476,7 +31059,7 @@
         <w:t xml:space="preserve">__</w:t>
       </w:r>
     </w:p>
-    <w:bookmarkStart w:id="256" w:name="attribute-15"/>
+    <w:bookmarkStart w:id="258" w:name="attribute-15"/>
     <w:p>
       <w:pPr>
         <w:pStyle w:val="berschrift3"/>
@@ -30848,7 +31431,7 @@
         </w:tc>
       </w:tr>
     </w:tbl>
-    <w:bookmarkStart w:id="255" w:name="constraints-4"/>
+    <w:bookmarkStart w:id="257" w:name="constraints-4"/>
     <w:p>
       <w:pPr>
         <w:pStyle w:val="berschrift5"/>
@@ -30899,9 +31482,9 @@
         </w:r>
       </w:hyperlink>
     </w:p>
-    <w:bookmarkEnd w:id="255"/>
-    <w:bookmarkEnd w:id="256"/>
-    <w:bookmarkStart w:id="257" w:name="usages-15"/>
+    <w:bookmarkEnd w:id="257"/>
+    <w:bookmarkEnd w:id="258"/>
+    <w:bookmarkStart w:id="259" w:name="usages-15"/>
     <w:p>
       <w:pPr>
         <w:pStyle w:val="berschrift3"/>
@@ -31103,8 +31686,8 @@
         </w:tc>
       </w:tr>
     </w:tbl>
-    <w:bookmarkEnd w:id="257"/>
-    <w:bookmarkStart w:id="260" w:name="examples-4"/>
+    <w:bookmarkEnd w:id="259"/>
+    <w:bookmarkStart w:id="262" w:name="examples-4"/>
     <w:p>
       <w:pPr>
         <w:pStyle w:val="berschrift3"/>
@@ -31113,7 +31696,7 @@
         <w:t xml:space="preserve">Examples</w:t>
       </w:r>
     </w:p>
-    <w:bookmarkStart w:id="258" w:name="example-swiss-politicians-beat-jans-1"/>
+    <w:bookmarkStart w:id="260" w:name="example-swiss-politicians-beat-jans-1"/>
     <w:p>
       <w:pPr>
         <w:pStyle w:val="berschrift4"/>
@@ -31166,8 +31749,8 @@
         <w:t xml:space="preserve"> Basel-Stadt</w:t>
       </w:r>
     </w:p>
-    <w:bookmarkEnd w:id="258"/>
-    <w:bookmarkStart w:id="259" w:name="example-groups-it-1"/>
+    <w:bookmarkEnd w:id="260"/>
+    <w:bookmarkStart w:id="261" w:name="example-groups-it-1"/>
     <w:p>
       <w:pPr>
         <w:pStyle w:val="berschrift4"/>
@@ -31310,10 +31893,10 @@
         <w:t xml:space="preserve"> CH</w:t>
       </w:r>
     </w:p>
-    <w:bookmarkEnd w:id="259"/>
-    <w:bookmarkEnd w:id="260"/>
     <w:bookmarkEnd w:id="261"/>
-    <w:bookmarkStart w:id="264" w:name="enum-addresstypeenum"/>
+    <w:bookmarkEnd w:id="262"/>
+    <w:bookmarkEnd w:id="263"/>
+    <w:bookmarkStart w:id="266" w:name="enum-addresstypeenum"/>
     <w:p>
       <w:pPr>
         <w:pStyle w:val="berschrift2"/>
@@ -31352,7 +31935,7 @@
       <w:r>
         <w:t xml:space="preserve"> </w:t>
       </w:r>
-      <w:hyperlink ns1:id="rId262">
+      <w:hyperlink ns1:id="rId264">
         <w:r>
           <w:rPr>
             <w:rStyle w:val="Hyperlink"/>
@@ -31361,7 +31944,7 @@
         </w:r>
       </w:hyperlink>
     </w:p>
-    <w:bookmarkStart w:id="263" w:name="permissible-values-7"/>
+    <w:bookmarkStart w:id="265" w:name="permissible-values-7"/>
     <w:p>
       <w:pPr>
         <w:pStyle w:val="berschrift3"/>
@@ -31488,9 +32071,9 @@
         </w:tc>
       </w:tr>
     </w:tbl>
-    <w:bookmarkEnd w:id="263"/>
-    <w:bookmarkEnd w:id="264"/>
-    <w:bookmarkStart w:id="267" w:name="class-contact"/>
+    <w:bookmarkEnd w:id="265"/>
+    <w:bookmarkEnd w:id="266"/>
+    <w:bookmarkStart w:id="269" w:name="class-contact"/>
     <w:p>
       <w:pPr>
         <w:pStyle w:val="berschrift2"/>
@@ -31519,7 +32102,7 @@
         <w:t xml:space="preserve">__</w:t>
       </w:r>
     </w:p>
-    <w:bookmarkStart w:id="265" w:name="attribute-16"/>
+    <w:bookmarkStart w:id="267" w:name="attribute-16"/>
     <w:p>
       <w:pPr>
         <w:pStyle w:val="berschrift3"/>
@@ -31738,8 +32321,8 @@
         </w:tc>
       </w:tr>
     </w:tbl>
-    <w:bookmarkEnd w:id="265"/>
-    <w:bookmarkStart w:id="266" w:name="usages-16"/>
+    <w:bookmarkEnd w:id="267"/>
+    <w:bookmarkStart w:id="268" w:name="usages-16"/>
     <w:p>
       <w:pPr>
         <w:pStyle w:val="berschrift3"/>
@@ -31941,9 +32524,9 @@
         </w:tc>
       </w:tr>
     </w:tbl>
-    <w:bookmarkEnd w:id="266"/>
-    <w:bookmarkEnd w:id="267"/>
     <w:bookmarkEnd w:id="268"/>
+    <w:bookmarkEnd w:id="269"/>
+    <w:bookmarkEnd w:id="270"/>
     <w:sectPr>
       <w:headerReference ns1:id="rId9" w:type="even"/>
       <w:headerReference ns1:id="rId10" w:type="default"/>

--- a/ech-0294_actors/output/ech-0294_actors_en.docx
+++ b/ech-0294_actors/output/ech-0294_actors_en.docx
@@ -13329,12 +13329,65 @@
               <w:pStyle w:val="Compact"/>
             </w:pPr>
             <w:r>
+              <w:t xml:space="preserve">legal_form</w:t>
+            </w:r>
+          </w:p>
+        </w:tc>
+        <w:tc>
+          <w:tcPr/>
+          <w:p>
+            <w:pPr>
+              <w:pStyle w:val="Compact"/>
+            </w:pPr>
+            <w:r>
+              <w:t xml:space="preserve">0..1</w:t>
+            </w:r>
+            <w:r>
+              <w:t xml:space="preserve"> </w:t>
+            </w:r>
+            <w:r>
+              <w:t xml:space="preserve"> </w:t>
+            </w:r>
+            <w:hyperlink w:anchor="LegalFormEnum">
+              <w:r>
+                <w:rPr>
+                  <w:rStyle w:val="Hyperlink"/>
+                </w:rPr>
+                <w:t xml:space="preserve">LegalFormEnum</w:t>
+              </w:r>
+            </w:hyperlink>
+          </w:p>
+        </w:tc>
+        <w:tc>
+          <w:tcPr/>
+          <w:p>
+            <w:pPr>
+              <w:pStyle w:val="Compact"/>
+            </w:pPr>
+            <w:r>
+              <w:t xml:space="preserve">Legal form of the organization. See controlled vocabulary: https://register.ld.admin.ch/i14y/concept/legalForm</w:t>
+            </w:r>
+          </w:p>
+        </w:tc>
+      </w:tr>
+      <w:tr>
+        <w:tc>
+          <w:tcPr>
+            <w:shd w:val="clear" w:color="auto" w:fill="F2F2F2"/>
+          </w:tcPr>
+          <w:p>
+            <w:pPr>
+              <w:pStyle w:val="Compact"/>
+            </w:pPr>
+            <w:r>
               <w:t xml:space="preserve">landing_page</w:t>
             </w:r>
           </w:p>
         </w:tc>
         <w:tc>
-          <w:tcPr/>
+          <w:tcPr>
+            <w:shd w:val="clear" w:color="auto" w:fill="F2F2F2"/>
+          </w:tcPr>
           <w:p>
             <w:pPr>
               <w:pStyle w:val="Compact"/>
@@ -13359,7 +13412,9 @@
           </w:p>
         </w:tc>
         <w:tc>
-          <w:tcPr/>
+          <w:tcPr>
+            <w:shd w:val="clear" w:color="auto" w:fill="F2F2F2"/>
+          </w:tcPr>
           <w:p>
             <w:pPr>
               <w:pStyle w:val="Compact"/>
@@ -13372,9 +13427,7 @@
       </w:tr>
       <w:tr>
         <w:tc>
-          <w:tcPr>
-            <w:shd w:val="clear" w:color="auto" w:fill="F2F2F2"/>
-          </w:tcPr>
+          <w:tcPr/>
           <w:p>
             <w:pPr>
               <w:pStyle w:val="Compact"/>
@@ -13385,9 +13438,7 @@
           </w:p>
         </w:tc>
         <w:tc>
-          <w:tcPr>
-            <w:shd w:val="clear" w:color="auto" w:fill="F2F2F2"/>
-          </w:tcPr>
+          <w:tcPr/>
           <w:p>
             <w:pPr>
               <w:pStyle w:val="Compact"/>
@@ -13412,9 +13463,7 @@
           </w:p>
         </w:tc>
         <w:tc>
-          <w:tcPr>
-            <w:shd w:val="clear" w:color="auto" w:fill="F2F2F2"/>
-          </w:tcPr>
+          <w:tcPr/>
           <w:p>
             <w:pPr>
               <w:pStyle w:val="Compact"/>
@@ -13427,7 +13476,9 @@
       </w:tr>
       <w:tr>
         <w:tc>
-          <w:tcPr/>
+          <w:tcPr>
+            <w:shd w:val="clear" w:color="auto" w:fill="F2F2F2"/>
+          </w:tcPr>
           <w:p>
             <w:pPr>
               <w:pStyle w:val="Compact"/>
@@ -13438,7 +13489,9 @@
           </w:p>
         </w:tc>
         <w:tc>
-          <w:tcPr/>
+          <w:tcPr>
+            <w:shd w:val="clear" w:color="auto" w:fill="F2F2F2"/>
+          </w:tcPr>
           <w:p>
             <w:pPr>
               <w:pStyle w:val="Compact"/>
@@ -13463,7 +13516,9 @@
           </w:p>
         </w:tc>
         <w:tc>
-          <w:tcPr/>
+          <w:tcPr>
+            <w:shd w:val="clear" w:color="auto" w:fill="F2F2F2"/>
+          </w:tcPr>
           <w:p>
             <w:pPr>
               <w:pStyle w:val="Compact"/>
@@ -13476,9 +13531,7 @@
       </w:tr>
       <w:tr>
         <w:tc>
-          <w:tcPr>
-            <w:shd w:val="clear" w:color="auto" w:fill="F2F2F2"/>
-          </w:tcPr>
+          <w:tcPr/>
           <w:p>
             <w:pPr>
               <w:pStyle w:val="Compact"/>
@@ -13489,9 +13542,7 @@
           </w:p>
         </w:tc>
         <w:tc>
-          <w:tcPr>
-            <w:shd w:val="clear" w:color="auto" w:fill="F2F2F2"/>
-          </w:tcPr>
+          <w:tcPr/>
           <w:p>
             <w:pPr>
               <w:pStyle w:val="Compact"/>
@@ -13516,9 +13567,7 @@
           </w:p>
         </w:tc>
         <w:tc>
-          <w:tcPr>
-            <w:shd w:val="clear" w:color="auto" w:fill="F2F2F2"/>
-          </w:tcPr>
+          <w:tcPr/>
           <w:p>
             <w:pPr>
               <w:pStyle w:val="Compact"/>
@@ -13531,7 +13580,9 @@
       </w:tr>
       <w:tr>
         <w:tc>
-          <w:tcPr/>
+          <w:tcPr>
+            <w:shd w:val="clear" w:color="auto" w:fill="F2F2F2"/>
+          </w:tcPr>
           <w:p>
             <w:pPr>
               <w:pStyle w:val="Compact"/>
@@ -13542,7 +13593,9 @@
           </w:p>
         </w:tc>
         <w:tc>
-          <w:tcPr/>
+          <w:tcPr>
+            <w:shd w:val="clear" w:color="auto" w:fill="F2F2F2"/>
+          </w:tcPr>
           <w:p>
             <w:pPr>
               <w:pStyle w:val="Compact"/>
@@ -13567,7 +13620,9 @@
           </w:p>
         </w:tc>
         <w:tc>
-          <w:tcPr/>
+          <w:tcPr>
+            <w:shd w:val="clear" w:color="auto" w:fill="F2F2F2"/>
+          </w:tcPr>
           <w:p>
             <w:pPr>
               <w:pStyle w:val="Compact"/>
@@ -13580,9 +13635,7 @@
       </w:tr>
       <w:tr>
         <w:tc>
-          <w:tcPr>
-            <w:shd w:val="clear" w:color="auto" w:fill="F2F2F2"/>
-          </w:tcPr>
+          <w:tcPr/>
           <w:p>
             <w:pPr>
               <w:pStyle w:val="Compact"/>
@@ -13593,9 +13646,7 @@
           </w:p>
         </w:tc>
         <w:tc>
-          <w:tcPr>
-            <w:shd w:val="clear" w:color="auto" w:fill="F2F2F2"/>
-          </w:tcPr>
+          <w:tcPr/>
           <w:p>
             <w:pPr>
               <w:pStyle w:val="Compact"/>
@@ -13620,9 +13671,7 @@
           </w:p>
         </w:tc>
         <w:tc>
-          <w:tcPr>
-            <w:shd w:val="clear" w:color="auto" w:fill="F2F2F2"/>
-          </w:tcPr>
+          <w:tcPr/>
           <w:p>
             <w:pPr>
               <w:pStyle w:val="Compact"/>
@@ -13635,7 +13684,9 @@
       </w:tr>
       <w:tr>
         <w:tc>
-          <w:tcPr/>
+          <w:tcPr>
+            <w:shd w:val="clear" w:color="auto" w:fill="F2F2F2"/>
+          </w:tcPr>
           <w:p>
             <w:pPr>
               <w:pStyle w:val="Compact"/>
@@ -13646,7 +13697,9 @@
           </w:p>
         </w:tc>
         <w:tc>
-          <w:tcPr/>
+          <w:tcPr>
+            <w:shd w:val="clear" w:color="auto" w:fill="F2F2F2"/>
+          </w:tcPr>
           <w:p>
             <w:pPr>
               <w:pStyle w:val="Compact"/>
@@ -13671,7 +13724,9 @@
           </w:p>
         </w:tc>
         <w:tc>
-          <w:tcPr/>
+          <w:tcPr>
+            <w:shd w:val="clear" w:color="auto" w:fill="F2F2F2"/>
+          </w:tcPr>
           <w:p>
             <w:pPr>
               <w:pStyle w:val="Compact"/>
@@ -13693,9 +13748,7 @@
       </w:tr>
       <w:tr>
         <w:tc>
-          <w:tcPr>
-            <w:shd w:val="clear" w:color="auto" w:fill="F2F2F2"/>
-          </w:tcPr>
+          <w:tcPr/>
           <w:p>
             <w:pPr>
               <w:pStyle w:val="Compact"/>
@@ -13706,9 +13759,7 @@
           </w:p>
         </w:tc>
         <w:tc>
-          <w:tcPr>
-            <w:shd w:val="clear" w:color="auto" w:fill="F2F2F2"/>
-          </w:tcPr>
+          <w:tcPr/>
           <w:p>
             <w:pPr>
               <w:pStyle w:val="Compact"/>
@@ -13733,9 +13784,7 @@
           </w:p>
         </w:tc>
         <w:tc>
-          <w:tcPr>
-            <w:shd w:val="clear" w:color="auto" w:fill="F2F2F2"/>
-          </w:tcPr>
+          <w:tcPr/>
           <w:p>
             <w:pPr>
               <w:pStyle w:val="Compact"/>
@@ -13765,7 +13814,9 @@
       </w:tr>
       <w:tr>
         <w:tc>
-          <w:tcPr/>
+          <w:tcPr>
+            <w:shd w:val="clear" w:color="auto" w:fill="F2F2F2"/>
+          </w:tcPr>
           <w:p>
             <w:pPr>
               <w:pStyle w:val="Compact"/>
@@ -13776,7 +13827,9 @@
           </w:p>
         </w:tc>
         <w:tc>
-          <w:tcPr/>
+          <w:tcPr>
+            <w:shd w:val="clear" w:color="auto" w:fill="F2F2F2"/>
+          </w:tcPr>
           <w:p>
             <w:pPr>
               <w:pStyle w:val="Compact"/>
@@ -13801,7 +13854,9 @@
           </w:p>
         </w:tc>
         <w:tc>
-          <w:tcPr/>
+          <w:tcPr>
+            <w:shd w:val="clear" w:color="auto" w:fill="F2F2F2"/>
+          </w:tcPr>
           <w:p>
             <w:pPr>
               <w:pStyle w:val="Compact"/>
@@ -13831,9 +13886,7 @@
       </w:tr>
       <w:tr>
         <w:tc>
-          <w:tcPr>
-            <w:shd w:val="clear" w:color="auto" w:fill="F2F2F2"/>
-          </w:tcPr>
+          <w:tcPr/>
           <w:p>
             <w:pPr>
               <w:pStyle w:val="Compact"/>
@@ -13844,9 +13897,7 @@
           </w:p>
         </w:tc>
         <w:tc>
-          <w:tcPr>
-            <w:shd w:val="clear" w:color="auto" w:fill="F2F2F2"/>
-          </w:tcPr>
+          <w:tcPr/>
           <w:p>
             <w:pPr>
               <w:pStyle w:val="Compact"/>
@@ -13871,9 +13922,7 @@
           </w:p>
         </w:tc>
         <w:tc>
-          <w:tcPr>
-            <w:shd w:val="clear" w:color="auto" w:fill="F2F2F2"/>
-          </w:tcPr>
+          <w:tcPr/>
           <w:p>
             <w:pPr>
               <w:pStyle w:val="Compact"/>
@@ -13903,7 +13952,9 @@
       </w:tr>
       <w:tr>
         <w:tc>
-          <w:tcPr/>
+          <w:tcPr>
+            <w:shd w:val="clear" w:color="auto" w:fill="F2F2F2"/>
+          </w:tcPr>
           <w:p>
             <w:pPr>
               <w:pStyle w:val="Compact"/>
@@ -13914,7 +13965,9 @@
           </w:p>
         </w:tc>
         <w:tc>
-          <w:tcPr/>
+          <w:tcPr>
+            <w:shd w:val="clear" w:color="auto" w:fill="F2F2F2"/>
+          </w:tcPr>
           <w:p>
             <w:pPr>
               <w:pStyle w:val="Compact"/>
@@ -13939,7 +13992,9 @@
           </w:p>
         </w:tc>
         <w:tc>
-          <w:tcPr/>
+          <w:tcPr>
+            <w:shd w:val="clear" w:color="auto" w:fill="F2F2F2"/>
+          </w:tcPr>
           <w:p>
             <w:pPr>
               <w:pStyle w:val="Compact"/>
@@ -13969,9 +14024,7 @@
       </w:tr>
       <w:tr>
         <w:tc>
-          <w:tcPr>
-            <w:shd w:val="clear" w:color="auto" w:fill="F2F2F2"/>
-          </w:tcPr>
+          <w:tcPr/>
           <w:p>
             <w:pPr>
               <w:pStyle w:val="Compact"/>
@@ -13982,9 +14035,7 @@
           </w:p>
         </w:tc>
         <w:tc>
-          <w:tcPr>
-            <w:shd w:val="clear" w:color="auto" w:fill="F2F2F2"/>
-          </w:tcPr>
+          <w:tcPr/>
           <w:p>
             <w:pPr>
               <w:pStyle w:val="Compact"/>
@@ -14009,9 +14060,7 @@
           </w:p>
         </w:tc>
         <w:tc>
-          <w:tcPr>
-            <w:shd w:val="clear" w:color="auto" w:fill="F2F2F2"/>
-          </w:tcPr>
+          <w:tcPr/>
           <w:p>
             <w:pPr>
               <w:pStyle w:val="Compact"/>
@@ -14041,7 +14090,9 @@
       </w:tr>
       <w:tr>
         <w:tc>
-          <w:tcPr/>
+          <w:tcPr>
+            <w:shd w:val="clear" w:color="auto" w:fill="F2F2F2"/>
+          </w:tcPr>
           <w:p>
             <w:pPr>
               <w:pStyle w:val="Compact"/>
@@ -14052,7 +14103,9 @@
           </w:p>
         </w:tc>
         <w:tc>
-          <w:tcPr/>
+          <w:tcPr>
+            <w:shd w:val="clear" w:color="auto" w:fill="F2F2F2"/>
+          </w:tcPr>
           <w:p>
             <w:pPr>
               <w:pStyle w:val="Compact"/>
@@ -14077,7 +14130,9 @@
           </w:p>
         </w:tc>
         <w:tc>
-          <w:tcPr/>
+          <w:tcPr>
+            <w:shd w:val="clear" w:color="auto" w:fill="F2F2F2"/>
+          </w:tcPr>
           <w:p>
             <w:pPr>
               <w:pStyle w:val="Compact"/>
@@ -14107,9 +14162,7 @@
       </w:tr>
       <w:tr>
         <w:tc>
-          <w:tcPr>
-            <w:shd w:val="clear" w:color="auto" w:fill="F2F2F2"/>
-          </w:tcPr>
+          <w:tcPr/>
           <w:p>
             <w:pPr>
               <w:pStyle w:val="Compact"/>
@@ -14120,9 +14173,7 @@
           </w:p>
         </w:tc>
         <w:tc>
-          <w:tcPr>
-            <w:shd w:val="clear" w:color="auto" w:fill="F2F2F2"/>
-          </w:tcPr>
+          <w:tcPr/>
           <w:p>
             <w:pPr>
               <w:pStyle w:val="Compact"/>
@@ -14147,9 +14198,7 @@
           </w:p>
         </w:tc>
         <w:tc>
-          <w:tcPr>
-            <w:shd w:val="clear" w:color="auto" w:fill="F2F2F2"/>
-          </w:tcPr>
+          <w:tcPr/>
           <w:p>
             <w:pPr>
               <w:pStyle w:val="Compact"/>
@@ -14179,7 +14228,9 @@
       </w:tr>
       <w:tr>
         <w:tc>
-          <w:tcPr/>
+          <w:tcPr>
+            <w:shd w:val="clear" w:color="auto" w:fill="F2F2F2"/>
+          </w:tcPr>
           <w:p>
             <w:pPr>
               <w:pStyle w:val="Compact"/>
@@ -14190,7 +14241,9 @@
           </w:p>
         </w:tc>
         <w:tc>
-          <w:tcPr/>
+          <w:tcPr>
+            <w:shd w:val="clear" w:color="auto" w:fill="F2F2F2"/>
+          </w:tcPr>
           <w:p>
             <w:pPr>
               <w:pStyle w:val="Compact"/>
@@ -14215,7 +14268,9 @@
           </w:p>
         </w:tc>
         <w:tc>
-          <w:tcPr/>
+          <w:tcPr>
+            <w:shd w:val="clear" w:color="auto" w:fill="F2F2F2"/>
+          </w:tcPr>
           <w:p>
             <w:pPr>
               <w:pStyle w:val="Compact"/>
@@ -14245,9 +14300,7 @@
       </w:tr>
       <w:tr>
         <w:tc>
-          <w:tcPr>
-            <w:shd w:val="clear" w:color="auto" w:fill="F2F2F2"/>
-          </w:tcPr>
+          <w:tcPr/>
           <w:p>
             <w:pPr>
               <w:pStyle w:val="Compact"/>
@@ -14258,9 +14311,7 @@
           </w:p>
         </w:tc>
         <w:tc>
-          <w:tcPr>
-            <w:shd w:val="clear" w:color="auto" w:fill="F2F2F2"/>
-          </w:tcPr>
+          <w:tcPr/>
           <w:p>
             <w:pPr>
               <w:pStyle w:val="Compact"/>
@@ -14285,9 +14336,7 @@
           </w:p>
         </w:tc>
         <w:tc>
-          <w:tcPr>
-            <w:shd w:val="clear" w:color="auto" w:fill="F2F2F2"/>
-          </w:tcPr>
+          <w:tcPr/>
           <w:p>
             <w:pPr>
               <w:pStyle w:val="Compact"/>
@@ -14317,7 +14366,9 @@
       </w:tr>
       <w:tr>
         <w:tc>
-          <w:tcPr/>
+          <w:tcPr>
+            <w:shd w:val="clear" w:color="auto" w:fill="F2F2F2"/>
+          </w:tcPr>
           <w:p>
             <w:pPr>
               <w:pStyle w:val="Compact"/>
@@ -14328,7 +14379,9 @@
           </w:p>
         </w:tc>
         <w:tc>
-          <w:tcPr/>
+          <w:tcPr>
+            <w:shd w:val="clear" w:color="auto" w:fill="F2F2F2"/>
+          </w:tcPr>
           <w:p>
             <w:pPr>
               <w:pStyle w:val="Compact"/>
@@ -14353,7 +14406,9 @@
           </w:p>
         </w:tc>
         <w:tc>
-          <w:tcPr/>
+          <w:tcPr>
+            <w:shd w:val="clear" w:color="auto" w:fill="F2F2F2"/>
+          </w:tcPr>
           <w:p>
             <w:pPr>
               <w:pStyle w:val="Compact"/>
@@ -14759,13 +14814,13 @@
       </w:r>
     </w:p>
     <w:bookmarkEnd w:id="129"/>
-    <w:bookmarkStart w:id="130" w:name="X04c4e1cdfb79c673985305d7d924d1677cd10b1"/>
+    <w:bookmarkStart w:id="130" w:name="example-council-bureau"/>
     <w:p>
       <w:pPr>
         <w:pStyle w:val="berschrift4"/>
       </w:pPr>
       <w:r>
-        <w:t xml:space="preserve">Example: Association with a UID from the commercial register</w:t>
+        <w:t xml:space="preserve">Example: Council bureau</w:t>
       </w:r>
     </w:p>
     <w:p>
@@ -14776,6 +14831,33 @@
         <w:rPr>
           <w:rStyle w:val="FunctionTok"/>
         </w:rPr>
+        <w:t xml:space="preserve">local_id</w:t>
+      </w:r>
+      <w:r>
+        <w:rPr>
+          <w:rStyle w:val="KeywordTok"/>
+        </w:rPr>
+        <w:t xml:space="preserve">:</w:t>
+      </w:r>
+      <w:r>
+        <w:rPr>
+          <w:rStyle w:val="AttributeTok"/>
+        </w:rPr>
+        <w:t xml:space="preserve"> </w:t>
+      </w:r>
+      <w:r>
+        <w:rPr>
+          <w:rStyle w:val="DecValTok"/>
+        </w:rPr>
+        <w:t xml:space="preserve">50</w:t>
+      </w:r>
+      <w:r>
+        <w:br/>
+      </w:r>
+      <w:r>
+        <w:rPr>
+          <w:rStyle w:val="FunctionTok"/>
+        </w:rPr>
         <w:t xml:space="preserve">global_uri</w:t>
       </w:r>
       <w:r>
@@ -14788,7 +14870,7 @@
         <w:rPr>
           <w:rStyle w:val="AttributeTok"/>
         </w:rPr>
-        <w:t xml:space="preserve"> https://www.frc.ch/</w:t>
+        <w:t xml:space="preserve"> https://grosserrat.bs.ch/gremien/praesidium-und-buero</w:t>
       </w:r>
       <w:r>
         <w:br/>
@@ -14797,25 +14879,157 @@
         <w:rPr>
           <w:rStyle w:val="FunctionTok"/>
         </w:rPr>
-        <w:t xml:space="preserve">organization_uid</w:t>
-      </w:r>
-      <w:r>
-        <w:rPr>
-          <w:rStyle w:val="KeywordTok"/>
-        </w:rPr>
-        <w:t xml:space="preserve">:</w:t>
-      </w:r>
-      <w:r>
-        <w:rPr>
-          <w:rStyle w:val="AttributeTok"/>
-        </w:rPr>
-        <w:t xml:space="preserve"> CHE-106.063.525</w:t>
+        <w:t xml:space="preserve">label</w:t>
+      </w:r>
+      <w:r>
+        <w:rPr>
+          <w:rStyle w:val="KeywordTok"/>
+        </w:rPr>
+        <w:t xml:space="preserve">:</w:t>
       </w:r>
       <w:r>
         <w:br/>
       </w:r>
       <w:r>
         <w:rPr>
+          <w:rStyle w:val="KeywordTok"/>
+        </w:rPr>
+        <w:t xml:space="preserve">-</w:t>
+      </w:r>
+      <w:r>
+        <w:rPr>
+          <w:rStyle w:val="AttributeTok"/>
+        </w:rPr>
+        <w:t xml:space="preserve"> </w:t>
+      </w:r>
+      <w:r>
+        <w:rPr>
+          <w:rStyle w:val="FunctionTok"/>
+        </w:rPr>
+        <w:t xml:space="preserve">value</w:t>
+      </w:r>
+      <w:r>
+        <w:rPr>
+          <w:rStyle w:val="KeywordTok"/>
+        </w:rPr>
+        <w:t xml:space="preserve">:</w:t>
+      </w:r>
+      <w:r>
+        <w:rPr>
+          <w:rStyle w:val="AttributeTok"/>
+        </w:rPr>
+        <w:t xml:space="preserve"> Büro des Grossen Rates</w:t>
+      </w:r>
+      <w:r>
+        <w:br/>
+      </w:r>
+      <w:r>
+        <w:rPr>
+          <w:rStyle w:val="AttributeTok"/>
+        </w:rPr>
+        <w:t xml:space="preserve">  </w:t>
+      </w:r>
+      <w:r>
+        <w:rPr>
+          <w:rStyle w:val="FunctionTok"/>
+        </w:rPr>
+        <w:t xml:space="preserve">language</w:t>
+      </w:r>
+      <w:r>
+        <w:rPr>
+          <w:rStyle w:val="KeywordTok"/>
+        </w:rPr>
+        <w:t xml:space="preserve">:</w:t>
+      </w:r>
+      <w:r>
+        <w:rPr>
+          <w:rStyle w:val="AttributeTok"/>
+        </w:rPr>
+        <w:t xml:space="preserve"> de</w:t>
+      </w:r>
+      <w:r>
+        <w:br/>
+      </w:r>
+      <w:r>
+        <w:rPr>
+          <w:rStyle w:val="FunctionTok"/>
+        </w:rPr>
+        <w:t xml:space="preserve">parent_groups</w:t>
+      </w:r>
+      <w:r>
+        <w:rPr>
+          <w:rStyle w:val="KeywordTok"/>
+        </w:rPr>
+        <w:t xml:space="preserve">:</w:t>
+      </w:r>
+      <w:r>
+        <w:br/>
+      </w:r>
+      <w:r>
+        <w:rPr>
+          <w:rStyle w:val="KeywordTok"/>
+        </w:rPr>
+        <w:t xml:space="preserve">-</w:t>
+      </w:r>
+      <w:r>
+        <w:rPr>
+          <w:rStyle w:val="AttributeTok"/>
+        </w:rPr>
+        <w:t xml:space="preserve"> https://www.grosserrat.bs.ch/</w:t>
+      </w:r>
+      <w:r>
+        <w:br/>
+      </w:r>
+      <w:r>
+        <w:rPr>
+          <w:rStyle w:val="FunctionTok"/>
+        </w:rPr>
+        <w:t xml:space="preserve">group_type</w:t>
+      </w:r>
+      <w:r>
+        <w:rPr>
+          <w:rStyle w:val="KeywordTok"/>
+        </w:rPr>
+        <w:t xml:space="preserve">:</w:t>
+      </w:r>
+      <w:r>
+        <w:br/>
+      </w:r>
+      <w:r>
+        <w:rPr>
+          <w:rStyle w:val="AttributeTok"/>
+        </w:rPr>
+        <w:t xml:space="preserve">  </w:t>
+      </w:r>
+      <w:r>
+        <w:rPr>
+          <w:rStyle w:val="FunctionTok"/>
+        </w:rPr>
+        <w:t xml:space="preserve">group_type_enum</w:t>
+      </w:r>
+      <w:r>
+        <w:rPr>
+          <w:rStyle w:val="KeywordTok"/>
+        </w:rPr>
+        <w:t xml:space="preserve">:</w:t>
+      </w:r>
+      <w:r>
+        <w:rPr>
+          <w:rStyle w:val="AttributeTok"/>
+        </w:rPr>
+        <w:t xml:space="preserve"> council_bureau</w:t>
+      </w:r>
+      <w:r>
+        <w:br/>
+      </w:r>
+      <w:r>
+        <w:rPr>
+          <w:rStyle w:val="AttributeTok"/>
+        </w:rPr>
+        <w:t xml:space="preserve">  </w:t>
+      </w:r>
+      <w:r>
+        <w:rPr>
           <w:rStyle w:val="FunctionTok"/>
         </w:rPr>
         <w:t xml:space="preserve">label</w:t>
@@ -14827,214 +15041,16 @@
         <w:t xml:space="preserve">:</w:t>
       </w:r>
       <w:r>
+        <w:rPr>
+          <w:rStyle w:val="AttributeTok"/>
+        </w:rPr>
+        <w:t xml:space="preserve"> Ratsbüro</w:t>
+      </w:r>
+      <w:r>
         <w:br/>
       </w:r>
       <w:r>
         <w:rPr>
-          <w:rStyle w:val="KeywordTok"/>
-        </w:rPr>
-        <w:t xml:space="preserve">-</w:t>
-      </w:r>
-      <w:r>
-        <w:rPr>
-          <w:rStyle w:val="AttributeTok"/>
-        </w:rPr>
-        <w:t xml:space="preserve"> </w:t>
-      </w:r>
-      <w:r>
-        <w:rPr>
-          <w:rStyle w:val="FunctionTok"/>
-        </w:rPr>
-        <w:t xml:space="preserve">value</w:t>
-      </w:r>
-      <w:r>
-        <w:rPr>
-          <w:rStyle w:val="KeywordTok"/>
-        </w:rPr>
-        <w:t xml:space="preserve">:</w:t>
-      </w:r>
-      <w:r>
-        <w:rPr>
-          <w:rStyle w:val="AttributeTok"/>
-        </w:rPr>
-        <w:t xml:space="preserve"> Fédération romande des consommateurs</w:t>
-      </w:r>
-      <w:r>
-        <w:br/>
-      </w:r>
-      <w:r>
-        <w:rPr>
-          <w:rStyle w:val="AttributeTok"/>
-        </w:rPr>
-        <w:t xml:space="preserve">  </w:t>
-      </w:r>
-      <w:r>
-        <w:rPr>
-          <w:rStyle w:val="FunctionTok"/>
-        </w:rPr>
-        <w:t xml:space="preserve">language</w:t>
-      </w:r>
-      <w:r>
-        <w:rPr>
-          <w:rStyle w:val="KeywordTok"/>
-        </w:rPr>
-        <w:t xml:space="preserve">:</w:t>
-      </w:r>
-      <w:r>
-        <w:rPr>
-          <w:rStyle w:val="AttributeTok"/>
-        </w:rPr>
-        <w:t xml:space="preserve"> fr</w:t>
-      </w:r>
-      <w:r>
-        <w:br/>
-      </w:r>
-      <w:r>
-        <w:rPr>
-          <w:rStyle w:val="FunctionTok"/>
-        </w:rPr>
-        <w:t xml:space="preserve">abbreviation</w:t>
-      </w:r>
-      <w:r>
-        <w:rPr>
-          <w:rStyle w:val="KeywordTok"/>
-        </w:rPr>
-        <w:t xml:space="preserve">:</w:t>
-      </w:r>
-      <w:r>
-        <w:br/>
-      </w:r>
-      <w:r>
-        <w:rPr>
-          <w:rStyle w:val="KeywordTok"/>
-        </w:rPr>
-        <w:t xml:space="preserve">-</w:t>
-      </w:r>
-      <w:r>
-        <w:rPr>
-          <w:rStyle w:val="AttributeTok"/>
-        </w:rPr>
-        <w:t xml:space="preserve"> </w:t>
-      </w:r>
-      <w:r>
-        <w:rPr>
-          <w:rStyle w:val="FunctionTok"/>
-        </w:rPr>
-        <w:t xml:space="preserve">value</w:t>
-      </w:r>
-      <w:r>
-        <w:rPr>
-          <w:rStyle w:val="KeywordTok"/>
-        </w:rPr>
-        <w:t xml:space="preserve">:</w:t>
-      </w:r>
-      <w:r>
-        <w:rPr>
-          <w:rStyle w:val="AttributeTok"/>
-        </w:rPr>
-        <w:t xml:space="preserve"> FRC</w:t>
-      </w:r>
-      <w:r>
-        <w:br/>
-      </w:r>
-      <w:r>
-        <w:rPr>
-          <w:rStyle w:val="AttributeTok"/>
-        </w:rPr>
-        <w:t xml:space="preserve">  </w:t>
-      </w:r>
-      <w:r>
-        <w:rPr>
-          <w:rStyle w:val="FunctionTok"/>
-        </w:rPr>
-        <w:t xml:space="preserve">language</w:t>
-      </w:r>
-      <w:r>
-        <w:rPr>
-          <w:rStyle w:val="KeywordTok"/>
-        </w:rPr>
-        <w:t xml:space="preserve">:</w:t>
-      </w:r>
-      <w:r>
-        <w:rPr>
-          <w:rStyle w:val="AttributeTok"/>
-        </w:rPr>
-        <w:t xml:space="preserve"> fr</w:t>
-      </w:r>
-      <w:r>
-        <w:br/>
-      </w:r>
-      <w:r>
-        <w:rPr>
-          <w:rStyle w:val="FunctionTok"/>
-        </w:rPr>
-        <w:t xml:space="preserve">group_type</w:t>
-      </w:r>
-      <w:r>
-        <w:rPr>
-          <w:rStyle w:val="KeywordTok"/>
-        </w:rPr>
-        <w:t xml:space="preserve">:</w:t>
-      </w:r>
-      <w:r>
-        <w:br/>
-      </w:r>
-      <w:r>
-        <w:rPr>
-          <w:rStyle w:val="AttributeTok"/>
-        </w:rPr>
-        <w:t xml:space="preserve">  </w:t>
-      </w:r>
-      <w:r>
-        <w:rPr>
-          <w:rStyle w:val="FunctionTok"/>
-        </w:rPr>
-        <w:t xml:space="preserve">group_type_enum</w:t>
-      </w:r>
-      <w:r>
-        <w:rPr>
-          <w:rStyle w:val="KeywordTok"/>
-        </w:rPr>
-        <w:t xml:space="preserve">:</w:t>
-      </w:r>
-      <w:r>
-        <w:rPr>
-          <w:rStyle w:val="AttributeTok"/>
-        </w:rPr>
-        <w:t xml:space="preserve"> association</w:t>
-      </w:r>
-      <w:r>
-        <w:br/>
-      </w:r>
-      <w:r>
-        <w:rPr>
-          <w:rStyle w:val="AttributeTok"/>
-        </w:rPr>
-        <w:t xml:space="preserve">  </w:t>
-      </w:r>
-      <w:r>
-        <w:rPr>
-          <w:rStyle w:val="FunctionTok"/>
-        </w:rPr>
-        <w:t xml:space="preserve">label</w:t>
-      </w:r>
-      <w:r>
-        <w:rPr>
-          <w:rStyle w:val="KeywordTok"/>
-        </w:rPr>
-        <w:t xml:space="preserve">:</w:t>
-      </w:r>
-      <w:r>
-        <w:rPr>
-          <w:rStyle w:val="AttributeTok"/>
-        </w:rPr>
-        <w:t xml:space="preserve"> Verein</w:t>
-      </w:r>
-      <w:r>
-        <w:br/>
-      </w:r>
-      <w:r>
-        <w:rPr>
           <w:rStyle w:val="FunctionTok"/>
         </w:rPr>
         <w:t xml:space="preserve">spatial</w:t>
@@ -15049,17 +15065,17 @@
         <w:rPr>
           <w:rStyle w:val="AttributeTok"/>
         </w:rPr>
-        <w:t xml:space="preserve"> https://ld.admin.ch/canton/22</w:t>
+        <w:t xml:space="preserve"> https://ld.admin.ch/canton/12</w:t>
       </w:r>
     </w:p>
     <w:bookmarkEnd w:id="130"/>
-    <w:bookmarkStart w:id="131" w:name="example-council-bureau"/>
+    <w:bookmarkStart w:id="131" w:name="Xcb838b8a327aef6dcbae1ff0ea6702a3629eee1"/>
     <w:p>
       <w:pPr>
         <w:pStyle w:val="berschrift4"/>
       </w:pPr>
       <w:r>
-        <w:t xml:space="preserve">Example: Council bureau</w:t>
+        <w:t xml:space="preserve">Example: Bilingual delegation to an intercantonal body</w:t>
       </w:r>
     </w:p>
     <w:p>
@@ -15088,7 +15104,7 @@
         <w:rPr>
           <w:rStyle w:val="DecValTok"/>
         </w:rPr>
-        <w:t xml:space="preserve">50</w:t>
+        <w:t xml:space="preserve">5000</w:t>
       </w:r>
       <w:r>
         <w:br/>
@@ -15109,7 +15125,7 @@
         <w:rPr>
           <w:rStyle w:val="AttributeTok"/>
         </w:rPr>
-        <w:t xml:space="preserve"> https://grosserrat.bs.ch/gremien/praesidium-und-buero</w:t>
+        <w:t xml:space="preserve"> https://www.fr.ch/parlinfo/app/organizations/a1acb0c030d54b3baed840fe8bbed6b5</w:t>
       </w:r>
       <w:r>
         <w:br/>
@@ -15157,7 +15173,7 @@
         <w:rPr>
           <w:rStyle w:val="AttributeTok"/>
         </w:rPr>
-        <w:t xml:space="preserve"> Büro des Grossen Rates</w:t>
+        <w:t xml:space="preserve"> Freiburger Delegation IPK strafrechtliche Einschliessung</w:t>
       </w:r>
       <w:r>
         <w:br/>
@@ -15191,21 +15207,81 @@
       </w:r>
       <w:r>
         <w:rPr>
-          <w:rStyle w:val="FunctionTok"/>
-        </w:rPr>
-        <w:t xml:space="preserve">parent_groups</w:t>
-      </w:r>
-      <w:r>
-        <w:rPr>
-          <w:rStyle w:val="KeywordTok"/>
-        </w:rPr>
-        <w:t xml:space="preserve">:</w:t>
+          <w:rStyle w:val="KeywordTok"/>
+        </w:rPr>
+        <w:t xml:space="preserve">-</w:t>
+      </w:r>
+      <w:r>
+        <w:rPr>
+          <w:rStyle w:val="AttributeTok"/>
+        </w:rPr>
+        <w:t xml:space="preserve"> </w:t>
+      </w:r>
+      <w:r>
+        <w:rPr>
+          <w:rStyle w:val="FunctionTok"/>
+        </w:rPr>
+        <w:t xml:space="preserve">value</w:t>
+      </w:r>
+      <w:r>
+        <w:rPr>
+          <w:rStyle w:val="KeywordTok"/>
+        </w:rPr>
+        <w:t xml:space="preserve">:</w:t>
+      </w:r>
+      <w:r>
+        <w:rPr>
+          <w:rStyle w:val="AttributeTok"/>
+        </w:rPr>
+        <w:t xml:space="preserve"> Délégation FR à la CIP détention pénale</w:t>
       </w:r>
       <w:r>
         <w:br/>
       </w:r>
       <w:r>
         <w:rPr>
+          <w:rStyle w:val="AttributeTok"/>
+        </w:rPr>
+        <w:t xml:space="preserve">  </w:t>
+      </w:r>
+      <w:r>
+        <w:rPr>
+          <w:rStyle w:val="FunctionTok"/>
+        </w:rPr>
+        <w:t xml:space="preserve">language</w:t>
+      </w:r>
+      <w:r>
+        <w:rPr>
+          <w:rStyle w:val="KeywordTok"/>
+        </w:rPr>
+        <w:t xml:space="preserve">:</w:t>
+      </w:r>
+      <w:r>
+        <w:rPr>
+          <w:rStyle w:val="AttributeTok"/>
+        </w:rPr>
+        <w:t xml:space="preserve"> fr</w:t>
+      </w:r>
+      <w:r>
+        <w:br/>
+      </w:r>
+      <w:r>
+        <w:rPr>
+          <w:rStyle w:val="FunctionTok"/>
+        </w:rPr>
+        <w:t xml:space="preserve">abbreviation</w:t>
+      </w:r>
+      <w:r>
+        <w:rPr>
+          <w:rStyle w:val="KeywordTok"/>
+        </w:rPr>
+        <w:t xml:space="preserve">:</w:t>
+      </w:r>
+      <w:r>
+        <w:br/>
+      </w:r>
+      <w:r>
+        <w:rPr>
           <w:rStyle w:val="KeywordTok"/>
         </w:rPr>
         <w:t xml:space="preserve">-</w:t>
@@ -15214,13 +15290,412 @@
         <w:rPr>
           <w:rStyle w:val="AttributeTok"/>
         </w:rPr>
-        <w:t xml:space="preserve"> https://www.grosserrat.bs.ch/</w:t>
+        <w:t xml:space="preserve"> </w:t>
+      </w:r>
+      <w:r>
+        <w:rPr>
+          <w:rStyle w:val="FunctionTok"/>
+        </w:rPr>
+        <w:t xml:space="preserve">value</w:t>
+      </w:r>
+      <w:r>
+        <w:rPr>
+          <w:rStyle w:val="KeywordTok"/>
+        </w:rPr>
+        <w:t xml:space="preserve">:</w:t>
+      </w:r>
+      <w:r>
+        <w:rPr>
+          <w:rStyle w:val="AttributeTok"/>
+        </w:rPr>
+        <w:t xml:space="preserve"> Del-StRFE</w:t>
       </w:r>
       <w:r>
         <w:br/>
       </w:r>
       <w:r>
         <w:rPr>
+          <w:rStyle w:val="AttributeTok"/>
+        </w:rPr>
+        <w:t xml:space="preserve">  </w:t>
+      </w:r>
+      <w:r>
+        <w:rPr>
+          <w:rStyle w:val="FunctionTok"/>
+        </w:rPr>
+        <w:t xml:space="preserve">language</w:t>
+      </w:r>
+      <w:r>
+        <w:rPr>
+          <w:rStyle w:val="KeywordTok"/>
+        </w:rPr>
+        <w:t xml:space="preserve">:</w:t>
+      </w:r>
+      <w:r>
+        <w:rPr>
+          <w:rStyle w:val="AttributeTok"/>
+        </w:rPr>
+        <w:t xml:space="preserve"> de</w:t>
+      </w:r>
+      <w:r>
+        <w:br/>
+      </w:r>
+      <w:r>
+        <w:rPr>
+          <w:rStyle w:val="KeywordTok"/>
+        </w:rPr>
+        <w:t xml:space="preserve">-</w:t>
+      </w:r>
+      <w:r>
+        <w:rPr>
+          <w:rStyle w:val="AttributeTok"/>
+        </w:rPr>
+        <w:t xml:space="preserve"> </w:t>
+      </w:r>
+      <w:r>
+        <w:rPr>
+          <w:rStyle w:val="FunctionTok"/>
+        </w:rPr>
+        <w:t xml:space="preserve">value</w:t>
+      </w:r>
+      <w:r>
+        <w:rPr>
+          <w:rStyle w:val="KeywordTok"/>
+        </w:rPr>
+        <w:t xml:space="preserve">:</w:t>
+      </w:r>
+      <w:r>
+        <w:rPr>
+          <w:rStyle w:val="AttributeTok"/>
+        </w:rPr>
+        <w:t xml:space="preserve"> Del-DetPen</w:t>
+      </w:r>
+      <w:r>
+        <w:br/>
+      </w:r>
+      <w:r>
+        <w:rPr>
+          <w:rStyle w:val="AttributeTok"/>
+        </w:rPr>
+        <w:t xml:space="preserve">  </w:t>
+      </w:r>
+      <w:r>
+        <w:rPr>
+          <w:rStyle w:val="FunctionTok"/>
+        </w:rPr>
+        <w:t xml:space="preserve">language</w:t>
+      </w:r>
+      <w:r>
+        <w:rPr>
+          <w:rStyle w:val="KeywordTok"/>
+        </w:rPr>
+        <w:t xml:space="preserve">:</w:t>
+      </w:r>
+      <w:r>
+        <w:rPr>
+          <w:rStyle w:val="AttributeTok"/>
+        </w:rPr>
+        <w:t xml:space="preserve"> fr</w:t>
+      </w:r>
+      <w:r>
+        <w:br/>
+      </w:r>
+      <w:r>
+        <w:rPr>
+          <w:rStyle w:val="FunctionTok"/>
+        </w:rPr>
+        <w:t xml:space="preserve">description</w:t>
+      </w:r>
+      <w:r>
+        <w:rPr>
+          <w:rStyle w:val="KeywordTok"/>
+        </w:rPr>
+        <w:t xml:space="preserve">:</w:t>
+      </w:r>
+      <w:r>
+        <w:br/>
+      </w:r>
+      <w:r>
+        <w:rPr>
+          <w:rStyle w:val="KeywordTok"/>
+        </w:rPr>
+        <w:t xml:space="preserve">-</w:t>
+      </w:r>
+      <w:r>
+        <w:rPr>
+          <w:rStyle w:val="AttributeTok"/>
+        </w:rPr>
+        <w:t xml:space="preserve"> </w:t>
+      </w:r>
+      <w:r>
+        <w:rPr>
+          <w:rStyle w:val="FunctionTok"/>
+        </w:rPr>
+        <w:t xml:space="preserve">value</w:t>
+      </w:r>
+      <w:r>
+        <w:rPr>
+          <w:rStyle w:val="KeywordTok"/>
+        </w:rPr>
+        <w:t xml:space="preserve">:</w:t>
+      </w:r>
+      <w:r>
+        <w:rPr>
+          <w:rStyle w:val="AttributeTok"/>
+        </w:rPr>
+        <w:t xml:space="preserve"> Die Interparlamentarische Aufsichtskommission strafrechtliche Einschliessung besteht aus 18 Grossrätinnen</w:t>
+      </w:r>
+      <w:r>
+        <w:br/>
+      </w:r>
+      <w:r>
+        <w:rPr>
+          <w:rStyle w:val="AttributeTok"/>
+        </w:rPr>
+        <w:t xml:space="preserve">    und Grossräten aus den sechs Vertragskantonen Freiburg, Genf, Jura, Neuenburg, Waadt und Wallis.</w:t>
+      </w:r>
+      <w:r>
+        <w:br/>
+      </w:r>
+      <w:r>
+        <w:rPr>
+          <w:rStyle w:val="AttributeTok"/>
+        </w:rPr>
+        <w:t xml:space="preserve">  </w:t>
+      </w:r>
+      <w:r>
+        <w:rPr>
+          <w:rStyle w:val="FunctionTok"/>
+        </w:rPr>
+        <w:t xml:space="preserve">language</w:t>
+      </w:r>
+      <w:r>
+        <w:rPr>
+          <w:rStyle w:val="KeywordTok"/>
+        </w:rPr>
+        <w:t xml:space="preserve">:</w:t>
+      </w:r>
+      <w:r>
+        <w:rPr>
+          <w:rStyle w:val="AttributeTok"/>
+        </w:rPr>
+        <w:t xml:space="preserve"> de</w:t>
+      </w:r>
+      <w:r>
+        <w:br/>
+      </w:r>
+      <w:r>
+        <w:rPr>
+          <w:rStyle w:val="KeywordTok"/>
+        </w:rPr>
+        <w:t xml:space="preserve">-</w:t>
+      </w:r>
+      <w:r>
+        <w:rPr>
+          <w:rStyle w:val="AttributeTok"/>
+        </w:rPr>
+        <w:t xml:space="preserve"> </w:t>
+      </w:r>
+      <w:r>
+        <w:rPr>
+          <w:rStyle w:val="FunctionTok"/>
+        </w:rPr>
+        <w:t xml:space="preserve">value</w:t>
+      </w:r>
+      <w:r>
+        <w:rPr>
+          <w:rStyle w:val="KeywordTok"/>
+        </w:rPr>
+        <w:t xml:space="preserve">:</w:t>
+      </w:r>
+      <w:r>
+        <w:rPr>
+          <w:rStyle w:val="AttributeTok"/>
+        </w:rPr>
+        <w:t xml:space="preserve"> </w:t>
+      </w:r>
+      <w:r>
+        <w:rPr>
+          <w:rStyle w:val="StringTok"/>
+        </w:rPr>
+        <w:t xml:space="preserve">'La Commission interparlementaire de contrôle détention pénale est composée de 18 députés issus</w:t>
+      </w:r>
+      <w:r>
+        <w:br/>
+      </w:r>
+      <w:r>
+        <w:rPr>
+          <w:rStyle w:val="StringTok"/>
+        </w:rPr>
+        <w:t xml:space="preserve">    des six cantons partenaires : Fribourg, Genève, Jura, Neuchâtel, Vaud et Valais.'</w:t>
+      </w:r>
+      <w:r>
+        <w:br/>
+      </w:r>
+      <w:r>
+        <w:rPr>
+          <w:rStyle w:val="AttributeTok"/>
+        </w:rPr>
+        <w:t xml:space="preserve">  </w:t>
+      </w:r>
+      <w:r>
+        <w:rPr>
+          <w:rStyle w:val="FunctionTok"/>
+        </w:rPr>
+        <w:t xml:space="preserve">language</w:t>
+      </w:r>
+      <w:r>
+        <w:rPr>
+          <w:rStyle w:val="KeywordTok"/>
+        </w:rPr>
+        <w:t xml:space="preserve">:</w:t>
+      </w:r>
+      <w:r>
+        <w:rPr>
+          <w:rStyle w:val="AttributeTok"/>
+        </w:rPr>
+        <w:t xml:space="preserve"> fr</w:t>
+      </w:r>
+      <w:r>
+        <w:br/>
+      </w:r>
+      <w:r>
+        <w:rPr>
+          <w:rStyle w:val="FunctionTok"/>
+        </w:rPr>
+        <w:t xml:space="preserve">landing_page</w:t>
+      </w:r>
+      <w:r>
+        <w:rPr>
+          <w:rStyle w:val="KeywordTok"/>
+        </w:rPr>
+        <w:t xml:space="preserve">:</w:t>
+      </w:r>
+      <w:r>
+        <w:br/>
+      </w:r>
+      <w:r>
+        <w:rPr>
+          <w:rStyle w:val="KeywordTok"/>
+        </w:rPr>
+        <w:t xml:space="preserve">-</w:t>
+      </w:r>
+      <w:r>
+        <w:rPr>
+          <w:rStyle w:val="AttributeTok"/>
+        </w:rPr>
+        <w:t xml:space="preserve"> </w:t>
+      </w:r>
+      <w:r>
+        <w:rPr>
+          <w:rStyle w:val="FunctionTok"/>
+        </w:rPr>
+        <w:t xml:space="preserve">value</w:t>
+      </w:r>
+      <w:r>
+        <w:rPr>
+          <w:rStyle w:val="KeywordTok"/>
+        </w:rPr>
+        <w:t xml:space="preserve">:</w:t>
+      </w:r>
+      <w:r>
+        <w:rPr>
+          <w:rStyle w:val="AttributeTok"/>
+        </w:rPr>
+        <w:t xml:space="preserve"> https://www.fr.ch/de/parlinfo/app/organizations/a1acb0c030d54b3baed840fe8bbed6b5</w:t>
+      </w:r>
+      <w:r>
+        <w:br/>
+      </w:r>
+      <w:r>
+        <w:rPr>
+          <w:rStyle w:val="AttributeTok"/>
+        </w:rPr>
+        <w:t xml:space="preserve">  </w:t>
+      </w:r>
+      <w:r>
+        <w:rPr>
+          <w:rStyle w:val="FunctionTok"/>
+        </w:rPr>
+        <w:t xml:space="preserve">language</w:t>
+      </w:r>
+      <w:r>
+        <w:rPr>
+          <w:rStyle w:val="KeywordTok"/>
+        </w:rPr>
+        <w:t xml:space="preserve">:</w:t>
+      </w:r>
+      <w:r>
+        <w:rPr>
+          <w:rStyle w:val="AttributeTok"/>
+        </w:rPr>
+        <w:t xml:space="preserve"> de</w:t>
+      </w:r>
+      <w:r>
+        <w:br/>
+      </w:r>
+      <w:r>
+        <w:rPr>
+          <w:rStyle w:val="KeywordTok"/>
+        </w:rPr>
+        <w:t xml:space="preserve">-</w:t>
+      </w:r>
+      <w:r>
+        <w:rPr>
+          <w:rStyle w:val="AttributeTok"/>
+        </w:rPr>
+        <w:t xml:space="preserve"> </w:t>
+      </w:r>
+      <w:r>
+        <w:rPr>
+          <w:rStyle w:val="FunctionTok"/>
+        </w:rPr>
+        <w:t xml:space="preserve">value</w:t>
+      </w:r>
+      <w:r>
+        <w:rPr>
+          <w:rStyle w:val="KeywordTok"/>
+        </w:rPr>
+        <w:t xml:space="preserve">:</w:t>
+      </w:r>
+      <w:r>
+        <w:rPr>
+          <w:rStyle w:val="AttributeTok"/>
+        </w:rPr>
+        <w:t xml:space="preserve"> https://www.fr.ch/parlinfo/app/organizations/a1acb0c030d54b3baed840fe8bbed6b5</w:t>
+      </w:r>
+      <w:r>
+        <w:br/>
+      </w:r>
+      <w:r>
+        <w:rPr>
+          <w:rStyle w:val="AttributeTok"/>
+        </w:rPr>
+        <w:t xml:space="preserve">  </w:t>
+      </w:r>
+      <w:r>
+        <w:rPr>
+          <w:rStyle w:val="FunctionTok"/>
+        </w:rPr>
+        <w:t xml:space="preserve">language</w:t>
+      </w:r>
+      <w:r>
+        <w:rPr>
+          <w:rStyle w:val="KeywordTok"/>
+        </w:rPr>
+        <w:t xml:space="preserve">:</w:t>
+      </w:r>
+      <w:r>
+        <w:rPr>
+          <w:rStyle w:val="AttributeTok"/>
+        </w:rPr>
+        <w:t xml:space="preserve"> fr</w:t>
+      </w:r>
+      <w:r>
+        <w:br/>
+      </w:r>
+      <w:r>
+        <w:rPr>
           <w:rStyle w:val="FunctionTok"/>
         </w:rPr>
         <w:t xml:space="preserve">group_type</w:t>
@@ -15256,7 +15731,7 @@
         <w:rPr>
           <w:rStyle w:val="AttributeTok"/>
         </w:rPr>
-        <w:t xml:space="preserve"> parliamentary_bureau</w:t>
+        <w:t xml:space="preserve"> delegation</w:t>
       </w:r>
       <w:r>
         <w:br/>
@@ -15283,7 +15758,7 @@
         <w:rPr>
           <w:rStyle w:val="AttributeTok"/>
         </w:rPr>
-        <w:t xml:space="preserve"> Ratsbüro</w:t>
+        <w:t xml:space="preserve"> Delegation</w:t>
       </w:r>
       <w:r>
         <w:br/>
@@ -15304,17 +15779,38 @@
         <w:rPr>
           <w:rStyle w:val="AttributeTok"/>
         </w:rPr>
-        <w:t xml:space="preserve"> https://ld.admin.ch/canton/12</w:t>
+        <w:t xml:space="preserve"> https://ld.admin.ch/canton/10</w:t>
+      </w:r>
+      <w:r>
+        <w:br/>
+      </w:r>
+      <w:r>
+        <w:rPr>
+          <w:rStyle w:val="FunctionTok"/>
+        </w:rPr>
+        <w:t xml:space="preserve">valid_from</w:t>
+      </w:r>
+      <w:r>
+        <w:rPr>
+          <w:rStyle w:val="KeywordTok"/>
+        </w:rPr>
+        <w:t xml:space="preserve">:</w:t>
+      </w:r>
+      <w:r>
+        <w:rPr>
+          <w:rStyle w:val="AttributeTok"/>
+        </w:rPr>
+        <w:t xml:space="preserve"> 2007-12-12</w:t>
       </w:r>
     </w:p>
     <w:bookmarkEnd w:id="131"/>
-    <w:bookmarkStart w:id="132" w:name="Xcb838b8a327aef6dcbae1ff0ea6702a3629eee1"/>
+    <w:bookmarkStart w:id="132" w:name="X1803687d2e695d451c17838f9b8f5fdcfc18eb4"/>
     <w:p>
       <w:pPr>
         <w:pStyle w:val="berschrift4"/>
       </w:pPr>
       <w:r>
-        <w:t xml:space="preserve">Example: Bilingual delegation to an intercantonal body</w:t>
+        <w:t xml:space="preserve">Example: Parliamentary group referencing its parliament and supporting parties</w:t>
       </w:r>
     </w:p>
     <w:p>
@@ -15343,7 +15839,7 @@
         <w:rPr>
           <w:rStyle w:val="DecValTok"/>
         </w:rPr>
-        <w:t xml:space="preserve">5000</w:t>
+        <w:t xml:space="preserve">1266</w:t>
       </w:r>
       <w:r>
         <w:br/>
@@ -15364,7 +15860,7 @@
         <w:rPr>
           <w:rStyle w:val="AttributeTok"/>
         </w:rPr>
-        <w:t xml:space="preserve"> https://www.fr.ch/parlinfo/app/organizations/a1acb0c030d54b3baed840fe8bbed6b5</w:t>
+        <w:t xml:space="preserve"> https://grosserrat.bs.ch/gremien/parteien-und-fraktionen/mitte-evp</w:t>
       </w:r>
       <w:r>
         <w:br/>
@@ -15412,7 +15908,7 @@
         <w:rPr>
           <w:rStyle w:val="AttributeTok"/>
         </w:rPr>
-        <w:t xml:space="preserve"> Freiburger Delegation IPK strafrechtliche Einschliessung</w:t>
+        <w:t xml:space="preserve"> Die Mitte / Evangelische Volkspartei</w:t>
       </w:r>
       <w:r>
         <w:br/>
@@ -15446,6 +15942,21 @@
       </w:r>
       <w:r>
         <w:rPr>
+          <w:rStyle w:val="FunctionTok"/>
+        </w:rPr>
+        <w:t xml:space="preserve">parent_groups</w:t>
+      </w:r>
+      <w:r>
+        <w:rPr>
+          <w:rStyle w:val="KeywordTok"/>
+        </w:rPr>
+        <w:t xml:space="preserve">:</w:t>
+      </w:r>
+      <w:r>
+        <w:br/>
+      </w:r>
+      <w:r>
+        <w:rPr>
           <w:rStyle w:val="KeywordTok"/>
         </w:rPr>
         <w:t xml:space="preserve">-</w:t>
@@ -15454,31 +15965,58 @@
         <w:rPr>
           <w:rStyle w:val="AttributeTok"/>
         </w:rPr>
-        <w:t xml:space="preserve"> </w:t>
-      </w:r>
-      <w:r>
-        <w:rPr>
-          <w:rStyle w:val="FunctionTok"/>
-        </w:rPr>
-        <w:t xml:space="preserve">value</w:t>
-      </w:r>
-      <w:r>
-        <w:rPr>
-          <w:rStyle w:val="KeywordTok"/>
-        </w:rPr>
-        <w:t xml:space="preserve">:</w:t>
-      </w:r>
-      <w:r>
-        <w:rPr>
-          <w:rStyle w:val="AttributeTok"/>
-        </w:rPr>
-        <w:t xml:space="preserve"> Délégation FR à la CIP détention pénale</w:t>
+        <w:t xml:space="preserve"> https://www.grosserrat.bs.ch/</w:t>
       </w:r>
       <w:r>
         <w:br/>
       </w:r>
       <w:r>
         <w:rPr>
+          <w:rStyle w:val="KeywordTok"/>
+        </w:rPr>
+        <w:t xml:space="preserve">-</w:t>
+      </w:r>
+      <w:r>
+        <w:rPr>
+          <w:rStyle w:val="AttributeTok"/>
+        </w:rPr>
+        <w:t xml:space="preserve"> https://bs.die-mitte.ch/</w:t>
+      </w:r>
+      <w:r>
+        <w:br/>
+      </w:r>
+      <w:r>
+        <w:rPr>
+          <w:rStyle w:val="KeywordTok"/>
+        </w:rPr>
+        <w:t xml:space="preserve">-</w:t>
+      </w:r>
+      <w:r>
+        <w:rPr>
+          <w:rStyle w:val="AttributeTok"/>
+        </w:rPr>
+        <w:t xml:space="preserve"> https://www.evp-bs.ch/</w:t>
+      </w:r>
+      <w:r>
+        <w:br/>
+      </w:r>
+      <w:r>
+        <w:rPr>
+          <w:rStyle w:val="FunctionTok"/>
+        </w:rPr>
+        <w:t xml:space="preserve">group_type</w:t>
+      </w:r>
+      <w:r>
+        <w:rPr>
+          <w:rStyle w:val="KeywordTok"/>
+        </w:rPr>
+        <w:t xml:space="preserve">:</w:t>
+      </w:r>
+      <w:r>
+        <w:br/>
+      </w:r>
+      <w:r>
+        <w:rPr>
           <w:rStyle w:val="AttributeTok"/>
         </w:rPr>
         <w:t xml:space="preserve">  </w:t>
@@ -15487,523 +16025,52 @@
         <w:rPr>
           <w:rStyle w:val="FunctionTok"/>
         </w:rPr>
-        <w:t xml:space="preserve">language</w:t>
-      </w:r>
-      <w:r>
-        <w:rPr>
-          <w:rStyle w:val="KeywordTok"/>
-        </w:rPr>
-        <w:t xml:space="preserve">:</w:t>
-      </w:r>
-      <w:r>
-        <w:rPr>
-          <w:rStyle w:val="AttributeTok"/>
-        </w:rPr>
-        <w:t xml:space="preserve"> fr</w:t>
+        <w:t xml:space="preserve">group_type_enum</w:t>
+      </w:r>
+      <w:r>
+        <w:rPr>
+          <w:rStyle w:val="KeywordTok"/>
+        </w:rPr>
+        <w:t xml:space="preserve">:</w:t>
+      </w:r>
+      <w:r>
+        <w:rPr>
+          <w:rStyle w:val="AttributeTok"/>
+        </w:rPr>
+        <w:t xml:space="preserve"> parliamentary_group</w:t>
       </w:r>
       <w:r>
         <w:br/>
       </w:r>
       <w:r>
         <w:rPr>
-          <w:rStyle w:val="FunctionTok"/>
-        </w:rPr>
-        <w:t xml:space="preserve">abbreviation</w:t>
-      </w:r>
-      <w:r>
-        <w:rPr>
-          <w:rStyle w:val="KeywordTok"/>
-        </w:rPr>
-        <w:t xml:space="preserve">:</w:t>
+          <w:rStyle w:val="AttributeTok"/>
+        </w:rPr>
+        <w:t xml:space="preserve">  </w:t>
+      </w:r>
+      <w:r>
+        <w:rPr>
+          <w:rStyle w:val="FunctionTok"/>
+        </w:rPr>
+        <w:t xml:space="preserve">label</w:t>
+      </w:r>
+      <w:r>
+        <w:rPr>
+          <w:rStyle w:val="KeywordTok"/>
+        </w:rPr>
+        <w:t xml:space="preserve">:</w:t>
+      </w:r>
+      <w:r>
+        <w:rPr>
+          <w:rStyle w:val="AttributeTok"/>
+        </w:rPr>
+        <w:t xml:space="preserve"> Fraktion</w:t>
       </w:r>
       <w:r>
         <w:br/>
       </w:r>
       <w:r>
         <w:rPr>
-          <w:rStyle w:val="KeywordTok"/>
-        </w:rPr>
-        <w:t xml:space="preserve">-</w:t>
-      </w:r>
-      <w:r>
-        <w:rPr>
-          <w:rStyle w:val="AttributeTok"/>
-        </w:rPr>
-        <w:t xml:space="preserve"> </w:t>
-      </w:r>
-      <w:r>
-        <w:rPr>
-          <w:rStyle w:val="FunctionTok"/>
-        </w:rPr>
-        <w:t xml:space="preserve">value</w:t>
-      </w:r>
-      <w:r>
-        <w:rPr>
-          <w:rStyle w:val="KeywordTok"/>
-        </w:rPr>
-        <w:t xml:space="preserve">:</w:t>
-      </w:r>
-      <w:r>
-        <w:rPr>
-          <w:rStyle w:val="AttributeTok"/>
-        </w:rPr>
-        <w:t xml:space="preserve"> Del-StRFE</w:t>
-      </w:r>
-      <w:r>
-        <w:br/>
-      </w:r>
-      <w:r>
-        <w:rPr>
-          <w:rStyle w:val="AttributeTok"/>
-        </w:rPr>
-        <w:t xml:space="preserve">  </w:t>
-      </w:r>
-      <w:r>
-        <w:rPr>
-          <w:rStyle w:val="FunctionTok"/>
-        </w:rPr>
-        <w:t xml:space="preserve">language</w:t>
-      </w:r>
-      <w:r>
-        <w:rPr>
-          <w:rStyle w:val="KeywordTok"/>
-        </w:rPr>
-        <w:t xml:space="preserve">:</w:t>
-      </w:r>
-      <w:r>
-        <w:rPr>
-          <w:rStyle w:val="AttributeTok"/>
-        </w:rPr>
-        <w:t xml:space="preserve"> de</w:t>
-      </w:r>
-      <w:r>
-        <w:br/>
-      </w:r>
-      <w:r>
-        <w:rPr>
-          <w:rStyle w:val="KeywordTok"/>
-        </w:rPr>
-        <w:t xml:space="preserve">-</w:t>
-      </w:r>
-      <w:r>
-        <w:rPr>
-          <w:rStyle w:val="AttributeTok"/>
-        </w:rPr>
-        <w:t xml:space="preserve"> </w:t>
-      </w:r>
-      <w:r>
-        <w:rPr>
-          <w:rStyle w:val="FunctionTok"/>
-        </w:rPr>
-        <w:t xml:space="preserve">value</w:t>
-      </w:r>
-      <w:r>
-        <w:rPr>
-          <w:rStyle w:val="KeywordTok"/>
-        </w:rPr>
-        <w:t xml:space="preserve">:</w:t>
-      </w:r>
-      <w:r>
-        <w:rPr>
-          <w:rStyle w:val="AttributeTok"/>
-        </w:rPr>
-        <w:t xml:space="preserve"> Del-DetPen</w:t>
-      </w:r>
-      <w:r>
-        <w:br/>
-      </w:r>
-      <w:r>
-        <w:rPr>
-          <w:rStyle w:val="AttributeTok"/>
-        </w:rPr>
-        <w:t xml:space="preserve">  </w:t>
-      </w:r>
-      <w:r>
-        <w:rPr>
-          <w:rStyle w:val="FunctionTok"/>
-        </w:rPr>
-        <w:t xml:space="preserve">language</w:t>
-      </w:r>
-      <w:r>
-        <w:rPr>
-          <w:rStyle w:val="KeywordTok"/>
-        </w:rPr>
-        <w:t xml:space="preserve">:</w:t>
-      </w:r>
-      <w:r>
-        <w:rPr>
-          <w:rStyle w:val="AttributeTok"/>
-        </w:rPr>
-        <w:t xml:space="preserve"> fr</w:t>
-      </w:r>
-      <w:r>
-        <w:br/>
-      </w:r>
-      <w:r>
-        <w:rPr>
-          <w:rStyle w:val="FunctionTok"/>
-        </w:rPr>
-        <w:t xml:space="preserve">description</w:t>
-      </w:r>
-      <w:r>
-        <w:rPr>
-          <w:rStyle w:val="KeywordTok"/>
-        </w:rPr>
-        <w:t xml:space="preserve">:</w:t>
-      </w:r>
-      <w:r>
-        <w:br/>
-      </w:r>
-      <w:r>
-        <w:rPr>
-          <w:rStyle w:val="KeywordTok"/>
-        </w:rPr>
-        <w:t xml:space="preserve">-</w:t>
-      </w:r>
-      <w:r>
-        <w:rPr>
-          <w:rStyle w:val="AttributeTok"/>
-        </w:rPr>
-        <w:t xml:space="preserve"> </w:t>
-      </w:r>
-      <w:r>
-        <w:rPr>
-          <w:rStyle w:val="FunctionTok"/>
-        </w:rPr>
-        <w:t xml:space="preserve">value</w:t>
-      </w:r>
-      <w:r>
-        <w:rPr>
-          <w:rStyle w:val="KeywordTok"/>
-        </w:rPr>
-        <w:t xml:space="preserve">:</w:t>
-      </w:r>
-      <w:r>
-        <w:rPr>
-          <w:rStyle w:val="AttributeTok"/>
-        </w:rPr>
-        <w:t xml:space="preserve"> Die Interparlamentarische Aufsichtskommission strafrechtliche Einschliessung besteht aus 18 Grossrätinnen</w:t>
-      </w:r>
-      <w:r>
-        <w:br/>
-      </w:r>
-      <w:r>
-        <w:rPr>
-          <w:rStyle w:val="AttributeTok"/>
-        </w:rPr>
-        <w:t xml:space="preserve">    und Grossräten aus den sechs Vertragskantonen Freiburg, Genf, Jura, Neuenburg, Waadt und Wallis.</w:t>
-      </w:r>
-      <w:r>
-        <w:br/>
-      </w:r>
-      <w:r>
-        <w:rPr>
-          <w:rStyle w:val="AttributeTok"/>
-        </w:rPr>
-        <w:t xml:space="preserve">  </w:t>
-      </w:r>
-      <w:r>
-        <w:rPr>
-          <w:rStyle w:val="FunctionTok"/>
-        </w:rPr>
-        <w:t xml:space="preserve">language</w:t>
-      </w:r>
-      <w:r>
-        <w:rPr>
-          <w:rStyle w:val="KeywordTok"/>
-        </w:rPr>
-        <w:t xml:space="preserve">:</w:t>
-      </w:r>
-      <w:r>
-        <w:rPr>
-          <w:rStyle w:val="AttributeTok"/>
-        </w:rPr>
-        <w:t xml:space="preserve"> de</w:t>
-      </w:r>
-      <w:r>
-        <w:br/>
-      </w:r>
-      <w:r>
-        <w:rPr>
-          <w:rStyle w:val="KeywordTok"/>
-        </w:rPr>
-        <w:t xml:space="preserve">-</w:t>
-      </w:r>
-      <w:r>
-        <w:rPr>
-          <w:rStyle w:val="AttributeTok"/>
-        </w:rPr>
-        <w:t xml:space="preserve"> </w:t>
-      </w:r>
-      <w:r>
-        <w:rPr>
-          <w:rStyle w:val="FunctionTok"/>
-        </w:rPr>
-        <w:t xml:space="preserve">value</w:t>
-      </w:r>
-      <w:r>
-        <w:rPr>
-          <w:rStyle w:val="KeywordTok"/>
-        </w:rPr>
-        <w:t xml:space="preserve">:</w:t>
-      </w:r>
-      <w:r>
-        <w:rPr>
-          <w:rStyle w:val="AttributeTok"/>
-        </w:rPr>
-        <w:t xml:space="preserve"> </w:t>
-      </w:r>
-      <w:r>
-        <w:rPr>
-          <w:rStyle w:val="StringTok"/>
-        </w:rPr>
-        <w:t xml:space="preserve">'La Commission interparlementaire de contrôle détention pénale est composée de 18 députés issus</w:t>
-      </w:r>
-      <w:r>
-        <w:br/>
-      </w:r>
-      <w:r>
-        <w:rPr>
-          <w:rStyle w:val="StringTok"/>
-        </w:rPr>
-        <w:t xml:space="preserve">    des six cantons partenaires : Fribourg, Genève, Jura, Neuchâtel, Vaud et Valais.'</w:t>
-      </w:r>
-      <w:r>
-        <w:br/>
-      </w:r>
-      <w:r>
-        <w:rPr>
-          <w:rStyle w:val="AttributeTok"/>
-        </w:rPr>
-        <w:t xml:space="preserve">  </w:t>
-      </w:r>
-      <w:r>
-        <w:rPr>
-          <w:rStyle w:val="FunctionTok"/>
-        </w:rPr>
-        <w:t xml:space="preserve">language</w:t>
-      </w:r>
-      <w:r>
-        <w:rPr>
-          <w:rStyle w:val="KeywordTok"/>
-        </w:rPr>
-        <w:t xml:space="preserve">:</w:t>
-      </w:r>
-      <w:r>
-        <w:rPr>
-          <w:rStyle w:val="AttributeTok"/>
-        </w:rPr>
-        <w:t xml:space="preserve"> fr</w:t>
-      </w:r>
-      <w:r>
-        <w:br/>
-      </w:r>
-      <w:r>
-        <w:rPr>
-          <w:rStyle w:val="FunctionTok"/>
-        </w:rPr>
-        <w:t xml:space="preserve">landing_page</w:t>
-      </w:r>
-      <w:r>
-        <w:rPr>
-          <w:rStyle w:val="KeywordTok"/>
-        </w:rPr>
-        <w:t xml:space="preserve">:</w:t>
-      </w:r>
-      <w:r>
-        <w:br/>
-      </w:r>
-      <w:r>
-        <w:rPr>
-          <w:rStyle w:val="KeywordTok"/>
-        </w:rPr>
-        <w:t xml:space="preserve">-</w:t>
-      </w:r>
-      <w:r>
-        <w:rPr>
-          <w:rStyle w:val="AttributeTok"/>
-        </w:rPr>
-        <w:t xml:space="preserve"> </w:t>
-      </w:r>
-      <w:r>
-        <w:rPr>
-          <w:rStyle w:val="FunctionTok"/>
-        </w:rPr>
-        <w:t xml:space="preserve">value</w:t>
-      </w:r>
-      <w:r>
-        <w:rPr>
-          <w:rStyle w:val="KeywordTok"/>
-        </w:rPr>
-        <w:t xml:space="preserve">:</w:t>
-      </w:r>
-      <w:r>
-        <w:rPr>
-          <w:rStyle w:val="AttributeTok"/>
-        </w:rPr>
-        <w:t xml:space="preserve"> https://www.fr.ch/de/parlinfo/app/organizations/a1acb0c030d54b3baed840fe8bbed6b5</w:t>
-      </w:r>
-      <w:r>
-        <w:br/>
-      </w:r>
-      <w:r>
-        <w:rPr>
-          <w:rStyle w:val="AttributeTok"/>
-        </w:rPr>
-        <w:t xml:space="preserve">  </w:t>
-      </w:r>
-      <w:r>
-        <w:rPr>
-          <w:rStyle w:val="FunctionTok"/>
-        </w:rPr>
-        <w:t xml:space="preserve">language</w:t>
-      </w:r>
-      <w:r>
-        <w:rPr>
-          <w:rStyle w:val="KeywordTok"/>
-        </w:rPr>
-        <w:t xml:space="preserve">:</w:t>
-      </w:r>
-      <w:r>
-        <w:rPr>
-          <w:rStyle w:val="AttributeTok"/>
-        </w:rPr>
-        <w:t xml:space="preserve"> de</w:t>
-      </w:r>
-      <w:r>
-        <w:br/>
-      </w:r>
-      <w:r>
-        <w:rPr>
-          <w:rStyle w:val="KeywordTok"/>
-        </w:rPr>
-        <w:t xml:space="preserve">-</w:t>
-      </w:r>
-      <w:r>
-        <w:rPr>
-          <w:rStyle w:val="AttributeTok"/>
-        </w:rPr>
-        <w:t xml:space="preserve"> </w:t>
-      </w:r>
-      <w:r>
-        <w:rPr>
-          <w:rStyle w:val="FunctionTok"/>
-        </w:rPr>
-        <w:t xml:space="preserve">value</w:t>
-      </w:r>
-      <w:r>
-        <w:rPr>
-          <w:rStyle w:val="KeywordTok"/>
-        </w:rPr>
-        <w:t xml:space="preserve">:</w:t>
-      </w:r>
-      <w:r>
-        <w:rPr>
-          <w:rStyle w:val="AttributeTok"/>
-        </w:rPr>
-        <w:t xml:space="preserve"> https://www.fr.ch/parlinfo/app/organizations/a1acb0c030d54b3baed840fe8bbed6b5</w:t>
-      </w:r>
-      <w:r>
-        <w:br/>
-      </w:r>
-      <w:r>
-        <w:rPr>
-          <w:rStyle w:val="AttributeTok"/>
-        </w:rPr>
-        <w:t xml:space="preserve">  </w:t>
-      </w:r>
-      <w:r>
-        <w:rPr>
-          <w:rStyle w:val="FunctionTok"/>
-        </w:rPr>
-        <w:t xml:space="preserve">language</w:t>
-      </w:r>
-      <w:r>
-        <w:rPr>
-          <w:rStyle w:val="KeywordTok"/>
-        </w:rPr>
-        <w:t xml:space="preserve">:</w:t>
-      </w:r>
-      <w:r>
-        <w:rPr>
-          <w:rStyle w:val="AttributeTok"/>
-        </w:rPr>
-        <w:t xml:space="preserve"> fr</w:t>
-      </w:r>
-      <w:r>
-        <w:br/>
-      </w:r>
-      <w:r>
-        <w:rPr>
-          <w:rStyle w:val="FunctionTok"/>
-        </w:rPr>
-        <w:t xml:space="preserve">group_type</w:t>
-      </w:r>
-      <w:r>
-        <w:rPr>
-          <w:rStyle w:val="KeywordTok"/>
-        </w:rPr>
-        <w:t xml:space="preserve">:</w:t>
-      </w:r>
-      <w:r>
-        <w:br/>
-      </w:r>
-      <w:r>
-        <w:rPr>
-          <w:rStyle w:val="AttributeTok"/>
-        </w:rPr>
-        <w:t xml:space="preserve">  </w:t>
-      </w:r>
-      <w:r>
-        <w:rPr>
-          <w:rStyle w:val="FunctionTok"/>
-        </w:rPr>
-        <w:t xml:space="preserve">group_type_enum</w:t>
-      </w:r>
-      <w:r>
-        <w:rPr>
-          <w:rStyle w:val="KeywordTok"/>
-        </w:rPr>
-        <w:t xml:space="preserve">:</w:t>
-      </w:r>
-      <w:r>
-        <w:rPr>
-          <w:rStyle w:val="AttributeTok"/>
-        </w:rPr>
-        <w:t xml:space="preserve"> delegation</w:t>
-      </w:r>
-      <w:r>
-        <w:br/>
-      </w:r>
-      <w:r>
-        <w:rPr>
-          <w:rStyle w:val="AttributeTok"/>
-        </w:rPr>
-        <w:t xml:space="preserve">  </w:t>
-      </w:r>
-      <w:r>
-        <w:rPr>
-          <w:rStyle w:val="FunctionTok"/>
-        </w:rPr>
-        <w:t xml:space="preserve">label</w:t>
-      </w:r>
-      <w:r>
-        <w:rPr>
-          <w:rStyle w:val="KeywordTok"/>
-        </w:rPr>
-        <w:t xml:space="preserve">:</w:t>
-      </w:r>
-      <w:r>
-        <w:rPr>
-          <w:rStyle w:val="AttributeTok"/>
-        </w:rPr>
-        <w:t xml:space="preserve"> Delegation</w:t>
-      </w:r>
-      <w:r>
-        <w:br/>
-      </w:r>
-      <w:r>
-        <w:rPr>
           <w:rStyle w:val="FunctionTok"/>
         </w:rPr>
         <w:t xml:space="preserve">spatial</w:t>
@@ -16018,38 +16085,17 @@
         <w:rPr>
           <w:rStyle w:val="AttributeTok"/>
         </w:rPr>
-        <w:t xml:space="preserve"> https://ld.admin.ch/canton/10</w:t>
-      </w:r>
-      <w:r>
-        <w:br/>
-      </w:r>
-      <w:r>
-        <w:rPr>
-          <w:rStyle w:val="FunctionTok"/>
-        </w:rPr>
-        <w:t xml:space="preserve">valid_from</w:t>
-      </w:r>
-      <w:r>
-        <w:rPr>
-          <w:rStyle w:val="KeywordTok"/>
-        </w:rPr>
-        <w:t xml:space="preserve">:</w:t>
-      </w:r>
-      <w:r>
-        <w:rPr>
-          <w:rStyle w:val="AttributeTok"/>
-        </w:rPr>
-        <w:t xml:space="preserve"> 2007-12-12</w:t>
+        <w:t xml:space="preserve"> https://ld.admin.ch/canton/12</w:t>
       </w:r>
     </w:p>
     <w:bookmarkEnd w:id="132"/>
-    <w:bookmarkStart w:id="133" w:name="X1803687d2e695d451c17838f9b8f5fdcfc18eb4"/>
+    <w:bookmarkStart w:id="133" w:name="X0d16a94fa9e670b2051aebbe8f9283a2bc08906"/>
     <w:p>
       <w:pPr>
         <w:pStyle w:val="berschrift4"/>
       </w:pPr>
       <w:r>
-        <w:t xml:space="preserve">Example: Parliamentary group referencing its parliament and supporting parties</w:t>
+        <w:t xml:space="preserve">Example: Municipal parliament with spatial reference</w:t>
       </w:r>
     </w:p>
     <w:p>
@@ -16078,7 +16124,7 @@
         <w:rPr>
           <w:rStyle w:val="DecValTok"/>
         </w:rPr>
-        <w:t xml:space="preserve">1266</w:t>
+        <w:t xml:space="preserve">700</w:t>
       </w:r>
       <w:r>
         <w:br/>
@@ -16099,7 +16145,7 @@
         <w:rPr>
           <w:rStyle w:val="AttributeTok"/>
         </w:rPr>
-        <w:t xml:space="preserve"> https://grosserrat.bs.ch/gremien/parteien-und-fraktionen/mitte-evp</w:t>
+        <w:t xml:space="preserve"> https://www.stadt.sg.ch/home/verwaltung-politik/demokratie-politik/stadtparlament.html</w:t>
       </w:r>
       <w:r>
         <w:br/>
@@ -16147,7 +16193,7 @@
         <w:rPr>
           <w:rStyle w:val="AttributeTok"/>
         </w:rPr>
-        <w:t xml:space="preserve"> Die Mitte / Evangelische Volkspartei</w:t>
+        <w:t xml:space="preserve"> Stadtparlament St. Gallen</w:t>
       </w:r>
       <w:r>
         <w:br/>
@@ -16183,7 +16229,7 @@
         <w:rPr>
           <w:rStyle w:val="FunctionTok"/>
         </w:rPr>
-        <w:t xml:space="preserve">parent_groups</w:t>
+        <w:t xml:space="preserve">group_type</w:t>
       </w:r>
       <w:r>
         <w:rPr>
@@ -16196,120 +16242,60 @@
       </w:r>
       <w:r>
         <w:rPr>
-          <w:rStyle w:val="KeywordTok"/>
-        </w:rPr>
-        <w:t xml:space="preserve">-</w:t>
-      </w:r>
-      <w:r>
-        <w:rPr>
-          <w:rStyle w:val="AttributeTok"/>
-        </w:rPr>
-        <w:t xml:space="preserve"> https://www.grosserrat.bs.ch/</w:t>
+          <w:rStyle w:val="AttributeTok"/>
+        </w:rPr>
+        <w:t xml:space="preserve">  </w:t>
+      </w:r>
+      <w:r>
+        <w:rPr>
+          <w:rStyle w:val="FunctionTok"/>
+        </w:rPr>
+        <w:t xml:space="preserve">group_type_enum</w:t>
+      </w:r>
+      <w:r>
+        <w:rPr>
+          <w:rStyle w:val="KeywordTok"/>
+        </w:rPr>
+        <w:t xml:space="preserve">:</w:t>
+      </w:r>
+      <w:r>
+        <w:rPr>
+          <w:rStyle w:val="AttributeTok"/>
+        </w:rPr>
+        <w:t xml:space="preserve"> council_legislative</w:t>
       </w:r>
       <w:r>
         <w:br/>
       </w:r>
       <w:r>
         <w:rPr>
-          <w:rStyle w:val="KeywordTok"/>
-        </w:rPr>
-        <w:t xml:space="preserve">-</w:t>
-      </w:r>
-      <w:r>
-        <w:rPr>
-          <w:rStyle w:val="AttributeTok"/>
-        </w:rPr>
-        <w:t xml:space="preserve"> https://bs.die-mitte.ch/</w:t>
+          <w:rStyle w:val="AttributeTok"/>
+        </w:rPr>
+        <w:t xml:space="preserve">  </w:t>
+      </w:r>
+      <w:r>
+        <w:rPr>
+          <w:rStyle w:val="FunctionTok"/>
+        </w:rPr>
+        <w:t xml:space="preserve">label</w:t>
+      </w:r>
+      <w:r>
+        <w:rPr>
+          <w:rStyle w:val="KeywordTok"/>
+        </w:rPr>
+        <w:t xml:space="preserve">:</w:t>
+      </w:r>
+      <w:r>
+        <w:rPr>
+          <w:rStyle w:val="AttributeTok"/>
+        </w:rPr>
+        <w:t xml:space="preserve"> Parlament (Legislativrat)</w:t>
       </w:r>
       <w:r>
         <w:br/>
       </w:r>
       <w:r>
         <w:rPr>
-          <w:rStyle w:val="KeywordTok"/>
-        </w:rPr>
-        <w:t xml:space="preserve">-</w:t>
-      </w:r>
-      <w:r>
-        <w:rPr>
-          <w:rStyle w:val="AttributeTok"/>
-        </w:rPr>
-        <w:t xml:space="preserve"> https://www.evp-bs.ch/</w:t>
-      </w:r>
-      <w:r>
-        <w:br/>
-      </w:r>
-      <w:r>
-        <w:rPr>
-          <w:rStyle w:val="FunctionTok"/>
-        </w:rPr>
-        <w:t xml:space="preserve">group_type</w:t>
-      </w:r>
-      <w:r>
-        <w:rPr>
-          <w:rStyle w:val="KeywordTok"/>
-        </w:rPr>
-        <w:t xml:space="preserve">:</w:t>
-      </w:r>
-      <w:r>
-        <w:br/>
-      </w:r>
-      <w:r>
-        <w:rPr>
-          <w:rStyle w:val="AttributeTok"/>
-        </w:rPr>
-        <w:t xml:space="preserve">  </w:t>
-      </w:r>
-      <w:r>
-        <w:rPr>
-          <w:rStyle w:val="FunctionTok"/>
-        </w:rPr>
-        <w:t xml:space="preserve">group_type_enum</w:t>
-      </w:r>
-      <w:r>
-        <w:rPr>
-          <w:rStyle w:val="KeywordTok"/>
-        </w:rPr>
-        <w:t xml:space="preserve">:</w:t>
-      </w:r>
-      <w:r>
-        <w:rPr>
-          <w:rStyle w:val="AttributeTok"/>
-        </w:rPr>
-        <w:t xml:space="preserve"> parliamentary_group</w:t>
-      </w:r>
-      <w:r>
-        <w:br/>
-      </w:r>
-      <w:r>
-        <w:rPr>
-          <w:rStyle w:val="AttributeTok"/>
-        </w:rPr>
-        <w:t xml:space="preserve">  </w:t>
-      </w:r>
-      <w:r>
-        <w:rPr>
-          <w:rStyle w:val="FunctionTok"/>
-        </w:rPr>
-        <w:t xml:space="preserve">label</w:t>
-      </w:r>
-      <w:r>
-        <w:rPr>
-          <w:rStyle w:val="KeywordTok"/>
-        </w:rPr>
-        <w:t xml:space="preserve">:</w:t>
-      </w:r>
-      <w:r>
-        <w:rPr>
-          <w:rStyle w:val="AttributeTok"/>
-        </w:rPr>
-        <w:t xml:space="preserve"> Fraktion</w:t>
-      </w:r>
-      <w:r>
-        <w:br/>
-      </w:r>
-      <w:r>
-        <w:rPr>
           <w:rStyle w:val="FunctionTok"/>
         </w:rPr>
         <w:t xml:space="preserve">spatial</w:t>
@@ -16324,17 +16310,17 @@
         <w:rPr>
           <w:rStyle w:val="AttributeTok"/>
         </w:rPr>
-        <w:t xml:space="preserve"> https://ld.admin.ch/canton/12</w:t>
+        <w:t xml:space="preserve"> https://ld.admin.ch/municipality/3203</w:t>
       </w:r>
     </w:p>
     <w:bookmarkEnd w:id="133"/>
-    <w:bookmarkStart w:id="134" w:name="X0d16a94fa9e670b2051aebbe8f9283a2bc08906"/>
+    <w:bookmarkStart w:id="134" w:name="X4d8655eb3d77dcae1b3785254b34d14363e4589"/>
     <w:p>
       <w:pPr>
         <w:pStyle w:val="berschrift4"/>
       </w:pPr>
       <w:r>
-        <w:t xml:space="preserve">Example: Municipal parliament with spatial reference</w:t>
+        <w:t xml:space="preserve">Example: Committee with a common abbreviation</w:t>
       </w:r>
     </w:p>
     <w:p>
@@ -16363,7 +16349,7 @@
         <w:rPr>
           <w:rStyle w:val="DecValTok"/>
         </w:rPr>
-        <w:t xml:space="preserve">700</w:t>
+        <w:t xml:space="preserve">3</w:t>
       </w:r>
       <w:r>
         <w:br/>
@@ -16384,7 +16370,7 @@
         <w:rPr>
           <w:rStyle w:val="AttributeTok"/>
         </w:rPr>
-        <w:t xml:space="preserve"> https://www.stadt.sg.ch/home/verwaltung-politik/demokratie-politik/stadtparlament.html</w:t>
+        <w:t xml:space="preserve"> https://api.openparldata.ch/v1/groups/3</w:t>
       </w:r>
       <w:r>
         <w:br/>
@@ -16432,7 +16418,7 @@
         <w:rPr>
           <w:rStyle w:val="AttributeTok"/>
         </w:rPr>
-        <w:t xml:space="preserve"> Stadtparlament St. Gallen</w:t>
+        <w:t xml:space="preserve"> Geschäftsprüfungskommission</w:t>
       </w:r>
       <w:r>
         <w:br/>
@@ -16468,6 +16454,156 @@
         <w:rPr>
           <w:rStyle w:val="FunctionTok"/>
         </w:rPr>
+        <w:t xml:space="preserve">abbreviation</w:t>
+      </w:r>
+      <w:r>
+        <w:rPr>
+          <w:rStyle w:val="KeywordTok"/>
+        </w:rPr>
+        <w:t xml:space="preserve">:</w:t>
+      </w:r>
+      <w:r>
+        <w:br/>
+      </w:r>
+      <w:r>
+        <w:rPr>
+          <w:rStyle w:val="KeywordTok"/>
+        </w:rPr>
+        <w:t xml:space="preserve">-</w:t>
+      </w:r>
+      <w:r>
+        <w:rPr>
+          <w:rStyle w:val="AttributeTok"/>
+        </w:rPr>
+        <w:t xml:space="preserve"> </w:t>
+      </w:r>
+      <w:r>
+        <w:rPr>
+          <w:rStyle w:val="FunctionTok"/>
+        </w:rPr>
+        <w:t xml:space="preserve">value</w:t>
+      </w:r>
+      <w:r>
+        <w:rPr>
+          <w:rStyle w:val="KeywordTok"/>
+        </w:rPr>
+        <w:t xml:space="preserve">:</w:t>
+      </w:r>
+      <w:r>
+        <w:rPr>
+          <w:rStyle w:val="AttributeTok"/>
+        </w:rPr>
+        <w:t xml:space="preserve"> GPK</w:t>
+      </w:r>
+      <w:r>
+        <w:br/>
+      </w:r>
+      <w:r>
+        <w:rPr>
+          <w:rStyle w:val="AttributeTok"/>
+        </w:rPr>
+        <w:t xml:space="preserve">  </w:t>
+      </w:r>
+      <w:r>
+        <w:rPr>
+          <w:rStyle w:val="FunctionTok"/>
+        </w:rPr>
+        <w:t xml:space="preserve">language</w:t>
+      </w:r>
+      <w:r>
+        <w:rPr>
+          <w:rStyle w:val="KeywordTok"/>
+        </w:rPr>
+        <w:t xml:space="preserve">:</w:t>
+      </w:r>
+      <w:r>
+        <w:rPr>
+          <w:rStyle w:val="AttributeTok"/>
+        </w:rPr>
+        <w:t xml:space="preserve"> de</w:t>
+      </w:r>
+      <w:r>
+        <w:br/>
+      </w:r>
+      <w:r>
+        <w:rPr>
+          <w:rStyle w:val="FunctionTok"/>
+        </w:rPr>
+        <w:t xml:space="preserve">landing_page</w:t>
+      </w:r>
+      <w:r>
+        <w:rPr>
+          <w:rStyle w:val="KeywordTok"/>
+        </w:rPr>
+        <w:t xml:space="preserve">:</w:t>
+      </w:r>
+      <w:r>
+        <w:br/>
+      </w:r>
+      <w:r>
+        <w:rPr>
+          <w:rStyle w:val="KeywordTok"/>
+        </w:rPr>
+        <w:t xml:space="preserve">-</w:t>
+      </w:r>
+      <w:r>
+        <w:rPr>
+          <w:rStyle w:val="AttributeTok"/>
+        </w:rPr>
+        <w:t xml:space="preserve"> </w:t>
+      </w:r>
+      <w:r>
+        <w:rPr>
+          <w:rStyle w:val="FunctionTok"/>
+        </w:rPr>
+        <w:t xml:space="preserve">value</w:t>
+      </w:r>
+      <w:r>
+        <w:rPr>
+          <w:rStyle w:val="KeywordTok"/>
+        </w:rPr>
+        <w:t xml:space="preserve">:</w:t>
+      </w:r>
+      <w:r>
+        <w:rPr>
+          <w:rStyle w:val="AttributeTok"/>
+        </w:rPr>
+        <w:t xml:space="preserve"> https://ar.ch/kantonsrat/kommissionen/staendige-kommissionen-des-kantonsrates/</w:t>
+      </w:r>
+      <w:r>
+        <w:br/>
+      </w:r>
+      <w:r>
+        <w:rPr>
+          <w:rStyle w:val="AttributeTok"/>
+        </w:rPr>
+        <w:t xml:space="preserve">  </w:t>
+      </w:r>
+      <w:r>
+        <w:rPr>
+          <w:rStyle w:val="FunctionTok"/>
+        </w:rPr>
+        <w:t xml:space="preserve">language</w:t>
+      </w:r>
+      <w:r>
+        <w:rPr>
+          <w:rStyle w:val="KeywordTok"/>
+        </w:rPr>
+        <w:t xml:space="preserve">:</w:t>
+      </w:r>
+      <w:r>
+        <w:rPr>
+          <w:rStyle w:val="AttributeTok"/>
+        </w:rPr>
+        <w:t xml:space="preserve"> de</w:t>
+      </w:r>
+      <w:r>
+        <w:br/>
+      </w:r>
+      <w:r>
+        <w:rPr>
+          <w:rStyle w:val="FunctionTok"/>
+        </w:rPr>
         <w:t xml:space="preserve">group_type</w:t>
       </w:r>
       <w:r>
@@ -16501,7 +16637,7 @@
         <w:rPr>
           <w:rStyle w:val="AttributeTok"/>
         </w:rPr>
-        <w:t xml:space="preserve"> council_legislative</w:t>
+        <w:t xml:space="preserve"> committee_standing</w:t>
       </w:r>
       <w:r>
         <w:br/>
@@ -16528,7 +16664,7 @@
         <w:rPr>
           <w:rStyle w:val="AttributeTok"/>
         </w:rPr>
-        <w:t xml:space="preserve"> Parlament (Legislativrat)</w:t>
+        <w:t xml:space="preserve"> Kommission</w:t>
       </w:r>
       <w:r>
         <w:br/>
@@ -16549,17 +16685,17 @@
         <w:rPr>
           <w:rStyle w:val="AttributeTok"/>
         </w:rPr>
-        <w:t xml:space="preserve"> https://ld.admin.ch/municipality/3203</w:t>
+        <w:t xml:space="preserve"> https://ld.admin.ch/canton/15</w:t>
       </w:r>
     </w:p>
     <w:bookmarkEnd w:id="134"/>
-    <w:bookmarkStart w:id="135" w:name="X4d8655eb3d77dcae1b3785254b34d14363e4589"/>
+    <w:bookmarkStart w:id="135" w:name="X414d3b187bd948dc08c2ed2092c16893d92f4ae"/>
     <w:p>
       <w:pPr>
         <w:pStyle w:val="berschrift4"/>
       </w:pPr>
       <w:r>
-        <w:t xml:space="preserve">Example: Committee with a common abbreviation</w:t>
+        <w:t xml:space="preserve">Example: Association with UID and legal form from the commercial register</w:t>
       </w:r>
     </w:p>
     <w:p>
@@ -16570,13 +16706,85 @@
         <w:rPr>
           <w:rStyle w:val="FunctionTok"/>
         </w:rPr>
-        <w:t xml:space="preserve">local_id</w:t>
-      </w:r>
-      <w:r>
-        <w:rPr>
-          <w:rStyle w:val="KeywordTok"/>
-        </w:rPr>
-        <w:t xml:space="preserve">:</w:t>
+        <w:t xml:space="preserve">global_uri</w:t>
+      </w:r>
+      <w:r>
+        <w:rPr>
+          <w:rStyle w:val="KeywordTok"/>
+        </w:rPr>
+        <w:t xml:space="preserve">:</w:t>
+      </w:r>
+      <w:r>
+        <w:rPr>
+          <w:rStyle w:val="AttributeTok"/>
+        </w:rPr>
+        <w:t xml:space="preserve"> https://www.frc.ch/</w:t>
+      </w:r>
+      <w:r>
+        <w:br/>
+      </w:r>
+      <w:r>
+        <w:rPr>
+          <w:rStyle w:val="FunctionTok"/>
+        </w:rPr>
+        <w:t xml:space="preserve">organization_uid</w:t>
+      </w:r>
+      <w:r>
+        <w:rPr>
+          <w:rStyle w:val="KeywordTok"/>
+        </w:rPr>
+        <w:t xml:space="preserve">:</w:t>
+      </w:r>
+      <w:r>
+        <w:rPr>
+          <w:rStyle w:val="AttributeTok"/>
+        </w:rPr>
+        <w:t xml:space="preserve"> CHE-106.063.525</w:t>
+      </w:r>
+      <w:r>
+        <w:br/>
+      </w:r>
+      <w:r>
+        <w:rPr>
+          <w:rStyle w:val="FunctionTok"/>
+        </w:rPr>
+        <w:t xml:space="preserve">legal_form</w:t>
+      </w:r>
+      <w:r>
+        <w:rPr>
+          <w:rStyle w:val="KeywordTok"/>
+        </w:rPr>
+        <w:t xml:space="preserve">:</w:t>
+      </w:r>
+      <w:r>
+        <w:rPr>
+          <w:rStyle w:val="AttributeTok"/>
+        </w:rPr>
+        <w:t xml:space="preserve"> 0109</w:t>
+      </w:r>
+      <w:r>
+        <w:br/>
+      </w:r>
+      <w:r>
+        <w:rPr>
+          <w:rStyle w:val="FunctionTok"/>
+        </w:rPr>
+        <w:t xml:space="preserve">label</w:t>
+      </w:r>
+      <w:r>
+        <w:rPr>
+          <w:rStyle w:val="KeywordTok"/>
+        </w:rPr>
+        <w:t xml:space="preserve">:</w:t>
+      </w:r>
+      <w:r>
+        <w:br/>
+      </w:r>
+      <w:r>
+        <w:rPr>
+          <w:rStyle w:val="KeywordTok"/>
+        </w:rPr>
+        <w:t xml:space="preserve">-</w:t>
       </w:r>
       <w:r>
         <w:rPr>
@@ -16586,30 +16794,48 @@
       </w:r>
       <w:r>
         <w:rPr>
-          <w:rStyle w:val="DecValTok"/>
-        </w:rPr>
-        <w:t xml:space="preserve">3</w:t>
+          <w:rStyle w:val="FunctionTok"/>
+        </w:rPr>
+        <w:t xml:space="preserve">value</w:t>
+      </w:r>
+      <w:r>
+        <w:rPr>
+          <w:rStyle w:val="KeywordTok"/>
+        </w:rPr>
+        <w:t xml:space="preserve">:</w:t>
+      </w:r>
+      <w:r>
+        <w:rPr>
+          <w:rStyle w:val="AttributeTok"/>
+        </w:rPr>
+        <w:t xml:space="preserve"> Fédération romande des consommateurs</w:t>
       </w:r>
       <w:r>
         <w:br/>
       </w:r>
       <w:r>
         <w:rPr>
-          <w:rStyle w:val="FunctionTok"/>
-        </w:rPr>
-        <w:t xml:space="preserve">global_uri</w:t>
-      </w:r>
-      <w:r>
-        <w:rPr>
-          <w:rStyle w:val="KeywordTok"/>
-        </w:rPr>
-        <w:t xml:space="preserve">:</w:t>
-      </w:r>
-      <w:r>
-        <w:rPr>
-          <w:rStyle w:val="AttributeTok"/>
-        </w:rPr>
-        <w:t xml:space="preserve"> https://api.openparldata.ch/v1/groups/3</w:t>
+          <w:rStyle w:val="AttributeTok"/>
+        </w:rPr>
+        <w:t xml:space="preserve">  </w:t>
+      </w:r>
+      <w:r>
+        <w:rPr>
+          <w:rStyle w:val="FunctionTok"/>
+        </w:rPr>
+        <w:t xml:space="preserve">language</w:t>
+      </w:r>
+      <w:r>
+        <w:rPr>
+          <w:rStyle w:val="KeywordTok"/>
+        </w:rPr>
+        <w:t xml:space="preserve">:</w:t>
+      </w:r>
+      <w:r>
+        <w:rPr>
+          <w:rStyle w:val="AttributeTok"/>
+        </w:rPr>
+        <w:t xml:space="preserve"> fr</w:t>
       </w:r>
       <w:r>
         <w:br/>
@@ -16618,6 +16844,129 @@
         <w:rPr>
           <w:rStyle w:val="FunctionTok"/>
         </w:rPr>
+        <w:t xml:space="preserve">abbreviation</w:t>
+      </w:r>
+      <w:r>
+        <w:rPr>
+          <w:rStyle w:val="KeywordTok"/>
+        </w:rPr>
+        <w:t xml:space="preserve">:</w:t>
+      </w:r>
+      <w:r>
+        <w:br/>
+      </w:r>
+      <w:r>
+        <w:rPr>
+          <w:rStyle w:val="KeywordTok"/>
+        </w:rPr>
+        <w:t xml:space="preserve">-</w:t>
+      </w:r>
+      <w:r>
+        <w:rPr>
+          <w:rStyle w:val="AttributeTok"/>
+        </w:rPr>
+        <w:t xml:space="preserve"> </w:t>
+      </w:r>
+      <w:r>
+        <w:rPr>
+          <w:rStyle w:val="FunctionTok"/>
+        </w:rPr>
+        <w:t xml:space="preserve">value</w:t>
+      </w:r>
+      <w:r>
+        <w:rPr>
+          <w:rStyle w:val="KeywordTok"/>
+        </w:rPr>
+        <w:t xml:space="preserve">:</w:t>
+      </w:r>
+      <w:r>
+        <w:rPr>
+          <w:rStyle w:val="AttributeTok"/>
+        </w:rPr>
+        <w:t xml:space="preserve"> FRC</w:t>
+      </w:r>
+      <w:r>
+        <w:br/>
+      </w:r>
+      <w:r>
+        <w:rPr>
+          <w:rStyle w:val="AttributeTok"/>
+        </w:rPr>
+        <w:t xml:space="preserve">  </w:t>
+      </w:r>
+      <w:r>
+        <w:rPr>
+          <w:rStyle w:val="FunctionTok"/>
+        </w:rPr>
+        <w:t xml:space="preserve">language</w:t>
+      </w:r>
+      <w:r>
+        <w:rPr>
+          <w:rStyle w:val="KeywordTok"/>
+        </w:rPr>
+        <w:t xml:space="preserve">:</w:t>
+      </w:r>
+      <w:r>
+        <w:rPr>
+          <w:rStyle w:val="AttributeTok"/>
+        </w:rPr>
+        <w:t xml:space="preserve"> fr</w:t>
+      </w:r>
+      <w:r>
+        <w:br/>
+      </w:r>
+      <w:r>
+        <w:rPr>
+          <w:rStyle w:val="FunctionTok"/>
+        </w:rPr>
+        <w:t xml:space="preserve">group_type</w:t>
+      </w:r>
+      <w:r>
+        <w:rPr>
+          <w:rStyle w:val="KeywordTok"/>
+        </w:rPr>
+        <w:t xml:space="preserve">:</w:t>
+      </w:r>
+      <w:r>
+        <w:br/>
+      </w:r>
+      <w:r>
+        <w:rPr>
+          <w:rStyle w:val="AttributeTok"/>
+        </w:rPr>
+        <w:t xml:space="preserve">  </w:t>
+      </w:r>
+      <w:r>
+        <w:rPr>
+          <w:rStyle w:val="FunctionTok"/>
+        </w:rPr>
+        <w:t xml:space="preserve">group_type_enum</w:t>
+      </w:r>
+      <w:r>
+        <w:rPr>
+          <w:rStyle w:val="KeywordTok"/>
+        </w:rPr>
+        <w:t xml:space="preserve">:</w:t>
+      </w:r>
+      <w:r>
+        <w:rPr>
+          <w:rStyle w:val="AttributeTok"/>
+        </w:rPr>
+        <w:t xml:space="preserve"> association</w:t>
+      </w:r>
+      <w:r>
+        <w:br/>
+      </w:r>
+      <w:r>
+        <w:rPr>
+          <w:rStyle w:val="AttributeTok"/>
+        </w:rPr>
+        <w:t xml:space="preserve">  </w:t>
+      </w:r>
+      <w:r>
+        <w:rPr>
+          <w:rStyle w:val="FunctionTok"/>
+        </w:rPr>
         <w:t xml:space="preserve">label</w:t>
       </w:r>
       <w:r>
@@ -16627,289 +16976,16 @@
         <w:t xml:space="preserve">:</w:t>
       </w:r>
       <w:r>
+        <w:rPr>
+          <w:rStyle w:val="AttributeTok"/>
+        </w:rPr>
+        <w:t xml:space="preserve"> Verein</w:t>
+      </w:r>
+      <w:r>
         <w:br/>
       </w:r>
       <w:r>
         <w:rPr>
-          <w:rStyle w:val="KeywordTok"/>
-        </w:rPr>
-        <w:t xml:space="preserve">-</w:t>
-      </w:r>
-      <w:r>
-        <w:rPr>
-          <w:rStyle w:val="AttributeTok"/>
-        </w:rPr>
-        <w:t xml:space="preserve"> </w:t>
-      </w:r>
-      <w:r>
-        <w:rPr>
-          <w:rStyle w:val="FunctionTok"/>
-        </w:rPr>
-        <w:t xml:space="preserve">value</w:t>
-      </w:r>
-      <w:r>
-        <w:rPr>
-          <w:rStyle w:val="KeywordTok"/>
-        </w:rPr>
-        <w:t xml:space="preserve">:</w:t>
-      </w:r>
-      <w:r>
-        <w:rPr>
-          <w:rStyle w:val="AttributeTok"/>
-        </w:rPr>
-        <w:t xml:space="preserve"> Geschäftsprüfungskommission</w:t>
-      </w:r>
-      <w:r>
-        <w:br/>
-      </w:r>
-      <w:r>
-        <w:rPr>
-          <w:rStyle w:val="AttributeTok"/>
-        </w:rPr>
-        <w:t xml:space="preserve">  </w:t>
-      </w:r>
-      <w:r>
-        <w:rPr>
-          <w:rStyle w:val="FunctionTok"/>
-        </w:rPr>
-        <w:t xml:space="preserve">language</w:t>
-      </w:r>
-      <w:r>
-        <w:rPr>
-          <w:rStyle w:val="KeywordTok"/>
-        </w:rPr>
-        <w:t xml:space="preserve">:</w:t>
-      </w:r>
-      <w:r>
-        <w:rPr>
-          <w:rStyle w:val="AttributeTok"/>
-        </w:rPr>
-        <w:t xml:space="preserve"> de</w:t>
-      </w:r>
-      <w:r>
-        <w:br/>
-      </w:r>
-      <w:r>
-        <w:rPr>
-          <w:rStyle w:val="FunctionTok"/>
-        </w:rPr>
-        <w:t xml:space="preserve">abbreviation</w:t>
-      </w:r>
-      <w:r>
-        <w:rPr>
-          <w:rStyle w:val="KeywordTok"/>
-        </w:rPr>
-        <w:t xml:space="preserve">:</w:t>
-      </w:r>
-      <w:r>
-        <w:br/>
-      </w:r>
-      <w:r>
-        <w:rPr>
-          <w:rStyle w:val="KeywordTok"/>
-        </w:rPr>
-        <w:t xml:space="preserve">-</w:t>
-      </w:r>
-      <w:r>
-        <w:rPr>
-          <w:rStyle w:val="AttributeTok"/>
-        </w:rPr>
-        <w:t xml:space="preserve"> </w:t>
-      </w:r>
-      <w:r>
-        <w:rPr>
-          <w:rStyle w:val="FunctionTok"/>
-        </w:rPr>
-        <w:t xml:space="preserve">value</w:t>
-      </w:r>
-      <w:r>
-        <w:rPr>
-          <w:rStyle w:val="KeywordTok"/>
-        </w:rPr>
-        <w:t xml:space="preserve">:</w:t>
-      </w:r>
-      <w:r>
-        <w:rPr>
-          <w:rStyle w:val="AttributeTok"/>
-        </w:rPr>
-        <w:t xml:space="preserve"> GPK</w:t>
-      </w:r>
-      <w:r>
-        <w:br/>
-      </w:r>
-      <w:r>
-        <w:rPr>
-          <w:rStyle w:val="AttributeTok"/>
-        </w:rPr>
-        <w:t xml:space="preserve">  </w:t>
-      </w:r>
-      <w:r>
-        <w:rPr>
-          <w:rStyle w:val="FunctionTok"/>
-        </w:rPr>
-        <w:t xml:space="preserve">language</w:t>
-      </w:r>
-      <w:r>
-        <w:rPr>
-          <w:rStyle w:val="KeywordTok"/>
-        </w:rPr>
-        <w:t xml:space="preserve">:</w:t>
-      </w:r>
-      <w:r>
-        <w:rPr>
-          <w:rStyle w:val="AttributeTok"/>
-        </w:rPr>
-        <w:t xml:space="preserve"> de</w:t>
-      </w:r>
-      <w:r>
-        <w:br/>
-      </w:r>
-      <w:r>
-        <w:rPr>
-          <w:rStyle w:val="FunctionTok"/>
-        </w:rPr>
-        <w:t xml:space="preserve">landing_page</w:t>
-      </w:r>
-      <w:r>
-        <w:rPr>
-          <w:rStyle w:val="KeywordTok"/>
-        </w:rPr>
-        <w:t xml:space="preserve">:</w:t>
-      </w:r>
-      <w:r>
-        <w:br/>
-      </w:r>
-      <w:r>
-        <w:rPr>
-          <w:rStyle w:val="KeywordTok"/>
-        </w:rPr>
-        <w:t xml:space="preserve">-</w:t>
-      </w:r>
-      <w:r>
-        <w:rPr>
-          <w:rStyle w:val="AttributeTok"/>
-        </w:rPr>
-        <w:t xml:space="preserve"> </w:t>
-      </w:r>
-      <w:r>
-        <w:rPr>
-          <w:rStyle w:val="FunctionTok"/>
-        </w:rPr>
-        <w:t xml:space="preserve">value</w:t>
-      </w:r>
-      <w:r>
-        <w:rPr>
-          <w:rStyle w:val="KeywordTok"/>
-        </w:rPr>
-        <w:t xml:space="preserve">:</w:t>
-      </w:r>
-      <w:r>
-        <w:rPr>
-          <w:rStyle w:val="AttributeTok"/>
-        </w:rPr>
-        <w:t xml:space="preserve"> https://ar.ch/kantonsrat/kommissionen/staendige-kommissionen-des-kantonsrates/</w:t>
-      </w:r>
-      <w:r>
-        <w:br/>
-      </w:r>
-      <w:r>
-        <w:rPr>
-          <w:rStyle w:val="AttributeTok"/>
-        </w:rPr>
-        <w:t xml:space="preserve">  </w:t>
-      </w:r>
-      <w:r>
-        <w:rPr>
-          <w:rStyle w:val="FunctionTok"/>
-        </w:rPr>
-        <w:t xml:space="preserve">language</w:t>
-      </w:r>
-      <w:r>
-        <w:rPr>
-          <w:rStyle w:val="KeywordTok"/>
-        </w:rPr>
-        <w:t xml:space="preserve">:</w:t>
-      </w:r>
-      <w:r>
-        <w:rPr>
-          <w:rStyle w:val="AttributeTok"/>
-        </w:rPr>
-        <w:t xml:space="preserve"> de</w:t>
-      </w:r>
-      <w:r>
-        <w:br/>
-      </w:r>
-      <w:r>
-        <w:rPr>
-          <w:rStyle w:val="FunctionTok"/>
-        </w:rPr>
-        <w:t xml:space="preserve">group_type</w:t>
-      </w:r>
-      <w:r>
-        <w:rPr>
-          <w:rStyle w:val="KeywordTok"/>
-        </w:rPr>
-        <w:t xml:space="preserve">:</w:t>
-      </w:r>
-      <w:r>
-        <w:br/>
-      </w:r>
-      <w:r>
-        <w:rPr>
-          <w:rStyle w:val="AttributeTok"/>
-        </w:rPr>
-        <w:t xml:space="preserve">  </w:t>
-      </w:r>
-      <w:r>
-        <w:rPr>
-          <w:rStyle w:val="FunctionTok"/>
-        </w:rPr>
-        <w:t xml:space="preserve">group_type_enum</w:t>
-      </w:r>
-      <w:r>
-        <w:rPr>
-          <w:rStyle w:val="KeywordTok"/>
-        </w:rPr>
-        <w:t xml:space="preserve">:</w:t>
-      </w:r>
-      <w:r>
-        <w:rPr>
-          <w:rStyle w:val="AttributeTok"/>
-        </w:rPr>
-        <w:t xml:space="preserve"> committee_standing</w:t>
-      </w:r>
-      <w:r>
-        <w:br/>
-      </w:r>
-      <w:r>
-        <w:rPr>
-          <w:rStyle w:val="AttributeTok"/>
-        </w:rPr>
-        <w:t xml:space="preserve">  </w:t>
-      </w:r>
-      <w:r>
-        <w:rPr>
-          <w:rStyle w:val="FunctionTok"/>
-        </w:rPr>
-        <w:t xml:space="preserve">label</w:t>
-      </w:r>
-      <w:r>
-        <w:rPr>
-          <w:rStyle w:val="KeywordTok"/>
-        </w:rPr>
-        <w:t xml:space="preserve">:</w:t>
-      </w:r>
-      <w:r>
-        <w:rPr>
-          <w:rStyle w:val="AttributeTok"/>
-        </w:rPr>
-        <w:t xml:space="preserve"> Kommission</w:t>
-      </w:r>
-      <w:r>
-        <w:br/>
-      </w:r>
-      <w:r>
-        <w:rPr>
           <w:rStyle w:val="FunctionTok"/>
         </w:rPr>
         <w:t xml:space="preserve">spatial</w:t>
@@ -16924,7 +17000,7 @@
         <w:rPr>
           <w:rStyle w:val="AttributeTok"/>
         </w:rPr>
-        <w:t xml:space="preserve"> https://ld.admin.ch/canton/15</w:t>
+        <w:t xml:space="preserve"> https://ld.admin.ch/canton/22</w:t>
       </w:r>
     </w:p>
     <w:bookmarkEnd w:id="135"/>
@@ -18776,20 +18852,20 @@
               <w:pStyle w:val="Compact"/>
             </w:pPr>
             <w:r>
-              <w:t xml:space="preserve">parliamentary_bureau</w:t>
-            </w:r>
-          </w:p>
-        </w:tc>
-        <w:tc>
-          <w:tcPr>
-            <w:shd w:val="clear" w:color="auto" w:fill="F2F2F2"/>
-          </w:tcPr>
-          <w:p>
-            <w:pPr>
-              <w:pStyle w:val="Compact"/>
-            </w:pPr>
-            <w:r>
-              <w:t xml:space="preserve">Parliamentary bureau.</w:t>
+              <w:t xml:space="preserve">council_bureau</w:t>
+            </w:r>
+          </w:p>
+        </w:tc>
+        <w:tc>
+          <w:tcPr>
+            <w:shd w:val="clear" w:color="auto" w:fill="F2F2F2"/>
+          </w:tcPr>
+          <w:p>
+            <w:pPr>
+              <w:pStyle w:val="Compact"/>
+            </w:pPr>
+            <w:r>
+              <w:t xml:space="preserve">Body managing the business of a council, whatever it is called locally (bureau, council management, executive board). Used for the legislative as well as the executive council; the local designation is recorded in the label.</w:t>
             </w:r>
           </w:p>
         </w:tc>
@@ -18814,36 +18890,36 @@
                 <w:rPr>
                   <w:rStyle w:val="Hyperlink"/>
                 </w:rPr>
-                <w:t xml:space="preserve">act:enum/group_type/parliamentary_bureau</w:t>
-              </w:r>
-            </w:hyperlink>
-          </w:p>
-        </w:tc>
-      </w:tr>
-      <w:tr>
-        <w:tc>
-          <w:tcPr>
-            <w:shd w:val="clear" w:color="auto" w:fill="F2F2F2"/>
-          </w:tcPr>
-          <w:p>
-            <w:pPr>
-              <w:pStyle w:val="Compact"/>
-            </w:pPr>
-            <w:r>
-              <w:t xml:space="preserve">presidency</w:t>
-            </w:r>
-          </w:p>
-        </w:tc>
-        <w:tc>
-          <w:tcPr>
-            <w:shd w:val="clear" w:color="auto" w:fill="F2F2F2"/>
-          </w:tcPr>
-          <w:p>
-            <w:pPr>
-              <w:pStyle w:val="Compact"/>
-            </w:pPr>
-            <w:r>
-              <w:t xml:space="preserve">Presidency of parliament.</w:t>
+                <w:t xml:space="preserve">act:enum/group_type/council_bureau</w:t>
+              </w:r>
+            </w:hyperlink>
+          </w:p>
+        </w:tc>
+      </w:tr>
+      <w:tr>
+        <w:tc>
+          <w:tcPr>
+            <w:shd w:val="clear" w:color="auto" w:fill="F2F2F2"/>
+          </w:tcPr>
+          <w:p>
+            <w:pPr>
+              <w:pStyle w:val="Compact"/>
+            </w:pPr>
+            <w:r>
+              <w:t xml:space="preserve">council_presidency</w:t>
+            </w:r>
+          </w:p>
+        </w:tc>
+        <w:tc>
+          <w:tcPr>
+            <w:shd w:val="clear" w:color="auto" w:fill="F2F2F2"/>
+          </w:tcPr>
+          <w:p>
+            <w:pPr>
+              <w:pStyle w:val="Compact"/>
+            </w:pPr>
+            <w:r>
+              <w:t xml:space="preserve">Presidency of a council, for the legislative as well as the executive council.</w:t>
             </w:r>
           </w:p>
         </w:tc>
@@ -18868,7 +18944,7 @@
                 <w:rPr>
                   <w:rStyle w:val="Hyperlink"/>
                 </w:rPr>
-                <w:t xml:space="preserve">act:enum/group_type/presidency</w:t>
+                <w:t xml:space="preserve">act:enum/group_type/council_presidency</w:t>
               </w:r>
             </w:hyperlink>
           </w:p>
@@ -19208,20 +19284,20 @@
               <w:pStyle w:val="Compact"/>
             </w:pPr>
             <w:r>
-              <w:t xml:space="preserve">parliamentary_services</w:t>
-            </w:r>
-          </w:p>
-        </w:tc>
-        <w:tc>
-          <w:tcPr>
-            <w:shd w:val="clear" w:color="auto" w:fill="F2F2F2"/>
-          </w:tcPr>
-          <w:p>
-            <w:pPr>
-              <w:pStyle w:val="Compact"/>
-            </w:pPr>
-            <w:r>
-              <w:t xml:space="preserve">Parliamentary services.</w:t>
+              <w:t xml:space="preserve">council_secretariat</w:t>
+            </w:r>
+          </w:p>
+        </w:tc>
+        <w:tc>
+          <w:tcPr>
+            <w:shd w:val="clear" w:color="auto" w:fill="F2F2F2"/>
+          </w:tcPr>
+          <w:p>
+            <w:pPr>
+              <w:pStyle w:val="Compact"/>
+            </w:pPr>
+            <w:r>
+              <w:t xml:space="preserve">Administrative unit serving a council, whatever it is called locally (parliamentary services, council secretariat, city or municipal chancellery). Used for the legislative as well as the executive council.</w:t>
             </w:r>
           </w:p>
         </w:tc>
@@ -19246,7 +19322,7 @@
                 <w:rPr>
                   <w:rStyle w:val="Hyperlink"/>
                 </w:rPr>
-                <w:t xml:space="preserve">act:enum/group_type/parliamentary_services</w:t>
+                <w:t xml:space="preserve">act:enum/group_type/council_secretariat</w:t>
               </w:r>
             </w:hyperlink>
           </w:p>

--- a/ech-0294_actors/output/ech-0294_actors_en.docx
+++ b/ech-0294_actors/output/ech-0294_actors_en.docx
@@ -12777,7 +12777,7 @@
     </w:p>
     <w:bookmarkEnd w:id="125"/>
     <w:bookmarkEnd w:id="126"/>
-    <w:bookmarkStart w:id="168" w:name="groups-and-bodies-groups"/>
+    <w:bookmarkStart w:id="170" w:name="groups-and-bodies-groups"/>
     <w:p>
       <w:pPr>
         <w:pStyle w:val="berschrift1"/>
@@ -12958,7 +12958,7 @@
         <w:t xml:space="preserve">, it is possible to represent, for example, committees that exist only during a legislative period, or renamings and mergers of parties.</w:t>
       </w:r>
     </w:p>
-    <w:bookmarkStart w:id="138" w:name="class-group"/>
+    <w:bookmarkStart w:id="140" w:name="class-group"/>
     <w:p>
       <w:pPr>
         <w:pStyle w:val="berschrift2"/>
@@ -14580,7 +14580,7 @@
       </w:tr>
     </w:tbl>
     <w:bookmarkEnd w:id="128"/>
-    <w:bookmarkStart w:id="137" w:name="examples-2"/>
+    <w:bookmarkStart w:id="139" w:name="examples-2"/>
     <w:p>
       <w:pPr>
         <w:pStyle w:val="berschrift3"/>
@@ -16089,13 +16089,13 @@
       </w:r>
     </w:p>
     <w:bookmarkEnd w:id="132"/>
-    <w:bookmarkStart w:id="133" w:name="X0d16a94fa9e670b2051aebbe8f9283a2bc08906"/>
+    <w:bookmarkStart w:id="133" w:name="Xdb28ec376d931403e499391f61b1cb7e53977b7"/>
     <w:p>
       <w:pPr>
         <w:pStyle w:val="berschrift4"/>
       </w:pPr>
       <w:r>
-        <w:t xml:space="preserve">Example: Municipal parliament with spatial reference</w:t>
+        <w:t xml:space="preserve">Example: State chancellery as the staff unit of the executive</w:t>
       </w:r>
     </w:p>
     <w:p>
@@ -16124,7 +16124,7 @@
         <w:rPr>
           <w:rStyle w:val="DecValTok"/>
         </w:rPr>
-        <w:t xml:space="preserve">700</w:t>
+        <w:t xml:space="preserve">7172</w:t>
       </w:r>
       <w:r>
         <w:br/>
@@ -16145,7 +16145,7 @@
         <w:rPr>
           <w:rStyle w:val="AttributeTok"/>
         </w:rPr>
-        <w:t xml:space="preserve"> https://www.stadt.sg.ch/home/verwaltung-politik/demokratie-politik/stadtparlament.html</w:t>
+        <w:t xml:space="preserve"> https://www.bs.ch/regierungsrat/staatskanzlei</w:t>
       </w:r>
       <w:r>
         <w:br/>
@@ -16193,7 +16193,7 @@
         <w:rPr>
           <w:rStyle w:val="AttributeTok"/>
         </w:rPr>
-        <w:t xml:space="preserve"> Stadtparlament St. Gallen</w:t>
+        <w:t xml:space="preserve"> Staatskanzlei Basel-Stadt</w:t>
       </w:r>
       <w:r>
         <w:br/>
@@ -16229,6 +16229,36 @@
         <w:rPr>
           <w:rStyle w:val="FunctionTok"/>
         </w:rPr>
+        <w:t xml:space="preserve">parent_groups</w:t>
+      </w:r>
+      <w:r>
+        <w:rPr>
+          <w:rStyle w:val="KeywordTok"/>
+        </w:rPr>
+        <w:t xml:space="preserve">:</w:t>
+      </w:r>
+      <w:r>
+        <w:br/>
+      </w:r>
+      <w:r>
+        <w:rPr>
+          <w:rStyle w:val="KeywordTok"/>
+        </w:rPr>
+        <w:t xml:space="preserve">-</w:t>
+      </w:r>
+      <w:r>
+        <w:rPr>
+          <w:rStyle w:val="AttributeTok"/>
+        </w:rPr>
+        <w:t xml:space="preserve"> https://www.regierungsrat.bs.ch/</w:t>
+      </w:r>
+      <w:r>
+        <w:br/>
+      </w:r>
+      <w:r>
+        <w:rPr>
+          <w:rStyle w:val="FunctionTok"/>
+        </w:rPr>
         <w:t xml:space="preserve">group_type</w:t>
       </w:r>
       <w:r>
@@ -16262,7 +16292,7 @@
         <w:rPr>
           <w:rStyle w:val="AttributeTok"/>
         </w:rPr>
-        <w:t xml:space="preserve"> council_legislative</w:t>
+        <w:t xml:space="preserve"> council_secretariat</w:t>
       </w:r>
       <w:r>
         <w:br/>
@@ -16289,7 +16319,7 @@
         <w:rPr>
           <w:rStyle w:val="AttributeTok"/>
         </w:rPr>
-        <w:t xml:space="preserve"> Parlament (Legislativrat)</w:t>
+        <w:t xml:space="preserve"> Staatskanzlei</w:t>
       </w:r>
       <w:r>
         <w:br/>
@@ -16310,17 +16340,17 @@
         <w:rPr>
           <w:rStyle w:val="AttributeTok"/>
         </w:rPr>
-        <w:t xml:space="preserve"> https://ld.admin.ch/municipality/3203</w:t>
+        <w:t xml:space="preserve"> https://ld.admin.ch/canton/12</w:t>
       </w:r>
     </w:p>
     <w:bookmarkEnd w:id="133"/>
-    <w:bookmarkStart w:id="134" w:name="X4d8655eb3d77dcae1b3785254b34d14363e4589"/>
+    <w:bookmarkStart w:id="134" w:name="example-executive-council-of-a-canton"/>
     <w:p>
       <w:pPr>
         <w:pStyle w:val="berschrift4"/>
       </w:pPr>
       <w:r>
-        <w:t xml:space="preserve">Example: Committee with a common abbreviation</w:t>
+        <w:t xml:space="preserve">Example: Executive council of a canton</w:t>
       </w:r>
     </w:p>
     <w:p>
@@ -16349,7 +16379,7 @@
         <w:rPr>
           <w:rStyle w:val="DecValTok"/>
         </w:rPr>
-        <w:t xml:space="preserve">3</w:t>
+        <w:t xml:space="preserve">1300</w:t>
       </w:r>
       <w:r>
         <w:br/>
@@ -16370,7 +16400,7 @@
         <w:rPr>
           <w:rStyle w:val="AttributeTok"/>
         </w:rPr>
-        <w:t xml:space="preserve"> https://api.openparldata.ch/v1/groups/3</w:t>
+        <w:t xml:space="preserve"> https://www.regierungsrat.bs.ch/</w:t>
       </w:r>
       <w:r>
         <w:br/>
@@ -16418,7 +16448,7 @@
         <w:rPr>
           <w:rStyle w:val="AttributeTok"/>
         </w:rPr>
-        <w:t xml:space="preserve"> Geschäftsprüfungskommission</w:t>
+        <w:t xml:space="preserve"> Regierungsrat Basel-Stadt</w:t>
       </w:r>
       <w:r>
         <w:br/>
@@ -16454,7 +16484,7 @@
         <w:rPr>
           <w:rStyle w:val="FunctionTok"/>
         </w:rPr>
-        <w:t xml:space="preserve">abbreviation</w:t>
+        <w:t xml:space="preserve">group_type</w:t>
       </w:r>
       <w:r>
         <w:rPr>
@@ -16467,33 +16497,27 @@
       </w:r>
       <w:r>
         <w:rPr>
-          <w:rStyle w:val="KeywordTok"/>
-        </w:rPr>
-        <w:t xml:space="preserve">-</w:t>
-      </w:r>
-      <w:r>
-        <w:rPr>
-          <w:rStyle w:val="AttributeTok"/>
-        </w:rPr>
-        <w:t xml:space="preserve"> </w:t>
-      </w:r>
-      <w:r>
-        <w:rPr>
-          <w:rStyle w:val="FunctionTok"/>
-        </w:rPr>
-        <w:t xml:space="preserve">value</w:t>
-      </w:r>
-      <w:r>
-        <w:rPr>
-          <w:rStyle w:val="KeywordTok"/>
-        </w:rPr>
-        <w:t xml:space="preserve">:</w:t>
-      </w:r>
-      <w:r>
-        <w:rPr>
-          <w:rStyle w:val="AttributeTok"/>
-        </w:rPr>
-        <w:t xml:space="preserve"> GPK</w:t>
+          <w:rStyle w:val="AttributeTok"/>
+        </w:rPr>
+        <w:t xml:space="preserve">  </w:t>
+      </w:r>
+      <w:r>
+        <w:rPr>
+          <w:rStyle w:val="FunctionTok"/>
+        </w:rPr>
+        <w:t xml:space="preserve">group_type_enum</w:t>
+      </w:r>
+      <w:r>
+        <w:rPr>
+          <w:rStyle w:val="KeywordTok"/>
+        </w:rPr>
+        <w:t xml:space="preserve">:</w:t>
+      </w:r>
+      <w:r>
+        <w:rPr>
+          <w:rStyle w:val="AttributeTok"/>
+        </w:rPr>
+        <w:t xml:space="preserve"> council_executive</w:t>
       </w:r>
       <w:r>
         <w:br/>
@@ -16508,19 +16532,19 @@
         <w:rPr>
           <w:rStyle w:val="FunctionTok"/>
         </w:rPr>
-        <w:t xml:space="preserve">language</w:t>
-      </w:r>
-      <w:r>
-        <w:rPr>
-          <w:rStyle w:val="KeywordTok"/>
-        </w:rPr>
-        <w:t xml:space="preserve">:</w:t>
-      </w:r>
-      <w:r>
-        <w:rPr>
-          <w:rStyle w:val="AttributeTok"/>
-        </w:rPr>
-        <w:t xml:space="preserve"> de</w:t>
+        <w:t xml:space="preserve">label</w:t>
+      </w:r>
+      <w:r>
+        <w:rPr>
+          <w:rStyle w:val="KeywordTok"/>
+        </w:rPr>
+        <w:t xml:space="preserve">:</w:t>
+      </w:r>
+      <w:r>
+        <w:rPr>
+          <w:rStyle w:val="AttributeTok"/>
+        </w:rPr>
+        <w:t xml:space="preserve"> Regierung (Exekutivrat)</w:t>
       </w:r>
       <w:r>
         <w:br/>
@@ -16529,150 +16553,6 @@
         <w:rPr>
           <w:rStyle w:val="FunctionTok"/>
         </w:rPr>
-        <w:t xml:space="preserve">landing_page</w:t>
-      </w:r>
-      <w:r>
-        <w:rPr>
-          <w:rStyle w:val="KeywordTok"/>
-        </w:rPr>
-        <w:t xml:space="preserve">:</w:t>
-      </w:r>
-      <w:r>
-        <w:br/>
-      </w:r>
-      <w:r>
-        <w:rPr>
-          <w:rStyle w:val="KeywordTok"/>
-        </w:rPr>
-        <w:t xml:space="preserve">-</w:t>
-      </w:r>
-      <w:r>
-        <w:rPr>
-          <w:rStyle w:val="AttributeTok"/>
-        </w:rPr>
-        <w:t xml:space="preserve"> </w:t>
-      </w:r>
-      <w:r>
-        <w:rPr>
-          <w:rStyle w:val="FunctionTok"/>
-        </w:rPr>
-        <w:t xml:space="preserve">value</w:t>
-      </w:r>
-      <w:r>
-        <w:rPr>
-          <w:rStyle w:val="KeywordTok"/>
-        </w:rPr>
-        <w:t xml:space="preserve">:</w:t>
-      </w:r>
-      <w:r>
-        <w:rPr>
-          <w:rStyle w:val="AttributeTok"/>
-        </w:rPr>
-        <w:t xml:space="preserve"> https://ar.ch/kantonsrat/kommissionen/staendige-kommissionen-des-kantonsrates/</w:t>
-      </w:r>
-      <w:r>
-        <w:br/>
-      </w:r>
-      <w:r>
-        <w:rPr>
-          <w:rStyle w:val="AttributeTok"/>
-        </w:rPr>
-        <w:t xml:space="preserve">  </w:t>
-      </w:r>
-      <w:r>
-        <w:rPr>
-          <w:rStyle w:val="FunctionTok"/>
-        </w:rPr>
-        <w:t xml:space="preserve">language</w:t>
-      </w:r>
-      <w:r>
-        <w:rPr>
-          <w:rStyle w:val="KeywordTok"/>
-        </w:rPr>
-        <w:t xml:space="preserve">:</w:t>
-      </w:r>
-      <w:r>
-        <w:rPr>
-          <w:rStyle w:val="AttributeTok"/>
-        </w:rPr>
-        <w:t xml:space="preserve"> de</w:t>
-      </w:r>
-      <w:r>
-        <w:br/>
-      </w:r>
-      <w:r>
-        <w:rPr>
-          <w:rStyle w:val="FunctionTok"/>
-        </w:rPr>
-        <w:t xml:space="preserve">group_type</w:t>
-      </w:r>
-      <w:r>
-        <w:rPr>
-          <w:rStyle w:val="KeywordTok"/>
-        </w:rPr>
-        <w:t xml:space="preserve">:</w:t>
-      </w:r>
-      <w:r>
-        <w:br/>
-      </w:r>
-      <w:r>
-        <w:rPr>
-          <w:rStyle w:val="AttributeTok"/>
-        </w:rPr>
-        <w:t xml:space="preserve">  </w:t>
-      </w:r>
-      <w:r>
-        <w:rPr>
-          <w:rStyle w:val="FunctionTok"/>
-        </w:rPr>
-        <w:t xml:space="preserve">group_type_enum</w:t>
-      </w:r>
-      <w:r>
-        <w:rPr>
-          <w:rStyle w:val="KeywordTok"/>
-        </w:rPr>
-        <w:t xml:space="preserve">:</w:t>
-      </w:r>
-      <w:r>
-        <w:rPr>
-          <w:rStyle w:val="AttributeTok"/>
-        </w:rPr>
-        <w:t xml:space="preserve"> committee_standing</w:t>
-      </w:r>
-      <w:r>
-        <w:br/>
-      </w:r>
-      <w:r>
-        <w:rPr>
-          <w:rStyle w:val="AttributeTok"/>
-        </w:rPr>
-        <w:t xml:space="preserve">  </w:t>
-      </w:r>
-      <w:r>
-        <w:rPr>
-          <w:rStyle w:val="FunctionTok"/>
-        </w:rPr>
-        <w:t xml:space="preserve">label</w:t>
-      </w:r>
-      <w:r>
-        <w:rPr>
-          <w:rStyle w:val="KeywordTok"/>
-        </w:rPr>
-        <w:t xml:space="preserve">:</w:t>
-      </w:r>
-      <w:r>
-        <w:rPr>
-          <w:rStyle w:val="AttributeTok"/>
-        </w:rPr>
-        <w:t xml:space="preserve"> Kommission</w:t>
-      </w:r>
-      <w:r>
-        <w:br/>
-      </w:r>
-      <w:r>
-        <w:rPr>
-          <w:rStyle w:val="FunctionTok"/>
-        </w:rPr>
         <w:t xml:space="preserve">spatial</w:t>
       </w:r>
       <w:r>
@@ -16685,17 +16565,17 @@
         <w:rPr>
           <w:rStyle w:val="AttributeTok"/>
         </w:rPr>
-        <w:t xml:space="preserve"> https://ld.admin.ch/canton/15</w:t>
+        <w:t xml:space="preserve"> https://ld.admin.ch/canton/12</w:t>
       </w:r>
     </w:p>
     <w:bookmarkEnd w:id="134"/>
-    <w:bookmarkStart w:id="135" w:name="X414d3b187bd948dc08c2ed2092c16893d92f4ae"/>
+    <w:bookmarkStart w:id="135" w:name="X0d16a94fa9e670b2051aebbe8f9283a2bc08906"/>
     <w:p>
       <w:pPr>
         <w:pStyle w:val="berschrift4"/>
       </w:pPr>
       <w:r>
-        <w:t xml:space="preserve">Example: Association with UID and legal form from the commercial register</w:t>
+        <w:t xml:space="preserve">Example: Municipal parliament with spatial reference</w:t>
       </w:r>
     </w:p>
     <w:p>
@@ -16706,6 +16586,33 @@
         <w:rPr>
           <w:rStyle w:val="FunctionTok"/>
         </w:rPr>
+        <w:t xml:space="preserve">local_id</w:t>
+      </w:r>
+      <w:r>
+        <w:rPr>
+          <w:rStyle w:val="KeywordTok"/>
+        </w:rPr>
+        <w:t xml:space="preserve">:</w:t>
+      </w:r>
+      <w:r>
+        <w:rPr>
+          <w:rStyle w:val="AttributeTok"/>
+        </w:rPr>
+        <w:t xml:space="preserve"> </w:t>
+      </w:r>
+      <w:r>
+        <w:rPr>
+          <w:rStyle w:val="DecValTok"/>
+        </w:rPr>
+        <w:t xml:space="preserve">700</w:t>
+      </w:r>
+      <w:r>
+        <w:br/>
+      </w:r>
+      <w:r>
+        <w:rPr>
+          <w:rStyle w:val="FunctionTok"/>
+        </w:rPr>
         <w:t xml:space="preserve">global_uri</w:t>
       </w:r>
       <w:r>
@@ -16718,7 +16625,7 @@
         <w:rPr>
           <w:rStyle w:val="AttributeTok"/>
         </w:rPr>
-        <w:t xml:space="preserve"> https://www.frc.ch/</w:t>
+        <w:t xml:space="preserve"> https://www.stadt.sg.ch/home/verwaltung-politik/demokratie-politik/stadtparlament.html</w:t>
       </w:r>
       <w:r>
         <w:br/>
@@ -16727,46 +16634,127 @@
         <w:rPr>
           <w:rStyle w:val="FunctionTok"/>
         </w:rPr>
-        <w:t xml:space="preserve">organization_uid</w:t>
-      </w:r>
-      <w:r>
-        <w:rPr>
-          <w:rStyle w:val="KeywordTok"/>
-        </w:rPr>
-        <w:t xml:space="preserve">:</w:t>
-      </w:r>
-      <w:r>
-        <w:rPr>
-          <w:rStyle w:val="AttributeTok"/>
-        </w:rPr>
-        <w:t xml:space="preserve"> CHE-106.063.525</w:t>
+        <w:t xml:space="preserve">label</w:t>
+      </w:r>
+      <w:r>
+        <w:rPr>
+          <w:rStyle w:val="KeywordTok"/>
+        </w:rPr>
+        <w:t xml:space="preserve">:</w:t>
       </w:r>
       <w:r>
         <w:br/>
       </w:r>
       <w:r>
         <w:rPr>
-          <w:rStyle w:val="FunctionTok"/>
-        </w:rPr>
-        <w:t xml:space="preserve">legal_form</w:t>
-      </w:r>
-      <w:r>
-        <w:rPr>
-          <w:rStyle w:val="KeywordTok"/>
-        </w:rPr>
-        <w:t xml:space="preserve">:</w:t>
-      </w:r>
-      <w:r>
-        <w:rPr>
-          <w:rStyle w:val="AttributeTok"/>
-        </w:rPr>
-        <w:t xml:space="preserve"> 0109</w:t>
+          <w:rStyle w:val="KeywordTok"/>
+        </w:rPr>
+        <w:t xml:space="preserve">-</w:t>
+      </w:r>
+      <w:r>
+        <w:rPr>
+          <w:rStyle w:val="AttributeTok"/>
+        </w:rPr>
+        <w:t xml:space="preserve"> </w:t>
+      </w:r>
+      <w:r>
+        <w:rPr>
+          <w:rStyle w:val="FunctionTok"/>
+        </w:rPr>
+        <w:t xml:space="preserve">value</w:t>
+      </w:r>
+      <w:r>
+        <w:rPr>
+          <w:rStyle w:val="KeywordTok"/>
+        </w:rPr>
+        <w:t xml:space="preserve">:</w:t>
+      </w:r>
+      <w:r>
+        <w:rPr>
+          <w:rStyle w:val="AttributeTok"/>
+        </w:rPr>
+        <w:t xml:space="preserve"> Stadtparlament St. Gallen</w:t>
       </w:r>
       <w:r>
         <w:br/>
       </w:r>
       <w:r>
         <w:rPr>
+          <w:rStyle w:val="AttributeTok"/>
+        </w:rPr>
+        <w:t xml:space="preserve">  </w:t>
+      </w:r>
+      <w:r>
+        <w:rPr>
+          <w:rStyle w:val="FunctionTok"/>
+        </w:rPr>
+        <w:t xml:space="preserve">language</w:t>
+      </w:r>
+      <w:r>
+        <w:rPr>
+          <w:rStyle w:val="KeywordTok"/>
+        </w:rPr>
+        <w:t xml:space="preserve">:</w:t>
+      </w:r>
+      <w:r>
+        <w:rPr>
+          <w:rStyle w:val="AttributeTok"/>
+        </w:rPr>
+        <w:t xml:space="preserve"> de</w:t>
+      </w:r>
+      <w:r>
+        <w:br/>
+      </w:r>
+      <w:r>
+        <w:rPr>
+          <w:rStyle w:val="FunctionTok"/>
+        </w:rPr>
+        <w:t xml:space="preserve">group_type</w:t>
+      </w:r>
+      <w:r>
+        <w:rPr>
+          <w:rStyle w:val="KeywordTok"/>
+        </w:rPr>
+        <w:t xml:space="preserve">:</w:t>
+      </w:r>
+      <w:r>
+        <w:br/>
+      </w:r>
+      <w:r>
+        <w:rPr>
+          <w:rStyle w:val="AttributeTok"/>
+        </w:rPr>
+        <w:t xml:space="preserve">  </w:t>
+      </w:r>
+      <w:r>
+        <w:rPr>
+          <w:rStyle w:val="FunctionTok"/>
+        </w:rPr>
+        <w:t xml:space="preserve">group_type_enum</w:t>
+      </w:r>
+      <w:r>
+        <w:rPr>
+          <w:rStyle w:val="KeywordTok"/>
+        </w:rPr>
+        <w:t xml:space="preserve">:</w:t>
+      </w:r>
+      <w:r>
+        <w:rPr>
+          <w:rStyle w:val="AttributeTok"/>
+        </w:rPr>
+        <w:t xml:space="preserve"> council_legislative</w:t>
+      </w:r>
+      <w:r>
+        <w:br/>
+      </w:r>
+      <w:r>
+        <w:rPr>
+          <w:rStyle w:val="AttributeTok"/>
+        </w:rPr>
+        <w:t xml:space="preserve">  </w:t>
+      </w:r>
+      <w:r>
+        <w:rPr>
           <w:rStyle w:val="FunctionTok"/>
         </w:rPr>
         <w:t xml:space="preserve">label</w:t>
@@ -16778,214 +16766,16 @@
         <w:t xml:space="preserve">:</w:t>
       </w:r>
       <w:r>
+        <w:rPr>
+          <w:rStyle w:val="AttributeTok"/>
+        </w:rPr>
+        <w:t xml:space="preserve"> Parlament (Legislativrat)</w:t>
+      </w:r>
+      <w:r>
         <w:br/>
       </w:r>
       <w:r>
         <w:rPr>
-          <w:rStyle w:val="KeywordTok"/>
-        </w:rPr>
-        <w:t xml:space="preserve">-</w:t>
-      </w:r>
-      <w:r>
-        <w:rPr>
-          <w:rStyle w:val="AttributeTok"/>
-        </w:rPr>
-        <w:t xml:space="preserve"> </w:t>
-      </w:r>
-      <w:r>
-        <w:rPr>
-          <w:rStyle w:val="FunctionTok"/>
-        </w:rPr>
-        <w:t xml:space="preserve">value</w:t>
-      </w:r>
-      <w:r>
-        <w:rPr>
-          <w:rStyle w:val="KeywordTok"/>
-        </w:rPr>
-        <w:t xml:space="preserve">:</w:t>
-      </w:r>
-      <w:r>
-        <w:rPr>
-          <w:rStyle w:val="AttributeTok"/>
-        </w:rPr>
-        <w:t xml:space="preserve"> Fédération romande des consommateurs</w:t>
-      </w:r>
-      <w:r>
-        <w:br/>
-      </w:r>
-      <w:r>
-        <w:rPr>
-          <w:rStyle w:val="AttributeTok"/>
-        </w:rPr>
-        <w:t xml:space="preserve">  </w:t>
-      </w:r>
-      <w:r>
-        <w:rPr>
-          <w:rStyle w:val="FunctionTok"/>
-        </w:rPr>
-        <w:t xml:space="preserve">language</w:t>
-      </w:r>
-      <w:r>
-        <w:rPr>
-          <w:rStyle w:val="KeywordTok"/>
-        </w:rPr>
-        <w:t xml:space="preserve">:</w:t>
-      </w:r>
-      <w:r>
-        <w:rPr>
-          <w:rStyle w:val="AttributeTok"/>
-        </w:rPr>
-        <w:t xml:space="preserve"> fr</w:t>
-      </w:r>
-      <w:r>
-        <w:br/>
-      </w:r>
-      <w:r>
-        <w:rPr>
-          <w:rStyle w:val="FunctionTok"/>
-        </w:rPr>
-        <w:t xml:space="preserve">abbreviation</w:t>
-      </w:r>
-      <w:r>
-        <w:rPr>
-          <w:rStyle w:val="KeywordTok"/>
-        </w:rPr>
-        <w:t xml:space="preserve">:</w:t>
-      </w:r>
-      <w:r>
-        <w:br/>
-      </w:r>
-      <w:r>
-        <w:rPr>
-          <w:rStyle w:val="KeywordTok"/>
-        </w:rPr>
-        <w:t xml:space="preserve">-</w:t>
-      </w:r>
-      <w:r>
-        <w:rPr>
-          <w:rStyle w:val="AttributeTok"/>
-        </w:rPr>
-        <w:t xml:space="preserve"> </w:t>
-      </w:r>
-      <w:r>
-        <w:rPr>
-          <w:rStyle w:val="FunctionTok"/>
-        </w:rPr>
-        <w:t xml:space="preserve">value</w:t>
-      </w:r>
-      <w:r>
-        <w:rPr>
-          <w:rStyle w:val="KeywordTok"/>
-        </w:rPr>
-        <w:t xml:space="preserve">:</w:t>
-      </w:r>
-      <w:r>
-        <w:rPr>
-          <w:rStyle w:val="AttributeTok"/>
-        </w:rPr>
-        <w:t xml:space="preserve"> FRC</w:t>
-      </w:r>
-      <w:r>
-        <w:br/>
-      </w:r>
-      <w:r>
-        <w:rPr>
-          <w:rStyle w:val="AttributeTok"/>
-        </w:rPr>
-        <w:t xml:space="preserve">  </w:t>
-      </w:r>
-      <w:r>
-        <w:rPr>
-          <w:rStyle w:val="FunctionTok"/>
-        </w:rPr>
-        <w:t xml:space="preserve">language</w:t>
-      </w:r>
-      <w:r>
-        <w:rPr>
-          <w:rStyle w:val="KeywordTok"/>
-        </w:rPr>
-        <w:t xml:space="preserve">:</w:t>
-      </w:r>
-      <w:r>
-        <w:rPr>
-          <w:rStyle w:val="AttributeTok"/>
-        </w:rPr>
-        <w:t xml:space="preserve"> fr</w:t>
-      </w:r>
-      <w:r>
-        <w:br/>
-      </w:r>
-      <w:r>
-        <w:rPr>
-          <w:rStyle w:val="FunctionTok"/>
-        </w:rPr>
-        <w:t xml:space="preserve">group_type</w:t>
-      </w:r>
-      <w:r>
-        <w:rPr>
-          <w:rStyle w:val="KeywordTok"/>
-        </w:rPr>
-        <w:t xml:space="preserve">:</w:t>
-      </w:r>
-      <w:r>
-        <w:br/>
-      </w:r>
-      <w:r>
-        <w:rPr>
-          <w:rStyle w:val="AttributeTok"/>
-        </w:rPr>
-        <w:t xml:space="preserve">  </w:t>
-      </w:r>
-      <w:r>
-        <w:rPr>
-          <w:rStyle w:val="FunctionTok"/>
-        </w:rPr>
-        <w:t xml:space="preserve">group_type_enum</w:t>
-      </w:r>
-      <w:r>
-        <w:rPr>
-          <w:rStyle w:val="KeywordTok"/>
-        </w:rPr>
-        <w:t xml:space="preserve">:</w:t>
-      </w:r>
-      <w:r>
-        <w:rPr>
-          <w:rStyle w:val="AttributeTok"/>
-        </w:rPr>
-        <w:t xml:space="preserve"> association</w:t>
-      </w:r>
-      <w:r>
-        <w:br/>
-      </w:r>
-      <w:r>
-        <w:rPr>
-          <w:rStyle w:val="AttributeTok"/>
-        </w:rPr>
-        <w:t xml:space="preserve">  </w:t>
-      </w:r>
-      <w:r>
-        <w:rPr>
-          <w:rStyle w:val="FunctionTok"/>
-        </w:rPr>
-        <w:t xml:space="preserve">label</w:t>
-      </w:r>
-      <w:r>
-        <w:rPr>
-          <w:rStyle w:val="KeywordTok"/>
-        </w:rPr>
-        <w:t xml:space="preserve">:</w:t>
-      </w:r>
-      <w:r>
-        <w:rPr>
-          <w:rStyle w:val="AttributeTok"/>
-        </w:rPr>
-        <w:t xml:space="preserve"> Verein</w:t>
-      </w:r>
-      <w:r>
-        <w:br/>
-      </w:r>
-      <w:r>
-        <w:rPr>
           <w:rStyle w:val="FunctionTok"/>
         </w:rPr>
         <w:t xml:space="preserve">spatial</w:t>
@@ -17000,17 +16790,17 @@
         <w:rPr>
           <w:rStyle w:val="AttributeTok"/>
         </w:rPr>
-        <w:t xml:space="preserve"> https://ld.admin.ch/canton/22</w:t>
+        <w:t xml:space="preserve"> https://ld.admin.ch/municipality/3203</w:t>
       </w:r>
     </w:p>
     <w:bookmarkEnd w:id="135"/>
-    <w:bookmarkStart w:id="136" w:name="Xc525d3fd9f7fa1f1e94379f2d63dc5881667847"/>
+    <w:bookmarkStart w:id="136" w:name="X4d8655eb3d77dcae1b3785254b34d14363e4589"/>
     <w:p>
       <w:pPr>
         <w:pStyle w:val="berschrift4"/>
       </w:pPr>
       <w:r>
-        <w:t xml:space="preserve">Example: Interest group with a trilingual name and contact</w:t>
+        <w:t xml:space="preserve">Example: Committee with a common abbreviation</w:t>
       </w:r>
     </w:p>
     <w:p>
@@ -17039,7 +16829,7 @@
         <w:rPr>
           <w:rStyle w:val="DecValTok"/>
         </w:rPr>
-        <w:t xml:space="preserve">6627</w:t>
+        <w:t xml:space="preserve">3</w:t>
       </w:r>
       <w:r>
         <w:br/>
@@ -17060,7 +16850,7 @@
         <w:rPr>
           <w:rStyle w:val="AttributeTok"/>
         </w:rPr>
-        <w:t xml:space="preserve"> https://www.parlament.ch/de/organe/gruppen/konsumenteninformation-und-schutz</w:t>
+        <w:t xml:space="preserve"> https://api.openparldata.ch/v1/groups/3</w:t>
       </w:r>
       <w:r>
         <w:br/>
@@ -17108,7 +16898,7 @@
         <w:rPr>
           <w:rStyle w:val="AttributeTok"/>
         </w:rPr>
-        <w:t xml:space="preserve"> Konsumenteninformation und -schutz</w:t>
+        <w:t xml:space="preserve"> Geschäftsprüfungskommission</w:t>
       </w:r>
       <w:r>
         <w:br/>
@@ -17142,6 +16932,21 @@
       </w:r>
       <w:r>
         <w:rPr>
+          <w:rStyle w:val="FunctionTok"/>
+        </w:rPr>
+        <w:t xml:space="preserve">abbreviation</w:t>
+      </w:r>
+      <w:r>
+        <w:rPr>
+          <w:rStyle w:val="KeywordTok"/>
+        </w:rPr>
+        <w:t xml:space="preserve">:</w:t>
+      </w:r>
+      <w:r>
+        <w:br/>
+      </w:r>
+      <w:r>
+        <w:rPr>
           <w:rStyle w:val="KeywordTok"/>
         </w:rPr>
         <w:t xml:space="preserve">-</w:t>
@@ -17168,7 +16973,7 @@
         <w:rPr>
           <w:rStyle w:val="AttributeTok"/>
         </w:rPr>
-        <w:t xml:space="preserve"> Information et défense des consommateurs</w:t>
+        <w:t xml:space="preserve"> GPK</w:t>
       </w:r>
       <w:r>
         <w:br/>
@@ -17195,13 +17000,28 @@
         <w:rPr>
           <w:rStyle w:val="AttributeTok"/>
         </w:rPr>
-        <w:t xml:space="preserve"> fr</w:t>
+        <w:t xml:space="preserve"> de</w:t>
       </w:r>
       <w:r>
         <w:br/>
       </w:r>
       <w:r>
         <w:rPr>
+          <w:rStyle w:val="FunctionTok"/>
+        </w:rPr>
+        <w:t xml:space="preserve">landing_page</w:t>
+      </w:r>
+      <w:r>
+        <w:rPr>
+          <w:rStyle w:val="KeywordTok"/>
+        </w:rPr>
+        <w:t xml:space="preserve">:</w:t>
+      </w:r>
+      <w:r>
+        <w:br/>
+      </w:r>
+      <w:r>
+        <w:rPr>
           <w:rStyle w:val="KeywordTok"/>
         </w:rPr>
         <w:t xml:space="preserve">-</w:t>
@@ -17228,7 +17048,7 @@
         <w:rPr>
           <w:rStyle w:val="AttributeTok"/>
         </w:rPr>
-        <w:t xml:space="preserve"> Informazione e tutela dei consumatori</w:t>
+        <w:t xml:space="preserve"> https://ar.ch/kantonsrat/kommissionen/staendige-kommissionen-des-kantonsrates/</w:t>
       </w:r>
       <w:r>
         <w:br/>
@@ -17255,7 +17075,7 @@
         <w:rPr>
           <w:rStyle w:val="AttributeTok"/>
         </w:rPr>
-        <w:t xml:space="preserve"> it</w:t>
+        <w:t xml:space="preserve"> de</w:t>
       </w:r>
       <w:r>
         <w:br/>
@@ -17264,7 +17084,7 @@
         <w:rPr>
           <w:rStyle w:val="FunctionTok"/>
         </w:rPr>
-        <w:t xml:space="preserve">description</w:t>
+        <w:t xml:space="preserve">group_type</w:t>
       </w:r>
       <w:r>
         <w:rPr>
@@ -17277,33 +17097,27 @@
       </w:r>
       <w:r>
         <w:rPr>
-          <w:rStyle w:val="KeywordTok"/>
-        </w:rPr>
-        <w:t xml:space="preserve">-</w:t>
-      </w:r>
-      <w:r>
-        <w:rPr>
-          <w:rStyle w:val="AttributeTok"/>
-        </w:rPr>
-        <w:t xml:space="preserve"> </w:t>
-      </w:r>
-      <w:r>
-        <w:rPr>
-          <w:rStyle w:val="FunctionTok"/>
-        </w:rPr>
-        <w:t xml:space="preserve">value</w:t>
-      </w:r>
-      <w:r>
-        <w:rPr>
-          <w:rStyle w:val="KeywordTok"/>
-        </w:rPr>
-        <w:t xml:space="preserve">:</w:t>
-      </w:r>
-      <w:r>
-        <w:rPr>
-          <w:rStyle w:val="AttributeTok"/>
-        </w:rPr>
-        <w:t xml:space="preserve"> L'intergroupe parlementaire « Information et défense des consommateurs » réunit toutes les sensibilités</w:t>
+          <w:rStyle w:val="AttributeTok"/>
+        </w:rPr>
+        <w:t xml:space="preserve">  </w:t>
+      </w:r>
+      <w:r>
+        <w:rPr>
+          <w:rStyle w:val="FunctionTok"/>
+        </w:rPr>
+        <w:t xml:space="preserve">group_type_enum</w:t>
+      </w:r>
+      <w:r>
+        <w:rPr>
+          <w:rStyle w:val="KeywordTok"/>
+        </w:rPr>
+        <w:t xml:space="preserve">:</w:t>
+      </w:r>
+      <w:r>
+        <w:rPr>
+          <w:rStyle w:val="AttributeTok"/>
+        </w:rPr>
+        <w:t xml:space="preserve"> committee_standing</w:t>
       </w:r>
       <w:r>
         <w:br/>
@@ -17312,571 +17126,31 @@
         <w:rPr>
           <w:rStyle w:val="AttributeTok"/>
         </w:rPr>
-        <w:t xml:space="preserve">    politiques. Cet intergroupe a pour mission d'informer et de sensibiliser les élu·e·s aux questions</w:t>
+        <w:t xml:space="preserve">  </w:t>
+      </w:r>
+      <w:r>
+        <w:rPr>
+          <w:rStyle w:val="FunctionTok"/>
+        </w:rPr>
+        <w:t xml:space="preserve">label</w:t>
+      </w:r>
+      <w:r>
+        <w:rPr>
+          <w:rStyle w:val="KeywordTok"/>
+        </w:rPr>
+        <w:t xml:space="preserve">:</w:t>
+      </w:r>
+      <w:r>
+        <w:rPr>
+          <w:rStyle w:val="AttributeTok"/>
+        </w:rPr>
+        <w:t xml:space="preserve"> Kommission</w:t>
       </w:r>
       <w:r>
         <w:br/>
       </w:r>
       <w:r>
         <w:rPr>
-          <w:rStyle w:val="AttributeTok"/>
-        </w:rPr>
-        <w:t xml:space="preserve">    relatives à la défense des consommateur·rice·s en Suisse.</w:t>
-      </w:r>
-      <w:r>
-        <w:br/>
-      </w:r>
-      <w:r>
-        <w:rPr>
-          <w:rStyle w:val="AttributeTok"/>
-        </w:rPr>
-        <w:t xml:space="preserve">  </w:t>
-      </w:r>
-      <w:r>
-        <w:rPr>
-          <w:rStyle w:val="FunctionTok"/>
-        </w:rPr>
-        <w:t xml:space="preserve">language</w:t>
-      </w:r>
-      <w:r>
-        <w:rPr>
-          <w:rStyle w:val="KeywordTok"/>
-        </w:rPr>
-        <w:t xml:space="preserve">:</w:t>
-      </w:r>
-      <w:r>
-        <w:rPr>
-          <w:rStyle w:val="AttributeTok"/>
-        </w:rPr>
-        <w:t xml:space="preserve"> fr</w:t>
-      </w:r>
-      <w:r>
-        <w:br/>
-      </w:r>
-      <w:r>
-        <w:rPr>
-          <w:rStyle w:val="FunctionTok"/>
-        </w:rPr>
-        <w:t xml:space="preserve">landing_page</w:t>
-      </w:r>
-      <w:r>
-        <w:rPr>
-          <w:rStyle w:val="KeywordTok"/>
-        </w:rPr>
-        <w:t xml:space="preserve">:</w:t>
-      </w:r>
-      <w:r>
-        <w:br/>
-      </w:r>
-      <w:r>
-        <w:rPr>
-          <w:rStyle w:val="KeywordTok"/>
-        </w:rPr>
-        <w:t xml:space="preserve">-</w:t>
-      </w:r>
-      <w:r>
-        <w:rPr>
-          <w:rStyle w:val="AttributeTok"/>
-        </w:rPr>
-        <w:t xml:space="preserve"> </w:t>
-      </w:r>
-      <w:r>
-        <w:rPr>
-          <w:rStyle w:val="FunctionTok"/>
-        </w:rPr>
-        <w:t xml:space="preserve">value</w:t>
-      </w:r>
-      <w:r>
-        <w:rPr>
-          <w:rStyle w:val="KeywordTok"/>
-        </w:rPr>
-        <w:t xml:space="preserve">:</w:t>
-      </w:r>
-      <w:r>
-        <w:rPr>
-          <w:rStyle w:val="AttributeTok"/>
-        </w:rPr>
-        <w:t xml:space="preserve"> https://www.parlament.ch/centers/documents/de/gruppen-der-bundesversammlung.pdf</w:t>
-      </w:r>
-      <w:r>
-        <w:br/>
-      </w:r>
-      <w:r>
-        <w:rPr>
-          <w:rStyle w:val="AttributeTok"/>
-        </w:rPr>
-        <w:t xml:space="preserve">  </w:t>
-      </w:r>
-      <w:r>
-        <w:rPr>
-          <w:rStyle w:val="FunctionTok"/>
-        </w:rPr>
-        <w:t xml:space="preserve">language</w:t>
-      </w:r>
-      <w:r>
-        <w:rPr>
-          <w:rStyle w:val="KeywordTok"/>
-        </w:rPr>
-        <w:t xml:space="preserve">:</w:t>
-      </w:r>
-      <w:r>
-        <w:rPr>
-          <w:rStyle w:val="AttributeTok"/>
-        </w:rPr>
-        <w:t xml:space="preserve"> de</w:t>
-      </w:r>
-      <w:r>
-        <w:br/>
-      </w:r>
-      <w:r>
-        <w:rPr>
-          <w:rStyle w:val="FunctionTok"/>
-        </w:rPr>
-        <w:t xml:space="preserve">contacts</w:t>
-      </w:r>
-      <w:r>
-        <w:rPr>
-          <w:rStyle w:val="KeywordTok"/>
-        </w:rPr>
-        <w:t xml:space="preserve">:</w:t>
-      </w:r>
-      <w:r>
-        <w:br/>
-      </w:r>
-      <w:r>
-        <w:rPr>
-          <w:rStyle w:val="KeywordTok"/>
-        </w:rPr>
-        <w:t xml:space="preserve">-</w:t>
-      </w:r>
-      <w:r>
-        <w:rPr>
-          <w:rStyle w:val="AttributeTok"/>
-        </w:rPr>
-        <w:t xml:space="preserve"> </w:t>
-      </w:r>
-      <w:r>
-        <w:rPr>
-          <w:rStyle w:val="FunctionTok"/>
-        </w:rPr>
-        <w:t xml:space="preserve">contact_type</w:t>
-      </w:r>
-      <w:r>
-        <w:rPr>
-          <w:rStyle w:val="KeywordTok"/>
-        </w:rPr>
-        <w:t xml:space="preserve">:</w:t>
-      </w:r>
-      <w:r>
-        <w:rPr>
-          <w:rStyle w:val="AttributeTok"/>
-        </w:rPr>
-        <w:t xml:space="preserve"> email</w:t>
-      </w:r>
-      <w:r>
-        <w:br/>
-      </w:r>
-      <w:r>
-        <w:rPr>
-          <w:rStyle w:val="AttributeTok"/>
-        </w:rPr>
-        <w:t xml:space="preserve">  </w:t>
-      </w:r>
-      <w:r>
-        <w:rPr>
-          <w:rStyle w:val="FunctionTok"/>
-        </w:rPr>
-        <w:t xml:space="preserve">value</w:t>
-      </w:r>
-      <w:r>
-        <w:rPr>
-          <w:rStyle w:val="KeywordTok"/>
-        </w:rPr>
-        <w:t xml:space="preserve">:</w:t>
-      </w:r>
-      <w:r>
-        <w:rPr>
-          <w:rStyle w:val="AttributeTok"/>
-        </w:rPr>
-        <w:t xml:space="preserve"> l.altwegg@frc.ch</w:t>
-      </w:r>
-      <w:r>
-        <w:br/>
-      </w:r>
-      <w:r>
-        <w:rPr>
-          <w:rStyle w:val="AttributeTok"/>
-        </w:rPr>
-        <w:t xml:space="preserve">  </w:t>
-      </w:r>
-      <w:r>
-        <w:rPr>
-          <w:rStyle w:val="FunctionTok"/>
-        </w:rPr>
-        <w:t xml:space="preserve">label</w:t>
-      </w:r>
-      <w:r>
-        <w:rPr>
-          <w:rStyle w:val="KeywordTok"/>
-        </w:rPr>
-        <w:t xml:space="preserve">:</w:t>
-      </w:r>
-      <w:r>
-        <w:rPr>
-          <w:rStyle w:val="AttributeTok"/>
-        </w:rPr>
-        <w:t xml:space="preserve"> Sekretariat</w:t>
-      </w:r>
-      <w:r>
-        <w:br/>
-      </w:r>
-      <w:r>
-        <w:rPr>
-          <w:rStyle w:val="KeywordTok"/>
-        </w:rPr>
-        <w:t xml:space="preserve">-</w:t>
-      </w:r>
-      <w:r>
-        <w:rPr>
-          <w:rStyle w:val="AttributeTok"/>
-        </w:rPr>
-        <w:t xml:space="preserve"> </w:t>
-      </w:r>
-      <w:r>
-        <w:rPr>
-          <w:rStyle w:val="FunctionTok"/>
-        </w:rPr>
-        <w:t xml:space="preserve">contact_type</w:t>
-      </w:r>
-      <w:r>
-        <w:rPr>
-          <w:rStyle w:val="KeywordTok"/>
-        </w:rPr>
-        <w:t xml:space="preserve">:</w:t>
-      </w:r>
-      <w:r>
-        <w:rPr>
-          <w:rStyle w:val="AttributeTok"/>
-        </w:rPr>
-        <w:t xml:space="preserve"> phone</w:t>
-      </w:r>
-      <w:r>
-        <w:br/>
-      </w:r>
-      <w:r>
-        <w:rPr>
-          <w:rStyle w:val="AttributeTok"/>
-        </w:rPr>
-        <w:t xml:space="preserve">  </w:t>
-      </w:r>
-      <w:r>
-        <w:rPr>
-          <w:rStyle w:val="FunctionTok"/>
-        </w:rPr>
-        <w:t xml:space="preserve">value</w:t>
-      </w:r>
-      <w:r>
-        <w:rPr>
-          <w:rStyle w:val="KeywordTok"/>
-        </w:rPr>
-        <w:t xml:space="preserve">:</w:t>
-      </w:r>
-      <w:r>
-        <w:rPr>
-          <w:rStyle w:val="AttributeTok"/>
-        </w:rPr>
-        <w:t xml:space="preserve"> +41 21 331 00 95</w:t>
-      </w:r>
-      <w:r>
-        <w:br/>
-      </w:r>
-      <w:r>
-        <w:rPr>
-          <w:rStyle w:val="AttributeTok"/>
-        </w:rPr>
-        <w:t xml:space="preserve">  </w:t>
-      </w:r>
-      <w:r>
-        <w:rPr>
-          <w:rStyle w:val="FunctionTok"/>
-        </w:rPr>
-        <w:t xml:space="preserve">label</w:t>
-      </w:r>
-      <w:r>
-        <w:rPr>
-          <w:rStyle w:val="KeywordTok"/>
-        </w:rPr>
-        <w:t xml:space="preserve">:</w:t>
-      </w:r>
-      <w:r>
-        <w:rPr>
-          <w:rStyle w:val="AttributeTok"/>
-        </w:rPr>
-        <w:t xml:space="preserve"> Sekretariat</w:t>
-      </w:r>
-      <w:r>
-        <w:br/>
-      </w:r>
-      <w:r>
-        <w:rPr>
-          <w:rStyle w:val="FunctionTok"/>
-        </w:rPr>
-        <w:t xml:space="preserve">addresses</w:t>
-      </w:r>
-      <w:r>
-        <w:rPr>
-          <w:rStyle w:val="KeywordTok"/>
-        </w:rPr>
-        <w:t xml:space="preserve">:</w:t>
-      </w:r>
-      <w:r>
-        <w:br/>
-      </w:r>
-      <w:r>
-        <w:rPr>
-          <w:rStyle w:val="KeywordTok"/>
-        </w:rPr>
-        <w:t xml:space="preserve">-</w:t>
-      </w:r>
-      <w:r>
-        <w:rPr>
-          <w:rStyle w:val="AttributeTok"/>
-        </w:rPr>
-        <w:t xml:space="preserve"> </w:t>
-      </w:r>
-      <w:r>
-        <w:rPr>
-          <w:rStyle w:val="FunctionTok"/>
-        </w:rPr>
-        <w:t xml:space="preserve">address_type</w:t>
-      </w:r>
-      <w:r>
-        <w:rPr>
-          <w:rStyle w:val="KeywordTok"/>
-        </w:rPr>
-        <w:t xml:space="preserve">:</w:t>
-      </w:r>
-      <w:r>
-        <w:rPr>
-          <w:rStyle w:val="AttributeTok"/>
-        </w:rPr>
-        <w:t xml:space="preserve"> businessAddress</w:t>
-      </w:r>
-      <w:r>
-        <w:br/>
-      </w:r>
-      <w:r>
-        <w:rPr>
-          <w:rStyle w:val="AttributeTok"/>
-        </w:rPr>
-        <w:t xml:space="preserve">  </w:t>
-      </w:r>
-      <w:r>
-        <w:rPr>
-          <w:rStyle w:val="FunctionTok"/>
-        </w:rPr>
-        <w:t xml:space="preserve">address_uri</w:t>
-      </w:r>
-      <w:r>
-        <w:rPr>
-          <w:rStyle w:val="KeywordTok"/>
-        </w:rPr>
-        <w:t xml:space="preserve">:</w:t>
-      </w:r>
-      <w:r>
-        <w:rPr>
-          <w:rStyle w:val="AttributeTok"/>
-        </w:rPr>
-        <w:t xml:space="preserve"> https://geo.ld.admin.ch/location/address/101009806</w:t>
-      </w:r>
-      <w:r>
-        <w:br/>
-      </w:r>
-      <w:r>
-        <w:rPr>
-          <w:rStyle w:val="AttributeTok"/>
-        </w:rPr>
-        <w:t xml:space="preserve">  </w:t>
-      </w:r>
-      <w:r>
-        <w:rPr>
-          <w:rStyle w:val="FunctionTok"/>
-        </w:rPr>
-        <w:t xml:space="preserve">street_address</w:t>
-      </w:r>
-      <w:r>
-        <w:rPr>
-          <w:rStyle w:val="KeywordTok"/>
-        </w:rPr>
-        <w:t xml:space="preserve">:</w:t>
-      </w:r>
-      <w:r>
-        <w:rPr>
-          <w:rStyle w:val="AttributeTok"/>
-        </w:rPr>
-        <w:t xml:space="preserve"> Fédération romande des consommateurs, Rue de Genève 17, case postale 585</w:t>
-      </w:r>
-      <w:r>
-        <w:br/>
-      </w:r>
-      <w:r>
-        <w:rPr>
-          <w:rStyle w:val="AttributeTok"/>
-        </w:rPr>
-        <w:t xml:space="preserve">  </w:t>
-      </w:r>
-      <w:r>
-        <w:rPr>
-          <w:rStyle w:val="FunctionTok"/>
-        </w:rPr>
-        <w:t xml:space="preserve">postal_code</w:t>
-      </w:r>
-      <w:r>
-        <w:rPr>
-          <w:rStyle w:val="KeywordTok"/>
-        </w:rPr>
-        <w:t xml:space="preserve">:</w:t>
-      </w:r>
-      <w:r>
-        <w:rPr>
-          <w:rStyle w:val="AttributeTok"/>
-        </w:rPr>
-        <w:t xml:space="preserve"> </w:t>
-      </w:r>
-      <w:r>
-        <w:rPr>
-          <w:rStyle w:val="StringTok"/>
-        </w:rPr>
-        <w:t xml:space="preserve">'1001'</w:t>
-      </w:r>
-      <w:r>
-        <w:br/>
-      </w:r>
-      <w:r>
-        <w:rPr>
-          <w:rStyle w:val="AttributeTok"/>
-        </w:rPr>
-        <w:t xml:space="preserve">  </w:t>
-      </w:r>
-      <w:r>
-        <w:rPr>
-          <w:rStyle w:val="FunctionTok"/>
-        </w:rPr>
-        <w:t xml:space="preserve">postal_locality</w:t>
-      </w:r>
-      <w:r>
-        <w:rPr>
-          <w:rStyle w:val="KeywordTok"/>
-        </w:rPr>
-        <w:t xml:space="preserve">:</w:t>
-      </w:r>
-      <w:r>
-        <w:rPr>
-          <w:rStyle w:val="AttributeTok"/>
-        </w:rPr>
-        <w:t xml:space="preserve"> Lausanne</w:t>
-      </w:r>
-      <w:r>
-        <w:br/>
-      </w:r>
-      <w:r>
-        <w:rPr>
-          <w:rStyle w:val="AttributeTok"/>
-        </w:rPr>
-        <w:t xml:space="preserve">  </w:t>
-      </w:r>
-      <w:r>
-        <w:rPr>
-          <w:rStyle w:val="FunctionTok"/>
-        </w:rPr>
-        <w:t xml:space="preserve">country</w:t>
-      </w:r>
-      <w:r>
-        <w:rPr>
-          <w:rStyle w:val="KeywordTok"/>
-        </w:rPr>
-        <w:t xml:space="preserve">:</w:t>
-      </w:r>
-      <w:r>
-        <w:rPr>
-          <w:rStyle w:val="AttributeTok"/>
-        </w:rPr>
-        <w:t xml:space="preserve"> CH</w:t>
-      </w:r>
-      <w:r>
-        <w:br/>
-      </w:r>
-      <w:r>
-        <w:rPr>
-          <w:rStyle w:val="FunctionTok"/>
-        </w:rPr>
-        <w:t xml:space="preserve">group_type</w:t>
-      </w:r>
-      <w:r>
-        <w:rPr>
-          <w:rStyle w:val="KeywordTok"/>
-        </w:rPr>
-        <w:t xml:space="preserve">:</w:t>
-      </w:r>
-      <w:r>
-        <w:br/>
-      </w:r>
-      <w:r>
-        <w:rPr>
-          <w:rStyle w:val="AttributeTok"/>
-        </w:rPr>
-        <w:t xml:space="preserve">  </w:t>
-      </w:r>
-      <w:r>
-        <w:rPr>
-          <w:rStyle w:val="FunctionTok"/>
-        </w:rPr>
-        <w:t xml:space="preserve">group_type_enum</w:t>
-      </w:r>
-      <w:r>
-        <w:rPr>
-          <w:rStyle w:val="KeywordTok"/>
-        </w:rPr>
-        <w:t xml:space="preserve">:</w:t>
-      </w:r>
-      <w:r>
-        <w:rPr>
-          <w:rStyle w:val="AttributeTok"/>
-        </w:rPr>
-        <w:t xml:space="preserve"> interest_group</w:t>
-      </w:r>
-      <w:r>
-        <w:br/>
-      </w:r>
-      <w:r>
-        <w:rPr>
-          <w:rStyle w:val="AttributeTok"/>
-        </w:rPr>
-        <w:t xml:space="preserve">  </w:t>
-      </w:r>
-      <w:r>
-        <w:rPr>
-          <w:rStyle w:val="FunctionTok"/>
-        </w:rPr>
-        <w:t xml:space="preserve">label</w:t>
-      </w:r>
-      <w:r>
-        <w:rPr>
-          <w:rStyle w:val="KeywordTok"/>
-        </w:rPr>
-        <w:t xml:space="preserve">:</w:t>
-      </w:r>
-      <w:r>
-        <w:rPr>
-          <w:rStyle w:val="AttributeTok"/>
-        </w:rPr>
-        <w:t xml:space="preserve"> Interessengruppe</w:t>
-      </w:r>
-      <w:r>
-        <w:br/>
-      </w:r>
-      <w:r>
-        <w:rPr>
           <w:rStyle w:val="FunctionTok"/>
         </w:rPr>
         <w:t xml:space="preserve">spatial</w:t>
@@ -17891,34 +17165,1240 @@
         <w:rPr>
           <w:rStyle w:val="AttributeTok"/>
         </w:rPr>
-        <w:t xml:space="preserve"> https://ld.admin.ch/country/CHE</w:t>
-      </w:r>
-      <w:r>
-        <w:br/>
-      </w:r>
-      <w:r>
-        <w:rPr>
-          <w:rStyle w:val="FunctionTok"/>
-        </w:rPr>
-        <w:t xml:space="preserve">valid_from</w:t>
-      </w:r>
-      <w:r>
-        <w:rPr>
-          <w:rStyle w:val="KeywordTok"/>
-        </w:rPr>
-        <w:t xml:space="preserve">:</w:t>
-      </w:r>
-      <w:r>
-        <w:rPr>
-          <w:rStyle w:val="AttributeTok"/>
-        </w:rPr>
-        <w:t xml:space="preserve"> 2012-01-01</w:t>
+        <w:t xml:space="preserve"> https://ld.admin.ch/canton/15</w:t>
       </w:r>
     </w:p>
     <w:bookmarkEnd w:id="136"/>
+    <w:bookmarkStart w:id="137" w:name="X414d3b187bd948dc08c2ed2092c16893d92f4ae"/>
+    <w:p>
+      <w:pPr>
+        <w:pStyle w:val="berschrift4"/>
+      </w:pPr>
+      <w:r>
+        <w:t xml:space="preserve">Example: Association with UID and legal form from the commercial register</w:t>
+      </w:r>
+    </w:p>
+    <w:p>
+      <w:pPr>
+        <w:pStyle w:val="SourceCode"/>
+      </w:pPr>
+      <w:r>
+        <w:rPr>
+          <w:rStyle w:val="FunctionTok"/>
+        </w:rPr>
+        <w:t xml:space="preserve">global_uri</w:t>
+      </w:r>
+      <w:r>
+        <w:rPr>
+          <w:rStyle w:val="KeywordTok"/>
+        </w:rPr>
+        <w:t xml:space="preserve">:</w:t>
+      </w:r>
+      <w:r>
+        <w:rPr>
+          <w:rStyle w:val="AttributeTok"/>
+        </w:rPr>
+        <w:t xml:space="preserve"> https://www.frc.ch/</w:t>
+      </w:r>
+      <w:r>
+        <w:br/>
+      </w:r>
+      <w:r>
+        <w:rPr>
+          <w:rStyle w:val="FunctionTok"/>
+        </w:rPr>
+        <w:t xml:space="preserve">organization_uid</w:t>
+      </w:r>
+      <w:r>
+        <w:rPr>
+          <w:rStyle w:val="KeywordTok"/>
+        </w:rPr>
+        <w:t xml:space="preserve">:</w:t>
+      </w:r>
+      <w:r>
+        <w:rPr>
+          <w:rStyle w:val="AttributeTok"/>
+        </w:rPr>
+        <w:t xml:space="preserve"> CHE-106.063.525</w:t>
+      </w:r>
+      <w:r>
+        <w:br/>
+      </w:r>
+      <w:r>
+        <w:rPr>
+          <w:rStyle w:val="FunctionTok"/>
+        </w:rPr>
+        <w:t xml:space="preserve">legal_form</w:t>
+      </w:r>
+      <w:r>
+        <w:rPr>
+          <w:rStyle w:val="KeywordTok"/>
+        </w:rPr>
+        <w:t xml:space="preserve">:</w:t>
+      </w:r>
+      <w:r>
+        <w:rPr>
+          <w:rStyle w:val="AttributeTok"/>
+        </w:rPr>
+        <w:t xml:space="preserve"> 0109</w:t>
+      </w:r>
+      <w:r>
+        <w:br/>
+      </w:r>
+      <w:r>
+        <w:rPr>
+          <w:rStyle w:val="FunctionTok"/>
+        </w:rPr>
+        <w:t xml:space="preserve">label</w:t>
+      </w:r>
+      <w:r>
+        <w:rPr>
+          <w:rStyle w:val="KeywordTok"/>
+        </w:rPr>
+        <w:t xml:space="preserve">:</w:t>
+      </w:r>
+      <w:r>
+        <w:br/>
+      </w:r>
+      <w:r>
+        <w:rPr>
+          <w:rStyle w:val="KeywordTok"/>
+        </w:rPr>
+        <w:t xml:space="preserve">-</w:t>
+      </w:r>
+      <w:r>
+        <w:rPr>
+          <w:rStyle w:val="AttributeTok"/>
+        </w:rPr>
+        <w:t xml:space="preserve"> </w:t>
+      </w:r>
+      <w:r>
+        <w:rPr>
+          <w:rStyle w:val="FunctionTok"/>
+        </w:rPr>
+        <w:t xml:space="preserve">value</w:t>
+      </w:r>
+      <w:r>
+        <w:rPr>
+          <w:rStyle w:val="KeywordTok"/>
+        </w:rPr>
+        <w:t xml:space="preserve">:</w:t>
+      </w:r>
+      <w:r>
+        <w:rPr>
+          <w:rStyle w:val="AttributeTok"/>
+        </w:rPr>
+        <w:t xml:space="preserve"> Fédération romande des consommateurs</w:t>
+      </w:r>
+      <w:r>
+        <w:br/>
+      </w:r>
+      <w:r>
+        <w:rPr>
+          <w:rStyle w:val="AttributeTok"/>
+        </w:rPr>
+        <w:t xml:space="preserve">  </w:t>
+      </w:r>
+      <w:r>
+        <w:rPr>
+          <w:rStyle w:val="FunctionTok"/>
+        </w:rPr>
+        <w:t xml:space="preserve">language</w:t>
+      </w:r>
+      <w:r>
+        <w:rPr>
+          <w:rStyle w:val="KeywordTok"/>
+        </w:rPr>
+        <w:t xml:space="preserve">:</w:t>
+      </w:r>
+      <w:r>
+        <w:rPr>
+          <w:rStyle w:val="AttributeTok"/>
+        </w:rPr>
+        <w:t xml:space="preserve"> fr</w:t>
+      </w:r>
+      <w:r>
+        <w:br/>
+      </w:r>
+      <w:r>
+        <w:rPr>
+          <w:rStyle w:val="FunctionTok"/>
+        </w:rPr>
+        <w:t xml:space="preserve">abbreviation</w:t>
+      </w:r>
+      <w:r>
+        <w:rPr>
+          <w:rStyle w:val="KeywordTok"/>
+        </w:rPr>
+        <w:t xml:space="preserve">:</w:t>
+      </w:r>
+      <w:r>
+        <w:br/>
+      </w:r>
+      <w:r>
+        <w:rPr>
+          <w:rStyle w:val="KeywordTok"/>
+        </w:rPr>
+        <w:t xml:space="preserve">-</w:t>
+      </w:r>
+      <w:r>
+        <w:rPr>
+          <w:rStyle w:val="AttributeTok"/>
+        </w:rPr>
+        <w:t xml:space="preserve"> </w:t>
+      </w:r>
+      <w:r>
+        <w:rPr>
+          <w:rStyle w:val="FunctionTok"/>
+        </w:rPr>
+        <w:t xml:space="preserve">value</w:t>
+      </w:r>
+      <w:r>
+        <w:rPr>
+          <w:rStyle w:val="KeywordTok"/>
+        </w:rPr>
+        <w:t xml:space="preserve">:</w:t>
+      </w:r>
+      <w:r>
+        <w:rPr>
+          <w:rStyle w:val="AttributeTok"/>
+        </w:rPr>
+        <w:t xml:space="preserve"> FRC</w:t>
+      </w:r>
+      <w:r>
+        <w:br/>
+      </w:r>
+      <w:r>
+        <w:rPr>
+          <w:rStyle w:val="AttributeTok"/>
+        </w:rPr>
+        <w:t xml:space="preserve">  </w:t>
+      </w:r>
+      <w:r>
+        <w:rPr>
+          <w:rStyle w:val="FunctionTok"/>
+        </w:rPr>
+        <w:t xml:space="preserve">language</w:t>
+      </w:r>
+      <w:r>
+        <w:rPr>
+          <w:rStyle w:val="KeywordTok"/>
+        </w:rPr>
+        <w:t xml:space="preserve">:</w:t>
+      </w:r>
+      <w:r>
+        <w:rPr>
+          <w:rStyle w:val="AttributeTok"/>
+        </w:rPr>
+        <w:t xml:space="preserve"> fr</w:t>
+      </w:r>
+      <w:r>
+        <w:br/>
+      </w:r>
+      <w:r>
+        <w:rPr>
+          <w:rStyle w:val="FunctionTok"/>
+        </w:rPr>
+        <w:t xml:space="preserve">group_type</w:t>
+      </w:r>
+      <w:r>
+        <w:rPr>
+          <w:rStyle w:val="KeywordTok"/>
+        </w:rPr>
+        <w:t xml:space="preserve">:</w:t>
+      </w:r>
+      <w:r>
+        <w:br/>
+      </w:r>
+      <w:r>
+        <w:rPr>
+          <w:rStyle w:val="AttributeTok"/>
+        </w:rPr>
+        <w:t xml:space="preserve">  </w:t>
+      </w:r>
+      <w:r>
+        <w:rPr>
+          <w:rStyle w:val="FunctionTok"/>
+        </w:rPr>
+        <w:t xml:space="preserve">group_type_enum</w:t>
+      </w:r>
+      <w:r>
+        <w:rPr>
+          <w:rStyle w:val="KeywordTok"/>
+        </w:rPr>
+        <w:t xml:space="preserve">:</w:t>
+      </w:r>
+      <w:r>
+        <w:rPr>
+          <w:rStyle w:val="AttributeTok"/>
+        </w:rPr>
+        <w:t xml:space="preserve"> association</w:t>
+      </w:r>
+      <w:r>
+        <w:br/>
+      </w:r>
+      <w:r>
+        <w:rPr>
+          <w:rStyle w:val="AttributeTok"/>
+        </w:rPr>
+        <w:t xml:space="preserve">  </w:t>
+      </w:r>
+      <w:r>
+        <w:rPr>
+          <w:rStyle w:val="FunctionTok"/>
+        </w:rPr>
+        <w:t xml:space="preserve">label</w:t>
+      </w:r>
+      <w:r>
+        <w:rPr>
+          <w:rStyle w:val="KeywordTok"/>
+        </w:rPr>
+        <w:t xml:space="preserve">:</w:t>
+      </w:r>
+      <w:r>
+        <w:rPr>
+          <w:rStyle w:val="AttributeTok"/>
+        </w:rPr>
+        <w:t xml:space="preserve"> Verein</w:t>
+      </w:r>
+      <w:r>
+        <w:br/>
+      </w:r>
+      <w:r>
+        <w:rPr>
+          <w:rStyle w:val="FunctionTok"/>
+        </w:rPr>
+        <w:t xml:space="preserve">spatial</w:t>
+      </w:r>
+      <w:r>
+        <w:rPr>
+          <w:rStyle w:val="KeywordTok"/>
+        </w:rPr>
+        <w:t xml:space="preserve">:</w:t>
+      </w:r>
+      <w:r>
+        <w:rPr>
+          <w:rStyle w:val="AttributeTok"/>
+        </w:rPr>
+        <w:t xml:space="preserve"> https://ld.admin.ch/canton/22</w:t>
+      </w:r>
+    </w:p>
     <w:bookmarkEnd w:id="137"/>
+    <w:bookmarkStart w:id="138" w:name="Xc525d3fd9f7fa1f1e94379f2d63dc5881667847"/>
+    <w:p>
+      <w:pPr>
+        <w:pStyle w:val="berschrift4"/>
+      </w:pPr>
+      <w:r>
+        <w:t xml:space="preserve">Example: Interest group with a trilingual name and contact</w:t>
+      </w:r>
+    </w:p>
+    <w:p>
+      <w:pPr>
+        <w:pStyle w:val="SourceCode"/>
+      </w:pPr>
+      <w:r>
+        <w:rPr>
+          <w:rStyle w:val="FunctionTok"/>
+        </w:rPr>
+        <w:t xml:space="preserve">local_id</w:t>
+      </w:r>
+      <w:r>
+        <w:rPr>
+          <w:rStyle w:val="KeywordTok"/>
+        </w:rPr>
+        <w:t xml:space="preserve">:</w:t>
+      </w:r>
+      <w:r>
+        <w:rPr>
+          <w:rStyle w:val="AttributeTok"/>
+        </w:rPr>
+        <w:t xml:space="preserve"> </w:t>
+      </w:r>
+      <w:r>
+        <w:rPr>
+          <w:rStyle w:val="DecValTok"/>
+        </w:rPr>
+        <w:t xml:space="preserve">6627</w:t>
+      </w:r>
+      <w:r>
+        <w:br/>
+      </w:r>
+      <w:r>
+        <w:rPr>
+          <w:rStyle w:val="FunctionTok"/>
+        </w:rPr>
+        <w:t xml:space="preserve">global_uri</w:t>
+      </w:r>
+      <w:r>
+        <w:rPr>
+          <w:rStyle w:val="KeywordTok"/>
+        </w:rPr>
+        <w:t xml:space="preserve">:</w:t>
+      </w:r>
+      <w:r>
+        <w:rPr>
+          <w:rStyle w:val="AttributeTok"/>
+        </w:rPr>
+        <w:t xml:space="preserve"> https://www.parlament.ch/de/organe/gruppen/konsumenteninformation-und-schutz</w:t>
+      </w:r>
+      <w:r>
+        <w:br/>
+      </w:r>
+      <w:r>
+        <w:rPr>
+          <w:rStyle w:val="FunctionTok"/>
+        </w:rPr>
+        <w:t xml:space="preserve">label</w:t>
+      </w:r>
+      <w:r>
+        <w:rPr>
+          <w:rStyle w:val="KeywordTok"/>
+        </w:rPr>
+        <w:t xml:space="preserve">:</w:t>
+      </w:r>
+      <w:r>
+        <w:br/>
+      </w:r>
+      <w:r>
+        <w:rPr>
+          <w:rStyle w:val="KeywordTok"/>
+        </w:rPr>
+        <w:t xml:space="preserve">-</w:t>
+      </w:r>
+      <w:r>
+        <w:rPr>
+          <w:rStyle w:val="AttributeTok"/>
+        </w:rPr>
+        <w:t xml:space="preserve"> </w:t>
+      </w:r>
+      <w:r>
+        <w:rPr>
+          <w:rStyle w:val="FunctionTok"/>
+        </w:rPr>
+        <w:t xml:space="preserve">value</w:t>
+      </w:r>
+      <w:r>
+        <w:rPr>
+          <w:rStyle w:val="KeywordTok"/>
+        </w:rPr>
+        <w:t xml:space="preserve">:</w:t>
+      </w:r>
+      <w:r>
+        <w:rPr>
+          <w:rStyle w:val="AttributeTok"/>
+        </w:rPr>
+        <w:t xml:space="preserve"> Konsumenteninformation und -schutz</w:t>
+      </w:r>
+      <w:r>
+        <w:br/>
+      </w:r>
+      <w:r>
+        <w:rPr>
+          <w:rStyle w:val="AttributeTok"/>
+        </w:rPr>
+        <w:t xml:space="preserve">  </w:t>
+      </w:r>
+      <w:r>
+        <w:rPr>
+          <w:rStyle w:val="FunctionTok"/>
+        </w:rPr>
+        <w:t xml:space="preserve">language</w:t>
+      </w:r>
+      <w:r>
+        <w:rPr>
+          <w:rStyle w:val="KeywordTok"/>
+        </w:rPr>
+        <w:t xml:space="preserve">:</w:t>
+      </w:r>
+      <w:r>
+        <w:rPr>
+          <w:rStyle w:val="AttributeTok"/>
+        </w:rPr>
+        <w:t xml:space="preserve"> de</w:t>
+      </w:r>
+      <w:r>
+        <w:br/>
+      </w:r>
+      <w:r>
+        <w:rPr>
+          <w:rStyle w:val="KeywordTok"/>
+        </w:rPr>
+        <w:t xml:space="preserve">-</w:t>
+      </w:r>
+      <w:r>
+        <w:rPr>
+          <w:rStyle w:val="AttributeTok"/>
+        </w:rPr>
+        <w:t xml:space="preserve"> </w:t>
+      </w:r>
+      <w:r>
+        <w:rPr>
+          <w:rStyle w:val="FunctionTok"/>
+        </w:rPr>
+        <w:t xml:space="preserve">value</w:t>
+      </w:r>
+      <w:r>
+        <w:rPr>
+          <w:rStyle w:val="KeywordTok"/>
+        </w:rPr>
+        <w:t xml:space="preserve">:</w:t>
+      </w:r>
+      <w:r>
+        <w:rPr>
+          <w:rStyle w:val="AttributeTok"/>
+        </w:rPr>
+        <w:t xml:space="preserve"> Information et défense des consommateurs</w:t>
+      </w:r>
+      <w:r>
+        <w:br/>
+      </w:r>
+      <w:r>
+        <w:rPr>
+          <w:rStyle w:val="AttributeTok"/>
+        </w:rPr>
+        <w:t xml:space="preserve">  </w:t>
+      </w:r>
+      <w:r>
+        <w:rPr>
+          <w:rStyle w:val="FunctionTok"/>
+        </w:rPr>
+        <w:t xml:space="preserve">language</w:t>
+      </w:r>
+      <w:r>
+        <w:rPr>
+          <w:rStyle w:val="KeywordTok"/>
+        </w:rPr>
+        <w:t xml:space="preserve">:</w:t>
+      </w:r>
+      <w:r>
+        <w:rPr>
+          <w:rStyle w:val="AttributeTok"/>
+        </w:rPr>
+        <w:t xml:space="preserve"> fr</w:t>
+      </w:r>
+      <w:r>
+        <w:br/>
+      </w:r>
+      <w:r>
+        <w:rPr>
+          <w:rStyle w:val="KeywordTok"/>
+        </w:rPr>
+        <w:t xml:space="preserve">-</w:t>
+      </w:r>
+      <w:r>
+        <w:rPr>
+          <w:rStyle w:val="AttributeTok"/>
+        </w:rPr>
+        <w:t xml:space="preserve"> </w:t>
+      </w:r>
+      <w:r>
+        <w:rPr>
+          <w:rStyle w:val="FunctionTok"/>
+        </w:rPr>
+        <w:t xml:space="preserve">value</w:t>
+      </w:r>
+      <w:r>
+        <w:rPr>
+          <w:rStyle w:val="KeywordTok"/>
+        </w:rPr>
+        <w:t xml:space="preserve">:</w:t>
+      </w:r>
+      <w:r>
+        <w:rPr>
+          <w:rStyle w:val="AttributeTok"/>
+        </w:rPr>
+        <w:t xml:space="preserve"> Informazione e tutela dei consumatori</w:t>
+      </w:r>
+      <w:r>
+        <w:br/>
+      </w:r>
+      <w:r>
+        <w:rPr>
+          <w:rStyle w:val="AttributeTok"/>
+        </w:rPr>
+        <w:t xml:space="preserve">  </w:t>
+      </w:r>
+      <w:r>
+        <w:rPr>
+          <w:rStyle w:val="FunctionTok"/>
+        </w:rPr>
+        <w:t xml:space="preserve">language</w:t>
+      </w:r>
+      <w:r>
+        <w:rPr>
+          <w:rStyle w:val="KeywordTok"/>
+        </w:rPr>
+        <w:t xml:space="preserve">:</w:t>
+      </w:r>
+      <w:r>
+        <w:rPr>
+          <w:rStyle w:val="AttributeTok"/>
+        </w:rPr>
+        <w:t xml:space="preserve"> it</w:t>
+      </w:r>
+      <w:r>
+        <w:br/>
+      </w:r>
+      <w:r>
+        <w:rPr>
+          <w:rStyle w:val="FunctionTok"/>
+        </w:rPr>
+        <w:t xml:space="preserve">description</w:t>
+      </w:r>
+      <w:r>
+        <w:rPr>
+          <w:rStyle w:val="KeywordTok"/>
+        </w:rPr>
+        <w:t xml:space="preserve">:</w:t>
+      </w:r>
+      <w:r>
+        <w:br/>
+      </w:r>
+      <w:r>
+        <w:rPr>
+          <w:rStyle w:val="KeywordTok"/>
+        </w:rPr>
+        <w:t xml:space="preserve">-</w:t>
+      </w:r>
+      <w:r>
+        <w:rPr>
+          <w:rStyle w:val="AttributeTok"/>
+        </w:rPr>
+        <w:t xml:space="preserve"> </w:t>
+      </w:r>
+      <w:r>
+        <w:rPr>
+          <w:rStyle w:val="FunctionTok"/>
+        </w:rPr>
+        <w:t xml:space="preserve">value</w:t>
+      </w:r>
+      <w:r>
+        <w:rPr>
+          <w:rStyle w:val="KeywordTok"/>
+        </w:rPr>
+        <w:t xml:space="preserve">:</w:t>
+      </w:r>
+      <w:r>
+        <w:rPr>
+          <w:rStyle w:val="AttributeTok"/>
+        </w:rPr>
+        <w:t xml:space="preserve"> L'intergroupe parlementaire « Information et défense des consommateurs » réunit toutes les sensibilités</w:t>
+      </w:r>
+      <w:r>
+        <w:br/>
+      </w:r>
+      <w:r>
+        <w:rPr>
+          <w:rStyle w:val="AttributeTok"/>
+        </w:rPr>
+        <w:t xml:space="preserve">    politiques. Cet intergroupe a pour mission d'informer et de sensibiliser les élu·e·s aux questions</w:t>
+      </w:r>
+      <w:r>
+        <w:br/>
+      </w:r>
+      <w:r>
+        <w:rPr>
+          <w:rStyle w:val="AttributeTok"/>
+        </w:rPr>
+        <w:t xml:space="preserve">    relatives à la défense des consommateur·rice·s en Suisse.</w:t>
+      </w:r>
+      <w:r>
+        <w:br/>
+      </w:r>
+      <w:r>
+        <w:rPr>
+          <w:rStyle w:val="AttributeTok"/>
+        </w:rPr>
+        <w:t xml:space="preserve">  </w:t>
+      </w:r>
+      <w:r>
+        <w:rPr>
+          <w:rStyle w:val="FunctionTok"/>
+        </w:rPr>
+        <w:t xml:space="preserve">language</w:t>
+      </w:r>
+      <w:r>
+        <w:rPr>
+          <w:rStyle w:val="KeywordTok"/>
+        </w:rPr>
+        <w:t xml:space="preserve">:</w:t>
+      </w:r>
+      <w:r>
+        <w:rPr>
+          <w:rStyle w:val="AttributeTok"/>
+        </w:rPr>
+        <w:t xml:space="preserve"> fr</w:t>
+      </w:r>
+      <w:r>
+        <w:br/>
+      </w:r>
+      <w:r>
+        <w:rPr>
+          <w:rStyle w:val="FunctionTok"/>
+        </w:rPr>
+        <w:t xml:space="preserve">landing_page</w:t>
+      </w:r>
+      <w:r>
+        <w:rPr>
+          <w:rStyle w:val="KeywordTok"/>
+        </w:rPr>
+        <w:t xml:space="preserve">:</w:t>
+      </w:r>
+      <w:r>
+        <w:br/>
+      </w:r>
+      <w:r>
+        <w:rPr>
+          <w:rStyle w:val="KeywordTok"/>
+        </w:rPr>
+        <w:t xml:space="preserve">-</w:t>
+      </w:r>
+      <w:r>
+        <w:rPr>
+          <w:rStyle w:val="AttributeTok"/>
+        </w:rPr>
+        <w:t xml:space="preserve"> </w:t>
+      </w:r>
+      <w:r>
+        <w:rPr>
+          <w:rStyle w:val="FunctionTok"/>
+        </w:rPr>
+        <w:t xml:space="preserve">value</w:t>
+      </w:r>
+      <w:r>
+        <w:rPr>
+          <w:rStyle w:val="KeywordTok"/>
+        </w:rPr>
+        <w:t xml:space="preserve">:</w:t>
+      </w:r>
+      <w:r>
+        <w:rPr>
+          <w:rStyle w:val="AttributeTok"/>
+        </w:rPr>
+        <w:t xml:space="preserve"> https://www.parlament.ch/centers/documents/de/gruppen-der-bundesversammlung.pdf</w:t>
+      </w:r>
+      <w:r>
+        <w:br/>
+      </w:r>
+      <w:r>
+        <w:rPr>
+          <w:rStyle w:val="AttributeTok"/>
+        </w:rPr>
+        <w:t xml:space="preserve">  </w:t>
+      </w:r>
+      <w:r>
+        <w:rPr>
+          <w:rStyle w:val="FunctionTok"/>
+        </w:rPr>
+        <w:t xml:space="preserve">language</w:t>
+      </w:r>
+      <w:r>
+        <w:rPr>
+          <w:rStyle w:val="KeywordTok"/>
+        </w:rPr>
+        <w:t xml:space="preserve">:</w:t>
+      </w:r>
+      <w:r>
+        <w:rPr>
+          <w:rStyle w:val="AttributeTok"/>
+        </w:rPr>
+        <w:t xml:space="preserve"> de</w:t>
+      </w:r>
+      <w:r>
+        <w:br/>
+      </w:r>
+      <w:r>
+        <w:rPr>
+          <w:rStyle w:val="FunctionTok"/>
+        </w:rPr>
+        <w:t xml:space="preserve">contacts</w:t>
+      </w:r>
+      <w:r>
+        <w:rPr>
+          <w:rStyle w:val="KeywordTok"/>
+        </w:rPr>
+        <w:t xml:space="preserve">:</w:t>
+      </w:r>
+      <w:r>
+        <w:br/>
+      </w:r>
+      <w:r>
+        <w:rPr>
+          <w:rStyle w:val="KeywordTok"/>
+        </w:rPr>
+        <w:t xml:space="preserve">-</w:t>
+      </w:r>
+      <w:r>
+        <w:rPr>
+          <w:rStyle w:val="AttributeTok"/>
+        </w:rPr>
+        <w:t xml:space="preserve"> </w:t>
+      </w:r>
+      <w:r>
+        <w:rPr>
+          <w:rStyle w:val="FunctionTok"/>
+        </w:rPr>
+        <w:t xml:space="preserve">contact_type</w:t>
+      </w:r>
+      <w:r>
+        <w:rPr>
+          <w:rStyle w:val="KeywordTok"/>
+        </w:rPr>
+        <w:t xml:space="preserve">:</w:t>
+      </w:r>
+      <w:r>
+        <w:rPr>
+          <w:rStyle w:val="AttributeTok"/>
+        </w:rPr>
+        <w:t xml:space="preserve"> email</w:t>
+      </w:r>
+      <w:r>
+        <w:br/>
+      </w:r>
+      <w:r>
+        <w:rPr>
+          <w:rStyle w:val="AttributeTok"/>
+        </w:rPr>
+        <w:t xml:space="preserve">  </w:t>
+      </w:r>
+      <w:r>
+        <w:rPr>
+          <w:rStyle w:val="FunctionTok"/>
+        </w:rPr>
+        <w:t xml:space="preserve">value</w:t>
+      </w:r>
+      <w:r>
+        <w:rPr>
+          <w:rStyle w:val="KeywordTok"/>
+        </w:rPr>
+        <w:t xml:space="preserve">:</w:t>
+      </w:r>
+      <w:r>
+        <w:rPr>
+          <w:rStyle w:val="AttributeTok"/>
+        </w:rPr>
+        <w:t xml:space="preserve"> l.altwegg@frc.ch</w:t>
+      </w:r>
+      <w:r>
+        <w:br/>
+      </w:r>
+      <w:r>
+        <w:rPr>
+          <w:rStyle w:val="AttributeTok"/>
+        </w:rPr>
+        <w:t xml:space="preserve">  </w:t>
+      </w:r>
+      <w:r>
+        <w:rPr>
+          <w:rStyle w:val="FunctionTok"/>
+        </w:rPr>
+        <w:t xml:space="preserve">label</w:t>
+      </w:r>
+      <w:r>
+        <w:rPr>
+          <w:rStyle w:val="KeywordTok"/>
+        </w:rPr>
+        <w:t xml:space="preserve">:</w:t>
+      </w:r>
+      <w:r>
+        <w:rPr>
+          <w:rStyle w:val="AttributeTok"/>
+        </w:rPr>
+        <w:t xml:space="preserve"> Sekretariat</w:t>
+      </w:r>
+      <w:r>
+        <w:br/>
+      </w:r>
+      <w:r>
+        <w:rPr>
+          <w:rStyle w:val="KeywordTok"/>
+        </w:rPr>
+        <w:t xml:space="preserve">-</w:t>
+      </w:r>
+      <w:r>
+        <w:rPr>
+          <w:rStyle w:val="AttributeTok"/>
+        </w:rPr>
+        <w:t xml:space="preserve"> </w:t>
+      </w:r>
+      <w:r>
+        <w:rPr>
+          <w:rStyle w:val="FunctionTok"/>
+        </w:rPr>
+        <w:t xml:space="preserve">contact_type</w:t>
+      </w:r>
+      <w:r>
+        <w:rPr>
+          <w:rStyle w:val="KeywordTok"/>
+        </w:rPr>
+        <w:t xml:space="preserve">:</w:t>
+      </w:r>
+      <w:r>
+        <w:rPr>
+          <w:rStyle w:val="AttributeTok"/>
+        </w:rPr>
+        <w:t xml:space="preserve"> phone</w:t>
+      </w:r>
+      <w:r>
+        <w:br/>
+      </w:r>
+      <w:r>
+        <w:rPr>
+          <w:rStyle w:val="AttributeTok"/>
+        </w:rPr>
+        <w:t xml:space="preserve">  </w:t>
+      </w:r>
+      <w:r>
+        <w:rPr>
+          <w:rStyle w:val="FunctionTok"/>
+        </w:rPr>
+        <w:t xml:space="preserve">value</w:t>
+      </w:r>
+      <w:r>
+        <w:rPr>
+          <w:rStyle w:val="KeywordTok"/>
+        </w:rPr>
+        <w:t xml:space="preserve">:</w:t>
+      </w:r>
+      <w:r>
+        <w:rPr>
+          <w:rStyle w:val="AttributeTok"/>
+        </w:rPr>
+        <w:t xml:space="preserve"> +41 21 331 00 95</w:t>
+      </w:r>
+      <w:r>
+        <w:br/>
+      </w:r>
+      <w:r>
+        <w:rPr>
+          <w:rStyle w:val="AttributeTok"/>
+        </w:rPr>
+        <w:t xml:space="preserve">  </w:t>
+      </w:r>
+      <w:r>
+        <w:rPr>
+          <w:rStyle w:val="FunctionTok"/>
+        </w:rPr>
+        <w:t xml:space="preserve">label</w:t>
+      </w:r>
+      <w:r>
+        <w:rPr>
+          <w:rStyle w:val="KeywordTok"/>
+        </w:rPr>
+        <w:t xml:space="preserve">:</w:t>
+      </w:r>
+      <w:r>
+        <w:rPr>
+          <w:rStyle w:val="AttributeTok"/>
+        </w:rPr>
+        <w:t xml:space="preserve"> Sekretariat</w:t>
+      </w:r>
+      <w:r>
+        <w:br/>
+      </w:r>
+      <w:r>
+        <w:rPr>
+          <w:rStyle w:val="FunctionTok"/>
+        </w:rPr>
+        <w:t xml:space="preserve">addresses</w:t>
+      </w:r>
+      <w:r>
+        <w:rPr>
+          <w:rStyle w:val="KeywordTok"/>
+        </w:rPr>
+        <w:t xml:space="preserve">:</w:t>
+      </w:r>
+      <w:r>
+        <w:br/>
+      </w:r>
+      <w:r>
+        <w:rPr>
+          <w:rStyle w:val="KeywordTok"/>
+        </w:rPr>
+        <w:t xml:space="preserve">-</w:t>
+      </w:r>
+      <w:r>
+        <w:rPr>
+          <w:rStyle w:val="AttributeTok"/>
+        </w:rPr>
+        <w:t xml:space="preserve"> </w:t>
+      </w:r>
+      <w:r>
+        <w:rPr>
+          <w:rStyle w:val="FunctionTok"/>
+        </w:rPr>
+        <w:t xml:space="preserve">address_type</w:t>
+      </w:r>
+      <w:r>
+        <w:rPr>
+          <w:rStyle w:val="KeywordTok"/>
+        </w:rPr>
+        <w:t xml:space="preserve">:</w:t>
+      </w:r>
+      <w:r>
+        <w:rPr>
+          <w:rStyle w:val="AttributeTok"/>
+        </w:rPr>
+        <w:t xml:space="preserve"> businessAddress</w:t>
+      </w:r>
+      <w:r>
+        <w:br/>
+      </w:r>
+      <w:r>
+        <w:rPr>
+          <w:rStyle w:val="AttributeTok"/>
+        </w:rPr>
+        <w:t xml:space="preserve">  </w:t>
+      </w:r>
+      <w:r>
+        <w:rPr>
+          <w:rStyle w:val="FunctionTok"/>
+        </w:rPr>
+        <w:t xml:space="preserve">address_uri</w:t>
+      </w:r>
+      <w:r>
+        <w:rPr>
+          <w:rStyle w:val="KeywordTok"/>
+        </w:rPr>
+        <w:t xml:space="preserve">:</w:t>
+      </w:r>
+      <w:r>
+        <w:rPr>
+          <w:rStyle w:val="AttributeTok"/>
+        </w:rPr>
+        <w:t xml:space="preserve"> https://geo.ld.admin.ch/location/address/101009806</w:t>
+      </w:r>
+      <w:r>
+        <w:br/>
+      </w:r>
+      <w:r>
+        <w:rPr>
+          <w:rStyle w:val="AttributeTok"/>
+        </w:rPr>
+        <w:t xml:space="preserve">  </w:t>
+      </w:r>
+      <w:r>
+        <w:rPr>
+          <w:rStyle w:val="FunctionTok"/>
+        </w:rPr>
+        <w:t xml:space="preserve">street_address</w:t>
+      </w:r>
+      <w:r>
+        <w:rPr>
+          <w:rStyle w:val="KeywordTok"/>
+        </w:rPr>
+        <w:t xml:space="preserve">:</w:t>
+      </w:r>
+      <w:r>
+        <w:rPr>
+          <w:rStyle w:val="AttributeTok"/>
+        </w:rPr>
+        <w:t xml:space="preserve"> Fédération romande des consommateurs, Rue de Genève 17, case postale 585</w:t>
+      </w:r>
+      <w:r>
+        <w:br/>
+      </w:r>
+      <w:r>
+        <w:rPr>
+          <w:rStyle w:val="AttributeTok"/>
+        </w:rPr>
+        <w:t xml:space="preserve">  </w:t>
+      </w:r>
+      <w:r>
+        <w:rPr>
+          <w:rStyle w:val="FunctionTok"/>
+        </w:rPr>
+        <w:t xml:space="preserve">postal_code</w:t>
+      </w:r>
+      <w:r>
+        <w:rPr>
+          <w:rStyle w:val="KeywordTok"/>
+        </w:rPr>
+        <w:t xml:space="preserve">:</w:t>
+      </w:r>
+      <w:r>
+        <w:rPr>
+          <w:rStyle w:val="AttributeTok"/>
+        </w:rPr>
+        <w:t xml:space="preserve"> </w:t>
+      </w:r>
+      <w:r>
+        <w:rPr>
+          <w:rStyle w:val="StringTok"/>
+        </w:rPr>
+        <w:t xml:space="preserve">'1001'</w:t>
+      </w:r>
+      <w:r>
+        <w:br/>
+      </w:r>
+      <w:r>
+        <w:rPr>
+          <w:rStyle w:val="AttributeTok"/>
+        </w:rPr>
+        <w:t xml:space="preserve">  </w:t>
+      </w:r>
+      <w:r>
+        <w:rPr>
+          <w:rStyle w:val="FunctionTok"/>
+        </w:rPr>
+        <w:t xml:space="preserve">postal_locality</w:t>
+      </w:r>
+      <w:r>
+        <w:rPr>
+          <w:rStyle w:val="KeywordTok"/>
+        </w:rPr>
+        <w:t xml:space="preserve">:</w:t>
+      </w:r>
+      <w:r>
+        <w:rPr>
+          <w:rStyle w:val="AttributeTok"/>
+        </w:rPr>
+        <w:t xml:space="preserve"> Lausanne</w:t>
+      </w:r>
+      <w:r>
+        <w:br/>
+      </w:r>
+      <w:r>
+        <w:rPr>
+          <w:rStyle w:val="AttributeTok"/>
+        </w:rPr>
+        <w:t xml:space="preserve">  </w:t>
+      </w:r>
+      <w:r>
+        <w:rPr>
+          <w:rStyle w:val="FunctionTok"/>
+        </w:rPr>
+        <w:t xml:space="preserve">country</w:t>
+      </w:r>
+      <w:r>
+        <w:rPr>
+          <w:rStyle w:val="KeywordTok"/>
+        </w:rPr>
+        <w:t xml:space="preserve">:</w:t>
+      </w:r>
+      <w:r>
+        <w:rPr>
+          <w:rStyle w:val="AttributeTok"/>
+        </w:rPr>
+        <w:t xml:space="preserve"> CH</w:t>
+      </w:r>
+      <w:r>
+        <w:br/>
+      </w:r>
+      <w:r>
+        <w:rPr>
+          <w:rStyle w:val="FunctionTok"/>
+        </w:rPr>
+        <w:t xml:space="preserve">group_type</w:t>
+      </w:r>
+      <w:r>
+        <w:rPr>
+          <w:rStyle w:val="KeywordTok"/>
+        </w:rPr>
+        <w:t xml:space="preserve">:</w:t>
+      </w:r>
+      <w:r>
+        <w:br/>
+      </w:r>
+      <w:r>
+        <w:rPr>
+          <w:rStyle w:val="AttributeTok"/>
+        </w:rPr>
+        <w:t xml:space="preserve">  </w:t>
+      </w:r>
+      <w:r>
+        <w:rPr>
+          <w:rStyle w:val="FunctionTok"/>
+        </w:rPr>
+        <w:t xml:space="preserve">group_type_enum</w:t>
+      </w:r>
+      <w:r>
+        <w:rPr>
+          <w:rStyle w:val="KeywordTok"/>
+        </w:rPr>
+        <w:t xml:space="preserve">:</w:t>
+      </w:r>
+      <w:r>
+        <w:rPr>
+          <w:rStyle w:val="AttributeTok"/>
+        </w:rPr>
+        <w:t xml:space="preserve"> interest_group</w:t>
+      </w:r>
+      <w:r>
+        <w:br/>
+      </w:r>
+      <w:r>
+        <w:rPr>
+          <w:rStyle w:val="AttributeTok"/>
+        </w:rPr>
+        <w:t xml:space="preserve">  </w:t>
+      </w:r>
+      <w:r>
+        <w:rPr>
+          <w:rStyle w:val="FunctionTok"/>
+        </w:rPr>
+        <w:t xml:space="preserve">label</w:t>
+      </w:r>
+      <w:r>
+        <w:rPr>
+          <w:rStyle w:val="KeywordTok"/>
+        </w:rPr>
+        <w:t xml:space="preserve">:</w:t>
+      </w:r>
+      <w:r>
+        <w:rPr>
+          <w:rStyle w:val="AttributeTok"/>
+        </w:rPr>
+        <w:t xml:space="preserve"> Interessengruppe</w:t>
+      </w:r>
+      <w:r>
+        <w:br/>
+      </w:r>
+      <w:r>
+        <w:rPr>
+          <w:rStyle w:val="FunctionTok"/>
+        </w:rPr>
+        <w:t xml:space="preserve">spatial</w:t>
+      </w:r>
+      <w:r>
+        <w:rPr>
+          <w:rStyle w:val="KeywordTok"/>
+        </w:rPr>
+        <w:t xml:space="preserve">:</w:t>
+      </w:r>
+      <w:r>
+        <w:rPr>
+          <w:rStyle w:val="AttributeTok"/>
+        </w:rPr>
+        <w:t xml:space="preserve"> https://ld.admin.ch/country/CHE</w:t>
+      </w:r>
+      <w:r>
+        <w:br/>
+      </w:r>
+      <w:r>
+        <w:rPr>
+          <w:rStyle w:val="FunctionTok"/>
+        </w:rPr>
+        <w:t xml:space="preserve">valid_from</w:t>
+      </w:r>
+      <w:r>
+        <w:rPr>
+          <w:rStyle w:val="KeywordTok"/>
+        </w:rPr>
+        <w:t xml:space="preserve">:</w:t>
+      </w:r>
+      <w:r>
+        <w:rPr>
+          <w:rStyle w:val="AttributeTok"/>
+        </w:rPr>
+        <w:t xml:space="preserve"> 2012-01-01</w:t>
+      </w:r>
+    </w:p>
     <w:bookmarkEnd w:id="138"/>
-    <w:bookmarkStart w:id="141" w:name="class-grouptype"/>
+    <w:bookmarkEnd w:id="139"/>
+    <w:bookmarkEnd w:id="140"/>
+    <w:bookmarkStart w:id="143" w:name="class-grouptype"/>
     <w:p>
       <w:pPr>
         <w:pStyle w:val="berschrift2"/>
@@ -17947,7 +18427,7 @@
         <w:t xml:space="preserve">__</w:t>
       </w:r>
     </w:p>
-    <w:bookmarkStart w:id="139" w:name="attribute-8"/>
+    <w:bookmarkStart w:id="141" w:name="attribute-8"/>
     <w:p>
       <w:pPr>
         <w:pStyle w:val="berschrift3"/>
@@ -18111,8 +18591,8 @@
         </w:tc>
       </w:tr>
     </w:tbl>
-    <w:bookmarkEnd w:id="139"/>
-    <w:bookmarkStart w:id="140" w:name="usages-8"/>
+    <w:bookmarkEnd w:id="141"/>
+    <w:bookmarkStart w:id="142" w:name="usages-8"/>
     <w:p>
       <w:pPr>
         <w:pStyle w:val="berschrift3"/>
@@ -18253,9 +18733,9 @@
         </w:tc>
       </w:tr>
     </w:tbl>
-    <w:bookmarkEnd w:id="140"/>
-    <w:bookmarkEnd w:id="141"/>
-    <w:bookmarkStart w:id="167" w:name="enum-grouptypeenum"/>
+    <w:bookmarkEnd w:id="142"/>
+    <w:bookmarkEnd w:id="143"/>
+    <w:bookmarkStart w:id="169" w:name="enum-grouptypeenum"/>
     <w:p>
       <w:pPr>
         <w:pStyle w:val="berschrift2"/>
@@ -18294,7 +18774,7 @@
       <w:r>
         <w:t xml:space="preserve"> </w:t>
       </w:r>
-      <w:hyperlink ns1:id="rId142">
+      <w:hyperlink ns1:id="rId144">
         <w:r>
           <w:rPr>
             <w:rStyle w:val="Hyperlink"/>
@@ -18303,7 +18783,7 @@
         </w:r>
       </w:hyperlink>
     </w:p>
-    <w:bookmarkStart w:id="166" w:name="permissible-values-3"/>
+    <w:bookmarkStart w:id="168" w:name="permissible-values-3"/>
     <w:p>
       <w:pPr>
         <w:pStyle w:val="berschrift3"/>
@@ -18393,7 +18873,7 @@
             <w:pPr>
               <w:pStyle w:val="Compact"/>
             </w:pPr>
-            <w:hyperlink ns1:id="rId143">
+            <w:hyperlink ns1:id="rId145">
               <w:r>
                 <w:rPr>
                   <w:rStyle w:val="Hyperlink"/>
@@ -18447,7 +18927,7 @@
             <w:pPr>
               <w:pStyle w:val="Compact"/>
             </w:pPr>
-            <w:hyperlink ns1:id="rId144">
+            <w:hyperlink ns1:id="rId146">
               <w:r>
                 <w:rPr>
                   <w:rStyle w:val="Hyperlink"/>
@@ -18501,7 +18981,7 @@
             <w:pPr>
               <w:pStyle w:val="Compact"/>
             </w:pPr>
-            <w:hyperlink ns1:id="rId145">
+            <w:hyperlink ns1:id="rId147">
               <w:r>
                 <w:rPr>
                   <w:rStyle w:val="Hyperlink"/>
@@ -18561,7 +19041,7 @@
             <w:pPr>
               <w:pStyle w:val="Compact"/>
             </w:pPr>
-            <w:hyperlink ns1:id="rId146">
+            <w:hyperlink ns1:id="rId148">
               <w:r>
                 <w:rPr>
                   <w:rStyle w:val="Hyperlink"/>
@@ -18615,7 +19095,7 @@
             <w:pPr>
               <w:pStyle w:val="Compact"/>
             </w:pPr>
-            <w:hyperlink ns1:id="rId147">
+            <w:hyperlink ns1:id="rId149">
               <w:r>
                 <w:rPr>
                   <w:rStyle w:val="Hyperlink"/>
@@ -18669,7 +19149,7 @@
             <w:pPr>
               <w:pStyle w:val="Compact"/>
             </w:pPr>
-            <w:hyperlink ns1:id="rId148">
+            <w:hyperlink ns1:id="rId150">
               <w:r>
                 <w:rPr>
                   <w:rStyle w:val="Hyperlink"/>
@@ -18723,7 +19203,7 @@
             <w:pPr>
               <w:pStyle w:val="Compact"/>
             </w:pPr>
-            <w:hyperlink ns1:id="rId149">
+            <w:hyperlink ns1:id="rId151">
               <w:r>
                 <w:rPr>
                   <w:rStyle w:val="Hyperlink"/>
@@ -18777,7 +19257,7 @@
             <w:pPr>
               <w:pStyle w:val="Compact"/>
             </w:pPr>
-            <w:hyperlink ns1:id="rId150">
+            <w:hyperlink ns1:id="rId152">
               <w:r>
                 <w:rPr>
                   <w:rStyle w:val="Hyperlink"/>
@@ -18831,7 +19311,7 @@
             <w:pPr>
               <w:pStyle w:val="Compact"/>
             </w:pPr>
-            <w:hyperlink ns1:id="rId151">
+            <w:hyperlink ns1:id="rId153">
               <w:r>
                 <w:rPr>
                   <w:rStyle w:val="Hyperlink"/>
@@ -18885,7 +19365,7 @@
             <w:pPr>
               <w:pStyle w:val="Compact"/>
             </w:pPr>
-            <w:hyperlink ns1:id="rId152">
+            <w:hyperlink ns1:id="rId154">
               <w:r>
                 <w:rPr>
                   <w:rStyle w:val="Hyperlink"/>
@@ -18939,7 +19419,7 @@
             <w:pPr>
               <w:pStyle w:val="Compact"/>
             </w:pPr>
-            <w:hyperlink ns1:id="rId153">
+            <w:hyperlink ns1:id="rId155">
               <w:r>
                 <w:rPr>
                   <w:rStyle w:val="Hyperlink"/>
@@ -18993,7 +19473,7 @@
             <w:pPr>
               <w:pStyle w:val="Compact"/>
             </w:pPr>
-            <w:hyperlink ns1:id="rId154">
+            <w:hyperlink ns1:id="rId156">
               <w:r>
                 <w:rPr>
                   <w:rStyle w:val="Hyperlink"/>
@@ -19047,7 +19527,7 @@
             <w:pPr>
               <w:pStyle w:val="Compact"/>
             </w:pPr>
-            <w:hyperlink ns1:id="rId155">
+            <w:hyperlink ns1:id="rId157">
               <w:r>
                 <w:rPr>
                   <w:rStyle w:val="Hyperlink"/>
@@ -19101,7 +19581,7 @@
             <w:pPr>
               <w:pStyle w:val="Compact"/>
             </w:pPr>
-            <w:hyperlink ns1:id="rId156">
+            <w:hyperlink ns1:id="rId158">
               <w:r>
                 <w:rPr>
                   <w:rStyle w:val="Hyperlink"/>
@@ -19155,7 +19635,7 @@
             <w:pPr>
               <w:pStyle w:val="Compact"/>
             </w:pPr>
-            <w:hyperlink ns1:id="rId157">
+            <w:hyperlink ns1:id="rId159">
               <w:r>
                 <w:rPr>
                   <w:rStyle w:val="Hyperlink"/>
@@ -19209,7 +19689,7 @@
             <w:pPr>
               <w:pStyle w:val="Compact"/>
             </w:pPr>
-            <w:hyperlink ns1:id="rId158">
+            <w:hyperlink ns1:id="rId160">
               <w:r>
                 <w:rPr>
                   <w:rStyle w:val="Hyperlink"/>
@@ -19263,7 +19743,7 @@
             <w:pPr>
               <w:pStyle w:val="Compact"/>
             </w:pPr>
-            <w:hyperlink ns1:id="rId159">
+            <w:hyperlink ns1:id="rId161">
               <w:r>
                 <w:rPr>
                   <w:rStyle w:val="Hyperlink"/>
@@ -19297,27 +19777,27 @@
               <w:pStyle w:val="Compact"/>
             </w:pPr>
             <w:r>
-              <w:t xml:space="preserve">Administrative unit serving a council, whatever it is called locally (parliamentary services, council secretariat, city or municipal chancellery). Used for the legislative as well as the executive council.</w:t>
-            </w:r>
-          </w:p>
-        </w:tc>
-      </w:tr>
-      <w:tr>
-        <w:tc>
-          <w:tcPr/>
-          <w:p>
-            <w:pPr>
-              <w:pStyle w:val="Compact"/>
-            </w:pPr>
-          </w:p>
-        </w:tc>
-        <w:tc>
-          <w:tcPr/>
-          <w:p>
-            <w:pPr>
-              <w:pStyle w:val="Compact"/>
-            </w:pPr>
-            <w:hyperlink ns1:id="rId160">
+              <w:t xml:space="preserve">Administrative unit serving a council, whatever it is called locally (parliamentary services, council secretariat, state, cantonal or municipal chancellery). Used for the legislative as well as the executive council: the state chancellery is the staff unit of the executive council, the parliamentary services are that of the legislative council.</w:t>
+            </w:r>
+          </w:p>
+        </w:tc>
+      </w:tr>
+      <w:tr>
+        <w:tc>
+          <w:tcPr/>
+          <w:p>
+            <w:pPr>
+              <w:pStyle w:val="Compact"/>
+            </w:pPr>
+          </w:p>
+        </w:tc>
+        <w:tc>
+          <w:tcPr/>
+          <w:p>
+            <w:pPr>
+              <w:pStyle w:val="Compact"/>
+            </w:pPr>
+            <w:hyperlink ns1:id="rId162">
               <w:r>
                 <w:rPr>
                   <w:rStyle w:val="Hyperlink"/>
@@ -19371,7 +19851,7 @@
             <w:pPr>
               <w:pStyle w:val="Compact"/>
             </w:pPr>
-            <w:hyperlink ns1:id="rId161">
+            <w:hyperlink ns1:id="rId163">
               <w:r>
                 <w:rPr>
                   <w:rStyle w:val="Hyperlink"/>
@@ -19425,7 +19905,7 @@
             <w:pPr>
               <w:pStyle w:val="Compact"/>
             </w:pPr>
-            <w:hyperlink ns1:id="rId162">
+            <w:hyperlink ns1:id="rId164">
               <w:r>
                 <w:rPr>
                   <w:rStyle w:val="Hyperlink"/>
@@ -19479,7 +19959,7 @@
             <w:pPr>
               <w:pStyle w:val="Compact"/>
             </w:pPr>
-            <w:hyperlink ns1:id="rId163">
+            <w:hyperlink ns1:id="rId165">
               <w:r>
                 <w:rPr>
                   <w:rStyle w:val="Hyperlink"/>
@@ -19533,7 +20013,7 @@
             <w:pPr>
               <w:pStyle w:val="Compact"/>
             </w:pPr>
-            <w:hyperlink ns1:id="rId164">
+            <w:hyperlink ns1:id="rId166">
               <w:r>
                 <w:rPr>
                   <w:rStyle w:val="Hyperlink"/>
@@ -19587,7 +20067,7 @@
             <w:pPr>
               <w:pStyle w:val="Compact"/>
             </w:pPr>
-            <w:hyperlink ns1:id="rId165">
+            <w:hyperlink ns1:id="rId167">
               <w:r>
                 <w:rPr>
                   <w:rStyle w:val="Hyperlink"/>
@@ -19599,15 +20079,15 @@
         </w:tc>
       </w:tr>
     </w:tbl>
-    <w:bookmarkEnd w:id="166"/>
+    <w:bookmarkEnd w:id="168"/>
     <w:p>
       <w:r>
         <w:br w:type="page"/>
       </w:r>
     </w:p>
-    <w:bookmarkEnd w:id="167"/>
-    <w:bookmarkEnd w:id="168"/>
-    <w:bookmarkStart w:id="183" w:name="memberships"/>
+    <w:bookmarkEnd w:id="169"/>
+    <w:bookmarkEnd w:id="170"/>
+    <w:bookmarkStart w:id="185" w:name="memberships"/>
     <w:p>
       <w:pPr>
         <w:pStyle w:val="berschrift1"/>
@@ -20058,7 +20538,7 @@
         <w:t xml:space="preserve">).</w:t>
       </w:r>
     </w:p>
-    <w:bookmarkStart w:id="171" w:name="class-membership"/>
+    <w:bookmarkStart w:id="173" w:name="class-membership"/>
     <w:p>
       <w:pPr>
         <w:pStyle w:val="berschrift2"/>
@@ -20087,7 +20567,7 @@
         <w:t xml:space="preserve">__</w:t>
       </w:r>
     </w:p>
-    <w:bookmarkStart w:id="169" w:name="attribute-9"/>
+    <w:bookmarkStart w:id="171" w:name="attribute-9"/>
     <w:p>
       <w:pPr>
         <w:pStyle w:val="berschrift3"/>
@@ -21104,8 +21584,8 @@
         </w:tc>
       </w:tr>
     </w:tbl>
-    <w:bookmarkEnd w:id="169"/>
-    <w:bookmarkStart w:id="170" w:name="usages-9"/>
+    <w:bookmarkEnd w:id="171"/>
+    <w:bookmarkStart w:id="172" w:name="usages-9"/>
     <w:p>
       <w:pPr>
         <w:pStyle w:val="berschrift3"/>
@@ -21246,9 +21726,9 @@
         </w:tc>
       </w:tr>
     </w:tbl>
-    <w:bookmarkEnd w:id="170"/>
-    <w:bookmarkEnd w:id="171"/>
-    <w:bookmarkStart w:id="176" w:name="class-roletype"/>
+    <w:bookmarkEnd w:id="172"/>
+    <w:bookmarkEnd w:id="173"/>
+    <w:bookmarkStart w:id="178" w:name="class-roletype"/>
     <w:p>
       <w:pPr>
         <w:pStyle w:val="berschrift2"/>
@@ -21406,7 +21886,7 @@
         <w:t xml:space="preserve">__</w:t>
       </w:r>
     </w:p>
-    <w:bookmarkStart w:id="173" w:name="attribute-10"/>
+    <w:bookmarkStart w:id="175" w:name="attribute-10"/>
     <w:p>
       <w:pPr>
         <w:pStyle w:val="berschrift3"/>
@@ -21606,7 +22086,7 @@
         </w:tc>
       </w:tr>
     </w:tbl>
-    <w:bookmarkStart w:id="172" w:name="constraints-2"/>
+    <w:bookmarkStart w:id="174" w:name="constraints-2"/>
     <w:p>
       <w:pPr>
         <w:pStyle w:val="berschrift5"/>
@@ -21657,9 +22137,9 @@
         </w:r>
       </w:hyperlink>
     </w:p>
-    <w:bookmarkEnd w:id="172"/>
-    <w:bookmarkEnd w:id="173"/>
-    <w:bookmarkStart w:id="175" w:name="usages-10"/>
+    <w:bookmarkEnd w:id="174"/>
+    <w:bookmarkEnd w:id="175"/>
+    <w:bookmarkStart w:id="177" w:name="usages-10"/>
     <w:p>
       <w:pPr>
         <w:pStyle w:val="berschrift3"/>
@@ -21800,7 +22280,7 @@
         </w:tc>
       </w:tr>
     </w:tbl>
-    <w:bookmarkStart w:id="174" w:name="rules"/>
+    <w:bookmarkStart w:id="176" w:name="rules"/>
     <w:p>
       <w:pPr>
         <w:pStyle w:val="berschrift5"/>
@@ -21830,10 +22310,10 @@
         <w:t xml:space="preserve">, a descriptive label must be provided.</w:t>
       </w:r>
     </w:p>
-    <w:bookmarkEnd w:id="174"/>
-    <w:bookmarkEnd w:id="175"/>
     <w:bookmarkEnd w:id="176"/>
-    <w:bookmarkStart w:id="179" w:name="enum-roleenum"/>
+    <w:bookmarkEnd w:id="177"/>
+    <w:bookmarkEnd w:id="178"/>
+    <w:bookmarkStart w:id="181" w:name="enum-roleenum"/>
     <w:p>
       <w:pPr>
         <w:pStyle w:val="berschrift2"/>
@@ -21872,7 +22352,7 @@
       <w:r>
         <w:t xml:space="preserve"> </w:t>
       </w:r>
-      <w:hyperlink ns1:id="rId177">
+      <w:hyperlink ns1:id="rId179">
         <w:r>
           <w:rPr>
             <w:rStyle w:val="Hyperlink"/>
@@ -21881,7 +22361,7 @@
         </w:r>
       </w:hyperlink>
     </w:p>
-    <w:bookmarkStart w:id="178" w:name="permissible-values-4"/>
+    <w:bookmarkStart w:id="180" w:name="permissible-values-4"/>
     <w:p>
       <w:pPr>
         <w:pStyle w:val="berschrift3"/>
@@ -22032,9 +22512,9 @@
         </w:tc>
       </w:tr>
     </w:tbl>
-    <w:bookmarkEnd w:id="178"/>
-    <w:bookmarkEnd w:id="179"/>
-    <w:bookmarkStart w:id="182" w:name="class-electoraldistrict"/>
+    <w:bookmarkEnd w:id="180"/>
+    <w:bookmarkEnd w:id="181"/>
+    <w:bookmarkStart w:id="184" w:name="class-electoraldistrict"/>
     <w:p>
       <w:pPr>
         <w:pStyle w:val="berschrift2"/>
@@ -22063,7 +22543,7 @@
         <w:t xml:space="preserve">__</w:t>
       </w:r>
     </w:p>
-    <w:bookmarkStart w:id="180" w:name="attribute-11"/>
+    <w:bookmarkStart w:id="182" w:name="attribute-11"/>
     <w:p>
       <w:pPr>
         <w:pStyle w:val="berschrift3"/>
@@ -22382,8 +22862,8 @@
         </w:tc>
       </w:tr>
     </w:tbl>
-    <w:bookmarkEnd w:id="180"/>
-    <w:bookmarkStart w:id="181" w:name="usages-11"/>
+    <w:bookmarkEnd w:id="182"/>
+    <w:bookmarkStart w:id="183" w:name="usages-11"/>
     <w:p>
       <w:pPr>
         <w:pStyle w:val="berschrift3"/>
@@ -22524,15 +23004,15 @@
         </w:tc>
       </w:tr>
     </w:tbl>
-    <w:bookmarkEnd w:id="181"/>
+    <w:bookmarkEnd w:id="183"/>
     <w:p>
       <w:r>
         <w:br w:type="page"/>
       </w:r>
     </w:p>
-    <w:bookmarkEnd w:id="182"/>
-    <w:bookmarkEnd w:id="183"/>
-    <w:bookmarkStart w:id="248" w:name="interest-links"/>
+    <w:bookmarkEnd w:id="184"/>
+    <w:bookmarkEnd w:id="185"/>
+    <w:bookmarkStart w:id="250" w:name="interest-links"/>
     <w:p>
       <w:pPr>
         <w:pStyle w:val="berschrift1"/>
@@ -22551,7 +23031,7 @@
       <w:r>
         <w:t xml:space="preserve"> </w:t>
       </w:r>
-      <w:hyperlink ns1:id="rId184">
+      <w:hyperlink ns1:id="rId186">
         <w:r>
           <w:rPr>
             <w:rStyle w:val="Hyperlink"/>
@@ -22853,7 +23333,7 @@
         <w:t xml:space="preserve">In addition to the committee and function within the organisation, it is explicitly recorded whether the position is paid – a central transparency aspect.</w:t>
       </w:r>
     </w:p>
-    <w:bookmarkStart w:id="200" w:name="class-interestlink"/>
+    <w:bookmarkStart w:id="202" w:name="class-interestlink"/>
     <w:p>
       <w:pPr>
         <w:pStyle w:val="berschrift2"/>
@@ -22882,7 +23362,7 @@
         <w:t xml:space="preserve">__</w:t>
       </w:r>
     </w:p>
-    <w:bookmarkStart w:id="186" w:name="attribute-12"/>
+    <w:bookmarkStart w:id="188" w:name="attribute-12"/>
     <w:p>
       <w:pPr>
         <w:pStyle w:val="berschrift3"/>
@@ -24103,7 +24583,7 @@
         </w:tc>
       </w:tr>
     </w:tbl>
-    <w:bookmarkStart w:id="185" w:name="constraints-3"/>
+    <w:bookmarkStart w:id="187" w:name="constraints-3"/>
     <w:p>
       <w:pPr>
         <w:pStyle w:val="berschrift5"/>
@@ -24154,9 +24634,9 @@
         </w:r>
       </w:hyperlink>
     </w:p>
-    <w:bookmarkEnd w:id="185"/>
-    <w:bookmarkEnd w:id="186"/>
-    <w:bookmarkStart w:id="187" w:name="usages-12"/>
+    <w:bookmarkEnd w:id="187"/>
+    <w:bookmarkEnd w:id="188"/>
+    <w:bookmarkStart w:id="189" w:name="usages-12"/>
     <w:p>
       <w:pPr>
         <w:pStyle w:val="berschrift3"/>
@@ -24358,8 +24838,8 @@
         </w:tc>
       </w:tr>
     </w:tbl>
-    <w:bookmarkEnd w:id="187"/>
-    <w:bookmarkStart w:id="199" w:name="examples-3"/>
+    <w:bookmarkEnd w:id="189"/>
+    <w:bookmarkStart w:id="201" w:name="examples-3"/>
     <w:p>
       <w:pPr>
         <w:pStyle w:val="berschrift3"/>
@@ -24368,7 +24848,7 @@
         <w:t xml:space="preserve">Examples</w:t>
       </w:r>
     </w:p>
-    <w:bookmarkStart w:id="188" w:name="example-interest-links-il-burkart-008"/>
+    <w:bookmarkStart w:id="190" w:name="example-interest-links-il-burkart-008"/>
     <w:p>
       <w:pPr>
         <w:pStyle w:val="berschrift4"/>
@@ -24634,8 +25114,8 @@
         <w:t xml:space="preserve">true</w:t>
       </w:r>
     </w:p>
-    <w:bookmarkEnd w:id="188"/>
-    <w:bookmarkStart w:id="189" w:name="example-interest-links-il-burkart-010"/>
+    <w:bookmarkEnd w:id="190"/>
+    <w:bookmarkStart w:id="191" w:name="example-interest-links-il-burkart-010"/>
     <w:p>
       <w:pPr>
         <w:pStyle w:val="berschrift4"/>
@@ -24895,8 +25375,8 @@
         <w:t xml:space="preserve">false</w:t>
       </w:r>
     </w:p>
-    <w:bookmarkEnd w:id="189"/>
-    <w:bookmarkStart w:id="190" w:name="example-interest-links-il-burkart-002"/>
+    <w:bookmarkEnd w:id="191"/>
+    <w:bookmarkStart w:id="192" w:name="example-interest-links-il-burkart-002"/>
     <w:p>
       <w:pPr>
         <w:pStyle w:val="berschrift4"/>
@@ -25162,8 +25642,8 @@
         <w:t xml:space="preserve">true</w:t>
       </w:r>
     </w:p>
-    <w:bookmarkEnd w:id="190"/>
-    <w:bookmarkStart w:id="191" w:name="example-interest-links-il-burkart-007"/>
+    <w:bookmarkEnd w:id="192"/>
+    <w:bookmarkStart w:id="193" w:name="example-interest-links-il-burkart-007"/>
     <w:p>
       <w:pPr>
         <w:pStyle w:val="berschrift4"/>
@@ -25450,8 +25930,8 @@
         <w:t xml:space="preserve">false</w:t>
       </w:r>
     </w:p>
-    <w:bookmarkEnd w:id="191"/>
-    <w:bookmarkStart w:id="192" w:name="example-interest-links-il-burkart-005"/>
+    <w:bookmarkEnd w:id="193"/>
+    <w:bookmarkStart w:id="194" w:name="example-interest-links-il-burkart-005"/>
     <w:p>
       <w:pPr>
         <w:pStyle w:val="berschrift4"/>
@@ -25711,8 +26191,8 @@
         <w:t xml:space="preserve">true</w:t>
       </w:r>
     </w:p>
-    <w:bookmarkEnd w:id="192"/>
-    <w:bookmarkStart w:id="193" w:name="example-interest-links-il-burkart-001"/>
+    <w:bookmarkEnd w:id="194"/>
+    <w:bookmarkStart w:id="195" w:name="example-interest-links-il-burkart-001"/>
     <w:p>
       <w:pPr>
         <w:pStyle w:val="berschrift4"/>
@@ -25978,8 +26458,8 @@
         <w:t xml:space="preserve">true</w:t>
       </w:r>
     </w:p>
-    <w:bookmarkEnd w:id="193"/>
-    <w:bookmarkStart w:id="194" w:name="example-interest-links-il-burkart-003"/>
+    <w:bookmarkEnd w:id="195"/>
+    <w:bookmarkStart w:id="196" w:name="example-interest-links-il-burkart-003"/>
     <w:p>
       <w:pPr>
         <w:pStyle w:val="berschrift4"/>
@@ -26245,8 +26725,8 @@
         <w:t xml:space="preserve">true</w:t>
       </w:r>
     </w:p>
-    <w:bookmarkEnd w:id="194"/>
-    <w:bookmarkStart w:id="195" w:name="example-interest-links-il-burkart-011"/>
+    <w:bookmarkEnd w:id="196"/>
+    <w:bookmarkStart w:id="197" w:name="example-interest-links-il-burkart-011"/>
     <w:p>
       <w:pPr>
         <w:pStyle w:val="berschrift4"/>
@@ -26506,8 +26986,8 @@
         <w:t xml:space="preserve">false</w:t>
       </w:r>
     </w:p>
-    <w:bookmarkEnd w:id="195"/>
-    <w:bookmarkStart w:id="196" w:name="example-interest-links-il-burkart-004"/>
+    <w:bookmarkEnd w:id="197"/>
+    <w:bookmarkStart w:id="198" w:name="example-interest-links-il-burkart-004"/>
     <w:p>
       <w:pPr>
         <w:pStyle w:val="berschrift4"/>
@@ -26773,8 +27253,8 @@
         <w:t xml:space="preserve">true</w:t>
       </w:r>
     </w:p>
-    <w:bookmarkEnd w:id="196"/>
-    <w:bookmarkStart w:id="197" w:name="example-interest-links-il-burkart-006"/>
+    <w:bookmarkEnd w:id="198"/>
+    <w:bookmarkStart w:id="199" w:name="example-interest-links-il-burkart-006"/>
     <w:p>
       <w:pPr>
         <w:pStyle w:val="berschrift4"/>
@@ -27034,8 +27514,8 @@
         <w:t xml:space="preserve">true</w:t>
       </w:r>
     </w:p>
-    <w:bookmarkEnd w:id="197"/>
-    <w:bookmarkStart w:id="198" w:name="example-interest-links-il-burkart-009"/>
+    <w:bookmarkEnd w:id="199"/>
+    <w:bookmarkStart w:id="200" w:name="example-interest-links-il-burkart-009"/>
     <w:p>
       <w:pPr>
         <w:pStyle w:val="berschrift4"/>
@@ -27295,10 +27775,10 @@
         <w:t xml:space="preserve">true</w:t>
       </w:r>
     </w:p>
-    <w:bookmarkEnd w:id="198"/>
-    <w:bookmarkEnd w:id="199"/>
     <w:bookmarkEnd w:id="200"/>
-    <w:bookmarkStart w:id="206" w:name="enum-interesttypeenum"/>
+    <w:bookmarkEnd w:id="201"/>
+    <w:bookmarkEnd w:id="202"/>
+    <w:bookmarkStart w:id="208" w:name="enum-interesttypeenum"/>
     <w:p>
       <w:pPr>
         <w:pStyle w:val="berschrift2"/>
@@ -27337,7 +27817,7 @@
       <w:r>
         <w:t xml:space="preserve"> </w:t>
       </w:r>
-      <w:hyperlink ns1:id="rId201">
+      <w:hyperlink ns1:id="rId203">
         <w:r>
           <w:rPr>
             <w:rStyle w:val="Hyperlink"/>
@@ -27346,7 +27826,7 @@
         </w:r>
       </w:hyperlink>
     </w:p>
-    <w:bookmarkStart w:id="205" w:name="permissible-values-5"/>
+    <w:bookmarkStart w:id="207" w:name="permissible-values-5"/>
     <w:p>
       <w:pPr>
         <w:pStyle w:val="berschrift3"/>
@@ -27436,7 +27916,7 @@
             <w:pPr>
               <w:pStyle w:val="Compact"/>
             </w:pPr>
-            <w:hyperlink ns1:id="rId202">
+            <w:hyperlink ns1:id="rId204">
               <w:r>
                 <w:rPr>
                   <w:rStyle w:val="Hyperlink"/>
@@ -27490,7 +27970,7 @@
             <w:pPr>
               <w:pStyle w:val="Compact"/>
             </w:pPr>
-            <w:hyperlink ns1:id="rId203">
+            <w:hyperlink ns1:id="rId205">
               <w:r>
                 <w:rPr>
                   <w:rStyle w:val="Hyperlink"/>
@@ -27544,7 +28024,7 @@
             <w:pPr>
               <w:pStyle w:val="Compact"/>
             </w:pPr>
-            <w:hyperlink ns1:id="rId204">
+            <w:hyperlink ns1:id="rId206">
               <w:r>
                 <w:rPr>
                   <w:rStyle w:val="Hyperlink"/>
@@ -27556,9 +28036,9 @@
         </w:tc>
       </w:tr>
     </w:tbl>
-    <w:bookmarkEnd w:id="205"/>
-    <w:bookmarkEnd w:id="206"/>
-    <w:bookmarkStart w:id="247" w:name="enum-legalformenum"/>
+    <w:bookmarkEnd w:id="207"/>
+    <w:bookmarkEnd w:id="208"/>
+    <w:bookmarkStart w:id="249" w:name="enum-legalformenum"/>
     <w:p>
       <w:pPr>
         <w:pStyle w:val="berschrift2"/>
@@ -27597,7 +28077,7 @@
       <w:r>
         <w:t xml:space="preserve"> </w:t>
       </w:r>
-      <w:hyperlink ns1:id="rId207">
+      <w:hyperlink ns1:id="rId209">
         <w:r>
           <w:rPr>
             <w:rStyle w:val="Hyperlink"/>
@@ -27606,7 +28086,7 @@
         </w:r>
       </w:hyperlink>
     </w:p>
-    <w:bookmarkStart w:id="246" w:name="permissible-values-6"/>
+    <w:bookmarkStart w:id="248" w:name="permissible-values-6"/>
     <w:p>
       <w:pPr>
         <w:pStyle w:val="berschrift3"/>
@@ -27696,7 +28176,7 @@
             <w:pPr>
               <w:pStyle w:val="Compact"/>
             </w:pPr>
-            <w:hyperlink ns1:id="rId208">
+            <w:hyperlink ns1:id="rId210">
               <w:r>
                 <w:rPr>
                   <w:rStyle w:val="Hyperlink"/>
@@ -27750,7 +28230,7 @@
             <w:pPr>
               <w:pStyle w:val="Compact"/>
             </w:pPr>
-            <w:hyperlink ns1:id="rId209">
+            <w:hyperlink ns1:id="rId211">
               <w:r>
                 <w:rPr>
                   <w:rStyle w:val="Hyperlink"/>
@@ -27804,7 +28284,7 @@
             <w:pPr>
               <w:pStyle w:val="Compact"/>
             </w:pPr>
-            <w:hyperlink ns1:id="rId210">
+            <w:hyperlink ns1:id="rId212">
               <w:r>
                 <w:rPr>
                   <w:rStyle w:val="Hyperlink"/>
@@ -27858,7 +28338,7 @@
             <w:pPr>
               <w:pStyle w:val="Compact"/>
             </w:pPr>
-            <w:hyperlink ns1:id="rId211">
+            <w:hyperlink ns1:id="rId213">
               <w:r>
                 <w:rPr>
                   <w:rStyle w:val="Hyperlink"/>
@@ -27912,7 +28392,7 @@
             <w:pPr>
               <w:pStyle w:val="Compact"/>
             </w:pPr>
-            <w:hyperlink ns1:id="rId212">
+            <w:hyperlink ns1:id="rId214">
               <w:r>
                 <w:rPr>
                   <w:rStyle w:val="Hyperlink"/>
@@ -27966,7 +28446,7 @@
             <w:pPr>
               <w:pStyle w:val="Compact"/>
             </w:pPr>
-            <w:hyperlink ns1:id="rId213">
+            <w:hyperlink ns1:id="rId215">
               <w:r>
                 <w:rPr>
                   <w:rStyle w:val="Hyperlink"/>
@@ -28020,7 +28500,7 @@
             <w:pPr>
               <w:pStyle w:val="Compact"/>
             </w:pPr>
-            <w:hyperlink ns1:id="rId214">
+            <w:hyperlink ns1:id="rId216">
               <w:r>
                 <w:rPr>
                   <w:rStyle w:val="Hyperlink"/>
@@ -28074,7 +28554,7 @@
             <w:pPr>
               <w:pStyle w:val="Compact"/>
             </w:pPr>
-            <w:hyperlink ns1:id="rId215">
+            <w:hyperlink ns1:id="rId217">
               <w:r>
                 <w:rPr>
                   <w:rStyle w:val="Hyperlink"/>
@@ -28128,7 +28608,7 @@
             <w:pPr>
               <w:pStyle w:val="Compact"/>
             </w:pPr>
-            <w:hyperlink ns1:id="rId216">
+            <w:hyperlink ns1:id="rId218">
               <w:r>
                 <w:rPr>
                   <w:rStyle w:val="Hyperlink"/>
@@ -28182,7 +28662,7 @@
             <w:pPr>
               <w:pStyle w:val="Compact"/>
             </w:pPr>
-            <w:hyperlink ns1:id="rId217">
+            <w:hyperlink ns1:id="rId219">
               <w:r>
                 <w:rPr>
                   <w:rStyle w:val="Hyperlink"/>
@@ -28236,7 +28716,7 @@
             <w:pPr>
               <w:pStyle w:val="Compact"/>
             </w:pPr>
-            <w:hyperlink ns1:id="rId218">
+            <w:hyperlink ns1:id="rId220">
               <w:r>
                 <w:rPr>
                   <w:rStyle w:val="Hyperlink"/>
@@ -28290,7 +28770,7 @@
             <w:pPr>
               <w:pStyle w:val="Compact"/>
             </w:pPr>
-            <w:hyperlink ns1:id="rId219">
+            <w:hyperlink ns1:id="rId221">
               <w:r>
                 <w:rPr>
                   <w:rStyle w:val="Hyperlink"/>
@@ -28344,7 +28824,7 @@
             <w:pPr>
               <w:pStyle w:val="Compact"/>
             </w:pPr>
-            <w:hyperlink ns1:id="rId220">
+            <w:hyperlink ns1:id="rId222">
               <w:r>
                 <w:rPr>
                   <w:rStyle w:val="Hyperlink"/>
@@ -28398,7 +28878,7 @@
             <w:pPr>
               <w:pStyle w:val="Compact"/>
             </w:pPr>
-            <w:hyperlink ns1:id="rId221">
+            <w:hyperlink ns1:id="rId223">
               <w:r>
                 <w:rPr>
                   <w:rStyle w:val="Hyperlink"/>
@@ -28452,7 +28932,7 @@
             <w:pPr>
               <w:pStyle w:val="Compact"/>
             </w:pPr>
-            <w:hyperlink ns1:id="rId222">
+            <w:hyperlink ns1:id="rId224">
               <w:r>
                 <w:rPr>
                   <w:rStyle w:val="Hyperlink"/>
@@ -28506,7 +28986,7 @@
             <w:pPr>
               <w:pStyle w:val="Compact"/>
             </w:pPr>
-            <w:hyperlink ns1:id="rId223">
+            <w:hyperlink ns1:id="rId225">
               <w:r>
                 <w:rPr>
                   <w:rStyle w:val="Hyperlink"/>
@@ -28560,7 +29040,7 @@
             <w:pPr>
               <w:pStyle w:val="Compact"/>
             </w:pPr>
-            <w:hyperlink ns1:id="rId224">
+            <w:hyperlink ns1:id="rId226">
               <w:r>
                 <w:rPr>
                   <w:rStyle w:val="Hyperlink"/>
@@ -28614,7 +29094,7 @@
             <w:pPr>
               <w:pStyle w:val="Compact"/>
             </w:pPr>
-            <w:hyperlink ns1:id="rId225">
+            <w:hyperlink ns1:id="rId227">
               <w:r>
                 <w:rPr>
                   <w:rStyle w:val="Hyperlink"/>
@@ -28668,7 +29148,7 @@
             <w:pPr>
               <w:pStyle w:val="Compact"/>
             </w:pPr>
-            <w:hyperlink ns1:id="rId226">
+            <w:hyperlink ns1:id="rId228">
               <w:r>
                 <w:rPr>
                   <w:rStyle w:val="Hyperlink"/>
@@ -28722,7 +29202,7 @@
             <w:pPr>
               <w:pStyle w:val="Compact"/>
             </w:pPr>
-            <w:hyperlink ns1:id="rId227">
+            <w:hyperlink ns1:id="rId229">
               <w:r>
                 <w:rPr>
                   <w:rStyle w:val="Hyperlink"/>
@@ -28776,7 +29256,7 @@
             <w:pPr>
               <w:pStyle w:val="Compact"/>
             </w:pPr>
-            <w:hyperlink ns1:id="rId228">
+            <w:hyperlink ns1:id="rId230">
               <w:r>
                 <w:rPr>
                   <w:rStyle w:val="Hyperlink"/>
@@ -28830,7 +29310,7 @@
             <w:pPr>
               <w:pStyle w:val="Compact"/>
             </w:pPr>
-            <w:hyperlink ns1:id="rId229">
+            <w:hyperlink ns1:id="rId231">
               <w:r>
                 <w:rPr>
                   <w:rStyle w:val="Hyperlink"/>
@@ -28884,7 +29364,7 @@
             <w:pPr>
               <w:pStyle w:val="Compact"/>
             </w:pPr>
-            <w:hyperlink ns1:id="rId230">
+            <w:hyperlink ns1:id="rId232">
               <w:r>
                 <w:rPr>
                   <w:rStyle w:val="Hyperlink"/>
@@ -28938,7 +29418,7 @@
             <w:pPr>
               <w:pStyle w:val="Compact"/>
             </w:pPr>
-            <w:hyperlink ns1:id="rId231">
+            <w:hyperlink ns1:id="rId233">
               <w:r>
                 <w:rPr>
                   <w:rStyle w:val="Hyperlink"/>
@@ -28992,7 +29472,7 @@
             <w:pPr>
               <w:pStyle w:val="Compact"/>
             </w:pPr>
-            <w:hyperlink ns1:id="rId232">
+            <w:hyperlink ns1:id="rId234">
               <w:r>
                 <w:rPr>
                   <w:rStyle w:val="Hyperlink"/>
@@ -29046,7 +29526,7 @@
             <w:pPr>
               <w:pStyle w:val="Compact"/>
             </w:pPr>
-            <w:hyperlink ns1:id="rId233">
+            <w:hyperlink ns1:id="rId235">
               <w:r>
                 <w:rPr>
                   <w:rStyle w:val="Hyperlink"/>
@@ -29100,7 +29580,7 @@
             <w:pPr>
               <w:pStyle w:val="Compact"/>
             </w:pPr>
-            <w:hyperlink ns1:id="rId234">
+            <w:hyperlink ns1:id="rId236">
               <w:r>
                 <w:rPr>
                   <w:rStyle w:val="Hyperlink"/>
@@ -29154,7 +29634,7 @@
             <w:pPr>
               <w:pStyle w:val="Compact"/>
             </w:pPr>
-            <w:hyperlink ns1:id="rId235">
+            <w:hyperlink ns1:id="rId237">
               <w:r>
                 <w:rPr>
                   <w:rStyle w:val="Hyperlink"/>
@@ -29208,7 +29688,7 @@
             <w:pPr>
               <w:pStyle w:val="Compact"/>
             </w:pPr>
-            <w:hyperlink ns1:id="rId236">
+            <w:hyperlink ns1:id="rId238">
               <w:r>
                 <w:rPr>
                   <w:rStyle w:val="Hyperlink"/>
@@ -29262,7 +29742,7 @@
             <w:pPr>
               <w:pStyle w:val="Compact"/>
             </w:pPr>
-            <w:hyperlink ns1:id="rId237">
+            <w:hyperlink ns1:id="rId239">
               <w:r>
                 <w:rPr>
                   <w:rStyle w:val="Hyperlink"/>
@@ -29316,7 +29796,7 @@
             <w:pPr>
               <w:pStyle w:val="Compact"/>
             </w:pPr>
-            <w:hyperlink ns1:id="rId238">
+            <w:hyperlink ns1:id="rId240">
               <w:r>
                 <w:rPr>
                   <w:rStyle w:val="Hyperlink"/>
@@ -29370,7 +29850,7 @@
             <w:pPr>
               <w:pStyle w:val="Compact"/>
             </w:pPr>
-            <w:hyperlink ns1:id="rId239">
+            <w:hyperlink ns1:id="rId241">
               <w:r>
                 <w:rPr>
                   <w:rStyle w:val="Hyperlink"/>
@@ -29424,7 +29904,7 @@
             <w:pPr>
               <w:pStyle w:val="Compact"/>
             </w:pPr>
-            <w:hyperlink ns1:id="rId240">
+            <w:hyperlink ns1:id="rId242">
               <w:r>
                 <w:rPr>
                   <w:rStyle w:val="Hyperlink"/>
@@ -29478,7 +29958,7 @@
             <w:pPr>
               <w:pStyle w:val="Compact"/>
             </w:pPr>
-            <w:hyperlink ns1:id="rId241">
+            <w:hyperlink ns1:id="rId243">
               <w:r>
                 <w:rPr>
                   <w:rStyle w:val="Hyperlink"/>
@@ -29532,7 +30012,7 @@
             <w:pPr>
               <w:pStyle w:val="Compact"/>
             </w:pPr>
-            <w:hyperlink ns1:id="rId242">
+            <w:hyperlink ns1:id="rId244">
               <w:r>
                 <w:rPr>
                   <w:rStyle w:val="Hyperlink"/>
@@ -29586,7 +30066,7 @@
             <w:pPr>
               <w:pStyle w:val="Compact"/>
             </w:pPr>
-            <w:hyperlink ns1:id="rId243">
+            <w:hyperlink ns1:id="rId245">
               <w:r>
                 <w:rPr>
                   <w:rStyle w:val="Hyperlink"/>
@@ -29640,7 +30120,7 @@
             <w:pPr>
               <w:pStyle w:val="Compact"/>
             </w:pPr>
-            <w:hyperlink ns1:id="rId244">
+            <w:hyperlink ns1:id="rId246">
               <w:r>
                 <w:rPr>
                   <w:rStyle w:val="Hyperlink"/>
@@ -29694,7 +30174,7 @@
             <w:pPr>
               <w:pStyle w:val="Compact"/>
             </w:pPr>
-            <w:hyperlink ns1:id="rId245">
+            <w:hyperlink ns1:id="rId247">
               <w:r>
                 <w:rPr>
                   <w:rStyle w:val="Hyperlink"/>
@@ -29706,15 +30186,15 @@
         </w:tc>
       </w:tr>
     </w:tbl>
-    <w:bookmarkEnd w:id="246"/>
+    <w:bookmarkEnd w:id="248"/>
     <w:p>
       <w:r>
         <w:br w:type="page"/>
       </w:r>
     </w:p>
-    <w:bookmarkEnd w:id="247"/>
-    <w:bookmarkEnd w:id="248"/>
-    <w:bookmarkStart w:id="270" w:name="shared-elements"/>
+    <w:bookmarkEnd w:id="249"/>
+    <w:bookmarkEnd w:id="250"/>
+    <w:bookmarkStart w:id="272" w:name="shared-elements"/>
     <w:p>
       <w:pPr>
         <w:pStyle w:val="berschrift1"/>
@@ -29723,7 +30203,7 @@
         <w:t xml:space="preserve">Shared Elements</w:t>
       </w:r>
     </w:p>
-    <w:bookmarkStart w:id="249" w:name="reference-classes"/>
+    <w:bookmarkStart w:id="251" w:name="reference-classes"/>
     <w:p>
       <w:pPr>
         <w:pStyle w:val="berschrift2"/>
@@ -29885,8 +30365,8 @@
         <w:t xml:space="preserve">, since the local reference remains unchanged even if the linked entity changes later</w:t>
       </w:r>
     </w:p>
-    <w:bookmarkEnd w:id="249"/>
-    <w:bookmarkStart w:id="252" w:name="class-personreference"/>
+    <w:bookmarkEnd w:id="251"/>
+    <w:bookmarkStart w:id="254" w:name="class-personreference"/>
     <w:p>
       <w:pPr>
         <w:pStyle w:val="berschrift2"/>
@@ -29915,7 +30395,7 @@
         <w:t xml:space="preserve">__</w:t>
       </w:r>
     </w:p>
-    <w:bookmarkStart w:id="250" w:name="attribute-13"/>
+    <w:bookmarkStart w:id="252" w:name="attribute-13"/>
     <w:p>
       <w:pPr>
         <w:pStyle w:val="berschrift3"/>
@@ -30344,8 +30824,8 @@
         </w:tc>
       </w:tr>
     </w:tbl>
-    <w:bookmarkEnd w:id="250"/>
-    <w:bookmarkStart w:id="251" w:name="usages-13"/>
+    <w:bookmarkEnd w:id="252"/>
+    <w:bookmarkStart w:id="253" w:name="usages-13"/>
     <w:p>
       <w:pPr>
         <w:pStyle w:val="berschrift3"/>
@@ -30547,9 +31027,9 @@
         </w:tc>
       </w:tr>
     </w:tbl>
-    <w:bookmarkEnd w:id="251"/>
-    <w:bookmarkEnd w:id="252"/>
-    <w:bookmarkStart w:id="255" w:name="class-groupreference"/>
+    <w:bookmarkEnd w:id="253"/>
+    <w:bookmarkEnd w:id="254"/>
+    <w:bookmarkStart w:id="257" w:name="class-groupreference"/>
     <w:p>
       <w:pPr>
         <w:pStyle w:val="berschrift2"/>
@@ -30578,7 +31058,7 @@
         <w:t xml:space="preserve">__</w:t>
       </w:r>
     </w:p>
-    <w:bookmarkStart w:id="253" w:name="attribute-14"/>
+    <w:bookmarkStart w:id="255" w:name="attribute-14"/>
     <w:p>
       <w:pPr>
         <w:pStyle w:val="berschrift3"/>
@@ -30952,8 +31432,8 @@
         </w:tc>
       </w:tr>
     </w:tbl>
-    <w:bookmarkEnd w:id="253"/>
-    <w:bookmarkStart w:id="254" w:name="usages-14"/>
+    <w:bookmarkEnd w:id="255"/>
+    <w:bookmarkStart w:id="256" w:name="usages-14"/>
     <w:p>
       <w:pPr>
         <w:pStyle w:val="berschrift3"/>
@@ -31094,9 +31574,9 @@
         </w:tc>
       </w:tr>
     </w:tbl>
-    <w:bookmarkEnd w:id="254"/>
-    <w:bookmarkEnd w:id="255"/>
-    <w:bookmarkStart w:id="256" w:name="reused-classes"/>
+    <w:bookmarkEnd w:id="256"/>
+    <w:bookmarkEnd w:id="257"/>
+    <w:bookmarkStart w:id="258" w:name="reused-classes"/>
     <w:p>
       <w:pPr>
         <w:pStyle w:val="berschrift2"/>
@@ -31105,8 +31585,8 @@
         <w:t xml:space="preserve">Reused Classes</w:t>
       </w:r>
     </w:p>
-    <w:bookmarkEnd w:id="256"/>
-    <w:bookmarkStart w:id="263" w:name="class-address"/>
+    <w:bookmarkEnd w:id="258"/>
+    <w:bookmarkStart w:id="265" w:name="class-address"/>
     <w:p>
       <w:pPr>
         <w:pStyle w:val="berschrift2"/>
@@ -31135,7 +31615,7 @@
         <w:t xml:space="preserve">__</w:t>
       </w:r>
     </w:p>
-    <w:bookmarkStart w:id="258" w:name="attribute-15"/>
+    <w:bookmarkStart w:id="260" w:name="attribute-15"/>
     <w:p>
       <w:pPr>
         <w:pStyle w:val="berschrift3"/>
@@ -31507,7 +31987,7 @@
         </w:tc>
       </w:tr>
     </w:tbl>
-    <w:bookmarkStart w:id="257" w:name="constraints-4"/>
+    <w:bookmarkStart w:id="259" w:name="constraints-4"/>
     <w:p>
       <w:pPr>
         <w:pStyle w:val="berschrift5"/>
@@ -31558,9 +32038,9 @@
         </w:r>
       </w:hyperlink>
     </w:p>
-    <w:bookmarkEnd w:id="257"/>
-    <w:bookmarkEnd w:id="258"/>
-    <w:bookmarkStart w:id="259" w:name="usages-15"/>
+    <w:bookmarkEnd w:id="259"/>
+    <w:bookmarkEnd w:id="260"/>
+    <w:bookmarkStart w:id="261" w:name="usages-15"/>
     <w:p>
       <w:pPr>
         <w:pStyle w:val="berschrift3"/>
@@ -31762,8 +32242,8 @@
         </w:tc>
       </w:tr>
     </w:tbl>
-    <w:bookmarkEnd w:id="259"/>
-    <w:bookmarkStart w:id="262" w:name="examples-4"/>
+    <w:bookmarkEnd w:id="261"/>
+    <w:bookmarkStart w:id="264" w:name="examples-4"/>
     <w:p>
       <w:pPr>
         <w:pStyle w:val="berschrift3"/>
@@ -31772,7 +32252,7 @@
         <w:t xml:space="preserve">Examples</w:t>
       </w:r>
     </w:p>
-    <w:bookmarkStart w:id="260" w:name="example-swiss-politicians-beat-jans-1"/>
+    <w:bookmarkStart w:id="262" w:name="example-swiss-politicians-beat-jans-1"/>
     <w:p>
       <w:pPr>
         <w:pStyle w:val="berschrift4"/>
@@ -31825,8 +32305,8 @@
         <w:t xml:space="preserve"> Basel-Stadt</w:t>
       </w:r>
     </w:p>
-    <w:bookmarkEnd w:id="260"/>
-    <w:bookmarkStart w:id="261" w:name="example-groups-it-1"/>
+    <w:bookmarkEnd w:id="262"/>
+    <w:bookmarkStart w:id="263" w:name="example-groups-it-1"/>
     <w:p>
       <w:pPr>
         <w:pStyle w:val="berschrift4"/>
@@ -31969,10 +32449,10 @@
         <w:t xml:space="preserve"> CH</w:t>
       </w:r>
     </w:p>
-    <w:bookmarkEnd w:id="261"/>
-    <w:bookmarkEnd w:id="262"/>
     <w:bookmarkEnd w:id="263"/>
-    <w:bookmarkStart w:id="266" w:name="enum-addresstypeenum"/>
+    <w:bookmarkEnd w:id="264"/>
+    <w:bookmarkEnd w:id="265"/>
+    <w:bookmarkStart w:id="268" w:name="enum-addresstypeenum"/>
     <w:p>
       <w:pPr>
         <w:pStyle w:val="berschrift2"/>
@@ -32011,7 +32491,7 @@
       <w:r>
         <w:t xml:space="preserve"> </w:t>
       </w:r>
-      <w:hyperlink ns1:id="rId264">
+      <w:hyperlink ns1:id="rId266">
         <w:r>
           <w:rPr>
             <w:rStyle w:val="Hyperlink"/>
@@ -32020,7 +32500,7 @@
         </w:r>
       </w:hyperlink>
     </w:p>
-    <w:bookmarkStart w:id="265" w:name="permissible-values-7"/>
+    <w:bookmarkStart w:id="267" w:name="permissible-values-7"/>
     <w:p>
       <w:pPr>
         <w:pStyle w:val="berschrift3"/>
@@ -32147,9 +32627,9 @@
         </w:tc>
       </w:tr>
     </w:tbl>
-    <w:bookmarkEnd w:id="265"/>
-    <w:bookmarkEnd w:id="266"/>
-    <w:bookmarkStart w:id="269" w:name="class-contact"/>
+    <w:bookmarkEnd w:id="267"/>
+    <w:bookmarkEnd w:id="268"/>
+    <w:bookmarkStart w:id="271" w:name="class-contact"/>
     <w:p>
       <w:pPr>
         <w:pStyle w:val="berschrift2"/>
@@ -32178,7 +32658,7 @@
         <w:t xml:space="preserve">__</w:t>
       </w:r>
     </w:p>
-    <w:bookmarkStart w:id="267" w:name="attribute-16"/>
+    <w:bookmarkStart w:id="269" w:name="attribute-16"/>
     <w:p>
       <w:pPr>
         <w:pStyle w:val="berschrift3"/>
@@ -32397,8 +32877,8 @@
         </w:tc>
       </w:tr>
     </w:tbl>
-    <w:bookmarkEnd w:id="267"/>
-    <w:bookmarkStart w:id="268" w:name="usages-16"/>
+    <w:bookmarkEnd w:id="269"/>
+    <w:bookmarkStart w:id="270" w:name="usages-16"/>
     <w:p>
       <w:pPr>
         <w:pStyle w:val="berschrift3"/>
@@ -32600,9 +33080,9 @@
         </w:tc>
       </w:tr>
     </w:tbl>
-    <w:bookmarkEnd w:id="268"/>
-    <w:bookmarkEnd w:id="269"/>
     <w:bookmarkEnd w:id="270"/>
+    <w:bookmarkEnd w:id="271"/>
+    <w:bookmarkEnd w:id="272"/>
     <w:sectPr>
       <w:headerReference ns1:id="rId9" w:type="even"/>
       <w:headerReference ns1:id="rId10" w:type="default"/>

--- a/ech-0294_actors/output/ech-0294_actors_en.docx
+++ b/ech-0294_actors/output/ech-0294_actors_en.docx
@@ -17117,7 +17117,7 @@
         <w:rPr>
           <w:rStyle w:val="AttributeTok"/>
         </w:rPr>
-        <w:t xml:space="preserve"> committee_standing</w:t>
+        <w:t xml:space="preserve"> committee</w:t>
       </w:r>
       <w:r>
         <w:br/>
@@ -19170,7 +19170,7 @@
               <w:pStyle w:val="Compact"/>
             </w:pPr>
             <w:r>
-              <w:t xml:space="preserve">committee_standing</w:t>
+              <w:t xml:space="preserve">committee</w:t>
             </w:r>
           </w:p>
         </w:tc>
@@ -19208,7 +19208,7 @@
                 <w:rPr>
                   <w:rStyle w:val="Hyperlink"/>
                 </w:rPr>
-                <w:t xml:space="preserve">act:enum/group_type/committee_standing</w:t>
+                <w:t xml:space="preserve">act:enum/group_type/committee</w:t>
               </w:r>
             </w:hyperlink>
           </w:p>

--- a/ech-0294_actors/output/ech-0294_actors_en.docx
+++ b/ech-0294_actors/output/ech-0294_actors_en.docx
@@ -19615,7 +19615,7 @@
               <w:pStyle w:val="Compact"/>
             </w:pPr>
             <w:r>
-              <w:t xml:space="preserve">Extra-parliamentary commission with a government mandate (e.g., Bank Council of the Swiss National Bank, FINMA).</w:t>
+              <w:t xml:space="preserve">Commission appointed by the government to advise the administration on an ongoing basis or to decide in its stead. What sets it apart from a parliamentary committee is not its position in the hierarchy but its composition and legal basis: its members are external experts and interest-group representatives rather than members of the council, and it rests on government organisation law rather than on parliament law (e.g., Federal Consumer Affairs Commission as an advisory body, Competition Commission as a decision-making one). Governing bodies of federal organisations, such as the Bank Council of the Swiss National Bank, are expressly not part of this category.</w:t>
             </w:r>
           </w:p>
         </w:tc>

--- a/ech-0294_actors/output/ech-0294_actors_en.docx
+++ b/ech-0294_actors/output/ech-0294_actors_en.docx
@@ -12777,7 +12777,7 @@
     </w:p>
     <w:bookmarkEnd w:id="125"/>
     <w:bookmarkEnd w:id="126"/>
-    <w:bookmarkStart w:id="170" w:name="groups-and-bodies-groups"/>
+    <w:bookmarkStart w:id="171" w:name="groups-and-bodies-groups"/>
     <w:p>
       <w:pPr>
         <w:pStyle w:val="berschrift1"/>
@@ -12958,7 +12958,7 @@
         <w:t xml:space="preserve">, it is possible to represent, for example, committees that exist only during a legislative period, or renamings and mergers of parties.</w:t>
       </w:r>
     </w:p>
-    <w:bookmarkStart w:id="140" w:name="class-group"/>
+    <w:bookmarkStart w:id="141" w:name="class-group"/>
     <w:p>
       <w:pPr>
         <w:pStyle w:val="berschrift2"/>
@@ -14580,7 +14580,7 @@
       </w:tr>
     </w:tbl>
     <w:bookmarkEnd w:id="128"/>
-    <w:bookmarkStart w:id="139" w:name="examples-2"/>
+    <w:bookmarkStart w:id="140" w:name="examples-2"/>
     <w:p>
       <w:pPr>
         <w:pStyle w:val="berschrift3"/>
@@ -16569,13 +16569,13 @@
       </w:r>
     </w:p>
     <w:bookmarkEnd w:id="134"/>
-    <w:bookmarkStart w:id="135" w:name="X0d16a94fa9e670b2051aebbe8f9283a2bc08906"/>
+    <w:bookmarkStart w:id="135" w:name="X72c05f7f96f4112c79bfc24d7b835d7e6da714e"/>
     <w:p>
       <w:pPr>
         <w:pStyle w:val="berschrift4"/>
       </w:pPr>
       <w:r>
-        <w:t xml:space="preserve">Example: Municipal parliament with spatial reference</w:t>
+        <w:t xml:space="preserve">Example: Extra-parliamentary commission with decision-making powers</w:t>
       </w:r>
     </w:p>
     <w:p>
@@ -16586,13 +16586,43 @@
         <w:rPr>
           <w:rStyle w:val="FunctionTok"/>
         </w:rPr>
-        <w:t xml:space="preserve">local_id</w:t>
-      </w:r>
-      <w:r>
-        <w:rPr>
-          <w:rStyle w:val="KeywordTok"/>
-        </w:rPr>
-        <w:t xml:space="preserve">:</w:t>
+        <w:t xml:space="preserve">global_uri</w:t>
+      </w:r>
+      <w:r>
+        <w:rPr>
+          <w:rStyle w:val="KeywordTok"/>
+        </w:rPr>
+        <w:t xml:space="preserve">:</w:t>
+      </w:r>
+      <w:r>
+        <w:rPr>
+          <w:rStyle w:val="AttributeTok"/>
+        </w:rPr>
+        <w:t xml:space="preserve"> https://www.weko.admin.ch/</w:t>
+      </w:r>
+      <w:r>
+        <w:br/>
+      </w:r>
+      <w:r>
+        <w:rPr>
+          <w:rStyle w:val="FunctionTok"/>
+        </w:rPr>
+        <w:t xml:space="preserve">label</w:t>
+      </w:r>
+      <w:r>
+        <w:rPr>
+          <w:rStyle w:val="KeywordTok"/>
+        </w:rPr>
+        <w:t xml:space="preserve">:</w:t>
+      </w:r>
+      <w:r>
+        <w:br/>
+      </w:r>
+      <w:r>
+        <w:rPr>
+          <w:rStyle w:val="KeywordTok"/>
+        </w:rPr>
+        <w:t xml:space="preserve">-</w:t>
       </w:r>
       <w:r>
         <w:rPr>
@@ -16602,33 +16632,609 @@
       </w:r>
       <w:r>
         <w:rPr>
-          <w:rStyle w:val="DecValTok"/>
-        </w:rPr>
-        <w:t xml:space="preserve">700</w:t>
-      </w:r>
-      <w:r>
-        <w:br/>
-      </w:r>
-      <w:r>
-        <w:rPr>
-          <w:rStyle w:val="FunctionTok"/>
-        </w:rPr>
-        <w:t xml:space="preserve">global_uri</w:t>
-      </w:r>
-      <w:r>
-        <w:rPr>
-          <w:rStyle w:val="KeywordTok"/>
-        </w:rPr>
-        <w:t xml:space="preserve">:</w:t>
-      </w:r>
-      <w:r>
-        <w:rPr>
-          <w:rStyle w:val="AttributeTok"/>
-        </w:rPr>
-        <w:t xml:space="preserve"> https://www.stadt.sg.ch/home/verwaltung-politik/demokratie-politik/stadtparlament.html</w:t>
-      </w:r>
-      <w:r>
-        <w:br/>
+          <w:rStyle w:val="FunctionTok"/>
+        </w:rPr>
+        <w:t xml:space="preserve">value</w:t>
+      </w:r>
+      <w:r>
+        <w:rPr>
+          <w:rStyle w:val="KeywordTok"/>
+        </w:rPr>
+        <w:t xml:space="preserve">:</w:t>
+      </w:r>
+      <w:r>
+        <w:rPr>
+          <w:rStyle w:val="AttributeTok"/>
+        </w:rPr>
+        <w:t xml:space="preserve"> Wettbewerbskommission</w:t>
+      </w:r>
+      <w:r>
+        <w:br/>
+      </w:r>
+      <w:r>
+        <w:rPr>
+          <w:rStyle w:val="AttributeTok"/>
+        </w:rPr>
+        <w:t xml:space="preserve">  </w:t>
+      </w:r>
+      <w:r>
+        <w:rPr>
+          <w:rStyle w:val="FunctionTok"/>
+        </w:rPr>
+        <w:t xml:space="preserve">language</w:t>
+      </w:r>
+      <w:r>
+        <w:rPr>
+          <w:rStyle w:val="KeywordTok"/>
+        </w:rPr>
+        <w:t xml:space="preserve">:</w:t>
+      </w:r>
+      <w:r>
+        <w:rPr>
+          <w:rStyle w:val="AttributeTok"/>
+        </w:rPr>
+        <w:t xml:space="preserve"> de</w:t>
+      </w:r>
+      <w:r>
+        <w:br/>
+      </w:r>
+      <w:r>
+        <w:rPr>
+          <w:rStyle w:val="KeywordTok"/>
+        </w:rPr>
+        <w:t xml:space="preserve">-</w:t>
+      </w:r>
+      <w:r>
+        <w:rPr>
+          <w:rStyle w:val="AttributeTok"/>
+        </w:rPr>
+        <w:t xml:space="preserve"> </w:t>
+      </w:r>
+      <w:r>
+        <w:rPr>
+          <w:rStyle w:val="FunctionTok"/>
+        </w:rPr>
+        <w:t xml:space="preserve">value</w:t>
+      </w:r>
+      <w:r>
+        <w:rPr>
+          <w:rStyle w:val="KeywordTok"/>
+        </w:rPr>
+        <w:t xml:space="preserve">:</w:t>
+      </w:r>
+      <w:r>
+        <w:rPr>
+          <w:rStyle w:val="AttributeTok"/>
+        </w:rPr>
+        <w:t xml:space="preserve"> Commission de la concurrence</w:t>
+      </w:r>
+      <w:r>
+        <w:br/>
+      </w:r>
+      <w:r>
+        <w:rPr>
+          <w:rStyle w:val="AttributeTok"/>
+        </w:rPr>
+        <w:t xml:space="preserve">  </w:t>
+      </w:r>
+      <w:r>
+        <w:rPr>
+          <w:rStyle w:val="FunctionTok"/>
+        </w:rPr>
+        <w:t xml:space="preserve">language</w:t>
+      </w:r>
+      <w:r>
+        <w:rPr>
+          <w:rStyle w:val="KeywordTok"/>
+        </w:rPr>
+        <w:t xml:space="preserve">:</w:t>
+      </w:r>
+      <w:r>
+        <w:rPr>
+          <w:rStyle w:val="AttributeTok"/>
+        </w:rPr>
+        <w:t xml:space="preserve"> fr</w:t>
+      </w:r>
+      <w:r>
+        <w:br/>
+      </w:r>
+      <w:r>
+        <w:rPr>
+          <w:rStyle w:val="KeywordTok"/>
+        </w:rPr>
+        <w:t xml:space="preserve">-</w:t>
+      </w:r>
+      <w:r>
+        <w:rPr>
+          <w:rStyle w:val="AttributeTok"/>
+        </w:rPr>
+        <w:t xml:space="preserve"> </w:t>
+      </w:r>
+      <w:r>
+        <w:rPr>
+          <w:rStyle w:val="FunctionTok"/>
+        </w:rPr>
+        <w:t xml:space="preserve">value</w:t>
+      </w:r>
+      <w:r>
+        <w:rPr>
+          <w:rStyle w:val="KeywordTok"/>
+        </w:rPr>
+        <w:t xml:space="preserve">:</w:t>
+      </w:r>
+      <w:r>
+        <w:rPr>
+          <w:rStyle w:val="AttributeTok"/>
+        </w:rPr>
+        <w:t xml:space="preserve"> Commissione della concorrenza</w:t>
+      </w:r>
+      <w:r>
+        <w:br/>
+      </w:r>
+      <w:r>
+        <w:rPr>
+          <w:rStyle w:val="AttributeTok"/>
+        </w:rPr>
+        <w:t xml:space="preserve">  </w:t>
+      </w:r>
+      <w:r>
+        <w:rPr>
+          <w:rStyle w:val="FunctionTok"/>
+        </w:rPr>
+        <w:t xml:space="preserve">language</w:t>
+      </w:r>
+      <w:r>
+        <w:rPr>
+          <w:rStyle w:val="KeywordTok"/>
+        </w:rPr>
+        <w:t xml:space="preserve">:</w:t>
+      </w:r>
+      <w:r>
+        <w:rPr>
+          <w:rStyle w:val="AttributeTok"/>
+        </w:rPr>
+        <w:t xml:space="preserve"> it</w:t>
+      </w:r>
+      <w:r>
+        <w:br/>
+      </w:r>
+      <w:r>
+        <w:rPr>
+          <w:rStyle w:val="FunctionTok"/>
+        </w:rPr>
+        <w:t xml:space="preserve">abbreviation</w:t>
+      </w:r>
+      <w:r>
+        <w:rPr>
+          <w:rStyle w:val="KeywordTok"/>
+        </w:rPr>
+        <w:t xml:space="preserve">:</w:t>
+      </w:r>
+      <w:r>
+        <w:br/>
+      </w:r>
+      <w:r>
+        <w:rPr>
+          <w:rStyle w:val="KeywordTok"/>
+        </w:rPr>
+        <w:t xml:space="preserve">-</w:t>
+      </w:r>
+      <w:r>
+        <w:rPr>
+          <w:rStyle w:val="AttributeTok"/>
+        </w:rPr>
+        <w:t xml:space="preserve"> </w:t>
+      </w:r>
+      <w:r>
+        <w:rPr>
+          <w:rStyle w:val="FunctionTok"/>
+        </w:rPr>
+        <w:t xml:space="preserve">value</w:t>
+      </w:r>
+      <w:r>
+        <w:rPr>
+          <w:rStyle w:val="KeywordTok"/>
+        </w:rPr>
+        <w:t xml:space="preserve">:</w:t>
+      </w:r>
+      <w:r>
+        <w:rPr>
+          <w:rStyle w:val="AttributeTok"/>
+        </w:rPr>
+        <w:t xml:space="preserve"> WEKO</w:t>
+      </w:r>
+      <w:r>
+        <w:br/>
+      </w:r>
+      <w:r>
+        <w:rPr>
+          <w:rStyle w:val="AttributeTok"/>
+        </w:rPr>
+        <w:t xml:space="preserve">  </w:t>
+      </w:r>
+      <w:r>
+        <w:rPr>
+          <w:rStyle w:val="FunctionTok"/>
+        </w:rPr>
+        <w:t xml:space="preserve">language</w:t>
+      </w:r>
+      <w:r>
+        <w:rPr>
+          <w:rStyle w:val="KeywordTok"/>
+        </w:rPr>
+        <w:t xml:space="preserve">:</w:t>
+      </w:r>
+      <w:r>
+        <w:rPr>
+          <w:rStyle w:val="AttributeTok"/>
+        </w:rPr>
+        <w:t xml:space="preserve"> de</w:t>
+      </w:r>
+      <w:r>
+        <w:br/>
+      </w:r>
+      <w:r>
+        <w:rPr>
+          <w:rStyle w:val="KeywordTok"/>
+        </w:rPr>
+        <w:t xml:space="preserve">-</w:t>
+      </w:r>
+      <w:r>
+        <w:rPr>
+          <w:rStyle w:val="AttributeTok"/>
+        </w:rPr>
+        <w:t xml:space="preserve"> </w:t>
+      </w:r>
+      <w:r>
+        <w:rPr>
+          <w:rStyle w:val="FunctionTok"/>
+        </w:rPr>
+        <w:t xml:space="preserve">value</w:t>
+      </w:r>
+      <w:r>
+        <w:rPr>
+          <w:rStyle w:val="KeywordTok"/>
+        </w:rPr>
+        <w:t xml:space="preserve">:</w:t>
+      </w:r>
+      <w:r>
+        <w:rPr>
+          <w:rStyle w:val="AttributeTok"/>
+        </w:rPr>
+        <w:t xml:space="preserve"> COMCO</w:t>
+      </w:r>
+      <w:r>
+        <w:br/>
+      </w:r>
+      <w:r>
+        <w:rPr>
+          <w:rStyle w:val="AttributeTok"/>
+        </w:rPr>
+        <w:t xml:space="preserve">  </w:t>
+      </w:r>
+      <w:r>
+        <w:rPr>
+          <w:rStyle w:val="FunctionTok"/>
+        </w:rPr>
+        <w:t xml:space="preserve">language</w:t>
+      </w:r>
+      <w:r>
+        <w:rPr>
+          <w:rStyle w:val="KeywordTok"/>
+        </w:rPr>
+        <w:t xml:space="preserve">:</w:t>
+      </w:r>
+      <w:r>
+        <w:rPr>
+          <w:rStyle w:val="AttributeTok"/>
+        </w:rPr>
+        <w:t xml:space="preserve"> fr</w:t>
+      </w:r>
+      <w:r>
+        <w:br/>
+      </w:r>
+      <w:r>
+        <w:rPr>
+          <w:rStyle w:val="KeywordTok"/>
+        </w:rPr>
+        <w:t xml:space="preserve">-</w:t>
+      </w:r>
+      <w:r>
+        <w:rPr>
+          <w:rStyle w:val="AttributeTok"/>
+        </w:rPr>
+        <w:t xml:space="preserve"> </w:t>
+      </w:r>
+      <w:r>
+        <w:rPr>
+          <w:rStyle w:val="FunctionTok"/>
+        </w:rPr>
+        <w:t xml:space="preserve">value</w:t>
+      </w:r>
+      <w:r>
+        <w:rPr>
+          <w:rStyle w:val="KeywordTok"/>
+        </w:rPr>
+        <w:t xml:space="preserve">:</w:t>
+      </w:r>
+      <w:r>
+        <w:rPr>
+          <w:rStyle w:val="AttributeTok"/>
+        </w:rPr>
+        <w:t xml:space="preserve"> COMCO</w:t>
+      </w:r>
+      <w:r>
+        <w:br/>
+      </w:r>
+      <w:r>
+        <w:rPr>
+          <w:rStyle w:val="AttributeTok"/>
+        </w:rPr>
+        <w:t xml:space="preserve">  </w:t>
+      </w:r>
+      <w:r>
+        <w:rPr>
+          <w:rStyle w:val="FunctionTok"/>
+        </w:rPr>
+        <w:t xml:space="preserve">language</w:t>
+      </w:r>
+      <w:r>
+        <w:rPr>
+          <w:rStyle w:val="KeywordTok"/>
+        </w:rPr>
+        <w:t xml:space="preserve">:</w:t>
+      </w:r>
+      <w:r>
+        <w:rPr>
+          <w:rStyle w:val="AttributeTok"/>
+        </w:rPr>
+        <w:t xml:space="preserve"> it</w:t>
+      </w:r>
+      <w:r>
+        <w:br/>
+      </w:r>
+      <w:r>
+        <w:rPr>
+          <w:rStyle w:val="FunctionTok"/>
+        </w:rPr>
+        <w:t xml:space="preserve">landing_page</w:t>
+      </w:r>
+      <w:r>
+        <w:rPr>
+          <w:rStyle w:val="KeywordTok"/>
+        </w:rPr>
+        <w:t xml:space="preserve">:</w:t>
+      </w:r>
+      <w:r>
+        <w:br/>
+      </w:r>
+      <w:r>
+        <w:rPr>
+          <w:rStyle w:val="KeywordTok"/>
+        </w:rPr>
+        <w:t xml:space="preserve">-</w:t>
+      </w:r>
+      <w:r>
+        <w:rPr>
+          <w:rStyle w:val="AttributeTok"/>
+        </w:rPr>
+        <w:t xml:space="preserve"> </w:t>
+      </w:r>
+      <w:r>
+        <w:rPr>
+          <w:rStyle w:val="FunctionTok"/>
+        </w:rPr>
+        <w:t xml:space="preserve">value</w:t>
+      </w:r>
+      <w:r>
+        <w:rPr>
+          <w:rStyle w:val="KeywordTok"/>
+        </w:rPr>
+        <w:t xml:space="preserve">:</w:t>
+      </w:r>
+      <w:r>
+        <w:rPr>
+          <w:rStyle w:val="AttributeTok"/>
+        </w:rPr>
+        <w:t xml:space="preserve"> https://www.weko.admin.ch/de</w:t>
+      </w:r>
+      <w:r>
+        <w:br/>
+      </w:r>
+      <w:r>
+        <w:rPr>
+          <w:rStyle w:val="AttributeTok"/>
+        </w:rPr>
+        <w:t xml:space="preserve">  </w:t>
+      </w:r>
+      <w:r>
+        <w:rPr>
+          <w:rStyle w:val="FunctionTok"/>
+        </w:rPr>
+        <w:t xml:space="preserve">language</w:t>
+      </w:r>
+      <w:r>
+        <w:rPr>
+          <w:rStyle w:val="KeywordTok"/>
+        </w:rPr>
+        <w:t xml:space="preserve">:</w:t>
+      </w:r>
+      <w:r>
+        <w:rPr>
+          <w:rStyle w:val="AttributeTok"/>
+        </w:rPr>
+        <w:t xml:space="preserve"> de</w:t>
+      </w:r>
+      <w:r>
+        <w:br/>
+      </w:r>
+      <w:r>
+        <w:rPr>
+          <w:rStyle w:val="KeywordTok"/>
+        </w:rPr>
+        <w:t xml:space="preserve">-</w:t>
+      </w:r>
+      <w:r>
+        <w:rPr>
+          <w:rStyle w:val="AttributeTok"/>
+        </w:rPr>
+        <w:t xml:space="preserve"> </w:t>
+      </w:r>
+      <w:r>
+        <w:rPr>
+          <w:rStyle w:val="FunctionTok"/>
+        </w:rPr>
+        <w:t xml:space="preserve">value</w:t>
+      </w:r>
+      <w:r>
+        <w:rPr>
+          <w:rStyle w:val="KeywordTok"/>
+        </w:rPr>
+        <w:t xml:space="preserve">:</w:t>
+      </w:r>
+      <w:r>
+        <w:rPr>
+          <w:rStyle w:val="AttributeTok"/>
+        </w:rPr>
+        <w:t xml:space="preserve"> https://www.weko.admin.ch/fr</w:t>
+      </w:r>
+      <w:r>
+        <w:br/>
+      </w:r>
+      <w:r>
+        <w:rPr>
+          <w:rStyle w:val="AttributeTok"/>
+        </w:rPr>
+        <w:t xml:space="preserve">  </w:t>
+      </w:r>
+      <w:r>
+        <w:rPr>
+          <w:rStyle w:val="FunctionTok"/>
+        </w:rPr>
+        <w:t xml:space="preserve">language</w:t>
+      </w:r>
+      <w:r>
+        <w:rPr>
+          <w:rStyle w:val="KeywordTok"/>
+        </w:rPr>
+        <w:t xml:space="preserve">:</w:t>
+      </w:r>
+      <w:r>
+        <w:rPr>
+          <w:rStyle w:val="AttributeTok"/>
+        </w:rPr>
+        <w:t xml:space="preserve"> fr</w:t>
+      </w:r>
+      <w:r>
+        <w:br/>
+      </w:r>
+      <w:r>
+        <w:rPr>
+          <w:rStyle w:val="KeywordTok"/>
+        </w:rPr>
+        <w:t xml:space="preserve">-</w:t>
+      </w:r>
+      <w:r>
+        <w:rPr>
+          <w:rStyle w:val="AttributeTok"/>
+        </w:rPr>
+        <w:t xml:space="preserve"> </w:t>
+      </w:r>
+      <w:r>
+        <w:rPr>
+          <w:rStyle w:val="FunctionTok"/>
+        </w:rPr>
+        <w:t xml:space="preserve">value</w:t>
+      </w:r>
+      <w:r>
+        <w:rPr>
+          <w:rStyle w:val="KeywordTok"/>
+        </w:rPr>
+        <w:t xml:space="preserve">:</w:t>
+      </w:r>
+      <w:r>
+        <w:rPr>
+          <w:rStyle w:val="AttributeTok"/>
+        </w:rPr>
+        <w:t xml:space="preserve"> https://www.weko.admin.ch/it</w:t>
+      </w:r>
+      <w:r>
+        <w:br/>
+      </w:r>
+      <w:r>
+        <w:rPr>
+          <w:rStyle w:val="AttributeTok"/>
+        </w:rPr>
+        <w:t xml:space="preserve">  </w:t>
+      </w:r>
+      <w:r>
+        <w:rPr>
+          <w:rStyle w:val="FunctionTok"/>
+        </w:rPr>
+        <w:t xml:space="preserve">language</w:t>
+      </w:r>
+      <w:r>
+        <w:rPr>
+          <w:rStyle w:val="KeywordTok"/>
+        </w:rPr>
+        <w:t xml:space="preserve">:</w:t>
+      </w:r>
+      <w:r>
+        <w:rPr>
+          <w:rStyle w:val="AttributeTok"/>
+        </w:rPr>
+        <w:t xml:space="preserve"> it</w:t>
+      </w:r>
+      <w:r>
+        <w:br/>
+      </w:r>
+      <w:r>
+        <w:rPr>
+          <w:rStyle w:val="FunctionTok"/>
+        </w:rPr>
+        <w:t xml:space="preserve">group_type</w:t>
+      </w:r>
+      <w:r>
+        <w:rPr>
+          <w:rStyle w:val="KeywordTok"/>
+        </w:rPr>
+        <w:t xml:space="preserve">:</w:t>
+      </w:r>
+      <w:r>
+        <w:br/>
+      </w:r>
+      <w:r>
+        <w:rPr>
+          <w:rStyle w:val="AttributeTok"/>
+        </w:rPr>
+        <w:t xml:space="preserve">  </w:t>
+      </w:r>
+      <w:r>
+        <w:rPr>
+          <w:rStyle w:val="FunctionTok"/>
+        </w:rPr>
+        <w:t xml:space="preserve">group_type_enum</w:t>
+      </w:r>
+      <w:r>
+        <w:rPr>
+          <w:rStyle w:val="KeywordTok"/>
+        </w:rPr>
+        <w:t xml:space="preserve">:</w:t>
+      </w:r>
+      <w:r>
+        <w:rPr>
+          <w:rStyle w:val="AttributeTok"/>
+        </w:rPr>
+        <w:t xml:space="preserve"> committee_extraparliamentary</w:t>
+      </w:r>
+      <w:r>
+        <w:br/>
+      </w:r>
+      <w:r>
+        <w:rPr>
+          <w:rStyle w:val="AttributeTok"/>
+        </w:rPr>
+        <w:t xml:space="preserve">  </w:t>
       </w:r>
       <w:r>
         <w:rPr>
@@ -16643,133 +17249,10 @@
         <w:t xml:space="preserve">:</w:t>
       </w:r>
       <w:r>
-        <w:br/>
-      </w:r>
-      <w:r>
-        <w:rPr>
-          <w:rStyle w:val="KeywordTok"/>
-        </w:rPr>
-        <w:t xml:space="preserve">-</w:t>
-      </w:r>
-      <w:r>
-        <w:rPr>
-          <w:rStyle w:val="AttributeTok"/>
-        </w:rPr>
-        <w:t xml:space="preserve"> </w:t>
-      </w:r>
-      <w:r>
-        <w:rPr>
-          <w:rStyle w:val="FunctionTok"/>
-        </w:rPr>
-        <w:t xml:space="preserve">value</w:t>
-      </w:r>
-      <w:r>
-        <w:rPr>
-          <w:rStyle w:val="KeywordTok"/>
-        </w:rPr>
-        <w:t xml:space="preserve">:</w:t>
-      </w:r>
-      <w:r>
-        <w:rPr>
-          <w:rStyle w:val="AttributeTok"/>
-        </w:rPr>
-        <w:t xml:space="preserve"> Stadtparlament St. Gallen</w:t>
-      </w:r>
-      <w:r>
-        <w:br/>
-      </w:r>
-      <w:r>
-        <w:rPr>
-          <w:rStyle w:val="AttributeTok"/>
-        </w:rPr>
-        <w:t xml:space="preserve">  </w:t>
-      </w:r>
-      <w:r>
-        <w:rPr>
-          <w:rStyle w:val="FunctionTok"/>
-        </w:rPr>
-        <w:t xml:space="preserve">language</w:t>
-      </w:r>
-      <w:r>
-        <w:rPr>
-          <w:rStyle w:val="KeywordTok"/>
-        </w:rPr>
-        <w:t xml:space="preserve">:</w:t>
-      </w:r>
-      <w:r>
-        <w:rPr>
-          <w:rStyle w:val="AttributeTok"/>
-        </w:rPr>
-        <w:t xml:space="preserve"> de</w:t>
-      </w:r>
-      <w:r>
-        <w:br/>
-      </w:r>
-      <w:r>
-        <w:rPr>
-          <w:rStyle w:val="FunctionTok"/>
-        </w:rPr>
-        <w:t xml:space="preserve">group_type</w:t>
-      </w:r>
-      <w:r>
-        <w:rPr>
-          <w:rStyle w:val="KeywordTok"/>
-        </w:rPr>
-        <w:t xml:space="preserve">:</w:t>
-      </w:r>
-      <w:r>
-        <w:br/>
-      </w:r>
-      <w:r>
-        <w:rPr>
-          <w:rStyle w:val="AttributeTok"/>
-        </w:rPr>
-        <w:t xml:space="preserve">  </w:t>
-      </w:r>
-      <w:r>
-        <w:rPr>
-          <w:rStyle w:val="FunctionTok"/>
-        </w:rPr>
-        <w:t xml:space="preserve">group_type_enum</w:t>
-      </w:r>
-      <w:r>
-        <w:rPr>
-          <w:rStyle w:val="KeywordTok"/>
-        </w:rPr>
-        <w:t xml:space="preserve">:</w:t>
-      </w:r>
-      <w:r>
-        <w:rPr>
-          <w:rStyle w:val="AttributeTok"/>
-        </w:rPr>
-        <w:t xml:space="preserve"> council_legislative</w:t>
-      </w:r>
-      <w:r>
-        <w:br/>
-      </w:r>
-      <w:r>
-        <w:rPr>
-          <w:rStyle w:val="AttributeTok"/>
-        </w:rPr>
-        <w:t xml:space="preserve">  </w:t>
-      </w:r>
-      <w:r>
-        <w:rPr>
-          <w:rStyle w:val="FunctionTok"/>
-        </w:rPr>
-        <w:t xml:space="preserve">label</w:t>
-      </w:r>
-      <w:r>
-        <w:rPr>
-          <w:rStyle w:val="KeywordTok"/>
-        </w:rPr>
-        <w:t xml:space="preserve">:</w:t>
-      </w:r>
-      <w:r>
-        <w:rPr>
-          <w:rStyle w:val="AttributeTok"/>
-        </w:rPr>
-        <w:t xml:space="preserve"> Parlament (Legislativrat)</w:t>
+        <w:rPr>
+          <w:rStyle w:val="AttributeTok"/>
+        </w:rPr>
+        <w:t xml:space="preserve"> Ausserparlamentarische Kommission</w:t>
       </w:r>
       <w:r>
         <w:br/>
@@ -16790,17 +17273,17 @@
         <w:rPr>
           <w:rStyle w:val="AttributeTok"/>
         </w:rPr>
-        <w:t xml:space="preserve"> https://ld.admin.ch/municipality/3203</w:t>
+        <w:t xml:space="preserve"> https://ld.admin.ch/country/CHE</w:t>
       </w:r>
     </w:p>
     <w:bookmarkEnd w:id="135"/>
-    <w:bookmarkStart w:id="136" w:name="X4d8655eb3d77dcae1b3785254b34d14363e4589"/>
+    <w:bookmarkStart w:id="136" w:name="X0d16a94fa9e670b2051aebbe8f9283a2bc08906"/>
     <w:p>
       <w:pPr>
         <w:pStyle w:val="berschrift4"/>
       </w:pPr>
       <w:r>
-        <w:t xml:space="preserve">Example: Committee with a common abbreviation</w:t>
+        <w:t xml:space="preserve">Example: Municipal parliament with spatial reference</w:t>
       </w:r>
     </w:p>
     <w:p>
@@ -16829,7 +17312,7 @@
         <w:rPr>
           <w:rStyle w:val="DecValTok"/>
         </w:rPr>
-        <w:t xml:space="preserve">3</w:t>
+        <w:t xml:space="preserve">700</w:t>
       </w:r>
       <w:r>
         <w:br/>
@@ -16850,7 +17333,7 @@
         <w:rPr>
           <w:rStyle w:val="AttributeTok"/>
         </w:rPr>
-        <w:t xml:space="preserve"> https://api.openparldata.ch/v1/groups/3</w:t>
+        <w:t xml:space="preserve"> https://www.stadt.sg.ch/home/verwaltung-politik/demokratie-politik/stadtparlament.html</w:t>
       </w:r>
       <w:r>
         <w:br/>
@@ -16898,7 +17381,7 @@
         <w:rPr>
           <w:rStyle w:val="AttributeTok"/>
         </w:rPr>
-        <w:t xml:space="preserve"> Geschäftsprüfungskommission</w:t>
+        <w:t xml:space="preserve"> Stadtparlament St. Gallen</w:t>
       </w:r>
       <w:r>
         <w:br/>
@@ -16934,46 +17417,13 @@
         <w:rPr>
           <w:rStyle w:val="FunctionTok"/>
         </w:rPr>
-        <w:t xml:space="preserve">abbreviation</w:t>
-      </w:r>
-      <w:r>
-        <w:rPr>
-          <w:rStyle w:val="KeywordTok"/>
-        </w:rPr>
-        <w:t xml:space="preserve">:</w:t>
-      </w:r>
-      <w:r>
-        <w:br/>
-      </w:r>
-      <w:r>
-        <w:rPr>
-          <w:rStyle w:val="KeywordTok"/>
-        </w:rPr>
-        <w:t xml:space="preserve">-</w:t>
-      </w:r>
-      <w:r>
-        <w:rPr>
-          <w:rStyle w:val="AttributeTok"/>
-        </w:rPr>
-        <w:t xml:space="preserve"> </w:t>
-      </w:r>
-      <w:r>
-        <w:rPr>
-          <w:rStyle w:val="FunctionTok"/>
-        </w:rPr>
-        <w:t xml:space="preserve">value</w:t>
-      </w:r>
-      <w:r>
-        <w:rPr>
-          <w:rStyle w:val="KeywordTok"/>
-        </w:rPr>
-        <w:t xml:space="preserve">:</w:t>
-      </w:r>
-      <w:r>
-        <w:rPr>
-          <w:rStyle w:val="AttributeTok"/>
-        </w:rPr>
-        <w:t xml:space="preserve"> GPK</w:t>
+        <w:t xml:space="preserve">group_type</w:t>
+      </w:r>
+      <w:r>
+        <w:rPr>
+          <w:rStyle w:val="KeywordTok"/>
+        </w:rPr>
+        <w:t xml:space="preserve">:</w:t>
       </w:r>
       <w:r>
         <w:br/>
@@ -16988,67 +17438,19 @@
         <w:rPr>
           <w:rStyle w:val="FunctionTok"/>
         </w:rPr>
-        <w:t xml:space="preserve">language</w:t>
-      </w:r>
-      <w:r>
-        <w:rPr>
-          <w:rStyle w:val="KeywordTok"/>
-        </w:rPr>
-        <w:t xml:space="preserve">:</w:t>
-      </w:r>
-      <w:r>
-        <w:rPr>
-          <w:rStyle w:val="AttributeTok"/>
-        </w:rPr>
-        <w:t xml:space="preserve"> de</w:t>
-      </w:r>
-      <w:r>
-        <w:br/>
-      </w:r>
-      <w:r>
-        <w:rPr>
-          <w:rStyle w:val="FunctionTok"/>
-        </w:rPr>
-        <w:t xml:space="preserve">landing_page</w:t>
-      </w:r>
-      <w:r>
-        <w:rPr>
-          <w:rStyle w:val="KeywordTok"/>
-        </w:rPr>
-        <w:t xml:space="preserve">:</w:t>
-      </w:r>
-      <w:r>
-        <w:br/>
-      </w:r>
-      <w:r>
-        <w:rPr>
-          <w:rStyle w:val="KeywordTok"/>
-        </w:rPr>
-        <w:t xml:space="preserve">-</w:t>
-      </w:r>
-      <w:r>
-        <w:rPr>
-          <w:rStyle w:val="AttributeTok"/>
-        </w:rPr>
-        <w:t xml:space="preserve"> </w:t>
-      </w:r>
-      <w:r>
-        <w:rPr>
-          <w:rStyle w:val="FunctionTok"/>
-        </w:rPr>
-        <w:t xml:space="preserve">value</w:t>
-      </w:r>
-      <w:r>
-        <w:rPr>
-          <w:rStyle w:val="KeywordTok"/>
-        </w:rPr>
-        <w:t xml:space="preserve">:</w:t>
-      </w:r>
-      <w:r>
-        <w:rPr>
-          <w:rStyle w:val="AttributeTok"/>
-        </w:rPr>
-        <w:t xml:space="preserve"> https://ar.ch/kantonsrat/kommissionen/staendige-kommissionen-des-kantonsrates/</w:t>
+        <w:t xml:space="preserve">group_type_enum</w:t>
+      </w:r>
+      <w:r>
+        <w:rPr>
+          <w:rStyle w:val="KeywordTok"/>
+        </w:rPr>
+        <w:t xml:space="preserve">:</w:t>
+      </w:r>
+      <w:r>
+        <w:rPr>
+          <w:rStyle w:val="AttributeTok"/>
+        </w:rPr>
+        <w:t xml:space="preserve"> council_legislative</w:t>
       </w:r>
       <w:r>
         <w:br/>
@@ -17063,75 +17465,6 @@
         <w:rPr>
           <w:rStyle w:val="FunctionTok"/>
         </w:rPr>
-        <w:t xml:space="preserve">language</w:t>
-      </w:r>
-      <w:r>
-        <w:rPr>
-          <w:rStyle w:val="KeywordTok"/>
-        </w:rPr>
-        <w:t xml:space="preserve">:</w:t>
-      </w:r>
-      <w:r>
-        <w:rPr>
-          <w:rStyle w:val="AttributeTok"/>
-        </w:rPr>
-        <w:t xml:space="preserve"> de</w:t>
-      </w:r>
-      <w:r>
-        <w:br/>
-      </w:r>
-      <w:r>
-        <w:rPr>
-          <w:rStyle w:val="FunctionTok"/>
-        </w:rPr>
-        <w:t xml:space="preserve">group_type</w:t>
-      </w:r>
-      <w:r>
-        <w:rPr>
-          <w:rStyle w:val="KeywordTok"/>
-        </w:rPr>
-        <w:t xml:space="preserve">:</w:t>
-      </w:r>
-      <w:r>
-        <w:br/>
-      </w:r>
-      <w:r>
-        <w:rPr>
-          <w:rStyle w:val="AttributeTok"/>
-        </w:rPr>
-        <w:t xml:space="preserve">  </w:t>
-      </w:r>
-      <w:r>
-        <w:rPr>
-          <w:rStyle w:val="FunctionTok"/>
-        </w:rPr>
-        <w:t xml:space="preserve">group_type_enum</w:t>
-      </w:r>
-      <w:r>
-        <w:rPr>
-          <w:rStyle w:val="KeywordTok"/>
-        </w:rPr>
-        <w:t xml:space="preserve">:</w:t>
-      </w:r>
-      <w:r>
-        <w:rPr>
-          <w:rStyle w:val="AttributeTok"/>
-        </w:rPr>
-        <w:t xml:space="preserve"> committee</w:t>
-      </w:r>
-      <w:r>
-        <w:br/>
-      </w:r>
-      <w:r>
-        <w:rPr>
-          <w:rStyle w:val="AttributeTok"/>
-        </w:rPr>
-        <w:t xml:space="preserve">  </w:t>
-      </w:r>
-      <w:r>
-        <w:rPr>
-          <w:rStyle w:val="FunctionTok"/>
-        </w:rPr>
         <w:t xml:space="preserve">label</w:t>
       </w:r>
       <w:r>
@@ -17144,7 +17477,7 @@
         <w:rPr>
           <w:rStyle w:val="AttributeTok"/>
         </w:rPr>
-        <w:t xml:space="preserve"> Kommission</w:t>
+        <w:t xml:space="preserve"> Parlament (Legislativrat)</w:t>
       </w:r>
       <w:r>
         <w:br/>
@@ -17165,17 +17498,17 @@
         <w:rPr>
           <w:rStyle w:val="AttributeTok"/>
         </w:rPr>
-        <w:t xml:space="preserve"> https://ld.admin.ch/canton/15</w:t>
+        <w:t xml:space="preserve"> https://ld.admin.ch/municipality/3203</w:t>
       </w:r>
     </w:p>
     <w:bookmarkEnd w:id="136"/>
-    <w:bookmarkStart w:id="137" w:name="X414d3b187bd948dc08c2ed2092c16893d92f4ae"/>
+    <w:bookmarkStart w:id="137" w:name="X4d8655eb3d77dcae1b3785254b34d14363e4589"/>
     <w:p>
       <w:pPr>
         <w:pStyle w:val="berschrift4"/>
       </w:pPr>
       <w:r>
-        <w:t xml:space="preserve">Example: Association with UID and legal form from the commercial register</w:t>
+        <w:t xml:space="preserve">Example: Committee with a common abbreviation</w:t>
       </w:r>
     </w:p>
     <w:p>
@@ -17186,6 +17519,33 @@
         <w:rPr>
           <w:rStyle w:val="FunctionTok"/>
         </w:rPr>
+        <w:t xml:space="preserve">local_id</w:t>
+      </w:r>
+      <w:r>
+        <w:rPr>
+          <w:rStyle w:val="KeywordTok"/>
+        </w:rPr>
+        <w:t xml:space="preserve">:</w:t>
+      </w:r>
+      <w:r>
+        <w:rPr>
+          <w:rStyle w:val="AttributeTok"/>
+        </w:rPr>
+        <w:t xml:space="preserve"> </w:t>
+      </w:r>
+      <w:r>
+        <w:rPr>
+          <w:rStyle w:val="DecValTok"/>
+        </w:rPr>
+        <w:t xml:space="preserve">3</w:t>
+      </w:r>
+      <w:r>
+        <w:br/>
+      </w:r>
+      <w:r>
+        <w:rPr>
+          <w:rStyle w:val="FunctionTok"/>
+        </w:rPr>
         <w:t xml:space="preserve">global_uri</w:t>
       </w:r>
       <w:r>
@@ -17198,49 +17558,7 @@
         <w:rPr>
           <w:rStyle w:val="AttributeTok"/>
         </w:rPr>
-        <w:t xml:space="preserve"> https://www.frc.ch/</w:t>
-      </w:r>
-      <w:r>
-        <w:br/>
-      </w:r>
-      <w:r>
-        <w:rPr>
-          <w:rStyle w:val="FunctionTok"/>
-        </w:rPr>
-        <w:t xml:space="preserve">organization_uid</w:t>
-      </w:r>
-      <w:r>
-        <w:rPr>
-          <w:rStyle w:val="KeywordTok"/>
-        </w:rPr>
-        <w:t xml:space="preserve">:</w:t>
-      </w:r>
-      <w:r>
-        <w:rPr>
-          <w:rStyle w:val="AttributeTok"/>
-        </w:rPr>
-        <w:t xml:space="preserve"> CHE-106.063.525</w:t>
-      </w:r>
-      <w:r>
-        <w:br/>
-      </w:r>
-      <w:r>
-        <w:rPr>
-          <w:rStyle w:val="FunctionTok"/>
-        </w:rPr>
-        <w:t xml:space="preserve">legal_form</w:t>
-      </w:r>
-      <w:r>
-        <w:rPr>
-          <w:rStyle w:val="KeywordTok"/>
-        </w:rPr>
-        <w:t xml:space="preserve">:</w:t>
-      </w:r>
-      <w:r>
-        <w:rPr>
-          <w:rStyle w:val="AttributeTok"/>
-        </w:rPr>
-        <w:t xml:space="preserve"> 0109</w:t>
+        <w:t xml:space="preserve"> https://api.openparldata.ch/v1/groups/3</w:t>
       </w:r>
       <w:r>
         <w:br/>
@@ -17288,7 +17606,7 @@
         <w:rPr>
           <w:rStyle w:val="AttributeTok"/>
         </w:rPr>
-        <w:t xml:space="preserve"> Fédération romande des consommateurs</w:t>
+        <w:t xml:space="preserve"> Geschäftsprüfungskommission</w:t>
       </w:r>
       <w:r>
         <w:br/>
@@ -17315,7 +17633,7 @@
         <w:rPr>
           <w:rStyle w:val="AttributeTok"/>
         </w:rPr>
-        <w:t xml:space="preserve"> fr</w:t>
+        <w:t xml:space="preserve"> de</w:t>
       </w:r>
       <w:r>
         <w:br/>
@@ -17363,7 +17681,7 @@
         <w:rPr>
           <w:rStyle w:val="AttributeTok"/>
         </w:rPr>
-        <w:t xml:space="preserve"> FRC</w:t>
+        <w:t xml:space="preserve"> GPK</w:t>
       </w:r>
       <w:r>
         <w:br/>
@@ -17390,7 +17708,82 @@
         <w:rPr>
           <w:rStyle w:val="AttributeTok"/>
         </w:rPr>
-        <w:t xml:space="preserve"> fr</w:t>
+        <w:t xml:space="preserve"> de</w:t>
+      </w:r>
+      <w:r>
+        <w:br/>
+      </w:r>
+      <w:r>
+        <w:rPr>
+          <w:rStyle w:val="FunctionTok"/>
+        </w:rPr>
+        <w:t xml:space="preserve">landing_page</w:t>
+      </w:r>
+      <w:r>
+        <w:rPr>
+          <w:rStyle w:val="KeywordTok"/>
+        </w:rPr>
+        <w:t xml:space="preserve">:</w:t>
+      </w:r>
+      <w:r>
+        <w:br/>
+      </w:r>
+      <w:r>
+        <w:rPr>
+          <w:rStyle w:val="KeywordTok"/>
+        </w:rPr>
+        <w:t xml:space="preserve">-</w:t>
+      </w:r>
+      <w:r>
+        <w:rPr>
+          <w:rStyle w:val="AttributeTok"/>
+        </w:rPr>
+        <w:t xml:space="preserve"> </w:t>
+      </w:r>
+      <w:r>
+        <w:rPr>
+          <w:rStyle w:val="FunctionTok"/>
+        </w:rPr>
+        <w:t xml:space="preserve">value</w:t>
+      </w:r>
+      <w:r>
+        <w:rPr>
+          <w:rStyle w:val="KeywordTok"/>
+        </w:rPr>
+        <w:t xml:space="preserve">:</w:t>
+      </w:r>
+      <w:r>
+        <w:rPr>
+          <w:rStyle w:val="AttributeTok"/>
+        </w:rPr>
+        <w:t xml:space="preserve"> https://ar.ch/kantonsrat/kommissionen/staendige-kommissionen-des-kantonsrates/</w:t>
+      </w:r>
+      <w:r>
+        <w:br/>
+      </w:r>
+      <w:r>
+        <w:rPr>
+          <w:rStyle w:val="AttributeTok"/>
+        </w:rPr>
+        <w:t xml:space="preserve">  </w:t>
+      </w:r>
+      <w:r>
+        <w:rPr>
+          <w:rStyle w:val="FunctionTok"/>
+        </w:rPr>
+        <w:t xml:space="preserve">language</w:t>
+      </w:r>
+      <w:r>
+        <w:rPr>
+          <w:rStyle w:val="KeywordTok"/>
+        </w:rPr>
+        <w:t xml:space="preserve">:</w:t>
+      </w:r>
+      <w:r>
+        <w:rPr>
+          <w:rStyle w:val="AttributeTok"/>
+        </w:rPr>
+        <w:t xml:space="preserve"> de</w:t>
       </w:r>
       <w:r>
         <w:br/>
@@ -17432,7 +17825,7 @@
         <w:rPr>
           <w:rStyle w:val="AttributeTok"/>
         </w:rPr>
-        <w:t xml:space="preserve"> association</w:t>
+        <w:t xml:space="preserve"> committee</w:t>
       </w:r>
       <w:r>
         <w:br/>
@@ -17459,7 +17852,7 @@
         <w:rPr>
           <w:rStyle w:val="AttributeTok"/>
         </w:rPr>
-        <w:t xml:space="preserve"> Verein</w:t>
+        <w:t xml:space="preserve"> Kommission</w:t>
       </w:r>
       <w:r>
         <w:br/>
@@ -17480,17 +17873,17 @@
         <w:rPr>
           <w:rStyle w:val="AttributeTok"/>
         </w:rPr>
-        <w:t xml:space="preserve"> https://ld.admin.ch/canton/22</w:t>
+        <w:t xml:space="preserve"> https://ld.admin.ch/canton/15</w:t>
       </w:r>
     </w:p>
     <w:bookmarkEnd w:id="137"/>
-    <w:bookmarkStart w:id="138" w:name="Xc525d3fd9f7fa1f1e94379f2d63dc5881667847"/>
+    <w:bookmarkStart w:id="138" w:name="X414d3b187bd948dc08c2ed2092c16893d92f4ae"/>
     <w:p>
       <w:pPr>
         <w:pStyle w:val="berschrift4"/>
       </w:pPr>
       <w:r>
-        <w:t xml:space="preserve">Example: Interest group with a trilingual name and contact</w:t>
+        <w:t xml:space="preserve">Example: Association with UID and legal form from the commercial register</w:t>
       </w:r>
     </w:p>
     <w:p>
@@ -17501,13 +17894,85 @@
         <w:rPr>
           <w:rStyle w:val="FunctionTok"/>
         </w:rPr>
-        <w:t xml:space="preserve">local_id</w:t>
-      </w:r>
-      <w:r>
-        <w:rPr>
-          <w:rStyle w:val="KeywordTok"/>
-        </w:rPr>
-        <w:t xml:space="preserve">:</w:t>
+        <w:t xml:space="preserve">global_uri</w:t>
+      </w:r>
+      <w:r>
+        <w:rPr>
+          <w:rStyle w:val="KeywordTok"/>
+        </w:rPr>
+        <w:t xml:space="preserve">:</w:t>
+      </w:r>
+      <w:r>
+        <w:rPr>
+          <w:rStyle w:val="AttributeTok"/>
+        </w:rPr>
+        <w:t xml:space="preserve"> https://www.frc.ch/</w:t>
+      </w:r>
+      <w:r>
+        <w:br/>
+      </w:r>
+      <w:r>
+        <w:rPr>
+          <w:rStyle w:val="FunctionTok"/>
+        </w:rPr>
+        <w:t xml:space="preserve">organization_uid</w:t>
+      </w:r>
+      <w:r>
+        <w:rPr>
+          <w:rStyle w:val="KeywordTok"/>
+        </w:rPr>
+        <w:t xml:space="preserve">:</w:t>
+      </w:r>
+      <w:r>
+        <w:rPr>
+          <w:rStyle w:val="AttributeTok"/>
+        </w:rPr>
+        <w:t xml:space="preserve"> CHE-106.063.525</w:t>
+      </w:r>
+      <w:r>
+        <w:br/>
+      </w:r>
+      <w:r>
+        <w:rPr>
+          <w:rStyle w:val="FunctionTok"/>
+        </w:rPr>
+        <w:t xml:space="preserve">legal_form</w:t>
+      </w:r>
+      <w:r>
+        <w:rPr>
+          <w:rStyle w:val="KeywordTok"/>
+        </w:rPr>
+        <w:t xml:space="preserve">:</w:t>
+      </w:r>
+      <w:r>
+        <w:rPr>
+          <w:rStyle w:val="AttributeTok"/>
+        </w:rPr>
+        <w:t xml:space="preserve"> 0109</w:t>
+      </w:r>
+      <w:r>
+        <w:br/>
+      </w:r>
+      <w:r>
+        <w:rPr>
+          <w:rStyle w:val="FunctionTok"/>
+        </w:rPr>
+        <w:t xml:space="preserve">label</w:t>
+      </w:r>
+      <w:r>
+        <w:rPr>
+          <w:rStyle w:val="KeywordTok"/>
+        </w:rPr>
+        <w:t xml:space="preserve">:</w:t>
+      </w:r>
+      <w:r>
+        <w:br/>
+      </w:r>
+      <w:r>
+        <w:rPr>
+          <w:rStyle w:val="KeywordTok"/>
+        </w:rPr>
+        <w:t xml:space="preserve">-</w:t>
       </w:r>
       <w:r>
         <w:rPr>
@@ -17517,33 +17982,174 @@
       </w:r>
       <w:r>
         <w:rPr>
-          <w:rStyle w:val="DecValTok"/>
-        </w:rPr>
-        <w:t xml:space="preserve">6627</w:t>
-      </w:r>
-      <w:r>
-        <w:br/>
-      </w:r>
-      <w:r>
-        <w:rPr>
-          <w:rStyle w:val="FunctionTok"/>
-        </w:rPr>
-        <w:t xml:space="preserve">global_uri</w:t>
-      </w:r>
-      <w:r>
-        <w:rPr>
-          <w:rStyle w:val="KeywordTok"/>
-        </w:rPr>
-        <w:t xml:space="preserve">:</w:t>
-      </w:r>
-      <w:r>
-        <w:rPr>
-          <w:rStyle w:val="AttributeTok"/>
-        </w:rPr>
-        <w:t xml:space="preserve"> https://www.parlament.ch/de/organe/gruppen/konsumenteninformation-und-schutz</w:t>
-      </w:r>
-      <w:r>
-        <w:br/>
+          <w:rStyle w:val="FunctionTok"/>
+        </w:rPr>
+        <w:t xml:space="preserve">value</w:t>
+      </w:r>
+      <w:r>
+        <w:rPr>
+          <w:rStyle w:val="KeywordTok"/>
+        </w:rPr>
+        <w:t xml:space="preserve">:</w:t>
+      </w:r>
+      <w:r>
+        <w:rPr>
+          <w:rStyle w:val="AttributeTok"/>
+        </w:rPr>
+        <w:t xml:space="preserve"> Fédération romande des consommateurs</w:t>
+      </w:r>
+      <w:r>
+        <w:br/>
+      </w:r>
+      <w:r>
+        <w:rPr>
+          <w:rStyle w:val="AttributeTok"/>
+        </w:rPr>
+        <w:t xml:space="preserve">  </w:t>
+      </w:r>
+      <w:r>
+        <w:rPr>
+          <w:rStyle w:val="FunctionTok"/>
+        </w:rPr>
+        <w:t xml:space="preserve">language</w:t>
+      </w:r>
+      <w:r>
+        <w:rPr>
+          <w:rStyle w:val="KeywordTok"/>
+        </w:rPr>
+        <w:t xml:space="preserve">:</w:t>
+      </w:r>
+      <w:r>
+        <w:rPr>
+          <w:rStyle w:val="AttributeTok"/>
+        </w:rPr>
+        <w:t xml:space="preserve"> fr</w:t>
+      </w:r>
+      <w:r>
+        <w:br/>
+      </w:r>
+      <w:r>
+        <w:rPr>
+          <w:rStyle w:val="FunctionTok"/>
+        </w:rPr>
+        <w:t xml:space="preserve">abbreviation</w:t>
+      </w:r>
+      <w:r>
+        <w:rPr>
+          <w:rStyle w:val="KeywordTok"/>
+        </w:rPr>
+        <w:t xml:space="preserve">:</w:t>
+      </w:r>
+      <w:r>
+        <w:br/>
+      </w:r>
+      <w:r>
+        <w:rPr>
+          <w:rStyle w:val="KeywordTok"/>
+        </w:rPr>
+        <w:t xml:space="preserve">-</w:t>
+      </w:r>
+      <w:r>
+        <w:rPr>
+          <w:rStyle w:val="AttributeTok"/>
+        </w:rPr>
+        <w:t xml:space="preserve"> </w:t>
+      </w:r>
+      <w:r>
+        <w:rPr>
+          <w:rStyle w:val="FunctionTok"/>
+        </w:rPr>
+        <w:t xml:space="preserve">value</w:t>
+      </w:r>
+      <w:r>
+        <w:rPr>
+          <w:rStyle w:val="KeywordTok"/>
+        </w:rPr>
+        <w:t xml:space="preserve">:</w:t>
+      </w:r>
+      <w:r>
+        <w:rPr>
+          <w:rStyle w:val="AttributeTok"/>
+        </w:rPr>
+        <w:t xml:space="preserve"> FRC</w:t>
+      </w:r>
+      <w:r>
+        <w:br/>
+      </w:r>
+      <w:r>
+        <w:rPr>
+          <w:rStyle w:val="AttributeTok"/>
+        </w:rPr>
+        <w:t xml:space="preserve">  </w:t>
+      </w:r>
+      <w:r>
+        <w:rPr>
+          <w:rStyle w:val="FunctionTok"/>
+        </w:rPr>
+        <w:t xml:space="preserve">language</w:t>
+      </w:r>
+      <w:r>
+        <w:rPr>
+          <w:rStyle w:val="KeywordTok"/>
+        </w:rPr>
+        <w:t xml:space="preserve">:</w:t>
+      </w:r>
+      <w:r>
+        <w:rPr>
+          <w:rStyle w:val="AttributeTok"/>
+        </w:rPr>
+        <w:t xml:space="preserve"> fr</w:t>
+      </w:r>
+      <w:r>
+        <w:br/>
+      </w:r>
+      <w:r>
+        <w:rPr>
+          <w:rStyle w:val="FunctionTok"/>
+        </w:rPr>
+        <w:t xml:space="preserve">group_type</w:t>
+      </w:r>
+      <w:r>
+        <w:rPr>
+          <w:rStyle w:val="KeywordTok"/>
+        </w:rPr>
+        <w:t xml:space="preserve">:</w:t>
+      </w:r>
+      <w:r>
+        <w:br/>
+      </w:r>
+      <w:r>
+        <w:rPr>
+          <w:rStyle w:val="AttributeTok"/>
+        </w:rPr>
+        <w:t xml:space="preserve">  </w:t>
+      </w:r>
+      <w:r>
+        <w:rPr>
+          <w:rStyle w:val="FunctionTok"/>
+        </w:rPr>
+        <w:t xml:space="preserve">group_type_enum</w:t>
+      </w:r>
+      <w:r>
+        <w:rPr>
+          <w:rStyle w:val="KeywordTok"/>
+        </w:rPr>
+        <w:t xml:space="preserve">:</w:t>
+      </w:r>
+      <w:r>
+        <w:rPr>
+          <w:rStyle w:val="AttributeTok"/>
+        </w:rPr>
+        <w:t xml:space="preserve"> association</w:t>
+      </w:r>
+      <w:r>
+        <w:br/>
+      </w:r>
+      <w:r>
+        <w:rPr>
+          <w:rStyle w:val="AttributeTok"/>
+        </w:rPr>
+        <w:t xml:space="preserve">  </w:t>
       </w:r>
       <w:r>
         <w:rPr>
@@ -17558,799 +18164,10 @@
         <w:t xml:space="preserve">:</w:t>
       </w:r>
       <w:r>
-        <w:br/>
-      </w:r>
-      <w:r>
-        <w:rPr>
-          <w:rStyle w:val="KeywordTok"/>
-        </w:rPr>
-        <w:t xml:space="preserve">-</w:t>
-      </w:r>
-      <w:r>
-        <w:rPr>
-          <w:rStyle w:val="AttributeTok"/>
-        </w:rPr>
-        <w:t xml:space="preserve"> </w:t>
-      </w:r>
-      <w:r>
-        <w:rPr>
-          <w:rStyle w:val="FunctionTok"/>
-        </w:rPr>
-        <w:t xml:space="preserve">value</w:t>
-      </w:r>
-      <w:r>
-        <w:rPr>
-          <w:rStyle w:val="KeywordTok"/>
-        </w:rPr>
-        <w:t xml:space="preserve">:</w:t>
-      </w:r>
-      <w:r>
-        <w:rPr>
-          <w:rStyle w:val="AttributeTok"/>
-        </w:rPr>
-        <w:t xml:space="preserve"> Konsumenteninformation und -schutz</w:t>
-      </w:r>
-      <w:r>
-        <w:br/>
-      </w:r>
-      <w:r>
-        <w:rPr>
-          <w:rStyle w:val="AttributeTok"/>
-        </w:rPr>
-        <w:t xml:space="preserve">  </w:t>
-      </w:r>
-      <w:r>
-        <w:rPr>
-          <w:rStyle w:val="FunctionTok"/>
-        </w:rPr>
-        <w:t xml:space="preserve">language</w:t>
-      </w:r>
-      <w:r>
-        <w:rPr>
-          <w:rStyle w:val="KeywordTok"/>
-        </w:rPr>
-        <w:t xml:space="preserve">:</w:t>
-      </w:r>
-      <w:r>
-        <w:rPr>
-          <w:rStyle w:val="AttributeTok"/>
-        </w:rPr>
-        <w:t xml:space="preserve"> de</w:t>
-      </w:r>
-      <w:r>
-        <w:br/>
-      </w:r>
-      <w:r>
-        <w:rPr>
-          <w:rStyle w:val="KeywordTok"/>
-        </w:rPr>
-        <w:t xml:space="preserve">-</w:t>
-      </w:r>
-      <w:r>
-        <w:rPr>
-          <w:rStyle w:val="AttributeTok"/>
-        </w:rPr>
-        <w:t xml:space="preserve"> </w:t>
-      </w:r>
-      <w:r>
-        <w:rPr>
-          <w:rStyle w:val="FunctionTok"/>
-        </w:rPr>
-        <w:t xml:space="preserve">value</w:t>
-      </w:r>
-      <w:r>
-        <w:rPr>
-          <w:rStyle w:val="KeywordTok"/>
-        </w:rPr>
-        <w:t xml:space="preserve">:</w:t>
-      </w:r>
-      <w:r>
-        <w:rPr>
-          <w:rStyle w:val="AttributeTok"/>
-        </w:rPr>
-        <w:t xml:space="preserve"> Information et défense des consommateurs</w:t>
-      </w:r>
-      <w:r>
-        <w:br/>
-      </w:r>
-      <w:r>
-        <w:rPr>
-          <w:rStyle w:val="AttributeTok"/>
-        </w:rPr>
-        <w:t xml:space="preserve">  </w:t>
-      </w:r>
-      <w:r>
-        <w:rPr>
-          <w:rStyle w:val="FunctionTok"/>
-        </w:rPr>
-        <w:t xml:space="preserve">language</w:t>
-      </w:r>
-      <w:r>
-        <w:rPr>
-          <w:rStyle w:val="KeywordTok"/>
-        </w:rPr>
-        <w:t xml:space="preserve">:</w:t>
-      </w:r>
-      <w:r>
-        <w:rPr>
-          <w:rStyle w:val="AttributeTok"/>
-        </w:rPr>
-        <w:t xml:space="preserve"> fr</w:t>
-      </w:r>
-      <w:r>
-        <w:br/>
-      </w:r>
-      <w:r>
-        <w:rPr>
-          <w:rStyle w:val="KeywordTok"/>
-        </w:rPr>
-        <w:t xml:space="preserve">-</w:t>
-      </w:r>
-      <w:r>
-        <w:rPr>
-          <w:rStyle w:val="AttributeTok"/>
-        </w:rPr>
-        <w:t xml:space="preserve"> </w:t>
-      </w:r>
-      <w:r>
-        <w:rPr>
-          <w:rStyle w:val="FunctionTok"/>
-        </w:rPr>
-        <w:t xml:space="preserve">value</w:t>
-      </w:r>
-      <w:r>
-        <w:rPr>
-          <w:rStyle w:val="KeywordTok"/>
-        </w:rPr>
-        <w:t xml:space="preserve">:</w:t>
-      </w:r>
-      <w:r>
-        <w:rPr>
-          <w:rStyle w:val="AttributeTok"/>
-        </w:rPr>
-        <w:t xml:space="preserve"> Informazione e tutela dei consumatori</w:t>
-      </w:r>
-      <w:r>
-        <w:br/>
-      </w:r>
-      <w:r>
-        <w:rPr>
-          <w:rStyle w:val="AttributeTok"/>
-        </w:rPr>
-        <w:t xml:space="preserve">  </w:t>
-      </w:r>
-      <w:r>
-        <w:rPr>
-          <w:rStyle w:val="FunctionTok"/>
-        </w:rPr>
-        <w:t xml:space="preserve">language</w:t>
-      </w:r>
-      <w:r>
-        <w:rPr>
-          <w:rStyle w:val="KeywordTok"/>
-        </w:rPr>
-        <w:t xml:space="preserve">:</w:t>
-      </w:r>
-      <w:r>
-        <w:rPr>
-          <w:rStyle w:val="AttributeTok"/>
-        </w:rPr>
-        <w:t xml:space="preserve"> it</w:t>
-      </w:r>
-      <w:r>
-        <w:br/>
-      </w:r>
-      <w:r>
-        <w:rPr>
-          <w:rStyle w:val="FunctionTok"/>
-        </w:rPr>
-        <w:t xml:space="preserve">description</w:t>
-      </w:r>
-      <w:r>
-        <w:rPr>
-          <w:rStyle w:val="KeywordTok"/>
-        </w:rPr>
-        <w:t xml:space="preserve">:</w:t>
-      </w:r>
-      <w:r>
-        <w:br/>
-      </w:r>
-      <w:r>
-        <w:rPr>
-          <w:rStyle w:val="KeywordTok"/>
-        </w:rPr>
-        <w:t xml:space="preserve">-</w:t>
-      </w:r>
-      <w:r>
-        <w:rPr>
-          <w:rStyle w:val="AttributeTok"/>
-        </w:rPr>
-        <w:t xml:space="preserve"> </w:t>
-      </w:r>
-      <w:r>
-        <w:rPr>
-          <w:rStyle w:val="FunctionTok"/>
-        </w:rPr>
-        <w:t xml:space="preserve">value</w:t>
-      </w:r>
-      <w:r>
-        <w:rPr>
-          <w:rStyle w:val="KeywordTok"/>
-        </w:rPr>
-        <w:t xml:space="preserve">:</w:t>
-      </w:r>
-      <w:r>
-        <w:rPr>
-          <w:rStyle w:val="AttributeTok"/>
-        </w:rPr>
-        <w:t xml:space="preserve"> L'intergroupe parlementaire « Information et défense des consommateurs » réunit toutes les sensibilités</w:t>
-      </w:r>
-      <w:r>
-        <w:br/>
-      </w:r>
-      <w:r>
-        <w:rPr>
-          <w:rStyle w:val="AttributeTok"/>
-        </w:rPr>
-        <w:t xml:space="preserve">    politiques. Cet intergroupe a pour mission d'informer et de sensibiliser les élu·e·s aux questions</w:t>
-      </w:r>
-      <w:r>
-        <w:br/>
-      </w:r>
-      <w:r>
-        <w:rPr>
-          <w:rStyle w:val="AttributeTok"/>
-        </w:rPr>
-        <w:t xml:space="preserve">    relatives à la défense des consommateur·rice·s en Suisse.</w:t>
-      </w:r>
-      <w:r>
-        <w:br/>
-      </w:r>
-      <w:r>
-        <w:rPr>
-          <w:rStyle w:val="AttributeTok"/>
-        </w:rPr>
-        <w:t xml:space="preserve">  </w:t>
-      </w:r>
-      <w:r>
-        <w:rPr>
-          <w:rStyle w:val="FunctionTok"/>
-        </w:rPr>
-        <w:t xml:space="preserve">language</w:t>
-      </w:r>
-      <w:r>
-        <w:rPr>
-          <w:rStyle w:val="KeywordTok"/>
-        </w:rPr>
-        <w:t xml:space="preserve">:</w:t>
-      </w:r>
-      <w:r>
-        <w:rPr>
-          <w:rStyle w:val="AttributeTok"/>
-        </w:rPr>
-        <w:t xml:space="preserve"> fr</w:t>
-      </w:r>
-      <w:r>
-        <w:br/>
-      </w:r>
-      <w:r>
-        <w:rPr>
-          <w:rStyle w:val="FunctionTok"/>
-        </w:rPr>
-        <w:t xml:space="preserve">landing_page</w:t>
-      </w:r>
-      <w:r>
-        <w:rPr>
-          <w:rStyle w:val="KeywordTok"/>
-        </w:rPr>
-        <w:t xml:space="preserve">:</w:t>
-      </w:r>
-      <w:r>
-        <w:br/>
-      </w:r>
-      <w:r>
-        <w:rPr>
-          <w:rStyle w:val="KeywordTok"/>
-        </w:rPr>
-        <w:t xml:space="preserve">-</w:t>
-      </w:r>
-      <w:r>
-        <w:rPr>
-          <w:rStyle w:val="AttributeTok"/>
-        </w:rPr>
-        <w:t xml:space="preserve"> </w:t>
-      </w:r>
-      <w:r>
-        <w:rPr>
-          <w:rStyle w:val="FunctionTok"/>
-        </w:rPr>
-        <w:t xml:space="preserve">value</w:t>
-      </w:r>
-      <w:r>
-        <w:rPr>
-          <w:rStyle w:val="KeywordTok"/>
-        </w:rPr>
-        <w:t xml:space="preserve">:</w:t>
-      </w:r>
-      <w:r>
-        <w:rPr>
-          <w:rStyle w:val="AttributeTok"/>
-        </w:rPr>
-        <w:t xml:space="preserve"> https://www.parlament.ch/centers/documents/de/gruppen-der-bundesversammlung.pdf</w:t>
-      </w:r>
-      <w:r>
-        <w:br/>
-      </w:r>
-      <w:r>
-        <w:rPr>
-          <w:rStyle w:val="AttributeTok"/>
-        </w:rPr>
-        <w:t xml:space="preserve">  </w:t>
-      </w:r>
-      <w:r>
-        <w:rPr>
-          <w:rStyle w:val="FunctionTok"/>
-        </w:rPr>
-        <w:t xml:space="preserve">language</w:t>
-      </w:r>
-      <w:r>
-        <w:rPr>
-          <w:rStyle w:val="KeywordTok"/>
-        </w:rPr>
-        <w:t xml:space="preserve">:</w:t>
-      </w:r>
-      <w:r>
-        <w:rPr>
-          <w:rStyle w:val="AttributeTok"/>
-        </w:rPr>
-        <w:t xml:space="preserve"> de</w:t>
-      </w:r>
-      <w:r>
-        <w:br/>
-      </w:r>
-      <w:r>
-        <w:rPr>
-          <w:rStyle w:val="FunctionTok"/>
-        </w:rPr>
-        <w:t xml:space="preserve">contacts</w:t>
-      </w:r>
-      <w:r>
-        <w:rPr>
-          <w:rStyle w:val="KeywordTok"/>
-        </w:rPr>
-        <w:t xml:space="preserve">:</w:t>
-      </w:r>
-      <w:r>
-        <w:br/>
-      </w:r>
-      <w:r>
-        <w:rPr>
-          <w:rStyle w:val="KeywordTok"/>
-        </w:rPr>
-        <w:t xml:space="preserve">-</w:t>
-      </w:r>
-      <w:r>
-        <w:rPr>
-          <w:rStyle w:val="AttributeTok"/>
-        </w:rPr>
-        <w:t xml:space="preserve"> </w:t>
-      </w:r>
-      <w:r>
-        <w:rPr>
-          <w:rStyle w:val="FunctionTok"/>
-        </w:rPr>
-        <w:t xml:space="preserve">contact_type</w:t>
-      </w:r>
-      <w:r>
-        <w:rPr>
-          <w:rStyle w:val="KeywordTok"/>
-        </w:rPr>
-        <w:t xml:space="preserve">:</w:t>
-      </w:r>
-      <w:r>
-        <w:rPr>
-          <w:rStyle w:val="AttributeTok"/>
-        </w:rPr>
-        <w:t xml:space="preserve"> email</w:t>
-      </w:r>
-      <w:r>
-        <w:br/>
-      </w:r>
-      <w:r>
-        <w:rPr>
-          <w:rStyle w:val="AttributeTok"/>
-        </w:rPr>
-        <w:t xml:space="preserve">  </w:t>
-      </w:r>
-      <w:r>
-        <w:rPr>
-          <w:rStyle w:val="FunctionTok"/>
-        </w:rPr>
-        <w:t xml:space="preserve">value</w:t>
-      </w:r>
-      <w:r>
-        <w:rPr>
-          <w:rStyle w:val="KeywordTok"/>
-        </w:rPr>
-        <w:t xml:space="preserve">:</w:t>
-      </w:r>
-      <w:r>
-        <w:rPr>
-          <w:rStyle w:val="AttributeTok"/>
-        </w:rPr>
-        <w:t xml:space="preserve"> l.altwegg@frc.ch</w:t>
-      </w:r>
-      <w:r>
-        <w:br/>
-      </w:r>
-      <w:r>
-        <w:rPr>
-          <w:rStyle w:val="AttributeTok"/>
-        </w:rPr>
-        <w:t xml:space="preserve">  </w:t>
-      </w:r>
-      <w:r>
-        <w:rPr>
-          <w:rStyle w:val="FunctionTok"/>
-        </w:rPr>
-        <w:t xml:space="preserve">label</w:t>
-      </w:r>
-      <w:r>
-        <w:rPr>
-          <w:rStyle w:val="KeywordTok"/>
-        </w:rPr>
-        <w:t xml:space="preserve">:</w:t>
-      </w:r>
-      <w:r>
-        <w:rPr>
-          <w:rStyle w:val="AttributeTok"/>
-        </w:rPr>
-        <w:t xml:space="preserve"> Sekretariat</w:t>
-      </w:r>
-      <w:r>
-        <w:br/>
-      </w:r>
-      <w:r>
-        <w:rPr>
-          <w:rStyle w:val="KeywordTok"/>
-        </w:rPr>
-        <w:t xml:space="preserve">-</w:t>
-      </w:r>
-      <w:r>
-        <w:rPr>
-          <w:rStyle w:val="AttributeTok"/>
-        </w:rPr>
-        <w:t xml:space="preserve"> </w:t>
-      </w:r>
-      <w:r>
-        <w:rPr>
-          <w:rStyle w:val="FunctionTok"/>
-        </w:rPr>
-        <w:t xml:space="preserve">contact_type</w:t>
-      </w:r>
-      <w:r>
-        <w:rPr>
-          <w:rStyle w:val="KeywordTok"/>
-        </w:rPr>
-        <w:t xml:space="preserve">:</w:t>
-      </w:r>
-      <w:r>
-        <w:rPr>
-          <w:rStyle w:val="AttributeTok"/>
-        </w:rPr>
-        <w:t xml:space="preserve"> phone</w:t>
-      </w:r>
-      <w:r>
-        <w:br/>
-      </w:r>
-      <w:r>
-        <w:rPr>
-          <w:rStyle w:val="AttributeTok"/>
-        </w:rPr>
-        <w:t xml:space="preserve">  </w:t>
-      </w:r>
-      <w:r>
-        <w:rPr>
-          <w:rStyle w:val="FunctionTok"/>
-        </w:rPr>
-        <w:t xml:space="preserve">value</w:t>
-      </w:r>
-      <w:r>
-        <w:rPr>
-          <w:rStyle w:val="KeywordTok"/>
-        </w:rPr>
-        <w:t xml:space="preserve">:</w:t>
-      </w:r>
-      <w:r>
-        <w:rPr>
-          <w:rStyle w:val="AttributeTok"/>
-        </w:rPr>
-        <w:t xml:space="preserve"> +41 21 331 00 95</w:t>
-      </w:r>
-      <w:r>
-        <w:br/>
-      </w:r>
-      <w:r>
-        <w:rPr>
-          <w:rStyle w:val="AttributeTok"/>
-        </w:rPr>
-        <w:t xml:space="preserve">  </w:t>
-      </w:r>
-      <w:r>
-        <w:rPr>
-          <w:rStyle w:val="FunctionTok"/>
-        </w:rPr>
-        <w:t xml:space="preserve">label</w:t>
-      </w:r>
-      <w:r>
-        <w:rPr>
-          <w:rStyle w:val="KeywordTok"/>
-        </w:rPr>
-        <w:t xml:space="preserve">:</w:t>
-      </w:r>
-      <w:r>
-        <w:rPr>
-          <w:rStyle w:val="AttributeTok"/>
-        </w:rPr>
-        <w:t xml:space="preserve"> Sekretariat</w:t>
-      </w:r>
-      <w:r>
-        <w:br/>
-      </w:r>
-      <w:r>
-        <w:rPr>
-          <w:rStyle w:val="FunctionTok"/>
-        </w:rPr>
-        <w:t xml:space="preserve">addresses</w:t>
-      </w:r>
-      <w:r>
-        <w:rPr>
-          <w:rStyle w:val="KeywordTok"/>
-        </w:rPr>
-        <w:t xml:space="preserve">:</w:t>
-      </w:r>
-      <w:r>
-        <w:br/>
-      </w:r>
-      <w:r>
-        <w:rPr>
-          <w:rStyle w:val="KeywordTok"/>
-        </w:rPr>
-        <w:t xml:space="preserve">-</w:t>
-      </w:r>
-      <w:r>
-        <w:rPr>
-          <w:rStyle w:val="AttributeTok"/>
-        </w:rPr>
-        <w:t xml:space="preserve"> </w:t>
-      </w:r>
-      <w:r>
-        <w:rPr>
-          <w:rStyle w:val="FunctionTok"/>
-        </w:rPr>
-        <w:t xml:space="preserve">address_type</w:t>
-      </w:r>
-      <w:r>
-        <w:rPr>
-          <w:rStyle w:val="KeywordTok"/>
-        </w:rPr>
-        <w:t xml:space="preserve">:</w:t>
-      </w:r>
-      <w:r>
-        <w:rPr>
-          <w:rStyle w:val="AttributeTok"/>
-        </w:rPr>
-        <w:t xml:space="preserve"> businessAddress</w:t>
-      </w:r>
-      <w:r>
-        <w:br/>
-      </w:r>
-      <w:r>
-        <w:rPr>
-          <w:rStyle w:val="AttributeTok"/>
-        </w:rPr>
-        <w:t xml:space="preserve">  </w:t>
-      </w:r>
-      <w:r>
-        <w:rPr>
-          <w:rStyle w:val="FunctionTok"/>
-        </w:rPr>
-        <w:t xml:space="preserve">address_uri</w:t>
-      </w:r>
-      <w:r>
-        <w:rPr>
-          <w:rStyle w:val="KeywordTok"/>
-        </w:rPr>
-        <w:t xml:space="preserve">:</w:t>
-      </w:r>
-      <w:r>
-        <w:rPr>
-          <w:rStyle w:val="AttributeTok"/>
-        </w:rPr>
-        <w:t xml:space="preserve"> https://geo.ld.admin.ch/location/address/101009806</w:t>
-      </w:r>
-      <w:r>
-        <w:br/>
-      </w:r>
-      <w:r>
-        <w:rPr>
-          <w:rStyle w:val="AttributeTok"/>
-        </w:rPr>
-        <w:t xml:space="preserve">  </w:t>
-      </w:r>
-      <w:r>
-        <w:rPr>
-          <w:rStyle w:val="FunctionTok"/>
-        </w:rPr>
-        <w:t xml:space="preserve">street_address</w:t>
-      </w:r>
-      <w:r>
-        <w:rPr>
-          <w:rStyle w:val="KeywordTok"/>
-        </w:rPr>
-        <w:t xml:space="preserve">:</w:t>
-      </w:r>
-      <w:r>
-        <w:rPr>
-          <w:rStyle w:val="AttributeTok"/>
-        </w:rPr>
-        <w:t xml:space="preserve"> Fédération romande des consommateurs, Rue de Genève 17, case postale 585</w:t>
-      </w:r>
-      <w:r>
-        <w:br/>
-      </w:r>
-      <w:r>
-        <w:rPr>
-          <w:rStyle w:val="AttributeTok"/>
-        </w:rPr>
-        <w:t xml:space="preserve">  </w:t>
-      </w:r>
-      <w:r>
-        <w:rPr>
-          <w:rStyle w:val="FunctionTok"/>
-        </w:rPr>
-        <w:t xml:space="preserve">postal_code</w:t>
-      </w:r>
-      <w:r>
-        <w:rPr>
-          <w:rStyle w:val="KeywordTok"/>
-        </w:rPr>
-        <w:t xml:space="preserve">:</w:t>
-      </w:r>
-      <w:r>
-        <w:rPr>
-          <w:rStyle w:val="AttributeTok"/>
-        </w:rPr>
-        <w:t xml:space="preserve"> </w:t>
-      </w:r>
-      <w:r>
-        <w:rPr>
-          <w:rStyle w:val="StringTok"/>
-        </w:rPr>
-        <w:t xml:space="preserve">'1001'</w:t>
-      </w:r>
-      <w:r>
-        <w:br/>
-      </w:r>
-      <w:r>
-        <w:rPr>
-          <w:rStyle w:val="AttributeTok"/>
-        </w:rPr>
-        <w:t xml:space="preserve">  </w:t>
-      </w:r>
-      <w:r>
-        <w:rPr>
-          <w:rStyle w:val="FunctionTok"/>
-        </w:rPr>
-        <w:t xml:space="preserve">postal_locality</w:t>
-      </w:r>
-      <w:r>
-        <w:rPr>
-          <w:rStyle w:val="KeywordTok"/>
-        </w:rPr>
-        <w:t xml:space="preserve">:</w:t>
-      </w:r>
-      <w:r>
-        <w:rPr>
-          <w:rStyle w:val="AttributeTok"/>
-        </w:rPr>
-        <w:t xml:space="preserve"> Lausanne</w:t>
-      </w:r>
-      <w:r>
-        <w:br/>
-      </w:r>
-      <w:r>
-        <w:rPr>
-          <w:rStyle w:val="AttributeTok"/>
-        </w:rPr>
-        <w:t xml:space="preserve">  </w:t>
-      </w:r>
-      <w:r>
-        <w:rPr>
-          <w:rStyle w:val="FunctionTok"/>
-        </w:rPr>
-        <w:t xml:space="preserve">country</w:t>
-      </w:r>
-      <w:r>
-        <w:rPr>
-          <w:rStyle w:val="KeywordTok"/>
-        </w:rPr>
-        <w:t xml:space="preserve">:</w:t>
-      </w:r>
-      <w:r>
-        <w:rPr>
-          <w:rStyle w:val="AttributeTok"/>
-        </w:rPr>
-        <w:t xml:space="preserve"> CH</w:t>
-      </w:r>
-      <w:r>
-        <w:br/>
-      </w:r>
-      <w:r>
-        <w:rPr>
-          <w:rStyle w:val="FunctionTok"/>
-        </w:rPr>
-        <w:t xml:space="preserve">group_type</w:t>
-      </w:r>
-      <w:r>
-        <w:rPr>
-          <w:rStyle w:val="KeywordTok"/>
-        </w:rPr>
-        <w:t xml:space="preserve">:</w:t>
-      </w:r>
-      <w:r>
-        <w:br/>
-      </w:r>
-      <w:r>
-        <w:rPr>
-          <w:rStyle w:val="AttributeTok"/>
-        </w:rPr>
-        <w:t xml:space="preserve">  </w:t>
-      </w:r>
-      <w:r>
-        <w:rPr>
-          <w:rStyle w:val="FunctionTok"/>
-        </w:rPr>
-        <w:t xml:space="preserve">group_type_enum</w:t>
-      </w:r>
-      <w:r>
-        <w:rPr>
-          <w:rStyle w:val="KeywordTok"/>
-        </w:rPr>
-        <w:t xml:space="preserve">:</w:t>
-      </w:r>
-      <w:r>
-        <w:rPr>
-          <w:rStyle w:val="AttributeTok"/>
-        </w:rPr>
-        <w:t xml:space="preserve"> interest_group</w:t>
-      </w:r>
-      <w:r>
-        <w:br/>
-      </w:r>
-      <w:r>
-        <w:rPr>
-          <w:rStyle w:val="AttributeTok"/>
-        </w:rPr>
-        <w:t xml:space="preserve">  </w:t>
-      </w:r>
-      <w:r>
-        <w:rPr>
-          <w:rStyle w:val="FunctionTok"/>
-        </w:rPr>
-        <w:t xml:space="preserve">label</w:t>
-      </w:r>
-      <w:r>
-        <w:rPr>
-          <w:rStyle w:val="KeywordTok"/>
-        </w:rPr>
-        <w:t xml:space="preserve">:</w:t>
-      </w:r>
-      <w:r>
-        <w:rPr>
-          <w:rStyle w:val="AttributeTok"/>
-        </w:rPr>
-        <w:t xml:space="preserve"> Interessengruppe</w:t>
+        <w:rPr>
+          <w:rStyle w:val="AttributeTok"/>
+        </w:rPr>
+        <w:t xml:space="preserve"> Verein</w:t>
       </w:r>
       <w:r>
         <w:br/>
@@ -18371,34 +18188,925 @@
         <w:rPr>
           <w:rStyle w:val="AttributeTok"/>
         </w:rPr>
-        <w:t xml:space="preserve"> https://ld.admin.ch/country/CHE</w:t>
-      </w:r>
-      <w:r>
-        <w:br/>
-      </w:r>
-      <w:r>
-        <w:rPr>
-          <w:rStyle w:val="FunctionTok"/>
-        </w:rPr>
-        <w:t xml:space="preserve">valid_from</w:t>
-      </w:r>
-      <w:r>
-        <w:rPr>
-          <w:rStyle w:val="KeywordTok"/>
-        </w:rPr>
-        <w:t xml:space="preserve">:</w:t>
-      </w:r>
-      <w:r>
-        <w:rPr>
-          <w:rStyle w:val="AttributeTok"/>
-        </w:rPr>
-        <w:t xml:space="preserve"> 2012-01-01</w:t>
+        <w:t xml:space="preserve"> https://ld.admin.ch/canton/22</w:t>
       </w:r>
     </w:p>
     <w:bookmarkEnd w:id="138"/>
+    <w:bookmarkStart w:id="139" w:name="Xc525d3fd9f7fa1f1e94379f2d63dc5881667847"/>
+    <w:p>
+      <w:pPr>
+        <w:pStyle w:val="berschrift4"/>
+      </w:pPr>
+      <w:r>
+        <w:t xml:space="preserve">Example: Interest group with a trilingual name and contact</w:t>
+      </w:r>
+    </w:p>
+    <w:p>
+      <w:pPr>
+        <w:pStyle w:val="SourceCode"/>
+      </w:pPr>
+      <w:r>
+        <w:rPr>
+          <w:rStyle w:val="FunctionTok"/>
+        </w:rPr>
+        <w:t xml:space="preserve">local_id</w:t>
+      </w:r>
+      <w:r>
+        <w:rPr>
+          <w:rStyle w:val="KeywordTok"/>
+        </w:rPr>
+        <w:t xml:space="preserve">:</w:t>
+      </w:r>
+      <w:r>
+        <w:rPr>
+          <w:rStyle w:val="AttributeTok"/>
+        </w:rPr>
+        <w:t xml:space="preserve"> </w:t>
+      </w:r>
+      <w:r>
+        <w:rPr>
+          <w:rStyle w:val="DecValTok"/>
+        </w:rPr>
+        <w:t xml:space="preserve">6627</w:t>
+      </w:r>
+      <w:r>
+        <w:br/>
+      </w:r>
+      <w:r>
+        <w:rPr>
+          <w:rStyle w:val="FunctionTok"/>
+        </w:rPr>
+        <w:t xml:space="preserve">global_uri</w:t>
+      </w:r>
+      <w:r>
+        <w:rPr>
+          <w:rStyle w:val="KeywordTok"/>
+        </w:rPr>
+        <w:t xml:space="preserve">:</w:t>
+      </w:r>
+      <w:r>
+        <w:rPr>
+          <w:rStyle w:val="AttributeTok"/>
+        </w:rPr>
+        <w:t xml:space="preserve"> https://www.parlament.ch/de/organe/gruppen/konsumenteninformation-und-schutz</w:t>
+      </w:r>
+      <w:r>
+        <w:br/>
+      </w:r>
+      <w:r>
+        <w:rPr>
+          <w:rStyle w:val="FunctionTok"/>
+        </w:rPr>
+        <w:t xml:space="preserve">label</w:t>
+      </w:r>
+      <w:r>
+        <w:rPr>
+          <w:rStyle w:val="KeywordTok"/>
+        </w:rPr>
+        <w:t xml:space="preserve">:</w:t>
+      </w:r>
+      <w:r>
+        <w:br/>
+      </w:r>
+      <w:r>
+        <w:rPr>
+          <w:rStyle w:val="KeywordTok"/>
+        </w:rPr>
+        <w:t xml:space="preserve">-</w:t>
+      </w:r>
+      <w:r>
+        <w:rPr>
+          <w:rStyle w:val="AttributeTok"/>
+        </w:rPr>
+        <w:t xml:space="preserve"> </w:t>
+      </w:r>
+      <w:r>
+        <w:rPr>
+          <w:rStyle w:val="FunctionTok"/>
+        </w:rPr>
+        <w:t xml:space="preserve">value</w:t>
+      </w:r>
+      <w:r>
+        <w:rPr>
+          <w:rStyle w:val="KeywordTok"/>
+        </w:rPr>
+        <w:t xml:space="preserve">:</w:t>
+      </w:r>
+      <w:r>
+        <w:rPr>
+          <w:rStyle w:val="AttributeTok"/>
+        </w:rPr>
+        <w:t xml:space="preserve"> Konsumenteninformation und -schutz</w:t>
+      </w:r>
+      <w:r>
+        <w:br/>
+      </w:r>
+      <w:r>
+        <w:rPr>
+          <w:rStyle w:val="AttributeTok"/>
+        </w:rPr>
+        <w:t xml:space="preserve">  </w:t>
+      </w:r>
+      <w:r>
+        <w:rPr>
+          <w:rStyle w:val="FunctionTok"/>
+        </w:rPr>
+        <w:t xml:space="preserve">language</w:t>
+      </w:r>
+      <w:r>
+        <w:rPr>
+          <w:rStyle w:val="KeywordTok"/>
+        </w:rPr>
+        <w:t xml:space="preserve">:</w:t>
+      </w:r>
+      <w:r>
+        <w:rPr>
+          <w:rStyle w:val="AttributeTok"/>
+        </w:rPr>
+        <w:t xml:space="preserve"> de</w:t>
+      </w:r>
+      <w:r>
+        <w:br/>
+      </w:r>
+      <w:r>
+        <w:rPr>
+          <w:rStyle w:val="KeywordTok"/>
+        </w:rPr>
+        <w:t xml:space="preserve">-</w:t>
+      </w:r>
+      <w:r>
+        <w:rPr>
+          <w:rStyle w:val="AttributeTok"/>
+        </w:rPr>
+        <w:t xml:space="preserve"> </w:t>
+      </w:r>
+      <w:r>
+        <w:rPr>
+          <w:rStyle w:val="FunctionTok"/>
+        </w:rPr>
+        <w:t xml:space="preserve">value</w:t>
+      </w:r>
+      <w:r>
+        <w:rPr>
+          <w:rStyle w:val="KeywordTok"/>
+        </w:rPr>
+        <w:t xml:space="preserve">:</w:t>
+      </w:r>
+      <w:r>
+        <w:rPr>
+          <w:rStyle w:val="AttributeTok"/>
+        </w:rPr>
+        <w:t xml:space="preserve"> Information et défense des consommateurs</w:t>
+      </w:r>
+      <w:r>
+        <w:br/>
+      </w:r>
+      <w:r>
+        <w:rPr>
+          <w:rStyle w:val="AttributeTok"/>
+        </w:rPr>
+        <w:t xml:space="preserve">  </w:t>
+      </w:r>
+      <w:r>
+        <w:rPr>
+          <w:rStyle w:val="FunctionTok"/>
+        </w:rPr>
+        <w:t xml:space="preserve">language</w:t>
+      </w:r>
+      <w:r>
+        <w:rPr>
+          <w:rStyle w:val="KeywordTok"/>
+        </w:rPr>
+        <w:t xml:space="preserve">:</w:t>
+      </w:r>
+      <w:r>
+        <w:rPr>
+          <w:rStyle w:val="AttributeTok"/>
+        </w:rPr>
+        <w:t xml:space="preserve"> fr</w:t>
+      </w:r>
+      <w:r>
+        <w:br/>
+      </w:r>
+      <w:r>
+        <w:rPr>
+          <w:rStyle w:val="KeywordTok"/>
+        </w:rPr>
+        <w:t xml:space="preserve">-</w:t>
+      </w:r>
+      <w:r>
+        <w:rPr>
+          <w:rStyle w:val="AttributeTok"/>
+        </w:rPr>
+        <w:t xml:space="preserve"> </w:t>
+      </w:r>
+      <w:r>
+        <w:rPr>
+          <w:rStyle w:val="FunctionTok"/>
+        </w:rPr>
+        <w:t xml:space="preserve">value</w:t>
+      </w:r>
+      <w:r>
+        <w:rPr>
+          <w:rStyle w:val="KeywordTok"/>
+        </w:rPr>
+        <w:t xml:space="preserve">:</w:t>
+      </w:r>
+      <w:r>
+        <w:rPr>
+          <w:rStyle w:val="AttributeTok"/>
+        </w:rPr>
+        <w:t xml:space="preserve"> Informazione e tutela dei consumatori</w:t>
+      </w:r>
+      <w:r>
+        <w:br/>
+      </w:r>
+      <w:r>
+        <w:rPr>
+          <w:rStyle w:val="AttributeTok"/>
+        </w:rPr>
+        <w:t xml:space="preserve">  </w:t>
+      </w:r>
+      <w:r>
+        <w:rPr>
+          <w:rStyle w:val="FunctionTok"/>
+        </w:rPr>
+        <w:t xml:space="preserve">language</w:t>
+      </w:r>
+      <w:r>
+        <w:rPr>
+          <w:rStyle w:val="KeywordTok"/>
+        </w:rPr>
+        <w:t xml:space="preserve">:</w:t>
+      </w:r>
+      <w:r>
+        <w:rPr>
+          <w:rStyle w:val="AttributeTok"/>
+        </w:rPr>
+        <w:t xml:space="preserve"> it</w:t>
+      </w:r>
+      <w:r>
+        <w:br/>
+      </w:r>
+      <w:r>
+        <w:rPr>
+          <w:rStyle w:val="FunctionTok"/>
+        </w:rPr>
+        <w:t xml:space="preserve">description</w:t>
+      </w:r>
+      <w:r>
+        <w:rPr>
+          <w:rStyle w:val="KeywordTok"/>
+        </w:rPr>
+        <w:t xml:space="preserve">:</w:t>
+      </w:r>
+      <w:r>
+        <w:br/>
+      </w:r>
+      <w:r>
+        <w:rPr>
+          <w:rStyle w:val="KeywordTok"/>
+        </w:rPr>
+        <w:t xml:space="preserve">-</w:t>
+      </w:r>
+      <w:r>
+        <w:rPr>
+          <w:rStyle w:val="AttributeTok"/>
+        </w:rPr>
+        <w:t xml:space="preserve"> </w:t>
+      </w:r>
+      <w:r>
+        <w:rPr>
+          <w:rStyle w:val="FunctionTok"/>
+        </w:rPr>
+        <w:t xml:space="preserve">value</w:t>
+      </w:r>
+      <w:r>
+        <w:rPr>
+          <w:rStyle w:val="KeywordTok"/>
+        </w:rPr>
+        <w:t xml:space="preserve">:</w:t>
+      </w:r>
+      <w:r>
+        <w:rPr>
+          <w:rStyle w:val="AttributeTok"/>
+        </w:rPr>
+        <w:t xml:space="preserve"> L'intergroupe parlementaire « Information et défense des consommateurs » réunit toutes les sensibilités</w:t>
+      </w:r>
+      <w:r>
+        <w:br/>
+      </w:r>
+      <w:r>
+        <w:rPr>
+          <w:rStyle w:val="AttributeTok"/>
+        </w:rPr>
+        <w:t xml:space="preserve">    politiques. Cet intergroupe a pour mission d'informer et de sensibiliser les élu·e·s aux questions</w:t>
+      </w:r>
+      <w:r>
+        <w:br/>
+      </w:r>
+      <w:r>
+        <w:rPr>
+          <w:rStyle w:val="AttributeTok"/>
+        </w:rPr>
+        <w:t xml:space="preserve">    relatives à la défense des consommateur·rice·s en Suisse.</w:t>
+      </w:r>
+      <w:r>
+        <w:br/>
+      </w:r>
+      <w:r>
+        <w:rPr>
+          <w:rStyle w:val="AttributeTok"/>
+        </w:rPr>
+        <w:t xml:space="preserve">  </w:t>
+      </w:r>
+      <w:r>
+        <w:rPr>
+          <w:rStyle w:val="FunctionTok"/>
+        </w:rPr>
+        <w:t xml:space="preserve">language</w:t>
+      </w:r>
+      <w:r>
+        <w:rPr>
+          <w:rStyle w:val="KeywordTok"/>
+        </w:rPr>
+        <w:t xml:space="preserve">:</w:t>
+      </w:r>
+      <w:r>
+        <w:rPr>
+          <w:rStyle w:val="AttributeTok"/>
+        </w:rPr>
+        <w:t xml:space="preserve"> fr</w:t>
+      </w:r>
+      <w:r>
+        <w:br/>
+      </w:r>
+      <w:r>
+        <w:rPr>
+          <w:rStyle w:val="FunctionTok"/>
+        </w:rPr>
+        <w:t xml:space="preserve">landing_page</w:t>
+      </w:r>
+      <w:r>
+        <w:rPr>
+          <w:rStyle w:val="KeywordTok"/>
+        </w:rPr>
+        <w:t xml:space="preserve">:</w:t>
+      </w:r>
+      <w:r>
+        <w:br/>
+      </w:r>
+      <w:r>
+        <w:rPr>
+          <w:rStyle w:val="KeywordTok"/>
+        </w:rPr>
+        <w:t xml:space="preserve">-</w:t>
+      </w:r>
+      <w:r>
+        <w:rPr>
+          <w:rStyle w:val="AttributeTok"/>
+        </w:rPr>
+        <w:t xml:space="preserve"> </w:t>
+      </w:r>
+      <w:r>
+        <w:rPr>
+          <w:rStyle w:val="FunctionTok"/>
+        </w:rPr>
+        <w:t xml:space="preserve">value</w:t>
+      </w:r>
+      <w:r>
+        <w:rPr>
+          <w:rStyle w:val="KeywordTok"/>
+        </w:rPr>
+        <w:t xml:space="preserve">:</w:t>
+      </w:r>
+      <w:r>
+        <w:rPr>
+          <w:rStyle w:val="AttributeTok"/>
+        </w:rPr>
+        <w:t xml:space="preserve"> https://www.parlament.ch/centers/documents/de/gruppen-der-bundesversammlung.pdf</w:t>
+      </w:r>
+      <w:r>
+        <w:br/>
+      </w:r>
+      <w:r>
+        <w:rPr>
+          <w:rStyle w:val="AttributeTok"/>
+        </w:rPr>
+        <w:t xml:space="preserve">  </w:t>
+      </w:r>
+      <w:r>
+        <w:rPr>
+          <w:rStyle w:val="FunctionTok"/>
+        </w:rPr>
+        <w:t xml:space="preserve">language</w:t>
+      </w:r>
+      <w:r>
+        <w:rPr>
+          <w:rStyle w:val="KeywordTok"/>
+        </w:rPr>
+        <w:t xml:space="preserve">:</w:t>
+      </w:r>
+      <w:r>
+        <w:rPr>
+          <w:rStyle w:val="AttributeTok"/>
+        </w:rPr>
+        <w:t xml:space="preserve"> de</w:t>
+      </w:r>
+      <w:r>
+        <w:br/>
+      </w:r>
+      <w:r>
+        <w:rPr>
+          <w:rStyle w:val="FunctionTok"/>
+        </w:rPr>
+        <w:t xml:space="preserve">contacts</w:t>
+      </w:r>
+      <w:r>
+        <w:rPr>
+          <w:rStyle w:val="KeywordTok"/>
+        </w:rPr>
+        <w:t xml:space="preserve">:</w:t>
+      </w:r>
+      <w:r>
+        <w:br/>
+      </w:r>
+      <w:r>
+        <w:rPr>
+          <w:rStyle w:val="KeywordTok"/>
+        </w:rPr>
+        <w:t xml:space="preserve">-</w:t>
+      </w:r>
+      <w:r>
+        <w:rPr>
+          <w:rStyle w:val="AttributeTok"/>
+        </w:rPr>
+        <w:t xml:space="preserve"> </w:t>
+      </w:r>
+      <w:r>
+        <w:rPr>
+          <w:rStyle w:val="FunctionTok"/>
+        </w:rPr>
+        <w:t xml:space="preserve">contact_type</w:t>
+      </w:r>
+      <w:r>
+        <w:rPr>
+          <w:rStyle w:val="KeywordTok"/>
+        </w:rPr>
+        <w:t xml:space="preserve">:</w:t>
+      </w:r>
+      <w:r>
+        <w:rPr>
+          <w:rStyle w:val="AttributeTok"/>
+        </w:rPr>
+        <w:t xml:space="preserve"> email</w:t>
+      </w:r>
+      <w:r>
+        <w:br/>
+      </w:r>
+      <w:r>
+        <w:rPr>
+          <w:rStyle w:val="AttributeTok"/>
+        </w:rPr>
+        <w:t xml:space="preserve">  </w:t>
+      </w:r>
+      <w:r>
+        <w:rPr>
+          <w:rStyle w:val="FunctionTok"/>
+        </w:rPr>
+        <w:t xml:space="preserve">value</w:t>
+      </w:r>
+      <w:r>
+        <w:rPr>
+          <w:rStyle w:val="KeywordTok"/>
+        </w:rPr>
+        <w:t xml:space="preserve">:</w:t>
+      </w:r>
+      <w:r>
+        <w:rPr>
+          <w:rStyle w:val="AttributeTok"/>
+        </w:rPr>
+        <w:t xml:space="preserve"> l.altwegg@frc.ch</w:t>
+      </w:r>
+      <w:r>
+        <w:br/>
+      </w:r>
+      <w:r>
+        <w:rPr>
+          <w:rStyle w:val="AttributeTok"/>
+        </w:rPr>
+        <w:t xml:space="preserve">  </w:t>
+      </w:r>
+      <w:r>
+        <w:rPr>
+          <w:rStyle w:val="FunctionTok"/>
+        </w:rPr>
+        <w:t xml:space="preserve">label</w:t>
+      </w:r>
+      <w:r>
+        <w:rPr>
+          <w:rStyle w:val="KeywordTok"/>
+        </w:rPr>
+        <w:t xml:space="preserve">:</w:t>
+      </w:r>
+      <w:r>
+        <w:rPr>
+          <w:rStyle w:val="AttributeTok"/>
+        </w:rPr>
+        <w:t xml:space="preserve"> Sekretariat</w:t>
+      </w:r>
+      <w:r>
+        <w:br/>
+      </w:r>
+      <w:r>
+        <w:rPr>
+          <w:rStyle w:val="KeywordTok"/>
+        </w:rPr>
+        <w:t xml:space="preserve">-</w:t>
+      </w:r>
+      <w:r>
+        <w:rPr>
+          <w:rStyle w:val="AttributeTok"/>
+        </w:rPr>
+        <w:t xml:space="preserve"> </w:t>
+      </w:r>
+      <w:r>
+        <w:rPr>
+          <w:rStyle w:val="FunctionTok"/>
+        </w:rPr>
+        <w:t xml:space="preserve">contact_type</w:t>
+      </w:r>
+      <w:r>
+        <w:rPr>
+          <w:rStyle w:val="KeywordTok"/>
+        </w:rPr>
+        <w:t xml:space="preserve">:</w:t>
+      </w:r>
+      <w:r>
+        <w:rPr>
+          <w:rStyle w:val="AttributeTok"/>
+        </w:rPr>
+        <w:t xml:space="preserve"> phone</w:t>
+      </w:r>
+      <w:r>
+        <w:br/>
+      </w:r>
+      <w:r>
+        <w:rPr>
+          <w:rStyle w:val="AttributeTok"/>
+        </w:rPr>
+        <w:t xml:space="preserve">  </w:t>
+      </w:r>
+      <w:r>
+        <w:rPr>
+          <w:rStyle w:val="FunctionTok"/>
+        </w:rPr>
+        <w:t xml:space="preserve">value</w:t>
+      </w:r>
+      <w:r>
+        <w:rPr>
+          <w:rStyle w:val="KeywordTok"/>
+        </w:rPr>
+        <w:t xml:space="preserve">:</w:t>
+      </w:r>
+      <w:r>
+        <w:rPr>
+          <w:rStyle w:val="AttributeTok"/>
+        </w:rPr>
+        <w:t xml:space="preserve"> +41 21 331 00 95</w:t>
+      </w:r>
+      <w:r>
+        <w:br/>
+      </w:r>
+      <w:r>
+        <w:rPr>
+          <w:rStyle w:val="AttributeTok"/>
+        </w:rPr>
+        <w:t xml:space="preserve">  </w:t>
+      </w:r>
+      <w:r>
+        <w:rPr>
+          <w:rStyle w:val="FunctionTok"/>
+        </w:rPr>
+        <w:t xml:space="preserve">label</w:t>
+      </w:r>
+      <w:r>
+        <w:rPr>
+          <w:rStyle w:val="KeywordTok"/>
+        </w:rPr>
+        <w:t xml:space="preserve">:</w:t>
+      </w:r>
+      <w:r>
+        <w:rPr>
+          <w:rStyle w:val="AttributeTok"/>
+        </w:rPr>
+        <w:t xml:space="preserve"> Sekretariat</w:t>
+      </w:r>
+      <w:r>
+        <w:br/>
+      </w:r>
+      <w:r>
+        <w:rPr>
+          <w:rStyle w:val="FunctionTok"/>
+        </w:rPr>
+        <w:t xml:space="preserve">addresses</w:t>
+      </w:r>
+      <w:r>
+        <w:rPr>
+          <w:rStyle w:val="KeywordTok"/>
+        </w:rPr>
+        <w:t xml:space="preserve">:</w:t>
+      </w:r>
+      <w:r>
+        <w:br/>
+      </w:r>
+      <w:r>
+        <w:rPr>
+          <w:rStyle w:val="KeywordTok"/>
+        </w:rPr>
+        <w:t xml:space="preserve">-</w:t>
+      </w:r>
+      <w:r>
+        <w:rPr>
+          <w:rStyle w:val="AttributeTok"/>
+        </w:rPr>
+        <w:t xml:space="preserve"> </w:t>
+      </w:r>
+      <w:r>
+        <w:rPr>
+          <w:rStyle w:val="FunctionTok"/>
+        </w:rPr>
+        <w:t xml:space="preserve">address_type</w:t>
+      </w:r>
+      <w:r>
+        <w:rPr>
+          <w:rStyle w:val="KeywordTok"/>
+        </w:rPr>
+        <w:t xml:space="preserve">:</w:t>
+      </w:r>
+      <w:r>
+        <w:rPr>
+          <w:rStyle w:val="AttributeTok"/>
+        </w:rPr>
+        <w:t xml:space="preserve"> businessAddress</w:t>
+      </w:r>
+      <w:r>
+        <w:br/>
+      </w:r>
+      <w:r>
+        <w:rPr>
+          <w:rStyle w:val="AttributeTok"/>
+        </w:rPr>
+        <w:t xml:space="preserve">  </w:t>
+      </w:r>
+      <w:r>
+        <w:rPr>
+          <w:rStyle w:val="FunctionTok"/>
+        </w:rPr>
+        <w:t xml:space="preserve">address_uri</w:t>
+      </w:r>
+      <w:r>
+        <w:rPr>
+          <w:rStyle w:val="KeywordTok"/>
+        </w:rPr>
+        <w:t xml:space="preserve">:</w:t>
+      </w:r>
+      <w:r>
+        <w:rPr>
+          <w:rStyle w:val="AttributeTok"/>
+        </w:rPr>
+        <w:t xml:space="preserve"> https://geo.ld.admin.ch/location/address/101009806</w:t>
+      </w:r>
+      <w:r>
+        <w:br/>
+      </w:r>
+      <w:r>
+        <w:rPr>
+          <w:rStyle w:val="AttributeTok"/>
+        </w:rPr>
+        <w:t xml:space="preserve">  </w:t>
+      </w:r>
+      <w:r>
+        <w:rPr>
+          <w:rStyle w:val="FunctionTok"/>
+        </w:rPr>
+        <w:t xml:space="preserve">street_address</w:t>
+      </w:r>
+      <w:r>
+        <w:rPr>
+          <w:rStyle w:val="KeywordTok"/>
+        </w:rPr>
+        <w:t xml:space="preserve">:</w:t>
+      </w:r>
+      <w:r>
+        <w:rPr>
+          <w:rStyle w:val="AttributeTok"/>
+        </w:rPr>
+        <w:t xml:space="preserve"> Fédération romande des consommateurs, Rue de Genève 17, case postale 585</w:t>
+      </w:r>
+      <w:r>
+        <w:br/>
+      </w:r>
+      <w:r>
+        <w:rPr>
+          <w:rStyle w:val="AttributeTok"/>
+        </w:rPr>
+        <w:t xml:space="preserve">  </w:t>
+      </w:r>
+      <w:r>
+        <w:rPr>
+          <w:rStyle w:val="FunctionTok"/>
+        </w:rPr>
+        <w:t xml:space="preserve">postal_code</w:t>
+      </w:r>
+      <w:r>
+        <w:rPr>
+          <w:rStyle w:val="KeywordTok"/>
+        </w:rPr>
+        <w:t xml:space="preserve">:</w:t>
+      </w:r>
+      <w:r>
+        <w:rPr>
+          <w:rStyle w:val="AttributeTok"/>
+        </w:rPr>
+        <w:t xml:space="preserve"> </w:t>
+      </w:r>
+      <w:r>
+        <w:rPr>
+          <w:rStyle w:val="StringTok"/>
+        </w:rPr>
+        <w:t xml:space="preserve">'1001'</w:t>
+      </w:r>
+      <w:r>
+        <w:br/>
+      </w:r>
+      <w:r>
+        <w:rPr>
+          <w:rStyle w:val="AttributeTok"/>
+        </w:rPr>
+        <w:t xml:space="preserve">  </w:t>
+      </w:r>
+      <w:r>
+        <w:rPr>
+          <w:rStyle w:val="FunctionTok"/>
+        </w:rPr>
+        <w:t xml:space="preserve">postal_locality</w:t>
+      </w:r>
+      <w:r>
+        <w:rPr>
+          <w:rStyle w:val="KeywordTok"/>
+        </w:rPr>
+        <w:t xml:space="preserve">:</w:t>
+      </w:r>
+      <w:r>
+        <w:rPr>
+          <w:rStyle w:val="AttributeTok"/>
+        </w:rPr>
+        <w:t xml:space="preserve"> Lausanne</w:t>
+      </w:r>
+      <w:r>
+        <w:br/>
+      </w:r>
+      <w:r>
+        <w:rPr>
+          <w:rStyle w:val="AttributeTok"/>
+        </w:rPr>
+        <w:t xml:space="preserve">  </w:t>
+      </w:r>
+      <w:r>
+        <w:rPr>
+          <w:rStyle w:val="FunctionTok"/>
+        </w:rPr>
+        <w:t xml:space="preserve">country</w:t>
+      </w:r>
+      <w:r>
+        <w:rPr>
+          <w:rStyle w:val="KeywordTok"/>
+        </w:rPr>
+        <w:t xml:space="preserve">:</w:t>
+      </w:r>
+      <w:r>
+        <w:rPr>
+          <w:rStyle w:val="AttributeTok"/>
+        </w:rPr>
+        <w:t xml:space="preserve"> CH</w:t>
+      </w:r>
+      <w:r>
+        <w:br/>
+      </w:r>
+      <w:r>
+        <w:rPr>
+          <w:rStyle w:val="FunctionTok"/>
+        </w:rPr>
+        <w:t xml:space="preserve">group_type</w:t>
+      </w:r>
+      <w:r>
+        <w:rPr>
+          <w:rStyle w:val="KeywordTok"/>
+        </w:rPr>
+        <w:t xml:space="preserve">:</w:t>
+      </w:r>
+      <w:r>
+        <w:br/>
+      </w:r>
+      <w:r>
+        <w:rPr>
+          <w:rStyle w:val="AttributeTok"/>
+        </w:rPr>
+        <w:t xml:space="preserve">  </w:t>
+      </w:r>
+      <w:r>
+        <w:rPr>
+          <w:rStyle w:val="FunctionTok"/>
+        </w:rPr>
+        <w:t xml:space="preserve">group_type_enum</w:t>
+      </w:r>
+      <w:r>
+        <w:rPr>
+          <w:rStyle w:val="KeywordTok"/>
+        </w:rPr>
+        <w:t xml:space="preserve">:</w:t>
+      </w:r>
+      <w:r>
+        <w:rPr>
+          <w:rStyle w:val="AttributeTok"/>
+        </w:rPr>
+        <w:t xml:space="preserve"> interest_group</w:t>
+      </w:r>
+      <w:r>
+        <w:br/>
+      </w:r>
+      <w:r>
+        <w:rPr>
+          <w:rStyle w:val="AttributeTok"/>
+        </w:rPr>
+        <w:t xml:space="preserve">  </w:t>
+      </w:r>
+      <w:r>
+        <w:rPr>
+          <w:rStyle w:val="FunctionTok"/>
+        </w:rPr>
+        <w:t xml:space="preserve">label</w:t>
+      </w:r>
+      <w:r>
+        <w:rPr>
+          <w:rStyle w:val="KeywordTok"/>
+        </w:rPr>
+        <w:t xml:space="preserve">:</w:t>
+      </w:r>
+      <w:r>
+        <w:rPr>
+          <w:rStyle w:val="AttributeTok"/>
+        </w:rPr>
+        <w:t xml:space="preserve"> Interessengruppe</w:t>
+      </w:r>
+      <w:r>
+        <w:br/>
+      </w:r>
+      <w:r>
+        <w:rPr>
+          <w:rStyle w:val="FunctionTok"/>
+        </w:rPr>
+        <w:t xml:space="preserve">spatial</w:t>
+      </w:r>
+      <w:r>
+        <w:rPr>
+          <w:rStyle w:val="KeywordTok"/>
+        </w:rPr>
+        <w:t xml:space="preserve">:</w:t>
+      </w:r>
+      <w:r>
+        <w:rPr>
+          <w:rStyle w:val="AttributeTok"/>
+        </w:rPr>
+        <w:t xml:space="preserve"> https://ld.admin.ch/country/CHE</w:t>
+      </w:r>
+      <w:r>
+        <w:br/>
+      </w:r>
+      <w:r>
+        <w:rPr>
+          <w:rStyle w:val="FunctionTok"/>
+        </w:rPr>
+        <w:t xml:space="preserve">valid_from</w:t>
+      </w:r>
+      <w:r>
+        <w:rPr>
+          <w:rStyle w:val="KeywordTok"/>
+        </w:rPr>
+        <w:t xml:space="preserve">:</w:t>
+      </w:r>
+      <w:r>
+        <w:rPr>
+          <w:rStyle w:val="AttributeTok"/>
+        </w:rPr>
+        <w:t xml:space="preserve"> 2012-01-01</w:t>
+      </w:r>
+    </w:p>
     <w:bookmarkEnd w:id="139"/>
     <w:bookmarkEnd w:id="140"/>
-    <w:bookmarkStart w:id="143" w:name="class-grouptype"/>
+    <w:bookmarkEnd w:id="141"/>
+    <w:bookmarkStart w:id="144" w:name="class-grouptype"/>
     <w:p>
       <w:pPr>
         <w:pStyle w:val="berschrift2"/>
@@ -18427,7 +19135,7 @@
         <w:t xml:space="preserve">__</w:t>
       </w:r>
     </w:p>
-    <w:bookmarkStart w:id="141" w:name="attribute-8"/>
+    <w:bookmarkStart w:id="142" w:name="attribute-8"/>
     <w:p>
       <w:pPr>
         <w:pStyle w:val="berschrift3"/>
@@ -18591,8 +19299,8 @@
         </w:tc>
       </w:tr>
     </w:tbl>
-    <w:bookmarkEnd w:id="141"/>
-    <w:bookmarkStart w:id="142" w:name="usages-8"/>
+    <w:bookmarkEnd w:id="142"/>
+    <w:bookmarkStart w:id="143" w:name="usages-8"/>
     <w:p>
       <w:pPr>
         <w:pStyle w:val="berschrift3"/>
@@ -18733,9 +19441,9 @@
         </w:tc>
       </w:tr>
     </w:tbl>
-    <w:bookmarkEnd w:id="142"/>
     <w:bookmarkEnd w:id="143"/>
-    <w:bookmarkStart w:id="169" w:name="enum-grouptypeenum"/>
+    <w:bookmarkEnd w:id="144"/>
+    <w:bookmarkStart w:id="170" w:name="enum-grouptypeenum"/>
     <w:p>
       <w:pPr>
         <w:pStyle w:val="berschrift2"/>
@@ -18774,7 +19482,7 @@
       <w:r>
         <w:t xml:space="preserve"> </w:t>
       </w:r>
-      <w:hyperlink ns1:id="rId144">
+      <w:hyperlink ns1:id="rId145">
         <w:r>
           <w:rPr>
             <w:rStyle w:val="Hyperlink"/>
@@ -18783,7 +19491,7 @@
         </w:r>
       </w:hyperlink>
     </w:p>
-    <w:bookmarkStart w:id="168" w:name="permissible-values-3"/>
+    <w:bookmarkStart w:id="169" w:name="permissible-values-3"/>
     <w:p>
       <w:pPr>
         <w:pStyle w:val="berschrift3"/>
@@ -18873,7 +19581,7 @@
             <w:pPr>
               <w:pStyle w:val="Compact"/>
             </w:pPr>
-            <w:hyperlink ns1:id="rId145">
+            <w:hyperlink ns1:id="rId146">
               <w:r>
                 <w:rPr>
                   <w:rStyle w:val="Hyperlink"/>
@@ -18927,7 +19635,7 @@
             <w:pPr>
               <w:pStyle w:val="Compact"/>
             </w:pPr>
-            <w:hyperlink ns1:id="rId146">
+            <w:hyperlink ns1:id="rId147">
               <w:r>
                 <w:rPr>
                   <w:rStyle w:val="Hyperlink"/>
@@ -18981,7 +19689,7 @@
             <w:pPr>
               <w:pStyle w:val="Compact"/>
             </w:pPr>
-            <w:hyperlink ns1:id="rId147">
+            <w:hyperlink ns1:id="rId148">
               <w:r>
                 <w:rPr>
                   <w:rStyle w:val="Hyperlink"/>
@@ -19041,7 +19749,7 @@
             <w:pPr>
               <w:pStyle w:val="Compact"/>
             </w:pPr>
-            <w:hyperlink ns1:id="rId148">
+            <w:hyperlink ns1:id="rId149">
               <w:r>
                 <w:rPr>
                   <w:rStyle w:val="Hyperlink"/>
@@ -19095,7 +19803,7 @@
             <w:pPr>
               <w:pStyle w:val="Compact"/>
             </w:pPr>
-            <w:hyperlink ns1:id="rId149">
+            <w:hyperlink ns1:id="rId150">
               <w:r>
                 <w:rPr>
                   <w:rStyle w:val="Hyperlink"/>
@@ -19149,7 +19857,7 @@
             <w:pPr>
               <w:pStyle w:val="Compact"/>
             </w:pPr>
-            <w:hyperlink ns1:id="rId150">
+            <w:hyperlink ns1:id="rId151">
               <w:r>
                 <w:rPr>
                   <w:rStyle w:val="Hyperlink"/>
@@ -19203,7 +19911,7 @@
             <w:pPr>
               <w:pStyle w:val="Compact"/>
             </w:pPr>
-            <w:hyperlink ns1:id="rId151">
+            <w:hyperlink ns1:id="rId152">
               <w:r>
                 <w:rPr>
                   <w:rStyle w:val="Hyperlink"/>
@@ -19257,7 +19965,7 @@
             <w:pPr>
               <w:pStyle w:val="Compact"/>
             </w:pPr>
-            <w:hyperlink ns1:id="rId152">
+            <w:hyperlink ns1:id="rId153">
               <w:r>
                 <w:rPr>
                   <w:rStyle w:val="Hyperlink"/>
@@ -19311,7 +20019,7 @@
             <w:pPr>
               <w:pStyle w:val="Compact"/>
             </w:pPr>
-            <w:hyperlink ns1:id="rId153">
+            <w:hyperlink ns1:id="rId154">
               <w:r>
                 <w:rPr>
                   <w:rStyle w:val="Hyperlink"/>
@@ -19365,7 +20073,7 @@
             <w:pPr>
               <w:pStyle w:val="Compact"/>
             </w:pPr>
-            <w:hyperlink ns1:id="rId154">
+            <w:hyperlink ns1:id="rId155">
               <w:r>
                 <w:rPr>
                   <w:rStyle w:val="Hyperlink"/>
@@ -19419,7 +20127,7 @@
             <w:pPr>
               <w:pStyle w:val="Compact"/>
             </w:pPr>
-            <w:hyperlink ns1:id="rId155">
+            <w:hyperlink ns1:id="rId156">
               <w:r>
                 <w:rPr>
                   <w:rStyle w:val="Hyperlink"/>
@@ -19473,7 +20181,7 @@
             <w:pPr>
               <w:pStyle w:val="Compact"/>
             </w:pPr>
-            <w:hyperlink ns1:id="rId156">
+            <w:hyperlink ns1:id="rId157">
               <w:r>
                 <w:rPr>
                   <w:rStyle w:val="Hyperlink"/>
@@ -19527,7 +20235,7 @@
             <w:pPr>
               <w:pStyle w:val="Compact"/>
             </w:pPr>
-            <w:hyperlink ns1:id="rId157">
+            <w:hyperlink ns1:id="rId158">
               <w:r>
                 <w:rPr>
                   <w:rStyle w:val="Hyperlink"/>
@@ -19581,7 +20289,7 @@
             <w:pPr>
               <w:pStyle w:val="Compact"/>
             </w:pPr>
-            <w:hyperlink ns1:id="rId158">
+            <w:hyperlink ns1:id="rId159">
               <w:r>
                 <w:rPr>
                   <w:rStyle w:val="Hyperlink"/>
@@ -19615,27 +20323,27 @@
               <w:pStyle w:val="Compact"/>
             </w:pPr>
             <w:r>
-              <w:t xml:space="preserve">Commission appointed by the government to advise the administration on an ongoing basis or to decide in its stead. What sets it apart from a parliamentary committee is not its position in the hierarchy but its composition and legal basis: its members are external experts and interest-group representatives rather than members of the council, and it rests on government organisation law rather than on parliament law (e.g., Federal Consumer Affairs Commission as an advisory body, Competition Commission as a decision-making one). Governing bodies of federal organisations, such as the Bank Council of the Swiss National Bank, are expressly not part of this category.</w:t>
-            </w:r>
-          </w:p>
-        </w:tc>
-      </w:tr>
-      <w:tr>
-        <w:tc>
-          <w:tcPr/>
-          <w:p>
-            <w:pPr>
-              <w:pStyle w:val="Compact"/>
-            </w:pPr>
-          </w:p>
-        </w:tc>
-        <w:tc>
-          <w:tcPr/>
-          <w:p>
-            <w:pPr>
-              <w:pStyle w:val="Compact"/>
-            </w:pPr>
-            <w:hyperlink ns1:id="rId159">
+              <w:t xml:space="preserve">Commission appointed by the government to advise the administration on an ongoing basis or to decide in its stead. What sets it apart from a parliamentary committee is not its position in the hierarchy but its composition and legal basis: its members are external experts and interest-group representatives rather than members of the council, and it rests on the law governing the organisation of the government and the administration rather than on parliament law. The type exists at federal and at cantonal level alike, sometimes under a different name (e.g., the federal Competition Commission; the commissions extraparlementaires in the canton of Vaud; the commissions of the government council in the canton of Zurich).</w:t>
+            </w:r>
+          </w:p>
+        </w:tc>
+      </w:tr>
+      <w:tr>
+        <w:tc>
+          <w:tcPr/>
+          <w:p>
+            <w:pPr>
+              <w:pStyle w:val="Compact"/>
+            </w:pPr>
+          </w:p>
+        </w:tc>
+        <w:tc>
+          <w:tcPr/>
+          <w:p>
+            <w:pPr>
+              <w:pStyle w:val="Compact"/>
+            </w:pPr>
+            <w:hyperlink ns1:id="rId160">
               <w:r>
                 <w:rPr>
                   <w:rStyle w:val="Hyperlink"/>
@@ -19689,7 +20397,7 @@
             <w:pPr>
               <w:pStyle w:val="Compact"/>
             </w:pPr>
-            <w:hyperlink ns1:id="rId160">
+            <w:hyperlink ns1:id="rId161">
               <w:r>
                 <w:rPr>
                   <w:rStyle w:val="Hyperlink"/>
@@ -19743,7 +20451,7 @@
             <w:pPr>
               <w:pStyle w:val="Compact"/>
             </w:pPr>
-            <w:hyperlink ns1:id="rId161">
+            <w:hyperlink ns1:id="rId162">
               <w:r>
                 <w:rPr>
                   <w:rStyle w:val="Hyperlink"/>
@@ -19797,7 +20505,7 @@
             <w:pPr>
               <w:pStyle w:val="Compact"/>
             </w:pPr>
-            <w:hyperlink ns1:id="rId162">
+            <w:hyperlink ns1:id="rId163">
               <w:r>
                 <w:rPr>
                   <w:rStyle w:val="Hyperlink"/>
@@ -19851,7 +20559,7 @@
             <w:pPr>
               <w:pStyle w:val="Compact"/>
             </w:pPr>
-            <w:hyperlink ns1:id="rId163">
+            <w:hyperlink ns1:id="rId164">
               <w:r>
                 <w:rPr>
                   <w:rStyle w:val="Hyperlink"/>
@@ -19905,7 +20613,7 @@
             <w:pPr>
               <w:pStyle w:val="Compact"/>
             </w:pPr>
-            <w:hyperlink ns1:id="rId164">
+            <w:hyperlink ns1:id="rId165">
               <w:r>
                 <w:rPr>
                   <w:rStyle w:val="Hyperlink"/>
@@ -19959,7 +20667,7 @@
             <w:pPr>
               <w:pStyle w:val="Compact"/>
             </w:pPr>
-            <w:hyperlink ns1:id="rId165">
+            <w:hyperlink ns1:id="rId166">
               <w:r>
                 <w:rPr>
                   <w:rStyle w:val="Hyperlink"/>
@@ -20013,7 +20721,7 @@
             <w:pPr>
               <w:pStyle w:val="Compact"/>
             </w:pPr>
-            <w:hyperlink ns1:id="rId166">
+            <w:hyperlink ns1:id="rId167">
               <w:r>
                 <w:rPr>
                   <w:rStyle w:val="Hyperlink"/>
@@ -20067,7 +20775,7 @@
             <w:pPr>
               <w:pStyle w:val="Compact"/>
             </w:pPr>
-            <w:hyperlink ns1:id="rId167">
+            <w:hyperlink ns1:id="rId168">
               <w:r>
                 <w:rPr>
                   <w:rStyle w:val="Hyperlink"/>
@@ -20079,15 +20787,15 @@
         </w:tc>
       </w:tr>
     </w:tbl>
-    <w:bookmarkEnd w:id="168"/>
+    <w:bookmarkEnd w:id="169"/>
     <w:p>
       <w:r>
         <w:br w:type="page"/>
       </w:r>
     </w:p>
-    <w:bookmarkEnd w:id="169"/>
     <w:bookmarkEnd w:id="170"/>
-    <w:bookmarkStart w:id="185" w:name="memberships"/>
+    <w:bookmarkEnd w:id="171"/>
+    <w:bookmarkStart w:id="186" w:name="memberships"/>
     <w:p>
       <w:pPr>
         <w:pStyle w:val="berschrift1"/>
@@ -20538,7 +21246,7 @@
         <w:t xml:space="preserve">).</w:t>
       </w:r>
     </w:p>
-    <w:bookmarkStart w:id="173" w:name="class-membership"/>
+    <w:bookmarkStart w:id="174" w:name="class-membership"/>
     <w:p>
       <w:pPr>
         <w:pStyle w:val="berschrift2"/>
@@ -20567,7 +21275,7 @@
         <w:t xml:space="preserve">__</w:t>
       </w:r>
     </w:p>
-    <w:bookmarkStart w:id="171" w:name="attribute-9"/>
+    <w:bookmarkStart w:id="172" w:name="attribute-9"/>
     <w:p>
       <w:pPr>
         <w:pStyle w:val="berschrift3"/>
@@ -21584,8 +22292,8 @@
         </w:tc>
       </w:tr>
     </w:tbl>
-    <w:bookmarkEnd w:id="171"/>
-    <w:bookmarkStart w:id="172" w:name="usages-9"/>
+    <w:bookmarkEnd w:id="172"/>
+    <w:bookmarkStart w:id="173" w:name="usages-9"/>
     <w:p>
       <w:pPr>
         <w:pStyle w:val="berschrift3"/>
@@ -21726,9 +22434,9 @@
         </w:tc>
       </w:tr>
     </w:tbl>
-    <w:bookmarkEnd w:id="172"/>
     <w:bookmarkEnd w:id="173"/>
-    <w:bookmarkStart w:id="178" w:name="class-roletype"/>
+    <w:bookmarkEnd w:id="174"/>
+    <w:bookmarkStart w:id="179" w:name="class-roletype"/>
     <w:p>
       <w:pPr>
         <w:pStyle w:val="berschrift2"/>
@@ -21886,7 +22594,7 @@
         <w:t xml:space="preserve">__</w:t>
       </w:r>
     </w:p>
-    <w:bookmarkStart w:id="175" w:name="attribute-10"/>
+    <w:bookmarkStart w:id="176" w:name="attribute-10"/>
     <w:p>
       <w:pPr>
         <w:pStyle w:val="berschrift3"/>
@@ -22086,7 +22794,7 @@
         </w:tc>
       </w:tr>
     </w:tbl>
-    <w:bookmarkStart w:id="174" w:name="constraints-2"/>
+    <w:bookmarkStart w:id="175" w:name="constraints-2"/>
     <w:p>
       <w:pPr>
         <w:pStyle w:val="berschrift5"/>
@@ -22137,9 +22845,9 @@
         </w:r>
       </w:hyperlink>
     </w:p>
-    <w:bookmarkEnd w:id="174"/>
     <w:bookmarkEnd w:id="175"/>
-    <w:bookmarkStart w:id="177" w:name="usages-10"/>
+    <w:bookmarkEnd w:id="176"/>
+    <w:bookmarkStart w:id="178" w:name="usages-10"/>
     <w:p>
       <w:pPr>
         <w:pStyle w:val="berschrift3"/>
@@ -22280,7 +22988,7 @@
         </w:tc>
       </w:tr>
     </w:tbl>
-    <w:bookmarkStart w:id="176" w:name="rules"/>
+    <w:bookmarkStart w:id="177" w:name="rules"/>
     <w:p>
       <w:pPr>
         <w:pStyle w:val="berschrift5"/>
@@ -22310,10 +23018,10 @@
         <w:t xml:space="preserve">, a descriptive label must be provided.</w:t>
       </w:r>
     </w:p>
-    <w:bookmarkEnd w:id="176"/>
     <w:bookmarkEnd w:id="177"/>
     <w:bookmarkEnd w:id="178"/>
-    <w:bookmarkStart w:id="181" w:name="enum-roleenum"/>
+    <w:bookmarkEnd w:id="179"/>
+    <w:bookmarkStart w:id="182" w:name="enum-roleenum"/>
     <w:p>
       <w:pPr>
         <w:pStyle w:val="berschrift2"/>
@@ -22352,7 +23060,7 @@
       <w:r>
         <w:t xml:space="preserve"> </w:t>
       </w:r>
-      <w:hyperlink ns1:id="rId179">
+      <w:hyperlink ns1:id="rId180">
         <w:r>
           <w:rPr>
             <w:rStyle w:val="Hyperlink"/>
@@ -22361,7 +23069,7 @@
         </w:r>
       </w:hyperlink>
     </w:p>
-    <w:bookmarkStart w:id="180" w:name="permissible-values-4"/>
+    <w:bookmarkStart w:id="181" w:name="permissible-values-4"/>
     <w:p>
       <w:pPr>
         <w:pStyle w:val="berschrift3"/>
@@ -22512,9 +23220,9 @@
         </w:tc>
       </w:tr>
     </w:tbl>
-    <w:bookmarkEnd w:id="180"/>
     <w:bookmarkEnd w:id="181"/>
-    <w:bookmarkStart w:id="184" w:name="class-electoraldistrict"/>
+    <w:bookmarkEnd w:id="182"/>
+    <w:bookmarkStart w:id="185" w:name="class-electoraldistrict"/>
     <w:p>
       <w:pPr>
         <w:pStyle w:val="berschrift2"/>
@@ -22543,7 +23251,7 @@
         <w:t xml:space="preserve">__</w:t>
       </w:r>
     </w:p>
-    <w:bookmarkStart w:id="182" w:name="attribute-11"/>
+    <w:bookmarkStart w:id="183" w:name="attribute-11"/>
     <w:p>
       <w:pPr>
         <w:pStyle w:val="berschrift3"/>
@@ -22862,8 +23570,8 @@
         </w:tc>
       </w:tr>
     </w:tbl>
-    <w:bookmarkEnd w:id="182"/>
-    <w:bookmarkStart w:id="183" w:name="usages-11"/>
+    <w:bookmarkEnd w:id="183"/>
+    <w:bookmarkStart w:id="184" w:name="usages-11"/>
     <w:p>
       <w:pPr>
         <w:pStyle w:val="berschrift3"/>
@@ -23004,15 +23712,15 @@
         </w:tc>
       </w:tr>
     </w:tbl>
-    <w:bookmarkEnd w:id="183"/>
+    <w:bookmarkEnd w:id="184"/>
     <w:p>
       <w:r>
         <w:br w:type="page"/>
       </w:r>
     </w:p>
-    <w:bookmarkEnd w:id="184"/>
     <w:bookmarkEnd w:id="185"/>
-    <w:bookmarkStart w:id="250" w:name="interest-links"/>
+    <w:bookmarkEnd w:id="186"/>
+    <w:bookmarkStart w:id="251" w:name="interest-links"/>
     <w:p>
       <w:pPr>
         <w:pStyle w:val="berschrift1"/>
@@ -23031,7 +23739,7 @@
       <w:r>
         <w:t xml:space="preserve"> </w:t>
       </w:r>
-      <w:hyperlink ns1:id="rId186">
+      <w:hyperlink ns1:id="rId187">
         <w:r>
           <w:rPr>
             <w:rStyle w:val="Hyperlink"/>
@@ -23333,7 +24041,7 @@
         <w:t xml:space="preserve">In addition to the committee and function within the organisation, it is explicitly recorded whether the position is paid – a central transparency aspect.</w:t>
       </w:r>
     </w:p>
-    <w:bookmarkStart w:id="202" w:name="class-interestlink"/>
+    <w:bookmarkStart w:id="203" w:name="class-interestlink"/>
     <w:p>
       <w:pPr>
         <w:pStyle w:val="berschrift2"/>
@@ -23362,7 +24070,7 @@
         <w:t xml:space="preserve">__</w:t>
       </w:r>
     </w:p>
-    <w:bookmarkStart w:id="188" w:name="attribute-12"/>
+    <w:bookmarkStart w:id="189" w:name="attribute-12"/>
     <w:p>
       <w:pPr>
         <w:pStyle w:val="berschrift3"/>
@@ -24583,7 +25291,7 @@
         </w:tc>
       </w:tr>
     </w:tbl>
-    <w:bookmarkStart w:id="187" w:name="constraints-3"/>
+    <w:bookmarkStart w:id="188" w:name="constraints-3"/>
     <w:p>
       <w:pPr>
         <w:pStyle w:val="berschrift5"/>
@@ -24634,9 +25342,9 @@
         </w:r>
       </w:hyperlink>
     </w:p>
-    <w:bookmarkEnd w:id="187"/>
     <w:bookmarkEnd w:id="188"/>
-    <w:bookmarkStart w:id="189" w:name="usages-12"/>
+    <w:bookmarkEnd w:id="189"/>
+    <w:bookmarkStart w:id="190" w:name="usages-12"/>
     <w:p>
       <w:pPr>
         <w:pStyle w:val="berschrift3"/>
@@ -24838,8 +25546,8 @@
         </w:tc>
       </w:tr>
     </w:tbl>
-    <w:bookmarkEnd w:id="189"/>
-    <w:bookmarkStart w:id="201" w:name="examples-3"/>
+    <w:bookmarkEnd w:id="190"/>
+    <w:bookmarkStart w:id="202" w:name="examples-3"/>
     <w:p>
       <w:pPr>
         <w:pStyle w:val="berschrift3"/>
@@ -24848,7 +25556,7 @@
         <w:t xml:space="preserve">Examples</w:t>
       </w:r>
     </w:p>
-    <w:bookmarkStart w:id="190" w:name="example-interest-links-il-burkart-008"/>
+    <w:bookmarkStart w:id="191" w:name="example-interest-links-il-burkart-008"/>
     <w:p>
       <w:pPr>
         <w:pStyle w:val="berschrift4"/>
@@ -25114,8 +25822,8 @@
         <w:t xml:space="preserve">true</w:t>
       </w:r>
     </w:p>
-    <w:bookmarkEnd w:id="190"/>
-    <w:bookmarkStart w:id="191" w:name="example-interest-links-il-burkart-010"/>
+    <w:bookmarkEnd w:id="191"/>
+    <w:bookmarkStart w:id="192" w:name="example-interest-links-il-burkart-010"/>
     <w:p>
       <w:pPr>
         <w:pStyle w:val="berschrift4"/>
@@ -25375,8 +26083,8 @@
         <w:t xml:space="preserve">false</w:t>
       </w:r>
     </w:p>
-    <w:bookmarkEnd w:id="191"/>
-    <w:bookmarkStart w:id="192" w:name="example-interest-links-il-burkart-002"/>
+    <w:bookmarkEnd w:id="192"/>
+    <w:bookmarkStart w:id="193" w:name="example-interest-links-il-burkart-002"/>
     <w:p>
       <w:pPr>
         <w:pStyle w:val="berschrift4"/>
@@ -25642,8 +26350,8 @@
         <w:t xml:space="preserve">true</w:t>
       </w:r>
     </w:p>
-    <w:bookmarkEnd w:id="192"/>
-    <w:bookmarkStart w:id="193" w:name="example-interest-links-il-burkart-007"/>
+    <w:bookmarkEnd w:id="193"/>
+    <w:bookmarkStart w:id="194" w:name="example-interest-links-il-burkart-007"/>
     <w:p>
       <w:pPr>
         <w:pStyle w:val="berschrift4"/>
@@ -25930,8 +26638,8 @@
         <w:t xml:space="preserve">false</w:t>
       </w:r>
     </w:p>
-    <w:bookmarkEnd w:id="193"/>
-    <w:bookmarkStart w:id="194" w:name="example-interest-links-il-burkart-005"/>
+    <w:bookmarkEnd w:id="194"/>
+    <w:bookmarkStart w:id="195" w:name="example-interest-links-il-burkart-005"/>
     <w:p>
       <w:pPr>
         <w:pStyle w:val="berschrift4"/>
@@ -26191,8 +26899,8 @@
         <w:t xml:space="preserve">true</w:t>
       </w:r>
     </w:p>
-    <w:bookmarkEnd w:id="194"/>
-    <w:bookmarkStart w:id="195" w:name="example-interest-links-il-burkart-001"/>
+    <w:bookmarkEnd w:id="195"/>
+    <w:bookmarkStart w:id="196" w:name="example-interest-links-il-burkart-001"/>
     <w:p>
       <w:pPr>
         <w:pStyle w:val="berschrift4"/>
@@ -26458,8 +27166,8 @@
         <w:t xml:space="preserve">true</w:t>
       </w:r>
     </w:p>
-    <w:bookmarkEnd w:id="195"/>
-    <w:bookmarkStart w:id="196" w:name="example-interest-links-il-burkart-003"/>
+    <w:bookmarkEnd w:id="196"/>
+    <w:bookmarkStart w:id="197" w:name="example-interest-links-il-burkart-003"/>
     <w:p>
       <w:pPr>
         <w:pStyle w:val="berschrift4"/>
@@ -26725,8 +27433,8 @@
         <w:t xml:space="preserve">true</w:t>
       </w:r>
     </w:p>
-    <w:bookmarkEnd w:id="196"/>
-    <w:bookmarkStart w:id="197" w:name="example-interest-links-il-burkart-011"/>
+    <w:bookmarkEnd w:id="197"/>
+    <w:bookmarkStart w:id="198" w:name="example-interest-links-il-burkart-011"/>
     <w:p>
       <w:pPr>
         <w:pStyle w:val="berschrift4"/>
@@ -26986,8 +27694,8 @@
         <w:t xml:space="preserve">false</w:t>
       </w:r>
     </w:p>
-    <w:bookmarkEnd w:id="197"/>
-    <w:bookmarkStart w:id="198" w:name="example-interest-links-il-burkart-004"/>
+    <w:bookmarkEnd w:id="198"/>
+    <w:bookmarkStart w:id="199" w:name="example-interest-links-il-burkart-004"/>
     <w:p>
       <w:pPr>
         <w:pStyle w:val="berschrift4"/>
@@ -27253,8 +27961,8 @@
         <w:t xml:space="preserve">true</w:t>
       </w:r>
     </w:p>
-    <w:bookmarkEnd w:id="198"/>
-    <w:bookmarkStart w:id="199" w:name="example-interest-links-il-burkart-006"/>
+    <w:bookmarkEnd w:id="199"/>
+    <w:bookmarkStart w:id="200" w:name="example-interest-links-il-burkart-006"/>
     <w:p>
       <w:pPr>
         <w:pStyle w:val="berschrift4"/>
@@ -27514,8 +28222,8 @@
         <w:t xml:space="preserve">true</w:t>
       </w:r>
     </w:p>
-    <w:bookmarkEnd w:id="199"/>
-    <w:bookmarkStart w:id="200" w:name="example-interest-links-il-burkart-009"/>
+    <w:bookmarkEnd w:id="200"/>
+    <w:bookmarkStart w:id="201" w:name="example-interest-links-il-burkart-009"/>
     <w:p>
       <w:pPr>
         <w:pStyle w:val="berschrift4"/>
@@ -27775,10 +28483,10 @@
         <w:t xml:space="preserve">true</w:t>
       </w:r>
     </w:p>
-    <w:bookmarkEnd w:id="200"/>
     <w:bookmarkEnd w:id="201"/>
     <w:bookmarkEnd w:id="202"/>
-    <w:bookmarkStart w:id="208" w:name="enum-interesttypeenum"/>
+    <w:bookmarkEnd w:id="203"/>
+    <w:bookmarkStart w:id="209" w:name="enum-interesttypeenum"/>
     <w:p>
       <w:pPr>
         <w:pStyle w:val="berschrift2"/>
@@ -27817,7 +28525,7 @@
       <w:r>
         <w:t xml:space="preserve"> </w:t>
       </w:r>
-      <w:hyperlink ns1:id="rId203">
+      <w:hyperlink ns1:id="rId204">
         <w:r>
           <w:rPr>
             <w:rStyle w:val="Hyperlink"/>
@@ -27826,7 +28534,7 @@
         </w:r>
       </w:hyperlink>
     </w:p>
-    <w:bookmarkStart w:id="207" w:name="permissible-values-5"/>
+    <w:bookmarkStart w:id="208" w:name="permissible-values-5"/>
     <w:p>
       <w:pPr>
         <w:pStyle w:val="berschrift3"/>
@@ -27916,7 +28624,7 @@
             <w:pPr>
               <w:pStyle w:val="Compact"/>
             </w:pPr>
-            <w:hyperlink ns1:id="rId204">
+            <w:hyperlink ns1:id="rId205">
               <w:r>
                 <w:rPr>
                   <w:rStyle w:val="Hyperlink"/>
@@ -27970,7 +28678,7 @@
             <w:pPr>
               <w:pStyle w:val="Compact"/>
             </w:pPr>
-            <w:hyperlink ns1:id="rId205">
+            <w:hyperlink ns1:id="rId206">
               <w:r>
                 <w:rPr>
                   <w:rStyle w:val="Hyperlink"/>
@@ -28024,7 +28732,7 @@
             <w:pPr>
               <w:pStyle w:val="Compact"/>
             </w:pPr>
-            <w:hyperlink ns1:id="rId206">
+            <w:hyperlink ns1:id="rId207">
               <w:r>
                 <w:rPr>
                   <w:rStyle w:val="Hyperlink"/>
@@ -28036,9 +28744,9 @@
         </w:tc>
       </w:tr>
     </w:tbl>
-    <w:bookmarkEnd w:id="207"/>
     <w:bookmarkEnd w:id="208"/>
-    <w:bookmarkStart w:id="249" w:name="enum-legalformenum"/>
+    <w:bookmarkEnd w:id="209"/>
+    <w:bookmarkStart w:id="250" w:name="enum-legalformenum"/>
     <w:p>
       <w:pPr>
         <w:pStyle w:val="berschrift2"/>
@@ -28077,7 +28785,7 @@
       <w:r>
         <w:t xml:space="preserve"> </w:t>
       </w:r>
-      <w:hyperlink ns1:id="rId209">
+      <w:hyperlink ns1:id="rId210">
         <w:r>
           <w:rPr>
             <w:rStyle w:val="Hyperlink"/>
@@ -28086,7 +28794,7 @@
         </w:r>
       </w:hyperlink>
     </w:p>
-    <w:bookmarkStart w:id="248" w:name="permissible-values-6"/>
+    <w:bookmarkStart w:id="249" w:name="permissible-values-6"/>
     <w:p>
       <w:pPr>
         <w:pStyle w:val="berschrift3"/>
@@ -28176,7 +28884,7 @@
             <w:pPr>
               <w:pStyle w:val="Compact"/>
             </w:pPr>
-            <w:hyperlink ns1:id="rId210">
+            <w:hyperlink ns1:id="rId211">
               <w:r>
                 <w:rPr>
                   <w:rStyle w:val="Hyperlink"/>
@@ -28230,7 +28938,7 @@
             <w:pPr>
               <w:pStyle w:val="Compact"/>
             </w:pPr>
-            <w:hyperlink ns1:id="rId211">
+            <w:hyperlink ns1:id="rId212">
               <w:r>
                 <w:rPr>
                   <w:rStyle w:val="Hyperlink"/>
@@ -28284,7 +28992,7 @@
             <w:pPr>
               <w:pStyle w:val="Compact"/>
             </w:pPr>
-            <w:hyperlink ns1:id="rId212">
+            <w:hyperlink ns1:id="rId213">
               <w:r>
                 <w:rPr>
                   <w:rStyle w:val="Hyperlink"/>
@@ -28338,7 +29046,7 @@
             <w:pPr>
               <w:pStyle w:val="Compact"/>
             </w:pPr>
-            <w:hyperlink ns1:id="rId213">
+            <w:hyperlink ns1:id="rId214">
               <w:r>
                 <w:rPr>
                   <w:rStyle w:val="Hyperlink"/>
@@ -28392,7 +29100,7 @@
             <w:pPr>
               <w:pStyle w:val="Compact"/>
             </w:pPr>
-            <w:hyperlink ns1:id="rId214">
+            <w:hyperlink ns1:id="rId215">
               <w:r>
                 <w:rPr>
                   <w:rStyle w:val="Hyperlink"/>
@@ -28446,7 +29154,7 @@
             <w:pPr>
               <w:pStyle w:val="Compact"/>
             </w:pPr>
-            <w:hyperlink ns1:id="rId215">
+            <w:hyperlink ns1:id="rId216">
               <w:r>
                 <w:rPr>
                   <w:rStyle w:val="Hyperlink"/>
@@ -28500,7 +29208,7 @@
             <w:pPr>
               <w:pStyle w:val="Compact"/>
             </w:pPr>
-            <w:hyperlink ns1:id="rId216">
+            <w:hyperlink ns1:id="rId217">
               <w:r>
                 <w:rPr>
                   <w:rStyle w:val="Hyperlink"/>
@@ -28554,7 +29262,7 @@
             <w:pPr>
               <w:pStyle w:val="Compact"/>
             </w:pPr>
-            <w:hyperlink ns1:id="rId217">
+            <w:hyperlink ns1:id="rId218">
               <w:r>
                 <w:rPr>
                   <w:rStyle w:val="Hyperlink"/>
@@ -28608,7 +29316,7 @@
             <w:pPr>
               <w:pStyle w:val="Compact"/>
             </w:pPr>
-            <w:hyperlink ns1:id="rId218">
+            <w:hyperlink ns1:id="rId219">
               <w:r>
                 <w:rPr>
                   <w:rStyle w:val="Hyperlink"/>
@@ -28662,7 +29370,7 @@
             <w:pPr>
               <w:pStyle w:val="Compact"/>
             </w:pPr>
-            <w:hyperlink ns1:id="rId219">
+            <w:hyperlink ns1:id="rId220">
               <w:r>
                 <w:rPr>
                   <w:rStyle w:val="Hyperlink"/>
@@ -28716,7 +29424,7 @@
             <w:pPr>
               <w:pStyle w:val="Compact"/>
             </w:pPr>
-            <w:hyperlink ns1:id="rId220">
+            <w:hyperlink ns1:id="rId221">
               <w:r>
                 <w:rPr>
                   <w:rStyle w:val="Hyperlink"/>
@@ -28770,7 +29478,7 @@
             <w:pPr>
               <w:pStyle w:val="Compact"/>
             </w:pPr>
-            <w:hyperlink ns1:id="rId221">
+            <w:hyperlink ns1:id="rId222">
               <w:r>
                 <w:rPr>
                   <w:rStyle w:val="Hyperlink"/>
@@ -28824,7 +29532,7 @@
             <w:pPr>
               <w:pStyle w:val="Compact"/>
             </w:pPr>
-            <w:hyperlink ns1:id="rId222">
+            <w:hyperlink ns1:id="rId223">
               <w:r>
                 <w:rPr>
                   <w:rStyle w:val="Hyperlink"/>
@@ -28878,7 +29586,7 @@
             <w:pPr>
               <w:pStyle w:val="Compact"/>
             </w:pPr>
-            <w:hyperlink ns1:id="rId223">
+            <w:hyperlink ns1:id="rId224">
               <w:r>
                 <w:rPr>
                   <w:rStyle w:val="Hyperlink"/>
@@ -28932,7 +29640,7 @@
             <w:pPr>
               <w:pStyle w:val="Compact"/>
             </w:pPr>
-            <w:hyperlink ns1:id="rId224">
+            <w:hyperlink ns1:id="rId225">
               <w:r>
                 <w:rPr>
                   <w:rStyle w:val="Hyperlink"/>
@@ -28986,7 +29694,7 @@
             <w:pPr>
               <w:pStyle w:val="Compact"/>
             </w:pPr>
-            <w:hyperlink ns1:id="rId225">
+            <w:hyperlink ns1:id="rId226">
               <w:r>
                 <w:rPr>
                   <w:rStyle w:val="Hyperlink"/>
@@ -29040,7 +29748,7 @@
             <w:pPr>
               <w:pStyle w:val="Compact"/>
             </w:pPr>
-            <w:hyperlink ns1:id="rId226">
+            <w:hyperlink ns1:id="rId227">
               <w:r>
                 <w:rPr>
                   <w:rStyle w:val="Hyperlink"/>
@@ -29094,7 +29802,7 @@
             <w:pPr>
               <w:pStyle w:val="Compact"/>
             </w:pPr>
-            <w:hyperlink ns1:id="rId227">
+            <w:hyperlink ns1:id="rId228">
               <w:r>
                 <w:rPr>
                   <w:rStyle w:val="Hyperlink"/>
@@ -29148,7 +29856,7 @@
             <w:pPr>
               <w:pStyle w:val="Compact"/>
             </w:pPr>
-            <w:hyperlink ns1:id="rId228">
+            <w:hyperlink ns1:id="rId229">
               <w:r>
                 <w:rPr>
                   <w:rStyle w:val="Hyperlink"/>
@@ -29202,7 +29910,7 @@
             <w:pPr>
               <w:pStyle w:val="Compact"/>
             </w:pPr>
-            <w:hyperlink ns1:id="rId229">
+            <w:hyperlink ns1:id="rId230">
               <w:r>
                 <w:rPr>
                   <w:rStyle w:val="Hyperlink"/>
@@ -29256,7 +29964,7 @@
             <w:pPr>
               <w:pStyle w:val="Compact"/>
             </w:pPr>
-            <w:hyperlink ns1:id="rId230">
+            <w:hyperlink ns1:id="rId231">
               <w:r>
                 <w:rPr>
                   <w:rStyle w:val="Hyperlink"/>
@@ -29310,7 +30018,7 @@
             <w:pPr>
               <w:pStyle w:val="Compact"/>
             </w:pPr>
-            <w:hyperlink ns1:id="rId231">
+            <w:hyperlink ns1:id="rId232">
               <w:r>
                 <w:rPr>
                   <w:rStyle w:val="Hyperlink"/>
@@ -29364,7 +30072,7 @@
             <w:pPr>
               <w:pStyle w:val="Compact"/>
             </w:pPr>
-            <w:hyperlink ns1:id="rId232">
+            <w:hyperlink ns1:id="rId233">
               <w:r>
                 <w:rPr>
                   <w:rStyle w:val="Hyperlink"/>
@@ -29418,7 +30126,7 @@
             <w:pPr>
               <w:pStyle w:val="Compact"/>
             </w:pPr>
-            <w:hyperlink ns1:id="rId233">
+            <w:hyperlink ns1:id="rId234">
               <w:r>
                 <w:rPr>
                   <w:rStyle w:val="Hyperlink"/>
@@ -29472,7 +30180,7 @@
             <w:pPr>
               <w:pStyle w:val="Compact"/>
             </w:pPr>
-            <w:hyperlink ns1:id="rId234">
+            <w:hyperlink ns1:id="rId235">
               <w:r>
                 <w:rPr>
                   <w:rStyle w:val="Hyperlink"/>
@@ -29526,7 +30234,7 @@
             <w:pPr>
               <w:pStyle w:val="Compact"/>
             </w:pPr>
-            <w:hyperlink ns1:id="rId235">
+            <w:hyperlink ns1:id="rId236">
               <w:r>
                 <w:rPr>
                   <w:rStyle w:val="Hyperlink"/>
@@ -29580,7 +30288,7 @@
             <w:pPr>
               <w:pStyle w:val="Compact"/>
             </w:pPr>
-            <w:hyperlink ns1:id="rId236">
+            <w:hyperlink ns1:id="rId237">
               <w:r>
                 <w:rPr>
                   <w:rStyle w:val="Hyperlink"/>
@@ -29634,7 +30342,7 @@
             <w:pPr>
               <w:pStyle w:val="Compact"/>
             </w:pPr>
-            <w:hyperlink ns1:id="rId237">
+            <w:hyperlink ns1:id="rId238">
               <w:r>
                 <w:rPr>
                   <w:rStyle w:val="Hyperlink"/>
@@ -29688,7 +30396,7 @@
             <w:pPr>
               <w:pStyle w:val="Compact"/>
             </w:pPr>
-            <w:hyperlink ns1:id="rId238">
+            <w:hyperlink ns1:id="rId239">
               <w:r>
                 <w:rPr>
                   <w:rStyle w:val="Hyperlink"/>
@@ -29742,7 +30450,7 @@
             <w:pPr>
               <w:pStyle w:val="Compact"/>
             </w:pPr>
-            <w:hyperlink ns1:id="rId239">
+            <w:hyperlink ns1:id="rId240">
               <w:r>
                 <w:rPr>
                   <w:rStyle w:val="Hyperlink"/>
@@ -29796,7 +30504,7 @@
             <w:pPr>
               <w:pStyle w:val="Compact"/>
             </w:pPr>
-            <w:hyperlink ns1:id="rId240">
+            <w:hyperlink ns1:id="rId241">
               <w:r>
                 <w:rPr>
                   <w:rStyle w:val="Hyperlink"/>
@@ -29850,7 +30558,7 @@
             <w:pPr>
               <w:pStyle w:val="Compact"/>
             </w:pPr>
-            <w:hyperlink ns1:id="rId241">
+            <w:hyperlink ns1:id="rId242">
               <w:r>
                 <w:rPr>
                   <w:rStyle w:val="Hyperlink"/>
@@ -29904,7 +30612,7 @@
             <w:pPr>
               <w:pStyle w:val="Compact"/>
             </w:pPr>
-            <w:hyperlink ns1:id="rId242">
+            <w:hyperlink ns1:id="rId243">
               <w:r>
                 <w:rPr>
                   <w:rStyle w:val="Hyperlink"/>
@@ -29958,7 +30666,7 @@
             <w:pPr>
               <w:pStyle w:val="Compact"/>
             </w:pPr>
-            <w:hyperlink ns1:id="rId243">
+            <w:hyperlink ns1:id="rId244">
               <w:r>
                 <w:rPr>
                   <w:rStyle w:val="Hyperlink"/>
@@ -30012,7 +30720,7 @@
             <w:pPr>
               <w:pStyle w:val="Compact"/>
             </w:pPr>
-            <w:hyperlink ns1:id="rId244">
+            <w:hyperlink ns1:id="rId245">
               <w:r>
                 <w:rPr>
                   <w:rStyle w:val="Hyperlink"/>
@@ -30066,7 +30774,7 @@
             <w:pPr>
               <w:pStyle w:val="Compact"/>
             </w:pPr>
-            <w:hyperlink ns1:id="rId245">
+            <w:hyperlink ns1:id="rId246">
               <w:r>
                 <w:rPr>
                   <w:rStyle w:val="Hyperlink"/>
@@ -30120,7 +30828,7 @@
             <w:pPr>
               <w:pStyle w:val="Compact"/>
             </w:pPr>
-            <w:hyperlink ns1:id="rId246">
+            <w:hyperlink ns1:id="rId247">
               <w:r>
                 <w:rPr>
                   <w:rStyle w:val="Hyperlink"/>
@@ -30174,7 +30882,7 @@
             <w:pPr>
               <w:pStyle w:val="Compact"/>
             </w:pPr>
-            <w:hyperlink ns1:id="rId247">
+            <w:hyperlink ns1:id="rId248">
               <w:r>
                 <w:rPr>
                   <w:rStyle w:val="Hyperlink"/>
@@ -30186,15 +30894,15 @@
         </w:tc>
       </w:tr>
     </w:tbl>
-    <w:bookmarkEnd w:id="248"/>
+    <w:bookmarkEnd w:id="249"/>
     <w:p>
       <w:r>
         <w:br w:type="page"/>
       </w:r>
     </w:p>
-    <w:bookmarkEnd w:id="249"/>
     <w:bookmarkEnd w:id="250"/>
-    <w:bookmarkStart w:id="272" w:name="shared-elements"/>
+    <w:bookmarkEnd w:id="251"/>
+    <w:bookmarkStart w:id="273" w:name="shared-elements"/>
     <w:p>
       <w:pPr>
         <w:pStyle w:val="berschrift1"/>
@@ -30203,7 +30911,7 @@
         <w:t xml:space="preserve">Shared Elements</w:t>
       </w:r>
     </w:p>
-    <w:bookmarkStart w:id="251" w:name="reference-classes"/>
+    <w:bookmarkStart w:id="252" w:name="reference-classes"/>
     <w:p>
       <w:pPr>
         <w:pStyle w:val="berschrift2"/>
@@ -30365,8 +31073,8 @@
         <w:t xml:space="preserve">, since the local reference remains unchanged even if the linked entity changes later</w:t>
       </w:r>
     </w:p>
-    <w:bookmarkEnd w:id="251"/>
-    <w:bookmarkStart w:id="254" w:name="class-personreference"/>
+    <w:bookmarkEnd w:id="252"/>
+    <w:bookmarkStart w:id="255" w:name="class-personreference"/>
     <w:p>
       <w:pPr>
         <w:pStyle w:val="berschrift2"/>
@@ -30395,7 +31103,7 @@
         <w:t xml:space="preserve">__</w:t>
       </w:r>
     </w:p>
-    <w:bookmarkStart w:id="252" w:name="attribute-13"/>
+    <w:bookmarkStart w:id="253" w:name="attribute-13"/>
     <w:p>
       <w:pPr>
         <w:pStyle w:val="berschrift3"/>
@@ -30824,8 +31532,8 @@
         </w:tc>
       </w:tr>
     </w:tbl>
-    <w:bookmarkEnd w:id="252"/>
-    <w:bookmarkStart w:id="253" w:name="usages-13"/>
+    <w:bookmarkEnd w:id="253"/>
+    <w:bookmarkStart w:id="254" w:name="usages-13"/>
     <w:p>
       <w:pPr>
         <w:pStyle w:val="berschrift3"/>
@@ -31027,9 +31735,9 @@
         </w:tc>
       </w:tr>
     </w:tbl>
-    <w:bookmarkEnd w:id="253"/>
     <w:bookmarkEnd w:id="254"/>
-    <w:bookmarkStart w:id="257" w:name="class-groupreference"/>
+    <w:bookmarkEnd w:id="255"/>
+    <w:bookmarkStart w:id="258" w:name="class-groupreference"/>
     <w:p>
       <w:pPr>
         <w:pStyle w:val="berschrift2"/>
@@ -31058,7 +31766,7 @@
         <w:t xml:space="preserve">__</w:t>
       </w:r>
     </w:p>
-    <w:bookmarkStart w:id="255" w:name="attribute-14"/>
+    <w:bookmarkStart w:id="256" w:name="attribute-14"/>
     <w:p>
       <w:pPr>
         <w:pStyle w:val="berschrift3"/>
@@ -31432,8 +32140,8 @@
         </w:tc>
       </w:tr>
     </w:tbl>
-    <w:bookmarkEnd w:id="255"/>
-    <w:bookmarkStart w:id="256" w:name="usages-14"/>
+    <w:bookmarkEnd w:id="256"/>
+    <w:bookmarkStart w:id="257" w:name="usages-14"/>
     <w:p>
       <w:pPr>
         <w:pStyle w:val="berschrift3"/>
@@ -31574,9 +32282,9 @@
         </w:tc>
       </w:tr>
     </w:tbl>
-    <w:bookmarkEnd w:id="256"/>
     <w:bookmarkEnd w:id="257"/>
-    <w:bookmarkStart w:id="258" w:name="reused-classes"/>
+    <w:bookmarkEnd w:id="258"/>
+    <w:bookmarkStart w:id="259" w:name="reused-classes"/>
     <w:p>
       <w:pPr>
         <w:pStyle w:val="berschrift2"/>
@@ -31585,8 +32293,8 @@
         <w:t xml:space="preserve">Reused Classes</w:t>
       </w:r>
     </w:p>
-    <w:bookmarkEnd w:id="258"/>
-    <w:bookmarkStart w:id="265" w:name="class-address"/>
+    <w:bookmarkEnd w:id="259"/>
+    <w:bookmarkStart w:id="266" w:name="class-address"/>
     <w:p>
       <w:pPr>
         <w:pStyle w:val="berschrift2"/>
@@ -31615,7 +32323,7 @@
         <w:t xml:space="preserve">__</w:t>
       </w:r>
     </w:p>
-    <w:bookmarkStart w:id="260" w:name="attribute-15"/>
+    <w:bookmarkStart w:id="261" w:name="attribute-15"/>
     <w:p>
       <w:pPr>
         <w:pStyle w:val="berschrift3"/>
@@ -31987,7 +32695,7 @@
         </w:tc>
       </w:tr>
     </w:tbl>
-    <w:bookmarkStart w:id="259" w:name="constraints-4"/>
+    <w:bookmarkStart w:id="260" w:name="constraints-4"/>
     <w:p>
       <w:pPr>
         <w:pStyle w:val="berschrift5"/>
@@ -32038,9 +32746,9 @@
         </w:r>
       </w:hyperlink>
     </w:p>
-    <w:bookmarkEnd w:id="259"/>
     <w:bookmarkEnd w:id="260"/>
-    <w:bookmarkStart w:id="261" w:name="usages-15"/>
+    <w:bookmarkEnd w:id="261"/>
+    <w:bookmarkStart w:id="262" w:name="usages-15"/>
     <w:p>
       <w:pPr>
         <w:pStyle w:val="berschrift3"/>
@@ -32242,8 +32950,8 @@
         </w:tc>
       </w:tr>
     </w:tbl>
-    <w:bookmarkEnd w:id="261"/>
-    <w:bookmarkStart w:id="264" w:name="examples-4"/>
+    <w:bookmarkEnd w:id="262"/>
+    <w:bookmarkStart w:id="265" w:name="examples-4"/>
     <w:p>
       <w:pPr>
         <w:pStyle w:val="berschrift3"/>
@@ -32252,7 +32960,7 @@
         <w:t xml:space="preserve">Examples</w:t>
       </w:r>
     </w:p>
-    <w:bookmarkStart w:id="262" w:name="example-swiss-politicians-beat-jans-1"/>
+    <w:bookmarkStart w:id="263" w:name="example-swiss-politicians-beat-jans-1"/>
     <w:p>
       <w:pPr>
         <w:pStyle w:val="berschrift4"/>
@@ -32305,8 +33013,8 @@
         <w:t xml:space="preserve"> Basel-Stadt</w:t>
       </w:r>
     </w:p>
-    <w:bookmarkEnd w:id="262"/>
-    <w:bookmarkStart w:id="263" w:name="example-groups-it-1"/>
+    <w:bookmarkEnd w:id="263"/>
+    <w:bookmarkStart w:id="264" w:name="example-groups-it-1"/>
     <w:p>
       <w:pPr>
         <w:pStyle w:val="berschrift4"/>
@@ -32449,10 +33157,10 @@
         <w:t xml:space="preserve"> CH</w:t>
       </w:r>
     </w:p>
-    <w:bookmarkEnd w:id="263"/>
     <w:bookmarkEnd w:id="264"/>
     <w:bookmarkEnd w:id="265"/>
-    <w:bookmarkStart w:id="268" w:name="enum-addresstypeenum"/>
+    <w:bookmarkEnd w:id="266"/>
+    <w:bookmarkStart w:id="269" w:name="enum-addresstypeenum"/>
     <w:p>
       <w:pPr>
         <w:pStyle w:val="berschrift2"/>
@@ -32491,7 +33199,7 @@
       <w:r>
         <w:t xml:space="preserve"> </w:t>
       </w:r>
-      <w:hyperlink ns1:id="rId266">
+      <w:hyperlink ns1:id="rId267">
         <w:r>
           <w:rPr>
             <w:rStyle w:val="Hyperlink"/>
@@ -32500,7 +33208,7 @@
         </w:r>
       </w:hyperlink>
     </w:p>
-    <w:bookmarkStart w:id="267" w:name="permissible-values-7"/>
+    <w:bookmarkStart w:id="268" w:name="permissible-values-7"/>
     <w:p>
       <w:pPr>
         <w:pStyle w:val="berschrift3"/>
@@ -32627,9 +33335,9 @@
         </w:tc>
       </w:tr>
     </w:tbl>
-    <w:bookmarkEnd w:id="267"/>
     <w:bookmarkEnd w:id="268"/>
-    <w:bookmarkStart w:id="271" w:name="class-contact"/>
+    <w:bookmarkEnd w:id="269"/>
+    <w:bookmarkStart w:id="272" w:name="class-contact"/>
     <w:p>
       <w:pPr>
         <w:pStyle w:val="berschrift2"/>
@@ -32658,7 +33366,7 @@
         <w:t xml:space="preserve">__</w:t>
       </w:r>
     </w:p>
-    <w:bookmarkStart w:id="269" w:name="attribute-16"/>
+    <w:bookmarkStart w:id="270" w:name="attribute-16"/>
     <w:p>
       <w:pPr>
         <w:pStyle w:val="berschrift3"/>
@@ -32877,8 +33585,8 @@
         </w:tc>
       </w:tr>
     </w:tbl>
-    <w:bookmarkEnd w:id="269"/>
-    <w:bookmarkStart w:id="270" w:name="usages-16"/>
+    <w:bookmarkEnd w:id="270"/>
+    <w:bookmarkStart w:id="271" w:name="usages-16"/>
     <w:p>
       <w:pPr>
         <w:pStyle w:val="berschrift3"/>
@@ -33080,9 +33788,9 @@
         </w:tc>
       </w:tr>
     </w:tbl>
-    <w:bookmarkEnd w:id="270"/>
     <w:bookmarkEnd w:id="271"/>
     <w:bookmarkEnd w:id="272"/>
+    <w:bookmarkEnd w:id="273"/>
     <w:sectPr>
       <w:headerReference ns1:id="rId9" w:type="even"/>
       <w:headerReference ns1:id="rId10" w:type="default"/>

--- a/ech-0294_actors/output/ech-0294_actors_en.docx
+++ b/ech-0294_actors/output/ech-0294_actors_en.docx
@@ -20323,7 +20323,7 @@
               <w:pStyle w:val="Compact"/>
             </w:pPr>
             <w:r>
-              <w:t xml:space="preserve">Commission appointed by the government to advise the administration on an ongoing basis or to decide in its stead. What sets it apart from a parliamentary committee is not its position in the hierarchy but its composition and legal basis: its members are external experts and interest-group representatives rather than members of the council, and it rests on the law governing the organisation of the government and the administration rather than on parliament law. The type exists at federal and at cantonal level alike, sometimes under a different name (e.g., the federal Competition Commission; the commissions extraparlementaires in the canton of Vaud; the commissions of the government council in the canton of Zurich).</w:t>
+              <w:t xml:space="preserve">Commission normally appointed by the government to advise the administration on an ongoing basis or to decide in its stead. What sets it apart from a parliamentary committee is not its position in the hierarchy but its composition and legal basis: its members are external experts and interest-group representatives rather than members of the council, and it rests on the law governing the organisation of the government and the administration rather than on parliament law. The type exists at federal and at cantonal level alike (e.g., the federal Competition Commission; the commissions extraparlementaires in the canton of Vaud). A committee whose members are members of the council is not covered by this value even when it is attached to the executive; it is recorded as a committee or an ad hoc committee with the executive council as its parent group.</w:t>
             </w:r>
           </w:p>
         </w:tc>

--- a/ech-0294_actors/output/ech-0294_actors_en.docx
+++ b/ech-0294_actors/output/ech-0294_actors_en.docx
@@ -17642,6 +17642,36 @@
         <w:rPr>
           <w:rStyle w:val="FunctionTok"/>
         </w:rPr>
+        <w:t xml:space="preserve">parent_groups</w:t>
+      </w:r>
+      <w:r>
+        <w:rPr>
+          <w:rStyle w:val="KeywordTok"/>
+        </w:rPr>
+        <w:t xml:space="preserve">:</w:t>
+      </w:r>
+      <w:r>
+        <w:br/>
+      </w:r>
+      <w:r>
+        <w:rPr>
+          <w:rStyle w:val="KeywordTok"/>
+        </w:rPr>
+        <w:t xml:space="preserve">-</w:t>
+      </w:r>
+      <w:r>
+        <w:rPr>
+          <w:rStyle w:val="AttributeTok"/>
+        </w:rPr>
+        <w:t xml:space="preserve"> https://www.ar.ch/kantonsrat/</w:t>
+      </w:r>
+      <w:r>
+        <w:br/>
+      </w:r>
+      <w:r>
+        <w:rPr>
+          <w:rStyle w:val="FunctionTok"/>
+        </w:rPr>
         <w:t xml:space="preserve">abbreviation</w:t>
       </w:r>
       <w:r>
@@ -19461,7 +19491,73 @@
           <w:i/>
           <w:iCs/>
         </w:rPr>
-        <w:t xml:space="preserve">Types of political groups and organizations.</w:t>
+        <w:t xml:space="preserve">Types of political groups and organizations. Three conventions govern this vocabulary.</w:t>
+      </w:r>
+    </w:p>
+    <w:p>
+      <w:pPr>
+        <w:pStyle w:val="Textkrper"/>
+      </w:pPr>
+      <w:r>
+        <w:t xml:space="preserve">__</w:t>
+      </w:r>
+    </w:p>
+    <w:p>
+      <w:pPr>
+        <w:pStyle w:val="Textkrper"/>
+      </w:pPr>
+      <w:r>
+        <w:rPr>
+          <w:i/>
+          <w:iCs/>
+        </w:rPr>
+        <w:t xml:space="preserve">First, the value states the political function, while the designation used locally is preserved in the group’s label. The same body is called Büro in one canton, Ratsleitung or Geschäftsleitung in another, Ufficio presidenziale in Ticino; all of these are recorded as council_bureau so that they remain comparable across cantons and levels, without the local name being lost.</w:t>
+      </w:r>
+    </w:p>
+    <w:p>
+      <w:pPr>
+        <w:pStyle w:val="Textkrper"/>
+      </w:pPr>
+      <w:r>
+        <w:t xml:space="preserve">__</w:t>
+      </w:r>
+    </w:p>
+    <w:p>
+      <w:pPr>
+        <w:pStyle w:val="Textkrper"/>
+      </w:pPr>
+      <w:r>
+        <w:rPr>
+          <w:i/>
+          <w:iCs/>
+        </w:rPr>
+        <w:t xml:space="preserve">Second, values that belong together share a prefix. The council</w:t>
+      </w:r>
+      <w:r>
+        <w:t xml:space="preserve"> </w:t>
+      </w:r>
+      <w:r>
+        <w:t xml:space="preserve">family covers the councils and their bodies, and it deliberately does not distinguish by council: a state chancellery serves the executive, parliamentary services serve the legislature, yet both are a council_secretariat. Which council a body belongs to follows from its parent group, not from its type. The committee_ family works the same way, with committee as the base case and committee_ad_hoc and committee_extraparliamentary as its qualified variants._</w:t>
+      </w:r>
+    </w:p>
+    <w:p>
+      <w:pPr>
+        <w:pStyle w:val="Textkrper"/>
+      </w:pPr>
+      <w:r>
+        <w:t xml:space="preserve">__</w:t>
+      </w:r>
+    </w:p>
+    <w:p>
+      <w:pPr>
+        <w:pStyle w:val="Textkrper"/>
+      </w:pPr>
+      <w:r>
+        <w:rPr>
+          <w:i/>
+          <w:iCs/>
+        </w:rPr>
+        <w:t xml:space="preserve">Third, this vocabulary does not record legal form. Whether an organization is an association, a foundation or a public limited company is stated in legal_form using the code list of the federal UID register; group_type remains reserved for the political function.</w:t>
       </w:r>
     </w:p>
     <w:p>
@@ -20323,7 +20419,7 @@
               <w:pStyle w:val="Compact"/>
             </w:pPr>
             <w:r>
-              <w:t xml:space="preserve">Commission normally appointed by the government to advise the administration on an ongoing basis or to decide in its stead. What sets it apart from a parliamentary committee is not its position in the hierarchy but its composition and legal basis: its members are external experts and interest-group representatives rather than members of the council, and it rests on the law governing the organisation of the government and the administration rather than on parliament law. The type exists at federal and at cantonal level alike (e.g., the federal Competition Commission; the commissions extraparlementaires in the canton of Vaud). A committee whose members are members of the council is not covered by this value even when it is attached to the executive; it is recorded as a committee or an ad hoc committee with the executive council as its parent group.</w:t>
+              <w:t xml:space="preserve">Commission normally appointed by the government to advise the administration in its field and to give its business a first reading; some also hold decision-making powers of their own. What sets it apart from a parliamentary committee are its composition and its legal basis: its members are external experts and interest-group representatives rather than members of the council, and it rests on the law governing the organisation of the government and the administration rather than on parliament law. The type exists at federal and at cantonal level alike (e.g., the federal Competition Commission; the commissions extraparlementaires in the canton of Vaud). A committee whose members are members of the council is not covered by this value even when it is attached to the executive; it is recorded as a committee or an ad hoc committee with the executive council as its parent group.</w:t>
             </w:r>
           </w:p>
         </w:tc>

--- a/ech-0294_actors/output/ech-0294_actors_en.docx
+++ b/ech-0294_actors/output/ech-0294_actors_en.docx
@@ -12777,7 +12777,7 @@
     </w:p>
     <w:bookmarkEnd w:id="125"/>
     <w:bookmarkEnd w:id="126"/>
-    <w:bookmarkStart w:id="171" w:name="groups-and-bodies-groups"/>
+    <w:bookmarkStart w:id="173" w:name="groups-and-bodies-groups"/>
     <w:p>
       <w:pPr>
         <w:pStyle w:val="berschrift1"/>
@@ -12958,7 +12958,7 @@
         <w:t xml:space="preserve">, it is possible to represent, for example, committees that exist only during a legislative period, or renamings and mergers of parties.</w:t>
       </w:r>
     </w:p>
-    <w:bookmarkStart w:id="141" w:name="class-group"/>
+    <w:bookmarkStart w:id="143" w:name="class-group"/>
     <w:p>
       <w:pPr>
         <w:pStyle w:val="berschrift2"/>
@@ -14580,7 +14580,7 @@
       </w:tr>
     </w:tbl>
     <w:bookmarkEnd w:id="128"/>
-    <w:bookmarkStart w:id="140" w:name="examples-2"/>
+    <w:bookmarkStart w:id="142" w:name="examples-2"/>
     <w:p>
       <w:pPr>
         <w:pStyle w:val="berschrift3"/>
@@ -16089,13 +16089,13 @@
       </w:r>
     </w:p>
     <w:bookmarkEnd w:id="132"/>
-    <w:bookmarkStart w:id="133" w:name="Xdb28ec376d931403e499391f61b1cb7e53977b7"/>
+    <w:bookmarkStart w:id="133" w:name="example-groups-de"/>
     <w:p>
       <w:pPr>
         <w:pStyle w:val="berschrift4"/>
       </w:pPr>
       <w:r>
-        <w:t xml:space="preserve">Example: State chancellery as the staff unit of the executive</w:t>
+        <w:t xml:space="preserve">Example: groups de</w:t>
       </w:r>
     </w:p>
     <w:p>
@@ -16124,7 +16124,7 @@
         <w:rPr>
           <w:rStyle w:val="DecValTok"/>
         </w:rPr>
-        <w:t xml:space="preserve">7172</w:t>
+        <w:t xml:space="preserve">34</w:t>
       </w:r>
       <w:r>
         <w:br/>
@@ -16145,7 +16145,7 @@
         <w:rPr>
           <w:rStyle w:val="AttributeTok"/>
         </w:rPr>
-        <w:t xml:space="preserve"> https://www.bs.ch/regierungsrat/staatskanzlei</w:t>
+        <w:t xml:space="preserve"> https://www.ar.ch/kantonsrat/</w:t>
       </w:r>
       <w:r>
         <w:br/>
@@ -16193,7 +16193,7 @@
         <w:rPr>
           <w:rStyle w:val="AttributeTok"/>
         </w:rPr>
-        <w:t xml:space="preserve"> Staatskanzlei Basel-Stadt</w:t>
+        <w:t xml:space="preserve"> Kantonsrat Appenzell Ausserrhoden</w:t>
       </w:r>
       <w:r>
         <w:br/>
@@ -16229,36 +16229,6 @@
         <w:rPr>
           <w:rStyle w:val="FunctionTok"/>
         </w:rPr>
-        <w:t xml:space="preserve">parent_groups</w:t>
-      </w:r>
-      <w:r>
-        <w:rPr>
-          <w:rStyle w:val="KeywordTok"/>
-        </w:rPr>
-        <w:t xml:space="preserve">:</w:t>
-      </w:r>
-      <w:r>
-        <w:br/>
-      </w:r>
-      <w:r>
-        <w:rPr>
-          <w:rStyle w:val="KeywordTok"/>
-        </w:rPr>
-        <w:t xml:space="preserve">-</w:t>
-      </w:r>
-      <w:r>
-        <w:rPr>
-          <w:rStyle w:val="AttributeTok"/>
-        </w:rPr>
-        <w:t xml:space="preserve"> https://www.regierungsrat.bs.ch/</w:t>
-      </w:r>
-      <w:r>
-        <w:br/>
-      </w:r>
-      <w:r>
-        <w:rPr>
-          <w:rStyle w:val="FunctionTok"/>
-        </w:rPr>
         <w:t xml:space="preserve">group_type</w:t>
       </w:r>
       <w:r>
@@ -16292,7 +16262,7 @@
         <w:rPr>
           <w:rStyle w:val="AttributeTok"/>
         </w:rPr>
-        <w:t xml:space="preserve"> council_secretariat</w:t>
+        <w:t xml:space="preserve"> council_legislative</w:t>
       </w:r>
       <w:r>
         <w:br/>
@@ -16319,7 +16289,7 @@
         <w:rPr>
           <w:rStyle w:val="AttributeTok"/>
         </w:rPr>
-        <w:t xml:space="preserve"> Staatskanzlei</w:t>
+        <w:t xml:space="preserve"> Parlament (Legislativrat)</w:t>
       </w:r>
       <w:r>
         <w:br/>
@@ -16340,17 +16310,17 @@
         <w:rPr>
           <w:rStyle w:val="AttributeTok"/>
         </w:rPr>
-        <w:t xml:space="preserve"> https://ld.admin.ch/canton/12</w:t>
+        <w:t xml:space="preserve"> https://ld.admin.ch/canton/15</w:t>
       </w:r>
     </w:p>
     <w:bookmarkEnd w:id="133"/>
-    <w:bookmarkStart w:id="134" w:name="example-executive-council-of-a-canton"/>
+    <w:bookmarkStart w:id="134" w:name="Xdb28ec376d931403e499391f61b1cb7e53977b7"/>
     <w:p>
       <w:pPr>
         <w:pStyle w:val="berschrift4"/>
       </w:pPr>
       <w:r>
-        <w:t xml:space="preserve">Example: Executive council of a canton</w:t>
+        <w:t xml:space="preserve">Example: State chancellery as the staff unit of the executive</w:t>
       </w:r>
     </w:p>
     <w:p>
@@ -16379,7 +16349,7 @@
         <w:rPr>
           <w:rStyle w:val="DecValTok"/>
         </w:rPr>
-        <w:t xml:space="preserve">1300</w:t>
+        <w:t xml:space="preserve">7172</w:t>
       </w:r>
       <w:r>
         <w:br/>
@@ -16400,6 +16370,111 @@
         <w:rPr>
           <w:rStyle w:val="AttributeTok"/>
         </w:rPr>
+        <w:t xml:space="preserve"> https://www.bs.ch/regierungsrat/staatskanzlei</w:t>
+      </w:r>
+      <w:r>
+        <w:br/>
+      </w:r>
+      <w:r>
+        <w:rPr>
+          <w:rStyle w:val="FunctionTok"/>
+        </w:rPr>
+        <w:t xml:space="preserve">label</w:t>
+      </w:r>
+      <w:r>
+        <w:rPr>
+          <w:rStyle w:val="KeywordTok"/>
+        </w:rPr>
+        <w:t xml:space="preserve">:</w:t>
+      </w:r>
+      <w:r>
+        <w:br/>
+      </w:r>
+      <w:r>
+        <w:rPr>
+          <w:rStyle w:val="KeywordTok"/>
+        </w:rPr>
+        <w:t xml:space="preserve">-</w:t>
+      </w:r>
+      <w:r>
+        <w:rPr>
+          <w:rStyle w:val="AttributeTok"/>
+        </w:rPr>
+        <w:t xml:space="preserve"> </w:t>
+      </w:r>
+      <w:r>
+        <w:rPr>
+          <w:rStyle w:val="FunctionTok"/>
+        </w:rPr>
+        <w:t xml:space="preserve">value</w:t>
+      </w:r>
+      <w:r>
+        <w:rPr>
+          <w:rStyle w:val="KeywordTok"/>
+        </w:rPr>
+        <w:t xml:space="preserve">:</w:t>
+      </w:r>
+      <w:r>
+        <w:rPr>
+          <w:rStyle w:val="AttributeTok"/>
+        </w:rPr>
+        <w:t xml:space="preserve"> Staatskanzlei Basel-Stadt</w:t>
+      </w:r>
+      <w:r>
+        <w:br/>
+      </w:r>
+      <w:r>
+        <w:rPr>
+          <w:rStyle w:val="AttributeTok"/>
+        </w:rPr>
+        <w:t xml:space="preserve">  </w:t>
+      </w:r>
+      <w:r>
+        <w:rPr>
+          <w:rStyle w:val="FunctionTok"/>
+        </w:rPr>
+        <w:t xml:space="preserve">language</w:t>
+      </w:r>
+      <w:r>
+        <w:rPr>
+          <w:rStyle w:val="KeywordTok"/>
+        </w:rPr>
+        <w:t xml:space="preserve">:</w:t>
+      </w:r>
+      <w:r>
+        <w:rPr>
+          <w:rStyle w:val="AttributeTok"/>
+        </w:rPr>
+        <w:t xml:space="preserve"> de</w:t>
+      </w:r>
+      <w:r>
+        <w:br/>
+      </w:r>
+      <w:r>
+        <w:rPr>
+          <w:rStyle w:val="FunctionTok"/>
+        </w:rPr>
+        <w:t xml:space="preserve">parent_groups</w:t>
+      </w:r>
+      <w:r>
+        <w:rPr>
+          <w:rStyle w:val="KeywordTok"/>
+        </w:rPr>
+        <w:t xml:space="preserve">:</w:t>
+      </w:r>
+      <w:r>
+        <w:br/>
+      </w:r>
+      <w:r>
+        <w:rPr>
+          <w:rStyle w:val="KeywordTok"/>
+        </w:rPr>
+        <w:t xml:space="preserve">-</w:t>
+      </w:r>
+      <w:r>
+        <w:rPr>
+          <w:rStyle w:val="AttributeTok"/>
+        </w:rPr>
         <w:t xml:space="preserve"> https://www.regierungsrat.bs.ch/</w:t>
       </w:r>
       <w:r>
@@ -16409,6 +16484,54 @@
         <w:rPr>
           <w:rStyle w:val="FunctionTok"/>
         </w:rPr>
+        <w:t xml:space="preserve">group_type</w:t>
+      </w:r>
+      <w:r>
+        <w:rPr>
+          <w:rStyle w:val="KeywordTok"/>
+        </w:rPr>
+        <w:t xml:space="preserve">:</w:t>
+      </w:r>
+      <w:r>
+        <w:br/>
+      </w:r>
+      <w:r>
+        <w:rPr>
+          <w:rStyle w:val="AttributeTok"/>
+        </w:rPr>
+        <w:t xml:space="preserve">  </w:t>
+      </w:r>
+      <w:r>
+        <w:rPr>
+          <w:rStyle w:val="FunctionTok"/>
+        </w:rPr>
+        <w:t xml:space="preserve">group_type_enum</w:t>
+      </w:r>
+      <w:r>
+        <w:rPr>
+          <w:rStyle w:val="KeywordTok"/>
+        </w:rPr>
+        <w:t xml:space="preserve">:</w:t>
+      </w:r>
+      <w:r>
+        <w:rPr>
+          <w:rStyle w:val="AttributeTok"/>
+        </w:rPr>
+        <w:t xml:space="preserve"> council_secretariat</w:t>
+      </w:r>
+      <w:r>
+        <w:br/>
+      </w:r>
+      <w:r>
+        <w:rPr>
+          <w:rStyle w:val="AttributeTok"/>
+        </w:rPr>
+        <w:t xml:space="preserve">  </w:t>
+      </w:r>
+      <w:r>
+        <w:rPr>
+          <w:rStyle w:val="FunctionTok"/>
+        </w:rPr>
         <w:t xml:space="preserve">label</w:t>
       </w:r>
       <w:r>
@@ -16418,133 +16541,10 @@
         <w:t xml:space="preserve">:</w:t>
       </w:r>
       <w:r>
-        <w:br/>
-      </w:r>
-      <w:r>
-        <w:rPr>
-          <w:rStyle w:val="KeywordTok"/>
-        </w:rPr>
-        <w:t xml:space="preserve">-</w:t>
-      </w:r>
-      <w:r>
-        <w:rPr>
-          <w:rStyle w:val="AttributeTok"/>
-        </w:rPr>
-        <w:t xml:space="preserve"> </w:t>
-      </w:r>
-      <w:r>
-        <w:rPr>
-          <w:rStyle w:val="FunctionTok"/>
-        </w:rPr>
-        <w:t xml:space="preserve">value</w:t>
-      </w:r>
-      <w:r>
-        <w:rPr>
-          <w:rStyle w:val="KeywordTok"/>
-        </w:rPr>
-        <w:t xml:space="preserve">:</w:t>
-      </w:r>
-      <w:r>
-        <w:rPr>
-          <w:rStyle w:val="AttributeTok"/>
-        </w:rPr>
-        <w:t xml:space="preserve"> Regierungsrat Basel-Stadt</w:t>
-      </w:r>
-      <w:r>
-        <w:br/>
-      </w:r>
-      <w:r>
-        <w:rPr>
-          <w:rStyle w:val="AttributeTok"/>
-        </w:rPr>
-        <w:t xml:space="preserve">  </w:t>
-      </w:r>
-      <w:r>
-        <w:rPr>
-          <w:rStyle w:val="FunctionTok"/>
-        </w:rPr>
-        <w:t xml:space="preserve">language</w:t>
-      </w:r>
-      <w:r>
-        <w:rPr>
-          <w:rStyle w:val="KeywordTok"/>
-        </w:rPr>
-        <w:t xml:space="preserve">:</w:t>
-      </w:r>
-      <w:r>
-        <w:rPr>
-          <w:rStyle w:val="AttributeTok"/>
-        </w:rPr>
-        <w:t xml:space="preserve"> de</w:t>
-      </w:r>
-      <w:r>
-        <w:br/>
-      </w:r>
-      <w:r>
-        <w:rPr>
-          <w:rStyle w:val="FunctionTok"/>
-        </w:rPr>
-        <w:t xml:space="preserve">group_type</w:t>
-      </w:r>
-      <w:r>
-        <w:rPr>
-          <w:rStyle w:val="KeywordTok"/>
-        </w:rPr>
-        <w:t xml:space="preserve">:</w:t>
-      </w:r>
-      <w:r>
-        <w:br/>
-      </w:r>
-      <w:r>
-        <w:rPr>
-          <w:rStyle w:val="AttributeTok"/>
-        </w:rPr>
-        <w:t xml:space="preserve">  </w:t>
-      </w:r>
-      <w:r>
-        <w:rPr>
-          <w:rStyle w:val="FunctionTok"/>
-        </w:rPr>
-        <w:t xml:space="preserve">group_type_enum</w:t>
-      </w:r>
-      <w:r>
-        <w:rPr>
-          <w:rStyle w:val="KeywordTok"/>
-        </w:rPr>
-        <w:t xml:space="preserve">:</w:t>
-      </w:r>
-      <w:r>
-        <w:rPr>
-          <w:rStyle w:val="AttributeTok"/>
-        </w:rPr>
-        <w:t xml:space="preserve"> council_executive</w:t>
-      </w:r>
-      <w:r>
-        <w:br/>
-      </w:r>
-      <w:r>
-        <w:rPr>
-          <w:rStyle w:val="AttributeTok"/>
-        </w:rPr>
-        <w:t xml:space="preserve">  </w:t>
-      </w:r>
-      <w:r>
-        <w:rPr>
-          <w:rStyle w:val="FunctionTok"/>
-        </w:rPr>
-        <w:t xml:space="preserve">label</w:t>
-      </w:r>
-      <w:r>
-        <w:rPr>
-          <w:rStyle w:val="KeywordTok"/>
-        </w:rPr>
-        <w:t xml:space="preserve">:</w:t>
-      </w:r>
-      <w:r>
-        <w:rPr>
-          <w:rStyle w:val="AttributeTok"/>
-        </w:rPr>
-        <w:t xml:space="preserve"> Regierung (Exekutivrat)</w:t>
+        <w:rPr>
+          <w:rStyle w:val="AttributeTok"/>
+        </w:rPr>
+        <w:t xml:space="preserve"> Staatskanzlei</w:t>
       </w:r>
       <w:r>
         <w:br/>
@@ -16569,13 +16569,13 @@
       </w:r>
     </w:p>
     <w:bookmarkEnd w:id="134"/>
-    <w:bookmarkStart w:id="135" w:name="X72c05f7f96f4112c79bfc24d7b835d7e6da714e"/>
+    <w:bookmarkStart w:id="135" w:name="example-executive-council-of-a-canton"/>
     <w:p>
       <w:pPr>
         <w:pStyle w:val="berschrift4"/>
       </w:pPr>
       <w:r>
-        <w:t xml:space="preserve">Example: Extra-parliamentary commission with decision-making powers</w:t>
+        <w:t xml:space="preserve">Example: Executive council of a canton</w:t>
       </w:r>
     </w:p>
     <w:p>
@@ -16586,6 +16586,33 @@
         <w:rPr>
           <w:rStyle w:val="FunctionTok"/>
         </w:rPr>
+        <w:t xml:space="preserve">local_id</w:t>
+      </w:r>
+      <w:r>
+        <w:rPr>
+          <w:rStyle w:val="KeywordTok"/>
+        </w:rPr>
+        <w:t xml:space="preserve">:</w:t>
+      </w:r>
+      <w:r>
+        <w:rPr>
+          <w:rStyle w:val="AttributeTok"/>
+        </w:rPr>
+        <w:t xml:space="preserve"> </w:t>
+      </w:r>
+      <w:r>
+        <w:rPr>
+          <w:rStyle w:val="DecValTok"/>
+        </w:rPr>
+        <w:t xml:space="preserve">1300</w:t>
+      </w:r>
+      <w:r>
+        <w:br/>
+      </w:r>
+      <w:r>
+        <w:rPr>
+          <w:rStyle w:val="FunctionTok"/>
+        </w:rPr>
         <w:t xml:space="preserve">global_uri</w:t>
       </w:r>
       <w:r>
@@ -16598,7 +16625,7 @@
         <w:rPr>
           <w:rStyle w:val="AttributeTok"/>
         </w:rPr>
-        <w:t xml:space="preserve"> https://www.weko.admin.ch/</w:t>
+        <w:t xml:space="preserve"> https://www.regierungsrat.bs.ch/</w:t>
       </w:r>
       <w:r>
         <w:br/>
@@ -16646,7 +16673,7 @@
         <w:rPr>
           <w:rStyle w:val="AttributeTok"/>
         </w:rPr>
-        <w:t xml:space="preserve"> Wettbewerbskommission</w:t>
+        <w:t xml:space="preserve"> Regierungsrat Basel-Stadt</w:t>
       </w:r>
       <w:r>
         <w:br/>
@@ -16680,33 +16707,15 @@
       </w:r>
       <w:r>
         <w:rPr>
-          <w:rStyle w:val="KeywordTok"/>
-        </w:rPr>
-        <w:t xml:space="preserve">-</w:t>
-      </w:r>
-      <w:r>
-        <w:rPr>
-          <w:rStyle w:val="AttributeTok"/>
-        </w:rPr>
-        <w:t xml:space="preserve"> </w:t>
-      </w:r>
-      <w:r>
-        <w:rPr>
-          <w:rStyle w:val="FunctionTok"/>
-        </w:rPr>
-        <w:t xml:space="preserve">value</w:t>
-      </w:r>
-      <w:r>
-        <w:rPr>
-          <w:rStyle w:val="KeywordTok"/>
-        </w:rPr>
-        <w:t xml:space="preserve">:</w:t>
-      </w:r>
-      <w:r>
-        <w:rPr>
-          <w:rStyle w:val="AttributeTok"/>
-        </w:rPr>
-        <w:t xml:space="preserve"> Commission de la concurrence</w:t>
+          <w:rStyle w:val="FunctionTok"/>
+        </w:rPr>
+        <w:t xml:space="preserve">group_type</w:t>
+      </w:r>
+      <w:r>
+        <w:rPr>
+          <w:rStyle w:val="KeywordTok"/>
+        </w:rPr>
+        <w:t xml:space="preserve">:</w:t>
       </w:r>
       <w:r>
         <w:br/>
@@ -16721,52 +16730,19 @@
         <w:rPr>
           <w:rStyle w:val="FunctionTok"/>
         </w:rPr>
-        <w:t xml:space="preserve">language</w:t>
-      </w:r>
-      <w:r>
-        <w:rPr>
-          <w:rStyle w:val="KeywordTok"/>
-        </w:rPr>
-        <w:t xml:space="preserve">:</w:t>
-      </w:r>
-      <w:r>
-        <w:rPr>
-          <w:rStyle w:val="AttributeTok"/>
-        </w:rPr>
-        <w:t xml:space="preserve"> fr</w:t>
-      </w:r>
-      <w:r>
-        <w:br/>
-      </w:r>
-      <w:r>
-        <w:rPr>
-          <w:rStyle w:val="KeywordTok"/>
-        </w:rPr>
-        <w:t xml:space="preserve">-</w:t>
-      </w:r>
-      <w:r>
-        <w:rPr>
-          <w:rStyle w:val="AttributeTok"/>
-        </w:rPr>
-        <w:t xml:space="preserve"> </w:t>
-      </w:r>
-      <w:r>
-        <w:rPr>
-          <w:rStyle w:val="FunctionTok"/>
-        </w:rPr>
-        <w:t xml:space="preserve">value</w:t>
-      </w:r>
-      <w:r>
-        <w:rPr>
-          <w:rStyle w:val="KeywordTok"/>
-        </w:rPr>
-        <w:t xml:space="preserve">:</w:t>
-      </w:r>
-      <w:r>
-        <w:rPr>
-          <w:rStyle w:val="AttributeTok"/>
-        </w:rPr>
-        <w:t xml:space="preserve"> Commissione della concorrenza</w:t>
+        <w:t xml:space="preserve">group_type_enum</w:t>
+      </w:r>
+      <w:r>
+        <w:rPr>
+          <w:rStyle w:val="KeywordTok"/>
+        </w:rPr>
+        <w:t xml:space="preserve">:</w:t>
+      </w:r>
+      <w:r>
+        <w:rPr>
+          <w:rStyle w:val="AttributeTok"/>
+        </w:rPr>
+        <w:t xml:space="preserve"> council_executive</w:t>
       </w:r>
       <w:r>
         <w:br/>
@@ -16781,465 +16757,6 @@
         <w:rPr>
           <w:rStyle w:val="FunctionTok"/>
         </w:rPr>
-        <w:t xml:space="preserve">language</w:t>
-      </w:r>
-      <w:r>
-        <w:rPr>
-          <w:rStyle w:val="KeywordTok"/>
-        </w:rPr>
-        <w:t xml:space="preserve">:</w:t>
-      </w:r>
-      <w:r>
-        <w:rPr>
-          <w:rStyle w:val="AttributeTok"/>
-        </w:rPr>
-        <w:t xml:space="preserve"> it</w:t>
-      </w:r>
-      <w:r>
-        <w:br/>
-      </w:r>
-      <w:r>
-        <w:rPr>
-          <w:rStyle w:val="FunctionTok"/>
-        </w:rPr>
-        <w:t xml:space="preserve">abbreviation</w:t>
-      </w:r>
-      <w:r>
-        <w:rPr>
-          <w:rStyle w:val="KeywordTok"/>
-        </w:rPr>
-        <w:t xml:space="preserve">:</w:t>
-      </w:r>
-      <w:r>
-        <w:br/>
-      </w:r>
-      <w:r>
-        <w:rPr>
-          <w:rStyle w:val="KeywordTok"/>
-        </w:rPr>
-        <w:t xml:space="preserve">-</w:t>
-      </w:r>
-      <w:r>
-        <w:rPr>
-          <w:rStyle w:val="AttributeTok"/>
-        </w:rPr>
-        <w:t xml:space="preserve"> </w:t>
-      </w:r>
-      <w:r>
-        <w:rPr>
-          <w:rStyle w:val="FunctionTok"/>
-        </w:rPr>
-        <w:t xml:space="preserve">value</w:t>
-      </w:r>
-      <w:r>
-        <w:rPr>
-          <w:rStyle w:val="KeywordTok"/>
-        </w:rPr>
-        <w:t xml:space="preserve">:</w:t>
-      </w:r>
-      <w:r>
-        <w:rPr>
-          <w:rStyle w:val="AttributeTok"/>
-        </w:rPr>
-        <w:t xml:space="preserve"> WEKO</w:t>
-      </w:r>
-      <w:r>
-        <w:br/>
-      </w:r>
-      <w:r>
-        <w:rPr>
-          <w:rStyle w:val="AttributeTok"/>
-        </w:rPr>
-        <w:t xml:space="preserve">  </w:t>
-      </w:r>
-      <w:r>
-        <w:rPr>
-          <w:rStyle w:val="FunctionTok"/>
-        </w:rPr>
-        <w:t xml:space="preserve">language</w:t>
-      </w:r>
-      <w:r>
-        <w:rPr>
-          <w:rStyle w:val="KeywordTok"/>
-        </w:rPr>
-        <w:t xml:space="preserve">:</w:t>
-      </w:r>
-      <w:r>
-        <w:rPr>
-          <w:rStyle w:val="AttributeTok"/>
-        </w:rPr>
-        <w:t xml:space="preserve"> de</w:t>
-      </w:r>
-      <w:r>
-        <w:br/>
-      </w:r>
-      <w:r>
-        <w:rPr>
-          <w:rStyle w:val="KeywordTok"/>
-        </w:rPr>
-        <w:t xml:space="preserve">-</w:t>
-      </w:r>
-      <w:r>
-        <w:rPr>
-          <w:rStyle w:val="AttributeTok"/>
-        </w:rPr>
-        <w:t xml:space="preserve"> </w:t>
-      </w:r>
-      <w:r>
-        <w:rPr>
-          <w:rStyle w:val="FunctionTok"/>
-        </w:rPr>
-        <w:t xml:space="preserve">value</w:t>
-      </w:r>
-      <w:r>
-        <w:rPr>
-          <w:rStyle w:val="KeywordTok"/>
-        </w:rPr>
-        <w:t xml:space="preserve">:</w:t>
-      </w:r>
-      <w:r>
-        <w:rPr>
-          <w:rStyle w:val="AttributeTok"/>
-        </w:rPr>
-        <w:t xml:space="preserve"> COMCO</w:t>
-      </w:r>
-      <w:r>
-        <w:br/>
-      </w:r>
-      <w:r>
-        <w:rPr>
-          <w:rStyle w:val="AttributeTok"/>
-        </w:rPr>
-        <w:t xml:space="preserve">  </w:t>
-      </w:r>
-      <w:r>
-        <w:rPr>
-          <w:rStyle w:val="FunctionTok"/>
-        </w:rPr>
-        <w:t xml:space="preserve">language</w:t>
-      </w:r>
-      <w:r>
-        <w:rPr>
-          <w:rStyle w:val="KeywordTok"/>
-        </w:rPr>
-        <w:t xml:space="preserve">:</w:t>
-      </w:r>
-      <w:r>
-        <w:rPr>
-          <w:rStyle w:val="AttributeTok"/>
-        </w:rPr>
-        <w:t xml:space="preserve"> fr</w:t>
-      </w:r>
-      <w:r>
-        <w:br/>
-      </w:r>
-      <w:r>
-        <w:rPr>
-          <w:rStyle w:val="KeywordTok"/>
-        </w:rPr>
-        <w:t xml:space="preserve">-</w:t>
-      </w:r>
-      <w:r>
-        <w:rPr>
-          <w:rStyle w:val="AttributeTok"/>
-        </w:rPr>
-        <w:t xml:space="preserve"> </w:t>
-      </w:r>
-      <w:r>
-        <w:rPr>
-          <w:rStyle w:val="FunctionTok"/>
-        </w:rPr>
-        <w:t xml:space="preserve">value</w:t>
-      </w:r>
-      <w:r>
-        <w:rPr>
-          <w:rStyle w:val="KeywordTok"/>
-        </w:rPr>
-        <w:t xml:space="preserve">:</w:t>
-      </w:r>
-      <w:r>
-        <w:rPr>
-          <w:rStyle w:val="AttributeTok"/>
-        </w:rPr>
-        <w:t xml:space="preserve"> COMCO</w:t>
-      </w:r>
-      <w:r>
-        <w:br/>
-      </w:r>
-      <w:r>
-        <w:rPr>
-          <w:rStyle w:val="AttributeTok"/>
-        </w:rPr>
-        <w:t xml:space="preserve">  </w:t>
-      </w:r>
-      <w:r>
-        <w:rPr>
-          <w:rStyle w:val="FunctionTok"/>
-        </w:rPr>
-        <w:t xml:space="preserve">language</w:t>
-      </w:r>
-      <w:r>
-        <w:rPr>
-          <w:rStyle w:val="KeywordTok"/>
-        </w:rPr>
-        <w:t xml:space="preserve">:</w:t>
-      </w:r>
-      <w:r>
-        <w:rPr>
-          <w:rStyle w:val="AttributeTok"/>
-        </w:rPr>
-        <w:t xml:space="preserve"> it</w:t>
-      </w:r>
-      <w:r>
-        <w:br/>
-      </w:r>
-      <w:r>
-        <w:rPr>
-          <w:rStyle w:val="FunctionTok"/>
-        </w:rPr>
-        <w:t xml:space="preserve">landing_page</w:t>
-      </w:r>
-      <w:r>
-        <w:rPr>
-          <w:rStyle w:val="KeywordTok"/>
-        </w:rPr>
-        <w:t xml:space="preserve">:</w:t>
-      </w:r>
-      <w:r>
-        <w:br/>
-      </w:r>
-      <w:r>
-        <w:rPr>
-          <w:rStyle w:val="KeywordTok"/>
-        </w:rPr>
-        <w:t xml:space="preserve">-</w:t>
-      </w:r>
-      <w:r>
-        <w:rPr>
-          <w:rStyle w:val="AttributeTok"/>
-        </w:rPr>
-        <w:t xml:space="preserve"> </w:t>
-      </w:r>
-      <w:r>
-        <w:rPr>
-          <w:rStyle w:val="FunctionTok"/>
-        </w:rPr>
-        <w:t xml:space="preserve">value</w:t>
-      </w:r>
-      <w:r>
-        <w:rPr>
-          <w:rStyle w:val="KeywordTok"/>
-        </w:rPr>
-        <w:t xml:space="preserve">:</w:t>
-      </w:r>
-      <w:r>
-        <w:rPr>
-          <w:rStyle w:val="AttributeTok"/>
-        </w:rPr>
-        <w:t xml:space="preserve"> https://www.weko.admin.ch/de</w:t>
-      </w:r>
-      <w:r>
-        <w:br/>
-      </w:r>
-      <w:r>
-        <w:rPr>
-          <w:rStyle w:val="AttributeTok"/>
-        </w:rPr>
-        <w:t xml:space="preserve">  </w:t>
-      </w:r>
-      <w:r>
-        <w:rPr>
-          <w:rStyle w:val="FunctionTok"/>
-        </w:rPr>
-        <w:t xml:space="preserve">language</w:t>
-      </w:r>
-      <w:r>
-        <w:rPr>
-          <w:rStyle w:val="KeywordTok"/>
-        </w:rPr>
-        <w:t xml:space="preserve">:</w:t>
-      </w:r>
-      <w:r>
-        <w:rPr>
-          <w:rStyle w:val="AttributeTok"/>
-        </w:rPr>
-        <w:t xml:space="preserve"> de</w:t>
-      </w:r>
-      <w:r>
-        <w:br/>
-      </w:r>
-      <w:r>
-        <w:rPr>
-          <w:rStyle w:val="KeywordTok"/>
-        </w:rPr>
-        <w:t xml:space="preserve">-</w:t>
-      </w:r>
-      <w:r>
-        <w:rPr>
-          <w:rStyle w:val="AttributeTok"/>
-        </w:rPr>
-        <w:t xml:space="preserve"> </w:t>
-      </w:r>
-      <w:r>
-        <w:rPr>
-          <w:rStyle w:val="FunctionTok"/>
-        </w:rPr>
-        <w:t xml:space="preserve">value</w:t>
-      </w:r>
-      <w:r>
-        <w:rPr>
-          <w:rStyle w:val="KeywordTok"/>
-        </w:rPr>
-        <w:t xml:space="preserve">:</w:t>
-      </w:r>
-      <w:r>
-        <w:rPr>
-          <w:rStyle w:val="AttributeTok"/>
-        </w:rPr>
-        <w:t xml:space="preserve"> https://www.weko.admin.ch/fr</w:t>
-      </w:r>
-      <w:r>
-        <w:br/>
-      </w:r>
-      <w:r>
-        <w:rPr>
-          <w:rStyle w:val="AttributeTok"/>
-        </w:rPr>
-        <w:t xml:space="preserve">  </w:t>
-      </w:r>
-      <w:r>
-        <w:rPr>
-          <w:rStyle w:val="FunctionTok"/>
-        </w:rPr>
-        <w:t xml:space="preserve">language</w:t>
-      </w:r>
-      <w:r>
-        <w:rPr>
-          <w:rStyle w:val="KeywordTok"/>
-        </w:rPr>
-        <w:t xml:space="preserve">:</w:t>
-      </w:r>
-      <w:r>
-        <w:rPr>
-          <w:rStyle w:val="AttributeTok"/>
-        </w:rPr>
-        <w:t xml:space="preserve"> fr</w:t>
-      </w:r>
-      <w:r>
-        <w:br/>
-      </w:r>
-      <w:r>
-        <w:rPr>
-          <w:rStyle w:val="KeywordTok"/>
-        </w:rPr>
-        <w:t xml:space="preserve">-</w:t>
-      </w:r>
-      <w:r>
-        <w:rPr>
-          <w:rStyle w:val="AttributeTok"/>
-        </w:rPr>
-        <w:t xml:space="preserve"> </w:t>
-      </w:r>
-      <w:r>
-        <w:rPr>
-          <w:rStyle w:val="FunctionTok"/>
-        </w:rPr>
-        <w:t xml:space="preserve">value</w:t>
-      </w:r>
-      <w:r>
-        <w:rPr>
-          <w:rStyle w:val="KeywordTok"/>
-        </w:rPr>
-        <w:t xml:space="preserve">:</w:t>
-      </w:r>
-      <w:r>
-        <w:rPr>
-          <w:rStyle w:val="AttributeTok"/>
-        </w:rPr>
-        <w:t xml:space="preserve"> https://www.weko.admin.ch/it</w:t>
-      </w:r>
-      <w:r>
-        <w:br/>
-      </w:r>
-      <w:r>
-        <w:rPr>
-          <w:rStyle w:val="AttributeTok"/>
-        </w:rPr>
-        <w:t xml:space="preserve">  </w:t>
-      </w:r>
-      <w:r>
-        <w:rPr>
-          <w:rStyle w:val="FunctionTok"/>
-        </w:rPr>
-        <w:t xml:space="preserve">language</w:t>
-      </w:r>
-      <w:r>
-        <w:rPr>
-          <w:rStyle w:val="KeywordTok"/>
-        </w:rPr>
-        <w:t xml:space="preserve">:</w:t>
-      </w:r>
-      <w:r>
-        <w:rPr>
-          <w:rStyle w:val="AttributeTok"/>
-        </w:rPr>
-        <w:t xml:space="preserve"> it</w:t>
-      </w:r>
-      <w:r>
-        <w:br/>
-      </w:r>
-      <w:r>
-        <w:rPr>
-          <w:rStyle w:val="FunctionTok"/>
-        </w:rPr>
-        <w:t xml:space="preserve">group_type</w:t>
-      </w:r>
-      <w:r>
-        <w:rPr>
-          <w:rStyle w:val